--- a/local_llm_es.docx
+++ b/local_llm_es.docx
@@ -4845,7 +4845,7 @@
       <w:pPr>
         <w:spacing w:before="60" w:after="60"/>
         <w:rPr>
-          <w:lang w:val="en-US"/>
+          <w:lang w:val="es-ES"/>
         </w:rPr>
       </w:pPr>
       <w:bookmarkStart w:id="11" w:name="_Toc230077234"/>
@@ -4854,7 +4854,7 @@
           <w:b/>
           <w:bCs/>
           <w:color w:val="2E75B6"/>
-          <w:lang w:val="en-US"/>
+          <w:lang w:val="es-ES"/>
         </w:rPr>
         <w:t xml:space="preserve">→  </w:t>
       </w:r>
@@ -4926,7 +4926,7 @@
           <w:rPr>
             <w:rStyle w:val="Hiperligao"/>
             <w:color w:val="2E75B6"/>
-            <w:lang w:val="en-US"/>
+            <w:lang w:val="es-ES"/>
           </w:rPr>
           <w:t>Ollama — LLMs locais</w:t>
         </w:r>
@@ -5146,7 +5146,41 @@
       </w:hyperlink>
     </w:p>
     <w:p>
-      <w:r>
+      <w:pPr>
+        <w:spacing w:before="60" w:after="60"/>
+        <w:rPr>
+          <w:lang w:val="en-US"/>
+        </w:rPr>
+      </w:pPr>
+      <w:r>
+        <w:rPr>
+          <w:b/>
+          <w:bCs/>
+          <w:color w:val="2E75B6"/>
+          <w:lang w:val="en-US"/>
+        </w:rPr>
+        <w:t xml:space="preserve">→  </w:t>
+      </w:r>
+      <w:hyperlink r:id="rId17" w:history="1">
+        <w:r>
+          <w:rPr>
+            <w:rStyle w:val="Hiperligao"/>
+            <w:lang w:val="en-US"/>
+          </w:rPr>
+          <w:t>Can I Run AI locally</w:t>
+        </w:r>
+      </w:hyperlink>
+    </w:p>
+    <w:p>
+      <w:pPr>
+        <w:rPr>
+          <w:lang w:val="en-US"/>
+        </w:rPr>
+      </w:pPr>
+      <w:r>
+        <w:rPr>
+          <w:lang w:val="en-US"/>
+        </w:rPr>
         <w:br w:type="page"/>
       </w:r>
     </w:p>
@@ -19723,7 +19757,7 @@
           </mc:Fallback>
         </mc:AlternateContent>
       </w:r>
-      <w:hyperlink r:id="rId17" w:history="1">
+      <w:hyperlink r:id="rId18" w:history="1">
         <w:r>
           <w:rPr>
             <w:rStyle w:val="Hiperligao"/>
@@ -19750,7 +19784,7 @@
         </w:rPr>
         <w:t xml:space="preserve">→  </w:t>
       </w:r>
-      <w:hyperlink r:id="rId18" w:history="1">
+      <w:hyperlink r:id="rId19" w:history="1">
         <w:r>
           <w:rPr>
             <w:rStyle w:val="Hiperligao"/>
@@ -19777,7 +19811,7 @@
         </w:rPr>
         <w:t xml:space="preserve">→  </w:t>
       </w:r>
-      <w:hyperlink r:id="rId19" w:history="1">
+      <w:hyperlink r:id="rId20" w:history="1">
         <w:r>
           <w:rPr>
             <w:rStyle w:val="Hiperligao"/>
@@ -19804,7 +19838,7 @@
         </w:rPr>
         <w:t xml:space="preserve">→  </w:t>
       </w:r>
-      <w:hyperlink r:id="rId20" w:history="1">
+      <w:hyperlink r:id="rId21" w:history="1">
         <w:r>
           <w:rPr>
             <w:rStyle w:val="Hiperligao"/>
@@ -19831,7 +19865,7 @@
         </w:rPr>
         <w:t xml:space="preserve">→  </w:t>
       </w:r>
-      <w:hyperlink r:id="rId21" w:history="1">
+      <w:hyperlink r:id="rId22" w:history="1">
         <w:r>
           <w:rPr>
             <w:rStyle w:val="Hiperligao"/>
@@ -19858,7 +19892,7 @@
         </w:rPr>
         <w:t xml:space="preserve">→  </w:t>
       </w:r>
-      <w:hyperlink r:id="rId22" w:history="1">
+      <w:hyperlink r:id="rId23" w:history="1">
         <w:r>
           <w:rPr>
             <w:rStyle w:val="Hiperligao"/>
@@ -19885,7 +19919,7 @@
         </w:rPr>
         <w:t xml:space="preserve">→  </w:t>
       </w:r>
-      <w:hyperlink r:id="rId23" w:history="1">
+      <w:hyperlink r:id="rId24" w:history="1">
         <w:r>
           <w:rPr>
             <w:rStyle w:val="Hiperligao"/>
@@ -19912,7 +19946,7 @@
         </w:rPr>
         <w:t xml:space="preserve">→  </w:t>
       </w:r>
-      <w:hyperlink r:id="rId24" w:history="1">
+      <w:hyperlink r:id="rId25" w:history="1">
         <w:r>
           <w:rPr>
             <w:rStyle w:val="Hiperligao"/>
@@ -19931,8 +19965,8 @@
       </w:pPr>
     </w:p>
     <w:sectPr>
-      <w:headerReference w:type="default" r:id="rId25"/>
-      <w:footerReference w:type="default" r:id="rId26"/>
+      <w:headerReference w:type="default" r:id="rId26"/>
+      <w:footerReference w:type="default" r:id="rId27"/>
       <w:pgSz w:w="11906" w:h="16838"/>
       <w:pgMar w:top="1134" w:right="1134" w:bottom="1134" w:left="1134" w:header="708" w:footer="708" w:gutter="0"/>
       <w:cols w:space="720"/>

--- a/local_llm_es.docx
+++ b/local_llm_es.docx
@@ -1653,7 +1653,7 @@
         <mc:AlternateContent>
           <mc:Choice Requires="wps">
             <w:drawing>
-              <wp:anchor distT="0" distB="0" distL="114300" distR="114300" simplePos="0" relativeHeight="251699200" behindDoc="0" locked="0" layoutInCell="1" allowOverlap="1" wp14:anchorId="25C6A7B2" wp14:editId="511C1DA5">
+              <wp:anchor distT="0" distB="0" distL="114300" distR="114300" simplePos="0" relativeHeight="251699200" behindDoc="0" locked="0" layoutInCell="1" allowOverlap="1" wp14:anchorId="7EEBA410" wp14:editId="3101F06D">
                 <wp:simplePos x="0" y="0"/>
                 <wp:positionH relativeFrom="column">
                   <wp:posOffset>0</wp:posOffset>
@@ -1700,7 +1700,7 @@
               </wp:anchor>
             </w:drawing>
           </mc:Choice>
-          <mc:Fallback xmlns:pic="http://schemas.openxmlformats.org/drawingml/2006/picture" xmlns:ns11="http://schemas.microsoft.com/office/drawing/2010/main" xmlns:a="http://schemas.openxmlformats.org/drawingml/2006/main">
+          <mc:Fallback xmlns:ns9="http://schemas.openxmlformats.org/drawingml/2006/picture" xmlns:ns5="http://schemas.openxmlformats.org/drawingml/2006/main" xmlns:ns11="http://schemas.microsoft.com/office/drawing/2010/main">
             <w:pict>
               <v:line w14:anchorId="16FFBEF1" id="Conexão Reta 2" o:spid="_x0000_s1026" style="position:absolute;z-index:251699200;visibility:visible;mso-wrap-style:square;mso-wrap-distance-left:9pt;mso-wrap-distance-top:0;mso-wrap-distance-right:9pt;mso-wrap-distance-bottom:0;mso-position-horizontal:absolute;mso-position-horizontal-relative:text;mso-position-vertical:absolute;mso-position-vertical-relative:text" from="0,-.05pt" to="484.2pt,-.05pt" o:gfxdata="UEsDBBQABgAIAAAAIQC2gziS/gAAAOEBAAATAAAAW0NvbnRlbnRfVHlwZXNdLnhtbJSRQU7DMBBF 90jcwfIWJU67QAgl6YK0S0CoHGBkTxKLZGx5TGhvj5O2G0SRWNoz/78nu9wcxkFMGNg6quQqL6RA 0s5Y6ir5vt9lD1JwBDIwOMJKHpHlpr69KfdHjyxSmriSfYz+USnWPY7AufNIadK6MEJMx9ApD/oD OlTrorhX2lFEilmcO2RdNtjC5xDF9pCuTyYBB5bi6bQ4syoJ3g9WQ0ymaiLzg5KdCXlKLjvcW893 SUOqXwnz5DrgnHtJTxOsQfEKIT7DmDSUCaxw7Rqn8787ZsmRM9e2VmPeBN4uqYvTtW7jvijg9N/y JsXecLq0q+WD6m8AAAD//wMAUEsDBBQABgAIAAAAIQA4/SH/1gAAAJQBAAALAAAAX3JlbHMvLnJl bHOkkMFqwzAMhu+DvYPRfXGawxijTi+j0GvpHsDYimMaW0Yy2fr2M4PBMnrbUb/Q94l/f/hMi1qR JVI2sOt6UJgd+ZiDgffL8ekFlFSbvV0oo4EbChzGx4f9GRdb25HMsYhqlCwG5lrLq9biZkxWOiqY 22YiTra2kYMu1l1tQD30/bPm3wwYN0x18gb45AdQl1tp5j/sFB2T0FQ7R0nTNEV3j6o9feQzro1i OWA14Fm+Q8a1a8+Bvu/d/dMb2JY5uiPbhG/ktn4cqGU/er3pcvwCAAD//wMAUEsDBBQABgAIAAAA IQCZ2PQonAEAAJQDAAAOAAAAZHJzL2Uyb0RvYy54bWysU01P3DAQvVfqf7B8Z5MAQm202T2A4FK1 qMAPMM54Y8n2WLbZZP99x97dLGorIRAXxx/z3sx7M1muJ2vYFkLU6DreLGrOwEnstdt0/Onx9uwb ZzEJ1wuDDjq+g8jXq69flqNv4RwHND0ERiQutqPv+JCSb6sqygGsiAv04OhRYbAi0TFsqj6Ikdit qc7r+qoaMfQ+oIQY6fZm/8hXhV8pkOmXUhESMx2n2lJZQ1mf81qtlqLdBOEHLQ9liA9UYYV2lHSm uhFJsJeg/6GyWgaMqNJCoq1QKS2haCA1Tf2XmodBeChayJzoZ5vi59HKn9trdx/IhtHHNvr7kFVM Ktj8pfrYVMzazWbBlJiky6vm8vvFJXkqj2/VCehDTHeAluVNx412WYdoxfZHTJSMQo8hdDilLru0 M5CDjfsNiumekjUFXaYCrk1gW0H9FFKCS03uIfGV6AxT2pgZWL8NPMRnKJSJeQ94RpTM6NIMttph +F/2NB1LVvv4owN73dmCZ+x3pSnFGmp9UXgY0zxbr88FfvqZVn8AAAD//wMAUEsDBBQABgAIAAAA IQCasyRQ4AAAAAkBAAAPAAAAZHJzL2Rvd25yZXYueG1sTI9Ba8JAEIXvhf6HZQq96UYpYmM2IpZS KxSpFfS4ZqdJ2uxs2F1N/Pcde2kvA4/He/O+bN7bRpzRh9qRgtEwAYFUOFNTqWD38TyYgghRk9GN I1RwwQDz/PYm06lxHb3jeRtLwSUUUq2girFNpQxFhVaHoWuR2Pt03urI0pfSeN1xuW3kOEkm0uqa +EOlW1xWWHxvT1bBm1+tlov15Ys2B9vtx+v95rV/Uer+rn+a8VnMQETs418Crgy8H3IednQnMkE0 CpgmKhiMQLD5OJk+gDj+apln8j9B/gMAAP//AwBQSwECLQAUAAYACAAAACEAtoM4kv4AAADhAQAA EwAAAAAAAAAAAAAAAAAAAAAAW0NvbnRlbnRfVHlwZXNdLnhtbFBLAQItABQABgAIAAAAIQA4/SH/ 1gAAAJQBAAALAAAAAAAAAAAAAAAAAC8BAABfcmVscy8ucmVsc1BLAQItABQABgAIAAAAIQCZ2PQo nAEAAJQDAAAOAAAAAAAAAAAAAAAAAC4CAABkcnMvZTJvRG9jLnhtbFBLAQItABQABgAIAAAAIQCa syRQ4AAAAAkBAAAPAAAAAAAAAAAAAAAAAPYDAABkcnMvZG93bnJldi54bWxQSwUGAAAAAAQABADz AAAAAwUAAAAA " strokecolor="#156082 [3204]" strokeweight=".5pt">
                 <v:stroke joinstyle="miter"/>
@@ -1761,7 +1761,7 @@
         <mc:AlternateContent>
           <mc:Choice Requires="wps">
             <w:drawing>
-              <wp:anchor distT="0" distB="0" distL="114300" distR="114300" simplePos="0" relativeHeight="251701248" behindDoc="0" locked="0" layoutInCell="1" allowOverlap="1" wp14:anchorId="3EAA35CF" wp14:editId="22DF0B23">
+              <wp:anchor distT="0" distB="0" distL="114300" distR="114300" simplePos="0" relativeHeight="251701248" behindDoc="0" locked="0" layoutInCell="1" allowOverlap="1" wp14:anchorId="32714DC1" wp14:editId="3FC0BBE1">
                 <wp:simplePos x="0" y="0"/>
                 <wp:positionH relativeFrom="column">
                   <wp:posOffset>0</wp:posOffset>
@@ -1808,7 +1808,7 @@
               </wp:anchor>
             </w:drawing>
           </mc:Choice>
-          <mc:Fallback xmlns:pic="http://schemas.openxmlformats.org/drawingml/2006/picture" xmlns:ns11="http://schemas.microsoft.com/office/drawing/2010/main" xmlns:a="http://schemas.openxmlformats.org/drawingml/2006/main">
+          <mc:Fallback xmlns:ns9="http://schemas.openxmlformats.org/drawingml/2006/picture" xmlns:ns5="http://schemas.openxmlformats.org/drawingml/2006/main" xmlns:ns11="http://schemas.microsoft.com/office/drawing/2010/main">
             <w:pict>
               <v:line w14:anchorId="17B95DA5" id="Conexão Reta 2" o:spid="_x0000_s1026" style="position:absolute;z-index:251701248;visibility:visible;mso-wrap-style:square;mso-wrap-distance-left:9pt;mso-wrap-distance-top:0;mso-wrap-distance-right:9pt;mso-wrap-distance-bottom:0;mso-position-horizontal:absolute;mso-position-horizontal-relative:text;mso-position-vertical:absolute;mso-position-vertical-relative:text" from="0,0" to="484.2pt,0" o:gfxdata="UEsDBBQABgAIAAAAIQC2gziS/gAAAOEBAAATAAAAW0NvbnRlbnRfVHlwZXNdLnhtbJSRQU7DMBBF 90jcwfIWJU67QAgl6YK0S0CoHGBkTxKLZGx5TGhvj5O2G0SRWNoz/78nu9wcxkFMGNg6quQqL6RA 0s5Y6ir5vt9lD1JwBDIwOMJKHpHlpr69KfdHjyxSmriSfYz+USnWPY7AufNIadK6MEJMx9ApD/oD OlTrorhX2lFEilmcO2RdNtjC5xDF9pCuTyYBB5bi6bQ4syoJ3g9WQ0ymaiLzg5KdCXlKLjvcW893 SUOqXwnz5DrgnHtJTxOsQfEKIT7DmDSUCaxw7Rqn8787ZsmRM9e2VmPeBN4uqYvTtW7jvijg9N/y JsXecLq0q+WD6m8AAAD//wMAUEsDBBQABgAIAAAAIQA4/SH/1gAAAJQBAAALAAAAX3JlbHMvLnJl bHOkkMFqwzAMhu+DvYPRfXGawxijTi+j0GvpHsDYimMaW0Yy2fr2M4PBMnrbUb/Q94l/f/hMi1qR JVI2sOt6UJgd+ZiDgffL8ekFlFSbvV0oo4EbChzGx4f9GRdb25HMsYhqlCwG5lrLq9biZkxWOiqY 22YiTra2kYMu1l1tQD30/bPm3wwYN0x18gb45AdQl1tp5j/sFB2T0FQ7R0nTNEV3j6o9feQzro1i OWA14Fm+Q8a1a8+Bvu/d/dMb2JY5uiPbhG/ktn4cqGU/er3pcvwCAAD//wMAUEsDBBQABgAIAAAA IQCZ2PQonAEAAJQDAAAOAAAAZHJzL2Uyb0RvYy54bWysU01P3DAQvVfqf7B8Z5MAQm202T2A4FK1 qMAPMM54Y8n2WLbZZP99x97dLGorIRAXxx/z3sx7M1muJ2vYFkLU6DreLGrOwEnstdt0/Onx9uwb ZzEJ1wuDDjq+g8jXq69flqNv4RwHND0ERiQutqPv+JCSb6sqygGsiAv04OhRYbAi0TFsqj6Ikdit qc7r+qoaMfQ+oIQY6fZm/8hXhV8pkOmXUhESMx2n2lJZQ1mf81qtlqLdBOEHLQ9liA9UYYV2lHSm uhFJsJeg/6GyWgaMqNJCoq1QKS2haCA1Tf2XmodBeChayJzoZ5vi59HKn9trdx/IhtHHNvr7kFVM Ktj8pfrYVMzazWbBlJiky6vm8vvFJXkqj2/VCehDTHeAluVNx412WYdoxfZHTJSMQo8hdDilLru0 M5CDjfsNiumekjUFXaYCrk1gW0H9FFKCS03uIfGV6AxT2pgZWL8NPMRnKJSJeQ94RpTM6NIMttph +F/2NB1LVvv4owN73dmCZ+x3pSnFGmp9UXgY0zxbr88FfvqZVn8AAAD//wMAUEsDBBQABgAIAAAA IQBdcTjb3gAAAAcBAAAPAAAAZHJzL2Rvd25yZXYueG1sTI9Ba8JAEIXvBf/DMkJvdVMpYmM2IpZS KxSpLdjjmp0m0exs2F1N/Pcde2kvDx6PefO9bN7bRpzRh9qRgvtRAgKpcKamUsHnx/PdFESImoxu HKGCCwaY54ObTKfGdfSO520sBZdQSLWCKsY2lTIUFVodRq5F4uzbeasjW19K43XH5baR4ySZSKtr 4g+VbnFZYXHcnqyCN79aLRfry4E2X7bbjde7zWv/otTtsH+asSxmICL28e8CrhuYH3IG27sTmSAa Bbwm/ipnj5PpA4j91co8k//58x8AAAD//wMAUEsBAi0AFAAGAAgAAAAhALaDOJL+AAAA4QEAABMA AAAAAAAAAAAAAAAAAAAAAFtDb250ZW50X1R5cGVzXS54bWxQSwECLQAUAAYACAAAACEAOP0h/9YA AACUAQAACwAAAAAAAAAAAAAAAAAvAQAAX3JlbHMvLnJlbHNQSwECLQAUAAYACAAAACEAmdj0KJwB AACUAwAADgAAAAAAAAAAAAAAAAAuAgAAZHJzL2Uyb0RvYy54bWxQSwECLQAUAAYACAAAACEAXXE4 294AAAAHAQAADwAAAAAAAAAAAAAAAAD2AwAAZHJzL2Rvd25yZXYueG1sUEsFBgAAAAAEAAQA8wAA AAEFAAAAAA== " strokecolor="#156082 [3204]" strokeweight=".5pt">
                 <v:stroke joinstyle="miter"/>
@@ -1985,7 +1985,7 @@
           <w:noProof/>
         </w:rPr>
         <w:drawing>
-          <wp:inline distT="0" distB="0" distL="0" distR="0" wp14:anchorId="61BAF563" wp14:editId="5C64AF3B">
+          <wp:inline distT="0" distB="0" distL="0" distR="0" wp14:anchorId="5FF48D9D" wp14:editId="43E9A8EF">
             <wp:extent cx="5212080" cy="2264264"/>
             <wp:effectExtent l="0" t="0" r="0" b="0"/>
             <wp:docPr id="1543918363" name="Imagem 22" descr="Uma imagem com texto, captura de ecrã, diagrama, Tipo de letra  Descrição gerada automaticamente"/>
@@ -2208,9 +2208,6 @@
         <w:autoSpaceDN w:val="0"/>
         <w:adjustRightInd w:val="0"/>
         <w:rPr>
-          <w:rFonts w:ascii="AppleSystemUIFont" w:hAnsi="AppleSystemUIFont" w:cs="AppleSystemUIFont"/>
-          <w:sz w:val="26"/>
-          <w:szCs w:val="26"/>
           <w:lang w:val="en-US"/>
         </w:rPr>
       </w:pPr>
@@ -2221,7 +2218,7 @@
         <mc:AlternateContent>
           <mc:Choice Requires="wps">
             <w:drawing>
-              <wp:anchor distT="0" distB="0" distL="114300" distR="114300" simplePos="0" relativeHeight="251697152" behindDoc="0" locked="0" layoutInCell="1" allowOverlap="1" wp14:anchorId="1DA3433A" wp14:editId="1B56C4EA">
+              <wp:anchor distT="0" distB="0" distL="114300" distR="114300" simplePos="0" relativeHeight="251697152" behindDoc="0" locked="0" layoutInCell="1" allowOverlap="1" wp14:anchorId="7602BE0D" wp14:editId="6241E1C5">
                 <wp:simplePos x="0" y="0"/>
                 <wp:positionH relativeFrom="column">
                   <wp:posOffset>0</wp:posOffset>
@@ -2268,7 +2265,7 @@
               </wp:anchor>
             </w:drawing>
           </mc:Choice>
-          <mc:Fallback xmlns:pic="http://schemas.openxmlformats.org/drawingml/2006/picture" xmlns:ns11="http://schemas.microsoft.com/office/drawing/2010/main" xmlns:a="http://schemas.openxmlformats.org/drawingml/2006/main">
+          <mc:Fallback xmlns:ns9="http://schemas.openxmlformats.org/drawingml/2006/picture" xmlns:ns5="http://schemas.openxmlformats.org/drawingml/2006/main" xmlns:ns11="http://schemas.microsoft.com/office/drawing/2010/main">
             <w:pict>
               <v:line w14:anchorId="65E0A2AF" id="Conexão Reta 3" o:spid="_x0000_s1026" style="position:absolute;z-index:251697152;visibility:visible;mso-wrap-style:square;mso-wrap-distance-left:9pt;mso-wrap-distance-top:0;mso-wrap-distance-right:9pt;mso-wrap-distance-bottom:0;mso-position-horizontal:absolute;mso-position-horizontal-relative:text;mso-position-vertical:absolute;mso-position-vertical-relative:text" from="0,-.05pt" to="484.2pt,-.05pt" o:gfxdata="UEsDBBQABgAIAAAAIQC2gziS/gAAAOEBAAATAAAAW0NvbnRlbnRfVHlwZXNdLnhtbJSRQU7DMBBF 90jcwfIWJU67QAgl6YK0S0CoHGBkTxKLZGx5TGhvj5O2G0SRWNoz/78nu9wcxkFMGNg6quQqL6RA 0s5Y6ir5vt9lD1JwBDIwOMJKHpHlpr69KfdHjyxSmriSfYz+USnWPY7AufNIadK6MEJMx9ApD/oD OlTrorhX2lFEilmcO2RdNtjC5xDF9pCuTyYBB5bi6bQ4syoJ3g9WQ0ymaiLzg5KdCXlKLjvcW893 SUOqXwnz5DrgnHtJTxOsQfEKIT7DmDSUCaxw7Rqn8787ZsmRM9e2VmPeBN4uqYvTtW7jvijg9N/y JsXecLq0q+WD6m8AAAD//wMAUEsDBBQABgAIAAAAIQA4/SH/1gAAAJQBAAALAAAAX3JlbHMvLnJl bHOkkMFqwzAMhu+DvYPRfXGawxijTi+j0GvpHsDYimMaW0Yy2fr2M4PBMnrbUb/Q94l/f/hMi1qR JVI2sOt6UJgd+ZiDgffL8ekFlFSbvV0oo4EbChzGx4f9GRdb25HMsYhqlCwG5lrLq9biZkxWOiqY 22YiTra2kYMu1l1tQD30/bPm3wwYN0x18gb45AdQl1tp5j/sFB2T0FQ7R0nTNEV3j6o9feQzro1i OWA14Fm+Q8a1a8+Bvu/d/dMb2JY5uiPbhG/ktn4cqGU/er3pcvwCAAD//wMAUEsDBBQABgAIAAAA IQCZ2PQonAEAAJQDAAAOAAAAZHJzL2Uyb0RvYy54bWysU01P3DAQvVfqf7B8Z5MAQm202T2A4FK1 qMAPMM54Y8n2WLbZZP99x97dLGorIRAXxx/z3sx7M1muJ2vYFkLU6DreLGrOwEnstdt0/Onx9uwb ZzEJ1wuDDjq+g8jXq69flqNv4RwHND0ERiQutqPv+JCSb6sqygGsiAv04OhRYbAi0TFsqj6Ikdit qc7r+qoaMfQ+oIQY6fZm/8hXhV8pkOmXUhESMx2n2lJZQ1mf81qtlqLdBOEHLQ9liA9UYYV2lHSm uhFJsJeg/6GyWgaMqNJCoq1QKS2haCA1Tf2XmodBeChayJzoZ5vi59HKn9trdx/IhtHHNvr7kFVM Ktj8pfrYVMzazWbBlJiky6vm8vvFJXkqj2/VCehDTHeAluVNx412WYdoxfZHTJSMQo8hdDilLru0 M5CDjfsNiumekjUFXaYCrk1gW0H9FFKCS03uIfGV6AxT2pgZWL8NPMRnKJSJeQ94RpTM6NIMttph +F/2NB1LVvv4owN73dmCZ+x3pSnFGmp9UXgY0zxbr88FfvqZVn8AAAD//wMAUEsDBBQABgAIAAAA IQCasyRQ4AAAAAkBAAAPAAAAZHJzL2Rvd25yZXYueG1sTI9Ba8JAEIXvhf6HZQq96UYpYmM2IpZS KxSpFfS4ZqdJ2uxs2F1N/Pcde2kvA4/He/O+bN7bRpzRh9qRgtEwAYFUOFNTqWD38TyYgghRk9GN I1RwwQDz/PYm06lxHb3jeRtLwSUUUq2girFNpQxFhVaHoWuR2Pt03urI0pfSeN1xuW3kOEkm0uqa +EOlW1xWWHxvT1bBm1+tlov15Ys2B9vtx+v95rV/Uer+rn+a8VnMQETs418Crgy8H3IednQnMkE0 CpgmKhiMQLD5OJk+gDj+apln8j9B/gMAAP//AwBQSwECLQAUAAYACAAAACEAtoM4kv4AAADhAQAA EwAAAAAAAAAAAAAAAAAAAAAAW0NvbnRlbnRfVHlwZXNdLnhtbFBLAQItABQABgAIAAAAIQA4/SH/ 1gAAAJQBAAALAAAAAAAAAAAAAAAAAC8BAABfcmVscy8ucmVsc1BLAQItABQABgAIAAAAIQCZ2PQo nAEAAJQDAAAOAAAAAAAAAAAAAAAAAC4CAABkcnMvZTJvRG9jLnhtbFBLAQItABQABgAIAAAAIQCa syRQ4AAAAAkBAAAPAAAAAAAAAAAAAAAAAPYDAABkcnMvZG93bnJldi54bWxQSwUGAAAAAAQABADz AAAAAwUAAAAA " strokecolor="#156082 [3204]" strokeweight=".5pt">
                 <v:stroke joinstyle="miter"/>
@@ -2279,9 +2276,6 @@
       </w:r>
       <w:r>
         <w:rPr>
-          <w:rFonts w:ascii="AppleSystemUIFont" w:hAnsi="AppleSystemUIFont" w:cs="AppleSystemUIFont"/>
-          <w:sz w:val="26"/>
-          <w:szCs w:val="26"/>
           <w:lang w:val="en-US"/>
         </w:rPr>
         <w:t>“Most models for local usage are quantized” — Kevin Dubois.</w:t>
@@ -2293,17 +2287,11 @@
         <w:autoSpaceDN w:val="0"/>
         <w:adjustRightInd w:val="0"/>
         <w:rPr>
-          <w:rFonts w:ascii="AppleSystemUIFont" w:hAnsi="AppleSystemUIFont" w:cs="AppleSystemUIFont"/>
-          <w:sz w:val="26"/>
-          <w:szCs w:val="26"/>
-          <w:lang w:val="es-ES"/>
-        </w:rPr>
-      </w:pPr>
-      <w:r>
-        <w:rPr>
-          <w:rFonts w:ascii="AppleSystemUIFont" w:hAnsi="AppleSystemUIFont" w:cs="AppleSystemUIFont"/>
-          <w:sz w:val="26"/>
-          <w:szCs w:val="26"/>
+          <w:lang w:val="es-ES"/>
+        </w:rPr>
+      </w:pPr>
+      <w:r>
+        <w:rPr>
           <w:lang w:val="es-ES"/>
         </w:rPr>
         <w:t>Un modelo de 7B parámetros en float32 puede ocupar cerca de 28 GB de RAM. La cuantización reduce la precisión de los pesos (por ejemplo a int8 o int4), disminuyendo el tamaño del modelo entre 4 y 8 veces.</w:t>
@@ -2314,21 +2302,160 @@
         <w:autoSpaceDE w:val="0"/>
         <w:autoSpaceDN w:val="0"/>
         <w:adjustRightInd w:val="0"/>
-        <w:rPr>
-          <w:rFonts w:ascii="AppleSystemUIFont" w:hAnsi="AppleSystemUIFont" w:cs="AppleSystemUIFont"/>
-          <w:sz w:val="26"/>
-          <w:szCs w:val="26"/>
-          <w:lang w:val="es-ES"/>
-        </w:rPr>
-      </w:pPr>
-      <w:r>
-        <w:rPr>
-          <w:rFonts w:ascii="AppleSystemUIFont" w:hAnsi="AppleSystemUIFont" w:cs="AppleSystemUIFont"/>
-          <w:sz w:val="26"/>
-          <w:szCs w:val="26"/>
+        <w:spacing w:after="240"/>
+        <w:rPr>
+          <w:lang w:val="es-ES"/>
+        </w:rPr>
+      </w:pPr>
+      <w:r>
+        <w:rPr>
           <w:lang w:val="es-ES"/>
         </w:rPr>
         <w:t>Eso permite ejecutar modelos localmente en portátiles comunes, muchas veces con poca pérdida de calidad.</w:t>
+      </w:r>
+    </w:p>
+    <w:p>
+      <w:pPr>
+        <w:spacing w:before="80" w:after="80" w:line="276" w:lineRule="auto"/>
+        <w:rPr>
+          <w:lang w:val="es-ES"/>
+        </w:rPr>
+      </w:pPr>
+      <w:r>
+        <w:rPr>
+          <w:b/>
+          <w:bCs/>
+          <w:lang w:val="es-ES"/>
+        </w:rPr>
+        <w:t xml:space="preserve">Formato GGUF — </w:t>
+      </w:r>
+      <w:r>
+        <w:rPr>
+          <w:lang w:val="es-ES"/>
+        </w:rPr>
+        <w:t xml:space="preserve">El formato GGUF (GGML </w:t>
+      </w:r>
+      <w:proofErr w:type="spellStart"/>
+      <w:r>
+        <w:rPr>
+          <w:lang w:val="es-ES"/>
+        </w:rPr>
+        <w:t>Unified</w:t>
+      </w:r>
+      <w:proofErr w:type="spellEnd"/>
+      <w:r>
+        <w:rPr>
+          <w:lang w:val="es-ES"/>
+        </w:rPr>
+        <w:t xml:space="preserve"> </w:t>
+      </w:r>
+      <w:proofErr w:type="spellStart"/>
+      <w:r>
+        <w:rPr>
+          <w:lang w:val="es-ES"/>
+        </w:rPr>
+        <w:t>Format</w:t>
+      </w:r>
+      <w:proofErr w:type="spellEnd"/>
+      <w:r>
+        <w:rPr>
+          <w:lang w:val="es-ES"/>
+        </w:rPr>
+        <w:t xml:space="preserve">) — el </w:t>
+      </w:r>
+      <w:proofErr w:type="gramStart"/>
+      <w:r>
+        <w:rPr>
+          <w:lang w:val="es-ES"/>
+        </w:rPr>
+        <w:t>archivo .</w:t>
+      </w:r>
+      <w:proofErr w:type="spellStart"/>
+      <w:r>
+        <w:rPr>
+          <w:lang w:val="es-ES"/>
+        </w:rPr>
+        <w:t>gguf</w:t>
+      </w:r>
+      <w:proofErr w:type="spellEnd"/>
+      <w:proofErr w:type="gramEnd"/>
+      <w:r>
+        <w:rPr>
+          <w:lang w:val="es-ES"/>
+        </w:rPr>
+        <w:t xml:space="preserve"> es el formato estándar adoptado por llama.cpp para distribuir modelos cuantizados. Es un archivo binario portable que contiene en un único paquete los pesos del modelo, el </w:t>
+      </w:r>
+      <w:proofErr w:type="spellStart"/>
+      <w:r>
+        <w:rPr>
+          <w:lang w:val="es-ES"/>
+        </w:rPr>
+        <w:t>tokenizador</w:t>
+      </w:r>
+      <w:proofErr w:type="spellEnd"/>
+      <w:r>
+        <w:rPr>
+          <w:lang w:val="es-ES"/>
+        </w:rPr>
+        <w:t xml:space="preserve"> y los metadatos de configuración (arquitectura, contexto máximo, temperatura por defecto). No requiere conversión ni instalación adicional: </w:t>
+      </w:r>
+      <w:proofErr w:type="spellStart"/>
+      <w:r>
+        <w:rPr>
+          <w:lang w:val="es-ES"/>
+        </w:rPr>
+        <w:t>Ollama</w:t>
+      </w:r>
+      <w:proofErr w:type="spellEnd"/>
+      <w:r>
+        <w:rPr>
+          <w:lang w:val="es-ES"/>
+        </w:rPr>
+        <w:t xml:space="preserve"> descarga </w:t>
+      </w:r>
+      <w:proofErr w:type="spellStart"/>
+      <w:proofErr w:type="gramStart"/>
+      <w:r>
+        <w:rPr>
+          <w:lang w:val="es-ES"/>
+        </w:rPr>
+        <w:t>el</w:t>
+      </w:r>
+      <w:proofErr w:type="spellEnd"/>
+      <w:r>
+        <w:rPr>
+          <w:lang w:val="es-ES"/>
+        </w:rPr>
+        <w:t xml:space="preserve"> .</w:t>
+      </w:r>
+      <w:proofErr w:type="spellStart"/>
+      <w:r>
+        <w:rPr>
+          <w:lang w:val="es-ES"/>
+        </w:rPr>
+        <w:t>gguf</w:t>
+      </w:r>
+      <w:proofErr w:type="spellEnd"/>
+      <w:proofErr w:type="gramEnd"/>
+      <w:r>
+        <w:rPr>
+          <w:lang w:val="es-ES"/>
+        </w:rPr>
+        <w:t xml:space="preserve"> y llama.cpp lo carga directamente en memoria. Antes del GGUF existía el formato GGML; el GGUF surgió en 2023 para resolver limitaciones de extensibilidad y es hoy el estándar del ecosistema de </w:t>
+      </w:r>
+      <w:proofErr w:type="spellStart"/>
+      <w:r>
+        <w:rPr>
+          <w:lang w:val="es-ES"/>
+        </w:rPr>
+        <w:t>LLMs</w:t>
+      </w:r>
+      <w:proofErr w:type="spellEnd"/>
+      <w:r>
+        <w:rPr>
+          <w:lang w:val="es-ES"/>
+        </w:rPr>
+        <w:t xml:space="preserve"> locales.</w:t>
       </w:r>
     </w:p>
     <w:tbl>
@@ -2915,29 +3042,7 @@
           <w:szCs w:val="20"/>
           <w:lang w:val="es-ES"/>
         </w:rPr>
-        <w:t xml:space="preserve">Tabla </w:t>
-      </w:r>
-      <w:r>
-        <w:rPr>
-          <w:i/>
-          <w:iCs/>
-          <w:color w:val="595959"/>
-          <w:sz w:val="20"/>
-          <w:szCs w:val="20"/>
-          <w:lang w:val="es-ES"/>
-        </w:rPr>
-        <w:t>1</w:t>
-      </w:r>
-      <w:r>
-        <w:rPr>
-          <w:i/>
-          <w:iCs/>
-          <w:color w:val="595959"/>
-          <w:sz w:val="20"/>
-          <w:szCs w:val="20"/>
-          <w:lang w:val="es-ES"/>
-        </w:rPr>
-        <w:t xml:space="preserve"> — Formatos de cuantización: impacto en el tamaño y calidad relativa</w:t>
+        <w:t>Tabla 1 — Formatos de cuantización: impacto en el tamaño y calidad relativa</w:t>
       </w:r>
     </w:p>
     <w:p>
@@ -3018,7 +3123,7 @@
         <mc:AlternateContent>
           <mc:Choice Requires="wps">
             <w:drawing>
-              <wp:anchor distT="0" distB="0" distL="114300" distR="114300" simplePos="0" relativeHeight="251703296" behindDoc="0" locked="0" layoutInCell="1" allowOverlap="1" wp14:anchorId="6ACD0B5D" wp14:editId="5739DE21">
+              <wp:anchor distT="0" distB="0" distL="114300" distR="114300" simplePos="0" relativeHeight="251703296" behindDoc="0" locked="0" layoutInCell="1" allowOverlap="1" wp14:anchorId="147F35BC" wp14:editId="6F3D27BD">
                 <wp:simplePos x="0" y="0"/>
                 <wp:positionH relativeFrom="column">
                   <wp:posOffset>0</wp:posOffset>
@@ -3065,7 +3170,7 @@
               </wp:anchor>
             </w:drawing>
           </mc:Choice>
-          <mc:Fallback xmlns:pic="http://schemas.openxmlformats.org/drawingml/2006/picture" xmlns:ns11="http://schemas.microsoft.com/office/drawing/2010/main" xmlns:a="http://schemas.openxmlformats.org/drawingml/2006/main">
+          <mc:Fallback xmlns:ns9="http://schemas.openxmlformats.org/drawingml/2006/picture" xmlns:ns5="http://schemas.openxmlformats.org/drawingml/2006/main" xmlns:ns11="http://schemas.microsoft.com/office/drawing/2010/main">
             <w:pict>
               <v:line w14:anchorId="65E692E1" id="Conexão Reta 2" o:spid="_x0000_s1026" style="position:absolute;z-index:251703296;visibility:visible;mso-wrap-style:square;mso-wrap-distance-left:9pt;mso-wrap-distance-top:0;mso-wrap-distance-right:9pt;mso-wrap-distance-bottom:0;mso-position-horizontal:absolute;mso-position-horizontal-relative:text;mso-position-vertical:absolute;mso-position-vertical-relative:text" from="0,-.05pt" to="484.2pt,-.05pt" o:gfxdata="UEsDBBQABgAIAAAAIQC2gziS/gAAAOEBAAATAAAAW0NvbnRlbnRfVHlwZXNdLnhtbJSRQU7DMBBF 90jcwfIWJU67QAgl6YK0S0CoHGBkTxKLZGx5TGhvj5O2G0SRWNoz/78nu9wcxkFMGNg6quQqL6RA 0s5Y6ir5vt9lD1JwBDIwOMJKHpHlpr69KfdHjyxSmriSfYz+USnWPY7AufNIadK6MEJMx9ApD/oD OlTrorhX2lFEilmcO2RdNtjC5xDF9pCuTyYBB5bi6bQ4syoJ3g9WQ0ymaiLzg5KdCXlKLjvcW893 SUOqXwnz5DrgnHtJTxOsQfEKIT7DmDSUCaxw7Rqn8787ZsmRM9e2VmPeBN4uqYvTtW7jvijg9N/y JsXecLq0q+WD6m8AAAD//wMAUEsDBBQABgAIAAAAIQA4/SH/1gAAAJQBAAALAAAAX3JlbHMvLnJl bHOkkMFqwzAMhu+DvYPRfXGawxijTi+j0GvpHsDYimMaW0Yy2fr2M4PBMnrbUb/Q94l/f/hMi1qR JVI2sOt6UJgd+ZiDgffL8ekFlFSbvV0oo4EbChzGx4f9GRdb25HMsYhqlCwG5lrLq9biZkxWOiqY 22YiTra2kYMu1l1tQD30/bPm3wwYN0x18gb45AdQl1tp5j/sFB2T0FQ7R0nTNEV3j6o9feQzro1i OWA14Fm+Q8a1a8+Bvu/d/dMb2JY5uiPbhG/ktn4cqGU/er3pcvwCAAD//wMAUEsDBBQABgAIAAAA IQCZ2PQonAEAAJQDAAAOAAAAZHJzL2Uyb0RvYy54bWysU01P3DAQvVfqf7B8Z5MAQm202T2A4FK1 qMAPMM54Y8n2WLbZZP99x97dLGorIRAXxx/z3sx7M1muJ2vYFkLU6DreLGrOwEnstdt0/Onx9uwb ZzEJ1wuDDjq+g8jXq69flqNv4RwHND0ERiQutqPv+JCSb6sqygGsiAv04OhRYbAi0TFsqj6Ikdit qc7r+qoaMfQ+oIQY6fZm/8hXhV8pkOmXUhESMx2n2lJZQ1mf81qtlqLdBOEHLQ9liA9UYYV2lHSm uhFJsJeg/6GyWgaMqNJCoq1QKS2haCA1Tf2XmodBeChayJzoZ5vi59HKn9trdx/IhtHHNvr7kFVM Ktj8pfrYVMzazWbBlJiky6vm8vvFJXkqj2/VCehDTHeAluVNx412WYdoxfZHTJSMQo8hdDilLru0 M5CDjfsNiumekjUFXaYCrk1gW0H9FFKCS03uIfGV6AxT2pgZWL8NPMRnKJSJeQ94RpTM6NIMttph +F/2NB1LVvv4owN73dmCZ+x3pSnFGmp9UXgY0zxbr88FfvqZVn8AAAD//wMAUEsDBBQABgAIAAAA IQCasyRQ4AAAAAkBAAAPAAAAZHJzL2Rvd25yZXYueG1sTI9Ba8JAEIXvhf6HZQq96UYpYmM2IpZS KxSpFfS4ZqdJ2uxs2F1N/Pcde2kvA4/He/O+bN7bRpzRh9qRgtEwAYFUOFNTqWD38TyYgghRk9GN I1RwwQDz/PYm06lxHb3jeRtLwSUUUq2girFNpQxFhVaHoWuR2Pt03urI0pfSeN1xuW3kOEkm0uqa +EOlW1xWWHxvT1bBm1+tlov15Ys2B9vtx+v95rV/Uer+rn+a8VnMQETs418Crgy8H3IednQnMkE0 CpgmKhiMQLD5OJk+gDj+apln8j9B/gMAAP//AwBQSwECLQAUAAYACAAAACEAtoM4kv4AAADhAQAA EwAAAAAAAAAAAAAAAAAAAAAAW0NvbnRlbnRfVHlwZXNdLnhtbFBLAQItABQABgAIAAAAIQA4/SH/ 1gAAAJQBAAALAAAAAAAAAAAAAAAAAC8BAABfcmVscy8ucmVsc1BLAQItABQABgAIAAAAIQCZ2PQo nAEAAJQDAAAOAAAAAAAAAAAAAAAAAC4CAABkcnMvZTJvRG9jLnhtbFBLAQItABQABgAIAAAAIQCa syRQ4AAAAAkBAAAPAAAAAAAAAAAAAAAAAPYDAABkcnMvZG93bnJldi54bWxQSwUGAAAAAAQABADz AAAAAwUAAAAA " strokecolor="#156082 [3204]" strokeweight=".5pt">
                 <v:stroke joinstyle="miter"/>
@@ -3201,56 +3306,8 @@
                 <w:szCs w:val="20"/>
                 <w:lang w:val="es-ES"/>
               </w:rPr>
-              <w:t xml:space="preserve"> y datos nunca salen de la máquina — esencial para datos sensibles, código propietario o entornos regulados</w:t>
-            </w:r>
-          </w:p>
-        </w:tc>
-        <w:tc>
-          <w:tcPr>
-            <w:tcW w:w="4513" w:type="dxa"/>
-            <w:shd w:val="clear" w:color="auto" w:fill="FFFFFF"/>
-            <w:tcMar>
-              <w:top w:w="80" w:type="dxa"/>
-              <w:left w:w="160" w:type="dxa"/>
-              <w:bottom w:w="80" w:type="dxa"/>
-              <w:right w:w="160" w:type="dxa"/>
-            </w:tcMar>
-          </w:tcPr>
-          <w:p>
-            <w:pPr>
-              <w:rPr>
-                <w:lang w:val="es-ES"/>
-              </w:rPr>
-            </w:pPr>
-            <w:r>
-              <w:rPr>
-                <w:sz w:val="20"/>
-                <w:szCs w:val="20"/>
-                <w:lang w:val="es-ES"/>
-              </w:rPr>
-              <w:t>Calidad inferior en tareas complejas: los modelos locales pequeños (3B-7B) son menos capaces que GPT-4o o Claude 3.5 en razonamiento multi-step</w:t>
-            </w:r>
-          </w:p>
-        </w:tc>
-      </w:tr>
-      <w:tr>
-        <w:tc>
-          <w:tcPr>
-            <w:tcW w:w="4513" w:type="dxa"/>
-            <w:shd w:val="clear" w:color="auto" w:fill="F2F2F2"/>
-            <w:tcMar>
-              <w:top w:w="80" w:type="dxa"/>
-              <w:left w:w="160" w:type="dxa"/>
-              <w:bottom w:w="80" w:type="dxa"/>
-              <w:right w:w="160" w:type="dxa"/>
-            </w:tcMar>
-          </w:tcPr>
-          <w:p>
-            <w:pPr>
-              <w:rPr>
-                <w:lang w:val="es-ES"/>
-              </w:rPr>
-            </w:pPr>
+              <w:t xml:space="preserve"> y datos nunca salen de la máquina — esencial para </w:t>
+            </w:r>
             <w:r>
               <w:rPr>
                 <w:b/>
@@ -3259,14 +3316,15 @@
                 <w:szCs w:val="20"/>
                 <w:lang w:val="es-ES"/>
               </w:rPr>
-              <w:t>Coste cero por token: sin pay-per-use; solo coste energético local — crítico para desarrollo iterativo con cientos de llamadas/día</w:t>
+              <w:lastRenderedPageBreak/>
+              <w:t>datos sensibles, código propietario o entornos regulados</w:t>
             </w:r>
           </w:p>
         </w:tc>
         <w:tc>
           <w:tcPr>
             <w:tcW w:w="4513" w:type="dxa"/>
-            <w:shd w:val="clear" w:color="auto" w:fill="F2F2F2"/>
+            <w:shd w:val="clear" w:color="auto" w:fill="FFFFFF"/>
             <w:tcMar>
               <w:top w:w="80" w:type="dxa"/>
               <w:left w:w="160" w:type="dxa"/>
@@ -3286,7 +3344,17 @@
                 <w:szCs w:val="20"/>
                 <w:lang w:val="es-ES"/>
               </w:rPr>
-              <w:t>Requisitos de hardware: los modelos grandes (30B+) necesitan 32-64 GB de RAM; incluso los 7B necesitan 8 GB para ejecutarse sin swap</w:t>
+              <w:lastRenderedPageBreak/>
+              <w:t xml:space="preserve">Calidad inferior en tareas complejas: los modelos locales pequeños (3B-7B) son menos </w:t>
+            </w:r>
+            <w:r>
+              <w:rPr>
+                <w:sz w:val="20"/>
+                <w:szCs w:val="20"/>
+                <w:lang w:val="es-ES"/>
+              </w:rPr>
+              <w:lastRenderedPageBreak/>
+              <w:t>capaces que GPT-4o o Claude 3.5 en razonamiento multi-step</w:t>
             </w:r>
           </w:p>
         </w:tc>
@@ -3295,7 +3363,7 @@
         <w:tc>
           <w:tcPr>
             <w:tcW w:w="4513" w:type="dxa"/>
-            <w:shd w:val="clear" w:color="auto" w:fill="FFFFFF"/>
+            <w:shd w:val="clear" w:color="auto" w:fill="F2F2F2"/>
             <w:tcMar>
               <w:top w:w="80" w:type="dxa"/>
               <w:left w:w="160" w:type="dxa"/>
@@ -3318,9 +3386,56 @@
                 <w:lang w:val="es-ES"/>
               </w:rPr>
               <w:lastRenderedPageBreak/>
-              <w:t xml:space="preserve">Control total: versión </w:t>
-            </w:r>
-            <w:proofErr w:type="gramStart"/>
+              <w:t>Coste cero por token: sin pay-per-use; solo coste energético local — crítico para desarrollo iterativo con cientos de llamadas/día</w:t>
+            </w:r>
+          </w:p>
+        </w:tc>
+        <w:tc>
+          <w:tcPr>
+            <w:tcW w:w="4513" w:type="dxa"/>
+            <w:shd w:val="clear" w:color="auto" w:fill="F2F2F2"/>
+            <w:tcMar>
+              <w:top w:w="80" w:type="dxa"/>
+              <w:left w:w="160" w:type="dxa"/>
+              <w:bottom w:w="80" w:type="dxa"/>
+              <w:right w:w="160" w:type="dxa"/>
+            </w:tcMar>
+          </w:tcPr>
+          <w:p>
+            <w:pPr>
+              <w:rPr>
+                <w:lang w:val="es-ES"/>
+              </w:rPr>
+            </w:pPr>
+            <w:r>
+              <w:rPr>
+                <w:sz w:val="20"/>
+                <w:szCs w:val="20"/>
+                <w:lang w:val="es-ES"/>
+              </w:rPr>
+              <w:t>Requisitos de hardware: los modelos grandes (30B+) necesitan 32-64 GB de RAM; incluso los 7B necesitan 8 GB para ejecutarse sin swap</w:t>
+            </w:r>
+          </w:p>
+        </w:tc>
+      </w:tr>
+      <w:tr>
+        <w:tc>
+          <w:tcPr>
+            <w:tcW w:w="4513" w:type="dxa"/>
+            <w:shd w:val="clear" w:color="auto" w:fill="FFFFFF"/>
+            <w:tcMar>
+              <w:top w:w="80" w:type="dxa"/>
+              <w:left w:w="160" w:type="dxa"/>
+              <w:bottom w:w="80" w:type="dxa"/>
+              <w:right w:w="160" w:type="dxa"/>
+            </w:tcMar>
+          </w:tcPr>
+          <w:p>
+            <w:pPr>
+              <w:rPr>
+                <w:lang w:val="es-ES"/>
+              </w:rPr>
+            </w:pPr>
             <w:r>
               <w:rPr>
                 <w:b/>
@@ -3329,9 +3444,9 @@
                 <w:szCs w:val="20"/>
                 <w:lang w:val="es-ES"/>
               </w:rPr>
-              <w:t>del modelo fijada</w:t>
-            </w:r>
-            <w:proofErr w:type="gramEnd"/>
+              <w:t xml:space="preserve">Control total: versión </w:t>
+            </w:r>
+            <w:proofErr w:type="gramStart"/>
             <w:r>
               <w:rPr>
                 <w:b/>
@@ -3340,56 +3455,9 @@
                 <w:szCs w:val="20"/>
                 <w:lang w:val="es-ES"/>
               </w:rPr>
-              <w:t>, system prompt personalizado, sin riesgo de cambios en el comportamiento del modelo</w:t>
-            </w:r>
-          </w:p>
-        </w:tc>
-        <w:tc>
-          <w:tcPr>
-            <w:tcW w:w="4513" w:type="dxa"/>
-            <w:shd w:val="clear" w:color="auto" w:fill="FFFFFF"/>
-            <w:tcMar>
-              <w:top w:w="80" w:type="dxa"/>
-              <w:left w:w="160" w:type="dxa"/>
-              <w:bottom w:w="80" w:type="dxa"/>
-              <w:right w:w="160" w:type="dxa"/>
-            </w:tcMar>
-          </w:tcPr>
-          <w:p>
-            <w:pPr>
-              <w:rPr>
-                <w:lang w:val="es-ES"/>
-              </w:rPr>
-            </w:pPr>
-            <w:r>
-              <w:rPr>
-                <w:sz w:val="20"/>
-                <w:szCs w:val="20"/>
-                <w:lang w:val="es-ES"/>
-              </w:rPr>
-              <w:t>Gestión manual: actualizar modelos, mantener versiones consistentes entre entornos, resolver conflictos de cuantización</w:t>
-            </w:r>
-          </w:p>
-        </w:tc>
-      </w:tr>
-      <w:tr>
-        <w:tc>
-          <w:tcPr>
-            <w:tcW w:w="4513" w:type="dxa"/>
-            <w:shd w:val="clear" w:color="auto" w:fill="F2F2F2"/>
-            <w:tcMar>
-              <w:top w:w="80" w:type="dxa"/>
-              <w:left w:w="160" w:type="dxa"/>
-              <w:bottom w:w="80" w:type="dxa"/>
-              <w:right w:w="160" w:type="dxa"/>
-            </w:tcMar>
-          </w:tcPr>
-          <w:p>
-            <w:pPr>
-              <w:rPr>
-                <w:lang w:val="es-ES"/>
-              </w:rPr>
-            </w:pPr>
+              <w:t>del modelo fijada</w:t>
+            </w:r>
+            <w:proofErr w:type="gramEnd"/>
             <w:r>
               <w:rPr>
                 <w:b/>
@@ -3398,14 +3466,14 @@
                 <w:szCs w:val="20"/>
                 <w:lang w:val="es-ES"/>
               </w:rPr>
-              <w:t>Reproducibilidad: misma versión del modelo en dev, CI y producción — outputs determinísticos con temperature=0</w:t>
+              <w:t>, system prompt personalizado, sin riesgo de cambios en el comportamiento del modelo</w:t>
             </w:r>
           </w:p>
         </w:tc>
         <w:tc>
           <w:tcPr>
             <w:tcW w:w="4513" w:type="dxa"/>
-            <w:shd w:val="clear" w:color="auto" w:fill="F2F2F2"/>
+            <w:shd w:val="clear" w:color="auto" w:fill="FFFFFF"/>
             <w:tcMar>
               <w:top w:w="80" w:type="dxa"/>
               <w:left w:w="160" w:type="dxa"/>
@@ -3425,7 +3493,7 @@
                 <w:szCs w:val="20"/>
                 <w:lang w:val="es-ES"/>
               </w:rPr>
-              <w:t>Context window más limitada: los modelos locales tienen ventanas de contexto más pequeñas (4K-32K vs 128K+ en cloud)</w:t>
+              <w:t>Gestión manual: actualizar modelos, mantener versiones consistentes entre entornos, resolver conflictos de cuantización</w:t>
             </w:r>
           </w:p>
         </w:tc>
@@ -3434,7 +3502,7 @@
         <w:tc>
           <w:tcPr>
             <w:tcW w:w="4513" w:type="dxa"/>
-            <w:shd w:val="clear" w:color="auto" w:fill="FFFFFF"/>
+            <w:shd w:val="clear" w:color="auto" w:fill="F2F2F2"/>
             <w:tcMar>
               <w:top w:w="80" w:type="dxa"/>
               <w:left w:w="160" w:type="dxa"/>
@@ -3456,6 +3524,64 @@
                 <w:szCs w:val="20"/>
                 <w:lang w:val="es-ES"/>
               </w:rPr>
+              <w:t>Reproducibilidad: misma versión del modelo en dev, CI y producción — outputs determinísticos con temperature=0</w:t>
+            </w:r>
+          </w:p>
+        </w:tc>
+        <w:tc>
+          <w:tcPr>
+            <w:tcW w:w="4513" w:type="dxa"/>
+            <w:shd w:val="clear" w:color="auto" w:fill="F2F2F2"/>
+            <w:tcMar>
+              <w:top w:w="80" w:type="dxa"/>
+              <w:left w:w="160" w:type="dxa"/>
+              <w:bottom w:w="80" w:type="dxa"/>
+              <w:right w:w="160" w:type="dxa"/>
+            </w:tcMar>
+          </w:tcPr>
+          <w:p>
+            <w:pPr>
+              <w:rPr>
+                <w:lang w:val="es-ES"/>
+              </w:rPr>
+            </w:pPr>
+            <w:r>
+              <w:rPr>
+                <w:sz w:val="20"/>
+                <w:szCs w:val="20"/>
+                <w:lang w:val="es-ES"/>
+              </w:rPr>
+              <w:t>Context window más limitada: los modelos locales tienen ventanas de contexto más pequeñas (4K-32K vs 128K+ en cloud)</w:t>
+            </w:r>
+          </w:p>
+        </w:tc>
+      </w:tr>
+      <w:tr>
+        <w:tc>
+          <w:tcPr>
+            <w:tcW w:w="4513" w:type="dxa"/>
+            <w:shd w:val="clear" w:color="auto" w:fill="FFFFFF"/>
+            <w:tcMar>
+              <w:top w:w="80" w:type="dxa"/>
+              <w:left w:w="160" w:type="dxa"/>
+              <w:bottom w:w="80" w:type="dxa"/>
+              <w:right w:w="160" w:type="dxa"/>
+            </w:tcMar>
+          </w:tcPr>
+          <w:p>
+            <w:pPr>
+              <w:rPr>
+                <w:lang w:val="es-ES"/>
+              </w:rPr>
+            </w:pPr>
+            <w:r>
+              <w:rPr>
+                <w:b/>
+                <w:bCs/>
+                <w:sz w:val="20"/>
+                <w:szCs w:val="20"/>
+                <w:lang w:val="es-ES"/>
+              </w:rPr>
               <w:t>Conformidad regulatoria: los datos procesados localmente facilitan el compliance con GDPR, HIPAA y regulaciones sectoriales</w:t>
             </w:r>
           </w:p>
@@ -3511,29 +3637,7 @@
           <w:szCs w:val="20"/>
           <w:lang w:val="es-ES"/>
         </w:rPr>
-        <w:t xml:space="preserve">Tabla </w:t>
-      </w:r>
-      <w:r>
-        <w:rPr>
-          <w:i/>
-          <w:iCs/>
-          <w:color w:val="595959"/>
-          <w:sz w:val="20"/>
-          <w:szCs w:val="20"/>
-          <w:lang w:val="es-ES"/>
-        </w:rPr>
-        <w:t>2</w:t>
-      </w:r>
-      <w:r>
-        <w:rPr>
-          <w:i/>
-          <w:iCs/>
-          <w:color w:val="595959"/>
-          <w:sz w:val="20"/>
-          <w:szCs w:val="20"/>
-          <w:lang w:val="es-ES"/>
-        </w:rPr>
-        <w:t xml:space="preserve"> — Ventajas y desventajas del desarrollo local con </w:t>
+        <w:t xml:space="preserve">Tabla 2 — Ventajas y desventajas del desarrollo local con </w:t>
       </w:r>
       <w:proofErr w:type="spellStart"/>
       <w:r>
@@ -3637,6 +3741,44 @@
     </w:tbl>
     <w:p>
       <w:pPr>
+        <w:spacing w:before="40" w:after="160"/>
+        <w:jc w:val="center"/>
+        <w:rPr>
+          <w:i/>
+          <w:iCs/>
+          <w:color w:val="595959"/>
+          <w:sz w:val="20"/>
+          <w:szCs w:val="20"/>
+          <w:lang w:val="es-ES"/>
+        </w:rPr>
+      </w:pPr>
+      <w:r>
+        <w:rPr>
+          <w:i/>
+          <w:iCs/>
+          <w:color w:val="595959"/>
+          <w:sz w:val="20"/>
+          <w:szCs w:val="20"/>
+          <w:lang w:val="es-ES"/>
+        </w:rPr>
+        <w:t xml:space="preserve">Tabla 3 — Guía de decisión: cuándo elegir modelos locales vs </w:t>
+      </w:r>
+      <w:proofErr w:type="spellStart"/>
+      <w:r>
+        <w:rPr>
+          <w:i/>
+          <w:iCs/>
+          <w:color w:val="595959"/>
+          <w:sz w:val="20"/>
+          <w:szCs w:val="20"/>
+          <w:lang w:val="es-ES"/>
+        </w:rPr>
+        <w:t>cloud</w:t>
+      </w:r>
+      <w:proofErr w:type="spellEnd"/>
+    </w:p>
+    <w:p>
+      <w:pPr>
         <w:pStyle w:val="Ttulo3"/>
         <w:rPr>
           <w:lang w:val="es-ES"/>
@@ -3665,7 +3807,7 @@
         <mc:AlternateContent>
           <mc:Choice Requires="wps">
             <w:drawing>
-              <wp:anchor distT="0" distB="0" distL="114300" distR="114300" simplePos="0" relativeHeight="251705344" behindDoc="0" locked="0" layoutInCell="1" allowOverlap="1" wp14:anchorId="620B6EAE" wp14:editId="6BA1E91E">
+              <wp:anchor distT="0" distB="0" distL="114300" distR="114300" simplePos="0" relativeHeight="251705344" behindDoc="0" locked="0" layoutInCell="1" allowOverlap="1" wp14:anchorId="182A7194" wp14:editId="2F53EE3E">
                 <wp:simplePos x="0" y="0"/>
                 <wp:positionH relativeFrom="column">
                   <wp:posOffset>0</wp:posOffset>
@@ -3712,7 +3854,7 @@
               </wp:anchor>
             </w:drawing>
           </mc:Choice>
-          <mc:Fallback xmlns:pic="http://schemas.openxmlformats.org/drawingml/2006/picture" xmlns:ns11="http://schemas.microsoft.com/office/drawing/2010/main" xmlns:a="http://schemas.openxmlformats.org/drawingml/2006/main">
+          <mc:Fallback xmlns:ns9="http://schemas.openxmlformats.org/drawingml/2006/picture" xmlns:ns5="http://schemas.openxmlformats.org/drawingml/2006/main" xmlns:ns11="http://schemas.microsoft.com/office/drawing/2010/main">
             <w:pict>
               <v:line w14:anchorId="741A5B90" id="Conexão Reta 2" o:spid="_x0000_s1026" style="position:absolute;z-index:251705344;visibility:visible;mso-wrap-style:square;mso-wrap-distance-left:9pt;mso-wrap-distance-top:0;mso-wrap-distance-right:9pt;mso-wrap-distance-bottom:0;mso-position-horizontal:absolute;mso-position-horizontal-relative:text;mso-position-vertical:absolute;mso-position-vertical-relative:text" from="0,0" to="484.2pt,0" o:gfxdata="UEsDBBQABgAIAAAAIQC2gziS/gAAAOEBAAATAAAAW0NvbnRlbnRfVHlwZXNdLnhtbJSRQU7DMBBF 90jcwfIWJU67QAgl6YK0S0CoHGBkTxKLZGx5TGhvj5O2G0SRWNoz/78nu9wcxkFMGNg6quQqL6RA 0s5Y6ir5vt9lD1JwBDIwOMJKHpHlpr69KfdHjyxSmriSfYz+USnWPY7AufNIadK6MEJMx9ApD/oD OlTrorhX2lFEilmcO2RdNtjC5xDF9pCuTyYBB5bi6bQ4syoJ3g9WQ0ymaiLzg5KdCXlKLjvcW893 SUOqXwnz5DrgnHtJTxOsQfEKIT7DmDSUCaxw7Rqn8787ZsmRM9e2VmPeBN4uqYvTtW7jvijg9N/y JsXecLq0q+WD6m8AAAD//wMAUEsDBBQABgAIAAAAIQA4/SH/1gAAAJQBAAALAAAAX3JlbHMvLnJl bHOkkMFqwzAMhu+DvYPRfXGawxijTi+j0GvpHsDYimMaW0Yy2fr2M4PBMnrbUb/Q94l/f/hMi1qR JVI2sOt6UJgd+ZiDgffL8ekFlFSbvV0oo4EbChzGx4f9GRdb25HMsYhqlCwG5lrLq9biZkxWOiqY 22YiTra2kYMu1l1tQD30/bPm3wwYN0x18gb45AdQl1tp5j/sFB2T0FQ7R0nTNEV3j6o9feQzro1i OWA14Fm+Q8a1a8+Bvu/d/dMb2JY5uiPbhG/ktn4cqGU/er3pcvwCAAD//wMAUEsDBBQABgAIAAAA IQCZ2PQonAEAAJQDAAAOAAAAZHJzL2Uyb0RvYy54bWysU01P3DAQvVfqf7B8Z5MAQm202T2A4FK1 qMAPMM54Y8n2WLbZZP99x97dLGorIRAXxx/z3sx7M1muJ2vYFkLU6DreLGrOwEnstdt0/Onx9uwb ZzEJ1wuDDjq+g8jXq69flqNv4RwHND0ERiQutqPv+JCSb6sqygGsiAv04OhRYbAi0TFsqj6Ikdit qc7r+qoaMfQ+oIQY6fZm/8hXhV8pkOmXUhESMx2n2lJZQ1mf81qtlqLdBOEHLQ9liA9UYYV2lHSm uhFJsJeg/6GyWgaMqNJCoq1QKS2haCA1Tf2XmodBeChayJzoZ5vi59HKn9trdx/IhtHHNvr7kFVM Ktj8pfrYVMzazWbBlJiky6vm8vvFJXkqj2/VCehDTHeAluVNx412WYdoxfZHTJSMQo8hdDilLru0 M5CDjfsNiumekjUFXaYCrk1gW0H9FFKCS03uIfGV6AxT2pgZWL8NPMRnKJSJeQ94RpTM6NIMttph +F/2NB1LVvv4owN73dmCZ+x3pSnFGmp9UXgY0zxbr88FfvqZVn8AAAD//wMAUEsDBBQABgAIAAAA IQBdcTjb3gAAAAcBAAAPAAAAZHJzL2Rvd25yZXYueG1sTI9Ba8JAEIXvBf/DMkJvdVMpYmM2IpZS KxSpLdjjmp0m0exs2F1N/Pcde2kvDx6PefO9bN7bRpzRh9qRgvtRAgKpcKamUsHnx/PdFESImoxu HKGCCwaY54ObTKfGdfSO520sBZdQSLWCKsY2lTIUFVodRq5F4uzbeasjW19K43XH5baR4ySZSKtr 4g+VbnFZYXHcnqyCN79aLRfry4E2X7bbjde7zWv/otTtsH+asSxmICL28e8CrhuYH3IG27sTmSAa Bbwm/ipnj5PpA4j91co8k//58x8AAAD//wMAUEsBAi0AFAAGAAgAAAAhALaDOJL+AAAA4QEAABMA AAAAAAAAAAAAAAAAAAAAAFtDb250ZW50X1R5cGVzXS54bWxQSwECLQAUAAYACAAAACEAOP0h/9YA AACUAQAACwAAAAAAAAAAAAAAAAAvAQAAX3JlbHMvLnJlbHNQSwECLQAUAAYACAAAACEAmdj0KJwB AACUAwAADgAAAAAAAAAAAAAAAAAuAgAAZHJzL2Uyb0RvYy54bWxQSwECLQAUAAYACAAAACEAXXE4 294AAAAHAQAADwAAAAAAAAAAAAAAAAD2AwAAZHJzL2Rvd25yZXYueG1sUEsFBgAAAAAEAAQA8wAA AAEFAAAAAA== " strokecolor="#156082 [3204]" strokeweight=".5pt">
                 <v:stroke joinstyle="miter"/>
@@ -3767,14 +3909,6 @@
     </w:p>
     <w:p>
       <w:pPr>
-        <w:spacing w:before="60"/>
-        <w:rPr>
-          <w:lang w:val="es-ES"/>
-        </w:rPr>
-      </w:pPr>
-    </w:p>
-    <w:p>
-      <w:pPr>
         <w:pStyle w:val="PargrafodaLista"/>
         <w:numPr>
           <w:ilvl w:val="0"/>
@@ -3912,6 +4046,7 @@
           <w:bCs/>
           <w:lang w:val="en-US"/>
         </w:rPr>
+        <w:lastRenderedPageBreak/>
         <w:t>Jan — Privacy-First y 100% Offline</w:t>
       </w:r>
     </w:p>
@@ -3947,7 +4082,6 @@
         <w:rPr>
           <w:lang w:val="es-ES"/>
         </w:rPr>
-        <w:lastRenderedPageBreak/>
         <w:t>Ideal para: entornos con datos sensibles, usuarios que necesitan garantías absolutas de privacidad</w:t>
       </w:r>
     </w:p>
@@ -4234,7 +4368,7 @@
         <mc:AlternateContent>
           <mc:Choice Requires="wps">
             <w:drawing>
-              <wp:anchor distT="0" distB="0" distL="114300" distR="114300" simplePos="0" relativeHeight="251707392" behindDoc="0" locked="0" layoutInCell="1" allowOverlap="1" wp14:anchorId="3D7910EB" wp14:editId="688AEC4C">
+              <wp:anchor distT="0" distB="0" distL="114300" distR="114300" simplePos="0" relativeHeight="251707392" behindDoc="0" locked="0" layoutInCell="1" allowOverlap="1" wp14:anchorId="41E79232" wp14:editId="6BE0618D">
                 <wp:simplePos x="0" y="0"/>
                 <wp:positionH relativeFrom="column">
                   <wp:posOffset>0</wp:posOffset>
@@ -4281,7 +4415,7 @@
               </wp:anchor>
             </w:drawing>
           </mc:Choice>
-          <mc:Fallback xmlns:pic="http://schemas.openxmlformats.org/drawingml/2006/picture" xmlns:ns11="http://schemas.microsoft.com/office/drawing/2010/main" xmlns:a="http://schemas.openxmlformats.org/drawingml/2006/main">
+          <mc:Fallback xmlns:ns9="http://schemas.openxmlformats.org/drawingml/2006/picture" xmlns:ns5="http://schemas.openxmlformats.org/drawingml/2006/main" xmlns:ns11="http://schemas.microsoft.com/office/drawing/2010/main">
             <w:pict>
               <v:line w14:anchorId="10BAAF4A" id="Conexão Reta 2" o:spid="_x0000_s1026" style="position:absolute;z-index:251707392;visibility:visible;mso-wrap-style:square;mso-wrap-distance-left:9pt;mso-wrap-distance-top:0;mso-wrap-distance-right:9pt;mso-wrap-distance-bottom:0;mso-position-horizontal:absolute;mso-position-horizontal-relative:text;mso-position-vertical:absolute;mso-position-vertical-relative:text" from="0,-.05pt" to="484.2pt,-.05pt" o:gfxdata="UEsDBBQABgAIAAAAIQC2gziS/gAAAOEBAAATAAAAW0NvbnRlbnRfVHlwZXNdLnhtbJSRQU7DMBBF 90jcwfIWJU67QAgl6YK0S0CoHGBkTxKLZGx5TGhvj5O2G0SRWNoz/78nu9wcxkFMGNg6quQqL6RA 0s5Y6ir5vt9lD1JwBDIwOMJKHpHlpr69KfdHjyxSmriSfYz+USnWPY7AufNIadK6MEJMx9ApD/oD OlTrorhX2lFEilmcO2RdNtjC5xDF9pCuTyYBB5bi6bQ4syoJ3g9WQ0ymaiLzg5KdCXlKLjvcW893 SUOqXwnz5DrgnHtJTxOsQfEKIT7DmDSUCaxw7Rqn8787ZsmRM9e2VmPeBN4uqYvTtW7jvijg9N/y JsXecLq0q+WD6m8AAAD//wMAUEsDBBQABgAIAAAAIQA4/SH/1gAAAJQBAAALAAAAX3JlbHMvLnJl bHOkkMFqwzAMhu+DvYPRfXGawxijTi+j0GvpHsDYimMaW0Yy2fr2M4PBMnrbUb/Q94l/f/hMi1qR JVI2sOt6UJgd+ZiDgffL8ekFlFSbvV0oo4EbChzGx4f9GRdb25HMsYhqlCwG5lrLq9biZkxWOiqY 22YiTra2kYMu1l1tQD30/bPm3wwYN0x18gb45AdQl1tp5j/sFB2T0FQ7R0nTNEV3j6o9feQzro1i OWA14Fm+Q8a1a8+Bvu/d/dMb2JY5uiPbhG/ktn4cqGU/er3pcvwCAAD//wMAUEsDBBQABgAIAAAA IQCZ2PQonAEAAJQDAAAOAAAAZHJzL2Uyb0RvYy54bWysU01P3DAQvVfqf7B8Z5MAQm202T2A4FK1 qMAPMM54Y8n2WLbZZP99x97dLGorIRAXxx/z3sx7M1muJ2vYFkLU6DreLGrOwEnstdt0/Onx9uwb ZzEJ1wuDDjq+g8jXq69flqNv4RwHND0ERiQutqPv+JCSb6sqygGsiAv04OhRYbAi0TFsqj6Ikdit qc7r+qoaMfQ+oIQY6fZm/8hXhV8pkOmXUhESMx2n2lJZQ1mf81qtlqLdBOEHLQ9liA9UYYV2lHSm uhFJsJeg/6GyWgaMqNJCoq1QKS2haCA1Tf2XmodBeChayJzoZ5vi59HKn9trdx/IhtHHNvr7kFVM Ktj8pfrYVMzazWbBlJiky6vm8vvFJXkqj2/VCehDTHeAluVNx412WYdoxfZHTJSMQo8hdDilLru0 M5CDjfsNiumekjUFXaYCrk1gW0H9FFKCS03uIfGV6AxT2pgZWL8NPMRnKJSJeQ94RpTM6NIMttph +F/2NB1LVvv4owN73dmCZ+x3pSnFGmp9UXgY0zxbr88FfvqZVn8AAAD//wMAUEsDBBQABgAIAAAA IQCasyRQ4AAAAAkBAAAPAAAAZHJzL2Rvd25yZXYueG1sTI9Ba8JAEIXvhf6HZQq96UYpYmM2IpZS KxSpFfS4ZqdJ2uxs2F1N/Pcde2kvA4/He/O+bN7bRpzRh9qRgtEwAYFUOFNTqWD38TyYgghRk9GN I1RwwQDz/PYm06lxHb3jeRtLwSUUUq2girFNpQxFhVaHoWuR2Pt03urI0pfSeN1xuW3kOEkm0uqa +EOlW1xWWHxvT1bBm1+tlov15Ys2B9vtx+v95rV/Uer+rn+a8VnMQETs418Crgy8H3IednQnMkE0 CpgmKhiMQLD5OJk+gDj+apln8j9B/gMAAP//AwBQSwECLQAUAAYACAAAACEAtoM4kv4AAADhAQAA EwAAAAAAAAAAAAAAAAAAAAAAW0NvbnRlbnRfVHlwZXNdLnhtbFBLAQItABQABgAIAAAAIQA4/SH/ 1gAAAJQBAAALAAAAAAAAAAAAAAAAAC8BAABfcmVscy8ucmVsc1BLAQItABQABgAIAAAAIQCZ2PQo nAEAAJQDAAAOAAAAAAAAAAAAAAAAAC4CAABkcnMvZTJvRG9jLnhtbFBLAQItABQABgAIAAAAIQCa syRQ4AAAAAkBAAAPAAAAAAAAAAAAAAAAAPYDAABkcnMvZG93bnJldi54bWxQSwUGAAAAAAQABADz AAAAAwUAAAAA " strokecolor="#156082 [3204]" strokeweight=".5pt">
                 <v:stroke joinstyle="miter"/>
@@ -4366,6 +4500,7 @@
         <w:rPr>
           <w:lang w:val="es-ES"/>
         </w:rPr>
+        <w:lastRenderedPageBreak/>
         <w:t>Velocidad necesaria: respuestas en tiempo real vs procesamiento batch offline</w:t>
       </w:r>
     </w:p>
@@ -4417,7 +4552,6 @@
         <w:rPr>
           <w:lang w:val="es-ES"/>
         </w:rPr>
-        <w:lastRenderedPageBreak/>
         <w:t>Capacidad de seguir instrucciones: para tool use, los modelos instruction-tuned (qwen2.5, llama3.2) son esenciales</w:t>
       </w:r>
     </w:p>
@@ -4451,7 +4585,7 @@
         <mc:AlternateContent>
           <mc:Choice Requires="wps">
             <w:drawing>
-              <wp:anchor distT="0" distB="0" distL="114300" distR="114300" simplePos="0" relativeHeight="251668480" behindDoc="0" locked="0" layoutInCell="1" allowOverlap="1" wp14:anchorId="34981326" wp14:editId="49237617">
+              <wp:anchor distT="0" distB="0" distL="114300" distR="114300" simplePos="0" relativeHeight="251668480" behindDoc="0" locked="0" layoutInCell="1" allowOverlap="1" wp14:anchorId="1A0B52D0" wp14:editId="3F74C151">
                 <wp:simplePos x="0" y="0"/>
                 <wp:positionH relativeFrom="column">
                   <wp:posOffset>0</wp:posOffset>
@@ -4498,7 +4632,7 @@
               </wp:anchor>
             </w:drawing>
           </mc:Choice>
-          <mc:Fallback xmlns:pic="http://schemas.openxmlformats.org/drawingml/2006/picture" xmlns:ns11="http://schemas.microsoft.com/office/drawing/2010/main" xmlns:a="http://schemas.openxmlformats.org/drawingml/2006/main">
+          <mc:Fallback xmlns:ns9="http://schemas.openxmlformats.org/drawingml/2006/picture" xmlns:ns5="http://schemas.openxmlformats.org/drawingml/2006/main" xmlns:ns11="http://schemas.microsoft.com/office/drawing/2010/main">
             <w:pict>
               <v:line w14:anchorId="44DE2E80" id="Conexão Reta 3" o:spid="_x0000_s1026" style="position:absolute;z-index:251668480;visibility:visible;mso-wrap-style:square;mso-wrap-distance-left:9pt;mso-wrap-distance-top:0;mso-wrap-distance-right:9pt;mso-wrap-distance-bottom:0;mso-position-horizontal:absolute;mso-position-horizontal-relative:text;mso-position-vertical:absolute;mso-position-vertical-relative:text" from="0,0" to="484.2pt,0" o:gfxdata="UEsDBBQABgAIAAAAIQC2gziS/gAAAOEBAAATAAAAW0NvbnRlbnRfVHlwZXNdLnhtbJSRQU7DMBBF 90jcwfIWJU67QAgl6YK0S0CoHGBkTxKLZGx5TGhvj5O2G0SRWNoz/78nu9wcxkFMGNg6quQqL6RA 0s5Y6ir5vt9lD1JwBDIwOMJKHpHlpr69KfdHjyxSmriSfYz+USnWPY7AufNIadK6MEJMx9ApD/oD OlTrorhX2lFEilmcO2RdNtjC5xDF9pCuTyYBB5bi6bQ4syoJ3g9WQ0ymaiLzg5KdCXlKLjvcW893 SUOqXwnz5DrgnHtJTxOsQfEKIT7DmDSUCaxw7Rqn8787ZsmRM9e2VmPeBN4uqYvTtW7jvijg9N/y JsXecLq0q+WD6m8AAAD//wMAUEsDBBQABgAIAAAAIQA4/SH/1gAAAJQBAAALAAAAX3JlbHMvLnJl bHOkkMFqwzAMhu+DvYPRfXGawxijTi+j0GvpHsDYimMaW0Yy2fr2M4PBMnrbUb/Q94l/f/hMi1qR JVI2sOt6UJgd+ZiDgffL8ekFlFSbvV0oo4EbChzGx4f9GRdb25HMsYhqlCwG5lrLq9biZkxWOiqY 22YiTra2kYMu1l1tQD30/bPm3wwYN0x18gb45AdQl1tp5j/sFB2T0FQ7R0nTNEV3j6o9feQzro1i OWA14Fm+Q8a1a8+Bvu/d/dMb2JY5uiPbhG/ktn4cqGU/er3pcvwCAAD//wMAUEsDBBQABgAIAAAA IQCZ2PQonAEAAJQDAAAOAAAAZHJzL2Uyb0RvYy54bWysU01P3DAQvVfqf7B8Z5MAQm202T2A4FK1 qMAPMM54Y8n2WLbZZP99x97dLGorIRAXxx/z3sx7M1muJ2vYFkLU6DreLGrOwEnstdt0/Onx9uwb ZzEJ1wuDDjq+g8jXq69flqNv4RwHND0ERiQutqPv+JCSb6sqygGsiAv04OhRYbAi0TFsqj6Ikdit qc7r+qoaMfQ+oIQY6fZm/8hXhV8pkOmXUhESMx2n2lJZQ1mf81qtlqLdBOEHLQ9liA9UYYV2lHSm uhFJsJeg/6GyWgaMqNJCoq1QKS2haCA1Tf2XmodBeChayJzoZ5vi59HKn9trdx/IhtHHNvr7kFVM Ktj8pfrYVMzazWbBlJiky6vm8vvFJXkqj2/VCehDTHeAluVNx412WYdoxfZHTJSMQo8hdDilLru0 M5CDjfsNiumekjUFXaYCrk1gW0H9FFKCS03uIfGV6AxT2pgZWL8NPMRnKJSJeQ94RpTM6NIMttph +F/2NB1LVvv4owN73dmCZ+x3pSnFGmp9UXgY0zxbr88FfvqZVn8AAAD//wMAUEsDBBQABgAIAAAA IQBdcTjb3gAAAAcBAAAPAAAAZHJzL2Rvd25yZXYueG1sTI9Ba8JAEIXvBf/DMkJvdVMpYmM2IpZS KxSpLdjjmp0m0exs2F1N/Pcde2kvDx6PefO9bN7bRpzRh9qRgvtRAgKpcKamUsHnx/PdFESImoxu HKGCCwaY54ObTKfGdfSO520sBZdQSLWCKsY2lTIUFVodRq5F4uzbeasjW19K43XH5baR4ySZSKtr 4g+VbnFZYXHcnqyCN79aLRfry4E2X7bbjde7zWv/otTtsH+asSxmICL28e8CrhuYH3IG27sTmSAa Bbwm/ipnj5PpA4j91co8k//58x8AAAD//wMAUEsBAi0AFAAGAAgAAAAhALaDOJL+AAAA4QEAABMA AAAAAAAAAAAAAAAAAAAAAFtDb250ZW50X1R5cGVzXS54bWxQSwECLQAUAAYACAAAACEAOP0h/9YA AACUAQAACwAAAAAAAAAAAAAAAAAvAQAAX3JlbHMvLnJlbHNQSwECLQAUAAYACAAAACEAmdj0KJwB AACUAwAADgAAAAAAAAAAAAAAAAAuAgAAZHJzL2Uyb0RvYy54bWxQSwECLQAUAAYACAAAACEAXXE4 294AAAAHAQAADwAAAAAAAAAAAAAAAAD2AwAAZHJzL2Rvd25yZXYueG1sUEsFBgAAAAAEAAQA8wAA AAEFAAAAAA== " strokecolor="#156082 [3204]" strokeweight=".5pt">
                 <v:stroke joinstyle="miter"/>
@@ -4701,7 +4835,7 @@
         <mc:AlternateContent>
           <mc:Choice Requires="wps">
             <w:drawing>
-              <wp:anchor distT="0" distB="0" distL="114300" distR="114300" simplePos="0" relativeHeight="251709440" behindDoc="0" locked="0" layoutInCell="1" allowOverlap="1" wp14:anchorId="70762FA9" wp14:editId="010F6866">
+              <wp:anchor distT="0" distB="0" distL="114300" distR="114300" simplePos="0" relativeHeight="251709440" behindDoc="0" locked="0" layoutInCell="1" allowOverlap="1" wp14:anchorId="7D290C66" wp14:editId="2ACDAC4D">
                 <wp:simplePos x="0" y="0"/>
                 <wp:positionH relativeFrom="column">
                   <wp:posOffset>0</wp:posOffset>
@@ -4748,7 +4882,7 @@
               </wp:anchor>
             </w:drawing>
           </mc:Choice>
-          <mc:Fallback xmlns:pic="http://schemas.openxmlformats.org/drawingml/2006/picture" xmlns:ns11="http://schemas.microsoft.com/office/drawing/2010/main" xmlns:a="http://schemas.openxmlformats.org/drawingml/2006/main">
+          <mc:Fallback xmlns:ns9="http://schemas.openxmlformats.org/drawingml/2006/picture" xmlns:ns5="http://schemas.openxmlformats.org/drawingml/2006/main" xmlns:ns11="http://schemas.microsoft.com/office/drawing/2010/main">
             <w:pict>
               <v:line w14:anchorId="15F6B7A1" id="Conexão Reta 2" o:spid="_x0000_s1026" style="position:absolute;z-index:251709440;visibility:visible;mso-wrap-style:square;mso-wrap-distance-left:9pt;mso-wrap-distance-top:0;mso-wrap-distance-right:9pt;mso-wrap-distance-bottom:0;mso-position-horizontal:absolute;mso-position-horizontal-relative:text;mso-position-vertical:absolute;mso-position-vertical-relative:text" from="0,-.05pt" to="484.2pt,-.05pt" o:gfxdata="UEsDBBQABgAIAAAAIQC2gziS/gAAAOEBAAATAAAAW0NvbnRlbnRfVHlwZXNdLnhtbJSRQU7DMBBF 90jcwfIWJU67QAgl6YK0S0CoHGBkTxKLZGx5TGhvj5O2G0SRWNoz/78nu9wcxkFMGNg6quQqL6RA 0s5Y6ir5vt9lD1JwBDIwOMJKHpHlpr69KfdHjyxSmriSfYz+USnWPY7AufNIadK6MEJMx9ApD/oD OlTrorhX2lFEilmcO2RdNtjC5xDF9pCuTyYBB5bi6bQ4syoJ3g9WQ0ymaiLzg5KdCXlKLjvcW893 SUOqXwnz5DrgnHtJTxOsQfEKIT7DmDSUCaxw7Rqn8787ZsmRM9e2VmPeBN4uqYvTtW7jvijg9N/y JsXecLq0q+WD6m8AAAD//wMAUEsDBBQABgAIAAAAIQA4/SH/1gAAAJQBAAALAAAAX3JlbHMvLnJl bHOkkMFqwzAMhu+DvYPRfXGawxijTi+j0GvpHsDYimMaW0Yy2fr2M4PBMnrbUb/Q94l/f/hMi1qR JVI2sOt6UJgd+ZiDgffL8ekFlFSbvV0oo4EbChzGx4f9GRdb25HMsYhqlCwG5lrLq9biZkxWOiqY 22YiTra2kYMu1l1tQD30/bPm3wwYN0x18gb45AdQl1tp5j/sFB2T0FQ7R0nTNEV3j6o9feQzro1i OWA14Fm+Q8a1a8+Bvu/d/dMb2JY5uiPbhG/ktn4cqGU/er3pcvwCAAD//wMAUEsDBBQABgAIAAAA IQCZ2PQonAEAAJQDAAAOAAAAZHJzL2Uyb0RvYy54bWysU01P3DAQvVfqf7B8Z5MAQm202T2A4FK1 qMAPMM54Y8n2WLbZZP99x97dLGorIRAXxx/z3sx7M1muJ2vYFkLU6DreLGrOwEnstdt0/Onx9uwb ZzEJ1wuDDjq+g8jXq69flqNv4RwHND0ERiQutqPv+JCSb6sqygGsiAv04OhRYbAi0TFsqj6Ikdit qc7r+qoaMfQ+oIQY6fZm/8hXhV8pkOmXUhESMx2n2lJZQ1mf81qtlqLdBOEHLQ9liA9UYYV2lHSm uhFJsJeg/6GyWgaMqNJCoq1QKS2haCA1Tf2XmodBeChayJzoZ5vi59HKn9trdx/IhtHHNvr7kFVM Ktj8pfrYVMzazWbBlJiky6vm8vvFJXkqj2/VCehDTHeAluVNx412WYdoxfZHTJSMQo8hdDilLru0 M5CDjfsNiumekjUFXaYCrk1gW0H9FFKCS03uIfGV6AxT2pgZWL8NPMRnKJSJeQ94RpTM6NIMttph +F/2NB1LVvv4owN73dmCZ+x3pSnFGmp9UXgY0zxbr88FfvqZVn8AAAD//wMAUEsDBBQABgAIAAAA IQCasyRQ4AAAAAkBAAAPAAAAZHJzL2Rvd25yZXYueG1sTI9Ba8JAEIXvhf6HZQq96UYpYmM2IpZS KxSpFfS4ZqdJ2uxs2F1N/Pcde2kvA4/He/O+bN7bRpzRh9qRgtEwAYFUOFNTqWD38TyYgghRk9GN I1RwwQDz/PYm06lxHb3jeRtLwSUUUq2girFNpQxFhVaHoWuR2Pt03urI0pfSeN1xuW3kOEkm0uqa +EOlW1xWWHxvT1bBm1+tlov15Ys2B9vtx+v95rV/Uer+rn+a8VnMQETs418Crgy8H3IednQnMkE0 CpgmKhiMQLD5OJk+gDj+apln8j9B/gMAAP//AwBQSwECLQAUAAYACAAAACEAtoM4kv4AAADhAQAA EwAAAAAAAAAAAAAAAAAAAAAAW0NvbnRlbnRfVHlwZXNdLnhtbFBLAQItABQABgAIAAAAIQA4/SH/ 1gAAAJQBAAALAAAAAAAAAAAAAAAAAC8BAABfcmVscy8ucmVsc1BLAQItABQABgAIAAAAIQCZ2PQo nAEAAJQDAAAOAAAAAAAAAAAAAAAAAC4CAABkcnMvZTJvRG9jLnhtbFBLAQItABQABgAIAAAAIQCa syRQ4AAAAAkBAAAPAAAAAAAAAAAAAAAAAPYDAABkcnMvZG93bnJldi54bWxQSwUGAAAAAAQABADz AAAAAwUAAAAA " strokecolor="#156082 [3204]" strokeweight=".5pt">
                 <v:stroke joinstyle="miter"/>
@@ -5022,7 +5156,7 @@
         <mc:AlternateContent>
           <mc:Choice Requires="wps">
             <w:drawing>
-              <wp:anchor distT="0" distB="0" distL="114300" distR="114300" simplePos="0" relativeHeight="251711488" behindDoc="0" locked="0" layoutInCell="1" allowOverlap="1" wp14:anchorId="4724CA3A" wp14:editId="696EDD40">
+              <wp:anchor distT="0" distB="0" distL="114300" distR="114300" simplePos="0" relativeHeight="251711488" behindDoc="0" locked="0" layoutInCell="1" allowOverlap="1" wp14:anchorId="2F57DA91" wp14:editId="5868C949">
                 <wp:simplePos x="0" y="0"/>
                 <wp:positionH relativeFrom="column">
                   <wp:posOffset>0</wp:posOffset>
@@ -5069,7 +5203,7 @@
               </wp:anchor>
             </w:drawing>
           </mc:Choice>
-          <mc:Fallback xmlns:pic="http://schemas.openxmlformats.org/drawingml/2006/picture" xmlns:ns11="http://schemas.microsoft.com/office/drawing/2010/main" xmlns:a="http://schemas.openxmlformats.org/drawingml/2006/main">
+          <mc:Fallback xmlns:ns9="http://schemas.openxmlformats.org/drawingml/2006/picture" xmlns:ns5="http://schemas.openxmlformats.org/drawingml/2006/main" xmlns:ns11="http://schemas.microsoft.com/office/drawing/2010/main">
             <w:pict>
               <v:line w14:anchorId="76E1667A" id="Conexão Reta 3" o:spid="_x0000_s1026" style="position:absolute;z-index:251711488;visibility:visible;mso-wrap-style:square;mso-wrap-distance-left:9pt;mso-wrap-distance-top:0;mso-wrap-distance-right:9pt;mso-wrap-distance-bottom:0;mso-position-horizontal:absolute;mso-position-horizontal-relative:text;mso-position-vertical:absolute;mso-position-vertical-relative:text" from="0,-.05pt" to="484.2pt,-.05pt" o:gfxdata="UEsDBBQABgAIAAAAIQC2gziS/gAAAOEBAAATAAAAW0NvbnRlbnRfVHlwZXNdLnhtbJSRQU7DMBBF 90jcwfIWJU67QAgl6YK0S0CoHGBkTxKLZGx5TGhvj5O2G0SRWNoz/78nu9wcxkFMGNg6quQqL6RA 0s5Y6ir5vt9lD1JwBDIwOMJKHpHlpr69KfdHjyxSmriSfYz+USnWPY7AufNIadK6MEJMx9ApD/oD OlTrorhX2lFEilmcO2RdNtjC5xDF9pCuTyYBB5bi6bQ4syoJ3g9WQ0ymaiLzg5KdCXlKLjvcW893 SUOqXwnz5DrgnHtJTxOsQfEKIT7DmDSUCaxw7Rqn8787ZsmRM9e2VmPeBN4uqYvTtW7jvijg9N/y JsXecLq0q+WD6m8AAAD//wMAUEsDBBQABgAIAAAAIQA4/SH/1gAAAJQBAAALAAAAX3JlbHMvLnJl bHOkkMFqwzAMhu+DvYPRfXGawxijTi+j0GvpHsDYimMaW0Yy2fr2M4PBMnrbUb/Q94l/f/hMi1qR JVI2sOt6UJgd+ZiDgffL8ekFlFSbvV0oo4EbChzGx4f9GRdb25HMsYhqlCwG5lrLq9biZkxWOiqY 22YiTra2kYMu1l1tQD30/bPm3wwYN0x18gb45AdQl1tp5j/sFB2T0FQ7R0nTNEV3j6o9feQzro1i OWA14Fm+Q8a1a8+Bvu/d/dMb2JY5uiPbhG/ktn4cqGU/er3pcvwCAAD//wMAUEsDBBQABgAIAAAA IQCZ2PQonAEAAJQDAAAOAAAAZHJzL2Uyb0RvYy54bWysU01P3DAQvVfqf7B8Z5MAQm202T2A4FK1 qMAPMM54Y8n2WLbZZP99x97dLGorIRAXxx/z3sx7M1muJ2vYFkLU6DreLGrOwEnstdt0/Onx9uwb ZzEJ1wuDDjq+g8jXq69flqNv4RwHND0ERiQutqPv+JCSb6sqygGsiAv04OhRYbAi0TFsqj6Ikdit qc7r+qoaMfQ+oIQY6fZm/8hXhV8pkOmXUhESMx2n2lJZQ1mf81qtlqLdBOEHLQ9liA9UYYV2lHSm uhFJsJeg/6GyWgaMqNJCoq1QKS2haCA1Tf2XmodBeChayJzoZ5vi59HKn9trdx/IhtHHNvr7kFVM Ktj8pfrYVMzazWbBlJiky6vm8vvFJXkqj2/VCehDTHeAluVNx412WYdoxfZHTJSMQo8hdDilLru0 M5CDjfsNiumekjUFXaYCrk1gW0H9FFKCS03uIfGV6AxT2pgZWL8NPMRnKJSJeQ94RpTM6NIMttph +F/2NB1LVvv4owN73dmCZ+x3pSnFGmp9UXgY0zxbr88FfvqZVn8AAAD//wMAUEsDBBQABgAIAAAA IQCasyRQ4AAAAAkBAAAPAAAAZHJzL2Rvd25yZXYueG1sTI9Ba8JAEIXvhf6HZQq96UYpYmM2IpZS KxSpFfS4ZqdJ2uxs2F1N/Pcde2kvA4/He/O+bN7bRpzRh9qRgtEwAYFUOFNTqWD38TyYgghRk9GN I1RwwQDz/PYm06lxHb3jeRtLwSUUUq2girFNpQxFhVaHoWuR2Pt03urI0pfSeN1xuW3kOEkm0uqa +EOlW1xWWHxvT1bBm1+tlov15Ys2B9vtx+v95rV/Uer+rn+a8VnMQETs418Crgy8H3IednQnMkE0 CpgmKhiMQLD5OJk+gDj+apln8j9B/gMAAP//AwBQSwECLQAUAAYACAAAACEAtoM4kv4AAADhAQAA EwAAAAAAAAAAAAAAAAAAAAAAW0NvbnRlbnRfVHlwZXNdLnhtbFBLAQItABQABgAIAAAAIQA4/SH/ 1gAAAJQBAAALAAAAAAAAAAAAAAAAAC8BAABfcmVscy8ucmVsc1BLAQItABQABgAIAAAAIQCZ2PQo nAEAAJQDAAAOAAAAAAAAAAAAAAAAAC4CAABkcnMvZTJvRG9jLnhtbFBLAQItABQABgAIAAAAIQCa syRQ4AAAAAkBAAAPAAAAAAAAAAAAAAAAAPYDAABkcnMvZG93bnJldi54bWxQSwUGAAAAAAQABADz AAAAAwUAAAAA " strokecolor="#156082 [3204]" strokeweight=".5pt">
                 <v:stroke joinstyle="miter"/>
@@ -5249,6 +5383,7 @@
           <w:color w:val="2E75B6"/>
           <w:lang w:val="en-US"/>
         </w:rPr>
+        <w:lastRenderedPageBreak/>
         <w:t xml:space="preserve">→  </w:t>
       </w:r>
       <w:hyperlink r:id="rId14" w:history="1">
@@ -5359,7 +5494,6 @@
           <w:color w:val="2E75B6"/>
           <w:lang w:val="en-US"/>
         </w:rPr>
-        <w:lastRenderedPageBreak/>
         <w:t xml:space="preserve">→  </w:t>
       </w:r>
       <w:hyperlink r:id="rId18" w:history="1">
@@ -5658,7 +5792,7 @@
         <mc:AlternateContent>
           <mc:Choice Requires="wps">
             <w:drawing>
-              <wp:anchor distT="0" distB="0" distL="114300" distR="114300" simplePos="0" relativeHeight="251713536" behindDoc="0" locked="0" layoutInCell="1" allowOverlap="1" wp14:anchorId="5D2ABECF" wp14:editId="4BE6EDE1">
+              <wp:anchor distT="0" distB="0" distL="114300" distR="114300" simplePos="0" relativeHeight="251713536" behindDoc="0" locked="0" layoutInCell="1" allowOverlap="1" wp14:anchorId="46FEE2D7" wp14:editId="3B512C78">
                 <wp:simplePos x="0" y="0"/>
                 <wp:positionH relativeFrom="column">
                   <wp:posOffset>0</wp:posOffset>
@@ -5705,7 +5839,7 @@
               </wp:anchor>
             </w:drawing>
           </mc:Choice>
-          <mc:Fallback xmlns:pic="http://schemas.openxmlformats.org/drawingml/2006/picture" xmlns:ns11="http://schemas.microsoft.com/office/drawing/2010/main" xmlns:a="http://schemas.openxmlformats.org/drawingml/2006/main">
+          <mc:Fallback xmlns:ns9="http://schemas.openxmlformats.org/drawingml/2006/picture" xmlns:ns5="http://schemas.openxmlformats.org/drawingml/2006/main" xmlns:ns11="http://schemas.microsoft.com/office/drawing/2010/main">
             <w:pict>
               <v:line w14:anchorId="787BFDF2" id="Conexão Reta 3" o:spid="_x0000_s1026" style="position:absolute;z-index:251713536;visibility:visible;mso-wrap-style:square;mso-wrap-distance-left:9pt;mso-wrap-distance-top:0;mso-wrap-distance-right:9pt;mso-wrap-distance-bottom:0;mso-position-horizontal:absolute;mso-position-horizontal-relative:text;mso-position-vertical:absolute;mso-position-vertical-relative:text" from="0,-.05pt" to="484.2pt,-.05pt" o:gfxdata="UEsDBBQABgAIAAAAIQC2gziS/gAAAOEBAAATAAAAW0NvbnRlbnRfVHlwZXNdLnhtbJSRQU7DMBBF 90jcwfIWJU67QAgl6YK0S0CoHGBkTxKLZGx5TGhvj5O2G0SRWNoz/78nu9wcxkFMGNg6quQqL6RA 0s5Y6ir5vt9lD1JwBDIwOMJKHpHlpr69KfdHjyxSmriSfYz+USnWPY7AufNIadK6MEJMx9ApD/oD OlTrorhX2lFEilmcO2RdNtjC5xDF9pCuTyYBB5bi6bQ4syoJ3g9WQ0ymaiLzg5KdCXlKLjvcW893 SUOqXwnz5DrgnHtJTxOsQfEKIT7DmDSUCaxw7Rqn8787ZsmRM9e2VmPeBN4uqYvTtW7jvijg9N/y JsXecLq0q+WD6m8AAAD//wMAUEsDBBQABgAIAAAAIQA4/SH/1gAAAJQBAAALAAAAX3JlbHMvLnJl bHOkkMFqwzAMhu+DvYPRfXGawxijTi+j0GvpHsDYimMaW0Yy2fr2M4PBMnrbUb/Q94l/f/hMi1qR JVI2sOt6UJgd+ZiDgffL8ekFlFSbvV0oo4EbChzGx4f9GRdb25HMsYhqlCwG5lrLq9biZkxWOiqY 22YiTra2kYMu1l1tQD30/bPm3wwYN0x18gb45AdQl1tp5j/sFB2T0FQ7R0nTNEV3j6o9feQzro1i OWA14Fm+Q8a1a8+Bvu/d/dMb2JY5uiPbhG/ktn4cqGU/er3pcvwCAAD//wMAUEsDBBQABgAIAAAA IQCZ2PQonAEAAJQDAAAOAAAAZHJzL2Uyb0RvYy54bWysU01P3DAQvVfqf7B8Z5MAQm202T2A4FK1 qMAPMM54Y8n2WLbZZP99x97dLGorIRAXxx/z3sx7M1muJ2vYFkLU6DreLGrOwEnstdt0/Onx9uwb ZzEJ1wuDDjq+g8jXq69flqNv4RwHND0ERiQutqPv+JCSb6sqygGsiAv04OhRYbAi0TFsqj6Ikdit qc7r+qoaMfQ+oIQY6fZm/8hXhV8pkOmXUhESMx2n2lJZQ1mf81qtlqLdBOEHLQ9liA9UYYV2lHSm uhFJsJeg/6GyWgaMqNJCoq1QKS2haCA1Tf2XmodBeChayJzoZ5vi59HKn9trdx/IhtHHNvr7kFVM Ktj8pfrYVMzazWbBlJiky6vm8vvFJXkqj2/VCehDTHeAluVNx412WYdoxfZHTJSMQo8hdDilLru0 M5CDjfsNiumekjUFXaYCrk1gW0H9FFKCS03uIfGV6AxT2pgZWL8NPMRnKJSJeQ94RpTM6NIMttph +F/2NB1LVvv4owN73dmCZ+x3pSnFGmp9UXgY0zxbr88FfvqZVn8AAAD//wMAUEsDBBQABgAIAAAA IQCasyRQ4AAAAAkBAAAPAAAAZHJzL2Rvd25yZXYueG1sTI9Ba8JAEIXvhf6HZQq96UYpYmM2IpZS KxSpFfS4ZqdJ2uxs2F1N/Pcde2kvA4/He/O+bN7bRpzRh9qRgtEwAYFUOFNTqWD38TyYgghRk9GN I1RwwQDz/PYm06lxHb3jeRtLwSUUUq2girFNpQxFhVaHoWuR2Pt03urI0pfSeN1xuW3kOEkm0uqa +EOlW1xWWHxvT1bBm1+tlov15Ys2B9vtx+v95rV/Uer+rn+a8VnMQETs418Crgy8H3IednQnMkE0 CpgmKhiMQLD5OJk+gDj+apln8j9B/gMAAP//AwBQSwECLQAUAAYACAAAACEAtoM4kv4AAADhAQAA EwAAAAAAAAAAAAAAAAAAAAAAW0NvbnRlbnRfVHlwZXNdLnhtbFBLAQItABQABgAIAAAAIQA4/SH/ 1gAAAJQBAAALAAAAAAAAAAAAAAAAAC8BAABfcmVscy8ucmVsc1BLAQItABQABgAIAAAAIQCZ2PQo nAEAAJQDAAAOAAAAAAAAAAAAAAAAAC4CAABkcnMvZTJvRG9jLnhtbFBLAQItABQABgAIAAAAIQCa syRQ4AAAAAkBAAAPAAAAAAAAAAAAAAAAAPYDAABkcnMvZG93bnJldi54bWxQSwUGAAAAAAQABADz AAAAAwUAAAAA " strokecolor="#156082 [3204]" strokeweight=".5pt">
                 <v:stroke joinstyle="miter"/>
@@ -6152,8 +6286,9 @@
           <w:szCs w:val="20"/>
           <w:lang w:val="es-ES"/>
         </w:rPr>
-        <w:t xml:space="preserve">Tabla </w:t>
-      </w:r>
+        <w:t xml:space="preserve">Tabla 4 — Enfoques de acceso a datos con LLM: comparación de </w:t>
+      </w:r>
+      <w:proofErr w:type="spellStart"/>
       <w:r>
         <w:rPr>
           <w:i/>
@@ -6163,29 +6298,6 @@
           <w:szCs w:val="20"/>
           <w:lang w:val="es-ES"/>
         </w:rPr>
-        <w:t>3</w:t>
-      </w:r>
-      <w:r>
-        <w:rPr>
-          <w:i/>
-          <w:iCs/>
-          <w:color w:val="595959"/>
-          <w:sz w:val="20"/>
-          <w:szCs w:val="20"/>
-          <w:lang w:val="es-ES"/>
-        </w:rPr>
-        <w:t xml:space="preserve"> — Enfoques de acceso a datos con LLM: comparación de </w:t>
-      </w:r>
-      <w:proofErr w:type="spellStart"/>
-      <w:r>
-        <w:rPr>
-          <w:i/>
-          <w:iCs/>
-          <w:color w:val="595959"/>
-          <w:sz w:val="20"/>
-          <w:szCs w:val="20"/>
-          <w:lang w:val="es-ES"/>
-        </w:rPr>
         <w:t>trade-offs</w:t>
       </w:r>
       <w:proofErr w:type="spellEnd"/>
@@ -6242,7 +6354,7 @@
         <mc:AlternateContent>
           <mc:Choice Requires="wps">
             <w:drawing>
-              <wp:anchor distT="0" distB="0" distL="114300" distR="114300" simplePos="0" relativeHeight="251715584" behindDoc="0" locked="0" layoutInCell="1" allowOverlap="1" wp14:anchorId="7540B30B" wp14:editId="4E2192D3">
+              <wp:anchor distT="0" distB="0" distL="114300" distR="114300" simplePos="0" relativeHeight="251715584" behindDoc="0" locked="0" layoutInCell="1" allowOverlap="1" wp14:anchorId="3423D3AF" wp14:editId="5D7C9D1D">
                 <wp:simplePos x="0" y="0"/>
                 <wp:positionH relativeFrom="column">
                   <wp:posOffset>0</wp:posOffset>
@@ -6289,7 +6401,7 @@
               </wp:anchor>
             </w:drawing>
           </mc:Choice>
-          <mc:Fallback xmlns:pic="http://schemas.openxmlformats.org/drawingml/2006/picture" xmlns:ns11="http://schemas.microsoft.com/office/drawing/2010/main" xmlns:a="http://schemas.openxmlformats.org/drawingml/2006/main">
+          <mc:Fallback xmlns:ns9="http://schemas.openxmlformats.org/drawingml/2006/picture" xmlns:ns5="http://schemas.openxmlformats.org/drawingml/2006/main" xmlns:ns11="http://schemas.microsoft.com/office/drawing/2010/main">
             <w:pict>
               <v:line w14:anchorId="13B0F591" id="Conexão Reta 3" o:spid="_x0000_s1026" style="position:absolute;z-index:251715584;visibility:visible;mso-wrap-style:square;mso-wrap-distance-left:9pt;mso-wrap-distance-top:0;mso-wrap-distance-right:9pt;mso-wrap-distance-bottom:0;mso-position-horizontal:absolute;mso-position-horizontal-relative:text;mso-position-vertical:absolute;mso-position-vertical-relative:text" from="0,-.05pt" to="484.2pt,-.05pt" o:gfxdata="UEsDBBQABgAIAAAAIQC2gziS/gAAAOEBAAATAAAAW0NvbnRlbnRfVHlwZXNdLnhtbJSRQU7DMBBF 90jcwfIWJU67QAgl6YK0S0CoHGBkTxKLZGx5TGhvj5O2G0SRWNoz/78nu9wcxkFMGNg6quQqL6RA 0s5Y6ir5vt9lD1JwBDIwOMJKHpHlpr69KfdHjyxSmriSfYz+USnWPY7AufNIadK6MEJMx9ApD/oD OlTrorhX2lFEilmcO2RdNtjC5xDF9pCuTyYBB5bi6bQ4syoJ3g9WQ0ymaiLzg5KdCXlKLjvcW893 SUOqXwnz5DrgnHtJTxOsQfEKIT7DmDSUCaxw7Rqn8787ZsmRM9e2VmPeBN4uqYvTtW7jvijg9N/y JsXecLq0q+WD6m8AAAD//wMAUEsDBBQABgAIAAAAIQA4/SH/1gAAAJQBAAALAAAAX3JlbHMvLnJl bHOkkMFqwzAMhu+DvYPRfXGawxijTi+j0GvpHsDYimMaW0Yy2fr2M4PBMnrbUb/Q94l/f/hMi1qR JVI2sOt6UJgd+ZiDgffL8ekFlFSbvV0oo4EbChzGx4f9GRdb25HMsYhqlCwG5lrLq9biZkxWOiqY 22YiTra2kYMu1l1tQD30/bPm3wwYN0x18gb45AdQl1tp5j/sFB2T0FQ7R0nTNEV3j6o9feQzro1i OWA14Fm+Q8a1a8+Bvu/d/dMb2JY5uiPbhG/ktn4cqGU/er3pcvwCAAD//wMAUEsDBBQABgAIAAAA IQCZ2PQonAEAAJQDAAAOAAAAZHJzL2Uyb0RvYy54bWysU01P3DAQvVfqf7B8Z5MAQm202T2A4FK1 qMAPMM54Y8n2WLbZZP99x97dLGorIRAXxx/z3sx7M1muJ2vYFkLU6DreLGrOwEnstdt0/Onx9uwb ZzEJ1wuDDjq+g8jXq69flqNv4RwHND0ERiQutqPv+JCSb6sqygGsiAv04OhRYbAi0TFsqj6Ikdit qc7r+qoaMfQ+oIQY6fZm/8hXhV8pkOmXUhESMx2n2lJZQ1mf81qtlqLdBOEHLQ9liA9UYYV2lHSm uhFJsJeg/6GyWgaMqNJCoq1QKS2haCA1Tf2XmodBeChayJzoZ5vi59HKn9trdx/IhtHHNvr7kFVM Ktj8pfrYVMzazWbBlJiky6vm8vvFJXkqj2/VCehDTHeAluVNx412WYdoxfZHTJSMQo8hdDilLru0 M5CDjfsNiumekjUFXaYCrk1gW0H9FFKCS03uIfGV6AxT2pgZWL8NPMRnKJSJeQ94RpTM6NIMttph +F/2NB1LVvv4owN73dmCZ+x3pSnFGmp9UXgY0zxbr88FfvqZVn8AAAD//wMAUEsDBBQABgAIAAAA IQCasyRQ4AAAAAkBAAAPAAAAZHJzL2Rvd25yZXYueG1sTI9Ba8JAEIXvhf6HZQq96UYpYmM2IpZS KxSpFfS4ZqdJ2uxs2F1N/Pcde2kvA4/He/O+bN7bRpzRh9qRgtEwAYFUOFNTqWD38TyYgghRk9GN I1RwwQDz/PYm06lxHb3jeRtLwSUUUq2girFNpQxFhVaHoWuR2Pt03urI0pfSeN1xuW3kOEkm0uqa +EOlW1xWWHxvT1bBm1+tlov15Ys2B9vtx+v95rV/Uer+rn+a8VnMQETs418Crgy8H3IednQnMkE0 CpgmKhiMQLD5OJk+gDj+apln8j9B/gMAAP//AwBQSwECLQAUAAYACAAAACEAtoM4kv4AAADhAQAA EwAAAAAAAAAAAAAAAAAAAAAAW0NvbnRlbnRfVHlwZXNdLnhtbFBLAQItABQABgAIAAAAIQA4/SH/ 1gAAAJQBAAALAAAAAAAAAAAAAAAAAC8BAABfcmVscy8ucmVsc1BLAQItABQABgAIAAAAIQCZ2PQo nAEAAJQDAAAOAAAAAAAAAAAAAAAAAC4CAABkcnMvZTJvRG9jLnhtbFBLAQItABQABgAIAAAAIQCa syRQ4AAAAAkBAAAPAAAAAAAAAAAAAAAAAPYDAABkcnMvZG93bnJldi54bWxQSwUGAAAAAAQABADz AAAAAwUAAAAA " strokecolor="#156082 [3204]" strokeweight=".5pt">
                 <v:stroke joinstyle="miter"/>
@@ -6434,7 +6546,7 @@
           <w:noProof/>
         </w:rPr>
         <w:drawing>
-          <wp:inline distT="0" distB="0" distL="0" distR="0" wp14:anchorId="790A7CCB" wp14:editId="22627747">
+          <wp:inline distT="0" distB="0" distL="0" distR="0" wp14:anchorId="10A458C0" wp14:editId="0BED70DB">
             <wp:extent cx="4076700" cy="2387600"/>
             <wp:effectExtent l="0" t="0" r="0" b="0"/>
             <wp:docPr id="264795208" name="Imagem 1" descr="Uma imagem com texto, captura de ecrã, diagrama, Tipo de letra  Descrição gerada automaticamente"/>
@@ -7835,23 +7947,23 @@
           <w:b/>
           <w:bCs/>
         </w:rPr>
-        <w:br w:type="page"/>
-      </w:r>
-    </w:p>
-    <w:p>
-      <w:pPr>
+        <w:t xml:space="preserve">@AiService — </w:t>
+      </w:r>
+      <w:proofErr w:type="spellStart"/>
+      <w:r>
         <w:rPr>
           <w:b/>
           <w:bCs/>
         </w:rPr>
-      </w:pPr>
+        <w:t>HqlGenerator</w:t>
+      </w:r>
+      <w:proofErr w:type="spellEnd"/>
       <w:r>
         <w:rPr>
           <w:b/>
           <w:bCs/>
         </w:rPr>
-        <w:lastRenderedPageBreak/>
-        <w:t>@AiService — HqlGenerator y AnswerFormatter</w:t>
+        <w:t xml:space="preserve"> y AnswerFormatter</w:t>
       </w:r>
     </w:p>
     <w:p>
@@ -8725,6 +8837,22 @@
         </w:rPr>
       </w:pPr>
     </w:p>
+    <w:p>
+      <w:pPr>
+        <w:spacing w:before="80"/>
+        <w:rPr>
+          <w:lang w:val="es-ES"/>
+        </w:rPr>
+      </w:pPr>
+    </w:p>
+    <w:p>
+      <w:pPr>
+        <w:spacing w:before="80"/>
+        <w:rPr>
+          <w:lang w:val="es-ES"/>
+        </w:rPr>
+      </w:pPr>
+    </w:p>
     <w:tbl>
       <w:tblPr>
         <w:tblW w:w="9026" w:type="dxa"/>
@@ -8778,6 +8906,7 @@
                 <w:szCs w:val="18"/>
                 <w:lang w:val="es-ES"/>
               </w:rPr>
+              <w:lastRenderedPageBreak/>
               <w:t xml:space="preserve">// </w:t>
             </w:r>
             <w:proofErr w:type="spellStart"/>
@@ -9608,7 +9737,6 @@
                 <w:sz w:val="18"/>
                 <w:szCs w:val="18"/>
               </w:rPr>
-              <w:lastRenderedPageBreak/>
               <w:t xml:space="preserve">                         @V("result")   String result);</w:t>
             </w:r>
           </w:p>
@@ -10647,6 +10775,7 @@
                 <w:szCs w:val="18"/>
                 <w:lang w:val="es-ES"/>
               </w:rPr>
+              <w:lastRenderedPageBreak/>
               <w:t xml:space="preserve">  </w:t>
             </w:r>
             <w:r>
@@ -11265,7 +11394,6 @@
                 <w:szCs w:val="18"/>
                 <w:lang w:val="en-US"/>
               </w:rPr>
-              <w:lastRenderedPageBreak/>
               <w:t xml:space="preserve">        hql = hql.replaceFirst("(?is)^```(?:hql|jpql|sql)?\\s*", "");</w:t>
             </w:r>
           </w:p>
@@ -12161,6 +12289,7 @@
                 <w:szCs w:val="18"/>
                 <w:lang w:val="en-US"/>
               </w:rPr>
+              <w:lastRenderedPageBreak/>
               <w:t xml:space="preserve">                          </w:t>
             </w:r>
             <w:proofErr w:type="gramStart"/>
@@ -12835,120 +12964,12 @@
                 <w:szCs w:val="20"/>
                 <w:lang w:val="es-ES"/>
               </w:rPr>
-              <w:t xml:space="preserve">Al llamar a product.getCategory().getName() dentro de formatResult(), Hibernate carga la relación @ManyToOne LAZY en ese momento — dentro de la misma transacción JPA. </w:t>
-            </w:r>
-            <w:r>
-              <w:rPr>
-                <w:color w:val="333333"/>
-                <w:sz w:val="20"/>
-                <w:szCs w:val="20"/>
-                <w:lang w:val="es-ES"/>
-              </w:rPr>
-              <w:lastRenderedPageBreak/>
-              <w:t>Esto evita LazyInitializationException sin tener que usar EAGER fetching o JOIN FETCH en todas las queries.</w:t>
+              <w:t>Al llamar a product.getCategory().getName() dentro de formatResult(), Hibernate carga la relación @ManyToOne LAZY en ese momento — dentro de la misma transacción JPA. Esto evita LazyInitializationException sin tener que usar EAGER fetching o JOIN FETCH en todas las queries.</w:t>
             </w:r>
           </w:p>
         </w:tc>
       </w:tr>
     </w:tbl>
-    <w:p>
-      <w:pPr>
-        <w:spacing w:before="40" w:after="160"/>
-        <w:jc w:val="center"/>
-        <w:rPr>
-          <w:i/>
-          <w:iCs/>
-          <w:color w:val="595959"/>
-          <w:sz w:val="20"/>
-          <w:szCs w:val="20"/>
-          <w:lang w:val="es-ES"/>
-        </w:rPr>
-      </w:pPr>
-      <w:r>
-        <w:rPr>
-          <w:i/>
-          <w:iCs/>
-          <w:color w:val="595959"/>
-          <w:sz w:val="20"/>
-          <w:szCs w:val="20"/>
-          <w:lang w:val="es-ES"/>
-        </w:rPr>
-        <w:lastRenderedPageBreak/>
-        <w:t xml:space="preserve">Tabla 8 — </w:t>
-      </w:r>
-      <w:proofErr w:type="spellStart"/>
-      <w:r>
-        <w:rPr>
-          <w:i/>
-          <w:iCs/>
-          <w:color w:val="595959"/>
-          <w:sz w:val="20"/>
-          <w:szCs w:val="20"/>
-          <w:lang w:val="es-ES"/>
-        </w:rPr>
-        <w:t>Lazy</w:t>
-      </w:r>
-      <w:proofErr w:type="spellEnd"/>
-      <w:r>
-        <w:rPr>
-          <w:i/>
-          <w:iCs/>
-          <w:color w:val="595959"/>
-          <w:sz w:val="20"/>
-          <w:szCs w:val="20"/>
-          <w:lang w:val="es-ES"/>
-        </w:rPr>
-        <w:t xml:space="preserve"> </w:t>
-      </w:r>
-      <w:proofErr w:type="spellStart"/>
-      <w:r>
-        <w:rPr>
-          <w:i/>
-          <w:iCs/>
-          <w:color w:val="595959"/>
-          <w:sz w:val="20"/>
-          <w:szCs w:val="20"/>
-          <w:lang w:val="es-ES"/>
-        </w:rPr>
-        <w:t>loading</w:t>
-      </w:r>
-      <w:proofErr w:type="spellEnd"/>
-      <w:r>
-        <w:rPr>
-          <w:i/>
-          <w:iCs/>
-          <w:color w:val="595959"/>
-          <w:sz w:val="20"/>
-          <w:szCs w:val="20"/>
-          <w:lang w:val="es-ES"/>
-        </w:rPr>
-        <w:t xml:space="preserve"> resuelto: comportamiento de </w:t>
-      </w:r>
-      <w:proofErr w:type="spellStart"/>
-      <w:r>
-        <w:rPr>
-          <w:i/>
-          <w:iCs/>
-          <w:color w:val="595959"/>
-          <w:sz w:val="20"/>
-          <w:szCs w:val="20"/>
-          <w:lang w:val="es-ES"/>
-        </w:rPr>
-        <w:t>Hibernate</w:t>
-      </w:r>
-      <w:proofErr w:type="spellEnd"/>
-      <w:r>
-        <w:rPr>
-          <w:i/>
-          <w:iCs/>
-          <w:color w:val="595959"/>
-          <w:sz w:val="20"/>
-          <w:szCs w:val="20"/>
-          <w:lang w:val="es-ES"/>
-        </w:rPr>
-        <w:t xml:space="preserve"> dentro de una sesión JPA</w:t>
-      </w:r>
-    </w:p>
     <w:p>
       <w:pPr>
         <w:rPr>
@@ -13802,6 +13823,7 @@
           <w:szCs w:val="20"/>
           <w:lang w:val="es-ES"/>
         </w:rPr>
+        <w:lastRenderedPageBreak/>
         <w:t xml:space="preserve">Código 7 — HibernateQueryTool.java — anotaciones @Tool y @P listas para </w:t>
       </w:r>
       <w:proofErr w:type="spellStart"/>
@@ -13953,7 +13975,7 @@
         <mc:AlternateContent>
           <mc:Choice Requires="wps">
             <w:drawing>
-              <wp:anchor distT="0" distB="0" distL="114300" distR="114300" simplePos="0" relativeHeight="251717632" behindDoc="0" locked="0" layoutInCell="1" allowOverlap="1" wp14:anchorId="3686981D" wp14:editId="648668A6">
+              <wp:anchor distT="0" distB="0" distL="114300" distR="114300" simplePos="0" relativeHeight="251717632" behindDoc="0" locked="0" layoutInCell="1" allowOverlap="1" wp14:anchorId="2F0F3064" wp14:editId="74C033F5">
                 <wp:simplePos x="0" y="0"/>
                 <wp:positionH relativeFrom="column">
                   <wp:posOffset>0</wp:posOffset>
@@ -14000,7 +14022,7 @@
               </wp:anchor>
             </w:drawing>
           </mc:Choice>
-          <mc:Fallback xmlns:pic="http://schemas.openxmlformats.org/drawingml/2006/picture" xmlns:ns11="http://schemas.microsoft.com/office/drawing/2010/main" xmlns:a="http://schemas.openxmlformats.org/drawingml/2006/main">
+          <mc:Fallback xmlns:ns9="http://schemas.openxmlformats.org/drawingml/2006/picture" xmlns:ns5="http://schemas.openxmlformats.org/drawingml/2006/main" xmlns:ns11="http://schemas.microsoft.com/office/drawing/2010/main">
             <w:pict>
               <v:line w14:anchorId="243D5FCB" id="Conexão Reta 3" o:spid="_x0000_s1026" style="position:absolute;z-index:251717632;visibility:visible;mso-wrap-style:square;mso-wrap-distance-left:9pt;mso-wrap-distance-top:0;mso-wrap-distance-right:9pt;mso-wrap-distance-bottom:0;mso-position-horizontal:absolute;mso-position-horizontal-relative:text;mso-position-vertical:absolute;mso-position-vertical-relative:text" from="0,0" to="484.2pt,0" o:gfxdata="UEsDBBQABgAIAAAAIQC2gziS/gAAAOEBAAATAAAAW0NvbnRlbnRfVHlwZXNdLnhtbJSRQU7DMBBF 90jcwfIWJU67QAgl6YK0S0CoHGBkTxKLZGx5TGhvj5O2G0SRWNoz/78nu9wcxkFMGNg6quQqL6RA 0s5Y6ir5vt9lD1JwBDIwOMJKHpHlpr69KfdHjyxSmriSfYz+USnWPY7AufNIadK6MEJMx9ApD/oD OlTrorhX2lFEilmcO2RdNtjC5xDF9pCuTyYBB5bi6bQ4syoJ3g9WQ0ymaiLzg5KdCXlKLjvcW893 SUOqXwnz5DrgnHtJTxOsQfEKIT7DmDSUCaxw7Rqn8787ZsmRM9e2VmPeBN4uqYvTtW7jvijg9N/y JsXecLq0q+WD6m8AAAD//wMAUEsDBBQABgAIAAAAIQA4/SH/1gAAAJQBAAALAAAAX3JlbHMvLnJl bHOkkMFqwzAMhu+DvYPRfXGawxijTi+j0GvpHsDYimMaW0Yy2fr2M4PBMnrbUb/Q94l/f/hMi1qR JVI2sOt6UJgd+ZiDgffL8ekFlFSbvV0oo4EbChzGx4f9GRdb25HMsYhqlCwG5lrLq9biZkxWOiqY 22YiTra2kYMu1l1tQD30/bPm3wwYN0x18gb45AdQl1tp5j/sFB2T0FQ7R0nTNEV3j6o9feQzro1i OWA14Fm+Q8a1a8+Bvu/d/dMb2JY5uiPbhG/ktn4cqGU/er3pcvwCAAD//wMAUEsDBBQABgAIAAAA IQCZ2PQonAEAAJQDAAAOAAAAZHJzL2Uyb0RvYy54bWysU01P3DAQvVfqf7B8Z5MAQm202T2A4FK1 qMAPMM54Y8n2WLbZZP99x97dLGorIRAXxx/z3sx7M1muJ2vYFkLU6DreLGrOwEnstdt0/Onx9uwb ZzEJ1wuDDjq+g8jXq69flqNv4RwHND0ERiQutqPv+JCSb6sqygGsiAv04OhRYbAi0TFsqj6Ikdit qc7r+qoaMfQ+oIQY6fZm/8hXhV8pkOmXUhESMx2n2lJZQ1mf81qtlqLdBOEHLQ9liA9UYYV2lHSm uhFJsJeg/6GyWgaMqNJCoq1QKS2haCA1Tf2XmodBeChayJzoZ5vi59HKn9trdx/IhtHHNvr7kFVM Ktj8pfrYVMzazWbBlJiky6vm8vvFJXkqj2/VCehDTHeAluVNx412WYdoxfZHTJSMQo8hdDilLru0 M5CDjfsNiumekjUFXaYCrk1gW0H9FFKCS03uIfGV6AxT2pgZWL8NPMRnKJSJeQ94RpTM6NIMttph +F/2NB1LVvv4owN73dmCZ+x3pSnFGmp9UXgY0zxbr88FfvqZVn8AAAD//wMAUEsDBBQABgAIAAAA IQBdcTjb3gAAAAcBAAAPAAAAZHJzL2Rvd25yZXYueG1sTI9Ba8JAEIXvBf/DMkJvdVMpYmM2IpZS KxSpLdjjmp0m0exs2F1N/Pcde2kvDx6PefO9bN7bRpzRh9qRgvtRAgKpcKamUsHnx/PdFESImoxu HKGCCwaY54ObTKfGdfSO520sBZdQSLWCKsY2lTIUFVodRq5F4uzbeasjW19K43XH5baR4ySZSKtr 4g+VbnFZYXHcnqyCN79aLRfry4E2X7bbjde7zWv/otTtsH+asSxmICL28e8CrhuYH3IG27sTmSAa Bbwm/ipnj5PpA4j91co8k//58x8AAAD//wMAUEsBAi0AFAAGAAgAAAAhALaDOJL+AAAA4QEAABMA AAAAAAAAAAAAAAAAAAAAAFtDb250ZW50X1R5cGVzXS54bWxQSwECLQAUAAYACAAAACEAOP0h/9YA AACUAQAACwAAAAAAAAAAAAAAAAAvAQAAX3JlbHMvLnJlbHNQSwECLQAUAAYACAAAACEAmdj0KJwB AACUAwAADgAAAAAAAAAAAAAAAAAuAgAAZHJzL2Uyb0RvYy54bWxQSwECLQAUAAYACAAAACEAXXE4 294AAAAHAQAADwAAAAAAAAAAAAAAAAD2AwAAZHJzL2Rvd25yZXYueG1sUEsFBgAAAAAEAAQA8wAA AAEFAAAAAA== " strokecolor="#156082 [3204]" strokeweight=".5pt">
                 <v:stroke joinstyle="miter"/>
@@ -14091,7 +14113,6 @@
         <w:rPr>
           <w:lang w:val="es-ES"/>
         </w:rPr>
-        <w:lastRenderedPageBreak/>
         <w:t>Portabilidad del modelo: cambiar de Ollama a OpenAI: añadir langchain4j-open-ai-spring-boot-starter, añadir api-key en application.properties — el código Java no cambia.</w:t>
       </w:r>
     </w:p>
@@ -14254,19 +14275,16 @@
     </w:tbl>
     <w:p>
       <w:pPr>
+        <w:spacing w:before="60" w:after="60"/>
+      </w:pPr>
+    </w:p>
+    <w:p>
+      <w:pPr>
         <w:pStyle w:val="Ttulo3"/>
       </w:pPr>
       <w:bookmarkStart w:id="15" w:name="_Toc230077238"/>
       <w:r>
-        <w:t xml:space="preserve">LangChain4j </w:t>
-      </w:r>
-      <w:proofErr w:type="spellStart"/>
-      <w:r>
-        <w:t>vs</w:t>
-      </w:r>
-      <w:proofErr w:type="spellEnd"/>
-      <w:r>
-        <w:t xml:space="preserve"> Spring AI — Misma Arquitectura, APIs Diferentes</w:t>
+        <w:t>LangChain4j vs Spring AI — Misma Arquitectura, APIs Diferentes</w:t>
       </w:r>
       <w:bookmarkEnd w:id="15"/>
     </w:p>
@@ -14284,7 +14302,7 @@
         <mc:AlternateContent>
           <mc:Choice Requires="wps">
             <w:drawing>
-              <wp:anchor distT="0" distB="0" distL="114300" distR="114300" simplePos="0" relativeHeight="251719680" behindDoc="0" locked="0" layoutInCell="1" allowOverlap="1" wp14:anchorId="13699986" wp14:editId="55336EC3">
+              <wp:anchor distT="0" distB="0" distL="114300" distR="114300" simplePos="0" relativeHeight="251719680" behindDoc="0" locked="0" layoutInCell="1" allowOverlap="1" wp14:anchorId="0C9630B9" wp14:editId="78D7E047">
                 <wp:simplePos x="0" y="0"/>
                 <wp:positionH relativeFrom="column">
                   <wp:posOffset>0</wp:posOffset>
@@ -14331,7 +14349,7 @@
               </wp:anchor>
             </w:drawing>
           </mc:Choice>
-          <mc:Fallback xmlns:pic="http://schemas.openxmlformats.org/drawingml/2006/picture" xmlns:ns11="http://schemas.microsoft.com/office/drawing/2010/main" xmlns:a="http://schemas.openxmlformats.org/drawingml/2006/main">
+          <mc:Fallback xmlns:ns9="http://schemas.openxmlformats.org/drawingml/2006/picture" xmlns:ns5="http://schemas.openxmlformats.org/drawingml/2006/main" xmlns:ns11="http://schemas.microsoft.com/office/drawing/2010/main">
             <w:pict>
               <v:line w14:anchorId="31F2A266" id="Conexão Reta 3" o:spid="_x0000_s1026" style="position:absolute;z-index:251719680;visibility:visible;mso-wrap-style:square;mso-wrap-distance-left:9pt;mso-wrap-distance-top:0;mso-wrap-distance-right:9pt;mso-wrap-distance-bottom:0;mso-position-horizontal:absolute;mso-position-horizontal-relative:text;mso-position-vertical:absolute;mso-position-vertical-relative:text" from="0,-.05pt" to="484.2pt,-.05pt" o:gfxdata="UEsDBBQABgAIAAAAIQC2gziS/gAAAOEBAAATAAAAW0NvbnRlbnRfVHlwZXNdLnhtbJSRQU7DMBBF 90jcwfIWJU67QAgl6YK0S0CoHGBkTxKLZGx5TGhvj5O2G0SRWNoz/78nu9wcxkFMGNg6quQqL6RA 0s5Y6ir5vt9lD1JwBDIwOMJKHpHlpr69KfdHjyxSmriSfYz+USnWPY7AufNIadK6MEJMx9ApD/oD OlTrorhX2lFEilmcO2RdNtjC5xDF9pCuTyYBB5bi6bQ4syoJ3g9WQ0ymaiLzg5KdCXlKLjvcW893 SUOqXwnz5DrgnHtJTxOsQfEKIT7DmDSUCaxw7Rqn8787ZsmRM9e2VmPeBN4uqYvTtW7jvijg9N/y JsXecLq0q+WD6m8AAAD//wMAUEsDBBQABgAIAAAAIQA4/SH/1gAAAJQBAAALAAAAX3JlbHMvLnJl bHOkkMFqwzAMhu+DvYPRfXGawxijTi+j0GvpHsDYimMaW0Yy2fr2M4PBMnrbUb/Q94l/f/hMi1qR JVI2sOt6UJgd+ZiDgffL8ekFlFSbvV0oo4EbChzGx4f9GRdb25HMsYhqlCwG5lrLq9biZkxWOiqY 22YiTra2kYMu1l1tQD30/bPm3wwYN0x18gb45AdQl1tp5j/sFB2T0FQ7R0nTNEV3j6o9feQzro1i OWA14Fm+Q8a1a8+Bvu/d/dMb2JY5uiPbhG/ktn4cqGU/er3pcvwCAAD//wMAUEsDBBQABgAIAAAA IQCZ2PQonAEAAJQDAAAOAAAAZHJzL2Uyb0RvYy54bWysU01P3DAQvVfqf7B8Z5MAQm202T2A4FK1 qMAPMM54Y8n2WLbZZP99x97dLGorIRAXxx/z3sx7M1muJ2vYFkLU6DreLGrOwEnstdt0/Onx9uwb ZzEJ1wuDDjq+g8jXq69flqNv4RwHND0ERiQutqPv+JCSb6sqygGsiAv04OhRYbAi0TFsqj6Ikdit qc7r+qoaMfQ+oIQY6fZm/8hXhV8pkOmXUhESMx2n2lJZQ1mf81qtlqLdBOEHLQ9liA9UYYV2lHSm uhFJsJeg/6GyWgaMqNJCoq1QKS2haCA1Tf2XmodBeChayJzoZ5vi59HKn9trdx/IhtHHNvr7kFVM Ktj8pfrYVMzazWbBlJiky6vm8vvFJXkqj2/VCehDTHeAluVNx412WYdoxfZHTJSMQo8hdDilLru0 M5CDjfsNiumekjUFXaYCrk1gW0H9FFKCS03uIfGV6AxT2pgZWL8NPMRnKJSJeQ94RpTM6NIMttph +F/2NB1LVvv4owN73dmCZ+x3pSnFGmp9UXgY0zxbr88FfvqZVn8AAAD//wMAUEsDBBQABgAIAAAA IQCasyRQ4AAAAAkBAAAPAAAAZHJzL2Rvd25yZXYueG1sTI9Ba8JAEIXvhf6HZQq96UYpYmM2IpZS KxSpFfS4ZqdJ2uxs2F1N/Pcde2kvA4/He/O+bN7bRpzRh9qRgtEwAYFUOFNTqWD38TyYgghRk9GN I1RwwQDz/PYm06lxHb3jeRtLwSUUUq2girFNpQxFhVaHoWuR2Pt03urI0pfSeN1xuW3kOEkm0uqa +EOlW1xWWHxvT1bBm1+tlov15Ys2B9vtx+v95rV/Uer+rn+a8VnMQETs418Crgy8H3IednQnMkE0 CpgmKhiMQLD5OJk+gDj+apln8j9B/gMAAP//AwBQSwECLQAUAAYACAAAACEAtoM4kv4AAADhAQAA EwAAAAAAAAAAAAAAAAAAAAAAW0NvbnRlbnRfVHlwZXNdLnhtbFBLAQItABQABgAIAAAAIQA4/SH/ 1gAAAJQBAAALAAAAAAAAAAAAAAAAAC8BAABfcmVscy8ucmVsc1BLAQItABQABgAIAAAAIQCZ2PQo nAEAAJQDAAAOAAAAAAAAAAAAAAAAAC4CAABkcnMvZTJvRG9jLnhtbFBLAQItABQABgAIAAAAIQCa syRQ4AAAAAkBAAAPAAAAAAAAAAAAAAAAAPYDAABkcnMvZG93bnJldi54bWxQSwUGAAAAAAQABADz AAAAAwUAAAAA " strokecolor="#156082 [3204]" strokeweight=".5pt">
                 <v:stroke joinstyle="miter"/>
@@ -14378,7 +14396,7 @@
         <mc:AlternateContent>
           <mc:Choice Requires="wps">
             <w:drawing>
-              <wp:anchor distT="0" distB="0" distL="114300" distR="114300" simplePos="0" relativeHeight="251721728" behindDoc="0" locked="0" layoutInCell="1" allowOverlap="1" wp14:anchorId="312D1AD0" wp14:editId="2A6A6D96">
+              <wp:anchor distT="0" distB="0" distL="114300" distR="114300" simplePos="0" relativeHeight="251721728" behindDoc="0" locked="0" layoutInCell="1" allowOverlap="1" wp14:anchorId="0CC3F10B" wp14:editId="5402E007">
                 <wp:simplePos x="0" y="0"/>
                 <wp:positionH relativeFrom="column">
                   <wp:posOffset>0</wp:posOffset>
@@ -14425,7 +14443,7 @@
               </wp:anchor>
             </w:drawing>
           </mc:Choice>
-          <mc:Fallback xmlns:pic="http://schemas.openxmlformats.org/drawingml/2006/picture" xmlns:ns11="http://schemas.microsoft.com/office/drawing/2010/main" xmlns:a="http://schemas.openxmlformats.org/drawingml/2006/main">
+          <mc:Fallback xmlns:ns9="http://schemas.openxmlformats.org/drawingml/2006/picture" xmlns:ns5="http://schemas.openxmlformats.org/drawingml/2006/main" xmlns:ns11="http://schemas.microsoft.com/office/drawing/2010/main">
             <w:pict>
               <v:line w14:anchorId="7DA9464D" id="Conexão Reta 3" o:spid="_x0000_s1026" style="position:absolute;z-index:251721728;visibility:visible;mso-wrap-style:square;mso-wrap-distance-left:9pt;mso-wrap-distance-top:0;mso-wrap-distance-right:9pt;mso-wrap-distance-bottom:0;mso-position-horizontal:absolute;mso-position-horizontal-relative:text;mso-position-vertical:absolute;mso-position-vertical-relative:text" from="0,-.05pt" to="484.2pt,-.05pt" o:gfxdata="UEsDBBQABgAIAAAAIQC2gziS/gAAAOEBAAATAAAAW0NvbnRlbnRfVHlwZXNdLnhtbJSRQU7DMBBF 90jcwfIWJU67QAgl6YK0S0CoHGBkTxKLZGx5TGhvj5O2G0SRWNoz/78nu9wcxkFMGNg6quQqL6RA 0s5Y6ir5vt9lD1JwBDIwOMJKHpHlpr69KfdHjyxSmriSfYz+USnWPY7AufNIadK6MEJMx9ApD/oD OlTrorhX2lFEilmcO2RdNtjC5xDF9pCuTyYBB5bi6bQ4syoJ3g9WQ0ymaiLzg5KdCXlKLjvcW893 SUOqXwnz5DrgnHtJTxOsQfEKIT7DmDSUCaxw7Rqn8787ZsmRM9e2VmPeBN4uqYvTtW7jvijg9N/y JsXecLq0q+WD6m8AAAD//wMAUEsDBBQABgAIAAAAIQA4/SH/1gAAAJQBAAALAAAAX3JlbHMvLnJl bHOkkMFqwzAMhu+DvYPRfXGawxijTi+j0GvpHsDYimMaW0Yy2fr2M4PBMnrbUb/Q94l/f/hMi1qR JVI2sOt6UJgd+ZiDgffL8ekFlFSbvV0oo4EbChzGx4f9GRdb25HMsYhqlCwG5lrLq9biZkxWOiqY 22YiTra2kYMu1l1tQD30/bPm3wwYN0x18gb45AdQl1tp5j/sFB2T0FQ7R0nTNEV3j6o9feQzro1i OWA14Fm+Q8a1a8+Bvu/d/dMb2JY5uiPbhG/ktn4cqGU/er3pcvwCAAD//wMAUEsDBBQABgAIAAAA IQCZ2PQonAEAAJQDAAAOAAAAZHJzL2Uyb0RvYy54bWysU01P3DAQvVfqf7B8Z5MAQm202T2A4FK1 qMAPMM54Y8n2WLbZZP99x97dLGorIRAXxx/z3sx7M1muJ2vYFkLU6DreLGrOwEnstdt0/Onx9uwb ZzEJ1wuDDjq+g8jXq69flqNv4RwHND0ERiQutqPv+JCSb6sqygGsiAv04OhRYbAi0TFsqj6Ikdit qc7r+qoaMfQ+oIQY6fZm/8hXhV8pkOmXUhESMx2n2lJZQ1mf81qtlqLdBOEHLQ9liA9UYYV2lHSm uhFJsJeg/6GyWgaMqNJCoq1QKS2haCA1Tf2XmodBeChayJzoZ5vi59HKn9trdx/IhtHHNvr7kFVM Ktj8pfrYVMzazWbBlJiky6vm8vvFJXkqj2/VCehDTHeAluVNx412WYdoxfZHTJSMQo8hdDilLru0 M5CDjfsNiumekjUFXaYCrk1gW0H9FFKCS03uIfGV6AxT2pgZWL8NPMRnKJSJeQ94RpTM6NIMttph +F/2NB1LVvv4owN73dmCZ+x3pSnFGmp9UXgY0zxbr88FfvqZVn8AAAD//wMAUEsDBBQABgAIAAAA IQCasyRQ4AAAAAkBAAAPAAAAZHJzL2Rvd25yZXYueG1sTI9Ba8JAEIXvhf6HZQq96UYpYmM2IpZS KxSpFfS4ZqdJ2uxs2F1N/Pcde2kvA4/He/O+bN7bRpzRh9qRgtEwAYFUOFNTqWD38TyYgghRk9GN I1RwwQDz/PYm06lxHb3jeRtLwSUUUq2girFNpQxFhVaHoWuR2Pt03urI0pfSeN1xuW3kOEkm0uqa +EOlW1xWWHxvT1bBm1+tlov15Ys2B9vtx+v95rV/Uer+rn+a8VnMQETs418Crgy8H3IednQnMkE0 CpgmKhiMQLD5OJk+gDj+apln8j9B/gMAAP//AwBQSwECLQAUAAYACAAAACEAtoM4kv4AAADhAQAA EwAAAAAAAAAAAAAAAAAAAAAAW0NvbnRlbnRfVHlwZXNdLnhtbFBLAQItABQABgAIAAAAIQA4/SH/ 1gAAAJQBAAALAAAAAAAAAAAAAAAAAC8BAABfcmVscy8ucmVsc1BLAQItABQABgAIAAAAIQCZ2PQo nAEAAJQDAAAOAAAAAAAAAAAAAAAAAC4CAABkcnMvZTJvRG9jLnhtbFBLAQItABQABgAIAAAAIQCa syRQ4AAAAAkBAAAPAAAAAAAAAAAAAAAAAPYDAABkcnMvZG93bnJldi54bWxQSwUGAAAAAAQABADz AAAAAwUAAAAA " strokecolor="#156082 [3204]" strokeweight=".5pt">
                 <v:stroke joinstyle="miter"/>
@@ -15163,7 +15181,6 @@
                 <w:sz w:val="18"/>
                 <w:szCs w:val="18"/>
               </w:rPr>
-              <w:lastRenderedPageBreak/>
               <w:t xml:space="preserve">                .user(question)</w:t>
             </w:r>
           </w:p>
@@ -16181,6 +16198,7 @@
                 <w:sz w:val="18"/>
                 <w:szCs w:val="18"/>
               </w:rPr>
+              <w:lastRenderedPageBreak/>
               <w:t>langchain4j.ollama.chat-model.base-url=http://localhost:11434</w:t>
             </w:r>
           </w:p>
@@ -16849,7 +16867,6 @@
                 <w:sz w:val="20"/>
                 <w:szCs w:val="20"/>
               </w:rPr>
-              <w:lastRenderedPageBreak/>
               <w:t>MCP</w:t>
             </w:r>
           </w:p>
@@ -17248,27 +17265,7 @@
           <w:sz w:val="20"/>
           <w:szCs w:val="20"/>
         </w:rPr>
-        <w:t xml:space="preserve">Tabla </w:t>
-      </w:r>
-      <w:r>
-        <w:rPr>
-          <w:i/>
-          <w:iCs/>
-          <w:color w:val="595959"/>
-          <w:sz w:val="20"/>
-          <w:szCs w:val="20"/>
-        </w:rPr>
-        <w:t>4</w:t>
-      </w:r>
-      <w:r>
-        <w:rPr>
-          <w:i/>
-          <w:iCs/>
-          <w:color w:val="595959"/>
-          <w:sz w:val="20"/>
-          <w:szCs w:val="20"/>
-        </w:rPr>
-        <w:t xml:space="preserve"> — LangChain4j @AiService vs Spring AI ChatClient: comparación de API</w:t>
+        <w:t>Tabla 5 — LangChain4j @AiService vs Spring AI ChatClient: comparación de API</w:t>
       </w:r>
     </w:p>
     <w:p>
@@ -17301,7 +17298,7 @@
         <mc:AlternateContent>
           <mc:Choice Requires="wps">
             <w:drawing>
-              <wp:anchor distT="0" distB="0" distL="114300" distR="114300" simplePos="0" relativeHeight="251723776" behindDoc="0" locked="0" layoutInCell="1" allowOverlap="1" wp14:anchorId="4FFAED08" wp14:editId="68642811">
+              <wp:anchor distT="0" distB="0" distL="114300" distR="114300" simplePos="0" relativeHeight="251723776" behindDoc="0" locked="0" layoutInCell="1" allowOverlap="1" wp14:anchorId="0D594CC1" wp14:editId="35E24448">
                 <wp:simplePos x="0" y="0"/>
                 <wp:positionH relativeFrom="column">
                   <wp:posOffset>0</wp:posOffset>
@@ -17348,7 +17345,7 @@
               </wp:anchor>
             </w:drawing>
           </mc:Choice>
-          <mc:Fallback xmlns:pic="http://schemas.openxmlformats.org/drawingml/2006/picture" xmlns:ns11="http://schemas.microsoft.com/office/drawing/2010/main" xmlns:a="http://schemas.openxmlformats.org/drawingml/2006/main">
+          <mc:Fallback xmlns:ns9="http://schemas.openxmlformats.org/drawingml/2006/picture" xmlns:ns5="http://schemas.openxmlformats.org/drawingml/2006/main" xmlns:ns11="http://schemas.microsoft.com/office/drawing/2010/main">
             <w:pict>
               <v:line w14:anchorId="3C2C36B7" id="Conexão Reta 3" o:spid="_x0000_s1026" style="position:absolute;z-index:251723776;visibility:visible;mso-wrap-style:square;mso-wrap-distance-left:9pt;mso-wrap-distance-top:0;mso-wrap-distance-right:9pt;mso-wrap-distance-bottom:0;mso-position-horizontal:absolute;mso-position-horizontal-relative:text;mso-position-vertical:absolute;mso-position-vertical-relative:text" from="0,0" to="484.2pt,0" o:gfxdata="UEsDBBQABgAIAAAAIQC2gziS/gAAAOEBAAATAAAAW0NvbnRlbnRfVHlwZXNdLnhtbJSRQU7DMBBF 90jcwfIWJU67QAgl6YK0S0CoHGBkTxKLZGx5TGhvj5O2G0SRWNoz/78nu9wcxkFMGNg6quQqL6RA 0s5Y6ir5vt9lD1JwBDIwOMJKHpHlpr69KfdHjyxSmriSfYz+USnWPY7AufNIadK6MEJMx9ApD/oD OlTrorhX2lFEilmcO2RdNtjC5xDF9pCuTyYBB5bi6bQ4syoJ3g9WQ0ymaiLzg5KdCXlKLjvcW893 SUOqXwnz5DrgnHtJTxOsQfEKIT7DmDSUCaxw7Rqn8787ZsmRM9e2VmPeBN4uqYvTtW7jvijg9N/y JsXecLq0q+WD6m8AAAD//wMAUEsDBBQABgAIAAAAIQA4/SH/1gAAAJQBAAALAAAAX3JlbHMvLnJl bHOkkMFqwzAMhu+DvYPRfXGawxijTi+j0GvpHsDYimMaW0Yy2fr2M4PBMnrbUb/Q94l/f/hMi1qR JVI2sOt6UJgd+ZiDgffL8ekFlFSbvV0oo4EbChzGx4f9GRdb25HMsYhqlCwG5lrLq9biZkxWOiqY 22YiTra2kYMu1l1tQD30/bPm3wwYN0x18gb45AdQl1tp5j/sFB2T0FQ7R0nTNEV3j6o9feQzro1i OWA14Fm+Q8a1a8+Bvu/d/dMb2JY5uiPbhG/ktn4cqGU/er3pcvwCAAD//wMAUEsDBBQABgAIAAAA IQCZ2PQonAEAAJQDAAAOAAAAZHJzL2Uyb0RvYy54bWysU01P3DAQvVfqf7B8Z5MAQm202T2A4FK1 qMAPMM54Y8n2WLbZZP99x97dLGorIRAXxx/z3sx7M1muJ2vYFkLU6DreLGrOwEnstdt0/Onx9uwb ZzEJ1wuDDjq+g8jXq69flqNv4RwHND0ERiQutqPv+JCSb6sqygGsiAv04OhRYbAi0TFsqj6Ikdit qc7r+qoaMfQ+oIQY6fZm/8hXhV8pkOmXUhESMx2n2lJZQ1mf81qtlqLdBOEHLQ9liA9UYYV2lHSm uhFJsJeg/6GyWgaMqNJCoq1QKS2haCA1Tf2XmodBeChayJzoZ5vi59HKn9trdx/IhtHHNvr7kFVM Ktj8pfrYVMzazWbBlJiky6vm8vvFJXkqj2/VCehDTHeAluVNx412WYdoxfZHTJSMQo8hdDilLru0 M5CDjfsNiumekjUFXaYCrk1gW0H9FFKCS03uIfGV6AxT2pgZWL8NPMRnKJSJeQ94RpTM6NIMttph +F/2NB1LVvv4owN73dmCZ+x3pSnFGmp9UXgY0zxbr88FfvqZVn8AAAD//wMAUEsDBBQABgAIAAAA IQBdcTjb3gAAAAcBAAAPAAAAZHJzL2Rvd25yZXYueG1sTI9Ba8JAEIXvBf/DMkJvdVMpYmM2IpZS KxSpLdjjmp0m0exs2F1N/Pcde2kvDx6PefO9bN7bRpzRh9qRgvtRAgKpcKamUsHnx/PdFESImoxu HKGCCwaY54ObTKfGdfSO520sBZdQSLWCKsY2lTIUFVodRq5F4uzbeasjW19K43XH5baR4ySZSKtr 4g+VbnFZYXHcnqyCN79aLRfry4E2X7bbjde7zWv/otTtsH+asSxmICL28e8CrhuYH3IG27sTmSAa Bbwm/ipnj5PpA4j91co8k//58x8AAAD//wMAUEsBAi0AFAAGAAgAAAAhALaDOJL+AAAA4QEAABMA AAAAAAAAAAAAAAAAAAAAAFtDb250ZW50X1R5cGVzXS54bWxQSwECLQAUAAYACAAAACEAOP0h/9YA AACUAQAACwAAAAAAAAAAAAAAAAAvAQAAX3JlbHMvLnJlbHNQSwECLQAUAAYACAAAACEAmdj0KJwB AACUAwAADgAAAAAAAAAAAAAAAAAuAgAAZHJzL2Uyb0RvYy54bWxQSwECLQAUAAYACAAAACEAXXE4 294AAAAHAQAADwAAAAAAAAAAAAAAAAD2AwAAZHJzL2Rvd25yZXYueG1sUEsFBgAAAAAEAAQA8wAA AAEFAAAAAA== " strokecolor="#156082 [3204]" strokeweight=".5pt">
                 <v:stroke joinstyle="miter"/>
@@ -17403,14 +17400,6 @@
         </w:rPr>
         <w:t>Pregunta: "List products cheaper than 50 euros in the Sports category"</w:t>
       </w:r>
-    </w:p>
-    <w:p>
-      <w:pPr>
-        <w:spacing w:before="60"/>
-        <w:rPr>
-          <w:lang w:val="en-US"/>
-        </w:rPr>
-      </w:pPr>
     </w:p>
     <w:p>
       <w:pPr>
@@ -17789,6 +17778,7 @@
                 <w:szCs w:val="18"/>
                 <w:lang w:val="es-ES"/>
               </w:rPr>
+              <w:lastRenderedPageBreak/>
               <w:t>-- Si la columna es 'unit_price' -&gt; error en runtime</w:t>
             </w:r>
           </w:p>
@@ -18969,8 +18959,9 @@
           <w:szCs w:val="20"/>
           <w:lang w:val="es-ES"/>
         </w:rPr>
-        <w:t xml:space="preserve">Tabla </w:t>
-      </w:r>
+        <w:t xml:space="preserve">Tabla 6 — HQL vía </w:t>
+      </w:r>
+      <w:proofErr w:type="spellStart"/>
       <w:r>
         <w:rPr>
           <w:i/>
@@ -18980,8 +18971,9 @@
           <w:szCs w:val="20"/>
           <w:lang w:val="es-ES"/>
         </w:rPr>
-        <w:t>5</w:t>
-      </w:r>
+        <w:t>Hibernate</w:t>
+      </w:r>
+      <w:proofErr w:type="spellEnd"/>
       <w:r>
         <w:rPr>
           <w:i/>
@@ -18991,7 +18983,7 @@
           <w:szCs w:val="20"/>
           <w:lang w:val="es-ES"/>
         </w:rPr>
-        <w:t xml:space="preserve"> — HQL vía </w:t>
+        <w:t xml:space="preserve"> </w:t>
       </w:r>
       <w:proofErr w:type="spellStart"/>
       <w:r>
@@ -19003,7 +18995,7 @@
           <w:szCs w:val="20"/>
           <w:lang w:val="es-ES"/>
         </w:rPr>
-        <w:t>Hibernate</w:t>
+        <w:t>Assistant</w:t>
       </w:r>
       <w:proofErr w:type="spellEnd"/>
       <w:r>
@@ -19015,30 +19007,6 @@
           <w:szCs w:val="20"/>
           <w:lang w:val="es-ES"/>
         </w:rPr>
-        <w:t xml:space="preserve"> </w:t>
-      </w:r>
-      <w:proofErr w:type="spellStart"/>
-      <w:r>
-        <w:rPr>
-          <w:i/>
-          <w:iCs/>
-          <w:color w:val="595959"/>
-          <w:sz w:val="20"/>
-          <w:szCs w:val="20"/>
-          <w:lang w:val="es-ES"/>
-        </w:rPr>
-        <w:t>Assistant</w:t>
-      </w:r>
-      <w:proofErr w:type="spellEnd"/>
-      <w:r>
-        <w:rPr>
-          <w:i/>
-          <w:iCs/>
-          <w:color w:val="595959"/>
-          <w:sz w:val="20"/>
-          <w:szCs w:val="20"/>
-          <w:lang w:val="es-ES"/>
-        </w:rPr>
         <w:t xml:space="preserve"> vs SQL generado por el LLM: comparación técnica</w:t>
       </w:r>
     </w:p>
@@ -19072,7 +19040,7 @@
         <mc:AlternateContent>
           <mc:Choice Requires="wps">
             <w:drawing>
-              <wp:anchor distT="0" distB="0" distL="114300" distR="114300" simplePos="0" relativeHeight="251725824" behindDoc="0" locked="0" layoutInCell="1" allowOverlap="1" wp14:anchorId="6561FE0C" wp14:editId="7B5C0572">
+              <wp:anchor distT="0" distB="0" distL="114300" distR="114300" simplePos="0" relativeHeight="251725824" behindDoc="0" locked="0" layoutInCell="1" allowOverlap="1" wp14:anchorId="44625287" wp14:editId="0B04CCC1">
                 <wp:simplePos x="0" y="0"/>
                 <wp:positionH relativeFrom="column">
                   <wp:posOffset>0</wp:posOffset>
@@ -19119,7 +19087,7 @@
               </wp:anchor>
             </w:drawing>
           </mc:Choice>
-          <mc:Fallback xmlns:pic="http://schemas.openxmlformats.org/drawingml/2006/picture" xmlns:ns11="http://schemas.microsoft.com/office/drawing/2010/main" xmlns:a="http://schemas.openxmlformats.org/drawingml/2006/main">
+          <mc:Fallback xmlns:ns9="http://schemas.openxmlformats.org/drawingml/2006/picture" xmlns:ns5="http://schemas.openxmlformats.org/drawingml/2006/main" xmlns:ns11="http://schemas.microsoft.com/office/drawing/2010/main">
             <w:pict>
               <v:line w14:anchorId="3DAD94D7" id="Conexão Reta 3" o:spid="_x0000_s1026" style="position:absolute;z-index:251725824;visibility:visible;mso-wrap-style:square;mso-wrap-distance-left:9pt;mso-wrap-distance-top:0;mso-wrap-distance-right:9pt;mso-wrap-distance-bottom:0;mso-position-horizontal:absolute;mso-position-horizontal-relative:text;mso-position-vertical:absolute;mso-position-vertical-relative:text" from="0,-.05pt" to="484.2pt,-.05pt" o:gfxdata="UEsDBBQABgAIAAAAIQC2gziS/gAAAOEBAAATAAAAW0NvbnRlbnRfVHlwZXNdLnhtbJSRQU7DMBBF 90jcwfIWJU67QAgl6YK0S0CoHGBkTxKLZGx5TGhvj5O2G0SRWNoz/78nu9wcxkFMGNg6quQqL6RA 0s5Y6ir5vt9lD1JwBDIwOMJKHpHlpr69KfdHjyxSmriSfYz+USnWPY7AufNIadK6MEJMx9ApD/oD OlTrorhX2lFEilmcO2RdNtjC5xDF9pCuTyYBB5bi6bQ4syoJ3g9WQ0ymaiLzg5KdCXlKLjvcW893 SUOqXwnz5DrgnHtJTxOsQfEKIT7DmDSUCaxw7Rqn8787ZsmRM9e2VmPeBN4uqYvTtW7jvijg9N/y JsXecLq0q+WD6m8AAAD//wMAUEsDBBQABgAIAAAAIQA4/SH/1gAAAJQBAAALAAAAX3JlbHMvLnJl bHOkkMFqwzAMhu+DvYPRfXGawxijTi+j0GvpHsDYimMaW0Yy2fr2M4PBMnrbUb/Q94l/f/hMi1qR JVI2sOt6UJgd+ZiDgffL8ekFlFSbvV0oo4EbChzGx4f9GRdb25HMsYhqlCwG5lrLq9biZkxWOiqY 22YiTra2kYMu1l1tQD30/bPm3wwYN0x18gb45AdQl1tp5j/sFB2T0FQ7R0nTNEV3j6o9feQzro1i OWA14Fm+Q8a1a8+Bvu/d/dMb2JY5uiPbhG/ktn4cqGU/er3pcvwCAAD//wMAUEsDBBQABgAIAAAA IQCZ2PQonAEAAJQDAAAOAAAAZHJzL2Uyb0RvYy54bWysU01P3DAQvVfqf7B8Z5MAQm202T2A4FK1 qMAPMM54Y8n2WLbZZP99x97dLGorIRAXxx/z3sx7M1muJ2vYFkLU6DreLGrOwEnstdt0/Onx9uwb ZzEJ1wuDDjq+g8jXq69flqNv4RwHND0ERiQutqPv+JCSb6sqygGsiAv04OhRYbAi0TFsqj6Ikdit qc7r+qoaMfQ+oIQY6fZm/8hXhV8pkOmXUhESMx2n2lJZQ1mf81qtlqLdBOEHLQ9liA9UYYV2lHSm uhFJsJeg/6GyWgaMqNJCoq1QKS2haCA1Tf2XmodBeChayJzoZ5vi59HKn9trdx/IhtHHNvr7kFVM Ktj8pfrYVMzazWbBlJiky6vm8vvFJXkqj2/VCehDTHeAluVNx412WYdoxfZHTJSMQo8hdDilLru0 M5CDjfsNiumekjUFXaYCrk1gW0H9FFKCS03uIfGV6AxT2pgZWL8NPMRnKJSJeQ94RpTM6NIMttph +F/2NB1LVvv4owN73dmCZ+x3pSnFGmp9UXgY0zxbr88FfvqZVn8AAAD//wMAUEsDBBQABgAIAAAA IQCasyRQ4AAAAAkBAAAPAAAAZHJzL2Rvd25yZXYueG1sTI9Ba8JAEIXvhf6HZQq96UYpYmM2IpZS KxSpFfS4ZqdJ2uxs2F1N/Pcde2kvA4/He/O+bN7bRpzRh9qRgtEwAYFUOFNTqWD38TyYgghRk9GN I1RwwQDz/PYm06lxHb3jeRtLwSUUUq2girFNpQxFhVaHoWuR2Pt03urI0pfSeN1xuW3kOEkm0uqa +EOlW1xWWHxvT1bBm1+tlov15Ys2B9vtx+v95rV/Uer+rn+a8VnMQETs418Crgy8H3IednQnMkE0 CpgmKhiMQLD5OJk+gDj+apln8j9B/gMAAP//AwBQSwECLQAUAAYACAAAACEAtoM4kv4AAADhAQAA EwAAAAAAAAAAAAAAAAAAAAAAW0NvbnRlbnRfVHlwZXNdLnhtbFBLAQItABQABgAIAAAAIQA4/SH/ 1gAAAJQBAAALAAAAAAAAAAAAAAAAAC8BAABfcmVscy8ucmVsc1BLAQItABQABgAIAAAAIQCZ2PQo nAEAAJQDAAAOAAAAAAAAAAAAAAAAAC4CAABkcnMvZTJvRG9jLnhtbFBLAQItABQABgAIAAAAIQCa syRQ4AAAAAkBAAAPAAAAAAAAAAAAAAAAAPYDAABkcnMvZG93bnJldi54bWxQSwUGAAAAAAQABADz AAAAAwUAAAAA " strokecolor="#156082 [3204]" strokeweight=".5pt">
                 <v:stroke joinstyle="miter"/>
@@ -19133,7 +19101,7 @@
           <w:noProof/>
           <w:lang w:val="es-ES"/>
         </w:rPr>
-        <w:t>RAG (Retrieval Augmented Generation) es una técnica en la que el sistema entrega al LLM información actual y relevante antes de que responda. Así, el modelo puede generar respuestas más correctas y evita inventar información basada solo en lo que aprendió durante el entrenamiento.</w:t>
+        <w:t>Los LLMs son entrenados con datos hasta una fecha de corte determinada y no conocen la realidad actual de nuestra aplicación. Si le preguntamos al modelo sobre los pedidos en curso, los usuarios registrados o el stock disponible, simplemente no tiene esa información — y sin contexto, puede inventar respuestas plausibles pero incorrectas, fenómeno conocido como alucinación.</w:t>
       </w:r>
     </w:p>
     <w:p>
@@ -19147,7 +19115,126 @@
         <w:rPr>
           <w:lang w:val="es-ES"/>
         </w:rPr>
-        <w:t>En la arquitectura de Hibernate Assistant, RAG funciona de forma simple y eficiente: en lugar de usar embeddings o bases de datos vectoriales, el LLM recibe directamente los resultados de las queries HQL. Así, trabaja con datos en tiempo real y respuestas mucho más precisas.</w:t>
+        <w:t>RAG (</w:t>
+      </w:r>
+      <w:proofErr w:type="spellStart"/>
+      <w:r>
+        <w:rPr>
+          <w:lang w:val="es-ES"/>
+        </w:rPr>
+        <w:t>Retrieval</w:t>
+      </w:r>
+      <w:proofErr w:type="spellEnd"/>
+      <w:r>
+        <w:rPr>
+          <w:lang w:val="es-ES"/>
+        </w:rPr>
+        <w:t xml:space="preserve"> </w:t>
+      </w:r>
+      <w:proofErr w:type="spellStart"/>
+      <w:r>
+        <w:rPr>
+          <w:lang w:val="es-ES"/>
+        </w:rPr>
+        <w:t>Augmented</w:t>
+      </w:r>
+      <w:proofErr w:type="spellEnd"/>
+      <w:r>
+        <w:rPr>
+          <w:lang w:val="es-ES"/>
+        </w:rPr>
+        <w:t xml:space="preserve"> </w:t>
+      </w:r>
+      <w:proofErr w:type="spellStart"/>
+      <w:r>
+        <w:rPr>
+          <w:lang w:val="es-ES"/>
+        </w:rPr>
+        <w:t>Generation</w:t>
+      </w:r>
+      <w:proofErr w:type="spellEnd"/>
+      <w:r>
+        <w:rPr>
+          <w:lang w:val="es-ES"/>
+        </w:rPr>
+        <w:t xml:space="preserve">) resuelve este problema proporcionando al LLM información relevante antes de que responda. En el enfoque clásico, los documentos se convierten en </w:t>
+      </w:r>
+      <w:proofErr w:type="spellStart"/>
+      <w:r>
+        <w:rPr>
+          <w:lang w:val="es-ES"/>
+        </w:rPr>
+        <w:t>embeddings</w:t>
+      </w:r>
+      <w:proofErr w:type="spellEnd"/>
+      <w:r>
+        <w:rPr>
+          <w:lang w:val="es-ES"/>
+        </w:rPr>
+        <w:t xml:space="preserve"> — representaciones vectoriales de su significado semántico — y se indexan en una base de datos vectorial. Cuando el usuario hace una pregunta, esta se convierte igualmente en un </w:t>
+      </w:r>
+      <w:proofErr w:type="spellStart"/>
+      <w:r>
+        <w:rPr>
+          <w:lang w:val="es-ES"/>
+        </w:rPr>
+        <w:t>embedding</w:t>
+      </w:r>
+      <w:proofErr w:type="spellEnd"/>
+      <w:r>
+        <w:rPr>
+          <w:lang w:val="es-ES"/>
+        </w:rPr>
+        <w:t xml:space="preserve"> y los documentos semánticamente más cercanos se recuperan y envían al LLM como contexto adicional.</w:t>
+      </w:r>
+    </w:p>
+    <w:p>
+      <w:pPr>
+        <w:spacing w:before="80"/>
+        <w:rPr>
+          <w:lang w:val="es-ES"/>
+        </w:rPr>
+      </w:pPr>
+      <w:r>
+        <w:rPr>
+          <w:lang w:val="es-ES"/>
+        </w:rPr>
+        <w:t xml:space="preserve">En </w:t>
+      </w:r>
+      <w:proofErr w:type="spellStart"/>
+      <w:r>
+        <w:rPr>
+          <w:lang w:val="es-ES"/>
+        </w:rPr>
+        <w:t>Hibernate</w:t>
+      </w:r>
+      <w:proofErr w:type="spellEnd"/>
+      <w:r>
+        <w:rPr>
+          <w:lang w:val="es-ES"/>
+        </w:rPr>
+        <w:t xml:space="preserve"> </w:t>
+      </w:r>
+      <w:proofErr w:type="spellStart"/>
+      <w:r>
+        <w:rPr>
+          <w:lang w:val="es-ES"/>
+        </w:rPr>
+        <w:t>Assistant</w:t>
+      </w:r>
+      <w:proofErr w:type="spellEnd"/>
+      <w:r>
+        <w:rPr>
+          <w:lang w:val="es-ES"/>
+        </w:rPr>
+        <w:t xml:space="preserve">, el enfoque es más directo y adecuado para datos estructurados: el LLM genera una query HQL a partir de la pregunta del usuario, Hibernate la ejecuta en la base de datos real y los resultados se devuelven al modelo como contexto. No se necesitan embeddings, bases de datos vectoriales ni pre-indexación. El modelo trabaja con datos reales, en tiempo real, y </w:t>
+      </w:r>
+      <w:r>
+        <w:rPr>
+          <w:lang w:val="es-ES"/>
+        </w:rPr>
+        <w:lastRenderedPageBreak/>
+        <w:t>las respuestas son deterministas y verificables — una ventaja clara para sistemas con esquema relacional bien definido.</w:t>
       </w:r>
     </w:p>
     <w:p>
@@ -19760,8 +19847,9 @@
           <w:szCs w:val="20"/>
           <w:lang w:val="es-ES"/>
         </w:rPr>
-        <w:t xml:space="preserve">Tabla </w:t>
-      </w:r>
+        <w:t xml:space="preserve">Tabla 7 — RAG clásico (Vector DB) vs RAG directo vía </w:t>
+      </w:r>
+      <w:proofErr w:type="spellStart"/>
       <w:r>
         <w:rPr>
           <w:i/>
@@ -19771,29 +19859,6 @@
           <w:szCs w:val="20"/>
           <w:lang w:val="es-ES"/>
         </w:rPr>
-        <w:t>6</w:t>
-      </w:r>
-      <w:r>
-        <w:rPr>
-          <w:i/>
-          <w:iCs/>
-          <w:color w:val="595959"/>
-          <w:sz w:val="20"/>
-          <w:szCs w:val="20"/>
-          <w:lang w:val="es-ES"/>
-        </w:rPr>
-        <w:t xml:space="preserve"> — RAG clásico (Vector DB) vs RAG directo vía </w:t>
-      </w:r>
-      <w:proofErr w:type="spellStart"/>
-      <w:r>
-        <w:rPr>
-          <w:i/>
-          <w:iCs/>
-          <w:color w:val="595959"/>
-          <w:sz w:val="20"/>
-          <w:szCs w:val="20"/>
-          <w:lang w:val="es-ES"/>
-        </w:rPr>
         <w:t>Hibernate</w:t>
       </w:r>
       <w:proofErr w:type="spellEnd"/>
@@ -19864,7 +19929,7 @@
         <mc:AlternateContent>
           <mc:Choice Requires="wps">
             <w:drawing>
-              <wp:anchor distT="0" distB="0" distL="114300" distR="114300" simplePos="0" relativeHeight="251727872" behindDoc="0" locked="0" layoutInCell="1" allowOverlap="1" wp14:anchorId="1449E69F" wp14:editId="72210D24">
+              <wp:anchor distT="0" distB="0" distL="114300" distR="114300" simplePos="0" relativeHeight="251727872" behindDoc="0" locked="0" layoutInCell="1" allowOverlap="1" wp14:anchorId="522FB512" wp14:editId="0B424CC8">
                 <wp:simplePos x="0" y="0"/>
                 <wp:positionH relativeFrom="column">
                   <wp:posOffset>0</wp:posOffset>
@@ -19911,7 +19976,7 @@
               </wp:anchor>
             </w:drawing>
           </mc:Choice>
-          <mc:Fallback xmlns:pic="http://schemas.openxmlformats.org/drawingml/2006/picture" xmlns:ns11="http://schemas.microsoft.com/office/drawing/2010/main" xmlns:a="http://schemas.openxmlformats.org/drawingml/2006/main">
+          <mc:Fallback xmlns:ns9="http://schemas.openxmlformats.org/drawingml/2006/picture" xmlns:ns5="http://schemas.openxmlformats.org/drawingml/2006/main" xmlns:ns11="http://schemas.microsoft.com/office/drawing/2010/main">
             <w:pict>
               <v:line w14:anchorId="58938784" id="Conexão Reta 3" o:spid="_x0000_s1026" style="position:absolute;z-index:251727872;visibility:visible;mso-wrap-style:square;mso-wrap-distance-left:9pt;mso-wrap-distance-top:0;mso-wrap-distance-right:9pt;mso-wrap-distance-bottom:0;mso-position-horizontal:absolute;mso-position-horizontal-relative:text;mso-position-vertical:absolute;mso-position-vertical-relative:text" from="0,-.05pt" to="484.2pt,-.05pt" o:gfxdata="UEsDBBQABgAIAAAAIQC2gziS/gAAAOEBAAATAAAAW0NvbnRlbnRfVHlwZXNdLnhtbJSRQU7DMBBF 90jcwfIWJU67QAgl6YK0S0CoHGBkTxKLZGx5TGhvj5O2G0SRWNoz/78nu9wcxkFMGNg6quQqL6RA 0s5Y6ir5vt9lD1JwBDIwOMJKHpHlpr69KfdHjyxSmriSfYz+USnWPY7AufNIadK6MEJMx9ApD/oD OlTrorhX2lFEilmcO2RdNtjC5xDF9pCuTyYBB5bi6bQ4syoJ3g9WQ0ymaiLzg5KdCXlKLjvcW893 SUOqXwnz5DrgnHtJTxOsQfEKIT7DmDSUCaxw7Rqn8787ZsmRM9e2VmPeBN4uqYvTtW7jvijg9N/y JsXecLq0q+WD6m8AAAD//wMAUEsDBBQABgAIAAAAIQA4/SH/1gAAAJQBAAALAAAAX3JlbHMvLnJl bHOkkMFqwzAMhu+DvYPRfXGawxijTi+j0GvpHsDYimMaW0Yy2fr2M4PBMnrbUb/Q94l/f/hMi1qR JVI2sOt6UJgd+ZiDgffL8ekFlFSbvV0oo4EbChzGx4f9GRdb25HMsYhqlCwG5lrLq9biZkxWOiqY 22YiTra2kYMu1l1tQD30/bPm3wwYN0x18gb45AdQl1tp5j/sFB2T0FQ7R0nTNEV3j6o9feQzro1i OWA14Fm+Q8a1a8+Bvu/d/dMb2JY5uiPbhG/ktn4cqGU/er3pcvwCAAD//wMAUEsDBBQABgAIAAAA IQCZ2PQonAEAAJQDAAAOAAAAZHJzL2Uyb0RvYy54bWysU01P3DAQvVfqf7B8Z5MAQm202T2A4FK1 qMAPMM54Y8n2WLbZZP99x97dLGorIRAXxx/z3sx7M1muJ2vYFkLU6DreLGrOwEnstdt0/Onx9uwb ZzEJ1wuDDjq+g8jXq69flqNv4RwHND0ERiQutqPv+JCSb6sqygGsiAv04OhRYbAi0TFsqj6Ikdit qc7r+qoaMfQ+oIQY6fZm/8hXhV8pkOmXUhESMx2n2lJZQ1mf81qtlqLdBOEHLQ9liA9UYYV2lHSm uhFJsJeg/6GyWgaMqNJCoq1QKS2haCA1Tf2XmodBeChayJzoZ5vi59HKn9trdx/IhtHHNvr7kFVM Ktj8pfrYVMzazWbBlJiky6vm8vvFJXkqj2/VCehDTHeAluVNx412WYdoxfZHTJSMQo8hdDilLru0 M5CDjfsNiumekjUFXaYCrk1gW0H9FFKCS03uIfGV6AxT2pgZWL8NPMRnKJSJeQ94RpTM6NIMttph +F/2NB1LVvv4owN73dmCZ+x3pSnFGmp9UXgY0zxbr88FfvqZVn8AAAD//wMAUEsDBBQABgAIAAAA IQCasyRQ4AAAAAkBAAAPAAAAZHJzL2Rvd25yZXYueG1sTI9Ba8JAEIXvhf6HZQq96UYpYmM2IpZS KxSpFfS4ZqdJ2uxs2F1N/Pcde2kvA4/He/O+bN7bRpzRh9qRgtEwAYFUOFNTqWD38TyYgghRk9GN I1RwwQDz/PYm06lxHb3jeRtLwSUUUq2girFNpQxFhVaHoWuR2Pt03urI0pfSeN1xuW3kOEkm0uqa +EOlW1xWWHxvT1bBm1+tlov15Ys2B9vtx+v95rV/Uer+rn+a8VnMQETs418Crgy8H3IednQnMkE0 CpgmKhiMQLD5OJk+gDj+apln8j9B/gMAAP//AwBQSwECLQAUAAYACAAAACEAtoM4kv4AAADhAQAA EwAAAAAAAAAAAAAAAAAAAAAAW0NvbnRlbnRfVHlwZXNdLnhtbFBLAQItABQABgAIAAAAIQA4/SH/ 1gAAAJQBAAALAAAAAAAAAAAAAAAAAC8BAABfcmVscy8ucmVsc1BLAQItABQABgAIAAAAIQCZ2PQo nAEAAJQDAAAOAAAAAAAAAAAAAAAAAC4CAABkcnMvZTJvRG9jLnhtbFBLAQItABQABgAIAAAAIQCa syRQ4AAAAAkBAAAPAAAAAAAAAAAAAAAAAPYDAABkcnMvZG93bnJldi54bWxQSwUGAAAAAAQABADz AAAAAwUAAAAA " strokecolor="#156082 [3204]" strokeweight=".5pt">
                 <v:stroke joinstyle="miter"/>
@@ -19964,7 +20029,6 @@
         <w:rPr>
           <w:lang w:val="es-ES"/>
         </w:rPr>
-        <w:lastRenderedPageBreak/>
         <w:t>La activación se hace en dos pasos, ambos comentados en el proyecto:</w:t>
       </w:r>
     </w:p>
@@ -20904,6 +20968,7 @@
           <w:szCs w:val="20"/>
           <w:lang w:val="es-ES"/>
         </w:rPr>
+        <w:lastRenderedPageBreak/>
         <w:t>Código 13 — pom.xml y McpServerConfig.java — activación del MCP Server (demo-</w:t>
       </w:r>
       <w:proofErr w:type="spellStart"/>
@@ -20985,7 +21050,7 @@
         <mc:AlternateContent>
           <mc:Choice Requires="wps">
             <w:drawing>
-              <wp:anchor distT="0" distB="0" distL="114300" distR="114300" simplePos="0" relativeHeight="251729920" behindDoc="0" locked="0" layoutInCell="1" allowOverlap="1" wp14:anchorId="790224CC" wp14:editId="624A9693">
+              <wp:anchor distT="0" distB="0" distL="114300" distR="114300" simplePos="0" relativeHeight="251729920" behindDoc="0" locked="0" layoutInCell="1" allowOverlap="1" wp14:anchorId="098854F3" wp14:editId="4E2F9BE8">
                 <wp:simplePos x="0" y="0"/>
                 <wp:positionH relativeFrom="column">
                   <wp:posOffset>0</wp:posOffset>
@@ -21032,7 +21097,7 @@
               </wp:anchor>
             </w:drawing>
           </mc:Choice>
-          <mc:Fallback xmlns:pic="http://schemas.openxmlformats.org/drawingml/2006/picture" xmlns:ns11="http://schemas.microsoft.com/office/drawing/2010/main" xmlns:a="http://schemas.openxmlformats.org/drawingml/2006/main">
+          <mc:Fallback xmlns:ns9="http://schemas.openxmlformats.org/drawingml/2006/picture" xmlns:ns5="http://schemas.openxmlformats.org/drawingml/2006/main" xmlns:ns11="http://schemas.microsoft.com/office/drawing/2010/main">
             <w:pict>
               <v:line w14:anchorId="0CC3C2CA" id="Conexão Reta 3" o:spid="_x0000_s1026" style="position:absolute;z-index:251729920;visibility:visible;mso-wrap-style:square;mso-wrap-distance-left:9pt;mso-wrap-distance-top:0;mso-wrap-distance-right:9pt;mso-wrap-distance-bottom:0;mso-position-horizontal:absolute;mso-position-horizontal-relative:text;mso-position-vertical:absolute;mso-position-vertical-relative:text" from="0,-.05pt" to="484.2pt,-.05pt" o:gfxdata="UEsDBBQABgAIAAAAIQC2gziS/gAAAOEBAAATAAAAW0NvbnRlbnRfVHlwZXNdLnhtbJSRQU7DMBBF 90jcwfIWJU67QAgl6YK0S0CoHGBkTxKLZGx5TGhvj5O2G0SRWNoz/78nu9wcxkFMGNg6quQqL6RA 0s5Y6ir5vt9lD1JwBDIwOMJKHpHlpr69KfdHjyxSmriSfYz+USnWPY7AufNIadK6MEJMx9ApD/oD OlTrorhX2lFEilmcO2RdNtjC5xDF9pCuTyYBB5bi6bQ4syoJ3g9WQ0ymaiLzg5KdCXlKLjvcW893 SUOqXwnz5DrgnHtJTxOsQfEKIT7DmDSUCaxw7Rqn8787ZsmRM9e2VmPeBN4uqYvTtW7jvijg9N/y JsXecLq0q+WD6m8AAAD//wMAUEsDBBQABgAIAAAAIQA4/SH/1gAAAJQBAAALAAAAX3JlbHMvLnJl bHOkkMFqwzAMhu+DvYPRfXGawxijTi+j0GvpHsDYimMaW0Yy2fr2M4PBMnrbUb/Q94l/f/hMi1qR JVI2sOt6UJgd+ZiDgffL8ekFlFSbvV0oo4EbChzGx4f9GRdb25HMsYhqlCwG5lrLq9biZkxWOiqY 22YiTra2kYMu1l1tQD30/bPm3wwYN0x18gb45AdQl1tp5j/sFB2T0FQ7R0nTNEV3j6o9feQzro1i OWA14Fm+Q8a1a8+Bvu/d/dMb2JY5uiPbhG/ktn4cqGU/er3pcvwCAAD//wMAUEsDBBQABgAIAAAA IQCZ2PQonAEAAJQDAAAOAAAAZHJzL2Uyb0RvYy54bWysU01P3DAQvVfqf7B8Z5MAQm202T2A4FK1 qMAPMM54Y8n2WLbZZP99x97dLGorIRAXxx/z3sx7M1muJ2vYFkLU6DreLGrOwEnstdt0/Onx9uwb ZzEJ1wuDDjq+g8jXq69flqNv4RwHND0ERiQutqPv+JCSb6sqygGsiAv04OhRYbAi0TFsqj6Ikdit qc7r+qoaMfQ+oIQY6fZm/8hXhV8pkOmXUhESMx2n2lJZQ1mf81qtlqLdBOEHLQ9liA9UYYV2lHSm uhFJsJeg/6GyWgaMqNJCoq1QKS2haCA1Tf2XmodBeChayJzoZ5vi59HKn9trdx/IhtHHNvr7kFVM Ktj8pfrYVMzazWbBlJiky6vm8vvFJXkqj2/VCehDTHeAluVNx412WYdoxfZHTJSMQo8hdDilLru0 M5CDjfsNiumekjUFXaYCrk1gW0H9FFKCS03uIfGV6AxT2pgZWL8NPMRnKJSJeQ94RpTM6NIMttph +F/2NB1LVvv4owN73dmCZ+x3pSnFGmp9UXgY0zxbr88FfvqZVn8AAAD//wMAUEsDBBQABgAIAAAA IQCasyRQ4AAAAAkBAAAPAAAAZHJzL2Rvd25yZXYueG1sTI9Ba8JAEIXvhf6HZQq96UYpYmM2IpZS KxSpFfS4ZqdJ2uxs2F1N/Pcde2kvA4/He/O+bN7bRpzRh9qRgtEwAYFUOFNTqWD38TyYgghRk9GN I1RwwQDz/PYm06lxHb3jeRtLwSUUUq2girFNpQxFhVaHoWuR2Pt03urI0pfSeN1xuW3kOEkm0uqa +EOlW1xWWHxvT1bBm1+tlov15Ys2B9vtx+v95rV/Uer+rn+a8VnMQETs418Crgy8H3IednQnMkE0 CpgmKhiMQLD5OJk+gDj+apln8j9B/gMAAP//AwBQSwECLQAUAAYACAAAACEAtoM4kv4AAADhAQAA EwAAAAAAAAAAAAAAAAAAAAAAW0NvbnRlbnRfVHlwZXNdLnhtbFBLAQItABQABgAIAAAAIQA4/SH/ 1gAAAJQBAAALAAAAAAAAAAAAAAAAAC8BAABfcmVscy8ucmVsc1BLAQItABQABgAIAAAAIQCZ2PQo nAEAAJQDAAAOAAAAAAAAAAAAAAAAAC4CAABkcnMvZTJvRG9jLnhtbFBLAQItABQABgAIAAAAIQCa syRQ4AAAAAkBAAAPAAAAAAAAAAAAAAAAAPYDAABkcnMvZG93bnJldi54bWxQSwUGAAAAAAQABADz AAAAAwUAAAAA " strokecolor="#156082 [3204]" strokeweight=".5pt">
                 <v:stroke joinstyle="miter"/>
@@ -21079,7 +21144,7 @@
         <mc:AlternateContent>
           <mc:Choice Requires="wps">
             <w:drawing>
-              <wp:anchor distT="0" distB="0" distL="114300" distR="114300" simplePos="0" relativeHeight="251731968" behindDoc="0" locked="0" layoutInCell="1" allowOverlap="1" wp14:anchorId="627F77F7" wp14:editId="4F2A3484">
+              <wp:anchor distT="0" distB="0" distL="114300" distR="114300" simplePos="0" relativeHeight="251731968" behindDoc="0" locked="0" layoutInCell="1" allowOverlap="1" wp14:anchorId="137D04E0" wp14:editId="3E30C6F0">
                 <wp:simplePos x="0" y="0"/>
                 <wp:positionH relativeFrom="column">
                   <wp:posOffset>0</wp:posOffset>
@@ -21126,7 +21191,7 @@
               </wp:anchor>
             </w:drawing>
           </mc:Choice>
-          <mc:Fallback xmlns:pic="http://schemas.openxmlformats.org/drawingml/2006/picture" xmlns:ns11="http://schemas.microsoft.com/office/drawing/2010/main" xmlns:a="http://schemas.openxmlformats.org/drawingml/2006/main">
+          <mc:Fallback xmlns:ns9="http://schemas.openxmlformats.org/drawingml/2006/picture" xmlns:ns5="http://schemas.openxmlformats.org/drawingml/2006/main" xmlns:ns11="http://schemas.microsoft.com/office/drawing/2010/main">
             <w:pict>
               <v:line w14:anchorId="0B18E916" id="Conexão Reta 3" o:spid="_x0000_s1026" style="position:absolute;z-index:251731968;visibility:visible;mso-wrap-style:square;mso-wrap-distance-left:9pt;mso-wrap-distance-top:0;mso-wrap-distance-right:9pt;mso-wrap-distance-bottom:0;mso-position-horizontal:absolute;mso-position-horizontal-relative:text;mso-position-vertical:absolute;mso-position-vertical-relative:text" from="0,-.05pt" to="484.2pt,-.05pt" o:gfxdata="UEsDBBQABgAIAAAAIQC2gziS/gAAAOEBAAATAAAAW0NvbnRlbnRfVHlwZXNdLnhtbJSRQU7DMBBF 90jcwfIWJU67QAgl6YK0S0CoHGBkTxKLZGx5TGhvj5O2G0SRWNoz/78nu9wcxkFMGNg6quQqL6RA 0s5Y6ir5vt9lD1JwBDIwOMJKHpHlpr69KfdHjyxSmriSfYz+USnWPY7AufNIadK6MEJMx9ApD/oD OlTrorhX2lFEilmcO2RdNtjC5xDF9pCuTyYBB5bi6bQ4syoJ3g9WQ0ymaiLzg5KdCXlKLjvcW893 SUOqXwnz5DrgnHtJTxOsQfEKIT7DmDSUCaxw7Rqn8787ZsmRM9e2VmPeBN4uqYvTtW7jvijg9N/y JsXecLq0q+WD6m8AAAD//wMAUEsDBBQABgAIAAAAIQA4/SH/1gAAAJQBAAALAAAAX3JlbHMvLnJl bHOkkMFqwzAMhu+DvYPRfXGawxijTi+j0GvpHsDYimMaW0Yy2fr2M4PBMnrbUb/Q94l/f/hMi1qR JVI2sOt6UJgd+ZiDgffL8ekFlFSbvV0oo4EbChzGx4f9GRdb25HMsYhqlCwG5lrLq9biZkxWOiqY 22YiTra2kYMu1l1tQD30/bPm3wwYN0x18gb45AdQl1tp5j/sFB2T0FQ7R0nTNEV3j6o9feQzro1i OWA14Fm+Q8a1a8+Bvu/d/dMb2JY5uiPbhG/ktn4cqGU/er3pcvwCAAD//wMAUEsDBBQABgAIAAAA IQCZ2PQonAEAAJQDAAAOAAAAZHJzL2Uyb0RvYy54bWysU01P3DAQvVfqf7B8Z5MAQm202T2A4FK1 qMAPMM54Y8n2WLbZZP99x97dLGorIRAXxx/z3sx7M1muJ2vYFkLU6DreLGrOwEnstdt0/Onx9uwb ZzEJ1wuDDjq+g8jXq69flqNv4RwHND0ERiQutqPv+JCSb6sqygGsiAv04OhRYbAi0TFsqj6Ikdit qc7r+qoaMfQ+oIQY6fZm/8hXhV8pkOmXUhESMx2n2lJZQ1mf81qtlqLdBOEHLQ9liA9UYYV2lHSm uhFJsJeg/6GyWgaMqNJCoq1QKS2haCA1Tf2XmodBeChayJzoZ5vi59HKn9trdx/IhtHHNvr7kFVM Ktj8pfrYVMzazWbBlJiky6vm8vvFJXkqj2/VCehDTHeAluVNx412WYdoxfZHTJSMQo8hdDilLru0 M5CDjfsNiumekjUFXaYCrk1gW0H9FFKCS03uIfGV6AxT2pgZWL8NPMRnKJSJeQ94RpTM6NIMttph +F/2NB1LVvv4owN73dmCZ+x3pSnFGmp9UXgY0zxbr88FfvqZVn8AAAD//wMAUEsDBBQABgAIAAAA IQCasyRQ4AAAAAkBAAAPAAAAZHJzL2Rvd25yZXYueG1sTI9Ba8JAEIXvhf6HZQq96UYpYmM2IpZS KxSpFfS4ZqdJ2uxs2F1N/Pcde2kvA4/He/O+bN7bRpzRh9qRgtEwAYFUOFNTqWD38TyYgghRk9GN I1RwwQDz/PYm06lxHb3jeRtLwSUUUq2girFNpQxFhVaHoWuR2Pt03urI0pfSeN1xuW3kOEkm0uqa +EOlW1xWWHxvT1bBm1+tlov15Ys2B9vtx+v95rV/Uer+rn+a8VnMQETs418Crgy8H3IednQnMkE0 CpgmKhiMQLD5OJk+gDj+apln8j9B/gMAAP//AwBQSwECLQAUAAYACAAAACEAtoM4kv4AAADhAQAA EwAAAAAAAAAAAAAAAAAAAAAAW0NvbnRlbnRfVHlwZXNdLnhtbFBLAQItABQABgAIAAAAIQA4/SH/ 1gAAAJQBAAALAAAAAAAAAAAAAAAAAC8BAABfcmVscy8ucmVsc1BLAQItABQABgAIAAAAIQCZ2PQo nAEAAJQDAAAOAAAAAAAAAAAAAAAAAC4CAABkcnMvZTJvRG9jLnhtbFBLAQItABQABgAIAAAAIQCa syRQ4AAAAAkBAAAPAAAAAAAAAAAAAAAAAPYDAABkcnMvZG93bnJldi54bWxQSwUGAAAAAAQABADz AAAAAwUAAAAA " strokecolor="#156082 [3204]" strokeweight=".5pt">
                 <v:stroke joinstyle="miter"/>
@@ -21550,7 +21615,6 @@
                 <w:szCs w:val="18"/>
                 <w:lang w:val="en-US"/>
               </w:rPr>
-              <w:lastRenderedPageBreak/>
               <w:t xml:space="preserve"># Agregación — LLM genera: SELECT </w:t>
             </w:r>
             <w:proofErr w:type="gramStart"/>
@@ -22079,7 +22143,7 @@
         <mc:AlternateContent>
           <mc:Choice Requires="wps">
             <w:drawing>
-              <wp:anchor distT="0" distB="0" distL="114300" distR="114300" simplePos="0" relativeHeight="251734016" behindDoc="0" locked="0" layoutInCell="1" allowOverlap="1" wp14:anchorId="212D9A79" wp14:editId="6D8BEAB9">
+              <wp:anchor distT="0" distB="0" distL="114300" distR="114300" simplePos="0" relativeHeight="251734016" behindDoc="0" locked="0" layoutInCell="1" allowOverlap="1" wp14:anchorId="704CBC8D" wp14:editId="4AEA657B">
                 <wp:simplePos x="0" y="0"/>
                 <wp:positionH relativeFrom="column">
                   <wp:posOffset>0</wp:posOffset>
@@ -22126,7 +22190,7 @@
               </wp:anchor>
             </w:drawing>
           </mc:Choice>
-          <mc:Fallback xmlns:pic="http://schemas.openxmlformats.org/drawingml/2006/picture" xmlns:ns11="http://schemas.microsoft.com/office/drawing/2010/main" xmlns:a="http://schemas.openxmlformats.org/drawingml/2006/main">
+          <mc:Fallback xmlns:ns9="http://schemas.openxmlformats.org/drawingml/2006/picture" xmlns:ns5="http://schemas.openxmlformats.org/drawingml/2006/main" xmlns:ns11="http://schemas.microsoft.com/office/drawing/2010/main">
             <w:pict>
               <v:line w14:anchorId="2821BB5C" id="Conexão Reta 3" o:spid="_x0000_s1026" style="position:absolute;z-index:251734016;visibility:visible;mso-wrap-style:square;mso-wrap-distance-left:9pt;mso-wrap-distance-top:0;mso-wrap-distance-right:9pt;mso-wrap-distance-bottom:0;mso-position-horizontal:absolute;mso-position-horizontal-relative:text;mso-position-vertical:absolute;mso-position-vertical-relative:text" from="0,0" to="484.2pt,0" o:gfxdata="UEsDBBQABgAIAAAAIQC2gziS/gAAAOEBAAATAAAAW0NvbnRlbnRfVHlwZXNdLnhtbJSRQU7DMBBF 90jcwfIWJU67QAgl6YK0S0CoHGBkTxKLZGx5TGhvj5O2G0SRWNoz/78nu9wcxkFMGNg6quQqL6RA 0s5Y6ir5vt9lD1JwBDIwOMJKHpHlpr69KfdHjyxSmriSfYz+USnWPY7AufNIadK6MEJMx9ApD/oD OlTrorhX2lFEilmcO2RdNtjC5xDF9pCuTyYBB5bi6bQ4syoJ3g9WQ0ymaiLzg5KdCXlKLjvcW893 SUOqXwnz5DrgnHtJTxOsQfEKIT7DmDSUCaxw7Rqn8787ZsmRM9e2VmPeBN4uqYvTtW7jvijg9N/y JsXecLq0q+WD6m8AAAD//wMAUEsDBBQABgAIAAAAIQA4/SH/1gAAAJQBAAALAAAAX3JlbHMvLnJl bHOkkMFqwzAMhu+DvYPRfXGawxijTi+j0GvpHsDYimMaW0Yy2fr2M4PBMnrbUb/Q94l/f/hMi1qR JVI2sOt6UJgd+ZiDgffL8ekFlFSbvV0oo4EbChzGx4f9GRdb25HMsYhqlCwG5lrLq9biZkxWOiqY 22YiTra2kYMu1l1tQD30/bPm3wwYN0x18gb45AdQl1tp5j/sFB2T0FQ7R0nTNEV3j6o9feQzro1i OWA14Fm+Q8a1a8+Bvu/d/dMb2JY5uiPbhG/ktn4cqGU/er3pcvwCAAD//wMAUEsDBBQABgAIAAAA IQCZ2PQonAEAAJQDAAAOAAAAZHJzL2Uyb0RvYy54bWysU01P3DAQvVfqf7B8Z5MAQm202T2A4FK1 qMAPMM54Y8n2WLbZZP99x97dLGorIRAXxx/z3sx7M1muJ2vYFkLU6DreLGrOwEnstdt0/Onx9uwb ZzEJ1wuDDjq+g8jXq69flqNv4RwHND0ERiQutqPv+JCSb6sqygGsiAv04OhRYbAi0TFsqj6Ikdit qc7r+qoaMfQ+oIQY6fZm/8hXhV8pkOmXUhESMx2n2lJZQ1mf81qtlqLdBOEHLQ9liA9UYYV2lHSm uhFJsJeg/6GyWgaMqNJCoq1QKS2haCA1Tf2XmodBeChayJzoZ5vi59HKn9trdx/IhtHHNvr7kFVM Ktj8pfrYVMzazWbBlJiky6vm8vvFJXkqj2/VCehDTHeAluVNx412WYdoxfZHTJSMQo8hdDilLru0 M5CDjfsNiumekjUFXaYCrk1gW0H9FFKCS03uIfGV6AxT2pgZWL8NPMRnKJSJeQ94RpTM6NIMttph +F/2NB1LVvv4owN73dmCZ+x3pSnFGmp9UXgY0zxbr88FfvqZVn8AAAD//wMAUEsDBBQABgAIAAAA IQBdcTjb3gAAAAcBAAAPAAAAZHJzL2Rvd25yZXYueG1sTI9Ba8JAEIXvBf/DMkJvdVMpYmM2IpZS KxSpLdjjmp0m0exs2F1N/Pcde2kvDx6PefO9bN7bRpzRh9qRgvtRAgKpcKamUsHnx/PdFESImoxu HKGCCwaY54ObTKfGdfSO520sBZdQSLWCKsY2lTIUFVodRq5F4uzbeasjW19K43XH5baR4ySZSKtr 4g+VbnFZYXHcnqyCN79aLRfry4E2X7bbjde7zWv/otTtsH+asSxmICL28e8CrhuYH3IG27sTmSAa Bbwm/ipnj5PpA4j91co8k//58x8AAAD//wMAUEsBAi0AFAAGAAgAAAAhALaDOJL+AAAA4QEAABMA AAAAAAAAAAAAAAAAAAAAAFtDb250ZW50X1R5cGVzXS54bWxQSwECLQAUAAYACAAAACEAOP0h/9YA AACUAQAACwAAAAAAAAAAAAAAAAAvAQAAX3JlbHMvLnJlbHNQSwECLQAUAAYACAAAACEAmdj0KJwB AACUAwAADgAAAAAAAAAAAAAAAAAuAgAAZHJzL2Uyb0RvYy54bWxQSwECLQAUAAYACAAAACEAXXE4 294AAAAHAQAADwAAAAAAAAAAAAAAAAD2AwAAZHJzL2Rvd25yZXYueG1sUEsFBgAAAAAEAAQA8wAA AAEFAAAAAA== " strokecolor="#156082 [3204]" strokeweight=".5pt">
                 <v:stroke joinstyle="miter"/>
@@ -22166,6 +22230,7 @@
           <w:b/>
           <w:bCs/>
         </w:rPr>
+        <w:lastRenderedPageBreak/>
         <w:t xml:space="preserve">@AiService (LangChain4j): </w:t>
       </w:r>
       <w:r>
@@ -22413,7 +22478,7 @@
         <mc:AlternateContent>
           <mc:Choice Requires="wps">
             <w:drawing>
-              <wp:anchor distT="0" distB="0" distL="114300" distR="114300" simplePos="0" relativeHeight="251736064" behindDoc="0" locked="0" layoutInCell="1" allowOverlap="1" wp14:anchorId="2BB8A216" wp14:editId="652EE89A">
+              <wp:anchor distT="0" distB="0" distL="114300" distR="114300" simplePos="0" relativeHeight="251736064" behindDoc="0" locked="0" layoutInCell="1" allowOverlap="1" wp14:anchorId="1D440E0E" wp14:editId="56DBF7EA">
                 <wp:simplePos x="0" y="0"/>
                 <wp:positionH relativeFrom="column">
                   <wp:posOffset>0</wp:posOffset>
@@ -22460,7 +22525,7 @@
               </wp:anchor>
             </w:drawing>
           </mc:Choice>
-          <mc:Fallback xmlns:pic="http://schemas.openxmlformats.org/drawingml/2006/picture" xmlns:ns11="http://schemas.microsoft.com/office/drawing/2010/main" xmlns:a="http://schemas.openxmlformats.org/drawingml/2006/main">
+          <mc:Fallback xmlns:ns9="http://schemas.openxmlformats.org/drawingml/2006/picture" xmlns:ns5="http://schemas.openxmlformats.org/drawingml/2006/main" xmlns:ns11="http://schemas.microsoft.com/office/drawing/2010/main">
             <w:pict>
               <v:line w14:anchorId="3DBDCB33" id="Conexão Reta 3" o:spid="_x0000_s1026" style="position:absolute;z-index:251736064;visibility:visible;mso-wrap-style:square;mso-wrap-distance-left:9pt;mso-wrap-distance-top:0;mso-wrap-distance-right:9pt;mso-wrap-distance-bottom:0;mso-position-horizontal:absolute;mso-position-horizontal-relative:text;mso-position-vertical:absolute;mso-position-vertical-relative:text" from="0,-.05pt" to="484.2pt,-.05pt" o:gfxdata="UEsDBBQABgAIAAAAIQC2gziS/gAAAOEBAAATAAAAW0NvbnRlbnRfVHlwZXNdLnhtbJSRQU7DMBBF 90jcwfIWJU67QAgl6YK0S0CoHGBkTxKLZGx5TGhvj5O2G0SRWNoz/78nu9wcxkFMGNg6quQqL6RA 0s5Y6ir5vt9lD1JwBDIwOMJKHpHlpr69KfdHjyxSmriSfYz+USnWPY7AufNIadK6MEJMx9ApD/oD OlTrorhX2lFEilmcO2RdNtjC5xDF9pCuTyYBB5bi6bQ4syoJ3g9WQ0ymaiLzg5KdCXlKLjvcW893 SUOqXwnz5DrgnHtJTxOsQfEKIT7DmDSUCaxw7Rqn8787ZsmRM9e2VmPeBN4uqYvTtW7jvijg9N/y JsXecLq0q+WD6m8AAAD//wMAUEsDBBQABgAIAAAAIQA4/SH/1gAAAJQBAAALAAAAX3JlbHMvLnJl bHOkkMFqwzAMhu+DvYPRfXGawxijTi+j0GvpHsDYimMaW0Yy2fr2M4PBMnrbUb/Q94l/f/hMi1qR JVI2sOt6UJgd+ZiDgffL8ekFlFSbvV0oo4EbChzGx4f9GRdb25HMsYhqlCwG5lrLq9biZkxWOiqY 22YiTra2kYMu1l1tQD30/bPm3wwYN0x18gb45AdQl1tp5j/sFB2T0FQ7R0nTNEV3j6o9feQzro1i OWA14Fm+Q8a1a8+Bvu/d/dMb2JY5uiPbhG/ktn4cqGU/er3pcvwCAAD//wMAUEsDBBQABgAIAAAA IQCZ2PQonAEAAJQDAAAOAAAAZHJzL2Uyb0RvYy54bWysU01P3DAQvVfqf7B8Z5MAQm202T2A4FK1 qMAPMM54Y8n2WLbZZP99x97dLGorIRAXxx/z3sx7M1muJ2vYFkLU6DreLGrOwEnstdt0/Onx9uwb ZzEJ1wuDDjq+g8jXq69flqNv4RwHND0ERiQutqPv+JCSb6sqygGsiAv04OhRYbAi0TFsqj6Ikdit qc7r+qoaMfQ+oIQY6fZm/8hXhV8pkOmXUhESMx2n2lJZQ1mf81qtlqLdBOEHLQ9liA9UYYV2lHSm uhFJsJeg/6GyWgaMqNJCoq1QKS2haCA1Tf2XmodBeChayJzoZ5vi59HKn9trdx/IhtHHNvr7kFVM Ktj8pfrYVMzazWbBlJiky6vm8vvFJXkqj2/VCehDTHeAluVNx412WYdoxfZHTJSMQo8hdDilLru0 M5CDjfsNiumekjUFXaYCrk1gW0H9FFKCS03uIfGV6AxT2pgZWL8NPMRnKJSJeQ94RpTM6NIMttph +F/2NB1LVvv4owN73dmCZ+x3pSnFGmp9UXgY0zxbr88FfvqZVn8AAAD//wMAUEsDBBQABgAIAAAA IQCasyRQ4AAAAAkBAAAPAAAAZHJzL2Rvd25yZXYueG1sTI9Ba8JAEIXvhf6HZQq96UYpYmM2IpZS KxSpFfS4ZqdJ2uxs2F1N/Pcde2kvA4/He/O+bN7bRpzRh9qRgtEwAYFUOFNTqWD38TyYgghRk9GN I1RwwQDz/PYm06lxHb3jeRtLwSUUUq2girFNpQxFhVaHoWuR2Pt03urI0pfSeN1xuW3kOEkm0uqa +EOlW1xWWHxvT1bBm1+tlov15Ys2B9vtx+v95rV/Uer+rn+a8VnMQETs418Crgy8H3IednQnMkE0 CpgmKhiMQLD5OJk+gDj+apln8j9B/gMAAP//AwBQSwECLQAUAAYACAAAACEAtoM4kv4AAADhAQAA EwAAAAAAAAAAAAAAAAAAAAAAW0NvbnRlbnRfVHlwZXNdLnhtbFBLAQItABQABgAIAAAAIQA4/SH/ 1gAAAJQBAAALAAAAAAAAAAAAAAAAAC8BAABfcmVscy8ucmVsc1BLAQItABQABgAIAAAAIQCZ2PQo nAEAAJQDAAAOAAAAAAAAAAAAAAAAAC4CAABkcnMvZTJvRG9jLnhtbFBLAQItABQABgAIAAAAIQCa syRQ4AAAAAkBAAAPAAAAAAAAAAAAAAAAAPYDAABkcnMvZG93bnJldi54bWxQSwUGAAAAAAQABADz AAAAAwUAAAAA " strokecolor="#156082 [3204]" strokeweight=".5pt">
                 <v:stroke joinstyle="miter"/>
@@ -22675,7 +22740,6 @@
           <w:color w:val="2E75B6"/>
           <w:lang w:val="en-US"/>
         </w:rPr>
-        <w:lastRenderedPageBreak/>
         <w:t xml:space="preserve">→  </w:t>
       </w:r>
       <w:hyperlink r:id="rId28" w:history="1">

--- a/local_llm_es.docx
+++ b/local_llm_es.docx
@@ -1700,7 +1700,7 @@
               </wp:anchor>
             </w:drawing>
           </mc:Choice>
-          <mc:Fallback xmlns:ns9="http://schemas.openxmlformats.org/drawingml/2006/picture" xmlns:ns5="http://schemas.openxmlformats.org/drawingml/2006/main" xmlns:ns11="http://schemas.microsoft.com/office/drawing/2010/main">
+          <mc:Fallback xmlns:ns11="http://schemas.microsoft.com/office/drawing/2010/main" xmlns:ns5="http://schemas.openxmlformats.org/drawingml/2006/main" xmlns:ns9="http://schemas.openxmlformats.org/drawingml/2006/picture">
             <w:pict>
               <v:line w14:anchorId="16FFBEF1" id="Conexão Reta 2" o:spid="_x0000_s1026" style="position:absolute;z-index:251699200;visibility:visible;mso-wrap-style:square;mso-wrap-distance-left:9pt;mso-wrap-distance-top:0;mso-wrap-distance-right:9pt;mso-wrap-distance-bottom:0;mso-position-horizontal:absolute;mso-position-horizontal-relative:text;mso-position-vertical:absolute;mso-position-vertical-relative:text" from="0,-.05pt" to="484.2pt,-.05pt" o:gfxdata="UEsDBBQABgAIAAAAIQC2gziS/gAAAOEBAAATAAAAW0NvbnRlbnRfVHlwZXNdLnhtbJSRQU7DMBBF 90jcwfIWJU67QAgl6YK0S0CoHGBkTxKLZGx5TGhvj5O2G0SRWNoz/78nu9wcxkFMGNg6quQqL6RA 0s5Y6ir5vt9lD1JwBDIwOMJKHpHlpr69KfdHjyxSmriSfYz+USnWPY7AufNIadK6MEJMx9ApD/oD OlTrorhX2lFEilmcO2RdNtjC5xDF9pCuTyYBB5bi6bQ4syoJ3g9WQ0ymaiLzg5KdCXlKLjvcW893 SUOqXwnz5DrgnHtJTxOsQfEKIT7DmDSUCaxw7Rqn8787ZsmRM9e2VmPeBN4uqYvTtW7jvijg9N/y JsXecLq0q+WD6m8AAAD//wMAUEsDBBQABgAIAAAAIQA4/SH/1gAAAJQBAAALAAAAX3JlbHMvLnJl bHOkkMFqwzAMhu+DvYPRfXGawxijTi+j0GvpHsDYimMaW0Yy2fr2M4PBMnrbUb/Q94l/f/hMi1qR JVI2sOt6UJgd+ZiDgffL8ekFlFSbvV0oo4EbChzGx4f9GRdb25HMsYhqlCwG5lrLq9biZkxWOiqY 22YiTra2kYMu1l1tQD30/bPm3wwYN0x18gb45AdQl1tp5j/sFB2T0FQ7R0nTNEV3j6o9feQzro1i OWA14Fm+Q8a1a8+Bvu/d/dMb2JY5uiPbhG/ktn4cqGU/er3pcvwCAAD//wMAUEsDBBQABgAIAAAA IQCZ2PQonAEAAJQDAAAOAAAAZHJzL2Uyb0RvYy54bWysU01P3DAQvVfqf7B8Z5MAQm202T2A4FK1 qMAPMM54Y8n2WLbZZP99x97dLGorIRAXxx/z3sx7M1muJ2vYFkLU6DreLGrOwEnstdt0/Onx9uwb ZzEJ1wuDDjq+g8jXq69flqNv4RwHND0ERiQutqPv+JCSb6sqygGsiAv04OhRYbAi0TFsqj6Ikdit qc7r+qoaMfQ+oIQY6fZm/8hXhV8pkOmXUhESMx2n2lJZQ1mf81qtlqLdBOEHLQ9liA9UYYV2lHSm uhFJsJeg/6GyWgaMqNJCoq1QKS2haCA1Tf2XmodBeChayJzoZ5vi59HKn9trdx/IhtHHNvr7kFVM Ktj8pfrYVMzazWbBlJiky6vm8vvFJXkqj2/VCehDTHeAluVNx412WYdoxfZHTJSMQo8hdDilLru0 M5CDjfsNiumekjUFXaYCrk1gW0H9FFKCS03uIfGV6AxT2pgZWL8NPMRnKJSJeQ94RpTM6NIMttph +F/2NB1LVvv4owN73dmCZ+x3pSnFGmp9UXgY0zxbr88FfvqZVn8AAAD//wMAUEsDBBQABgAIAAAA IQCasyRQ4AAAAAkBAAAPAAAAZHJzL2Rvd25yZXYueG1sTI9Ba8JAEIXvhf6HZQq96UYpYmM2IpZS KxSpFfS4ZqdJ2uxs2F1N/Pcde2kvA4/He/O+bN7bRpzRh9qRgtEwAYFUOFNTqWD38TyYgghRk9GN I1RwwQDz/PYm06lxHb3jeRtLwSUUUq2girFNpQxFhVaHoWuR2Pt03urI0pfSeN1xuW3kOEkm0uqa +EOlW1xWWHxvT1bBm1+tlov15Ys2B9vtx+v95rV/Uer+rn+a8VnMQETs418Crgy8H3IednQnMkE0 CpgmKhiMQLD5OJk+gDj+apln8j9B/gMAAP//AwBQSwECLQAUAAYACAAAACEAtoM4kv4AAADhAQAA EwAAAAAAAAAAAAAAAAAAAAAAW0NvbnRlbnRfVHlwZXNdLnhtbFBLAQItABQABgAIAAAAIQA4/SH/ 1gAAAJQBAAALAAAAAAAAAAAAAAAAAC8BAABfcmVscy8ucmVsc1BLAQItABQABgAIAAAAIQCZ2PQo nAEAAJQDAAAOAAAAAAAAAAAAAAAAAC4CAABkcnMvZTJvRG9jLnhtbFBLAQItABQABgAIAAAAIQCa syRQ4AAAAAkBAAAPAAAAAAAAAAAAAAAAAPYDAABkcnMvZG93bnJldi54bWxQSwUGAAAAAAQABADz AAAAAwUAAAAA " strokecolor="#156082 [3204]" strokeweight=".5pt">
                 <v:stroke joinstyle="miter"/>
@@ -1808,7 +1808,7 @@
               </wp:anchor>
             </w:drawing>
           </mc:Choice>
-          <mc:Fallback xmlns:ns9="http://schemas.openxmlformats.org/drawingml/2006/picture" xmlns:ns5="http://schemas.openxmlformats.org/drawingml/2006/main" xmlns:ns11="http://schemas.microsoft.com/office/drawing/2010/main">
+          <mc:Fallback xmlns:ns11="http://schemas.microsoft.com/office/drawing/2010/main" xmlns:ns5="http://schemas.openxmlformats.org/drawingml/2006/main" xmlns:ns9="http://schemas.openxmlformats.org/drawingml/2006/picture">
             <w:pict>
               <v:line w14:anchorId="17B95DA5" id="Conexão Reta 2" o:spid="_x0000_s1026" style="position:absolute;z-index:251701248;visibility:visible;mso-wrap-style:square;mso-wrap-distance-left:9pt;mso-wrap-distance-top:0;mso-wrap-distance-right:9pt;mso-wrap-distance-bottom:0;mso-position-horizontal:absolute;mso-position-horizontal-relative:text;mso-position-vertical:absolute;mso-position-vertical-relative:text" from="0,0" to="484.2pt,0" o:gfxdata="UEsDBBQABgAIAAAAIQC2gziS/gAAAOEBAAATAAAAW0NvbnRlbnRfVHlwZXNdLnhtbJSRQU7DMBBF 90jcwfIWJU67QAgl6YK0S0CoHGBkTxKLZGx5TGhvj5O2G0SRWNoz/78nu9wcxkFMGNg6quQqL6RA 0s5Y6ir5vt9lD1JwBDIwOMJKHpHlpr69KfdHjyxSmriSfYz+USnWPY7AufNIadK6MEJMx9ApD/oD OlTrorhX2lFEilmcO2RdNtjC5xDF9pCuTyYBB5bi6bQ4syoJ3g9WQ0ymaiLzg5KdCXlKLjvcW893 SUOqXwnz5DrgnHtJTxOsQfEKIT7DmDSUCaxw7Rqn8787ZsmRM9e2VmPeBN4uqYvTtW7jvijg9N/y JsXecLq0q+WD6m8AAAD//wMAUEsDBBQABgAIAAAAIQA4/SH/1gAAAJQBAAALAAAAX3JlbHMvLnJl bHOkkMFqwzAMhu+DvYPRfXGawxijTi+j0GvpHsDYimMaW0Yy2fr2M4PBMnrbUb/Q94l/f/hMi1qR JVI2sOt6UJgd+ZiDgffL8ekFlFSbvV0oo4EbChzGx4f9GRdb25HMsYhqlCwG5lrLq9biZkxWOiqY 22YiTra2kYMu1l1tQD30/bPm3wwYN0x18gb45AdQl1tp5j/sFB2T0FQ7R0nTNEV3j6o9feQzro1i OWA14Fm+Q8a1a8+Bvu/d/dMb2JY5uiPbhG/ktn4cqGU/er3pcvwCAAD//wMAUEsDBBQABgAIAAAA IQCZ2PQonAEAAJQDAAAOAAAAZHJzL2Uyb0RvYy54bWysU01P3DAQvVfqf7B8Z5MAQm202T2A4FK1 qMAPMM54Y8n2WLbZZP99x97dLGorIRAXxx/z3sx7M1muJ2vYFkLU6DreLGrOwEnstdt0/Onx9uwb ZzEJ1wuDDjq+g8jXq69flqNv4RwHND0ERiQutqPv+JCSb6sqygGsiAv04OhRYbAi0TFsqj6Ikdit qc7r+qoaMfQ+oIQY6fZm/8hXhV8pkOmXUhESMx2n2lJZQ1mf81qtlqLdBOEHLQ9liA9UYYV2lHSm uhFJsJeg/6GyWgaMqNJCoq1QKS2haCA1Tf2XmodBeChayJzoZ5vi59HKn9trdx/IhtHHNvr7kFVM Ktj8pfrYVMzazWbBlJiky6vm8vvFJXkqj2/VCehDTHeAluVNx412WYdoxfZHTJSMQo8hdDilLru0 M5CDjfsNiumekjUFXaYCrk1gW0H9FFKCS03uIfGV6AxT2pgZWL8NPMRnKJSJeQ94RpTM6NIMttph +F/2NB1LVvv4owN73dmCZ+x3pSnFGmp9UXgY0zxbr88FfvqZVn8AAAD//wMAUEsDBBQABgAIAAAA IQBdcTjb3gAAAAcBAAAPAAAAZHJzL2Rvd25yZXYueG1sTI9Ba8JAEIXvBf/DMkJvdVMpYmM2IpZS KxSpLdjjmp0m0exs2F1N/Pcde2kvDx6PefO9bN7bRpzRh9qRgvtRAgKpcKamUsHnx/PdFESImoxu HKGCCwaY54ObTKfGdfSO520sBZdQSLWCKsY2lTIUFVodRq5F4uzbeasjW19K43XH5baR4ySZSKtr 4g+VbnFZYXHcnqyCN79aLRfry4E2X7bbjde7zWv/otTtsH+asSxmICL28e8CrhuYH3IG27sTmSAa Bbwm/ipnj5PpA4j91co8k//58x8AAAD//wMAUEsBAi0AFAAGAAgAAAAhALaDOJL+AAAA4QEAABMA AAAAAAAAAAAAAAAAAAAAAFtDb250ZW50X1R5cGVzXS54bWxQSwECLQAUAAYACAAAACEAOP0h/9YA AACUAQAACwAAAAAAAAAAAAAAAAAvAQAAX3JlbHMvLnJlbHNQSwECLQAUAAYACAAAACEAmdj0KJwB AACUAwAADgAAAAAAAAAAAAAAAAAuAgAAZHJzL2Uyb0RvYy54bWxQSwECLQAUAAYACAAAACEAXXE4 294AAAAHAQAADwAAAAAAAAAAAAAAAAD2AwAAZHJzL2Rvd25yZXYueG1sUEsFBgAAAAAEAAQA8wAA AAEFAAAAAA== " strokecolor="#156082 [3204]" strokeweight=".5pt">
                 <v:stroke joinstyle="miter"/>
@@ -1975,9 +1975,6 @@
       </w:tr>
     </w:tbl>
     <w:p>
-      <w:pPr>
-        <w:pStyle w:val="Ttulo3"/>
-      </w:pPr>
       <w:bookmarkStart w:id="3" w:name="_Toc230075414"/>
       <w:bookmarkStart w:id="4" w:name="_Toc230077227"/>
       <w:r>
@@ -2056,23 +2053,7 @@
       </w:pPr>
       <w:r>
         <w:lastRenderedPageBreak/>
-        <w:t xml:space="preserve">El diagrama </w:t>
-      </w:r>
-      <w:proofErr w:type="spellStart"/>
-      <w:r>
-        <w:t>muestra</w:t>
-      </w:r>
-      <w:proofErr w:type="spellEnd"/>
-      <w:r>
-        <w:t xml:space="preserve"> </w:t>
-      </w:r>
-      <w:proofErr w:type="spellStart"/>
-      <w:r>
-        <w:t>tres</w:t>
-      </w:r>
-      <w:proofErr w:type="spellEnd"/>
-      <w:r>
-        <w:t xml:space="preserve"> momentos distintos:</w:t>
+        <w:t>El diagrama muestra tres momentos distintos:</w:t>
       </w:r>
     </w:p>
     <w:p>
@@ -2089,43 +2070,19 @@
         </w:rPr>
         <w:t xml:space="preserve">(1) </w:t>
       </w:r>
-      <w:proofErr w:type="spellStart"/>
       <w:r>
         <w:rPr>
           <w:b/>
           <w:bCs/>
           <w:lang w:val="es-ES"/>
         </w:rPr>
-        <w:t>Pull</w:t>
-      </w:r>
-      <w:proofErr w:type="spellEnd"/>
-      <w:r>
-        <w:rPr>
-          <w:b/>
-          <w:bCs/>
-          <w:lang w:val="es-ES"/>
-        </w:rPr>
-        <w:t xml:space="preserve"> del modelo</w:t>
-      </w:r>
-      <w:r>
-        <w:rPr>
-          <w:lang w:val="es-ES"/>
-        </w:rPr>
-        <w:t xml:space="preserve"> — el comando `ollama pull` descarga el modelo del registro (ollama.com/library) como un </w:t>
-      </w:r>
-      <w:proofErr w:type="gramStart"/>
-      <w:r>
-        <w:rPr>
-          <w:lang w:val="es-ES"/>
-        </w:rPr>
-        <w:t>archivo .gguf</w:t>
-      </w:r>
-      <w:proofErr w:type="gramEnd"/>
-      <w:r>
-        <w:rPr>
-          <w:lang w:val="es-ES"/>
-        </w:rPr>
-        <w:t xml:space="preserve"> con pesos cuantizados. Se guarda localmente y no es necesario volver a descargarlo.</w:t>
+        <w:t>Pull del modelo</w:t>
+      </w:r>
+      <w:r>
+        <w:rPr>
+          <w:lang w:val="es-ES"/>
+        </w:rPr>
+        <w:t xml:space="preserve"> — el comando `ollama pull` descarga el modelo del registro (ollama.com/library) como un archivo .gguf con pesos cuantizados. Se guarda localmente y no es necesario volver a descargarlo.</w:t>
       </w:r>
     </w:p>
     <w:p>
@@ -2265,7 +2222,7 @@
               </wp:anchor>
             </w:drawing>
           </mc:Choice>
-          <mc:Fallback xmlns:ns9="http://schemas.openxmlformats.org/drawingml/2006/picture" xmlns:ns5="http://schemas.openxmlformats.org/drawingml/2006/main" xmlns:ns11="http://schemas.microsoft.com/office/drawing/2010/main">
+          <mc:Fallback xmlns:ns11="http://schemas.microsoft.com/office/drawing/2010/main" xmlns:ns5="http://schemas.openxmlformats.org/drawingml/2006/main" xmlns:ns9="http://schemas.openxmlformats.org/drawingml/2006/picture">
             <w:pict>
               <v:line w14:anchorId="65E0A2AF" id="Conexão Reta 3" o:spid="_x0000_s1026" style="position:absolute;z-index:251697152;visibility:visible;mso-wrap-style:square;mso-wrap-distance-left:9pt;mso-wrap-distance-top:0;mso-wrap-distance-right:9pt;mso-wrap-distance-bottom:0;mso-position-horizontal:absolute;mso-position-horizontal-relative:text;mso-position-vertical:absolute;mso-position-vertical-relative:text" from="0,-.05pt" to="484.2pt,-.05pt" o:gfxdata="UEsDBBQABgAIAAAAIQC2gziS/gAAAOEBAAATAAAAW0NvbnRlbnRfVHlwZXNdLnhtbJSRQU7DMBBF 90jcwfIWJU67QAgl6YK0S0CoHGBkTxKLZGx5TGhvj5O2G0SRWNoz/78nu9wcxkFMGNg6quQqL6RA 0s5Y6ir5vt9lD1JwBDIwOMJKHpHlpr69KfdHjyxSmriSfYz+USnWPY7AufNIadK6MEJMx9ApD/oD OlTrorhX2lFEilmcO2RdNtjC5xDF9pCuTyYBB5bi6bQ4syoJ3g9WQ0ymaiLzg5KdCXlKLjvcW893 SUOqXwnz5DrgnHtJTxOsQfEKIT7DmDSUCaxw7Rqn8787ZsmRM9e2VmPeBN4uqYvTtW7jvijg9N/y JsXecLq0q+WD6m8AAAD//wMAUEsDBBQABgAIAAAAIQA4/SH/1gAAAJQBAAALAAAAX3JlbHMvLnJl bHOkkMFqwzAMhu+DvYPRfXGawxijTi+j0GvpHsDYimMaW0Yy2fr2M4PBMnrbUb/Q94l/f/hMi1qR JVI2sOt6UJgd+ZiDgffL8ekFlFSbvV0oo4EbChzGx4f9GRdb25HMsYhqlCwG5lrLq9biZkxWOiqY 22YiTra2kYMu1l1tQD30/bPm3wwYN0x18gb45AdQl1tp5j/sFB2T0FQ7R0nTNEV3j6o9feQzro1i OWA14Fm+Q8a1a8+Bvu/d/dMb2JY5uiPbhG/ktn4cqGU/er3pcvwCAAD//wMAUEsDBBQABgAIAAAA IQCZ2PQonAEAAJQDAAAOAAAAZHJzL2Uyb0RvYy54bWysU01P3DAQvVfqf7B8Z5MAQm202T2A4FK1 qMAPMM54Y8n2WLbZZP99x97dLGorIRAXxx/z3sx7M1muJ2vYFkLU6DreLGrOwEnstdt0/Onx9uwb ZzEJ1wuDDjq+g8jXq69flqNv4RwHND0ERiQutqPv+JCSb6sqygGsiAv04OhRYbAi0TFsqj6Ikdit qc7r+qoaMfQ+oIQY6fZm/8hXhV8pkOmXUhESMx2n2lJZQ1mf81qtlqLdBOEHLQ9liA9UYYV2lHSm uhFJsJeg/6GyWgaMqNJCoq1QKS2haCA1Tf2XmodBeChayJzoZ5vi59HKn9trdx/IhtHHNvr7kFVM Ktj8pfrYVMzazWbBlJiky6vm8vvFJXkqj2/VCehDTHeAluVNx412WYdoxfZHTJSMQo8hdDilLru0 M5CDjfsNiumekjUFXaYCrk1gW0H9FFKCS03uIfGV6AxT2pgZWL8NPMRnKJSJeQ94RpTM6NIMttph +F/2NB1LVvv4owN73dmCZ+x3pSnFGmp9UXgY0zxbr88FfvqZVn8AAAD//wMAUEsDBBQABgAIAAAA IQCasyRQ4AAAAAkBAAAPAAAAZHJzL2Rvd25yZXYueG1sTI9Ba8JAEIXvhf6HZQq96UYpYmM2IpZS KxSpFfS4ZqdJ2uxs2F1N/Pcde2kvA4/He/O+bN7bRpzRh9qRgtEwAYFUOFNTqWD38TyYgghRk9GN I1RwwQDz/PYm06lxHb3jeRtLwSUUUq2girFNpQxFhVaHoWuR2Pt03urI0pfSeN1xuW3kOEkm0uqa +EOlW1xWWHxvT1bBm1+tlov15Ys2B9vtx+v95rV/Uer+rn+a8VnMQETs418Crgy8H3IednQnMkE0 CpgmKhiMQLD5OJk+gDj+apln8j9B/gMAAP//AwBQSwECLQAUAAYACAAAACEAtoM4kv4AAADhAQAA EwAAAAAAAAAAAAAAAAAAAAAAW0NvbnRlbnRfVHlwZXNdLnhtbFBLAQItABQABgAIAAAAIQA4/SH/ 1gAAAJQBAAALAAAAAAAAAAAAAAAAAC8BAABfcmVscy8ucmVsc1BLAQItABQABgAIAAAAIQCZ2PQo nAEAAJQDAAAOAAAAAAAAAAAAAAAAAC4CAABkcnMvZTJvRG9jLnhtbFBLAQItABQABgAIAAAAIQCa syRQ4AAAAAkBAAAPAAAAAAAAAAAAAAAAAPYDAABkcnMvZG93bnJldi54bWxQSwUGAAAAAAQABADz AAAAAwUAAAAA " strokecolor="#156082 [3204]" strokeweight=".5pt">
                 <v:stroke joinstyle="miter"/>
@@ -2333,129 +2290,7 @@
         <w:rPr>
           <w:lang w:val="es-ES"/>
         </w:rPr>
-        <w:t xml:space="preserve">El formato GGUF (GGML </w:t>
-      </w:r>
-      <w:proofErr w:type="spellStart"/>
-      <w:r>
-        <w:rPr>
-          <w:lang w:val="es-ES"/>
-        </w:rPr>
-        <w:t>Unified</w:t>
-      </w:r>
-      <w:proofErr w:type="spellEnd"/>
-      <w:r>
-        <w:rPr>
-          <w:lang w:val="es-ES"/>
-        </w:rPr>
-        <w:t xml:space="preserve"> </w:t>
-      </w:r>
-      <w:proofErr w:type="spellStart"/>
-      <w:r>
-        <w:rPr>
-          <w:lang w:val="es-ES"/>
-        </w:rPr>
-        <w:t>Format</w:t>
-      </w:r>
-      <w:proofErr w:type="spellEnd"/>
-      <w:r>
-        <w:rPr>
-          <w:lang w:val="es-ES"/>
-        </w:rPr>
-        <w:t xml:space="preserve">) — el </w:t>
-      </w:r>
-      <w:proofErr w:type="gramStart"/>
-      <w:r>
-        <w:rPr>
-          <w:lang w:val="es-ES"/>
-        </w:rPr>
-        <w:t>archivo .</w:t>
-      </w:r>
-      <w:proofErr w:type="spellStart"/>
-      <w:r>
-        <w:rPr>
-          <w:lang w:val="es-ES"/>
-        </w:rPr>
-        <w:t>gguf</w:t>
-      </w:r>
-      <w:proofErr w:type="spellEnd"/>
-      <w:proofErr w:type="gramEnd"/>
-      <w:r>
-        <w:rPr>
-          <w:lang w:val="es-ES"/>
-        </w:rPr>
-        <w:t xml:space="preserve"> es el formato estándar adoptado por llama.cpp para distribuir modelos cuantizados. Es un archivo binario portable que contiene en un único paquete los pesos del modelo, el </w:t>
-      </w:r>
-      <w:proofErr w:type="spellStart"/>
-      <w:r>
-        <w:rPr>
-          <w:lang w:val="es-ES"/>
-        </w:rPr>
-        <w:t>tokenizador</w:t>
-      </w:r>
-      <w:proofErr w:type="spellEnd"/>
-      <w:r>
-        <w:rPr>
-          <w:lang w:val="es-ES"/>
-        </w:rPr>
-        <w:t xml:space="preserve"> y los metadatos de configuración (arquitectura, contexto máximo, temperatura por defecto). No requiere conversión ni instalación adicional: </w:t>
-      </w:r>
-      <w:proofErr w:type="spellStart"/>
-      <w:r>
-        <w:rPr>
-          <w:lang w:val="es-ES"/>
-        </w:rPr>
-        <w:t>Ollama</w:t>
-      </w:r>
-      <w:proofErr w:type="spellEnd"/>
-      <w:r>
-        <w:rPr>
-          <w:lang w:val="es-ES"/>
-        </w:rPr>
-        <w:t xml:space="preserve"> descarga </w:t>
-      </w:r>
-      <w:proofErr w:type="spellStart"/>
-      <w:proofErr w:type="gramStart"/>
-      <w:r>
-        <w:rPr>
-          <w:lang w:val="es-ES"/>
-        </w:rPr>
-        <w:t>el</w:t>
-      </w:r>
-      <w:proofErr w:type="spellEnd"/>
-      <w:r>
-        <w:rPr>
-          <w:lang w:val="es-ES"/>
-        </w:rPr>
-        <w:t xml:space="preserve"> .</w:t>
-      </w:r>
-      <w:proofErr w:type="spellStart"/>
-      <w:r>
-        <w:rPr>
-          <w:lang w:val="es-ES"/>
-        </w:rPr>
-        <w:t>gguf</w:t>
-      </w:r>
-      <w:proofErr w:type="spellEnd"/>
-      <w:proofErr w:type="gramEnd"/>
-      <w:r>
-        <w:rPr>
-          <w:lang w:val="es-ES"/>
-        </w:rPr>
-        <w:t xml:space="preserve"> y llama.cpp lo carga directamente en memoria. Antes del GGUF existía el formato GGML; el GGUF surgió en 2023 para resolver limitaciones de extensibilidad y es hoy el estándar del ecosistema de </w:t>
-      </w:r>
-      <w:proofErr w:type="spellStart"/>
-      <w:r>
-        <w:rPr>
-          <w:lang w:val="es-ES"/>
-        </w:rPr>
-        <w:t>LLMs</w:t>
-      </w:r>
-      <w:proofErr w:type="spellEnd"/>
-      <w:r>
-        <w:rPr>
-          <w:lang w:val="es-ES"/>
-        </w:rPr>
-        <w:t xml:space="preserve"> locales.</w:t>
+        <w:t>El formato GGUF (GGML Unified Format) — el archivo .gguf es el formato estándar adoptado por llama.cpp para distribuir modelos cuantizados. Es un archivo binario portable que contiene en un único paquete los pesos del modelo, el tokenizador y los metadatos de configuración (arquitectura, contexto máximo, temperatura por defecto). No requiere conversión ni instalación adicional: Ollama descarga el .gguf y llama.cpp lo carga directamente en memoria. Antes del GGUF existía el formato GGML; el GGUF surgió en 2023 para resolver limitaciones de extensibilidad y es hoy el estándar del ecosistema de LLMs locales.</w:t>
       </w:r>
     </w:p>
     <w:tbl>
@@ -3095,6 +2930,19 @@
     </w:p>
     <w:p>
       <w:pPr>
+        <w:rPr>
+          <w:lang w:val="es-ES"/>
+        </w:rPr>
+      </w:pPr>
+      <w:r>
+        <w:rPr>
+          <w:lang w:val="es-ES"/>
+        </w:rPr>
+        <w:br w:type="page"/>
+      </w:r>
+    </w:p>
+    <w:p>
+      <w:pPr>
         <w:pStyle w:val="Ttulo3"/>
         <w:rPr>
           <w:lang w:val="es-ES"/>
@@ -3105,6 +2953,7 @@
         <w:rPr>
           <w:lang w:val="es-ES"/>
         </w:rPr>
+        <w:lastRenderedPageBreak/>
         <w:t>Ventajas y Desventajas del Desarrollo Local con LLMs</w:t>
       </w:r>
       <w:bookmarkEnd w:id="5"/>
@@ -3170,7 +3019,7 @@
               </wp:anchor>
             </w:drawing>
           </mc:Choice>
-          <mc:Fallback xmlns:ns9="http://schemas.openxmlformats.org/drawingml/2006/picture" xmlns:ns5="http://schemas.openxmlformats.org/drawingml/2006/main" xmlns:ns11="http://schemas.microsoft.com/office/drawing/2010/main">
+          <mc:Fallback xmlns:ns11="http://schemas.microsoft.com/office/drawing/2010/main" xmlns:ns5="http://schemas.openxmlformats.org/drawingml/2006/main" xmlns:ns9="http://schemas.openxmlformats.org/drawingml/2006/picture">
             <w:pict>
               <v:line w14:anchorId="65E692E1" id="Conexão Reta 2" o:spid="_x0000_s1026" style="position:absolute;z-index:251703296;visibility:visible;mso-wrap-style:square;mso-wrap-distance-left:9pt;mso-wrap-distance-top:0;mso-wrap-distance-right:9pt;mso-wrap-distance-bottom:0;mso-position-horizontal:absolute;mso-position-horizontal-relative:text;mso-position-vertical:absolute;mso-position-vertical-relative:text" from="0,-.05pt" to="484.2pt,-.05pt" o:gfxdata="UEsDBBQABgAIAAAAIQC2gziS/gAAAOEBAAATAAAAW0NvbnRlbnRfVHlwZXNdLnhtbJSRQU7DMBBF 90jcwfIWJU67QAgl6YK0S0CoHGBkTxKLZGx5TGhvj5O2G0SRWNoz/78nu9wcxkFMGNg6quQqL6RA 0s5Y6ir5vt9lD1JwBDIwOMJKHpHlpr69KfdHjyxSmriSfYz+USnWPY7AufNIadK6MEJMx9ApD/oD OlTrorhX2lFEilmcO2RdNtjC5xDF9pCuTyYBB5bi6bQ4syoJ3g9WQ0ymaiLzg5KdCXlKLjvcW893 SUOqXwnz5DrgnHtJTxOsQfEKIT7DmDSUCaxw7Rqn8787ZsmRM9e2VmPeBN4uqYvTtW7jvijg9N/y JsXecLq0q+WD6m8AAAD//wMAUEsDBBQABgAIAAAAIQA4/SH/1gAAAJQBAAALAAAAX3JlbHMvLnJl bHOkkMFqwzAMhu+DvYPRfXGawxijTi+j0GvpHsDYimMaW0Yy2fr2M4PBMnrbUb/Q94l/f/hMi1qR JVI2sOt6UJgd+ZiDgffL8ekFlFSbvV0oo4EbChzGx4f9GRdb25HMsYhqlCwG5lrLq9biZkxWOiqY 22YiTra2kYMu1l1tQD30/bPm3wwYN0x18gb45AdQl1tp5j/sFB2T0FQ7R0nTNEV3j6o9feQzro1i OWA14Fm+Q8a1a8+Bvu/d/dMb2JY5uiPbhG/ktn4cqGU/er3pcvwCAAD//wMAUEsDBBQABgAIAAAA IQCZ2PQonAEAAJQDAAAOAAAAZHJzL2Uyb0RvYy54bWysU01P3DAQvVfqf7B8Z5MAQm202T2A4FK1 qMAPMM54Y8n2WLbZZP99x97dLGorIRAXxx/z3sx7M1muJ2vYFkLU6DreLGrOwEnstdt0/Onx9uwb ZzEJ1wuDDjq+g8jXq69flqNv4RwHND0ERiQutqPv+JCSb6sqygGsiAv04OhRYbAi0TFsqj6Ikdit qc7r+qoaMfQ+oIQY6fZm/8hXhV8pkOmXUhESMx2n2lJZQ1mf81qtlqLdBOEHLQ9liA9UYYV2lHSm uhFJsJeg/6GyWgaMqNJCoq1QKS2haCA1Tf2XmodBeChayJzoZ5vi59HKn9trdx/IhtHHNvr7kFVM Ktj8pfrYVMzazWbBlJiky6vm8vvFJXkqj2/VCehDTHeAluVNx412WYdoxfZHTJSMQo8hdDilLru0 M5CDjfsNiumekjUFXaYCrk1gW0H9FFKCS03uIfGV6AxT2pgZWL8NPMRnKJSJeQ94RpTM6NIMttph +F/2NB1LVvv4owN73dmCZ+x3pSnFGmp9UXgY0zxbr88FfvqZVn8AAAD//wMAUEsDBBQABgAIAAAA IQCasyRQ4AAAAAkBAAAPAAAAZHJzL2Rvd25yZXYueG1sTI9Ba8JAEIXvhf6HZQq96UYpYmM2IpZS KxSpFfS4ZqdJ2uxs2F1N/Pcde2kvA4/He/O+bN7bRpzRh9qRgtEwAYFUOFNTqWD38TyYgghRk9GN I1RwwQDz/PYm06lxHb3jeRtLwSUUUq2girFNpQxFhVaHoWuR2Pt03urI0pfSeN1xuW3kOEkm0uqa +EOlW1xWWHxvT1bBm1+tlov15Ys2B9vtx+v95rV/Uer+rn+a8VnMQETs418Crgy8H3IednQnMkE0 CpgmKhiMQLD5OJk+gDj+apln8j9B/gMAAP//AwBQSwECLQAUAAYACAAAACEAtoM4kv4AAADhAQAA EwAAAAAAAAAAAAAAAAAAAAAAW0NvbnRlbnRfVHlwZXNdLnhtbFBLAQItABQABgAIAAAAIQA4/SH/ 1gAAAJQBAAALAAAAAAAAAAAAAAAAAC8BAABfcmVscy8ucmVsc1BLAQItABQABgAIAAAAIQCZ2PQo nAEAAJQDAAAOAAAAAAAAAAAAAAAAAC4CAABkcnMvZTJvRG9jLnhtbFBLAQItABQABgAIAAAAIQCa syRQ4AAAAAkBAAAPAAAAAAAAAAAAAAAAAPYDAABkcnMvZG93bnJldi54bWxQSwUGAAAAAAQABADz AAAAAwUAAAAA " strokecolor="#156082 [3204]" strokeweight=".5pt">
                 <v:stroke joinstyle="miter"/>
@@ -3284,9 +3133,56 @@
                 <w:szCs w:val="20"/>
                 <w:lang w:val="es-ES"/>
               </w:rPr>
-              <w:t xml:space="preserve">Privacidad total: código, </w:t>
-            </w:r>
-            <w:proofErr w:type="spellStart"/>
+              <w:t>Privacidad total: código, prompts y datos nunca salen de la máquina — esencial para datos sensibles, código propietario o entornos regulados</w:t>
+            </w:r>
+          </w:p>
+        </w:tc>
+        <w:tc>
+          <w:tcPr>
+            <w:tcW w:w="4513" w:type="dxa"/>
+            <w:shd w:val="clear" w:color="auto" w:fill="FFFFFF"/>
+            <w:tcMar>
+              <w:top w:w="80" w:type="dxa"/>
+              <w:left w:w="160" w:type="dxa"/>
+              <w:bottom w:w="80" w:type="dxa"/>
+              <w:right w:w="160" w:type="dxa"/>
+            </w:tcMar>
+          </w:tcPr>
+          <w:p>
+            <w:pPr>
+              <w:rPr>
+                <w:lang w:val="es-ES"/>
+              </w:rPr>
+            </w:pPr>
+            <w:r>
+              <w:rPr>
+                <w:sz w:val="20"/>
+                <w:szCs w:val="20"/>
+                <w:lang w:val="es-ES"/>
+              </w:rPr>
+              <w:t>Calidad inferior en tareas complejas: los modelos locales pequeños (3B-7B) son menos capaces que GPT-4o o Claude 3.5 en razonamiento multi-step</w:t>
+            </w:r>
+          </w:p>
+        </w:tc>
+      </w:tr>
+      <w:tr>
+        <w:tc>
+          <w:tcPr>
+            <w:tcW w:w="4513" w:type="dxa"/>
+            <w:shd w:val="clear" w:color="auto" w:fill="F2F2F2"/>
+            <w:tcMar>
+              <w:top w:w="80" w:type="dxa"/>
+              <w:left w:w="160" w:type="dxa"/>
+              <w:bottom w:w="80" w:type="dxa"/>
+              <w:right w:w="160" w:type="dxa"/>
+            </w:tcMar>
+          </w:tcPr>
+          <w:p>
+            <w:pPr>
+              <w:rPr>
+                <w:lang w:val="es-ES"/>
+              </w:rPr>
+            </w:pPr>
             <w:r>
               <w:rPr>
                 <w:b/>
@@ -3295,9 +3191,56 @@
                 <w:szCs w:val="20"/>
                 <w:lang w:val="es-ES"/>
               </w:rPr>
-              <w:t>prompts</w:t>
-            </w:r>
-            <w:proofErr w:type="spellEnd"/>
+              <w:t>Coste cero por token: sin pay-per-use; solo coste energético local — crítico para desarrollo iterativo con cientos de llamadas/día</w:t>
+            </w:r>
+          </w:p>
+        </w:tc>
+        <w:tc>
+          <w:tcPr>
+            <w:tcW w:w="4513" w:type="dxa"/>
+            <w:shd w:val="clear" w:color="auto" w:fill="F2F2F2"/>
+            <w:tcMar>
+              <w:top w:w="80" w:type="dxa"/>
+              <w:left w:w="160" w:type="dxa"/>
+              <w:bottom w:w="80" w:type="dxa"/>
+              <w:right w:w="160" w:type="dxa"/>
+            </w:tcMar>
+          </w:tcPr>
+          <w:p>
+            <w:pPr>
+              <w:rPr>
+                <w:lang w:val="es-ES"/>
+              </w:rPr>
+            </w:pPr>
+            <w:r>
+              <w:rPr>
+                <w:sz w:val="20"/>
+                <w:szCs w:val="20"/>
+                <w:lang w:val="es-ES"/>
+              </w:rPr>
+              <w:t>Requisitos de hardware: los modelos grandes (30B+) necesitan 32-64 GB de RAM; incluso los 7B necesitan 8 GB para ejecutarse sin swap</w:t>
+            </w:r>
+          </w:p>
+        </w:tc>
+      </w:tr>
+      <w:tr>
+        <w:tc>
+          <w:tcPr>
+            <w:tcW w:w="4513" w:type="dxa"/>
+            <w:shd w:val="clear" w:color="auto" w:fill="FFFFFF"/>
+            <w:tcMar>
+              <w:top w:w="80" w:type="dxa"/>
+              <w:left w:w="160" w:type="dxa"/>
+              <w:bottom w:w="80" w:type="dxa"/>
+              <w:right w:w="160" w:type="dxa"/>
+            </w:tcMar>
+          </w:tcPr>
+          <w:p>
+            <w:pPr>
+              <w:rPr>
+                <w:lang w:val="es-ES"/>
+              </w:rPr>
+            </w:pPr>
             <w:r>
               <w:rPr>
                 <w:b/>
@@ -3306,8 +3249,56 @@
                 <w:szCs w:val="20"/>
                 <w:lang w:val="es-ES"/>
               </w:rPr>
-              <w:t xml:space="preserve"> y datos nunca salen de la máquina — esencial para </w:t>
-            </w:r>
+              <w:t>Control total: versión del modelo fijada, system prompt personalizado, sin riesgo de cambios en el comportamiento del modelo</w:t>
+            </w:r>
+          </w:p>
+        </w:tc>
+        <w:tc>
+          <w:tcPr>
+            <w:tcW w:w="4513" w:type="dxa"/>
+            <w:shd w:val="clear" w:color="auto" w:fill="FFFFFF"/>
+            <w:tcMar>
+              <w:top w:w="80" w:type="dxa"/>
+              <w:left w:w="160" w:type="dxa"/>
+              <w:bottom w:w="80" w:type="dxa"/>
+              <w:right w:w="160" w:type="dxa"/>
+            </w:tcMar>
+          </w:tcPr>
+          <w:p>
+            <w:pPr>
+              <w:rPr>
+                <w:lang w:val="es-ES"/>
+              </w:rPr>
+            </w:pPr>
+            <w:r>
+              <w:rPr>
+                <w:sz w:val="20"/>
+                <w:szCs w:val="20"/>
+                <w:lang w:val="es-ES"/>
+              </w:rPr>
+              <w:t>Gestión manual: actualizar modelos, mantener versiones consistentes entre entornos, resolver conflictos de cuantización</w:t>
+            </w:r>
+          </w:p>
+        </w:tc>
+      </w:tr>
+      <w:tr>
+        <w:tc>
+          <w:tcPr>
+            <w:tcW w:w="4513" w:type="dxa"/>
+            <w:shd w:val="clear" w:color="auto" w:fill="F2F2F2"/>
+            <w:tcMar>
+              <w:top w:w="80" w:type="dxa"/>
+              <w:left w:w="160" w:type="dxa"/>
+              <w:bottom w:w="80" w:type="dxa"/>
+              <w:right w:w="160" w:type="dxa"/>
+            </w:tcMar>
+          </w:tcPr>
+          <w:p>
+            <w:pPr>
+              <w:rPr>
+                <w:lang w:val="es-ES"/>
+              </w:rPr>
+            </w:pPr>
             <w:r>
               <w:rPr>
                 <w:b/>
@@ -3316,15 +3307,14 @@
                 <w:szCs w:val="20"/>
                 <w:lang w:val="es-ES"/>
               </w:rPr>
-              <w:lastRenderedPageBreak/>
-              <w:t>datos sensibles, código propietario o entornos regulados</w:t>
+              <w:t>Reproducibilidad: misma versión del modelo en dev, CI y producción — outputs determinísticos con temperature=0</w:t>
             </w:r>
           </w:p>
         </w:tc>
         <w:tc>
           <w:tcPr>
             <w:tcW w:w="4513" w:type="dxa"/>
-            <w:shd w:val="clear" w:color="auto" w:fill="FFFFFF"/>
+            <w:shd w:val="clear" w:color="auto" w:fill="F2F2F2"/>
             <w:tcMar>
               <w:top w:w="80" w:type="dxa"/>
               <w:left w:w="160" w:type="dxa"/>
@@ -3344,17 +3334,7 @@
                 <w:szCs w:val="20"/>
                 <w:lang w:val="es-ES"/>
               </w:rPr>
-              <w:lastRenderedPageBreak/>
-              <w:t xml:space="preserve">Calidad inferior en tareas complejas: los modelos locales pequeños (3B-7B) son menos </w:t>
-            </w:r>
-            <w:r>
-              <w:rPr>
-                <w:sz w:val="20"/>
-                <w:szCs w:val="20"/>
-                <w:lang w:val="es-ES"/>
-              </w:rPr>
-              <w:lastRenderedPageBreak/>
-              <w:t>capaces que GPT-4o o Claude 3.5 en razonamiento multi-step</w:t>
+              <w:t>Context window más limitada: los modelos locales tienen ventanas de contexto más pequeñas (4K-32K vs 128K+ en cloud)</w:t>
             </w:r>
           </w:p>
         </w:tc>
@@ -3363,7 +3343,7 @@
         <w:tc>
           <w:tcPr>
             <w:tcW w:w="4513" w:type="dxa"/>
-            <w:shd w:val="clear" w:color="auto" w:fill="F2F2F2"/>
+            <w:shd w:val="clear" w:color="auto" w:fill="FFFFFF"/>
             <w:tcMar>
               <w:top w:w="80" w:type="dxa"/>
               <w:left w:w="160" w:type="dxa"/>
@@ -3385,203 +3365,6 @@
                 <w:szCs w:val="20"/>
                 <w:lang w:val="es-ES"/>
               </w:rPr>
-              <w:lastRenderedPageBreak/>
-              <w:t>Coste cero por token: sin pay-per-use; solo coste energético local — crítico para desarrollo iterativo con cientos de llamadas/día</w:t>
-            </w:r>
-          </w:p>
-        </w:tc>
-        <w:tc>
-          <w:tcPr>
-            <w:tcW w:w="4513" w:type="dxa"/>
-            <w:shd w:val="clear" w:color="auto" w:fill="F2F2F2"/>
-            <w:tcMar>
-              <w:top w:w="80" w:type="dxa"/>
-              <w:left w:w="160" w:type="dxa"/>
-              <w:bottom w:w="80" w:type="dxa"/>
-              <w:right w:w="160" w:type="dxa"/>
-            </w:tcMar>
-          </w:tcPr>
-          <w:p>
-            <w:pPr>
-              <w:rPr>
-                <w:lang w:val="es-ES"/>
-              </w:rPr>
-            </w:pPr>
-            <w:r>
-              <w:rPr>
-                <w:sz w:val="20"/>
-                <w:szCs w:val="20"/>
-                <w:lang w:val="es-ES"/>
-              </w:rPr>
-              <w:t>Requisitos de hardware: los modelos grandes (30B+) necesitan 32-64 GB de RAM; incluso los 7B necesitan 8 GB para ejecutarse sin swap</w:t>
-            </w:r>
-          </w:p>
-        </w:tc>
-      </w:tr>
-      <w:tr>
-        <w:tc>
-          <w:tcPr>
-            <w:tcW w:w="4513" w:type="dxa"/>
-            <w:shd w:val="clear" w:color="auto" w:fill="FFFFFF"/>
-            <w:tcMar>
-              <w:top w:w="80" w:type="dxa"/>
-              <w:left w:w="160" w:type="dxa"/>
-              <w:bottom w:w="80" w:type="dxa"/>
-              <w:right w:w="160" w:type="dxa"/>
-            </w:tcMar>
-          </w:tcPr>
-          <w:p>
-            <w:pPr>
-              <w:rPr>
-                <w:lang w:val="es-ES"/>
-              </w:rPr>
-            </w:pPr>
-            <w:r>
-              <w:rPr>
-                <w:b/>
-                <w:bCs/>
-                <w:sz w:val="20"/>
-                <w:szCs w:val="20"/>
-                <w:lang w:val="es-ES"/>
-              </w:rPr>
-              <w:t xml:space="preserve">Control total: versión </w:t>
-            </w:r>
-            <w:proofErr w:type="gramStart"/>
-            <w:r>
-              <w:rPr>
-                <w:b/>
-                <w:bCs/>
-                <w:sz w:val="20"/>
-                <w:szCs w:val="20"/>
-                <w:lang w:val="es-ES"/>
-              </w:rPr>
-              <w:t>del modelo fijada</w:t>
-            </w:r>
-            <w:proofErr w:type="gramEnd"/>
-            <w:r>
-              <w:rPr>
-                <w:b/>
-                <w:bCs/>
-                <w:sz w:val="20"/>
-                <w:szCs w:val="20"/>
-                <w:lang w:val="es-ES"/>
-              </w:rPr>
-              <w:t>, system prompt personalizado, sin riesgo de cambios en el comportamiento del modelo</w:t>
-            </w:r>
-          </w:p>
-        </w:tc>
-        <w:tc>
-          <w:tcPr>
-            <w:tcW w:w="4513" w:type="dxa"/>
-            <w:shd w:val="clear" w:color="auto" w:fill="FFFFFF"/>
-            <w:tcMar>
-              <w:top w:w="80" w:type="dxa"/>
-              <w:left w:w="160" w:type="dxa"/>
-              <w:bottom w:w="80" w:type="dxa"/>
-              <w:right w:w="160" w:type="dxa"/>
-            </w:tcMar>
-          </w:tcPr>
-          <w:p>
-            <w:pPr>
-              <w:rPr>
-                <w:lang w:val="es-ES"/>
-              </w:rPr>
-            </w:pPr>
-            <w:r>
-              <w:rPr>
-                <w:sz w:val="20"/>
-                <w:szCs w:val="20"/>
-                <w:lang w:val="es-ES"/>
-              </w:rPr>
-              <w:t>Gestión manual: actualizar modelos, mantener versiones consistentes entre entornos, resolver conflictos de cuantización</w:t>
-            </w:r>
-          </w:p>
-        </w:tc>
-      </w:tr>
-      <w:tr>
-        <w:tc>
-          <w:tcPr>
-            <w:tcW w:w="4513" w:type="dxa"/>
-            <w:shd w:val="clear" w:color="auto" w:fill="F2F2F2"/>
-            <w:tcMar>
-              <w:top w:w="80" w:type="dxa"/>
-              <w:left w:w="160" w:type="dxa"/>
-              <w:bottom w:w="80" w:type="dxa"/>
-              <w:right w:w="160" w:type="dxa"/>
-            </w:tcMar>
-          </w:tcPr>
-          <w:p>
-            <w:pPr>
-              <w:rPr>
-                <w:lang w:val="es-ES"/>
-              </w:rPr>
-            </w:pPr>
-            <w:r>
-              <w:rPr>
-                <w:b/>
-                <w:bCs/>
-                <w:sz w:val="20"/>
-                <w:szCs w:val="20"/>
-                <w:lang w:val="es-ES"/>
-              </w:rPr>
-              <w:t>Reproducibilidad: misma versión del modelo en dev, CI y producción — outputs determinísticos con temperature=0</w:t>
-            </w:r>
-          </w:p>
-        </w:tc>
-        <w:tc>
-          <w:tcPr>
-            <w:tcW w:w="4513" w:type="dxa"/>
-            <w:shd w:val="clear" w:color="auto" w:fill="F2F2F2"/>
-            <w:tcMar>
-              <w:top w:w="80" w:type="dxa"/>
-              <w:left w:w="160" w:type="dxa"/>
-              <w:bottom w:w="80" w:type="dxa"/>
-              <w:right w:w="160" w:type="dxa"/>
-            </w:tcMar>
-          </w:tcPr>
-          <w:p>
-            <w:pPr>
-              <w:rPr>
-                <w:lang w:val="es-ES"/>
-              </w:rPr>
-            </w:pPr>
-            <w:r>
-              <w:rPr>
-                <w:sz w:val="20"/>
-                <w:szCs w:val="20"/>
-                <w:lang w:val="es-ES"/>
-              </w:rPr>
-              <w:t>Context window más limitada: los modelos locales tienen ventanas de contexto más pequeñas (4K-32K vs 128K+ en cloud)</w:t>
-            </w:r>
-          </w:p>
-        </w:tc>
-      </w:tr>
-      <w:tr>
-        <w:tc>
-          <w:tcPr>
-            <w:tcW w:w="4513" w:type="dxa"/>
-            <w:shd w:val="clear" w:color="auto" w:fill="FFFFFF"/>
-            <w:tcMar>
-              <w:top w:w="80" w:type="dxa"/>
-              <w:left w:w="160" w:type="dxa"/>
-              <w:bottom w:w="80" w:type="dxa"/>
-              <w:right w:w="160" w:type="dxa"/>
-            </w:tcMar>
-          </w:tcPr>
-          <w:p>
-            <w:pPr>
-              <w:rPr>
-                <w:lang w:val="es-ES"/>
-              </w:rPr>
-            </w:pPr>
-            <w:r>
-              <w:rPr>
-                <w:b/>
-                <w:bCs/>
-                <w:sz w:val="20"/>
-                <w:szCs w:val="20"/>
-                <w:lang w:val="es-ES"/>
-              </w:rPr>
               <w:t>Conformidad regulatoria: los datos procesados localmente facilitan el compliance con GDPR, HIPAA y regulaciones sectoriales</w:t>
             </w:r>
           </w:p>
@@ -3637,21 +3420,8 @@
           <w:szCs w:val="20"/>
           <w:lang w:val="es-ES"/>
         </w:rPr>
-        <w:t xml:space="preserve">Tabla 2 — Ventajas y desventajas del desarrollo local con </w:t>
-      </w:r>
-      <w:proofErr w:type="spellStart"/>
-      <w:r>
-        <w:rPr>
-          <w:i/>
-          <w:iCs/>
-          <w:color w:val="595959"/>
-          <w:sz w:val="20"/>
-          <w:szCs w:val="20"/>
-          <w:lang w:val="es-ES"/>
-        </w:rPr>
-        <w:t>LLMs</w:t>
-      </w:r>
-      <w:proofErr w:type="spellEnd"/>
+        <w:t>Tabla 2 — Ventajas y desventajas del desarrollo local con LLMs</w:t>
+      </w:r>
     </w:p>
     <w:p>
       <w:pPr>
@@ -3739,44 +3509,6 @@
         </w:tc>
       </w:tr>
     </w:tbl>
-    <w:p>
-      <w:pPr>
-        <w:spacing w:before="40" w:after="160"/>
-        <w:jc w:val="center"/>
-        <w:rPr>
-          <w:i/>
-          <w:iCs/>
-          <w:color w:val="595959"/>
-          <w:sz w:val="20"/>
-          <w:szCs w:val="20"/>
-          <w:lang w:val="es-ES"/>
-        </w:rPr>
-      </w:pPr>
-      <w:r>
-        <w:rPr>
-          <w:i/>
-          <w:iCs/>
-          <w:color w:val="595959"/>
-          <w:sz w:val="20"/>
-          <w:szCs w:val="20"/>
-          <w:lang w:val="es-ES"/>
-        </w:rPr>
-        <w:t xml:space="preserve">Tabla 3 — Guía de decisión: cuándo elegir modelos locales vs </w:t>
-      </w:r>
-      <w:proofErr w:type="spellStart"/>
-      <w:r>
-        <w:rPr>
-          <w:i/>
-          <w:iCs/>
-          <w:color w:val="595959"/>
-          <w:sz w:val="20"/>
-          <w:szCs w:val="20"/>
-          <w:lang w:val="es-ES"/>
-        </w:rPr>
-        <w:t>cloud</w:t>
-      </w:r>
-      <w:proofErr w:type="spellEnd"/>
-    </w:p>
     <w:p>
       <w:pPr>
         <w:pStyle w:val="Ttulo3"/>
@@ -3854,7 +3586,7 @@
               </wp:anchor>
             </w:drawing>
           </mc:Choice>
-          <mc:Fallback xmlns:ns9="http://schemas.openxmlformats.org/drawingml/2006/picture" xmlns:ns5="http://schemas.openxmlformats.org/drawingml/2006/main" xmlns:ns11="http://schemas.microsoft.com/office/drawing/2010/main">
+          <mc:Fallback xmlns:ns11="http://schemas.microsoft.com/office/drawing/2010/main" xmlns:ns5="http://schemas.openxmlformats.org/drawingml/2006/main" xmlns:ns9="http://schemas.openxmlformats.org/drawingml/2006/picture">
             <w:pict>
               <v:line w14:anchorId="741A5B90" id="Conexão Reta 2" o:spid="_x0000_s1026" style="position:absolute;z-index:251705344;visibility:visible;mso-wrap-style:square;mso-wrap-distance-left:9pt;mso-wrap-distance-top:0;mso-wrap-distance-right:9pt;mso-wrap-distance-bottom:0;mso-position-horizontal:absolute;mso-position-horizontal-relative:text;mso-position-vertical:absolute;mso-position-vertical-relative:text" from="0,0" to="484.2pt,0" o:gfxdata="UEsDBBQABgAIAAAAIQC2gziS/gAAAOEBAAATAAAAW0NvbnRlbnRfVHlwZXNdLnhtbJSRQU7DMBBF 90jcwfIWJU67QAgl6YK0S0CoHGBkTxKLZGx5TGhvj5O2G0SRWNoz/78nu9wcxkFMGNg6quQqL6RA 0s5Y6ir5vt9lD1JwBDIwOMJKHpHlpr69KfdHjyxSmriSfYz+USnWPY7AufNIadK6MEJMx9ApD/oD OlTrorhX2lFEilmcO2RdNtjC5xDF9pCuTyYBB5bi6bQ4syoJ3g9WQ0ymaiLzg5KdCXlKLjvcW893 SUOqXwnz5DrgnHtJTxOsQfEKIT7DmDSUCaxw7Rqn8787ZsmRM9e2VmPeBN4uqYvTtW7jvijg9N/y JsXecLq0q+WD6m8AAAD//wMAUEsDBBQABgAIAAAAIQA4/SH/1gAAAJQBAAALAAAAX3JlbHMvLnJl bHOkkMFqwzAMhu+DvYPRfXGawxijTi+j0GvpHsDYimMaW0Yy2fr2M4PBMnrbUb/Q94l/f/hMi1qR JVI2sOt6UJgd+ZiDgffL8ekFlFSbvV0oo4EbChzGx4f9GRdb25HMsYhqlCwG5lrLq9biZkxWOiqY 22YiTra2kYMu1l1tQD30/bPm3wwYN0x18gb45AdQl1tp5j/sFB2T0FQ7R0nTNEV3j6o9feQzro1i OWA14Fm+Q8a1a8+Bvu/d/dMb2JY5uiPbhG/ktn4cqGU/er3pcvwCAAD//wMAUEsDBBQABgAIAAAA IQCZ2PQonAEAAJQDAAAOAAAAZHJzL2Uyb0RvYy54bWysU01P3DAQvVfqf7B8Z5MAQm202T2A4FK1 qMAPMM54Y8n2WLbZZP99x97dLGorIRAXxx/z3sx7M1muJ2vYFkLU6DreLGrOwEnstdt0/Onx9uwb ZzEJ1wuDDjq+g8jXq69flqNv4RwHND0ERiQutqPv+JCSb6sqygGsiAv04OhRYbAi0TFsqj6Ikdit qc7r+qoaMfQ+oIQY6fZm/8hXhV8pkOmXUhESMx2n2lJZQ1mf81qtlqLdBOEHLQ9liA9UYYV2lHSm uhFJsJeg/6GyWgaMqNJCoq1QKS2haCA1Tf2XmodBeChayJzoZ5vi59HKn9trdx/IhtHHNvr7kFVM Ktj8pfrYVMzazWbBlJiky6vm8vvFJXkqj2/VCehDTHeAluVNx412WYdoxfZHTJSMQo8hdDilLru0 M5CDjfsNiumekjUFXaYCrk1gW0H9FFKCS03uIfGV6AxT2pgZWL8NPMRnKJSJeQ94RpTM6NIMttph +F/2NB1LVvv4owN73dmCZ+x3pSnFGmp9UXgY0zxbr88FfvqZVn8AAAD//wMAUEsDBBQABgAIAAAA IQBdcTjb3gAAAAcBAAAPAAAAZHJzL2Rvd25yZXYueG1sTI9Ba8JAEIXvBf/DMkJvdVMpYmM2IpZS KxSpLdjjmp0m0exs2F1N/Pcde2kvDx6PefO9bN7bRpzRh9qRgvtRAgKpcKamUsHnx/PdFESImoxu HKGCCwaY54ObTKfGdfSO520sBZdQSLWCKsY2lTIUFVodRq5F4uzbeasjW19K43XH5baR4ySZSKtr 4g+VbnFZYXHcnqyCN79aLRfry4E2X7bbjde7zWv/otTtsH+asSxmICL28e8CrhuYH3IG27sTmSAa Bbwm/ipnj5PpA4j91co8k//58x8AAAD//wMAUEsBAi0AFAAGAAgAAAAhALaDOJL+AAAA4QEAABMA AAAAAAAAAAAAAAAAAAAAAFtDb250ZW50X1R5cGVzXS54bWxQSwECLQAUAAYACAAAACEAOP0h/9YA AACUAQAACwAAAAAAAAAAAAAAAAAvAQAAX3JlbHMvLnJlbHNQSwECLQAUAAYACAAAACEAmdj0KJwB AACUAwAADgAAAAAAAAAAAAAAAAAuAgAAZHJzL2Uyb0RvYy54bWxQSwECLQAUAAYACAAAACEAXXE4 294AAAAHAQAADwAAAAAAAAAAAAAAAAD2AwAAZHJzL2Rvd25yZXYueG1sUEsFBgAAAAAEAAQA8wAA AAEFAAAAAA== " strokecolor="#156082 [3204]" strokeweight=".5pt">
                 <v:stroke joinstyle="miter"/>
@@ -3974,7 +3706,14 @@
         <w:rPr>
           <w:lang w:val="es-ES"/>
         </w:rPr>
-        <w:t>LM Studio es una aplicación desktop con interfaz gráfica para descargar, gestionar y conversar con LLMs locales. Permite comparar modelos lado a lado, ver estadísticas de performance en tiempo real (tokens/segundo, memoria utilizada) y ajustar parámetros como temperature y context length sin escribir código.</w:t>
+        <w:t xml:space="preserve">LM Studio es una aplicación desktop con interfaz gráfica para descargar, gestionar y conversar con LLMs locales. Permite comparar modelos lado a lado, ver estadísticas de </w:t>
+      </w:r>
+      <w:r>
+        <w:rPr>
+          <w:lang w:val="es-ES"/>
+        </w:rPr>
+        <w:lastRenderedPageBreak/>
+        <w:t>performance en tiempo real (tokens/segundo, memoria utilizada) y ajustar parámetros como temperature y context length sin escribir código.</w:t>
       </w:r>
     </w:p>
     <w:p>
@@ -4046,7 +3785,6 @@
           <w:bCs/>
           <w:lang w:val="en-US"/>
         </w:rPr>
-        <w:lastRenderedPageBreak/>
         <w:t>Jan — Privacy-First y 100% Offline</w:t>
       </w:r>
     </w:p>
@@ -4350,6 +4088,7 @@
         <w:rPr>
           <w:lang w:val="es-ES"/>
         </w:rPr>
+        <w:lastRenderedPageBreak/>
         <w:t>Elegir el Modelo Correcto</w:t>
       </w:r>
       <w:bookmarkEnd w:id="7"/>
@@ -4415,7 +4154,7 @@
               </wp:anchor>
             </w:drawing>
           </mc:Choice>
-          <mc:Fallback xmlns:ns9="http://schemas.openxmlformats.org/drawingml/2006/picture" xmlns:ns5="http://schemas.openxmlformats.org/drawingml/2006/main" xmlns:ns11="http://schemas.microsoft.com/office/drawing/2010/main">
+          <mc:Fallback xmlns:ns11="http://schemas.microsoft.com/office/drawing/2010/main" xmlns:ns5="http://schemas.openxmlformats.org/drawingml/2006/main" xmlns:ns9="http://schemas.openxmlformats.org/drawingml/2006/picture">
             <w:pict>
               <v:line w14:anchorId="10BAAF4A" id="Conexão Reta 2" o:spid="_x0000_s1026" style="position:absolute;z-index:251707392;visibility:visible;mso-wrap-style:square;mso-wrap-distance-left:9pt;mso-wrap-distance-top:0;mso-wrap-distance-right:9pt;mso-wrap-distance-bottom:0;mso-position-horizontal:absolute;mso-position-horizontal-relative:text;mso-position-vertical:absolute;mso-position-vertical-relative:text" from="0,-.05pt" to="484.2pt,-.05pt" o:gfxdata="UEsDBBQABgAIAAAAIQC2gziS/gAAAOEBAAATAAAAW0NvbnRlbnRfVHlwZXNdLnhtbJSRQU7DMBBF 90jcwfIWJU67QAgl6YK0S0CoHGBkTxKLZGx5TGhvj5O2G0SRWNoz/78nu9wcxkFMGNg6quQqL6RA 0s5Y6ir5vt9lD1JwBDIwOMJKHpHlpr69KfdHjyxSmriSfYz+USnWPY7AufNIadK6MEJMx9ApD/oD OlTrorhX2lFEilmcO2RdNtjC5xDF9pCuTyYBB5bi6bQ4syoJ3g9WQ0ymaiLzg5KdCXlKLjvcW893 SUOqXwnz5DrgnHtJTxOsQfEKIT7DmDSUCaxw7Rqn8787ZsmRM9e2VmPeBN4uqYvTtW7jvijg9N/y JsXecLq0q+WD6m8AAAD//wMAUEsDBBQABgAIAAAAIQA4/SH/1gAAAJQBAAALAAAAX3JlbHMvLnJl bHOkkMFqwzAMhu+DvYPRfXGawxijTi+j0GvpHsDYimMaW0Yy2fr2M4PBMnrbUb/Q94l/f/hMi1qR JVI2sOt6UJgd+ZiDgffL8ekFlFSbvV0oo4EbChzGx4f9GRdb25HMsYhqlCwG5lrLq9biZkxWOiqY 22YiTra2kYMu1l1tQD30/bPm3wwYN0x18gb45AdQl1tp5j/sFB2T0FQ7R0nTNEV3j6o9feQzro1i OWA14Fm+Q8a1a8+Bvu/d/dMb2JY5uiPbhG/ktn4cqGU/er3pcvwCAAD//wMAUEsDBBQABgAIAAAA IQCZ2PQonAEAAJQDAAAOAAAAZHJzL2Uyb0RvYy54bWysU01P3DAQvVfqf7B8Z5MAQm202T2A4FK1 qMAPMM54Y8n2WLbZZP99x97dLGorIRAXxx/z3sx7M1muJ2vYFkLU6DreLGrOwEnstdt0/Onx9uwb ZzEJ1wuDDjq+g8jXq69flqNv4RwHND0ERiQutqPv+JCSb6sqygGsiAv04OhRYbAi0TFsqj6Ikdit qc7r+qoaMfQ+oIQY6fZm/8hXhV8pkOmXUhESMx2n2lJZQ1mf81qtlqLdBOEHLQ9liA9UYYV2lHSm uhFJsJeg/6GyWgaMqNJCoq1QKS2haCA1Tf2XmodBeChayJzoZ5vi59HKn9trdx/IhtHHNvr7kFVM Ktj8pfrYVMzazWbBlJiky6vm8vvFJXkqj2/VCehDTHeAluVNx412WYdoxfZHTJSMQo8hdDilLru0 M5CDjfsNiumekjUFXaYCrk1gW0H9FFKCS03uIfGV6AxT2pgZWL8NPMRnKJSJeQ94RpTM6NIMttph +F/2NB1LVvv4owN73dmCZ+x3pSnFGmp9UXgY0zxbr88FfvqZVn8AAAD//wMAUEsDBBQABgAIAAAA IQCasyRQ4AAAAAkBAAAPAAAAZHJzL2Rvd25yZXYueG1sTI9Ba8JAEIXvhf6HZQq96UYpYmM2IpZS KxSpFfS4ZqdJ2uxs2F1N/Pcde2kvA4/He/O+bN7bRpzRh9qRgtEwAYFUOFNTqWD38TyYgghRk9GN I1RwwQDz/PYm06lxHb3jeRtLwSUUUq2girFNpQxFhVaHoWuR2Pt03urI0pfSeN1xuW3kOEkm0uqa +EOlW1xWWHxvT1bBm1+tlov15Ys2B9vtx+v95rV/Uer+rn+a8VnMQETs418Crgy8H3IednQnMkE0 CpgmKhiMQLD5OJk+gDj+apln8j9B/gMAAP//AwBQSwECLQAUAAYACAAAACEAtoM4kv4AAADhAQAA EwAAAAAAAAAAAAAAAAAAAAAAW0NvbnRlbnRfVHlwZXNdLnhtbFBLAQItABQABgAIAAAAIQA4/SH/ 1gAAAJQBAAALAAAAAAAAAAAAAAAAAC8BAABfcmVscy8ucmVsc1BLAQItABQABgAIAAAAIQCZ2PQo nAEAAJQDAAAOAAAAAAAAAAAAAAAAAC4CAABkcnMvZTJvRG9jLnhtbFBLAQItABQABgAIAAAAIQCa syRQ4AAAAAkBAAAPAAAAAAAAAAAAAAAAAPYDAABkcnMvZG93bnJldi54bWxQSwUGAAAAAAQABADz AAAAAwUAAAAA " strokecolor="#156082 [3204]" strokeweight=".5pt">
                 <v:stroke joinstyle="miter"/>
@@ -4500,7 +4239,6 @@
         <w:rPr>
           <w:lang w:val="es-ES"/>
         </w:rPr>
-        <w:lastRenderedPageBreak/>
         <w:t>Velocidad necesaria: respuestas en tiempo real vs procesamiento batch offline</w:t>
       </w:r>
     </w:p>
@@ -4632,7 +4370,7 @@
               </wp:anchor>
             </w:drawing>
           </mc:Choice>
-          <mc:Fallback xmlns:ns9="http://schemas.openxmlformats.org/drawingml/2006/picture" xmlns:ns5="http://schemas.openxmlformats.org/drawingml/2006/main" xmlns:ns11="http://schemas.microsoft.com/office/drawing/2010/main">
+          <mc:Fallback xmlns:ns11="http://schemas.microsoft.com/office/drawing/2010/main" xmlns:ns5="http://schemas.openxmlformats.org/drawingml/2006/main" xmlns:ns9="http://schemas.openxmlformats.org/drawingml/2006/picture">
             <w:pict>
               <v:line w14:anchorId="44DE2E80" id="Conexão Reta 3" o:spid="_x0000_s1026" style="position:absolute;z-index:251668480;visibility:visible;mso-wrap-style:square;mso-wrap-distance-left:9pt;mso-wrap-distance-top:0;mso-wrap-distance-right:9pt;mso-wrap-distance-bottom:0;mso-position-horizontal:absolute;mso-position-horizontal-relative:text;mso-position-vertical:absolute;mso-position-vertical-relative:text" from="0,0" to="484.2pt,0" o:gfxdata="UEsDBBQABgAIAAAAIQC2gziS/gAAAOEBAAATAAAAW0NvbnRlbnRfVHlwZXNdLnhtbJSRQU7DMBBF 90jcwfIWJU67QAgl6YK0S0CoHGBkTxKLZGx5TGhvj5O2G0SRWNoz/78nu9wcxkFMGNg6quQqL6RA 0s5Y6ir5vt9lD1JwBDIwOMJKHpHlpr69KfdHjyxSmriSfYz+USnWPY7AufNIadK6MEJMx9ApD/oD OlTrorhX2lFEilmcO2RdNtjC5xDF9pCuTyYBB5bi6bQ4syoJ3g9WQ0ymaiLzg5KdCXlKLjvcW893 SUOqXwnz5DrgnHtJTxOsQfEKIT7DmDSUCaxw7Rqn8787ZsmRM9e2VmPeBN4uqYvTtW7jvijg9N/y JsXecLq0q+WD6m8AAAD//wMAUEsDBBQABgAIAAAAIQA4/SH/1gAAAJQBAAALAAAAX3JlbHMvLnJl bHOkkMFqwzAMhu+DvYPRfXGawxijTi+j0GvpHsDYimMaW0Yy2fr2M4PBMnrbUb/Q94l/f/hMi1qR JVI2sOt6UJgd+ZiDgffL8ekFlFSbvV0oo4EbChzGx4f9GRdb25HMsYhqlCwG5lrLq9biZkxWOiqY 22YiTra2kYMu1l1tQD30/bPm3wwYN0x18gb45AdQl1tp5j/sFB2T0FQ7R0nTNEV3j6o9feQzro1i OWA14Fm+Q8a1a8+Bvu/d/dMb2JY5uiPbhG/ktn4cqGU/er3pcvwCAAD//wMAUEsDBBQABgAIAAAA IQCZ2PQonAEAAJQDAAAOAAAAZHJzL2Uyb0RvYy54bWysU01P3DAQvVfqf7B8Z5MAQm202T2A4FK1 qMAPMM54Y8n2WLbZZP99x97dLGorIRAXxx/z3sx7M1muJ2vYFkLU6DreLGrOwEnstdt0/Onx9uwb ZzEJ1wuDDjq+g8jXq69flqNv4RwHND0ERiQutqPv+JCSb6sqygGsiAv04OhRYbAi0TFsqj6Ikdit qc7r+qoaMfQ+oIQY6fZm/8hXhV8pkOmXUhESMx2n2lJZQ1mf81qtlqLdBOEHLQ9liA9UYYV2lHSm uhFJsJeg/6GyWgaMqNJCoq1QKS2haCA1Tf2XmodBeChayJzoZ5vi59HKn9trdx/IhtHHNvr7kFVM Ktj8pfrYVMzazWbBlJiky6vm8vvFJXkqj2/VCehDTHeAluVNx412WYdoxfZHTJSMQo8hdDilLru0 M5CDjfsNiumekjUFXaYCrk1gW0H9FFKCS03uIfGV6AxT2pgZWL8NPMRnKJSJeQ94RpTM6NIMttph +F/2NB1LVvv4owN73dmCZ+x3pSnFGmp9UXgY0zxbr88FfvqZVn8AAAD//wMAUEsDBBQABgAIAAAA IQBdcTjb3gAAAAcBAAAPAAAAZHJzL2Rvd25yZXYueG1sTI9Ba8JAEIXvBf/DMkJvdVMpYmM2IpZS KxSpLdjjmp0m0exs2F1N/Pcde2kvDx6PefO9bN7bRpzRh9qRgvtRAgKpcKamUsHnx/PdFESImoxu HKGCCwaY54ObTKfGdfSO520sBZdQSLWCKsY2lTIUFVodRq5F4uzbeasjW19K43XH5baR4ySZSKtr 4g+VbnFZYXHcnqyCN79aLRfry4E2X7bbjde7zWv/otTtsH+asSxmICL28e8CrhuYH3IG27sTmSAa Bbwm/ipnj5PpA4j91co8k//58x8AAAD//wMAUEsBAi0AFAAGAAgAAAAhALaDOJL+AAAA4QEAABMA AAAAAAAAAAAAAAAAAAAAAFtDb250ZW50X1R5cGVzXS54bWxQSwECLQAUAAYACAAAACEAOP0h/9YA AACUAQAACwAAAAAAAAAAAAAAAAAvAQAAX3JlbHMvLnJlbHNQSwECLQAUAAYACAAAACEAmdj0KJwB AACUAwAADgAAAAAAAAAAAAAAAAAuAgAAZHJzL2Uyb0RvYy54bWxQSwECLQAUAAYACAAAACEAXXE4 294AAAAHAQAADwAAAAAAAAAAAAAAAAD2AwAAZHJzL2Rvd25yZXYueG1sUEsFBgAAAAAEAAQA8wAA AAEFAAAAAA== " strokecolor="#156082 [3204]" strokeweight=".5pt">
                 <v:stroke joinstyle="miter"/>
@@ -4806,13 +4544,8 @@
         <w:pStyle w:val="Ttulo3"/>
       </w:pPr>
       <w:bookmarkStart w:id="9" w:name="_Toc230077232"/>
-      <w:proofErr w:type="spellStart"/>
-      <w:r>
-        <w:t>Puntos</w:t>
-      </w:r>
-      <w:proofErr w:type="spellEnd"/>
-      <w:r>
-        <w:t xml:space="preserve"> Clave</w:t>
+      <w:r>
+        <w:t>Puntos Clave</w:t>
       </w:r>
       <w:bookmarkEnd w:id="9"/>
     </w:p>
@@ -4882,7 +4615,7 @@
               </wp:anchor>
             </w:drawing>
           </mc:Choice>
-          <mc:Fallback xmlns:ns9="http://schemas.openxmlformats.org/drawingml/2006/picture" xmlns:ns5="http://schemas.openxmlformats.org/drawingml/2006/main" xmlns:ns11="http://schemas.microsoft.com/office/drawing/2010/main">
+          <mc:Fallback xmlns:ns11="http://schemas.microsoft.com/office/drawing/2010/main" xmlns:ns5="http://schemas.openxmlformats.org/drawingml/2006/main" xmlns:ns9="http://schemas.openxmlformats.org/drawingml/2006/picture">
             <w:pict>
               <v:line w14:anchorId="15F6B7A1" id="Conexão Reta 2" o:spid="_x0000_s1026" style="position:absolute;z-index:251709440;visibility:visible;mso-wrap-style:square;mso-wrap-distance-left:9pt;mso-wrap-distance-top:0;mso-wrap-distance-right:9pt;mso-wrap-distance-bottom:0;mso-position-horizontal:absolute;mso-position-horizontal-relative:text;mso-position-vertical:absolute;mso-position-vertical-relative:text" from="0,-.05pt" to="484.2pt,-.05pt" o:gfxdata="UEsDBBQABgAIAAAAIQC2gziS/gAAAOEBAAATAAAAW0NvbnRlbnRfVHlwZXNdLnhtbJSRQU7DMBBF 90jcwfIWJU67QAgl6YK0S0CoHGBkTxKLZGx5TGhvj5O2G0SRWNoz/78nu9wcxkFMGNg6quQqL6RA 0s5Y6ir5vt9lD1JwBDIwOMJKHpHlpr69KfdHjyxSmriSfYz+USnWPY7AufNIadK6MEJMx9ApD/oD OlTrorhX2lFEilmcO2RdNtjC5xDF9pCuTyYBB5bi6bQ4syoJ3g9WQ0ymaiLzg5KdCXlKLjvcW893 SUOqXwnz5DrgnHtJTxOsQfEKIT7DmDSUCaxw7Rqn8787ZsmRM9e2VmPeBN4uqYvTtW7jvijg9N/y JsXecLq0q+WD6m8AAAD//wMAUEsDBBQABgAIAAAAIQA4/SH/1gAAAJQBAAALAAAAX3JlbHMvLnJl bHOkkMFqwzAMhu+DvYPRfXGawxijTi+j0GvpHsDYimMaW0Yy2fr2M4PBMnrbUb/Q94l/f/hMi1qR JVI2sOt6UJgd+ZiDgffL8ekFlFSbvV0oo4EbChzGx4f9GRdb25HMsYhqlCwG5lrLq9biZkxWOiqY 22YiTra2kYMu1l1tQD30/bPm3wwYN0x18gb45AdQl1tp5j/sFB2T0FQ7R0nTNEV3j6o9feQzro1i OWA14Fm+Q8a1a8+Bvu/d/dMb2JY5uiPbhG/ktn4cqGU/er3pcvwCAAD//wMAUEsDBBQABgAIAAAA IQCZ2PQonAEAAJQDAAAOAAAAZHJzL2Uyb0RvYy54bWysU01P3DAQvVfqf7B8Z5MAQm202T2A4FK1 qMAPMM54Y8n2WLbZZP99x97dLGorIRAXxx/z3sx7M1muJ2vYFkLU6DreLGrOwEnstdt0/Onx9uwb ZzEJ1wuDDjq+g8jXq69flqNv4RwHND0ERiQutqPv+JCSb6sqygGsiAv04OhRYbAi0TFsqj6Ikdit qc7r+qoaMfQ+oIQY6fZm/8hXhV8pkOmXUhESMx2n2lJZQ1mf81qtlqLdBOEHLQ9liA9UYYV2lHSm uhFJsJeg/6GyWgaMqNJCoq1QKS2haCA1Tf2XmodBeChayJzoZ5vi59HKn9trdx/IhtHHNvr7kFVM Ktj8pfrYVMzazWbBlJiky6vm8vvFJXkqj2/VCehDTHeAluVNx412WYdoxfZHTJSMQo8hdDilLru0 M5CDjfsNiumekjUFXaYCrk1gW0H9FFKCS03uIfGV6AxT2pgZWL8NPMRnKJSJeQ94RpTM6NIMttph +F/2NB1LVvv4owN73dmCZ+x3pSnFGmp9UXgY0zxbr88FfvqZVn8AAAD//wMAUEsDBBQABgAIAAAA IQCasyRQ4AAAAAkBAAAPAAAAZHJzL2Rvd25yZXYueG1sTI9Ba8JAEIXvhf6HZQq96UYpYmM2IpZS KxSpFfS4ZqdJ2uxs2F1N/Pcde2kvA4/He/O+bN7bRpzRh9qRgtEwAYFUOFNTqWD38TyYgghRk9GN I1RwwQDz/PYm06lxHb3jeRtLwSUUUq2girFNpQxFhVaHoWuR2Pt03urI0pfSeN1xuW3kOEkm0uqa +EOlW1xWWHxvT1bBm1+tlov15Ys2B9vtx+v95rV/Uer+rn+a8VnMQETs418Crgy8H3IednQnMkE0 CpgmKhiMQLD5OJk+gDj+apln8j9B/gMAAP//AwBQSwECLQAUAAYACAAAACEAtoM4kv4AAADhAQAA EwAAAAAAAAAAAAAAAAAAAAAAW0NvbnRlbnRfVHlwZXNdLnhtbFBLAQItABQABgAIAAAAIQA4/SH/ 1gAAAJQBAAALAAAAAAAAAAAAAAAAAC8BAABfcmVscy8ucmVsc1BLAQItABQABgAIAAAAIQCZ2PQo nAEAAJQDAAAOAAAAAAAAAAAAAAAAAC4CAABkcnMvZTJvRG9jLnhtbFBLAQItABQABgAIAAAAIQCa syRQ4AAAAAkBAAAPAAAAAAAAAAAAAAAAAPYDAABkcnMvZG93bnJldi54bWxQSwUGAAAAAAQABADz AAAAAwUAAAAA " strokecolor="#156082 [3204]" strokeweight=".5pt">
                 <v:stroke joinstyle="miter"/>
@@ -5001,7 +4734,6 @@
           <w:lang w:val="es-ES"/>
         </w:rPr>
       </w:pPr>
-      <w:proofErr w:type="spellStart"/>
       <w:r>
         <w:rPr>
           <w:b/>
@@ -5010,26 +4742,11 @@
         </w:rPr>
         <w:t>llmfit</w:t>
       </w:r>
-      <w:proofErr w:type="spellEnd"/>
-      <w:r>
-        <w:rPr>
-          <w:lang w:val="es-ES"/>
-        </w:rPr>
-        <w:t xml:space="preserve"> — herramienta open-source que analiza el hardware local (CPU, RAM, GPU) y recomienda los modelos más adecuados entre más de 500 opciones. Integra con </w:t>
-      </w:r>
-      <w:proofErr w:type="spellStart"/>
-      <w:r>
-        <w:rPr>
-          <w:lang w:val="es-ES"/>
-        </w:rPr>
-        <w:t>Ollama</w:t>
-      </w:r>
-      <w:proofErr w:type="spellEnd"/>
-      <w:r>
-        <w:rPr>
-          <w:lang w:val="es-ES"/>
-        </w:rPr>
-        <w:t>, llama.cpp y LM Studio. Elegir el modelo correcto para cada tarea y hardware es una competencia, no un detalle.</w:t>
+      <w:r>
+        <w:rPr>
+          <w:lang w:val="es-ES"/>
+        </w:rPr>
+        <w:t xml:space="preserve"> — herramienta open-source que analiza el hardware local (CPU, RAM, GPU) y recomienda los modelos más adecuados entre más de 500 opciones. Integra con Ollama, llama.cpp y LM Studio. Elegir el modelo correcto para cada tarea y hardware es una competencia, no un detalle.</w:t>
       </w:r>
     </w:p>
     <w:p>
@@ -5128,6 +4845,7 @@
         <w:rPr>
           <w:lang w:val="es-ES"/>
         </w:rPr>
+        <w:lastRenderedPageBreak/>
         <w:t>Enlaces y Recursos</w:t>
       </w:r>
       <w:bookmarkEnd w:id="10"/>
@@ -5203,7 +4921,7 @@
               </wp:anchor>
             </w:drawing>
           </mc:Choice>
-          <mc:Fallback xmlns:ns9="http://schemas.openxmlformats.org/drawingml/2006/picture" xmlns:ns5="http://schemas.openxmlformats.org/drawingml/2006/main" xmlns:ns11="http://schemas.microsoft.com/office/drawing/2010/main">
+          <mc:Fallback xmlns:ns11="http://schemas.microsoft.com/office/drawing/2010/main" xmlns:ns5="http://schemas.openxmlformats.org/drawingml/2006/main" xmlns:ns9="http://schemas.openxmlformats.org/drawingml/2006/picture">
             <w:pict>
               <v:line w14:anchorId="76E1667A" id="Conexão Reta 3" o:spid="_x0000_s1026" style="position:absolute;z-index:251711488;visibility:visible;mso-wrap-style:square;mso-wrap-distance-left:9pt;mso-wrap-distance-top:0;mso-wrap-distance-right:9pt;mso-wrap-distance-bottom:0;mso-position-horizontal:absolute;mso-position-horizontal-relative:text;mso-position-vertical:absolute;mso-position-vertical-relative:text" from="0,-.05pt" to="484.2pt,-.05pt" o:gfxdata="UEsDBBQABgAIAAAAIQC2gziS/gAAAOEBAAATAAAAW0NvbnRlbnRfVHlwZXNdLnhtbJSRQU7DMBBF 90jcwfIWJU67QAgl6YK0S0CoHGBkTxKLZGx5TGhvj5O2G0SRWNoz/78nu9wcxkFMGNg6quQqL6RA 0s5Y6ir5vt9lD1JwBDIwOMJKHpHlpr69KfdHjyxSmriSfYz+USnWPY7AufNIadK6MEJMx9ApD/oD OlTrorhX2lFEilmcO2RdNtjC5xDF9pCuTyYBB5bi6bQ4syoJ3g9WQ0ymaiLzg5KdCXlKLjvcW893 SUOqXwnz5DrgnHtJTxOsQfEKIT7DmDSUCaxw7Rqn8787ZsmRM9e2VmPeBN4uqYvTtW7jvijg9N/y JsXecLq0q+WD6m8AAAD//wMAUEsDBBQABgAIAAAAIQA4/SH/1gAAAJQBAAALAAAAX3JlbHMvLnJl bHOkkMFqwzAMhu+DvYPRfXGawxijTi+j0GvpHsDYimMaW0Yy2fr2M4PBMnrbUb/Q94l/f/hMi1qR JVI2sOt6UJgd+ZiDgffL8ekFlFSbvV0oo4EbChzGx4f9GRdb25HMsYhqlCwG5lrLq9biZkxWOiqY 22YiTra2kYMu1l1tQD30/bPm3wwYN0x18gb45AdQl1tp5j/sFB2T0FQ7R0nTNEV3j6o9feQzro1i OWA14Fm+Q8a1a8+Bvu/d/dMb2JY5uiPbhG/ktn4cqGU/er3pcvwCAAD//wMAUEsDBBQABgAIAAAA IQCZ2PQonAEAAJQDAAAOAAAAZHJzL2Uyb0RvYy54bWysU01P3DAQvVfqf7B8Z5MAQm202T2A4FK1 qMAPMM54Y8n2WLbZZP99x97dLGorIRAXxx/z3sx7M1muJ2vYFkLU6DreLGrOwEnstdt0/Onx9uwb ZzEJ1wuDDjq+g8jXq69flqNv4RwHND0ERiQutqPv+JCSb6sqygGsiAv04OhRYbAi0TFsqj6Ikdit qc7r+qoaMfQ+oIQY6fZm/8hXhV8pkOmXUhESMx2n2lJZQ1mf81qtlqLdBOEHLQ9liA9UYYV2lHSm uhFJsJeg/6GyWgaMqNJCoq1QKS2haCA1Tf2XmodBeChayJzoZ5vi59HKn9trdx/IhtHHNvr7kFVM Ktj8pfrYVMzazWbBlJiky6vm8vvFJXkqj2/VCehDTHeAluVNx412WYdoxfZHTJSMQo8hdDilLru0 M5CDjfsNiumekjUFXaYCrk1gW0H9FFKCS03uIfGV6AxT2pgZWL8NPMRnKJSJeQ94RpTM6NIMttph +F/2NB1LVvv4owN73dmCZ+x3pSnFGmp9UXgY0zxbr88FfvqZVn8AAAD//wMAUEsDBBQABgAIAAAA IQCasyRQ4AAAAAkBAAAPAAAAZHJzL2Rvd25yZXYueG1sTI9Ba8JAEIXvhf6HZQq96UYpYmM2IpZS KxSpFfS4ZqdJ2uxs2F1N/Pcde2kvA4/He/O+bN7bRpzRh9qRgtEwAYFUOFNTqWD38TyYgghRk9GN I1RwwQDz/PYm06lxHb3jeRtLwSUUUq2girFNpQxFhVaHoWuR2Pt03urI0pfSeN1xuW3kOEkm0uqa +EOlW1xWWHxvT1bBm1+tlov15Ys2B9vtx+v95rV/Uer+rn+a8VnMQETs418Crgy8H3IednQnMkE0 CpgmKhiMQLD5OJk+gDj+apln8j9B/gMAAP//AwBQSwECLQAUAAYACAAAACEAtoM4kv4AAADhAQAA EwAAAAAAAAAAAAAAAAAAAAAAW0NvbnRlbnRfVHlwZXNdLnhtbFBLAQItABQABgAIAAAAIQA4/SH/ 1gAAAJQBAAALAAAAAAAAAAAAAAAAAC8BAABfcmVscy8ucmVsc1BLAQItABQABgAIAAAAIQCZ2PQo nAEAAJQDAAAOAAAAAAAAAAAAAAAAAC4CAABkcnMvZTJvRG9jLnhtbFBLAQItABQABgAIAAAAIQCa syRQ4AAAAAkBAAAPAAAAAAAAAAAAAAAAAPYDAABkcnMvZG93bnJldi54bWxQSwUGAAAAAAQABADz AAAAAwUAAAAA " strokecolor="#156082 [3204]" strokeweight=".5pt">
                 <v:stroke joinstyle="miter"/>
@@ -5213,41 +4931,13 @@
         </mc:AlternateContent>
       </w:r>
       <w:hyperlink r:id="rId9" w:history="1">
-        <w:proofErr w:type="spellStart"/>
         <w:r>
           <w:rPr>
             <w:rStyle w:val="Hiperligao"/>
             <w:color w:val="2E75B6"/>
             <w:lang w:val="es-ES"/>
           </w:rPr>
-          <w:t>Ollama</w:t>
-        </w:r>
-        <w:proofErr w:type="spellEnd"/>
-        <w:r>
-          <w:rPr>
-            <w:rStyle w:val="Hiperligao"/>
-            <w:color w:val="2E75B6"/>
-            <w:lang w:val="es-ES"/>
-          </w:rPr>
-          <w:t xml:space="preserve"> — </w:t>
-        </w:r>
-        <w:proofErr w:type="spellStart"/>
-        <w:r>
-          <w:rPr>
-            <w:rStyle w:val="Hiperligao"/>
-            <w:color w:val="2E75B6"/>
-            <w:lang w:val="es-ES"/>
-          </w:rPr>
-          <w:t>LLMs</w:t>
-        </w:r>
-        <w:proofErr w:type="spellEnd"/>
-        <w:r>
-          <w:rPr>
-            <w:rStyle w:val="Hiperligao"/>
-            <w:color w:val="2E75B6"/>
-            <w:lang w:val="es-ES"/>
-          </w:rPr>
-          <w:t xml:space="preserve"> locales</w:t>
+          <w:t>Ollama — LLMs locales</w:t>
         </w:r>
       </w:hyperlink>
     </w:p>
@@ -5349,23 +5039,13 @@
         <w:t xml:space="preserve">→  </w:t>
       </w:r>
       <w:hyperlink r:id="rId13" w:history="1">
-        <w:proofErr w:type="spellStart"/>
         <w:r>
           <w:rPr>
             <w:rStyle w:val="Hiperligao"/>
             <w:color w:val="2E75B6"/>
             <w:lang w:val="en-US"/>
           </w:rPr>
-          <w:t>Podman</w:t>
-        </w:r>
-        <w:proofErr w:type="spellEnd"/>
-        <w:r>
-          <w:rPr>
-            <w:rStyle w:val="Hiperligao"/>
-            <w:color w:val="2E75B6"/>
-            <w:lang w:val="en-US"/>
-          </w:rPr>
-          <w:t xml:space="preserve"> Desktop AI Lab</w:t>
+          <w:t>Podman Desktop AI Lab</w:t>
         </w:r>
       </w:hyperlink>
     </w:p>
@@ -5383,11 +5063,9 @@
           <w:color w:val="2E75B6"/>
           <w:lang w:val="en-US"/>
         </w:rPr>
-        <w:lastRenderedPageBreak/>
         <w:t xml:space="preserve">→  </w:t>
       </w:r>
       <w:hyperlink r:id="rId14" w:history="1">
-        <w:proofErr w:type="spellStart"/>
         <w:r>
           <w:rPr>
             <w:rStyle w:val="Hiperligao"/>
@@ -5396,7 +5074,6 @@
           </w:rPr>
           <w:t>Ramalama</w:t>
         </w:r>
-        <w:proofErr w:type="spellEnd"/>
       </w:hyperlink>
     </w:p>
     <w:p>
@@ -5523,21 +5200,12 @@
         <w:t xml:space="preserve">→  </w:t>
       </w:r>
       <w:hyperlink r:id="rId19" w:history="1">
-        <w:proofErr w:type="spellStart"/>
         <w:r>
           <w:rPr>
             <w:rStyle w:val="Hiperligao"/>
             <w:lang w:val="es-ES"/>
           </w:rPr>
-          <w:t>llmfit</w:t>
-        </w:r>
-        <w:proofErr w:type="spellEnd"/>
-        <w:r>
-          <w:rPr>
-            <w:rStyle w:val="Hiperligao"/>
-            <w:lang w:val="es-ES"/>
-          </w:rPr>
-          <w:t xml:space="preserve"> — Recomendación de modelos por hardware</w:t>
+          <w:t>llmfit — Recomendación de modelos por hardware</w:t>
         </w:r>
       </w:hyperlink>
     </w:p>
@@ -5839,7 +5507,7 @@
               </wp:anchor>
             </w:drawing>
           </mc:Choice>
-          <mc:Fallback xmlns:ns9="http://schemas.openxmlformats.org/drawingml/2006/picture" xmlns:ns5="http://schemas.openxmlformats.org/drawingml/2006/main" xmlns:ns11="http://schemas.microsoft.com/office/drawing/2010/main">
+          <mc:Fallback xmlns:ns11="http://schemas.microsoft.com/office/drawing/2010/main" xmlns:ns5="http://schemas.openxmlformats.org/drawingml/2006/main" xmlns:ns9="http://schemas.openxmlformats.org/drawingml/2006/picture">
             <w:pict>
               <v:line w14:anchorId="787BFDF2" id="Conexão Reta 3" o:spid="_x0000_s1026" style="position:absolute;z-index:251713536;visibility:visible;mso-wrap-style:square;mso-wrap-distance-left:9pt;mso-wrap-distance-top:0;mso-wrap-distance-right:9pt;mso-wrap-distance-bottom:0;mso-position-horizontal:absolute;mso-position-horizontal-relative:text;mso-position-vertical:absolute;mso-position-vertical-relative:text" from="0,-.05pt" to="484.2pt,-.05pt" o:gfxdata="UEsDBBQABgAIAAAAIQC2gziS/gAAAOEBAAATAAAAW0NvbnRlbnRfVHlwZXNdLnhtbJSRQU7DMBBF 90jcwfIWJU67QAgl6YK0S0CoHGBkTxKLZGx5TGhvj5O2G0SRWNoz/78nu9wcxkFMGNg6quQqL6RA 0s5Y6ir5vt9lD1JwBDIwOMJKHpHlpr69KfdHjyxSmriSfYz+USnWPY7AufNIadK6MEJMx9ApD/oD OlTrorhX2lFEilmcO2RdNtjC5xDF9pCuTyYBB5bi6bQ4syoJ3g9WQ0ymaiLzg5KdCXlKLjvcW893 SUOqXwnz5DrgnHtJTxOsQfEKIT7DmDSUCaxw7Rqn8787ZsmRM9e2VmPeBN4uqYvTtW7jvijg9N/y JsXecLq0q+WD6m8AAAD//wMAUEsDBBQABgAIAAAAIQA4/SH/1gAAAJQBAAALAAAAX3JlbHMvLnJl bHOkkMFqwzAMhu+DvYPRfXGawxijTi+j0GvpHsDYimMaW0Yy2fr2M4PBMnrbUb/Q94l/f/hMi1qR JVI2sOt6UJgd+ZiDgffL8ekFlFSbvV0oo4EbChzGx4f9GRdb25HMsYhqlCwG5lrLq9biZkxWOiqY 22YiTra2kYMu1l1tQD30/bPm3wwYN0x18gb45AdQl1tp5j/sFB2T0FQ7R0nTNEV3j6o9feQzro1i OWA14Fm+Q8a1a8+Bvu/d/dMb2JY5uiPbhG/ktn4cqGU/er3pcvwCAAD//wMAUEsDBBQABgAIAAAA IQCZ2PQonAEAAJQDAAAOAAAAZHJzL2Uyb0RvYy54bWysU01P3DAQvVfqf7B8Z5MAQm202T2A4FK1 qMAPMM54Y8n2WLbZZP99x97dLGorIRAXxx/z3sx7M1muJ2vYFkLU6DreLGrOwEnstdt0/Onx9uwb ZzEJ1wuDDjq+g8jXq69flqNv4RwHND0ERiQutqPv+JCSb6sqygGsiAv04OhRYbAi0TFsqj6Ikdit qc7r+qoaMfQ+oIQY6fZm/8hXhV8pkOmXUhESMx2n2lJZQ1mf81qtlqLdBOEHLQ9liA9UYYV2lHSm uhFJsJeg/6GyWgaMqNJCoq1QKS2haCA1Tf2XmodBeChayJzoZ5vi59HKn9trdx/IhtHHNvr7kFVM Ktj8pfrYVMzazWbBlJiky6vm8vvFJXkqj2/VCehDTHeAluVNx412WYdoxfZHTJSMQo8hdDilLru0 M5CDjfsNiumekjUFXaYCrk1gW0H9FFKCS03uIfGV6AxT2pgZWL8NPMRnKJSJeQ94RpTM6NIMttph +F/2NB1LVvv4owN73dmCZ+x3pSnFGmp9UXgY0zxbr88FfvqZVn8AAAD//wMAUEsDBBQABgAIAAAA IQCasyRQ4AAAAAkBAAAPAAAAZHJzL2Rvd25yZXYueG1sTI9Ba8JAEIXvhf6HZQq96UYpYmM2IpZS KxSpFfS4ZqdJ2uxs2F1N/Pcde2kvA4/He/O+bN7bRpzRh9qRgtEwAYFUOFNTqWD38TyYgghRk9GN I1RwwQDz/PYm06lxHb3jeRtLwSUUUq2girFNpQxFhVaHoWuR2Pt03urI0pfSeN1xuW3kOEkm0uqa +EOlW1xWWHxvT1bBm1+tlov15Ys2B9vtx+v95rV/Uer+rn+a8VnMQETs418Crgy8H3IednQnMkE0 CpgmKhiMQLD5OJk+gDj+apln8j9B/gMAAP//AwBQSwECLQAUAAYACAAAACEAtoM4kv4AAADhAQAA EwAAAAAAAAAAAAAAAAAAAAAAW0NvbnRlbnRfVHlwZXNdLnhtbFBLAQItABQABgAIAAAAIQA4/SH/ 1gAAAJQBAAALAAAAAAAAAAAAAAAAAC8BAABfcmVscy8ucmVsc1BLAQItABQABgAIAAAAIQCZ2PQo nAEAAJQDAAAOAAAAAAAAAAAAAAAAAC4CAABkcnMvZTJvRG9jLnhtbFBLAQItABQABgAIAAAAIQCa syRQ4AAAAAkBAAAPAAAAAAAAAAAAAAAAAPYDAABkcnMvZG93bnJldi54bWxQSwUGAAAAAAQABADz AAAAAwUAAAAA " strokecolor="#156082 [3204]" strokeweight=".5pt">
                 <v:stroke joinstyle="miter"/>
@@ -5986,9 +5654,72 @@
                 <w:sz w:val="20"/>
                 <w:szCs w:val="20"/>
               </w:rPr>
-              <w:t xml:space="preserve">SQL </w:t>
-            </w:r>
-            <w:proofErr w:type="spellStart"/>
+              <w:t>SQL raw vía LLM</w:t>
+            </w:r>
+          </w:p>
+        </w:tc>
+        <w:tc>
+          <w:tcPr>
+            <w:tcW w:w="3413" w:type="dxa"/>
+            <w:shd w:val="clear" w:color="auto" w:fill="FFFFFF"/>
+            <w:tcMar>
+              <w:top w:w="80" w:type="dxa"/>
+              <w:left w:w="160" w:type="dxa"/>
+              <w:bottom w:w="80" w:type="dxa"/>
+              <w:right w:w="160" w:type="dxa"/>
+            </w:tcMar>
+          </w:tcPr>
+          <w:p>
+            <w:pPr>
+              <w:rPr>
+                <w:lang w:val="es-ES"/>
+              </w:rPr>
+            </w:pPr>
+            <w:r>
+              <w:rPr>
+                <w:sz w:val="20"/>
+                <w:szCs w:val="20"/>
+                <w:lang w:val="es-ES"/>
+              </w:rPr>
+              <w:t>El LLM genera SQL directamente</w:t>
+            </w:r>
+          </w:p>
+        </w:tc>
+        <w:tc>
+          <w:tcPr>
+            <w:tcW w:w="3413" w:type="dxa"/>
+            <w:shd w:val="clear" w:color="auto" w:fill="FFFFFF"/>
+            <w:tcMar>
+              <w:top w:w="80" w:type="dxa"/>
+              <w:left w:w="160" w:type="dxa"/>
+              <w:bottom w:w="80" w:type="dxa"/>
+              <w:right w:w="160" w:type="dxa"/>
+            </w:tcMar>
+          </w:tcPr>
+          <w:p>
+            <w:r>
+              <w:rPr>
+                <w:sz w:val="20"/>
+                <w:szCs w:val="20"/>
+              </w:rPr>
+              <w:t>Frágil, inseguro, dialect-specific</w:t>
+            </w:r>
+          </w:p>
+        </w:tc>
+      </w:tr>
+      <w:tr>
+        <w:tc>
+          <w:tcPr>
+            <w:tcW w:w="2200" w:type="dxa"/>
+            <w:shd w:val="clear" w:color="auto" w:fill="F2F2F2"/>
+            <w:tcMar>
+              <w:top w:w="80" w:type="dxa"/>
+              <w:left w:w="160" w:type="dxa"/>
+              <w:bottom w:w="80" w:type="dxa"/>
+              <w:right w:w="160" w:type="dxa"/>
+            </w:tcMar>
+          </w:tcPr>
+          <w:p>
             <w:r>
               <w:rPr>
                 <w:b/>
@@ -5996,9 +5727,66 @@
                 <w:sz w:val="20"/>
                 <w:szCs w:val="20"/>
               </w:rPr>
-              <w:t>raw</w:t>
-            </w:r>
-            <w:proofErr w:type="spellEnd"/>
+              <w:t>Hardcoded queries</w:t>
+            </w:r>
+          </w:p>
+        </w:tc>
+        <w:tc>
+          <w:tcPr>
+            <w:tcW w:w="3413" w:type="dxa"/>
+            <w:shd w:val="clear" w:color="auto" w:fill="F2F2F2"/>
+            <w:tcMar>
+              <w:top w:w="80" w:type="dxa"/>
+              <w:left w:w="160" w:type="dxa"/>
+              <w:bottom w:w="80" w:type="dxa"/>
+              <w:right w:w="160" w:type="dxa"/>
+            </w:tcMar>
+          </w:tcPr>
+          <w:p>
+            <w:r>
+              <w:rPr>
+                <w:sz w:val="20"/>
+                <w:szCs w:val="20"/>
+              </w:rPr>
+              <w:t>El programador escribe queries</w:t>
+            </w:r>
+          </w:p>
+        </w:tc>
+        <w:tc>
+          <w:tcPr>
+            <w:tcW w:w="3413" w:type="dxa"/>
+            <w:shd w:val="clear" w:color="auto" w:fill="F2F2F2"/>
+            <w:tcMar>
+              <w:top w:w="80" w:type="dxa"/>
+              <w:left w:w="160" w:type="dxa"/>
+              <w:bottom w:w="80" w:type="dxa"/>
+              <w:right w:w="160" w:type="dxa"/>
+            </w:tcMar>
+          </w:tcPr>
+          <w:p>
+            <w:r>
+              <w:rPr>
+                <w:sz w:val="20"/>
+                <w:szCs w:val="20"/>
+              </w:rPr>
+              <w:t>Inflexible, no escala</w:t>
+            </w:r>
+          </w:p>
+        </w:tc>
+      </w:tr>
+      <w:tr>
+        <w:tc>
+          <w:tcPr>
+            <w:tcW w:w="2200" w:type="dxa"/>
+            <w:shd w:val="clear" w:color="auto" w:fill="FFFFFF"/>
+            <w:tcMar>
+              <w:top w:w="80" w:type="dxa"/>
+              <w:left w:w="160" w:type="dxa"/>
+              <w:bottom w:w="80" w:type="dxa"/>
+              <w:right w:w="160" w:type="dxa"/>
+            </w:tcMar>
+          </w:tcPr>
+          <w:p>
             <w:r>
               <w:rPr>
                 <w:b/>
@@ -6006,212 +5794,8 @@
                 <w:sz w:val="20"/>
                 <w:szCs w:val="20"/>
               </w:rPr>
-              <w:t xml:space="preserve"> </w:t>
-            </w:r>
-            <w:proofErr w:type="spellStart"/>
-            <w:r>
-              <w:rPr>
-                <w:b/>
-                <w:bCs/>
-                <w:sz w:val="20"/>
-                <w:szCs w:val="20"/>
-              </w:rPr>
-              <w:t>vía</w:t>
-            </w:r>
-            <w:proofErr w:type="spellEnd"/>
-            <w:r>
-              <w:rPr>
-                <w:b/>
-                <w:bCs/>
-                <w:sz w:val="20"/>
-                <w:szCs w:val="20"/>
-              </w:rPr>
-              <w:t xml:space="preserve"> LLM</w:t>
-            </w:r>
-          </w:p>
-        </w:tc>
-        <w:tc>
-          <w:tcPr>
-            <w:tcW w:w="3413" w:type="dxa"/>
-            <w:shd w:val="clear" w:color="auto" w:fill="FFFFFF"/>
-            <w:tcMar>
-              <w:top w:w="80" w:type="dxa"/>
-              <w:left w:w="160" w:type="dxa"/>
-              <w:bottom w:w="80" w:type="dxa"/>
-              <w:right w:w="160" w:type="dxa"/>
-            </w:tcMar>
-          </w:tcPr>
-          <w:p>
-            <w:pPr>
-              <w:rPr>
-                <w:lang w:val="es-ES"/>
-              </w:rPr>
-            </w:pPr>
-            <w:r>
-              <w:rPr>
-                <w:sz w:val="20"/>
-                <w:szCs w:val="20"/>
-                <w:lang w:val="es-ES"/>
-              </w:rPr>
-              <w:t>El LLM genera SQL directamente</w:t>
-            </w:r>
-          </w:p>
-        </w:tc>
-        <w:tc>
-          <w:tcPr>
-            <w:tcW w:w="3413" w:type="dxa"/>
-            <w:shd w:val="clear" w:color="auto" w:fill="FFFFFF"/>
-            <w:tcMar>
-              <w:top w:w="80" w:type="dxa"/>
-              <w:left w:w="160" w:type="dxa"/>
-              <w:bottom w:w="80" w:type="dxa"/>
-              <w:right w:w="160" w:type="dxa"/>
-            </w:tcMar>
-          </w:tcPr>
-          <w:p>
-            <w:r>
-              <w:rPr>
-                <w:sz w:val="20"/>
-                <w:szCs w:val="20"/>
-              </w:rPr>
-              <w:t>Frágil, inseguro, dialect-specific</w:t>
-            </w:r>
-          </w:p>
-        </w:tc>
-      </w:tr>
-      <w:tr>
-        <w:tc>
-          <w:tcPr>
-            <w:tcW w:w="2200" w:type="dxa"/>
-            <w:shd w:val="clear" w:color="auto" w:fill="F2F2F2"/>
-            <w:tcMar>
-              <w:top w:w="80" w:type="dxa"/>
-              <w:left w:w="160" w:type="dxa"/>
-              <w:bottom w:w="80" w:type="dxa"/>
-              <w:right w:w="160" w:type="dxa"/>
-            </w:tcMar>
-          </w:tcPr>
-          <w:p>
-            <w:proofErr w:type="spellStart"/>
-            <w:r>
-              <w:rPr>
-                <w:b/>
-                <w:bCs/>
-                <w:sz w:val="20"/>
-                <w:szCs w:val="20"/>
-              </w:rPr>
-              <w:t>Hardcoded</w:t>
-            </w:r>
-            <w:proofErr w:type="spellEnd"/>
-            <w:r>
-              <w:rPr>
-                <w:b/>
-                <w:bCs/>
-                <w:sz w:val="20"/>
-                <w:szCs w:val="20"/>
-              </w:rPr>
-              <w:t xml:space="preserve"> </w:t>
-            </w:r>
-            <w:proofErr w:type="spellStart"/>
-            <w:r>
-              <w:rPr>
-                <w:b/>
-                <w:bCs/>
-                <w:sz w:val="20"/>
-                <w:szCs w:val="20"/>
-              </w:rPr>
-              <w:t>queries</w:t>
-            </w:r>
-            <w:proofErr w:type="spellEnd"/>
-          </w:p>
-        </w:tc>
-        <w:tc>
-          <w:tcPr>
-            <w:tcW w:w="3413" w:type="dxa"/>
-            <w:shd w:val="clear" w:color="auto" w:fill="F2F2F2"/>
-            <w:tcMar>
-              <w:top w:w="80" w:type="dxa"/>
-              <w:left w:w="160" w:type="dxa"/>
-              <w:bottom w:w="80" w:type="dxa"/>
-              <w:right w:w="160" w:type="dxa"/>
-            </w:tcMar>
-          </w:tcPr>
-          <w:p>
-            <w:r>
-              <w:rPr>
-                <w:sz w:val="20"/>
-                <w:szCs w:val="20"/>
-              </w:rPr>
-              <w:t>El programador escribe queries</w:t>
-            </w:r>
-          </w:p>
-        </w:tc>
-        <w:tc>
-          <w:tcPr>
-            <w:tcW w:w="3413" w:type="dxa"/>
-            <w:shd w:val="clear" w:color="auto" w:fill="F2F2F2"/>
-            <w:tcMar>
-              <w:top w:w="80" w:type="dxa"/>
-              <w:left w:w="160" w:type="dxa"/>
-              <w:bottom w:w="80" w:type="dxa"/>
-              <w:right w:w="160" w:type="dxa"/>
-            </w:tcMar>
-          </w:tcPr>
-          <w:p>
-            <w:r>
-              <w:rPr>
-                <w:sz w:val="20"/>
-                <w:szCs w:val="20"/>
-              </w:rPr>
-              <w:t>Inflexible, no escala</w:t>
-            </w:r>
-          </w:p>
-        </w:tc>
-      </w:tr>
-      <w:tr>
-        <w:tc>
-          <w:tcPr>
-            <w:tcW w:w="2200" w:type="dxa"/>
-            <w:shd w:val="clear" w:color="auto" w:fill="FFFFFF"/>
-            <w:tcMar>
-              <w:top w:w="80" w:type="dxa"/>
-              <w:left w:w="160" w:type="dxa"/>
-              <w:bottom w:w="80" w:type="dxa"/>
-              <w:right w:w="160" w:type="dxa"/>
-            </w:tcMar>
-          </w:tcPr>
-          <w:p>
-            <w:proofErr w:type="spellStart"/>
-            <w:r>
-              <w:rPr>
-                <w:b/>
-                <w:bCs/>
-                <w:sz w:val="20"/>
-                <w:szCs w:val="20"/>
-              </w:rPr>
-              <w:t>Hibernate</w:t>
-            </w:r>
-            <w:proofErr w:type="spellEnd"/>
-            <w:r>
-              <w:rPr>
-                <w:b/>
-                <w:bCs/>
-                <w:sz w:val="20"/>
-                <w:szCs w:val="20"/>
-              </w:rPr>
-              <w:t xml:space="preserve"> </w:t>
-            </w:r>
-            <w:proofErr w:type="spellStart"/>
-            <w:r>
-              <w:rPr>
-                <w:b/>
-                <w:bCs/>
-                <w:sz w:val="20"/>
-                <w:szCs w:val="20"/>
-              </w:rPr>
-              <w:t>Assistant</w:t>
-            </w:r>
-            <w:proofErr w:type="spellEnd"/>
+              <w:t>Hibernate Assistant</w:t>
+            </w:r>
           </w:p>
         </w:tc>
         <w:tc>
@@ -6286,21 +5870,8 @@
           <w:szCs w:val="20"/>
           <w:lang w:val="es-ES"/>
         </w:rPr>
-        <w:t xml:space="preserve">Tabla 4 — Enfoques de acceso a datos con LLM: comparación de </w:t>
-      </w:r>
-      <w:proofErr w:type="spellStart"/>
-      <w:r>
-        <w:rPr>
-          <w:i/>
-          <w:iCs/>
-          <w:color w:val="595959"/>
-          <w:sz w:val="20"/>
-          <w:szCs w:val="20"/>
-          <w:lang w:val="es-ES"/>
-        </w:rPr>
-        <w:t>trade-offs</w:t>
-      </w:r>
-      <w:proofErr w:type="spellEnd"/>
+        <w:t>Tabla 4 — Enfoques de acceso a datos con LLM: comparación de trade-offs</w:t>
+      </w:r>
     </w:p>
     <w:p>
       <w:pPr>
@@ -6310,33 +5881,11 @@
         </w:rPr>
       </w:pPr>
       <w:bookmarkStart w:id="13" w:name="_Toc230077236"/>
-      <w:proofErr w:type="spellStart"/>
-      <w:r>
-        <w:rPr>
-          <w:lang w:val="es-ES"/>
-        </w:rPr>
-        <w:t>Hibernate</w:t>
-      </w:r>
-      <w:proofErr w:type="spellEnd"/>
-      <w:r>
-        <w:rPr>
-          <w:lang w:val="es-ES"/>
-        </w:rPr>
-        <w:t xml:space="preserve"> </w:t>
-      </w:r>
-      <w:proofErr w:type="spellStart"/>
-      <w:r>
-        <w:rPr>
-          <w:lang w:val="es-ES"/>
-        </w:rPr>
-        <w:t>Assistant</w:t>
-      </w:r>
-      <w:proofErr w:type="spellEnd"/>
-      <w:r>
-        <w:rPr>
-          <w:lang w:val="es-ES"/>
-        </w:rPr>
-        <w:t xml:space="preserve"> — Cómo Funciona Internamente</w:t>
+      <w:r>
+        <w:rPr>
+          <w:lang w:val="es-ES"/>
+        </w:rPr>
+        <w:t>Hibernate Assistant — Cómo Funciona Internamente</w:t>
       </w:r>
       <w:bookmarkEnd w:id="13"/>
     </w:p>
@@ -6401,7 +5950,7 @@
               </wp:anchor>
             </w:drawing>
           </mc:Choice>
-          <mc:Fallback xmlns:ns9="http://schemas.openxmlformats.org/drawingml/2006/picture" xmlns:ns5="http://schemas.openxmlformats.org/drawingml/2006/main" xmlns:ns11="http://schemas.microsoft.com/office/drawing/2010/main">
+          <mc:Fallback xmlns:ns11="http://schemas.microsoft.com/office/drawing/2010/main" xmlns:ns5="http://schemas.openxmlformats.org/drawingml/2006/main" xmlns:ns9="http://schemas.openxmlformats.org/drawingml/2006/picture">
             <w:pict>
               <v:line w14:anchorId="13B0F591" id="Conexão Reta 3" o:spid="_x0000_s1026" style="position:absolute;z-index:251715584;visibility:visible;mso-wrap-style:square;mso-wrap-distance-left:9pt;mso-wrap-distance-top:0;mso-wrap-distance-right:9pt;mso-wrap-distance-bottom:0;mso-position-horizontal:absolute;mso-position-horizontal-relative:text;mso-position-vertical:absolute;mso-position-vertical-relative:text" from="0,-.05pt" to="484.2pt,-.05pt" o:gfxdata="UEsDBBQABgAIAAAAIQC2gziS/gAAAOEBAAATAAAAW0NvbnRlbnRfVHlwZXNdLnhtbJSRQU7DMBBF 90jcwfIWJU67QAgl6YK0S0CoHGBkTxKLZGx5TGhvj5O2G0SRWNoz/78nu9wcxkFMGNg6quQqL6RA 0s5Y6ir5vt9lD1JwBDIwOMJKHpHlpr69KfdHjyxSmriSfYz+USnWPY7AufNIadK6MEJMx9ApD/oD OlTrorhX2lFEilmcO2RdNtjC5xDF9pCuTyYBB5bi6bQ4syoJ3g9WQ0ymaiLzg5KdCXlKLjvcW893 SUOqXwnz5DrgnHtJTxOsQfEKIT7DmDSUCaxw7Rqn8787ZsmRM9e2VmPeBN4uqYvTtW7jvijg9N/y JsXecLq0q+WD6m8AAAD//wMAUEsDBBQABgAIAAAAIQA4/SH/1gAAAJQBAAALAAAAX3JlbHMvLnJl bHOkkMFqwzAMhu+DvYPRfXGawxijTi+j0GvpHsDYimMaW0Yy2fr2M4PBMnrbUb/Q94l/f/hMi1qR JVI2sOt6UJgd+ZiDgffL8ekFlFSbvV0oo4EbChzGx4f9GRdb25HMsYhqlCwG5lrLq9biZkxWOiqY 22YiTra2kYMu1l1tQD30/bPm3wwYN0x18gb45AdQl1tp5j/sFB2T0FQ7R0nTNEV3j6o9feQzro1i OWA14Fm+Q8a1a8+Bvu/d/dMb2JY5uiPbhG/ktn4cqGU/er3pcvwCAAD//wMAUEsDBBQABgAIAAAA IQCZ2PQonAEAAJQDAAAOAAAAZHJzL2Uyb0RvYy54bWysU01P3DAQvVfqf7B8Z5MAQm202T2A4FK1 qMAPMM54Y8n2WLbZZP99x97dLGorIRAXxx/z3sx7M1muJ2vYFkLU6DreLGrOwEnstdt0/Onx9uwb ZzEJ1wuDDjq+g8jXq69flqNv4RwHND0ERiQutqPv+JCSb6sqygGsiAv04OhRYbAi0TFsqj6Ikdit qc7r+qoaMfQ+oIQY6fZm/8hXhV8pkOmXUhESMx2n2lJZQ1mf81qtlqLdBOEHLQ9liA9UYYV2lHSm uhFJsJeg/6GyWgaMqNJCoq1QKS2haCA1Tf2XmodBeChayJzoZ5vi59HKn9trdx/IhtHHNvr7kFVM Ktj8pfrYVMzazWbBlJiky6vm8vvFJXkqj2/VCehDTHeAluVNx412WYdoxfZHTJSMQo8hdDilLru0 M5CDjfsNiumekjUFXaYCrk1gW0H9FFKCS03uIfGV6AxT2pgZWL8NPMRnKJSJeQ94RpTM6NIMttph +F/2NB1LVvv4owN73dmCZ+x3pSnFGmp9UXgY0zxbr88FfvqZVn8AAAD//wMAUEsDBBQABgAIAAAA IQCasyRQ4AAAAAkBAAAPAAAAZHJzL2Rvd25yZXYueG1sTI9Ba8JAEIXvhf6HZQq96UYpYmM2IpZS KxSpFfS4ZqdJ2uxs2F1N/Pcde2kvA4/He/O+bN7bRpzRh9qRgtEwAYFUOFNTqWD38TyYgghRk9GN I1RwwQDz/PYm06lxHb3jeRtLwSUUUq2girFNpQxFhVaHoWuR2Pt03urI0pfSeN1xuW3kOEkm0uqa +EOlW1xWWHxvT1bBm1+tlov15Ys2B9vtx+v95rV/Uer+rn+a8VnMQETs418Crgy8H3IednQnMkE0 CpgmKhiMQLD5OJk+gDj+apln8j9B/gMAAP//AwBQSwECLQAUAAYACAAAACEAtoM4kv4AAADhAQAA EwAAAAAAAAAAAAAAAAAAAAAAW0NvbnRlbnRfVHlwZXNdLnhtbFBLAQItABQABgAIAAAAIQA4/SH/ 1gAAAJQBAAALAAAAAAAAAAAAAAAAAC8BAABfcmVscy8ucmVsc1BLAQItABQABgAIAAAAIQCZ2PQo nAEAAJQDAAAOAAAAAAAAAAAAAAAAAC4CAABkcnMvZTJvRG9jLnhtbFBLAQItABQABgAIAAAAIQCa syRQ4AAAAAkBAAAPAAAAAAAAAAAAAAAAAPYDAABkcnMvZG93bnJldi54bWxQSwUGAAAAAAQABADz AAAAAwUAAAAA " strokecolor="#156082 [3204]" strokeweight=".5pt">
                 <v:stroke joinstyle="miter"/>
@@ -6708,14 +6257,6 @@
         <w:t xml:space="preserve"> — AnswerFormatter envía los resultados al LLM y solicita que se transformen en una respuesta en lenguaje natural clara y concisa. El usuario recibe texto, no una tabla de datos sin procesar.</w:t>
       </w:r>
     </w:p>
-    <w:p>
-      <w:pPr>
-        <w:spacing w:before="80" w:after="80" w:line="276" w:lineRule="auto"/>
-        <w:rPr>
-          <w:lang w:val="es-ES"/>
-        </w:rPr>
-      </w:pPr>
-    </w:p>
     <w:tbl>
       <w:tblPr>
         <w:tblW w:w="9026" w:type="dxa"/>
@@ -6965,29 +6506,7 @@
                 <w:szCs w:val="18"/>
                 <w:lang w:val="en-US"/>
               </w:rPr>
-              <w:t xml:space="preserve">    private final HibernateQueryTool </w:t>
-            </w:r>
-            <w:proofErr w:type="gramStart"/>
-            <w:r>
-              <w:rPr>
-                <w:rFonts w:ascii="Courier New" w:eastAsia="Courier New" w:hAnsi="Courier New" w:cs="Courier New"/>
-                <w:color w:val="D4D4D4"/>
-                <w:sz w:val="18"/>
-                <w:szCs w:val="18"/>
-                <w:lang w:val="en-US"/>
-              </w:rPr>
-              <w:t xml:space="preserve">queryTool;   </w:t>
-            </w:r>
-            <w:proofErr w:type="gramEnd"/>
-            <w:r>
-              <w:rPr>
-                <w:rFonts w:ascii="Courier New" w:eastAsia="Courier New" w:hAnsi="Courier New" w:cs="Courier New"/>
-                <w:color w:val="D4D4D4"/>
-                <w:sz w:val="18"/>
-                <w:szCs w:val="18"/>
-                <w:lang w:val="en-US"/>
-              </w:rPr>
-              <w:t xml:space="preserve"> // @Component — ejecuta HQL</w:t>
+              <w:t xml:space="preserve">    private final HibernateQueryTool queryTool;    // @Component — ejecuta HQL</w:t>
             </w:r>
           </w:p>
         </w:tc>
@@ -7404,6 +6923,7 @@
                 <w:szCs w:val="18"/>
                 <w:lang w:val="en-US"/>
               </w:rPr>
+              <w:lastRenderedPageBreak/>
               <w:t xml:space="preserve">        </w:t>
             </w:r>
             <w:r>
@@ -7698,29 +7218,7 @@
                 <w:szCs w:val="18"/>
                 <w:lang w:val="en-US"/>
               </w:rPr>
-              <w:t xml:space="preserve">        return new </w:t>
-            </w:r>
-            <w:proofErr w:type="gramStart"/>
-            <w:r>
-              <w:rPr>
-                <w:rFonts w:ascii="Courier New" w:eastAsia="Courier New" w:hAnsi="Courier New" w:cs="Courier New"/>
-                <w:color w:val="D4D4D4"/>
-                <w:sz w:val="18"/>
-                <w:szCs w:val="18"/>
-                <w:lang w:val="en-US"/>
-              </w:rPr>
-              <w:t xml:space="preserve">QueryPlan(  </w:t>
-            </w:r>
-            <w:proofErr w:type="gramEnd"/>
-            <w:r>
-              <w:rPr>
-                <w:rFonts w:ascii="Courier New" w:eastAsia="Courier New" w:hAnsi="Courier New" w:cs="Courier New"/>
-                <w:color w:val="D4D4D4"/>
-                <w:sz w:val="18"/>
-                <w:szCs w:val="18"/>
-                <w:lang w:val="en-US"/>
-              </w:rPr>
-              <w:t xml:space="preserve">                         // QueryPlan: solo hql + maxResults</w:t>
+              <w:t xml:space="preserve">        return new QueryPlan(                           // QueryPlan: solo hql + maxResults</w:t>
             </w:r>
           </w:p>
         </w:tc>
@@ -7757,7 +7255,6 @@
               </w:rPr>
               <w:t xml:space="preserve">                </w:t>
             </w:r>
-            <w:proofErr w:type="gramStart"/>
             <w:r>
               <w:rPr>
                 <w:rFonts w:ascii="Courier New" w:eastAsia="Courier New" w:hAnsi="Courier New" w:cs="Courier New"/>
@@ -7765,17 +7262,7 @@
                 <w:sz w:val="18"/>
                 <w:szCs w:val="18"/>
               </w:rPr>
-              <w:t>sanitizeHql(</w:t>
-            </w:r>
-            <w:proofErr w:type="gramEnd"/>
-            <w:r>
-              <w:rPr>
-                <w:rFonts w:ascii="Courier New" w:eastAsia="Courier New" w:hAnsi="Courier New" w:cs="Courier New"/>
-                <w:color w:val="D4D4D4"/>
-                <w:sz w:val="18"/>
-                <w:szCs w:val="18"/>
-              </w:rPr>
-              <w:t>hqlGenerator.generateHql(question)), 50);</w:t>
+              <w:t>sanitizeHql(hqlGenerator.generateHql(question)), 50);</w:t>
             </w:r>
           </w:p>
         </w:tc>
@@ -7947,23 +7434,7 @@
           <w:b/>
           <w:bCs/>
         </w:rPr>
-        <w:t xml:space="preserve">@AiService — </w:t>
-      </w:r>
-      <w:proofErr w:type="spellStart"/>
-      <w:r>
-        <w:rPr>
-          <w:b/>
-          <w:bCs/>
-        </w:rPr>
-        <w:t>HqlGenerator</w:t>
-      </w:r>
-      <w:proofErr w:type="spellEnd"/>
-      <w:r>
-        <w:rPr>
-          <w:b/>
-          <w:bCs/>
-        </w:rPr>
-        <w:t xml:space="preserve"> y AnswerFormatter</w:t>
+        <w:t>@AiService — HqlGenerator y AnswerFormatter</w:t>
       </w:r>
     </w:p>
     <w:p>
@@ -8071,51 +7542,7 @@
                 <w:szCs w:val="18"/>
                 <w:lang w:val="es-ES"/>
               </w:rPr>
-              <w:t>@</w:t>
-            </w:r>
-            <w:proofErr w:type="gramStart"/>
-            <w:r>
-              <w:rPr>
-                <w:rFonts w:ascii="Courier New" w:eastAsia="Courier New" w:hAnsi="Courier New" w:cs="Courier New"/>
-                <w:color w:val="D4D4D4"/>
-                <w:sz w:val="18"/>
-                <w:szCs w:val="18"/>
-                <w:lang w:val="es-ES"/>
-              </w:rPr>
-              <w:t>AiService(</w:t>
-            </w:r>
-            <w:proofErr w:type="gramEnd"/>
-            <w:r>
-              <w:rPr>
-                <w:rFonts w:ascii="Courier New" w:eastAsia="Courier New" w:hAnsi="Courier New" w:cs="Courier New"/>
-                <w:color w:val="D4D4D4"/>
-                <w:sz w:val="18"/>
-                <w:szCs w:val="18"/>
-                <w:lang w:val="es-ES"/>
-              </w:rPr>
-              <w:t xml:space="preserve">wiringMode = EXPLICIT, </w:t>
-            </w:r>
-            <w:proofErr w:type="spellStart"/>
-            <w:r>
-              <w:rPr>
-                <w:rFonts w:ascii="Courier New" w:eastAsia="Courier New" w:hAnsi="Courier New" w:cs="Courier New"/>
-                <w:color w:val="D4D4D4"/>
-                <w:sz w:val="18"/>
-                <w:szCs w:val="18"/>
-                <w:lang w:val="es-ES"/>
-              </w:rPr>
-              <w:t>chatModel</w:t>
-            </w:r>
-            <w:proofErr w:type="spellEnd"/>
-            <w:r>
-              <w:rPr>
-                <w:rFonts w:ascii="Courier New" w:eastAsia="Courier New" w:hAnsi="Courier New" w:cs="Courier New"/>
-                <w:color w:val="D4D4D4"/>
-                <w:sz w:val="18"/>
-                <w:szCs w:val="18"/>
-                <w:lang w:val="es-ES"/>
-              </w:rPr>
-              <w:t xml:space="preserve"> = "ollamaChatModel")</w:t>
+              <w:t>@AiService(wiringMode = EXPLICIT, chatModel = "ollamaChatModel")</w:t>
             </w:r>
           </w:p>
         </w:tc>
@@ -8142,7 +7569,6 @@
             <w:pPr>
               <w:spacing w:before="20" w:after="20"/>
             </w:pPr>
-            <w:proofErr w:type="spellStart"/>
             <w:r>
               <w:rPr>
                 <w:rFonts w:ascii="Courier New" w:eastAsia="Courier New" w:hAnsi="Courier New" w:cs="Courier New"/>
@@ -8150,37 +7576,7 @@
                 <w:sz w:val="18"/>
                 <w:szCs w:val="18"/>
               </w:rPr>
-              <w:t>public</w:t>
-            </w:r>
-            <w:proofErr w:type="spellEnd"/>
-            <w:r>
-              <w:rPr>
-                <w:rFonts w:ascii="Courier New" w:eastAsia="Courier New" w:hAnsi="Courier New" w:cs="Courier New"/>
-                <w:color w:val="D4D4D4"/>
-                <w:sz w:val="18"/>
-                <w:szCs w:val="18"/>
-              </w:rPr>
-              <w:t xml:space="preserve"> interface </w:t>
-            </w:r>
-            <w:proofErr w:type="spellStart"/>
-            <w:r>
-              <w:rPr>
-                <w:rFonts w:ascii="Courier New" w:eastAsia="Courier New" w:hAnsi="Courier New" w:cs="Courier New"/>
-                <w:color w:val="D4D4D4"/>
-                <w:sz w:val="18"/>
-                <w:szCs w:val="18"/>
-              </w:rPr>
-              <w:t>HqlGenerator</w:t>
-            </w:r>
-            <w:proofErr w:type="spellEnd"/>
-            <w:r>
-              <w:rPr>
-                <w:rFonts w:ascii="Courier New" w:eastAsia="Courier New" w:hAnsi="Courier New" w:cs="Courier New"/>
-                <w:color w:val="D4D4D4"/>
-                <w:sz w:val="18"/>
-                <w:szCs w:val="18"/>
-              </w:rPr>
-              <w:t xml:space="preserve"> {</w:t>
+              <w:t>public interface HqlGenerator {</w:t>
             </w:r>
           </w:p>
         </w:tc>
@@ -8435,29 +7831,7 @@
                 <w:szCs w:val="18"/>
                 <w:lang w:val="en-US"/>
               </w:rPr>
-              <w:t xml:space="preserve">        - Use Java field names: </w:t>
-            </w:r>
-            <w:proofErr w:type="gramStart"/>
-            <w:r>
-              <w:rPr>
-                <w:rFonts w:ascii="Courier New" w:eastAsia="Courier New" w:hAnsi="Courier New" w:cs="Courier New"/>
-                <w:color w:val="D4D4D4"/>
-                <w:sz w:val="18"/>
-                <w:szCs w:val="18"/>
-                <w:lang w:val="en-US"/>
-              </w:rPr>
-              <w:t>Product(</w:t>
-            </w:r>
-            <w:proofErr w:type="gramEnd"/>
-            <w:r>
-              <w:rPr>
-                <w:rFonts w:ascii="Courier New" w:eastAsia="Courier New" w:hAnsi="Courier New" w:cs="Courier New"/>
-                <w:color w:val="D4D4D4"/>
-                <w:sz w:val="18"/>
-                <w:szCs w:val="18"/>
-                <w:lang w:val="en-US"/>
-              </w:rPr>
-              <w:t>id, name, price, stock, category),</w:t>
+              <w:t xml:space="preserve">        - Use Java field names: Product(id, name, price, stock, category),</w:t>
             </w:r>
           </w:p>
         </w:tc>
@@ -8494,7 +7868,6 @@
               </w:rPr>
               <w:t xml:space="preserve">          </w:t>
             </w:r>
-            <w:proofErr w:type="gramStart"/>
             <w:r>
               <w:rPr>
                 <w:rFonts w:ascii="Courier New" w:eastAsia="Courier New" w:hAnsi="Courier New" w:cs="Courier New"/>
@@ -8502,17 +7875,7 @@
                 <w:sz w:val="18"/>
                 <w:szCs w:val="18"/>
               </w:rPr>
-              <w:t>Category(</w:t>
-            </w:r>
-            <w:proofErr w:type="gramEnd"/>
-            <w:r>
-              <w:rPr>
-                <w:rFonts w:ascii="Courier New" w:eastAsia="Courier New" w:hAnsi="Courier New" w:cs="Courier New"/>
-                <w:color w:val="D4D4D4"/>
-                <w:sz w:val="18"/>
-                <w:szCs w:val="18"/>
-              </w:rPr>
-              <w:t>id, name).</w:t>
+              <w:t>Category(id, name).</w:t>
             </w:r>
           </w:p>
         </w:tc>
@@ -8626,29 +7989,7 @@
                 <w:szCs w:val="18"/>
                 <w:lang w:val="en-US"/>
               </w:rPr>
-              <w:t xml:space="preserve">        - For category filters, use </w:t>
-            </w:r>
-            <w:proofErr w:type="gramStart"/>
-            <w:r>
-              <w:rPr>
-                <w:rFonts w:ascii="Courier New" w:eastAsia="Courier New" w:hAnsi="Courier New" w:cs="Courier New"/>
-                <w:color w:val="D4D4D4"/>
-                <w:sz w:val="18"/>
-                <w:szCs w:val="18"/>
-                <w:lang w:val="en-US"/>
-              </w:rPr>
-              <w:t>p.category.name</w:t>
-            </w:r>
-            <w:proofErr w:type="gramEnd"/>
-            <w:r>
-              <w:rPr>
-                <w:rFonts w:ascii="Courier New" w:eastAsia="Courier New" w:hAnsi="Courier New" w:cs="Courier New"/>
-                <w:color w:val="D4D4D4"/>
-                <w:sz w:val="18"/>
-                <w:szCs w:val="18"/>
-                <w:lang w:val="en-US"/>
-              </w:rPr>
-              <w:t>.</w:t>
+              <w:t xml:space="preserve">        - For category filters, use p.category.name.</w:t>
             </w:r>
           </w:p>
         </w:tc>
@@ -8906,30 +8247,7 @@
                 <w:szCs w:val="18"/>
                 <w:lang w:val="es-ES"/>
               </w:rPr>
-              <w:lastRenderedPageBreak/>
-              <w:t xml:space="preserve">// </w:t>
-            </w:r>
-            <w:proofErr w:type="spellStart"/>
-            <w:r>
-              <w:rPr>
-                <w:rFonts w:ascii="Courier New" w:eastAsia="Courier New" w:hAnsi="Courier New" w:cs="Courier New"/>
-                <w:color w:val="D4D4D4"/>
-                <w:sz w:val="18"/>
-                <w:szCs w:val="18"/>
-                <w:lang w:val="es-ES"/>
-              </w:rPr>
-              <w:t>AnswerFormatter</w:t>
-            </w:r>
-            <w:proofErr w:type="spellEnd"/>
-            <w:r>
-              <w:rPr>
-                <w:rFonts w:ascii="Courier New" w:eastAsia="Courier New" w:hAnsi="Courier New" w:cs="Courier New"/>
-                <w:color w:val="D4D4D4"/>
-                <w:sz w:val="18"/>
-                <w:szCs w:val="18"/>
-                <w:lang w:val="es-ES"/>
-              </w:rPr>
-              <w:t xml:space="preserve"> — transforma resultado de la BD en respuesta en lenguaje natural</w:t>
+              <w:t>// AnswerFormatter — transforma resultado de la BD en respuesta en lenguaje natural</w:t>
             </w:r>
           </w:p>
         </w:tc>
@@ -8967,51 +8285,8 @@
                 <w:szCs w:val="18"/>
                 <w:lang w:val="es-ES"/>
               </w:rPr>
-              <w:t>@</w:t>
-            </w:r>
-            <w:proofErr w:type="gramStart"/>
-            <w:r>
-              <w:rPr>
-                <w:rFonts w:ascii="Courier New" w:eastAsia="Courier New" w:hAnsi="Courier New" w:cs="Courier New"/>
-                <w:color w:val="D4D4D4"/>
-                <w:sz w:val="18"/>
-                <w:szCs w:val="18"/>
-                <w:lang w:val="es-ES"/>
-              </w:rPr>
-              <w:t>AiService(</w:t>
-            </w:r>
-            <w:proofErr w:type="gramEnd"/>
-            <w:r>
-              <w:rPr>
-                <w:rFonts w:ascii="Courier New" w:eastAsia="Courier New" w:hAnsi="Courier New" w:cs="Courier New"/>
-                <w:color w:val="D4D4D4"/>
-                <w:sz w:val="18"/>
-                <w:szCs w:val="18"/>
-                <w:lang w:val="es-ES"/>
-              </w:rPr>
-              <w:t xml:space="preserve">wiringMode = EXPLICIT, </w:t>
-            </w:r>
-            <w:proofErr w:type="spellStart"/>
-            <w:r>
-              <w:rPr>
-                <w:rFonts w:ascii="Courier New" w:eastAsia="Courier New" w:hAnsi="Courier New" w:cs="Courier New"/>
-                <w:color w:val="D4D4D4"/>
-                <w:sz w:val="18"/>
-                <w:szCs w:val="18"/>
-                <w:lang w:val="es-ES"/>
-              </w:rPr>
-              <w:t>chatModel</w:t>
-            </w:r>
-            <w:proofErr w:type="spellEnd"/>
-            <w:r>
-              <w:rPr>
-                <w:rFonts w:ascii="Courier New" w:eastAsia="Courier New" w:hAnsi="Courier New" w:cs="Courier New"/>
-                <w:color w:val="D4D4D4"/>
-                <w:sz w:val="18"/>
-                <w:szCs w:val="18"/>
-                <w:lang w:val="es-ES"/>
-              </w:rPr>
-              <w:t xml:space="preserve"> = "ollamaChatModel")</w:t>
+              <w:lastRenderedPageBreak/>
+              <w:t>@AiService(wiringMode = EXPLICIT, chatModel = "ollamaChatModel")</w:t>
             </w:r>
           </w:p>
         </w:tc>
@@ -9038,7 +8313,6 @@
             <w:pPr>
               <w:spacing w:before="20" w:after="20"/>
             </w:pPr>
-            <w:proofErr w:type="spellStart"/>
             <w:r>
               <w:rPr>
                 <w:rFonts w:ascii="Courier New" w:eastAsia="Courier New" w:hAnsi="Courier New" w:cs="Courier New"/>
@@ -9046,37 +8320,7 @@
                 <w:sz w:val="18"/>
                 <w:szCs w:val="18"/>
               </w:rPr>
-              <w:t>public</w:t>
-            </w:r>
-            <w:proofErr w:type="spellEnd"/>
-            <w:r>
-              <w:rPr>
-                <w:rFonts w:ascii="Courier New" w:eastAsia="Courier New" w:hAnsi="Courier New" w:cs="Courier New"/>
-                <w:color w:val="D4D4D4"/>
-                <w:sz w:val="18"/>
-                <w:szCs w:val="18"/>
-              </w:rPr>
-              <w:t xml:space="preserve"> interface </w:t>
-            </w:r>
-            <w:proofErr w:type="spellStart"/>
-            <w:r>
-              <w:rPr>
-                <w:rFonts w:ascii="Courier New" w:eastAsia="Courier New" w:hAnsi="Courier New" w:cs="Courier New"/>
-                <w:color w:val="D4D4D4"/>
-                <w:sz w:val="18"/>
-                <w:szCs w:val="18"/>
-              </w:rPr>
-              <w:t>AnswerFormatter</w:t>
-            </w:r>
-            <w:proofErr w:type="spellEnd"/>
-            <w:r>
-              <w:rPr>
-                <w:rFonts w:ascii="Courier New" w:eastAsia="Courier New" w:hAnsi="Courier New" w:cs="Courier New"/>
-                <w:color w:val="D4D4D4"/>
-                <w:sz w:val="18"/>
-                <w:szCs w:val="18"/>
-              </w:rPr>
-              <w:t xml:space="preserve"> {</w:t>
+              <w:t>public interface AnswerFormatter {</w:t>
             </w:r>
           </w:p>
         </w:tc>
@@ -9331,29 +8575,7 @@
                 <w:szCs w:val="18"/>
                 <w:lang w:val="en-US"/>
               </w:rPr>
-              <w:t xml:space="preserve">        - Do not invent values </w:t>
-            </w:r>
-            <w:proofErr w:type="gramStart"/>
-            <w:r>
-              <w:rPr>
-                <w:rFonts w:ascii="Courier New" w:eastAsia="Courier New" w:hAnsi="Courier New" w:cs="Courier New"/>
-                <w:color w:val="D4D4D4"/>
-                <w:sz w:val="18"/>
-                <w:szCs w:val="18"/>
-                <w:lang w:val="en-US"/>
-              </w:rPr>
-              <w:t>not present</w:t>
-            </w:r>
-            <w:proofErr w:type="gramEnd"/>
-            <w:r>
-              <w:rPr>
-                <w:rFonts w:ascii="Courier New" w:eastAsia="Courier New" w:hAnsi="Courier New" w:cs="Courier New"/>
-                <w:color w:val="D4D4D4"/>
-                <w:sz w:val="18"/>
-                <w:szCs w:val="18"/>
-                <w:lang w:val="en-US"/>
-              </w:rPr>
-              <w:t xml:space="preserve"> in the database result.</w:t>
+              <w:t xml:space="preserve">        - Do not invent values not present in the database result.</w:t>
             </w:r>
           </w:p>
         </w:tc>
@@ -9683,27 +8905,7 @@
                 <w:sz w:val="18"/>
                 <w:szCs w:val="18"/>
               </w:rPr>
-              <w:t>@V("hql</w:t>
-            </w:r>
-            <w:proofErr w:type="gramStart"/>
-            <w:r>
-              <w:rPr>
-                <w:rFonts w:ascii="Courier New" w:eastAsia="Courier New" w:hAnsi="Courier New" w:cs="Courier New"/>
-                <w:color w:val="D4D4D4"/>
-                <w:sz w:val="18"/>
-                <w:szCs w:val="18"/>
-              </w:rPr>
-              <w:t xml:space="preserve">")   </w:t>
-            </w:r>
-            <w:proofErr w:type="gramEnd"/>
-            <w:r>
-              <w:rPr>
-                <w:rFonts w:ascii="Courier New" w:eastAsia="Courier New" w:hAnsi="Courier New" w:cs="Courier New"/>
-                <w:color w:val="D4D4D4"/>
-                <w:sz w:val="18"/>
-                <w:szCs w:val="18"/>
-              </w:rPr>
-              <w:t xml:space="preserve">   String hql,</w:t>
+              <w:t>@V("hql")      String hql,</w:t>
             </w:r>
           </w:p>
         </w:tc>
@@ -9803,21 +9005,12 @@
       </w:r>
     </w:p>
     <w:p>
-      <w:proofErr w:type="spellStart"/>
       <w:r>
         <w:rPr>
           <w:b/>
           <w:bCs/>
         </w:rPr>
-        <w:t>Flujo</w:t>
-      </w:r>
-      <w:proofErr w:type="spellEnd"/>
-      <w:r>
-        <w:rPr>
-          <w:b/>
-          <w:bCs/>
-        </w:rPr>
-        <w:t xml:space="preserve"> Completo — De Pregunta a Respuesta</w:t>
+        <w:t>Flujo Completo — De Pregunta a Respuesta</w:t>
       </w:r>
     </w:p>
     <w:tbl>
@@ -10079,29 +9272,7 @@
                 <w:szCs w:val="18"/>
                 <w:lang w:val="en-US"/>
               </w:rPr>
-              <w:t xml:space="preserve">       Spring AI:   chatClient.prompt().user(question</w:t>
-            </w:r>
-            <w:proofErr w:type="gramStart"/>
-            <w:r>
-              <w:rPr>
-                <w:rFonts w:ascii="Courier New" w:eastAsia="Courier New" w:hAnsi="Courier New" w:cs="Courier New"/>
-                <w:color w:val="1F3864"/>
-                <w:sz w:val="18"/>
-                <w:szCs w:val="18"/>
-                <w:lang w:val="en-US"/>
-              </w:rPr>
-              <w:t>).call</w:t>
-            </w:r>
-            <w:proofErr w:type="gramEnd"/>
-            <w:r>
-              <w:rPr>
-                <w:rFonts w:ascii="Courier New" w:eastAsia="Courier New" w:hAnsi="Courier New" w:cs="Courier New"/>
-                <w:color w:val="1F3864"/>
-                <w:sz w:val="18"/>
-                <w:szCs w:val="18"/>
-                <w:lang w:val="en-US"/>
-              </w:rPr>
-              <w:t>().content()</w:t>
+              <w:t xml:space="preserve">       Spring AI:   chatClient.prompt().user(question).call().content()</w:t>
             </w:r>
           </w:p>
         </w:tc>
@@ -10267,29 +9438,7 @@
                 <w:szCs w:val="18"/>
                 <w:lang w:val="es-ES"/>
               </w:rPr>
-              <w:t xml:space="preserve">       → new </w:t>
-            </w:r>
-            <w:proofErr w:type="gramStart"/>
-            <w:r>
-              <w:rPr>
-                <w:rFonts w:ascii="Courier New" w:eastAsia="Courier New" w:hAnsi="Courier New" w:cs="Courier New"/>
-                <w:color w:val="1F3864"/>
-                <w:sz w:val="18"/>
-                <w:szCs w:val="18"/>
-                <w:lang w:val="es-ES"/>
-              </w:rPr>
-              <w:t>QueryPlan(</w:t>
-            </w:r>
-            <w:proofErr w:type="gramEnd"/>
-            <w:r>
-              <w:rPr>
-                <w:rFonts w:ascii="Courier New" w:eastAsia="Courier New" w:hAnsi="Courier New" w:cs="Courier New"/>
-                <w:color w:val="1F3864"/>
-                <w:sz w:val="18"/>
-                <w:szCs w:val="18"/>
-                <w:lang w:val="es-ES"/>
-              </w:rPr>
-              <w:t xml:space="preserve">hql, 50)   // solo dos campos               </w:t>
+              <w:t xml:space="preserve">       → new QueryPlan(hql, 50)   // solo dos campos               </w:t>
             </w:r>
           </w:p>
         </w:tc>
@@ -10465,97 +9614,7 @@
                 <w:szCs w:val="18"/>
                 <w:lang w:val="en-US"/>
               </w:rPr>
-              <w:t xml:space="preserve">→ </w:t>
-            </w:r>
-            <w:proofErr w:type="spellStart"/>
-            <w:r>
-              <w:rPr>
-                <w:rFonts w:ascii="Courier New" w:eastAsia="Courier New" w:hAnsi="Courier New" w:cs="Courier New"/>
-                <w:color w:val="1F3864"/>
-                <w:sz w:val="18"/>
-                <w:szCs w:val="18"/>
-                <w:lang w:val="en-US"/>
-              </w:rPr>
-              <w:t>entityManager.createQuery</w:t>
-            </w:r>
-            <w:proofErr w:type="spellEnd"/>
-            <w:r>
-              <w:rPr>
-                <w:rFonts w:ascii="Courier New" w:eastAsia="Courier New" w:hAnsi="Courier New" w:cs="Courier New"/>
-                <w:color w:val="1F3864"/>
-                <w:sz w:val="18"/>
-                <w:szCs w:val="18"/>
-                <w:lang w:val="en-US"/>
-              </w:rPr>
-              <w:t>(</w:t>
-            </w:r>
-            <w:proofErr w:type="spellStart"/>
-            <w:r>
-              <w:rPr>
-                <w:rFonts w:ascii="Courier New" w:eastAsia="Courier New" w:hAnsi="Courier New" w:cs="Courier New"/>
-                <w:color w:val="1F3864"/>
-                <w:sz w:val="18"/>
-                <w:szCs w:val="18"/>
-                <w:lang w:val="en-US"/>
-              </w:rPr>
-              <w:t>hql</w:t>
-            </w:r>
-            <w:proofErr w:type="spellEnd"/>
-            <w:proofErr w:type="gramStart"/>
-            <w:r>
-              <w:rPr>
-                <w:rFonts w:ascii="Courier New" w:eastAsia="Courier New" w:hAnsi="Courier New" w:cs="Courier New"/>
-                <w:color w:val="1F3864"/>
-                <w:sz w:val="18"/>
-                <w:szCs w:val="18"/>
-                <w:lang w:val="en-US"/>
-              </w:rPr>
-              <w:t>).</w:t>
-            </w:r>
-            <w:proofErr w:type="spellStart"/>
-            <w:r>
-              <w:rPr>
-                <w:rFonts w:ascii="Courier New" w:eastAsia="Courier New" w:hAnsi="Courier New" w:cs="Courier New"/>
-                <w:color w:val="1F3864"/>
-                <w:sz w:val="18"/>
-                <w:szCs w:val="18"/>
-                <w:lang w:val="en-US"/>
-              </w:rPr>
-              <w:t>setMaxResults</w:t>
-            </w:r>
-            <w:proofErr w:type="spellEnd"/>
-            <w:proofErr w:type="gramEnd"/>
-            <w:r>
-              <w:rPr>
-                <w:rFonts w:ascii="Courier New" w:eastAsia="Courier New" w:hAnsi="Courier New" w:cs="Courier New"/>
-                <w:color w:val="1F3864"/>
-                <w:sz w:val="18"/>
-                <w:szCs w:val="18"/>
-                <w:lang w:val="en-US"/>
-              </w:rPr>
-              <w:t>(50).</w:t>
-            </w:r>
-            <w:proofErr w:type="spellStart"/>
-            <w:r>
-              <w:rPr>
-                <w:rFonts w:ascii="Courier New" w:eastAsia="Courier New" w:hAnsi="Courier New" w:cs="Courier New"/>
-                <w:color w:val="1F3864"/>
-                <w:sz w:val="18"/>
-                <w:szCs w:val="18"/>
-                <w:lang w:val="en-US"/>
-              </w:rPr>
-              <w:t>getResultList</w:t>
-            </w:r>
-            <w:proofErr w:type="spellEnd"/>
-            <w:r>
-              <w:rPr>
-                <w:rFonts w:ascii="Courier New" w:eastAsia="Courier New" w:hAnsi="Courier New" w:cs="Courier New"/>
-                <w:color w:val="1F3864"/>
-                <w:sz w:val="18"/>
-                <w:szCs w:val="18"/>
-                <w:lang w:val="en-US"/>
-              </w:rPr>
-              <w:t>()</w:t>
+              <w:t>→ entityManager.createQuery(hql).setMaxResults(50).getResultList()</w:t>
             </w:r>
           </w:p>
         </w:tc>
@@ -10603,27 +9662,7 @@
                 <w:sz w:val="18"/>
                 <w:szCs w:val="18"/>
               </w:rPr>
-              <w:t xml:space="preserve">→ </w:t>
-            </w:r>
-            <w:proofErr w:type="gramStart"/>
-            <w:r>
-              <w:rPr>
-                <w:rFonts w:ascii="Courier New" w:eastAsia="Courier New" w:hAnsi="Courier New" w:cs="Courier New"/>
-                <w:color w:val="1F3864"/>
-                <w:sz w:val="18"/>
-                <w:szCs w:val="18"/>
-              </w:rPr>
-              <w:t>formatResult(</w:t>
-            </w:r>
-            <w:proofErr w:type="gramEnd"/>
-            <w:r>
-              <w:rPr>
-                <w:rFonts w:ascii="Courier New" w:eastAsia="Courier New" w:hAnsi="Courier New" w:cs="Courier New"/>
-                <w:color w:val="1F3864"/>
-                <w:sz w:val="18"/>
-                <w:szCs w:val="18"/>
-              </w:rPr>
-              <w:t xml:space="preserve">) por cada item: Product | Category | Object[]  </w:t>
+              <w:t xml:space="preserve">→ formatResult() por cada item: Product | Category | Object[]  </w:t>
             </w:r>
           </w:p>
         </w:tc>
@@ -10672,29 +9711,7 @@
                 <w:szCs w:val="18"/>
                 <w:lang w:val="es-ES"/>
               </w:rPr>
-              <w:t xml:space="preserve">→ devuelve </w:t>
-            </w:r>
-            <w:proofErr w:type="spellStart"/>
-            <w:r>
-              <w:rPr>
-                <w:rFonts w:ascii="Courier New" w:eastAsia="Courier New" w:hAnsi="Courier New" w:cs="Courier New"/>
-                <w:color w:val="1F3864"/>
-                <w:sz w:val="18"/>
-                <w:szCs w:val="18"/>
-                <w:lang w:val="es-ES"/>
-              </w:rPr>
-              <w:t>String</w:t>
-            </w:r>
-            <w:proofErr w:type="spellEnd"/>
-            <w:r>
-              <w:rPr>
-                <w:rFonts w:ascii="Courier New" w:eastAsia="Courier New" w:hAnsi="Courier New" w:cs="Courier New"/>
-                <w:color w:val="1F3864"/>
-                <w:sz w:val="18"/>
-                <w:szCs w:val="18"/>
-                <w:lang w:val="es-ES"/>
-              </w:rPr>
-              <w:t xml:space="preserve"> con líneas formateadas </w:t>
+              <w:t xml:space="preserve">→ devuelve String con líneas formateadas </w:t>
             </w:r>
           </w:p>
         </w:tc>
@@ -10775,7 +9792,6 @@
                 <w:szCs w:val="18"/>
                 <w:lang w:val="es-ES"/>
               </w:rPr>
-              <w:lastRenderedPageBreak/>
               <w:t xml:space="preserve">  </w:t>
             </w:r>
             <w:r>
@@ -10865,29 +9881,8 @@
                 <w:szCs w:val="18"/>
                 <w:lang w:val="en-US"/>
               </w:rPr>
-              <w:t xml:space="preserve">       Spring AI:   chatClient.prompt(</w:t>
-            </w:r>
-            <w:proofErr w:type="gramStart"/>
-            <w:r>
-              <w:rPr>
-                <w:rFonts w:ascii="Courier New" w:eastAsia="Courier New" w:hAnsi="Courier New" w:cs="Courier New"/>
-                <w:color w:val="1F3864"/>
-                <w:sz w:val="18"/>
-                <w:szCs w:val="18"/>
-                <w:lang w:val="en-US"/>
-              </w:rPr>
-              <w:t>).system</w:t>
-            </w:r>
-            <w:proofErr w:type="gramEnd"/>
-            <w:r>
-              <w:rPr>
-                <w:rFonts w:ascii="Courier New" w:eastAsia="Courier New" w:hAnsi="Courier New" w:cs="Courier New"/>
-                <w:color w:val="1F3864"/>
-                <w:sz w:val="18"/>
-                <w:szCs w:val="18"/>
-                <w:lang w:val="en-US"/>
-              </w:rPr>
-              <w:t xml:space="preserve">(...).user(...).call() </w:t>
+              <w:lastRenderedPageBreak/>
+              <w:t xml:space="preserve">       Spring AI:   chatClient.prompt().system(...).user(...).call() </w:t>
             </w:r>
           </w:p>
         </w:tc>
@@ -11034,29 +10029,7 @@
                 <w:szCs w:val="18"/>
                 <w:lang w:val="es-ES"/>
               </w:rPr>
-              <w:t xml:space="preserve">→ </w:t>
-            </w:r>
-            <w:proofErr w:type="spellStart"/>
-            <w:r>
-              <w:rPr>
-                <w:rFonts w:ascii="Courier New" w:eastAsia="Courier New" w:hAnsi="Courier New" w:cs="Courier New"/>
-                <w:color w:val="1F3864"/>
-                <w:sz w:val="18"/>
-                <w:szCs w:val="18"/>
-                <w:lang w:val="es-ES"/>
-              </w:rPr>
-              <w:t>Ollama</w:t>
-            </w:r>
-            <w:proofErr w:type="spellEnd"/>
-            <w:r>
-              <w:rPr>
-                <w:rFonts w:ascii="Courier New" w:eastAsia="Courier New" w:hAnsi="Courier New" w:cs="Courier New"/>
-                <w:color w:val="1F3864"/>
-                <w:sz w:val="18"/>
-                <w:szCs w:val="18"/>
-                <w:lang w:val="es-ES"/>
-              </w:rPr>
-              <w:t xml:space="preserve"> qwen2.5:3b → respuesta en linguaje natural </w:t>
+              <w:t xml:space="preserve">→ Ollama qwen2.5:3b → respuesta en linguaje natural </w:t>
             </w:r>
           </w:p>
         </w:tc>
@@ -11124,7 +10097,7 @@
           <w:szCs w:val="20"/>
           <w:lang w:val="es-ES"/>
         </w:rPr>
-        <w:t>Código 4 — Flujo completo de ejecución: de la petición HTTP a la respuesta en lenguaje natural</w:t>
+        <w:t>Flujo completo de ejecución: de la petición HTTP a la respuesta en lenguaje natural</w:t>
       </w:r>
     </w:p>
     <w:p>
@@ -11432,29 +10405,7 @@
                 <w:szCs w:val="18"/>
                 <w:lang w:val="en-US"/>
               </w:rPr>
-              <w:t xml:space="preserve">        hql = </w:t>
-            </w:r>
-            <w:proofErr w:type="gramStart"/>
-            <w:r>
-              <w:rPr>
-                <w:rFonts w:ascii="Courier New" w:eastAsia="Courier New" w:hAnsi="Courier New" w:cs="Courier New"/>
-                <w:color w:val="D4D4D4"/>
-                <w:sz w:val="18"/>
-                <w:szCs w:val="18"/>
-                <w:lang w:val="en-US"/>
-              </w:rPr>
-              <w:t>hql.replaceFirst</w:t>
-            </w:r>
-            <w:proofErr w:type="gramEnd"/>
-            <w:r>
-              <w:rPr>
-                <w:rFonts w:ascii="Courier New" w:eastAsia="Courier New" w:hAnsi="Courier New" w:cs="Courier New"/>
-                <w:color w:val="D4D4D4"/>
-                <w:sz w:val="18"/>
-                <w:szCs w:val="18"/>
-                <w:lang w:val="en-US"/>
-              </w:rPr>
-              <w:t>("(?is)\\s*```$", "");</w:t>
+              <w:t xml:space="preserve">        hql = hql.replaceFirst("(?is)\\s*```$", "");</w:t>
             </w:r>
           </w:p>
         </w:tc>
@@ -11609,29 +10560,7 @@
                 <w:szCs w:val="18"/>
                 <w:lang w:val="en-US"/>
               </w:rPr>
-              <w:t xml:space="preserve">int semicolon = </w:t>
-            </w:r>
-            <w:proofErr w:type="gramStart"/>
-            <w:r>
-              <w:rPr>
-                <w:rFonts w:ascii="Courier New" w:eastAsia="Courier New" w:hAnsi="Courier New" w:cs="Courier New"/>
-                <w:color w:val="D4D4D4"/>
-                <w:sz w:val="18"/>
-                <w:szCs w:val="18"/>
-                <w:lang w:val="en-US"/>
-              </w:rPr>
-              <w:t>hql.indexOf</w:t>
-            </w:r>
-            <w:proofErr w:type="gramEnd"/>
-            <w:r>
-              <w:rPr>
-                <w:rFonts w:ascii="Courier New" w:eastAsia="Courier New" w:hAnsi="Courier New" w:cs="Courier New"/>
-                <w:color w:val="D4D4D4"/>
-                <w:sz w:val="18"/>
-                <w:szCs w:val="18"/>
-                <w:lang w:val="en-US"/>
-              </w:rPr>
-              <w:t>(';');</w:t>
+              <w:t>int semicolon = hql.indexOf(';');</w:t>
             </w:r>
           </w:p>
         </w:tc>
@@ -11669,29 +10598,7 @@
                 <w:szCs w:val="18"/>
                 <w:lang w:val="en-US"/>
               </w:rPr>
-              <w:t xml:space="preserve">    if (semicolon &gt;= 0) hql = </w:t>
-            </w:r>
-            <w:proofErr w:type="gramStart"/>
-            <w:r>
-              <w:rPr>
-                <w:rFonts w:ascii="Courier New" w:eastAsia="Courier New" w:hAnsi="Courier New" w:cs="Courier New"/>
-                <w:color w:val="D4D4D4"/>
-                <w:sz w:val="18"/>
-                <w:szCs w:val="18"/>
-                <w:lang w:val="en-US"/>
-              </w:rPr>
-              <w:t>hql.substring</w:t>
-            </w:r>
-            <w:proofErr w:type="gramEnd"/>
-            <w:r>
-              <w:rPr>
-                <w:rFonts w:ascii="Courier New" w:eastAsia="Courier New" w:hAnsi="Courier New" w:cs="Courier New"/>
-                <w:color w:val="D4D4D4"/>
-                <w:sz w:val="18"/>
-                <w:szCs w:val="18"/>
-                <w:lang w:val="en-US"/>
-              </w:rPr>
-              <w:t>(0, semicolon);</w:t>
+              <w:t xml:space="preserve">    if (semicolon &gt;= 0) hql = hql.substring(0, semicolon);</w:t>
             </w:r>
           </w:p>
         </w:tc>
@@ -11763,27 +10670,7 @@
                 <w:sz w:val="18"/>
                 <w:szCs w:val="18"/>
               </w:rPr>
-              <w:t xml:space="preserve">return </w:t>
-            </w:r>
-            <w:proofErr w:type="gramStart"/>
-            <w:r>
-              <w:rPr>
-                <w:rFonts w:ascii="Courier New" w:eastAsia="Courier New" w:hAnsi="Courier New" w:cs="Courier New"/>
-                <w:color w:val="D4D4D4"/>
-                <w:sz w:val="18"/>
-                <w:szCs w:val="18"/>
-              </w:rPr>
-              <w:t>hql.trim</w:t>
-            </w:r>
-            <w:proofErr w:type="gramEnd"/>
-            <w:r>
-              <w:rPr>
-                <w:rFonts w:ascii="Courier New" w:eastAsia="Courier New" w:hAnsi="Courier New" w:cs="Courier New"/>
-                <w:color w:val="D4D4D4"/>
-                <w:sz w:val="18"/>
-                <w:szCs w:val="18"/>
-              </w:rPr>
-              <w:t>();</w:t>
+              <w:t>return hql.trim();</w:t>
             </w:r>
           </w:p>
         </w:tc>
@@ -11843,7 +10730,27 @@
           <w:sz w:val="20"/>
           <w:szCs w:val="20"/>
         </w:rPr>
-        <w:t>Código 5 — DatabaseAssistant.java — sanitizeHql(): normaliza el output del LLM (elimina markdown fences)</w:t>
+        <w:t xml:space="preserve">Código </w:t>
+      </w:r>
+      <w:r>
+        <w:rPr>
+          <w:i/>
+          <w:iCs/>
+          <w:color w:val="595959"/>
+          <w:sz w:val="20"/>
+          <w:szCs w:val="20"/>
+        </w:rPr>
+        <w:t>4</w:t>
+      </w:r>
+      <w:r>
+        <w:rPr>
+          <w:i/>
+          <w:iCs/>
+          <w:color w:val="595959"/>
+          <w:sz w:val="20"/>
+          <w:szCs w:val="20"/>
+        </w:rPr>
+        <w:t xml:space="preserve"> — DatabaseAssistant.java — sanitizeHql(): normaliza el output del LLM (elimina markdown fences)</w:t>
       </w:r>
     </w:p>
     <w:p/>
@@ -12070,29 +10977,7 @@
                 <w:szCs w:val="18"/>
                 <w:lang w:val="en-US"/>
               </w:rPr>
-              <w:t xml:space="preserve">        String cat = </w:t>
-            </w:r>
-            <w:proofErr w:type="gramStart"/>
-            <w:r>
-              <w:rPr>
-                <w:rFonts w:ascii="Courier New" w:eastAsia="Courier New" w:hAnsi="Courier New" w:cs="Courier New"/>
-                <w:color w:val="D4D4D4"/>
-                <w:sz w:val="18"/>
-                <w:szCs w:val="18"/>
-                <w:lang w:val="en-US"/>
-              </w:rPr>
-              <w:t>product.getCategory</w:t>
-            </w:r>
-            <w:proofErr w:type="gramEnd"/>
-            <w:r>
-              <w:rPr>
-                <w:rFonts w:ascii="Courier New" w:eastAsia="Courier New" w:hAnsi="Courier New" w:cs="Courier New"/>
-                <w:color w:val="D4D4D4"/>
-                <w:sz w:val="18"/>
-                <w:szCs w:val="18"/>
-                <w:lang w:val="en-US"/>
-              </w:rPr>
-              <w:t>() == null</w:t>
+              <w:t xml:space="preserve">        String cat = product.getCategory() == null</w:t>
             </w:r>
           </w:p>
         </w:tc>
@@ -12136,27 +11021,7 @@
                 <w:sz w:val="18"/>
                 <w:szCs w:val="18"/>
               </w:rPr>
-              <w:t xml:space="preserve">? </w:t>
-            </w:r>
-            <w:proofErr w:type="gramStart"/>
-            <w:r>
-              <w:rPr>
-                <w:rFonts w:ascii="Courier New" w:eastAsia="Courier New" w:hAnsi="Courier New" w:cs="Courier New"/>
-                <w:color w:val="D4D4D4"/>
-                <w:sz w:val="18"/>
-                <w:szCs w:val="18"/>
-              </w:rPr>
-              <w:t>null :</w:t>
-            </w:r>
-            <w:proofErr w:type="gramEnd"/>
-            <w:r>
-              <w:rPr>
-                <w:rFonts w:ascii="Courier New" w:eastAsia="Courier New" w:hAnsi="Courier New" w:cs="Courier New"/>
-                <w:color w:val="D4D4D4"/>
-                <w:sz w:val="18"/>
-                <w:szCs w:val="18"/>
-              </w:rPr>
-              <w:t xml:space="preserve"> product.getCategory().getName();</w:t>
+              <w:t>? null : product.getCategory().getName();</w:t>
             </w:r>
           </w:p>
         </w:tc>
@@ -12232,29 +11097,7 @@
                 <w:szCs w:val="18"/>
                 <w:lang w:val="en-US"/>
               </w:rPr>
-              <w:t xml:space="preserve">               </w:t>
-            </w:r>
-            <w:proofErr w:type="gramStart"/>
-            <w:r>
-              <w:rPr>
-                <w:rFonts w:ascii="Courier New" w:eastAsia="Courier New" w:hAnsi="Courier New" w:cs="Courier New"/>
-                <w:color w:val="D4D4D4"/>
-                <w:sz w:val="18"/>
-                <w:szCs w:val="18"/>
-                <w:lang w:val="en-US"/>
-              </w:rPr>
-              <w:t>.formatted</w:t>
-            </w:r>
-            <w:proofErr w:type="gramEnd"/>
-            <w:r>
-              <w:rPr>
-                <w:rFonts w:ascii="Courier New" w:eastAsia="Courier New" w:hAnsi="Courier New" w:cs="Courier New"/>
-                <w:color w:val="D4D4D4"/>
-                <w:sz w:val="18"/>
-                <w:szCs w:val="18"/>
-                <w:lang w:val="en-US"/>
-              </w:rPr>
-              <w:t>(product.getName(), product.getPrice(),</w:t>
+              <w:t xml:space="preserve">               .formatted(product.getName(), product.getPrice(),</w:t>
             </w:r>
           </w:p>
         </w:tc>
@@ -12289,10 +11132,8 @@
                 <w:szCs w:val="18"/>
                 <w:lang w:val="en-US"/>
               </w:rPr>
-              <w:lastRenderedPageBreak/>
               <w:t xml:space="preserve">                          </w:t>
             </w:r>
-            <w:proofErr w:type="gramStart"/>
             <w:r>
               <w:rPr>
                 <w:rFonts w:ascii="Courier New" w:eastAsia="Courier New" w:hAnsi="Courier New" w:cs="Courier New"/>
@@ -12300,17 +11141,7 @@
                 <w:sz w:val="18"/>
                 <w:szCs w:val="18"/>
               </w:rPr>
-              <w:t>product.getStock</w:t>
-            </w:r>
-            <w:proofErr w:type="gramEnd"/>
-            <w:r>
-              <w:rPr>
-                <w:rFonts w:ascii="Courier New" w:eastAsia="Courier New" w:hAnsi="Courier New" w:cs="Courier New"/>
-                <w:color w:val="D4D4D4"/>
-                <w:sz w:val="18"/>
-                <w:szCs w:val="18"/>
-              </w:rPr>
-              <w:t>(), cat);</w:t>
+              <w:t>product.getStock(), cat);</w:t>
             </w:r>
           </w:p>
         </w:tc>
@@ -12382,6 +11213,7 @@
                 <w:szCs w:val="18"/>
                 <w:lang w:val="en-US"/>
               </w:rPr>
+              <w:lastRenderedPageBreak/>
               <w:t xml:space="preserve">    if (result instanceof Category category) {</w:t>
             </w:r>
           </w:p>
@@ -12420,29 +11252,7 @@
                 <w:szCs w:val="18"/>
                 <w:lang w:val="en-US"/>
               </w:rPr>
-              <w:t xml:space="preserve">        return "Category{name='%s'}</w:t>
-            </w:r>
-            <w:proofErr w:type="gramStart"/>
-            <w:r>
-              <w:rPr>
-                <w:rFonts w:ascii="Courier New" w:eastAsia="Courier New" w:hAnsi="Courier New" w:cs="Courier New"/>
-                <w:color w:val="D4D4D4"/>
-                <w:sz w:val="18"/>
-                <w:szCs w:val="18"/>
-                <w:lang w:val="en-US"/>
-              </w:rPr>
-              <w:t>".formatted</w:t>
-            </w:r>
-            <w:proofErr w:type="gramEnd"/>
-            <w:r>
-              <w:rPr>
-                <w:rFonts w:ascii="Courier New" w:eastAsia="Courier New" w:hAnsi="Courier New" w:cs="Courier New"/>
-                <w:color w:val="D4D4D4"/>
-                <w:sz w:val="18"/>
-                <w:szCs w:val="18"/>
-                <w:lang w:val="en-US"/>
-              </w:rPr>
-              <w:t>(category.getName());</w:t>
+              <w:t xml:space="preserve">        return "Category{name='%s'}".formatted(category.getName());</w:t>
             </w:r>
           </w:p>
         </w:tc>
@@ -12559,29 +11369,7 @@
                 <w:szCs w:val="18"/>
                 <w:lang w:val="en-US"/>
               </w:rPr>
-              <w:t xml:space="preserve">        // Queries de agregación: SELECT </w:t>
-            </w:r>
-            <w:proofErr w:type="gramStart"/>
-            <w:r>
-              <w:rPr>
-                <w:rFonts w:ascii="Courier New" w:eastAsia="Courier New" w:hAnsi="Courier New" w:cs="Courier New"/>
-                <w:color w:val="D4D4D4"/>
-                <w:sz w:val="18"/>
-                <w:szCs w:val="18"/>
-                <w:lang w:val="en-US"/>
-              </w:rPr>
-              <w:t>p.category.name</w:t>
-            </w:r>
-            <w:proofErr w:type="gramEnd"/>
-            <w:r>
-              <w:rPr>
-                <w:rFonts w:ascii="Courier New" w:eastAsia="Courier New" w:hAnsi="Courier New" w:cs="Courier New"/>
-                <w:color w:val="D4D4D4"/>
-                <w:sz w:val="18"/>
-                <w:szCs w:val="18"/>
-                <w:lang w:val="en-US"/>
-              </w:rPr>
-              <w:t>, AVG(p.price)</w:t>
+              <w:t xml:space="preserve">        // Queries de agregación: SELECT p.category.name, AVG(p.price)</w:t>
             </w:r>
           </w:p>
         </w:tc>
@@ -12656,7 +11444,6 @@
               </w:rPr>
               <w:t xml:space="preserve">                     </w:t>
             </w:r>
-            <w:proofErr w:type="gramStart"/>
             <w:r>
               <w:rPr>
                 <w:rFonts w:ascii="Courier New" w:eastAsia="Courier New" w:hAnsi="Courier New" w:cs="Courier New"/>
@@ -12664,17 +11451,7 @@
                 <w:sz w:val="18"/>
                 <w:szCs w:val="18"/>
               </w:rPr>
-              <w:t>.collect</w:t>
-            </w:r>
-            <w:proofErr w:type="gramEnd"/>
-            <w:r>
-              <w:rPr>
-                <w:rFonts w:ascii="Courier New" w:eastAsia="Courier New" w:hAnsi="Courier New" w:cs="Courier New"/>
-                <w:color w:val="D4D4D4"/>
-                <w:sz w:val="18"/>
-                <w:szCs w:val="18"/>
-              </w:rPr>
-              <w:t>(Collectors.joining(" | "));</w:t>
+              <w:t>.collect(Collectors.joining(" | "));</w:t>
             </w:r>
           </w:p>
         </w:tc>
@@ -12804,10 +11581,8 @@
           <w:szCs w:val="20"/>
           <w:lang w:val="en-US"/>
         </w:rPr>
-        <w:t xml:space="preserve">Código 6 — HibernateQueryTool.java — </w:t>
-      </w:r>
-      <w:proofErr w:type="spellStart"/>
-      <w:proofErr w:type="gramStart"/>
+        <w:t xml:space="preserve">Código </w:t>
+      </w:r>
       <w:r>
         <w:rPr>
           <w:i/>
@@ -12817,9 +11592,8 @@
           <w:szCs w:val="20"/>
           <w:lang w:val="en-US"/>
         </w:rPr>
-        <w:t>formatResult</w:t>
-      </w:r>
-      <w:proofErr w:type="spellEnd"/>
+        <w:t>5</w:t>
+      </w:r>
       <w:r>
         <w:rPr>
           <w:i/>
@@ -12829,19 +11603,7 @@
           <w:szCs w:val="20"/>
           <w:lang w:val="en-US"/>
         </w:rPr>
-        <w:t>(</w:t>
-      </w:r>
-      <w:proofErr w:type="gramEnd"/>
-      <w:r>
-        <w:rPr>
-          <w:i/>
-          <w:iCs/>
-          <w:color w:val="595959"/>
-          <w:sz w:val="20"/>
-          <w:szCs w:val="20"/>
-          <w:lang w:val="en-US"/>
-        </w:rPr>
-        <w:t>) con pattern matching Java 21</w:t>
+        <w:t xml:space="preserve"> — HibernateQueryTool.java — formatResult() con pattern matching Java 21</w:t>
       </w:r>
     </w:p>
     <w:p>
@@ -12858,29 +11620,7 @@
         <w:rPr>
           <w:lang w:val="es-ES"/>
         </w:rPr>
-        <w:t xml:space="preserve">El caso </w:t>
-      </w:r>
-      <w:proofErr w:type="spellStart"/>
-      <w:proofErr w:type="gramStart"/>
-      <w:r>
-        <w:rPr>
-          <w:lang w:val="es-ES"/>
-        </w:rPr>
-        <w:t>Object</w:t>
-      </w:r>
-      <w:proofErr w:type="spellEnd"/>
-      <w:r>
-        <w:rPr>
-          <w:lang w:val="es-ES"/>
-        </w:rPr>
-        <w:t>[</w:t>
-      </w:r>
-      <w:proofErr w:type="gramEnd"/>
-      <w:r>
-        <w:rPr>
-          <w:lang w:val="es-ES"/>
-        </w:rPr>
-        <w:t xml:space="preserve">] trata queries de agregación donde Hibernate devuelve arrays — por ejemplo, SELECT p.category.name, AVG(p.price) ... </w:t>
+        <w:t xml:space="preserve">El caso Object[] trata queries de agregación donde Hibernate devuelve arrays — por ejemplo, SELECT p.category.name, AVG(p.price) ... </w:t>
       </w:r>
       <w:r>
         <w:rPr>
@@ -13129,27 +11869,7 @@
                 <w:sz w:val="18"/>
                 <w:szCs w:val="18"/>
               </w:rPr>
-              <w:t>@</w:t>
-            </w:r>
-            <w:proofErr w:type="gramStart"/>
-            <w:r>
-              <w:rPr>
-                <w:rFonts w:ascii="Courier New" w:eastAsia="Courier New" w:hAnsi="Courier New" w:cs="Courier New"/>
-                <w:color w:val="D4D4D4"/>
-                <w:sz w:val="18"/>
-                <w:szCs w:val="18"/>
-              </w:rPr>
-              <w:t>Tool(</w:t>
-            </w:r>
-            <w:proofErr w:type="gramEnd"/>
-            <w:r>
-              <w:rPr>
-                <w:rFonts w:ascii="Courier New" w:eastAsia="Courier New" w:hAnsi="Courier New" w:cs="Courier New"/>
-                <w:color w:val="D4D4D4"/>
-                <w:sz w:val="18"/>
-                <w:szCs w:val="18"/>
-              </w:rPr>
-              <w:t>"""</w:t>
+              <w:t>@Tool("""</w:t>
             </w:r>
           </w:p>
         </w:tc>
@@ -13345,29 +12065,7 @@
                 <w:szCs w:val="18"/>
                 <w:lang w:val="en-US"/>
               </w:rPr>
-              <w:t xml:space="preserve">    - Use Java field names (</w:t>
-            </w:r>
-            <w:proofErr w:type="gramStart"/>
-            <w:r>
-              <w:rPr>
-                <w:rFonts w:ascii="Courier New" w:eastAsia="Courier New" w:hAnsi="Courier New" w:cs="Courier New"/>
-                <w:color w:val="D4D4D4"/>
-                <w:sz w:val="18"/>
-                <w:szCs w:val="18"/>
-                <w:lang w:val="en-US"/>
-              </w:rPr>
-              <w:t>p.price</w:t>
-            </w:r>
-            <w:proofErr w:type="gramEnd"/>
-            <w:r>
-              <w:rPr>
-                <w:rFonts w:ascii="Courier New" w:eastAsia="Courier New" w:hAnsi="Courier New" w:cs="Courier New"/>
-                <w:color w:val="D4D4D4"/>
-                <w:sz w:val="18"/>
-                <w:szCs w:val="18"/>
-                <w:lang w:val="en-US"/>
-              </w:rPr>
-              <w:t>, p.category.name, p.stock)</w:t>
+              <w:t xml:space="preserve">    - Use Java field names (p.price, p.category.name, p.stock)</w:t>
             </w:r>
           </w:p>
         </w:tc>
@@ -13443,29 +12141,7 @@
                 <w:szCs w:val="18"/>
                 <w:lang w:val="en-US"/>
               </w:rPr>
-              <w:t xml:space="preserve">    Entities: </w:t>
-            </w:r>
-            <w:proofErr w:type="gramStart"/>
-            <w:r>
-              <w:rPr>
-                <w:rFonts w:ascii="Courier New" w:eastAsia="Courier New" w:hAnsi="Courier New" w:cs="Courier New"/>
-                <w:color w:val="D4D4D4"/>
-                <w:sz w:val="18"/>
-                <w:szCs w:val="18"/>
-                <w:lang w:val="en-US"/>
-              </w:rPr>
-              <w:t>Product(</w:t>
-            </w:r>
-            <w:proofErr w:type="gramEnd"/>
-            <w:r>
-              <w:rPr>
-                <w:rFonts w:ascii="Courier New" w:eastAsia="Courier New" w:hAnsi="Courier New" w:cs="Courier New"/>
-                <w:color w:val="D4D4D4"/>
-                <w:sz w:val="18"/>
-                <w:szCs w:val="18"/>
-                <w:lang w:val="en-US"/>
-              </w:rPr>
-              <w:t>id, name, price, stock, category), Category(id, name)</w:t>
+              <w:t xml:space="preserve">    Entities: Product(id, name, price, stock, category), Category(id, name)</w:t>
             </w:r>
           </w:p>
         </w:tc>
@@ -13741,27 +12417,7 @@
                 <w:sz w:val="18"/>
                 <w:szCs w:val="18"/>
               </w:rPr>
-              <w:t xml:space="preserve">return </w:t>
-            </w:r>
-            <w:proofErr w:type="gramStart"/>
-            <w:r>
-              <w:rPr>
-                <w:rFonts w:ascii="Courier New" w:eastAsia="Courier New" w:hAnsi="Courier New" w:cs="Courier New"/>
-                <w:color w:val="D4D4D4"/>
-                <w:sz w:val="18"/>
-                <w:szCs w:val="18"/>
-              </w:rPr>
-              <w:t>executeHqlQuery(</w:t>
-            </w:r>
-            <w:proofErr w:type="gramEnd"/>
-            <w:r>
-              <w:rPr>
-                <w:rFonts w:ascii="Courier New" w:eastAsia="Courier New" w:hAnsi="Courier New" w:cs="Courier New"/>
-                <w:color w:val="D4D4D4"/>
-                <w:sz w:val="18"/>
-                <w:szCs w:val="18"/>
-              </w:rPr>
-              <w:t>hqlQuery, 50);</w:t>
+              <w:t>return executeHqlQuery(hqlQuery, 50);</w:t>
             </w:r>
           </w:p>
         </w:tc>
@@ -13823,10 +12479,8 @@
           <w:szCs w:val="20"/>
           <w:lang w:val="es-ES"/>
         </w:rPr>
-        <w:lastRenderedPageBreak/>
-        <w:t xml:space="preserve">Código 7 — HibernateQueryTool.java — anotaciones @Tool y @P listas para </w:t>
-      </w:r>
-      <w:proofErr w:type="spellStart"/>
+        <w:t xml:space="preserve">Código </w:t>
+      </w:r>
       <w:r>
         <w:rPr>
           <w:i/>
@@ -13836,9 +12490,8 @@
           <w:szCs w:val="20"/>
           <w:lang w:val="es-ES"/>
         </w:rPr>
-        <w:t>function</w:t>
-      </w:r>
-      <w:proofErr w:type="spellEnd"/>
+        <w:t>6</w:t>
+      </w:r>
       <w:r>
         <w:rPr>
           <w:i/>
@@ -13848,79 +12501,7 @@
           <w:szCs w:val="20"/>
           <w:lang w:val="es-ES"/>
         </w:rPr>
-        <w:t xml:space="preserve"> </w:t>
-      </w:r>
-      <w:proofErr w:type="spellStart"/>
-      <w:r>
-        <w:rPr>
-          <w:i/>
-          <w:iCs/>
-          <w:color w:val="595959"/>
-          <w:sz w:val="20"/>
-          <w:szCs w:val="20"/>
-          <w:lang w:val="es-ES"/>
-        </w:rPr>
-        <w:t>calling</w:t>
-      </w:r>
-      <w:proofErr w:type="spellEnd"/>
-      <w:r>
-        <w:rPr>
-          <w:i/>
-          <w:iCs/>
-          <w:color w:val="595959"/>
-          <w:sz w:val="20"/>
-          <w:szCs w:val="20"/>
-          <w:lang w:val="es-ES"/>
-        </w:rPr>
-        <w:t xml:space="preserve"> (demo-</w:t>
-      </w:r>
-      <w:proofErr w:type="spellStart"/>
-      <w:r>
-        <w:rPr>
-          <w:i/>
-          <w:iCs/>
-          <w:color w:val="595959"/>
-          <w:sz w:val="20"/>
-          <w:szCs w:val="20"/>
-          <w:lang w:val="es-ES"/>
-        </w:rPr>
-        <w:t>hibernate</w:t>
-      </w:r>
-      <w:proofErr w:type="spellEnd"/>
-      <w:r>
-        <w:rPr>
-          <w:i/>
-          <w:iCs/>
-          <w:color w:val="595959"/>
-          <w:sz w:val="20"/>
-          <w:szCs w:val="20"/>
-          <w:lang w:val="es-ES"/>
-        </w:rPr>
-        <w:t>-</w:t>
-      </w:r>
-      <w:proofErr w:type="spellStart"/>
-      <w:r>
-        <w:rPr>
-          <w:i/>
-          <w:iCs/>
-          <w:color w:val="595959"/>
-          <w:sz w:val="20"/>
-          <w:szCs w:val="20"/>
-          <w:lang w:val="es-ES"/>
-        </w:rPr>
-        <w:t>ai</w:t>
-      </w:r>
-      <w:proofErr w:type="spellEnd"/>
-      <w:r>
-        <w:rPr>
-          <w:i/>
-          <w:iCs/>
-          <w:color w:val="595959"/>
-          <w:sz w:val="20"/>
-          <w:szCs w:val="20"/>
-          <w:lang w:val="es-ES"/>
-        </w:rPr>
-        <w:t>)</w:t>
+        <w:t xml:space="preserve"> — HibernateQueryTool.java — anotaciones @Tool y @P listas para function calling (demo-hibernate-ai)</w:t>
       </w:r>
     </w:p>
     <w:p>
@@ -14022,7 +12603,7 @@
               </wp:anchor>
             </w:drawing>
           </mc:Choice>
-          <mc:Fallback xmlns:ns9="http://schemas.openxmlformats.org/drawingml/2006/picture" xmlns:ns5="http://schemas.openxmlformats.org/drawingml/2006/main" xmlns:ns11="http://schemas.microsoft.com/office/drawing/2010/main">
+          <mc:Fallback xmlns:ns11="http://schemas.microsoft.com/office/drawing/2010/main" xmlns:ns5="http://schemas.openxmlformats.org/drawingml/2006/main" xmlns:ns9="http://schemas.openxmlformats.org/drawingml/2006/picture">
             <w:pict>
               <v:line w14:anchorId="243D5FCB" id="Conexão Reta 3" o:spid="_x0000_s1026" style="position:absolute;z-index:251717632;visibility:visible;mso-wrap-style:square;mso-wrap-distance-left:9pt;mso-wrap-distance-top:0;mso-wrap-distance-right:9pt;mso-wrap-distance-bottom:0;mso-position-horizontal:absolute;mso-position-horizontal-relative:text;mso-position-vertical:absolute;mso-position-vertical-relative:text" from="0,0" to="484.2pt,0" o:gfxdata="UEsDBBQABgAIAAAAIQC2gziS/gAAAOEBAAATAAAAW0NvbnRlbnRfVHlwZXNdLnhtbJSRQU7DMBBF 90jcwfIWJU67QAgl6YK0S0CoHGBkTxKLZGx5TGhvj5O2G0SRWNoz/78nu9wcxkFMGNg6quQqL6RA 0s5Y6ir5vt9lD1JwBDIwOMJKHpHlpr69KfdHjyxSmriSfYz+USnWPY7AufNIadK6MEJMx9ApD/oD OlTrorhX2lFEilmcO2RdNtjC5xDF9pCuTyYBB5bi6bQ4syoJ3g9WQ0ymaiLzg5KdCXlKLjvcW893 SUOqXwnz5DrgnHtJTxOsQfEKIT7DmDSUCaxw7Rqn8787ZsmRM9e2VmPeBN4uqYvTtW7jvijg9N/y JsXecLq0q+WD6m8AAAD//wMAUEsDBBQABgAIAAAAIQA4/SH/1gAAAJQBAAALAAAAX3JlbHMvLnJl bHOkkMFqwzAMhu+DvYPRfXGawxijTi+j0GvpHsDYimMaW0Yy2fr2M4PBMnrbUb/Q94l/f/hMi1qR JVI2sOt6UJgd+ZiDgffL8ekFlFSbvV0oo4EbChzGx4f9GRdb25HMsYhqlCwG5lrLq9biZkxWOiqY 22YiTra2kYMu1l1tQD30/bPm3wwYN0x18gb45AdQl1tp5j/sFB2T0FQ7R0nTNEV3j6o9feQzro1i OWA14Fm+Q8a1a8+Bvu/d/dMb2JY5uiPbhG/ktn4cqGU/er3pcvwCAAD//wMAUEsDBBQABgAIAAAA IQCZ2PQonAEAAJQDAAAOAAAAZHJzL2Uyb0RvYy54bWysU01P3DAQvVfqf7B8Z5MAQm202T2A4FK1 qMAPMM54Y8n2WLbZZP99x97dLGorIRAXxx/z3sx7M1muJ2vYFkLU6DreLGrOwEnstdt0/Onx9uwb ZzEJ1wuDDjq+g8jXq69flqNv4RwHND0ERiQutqPv+JCSb6sqygGsiAv04OhRYbAi0TFsqj6Ikdit qc7r+qoaMfQ+oIQY6fZm/8hXhV8pkOmXUhESMx2n2lJZQ1mf81qtlqLdBOEHLQ9liA9UYYV2lHSm uhFJsJeg/6GyWgaMqNJCoq1QKS2haCA1Tf2XmodBeChayJzoZ5vi59HKn9trdx/IhtHHNvr7kFVM Ktj8pfrYVMzazWbBlJiky6vm8vvFJXkqj2/VCehDTHeAluVNx412WYdoxfZHTJSMQo8hdDilLru0 M5CDjfsNiumekjUFXaYCrk1gW0H9FFKCS03uIfGV6AxT2pgZWL8NPMRnKJSJeQ94RpTM6NIMttph +F/2NB1LVvv4owN73dmCZ+x3pSnFGmp9UXgY0zxbr88FfvqZVn8AAAD//wMAUEsDBBQABgAIAAAA IQBdcTjb3gAAAAcBAAAPAAAAZHJzL2Rvd25yZXYueG1sTI9Ba8JAEIXvBf/DMkJvdVMpYmM2IpZS KxSpLdjjmp0m0exs2F1N/Pcde2kvDx6PefO9bN7bRpzRh9qRgvtRAgKpcKamUsHnx/PdFESImoxu HKGCCwaY54ObTKfGdfSO520sBZdQSLWCKsY2lTIUFVodRq5F4uzbeasjW19K43XH5baR4ySZSKtr 4g+VbnFZYXHcnqyCN79aLRfry4E2X7bbjde7zWv/otTtsH+asSxmICL28e8CrhuYH3IG27sTmSAa Bbwm/ipnj5PpA4j91co8k//58x8AAAD//wMAUEsBAi0AFAAGAAgAAAAhALaDOJL+AAAA4QEAABMA AAAAAAAAAAAAAAAAAAAAAFtDb250ZW50X1R5cGVzXS54bWxQSwECLQAUAAYACAAAACEAOP0h/9YA AACUAQAACwAAAAAAAAAAAAAAAAAvAQAAX3JlbHMvLnJlbHNQSwECLQAUAAYACAAAACEAmdj0KJwB AACUAwAADgAAAAAAAAAAAAAAAAAuAgAAZHJzL2Uyb0RvYy54bWxQSwECLQAUAAYACAAAACEAXXE4 294AAAAHAQAADwAAAAAAAAAAAAAAAAD2AwAAZHJzL2Rvd25yZXYueG1sUEsFBgAAAAAEAAQA8wAA AAEFAAAAAA== " strokecolor="#156082 [3204]" strokeweight=".5pt">
                 <v:stroke joinstyle="miter"/>
@@ -14273,11 +12854,6 @@
         </w:tc>
       </w:tr>
     </w:tbl>
-    <w:p>
-      <w:pPr>
-        <w:spacing w:before="60" w:after="60"/>
-      </w:pPr>
-    </w:p>
     <w:p>
       <w:pPr>
         <w:pStyle w:val="Ttulo3"/>
@@ -14349,7 +12925,7 @@
               </wp:anchor>
             </w:drawing>
           </mc:Choice>
-          <mc:Fallback xmlns:ns9="http://schemas.openxmlformats.org/drawingml/2006/picture" xmlns:ns5="http://schemas.openxmlformats.org/drawingml/2006/main" xmlns:ns11="http://schemas.microsoft.com/office/drawing/2010/main">
+          <mc:Fallback xmlns:ns11="http://schemas.microsoft.com/office/drawing/2010/main" xmlns:ns5="http://schemas.openxmlformats.org/drawingml/2006/main" xmlns:ns9="http://schemas.openxmlformats.org/drawingml/2006/picture">
             <w:pict>
               <v:line w14:anchorId="31F2A266" id="Conexão Reta 3" o:spid="_x0000_s1026" style="position:absolute;z-index:251719680;visibility:visible;mso-wrap-style:square;mso-wrap-distance-left:9pt;mso-wrap-distance-top:0;mso-wrap-distance-right:9pt;mso-wrap-distance-bottom:0;mso-position-horizontal:absolute;mso-position-horizontal-relative:text;mso-position-vertical:absolute;mso-position-vertical-relative:text" from="0,-.05pt" to="484.2pt,-.05pt" o:gfxdata="UEsDBBQABgAIAAAAIQC2gziS/gAAAOEBAAATAAAAW0NvbnRlbnRfVHlwZXNdLnhtbJSRQU7DMBBF 90jcwfIWJU67QAgl6YK0S0CoHGBkTxKLZGx5TGhvj5O2G0SRWNoz/78nu9wcxkFMGNg6quQqL6RA 0s5Y6ir5vt9lD1JwBDIwOMJKHpHlpr69KfdHjyxSmriSfYz+USnWPY7AufNIadK6MEJMx9ApD/oD OlTrorhX2lFEilmcO2RdNtjC5xDF9pCuTyYBB5bi6bQ4syoJ3g9WQ0ymaiLzg5KdCXlKLjvcW893 SUOqXwnz5DrgnHtJTxOsQfEKIT7DmDSUCaxw7Rqn8787ZsmRM9e2VmPeBN4uqYvTtW7jvijg9N/y JsXecLq0q+WD6m8AAAD//wMAUEsDBBQABgAIAAAAIQA4/SH/1gAAAJQBAAALAAAAX3JlbHMvLnJl bHOkkMFqwzAMhu+DvYPRfXGawxijTi+j0GvpHsDYimMaW0Yy2fr2M4PBMnrbUb/Q94l/f/hMi1qR JVI2sOt6UJgd+ZiDgffL8ekFlFSbvV0oo4EbChzGx4f9GRdb25HMsYhqlCwG5lrLq9biZkxWOiqY 22YiTra2kYMu1l1tQD30/bPm3wwYN0x18gb45AdQl1tp5j/sFB2T0FQ7R0nTNEV3j6o9feQzro1i OWA14Fm+Q8a1a8+Bvu/d/dMb2JY5uiPbhG/ktn4cqGU/er3pcvwCAAD//wMAUEsDBBQABgAIAAAA IQCZ2PQonAEAAJQDAAAOAAAAZHJzL2Uyb0RvYy54bWysU01P3DAQvVfqf7B8Z5MAQm202T2A4FK1 qMAPMM54Y8n2WLbZZP99x97dLGorIRAXxx/z3sx7M1muJ2vYFkLU6DreLGrOwEnstdt0/Onx9uwb ZzEJ1wuDDjq+g8jXq69flqNv4RwHND0ERiQutqPv+JCSb6sqygGsiAv04OhRYbAi0TFsqj6Ikdit qc7r+qoaMfQ+oIQY6fZm/8hXhV8pkOmXUhESMx2n2lJZQ1mf81qtlqLdBOEHLQ9liA9UYYV2lHSm uhFJsJeg/6GyWgaMqNJCoq1QKS2haCA1Tf2XmodBeChayJzoZ5vi59HKn9trdx/IhtHHNvr7kFVM Ktj8pfrYVMzazWbBlJiky6vm8vvFJXkqj2/VCehDTHeAluVNx412WYdoxfZHTJSMQo8hdDilLru0 M5CDjfsNiumekjUFXaYCrk1gW0H9FFKCS03uIfGV6AxT2pgZWL8NPMRnKJSJeQ94RpTM6NIMttph +F/2NB1LVvv4owN73dmCZ+x3pSnFGmp9UXgY0zxbr88FfvqZVn8AAAD//wMAUEsDBBQABgAIAAAA IQCasyRQ4AAAAAkBAAAPAAAAZHJzL2Rvd25yZXYueG1sTI9Ba8JAEIXvhf6HZQq96UYpYmM2IpZS KxSpFfS4ZqdJ2uxs2F1N/Pcde2kvA4/He/O+bN7bRpzRh9qRgtEwAYFUOFNTqWD38TyYgghRk9GN I1RwwQDz/PYm06lxHb3jeRtLwSUUUq2girFNpQxFhVaHoWuR2Pt03urI0pfSeN1xuW3kOEkm0uqa +EOlW1xWWHxvT1bBm1+tlov15Ys2B9vtx+v95rV/Uer+rn+a8VnMQETs418Crgy8H3IednQnMkE0 CpgmKhiMQLD5OJk+gDj+apln8j9B/gMAAP//AwBQSwECLQAUAAYACAAAACEAtoM4kv4AAADhAQAA EwAAAAAAAAAAAAAAAAAAAAAAW0NvbnRlbnRfVHlwZXNdLnhtbFBLAQItABQABgAIAAAAIQA4/SH/ 1gAAAJQBAAALAAAAAAAAAAAAAAAAAC8BAABfcmVscy8ucmVsc1BLAQItABQABgAIAAAAIQCZ2PQo nAEAAJQDAAAOAAAAAAAAAAAAAAAAAC4CAABkcnMvZTJvRG9jLnhtbFBLAQItABQABgAIAAAAIQCa syRQ4AAAAAkBAAAPAAAAAAAAAAAAAAAAAPYDAABkcnMvZG93bnJldi54bWxQSwUGAAAAAAQABADz AAAAAwUAAAAA " strokecolor="#156082 [3204]" strokeweight=".5pt">
                 <v:stroke joinstyle="miter"/>
@@ -14443,7 +13019,7 @@
               </wp:anchor>
             </w:drawing>
           </mc:Choice>
-          <mc:Fallback xmlns:ns9="http://schemas.openxmlformats.org/drawingml/2006/picture" xmlns:ns5="http://schemas.openxmlformats.org/drawingml/2006/main" xmlns:ns11="http://schemas.microsoft.com/office/drawing/2010/main">
+          <mc:Fallback xmlns:ns11="http://schemas.microsoft.com/office/drawing/2010/main" xmlns:ns5="http://schemas.openxmlformats.org/drawingml/2006/main" xmlns:ns9="http://schemas.openxmlformats.org/drawingml/2006/picture">
             <w:pict>
               <v:line w14:anchorId="7DA9464D" id="Conexão Reta 3" o:spid="_x0000_s1026" style="position:absolute;z-index:251721728;visibility:visible;mso-wrap-style:square;mso-wrap-distance-left:9pt;mso-wrap-distance-top:0;mso-wrap-distance-right:9pt;mso-wrap-distance-bottom:0;mso-position-horizontal:absolute;mso-position-horizontal-relative:text;mso-position-vertical:absolute;mso-position-vertical-relative:text" from="0,-.05pt" to="484.2pt,-.05pt" o:gfxdata="UEsDBBQABgAIAAAAIQC2gziS/gAAAOEBAAATAAAAW0NvbnRlbnRfVHlwZXNdLnhtbJSRQU7DMBBF 90jcwfIWJU67QAgl6YK0S0CoHGBkTxKLZGx5TGhvj5O2G0SRWNoz/78nu9wcxkFMGNg6quQqL6RA 0s5Y6ir5vt9lD1JwBDIwOMJKHpHlpr69KfdHjyxSmriSfYz+USnWPY7AufNIadK6MEJMx9ApD/oD OlTrorhX2lFEilmcO2RdNtjC5xDF9pCuTyYBB5bi6bQ4syoJ3g9WQ0ymaiLzg5KdCXlKLjvcW893 SUOqXwnz5DrgnHtJTxOsQfEKIT7DmDSUCaxw7Rqn8787ZsmRM9e2VmPeBN4uqYvTtW7jvijg9N/y JsXecLq0q+WD6m8AAAD//wMAUEsDBBQABgAIAAAAIQA4/SH/1gAAAJQBAAALAAAAX3JlbHMvLnJl bHOkkMFqwzAMhu+DvYPRfXGawxijTi+j0GvpHsDYimMaW0Yy2fr2M4PBMnrbUb/Q94l/f/hMi1qR JVI2sOt6UJgd+ZiDgffL8ekFlFSbvV0oo4EbChzGx4f9GRdb25HMsYhqlCwG5lrLq9biZkxWOiqY 22YiTra2kYMu1l1tQD30/bPm3wwYN0x18gb45AdQl1tp5j/sFB2T0FQ7R0nTNEV3j6o9feQzro1i OWA14Fm+Q8a1a8+Bvu/d/dMb2JY5uiPbhG/ktn4cqGU/er3pcvwCAAD//wMAUEsDBBQABgAIAAAA IQCZ2PQonAEAAJQDAAAOAAAAZHJzL2Uyb0RvYy54bWysU01P3DAQvVfqf7B8Z5MAQm202T2A4FK1 qMAPMM54Y8n2WLbZZP99x97dLGorIRAXxx/z3sx7M1muJ2vYFkLU6DreLGrOwEnstdt0/Onx9uwb ZzEJ1wuDDjq+g8jXq69flqNv4RwHND0ERiQutqPv+JCSb6sqygGsiAv04OhRYbAi0TFsqj6Ikdit qc7r+qoaMfQ+oIQY6fZm/8hXhV8pkOmXUhESMx2n2lJZQ1mf81qtlqLdBOEHLQ9liA9UYYV2lHSm uhFJsJeg/6GyWgaMqNJCoq1QKS2haCA1Tf2XmodBeChayJzoZ5vi59HKn9trdx/IhtHHNvr7kFVM Ktj8pfrYVMzazWbBlJiky6vm8vvFJXkqj2/VCehDTHeAluVNx412WYdoxfZHTJSMQo8hdDilLru0 M5CDjfsNiumekjUFXaYCrk1gW0H9FFKCS03uIfGV6AxT2pgZWL8NPMRnKJSJeQ94RpTM6NIMttph +F/2NB1LVvv4owN73dmCZ+x3pSnFGmp9UXgY0zxbr88FfvqZVn8AAAD//wMAUEsDBBQABgAIAAAA IQCasyRQ4AAAAAkBAAAPAAAAZHJzL2Rvd25yZXYueG1sTI9Ba8JAEIXvhf6HZQq96UYpYmM2IpZS KxSpFfS4ZqdJ2uxs2F1N/Pcde2kvA4/He/O+bN7bRpzRh9qRgtEwAYFUOFNTqWD38TyYgghRk9GN I1RwwQDz/PYm06lxHb3jeRtLwSUUUq2girFNpQxFhVaHoWuR2Pt03urI0pfSeN1xuW3kOEkm0uqa +EOlW1xWWHxvT1bBm1+tlov15Ys2B9vtx+v95rV/Uer+rn+a8VnMQETs418Crgy8H3IednQnMkE0 CpgmKhiMQLD5OJk+gDj+apln8j9B/gMAAP//AwBQSwECLQAUAAYACAAAACEAtoM4kv4AAADhAQAA EwAAAAAAAAAAAAAAAAAAAAAAW0NvbnRlbnRfVHlwZXNdLnhtbFBLAQItABQABgAIAAAAIQA4/SH/ 1gAAAJQBAAALAAAAAAAAAAAAAAAAAC8BAABfcmVscy8ucmVsc1BLAQItABQABgAIAAAAIQCZ2PQo nAEAAJQDAAAOAAAAAAAAAAAAAAAAAC4CAABkcnMvZTJvRG9jLnhtbFBLAQItABQABgAIAAAAIQCa syRQ4AAAAAkBAAAPAAAAAAAAAAAAAAAAAPYDAABkcnMvZG93bnJldi54bWxQSwUGAAAAAAQABADz AAAAAwUAAAAA " strokecolor="#156082 [3204]" strokeweight=".5pt">
                 <v:stroke joinstyle="miter"/>
@@ -14674,6 +13250,7 @@
                 <w:sz w:val="18"/>
                 <w:szCs w:val="18"/>
               </w:rPr>
+              <w:lastRenderedPageBreak/>
               <w:t xml:space="preserve">    private final HibernateQueryTool queryTool;</w:t>
             </w:r>
           </w:p>
@@ -14775,29 +13352,7 @@
                 <w:szCs w:val="18"/>
                 <w:lang w:val="en-US"/>
               </w:rPr>
-              <w:t xml:space="preserve">        </w:t>
-            </w:r>
-            <w:proofErr w:type="gramStart"/>
-            <w:r>
-              <w:rPr>
-                <w:rFonts w:ascii="Courier New" w:eastAsia="Courier New" w:hAnsi="Courier New" w:cs="Courier New"/>
-                <w:color w:val="D4D4D4"/>
-                <w:sz w:val="18"/>
-                <w:szCs w:val="18"/>
-                <w:lang w:val="en-US"/>
-              </w:rPr>
-              <w:t>this.chatClient</w:t>
-            </w:r>
-            <w:proofErr w:type="gramEnd"/>
-            <w:r>
-              <w:rPr>
-                <w:rFonts w:ascii="Courier New" w:eastAsia="Courier New" w:hAnsi="Courier New" w:cs="Courier New"/>
-                <w:color w:val="D4D4D4"/>
-                <w:sz w:val="18"/>
-                <w:szCs w:val="18"/>
-                <w:lang w:val="en-US"/>
-              </w:rPr>
-              <w:t xml:space="preserve"> = builder.build(); // auto-configurado vía spring.ai.ollama.*</w:t>
+              <w:t xml:space="preserve">        this.chatClient = builder.build(); // auto-configurado vía spring.ai.ollama.*</w:t>
             </w:r>
           </w:p>
         </w:tc>
@@ -14834,7 +13389,6 @@
               </w:rPr>
               <w:t xml:space="preserve">        </w:t>
             </w:r>
-            <w:proofErr w:type="gramStart"/>
             <w:r>
               <w:rPr>
                 <w:rFonts w:ascii="Courier New" w:eastAsia="Courier New" w:hAnsi="Courier New" w:cs="Courier New"/>
@@ -14842,17 +13396,7 @@
                 <w:sz w:val="18"/>
                 <w:szCs w:val="18"/>
               </w:rPr>
-              <w:t>this.queryTool</w:t>
-            </w:r>
-            <w:proofErr w:type="gramEnd"/>
-            <w:r>
-              <w:rPr>
-                <w:rFonts w:ascii="Courier New" w:eastAsia="Courier New" w:hAnsi="Courier New" w:cs="Courier New"/>
-                <w:color w:val="D4D4D4"/>
-                <w:sz w:val="18"/>
-                <w:szCs w:val="18"/>
-              </w:rPr>
-              <w:t xml:space="preserve">  = queryTool;</w:t>
+              <w:t>this.queryTool  = queryTool;</w:t>
             </w:r>
           </w:p>
         </w:tc>
@@ -15472,27 +14016,7 @@
                 <w:sz w:val="18"/>
                 <w:szCs w:val="18"/>
               </w:rPr>
-              <w:t>.</w:t>
-            </w:r>
-            <w:proofErr w:type="gramStart"/>
-            <w:r>
-              <w:rPr>
-                <w:rFonts w:ascii="Courier New" w:eastAsia="Courier New" w:hAnsi="Courier New" w:cs="Courier New"/>
-                <w:color w:val="D4D4D4"/>
-                <w:sz w:val="18"/>
-                <w:szCs w:val="18"/>
-              </w:rPr>
-              <w:t>user(</w:t>
-            </w:r>
-            <w:proofErr w:type="gramEnd"/>
-            <w:r>
-              <w:rPr>
-                <w:rFonts w:ascii="Courier New" w:eastAsia="Courier New" w:hAnsi="Courier New" w:cs="Courier New"/>
-                <w:color w:val="D4D4D4"/>
-                <w:sz w:val="18"/>
-                <w:szCs w:val="18"/>
-              </w:rPr>
-              <w:t>""",</w:t>
+              <w:t>.user(""",</w:t>
             </w:r>
           </w:p>
         </w:tc>
@@ -15792,9 +14316,8 @@
           <w:szCs w:val="20"/>
           <w:lang w:val="en-US"/>
         </w:rPr>
-        <w:t xml:space="preserve">Código 8 — DatabaseAssistant.java (spring-ai-hibernate-demo · Spring AI) — </w:t>
-      </w:r>
-      <w:proofErr w:type="spellStart"/>
+        <w:t xml:space="preserve">Código </w:t>
+      </w:r>
       <w:r>
         <w:rPr>
           <w:i/>
@@ -15804,9 +14327,8 @@
           <w:szCs w:val="20"/>
           <w:lang w:val="en-US"/>
         </w:rPr>
-        <w:t>ChatClient</w:t>
-      </w:r>
-      <w:proofErr w:type="spellEnd"/>
+        <w:t>7</w:t>
+      </w:r>
       <w:r>
         <w:rPr>
           <w:i/>
@@ -15816,7 +14338,7 @@
           <w:szCs w:val="20"/>
           <w:lang w:val="en-US"/>
         </w:rPr>
-        <w:t xml:space="preserve"> fluent builder</w:t>
+        <w:t xml:space="preserve"> — DatabaseAssistant.java (spring-ai-hibernate-demo · Spring AI) — ChatClient fluent builder</w:t>
       </w:r>
     </w:p>
     <w:p>
@@ -15838,21 +14360,7 @@
         <w:rPr>
           <w:lang w:val="es-ES"/>
         </w:rPr>
-        <w:t xml:space="preserve">La configuración es análoga pero con un prefijo diferente en </w:t>
-      </w:r>
-      <w:proofErr w:type="gramStart"/>
-      <w:r>
-        <w:rPr>
-          <w:lang w:val="es-ES"/>
-        </w:rPr>
-        <w:t>application.properties</w:t>
-      </w:r>
-      <w:proofErr w:type="gramEnd"/>
-      <w:r>
-        <w:rPr>
-          <w:lang w:val="es-ES"/>
-        </w:rPr>
-        <w:t>:</w:t>
+        <w:t>La configuración es análoga pero con un prefijo diferente en application.properties:</w:t>
       </w:r>
     </w:p>
     <w:tbl>
@@ -15934,43 +14442,15 @@
           <w:p>
             <w:pPr>
               <w:spacing w:before="20" w:after="20"/>
-              <w:rPr>
-                <w:lang w:val="en-US"/>
-              </w:rPr>
-            </w:pPr>
-            <w:proofErr w:type="spellStart"/>
-            <w:proofErr w:type="gramStart"/>
+            </w:pPr>
             <w:r>
               <w:rPr>
                 <w:rFonts w:ascii="Courier New" w:eastAsia="Courier New" w:hAnsi="Courier New" w:cs="Courier New"/>
                 <w:color w:val="D4D4D4"/>
                 <w:sz w:val="18"/>
                 <w:szCs w:val="18"/>
-                <w:lang w:val="en-US"/>
-              </w:rPr>
-              <w:t>spring.ai.ollama</w:t>
-            </w:r>
-            <w:proofErr w:type="gramEnd"/>
-            <w:r>
-              <w:rPr>
-                <w:rFonts w:ascii="Courier New" w:eastAsia="Courier New" w:hAnsi="Courier New" w:cs="Courier New"/>
-                <w:color w:val="D4D4D4"/>
-                <w:sz w:val="18"/>
-                <w:szCs w:val="18"/>
-                <w:lang w:val="en-US"/>
-              </w:rPr>
-              <w:t>.base-url</w:t>
-            </w:r>
-            <w:proofErr w:type="spellEnd"/>
-            <w:r>
-              <w:rPr>
-                <w:rFonts w:ascii="Courier New" w:eastAsia="Courier New" w:hAnsi="Courier New" w:cs="Courier New"/>
-                <w:color w:val="D4D4D4"/>
-                <w:sz w:val="18"/>
-                <w:szCs w:val="18"/>
-                <w:lang w:val="en-US"/>
-              </w:rPr>
-              <w:t>=http://localhost:11434</w:t>
+              </w:rPr>
+              <w:t>spring.ai.ollama.base-url=http://localhost:11434</w:t>
             </w:r>
           </w:p>
         </w:tc>
@@ -15996,31 +14476,15 @@
           <w:p>
             <w:pPr>
               <w:spacing w:before="20" w:after="20"/>
-              <w:rPr>
-                <w:lang w:val="en-US"/>
-              </w:rPr>
-            </w:pPr>
-            <w:proofErr w:type="gramStart"/>
+            </w:pPr>
             <w:r>
               <w:rPr>
                 <w:rFonts w:ascii="Courier New" w:eastAsia="Courier New" w:hAnsi="Courier New" w:cs="Courier New"/>
                 <w:color w:val="D4D4D4"/>
                 <w:sz w:val="18"/>
                 <w:szCs w:val="18"/>
-                <w:lang w:val="en-US"/>
-              </w:rPr>
-              <w:t>spring.ai.ollama</w:t>
-            </w:r>
-            <w:proofErr w:type="gramEnd"/>
-            <w:r>
-              <w:rPr>
-                <w:rFonts w:ascii="Courier New" w:eastAsia="Courier New" w:hAnsi="Courier New" w:cs="Courier New"/>
-                <w:color w:val="D4D4D4"/>
-                <w:sz w:val="18"/>
-                <w:szCs w:val="18"/>
-                <w:lang w:val="en-US"/>
-              </w:rPr>
-              <w:t>.chat.options.model=qwen2.5:3b</w:t>
+              </w:rPr>
+              <w:t>spring.ai.ollama.chat.options.model=qwen2.5:3b</w:t>
             </w:r>
           </w:p>
         </w:tc>
@@ -16050,8 +14514,6 @@
                 <w:lang w:val="en-US"/>
               </w:rPr>
             </w:pPr>
-            <w:proofErr w:type="spellStart"/>
-            <w:proofErr w:type="gramStart"/>
             <w:r>
               <w:rPr>
                 <w:rFonts w:ascii="Courier New" w:eastAsia="Courier New" w:hAnsi="Courier New" w:cs="Courier New"/>
@@ -16060,29 +14522,7 @@
                 <w:szCs w:val="18"/>
                 <w:lang w:val="en-US"/>
               </w:rPr>
-              <w:t>spring.ai.ollama</w:t>
-            </w:r>
-            <w:proofErr w:type="gramEnd"/>
-            <w:r>
-              <w:rPr>
-                <w:rFonts w:ascii="Courier New" w:eastAsia="Courier New" w:hAnsi="Courier New" w:cs="Courier New"/>
-                <w:color w:val="D4D4D4"/>
-                <w:sz w:val="18"/>
-                <w:szCs w:val="18"/>
-                <w:lang w:val="en-US"/>
-              </w:rPr>
-              <w:t>.chat.options.temperature</w:t>
-            </w:r>
-            <w:proofErr w:type="spellEnd"/>
-            <w:r>
-              <w:rPr>
-                <w:rFonts w:ascii="Courier New" w:eastAsia="Courier New" w:hAnsi="Courier New" w:cs="Courier New"/>
-                <w:color w:val="D4D4D4"/>
-                <w:sz w:val="18"/>
-                <w:szCs w:val="18"/>
-                <w:lang w:val="en-US"/>
-              </w:rPr>
-              <w:t>=0.0</w:t>
+              <w:t>spring.ai.ollama.chat.options.temperature=0.0</w:t>
             </w:r>
           </w:p>
         </w:tc>
@@ -16144,27 +14584,7 @@
                 <w:sz w:val="18"/>
                 <w:szCs w:val="18"/>
               </w:rPr>
-              <w:t># LangChain4j (demo-hibernate-</w:t>
-            </w:r>
-            <w:proofErr w:type="gramStart"/>
-            <w:r>
-              <w:rPr>
-                <w:rFonts w:ascii="Courier New" w:eastAsia="Courier New" w:hAnsi="Courier New" w:cs="Courier New"/>
-                <w:color w:val="D4D4D4"/>
-                <w:sz w:val="18"/>
-                <w:szCs w:val="18"/>
-              </w:rPr>
-              <w:t>ai</w:t>
-            </w:r>
-            <w:proofErr w:type="gramEnd"/>
-            <w:r>
-              <w:rPr>
-                <w:rFonts w:ascii="Courier New" w:eastAsia="Courier New" w:hAnsi="Courier New" w:cs="Courier New"/>
-                <w:color w:val="D4D4D4"/>
-                <w:sz w:val="18"/>
-                <w:szCs w:val="18"/>
-              </w:rPr>
-              <w:t>)</w:t>
+              <w:t># LangChain4j (demo-hibernate-ai)</w:t>
             </w:r>
           </w:p>
         </w:tc>
@@ -16198,7 +14618,6 @@
                 <w:sz w:val="18"/>
                 <w:szCs w:val="18"/>
               </w:rPr>
-              <w:lastRenderedPageBreak/>
               <w:t>langchain4j.ollama.chat-model.base-url=http://localhost:11434</w:t>
             </w:r>
           </w:p>
@@ -16267,7 +14686,6 @@
                 <w:lang w:val="en-US"/>
               </w:rPr>
             </w:pPr>
-            <w:proofErr w:type="gramStart"/>
             <w:r>
               <w:rPr>
                 <w:rFonts w:ascii="Courier New" w:eastAsia="Courier New" w:hAnsi="Courier New" w:cs="Courier New"/>
@@ -16276,18 +14694,8 @@
                 <w:szCs w:val="18"/>
                 <w:lang w:val="en-US"/>
               </w:rPr>
-              <w:t>langchain4j.ollama.chat</w:t>
-            </w:r>
-            <w:proofErr w:type="gramEnd"/>
-            <w:r>
-              <w:rPr>
-                <w:rFonts w:ascii="Courier New" w:eastAsia="Courier New" w:hAnsi="Courier New" w:cs="Courier New"/>
-                <w:color w:val="D4D4D4"/>
-                <w:sz w:val="18"/>
-                <w:szCs w:val="18"/>
-                <w:lang w:val="en-US"/>
-              </w:rPr>
-              <w:t>-model.temperature=0.0</w:t>
+              <w:lastRenderedPageBreak/>
+              <w:t>langchain4j.ollama.chat-model.temperature=0.0</w:t>
             </w:r>
           </w:p>
         </w:tc>
@@ -16315,10 +14723,8 @@
           <w:szCs w:val="20"/>
           <w:lang w:val="en-US"/>
         </w:rPr>
-        <w:t xml:space="preserve">Código 9 — </w:t>
-      </w:r>
-      <w:proofErr w:type="spellStart"/>
-      <w:proofErr w:type="gramStart"/>
+        <w:t xml:space="preserve">Código </w:t>
+      </w:r>
       <w:r>
         <w:rPr>
           <w:i/>
@@ -16328,10 +14734,8 @@
           <w:szCs w:val="20"/>
           <w:lang w:val="en-US"/>
         </w:rPr>
-        <w:t>application.properties</w:t>
-      </w:r>
-      <w:proofErr w:type="spellEnd"/>
-      <w:proofErr w:type="gramEnd"/>
+        <w:t>8</w:t>
+      </w:r>
       <w:r>
         <w:rPr>
           <w:i/>
@@ -16341,7 +14745,7 @@
           <w:szCs w:val="20"/>
           <w:lang w:val="en-US"/>
         </w:rPr>
-        <w:t xml:space="preserve"> (spring-ai-hibernate-demo)</w:t>
+        <w:t xml:space="preserve"> — application.properties (spring-ai-hibernate-demo)</w:t>
       </w:r>
     </w:p>
     <w:p>
@@ -16533,7 +14937,6 @@
             </w:tcMar>
           </w:tcPr>
           <w:p>
-            <w:proofErr w:type="spellStart"/>
             <w:r>
               <w:rPr>
                 <w:b/>
@@ -16543,7 +14946,6 @@
               </w:rPr>
               <w:t>Prompt</w:t>
             </w:r>
-            <w:proofErr w:type="spellEnd"/>
           </w:p>
         </w:tc>
         <w:tc>
@@ -16614,7 +15016,6 @@
             </w:tcMar>
           </w:tcPr>
           <w:p>
-            <w:proofErr w:type="spellStart"/>
             <w:r>
               <w:rPr>
                 <w:b/>
@@ -16624,7 +15025,6 @@
               </w:rPr>
               <w:t>Variables</w:t>
             </w:r>
-            <w:proofErr w:type="spellEnd"/>
           </w:p>
         </w:tc>
         <w:tc>
@@ -16702,9 +15102,78 @@
                 <w:sz w:val="20"/>
                 <w:szCs w:val="20"/>
               </w:rPr>
-              <w:t xml:space="preserve">Spring </w:t>
-            </w:r>
-            <w:proofErr w:type="spellStart"/>
+              <w:t>Spring bean</w:t>
+            </w:r>
+          </w:p>
+        </w:tc>
+        <w:tc>
+          <w:tcPr>
+            <w:tcW w:w="3513" w:type="dxa"/>
+            <w:shd w:val="clear" w:color="auto" w:fill="F2F2F2"/>
+            <w:tcMar>
+              <w:top w:w="80" w:type="dxa"/>
+              <w:left w:w="160" w:type="dxa"/>
+              <w:bottom w:w="80" w:type="dxa"/>
+              <w:right w:w="160" w:type="dxa"/>
+            </w:tcMar>
+          </w:tcPr>
+          <w:p>
+            <w:pPr>
+              <w:rPr>
+                <w:lang w:val="es-ES"/>
+              </w:rPr>
+            </w:pPr>
+            <w:r>
+              <w:rPr>
+                <w:sz w:val="20"/>
+                <w:szCs w:val="20"/>
+                <w:lang w:val="es-ES"/>
+              </w:rPr>
+              <w:t>La interface es bean inyectable automáticamente</w:t>
+            </w:r>
+          </w:p>
+        </w:tc>
+        <w:tc>
+          <w:tcPr>
+            <w:tcW w:w="3513" w:type="dxa"/>
+            <w:shd w:val="clear" w:color="auto" w:fill="F2F2F2"/>
+            <w:tcMar>
+              <w:top w:w="80" w:type="dxa"/>
+              <w:left w:w="160" w:type="dxa"/>
+              <w:bottom w:w="80" w:type="dxa"/>
+              <w:right w:w="160" w:type="dxa"/>
+            </w:tcMar>
+          </w:tcPr>
+          <w:p>
+            <w:pPr>
+              <w:rPr>
+                <w:lang w:val="es-ES"/>
+              </w:rPr>
+            </w:pPr>
+            <w:r>
+              <w:rPr>
+                <w:sz w:val="20"/>
+                <w:szCs w:val="20"/>
+                <w:lang w:val="es-ES"/>
+              </w:rPr>
+              <w:t>ChatClient.Builder inyectado, .build() en el constructor</w:t>
+            </w:r>
+          </w:p>
+        </w:tc>
+      </w:tr>
+      <w:tr>
+        <w:tc>
+          <w:tcPr>
+            <w:tcW w:w="2000" w:type="dxa"/>
+            <w:shd w:val="clear" w:color="auto" w:fill="FFFFFF"/>
+            <w:tcMar>
+              <w:top w:w="80" w:type="dxa"/>
+              <w:left w:w="160" w:type="dxa"/>
+              <w:bottom w:w="80" w:type="dxa"/>
+              <w:right w:w="160" w:type="dxa"/>
+            </w:tcMar>
+          </w:tcPr>
+          <w:p>
             <w:r>
               <w:rPr>
                 <w:b/>
@@ -16712,15 +15181,14 @@
                 <w:sz w:val="20"/>
                 <w:szCs w:val="20"/>
               </w:rPr>
-              <w:t>bean</w:t>
-            </w:r>
-            <w:proofErr w:type="spellEnd"/>
+              <w:t>Testabilidad</w:t>
+            </w:r>
           </w:p>
         </w:tc>
         <w:tc>
           <w:tcPr>
             <w:tcW w:w="3513" w:type="dxa"/>
-            <w:shd w:val="clear" w:color="auto" w:fill="F2F2F2"/>
+            <w:shd w:val="clear" w:color="auto" w:fill="FFFFFF"/>
             <w:tcMar>
               <w:top w:w="80" w:type="dxa"/>
               <w:left w:w="160" w:type="dxa"/>
@@ -16729,25 +15197,19 @@
             </w:tcMar>
           </w:tcPr>
           <w:p>
-            <w:pPr>
-              <w:rPr>
-                <w:lang w:val="es-ES"/>
-              </w:rPr>
-            </w:pPr>
             <w:r>
               <w:rPr>
                 <w:sz w:val="20"/>
                 <w:szCs w:val="20"/>
-                <w:lang w:val="es-ES"/>
-              </w:rPr>
-              <w:t>La interface es bean inyectable automáticamente</w:t>
+              </w:rPr>
+              <w:t>Mock de la interface (Mockito trivial)</w:t>
             </w:r>
           </w:p>
         </w:tc>
         <w:tc>
           <w:tcPr>
             <w:tcW w:w="3513" w:type="dxa"/>
-            <w:shd w:val="clear" w:color="auto" w:fill="F2F2F2"/>
+            <w:shd w:val="clear" w:color="auto" w:fill="FFFFFF"/>
             <w:tcMar>
               <w:top w:w="80" w:type="dxa"/>
               <w:left w:w="160" w:type="dxa"/>
@@ -16758,16 +15220,16 @@
           <w:p>
             <w:pPr>
               <w:rPr>
-                <w:lang w:val="es-ES"/>
+                <w:lang w:val="en-US"/>
               </w:rPr>
             </w:pPr>
             <w:r>
               <w:rPr>
                 <w:sz w:val="20"/>
                 <w:szCs w:val="20"/>
-                <w:lang w:val="es-ES"/>
-              </w:rPr>
-              <w:t>ChatClient.Builder inyectado, .build() en el constructor</w:t>
+                <w:lang w:val="en-US"/>
+              </w:rPr>
+              <w:t>Mock del ChatClient (builder chain más verboso)</w:t>
             </w:r>
           </w:p>
         </w:tc>
@@ -16776,7 +15238,7 @@
         <w:tc>
           <w:tcPr>
             <w:tcW w:w="2000" w:type="dxa"/>
-            <w:shd w:val="clear" w:color="auto" w:fill="FFFFFF"/>
+            <w:shd w:val="clear" w:color="auto" w:fill="F2F2F2"/>
             <w:tcMar>
               <w:top w:w="80" w:type="dxa"/>
               <w:left w:w="160" w:type="dxa"/>
@@ -16785,7 +15247,6 @@
             </w:tcMar>
           </w:tcPr>
           <w:p>
-            <w:proofErr w:type="spellStart"/>
             <w:r>
               <w:rPr>
                 <w:b/>
@@ -16793,15 +15254,14 @@
                 <w:sz w:val="20"/>
                 <w:szCs w:val="20"/>
               </w:rPr>
-              <w:t>Testabilidad</w:t>
-            </w:r>
-            <w:proofErr w:type="spellEnd"/>
+              <w:t>MCP</w:t>
+            </w:r>
           </w:p>
         </w:tc>
         <w:tc>
           <w:tcPr>
             <w:tcW w:w="3513" w:type="dxa"/>
-            <w:shd w:val="clear" w:color="auto" w:fill="FFFFFF"/>
+            <w:shd w:val="clear" w:color="auto" w:fill="F2F2F2"/>
             <w:tcMar>
               <w:top w:w="80" w:type="dxa"/>
               <w:left w:w="160" w:type="dxa"/>
@@ -16810,19 +15270,25 @@
             </w:tcMar>
           </w:tcPr>
           <w:p>
+            <w:pPr>
+              <w:rPr>
+                <w:lang w:val="es-ES"/>
+              </w:rPr>
+            </w:pPr>
             <w:r>
               <w:rPr>
                 <w:sz w:val="20"/>
                 <w:szCs w:val="20"/>
-              </w:rPr>
-              <w:t>Mock de la interface (Mockito trivial)</w:t>
+                <w:lang w:val="es-ES"/>
+              </w:rPr>
+              <w:t>Sí — McpServerConfig.java comentado; activar en Demo Block 4</w:t>
             </w:r>
           </w:p>
         </w:tc>
         <w:tc>
           <w:tcPr>
             <w:tcW w:w="3513" w:type="dxa"/>
-            <w:shd w:val="clear" w:color="auto" w:fill="FFFFFF"/>
+            <w:shd w:val="clear" w:color="auto" w:fill="F2F2F2"/>
             <w:tcMar>
               <w:top w:w="80" w:type="dxa"/>
               <w:left w:w="160" w:type="dxa"/>
@@ -16833,16 +15299,16 @@
           <w:p>
             <w:pPr>
               <w:rPr>
-                <w:lang w:val="en-US"/>
+                <w:lang w:val="es-ES"/>
               </w:rPr>
             </w:pPr>
             <w:r>
               <w:rPr>
                 <w:sz w:val="20"/>
                 <w:szCs w:val="20"/>
-                <w:lang w:val="en-US"/>
-              </w:rPr>
-              <w:t>Mock del ChatClient (builder chain más verboso)</w:t>
+                <w:lang w:val="es-ES"/>
+              </w:rPr>
+              <w:t>No incluido — demo centrada en la integración Spring AI + HQL</w:t>
             </w:r>
           </w:p>
         </w:tc>
@@ -16851,7 +15317,7 @@
         <w:tc>
           <w:tcPr>
             <w:tcW w:w="2000" w:type="dxa"/>
-            <w:shd w:val="clear" w:color="auto" w:fill="F2F2F2"/>
+            <w:shd w:val="clear" w:color="auto" w:fill="FFFFFF"/>
             <w:tcMar>
               <w:top w:w="80" w:type="dxa"/>
               <w:left w:w="160" w:type="dxa"/>
@@ -16867,14 +15333,14 @@
                 <w:sz w:val="20"/>
                 <w:szCs w:val="20"/>
               </w:rPr>
-              <w:t>MCP</w:t>
+              <w:t>HibernateQueryTool</w:t>
             </w:r>
           </w:p>
         </w:tc>
         <w:tc>
           <w:tcPr>
             <w:tcW w:w="3513" w:type="dxa"/>
-            <w:shd w:val="clear" w:color="auto" w:fill="F2F2F2"/>
+            <w:shd w:val="clear" w:color="auto" w:fill="FFFFFF"/>
             <w:tcMar>
               <w:top w:w="80" w:type="dxa"/>
               <w:left w:w="160" w:type="dxa"/>
@@ -16894,14 +15360,14 @@
                 <w:szCs w:val="20"/>
                 <w:lang w:val="es-ES"/>
               </w:rPr>
-              <w:t>Sí — McpServerConfig.java comentado; activar en Demo Block 4</w:t>
+              <w:t>Llamada directa de Java; @Tool/@P para function calling futuro</w:t>
             </w:r>
           </w:p>
         </w:tc>
         <w:tc>
           <w:tcPr>
             <w:tcW w:w="3513" w:type="dxa"/>
-            <w:shd w:val="clear" w:color="auto" w:fill="F2F2F2"/>
+            <w:shd w:val="clear" w:color="auto" w:fill="FFFFFF"/>
             <w:tcMar>
               <w:top w:w="80" w:type="dxa"/>
               <w:left w:w="160" w:type="dxa"/>
@@ -16921,7 +15387,7 @@
                 <w:szCs w:val="20"/>
                 <w:lang w:val="es-ES"/>
               </w:rPr>
-              <w:t>No incluido — demo centrada en la integración Spring AI + HQL</w:t>
+              <w:t>@Transactional(readOnly=true) activo; sin @Tool/@P</w:t>
             </w:r>
           </w:p>
         </w:tc>
@@ -16930,7 +15396,7 @@
         <w:tc>
           <w:tcPr>
             <w:tcW w:w="2000" w:type="dxa"/>
-            <w:shd w:val="clear" w:color="auto" w:fill="FFFFFF"/>
+            <w:shd w:val="clear" w:color="auto" w:fill="F2F2F2"/>
             <w:tcMar>
               <w:top w:w="80" w:type="dxa"/>
               <w:left w:w="160" w:type="dxa"/>
@@ -16939,7 +15405,6 @@
             </w:tcMar>
           </w:tcPr>
           <w:p>
-            <w:proofErr w:type="spellStart"/>
             <w:r>
               <w:rPr>
                 <w:b/>
@@ -16947,15 +15412,14 @@
                 <w:sz w:val="20"/>
                 <w:szCs w:val="20"/>
               </w:rPr>
-              <w:t>HibernateQueryTool</w:t>
-            </w:r>
-            <w:proofErr w:type="spellEnd"/>
+              <w:t>Configuración</w:t>
+            </w:r>
           </w:p>
         </w:tc>
         <w:tc>
           <w:tcPr>
             <w:tcW w:w="3513" w:type="dxa"/>
-            <w:shd w:val="clear" w:color="auto" w:fill="FFFFFF"/>
+            <w:shd w:val="clear" w:color="auto" w:fill="F2F2F2"/>
             <w:tcMar>
               <w:top w:w="80" w:type="dxa"/>
               <w:left w:w="160" w:type="dxa"/>
@@ -16964,25 +15428,19 @@
             </w:tcMar>
           </w:tcPr>
           <w:p>
-            <w:pPr>
-              <w:rPr>
-                <w:lang w:val="es-ES"/>
-              </w:rPr>
-            </w:pPr>
             <w:r>
               <w:rPr>
                 <w:sz w:val="20"/>
                 <w:szCs w:val="20"/>
-                <w:lang w:val="es-ES"/>
-              </w:rPr>
-              <w:t>Llamada directa de Java; @Tool/@P para function calling futuro</w:t>
+              </w:rPr>
+              <w:t>langchain4j.ollama.chat-model.*</w:t>
             </w:r>
           </w:p>
         </w:tc>
         <w:tc>
           <w:tcPr>
             <w:tcW w:w="3513" w:type="dxa"/>
-            <w:shd w:val="clear" w:color="auto" w:fill="FFFFFF"/>
+            <w:shd w:val="clear" w:color="auto" w:fill="F2F2F2"/>
             <w:tcMar>
               <w:top w:w="80" w:type="dxa"/>
               <w:left w:w="160" w:type="dxa"/>
@@ -16993,16 +15451,16 @@
           <w:p>
             <w:pPr>
               <w:rPr>
-                <w:lang w:val="es-ES"/>
+                <w:lang w:val="en-US"/>
               </w:rPr>
             </w:pPr>
             <w:r>
               <w:rPr>
                 <w:sz w:val="20"/>
                 <w:szCs w:val="20"/>
-                <w:lang w:val="es-ES"/>
-              </w:rPr>
-              <w:t>@Transactional(readOnly=true) activo; sin @Tool/@P</w:t>
+                <w:lang w:val="en-US"/>
+              </w:rPr>
+              <w:t>spring.ai.ollama.chat.options.*</w:t>
             </w:r>
           </w:p>
         </w:tc>
@@ -17011,7 +15469,7 @@
         <w:tc>
           <w:tcPr>
             <w:tcW w:w="2000" w:type="dxa"/>
-            <w:shd w:val="clear" w:color="auto" w:fill="F2F2F2"/>
+            <w:shd w:val="clear" w:color="auto" w:fill="FFFFFF"/>
             <w:tcMar>
               <w:top w:w="80" w:type="dxa"/>
               <w:left w:w="160" w:type="dxa"/>
@@ -17020,7 +15478,6 @@
             </w:tcMar>
           </w:tcPr>
           <w:p>
-            <w:proofErr w:type="spellStart"/>
             <w:r>
               <w:rPr>
                 <w:b/>
@@ -17028,15 +15485,14 @@
                 <w:sz w:val="20"/>
                 <w:szCs w:val="20"/>
               </w:rPr>
-              <w:t>Configuración</w:t>
-            </w:r>
-            <w:proofErr w:type="spellEnd"/>
+              <w:t>Versión usada</w:t>
+            </w:r>
           </w:p>
         </w:tc>
         <w:tc>
           <w:tcPr>
             <w:tcW w:w="3513" w:type="dxa"/>
-            <w:shd w:val="clear" w:color="auto" w:fill="F2F2F2"/>
+            <w:shd w:val="clear" w:color="auto" w:fill="FFFFFF"/>
             <w:tcMar>
               <w:top w:w="80" w:type="dxa"/>
               <w:left w:w="160" w:type="dxa"/>
@@ -17050,14 +15506,14 @@
                 <w:sz w:val="20"/>
                 <w:szCs w:val="20"/>
               </w:rPr>
-              <w:t>langchain4j.ollama.chat-model.*</w:t>
+              <w:t>LangChain4j 0.36.2 / Spring Boot 3.3.5</w:t>
             </w:r>
           </w:p>
         </w:tc>
         <w:tc>
           <w:tcPr>
             <w:tcW w:w="3513" w:type="dxa"/>
-            <w:shd w:val="clear" w:color="auto" w:fill="F2F2F2"/>
+            <w:shd w:val="clear" w:color="auto" w:fill="FFFFFF"/>
             <w:tcMar>
               <w:top w:w="80" w:type="dxa"/>
               <w:left w:w="160" w:type="dxa"/>
@@ -17066,18 +15522,12 @@
             </w:tcMar>
           </w:tcPr>
           <w:p>
-            <w:pPr>
-              <w:rPr>
-                <w:lang w:val="en-US"/>
-              </w:rPr>
-            </w:pPr>
             <w:r>
               <w:rPr>
                 <w:sz w:val="20"/>
                 <w:szCs w:val="20"/>
-                <w:lang w:val="en-US"/>
-              </w:rPr>
-              <w:t>spring.ai.ollama.chat.options.*</w:t>
+              </w:rPr>
+              <w:t>Spring AI 1.0.7 / Spring Boot 3.5.7</w:t>
             </w:r>
           </w:p>
         </w:tc>
@@ -17086,7 +15536,7 @@
         <w:tc>
           <w:tcPr>
             <w:tcW w:w="2000" w:type="dxa"/>
-            <w:shd w:val="clear" w:color="auto" w:fill="FFFFFF"/>
+            <w:shd w:val="clear" w:color="auto" w:fill="F2F2F2"/>
             <w:tcMar>
               <w:top w:w="80" w:type="dxa"/>
               <w:left w:w="160" w:type="dxa"/>
@@ -17095,7 +15545,6 @@
             </w:tcMar>
           </w:tcPr>
           <w:p>
-            <w:proofErr w:type="spellStart"/>
             <w:r>
               <w:rPr>
                 <w:b/>
@@ -17103,95 +15552,7 @@
                 <w:sz w:val="20"/>
                 <w:szCs w:val="20"/>
               </w:rPr>
-              <w:t>Versión</w:t>
-            </w:r>
-            <w:proofErr w:type="spellEnd"/>
-            <w:r>
-              <w:rPr>
-                <w:b/>
-                <w:bCs/>
-                <w:sz w:val="20"/>
-                <w:szCs w:val="20"/>
-              </w:rPr>
-              <w:t xml:space="preserve"> usada</w:t>
-            </w:r>
-          </w:p>
-        </w:tc>
-        <w:tc>
-          <w:tcPr>
-            <w:tcW w:w="3513" w:type="dxa"/>
-            <w:shd w:val="clear" w:color="auto" w:fill="FFFFFF"/>
-            <w:tcMar>
-              <w:top w:w="80" w:type="dxa"/>
-              <w:left w:w="160" w:type="dxa"/>
-              <w:bottom w:w="80" w:type="dxa"/>
-              <w:right w:w="160" w:type="dxa"/>
-            </w:tcMar>
-          </w:tcPr>
-          <w:p>
-            <w:r>
-              <w:rPr>
-                <w:sz w:val="20"/>
-                <w:szCs w:val="20"/>
-              </w:rPr>
-              <w:t>LangChain4j 0.36.2 / Spring Boot 3.3.5</w:t>
-            </w:r>
-          </w:p>
-        </w:tc>
-        <w:tc>
-          <w:tcPr>
-            <w:tcW w:w="3513" w:type="dxa"/>
-            <w:shd w:val="clear" w:color="auto" w:fill="FFFFFF"/>
-            <w:tcMar>
-              <w:top w:w="80" w:type="dxa"/>
-              <w:left w:w="160" w:type="dxa"/>
-              <w:bottom w:w="80" w:type="dxa"/>
-              <w:right w:w="160" w:type="dxa"/>
-            </w:tcMar>
-          </w:tcPr>
-          <w:p>
-            <w:r>
-              <w:rPr>
-                <w:sz w:val="20"/>
-                <w:szCs w:val="20"/>
-              </w:rPr>
-              <w:t>Spring AI 1.0.7 / Spring Boot 3.5.7</w:t>
-            </w:r>
-          </w:p>
-        </w:tc>
-      </w:tr>
-      <w:tr>
-        <w:tc>
-          <w:tcPr>
-            <w:tcW w:w="2000" w:type="dxa"/>
-            <w:shd w:val="clear" w:color="auto" w:fill="F2F2F2"/>
-            <w:tcMar>
-              <w:top w:w="80" w:type="dxa"/>
-              <w:left w:w="160" w:type="dxa"/>
-              <w:bottom w:w="80" w:type="dxa"/>
-              <w:right w:w="160" w:type="dxa"/>
-            </w:tcMar>
-          </w:tcPr>
-          <w:p>
-            <w:proofErr w:type="spellStart"/>
-            <w:r>
-              <w:rPr>
-                <w:b/>
-                <w:bCs/>
-                <w:sz w:val="20"/>
-                <w:szCs w:val="20"/>
-              </w:rPr>
-              <w:t>Cuándo</w:t>
-            </w:r>
-            <w:proofErr w:type="spellEnd"/>
-            <w:r>
-              <w:rPr>
-                <w:b/>
-                <w:bCs/>
-                <w:sz w:val="20"/>
-                <w:szCs w:val="20"/>
-              </w:rPr>
-              <w:t xml:space="preserve"> preferir</w:t>
+              <w:t>Cuándo preferir</w:t>
             </w:r>
           </w:p>
         </w:tc>
@@ -17345,7 +15706,7 @@
               </wp:anchor>
             </w:drawing>
           </mc:Choice>
-          <mc:Fallback xmlns:ns9="http://schemas.openxmlformats.org/drawingml/2006/picture" xmlns:ns5="http://schemas.openxmlformats.org/drawingml/2006/main" xmlns:ns11="http://schemas.microsoft.com/office/drawing/2010/main">
+          <mc:Fallback xmlns:ns11="http://schemas.microsoft.com/office/drawing/2010/main" xmlns:ns5="http://schemas.openxmlformats.org/drawingml/2006/main" xmlns:ns9="http://schemas.openxmlformats.org/drawingml/2006/picture">
             <w:pict>
               <v:line w14:anchorId="3C2C36B7" id="Conexão Reta 3" o:spid="_x0000_s1026" style="position:absolute;z-index:251723776;visibility:visible;mso-wrap-style:square;mso-wrap-distance-left:9pt;mso-wrap-distance-top:0;mso-wrap-distance-right:9pt;mso-wrap-distance-bottom:0;mso-position-horizontal:absolute;mso-position-horizontal-relative:text;mso-position-vertical:absolute;mso-position-vertical-relative:text" from="0,0" to="484.2pt,0" o:gfxdata="UEsDBBQABgAIAAAAIQC2gziS/gAAAOEBAAATAAAAW0NvbnRlbnRfVHlwZXNdLnhtbJSRQU7DMBBF 90jcwfIWJU67QAgl6YK0S0CoHGBkTxKLZGx5TGhvj5O2G0SRWNoz/78nu9wcxkFMGNg6quQqL6RA 0s5Y6ir5vt9lD1JwBDIwOMJKHpHlpr69KfdHjyxSmriSfYz+USnWPY7AufNIadK6MEJMx9ApD/oD OlTrorhX2lFEilmcO2RdNtjC5xDF9pCuTyYBB5bi6bQ4syoJ3g9WQ0ymaiLzg5KdCXlKLjvcW893 SUOqXwnz5DrgnHtJTxOsQfEKIT7DmDSUCaxw7Rqn8787ZsmRM9e2VmPeBN4uqYvTtW7jvijg9N/y JsXecLq0q+WD6m8AAAD//wMAUEsDBBQABgAIAAAAIQA4/SH/1gAAAJQBAAALAAAAX3JlbHMvLnJl bHOkkMFqwzAMhu+DvYPRfXGawxijTi+j0GvpHsDYimMaW0Yy2fr2M4PBMnrbUb/Q94l/f/hMi1qR JVI2sOt6UJgd+ZiDgffL8ekFlFSbvV0oo4EbChzGx4f9GRdb25HMsYhqlCwG5lrLq9biZkxWOiqY 22YiTra2kYMu1l1tQD30/bPm3wwYN0x18gb45AdQl1tp5j/sFB2T0FQ7R0nTNEV3j6o9feQzro1i OWA14Fm+Q8a1a8+Bvu/d/dMb2JY5uiPbhG/ktn4cqGU/er3pcvwCAAD//wMAUEsDBBQABgAIAAAA IQCZ2PQonAEAAJQDAAAOAAAAZHJzL2Uyb0RvYy54bWysU01P3DAQvVfqf7B8Z5MAQm202T2A4FK1 qMAPMM54Y8n2WLbZZP99x97dLGorIRAXxx/z3sx7M1muJ2vYFkLU6DreLGrOwEnstdt0/Onx9uwb ZzEJ1wuDDjq+g8jXq69flqNv4RwHND0ERiQutqPv+JCSb6sqygGsiAv04OhRYbAi0TFsqj6Ikdit qc7r+qoaMfQ+oIQY6fZm/8hXhV8pkOmXUhESMx2n2lJZQ1mf81qtlqLdBOEHLQ9liA9UYYV2lHSm uhFJsJeg/6GyWgaMqNJCoq1QKS2haCA1Tf2XmodBeChayJzoZ5vi59HKn9trdx/IhtHHNvr7kFVM Ktj8pfrYVMzazWbBlJiky6vm8vvFJXkqj2/VCehDTHeAluVNx412WYdoxfZHTJSMQo8hdDilLru0 M5CDjfsNiumekjUFXaYCrk1gW0H9FFKCS03uIfGV6AxT2pgZWL8NPMRnKJSJeQ94RpTM6NIMttph +F/2NB1LVvv4owN73dmCZ+x3pSnFGmp9UXgY0zxbr88FfvqZVn8AAAD//wMAUEsDBBQABgAIAAAA IQBdcTjb3gAAAAcBAAAPAAAAZHJzL2Rvd25yZXYueG1sTI9Ba8JAEIXvBf/DMkJvdVMpYmM2IpZS KxSpLdjjmp0m0exs2F1N/Pcde2kvDx6PefO9bN7bRpzRh9qRgvtRAgKpcKamUsHnx/PdFESImoxu HKGCCwaY54ObTKfGdfSO520sBZdQSLWCKsY2lTIUFVodRq5F4uzbeasjW19K43XH5baR4ySZSKtr 4g+VbnFZYXHcnqyCN79aLRfry4E2X7bbjde7zWv/otTtsH+asSxmICL28e8CrhuYH3IG27sTmSAa Bbwm/ipnj5PpA4j91co8k//58x8AAAD//wMAUEsBAi0AFAAGAAgAAAAhALaDOJL+AAAA4QEAABMA AAAAAAAAAAAAAAAAAAAAAFtDb250ZW50X1R5cGVzXS54bWxQSwECLQAUAAYACAAAACEAOP0h/9YA AACUAQAACwAAAAAAAAAAAAAAAAAvAQAAX3JlbHMvLnJlbHNQSwECLQAUAAYACAAAACEAmdj0KJwB AACUAwAADgAAAAAAAAAAAAAAAAAuAgAAZHJzL2Uyb0RvYy54bWxQSwECLQAUAAYACAAAACEAXXE4 294AAAAHAQAADwAAAAAAAAAAAAAAAAD2AwAAZHJzL2Rvd25yZXYueG1sUEsFBgAAAAAEAAQA8wAA AAEFAAAAAA== " strokecolor="#156082 [3204]" strokeweight=".5pt">
                 <v:stroke joinstyle="miter"/>
@@ -17506,22 +15867,8 @@
                 <w:szCs w:val="18"/>
                 <w:lang w:val="en-US"/>
               </w:rPr>
-              <w:t xml:space="preserve">SELECT p.name, </w:t>
-            </w:r>
-            <w:proofErr w:type="spellStart"/>
-            <w:proofErr w:type="gramStart"/>
-            <w:r>
-              <w:rPr>
-                <w:rFonts w:ascii="Courier New" w:eastAsia="Courier New" w:hAnsi="Courier New" w:cs="Courier New"/>
-                <w:color w:val="D4D4D4"/>
-                <w:sz w:val="18"/>
-                <w:szCs w:val="18"/>
-                <w:lang w:val="en-US"/>
-              </w:rPr>
-              <w:t>p.price</w:t>
-            </w:r>
-            <w:proofErr w:type="spellEnd"/>
-            <w:proofErr w:type="gramEnd"/>
+              <w:t>SELECT p.name, p.price</w:t>
+            </w:r>
           </w:p>
         </w:tc>
       </w:tr>
@@ -17554,27 +15901,7 @@
                 <w:sz w:val="18"/>
                 <w:szCs w:val="18"/>
               </w:rPr>
-              <w:t xml:space="preserve">FROM </w:t>
-            </w:r>
-            <w:proofErr w:type="spellStart"/>
-            <w:r>
-              <w:rPr>
-                <w:rFonts w:ascii="Courier New" w:eastAsia="Courier New" w:hAnsi="Courier New" w:cs="Courier New"/>
-                <w:color w:val="D4D4D4"/>
-                <w:sz w:val="18"/>
-                <w:szCs w:val="18"/>
-              </w:rPr>
-              <w:t>products</w:t>
-            </w:r>
-            <w:proofErr w:type="spellEnd"/>
-            <w:r>
-              <w:rPr>
-                <w:rFonts w:ascii="Courier New" w:eastAsia="Courier New" w:hAnsi="Courier New" w:cs="Courier New"/>
-                <w:color w:val="D4D4D4"/>
-                <w:sz w:val="18"/>
-                <w:szCs w:val="18"/>
-              </w:rPr>
-              <w:t xml:space="preserve"> p</w:t>
+              <w:t>FROM products p</w:t>
             </w:r>
           </w:p>
         </w:tc>
@@ -17650,31 +15977,7 @@
                 <w:szCs w:val="18"/>
                 <w:lang w:val="en-US"/>
               </w:rPr>
-              <w:t xml:space="preserve">WHERE </w:t>
-            </w:r>
-            <w:proofErr w:type="spellStart"/>
-            <w:proofErr w:type="gramStart"/>
-            <w:r>
-              <w:rPr>
-                <w:rFonts w:ascii="Courier New" w:eastAsia="Courier New" w:hAnsi="Courier New" w:cs="Courier New"/>
-                <w:color w:val="D4D4D4"/>
-                <w:sz w:val="18"/>
-                <w:szCs w:val="18"/>
-                <w:lang w:val="en-US"/>
-              </w:rPr>
-              <w:t>p.price</w:t>
-            </w:r>
-            <w:proofErr w:type="spellEnd"/>
-            <w:proofErr w:type="gramEnd"/>
-            <w:r>
-              <w:rPr>
-                <w:rFonts w:ascii="Courier New" w:eastAsia="Courier New" w:hAnsi="Courier New" w:cs="Courier New"/>
-                <w:color w:val="D4D4D4"/>
-                <w:sz w:val="18"/>
-                <w:szCs w:val="18"/>
-                <w:lang w:val="en-US"/>
-              </w:rPr>
-              <w:t xml:space="preserve"> &lt; 50 AND c.name = 'Sports'</w:t>
+              <w:t>WHERE p.price &lt; 50 AND c.name = 'Sports'</w:t>
             </w:r>
           </w:p>
         </w:tc>
@@ -17778,7 +16081,6 @@
                 <w:szCs w:val="18"/>
                 <w:lang w:val="es-ES"/>
               </w:rPr>
-              <w:lastRenderedPageBreak/>
               <w:t>-- Si la columna es 'unit_price' -&gt; error en runtime</w:t>
             </w:r>
           </w:p>
@@ -17845,31 +16147,8 @@
           <w:szCs w:val="20"/>
           <w:lang w:val="es-ES"/>
         </w:rPr>
-        <w:t xml:space="preserve">Código 10 — SQL generado por el LLM (frágil, </w:t>
-      </w:r>
-      <w:proofErr w:type="spellStart"/>
-      <w:r>
-        <w:rPr>
-          <w:i/>
-          <w:iCs/>
-          <w:color w:val="595959"/>
-          <w:sz w:val="20"/>
-          <w:szCs w:val="20"/>
-          <w:lang w:val="es-ES"/>
-        </w:rPr>
-        <w:t>dialect-specific</w:t>
-      </w:r>
-      <w:proofErr w:type="spellEnd"/>
-      <w:r>
-        <w:rPr>
-          <w:i/>
-          <w:iCs/>
-          <w:color w:val="595959"/>
-          <w:sz w:val="20"/>
-          <w:szCs w:val="20"/>
-          <w:lang w:val="es-ES"/>
-        </w:rPr>
-        <w:t>, sin validación de tipos)</w:t>
+        <w:lastRenderedPageBreak/>
+        <w:t>Código 10 — SQL generado por el LLM (frágil, dialect-specific, sin validación de tipos)</w:t>
       </w:r>
     </w:p>
     <w:p>
@@ -18013,29 +16292,7 @@
                 <w:sz w:val="18"/>
                 <w:szCs w:val="18"/>
               </w:rPr>
-              <w:t xml:space="preserve">WHERE </w:t>
-            </w:r>
-            <w:proofErr w:type="spellStart"/>
-            <w:proofErr w:type="gramStart"/>
-            <w:r>
-              <w:rPr>
-                <w:rFonts w:ascii="Courier New" w:eastAsia="Courier New" w:hAnsi="Courier New" w:cs="Courier New"/>
-                <w:color w:val="D4D4D4"/>
-                <w:sz w:val="18"/>
-                <w:szCs w:val="18"/>
-              </w:rPr>
-              <w:t>p.price</w:t>
-            </w:r>
-            <w:proofErr w:type="spellEnd"/>
-            <w:proofErr w:type="gramEnd"/>
-            <w:r>
-              <w:rPr>
-                <w:rFonts w:ascii="Courier New" w:eastAsia="Courier New" w:hAnsi="Courier New" w:cs="Courier New"/>
-                <w:color w:val="D4D4D4"/>
-                <w:sz w:val="18"/>
-                <w:szCs w:val="18"/>
-              </w:rPr>
-              <w:t xml:space="preserve"> &lt; 50</w:t>
+              <w:t>WHERE p.price &lt; 50</w:t>
             </w:r>
           </w:p>
         </w:tc>
@@ -18135,27 +16392,7 @@
                 <w:sz w:val="18"/>
                 <w:szCs w:val="18"/>
               </w:rPr>
-              <w:t xml:space="preserve">-- </w:t>
-            </w:r>
-            <w:proofErr w:type="gramStart"/>
-            <w:r>
-              <w:rPr>
-                <w:rFonts w:ascii="Courier New" w:eastAsia="Courier New" w:hAnsi="Courier New" w:cs="Courier New"/>
-                <w:color w:val="D4D4D4"/>
-                <w:sz w:val="18"/>
-                <w:szCs w:val="18"/>
-              </w:rPr>
-              <w:t>p.category.name</w:t>
-            </w:r>
-            <w:proofErr w:type="gramEnd"/>
-            <w:r>
-              <w:rPr>
-                <w:rFonts w:ascii="Courier New" w:eastAsia="Courier New" w:hAnsi="Courier New" w:cs="Courier New"/>
-                <w:color w:val="D4D4D4"/>
-                <w:sz w:val="18"/>
-                <w:szCs w:val="18"/>
-              </w:rPr>
-              <w:t xml:space="preserve"> es una path expression JPA</w:t>
+              <w:t>-- p.category.name es una path expression JPA</w:t>
             </w:r>
           </w:p>
         </w:tc>
@@ -18269,29 +16506,7 @@
                 <w:szCs w:val="18"/>
                 <w:lang w:val="es-ES"/>
               </w:rPr>
-              <w:t xml:space="preserve">-- Validado contra el </w:t>
-            </w:r>
-            <w:proofErr w:type="spellStart"/>
-            <w:r>
-              <w:rPr>
-                <w:rFonts w:ascii="Courier New" w:eastAsia="Courier New" w:hAnsi="Courier New" w:cs="Courier New"/>
-                <w:color w:val="D4D4D4"/>
-                <w:sz w:val="18"/>
-                <w:szCs w:val="18"/>
-                <w:lang w:val="es-ES"/>
-              </w:rPr>
-              <w:t>schema</w:t>
-            </w:r>
-            <w:proofErr w:type="spellEnd"/>
-            <w:r>
-              <w:rPr>
-                <w:rFonts w:ascii="Courier New" w:eastAsia="Courier New" w:hAnsi="Courier New" w:cs="Courier New"/>
-                <w:color w:val="D4D4D4"/>
-                <w:sz w:val="18"/>
-                <w:szCs w:val="18"/>
-                <w:lang w:val="es-ES"/>
-              </w:rPr>
-              <w:t xml:space="preserve"> JPA antes de ejecutar</w:t>
+              <w:t>-- Validado contra el schema JPA antes de ejecutar</w:t>
             </w:r>
           </w:p>
         </w:tc>
@@ -18317,9 +16532,8 @@
           <w:sz w:val="20"/>
           <w:szCs w:val="20"/>
         </w:rPr>
-        <w:t xml:space="preserve">Código 11 — HQL </w:t>
-      </w:r>
-      <w:proofErr w:type="spellStart"/>
+        <w:t xml:space="preserve">Código </w:t>
+      </w:r>
       <w:r>
         <w:rPr>
           <w:i/>
@@ -18328,9 +16542,8 @@
           <w:sz w:val="20"/>
           <w:szCs w:val="20"/>
         </w:rPr>
-        <w:t>generado</w:t>
-      </w:r>
-      <w:proofErr w:type="spellEnd"/>
+        <w:t>9</w:t>
+      </w:r>
       <w:r>
         <w:rPr>
           <w:i/>
@@ -18339,7 +16552,7 @@
           <w:sz w:val="20"/>
           <w:szCs w:val="20"/>
         </w:rPr>
-        <w:t xml:space="preserve"> por Hibernate Assistant (type-safe, validado, portable)</w:t>
+        <w:t xml:space="preserve"> — HQL generado por Hibernate Assistant (type-safe, validado, portable)</w:t>
       </w:r>
     </w:p>
     <w:p>
@@ -18465,7 +16678,6 @@
             </w:tcMar>
           </w:tcPr>
           <w:p>
-            <w:proofErr w:type="spellStart"/>
             <w:r>
               <w:rPr>
                 <w:b/>
@@ -18475,7 +16687,6 @@
               </w:rPr>
               <w:t>Validación</w:t>
             </w:r>
-            <w:proofErr w:type="spellEnd"/>
           </w:p>
         </w:tc>
         <w:tc>
@@ -18540,7 +16751,6 @@
             </w:tcMar>
           </w:tcPr>
           <w:p>
-            <w:proofErr w:type="spellStart"/>
             <w:r>
               <w:rPr>
                 <w:b/>
@@ -18548,9 +16758,78 @@
                 <w:sz w:val="20"/>
                 <w:szCs w:val="20"/>
               </w:rPr>
-              <w:t>Type</w:t>
-            </w:r>
-            <w:proofErr w:type="spellEnd"/>
+              <w:t>Type safety</w:t>
+            </w:r>
+          </w:p>
+        </w:tc>
+        <w:tc>
+          <w:tcPr>
+            <w:tcW w:w="3413" w:type="dxa"/>
+            <w:shd w:val="clear" w:color="auto" w:fill="F2F2F2"/>
+            <w:tcMar>
+              <w:top w:w="80" w:type="dxa"/>
+              <w:left w:w="160" w:type="dxa"/>
+              <w:bottom w:w="80" w:type="dxa"/>
+              <w:right w:w="160" w:type="dxa"/>
+            </w:tcMar>
+          </w:tcPr>
+          <w:p>
+            <w:pPr>
+              <w:rPr>
+                <w:lang w:val="es-ES"/>
+              </w:rPr>
+            </w:pPr>
+            <w:r>
+              <w:rPr>
+                <w:sz w:val="20"/>
+                <w:szCs w:val="20"/>
+                <w:lang w:val="es-ES"/>
+              </w:rPr>
+              <w:t>No — el LLM no conoce los tipos</w:t>
+            </w:r>
+          </w:p>
+        </w:tc>
+        <w:tc>
+          <w:tcPr>
+            <w:tcW w:w="3413" w:type="dxa"/>
+            <w:shd w:val="clear" w:color="auto" w:fill="F2F2F2"/>
+            <w:tcMar>
+              <w:top w:w="80" w:type="dxa"/>
+              <w:left w:w="160" w:type="dxa"/>
+              <w:bottom w:w="80" w:type="dxa"/>
+              <w:right w:w="160" w:type="dxa"/>
+            </w:tcMar>
+          </w:tcPr>
+          <w:p>
+            <w:pPr>
+              <w:rPr>
+                <w:lang w:val="es-ES"/>
+              </w:rPr>
+            </w:pPr>
+            <w:r>
+              <w:rPr>
+                <w:sz w:val="20"/>
+                <w:szCs w:val="20"/>
+                <w:lang w:val="es-ES"/>
+              </w:rPr>
+              <w:t>Sí — Hibernate conoce los tipos de cada campo</w:t>
+            </w:r>
+          </w:p>
+        </w:tc>
+      </w:tr>
+      <w:tr>
+        <w:tc>
+          <w:tcPr>
+            <w:tcW w:w="2200" w:type="dxa"/>
+            <w:shd w:val="clear" w:color="auto" w:fill="FFFFFF"/>
+            <w:tcMar>
+              <w:top w:w="80" w:type="dxa"/>
+              <w:left w:w="160" w:type="dxa"/>
+              <w:bottom w:w="80" w:type="dxa"/>
+              <w:right w:w="160" w:type="dxa"/>
+            </w:tcMar>
+          </w:tcPr>
+          <w:p>
             <w:r>
               <w:rPr>
                 <w:b/>
@@ -18558,9 +16837,72 @@
                 <w:sz w:val="20"/>
                 <w:szCs w:val="20"/>
               </w:rPr>
-              <w:t xml:space="preserve"> </w:t>
-            </w:r>
-            <w:proofErr w:type="spellStart"/>
+              <w:t>Portabilidad</w:t>
+            </w:r>
+          </w:p>
+        </w:tc>
+        <w:tc>
+          <w:tcPr>
+            <w:tcW w:w="3413" w:type="dxa"/>
+            <w:shd w:val="clear" w:color="auto" w:fill="FFFFFF"/>
+            <w:tcMar>
+              <w:top w:w="80" w:type="dxa"/>
+              <w:left w:w="160" w:type="dxa"/>
+              <w:bottom w:w="80" w:type="dxa"/>
+              <w:right w:w="160" w:type="dxa"/>
+            </w:tcMar>
+          </w:tcPr>
+          <w:p>
+            <w:r>
+              <w:rPr>
+                <w:sz w:val="20"/>
+                <w:szCs w:val="20"/>
+              </w:rPr>
+              <w:t>Depende del dialecto (PostgreSQL vs H2 vs Oracle)</w:t>
+            </w:r>
+          </w:p>
+        </w:tc>
+        <w:tc>
+          <w:tcPr>
+            <w:tcW w:w="3413" w:type="dxa"/>
+            <w:shd w:val="clear" w:color="auto" w:fill="FFFFFF"/>
+            <w:tcMar>
+              <w:top w:w="80" w:type="dxa"/>
+              <w:left w:w="160" w:type="dxa"/>
+              <w:bottom w:w="80" w:type="dxa"/>
+              <w:right w:w="160" w:type="dxa"/>
+            </w:tcMar>
+          </w:tcPr>
+          <w:p>
+            <w:pPr>
+              <w:rPr>
+                <w:lang w:val="es-ES"/>
+              </w:rPr>
+            </w:pPr>
+            <w:r>
+              <w:rPr>
+                <w:sz w:val="20"/>
+                <w:szCs w:val="20"/>
+                <w:lang w:val="es-ES"/>
+              </w:rPr>
+              <w:t>Portable — Hibernate traduce al dialecto correcto</w:t>
+            </w:r>
+          </w:p>
+        </w:tc>
+      </w:tr>
+      <w:tr>
+        <w:tc>
+          <w:tcPr>
+            <w:tcW w:w="2200" w:type="dxa"/>
+            <w:shd w:val="clear" w:color="auto" w:fill="F2F2F2"/>
+            <w:tcMar>
+              <w:top w:w="80" w:type="dxa"/>
+              <w:left w:w="160" w:type="dxa"/>
+              <w:bottom w:w="80" w:type="dxa"/>
+              <w:right w:w="160" w:type="dxa"/>
+            </w:tcMar>
+          </w:tcPr>
+          <w:p>
             <w:r>
               <w:rPr>
                 <w:b/>
@@ -18568,9 +16910,8 @@
                 <w:sz w:val="20"/>
                 <w:szCs w:val="20"/>
               </w:rPr>
-              <w:t>safety</w:t>
-            </w:r>
-            <w:proofErr w:type="spellEnd"/>
+              <w:t>Relaciones</w:t>
+            </w:r>
           </w:p>
         </w:tc>
         <w:tc>
@@ -18596,7 +16937,7 @@
                 <w:szCs w:val="20"/>
                 <w:lang w:val="es-ES"/>
               </w:rPr>
-              <w:t>No — el LLM no conoce los tipos</w:t>
+              <w:t>Tiene que conocer los JOINs y las claves foráneas</w:t>
             </w:r>
           </w:p>
         </w:tc>
@@ -18614,16 +16955,16 @@
           <w:p>
             <w:pPr>
               <w:rPr>
-                <w:lang w:val="es-ES"/>
+                <w:lang w:val="en-US"/>
               </w:rPr>
             </w:pPr>
             <w:r>
               <w:rPr>
                 <w:sz w:val="20"/>
                 <w:szCs w:val="20"/>
-                <w:lang w:val="es-ES"/>
-              </w:rPr>
-              <w:t>Sí — Hibernate conoce los tipos de cada campo</w:t>
+                <w:lang w:val="en-US"/>
+              </w:rPr>
+              <w:t>Usa path expressions: p.category.name</w:t>
             </w:r>
           </w:p>
         </w:tc>
@@ -18641,7 +16982,6 @@
             </w:tcMar>
           </w:tcPr>
           <w:p>
-            <w:proofErr w:type="spellStart"/>
             <w:r>
               <w:rPr>
                 <w:b/>
@@ -18649,163 +16989,8 @@
                 <w:sz w:val="20"/>
                 <w:szCs w:val="20"/>
               </w:rPr>
-              <w:t>Portabilidad</w:t>
-            </w:r>
-            <w:proofErr w:type="spellEnd"/>
-          </w:p>
-        </w:tc>
-        <w:tc>
-          <w:tcPr>
-            <w:tcW w:w="3413" w:type="dxa"/>
-            <w:shd w:val="clear" w:color="auto" w:fill="FFFFFF"/>
-            <w:tcMar>
-              <w:top w:w="80" w:type="dxa"/>
-              <w:left w:w="160" w:type="dxa"/>
-              <w:bottom w:w="80" w:type="dxa"/>
-              <w:right w:w="160" w:type="dxa"/>
-            </w:tcMar>
-          </w:tcPr>
-          <w:p>
-            <w:r>
-              <w:rPr>
-                <w:sz w:val="20"/>
-                <w:szCs w:val="20"/>
-              </w:rPr>
-              <w:t>Depende del dialecto (PostgreSQL vs H2 vs Oracle)</w:t>
-            </w:r>
-          </w:p>
-        </w:tc>
-        <w:tc>
-          <w:tcPr>
-            <w:tcW w:w="3413" w:type="dxa"/>
-            <w:shd w:val="clear" w:color="auto" w:fill="FFFFFF"/>
-            <w:tcMar>
-              <w:top w:w="80" w:type="dxa"/>
-              <w:left w:w="160" w:type="dxa"/>
-              <w:bottom w:w="80" w:type="dxa"/>
-              <w:right w:w="160" w:type="dxa"/>
-            </w:tcMar>
-          </w:tcPr>
-          <w:p>
-            <w:pPr>
-              <w:rPr>
-                <w:lang w:val="es-ES"/>
-              </w:rPr>
-            </w:pPr>
-            <w:r>
-              <w:rPr>
-                <w:sz w:val="20"/>
-                <w:szCs w:val="20"/>
-                <w:lang w:val="es-ES"/>
-              </w:rPr>
-              <w:t>Portable — Hibernate traduce al dialecto correcto</w:t>
-            </w:r>
-          </w:p>
-        </w:tc>
-      </w:tr>
-      <w:tr>
-        <w:tc>
-          <w:tcPr>
-            <w:tcW w:w="2200" w:type="dxa"/>
-            <w:shd w:val="clear" w:color="auto" w:fill="F2F2F2"/>
-            <w:tcMar>
-              <w:top w:w="80" w:type="dxa"/>
-              <w:left w:w="160" w:type="dxa"/>
-              <w:bottom w:w="80" w:type="dxa"/>
-              <w:right w:w="160" w:type="dxa"/>
-            </w:tcMar>
-          </w:tcPr>
-          <w:p>
-            <w:r>
-              <w:rPr>
-                <w:b/>
-                <w:bCs/>
-                <w:sz w:val="20"/>
-                <w:szCs w:val="20"/>
-              </w:rPr>
-              <w:t>Relaciones</w:t>
-            </w:r>
-          </w:p>
-        </w:tc>
-        <w:tc>
-          <w:tcPr>
-            <w:tcW w:w="3413" w:type="dxa"/>
-            <w:shd w:val="clear" w:color="auto" w:fill="F2F2F2"/>
-            <w:tcMar>
-              <w:top w:w="80" w:type="dxa"/>
-              <w:left w:w="160" w:type="dxa"/>
-              <w:bottom w:w="80" w:type="dxa"/>
-              <w:right w:w="160" w:type="dxa"/>
-            </w:tcMar>
-          </w:tcPr>
-          <w:p>
-            <w:pPr>
-              <w:rPr>
-                <w:lang w:val="es-ES"/>
-              </w:rPr>
-            </w:pPr>
-            <w:r>
-              <w:rPr>
-                <w:sz w:val="20"/>
-                <w:szCs w:val="20"/>
-                <w:lang w:val="es-ES"/>
-              </w:rPr>
-              <w:t>Tiene que conocer los JOINs y las claves foráneas</w:t>
-            </w:r>
-          </w:p>
-        </w:tc>
-        <w:tc>
-          <w:tcPr>
-            <w:tcW w:w="3413" w:type="dxa"/>
-            <w:shd w:val="clear" w:color="auto" w:fill="F2F2F2"/>
-            <w:tcMar>
-              <w:top w:w="80" w:type="dxa"/>
-              <w:left w:w="160" w:type="dxa"/>
-              <w:bottom w:w="80" w:type="dxa"/>
-              <w:right w:w="160" w:type="dxa"/>
-            </w:tcMar>
-          </w:tcPr>
-          <w:p>
-            <w:pPr>
-              <w:rPr>
-                <w:lang w:val="en-US"/>
-              </w:rPr>
-            </w:pPr>
-            <w:r>
-              <w:rPr>
-                <w:sz w:val="20"/>
-                <w:szCs w:val="20"/>
-                <w:lang w:val="en-US"/>
-              </w:rPr>
-              <w:t>Usa path expressions: p.category.name</w:t>
-            </w:r>
-          </w:p>
-        </w:tc>
-      </w:tr>
-      <w:tr>
-        <w:tc>
-          <w:tcPr>
-            <w:tcW w:w="2200" w:type="dxa"/>
-            <w:shd w:val="clear" w:color="auto" w:fill="FFFFFF"/>
-            <w:tcMar>
-              <w:top w:w="80" w:type="dxa"/>
-              <w:left w:w="160" w:type="dxa"/>
-              <w:bottom w:w="80" w:type="dxa"/>
-              <w:right w:w="160" w:type="dxa"/>
-            </w:tcMar>
-          </w:tcPr>
-          <w:p>
-            <w:proofErr w:type="spellStart"/>
-            <w:r>
-              <w:rPr>
-                <w:b/>
-                <w:bCs/>
-                <w:sz w:val="20"/>
-                <w:szCs w:val="20"/>
-              </w:rPr>
               <w:t>Seguridad</w:t>
             </w:r>
-            <w:proofErr w:type="spellEnd"/>
           </w:p>
         </w:tc>
         <w:tc>
@@ -18959,55 +17144,7 @@
           <w:szCs w:val="20"/>
           <w:lang w:val="es-ES"/>
         </w:rPr>
-        <w:t xml:space="preserve">Tabla 6 — HQL vía </w:t>
-      </w:r>
-      <w:proofErr w:type="spellStart"/>
-      <w:r>
-        <w:rPr>
-          <w:i/>
-          <w:iCs/>
-          <w:color w:val="595959"/>
-          <w:sz w:val="20"/>
-          <w:szCs w:val="20"/>
-          <w:lang w:val="es-ES"/>
-        </w:rPr>
-        <w:t>Hibernate</w:t>
-      </w:r>
-      <w:proofErr w:type="spellEnd"/>
-      <w:r>
-        <w:rPr>
-          <w:i/>
-          <w:iCs/>
-          <w:color w:val="595959"/>
-          <w:sz w:val="20"/>
-          <w:szCs w:val="20"/>
-          <w:lang w:val="es-ES"/>
-        </w:rPr>
-        <w:t xml:space="preserve"> </w:t>
-      </w:r>
-      <w:proofErr w:type="spellStart"/>
-      <w:r>
-        <w:rPr>
-          <w:i/>
-          <w:iCs/>
-          <w:color w:val="595959"/>
-          <w:sz w:val="20"/>
-          <w:szCs w:val="20"/>
-          <w:lang w:val="es-ES"/>
-        </w:rPr>
-        <w:t>Assistant</w:t>
-      </w:r>
-      <w:proofErr w:type="spellEnd"/>
-      <w:r>
-        <w:rPr>
-          <w:i/>
-          <w:iCs/>
-          <w:color w:val="595959"/>
-          <w:sz w:val="20"/>
-          <w:szCs w:val="20"/>
-          <w:lang w:val="es-ES"/>
-        </w:rPr>
-        <w:t xml:space="preserve"> vs SQL generado por el LLM: comparación técnica</w:t>
+        <w:t>Tabla 6 — HQL vía Hibernate Assistant vs SQL generado por el LLM: comparación técnica</w:t>
       </w:r>
     </w:p>
     <w:p>
@@ -19087,7 +17224,7 @@
               </wp:anchor>
             </w:drawing>
           </mc:Choice>
-          <mc:Fallback xmlns:ns9="http://schemas.openxmlformats.org/drawingml/2006/picture" xmlns:ns5="http://schemas.openxmlformats.org/drawingml/2006/main" xmlns:ns11="http://schemas.microsoft.com/office/drawing/2010/main">
+          <mc:Fallback xmlns:ns11="http://schemas.microsoft.com/office/drawing/2010/main" xmlns:ns5="http://schemas.openxmlformats.org/drawingml/2006/main" xmlns:ns9="http://schemas.openxmlformats.org/drawingml/2006/picture">
             <w:pict>
               <v:line w14:anchorId="3DAD94D7" id="Conexão Reta 3" o:spid="_x0000_s1026" style="position:absolute;z-index:251725824;visibility:visible;mso-wrap-style:square;mso-wrap-distance-left:9pt;mso-wrap-distance-top:0;mso-wrap-distance-right:9pt;mso-wrap-distance-bottom:0;mso-position-horizontal:absolute;mso-position-horizontal-relative:text;mso-position-vertical:absolute;mso-position-vertical-relative:text" from="0,-.05pt" to="484.2pt,-.05pt" o:gfxdata="UEsDBBQABgAIAAAAIQC2gziS/gAAAOEBAAATAAAAW0NvbnRlbnRfVHlwZXNdLnhtbJSRQU7DMBBF 90jcwfIWJU67QAgl6YK0S0CoHGBkTxKLZGx5TGhvj5O2G0SRWNoz/78nu9wcxkFMGNg6quQqL6RA 0s5Y6ir5vt9lD1JwBDIwOMJKHpHlpr69KfdHjyxSmriSfYz+USnWPY7AufNIadK6MEJMx9ApD/oD OlTrorhX2lFEilmcO2RdNtjC5xDF9pCuTyYBB5bi6bQ4syoJ3g9WQ0ymaiLzg5KdCXlKLjvcW893 SUOqXwnz5DrgnHtJTxOsQfEKIT7DmDSUCaxw7Rqn8787ZsmRM9e2VmPeBN4uqYvTtW7jvijg9N/y JsXecLq0q+WD6m8AAAD//wMAUEsDBBQABgAIAAAAIQA4/SH/1gAAAJQBAAALAAAAX3JlbHMvLnJl bHOkkMFqwzAMhu+DvYPRfXGawxijTi+j0GvpHsDYimMaW0Yy2fr2M4PBMnrbUb/Q94l/f/hMi1qR JVI2sOt6UJgd+ZiDgffL8ekFlFSbvV0oo4EbChzGx4f9GRdb25HMsYhqlCwG5lrLq9biZkxWOiqY 22YiTra2kYMu1l1tQD30/bPm3wwYN0x18gb45AdQl1tp5j/sFB2T0FQ7R0nTNEV3j6o9feQzro1i OWA14Fm+Q8a1a8+Bvu/d/dMb2JY5uiPbhG/ktn4cqGU/er3pcvwCAAD//wMAUEsDBBQABgAIAAAA IQCZ2PQonAEAAJQDAAAOAAAAZHJzL2Uyb0RvYy54bWysU01P3DAQvVfqf7B8Z5MAQm202T2A4FK1 qMAPMM54Y8n2WLbZZP99x97dLGorIRAXxx/z3sx7M1muJ2vYFkLU6DreLGrOwEnstdt0/Onx9uwb ZzEJ1wuDDjq+g8jXq69flqNv4RwHND0ERiQutqPv+JCSb6sqygGsiAv04OhRYbAi0TFsqj6Ikdit qc7r+qoaMfQ+oIQY6fZm/8hXhV8pkOmXUhESMx2n2lJZQ1mf81qtlqLdBOEHLQ9liA9UYYV2lHSm uhFJsJeg/6GyWgaMqNJCoq1QKS2haCA1Tf2XmodBeChayJzoZ5vi59HKn9trdx/IhtHHNvr7kFVM Ktj8pfrYVMzazWbBlJiky6vm8vvFJXkqj2/VCehDTHeAluVNx412WYdoxfZHTJSMQo8hdDilLru0 M5CDjfsNiumekjUFXaYCrk1gW0H9FFKCS03uIfGV6AxT2pgZWL8NPMRnKJSJeQ94RpTM6NIMttph +F/2NB1LVvv4owN73dmCZ+x3pSnFGmp9UXgY0zxbr88FfvqZVn8AAAD//wMAUEsDBBQABgAIAAAA IQCasyRQ4AAAAAkBAAAPAAAAZHJzL2Rvd25yZXYueG1sTI9Ba8JAEIXvhf6HZQq96UYpYmM2IpZS KxSpFfS4ZqdJ2uxs2F1N/Pcde2kvA4/He/O+bN7bRpzRh9qRgtEwAYFUOFNTqWD38TyYgghRk9GN I1RwwQDz/PYm06lxHb3jeRtLwSUUUq2girFNpQxFhVaHoWuR2Pt03urI0pfSeN1xuW3kOEkm0uqa +EOlW1xWWHxvT1bBm1+tlov15Ys2B9vtx+v95rV/Uer+rn+a8VnMQETs418Crgy8H3IednQnMkE0 CpgmKhiMQLD5OJk+gDj+apln8j9B/gMAAP//AwBQSwECLQAUAAYACAAAACEAtoM4kv4AAADhAQAA EwAAAAAAAAAAAAAAAAAAAAAAW0NvbnRlbnRfVHlwZXNdLnhtbFBLAQItABQABgAIAAAAIQA4/SH/ 1gAAAJQBAAALAAAAAAAAAAAAAAAAAC8BAABfcmVscy8ucmVsc1BLAQItABQABgAIAAAAIQCZ2PQo nAEAAJQDAAAOAAAAAAAAAAAAAAAAAC4CAABkcnMvZTJvRG9jLnhtbFBLAQItABQABgAIAAAAIQCa syRQ4AAAAAkBAAAPAAAAAAAAAAAAAAAAAPYDAABkcnMvZG93bnJldi54bWxQSwUGAAAAAAQABADz AAAAAwUAAAAA " strokecolor="#156082 [3204]" strokeweight=".5pt">
                 <v:stroke joinstyle="miter"/>
@@ -19115,77 +17252,7 @@
         <w:rPr>
           <w:lang w:val="es-ES"/>
         </w:rPr>
-        <w:t>RAG (</w:t>
-      </w:r>
-      <w:proofErr w:type="spellStart"/>
-      <w:r>
-        <w:rPr>
-          <w:lang w:val="es-ES"/>
-        </w:rPr>
-        <w:t>Retrieval</w:t>
-      </w:r>
-      <w:proofErr w:type="spellEnd"/>
-      <w:r>
-        <w:rPr>
-          <w:lang w:val="es-ES"/>
-        </w:rPr>
-        <w:t xml:space="preserve"> </w:t>
-      </w:r>
-      <w:proofErr w:type="spellStart"/>
-      <w:r>
-        <w:rPr>
-          <w:lang w:val="es-ES"/>
-        </w:rPr>
-        <w:t>Augmented</w:t>
-      </w:r>
-      <w:proofErr w:type="spellEnd"/>
-      <w:r>
-        <w:rPr>
-          <w:lang w:val="es-ES"/>
-        </w:rPr>
-        <w:t xml:space="preserve"> </w:t>
-      </w:r>
-      <w:proofErr w:type="spellStart"/>
-      <w:r>
-        <w:rPr>
-          <w:lang w:val="es-ES"/>
-        </w:rPr>
-        <w:t>Generation</w:t>
-      </w:r>
-      <w:proofErr w:type="spellEnd"/>
-      <w:r>
-        <w:rPr>
-          <w:lang w:val="es-ES"/>
-        </w:rPr>
-        <w:t xml:space="preserve">) resuelve este problema proporcionando al LLM información relevante antes de que responda. En el enfoque clásico, los documentos se convierten en </w:t>
-      </w:r>
-      <w:proofErr w:type="spellStart"/>
-      <w:r>
-        <w:rPr>
-          <w:lang w:val="es-ES"/>
-        </w:rPr>
-        <w:t>embeddings</w:t>
-      </w:r>
-      <w:proofErr w:type="spellEnd"/>
-      <w:r>
-        <w:rPr>
-          <w:lang w:val="es-ES"/>
-        </w:rPr>
-        <w:t xml:space="preserve"> — representaciones vectoriales de su significado semántico — y se indexan en una base de datos vectorial. Cuando el usuario hace una pregunta, esta se convierte igualmente en un </w:t>
-      </w:r>
-      <w:proofErr w:type="spellStart"/>
-      <w:r>
-        <w:rPr>
-          <w:lang w:val="es-ES"/>
-        </w:rPr>
-        <w:t>embedding</w:t>
-      </w:r>
-      <w:proofErr w:type="spellEnd"/>
-      <w:r>
-        <w:rPr>
-          <w:lang w:val="es-ES"/>
-        </w:rPr>
-        <w:t xml:space="preserve"> y los documentos semánticamente más cercanos se recuperan y envían al LLM como contexto adicional.</w:t>
+        <w:t>RAG (Retrieval Augmented Generation) resuelve este problema proporcionando al LLM información relevante antes de que responda. En el enfoque clásico, los documentos se convierten en embeddings — representaciones vectoriales de su significado semántico — y se indexan en una base de datos vectorial. Cuando el usuario hace una pregunta, esta se convierte igualmente en un embedding y los documentos semánticamente más cercanos se recuperan y envían al LLM como contexto adicional.</w:t>
       </w:r>
     </w:p>
     <w:p>
@@ -19199,42 +17266,7 @@
         <w:rPr>
           <w:lang w:val="es-ES"/>
         </w:rPr>
-        <w:t xml:space="preserve">En </w:t>
-      </w:r>
-      <w:proofErr w:type="spellStart"/>
-      <w:r>
-        <w:rPr>
-          <w:lang w:val="es-ES"/>
-        </w:rPr>
-        <w:t>Hibernate</w:t>
-      </w:r>
-      <w:proofErr w:type="spellEnd"/>
-      <w:r>
-        <w:rPr>
-          <w:lang w:val="es-ES"/>
-        </w:rPr>
-        <w:t xml:space="preserve"> </w:t>
-      </w:r>
-      <w:proofErr w:type="spellStart"/>
-      <w:r>
-        <w:rPr>
-          <w:lang w:val="es-ES"/>
-        </w:rPr>
-        <w:t>Assistant</w:t>
-      </w:r>
-      <w:proofErr w:type="spellEnd"/>
-      <w:r>
-        <w:rPr>
-          <w:lang w:val="es-ES"/>
-        </w:rPr>
-        <w:t xml:space="preserve">, el enfoque es más directo y adecuado para datos estructurados: el LLM genera una query HQL a partir de la pregunta del usuario, Hibernate la ejecuta en la base de datos real y los resultados se devuelven al modelo como contexto. No se necesitan embeddings, bases de datos vectoriales ni pre-indexación. El modelo trabaja con datos reales, en tiempo real, y </w:t>
-      </w:r>
-      <w:r>
-        <w:rPr>
-          <w:lang w:val="es-ES"/>
-        </w:rPr>
-        <w:lastRenderedPageBreak/>
-        <w:t>las respuestas son deterministas y verificables — una ventaja clara para sistemas con esquema relacional bien definido.</w:t>
+        <w:t>En Hibernate Assistant, el enfoque es más directo y adecuado para datos estructurados: el LLM genera una query HQL a partir de la pregunta del usuario, Hibernate la ejecuta en la base de datos real y los resultados se devuelven al modelo como contexto. No se necesitan embeddings, bases de datos vectoriales ni pre-indexación. El modelo trabaja con datos reales, en tiempo real, y las respuestas son deterministas y verificables — una ventaja clara para sistemas con esquema relacional bien definido.</w:t>
       </w:r>
     </w:p>
     <w:p>
@@ -19349,7 +17381,6 @@
             </w:tcMar>
           </w:tcPr>
           <w:p>
-            <w:proofErr w:type="spellStart"/>
             <w:r>
               <w:rPr>
                 <w:b/>
@@ -19357,9 +17388,78 @@
                 <w:sz w:val="20"/>
                 <w:szCs w:val="20"/>
               </w:rPr>
-              <w:t>Fuente</w:t>
-            </w:r>
-            <w:proofErr w:type="spellEnd"/>
+              <w:t>Fuente de los datos</w:t>
+            </w:r>
+          </w:p>
+        </w:tc>
+        <w:tc>
+          <w:tcPr>
+            <w:tcW w:w="3413" w:type="dxa"/>
+            <w:shd w:val="clear" w:color="auto" w:fill="FFFFFF"/>
+            <w:tcMar>
+              <w:top w:w="80" w:type="dxa"/>
+              <w:left w:w="160" w:type="dxa"/>
+              <w:bottom w:w="80" w:type="dxa"/>
+              <w:right w:w="160" w:type="dxa"/>
+            </w:tcMar>
+          </w:tcPr>
+          <w:p>
+            <w:pPr>
+              <w:rPr>
+                <w:lang w:val="es-ES"/>
+              </w:rPr>
+            </w:pPr>
+            <w:r>
+              <w:rPr>
+                <w:sz w:val="20"/>
+                <w:szCs w:val="20"/>
+                <w:lang w:val="es-ES"/>
+              </w:rPr>
+              <w:t>Embeddings precalculados en vector DB</w:t>
+            </w:r>
+          </w:p>
+        </w:tc>
+        <w:tc>
+          <w:tcPr>
+            <w:tcW w:w="3413" w:type="dxa"/>
+            <w:shd w:val="clear" w:color="auto" w:fill="FFFFFF"/>
+            <w:tcMar>
+              <w:top w:w="80" w:type="dxa"/>
+              <w:left w:w="160" w:type="dxa"/>
+              <w:bottom w:w="80" w:type="dxa"/>
+              <w:right w:w="160" w:type="dxa"/>
+            </w:tcMar>
+          </w:tcPr>
+          <w:p>
+            <w:pPr>
+              <w:rPr>
+                <w:lang w:val="es-ES"/>
+              </w:rPr>
+            </w:pPr>
+            <w:r>
+              <w:rPr>
+                <w:sz w:val="20"/>
+                <w:szCs w:val="20"/>
+                <w:lang w:val="es-ES"/>
+              </w:rPr>
+              <w:t>BD relacional directa vía Hibernate</w:t>
+            </w:r>
+          </w:p>
+        </w:tc>
+      </w:tr>
+      <w:tr>
+        <w:tc>
+          <w:tcPr>
+            <w:tcW w:w="2200" w:type="dxa"/>
+            <w:shd w:val="clear" w:color="auto" w:fill="F2F2F2"/>
+            <w:tcMar>
+              <w:top w:w="80" w:type="dxa"/>
+              <w:left w:w="160" w:type="dxa"/>
+              <w:bottom w:w="80" w:type="dxa"/>
+              <w:right w:w="160" w:type="dxa"/>
+            </w:tcMar>
+          </w:tcPr>
+          <w:p>
             <w:r>
               <w:rPr>
                 <w:b/>
@@ -19367,9 +17467,66 @@
                 <w:sz w:val="20"/>
                 <w:szCs w:val="20"/>
               </w:rPr>
-              <w:t xml:space="preserve"> de los </w:t>
-            </w:r>
-            <w:proofErr w:type="spellStart"/>
+              <w:t>Actualización</w:t>
+            </w:r>
+          </w:p>
+        </w:tc>
+        <w:tc>
+          <w:tcPr>
+            <w:tcW w:w="3413" w:type="dxa"/>
+            <w:shd w:val="clear" w:color="auto" w:fill="F2F2F2"/>
+            <w:tcMar>
+              <w:top w:w="80" w:type="dxa"/>
+              <w:left w:w="160" w:type="dxa"/>
+              <w:bottom w:w="80" w:type="dxa"/>
+              <w:right w:w="160" w:type="dxa"/>
+            </w:tcMar>
+          </w:tcPr>
+          <w:p>
+            <w:r>
+              <w:rPr>
+                <w:sz w:val="20"/>
+                <w:szCs w:val="20"/>
+              </w:rPr>
+              <w:t>Requiere reindexación periódica</w:t>
+            </w:r>
+          </w:p>
+        </w:tc>
+        <w:tc>
+          <w:tcPr>
+            <w:tcW w:w="3413" w:type="dxa"/>
+            <w:shd w:val="clear" w:color="auto" w:fill="F2F2F2"/>
+            <w:tcMar>
+              <w:top w:w="80" w:type="dxa"/>
+              <w:left w:w="160" w:type="dxa"/>
+              <w:bottom w:w="80" w:type="dxa"/>
+              <w:right w:w="160" w:type="dxa"/>
+            </w:tcMar>
+          </w:tcPr>
+          <w:p>
+            <w:r>
+              <w:rPr>
+                <w:sz w:val="20"/>
+                <w:szCs w:val="20"/>
+              </w:rPr>
+              <w:t>Siempre en tiempo real</w:t>
+            </w:r>
+          </w:p>
+        </w:tc>
+      </w:tr>
+      <w:tr>
+        <w:tc>
+          <w:tcPr>
+            <w:tcW w:w="2200" w:type="dxa"/>
+            <w:shd w:val="clear" w:color="auto" w:fill="FFFFFF"/>
+            <w:tcMar>
+              <w:top w:w="80" w:type="dxa"/>
+              <w:left w:w="160" w:type="dxa"/>
+              <w:bottom w:w="80" w:type="dxa"/>
+              <w:right w:w="160" w:type="dxa"/>
+            </w:tcMar>
+          </w:tcPr>
+          <w:p>
             <w:r>
               <w:rPr>
                 <w:b/>
@@ -19377,9 +17534,8 @@
                 <w:sz w:val="20"/>
                 <w:szCs w:val="20"/>
               </w:rPr>
-              <w:t>datos</w:t>
-            </w:r>
-            <w:proofErr w:type="spellEnd"/>
+              <w:t>Precisión</w:t>
+            </w:r>
           </w:p>
         </w:tc>
         <w:tc>
@@ -19394,18 +17550,12 @@
             </w:tcMar>
           </w:tcPr>
           <w:p>
-            <w:pPr>
-              <w:rPr>
-                <w:lang w:val="es-ES"/>
-              </w:rPr>
-            </w:pPr>
             <w:r>
               <w:rPr>
                 <w:sz w:val="20"/>
                 <w:szCs w:val="20"/>
-                <w:lang w:val="es-ES"/>
-              </w:rPr>
-              <w:t>Embeddings precalculados en vector DB</w:t>
+              </w:rPr>
+              <w:t>Aproximada (similaridad semántica)</w:t>
             </w:r>
           </w:p>
         </w:tc>
@@ -19421,18 +17571,12 @@
             </w:tcMar>
           </w:tcPr>
           <w:p>
-            <w:pPr>
-              <w:rPr>
-                <w:lang w:val="es-ES"/>
-              </w:rPr>
-            </w:pPr>
             <w:r>
               <w:rPr>
                 <w:sz w:val="20"/>
                 <w:szCs w:val="20"/>
-                <w:lang w:val="es-ES"/>
-              </w:rPr>
-              <w:t>BD relacional directa vía Hibernate</w:t>
+              </w:rPr>
+              <w:t>Exacta (query determinística)</w:t>
             </w:r>
           </w:p>
         </w:tc>
@@ -19450,7 +17594,6 @@
             </w:tcMar>
           </w:tcPr>
           <w:p>
-            <w:proofErr w:type="spellStart"/>
             <w:r>
               <w:rPr>
                 <w:b/>
@@ -19458,9 +17601,8 @@
                 <w:sz w:val="20"/>
                 <w:szCs w:val="20"/>
               </w:rPr>
-              <w:t>Actualización</w:t>
-            </w:r>
-            <w:proofErr w:type="spellEnd"/>
+              <w:t>Estructura</w:t>
+            </w:r>
           </w:p>
         </w:tc>
         <w:tc>
@@ -19480,7 +17622,7 @@
                 <w:sz w:val="20"/>
                 <w:szCs w:val="20"/>
               </w:rPr>
-              <w:t>Requiere reindexación periódica</w:t>
+              <w:t>Datos no estructurados / texto</w:t>
             </w:r>
           </w:p>
         </w:tc>
@@ -19496,12 +17638,18 @@
             </w:tcMar>
           </w:tcPr>
           <w:p>
+            <w:pPr>
+              <w:rPr>
+                <w:lang w:val="es-ES"/>
+              </w:rPr>
+            </w:pPr>
             <w:r>
               <w:rPr>
                 <w:sz w:val="20"/>
                 <w:szCs w:val="20"/>
-              </w:rPr>
-              <w:t>Siempre en tiempo real</w:t>
+                <w:lang w:val="es-ES"/>
+              </w:rPr>
+              <w:t>Datos estructurados con schema JPA</w:t>
             </w:r>
           </w:p>
         </w:tc>
@@ -19519,7 +17667,6 @@
             </w:tcMar>
           </w:tcPr>
           <w:p>
-            <w:proofErr w:type="spellStart"/>
             <w:r>
               <w:rPr>
                 <w:b/>
@@ -19527,9 +17674,8 @@
                 <w:sz w:val="20"/>
                 <w:szCs w:val="20"/>
               </w:rPr>
-              <w:t>Precisión</w:t>
-            </w:r>
-            <w:proofErr w:type="spellEnd"/>
+              <w:t>Complejidad</w:t>
+            </w:r>
           </w:p>
         </w:tc>
         <w:tc>
@@ -19544,12 +17690,18 @@
             </w:tcMar>
           </w:tcPr>
           <w:p>
+            <w:pPr>
+              <w:rPr>
+                <w:lang w:val="es-ES"/>
+              </w:rPr>
+            </w:pPr>
             <w:r>
               <w:rPr>
                 <w:sz w:val="20"/>
                 <w:szCs w:val="20"/>
-              </w:rPr>
-              <w:t>Aproximada (similaridad semántica)</w:t>
+                <w:lang w:val="es-ES"/>
+              </w:rPr>
+              <w:t>Vector DB + pipeline de embeddings + reindexación</w:t>
             </w:r>
           </w:p>
         </w:tc>
@@ -19565,12 +17717,18 @@
             </w:tcMar>
           </w:tcPr>
           <w:p>
+            <w:pPr>
+              <w:rPr>
+                <w:lang w:val="es-ES"/>
+              </w:rPr>
+            </w:pPr>
             <w:r>
               <w:rPr>
                 <w:sz w:val="20"/>
                 <w:szCs w:val="20"/>
-              </w:rPr>
-              <w:t>Exacta (query determinística)</w:t>
+                <w:lang w:val="es-ES"/>
+              </w:rPr>
+              <w:t>Hibernate ORM (ya existente en la aplicación)</w:t>
             </w:r>
           </w:p>
         </w:tc>
@@ -19588,7 +17746,6 @@
             </w:tcMar>
           </w:tcPr>
           <w:p>
-            <w:proofErr w:type="spellStart"/>
             <w:r>
               <w:rPr>
                 <w:b/>
@@ -19596,182 +17753,7 @@
                 <w:sz w:val="20"/>
                 <w:szCs w:val="20"/>
               </w:rPr>
-              <w:t>Estructura</w:t>
-            </w:r>
-            <w:proofErr w:type="spellEnd"/>
-          </w:p>
-        </w:tc>
-        <w:tc>
-          <w:tcPr>
-            <w:tcW w:w="3413" w:type="dxa"/>
-            <w:shd w:val="clear" w:color="auto" w:fill="F2F2F2"/>
-            <w:tcMar>
-              <w:top w:w="80" w:type="dxa"/>
-              <w:left w:w="160" w:type="dxa"/>
-              <w:bottom w:w="80" w:type="dxa"/>
-              <w:right w:w="160" w:type="dxa"/>
-            </w:tcMar>
-          </w:tcPr>
-          <w:p>
-            <w:r>
-              <w:rPr>
-                <w:sz w:val="20"/>
-                <w:szCs w:val="20"/>
-              </w:rPr>
-              <w:t>Datos no estructurados / texto</w:t>
-            </w:r>
-          </w:p>
-        </w:tc>
-        <w:tc>
-          <w:tcPr>
-            <w:tcW w:w="3413" w:type="dxa"/>
-            <w:shd w:val="clear" w:color="auto" w:fill="F2F2F2"/>
-            <w:tcMar>
-              <w:top w:w="80" w:type="dxa"/>
-              <w:left w:w="160" w:type="dxa"/>
-              <w:bottom w:w="80" w:type="dxa"/>
-              <w:right w:w="160" w:type="dxa"/>
-            </w:tcMar>
-          </w:tcPr>
-          <w:p>
-            <w:pPr>
-              <w:rPr>
-                <w:lang w:val="es-ES"/>
-              </w:rPr>
-            </w:pPr>
-            <w:r>
-              <w:rPr>
-                <w:sz w:val="20"/>
-                <w:szCs w:val="20"/>
-                <w:lang w:val="es-ES"/>
-              </w:rPr>
-              <w:t>Datos estructurados con schema JPA</w:t>
-            </w:r>
-          </w:p>
-        </w:tc>
-      </w:tr>
-      <w:tr>
-        <w:tc>
-          <w:tcPr>
-            <w:tcW w:w="2200" w:type="dxa"/>
-            <w:shd w:val="clear" w:color="auto" w:fill="FFFFFF"/>
-            <w:tcMar>
-              <w:top w:w="80" w:type="dxa"/>
-              <w:left w:w="160" w:type="dxa"/>
-              <w:bottom w:w="80" w:type="dxa"/>
-              <w:right w:w="160" w:type="dxa"/>
-            </w:tcMar>
-          </w:tcPr>
-          <w:p>
-            <w:proofErr w:type="spellStart"/>
-            <w:r>
-              <w:rPr>
-                <w:b/>
-                <w:bCs/>
-                <w:sz w:val="20"/>
-                <w:szCs w:val="20"/>
-              </w:rPr>
-              <w:t>Complejidad</w:t>
-            </w:r>
-            <w:proofErr w:type="spellEnd"/>
-          </w:p>
-        </w:tc>
-        <w:tc>
-          <w:tcPr>
-            <w:tcW w:w="3413" w:type="dxa"/>
-            <w:shd w:val="clear" w:color="auto" w:fill="FFFFFF"/>
-            <w:tcMar>
-              <w:top w:w="80" w:type="dxa"/>
-              <w:left w:w="160" w:type="dxa"/>
-              <w:bottom w:w="80" w:type="dxa"/>
-              <w:right w:w="160" w:type="dxa"/>
-            </w:tcMar>
-          </w:tcPr>
-          <w:p>
-            <w:pPr>
-              <w:rPr>
-                <w:lang w:val="es-ES"/>
-              </w:rPr>
-            </w:pPr>
-            <w:r>
-              <w:rPr>
-                <w:sz w:val="20"/>
-                <w:szCs w:val="20"/>
-                <w:lang w:val="es-ES"/>
-              </w:rPr>
-              <w:t>Vector DB + pipeline de embeddings + reindexación</w:t>
-            </w:r>
-          </w:p>
-        </w:tc>
-        <w:tc>
-          <w:tcPr>
-            <w:tcW w:w="3413" w:type="dxa"/>
-            <w:shd w:val="clear" w:color="auto" w:fill="FFFFFF"/>
-            <w:tcMar>
-              <w:top w:w="80" w:type="dxa"/>
-              <w:left w:w="160" w:type="dxa"/>
-              <w:bottom w:w="80" w:type="dxa"/>
-              <w:right w:w="160" w:type="dxa"/>
-            </w:tcMar>
-          </w:tcPr>
-          <w:p>
-            <w:pPr>
-              <w:rPr>
-                <w:lang w:val="es-ES"/>
-              </w:rPr>
-            </w:pPr>
-            <w:r>
-              <w:rPr>
-                <w:sz w:val="20"/>
-                <w:szCs w:val="20"/>
-                <w:lang w:val="es-ES"/>
-              </w:rPr>
-              <w:t>Hibernate ORM (ya existente en la aplicación)</w:t>
-            </w:r>
-          </w:p>
-        </w:tc>
-      </w:tr>
-      <w:tr>
-        <w:tc>
-          <w:tcPr>
-            <w:tcW w:w="2200" w:type="dxa"/>
-            <w:shd w:val="clear" w:color="auto" w:fill="F2F2F2"/>
-            <w:tcMar>
-              <w:top w:w="80" w:type="dxa"/>
-              <w:left w:w="160" w:type="dxa"/>
-              <w:bottom w:w="80" w:type="dxa"/>
-              <w:right w:w="160" w:type="dxa"/>
-            </w:tcMar>
-          </w:tcPr>
-          <w:p>
-            <w:r>
-              <w:rPr>
-                <w:b/>
-                <w:bCs/>
-                <w:sz w:val="20"/>
-                <w:szCs w:val="20"/>
-              </w:rPr>
-              <w:t xml:space="preserve">Tipo de </w:t>
-            </w:r>
-            <w:proofErr w:type="spellStart"/>
-            <w:r>
-              <w:rPr>
-                <w:b/>
-                <w:bCs/>
-                <w:sz w:val="20"/>
-                <w:szCs w:val="20"/>
-              </w:rPr>
-              <w:t>datos</w:t>
-            </w:r>
-            <w:proofErr w:type="spellEnd"/>
-            <w:r>
-              <w:rPr>
-                <w:b/>
-                <w:bCs/>
-                <w:sz w:val="20"/>
-                <w:szCs w:val="20"/>
-              </w:rPr>
-              <w:t xml:space="preserve"> ideal</w:t>
+              <w:t>Tipo de datos ideal</w:t>
             </w:r>
           </w:p>
         </w:tc>
@@ -19847,21 +17829,1095 @@
           <w:szCs w:val="20"/>
           <w:lang w:val="es-ES"/>
         </w:rPr>
-        <w:t xml:space="preserve">Tabla 7 — RAG clásico (Vector DB) vs RAG directo vía </w:t>
-      </w:r>
-      <w:proofErr w:type="spellStart"/>
-      <w:r>
+        <w:t>Tabla 7 — RAG clásico (Vector DB) vs RAG directo vía Hibernate</w:t>
+      </w:r>
+    </w:p>
+    <w:p>
+      <w:pPr>
+        <w:pStyle w:val="Ttulo3"/>
+        <w:rPr>
+          <w:lang w:val="es-ES"/>
+        </w:rPr>
+      </w:pPr>
+      <w:bookmarkStart w:id="19" w:name="_Toc230077242"/>
+      <w:r>
+        <w:rPr>
+          <w:lang w:val="es-ES"/>
+        </w:rPr>
+        <w:t>Seguridad y Control de Acceso</w:t>
+      </w:r>
+    </w:p>
+    <w:p>
+      <w:pPr>
+        <w:spacing w:before="80"/>
+        <w:rPr>
+          <w:lang w:val="es-ES"/>
+        </w:rPr>
+      </w:pPr>
+      <w:r>
+        <w:rPr>
+          <w:noProof/>
+        </w:rPr>
+        <mc:AlternateContent>
+          <mc:Choice Requires="wps">
+            <w:drawing>
+              <wp:anchor distT="0" distB="0" distL="114300" distR="114300" simplePos="0" relativeHeight="251738112" behindDoc="0" locked="0" layoutInCell="1" allowOverlap="1" wp14:anchorId="16D2FA6A" wp14:editId="36DD7685">
+                <wp:simplePos x="0" y="0"/>
+                <wp:positionH relativeFrom="column">
+                  <wp:posOffset>0</wp:posOffset>
+                </wp:positionH>
+                <wp:positionV relativeFrom="paragraph">
+                  <wp:posOffset>-635</wp:posOffset>
+                </wp:positionV>
+                <wp:extent cx="6149340" cy="0"/>
+                <wp:effectExtent l="0" t="0" r="10160" b="12700"/>
+                <wp:wrapNone/>
+                <wp:docPr id="929716132" name="Conexão Reta 3"/>
+                <wp:cNvGraphicFramePr/>
+                <a:graphic xmlns:a="http://schemas.openxmlformats.org/drawingml/2006/main">
+                  <a:graphicData uri="http://schemas.microsoft.com/office/word/2010/wordprocessingShape">
+                    <wps:wsp>
+                      <wps:cNvCnPr/>
+                      <wps:spPr>
+                        <a:xfrm>
+                          <a:off x="0" y="0"/>
+                          <a:ext cx="6149340" cy="0"/>
+                        </a:xfrm>
+                        <a:prstGeom prst="line">
+                          <a:avLst/>
+                        </a:prstGeom>
+                      </wps:spPr>
+                      <wps:style>
+                        <a:lnRef idx="1">
+                          <a:schemeClr val="accent1"/>
+                        </a:lnRef>
+                        <a:fillRef idx="0">
+                          <a:schemeClr val="accent1"/>
+                        </a:fillRef>
+                        <a:effectRef idx="0">
+                          <a:schemeClr val="accent1"/>
+                        </a:effectRef>
+                        <a:fontRef idx="minor">
+                          <a:schemeClr val="tx1"/>
+                        </a:fontRef>
+                      </wps:style>
+                      <wps:bodyPr/>
+                    </wps:wsp>
+                  </a:graphicData>
+                </a:graphic>
+              </wp:anchor>
+            </w:drawing>
+          </mc:Choice>
+          <mc:Fallback>
+            <w:pict>
+              <v:line w14:anchorId="47A0CE56" id="Conexão Reta 3" o:spid="_x0000_s1026" style="position:absolute;z-index:251738112;visibility:visible;mso-wrap-style:square;mso-wrap-distance-left:9pt;mso-wrap-distance-top:0;mso-wrap-distance-right:9pt;mso-wrap-distance-bottom:0;mso-position-horizontal:absolute;mso-position-horizontal-relative:text;mso-position-vertical:absolute;mso-position-vertical-relative:text" from="0,-.05pt" to="484.2pt,-.05pt" o:gfxdata="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" strokecolor="#156082 [3204]" strokeweight=".5pt">
+                <v:stroke joinstyle="miter"/>
+              </v:line>
+            </w:pict>
+          </mc:Fallback>
+        </mc:AlternateContent>
+      </w:r>
+      <w:r>
+        <w:rPr>
+          <w:lang w:val="es-ES"/>
+        </w:rPr>
+        <w:t>Una de las ventajas prácticas más relevantes de Hibernate Assistant frente a soluciones genéricas de acceso a bases de datos por IA es el control granular sobre lo que el LLM puede ver y hacer — incluso si las entidades están completamente mapeadas en la aplicación. Este control está garantizado por tres capas independientes, todas naturales en el ecosistema Spring/Hibernate.</w:t>
+      </w:r>
+    </w:p>
+    <w:p>
+      <w:pPr>
+        <w:spacing w:before="80"/>
+        <w:rPr>
+          <w:lang w:val="es-ES"/>
+        </w:rPr>
+      </w:pPr>
+      <w:r>
+        <w:rPr>
+          <w:lang w:val="es-ES"/>
+        </w:rPr>
+        <w:t>Whitelist de entidades: HibernateQueryTool mantiene un Set&lt;String&gt; con los nombres de las entidades que el LLM está autorizado a consultar. Antes de que cualquier query llegue a Hibernate, el método validateEntityWhitelist() analiza el HQL generado por el modelo y rechaza cualquier referencia a entidades fuera de la lista — aunque esas entidades tengan @Entity válido en la aplicación. Basta con eliminar Product de la lista para que el LLM deje inmediatamente de poder consultarla, sin tocar el modelo de dominio.</w:t>
+      </w:r>
+    </w:p>
+    <w:p>
+      <w:pPr>
+        <w:spacing w:before="80"/>
+        <w:rPr>
+          <w:lang w:val="es-ES"/>
+        </w:rPr>
+      </w:pPr>
+      <w:r>
+        <w:rPr>
+          <w:lang w:val="es-ES"/>
+        </w:rPr>
+        <w:t>Blacklist de campos: para campos individuales dentro de entidades permitidas, HibernateQueryTool mantiene un RESTRICTED_FIELDS con los nombres de los campos que el LLM no puede referenciar. El método validateFieldBlacklist() recorre esa lista y usa word-boundary matching para detectar referencias al campo en cualquier parte del HQL — SELECT, WHERE, ORDER BY o expresiones como p.costPrice. Los campos siguen mapeados en la entidad y accesibles por la aplicación; la restricción se aplica únicamente a las queries generadas por el LLM.</w:t>
+      </w:r>
+    </w:p>
+    <w:p>
+      <w:pPr>
+        <w:spacing w:before="80"/>
+        <w:rPr>
+          <w:lang w:val="es-ES"/>
+        </w:rPr>
+      </w:pPr>
+      <w:r>
+        <w:rPr>
+          <w:lang w:val="es-ES"/>
+        </w:rPr>
+        <w:t>Protección de escritura — dos capas: HibernateQueryTool rechaza cualquier query que no comience por SELECT o FROM (capa de texto). En el proyecto Spring AI, @Transactional(readOnly = true) añade una segunda barrera a nivel del motor de transacciones — aunque la validación de texto falle, Hibernate rechaza cualquier intento de escritura en la base de datos.</w:t>
+      </w:r>
+    </w:p>
+    <w:p>
+      <w:pPr>
+        <w:spacing w:before="80"/>
+        <w:rPr>
+          <w:lang w:val="es-ES"/>
+        </w:rPr>
+      </w:pPr>
+      <w:r>
+        <w:rPr>
+          <w:lang w:val="es-ES"/>
+        </w:rPr>
+        <w:t>Comparado con un MCP PostgreSQL, que expone directamente la conexión a la base de datos — todas las tablas, todas las columnas, y potencialmente operaciones de escritura — Hibernate Assistant invierte este modelo: el LLM solo puede acceder a lo que está explícitamente permitido en el whitelist, independientemente de lo que exista en el schema.</w:t>
+      </w:r>
+    </w:p>
+    <w:p>
+      <w:pPr>
+        <w:spacing w:before="80"/>
+        <w:rPr>
+          <w:lang w:val="es-ES"/>
+        </w:rPr>
+      </w:pPr>
+    </w:p>
+    <w:p>
+      <w:pPr>
+        <w:spacing w:before="80"/>
+        <w:rPr>
+          <w:lang w:val="es-ES"/>
+        </w:rPr>
+      </w:pPr>
+    </w:p>
+    <w:p>
+      <w:pPr>
+        <w:spacing w:before="80"/>
+        <w:rPr>
+          <w:lang w:val="es-ES"/>
+        </w:rPr>
+      </w:pPr>
+    </w:p>
+    <w:p>
+      <w:pPr>
+        <w:spacing w:before="80"/>
+        <w:rPr>
+          <w:lang w:val="es-ES"/>
+        </w:rPr>
+      </w:pPr>
+    </w:p>
+    <w:p>
+      <w:pPr>
+        <w:spacing w:before="80"/>
+        <w:rPr>
+          <w:lang w:val="es-ES"/>
+        </w:rPr>
+      </w:pPr>
+    </w:p>
+    <w:p>
+      <w:pPr>
+        <w:spacing w:before="80"/>
+        <w:rPr>
+          <w:lang w:val="es-ES"/>
+        </w:rPr>
+      </w:pPr>
+    </w:p>
+    <w:p>
+      <w:pPr>
+        <w:spacing w:before="80"/>
+        <w:rPr>
+          <w:lang w:val="es-ES"/>
+        </w:rPr>
+      </w:pPr>
+    </w:p>
+    <w:p>
+      <w:pPr>
+        <w:spacing w:before="80"/>
+        <w:rPr>
+          <w:lang w:val="es-ES"/>
+        </w:rPr>
+      </w:pPr>
+    </w:p>
+    <w:tbl>
+      <w:tblPr>
+        <w:tblW w:w="9026" w:type="dxa"/>
+        <w:tblBorders>
+          <w:top w:val="single" w:sz="4" w:space="0" w:color="auto"/>
+          <w:left w:val="single" w:sz="4" w:space="0" w:color="auto"/>
+          <w:bottom w:val="single" w:sz="4" w:space="0" w:color="auto"/>
+          <w:right w:val="single" w:sz="4" w:space="0" w:color="auto"/>
+          <w:insideH w:val="single" w:sz="4" w:space="0" w:color="auto"/>
+          <w:insideV w:val="single" w:sz="4" w:space="0" w:color="auto"/>
+        </w:tblBorders>
+        <w:tblCellMar>
+          <w:left w:w="10" w:type="dxa"/>
+          <w:right w:w="10" w:type="dxa"/>
+        </w:tblCellMar>
+        <w:tblLook w:val="04A0" w:firstRow="1" w:lastRow="0" w:firstColumn="1" w:lastColumn="0" w:noHBand="0" w:noVBand="1"/>
+      </w:tblPr>
+      <w:tblGrid>
+        <w:gridCol w:w="9026"/>
+      </w:tblGrid>
+      <w:tr>
+        <w:tc>
+          <w:tcPr>
+            <w:tcW w:w="9026" w:type="dxa"/>
+            <w:tcBorders>
+              <w:top w:val="none" w:sz="0" w:space="0" w:color="FFFFFF"/>
+              <w:left w:val="none" w:sz="0" w:space="0" w:color="FFFFFF"/>
+              <w:bottom w:val="none" w:sz="0" w:space="0" w:color="FFFFFF"/>
+              <w:right w:val="none" w:sz="0" w:space="0" w:color="FFFFFF"/>
+            </w:tcBorders>
+            <w:shd w:val="clear" w:color="auto" w:fill="1E1E1E"/>
+            <w:tcMar>
+              <w:top w:w="40" w:type="dxa"/>
+              <w:left w:w="200" w:type="dxa"/>
+              <w:bottom w:w="40" w:type="dxa"/>
+              <w:right w:w="180" w:type="dxa"/>
+            </w:tcMar>
+          </w:tcPr>
+          <w:p>
+            <w:pPr>
+              <w:rPr>
+                <w:rFonts w:ascii="Courier New" w:hAnsi="Courier New" w:cs="Courier New"/>
+                <w:color w:val="FFFFFF" w:themeColor="background1"/>
+                <w:sz w:val="18"/>
+                <w:szCs w:val="18"/>
+                <w:lang w:val="en-US"/>
+              </w:rPr>
+            </w:pPr>
+            <w:r>
+              <w:rPr>
+                <w:rFonts w:ascii="Courier New" w:hAnsi="Courier New" w:cs="Courier New"/>
+                <w:color w:val="FFFFFF" w:themeColor="background1"/>
+                <w:sz w:val="18"/>
+                <w:szCs w:val="18"/>
+                <w:lang w:val="en-US"/>
+              </w:rPr>
+              <w:lastRenderedPageBreak/>
+              <w:t>// ── Entity whitelist: only these entities can be queried by the AI ──────</w:t>
+            </w:r>
+          </w:p>
+          <w:p>
+            <w:pPr>
+              <w:rPr>
+                <w:rFonts w:ascii="Courier New" w:hAnsi="Courier New" w:cs="Courier New"/>
+                <w:color w:val="FFFFFF" w:themeColor="background1"/>
+                <w:sz w:val="18"/>
+                <w:szCs w:val="18"/>
+                <w:lang w:val="en-US"/>
+              </w:rPr>
+            </w:pPr>
+            <w:r>
+              <w:rPr>
+                <w:rFonts w:ascii="Courier New" w:hAnsi="Courier New" w:cs="Courier New"/>
+                <w:color w:val="FFFFFF" w:themeColor="background1"/>
+                <w:sz w:val="18"/>
+                <w:szCs w:val="18"/>
+                <w:lang w:val="en-US"/>
+              </w:rPr>
+              <w:t>private static final Set&lt;String&gt; ALLOWED_ENTITIES = Set.of("Product", "Category");</w:t>
+            </w:r>
+          </w:p>
+          <w:p>
+            <w:pPr>
+              <w:spacing w:before="20" w:after="20"/>
+              <w:rPr>
+                <w:rFonts w:ascii="Courier New" w:hAnsi="Courier New" w:cs="Courier New"/>
+                <w:color w:val="FFFFFF" w:themeColor="background1"/>
+                <w:sz w:val="18"/>
+                <w:szCs w:val="18"/>
+                <w:lang w:val="en-US"/>
+              </w:rPr>
+            </w:pPr>
+          </w:p>
+          <w:p>
+            <w:pPr>
+              <w:spacing w:before="20" w:after="20"/>
+              <w:rPr>
+                <w:rFonts w:ascii="Courier New" w:hAnsi="Courier New" w:cs="Courier New"/>
+                <w:color w:val="FFFFFF" w:themeColor="background1"/>
+                <w:sz w:val="18"/>
+                <w:szCs w:val="18"/>
+                <w:lang w:val="en-US"/>
+              </w:rPr>
+            </w:pPr>
+            <w:r>
+              <w:rPr>
+                <w:rFonts w:ascii="Courier New" w:hAnsi="Courier New" w:cs="Courier New"/>
+                <w:color w:val="FFFFFF" w:themeColor="background1"/>
+                <w:sz w:val="18"/>
+                <w:szCs w:val="18"/>
+                <w:lang w:val="en-US"/>
+              </w:rPr>
+              <w:t>// ── Field blacklist: these fields are blocked even in allowed entities ───</w:t>
+            </w:r>
+          </w:p>
+          <w:p>
+            <w:pPr>
+              <w:rPr>
+                <w:rFonts w:ascii="Courier New" w:hAnsi="Courier New" w:cs="Courier New"/>
+                <w:color w:val="FFFFFF" w:themeColor="background1"/>
+                <w:sz w:val="18"/>
+                <w:szCs w:val="18"/>
+                <w:lang w:val="en-US"/>
+              </w:rPr>
+            </w:pPr>
+            <w:r>
+              <w:rPr>
+                <w:rFonts w:ascii="Courier New" w:hAnsi="Courier New" w:cs="Courier New"/>
+                <w:color w:val="FFFFFF" w:themeColor="background1"/>
+                <w:sz w:val="18"/>
+                <w:szCs w:val="18"/>
+                <w:lang w:val="en-US"/>
+              </w:rPr>
+              <w:t>private static final Set&lt;String&gt; RESTRICTED_FIELDS = Set.of("costPrice", "supplierCode");</w:t>
+            </w:r>
+          </w:p>
+          <w:p>
+            <w:pPr>
+              <w:rPr>
+                <w:rFonts w:ascii="Courier New" w:hAnsi="Courier New" w:cs="Courier New"/>
+                <w:color w:val="FFFFFF" w:themeColor="background1"/>
+                <w:sz w:val="18"/>
+                <w:szCs w:val="18"/>
+                <w:lang w:val="en-US"/>
+              </w:rPr>
+            </w:pPr>
+          </w:p>
+          <w:p>
+            <w:pPr>
+              <w:pStyle w:val="HTMLpr-formatado"/>
+              <w:shd w:val="clear" w:color="auto" w:fill="1E1F22"/>
+              <w:rPr>
+                <w:color w:val="FFFFFF" w:themeColor="background1"/>
+                <w:sz w:val="18"/>
+                <w:szCs w:val="18"/>
+                <w:lang w:val="en-US"/>
+              </w:rPr>
+            </w:pPr>
+            <w:r>
+              <w:rPr>
+                <w:color w:val="FFFFFF" w:themeColor="background1"/>
+                <w:sz w:val="18"/>
+                <w:szCs w:val="18"/>
+                <w:lang w:val="en-US"/>
+              </w:rPr>
+              <w:t xml:space="preserve">private static final Pattern </w:t>
+            </w:r>
+            <w:r>
+              <w:rPr>
+                <w:i/>
+                <w:iCs/>
+                <w:color w:val="FFFFFF" w:themeColor="background1"/>
+                <w:sz w:val="18"/>
+                <w:szCs w:val="18"/>
+                <w:lang w:val="en-US"/>
+              </w:rPr>
+              <w:t xml:space="preserve">ENTITY_PATTERN </w:t>
+            </w:r>
+            <w:r>
+              <w:rPr>
+                <w:color w:val="FFFFFF" w:themeColor="background1"/>
+                <w:sz w:val="18"/>
+                <w:szCs w:val="18"/>
+                <w:lang w:val="en-US"/>
+              </w:rPr>
+              <w:t>=</w:t>
+            </w:r>
+            <w:r>
+              <w:rPr>
+                <w:color w:val="FFFFFF" w:themeColor="background1"/>
+                <w:sz w:val="18"/>
+                <w:szCs w:val="18"/>
+                <w:lang w:val="en-US"/>
+              </w:rPr>
+              <w:br/>
+              <w:t xml:space="preserve">  Pattern.</w:t>
+            </w:r>
+            <w:r>
+              <w:rPr>
+                <w:i/>
+                <w:iCs/>
+                <w:color w:val="FFFFFF" w:themeColor="background1"/>
+                <w:sz w:val="18"/>
+                <w:szCs w:val="18"/>
+                <w:lang w:val="en-US"/>
+              </w:rPr>
+              <w:t>compile</w:t>
+            </w:r>
+            <w:r>
+              <w:rPr>
+                <w:color w:val="FFFFFF" w:themeColor="background1"/>
+                <w:sz w:val="18"/>
+                <w:szCs w:val="18"/>
+                <w:lang w:val="en-US"/>
+              </w:rPr>
+              <w:t>("</w:t>
+            </w:r>
+            <w:r>
+              <w:rPr>
+                <w:color w:val="FFFFFF" w:themeColor="background1"/>
+                <w:sz w:val="18"/>
+                <w:szCs w:val="18"/>
+                <w:shd w:val="clear" w:color="auto" w:fill="293C40"/>
+                <w:lang w:val="en-US"/>
+              </w:rPr>
+              <w:t>(?:FROM|JOIN(?:\\s+FETCH)?)\\s+(\\w+)</w:t>
+            </w:r>
+            <w:r>
+              <w:rPr>
+                <w:color w:val="FFFFFF" w:themeColor="background1"/>
+                <w:sz w:val="18"/>
+                <w:szCs w:val="18"/>
+                <w:lang w:val="en-US"/>
+              </w:rPr>
+              <w:t>", Pattern.</w:t>
+            </w:r>
+            <w:r>
+              <w:rPr>
+                <w:i/>
+                <w:iCs/>
+                <w:color w:val="FFFFFF" w:themeColor="background1"/>
+                <w:sz w:val="18"/>
+                <w:szCs w:val="18"/>
+                <w:lang w:val="en-US"/>
+              </w:rPr>
+              <w:t>CASE_INSENSITIVE</w:t>
+            </w:r>
+            <w:r>
+              <w:rPr>
+                <w:color w:val="FFFFFF" w:themeColor="background1"/>
+                <w:sz w:val="18"/>
+                <w:szCs w:val="18"/>
+                <w:lang w:val="en-US"/>
+              </w:rPr>
+              <w:t>);</w:t>
+            </w:r>
+          </w:p>
+          <w:p>
+            <w:pPr>
+              <w:rPr>
+                <w:rFonts w:ascii="Courier New" w:hAnsi="Courier New" w:cs="Courier New"/>
+                <w:color w:val="FFFFFF" w:themeColor="background1"/>
+                <w:sz w:val="18"/>
+                <w:szCs w:val="18"/>
+                <w:lang w:val="en-US"/>
+              </w:rPr>
+            </w:pPr>
+          </w:p>
+          <w:p>
+            <w:pPr>
+              <w:rPr>
+                <w:rFonts w:ascii="Courier New" w:hAnsi="Courier New" w:cs="Courier New"/>
+                <w:color w:val="FFFFFF" w:themeColor="background1"/>
+                <w:sz w:val="18"/>
+                <w:szCs w:val="18"/>
+                <w:lang w:val="en-US"/>
+              </w:rPr>
+            </w:pPr>
+            <w:r>
+              <w:rPr>
+                <w:rFonts w:ascii="Courier New" w:hAnsi="Courier New" w:cs="Courier New"/>
+                <w:color w:val="FFFFFF" w:themeColor="background1"/>
+                <w:sz w:val="18"/>
+                <w:szCs w:val="18"/>
+                <w:lang w:val="en-US"/>
+              </w:rPr>
+              <w:t>private String validateEntityWhitelist(String hql) {</w:t>
+            </w:r>
+          </w:p>
+          <w:p>
+            <w:pPr>
+              <w:pStyle w:val="HTMLpr-formatado"/>
+              <w:shd w:val="clear" w:color="auto" w:fill="1E1F22"/>
+              <w:rPr>
+                <w:color w:val="BCBEC4"/>
+                <w:sz w:val="18"/>
+                <w:szCs w:val="18"/>
+                <w:lang w:val="en-US"/>
+              </w:rPr>
+            </w:pPr>
+            <w:r>
+              <w:rPr>
+                <w:color w:val="264F78"/>
+                <w:sz w:val="18"/>
+                <w:szCs w:val="18"/>
+                <w:lang w:val="en-US"/>
+              </w:rPr>
+              <w:t xml:space="preserve">    </w:t>
+            </w:r>
+            <w:r>
+              <w:rPr>
+                <w:color w:val="FFFFFF" w:themeColor="background1"/>
+                <w:sz w:val="18"/>
+                <w:szCs w:val="18"/>
+                <w:lang w:val="en-US"/>
+              </w:rPr>
+              <w:t xml:space="preserve">Matcher m = </w:t>
+            </w:r>
+            <w:r>
+              <w:rPr>
+                <w:i/>
+                <w:iCs/>
+                <w:color w:val="FFFFFF" w:themeColor="background1"/>
+                <w:sz w:val="18"/>
+                <w:szCs w:val="18"/>
+                <w:lang w:val="en-US"/>
+              </w:rPr>
+              <w:t>ENTITY_PATTERN</w:t>
+            </w:r>
+            <w:r>
+              <w:rPr>
+                <w:color w:val="FFFFFF" w:themeColor="background1"/>
+                <w:sz w:val="18"/>
+                <w:szCs w:val="18"/>
+                <w:lang w:val="en-US"/>
+              </w:rPr>
+              <w:t>.matcher(hql);</w:t>
+            </w:r>
+          </w:p>
+          <w:p>
+            <w:pPr>
+              <w:rPr>
+                <w:rFonts w:ascii="Courier New" w:hAnsi="Courier New" w:cs="Courier New"/>
+                <w:color w:val="FFFFFF" w:themeColor="background1"/>
+                <w:sz w:val="18"/>
+                <w:szCs w:val="18"/>
+                <w:lang w:val="en-US"/>
+              </w:rPr>
+            </w:pPr>
+            <w:r>
+              <w:rPr>
+                <w:rFonts w:ascii="Courier New" w:hAnsi="Courier New" w:cs="Courier New"/>
+                <w:color w:val="264F78"/>
+                <w:sz w:val="18"/>
+                <w:szCs w:val="18"/>
+                <w:lang w:val="en-US"/>
+              </w:rPr>
+              <w:t xml:space="preserve">    </w:t>
+            </w:r>
+            <w:r>
+              <w:rPr>
+                <w:rFonts w:ascii="Courier New" w:hAnsi="Courier New" w:cs="Courier New"/>
+                <w:color w:val="FFFFFF" w:themeColor="background1"/>
+                <w:sz w:val="18"/>
+                <w:szCs w:val="18"/>
+                <w:lang w:val="en-US"/>
+              </w:rPr>
+              <w:t>while (m.find()) {</w:t>
+            </w:r>
+          </w:p>
+          <w:p>
+            <w:pPr>
+              <w:rPr>
+                <w:rFonts w:ascii="Courier New" w:hAnsi="Courier New" w:cs="Courier New"/>
+                <w:color w:val="FFFFFF" w:themeColor="background1"/>
+                <w:sz w:val="18"/>
+                <w:szCs w:val="18"/>
+                <w:lang w:val="en-US"/>
+              </w:rPr>
+            </w:pPr>
+            <w:r>
+              <w:rPr>
+                <w:rFonts w:ascii="Courier New" w:hAnsi="Courier New" w:cs="Courier New"/>
+                <w:color w:val="FFFFFF" w:themeColor="background1"/>
+                <w:sz w:val="18"/>
+                <w:szCs w:val="18"/>
+                <w:lang w:val="en-US"/>
+              </w:rPr>
+              <w:t xml:space="preserve">       String entity = m.group(1);</w:t>
+            </w:r>
+          </w:p>
+          <w:p>
+            <w:pPr>
+              <w:pStyle w:val="HTMLpr-formatado"/>
+              <w:shd w:val="clear" w:color="auto" w:fill="1E1F22"/>
+              <w:rPr>
+                <w:color w:val="FFFFFF" w:themeColor="background1"/>
+                <w:sz w:val="18"/>
+                <w:szCs w:val="18"/>
+                <w:lang w:val="en-US"/>
+              </w:rPr>
+            </w:pPr>
+            <w:r>
+              <w:rPr>
+                <w:color w:val="FFFFFF" w:themeColor="background1"/>
+                <w:sz w:val="18"/>
+                <w:szCs w:val="18"/>
+                <w:lang w:val="en-US"/>
+              </w:rPr>
+              <w:t xml:space="preserve">      if (!</w:t>
+            </w:r>
+            <w:r>
+              <w:rPr>
+                <w:i/>
+                <w:iCs/>
+                <w:color w:val="FFFFFF" w:themeColor="background1"/>
+                <w:sz w:val="18"/>
+                <w:szCs w:val="18"/>
+                <w:lang w:val="en-US"/>
+              </w:rPr>
+              <w:t>ALLOWED_ENTITIES</w:t>
+            </w:r>
+            <w:r>
+              <w:rPr>
+                <w:color w:val="FFFFFF" w:themeColor="background1"/>
+                <w:sz w:val="18"/>
+                <w:szCs w:val="18"/>
+                <w:lang w:val="en-US"/>
+              </w:rPr>
+              <w:t>.contains(entity)) {</w:t>
+            </w:r>
+            <w:r>
+              <w:rPr>
+                <w:color w:val="FFFFFF" w:themeColor="background1"/>
+                <w:sz w:val="18"/>
+                <w:szCs w:val="18"/>
+                <w:lang w:val="en-US"/>
+              </w:rPr>
+              <w:br/>
+              <w:t xml:space="preserve">        return "ERROR: Entity '" + entity </w:t>
+            </w:r>
+          </w:p>
+          <w:p>
+            <w:pPr>
+              <w:pStyle w:val="HTMLpr-formatado"/>
+              <w:shd w:val="clear" w:color="auto" w:fill="1E1F22"/>
+              <w:rPr>
+                <w:color w:val="FFFFFF" w:themeColor="background1"/>
+                <w:sz w:val="18"/>
+                <w:szCs w:val="18"/>
+                <w:lang w:val="en-US"/>
+              </w:rPr>
+            </w:pPr>
+            <w:r>
+              <w:rPr>
+                <w:color w:val="FFFFFF" w:themeColor="background1"/>
+                <w:sz w:val="18"/>
+                <w:szCs w:val="18"/>
+                <w:lang w:val="en-US"/>
+              </w:rPr>
+              <w:t xml:space="preserve">         + "' is not accessible via   this assistant. "</w:t>
+            </w:r>
+            <w:r>
+              <w:rPr>
+                <w:color w:val="FFFFFF" w:themeColor="background1"/>
+                <w:sz w:val="18"/>
+                <w:szCs w:val="18"/>
+                <w:lang w:val="en-US"/>
+              </w:rPr>
+              <w:br/>
+              <w:t xml:space="preserve">         + "Allowed entities: " + </w:t>
+            </w:r>
+            <w:r>
+              <w:rPr>
+                <w:i/>
+                <w:iCs/>
+                <w:color w:val="FFFFFF" w:themeColor="background1"/>
+                <w:sz w:val="18"/>
+                <w:szCs w:val="18"/>
+                <w:lang w:val="en-US"/>
+              </w:rPr>
+              <w:t>ALLOWED_ENTITIES</w:t>
+            </w:r>
+            <w:r>
+              <w:rPr>
+                <w:color w:val="FFFFFF" w:themeColor="background1"/>
+                <w:sz w:val="18"/>
+                <w:szCs w:val="18"/>
+                <w:lang w:val="en-US"/>
+              </w:rPr>
+              <w:t>;</w:t>
+            </w:r>
+            <w:r>
+              <w:rPr>
+                <w:color w:val="FFFFFF" w:themeColor="background1"/>
+                <w:sz w:val="18"/>
+                <w:szCs w:val="18"/>
+                <w:lang w:val="en-US"/>
+              </w:rPr>
+              <w:br/>
+              <w:t xml:space="preserve">      }</w:t>
+            </w:r>
+          </w:p>
+          <w:p>
+            <w:pPr>
+              <w:rPr>
+                <w:rFonts w:ascii="Courier New" w:hAnsi="Courier New" w:cs="Courier New"/>
+                <w:color w:val="FFFFFF" w:themeColor="background1"/>
+                <w:sz w:val="18"/>
+                <w:szCs w:val="18"/>
+                <w:lang w:val="en-US"/>
+              </w:rPr>
+            </w:pPr>
+            <w:r>
+              <w:rPr>
+                <w:rFonts w:ascii="Courier New" w:hAnsi="Courier New" w:cs="Courier New"/>
+                <w:color w:val="264F78"/>
+                <w:sz w:val="18"/>
+                <w:szCs w:val="18"/>
+                <w:lang w:val="en-US"/>
+              </w:rPr>
+              <w:t xml:space="preserve">    </w:t>
+            </w:r>
+            <w:r>
+              <w:rPr>
+                <w:rFonts w:ascii="Courier New" w:hAnsi="Courier New" w:cs="Courier New"/>
+                <w:color w:val="FFFFFF" w:themeColor="background1"/>
+                <w:sz w:val="18"/>
+                <w:szCs w:val="18"/>
+                <w:lang w:val="en-US"/>
+              </w:rPr>
+              <w:t>}</w:t>
+            </w:r>
+          </w:p>
+          <w:p>
+            <w:pPr>
+              <w:rPr>
+                <w:rFonts w:ascii="Courier New" w:hAnsi="Courier New" w:cs="Courier New"/>
+                <w:color w:val="FFFFFF" w:themeColor="background1"/>
+                <w:sz w:val="18"/>
+                <w:szCs w:val="18"/>
+                <w:lang w:val="en-US"/>
+              </w:rPr>
+            </w:pPr>
+            <w:r>
+              <w:rPr>
+                <w:rFonts w:ascii="Courier New" w:hAnsi="Courier New" w:cs="Courier New"/>
+                <w:color w:val="264F78"/>
+                <w:sz w:val="18"/>
+                <w:szCs w:val="18"/>
+                <w:lang w:val="en-US"/>
+              </w:rPr>
+              <w:t xml:space="preserve">    </w:t>
+            </w:r>
+            <w:r>
+              <w:rPr>
+                <w:rFonts w:ascii="Courier New" w:hAnsi="Courier New" w:cs="Courier New"/>
+                <w:color w:val="FFFFFF" w:themeColor="background1"/>
+                <w:sz w:val="18"/>
+                <w:szCs w:val="18"/>
+                <w:lang w:val="en-US"/>
+              </w:rPr>
+              <w:t>return null;</w:t>
+            </w:r>
+          </w:p>
+          <w:p>
+            <w:pPr>
+              <w:rPr>
+                <w:rFonts w:ascii="Courier New" w:hAnsi="Courier New" w:cs="Courier New"/>
+                <w:color w:val="FFFFFF" w:themeColor="background1"/>
+                <w:sz w:val="18"/>
+                <w:szCs w:val="18"/>
+                <w:lang w:val="en-US"/>
+              </w:rPr>
+            </w:pPr>
+            <w:r>
+              <w:rPr>
+                <w:rFonts w:ascii="Courier New" w:hAnsi="Courier New" w:cs="Courier New"/>
+                <w:color w:val="FFFFFF" w:themeColor="background1"/>
+                <w:sz w:val="18"/>
+                <w:szCs w:val="18"/>
+                <w:lang w:val="en-US"/>
+              </w:rPr>
+              <w:t>}</w:t>
+            </w:r>
+          </w:p>
+          <w:p>
+            <w:pPr>
+              <w:rPr>
+                <w:rFonts w:ascii="Courier New" w:hAnsi="Courier New" w:cs="Courier New"/>
+                <w:color w:val="FFFFFF" w:themeColor="background1"/>
+                <w:sz w:val="18"/>
+                <w:szCs w:val="18"/>
+                <w:lang w:val="en-US"/>
+              </w:rPr>
+            </w:pPr>
+          </w:p>
+          <w:p>
+            <w:pPr>
+              <w:rPr>
+                <w:rFonts w:ascii="Courier New" w:hAnsi="Courier New" w:cs="Courier New"/>
+                <w:color w:val="FFFFFF" w:themeColor="background1"/>
+                <w:sz w:val="18"/>
+                <w:szCs w:val="18"/>
+                <w:lang w:val="en-US"/>
+              </w:rPr>
+            </w:pPr>
+            <w:r>
+              <w:rPr>
+                <w:rFonts w:ascii="Courier New" w:hAnsi="Courier New" w:cs="Courier New"/>
+                <w:color w:val="FFFFFF" w:themeColor="background1"/>
+                <w:sz w:val="18"/>
+                <w:szCs w:val="18"/>
+                <w:lang w:val="en-US"/>
+              </w:rPr>
+              <w:t>private String validateFieldBlacklist(String hql) {</w:t>
+            </w:r>
+          </w:p>
+          <w:p>
+            <w:pPr>
+              <w:rPr>
+                <w:rFonts w:ascii="Courier New" w:hAnsi="Courier New" w:cs="Courier New"/>
+                <w:color w:val="FFFFFF" w:themeColor="background1"/>
+                <w:sz w:val="18"/>
+                <w:szCs w:val="18"/>
+                <w:lang w:val="en-US"/>
+              </w:rPr>
+            </w:pPr>
+            <w:r>
+              <w:rPr>
+                <w:rFonts w:ascii="Courier New" w:hAnsi="Courier New" w:cs="Courier New"/>
+                <w:color w:val="264F78"/>
+                <w:sz w:val="18"/>
+                <w:szCs w:val="18"/>
+                <w:lang w:val="en-US"/>
+              </w:rPr>
+              <w:t xml:space="preserve">    </w:t>
+            </w:r>
+            <w:r>
+              <w:rPr>
+                <w:rFonts w:ascii="Courier New" w:hAnsi="Courier New" w:cs="Courier New"/>
+                <w:color w:val="FFFFFF" w:themeColor="background1"/>
+                <w:sz w:val="18"/>
+                <w:szCs w:val="18"/>
+                <w:lang w:val="en-US"/>
+              </w:rPr>
+              <w:t>for (String field : RESTRICTED_FIELDS) {</w:t>
+            </w:r>
+          </w:p>
+          <w:p>
+            <w:pPr>
+              <w:ind w:left="720"/>
+              <w:rPr>
+                <w:rFonts w:ascii="Courier New" w:hAnsi="Courier New" w:cs="Courier New"/>
+                <w:color w:val="FFFFFF" w:themeColor="background1"/>
+                <w:sz w:val="18"/>
+                <w:szCs w:val="18"/>
+                <w:lang w:val="en-US"/>
+              </w:rPr>
+            </w:pPr>
+            <w:r>
+              <w:rPr>
+                <w:rFonts w:ascii="Courier New" w:hAnsi="Courier New" w:cs="Courier New"/>
+                <w:color w:val="FFFFFF" w:themeColor="background1"/>
+                <w:sz w:val="18"/>
+                <w:szCs w:val="18"/>
+                <w:lang w:val="en-US"/>
+              </w:rPr>
+              <w:t>Pattern p = Pattern.compile("\\b" + Pattern.quote(field) + "\\b",</w:t>
+            </w:r>
+          </w:p>
+          <w:p>
+            <w:pPr>
+              <w:ind w:left="720"/>
+              <w:rPr>
+                <w:rFonts w:ascii="Courier New" w:hAnsi="Courier New" w:cs="Courier New"/>
+                <w:color w:val="FFFFFF" w:themeColor="background1"/>
+                <w:sz w:val="18"/>
+                <w:szCs w:val="18"/>
+                <w:lang w:val="en-US"/>
+              </w:rPr>
+            </w:pPr>
+            <w:r>
+              <w:rPr>
+                <w:rFonts w:ascii="Courier New" w:hAnsi="Courier New" w:cs="Courier New"/>
+                <w:color w:val="FFFFFF" w:themeColor="background1"/>
+                <w:sz w:val="18"/>
+                <w:szCs w:val="18"/>
+                <w:lang w:val="en-US"/>
+              </w:rPr>
+              <w:t xml:space="preserve">  Pattern.CASE_INSENSITIVE);</w:t>
+            </w:r>
+          </w:p>
+          <w:p>
+            <w:pPr>
+              <w:ind w:left="720"/>
+              <w:rPr>
+                <w:rFonts w:ascii="Courier New" w:hAnsi="Courier New" w:cs="Courier New"/>
+                <w:color w:val="FFFFFF" w:themeColor="background1"/>
+                <w:sz w:val="18"/>
+                <w:szCs w:val="18"/>
+                <w:lang w:val="en-US"/>
+              </w:rPr>
+            </w:pPr>
+            <w:r>
+              <w:rPr>
+                <w:rFonts w:ascii="Courier New" w:hAnsi="Courier New" w:cs="Courier New"/>
+                <w:color w:val="FFFFFF" w:themeColor="background1"/>
+                <w:sz w:val="18"/>
+                <w:szCs w:val="18"/>
+                <w:lang w:val="en-US"/>
+              </w:rPr>
+              <w:t>if (p.matcher(hql).find())</w:t>
+            </w:r>
+          </w:p>
+          <w:p>
+            <w:pPr>
+              <w:pStyle w:val="HTMLpr-formatado"/>
+              <w:shd w:val="clear" w:color="auto" w:fill="1E1F22"/>
+              <w:rPr>
+                <w:color w:val="FFFFFF" w:themeColor="background1"/>
+                <w:sz w:val="18"/>
+                <w:szCs w:val="18"/>
+                <w:lang w:val="en-US"/>
+              </w:rPr>
+            </w:pPr>
+            <w:r>
+              <w:rPr>
+                <w:color w:val="264F78"/>
+                <w:sz w:val="18"/>
+                <w:szCs w:val="18"/>
+                <w:lang w:val="en-US"/>
+              </w:rPr>
+              <w:t xml:space="preserve">   </w:t>
+            </w:r>
+            <w:r>
+              <w:rPr>
+                <w:color w:val="FFFFFF" w:themeColor="background1"/>
+                <w:sz w:val="18"/>
+                <w:szCs w:val="18"/>
+                <w:lang w:val="en-US"/>
+              </w:rPr>
+              <w:t xml:space="preserve">     return "ERROR: Field '" + field + "' is not accessible via this assistant.";</w:t>
+            </w:r>
+            <w:r>
+              <w:rPr>
+                <w:color w:val="FFFFFF" w:themeColor="background1"/>
+                <w:sz w:val="18"/>
+                <w:szCs w:val="18"/>
+                <w:lang w:val="en-US"/>
+              </w:rPr>
+              <w:br/>
+              <w:t xml:space="preserve">      }</w:t>
+            </w:r>
+          </w:p>
+          <w:p>
+            <w:pPr>
+              <w:rPr>
+                <w:rFonts w:ascii="Courier New" w:hAnsi="Courier New" w:cs="Courier New"/>
+                <w:color w:val="FFFFFF" w:themeColor="background1"/>
+                <w:sz w:val="18"/>
+                <w:szCs w:val="18"/>
+                <w:lang w:val="en-US"/>
+              </w:rPr>
+            </w:pPr>
+            <w:r>
+              <w:rPr>
+                <w:rFonts w:ascii="Courier New" w:hAnsi="Courier New" w:cs="Courier New"/>
+                <w:color w:val="264F78"/>
+                <w:sz w:val="18"/>
+                <w:szCs w:val="18"/>
+                <w:lang w:val="en-US"/>
+              </w:rPr>
+              <w:t xml:space="preserve">    </w:t>
+            </w:r>
+            <w:r>
+              <w:rPr>
+                <w:rFonts w:ascii="Courier New" w:hAnsi="Courier New" w:cs="Courier New"/>
+                <w:color w:val="FFFFFF" w:themeColor="background1"/>
+                <w:sz w:val="18"/>
+                <w:szCs w:val="18"/>
+                <w:lang w:val="en-US"/>
+              </w:rPr>
+              <w:t>}</w:t>
+            </w:r>
+          </w:p>
+          <w:p>
+            <w:pPr>
+              <w:rPr>
+                <w:rFonts w:ascii="Courier New" w:hAnsi="Courier New" w:cs="Courier New"/>
+                <w:color w:val="FFFFFF" w:themeColor="background1"/>
+                <w:sz w:val="18"/>
+                <w:szCs w:val="18"/>
+                <w:lang w:val="en-US"/>
+              </w:rPr>
+            </w:pPr>
+            <w:r>
+              <w:rPr>
+                <w:rFonts w:ascii="Courier New" w:hAnsi="Courier New" w:cs="Courier New"/>
+                <w:color w:val="264F78"/>
+                <w:sz w:val="18"/>
+                <w:szCs w:val="18"/>
+                <w:lang w:val="en-US"/>
+              </w:rPr>
+              <w:t xml:space="preserve">    </w:t>
+            </w:r>
+            <w:r>
+              <w:rPr>
+                <w:rFonts w:ascii="Courier New" w:hAnsi="Courier New" w:cs="Courier New"/>
+                <w:color w:val="FFFFFF" w:themeColor="background1"/>
+                <w:sz w:val="18"/>
+                <w:szCs w:val="18"/>
+                <w:lang w:val="en-US"/>
+              </w:rPr>
+              <w:t>return null;</w:t>
+            </w:r>
+          </w:p>
+          <w:p>
+            <w:pPr>
+              <w:spacing w:before="20" w:after="20"/>
+              <w:rPr>
+                <w:color w:val="FFFFFF" w:themeColor="background1"/>
+                <w:lang w:val="en-US"/>
+              </w:rPr>
+            </w:pPr>
+            <w:r>
+              <w:rPr>
+                <w:rFonts w:ascii="Courier New" w:hAnsi="Courier New" w:cs="Courier New"/>
+                <w:color w:val="FFFFFF" w:themeColor="background1"/>
+                <w:sz w:val="18"/>
+                <w:szCs w:val="18"/>
+                <w:lang w:val="en-US"/>
+              </w:rPr>
+              <w:t>}</w:t>
+            </w:r>
+          </w:p>
+        </w:tc>
+      </w:tr>
+    </w:tbl>
+    <w:p>
+      <w:pPr>
+        <w:spacing w:before="40" w:after="160"/>
+        <w:jc w:val="center"/>
         <w:rPr>
           <w:i/>
           <w:iCs/>
           <w:color w:val="595959"/>
           <w:sz w:val="20"/>
           <w:szCs w:val="20"/>
-          <w:lang w:val="es-ES"/>
-        </w:rPr>
-        <w:t>Hibernate</w:t>
-      </w:r>
-      <w:proofErr w:type="spellEnd"/>
+          <w:lang w:val="en-US"/>
+        </w:rPr>
+      </w:pPr>
+      <w:r>
+        <w:rPr>
+          <w:i/>
+          <w:iCs/>
+          <w:color w:val="595959"/>
+          <w:sz w:val="20"/>
+          <w:szCs w:val="20"/>
+          <w:lang w:val="en-US"/>
+        </w:rPr>
+        <w:t>Código 11 — Entity whitelist + field black</w:t>
+      </w:r>
+      <w:r>
+        <w:rPr>
+          <w:i/>
+          <w:iCs/>
+          <w:color w:val="595959"/>
+          <w:sz w:val="20"/>
+          <w:szCs w:val="20"/>
+          <w:lang w:val="en-US"/>
+        </w:rPr>
+        <w:t>list no HibernateQueryTool</w:t>
+      </w:r>
     </w:p>
     <w:p>
       <w:pPr>
@@ -19870,50 +18926,37 @@
           <w:lang w:val="es-ES"/>
         </w:rPr>
       </w:pPr>
-      <w:bookmarkStart w:id="19" w:name="_Toc230077242"/>
-      <w:r>
-        <w:rPr>
-          <w:lang w:val="es-ES"/>
-        </w:rPr>
-        <w:t xml:space="preserve">MCP — </w:t>
-      </w:r>
-      <w:proofErr w:type="spellStart"/>
-      <w:r>
-        <w:rPr>
-          <w:lang w:val="es-ES"/>
-        </w:rPr>
-        <w:t>Model</w:t>
-      </w:r>
-      <w:proofErr w:type="spellEnd"/>
-      <w:r>
-        <w:rPr>
-          <w:lang w:val="es-ES"/>
-        </w:rPr>
-        <w:t xml:space="preserve"> </w:t>
-      </w:r>
-      <w:proofErr w:type="spellStart"/>
-      <w:r>
-        <w:rPr>
-          <w:lang w:val="es-ES"/>
-        </w:rPr>
-        <w:t>Context</w:t>
-      </w:r>
-      <w:proofErr w:type="spellEnd"/>
-      <w:r>
-        <w:rPr>
-          <w:lang w:val="es-ES"/>
-        </w:rPr>
-        <w:t xml:space="preserve"> </w:t>
-      </w:r>
-      <w:proofErr w:type="spellStart"/>
-      <w:r>
-        <w:rPr>
-          <w:lang w:val="es-ES"/>
-        </w:rPr>
-        <w:t>Protocol</w:t>
+    </w:p>
+    <w:p>
+      <w:pPr>
+        <w:pStyle w:val="Ttulo3"/>
+        <w:rPr>
+          <w:lang w:val="es-ES"/>
+        </w:rPr>
+      </w:pPr>
+    </w:p>
+    <w:p>
+      <w:pPr>
+        <w:pStyle w:val="Ttulo3"/>
+        <w:rPr>
+          <w:lang w:val="es-ES"/>
+        </w:rPr>
+      </w:pPr>
+    </w:p>
+    <w:p>
+      <w:pPr>
+        <w:pStyle w:val="Ttulo3"/>
+        <w:rPr>
+          <w:lang w:val="es-ES"/>
+        </w:rPr>
+      </w:pPr>
+      <w:r>
+        <w:rPr>
+          <w:lang w:val="es-ES"/>
+        </w:rPr>
+        <w:t>MCP — Model Context Protocol</w:t>
       </w:r>
       <w:bookmarkEnd w:id="19"/>
-      <w:proofErr w:type="spellEnd"/>
     </w:p>
     <w:p>
       <w:pPr>
@@ -19976,7 +19019,7 @@
               </wp:anchor>
             </w:drawing>
           </mc:Choice>
-          <mc:Fallback xmlns:ns9="http://schemas.openxmlformats.org/drawingml/2006/picture" xmlns:ns5="http://schemas.openxmlformats.org/drawingml/2006/main" xmlns:ns11="http://schemas.microsoft.com/office/drawing/2010/main">
+          <mc:Fallback xmlns:ns11="http://schemas.microsoft.com/office/drawing/2010/main" xmlns:ns5="http://schemas.openxmlformats.org/drawingml/2006/main" xmlns:ns9="http://schemas.openxmlformats.org/drawingml/2006/picture">
             <w:pict>
               <v:line w14:anchorId="58938784" id="Conexão Reta 3" o:spid="_x0000_s1026" style="position:absolute;z-index:251727872;visibility:visible;mso-wrap-style:square;mso-wrap-distance-left:9pt;mso-wrap-distance-top:0;mso-wrap-distance-right:9pt;mso-wrap-distance-bottom:0;mso-position-horizontal:absolute;mso-position-horizontal-relative:text;mso-position-vertical:absolute;mso-position-vertical-relative:text" from="0,-.05pt" to="484.2pt,-.05pt" o:gfxdata="UEsDBBQABgAIAAAAIQC2gziS/gAAAOEBAAATAAAAW0NvbnRlbnRfVHlwZXNdLnhtbJSRQU7DMBBF 90jcwfIWJU67QAgl6YK0S0CoHGBkTxKLZGx5TGhvj5O2G0SRWNoz/78nu9wcxkFMGNg6quQqL6RA 0s5Y6ir5vt9lD1JwBDIwOMJKHpHlpr69KfdHjyxSmriSfYz+USnWPY7AufNIadK6MEJMx9ApD/oD OlTrorhX2lFEilmcO2RdNtjC5xDF9pCuTyYBB5bi6bQ4syoJ3g9WQ0ymaiLzg5KdCXlKLjvcW893 SUOqXwnz5DrgnHtJTxOsQfEKIT7DmDSUCaxw7Rqn8787ZsmRM9e2VmPeBN4uqYvTtW7jvijg9N/y JsXecLq0q+WD6m8AAAD//wMAUEsDBBQABgAIAAAAIQA4/SH/1gAAAJQBAAALAAAAX3JlbHMvLnJl bHOkkMFqwzAMhu+DvYPRfXGawxijTi+j0GvpHsDYimMaW0Yy2fr2M4PBMnrbUb/Q94l/f/hMi1qR JVI2sOt6UJgd+ZiDgffL8ekFlFSbvV0oo4EbChzGx4f9GRdb25HMsYhqlCwG5lrLq9biZkxWOiqY 22YiTra2kYMu1l1tQD30/bPm3wwYN0x18gb45AdQl1tp5j/sFB2T0FQ7R0nTNEV3j6o9feQzro1i OWA14Fm+Q8a1a8+Bvu/d/dMb2JY5uiPbhG/ktn4cqGU/er3pcvwCAAD//wMAUEsDBBQABgAIAAAA IQCZ2PQonAEAAJQDAAAOAAAAZHJzL2Uyb0RvYy54bWysU01P3DAQvVfqf7B8Z5MAQm202T2A4FK1 qMAPMM54Y8n2WLbZZP99x97dLGorIRAXxx/z3sx7M1muJ2vYFkLU6DreLGrOwEnstdt0/Onx9uwb ZzEJ1wuDDjq+g8jXq69flqNv4RwHND0ERiQutqPv+JCSb6sqygGsiAv04OhRYbAi0TFsqj6Ikdit qc7r+qoaMfQ+oIQY6fZm/8hXhV8pkOmXUhESMx2n2lJZQ1mf81qtlqLdBOEHLQ9liA9UYYV2lHSm uhFJsJeg/6GyWgaMqNJCoq1QKS2haCA1Tf2XmodBeChayJzoZ5vi59HKn9trdx/IhtHHNvr7kFVM Ktj8pfrYVMzazWbBlJiky6vm8vvFJXkqj2/VCehDTHeAluVNx412WYdoxfZHTJSMQo8hdDilLru0 M5CDjfsNiumekjUFXaYCrk1gW0H9FFKCS03uIfGV6AxT2pgZWL8NPMRnKJSJeQ94RpTM6NIMttph +F/2NB1LVvv4owN73dmCZ+x3pSnFGmp9UXgY0zxbr88FfvqZVn8AAAD//wMAUEsDBBQABgAIAAAA IQCasyRQ4AAAAAkBAAAPAAAAZHJzL2Rvd25yZXYueG1sTI9Ba8JAEIXvhf6HZQq96UYpYmM2IpZS KxSpFfS4ZqdJ2uxs2F1N/Pcde2kvA4/He/O+bN7bRpzRh9qRgtEwAYFUOFNTqWD38TyYgghRk9GN I1RwwQDz/PYm06lxHb3jeRtLwSUUUq2girFNpQxFhVaHoWuR2Pt03urI0pfSeN1xuW3kOEkm0uqa +EOlW1xWWHxvT1bBm1+tlov15Ys2B9vtx+v95rV/Uer+rn+a8VnMQETs418Crgy8H3IednQnMkE0 CpgmKhiMQLD5OJk+gDj+apln8j9B/gMAAP//AwBQSwECLQAUAAYACAAAACEAtoM4kv4AAADhAQAA EwAAAAAAAAAAAAAAAAAAAAAAW0NvbnRlbnRfVHlwZXNdLnhtbFBLAQItABQABgAIAAAAIQA4/SH/ 1gAAAJQBAAALAAAAAAAAAAAAAAAAAC8BAABfcmVscy8ucmVsc1BLAQItABQABgAIAAAAIQCZ2PQo nAEAAJQDAAAOAAAAAAAAAAAAAAAAAC4CAABkcnMvZTJvRG9jLnhtbFBLAQItABQABgAIAAAAIQCa syRQ4AAAAAkBAAAPAAAAAAAAAAAAAAAAAPYDAABkcnMvZG93bnJldi54bWxQSwUGAAAAAAQABADz AAAAAwUAAAAA " strokecolor="#156082 [3204]" strokeweight=".5pt">
                 <v:stroke joinstyle="miter"/>
@@ -20119,47 +19162,7 @@
                 <w:sz w:val="18"/>
                 <w:szCs w:val="18"/>
               </w:rPr>
-              <w:t>//</w:t>
-            </w:r>
-            <w:proofErr w:type="gramStart"/>
-            <w:r>
-              <w:rPr>
-                <w:rFonts w:ascii="Courier New" w:eastAsia="Courier New" w:hAnsi="Courier New" w:cs="Courier New"/>
-                <w:color w:val="D4D4D4"/>
-                <w:sz w:val="18"/>
-                <w:szCs w:val="18"/>
-              </w:rPr>
-              <w:t xml:space="preserve">   (</w:t>
-            </w:r>
-            <w:proofErr w:type="gramEnd"/>
-            <w:r>
-              <w:rPr>
-                <w:rFonts w:ascii="Courier New" w:eastAsia="Courier New" w:hAnsi="Courier New" w:cs="Courier New"/>
-                <w:color w:val="D4D4D4"/>
-                <w:sz w:val="18"/>
-                <w:szCs w:val="18"/>
-              </w:rPr>
-              <w:t xml:space="preserve">está comentada </w:t>
-            </w:r>
-            <w:proofErr w:type="spellStart"/>
-            <w:r>
-              <w:rPr>
-                <w:rFonts w:ascii="Courier New" w:eastAsia="Courier New" w:hAnsi="Courier New" w:cs="Courier New"/>
-                <w:color w:val="D4D4D4"/>
-                <w:sz w:val="18"/>
-                <w:szCs w:val="18"/>
-              </w:rPr>
-              <w:t>con</w:t>
-            </w:r>
-            <w:proofErr w:type="spellEnd"/>
-            <w:r>
-              <w:rPr>
-                <w:rFonts w:ascii="Courier New" w:eastAsia="Courier New" w:hAnsi="Courier New" w:cs="Courier New"/>
-                <w:color w:val="D4D4D4"/>
-                <w:sz w:val="18"/>
-                <w:szCs w:val="18"/>
-              </w:rPr>
-              <w:t xml:space="preserve"> el comentario 'Uncomment when you reach block 4')</w:t>
+              <w:t>//   (está comentada con el comentario 'Uncomment when you reach block 4')</w:t>
             </w:r>
           </w:p>
         </w:tc>
@@ -20269,95 +19272,7 @@
                 <w:szCs w:val="18"/>
                 <w:lang w:val="en-US"/>
               </w:rPr>
-              <w:t>//     &lt;</w:t>
-            </w:r>
-            <w:proofErr w:type="spellStart"/>
-            <w:r>
-              <w:rPr>
-                <w:rFonts w:ascii="Courier New" w:eastAsia="Courier New" w:hAnsi="Courier New" w:cs="Courier New"/>
-                <w:color w:val="D4D4D4"/>
-                <w:sz w:val="18"/>
-                <w:szCs w:val="18"/>
-                <w:lang w:val="en-US"/>
-              </w:rPr>
-              <w:t>artifactId</w:t>
-            </w:r>
-            <w:proofErr w:type="spellEnd"/>
-            <w:r>
-              <w:rPr>
-                <w:rFonts w:ascii="Courier New" w:eastAsia="Courier New" w:hAnsi="Courier New" w:cs="Courier New"/>
-                <w:color w:val="D4D4D4"/>
-                <w:sz w:val="18"/>
-                <w:szCs w:val="18"/>
-                <w:lang w:val="en-US"/>
-              </w:rPr>
-              <w:t>&gt;</w:t>
-            </w:r>
-            <w:proofErr w:type="spellStart"/>
-            <w:r>
-              <w:rPr>
-                <w:rFonts w:ascii="Courier New" w:eastAsia="Courier New" w:hAnsi="Courier New" w:cs="Courier New"/>
-                <w:color w:val="D4D4D4"/>
-                <w:sz w:val="18"/>
-                <w:szCs w:val="18"/>
-                <w:lang w:val="en-US"/>
-              </w:rPr>
-              <w:t>mcp</w:t>
-            </w:r>
-            <w:proofErr w:type="spellEnd"/>
-            <w:r>
-              <w:rPr>
-                <w:rFonts w:ascii="Courier New" w:eastAsia="Courier New" w:hAnsi="Courier New" w:cs="Courier New"/>
-                <w:color w:val="D4D4D4"/>
-                <w:sz w:val="18"/>
-                <w:szCs w:val="18"/>
-                <w:lang w:val="en-US"/>
-              </w:rPr>
-              <w:t>-spring-</w:t>
-            </w:r>
-            <w:proofErr w:type="spellStart"/>
-            <w:r>
-              <w:rPr>
-                <w:rFonts w:ascii="Courier New" w:eastAsia="Courier New" w:hAnsi="Courier New" w:cs="Courier New"/>
-                <w:color w:val="D4D4D4"/>
-                <w:sz w:val="18"/>
-                <w:szCs w:val="18"/>
-                <w:lang w:val="en-US"/>
-              </w:rPr>
-              <w:t>webmvc</w:t>
-            </w:r>
-            <w:proofErr w:type="spellEnd"/>
-            <w:r>
-              <w:rPr>
-                <w:rFonts w:ascii="Courier New" w:eastAsia="Courier New" w:hAnsi="Courier New" w:cs="Courier New"/>
-                <w:color w:val="D4D4D4"/>
-                <w:sz w:val="18"/>
-                <w:szCs w:val="18"/>
-                <w:lang w:val="en-US"/>
-              </w:rPr>
-              <w:t>&lt;/</w:t>
-            </w:r>
-            <w:proofErr w:type="spellStart"/>
-            <w:r>
-              <w:rPr>
-                <w:rFonts w:ascii="Courier New" w:eastAsia="Courier New" w:hAnsi="Courier New" w:cs="Courier New"/>
-                <w:color w:val="D4D4D4"/>
-                <w:sz w:val="18"/>
-                <w:szCs w:val="18"/>
-                <w:lang w:val="en-US"/>
-              </w:rPr>
-              <w:t>artifactId</w:t>
-            </w:r>
-            <w:proofErr w:type="spellEnd"/>
-            <w:r>
-              <w:rPr>
-                <w:rFonts w:ascii="Courier New" w:eastAsia="Courier New" w:hAnsi="Courier New" w:cs="Courier New"/>
-                <w:color w:val="D4D4D4"/>
-                <w:sz w:val="18"/>
-                <w:szCs w:val="18"/>
-                <w:lang w:val="en-US"/>
-              </w:rPr>
-              <w:t>&gt;</w:t>
+              <w:t>//     &lt;artifactId&gt;mcp-spring-webmvc&lt;/artifactId&gt;</w:t>
             </w:r>
           </w:p>
         </w:tc>
@@ -20391,69 +19306,7 @@
                 <w:sz w:val="18"/>
                 <w:szCs w:val="18"/>
               </w:rPr>
-              <w:t>//     &lt;</w:t>
-            </w:r>
-            <w:proofErr w:type="spellStart"/>
-            <w:r>
-              <w:rPr>
-                <w:rFonts w:ascii="Courier New" w:eastAsia="Courier New" w:hAnsi="Courier New" w:cs="Courier New"/>
-                <w:color w:val="D4D4D4"/>
-                <w:sz w:val="18"/>
-                <w:szCs w:val="18"/>
-              </w:rPr>
-              <w:t>version</w:t>
-            </w:r>
-            <w:proofErr w:type="spellEnd"/>
-            <w:r>
-              <w:rPr>
-                <w:rFonts w:ascii="Courier New" w:eastAsia="Courier New" w:hAnsi="Courier New" w:cs="Courier New"/>
-                <w:color w:val="D4D4D4"/>
-                <w:sz w:val="18"/>
-                <w:szCs w:val="18"/>
-              </w:rPr>
-              <w:t>&gt;${</w:t>
-            </w:r>
-            <w:proofErr w:type="spellStart"/>
-            <w:proofErr w:type="gramStart"/>
-            <w:r>
-              <w:rPr>
-                <w:rFonts w:ascii="Courier New" w:eastAsia="Courier New" w:hAnsi="Courier New" w:cs="Courier New"/>
-                <w:color w:val="D4D4D4"/>
-                <w:sz w:val="18"/>
-                <w:szCs w:val="18"/>
-              </w:rPr>
-              <w:t>mcp.version</w:t>
-            </w:r>
-            <w:proofErr w:type="spellEnd"/>
-            <w:proofErr w:type="gramEnd"/>
-            <w:r>
-              <w:rPr>
-                <w:rFonts w:ascii="Courier New" w:eastAsia="Courier New" w:hAnsi="Courier New" w:cs="Courier New"/>
-                <w:color w:val="D4D4D4"/>
-                <w:sz w:val="18"/>
-                <w:szCs w:val="18"/>
-              </w:rPr>
-              <w:t>}&lt;/</w:t>
-            </w:r>
-            <w:proofErr w:type="spellStart"/>
-            <w:r>
-              <w:rPr>
-                <w:rFonts w:ascii="Courier New" w:eastAsia="Courier New" w:hAnsi="Courier New" w:cs="Courier New"/>
-                <w:color w:val="D4D4D4"/>
-                <w:sz w:val="18"/>
-                <w:szCs w:val="18"/>
-              </w:rPr>
-              <w:t>version</w:t>
-            </w:r>
-            <w:proofErr w:type="spellEnd"/>
-            <w:r>
-              <w:rPr>
-                <w:rFonts w:ascii="Courier New" w:eastAsia="Courier New" w:hAnsi="Courier New" w:cs="Courier New"/>
-                <w:color w:val="D4D4D4"/>
-                <w:sz w:val="18"/>
-                <w:szCs w:val="18"/>
-              </w:rPr>
-              <w:t>&gt;</w:t>
+              <w:t>//     &lt;version&gt;${mcp.version}&lt;/version&gt;</w:t>
             </w:r>
           </w:p>
         </w:tc>
@@ -20584,47 +19437,7 @@
                 <w:sz w:val="18"/>
                 <w:szCs w:val="18"/>
               </w:rPr>
-              <w:t xml:space="preserve">//   El </w:t>
-            </w:r>
-            <w:proofErr w:type="spellStart"/>
-            <w:r>
-              <w:rPr>
-                <w:rFonts w:ascii="Courier New" w:eastAsia="Courier New" w:hAnsi="Courier New" w:cs="Courier New"/>
-                <w:color w:val="D4D4D4"/>
-                <w:sz w:val="18"/>
-                <w:szCs w:val="18"/>
-              </w:rPr>
-              <w:t>bean</w:t>
-            </w:r>
-            <w:proofErr w:type="spellEnd"/>
-            <w:r>
-              <w:rPr>
-                <w:rFonts w:ascii="Courier New" w:eastAsia="Courier New" w:hAnsi="Courier New" w:cs="Courier New"/>
-                <w:color w:val="D4D4D4"/>
-                <w:sz w:val="18"/>
-                <w:szCs w:val="18"/>
-              </w:rPr>
-              <w:t xml:space="preserve"> </w:t>
-            </w:r>
-            <w:proofErr w:type="spellStart"/>
-            <w:r>
-              <w:rPr>
-                <w:rFonts w:ascii="Courier New" w:eastAsia="Courier New" w:hAnsi="Courier New" w:cs="Courier New"/>
-                <w:color w:val="D4D4D4"/>
-                <w:sz w:val="18"/>
-                <w:szCs w:val="18"/>
-              </w:rPr>
-              <w:t>McpSyncServer</w:t>
-            </w:r>
-            <w:proofErr w:type="spellEnd"/>
-            <w:r>
-              <w:rPr>
-                <w:rFonts w:ascii="Courier New" w:eastAsia="Courier New" w:hAnsi="Courier New" w:cs="Courier New"/>
-                <w:color w:val="D4D4D4"/>
-                <w:sz w:val="18"/>
-                <w:szCs w:val="18"/>
-              </w:rPr>
-              <w:t xml:space="preserve"> expone 'query_product_database' como tool MCP.</w:t>
+              <w:t>//   El bean McpSyncServer expone 'query_product_database' como tool MCP.</w:t>
             </w:r>
           </w:p>
         </w:tc>
@@ -20968,56 +19781,7 @@
           <w:szCs w:val="20"/>
           <w:lang w:val="es-ES"/>
         </w:rPr>
-        <w:lastRenderedPageBreak/>
-        <w:t>Código 13 — pom.xml y McpServerConfig.java — activación del MCP Server (demo-</w:t>
-      </w:r>
-      <w:proofErr w:type="spellStart"/>
-      <w:r>
-        <w:rPr>
-          <w:i/>
-          <w:iCs/>
-          <w:color w:val="595959"/>
-          <w:sz w:val="20"/>
-          <w:szCs w:val="20"/>
-          <w:lang w:val="es-ES"/>
-        </w:rPr>
-        <w:t>hibernate</w:t>
-      </w:r>
-      <w:proofErr w:type="spellEnd"/>
-      <w:r>
-        <w:rPr>
-          <w:i/>
-          <w:iCs/>
-          <w:color w:val="595959"/>
-          <w:sz w:val="20"/>
-          <w:szCs w:val="20"/>
-          <w:lang w:val="es-ES"/>
-        </w:rPr>
-        <w:t>-</w:t>
-      </w:r>
-      <w:proofErr w:type="spellStart"/>
-      <w:r>
-        <w:rPr>
-          <w:i/>
-          <w:iCs/>
-          <w:color w:val="595959"/>
-          <w:sz w:val="20"/>
-          <w:szCs w:val="20"/>
-          <w:lang w:val="es-ES"/>
-        </w:rPr>
-        <w:t>ai</w:t>
-      </w:r>
-      <w:proofErr w:type="spellEnd"/>
-      <w:r>
-        <w:rPr>
-          <w:i/>
-          <w:iCs/>
-          <w:color w:val="595959"/>
-          <w:sz w:val="20"/>
-          <w:szCs w:val="20"/>
-          <w:lang w:val="es-ES"/>
-        </w:rPr>
-        <w:t>)</w:t>
+        <w:t>Código 13 — pom.xml y McpServerConfig.java — activación del MCP Server (demo-hibernate-ai)</w:t>
       </w:r>
     </w:p>
     <w:p>
@@ -21097,7 +19861,7 @@
               </wp:anchor>
             </w:drawing>
           </mc:Choice>
-          <mc:Fallback xmlns:ns9="http://schemas.openxmlformats.org/drawingml/2006/picture" xmlns:ns5="http://schemas.openxmlformats.org/drawingml/2006/main" xmlns:ns11="http://schemas.microsoft.com/office/drawing/2010/main">
+          <mc:Fallback xmlns:ns11="http://schemas.microsoft.com/office/drawing/2010/main" xmlns:ns5="http://schemas.openxmlformats.org/drawingml/2006/main" xmlns:ns9="http://schemas.openxmlformats.org/drawingml/2006/picture">
             <w:pict>
               <v:line w14:anchorId="0CC3C2CA" id="Conexão Reta 3" o:spid="_x0000_s1026" style="position:absolute;z-index:251729920;visibility:visible;mso-wrap-style:square;mso-wrap-distance-left:9pt;mso-wrap-distance-top:0;mso-wrap-distance-right:9pt;mso-wrap-distance-bottom:0;mso-position-horizontal:absolute;mso-position-horizontal-relative:text;mso-position-vertical:absolute;mso-position-vertical-relative:text" from="0,-.05pt" to="484.2pt,-.05pt" o:gfxdata="UEsDBBQABgAIAAAAIQC2gziS/gAAAOEBAAATAAAAW0NvbnRlbnRfVHlwZXNdLnhtbJSRQU7DMBBF 90jcwfIWJU67QAgl6YK0S0CoHGBkTxKLZGx5TGhvj5O2G0SRWNoz/78nu9wcxkFMGNg6quQqL6RA 0s5Y6ir5vt9lD1JwBDIwOMJKHpHlpr69KfdHjyxSmriSfYz+USnWPY7AufNIadK6MEJMx9ApD/oD OlTrorhX2lFEilmcO2RdNtjC5xDF9pCuTyYBB5bi6bQ4syoJ3g9WQ0ymaiLzg5KdCXlKLjvcW893 SUOqXwnz5DrgnHtJTxOsQfEKIT7DmDSUCaxw7Rqn8787ZsmRM9e2VmPeBN4uqYvTtW7jvijg9N/y JsXecLq0q+WD6m8AAAD//wMAUEsDBBQABgAIAAAAIQA4/SH/1gAAAJQBAAALAAAAX3JlbHMvLnJl bHOkkMFqwzAMhu+DvYPRfXGawxijTi+j0GvpHsDYimMaW0Yy2fr2M4PBMnrbUb/Q94l/f/hMi1qR JVI2sOt6UJgd+ZiDgffL8ekFlFSbvV0oo4EbChzGx4f9GRdb25HMsYhqlCwG5lrLq9biZkxWOiqY 22YiTra2kYMu1l1tQD30/bPm3wwYN0x18gb45AdQl1tp5j/sFB2T0FQ7R0nTNEV3j6o9feQzro1i OWA14Fm+Q8a1a8+Bvu/d/dMb2JY5uiPbhG/ktn4cqGU/er3pcvwCAAD//wMAUEsDBBQABgAIAAAA IQCZ2PQonAEAAJQDAAAOAAAAZHJzL2Uyb0RvYy54bWysU01P3DAQvVfqf7B8Z5MAQm202T2A4FK1 qMAPMM54Y8n2WLbZZP99x97dLGorIRAXxx/z3sx7M1muJ2vYFkLU6DreLGrOwEnstdt0/Onx9uwb ZzEJ1wuDDjq+g8jXq69flqNv4RwHND0ERiQutqPv+JCSb6sqygGsiAv04OhRYbAi0TFsqj6Ikdit qc7r+qoaMfQ+oIQY6fZm/8hXhV8pkOmXUhESMx2n2lJZQ1mf81qtlqLdBOEHLQ9liA9UYYV2lHSm uhFJsJeg/6GyWgaMqNJCoq1QKS2haCA1Tf2XmodBeChayJzoZ5vi59HKn9trdx/IhtHHNvr7kFVM Ktj8pfrYVMzazWbBlJiky6vm8vvFJXkqj2/VCehDTHeAluVNx412WYdoxfZHTJSMQo8hdDilLru0 M5CDjfsNiumekjUFXaYCrk1gW0H9FFKCS03uIfGV6AxT2pgZWL8NPMRnKJSJeQ94RpTM6NIMttph +F/2NB1LVvv4owN73dmCZ+x3pSnFGmp9UXgY0zxbr88FfvqZVn8AAAD//wMAUEsDBBQABgAIAAAA IQCasyRQ4AAAAAkBAAAPAAAAZHJzL2Rvd25yZXYueG1sTI9Ba8JAEIXvhf6HZQq96UYpYmM2IpZS KxSpFfS4ZqdJ2uxs2F1N/Pcde2kvA4/He/O+bN7bRpzRh9qRgtEwAYFUOFNTqWD38TyYgghRk9GN I1RwwQDz/PYm06lxHb3jeRtLwSUUUq2girFNpQxFhVaHoWuR2Pt03urI0pfSeN1xuW3kOEkm0uqa +EOlW1xWWHxvT1bBm1+tlov15Ys2B9vtx+v95rV/Uer+rn+a8VnMQETs418Crgy8H3IednQnMkE0 CpgmKhiMQLD5OJk+gDj+apln8j9B/gMAAP//AwBQSwECLQAUAAYACAAAACEAtoM4kv4AAADhAQAA EwAAAAAAAAAAAAAAAAAAAAAAW0NvbnRlbnRfVHlwZXNdLnhtbFBLAQItABQABgAIAAAAIQA4/SH/ 1gAAAJQBAAALAAAAAAAAAAAAAAAAAC8BAABfcmVscy8ucmVsc1BLAQItABQABgAIAAAAIQCZ2PQo nAEAAJQDAAAOAAAAAAAAAAAAAAAAAC4CAABkcnMvZTJvRG9jLnhtbFBLAQItABQABgAIAAAAIQCa syRQ4AAAAAkBAAAPAAAAAAAAAAAAAAAAAPYDAABkcnMvZG93bnJldi54bWxQSwUGAAAAAAQABADz AAAAAwUAAAAA " strokecolor="#156082 [3204]" strokeweight=".5pt">
                 <v:stroke joinstyle="miter"/>
@@ -21191,7 +19955,7 @@
               </wp:anchor>
             </w:drawing>
           </mc:Choice>
-          <mc:Fallback xmlns:ns9="http://schemas.openxmlformats.org/drawingml/2006/picture" xmlns:ns5="http://schemas.openxmlformats.org/drawingml/2006/main" xmlns:ns11="http://schemas.microsoft.com/office/drawing/2010/main">
+          <mc:Fallback xmlns:ns11="http://schemas.microsoft.com/office/drawing/2010/main" xmlns:ns5="http://schemas.openxmlformats.org/drawingml/2006/main" xmlns:ns9="http://schemas.openxmlformats.org/drawingml/2006/picture">
             <w:pict>
               <v:line w14:anchorId="0B18E916" id="Conexão Reta 3" o:spid="_x0000_s1026" style="position:absolute;z-index:251731968;visibility:visible;mso-wrap-style:square;mso-wrap-distance-left:9pt;mso-wrap-distance-top:0;mso-wrap-distance-right:9pt;mso-wrap-distance-bottom:0;mso-position-horizontal:absolute;mso-position-horizontal-relative:text;mso-position-vertical:absolute;mso-position-vertical-relative:text" from="0,-.05pt" to="484.2pt,-.05pt" o:gfxdata="UEsDBBQABgAIAAAAIQC2gziS/gAAAOEBAAATAAAAW0NvbnRlbnRfVHlwZXNdLnhtbJSRQU7DMBBF 90jcwfIWJU67QAgl6YK0S0CoHGBkTxKLZGx5TGhvj5O2G0SRWNoz/78nu9wcxkFMGNg6quQqL6RA 0s5Y6ir5vt9lD1JwBDIwOMJKHpHlpr69KfdHjyxSmriSfYz+USnWPY7AufNIadK6MEJMx9ApD/oD OlTrorhX2lFEilmcO2RdNtjC5xDF9pCuTyYBB5bi6bQ4syoJ3g9WQ0ymaiLzg5KdCXlKLjvcW893 SUOqXwnz5DrgnHtJTxOsQfEKIT7DmDSUCaxw7Rqn8787ZsmRM9e2VmPeBN4uqYvTtW7jvijg9N/y JsXecLq0q+WD6m8AAAD//wMAUEsDBBQABgAIAAAAIQA4/SH/1gAAAJQBAAALAAAAX3JlbHMvLnJl bHOkkMFqwzAMhu+DvYPRfXGawxijTi+j0GvpHsDYimMaW0Yy2fr2M4PBMnrbUb/Q94l/f/hMi1qR JVI2sOt6UJgd+ZiDgffL8ekFlFSbvV0oo4EbChzGx4f9GRdb25HMsYhqlCwG5lrLq9biZkxWOiqY 22YiTra2kYMu1l1tQD30/bPm3wwYN0x18gb45AdQl1tp5j/sFB2T0FQ7R0nTNEV3j6o9feQzro1i OWA14Fm+Q8a1a8+Bvu/d/dMb2JY5uiPbhG/ktn4cqGU/er3pcvwCAAD//wMAUEsDBBQABgAIAAAA IQCZ2PQonAEAAJQDAAAOAAAAZHJzL2Uyb0RvYy54bWysU01P3DAQvVfqf7B8Z5MAQm202T2A4FK1 qMAPMM54Y8n2WLbZZP99x97dLGorIRAXxx/z3sx7M1muJ2vYFkLU6DreLGrOwEnstdt0/Onx9uwb ZzEJ1wuDDjq+g8jXq69flqNv4RwHND0ERiQutqPv+JCSb6sqygGsiAv04OhRYbAi0TFsqj6Ikdit qc7r+qoaMfQ+oIQY6fZm/8hXhV8pkOmXUhESMx2n2lJZQ1mf81qtlqLdBOEHLQ9liA9UYYV2lHSm uhFJsJeg/6GyWgaMqNJCoq1QKS2haCA1Tf2XmodBeChayJzoZ5vi59HKn9trdx/IhtHHNvr7kFVM Ktj8pfrYVMzazWbBlJiky6vm8vvFJXkqj2/VCehDTHeAluVNx412WYdoxfZHTJSMQo8hdDilLru0 M5CDjfsNiumekjUFXaYCrk1gW0H9FFKCS03uIfGV6AxT2pgZWL8NPMRnKJSJeQ94RpTM6NIMttph +F/2NB1LVvv4owN73dmCZ+x3pSnFGmp9UXgY0zxbr88FfvqZVn8AAAD//wMAUEsDBBQABgAIAAAA IQCasyRQ4AAAAAkBAAAPAAAAZHJzL2Rvd25yZXYueG1sTI9Ba8JAEIXvhf6HZQq96UYpYmM2IpZS KxSpFfS4ZqdJ2uxs2F1N/Pcde2kvA4/He/O+bN7bRpzRh9qRgtEwAYFUOFNTqWD38TyYgghRk9GN I1RwwQDz/PYm06lxHb3jeRtLwSUUUq2girFNpQxFhVaHoWuR2Pt03urI0pfSeN1xuW3kOEkm0uqa +EOlW1xWWHxvT1bBm1+tlov15Ys2B9vtx+v95rV/Uer+rn+a8VnMQETs418Crgy8H3IednQnMkE0 CpgmKhiMQLD5OJk+gDj+apln8j9B/gMAAP//AwBQSwECLQAUAAYACAAAACEAtoM4kv4AAADhAQAA EwAAAAAAAAAAAAAAAAAAAAAAW0NvbnRlbnRfVHlwZXNdLnhtbFBLAQItABQABgAIAAAAIQA4/SH/ 1gAAAJQBAAALAAAAAAAAAAAAAAAAAC8BAABfcmVscy8ucmVsc1BLAQItABQABgAIAAAAIQCZ2PQo nAEAAJQDAAAOAAAAAAAAAAAAAAAAAC4CAABkcnMvZTJvRG9jLnhtbFBLAQItABQABgAIAAAAIQCa syRQ4AAAAAkBAAAPAAAAAAAAAAAAAAAAAPYDAABkcnMvZG93bnJldi54bWxQSwUGAAAAAAQABADz AAAAAwUAAAAA " strokecolor="#156082 [3204]" strokeweight=".5pt">
                 <v:stroke joinstyle="miter"/>
@@ -21373,29 +20137,7 @@
                 <w:szCs w:val="18"/>
                 <w:lang w:val="en-US"/>
               </w:rPr>
-              <w:t xml:space="preserve"># Top N — LLM genera: SELECT p FROM Product p ORDER BY </w:t>
-            </w:r>
-            <w:proofErr w:type="gramStart"/>
-            <w:r>
-              <w:rPr>
-                <w:rFonts w:ascii="Courier New" w:eastAsia="Courier New" w:hAnsi="Courier New" w:cs="Courier New"/>
-                <w:color w:val="D4D4D4"/>
-                <w:sz w:val="18"/>
-                <w:szCs w:val="18"/>
-                <w:lang w:val="en-US"/>
-              </w:rPr>
-              <w:t>p.price</w:t>
-            </w:r>
-            <w:proofErr w:type="gramEnd"/>
-            <w:r>
-              <w:rPr>
-                <w:rFonts w:ascii="Courier New" w:eastAsia="Courier New" w:hAnsi="Courier New" w:cs="Courier New"/>
-                <w:color w:val="D4D4D4"/>
-                <w:sz w:val="18"/>
-                <w:szCs w:val="18"/>
-                <w:lang w:val="en-US"/>
-              </w:rPr>
-              <w:t xml:space="preserve"> DESC</w:t>
+              <w:t># Top N — LLM genera: SELECT p FROM Product p ORDER BY p.price DESC</w:t>
             </w:r>
           </w:p>
         </w:tc>
@@ -21499,20 +20241,8 @@
                 <w:szCs w:val="18"/>
                 <w:lang w:val="es-ES"/>
               </w:rPr>
-              <w:t xml:space="preserve"># Filtro por categoría — LLM genera HQL con </w:t>
-            </w:r>
-            <w:proofErr w:type="gramStart"/>
-            <w:r>
-              <w:rPr>
-                <w:rFonts w:ascii="Courier New" w:eastAsia="Courier New" w:hAnsi="Courier New" w:cs="Courier New"/>
-                <w:color w:val="D4D4D4"/>
-                <w:sz w:val="18"/>
-                <w:szCs w:val="18"/>
-                <w:lang w:val="es-ES"/>
-              </w:rPr>
-              <w:t>p.category.name</w:t>
-            </w:r>
-            <w:proofErr w:type="gramEnd"/>
+              <w:t># Filtro por categoría — LLM genera HQL con p.category.name</w:t>
+            </w:r>
           </w:p>
         </w:tc>
       </w:tr>
@@ -21615,29 +20345,7 @@
                 <w:szCs w:val="18"/>
                 <w:lang w:val="en-US"/>
               </w:rPr>
-              <w:t xml:space="preserve"># Agregación — LLM genera: SELECT </w:t>
-            </w:r>
-            <w:proofErr w:type="gramStart"/>
-            <w:r>
-              <w:rPr>
-                <w:rFonts w:ascii="Courier New" w:eastAsia="Courier New" w:hAnsi="Courier New" w:cs="Courier New"/>
-                <w:color w:val="D4D4D4"/>
-                <w:sz w:val="18"/>
-                <w:szCs w:val="18"/>
-                <w:lang w:val="en-US"/>
-              </w:rPr>
-              <w:t>p.category.name</w:t>
-            </w:r>
-            <w:proofErr w:type="gramEnd"/>
-            <w:r>
-              <w:rPr>
-                <w:rFonts w:ascii="Courier New" w:eastAsia="Courier New" w:hAnsi="Courier New" w:cs="Courier New"/>
-                <w:color w:val="D4D4D4"/>
-                <w:sz w:val="18"/>
-                <w:szCs w:val="18"/>
-                <w:lang w:val="en-US"/>
-              </w:rPr>
-              <w:t>, AVG(p.price) ... GROUP BY</w:t>
+              <w:t># Agregación — LLM genera: SELECT p.category.name, AVG(p.price) ... GROUP BY</w:t>
             </w:r>
           </w:p>
         </w:tc>
@@ -21737,19 +20445,8 @@
                 <w:sz w:val="18"/>
                 <w:szCs w:val="18"/>
               </w:rPr>
-              <w:t xml:space="preserve"># Stock bajo — LLM genera HQL con filtro </w:t>
-            </w:r>
-            <w:proofErr w:type="gramStart"/>
-            <w:r>
-              <w:rPr>
-                <w:rFonts w:ascii="Courier New" w:eastAsia="Courier New" w:hAnsi="Courier New" w:cs="Courier New"/>
-                <w:color w:val="D4D4D4"/>
-                <w:sz w:val="18"/>
-                <w:szCs w:val="18"/>
-              </w:rPr>
-              <w:t>p.stock</w:t>
-            </w:r>
-            <w:proofErr w:type="gramEnd"/>
+              <w:t># Stock bajo — LLM genera HQL con filtro p.stock</w:t>
+            </w:r>
           </w:p>
         </w:tc>
       </w:tr>
@@ -21848,6 +20545,7 @@
                 <w:sz w:val="18"/>
                 <w:szCs w:val="18"/>
               </w:rPr>
+              <w:lastRenderedPageBreak/>
               <w:t># Pregunta cruzada — LLM genera HQL con GROUP BY + HAVING</w:t>
             </w:r>
           </w:p>
@@ -22056,55 +20754,7 @@
           <w:szCs w:val="20"/>
           <w:lang w:val="es-ES"/>
         </w:rPr>
-        <w:t xml:space="preserve">Código 12 — Ejemplos de </w:t>
-      </w:r>
-      <w:proofErr w:type="spellStart"/>
-      <w:r>
-        <w:rPr>
-          <w:i/>
-          <w:iCs/>
-          <w:color w:val="595959"/>
-          <w:sz w:val="20"/>
-          <w:szCs w:val="20"/>
-          <w:lang w:val="es-ES"/>
-        </w:rPr>
-        <w:t>queries</w:t>
-      </w:r>
-      <w:proofErr w:type="spellEnd"/>
-      <w:r>
-        <w:rPr>
-          <w:i/>
-          <w:iCs/>
-          <w:color w:val="595959"/>
-          <w:sz w:val="20"/>
-          <w:szCs w:val="20"/>
-          <w:lang w:val="es-ES"/>
-        </w:rPr>
-        <w:t xml:space="preserve"> para la demo en vivo (</w:t>
-      </w:r>
-      <w:proofErr w:type="spellStart"/>
-      <w:r>
-        <w:rPr>
-          <w:i/>
-          <w:iCs/>
-          <w:color w:val="595959"/>
-          <w:sz w:val="20"/>
-          <w:szCs w:val="20"/>
-          <w:lang w:val="es-ES"/>
-        </w:rPr>
-        <w:t>curl</w:t>
-      </w:r>
-      <w:proofErr w:type="spellEnd"/>
-      <w:r>
-        <w:rPr>
-          <w:i/>
-          <w:iCs/>
-          <w:color w:val="595959"/>
-          <w:sz w:val="20"/>
-          <w:szCs w:val="20"/>
-          <w:lang w:val="es-ES"/>
-        </w:rPr>
-        <w:t>)</w:t>
+        <w:t>Código 12 — Ejemplos de queries para la demo en vivo (curl)</w:t>
       </w:r>
     </w:p>
     <w:p>
@@ -22112,13 +20762,8 @@
         <w:pStyle w:val="Ttulo3"/>
       </w:pPr>
       <w:bookmarkStart w:id="22" w:name="_Toc230077245"/>
-      <w:proofErr w:type="spellStart"/>
-      <w:r>
-        <w:t>Puntos</w:t>
-      </w:r>
-      <w:proofErr w:type="spellEnd"/>
-      <w:r>
-        <w:t xml:space="preserve"> Clave</w:t>
+      <w:r>
+        <w:t>Puntos Clave</w:t>
       </w:r>
       <w:bookmarkEnd w:id="22"/>
     </w:p>
@@ -22190,7 +20835,7 @@
               </wp:anchor>
             </w:drawing>
           </mc:Choice>
-          <mc:Fallback xmlns:ns9="http://schemas.openxmlformats.org/drawingml/2006/picture" xmlns:ns5="http://schemas.openxmlformats.org/drawingml/2006/main" xmlns:ns11="http://schemas.microsoft.com/office/drawing/2010/main">
+          <mc:Fallback xmlns:ns11="http://schemas.microsoft.com/office/drawing/2010/main" xmlns:ns5="http://schemas.openxmlformats.org/drawingml/2006/main" xmlns:ns9="http://schemas.openxmlformats.org/drawingml/2006/picture">
             <w:pict>
               <v:line w14:anchorId="2821BB5C" id="Conexão Reta 3" o:spid="_x0000_s1026" style="position:absolute;z-index:251734016;visibility:visible;mso-wrap-style:square;mso-wrap-distance-left:9pt;mso-wrap-distance-top:0;mso-wrap-distance-right:9pt;mso-wrap-distance-bottom:0;mso-position-horizontal:absolute;mso-position-horizontal-relative:text;mso-position-vertical:absolute;mso-position-vertical-relative:text" from="0,0" to="484.2pt,0" o:gfxdata="UEsDBBQABgAIAAAAIQC2gziS/gAAAOEBAAATAAAAW0NvbnRlbnRfVHlwZXNdLnhtbJSRQU7DMBBF 90jcwfIWJU67QAgl6YK0S0CoHGBkTxKLZGx5TGhvj5O2G0SRWNoz/78nu9wcxkFMGNg6quQqL6RA 0s5Y6ir5vt9lD1JwBDIwOMJKHpHlpr69KfdHjyxSmriSfYz+USnWPY7AufNIadK6MEJMx9ApD/oD OlTrorhX2lFEilmcO2RdNtjC5xDF9pCuTyYBB5bi6bQ4syoJ3g9WQ0ymaiLzg5KdCXlKLjvcW893 SUOqXwnz5DrgnHtJTxOsQfEKIT7DmDSUCaxw7Rqn8787ZsmRM9e2VmPeBN4uqYvTtW7jvijg9N/y JsXecLq0q+WD6m8AAAD//wMAUEsDBBQABgAIAAAAIQA4/SH/1gAAAJQBAAALAAAAX3JlbHMvLnJl bHOkkMFqwzAMhu+DvYPRfXGawxijTi+j0GvpHsDYimMaW0Yy2fr2M4PBMnrbUb/Q94l/f/hMi1qR JVI2sOt6UJgd+ZiDgffL8ekFlFSbvV0oo4EbChzGx4f9GRdb25HMsYhqlCwG5lrLq9biZkxWOiqY 22YiTra2kYMu1l1tQD30/bPm3wwYN0x18gb45AdQl1tp5j/sFB2T0FQ7R0nTNEV3j6o9feQzro1i OWA14Fm+Q8a1a8+Bvu/d/dMb2JY5uiPbhG/ktn4cqGU/er3pcvwCAAD//wMAUEsDBBQABgAIAAAA IQCZ2PQonAEAAJQDAAAOAAAAZHJzL2Uyb0RvYy54bWysU01P3DAQvVfqf7B8Z5MAQm202T2A4FK1 qMAPMM54Y8n2WLbZZP99x97dLGorIRAXxx/z3sx7M1muJ2vYFkLU6DreLGrOwEnstdt0/Onx9uwb ZzEJ1wuDDjq+g8jXq69flqNv4RwHND0ERiQutqPv+JCSb6sqygGsiAv04OhRYbAi0TFsqj6Ikdit qc7r+qoaMfQ+oIQY6fZm/8hXhV8pkOmXUhESMx2n2lJZQ1mf81qtlqLdBOEHLQ9liA9UYYV2lHSm uhFJsJeg/6GyWgaMqNJCoq1QKS2haCA1Tf2XmodBeChayJzoZ5vi59HKn9trdx/IhtHHNvr7kFVM Ktj8pfrYVMzazWbBlJiky6vm8vvFJXkqj2/VCehDTHeAluVNx412WYdoxfZHTJSMQo8hdDilLru0 M5CDjfsNiumekjUFXaYCrk1gW0H9FFKCS03uIfGV6AxT2pgZWL8NPMRnKJSJeQ94RpTM6NIMttph +F/2NB1LVvv4owN73dmCZ+x3pSnFGmp9UXgY0zxbr88FfvqZVn8AAAD//wMAUEsDBBQABgAIAAAA IQBdcTjb3gAAAAcBAAAPAAAAZHJzL2Rvd25yZXYueG1sTI9Ba8JAEIXvBf/DMkJvdVMpYmM2IpZS KxSpLdjjmp0m0exs2F1N/Pcde2kvDx6PefO9bN7bRpzRh9qRgvtRAgKpcKamUsHnx/PdFESImoxu HKGCCwaY54ObTKfGdfSO520sBZdQSLWCKsY2lTIUFVodRq5F4uzbeasjW19K43XH5baR4ySZSKtr 4g+VbnFZYXHcnqyCN79aLRfry4E2X7bbjde7zWv/otTtsH+asSxmICL28e8CrhuYH3IG27sTmSAa Bbwm/ipnj5PpA4j91co8k//58x8AAAD//wMAUEsBAi0AFAAGAAgAAAAhALaDOJL+AAAA4QEAABMA AAAAAAAAAAAAAAAAAAAAAFtDb250ZW50X1R5cGVzXS54bWxQSwECLQAUAAYACAAAACEAOP0h/9YA AACUAQAACwAAAAAAAAAAAAAAAAAvAQAAX3JlbHMvLnJlbHNQSwECLQAUAAYACAAAACEAmdj0KJwB AACUAwAADgAAAAAAAAAAAAAAAAAuAgAAZHJzL2Uyb0RvYy54bWxQSwECLQAUAAYACAAAACEAXXE4 294AAAAHAQAADwAAAAAAAAAAAAAAAAD2AwAAZHJzL2Rvd25yZXYueG1sUEsFBgAAAAAEAAQA8wAA AAEFAAAAAA== " strokecolor="#156082 [3204]" strokeweight=".5pt">
                 <v:stroke joinstyle="miter"/>
@@ -22230,7 +20875,6 @@
           <w:b/>
           <w:bCs/>
         </w:rPr>
-        <w:lastRenderedPageBreak/>
         <w:t xml:space="preserve">@AiService (LangChain4j): </w:t>
       </w:r>
       <w:r>
@@ -22525,7 +21169,7 @@
               </wp:anchor>
             </w:drawing>
           </mc:Choice>
-          <mc:Fallback xmlns:ns9="http://schemas.openxmlformats.org/drawingml/2006/picture" xmlns:ns5="http://schemas.openxmlformats.org/drawingml/2006/main" xmlns:ns11="http://schemas.microsoft.com/office/drawing/2010/main">
+          <mc:Fallback xmlns:ns11="http://schemas.microsoft.com/office/drawing/2010/main" xmlns:ns5="http://schemas.openxmlformats.org/drawingml/2006/main" xmlns:ns9="http://schemas.openxmlformats.org/drawingml/2006/picture">
             <w:pict>
               <v:line w14:anchorId="3DBDCB33" id="Conexão Reta 3" o:spid="_x0000_s1026" style="position:absolute;z-index:251736064;visibility:visible;mso-wrap-style:square;mso-wrap-distance-left:9pt;mso-wrap-distance-top:0;mso-wrap-distance-right:9pt;mso-wrap-distance-bottom:0;mso-position-horizontal:absolute;mso-position-horizontal-relative:text;mso-position-vertical:absolute;mso-position-vertical-relative:text" from="0,-.05pt" to="484.2pt,-.05pt" o:gfxdata="UEsDBBQABgAIAAAAIQC2gziS/gAAAOEBAAATAAAAW0NvbnRlbnRfVHlwZXNdLnhtbJSRQU7DMBBF 90jcwfIWJU67QAgl6YK0S0CoHGBkTxKLZGx5TGhvj5O2G0SRWNoz/78nu9wcxkFMGNg6quQqL6RA 0s5Y6ir5vt9lD1JwBDIwOMJKHpHlpr69KfdHjyxSmriSfYz+USnWPY7AufNIadK6MEJMx9ApD/oD OlTrorhX2lFEilmcO2RdNtjC5xDF9pCuTyYBB5bi6bQ4syoJ3g9WQ0ymaiLzg5KdCXlKLjvcW893 SUOqXwnz5DrgnHtJTxOsQfEKIT7DmDSUCaxw7Rqn8787ZsmRM9e2VmPeBN4uqYvTtW7jvijg9N/y JsXecLq0q+WD6m8AAAD//wMAUEsDBBQABgAIAAAAIQA4/SH/1gAAAJQBAAALAAAAX3JlbHMvLnJl bHOkkMFqwzAMhu+DvYPRfXGawxijTi+j0GvpHsDYimMaW0Yy2fr2M4PBMnrbUb/Q94l/f/hMi1qR JVI2sOt6UJgd+ZiDgffL8ekFlFSbvV0oo4EbChzGx4f9GRdb25HMsYhqlCwG5lrLq9biZkxWOiqY 22YiTra2kYMu1l1tQD30/bPm3wwYN0x18gb45AdQl1tp5j/sFB2T0FQ7R0nTNEV3j6o9feQzro1i OWA14Fm+Q8a1a8+Bvu/d/dMb2JY5uiPbhG/ktn4cqGU/er3pcvwCAAD//wMAUEsDBBQABgAIAAAA IQCZ2PQonAEAAJQDAAAOAAAAZHJzL2Uyb0RvYy54bWysU01P3DAQvVfqf7B8Z5MAQm202T2A4FK1 qMAPMM54Y8n2WLbZZP99x97dLGorIRAXxx/z3sx7M1muJ2vYFkLU6DreLGrOwEnstdt0/Onx9uwb ZzEJ1wuDDjq+g8jXq69flqNv4RwHND0ERiQutqPv+JCSb6sqygGsiAv04OhRYbAi0TFsqj6Ikdit qc7r+qoaMfQ+oIQY6fZm/8hXhV8pkOmXUhESMx2n2lJZQ1mf81qtlqLdBOEHLQ9liA9UYYV2lHSm uhFJsJeg/6GyWgaMqNJCoq1QKS2haCA1Tf2XmodBeChayJzoZ5vi59HKn9trdx/IhtHHNvr7kFVM Ktj8pfrYVMzazWbBlJiky6vm8vvFJXkqj2/VCehDTHeAluVNx412WYdoxfZHTJSMQo8hdDilLru0 M5CDjfsNiumekjUFXaYCrk1gW0H9FFKCS03uIfGV6AxT2pgZWL8NPMRnKJSJeQ94RpTM6NIMttph +F/2NB1LVvv4owN73dmCZ+x3pSnFGmp9UXgY0zxbr88FfvqZVn8AAAD//wMAUEsDBBQABgAIAAAA IQCasyRQ4AAAAAkBAAAPAAAAZHJzL2Rvd25yZXYueG1sTI9Ba8JAEIXvhf6HZQq96UYpYmM2IpZS KxSpFfS4ZqdJ2uxs2F1N/Pcde2kvA4/He/O+bN7bRpzRh9qRgtEwAYFUOFNTqWD38TyYgghRk9GN I1RwwQDz/PYm06lxHb3jeRtLwSUUUq2girFNpQxFhVaHoWuR2Pt03urI0pfSeN1xuW3kOEkm0uqa +EOlW1xWWHxvT1bBm1+tlov15Ys2B9vtx+v95rV/Uer+rn+a8VnMQETs418Crgy8H3IednQnMkE0 CpgmKhiMQLD5OJk+gDj+apln8j9B/gMAAP//AwBQSwECLQAUAAYACAAAACEAtoM4kv4AAADhAQAA EwAAAAAAAAAAAAAAAAAAAAAAW0NvbnRlbnRfVHlwZXNdLnhtbFBLAQItABQABgAIAAAAIQA4/SH/ 1gAAAJQBAAALAAAAAAAAAAAAAAAAAC8BAABfcmVscy8ucmVsc1BLAQItABQABgAIAAAAIQCZ2PQo nAEAAJQDAAAOAAAAAAAAAAAAAAAAAC4CAABkcnMvZTJvRG9jLnhtbFBLAQItABQABgAIAAAAIQCa syRQ4AAAAAkBAAAPAAAAAAAAAAAAAAAAAPYDAABkcnMvZG93bnJldi54bWxQSwUGAAAAAAQABADz AAAAAwUAAAAA " strokecolor="#156082 [3204]" strokeweight=".5pt">
                 <v:stroke joinstyle="miter"/>
@@ -22541,25 +21185,7 @@
             <w:color w:val="2E75B6"/>
             <w:lang w:val="en-US"/>
           </w:rPr>
-          <w:t xml:space="preserve">GitHub: </w:t>
-        </w:r>
-        <w:proofErr w:type="spellStart"/>
-        <w:r>
-          <w:rPr>
-            <w:rStyle w:val="Hiperligao"/>
-            <w:color w:val="2E75B6"/>
-            <w:lang w:val="en-US"/>
-          </w:rPr>
-          <w:t>mbellade</w:t>
-        </w:r>
-        <w:proofErr w:type="spellEnd"/>
-        <w:r>
-          <w:rPr>
-            <w:rStyle w:val="Hiperligao"/>
-            <w:color w:val="2E75B6"/>
-            <w:lang w:val="en-US"/>
-          </w:rPr>
-          <w:t>/demos — Hibernate Assistant</w:t>
+          <w:t>GitHub: mbellade/demos — Hibernate Assistant</w:t>
         </w:r>
       </w:hyperlink>
     </w:p>
@@ -22613,18 +21239,8 @@
             <w:color w:val="2E75B6"/>
             <w:lang w:val="en-US"/>
           </w:rPr>
-          <w:t xml:space="preserve">LangChain4j — </w:t>
+          <w:t>LangChain4j — AiServices</w:t>
         </w:r>
-        <w:proofErr w:type="spellStart"/>
-        <w:r>
-          <w:rPr>
-            <w:rStyle w:val="Hiperligao"/>
-            <w:color w:val="2E75B6"/>
-            <w:lang w:val="en-US"/>
-          </w:rPr>
-          <w:t>AiServices</w:t>
-        </w:r>
-        <w:proofErr w:type="spellEnd"/>
       </w:hyperlink>
     </w:p>
     <w:p>
@@ -22677,25 +21293,7 @@
             <w:color w:val="2E75B6"/>
             <w:lang w:val="en-US"/>
           </w:rPr>
-          <w:t xml:space="preserve">Spring AI — </w:t>
-        </w:r>
-        <w:proofErr w:type="spellStart"/>
-        <w:r>
-          <w:rPr>
-            <w:rStyle w:val="Hiperligao"/>
-            <w:color w:val="2E75B6"/>
-            <w:lang w:val="en-US"/>
-          </w:rPr>
-          <w:t>ChatClient</w:t>
-        </w:r>
-        <w:proofErr w:type="spellEnd"/>
-        <w:r>
-          <w:rPr>
-            <w:rStyle w:val="Hiperligao"/>
-            <w:color w:val="2E75B6"/>
-            <w:lang w:val="en-US"/>
-          </w:rPr>
-          <w:t xml:space="preserve"> API</w:t>
+          <w:t>Spring AI — ChatClient API</w:t>
         </w:r>
       </w:hyperlink>
     </w:p>
@@ -22743,23 +21341,13 @@
         <w:t xml:space="preserve">→  </w:t>
       </w:r>
       <w:hyperlink r:id="rId28" w:history="1">
-        <w:proofErr w:type="spellStart"/>
         <w:r>
           <w:rPr>
             <w:rStyle w:val="Hiperligao"/>
             <w:color w:val="2E75B6"/>
             <w:lang w:val="en-US"/>
           </w:rPr>
-          <w:t>Artigo</w:t>
-        </w:r>
-        <w:proofErr w:type="spellEnd"/>
-        <w:r>
-          <w:rPr>
-            <w:rStyle w:val="Hiperligao"/>
-            <w:color w:val="2E75B6"/>
-            <w:lang w:val="en-US"/>
-          </w:rPr>
-          <w:t xml:space="preserve"> JAVAPRO — Talk to Your Data</w:t>
+          <w:t>Artigo JAVAPRO — Talk to Your Data</w:t>
         </w:r>
       </w:hyperlink>
     </w:p>
@@ -22923,18 +21511,8 @@
         <w:sz w:val="18"/>
         <w:szCs w:val="18"/>
       </w:rPr>
-      <w:t xml:space="preserve">JCON 2026 — Documento de </w:t>
+      <w:t>JCON 2026 — Documento de Apoyo</w:t>
     </w:r>
-    <w:proofErr w:type="spellStart"/>
-    <w:r>
-      <w:rPr>
-        <w:color w:val="888888"/>
-        <w:sz w:val="18"/>
-        <w:szCs w:val="18"/>
-      </w:rPr>
-      <w:t>Apoyo</w:t>
-    </w:r>
-    <w:proofErr w:type="spellEnd"/>
   </w:p>
 </w:hdr>
 </file>
@@ -24477,6 +23055,51 @@
       <w:shd w:val="clear" w:color="auto" w:fill="E1DFDD"/>
     </w:rPr>
   </w:style>
+  <w:style w:type="paragraph" w:styleId="HTMLpr-formatado">
+    <w:name w:val="HTML Preformatted"/>
+    <w:basedOn w:val="Normal"/>
+    <w:link w:val="HTMLpr-formatadoCarter"/>
+    <w:uiPriority w:val="99"/>
+    <w:unhideWhenUsed/>
+    <w:rsid w:val="00406F30"/>
+    <w:pPr>
+      <w:tabs>
+        <w:tab w:val="left" w:pos="916"/>
+        <w:tab w:val="left" w:pos="1832"/>
+        <w:tab w:val="left" w:pos="2748"/>
+        <w:tab w:val="left" w:pos="3664"/>
+        <w:tab w:val="left" w:pos="4580"/>
+        <w:tab w:val="left" w:pos="5496"/>
+        <w:tab w:val="left" w:pos="6412"/>
+        <w:tab w:val="left" w:pos="7328"/>
+        <w:tab w:val="left" w:pos="8244"/>
+        <w:tab w:val="left" w:pos="9160"/>
+        <w:tab w:val="left" w:pos="10076"/>
+        <w:tab w:val="left" w:pos="10992"/>
+        <w:tab w:val="left" w:pos="11908"/>
+        <w:tab w:val="left" w:pos="12824"/>
+        <w:tab w:val="left" w:pos="13740"/>
+        <w:tab w:val="left" w:pos="14656"/>
+      </w:tabs>
+    </w:pPr>
+    <w:rPr>
+      <w:rFonts w:ascii="Courier New" w:eastAsia="Times New Roman" w:hAnsi="Courier New" w:cs="Courier New"/>
+      <w:sz w:val="20"/>
+      <w:szCs w:val="20"/>
+    </w:rPr>
+  </w:style>
+  <w:style w:type="character" w:customStyle="1" w:styleId="HTMLpr-formatadoCarter">
+    <w:name w:val="HTML pré-formatado Caráter"/>
+    <w:basedOn w:val="Tipodeletrapredefinidodopargrafo"/>
+    <w:link w:val="HTMLpr-formatado"/>
+    <w:uiPriority w:val="99"/>
+    <w:rsid w:val="00406F30"/>
+    <w:rPr>
+      <w:rFonts w:ascii="Courier New" w:eastAsia="Times New Roman" w:hAnsi="Courier New" w:cs="Courier New"/>
+      <w:sz w:val="20"/>
+      <w:szCs w:val="20"/>
+    </w:rPr>
+  </w:style>
 </w:styles>
 </file>
 

--- a/local_llm_es.docx
+++ b/local_llm_es.docx
@@ -2053,7 +2053,23 @@
       </w:pPr>
       <w:r>
         <w:lastRenderedPageBreak/>
-        <w:t>El diagrama muestra tres momentos distintos:</w:t>
+        <w:t xml:space="preserve">El diagrama </w:t>
+      </w:r>
+      <w:proofErr w:type="spellStart"/>
+      <w:r>
+        <w:t>muestra</w:t>
+      </w:r>
+      <w:proofErr w:type="spellEnd"/>
+      <w:r>
+        <w:t xml:space="preserve"> </w:t>
+      </w:r>
+      <w:proofErr w:type="spellStart"/>
+      <w:r>
+        <w:t>tres</w:t>
+      </w:r>
+      <w:proofErr w:type="spellEnd"/>
+      <w:r>
+        <w:t xml:space="preserve"> momentos distintos:</w:t>
       </w:r>
     </w:p>
     <w:p>
@@ -2070,19 +2086,43 @@
         </w:rPr>
         <w:t xml:space="preserve">(1) </w:t>
       </w:r>
+      <w:proofErr w:type="spellStart"/>
       <w:r>
         <w:rPr>
           <w:b/>
           <w:bCs/>
           <w:lang w:val="es-ES"/>
         </w:rPr>
-        <w:t>Pull del modelo</w:t>
-      </w:r>
-      <w:r>
-        <w:rPr>
-          <w:lang w:val="es-ES"/>
-        </w:rPr>
-        <w:t xml:space="preserve"> — el comando `ollama pull` descarga el modelo del registro (ollama.com/library) como un archivo .gguf con pesos cuantizados. Se guarda localmente y no es necesario volver a descargarlo.</w:t>
+        <w:t>Pull</w:t>
+      </w:r>
+      <w:proofErr w:type="spellEnd"/>
+      <w:r>
+        <w:rPr>
+          <w:b/>
+          <w:bCs/>
+          <w:lang w:val="es-ES"/>
+        </w:rPr>
+        <w:t xml:space="preserve"> del modelo</w:t>
+      </w:r>
+      <w:r>
+        <w:rPr>
+          <w:lang w:val="es-ES"/>
+        </w:rPr>
+        <w:t xml:space="preserve"> — el comando `ollama pull` descarga el modelo del registro (ollama.com/library) como un </w:t>
+      </w:r>
+      <w:proofErr w:type="gramStart"/>
+      <w:r>
+        <w:rPr>
+          <w:lang w:val="es-ES"/>
+        </w:rPr>
+        <w:t>archivo .gguf</w:t>
+      </w:r>
+      <w:proofErr w:type="gramEnd"/>
+      <w:r>
+        <w:rPr>
+          <w:lang w:val="es-ES"/>
+        </w:rPr>
+        <w:t xml:space="preserve"> con pesos cuantizados. Se guarda localmente y no es necesario volver a descargarlo.</w:t>
       </w:r>
     </w:p>
     <w:p>
@@ -2290,7 +2330,129 @@
         <w:rPr>
           <w:lang w:val="es-ES"/>
         </w:rPr>
-        <w:t>El formato GGUF (GGML Unified Format) — el archivo .gguf es el formato estándar adoptado por llama.cpp para distribuir modelos cuantizados. Es un archivo binario portable que contiene en un único paquete los pesos del modelo, el tokenizador y los metadatos de configuración (arquitectura, contexto máximo, temperatura por defecto). No requiere conversión ni instalación adicional: Ollama descarga el .gguf y llama.cpp lo carga directamente en memoria. Antes del GGUF existía el formato GGML; el GGUF surgió en 2023 para resolver limitaciones de extensibilidad y es hoy el estándar del ecosistema de LLMs locales.</w:t>
+        <w:t xml:space="preserve">El formato GGUF (GGML </w:t>
+      </w:r>
+      <w:proofErr w:type="spellStart"/>
+      <w:r>
+        <w:rPr>
+          <w:lang w:val="es-ES"/>
+        </w:rPr>
+        <w:t>Unified</w:t>
+      </w:r>
+      <w:proofErr w:type="spellEnd"/>
+      <w:r>
+        <w:rPr>
+          <w:lang w:val="es-ES"/>
+        </w:rPr>
+        <w:t xml:space="preserve"> </w:t>
+      </w:r>
+      <w:proofErr w:type="spellStart"/>
+      <w:r>
+        <w:rPr>
+          <w:lang w:val="es-ES"/>
+        </w:rPr>
+        <w:t>Format</w:t>
+      </w:r>
+      <w:proofErr w:type="spellEnd"/>
+      <w:r>
+        <w:rPr>
+          <w:lang w:val="es-ES"/>
+        </w:rPr>
+        <w:t xml:space="preserve">) — el </w:t>
+      </w:r>
+      <w:proofErr w:type="gramStart"/>
+      <w:r>
+        <w:rPr>
+          <w:lang w:val="es-ES"/>
+        </w:rPr>
+        <w:t>archivo .</w:t>
+      </w:r>
+      <w:proofErr w:type="spellStart"/>
+      <w:r>
+        <w:rPr>
+          <w:lang w:val="es-ES"/>
+        </w:rPr>
+        <w:t>gguf</w:t>
+      </w:r>
+      <w:proofErr w:type="spellEnd"/>
+      <w:proofErr w:type="gramEnd"/>
+      <w:r>
+        <w:rPr>
+          <w:lang w:val="es-ES"/>
+        </w:rPr>
+        <w:t xml:space="preserve"> es el formato estándar adoptado por llama.cpp para distribuir modelos cuantizados. Es un archivo binario portable que contiene en un único paquete los pesos del modelo, el </w:t>
+      </w:r>
+      <w:proofErr w:type="spellStart"/>
+      <w:r>
+        <w:rPr>
+          <w:lang w:val="es-ES"/>
+        </w:rPr>
+        <w:t>tokenizador</w:t>
+      </w:r>
+      <w:proofErr w:type="spellEnd"/>
+      <w:r>
+        <w:rPr>
+          <w:lang w:val="es-ES"/>
+        </w:rPr>
+        <w:t xml:space="preserve"> y los metadatos de configuración (arquitectura, contexto máximo, temperatura por defecto). No requiere conversión ni instalación adicional: </w:t>
+      </w:r>
+      <w:proofErr w:type="spellStart"/>
+      <w:r>
+        <w:rPr>
+          <w:lang w:val="es-ES"/>
+        </w:rPr>
+        <w:t>Ollama</w:t>
+      </w:r>
+      <w:proofErr w:type="spellEnd"/>
+      <w:r>
+        <w:rPr>
+          <w:lang w:val="es-ES"/>
+        </w:rPr>
+        <w:t xml:space="preserve"> descarga </w:t>
+      </w:r>
+      <w:proofErr w:type="spellStart"/>
+      <w:proofErr w:type="gramStart"/>
+      <w:r>
+        <w:rPr>
+          <w:lang w:val="es-ES"/>
+        </w:rPr>
+        <w:t>el</w:t>
+      </w:r>
+      <w:proofErr w:type="spellEnd"/>
+      <w:r>
+        <w:rPr>
+          <w:lang w:val="es-ES"/>
+        </w:rPr>
+        <w:t xml:space="preserve"> .</w:t>
+      </w:r>
+      <w:proofErr w:type="spellStart"/>
+      <w:r>
+        <w:rPr>
+          <w:lang w:val="es-ES"/>
+        </w:rPr>
+        <w:t>gguf</w:t>
+      </w:r>
+      <w:proofErr w:type="spellEnd"/>
+      <w:proofErr w:type="gramEnd"/>
+      <w:r>
+        <w:rPr>
+          <w:lang w:val="es-ES"/>
+        </w:rPr>
+        <w:t xml:space="preserve"> y llama.cpp lo carga directamente en memoria. Antes del GGUF existía el formato GGML; el GGUF surgió en 2023 para resolver limitaciones de extensibilidad y es hoy el estándar del ecosistema de </w:t>
+      </w:r>
+      <w:proofErr w:type="spellStart"/>
+      <w:r>
+        <w:rPr>
+          <w:lang w:val="es-ES"/>
+        </w:rPr>
+        <w:t>LLMs</w:t>
+      </w:r>
+      <w:proofErr w:type="spellEnd"/>
+      <w:r>
+        <w:rPr>
+          <w:lang w:val="es-ES"/>
+        </w:rPr>
+        <w:t xml:space="preserve"> locales.</w:t>
       </w:r>
     </w:p>
     <w:tbl>
@@ -3133,56 +3295,9 @@
                 <w:szCs w:val="20"/>
                 <w:lang w:val="es-ES"/>
               </w:rPr>
-              <w:t>Privacidad total: código, prompts y datos nunca salen de la máquina — esencial para datos sensibles, código propietario o entornos regulados</w:t>
-            </w:r>
-          </w:p>
-        </w:tc>
-        <w:tc>
-          <w:tcPr>
-            <w:tcW w:w="4513" w:type="dxa"/>
-            <w:shd w:val="clear" w:color="auto" w:fill="FFFFFF"/>
-            <w:tcMar>
-              <w:top w:w="80" w:type="dxa"/>
-              <w:left w:w="160" w:type="dxa"/>
-              <w:bottom w:w="80" w:type="dxa"/>
-              <w:right w:w="160" w:type="dxa"/>
-            </w:tcMar>
-          </w:tcPr>
-          <w:p>
-            <w:pPr>
-              <w:rPr>
-                <w:lang w:val="es-ES"/>
-              </w:rPr>
-            </w:pPr>
-            <w:r>
-              <w:rPr>
-                <w:sz w:val="20"/>
-                <w:szCs w:val="20"/>
-                <w:lang w:val="es-ES"/>
-              </w:rPr>
-              <w:t>Calidad inferior en tareas complejas: los modelos locales pequeños (3B-7B) son menos capaces que GPT-4o o Claude 3.5 en razonamiento multi-step</w:t>
-            </w:r>
-          </w:p>
-        </w:tc>
-      </w:tr>
-      <w:tr>
-        <w:tc>
-          <w:tcPr>
-            <w:tcW w:w="4513" w:type="dxa"/>
-            <w:shd w:val="clear" w:color="auto" w:fill="F2F2F2"/>
-            <w:tcMar>
-              <w:top w:w="80" w:type="dxa"/>
-              <w:left w:w="160" w:type="dxa"/>
-              <w:bottom w:w="80" w:type="dxa"/>
-              <w:right w:w="160" w:type="dxa"/>
-            </w:tcMar>
-          </w:tcPr>
-          <w:p>
-            <w:pPr>
-              <w:rPr>
-                <w:lang w:val="es-ES"/>
-              </w:rPr>
-            </w:pPr>
+              <w:t xml:space="preserve">Privacidad total: código, </w:t>
+            </w:r>
+            <w:proofErr w:type="spellStart"/>
             <w:r>
               <w:rPr>
                 <w:b/>
@@ -3191,56 +3306,9 @@
                 <w:szCs w:val="20"/>
                 <w:lang w:val="es-ES"/>
               </w:rPr>
-              <w:t>Coste cero por token: sin pay-per-use; solo coste energético local — crítico para desarrollo iterativo con cientos de llamadas/día</w:t>
-            </w:r>
-          </w:p>
-        </w:tc>
-        <w:tc>
-          <w:tcPr>
-            <w:tcW w:w="4513" w:type="dxa"/>
-            <w:shd w:val="clear" w:color="auto" w:fill="F2F2F2"/>
-            <w:tcMar>
-              <w:top w:w="80" w:type="dxa"/>
-              <w:left w:w="160" w:type="dxa"/>
-              <w:bottom w:w="80" w:type="dxa"/>
-              <w:right w:w="160" w:type="dxa"/>
-            </w:tcMar>
-          </w:tcPr>
-          <w:p>
-            <w:pPr>
-              <w:rPr>
-                <w:lang w:val="es-ES"/>
-              </w:rPr>
-            </w:pPr>
-            <w:r>
-              <w:rPr>
-                <w:sz w:val="20"/>
-                <w:szCs w:val="20"/>
-                <w:lang w:val="es-ES"/>
-              </w:rPr>
-              <w:t>Requisitos de hardware: los modelos grandes (30B+) necesitan 32-64 GB de RAM; incluso los 7B necesitan 8 GB para ejecutarse sin swap</w:t>
-            </w:r>
-          </w:p>
-        </w:tc>
-      </w:tr>
-      <w:tr>
-        <w:tc>
-          <w:tcPr>
-            <w:tcW w:w="4513" w:type="dxa"/>
-            <w:shd w:val="clear" w:color="auto" w:fill="FFFFFF"/>
-            <w:tcMar>
-              <w:top w:w="80" w:type="dxa"/>
-              <w:left w:w="160" w:type="dxa"/>
-              <w:bottom w:w="80" w:type="dxa"/>
-              <w:right w:w="160" w:type="dxa"/>
-            </w:tcMar>
-          </w:tcPr>
-          <w:p>
-            <w:pPr>
-              <w:rPr>
-                <w:lang w:val="es-ES"/>
-              </w:rPr>
-            </w:pPr>
+              <w:t>prompts</w:t>
+            </w:r>
+            <w:proofErr w:type="spellEnd"/>
             <w:r>
               <w:rPr>
                 <w:b/>
@@ -3249,7 +3317,7 @@
                 <w:szCs w:val="20"/>
                 <w:lang w:val="es-ES"/>
               </w:rPr>
-              <w:t>Control total: versión del modelo fijada, system prompt personalizado, sin riesgo de cambios en el comportamiento del modelo</w:t>
+              <w:t xml:space="preserve"> y datos nunca salen de la máquina — esencial para datos sensibles, código propietario o entornos regulados</w:t>
             </w:r>
           </w:p>
         </w:tc>
@@ -3276,7 +3344,7 @@
                 <w:szCs w:val="20"/>
                 <w:lang w:val="es-ES"/>
               </w:rPr>
-              <w:t>Gestión manual: actualizar modelos, mantener versiones consistentes entre entornos, resolver conflictos de cuantización</w:t>
+              <w:t>Calidad inferior en tareas complejas: los modelos locales pequeños (3B-7B) son menos capaces que GPT-4o o Claude 3.5 en razonamiento multi-step</w:t>
             </w:r>
           </w:p>
         </w:tc>
@@ -3307,7 +3375,7 @@
                 <w:szCs w:val="20"/>
                 <w:lang w:val="es-ES"/>
               </w:rPr>
-              <w:t>Reproducibilidad: misma versión del modelo en dev, CI y producción — outputs determinísticos con temperature=0</w:t>
+              <w:t>Coste cero por token: sin pay-per-use; solo coste energético local — crítico para desarrollo iterativo con cientos de llamadas/día</w:t>
             </w:r>
           </w:p>
         </w:tc>
@@ -3334,7 +3402,7 @@
                 <w:szCs w:val="20"/>
                 <w:lang w:val="es-ES"/>
               </w:rPr>
-              <w:t>Context window más limitada: los modelos locales tienen ventanas de contexto más pequeñas (4K-32K vs 128K+ en cloud)</w:t>
+              <w:t>Requisitos de hardware: los modelos grandes (30B+) necesitan 32-64 GB de RAM; incluso los 7B necesitan 8 GB para ejecutarse sin swap</w:t>
             </w:r>
           </w:p>
         </w:tc>
@@ -3365,6 +3433,144 @@
                 <w:szCs w:val="20"/>
                 <w:lang w:val="es-ES"/>
               </w:rPr>
+              <w:t xml:space="preserve">Control total: versión </w:t>
+            </w:r>
+            <w:proofErr w:type="gramStart"/>
+            <w:r>
+              <w:rPr>
+                <w:b/>
+                <w:bCs/>
+                <w:sz w:val="20"/>
+                <w:szCs w:val="20"/>
+                <w:lang w:val="es-ES"/>
+              </w:rPr>
+              <w:t>del modelo fijada</w:t>
+            </w:r>
+            <w:proofErr w:type="gramEnd"/>
+            <w:r>
+              <w:rPr>
+                <w:b/>
+                <w:bCs/>
+                <w:sz w:val="20"/>
+                <w:szCs w:val="20"/>
+                <w:lang w:val="es-ES"/>
+              </w:rPr>
+              <w:t>, system prompt personalizado, sin riesgo de cambios en el comportamiento del modelo</w:t>
+            </w:r>
+          </w:p>
+        </w:tc>
+        <w:tc>
+          <w:tcPr>
+            <w:tcW w:w="4513" w:type="dxa"/>
+            <w:shd w:val="clear" w:color="auto" w:fill="FFFFFF"/>
+            <w:tcMar>
+              <w:top w:w="80" w:type="dxa"/>
+              <w:left w:w="160" w:type="dxa"/>
+              <w:bottom w:w="80" w:type="dxa"/>
+              <w:right w:w="160" w:type="dxa"/>
+            </w:tcMar>
+          </w:tcPr>
+          <w:p>
+            <w:pPr>
+              <w:rPr>
+                <w:lang w:val="es-ES"/>
+              </w:rPr>
+            </w:pPr>
+            <w:r>
+              <w:rPr>
+                <w:sz w:val="20"/>
+                <w:szCs w:val="20"/>
+                <w:lang w:val="es-ES"/>
+              </w:rPr>
+              <w:t>Gestión manual: actualizar modelos, mantener versiones consistentes entre entornos, resolver conflictos de cuantización</w:t>
+            </w:r>
+          </w:p>
+        </w:tc>
+      </w:tr>
+      <w:tr>
+        <w:tc>
+          <w:tcPr>
+            <w:tcW w:w="4513" w:type="dxa"/>
+            <w:shd w:val="clear" w:color="auto" w:fill="F2F2F2"/>
+            <w:tcMar>
+              <w:top w:w="80" w:type="dxa"/>
+              <w:left w:w="160" w:type="dxa"/>
+              <w:bottom w:w="80" w:type="dxa"/>
+              <w:right w:w="160" w:type="dxa"/>
+            </w:tcMar>
+          </w:tcPr>
+          <w:p>
+            <w:pPr>
+              <w:rPr>
+                <w:lang w:val="es-ES"/>
+              </w:rPr>
+            </w:pPr>
+            <w:r>
+              <w:rPr>
+                <w:b/>
+                <w:bCs/>
+                <w:sz w:val="20"/>
+                <w:szCs w:val="20"/>
+                <w:lang w:val="es-ES"/>
+              </w:rPr>
+              <w:t>Reproducibilidad: misma versión del modelo en dev, CI y producción — outputs determinísticos con temperature=0</w:t>
+            </w:r>
+          </w:p>
+        </w:tc>
+        <w:tc>
+          <w:tcPr>
+            <w:tcW w:w="4513" w:type="dxa"/>
+            <w:shd w:val="clear" w:color="auto" w:fill="F2F2F2"/>
+            <w:tcMar>
+              <w:top w:w="80" w:type="dxa"/>
+              <w:left w:w="160" w:type="dxa"/>
+              <w:bottom w:w="80" w:type="dxa"/>
+              <w:right w:w="160" w:type="dxa"/>
+            </w:tcMar>
+          </w:tcPr>
+          <w:p>
+            <w:pPr>
+              <w:rPr>
+                <w:lang w:val="es-ES"/>
+              </w:rPr>
+            </w:pPr>
+            <w:r>
+              <w:rPr>
+                <w:sz w:val="20"/>
+                <w:szCs w:val="20"/>
+                <w:lang w:val="es-ES"/>
+              </w:rPr>
+              <w:t>Context window más limitada: los modelos locales tienen ventanas de contexto más pequeñas (4K-32K vs 128K+ en cloud)</w:t>
+            </w:r>
+          </w:p>
+        </w:tc>
+      </w:tr>
+      <w:tr>
+        <w:tc>
+          <w:tcPr>
+            <w:tcW w:w="4513" w:type="dxa"/>
+            <w:shd w:val="clear" w:color="auto" w:fill="FFFFFF"/>
+            <w:tcMar>
+              <w:top w:w="80" w:type="dxa"/>
+              <w:left w:w="160" w:type="dxa"/>
+              <w:bottom w:w="80" w:type="dxa"/>
+              <w:right w:w="160" w:type="dxa"/>
+            </w:tcMar>
+          </w:tcPr>
+          <w:p>
+            <w:pPr>
+              <w:rPr>
+                <w:lang w:val="es-ES"/>
+              </w:rPr>
+            </w:pPr>
+            <w:r>
+              <w:rPr>
+                <w:b/>
+                <w:bCs/>
+                <w:sz w:val="20"/>
+                <w:szCs w:val="20"/>
+                <w:lang w:val="es-ES"/>
+              </w:rPr>
               <w:t>Conformidad regulatoria: los datos procesados localmente facilitan el compliance con GDPR, HIPAA y regulaciones sectoriales</w:t>
             </w:r>
           </w:p>
@@ -3420,8 +3626,21 @@
           <w:szCs w:val="20"/>
           <w:lang w:val="es-ES"/>
         </w:rPr>
-        <w:t>Tabla 2 — Ventajas y desventajas del desarrollo local con LLMs</w:t>
-      </w:r>
+        <w:t xml:space="preserve">Tabla 2 — Ventajas y desventajas del desarrollo local con </w:t>
+      </w:r>
+      <w:proofErr w:type="spellStart"/>
+      <w:r>
+        <w:rPr>
+          <w:i/>
+          <w:iCs/>
+          <w:color w:val="595959"/>
+          <w:sz w:val="20"/>
+          <w:szCs w:val="20"/>
+          <w:lang w:val="es-ES"/>
+        </w:rPr>
+        <w:t>LLMs</w:t>
+      </w:r>
+      <w:proofErr w:type="spellEnd"/>
     </w:p>
     <w:p>
       <w:pPr>
@@ -4544,8 +4763,13 @@
         <w:pStyle w:val="Ttulo3"/>
       </w:pPr>
       <w:bookmarkStart w:id="9" w:name="_Toc230077232"/>
-      <w:r>
-        <w:t>Puntos Clave</w:t>
+      <w:proofErr w:type="spellStart"/>
+      <w:r>
+        <w:t>Puntos</w:t>
+      </w:r>
+      <w:proofErr w:type="spellEnd"/>
+      <w:r>
+        <w:t xml:space="preserve"> Clave</w:t>
       </w:r>
       <w:bookmarkEnd w:id="9"/>
     </w:p>
@@ -4734,6 +4958,7 @@
           <w:lang w:val="es-ES"/>
         </w:rPr>
       </w:pPr>
+      <w:proofErr w:type="spellStart"/>
       <w:r>
         <w:rPr>
           <w:b/>
@@ -4742,11 +4967,26 @@
         </w:rPr>
         <w:t>llmfit</w:t>
       </w:r>
-      <w:r>
-        <w:rPr>
-          <w:lang w:val="es-ES"/>
-        </w:rPr>
-        <w:t xml:space="preserve"> — herramienta open-source que analiza el hardware local (CPU, RAM, GPU) y recomienda los modelos más adecuados entre más de 500 opciones. Integra con Ollama, llama.cpp y LM Studio. Elegir el modelo correcto para cada tarea y hardware es una competencia, no un detalle.</w:t>
+      <w:proofErr w:type="spellEnd"/>
+      <w:r>
+        <w:rPr>
+          <w:lang w:val="es-ES"/>
+        </w:rPr>
+        <w:t xml:space="preserve"> — herramienta open-source que analiza el hardware local (CPU, RAM, GPU) y recomienda los modelos más adecuados entre más de 500 opciones. Integra con </w:t>
+      </w:r>
+      <w:proofErr w:type="spellStart"/>
+      <w:r>
+        <w:rPr>
+          <w:lang w:val="es-ES"/>
+        </w:rPr>
+        <w:t>Ollama</w:t>
+      </w:r>
+      <w:proofErr w:type="spellEnd"/>
+      <w:r>
+        <w:rPr>
+          <w:lang w:val="es-ES"/>
+        </w:rPr>
+        <w:t>, llama.cpp y LM Studio. Elegir el modelo correcto para cada tarea y hardware es una competencia, no un detalle.</w:t>
       </w:r>
     </w:p>
     <w:p>
@@ -4931,13 +5171,41 @@
         </mc:AlternateContent>
       </w:r>
       <w:hyperlink r:id="rId9" w:history="1">
+        <w:proofErr w:type="spellStart"/>
         <w:r>
           <w:rPr>
             <w:rStyle w:val="Hiperligao"/>
             <w:color w:val="2E75B6"/>
             <w:lang w:val="es-ES"/>
           </w:rPr>
-          <w:t>Ollama — LLMs locales</w:t>
+          <w:t>Ollama</w:t>
+        </w:r>
+        <w:proofErr w:type="spellEnd"/>
+        <w:r>
+          <w:rPr>
+            <w:rStyle w:val="Hiperligao"/>
+            <w:color w:val="2E75B6"/>
+            <w:lang w:val="es-ES"/>
+          </w:rPr>
+          <w:t xml:space="preserve"> — </w:t>
+        </w:r>
+        <w:proofErr w:type="spellStart"/>
+        <w:r>
+          <w:rPr>
+            <w:rStyle w:val="Hiperligao"/>
+            <w:color w:val="2E75B6"/>
+            <w:lang w:val="es-ES"/>
+          </w:rPr>
+          <w:t>LLMs</w:t>
+        </w:r>
+        <w:proofErr w:type="spellEnd"/>
+        <w:r>
+          <w:rPr>
+            <w:rStyle w:val="Hiperligao"/>
+            <w:color w:val="2E75B6"/>
+            <w:lang w:val="es-ES"/>
+          </w:rPr>
+          <w:t xml:space="preserve"> locales</w:t>
         </w:r>
       </w:hyperlink>
     </w:p>
@@ -5039,13 +5307,23 @@
         <w:t xml:space="preserve">→  </w:t>
       </w:r>
       <w:hyperlink r:id="rId13" w:history="1">
+        <w:proofErr w:type="spellStart"/>
         <w:r>
           <w:rPr>
             <w:rStyle w:val="Hiperligao"/>
             <w:color w:val="2E75B6"/>
             <w:lang w:val="en-US"/>
           </w:rPr>
-          <w:t>Podman Desktop AI Lab</w:t>
+          <w:t>Podman</w:t>
+        </w:r>
+        <w:proofErr w:type="spellEnd"/>
+        <w:r>
+          <w:rPr>
+            <w:rStyle w:val="Hiperligao"/>
+            <w:color w:val="2E75B6"/>
+            <w:lang w:val="en-US"/>
+          </w:rPr>
+          <w:t xml:space="preserve"> Desktop AI Lab</w:t>
         </w:r>
       </w:hyperlink>
     </w:p>
@@ -5066,6 +5344,7 @@
         <w:t xml:space="preserve">→  </w:t>
       </w:r>
       <w:hyperlink r:id="rId14" w:history="1">
+        <w:proofErr w:type="spellStart"/>
         <w:r>
           <w:rPr>
             <w:rStyle w:val="Hiperligao"/>
@@ -5074,6 +5353,7 @@
           </w:rPr>
           <w:t>Ramalama</w:t>
         </w:r>
+        <w:proofErr w:type="spellEnd"/>
       </w:hyperlink>
     </w:p>
     <w:p>
@@ -5200,12 +5480,21 @@
         <w:t xml:space="preserve">→  </w:t>
       </w:r>
       <w:hyperlink r:id="rId19" w:history="1">
+        <w:proofErr w:type="spellStart"/>
         <w:r>
           <w:rPr>
             <w:rStyle w:val="Hiperligao"/>
             <w:lang w:val="es-ES"/>
           </w:rPr>
-          <w:t>llmfit — Recomendación de modelos por hardware</w:t>
+          <w:t>llmfit</w:t>
+        </w:r>
+        <w:proofErr w:type="spellEnd"/>
+        <w:r>
+          <w:rPr>
+            <w:rStyle w:val="Hiperligao"/>
+            <w:lang w:val="es-ES"/>
+          </w:rPr>
+          <w:t xml:space="preserve"> — Recomendación de modelos por hardware</w:t>
         </w:r>
       </w:hyperlink>
     </w:p>
@@ -5226,12 +5515,21 @@
         <w:t xml:space="preserve">→  </w:t>
       </w:r>
       <w:hyperlink r:id="rId20" w:history="1">
+        <w:proofErr w:type="spellStart"/>
         <w:r>
           <w:rPr>
             <w:rStyle w:val="Hiperligao"/>
             <w:lang w:val="en-US"/>
           </w:rPr>
-          <w:t>llmfit — Stop Guessing Which AI Models Will Run on Your Machine</w:t>
+          <w:t>llmfit</w:t>
+        </w:r>
+        <w:proofErr w:type="spellEnd"/>
+        <w:r>
+          <w:rPr>
+            <w:rStyle w:val="Hiperligao"/>
+            <w:lang w:val="en-US"/>
+          </w:rPr>
+          <w:t xml:space="preserve"> — Stop Guessing Which AI Models Will Run on Your Machine</w:t>
         </w:r>
       </w:hyperlink>
     </w:p>
@@ -5654,7 +5952,47 @@
                 <w:sz w:val="20"/>
                 <w:szCs w:val="20"/>
               </w:rPr>
-              <w:t>SQL raw vía LLM</w:t>
+              <w:t xml:space="preserve">SQL </w:t>
+            </w:r>
+            <w:proofErr w:type="spellStart"/>
+            <w:r>
+              <w:rPr>
+                <w:b/>
+                <w:bCs/>
+                <w:sz w:val="20"/>
+                <w:szCs w:val="20"/>
+              </w:rPr>
+              <w:t>raw</w:t>
+            </w:r>
+            <w:proofErr w:type="spellEnd"/>
+            <w:r>
+              <w:rPr>
+                <w:b/>
+                <w:bCs/>
+                <w:sz w:val="20"/>
+                <w:szCs w:val="20"/>
+              </w:rPr>
+              <w:t xml:space="preserve"> </w:t>
+            </w:r>
+            <w:proofErr w:type="spellStart"/>
+            <w:r>
+              <w:rPr>
+                <w:b/>
+                <w:bCs/>
+                <w:sz w:val="20"/>
+                <w:szCs w:val="20"/>
+              </w:rPr>
+              <w:t>vía</w:t>
+            </w:r>
+            <w:proofErr w:type="spellEnd"/>
+            <w:r>
+              <w:rPr>
+                <w:b/>
+                <w:bCs/>
+                <w:sz w:val="20"/>
+                <w:szCs w:val="20"/>
+              </w:rPr>
+              <w:t xml:space="preserve"> LLM</w:t>
             </w:r>
           </w:p>
         </w:tc>
@@ -5720,6 +6058,7 @@
             </w:tcMar>
           </w:tcPr>
           <w:p>
+            <w:proofErr w:type="spellStart"/>
             <w:r>
               <w:rPr>
                 <w:b/>
@@ -5727,8 +6066,29 @@
                 <w:sz w:val="20"/>
                 <w:szCs w:val="20"/>
               </w:rPr>
-              <w:t>Hardcoded queries</w:t>
-            </w:r>
+              <w:t>Hardcoded</w:t>
+            </w:r>
+            <w:proofErr w:type="spellEnd"/>
+            <w:r>
+              <w:rPr>
+                <w:b/>
+                <w:bCs/>
+                <w:sz w:val="20"/>
+                <w:szCs w:val="20"/>
+              </w:rPr>
+              <w:t xml:space="preserve"> </w:t>
+            </w:r>
+            <w:proofErr w:type="spellStart"/>
+            <w:r>
+              <w:rPr>
+                <w:b/>
+                <w:bCs/>
+                <w:sz w:val="20"/>
+                <w:szCs w:val="20"/>
+              </w:rPr>
+              <w:t>queries</w:t>
+            </w:r>
+            <w:proofErr w:type="spellEnd"/>
           </w:p>
         </w:tc>
         <w:tc>
@@ -5787,6 +6147,7 @@
             </w:tcMar>
           </w:tcPr>
           <w:p>
+            <w:proofErr w:type="spellStart"/>
             <w:r>
               <w:rPr>
                 <w:b/>
@@ -5794,8 +6155,29 @@
                 <w:sz w:val="20"/>
                 <w:szCs w:val="20"/>
               </w:rPr>
-              <w:t>Hibernate Assistant</w:t>
-            </w:r>
+              <w:t>Hibernate</w:t>
+            </w:r>
+            <w:proofErr w:type="spellEnd"/>
+            <w:r>
+              <w:rPr>
+                <w:b/>
+                <w:bCs/>
+                <w:sz w:val="20"/>
+                <w:szCs w:val="20"/>
+              </w:rPr>
+              <w:t xml:space="preserve"> </w:t>
+            </w:r>
+            <w:proofErr w:type="spellStart"/>
+            <w:r>
+              <w:rPr>
+                <w:b/>
+                <w:bCs/>
+                <w:sz w:val="20"/>
+                <w:szCs w:val="20"/>
+              </w:rPr>
+              <w:t>Assistant</w:t>
+            </w:r>
+            <w:proofErr w:type="spellEnd"/>
           </w:p>
         </w:tc>
         <w:tc>
@@ -5870,8 +6252,21 @@
           <w:szCs w:val="20"/>
           <w:lang w:val="es-ES"/>
         </w:rPr>
-        <w:t>Tabla 4 — Enfoques de acceso a datos con LLM: comparación de trade-offs</w:t>
-      </w:r>
+        <w:t xml:space="preserve">Tabla 4 — Enfoques de acceso a datos con LLM: comparación de </w:t>
+      </w:r>
+      <w:proofErr w:type="spellStart"/>
+      <w:r>
+        <w:rPr>
+          <w:i/>
+          <w:iCs/>
+          <w:color w:val="595959"/>
+          <w:sz w:val="20"/>
+          <w:szCs w:val="20"/>
+          <w:lang w:val="es-ES"/>
+        </w:rPr>
+        <w:t>trade-offs</w:t>
+      </w:r>
+      <w:proofErr w:type="spellEnd"/>
     </w:p>
     <w:p>
       <w:pPr>
@@ -5881,11 +6276,33 @@
         </w:rPr>
       </w:pPr>
       <w:bookmarkStart w:id="13" w:name="_Toc230077236"/>
-      <w:r>
-        <w:rPr>
-          <w:lang w:val="es-ES"/>
-        </w:rPr>
-        <w:t>Hibernate Assistant — Cómo Funciona Internamente</w:t>
+      <w:proofErr w:type="spellStart"/>
+      <w:r>
+        <w:rPr>
+          <w:lang w:val="es-ES"/>
+        </w:rPr>
+        <w:t>Hibernate</w:t>
+      </w:r>
+      <w:proofErr w:type="spellEnd"/>
+      <w:r>
+        <w:rPr>
+          <w:lang w:val="es-ES"/>
+        </w:rPr>
+        <w:t xml:space="preserve"> </w:t>
+      </w:r>
+      <w:proofErr w:type="spellStart"/>
+      <w:r>
+        <w:rPr>
+          <w:lang w:val="es-ES"/>
+        </w:rPr>
+        <w:t>Assistant</w:t>
+      </w:r>
+      <w:proofErr w:type="spellEnd"/>
+      <w:r>
+        <w:rPr>
+          <w:lang w:val="es-ES"/>
+        </w:rPr>
+        <w:t xml:space="preserve"> — Cómo Funciona Internamente</w:t>
       </w:r>
       <w:bookmarkEnd w:id="13"/>
     </w:p>
@@ -6506,7 +6923,29 @@
                 <w:szCs w:val="18"/>
                 <w:lang w:val="en-US"/>
               </w:rPr>
-              <w:t xml:space="preserve">    private final HibernateQueryTool queryTool;    // @Component — ejecuta HQL</w:t>
+              <w:t xml:space="preserve">    private final HibernateQueryTool </w:t>
+            </w:r>
+            <w:proofErr w:type="gramStart"/>
+            <w:r>
+              <w:rPr>
+                <w:rFonts w:ascii="Courier New" w:eastAsia="Courier New" w:hAnsi="Courier New" w:cs="Courier New"/>
+                <w:color w:val="D4D4D4"/>
+                <w:sz w:val="18"/>
+                <w:szCs w:val="18"/>
+                <w:lang w:val="en-US"/>
+              </w:rPr>
+              <w:t xml:space="preserve">queryTool;   </w:t>
+            </w:r>
+            <w:proofErr w:type="gramEnd"/>
+            <w:r>
+              <w:rPr>
+                <w:rFonts w:ascii="Courier New" w:eastAsia="Courier New" w:hAnsi="Courier New" w:cs="Courier New"/>
+                <w:color w:val="D4D4D4"/>
+                <w:sz w:val="18"/>
+                <w:szCs w:val="18"/>
+                <w:lang w:val="en-US"/>
+              </w:rPr>
+              <w:t xml:space="preserve"> // @Component — ejecuta HQL</w:t>
             </w:r>
           </w:p>
         </w:tc>
@@ -7218,7 +7657,29 @@
                 <w:szCs w:val="18"/>
                 <w:lang w:val="en-US"/>
               </w:rPr>
-              <w:t xml:space="preserve">        return new QueryPlan(                           // QueryPlan: solo hql + maxResults</w:t>
+              <w:t xml:space="preserve">        return new </w:t>
+            </w:r>
+            <w:proofErr w:type="gramStart"/>
+            <w:r>
+              <w:rPr>
+                <w:rFonts w:ascii="Courier New" w:eastAsia="Courier New" w:hAnsi="Courier New" w:cs="Courier New"/>
+                <w:color w:val="D4D4D4"/>
+                <w:sz w:val="18"/>
+                <w:szCs w:val="18"/>
+                <w:lang w:val="en-US"/>
+              </w:rPr>
+              <w:t xml:space="preserve">QueryPlan(  </w:t>
+            </w:r>
+            <w:proofErr w:type="gramEnd"/>
+            <w:r>
+              <w:rPr>
+                <w:rFonts w:ascii="Courier New" w:eastAsia="Courier New" w:hAnsi="Courier New" w:cs="Courier New"/>
+                <w:color w:val="D4D4D4"/>
+                <w:sz w:val="18"/>
+                <w:szCs w:val="18"/>
+                <w:lang w:val="en-US"/>
+              </w:rPr>
+              <w:t xml:space="preserve">                         // QueryPlan: solo hql + maxResults</w:t>
             </w:r>
           </w:p>
         </w:tc>
@@ -7255,14 +7716,25 @@
               </w:rPr>
               <w:t xml:space="preserve">                </w:t>
             </w:r>
-            <w:r>
-              <w:rPr>
-                <w:rFonts w:ascii="Courier New" w:eastAsia="Courier New" w:hAnsi="Courier New" w:cs="Courier New"/>
-                <w:color w:val="D4D4D4"/>
-                <w:sz w:val="18"/>
-                <w:szCs w:val="18"/>
-              </w:rPr>
-              <w:t>sanitizeHql(hqlGenerator.generateHql(question)), 50);</w:t>
+            <w:proofErr w:type="gramStart"/>
+            <w:r>
+              <w:rPr>
+                <w:rFonts w:ascii="Courier New" w:eastAsia="Courier New" w:hAnsi="Courier New" w:cs="Courier New"/>
+                <w:color w:val="D4D4D4"/>
+                <w:sz w:val="18"/>
+                <w:szCs w:val="18"/>
+              </w:rPr>
+              <w:t>sanitizeHql(</w:t>
+            </w:r>
+            <w:proofErr w:type="gramEnd"/>
+            <w:r>
+              <w:rPr>
+                <w:rFonts w:ascii="Courier New" w:eastAsia="Courier New" w:hAnsi="Courier New" w:cs="Courier New"/>
+                <w:color w:val="D4D4D4"/>
+                <w:sz w:val="18"/>
+                <w:szCs w:val="18"/>
+              </w:rPr>
+              <w:t>hqlGenerator.generateHql(question)), 50);</w:t>
             </w:r>
           </w:p>
         </w:tc>
@@ -7434,8 +7906,33 @@
           <w:b/>
           <w:bCs/>
         </w:rPr>
-        <w:t>@AiService — HqlGenerator y AnswerFormatter</w:t>
-      </w:r>
+        <w:t xml:space="preserve">@AiService — </w:t>
+      </w:r>
+      <w:proofErr w:type="spellStart"/>
+      <w:r>
+        <w:rPr>
+          <w:b/>
+          <w:bCs/>
+        </w:rPr>
+        <w:t>HqlGenerator</w:t>
+      </w:r>
+      <w:proofErr w:type="spellEnd"/>
+      <w:r>
+        <w:rPr>
+          <w:b/>
+          <w:bCs/>
+        </w:rPr>
+        <w:t xml:space="preserve"> y </w:t>
+      </w:r>
+      <w:proofErr w:type="spellStart"/>
+      <w:r>
+        <w:rPr>
+          <w:b/>
+          <w:bCs/>
+        </w:rPr>
+        <w:t>AnswerFormatter</w:t>
+      </w:r>
+      <w:proofErr w:type="spellEnd"/>
     </w:p>
     <w:p>
       <w:pPr>
@@ -7542,7 +8039,73 @@
                 <w:szCs w:val="18"/>
                 <w:lang w:val="es-ES"/>
               </w:rPr>
-              <w:t>@AiService(wiringMode = EXPLICIT, chatModel = "ollamaChatModel")</w:t>
+              <w:t>@</w:t>
+            </w:r>
+            <w:proofErr w:type="gramStart"/>
+            <w:r>
+              <w:rPr>
+                <w:rFonts w:ascii="Courier New" w:eastAsia="Courier New" w:hAnsi="Courier New" w:cs="Courier New"/>
+                <w:color w:val="D4D4D4"/>
+                <w:sz w:val="18"/>
+                <w:szCs w:val="18"/>
+                <w:lang w:val="es-ES"/>
+              </w:rPr>
+              <w:t>AiService(</w:t>
+            </w:r>
+            <w:proofErr w:type="gramEnd"/>
+            <w:r>
+              <w:rPr>
+                <w:rFonts w:ascii="Courier New" w:eastAsia="Courier New" w:hAnsi="Courier New" w:cs="Courier New"/>
+                <w:color w:val="D4D4D4"/>
+                <w:sz w:val="18"/>
+                <w:szCs w:val="18"/>
+                <w:lang w:val="es-ES"/>
+              </w:rPr>
+              <w:t xml:space="preserve">wiringMode = EXPLICIT, </w:t>
+            </w:r>
+            <w:proofErr w:type="spellStart"/>
+            <w:r>
+              <w:rPr>
+                <w:rFonts w:ascii="Courier New" w:eastAsia="Courier New" w:hAnsi="Courier New" w:cs="Courier New"/>
+                <w:color w:val="D4D4D4"/>
+                <w:sz w:val="18"/>
+                <w:szCs w:val="18"/>
+                <w:lang w:val="es-ES"/>
+              </w:rPr>
+              <w:t>chatModel</w:t>
+            </w:r>
+            <w:proofErr w:type="spellEnd"/>
+            <w:r>
+              <w:rPr>
+                <w:rFonts w:ascii="Courier New" w:eastAsia="Courier New" w:hAnsi="Courier New" w:cs="Courier New"/>
+                <w:color w:val="D4D4D4"/>
+                <w:sz w:val="18"/>
+                <w:szCs w:val="18"/>
+                <w:lang w:val="es-ES"/>
+              </w:rPr>
+              <w:t xml:space="preserve"> = "</w:t>
+            </w:r>
+            <w:proofErr w:type="spellStart"/>
+            <w:r>
+              <w:rPr>
+                <w:rFonts w:ascii="Courier New" w:eastAsia="Courier New" w:hAnsi="Courier New" w:cs="Courier New"/>
+                <w:color w:val="D4D4D4"/>
+                <w:sz w:val="18"/>
+                <w:szCs w:val="18"/>
+                <w:lang w:val="es-ES"/>
+              </w:rPr>
+              <w:t>ollamaChatModel</w:t>
+            </w:r>
+            <w:proofErr w:type="spellEnd"/>
+            <w:r>
+              <w:rPr>
+                <w:rFonts w:ascii="Courier New" w:eastAsia="Courier New" w:hAnsi="Courier New" w:cs="Courier New"/>
+                <w:color w:val="D4D4D4"/>
+                <w:sz w:val="18"/>
+                <w:szCs w:val="18"/>
+                <w:lang w:val="es-ES"/>
+              </w:rPr>
+              <w:t>")</w:t>
             </w:r>
           </w:p>
         </w:tc>
@@ -7569,14 +8132,45 @@
             <w:pPr>
               <w:spacing w:before="20" w:after="20"/>
             </w:pPr>
-            <w:r>
-              <w:rPr>
-                <w:rFonts w:ascii="Courier New" w:eastAsia="Courier New" w:hAnsi="Courier New" w:cs="Courier New"/>
-                <w:color w:val="D4D4D4"/>
-                <w:sz w:val="18"/>
-                <w:szCs w:val="18"/>
-              </w:rPr>
-              <w:t>public interface HqlGenerator {</w:t>
+            <w:proofErr w:type="spellStart"/>
+            <w:r>
+              <w:rPr>
+                <w:rFonts w:ascii="Courier New" w:eastAsia="Courier New" w:hAnsi="Courier New" w:cs="Courier New"/>
+                <w:color w:val="D4D4D4"/>
+                <w:sz w:val="18"/>
+                <w:szCs w:val="18"/>
+              </w:rPr>
+              <w:t>public</w:t>
+            </w:r>
+            <w:proofErr w:type="spellEnd"/>
+            <w:r>
+              <w:rPr>
+                <w:rFonts w:ascii="Courier New" w:eastAsia="Courier New" w:hAnsi="Courier New" w:cs="Courier New"/>
+                <w:color w:val="D4D4D4"/>
+                <w:sz w:val="18"/>
+                <w:szCs w:val="18"/>
+              </w:rPr>
+              <w:t xml:space="preserve"> interface </w:t>
+            </w:r>
+            <w:proofErr w:type="spellStart"/>
+            <w:r>
+              <w:rPr>
+                <w:rFonts w:ascii="Courier New" w:eastAsia="Courier New" w:hAnsi="Courier New" w:cs="Courier New"/>
+                <w:color w:val="D4D4D4"/>
+                <w:sz w:val="18"/>
+                <w:szCs w:val="18"/>
+              </w:rPr>
+              <w:t>HqlGenerator</w:t>
+            </w:r>
+            <w:proofErr w:type="spellEnd"/>
+            <w:r>
+              <w:rPr>
+                <w:rFonts w:ascii="Courier New" w:eastAsia="Courier New" w:hAnsi="Courier New" w:cs="Courier New"/>
+                <w:color w:val="D4D4D4"/>
+                <w:sz w:val="18"/>
+                <w:szCs w:val="18"/>
+              </w:rPr>
+              <w:t xml:space="preserve"> {</w:t>
             </w:r>
           </w:p>
         </w:tc>
@@ -7831,7 +8425,29 @@
                 <w:szCs w:val="18"/>
                 <w:lang w:val="en-US"/>
               </w:rPr>
-              <w:t xml:space="preserve">        - Use Java field names: Product(id, name, price, stock, category),</w:t>
+              <w:t xml:space="preserve">        - Use Java field names: </w:t>
+            </w:r>
+            <w:proofErr w:type="gramStart"/>
+            <w:r>
+              <w:rPr>
+                <w:rFonts w:ascii="Courier New" w:eastAsia="Courier New" w:hAnsi="Courier New" w:cs="Courier New"/>
+                <w:color w:val="D4D4D4"/>
+                <w:sz w:val="18"/>
+                <w:szCs w:val="18"/>
+                <w:lang w:val="en-US"/>
+              </w:rPr>
+              <w:t>Product(</w:t>
+            </w:r>
+            <w:proofErr w:type="gramEnd"/>
+            <w:r>
+              <w:rPr>
+                <w:rFonts w:ascii="Courier New" w:eastAsia="Courier New" w:hAnsi="Courier New" w:cs="Courier New"/>
+                <w:color w:val="D4D4D4"/>
+                <w:sz w:val="18"/>
+                <w:szCs w:val="18"/>
+                <w:lang w:val="en-US"/>
+              </w:rPr>
+              <w:t>id, name, price, stock, category),</w:t>
             </w:r>
           </w:p>
         </w:tc>
@@ -7868,14 +8484,25 @@
               </w:rPr>
               <w:t xml:space="preserve">          </w:t>
             </w:r>
-            <w:r>
-              <w:rPr>
-                <w:rFonts w:ascii="Courier New" w:eastAsia="Courier New" w:hAnsi="Courier New" w:cs="Courier New"/>
-                <w:color w:val="D4D4D4"/>
-                <w:sz w:val="18"/>
-                <w:szCs w:val="18"/>
-              </w:rPr>
-              <w:t>Category(id, name).</w:t>
+            <w:proofErr w:type="gramStart"/>
+            <w:r>
+              <w:rPr>
+                <w:rFonts w:ascii="Courier New" w:eastAsia="Courier New" w:hAnsi="Courier New" w:cs="Courier New"/>
+                <w:color w:val="D4D4D4"/>
+                <w:sz w:val="18"/>
+                <w:szCs w:val="18"/>
+              </w:rPr>
+              <w:t>Category(</w:t>
+            </w:r>
+            <w:proofErr w:type="gramEnd"/>
+            <w:r>
+              <w:rPr>
+                <w:rFonts w:ascii="Courier New" w:eastAsia="Courier New" w:hAnsi="Courier New" w:cs="Courier New"/>
+                <w:color w:val="D4D4D4"/>
+                <w:sz w:val="18"/>
+                <w:szCs w:val="18"/>
+              </w:rPr>
+              <w:t>id, name).</w:t>
             </w:r>
           </w:p>
         </w:tc>
@@ -7989,7 +8616,29 @@
                 <w:szCs w:val="18"/>
                 <w:lang w:val="en-US"/>
               </w:rPr>
-              <w:t xml:space="preserve">        - For category filters, use p.category.name.</w:t>
+              <w:t xml:space="preserve">        - For category filters, use </w:t>
+            </w:r>
+            <w:proofErr w:type="gramStart"/>
+            <w:r>
+              <w:rPr>
+                <w:rFonts w:ascii="Courier New" w:eastAsia="Courier New" w:hAnsi="Courier New" w:cs="Courier New"/>
+                <w:color w:val="D4D4D4"/>
+                <w:sz w:val="18"/>
+                <w:szCs w:val="18"/>
+                <w:lang w:val="en-US"/>
+              </w:rPr>
+              <w:t>p.category.name</w:t>
+            </w:r>
+            <w:proofErr w:type="gramEnd"/>
+            <w:r>
+              <w:rPr>
+                <w:rFonts w:ascii="Courier New" w:eastAsia="Courier New" w:hAnsi="Courier New" w:cs="Courier New"/>
+                <w:color w:val="D4D4D4"/>
+                <w:sz w:val="18"/>
+                <w:szCs w:val="18"/>
+                <w:lang w:val="en-US"/>
+              </w:rPr>
+              <w:t>.</w:t>
             </w:r>
           </w:p>
         </w:tc>
@@ -8247,7 +8896,29 @@
                 <w:szCs w:val="18"/>
                 <w:lang w:val="es-ES"/>
               </w:rPr>
-              <w:t>// AnswerFormatter — transforma resultado de la BD en respuesta en lenguaje natural</w:t>
+              <w:t xml:space="preserve">// </w:t>
+            </w:r>
+            <w:proofErr w:type="spellStart"/>
+            <w:r>
+              <w:rPr>
+                <w:rFonts w:ascii="Courier New" w:eastAsia="Courier New" w:hAnsi="Courier New" w:cs="Courier New"/>
+                <w:color w:val="D4D4D4"/>
+                <w:sz w:val="18"/>
+                <w:szCs w:val="18"/>
+                <w:lang w:val="es-ES"/>
+              </w:rPr>
+              <w:t>AnswerFormatter</w:t>
+            </w:r>
+            <w:proofErr w:type="spellEnd"/>
+            <w:r>
+              <w:rPr>
+                <w:rFonts w:ascii="Courier New" w:eastAsia="Courier New" w:hAnsi="Courier New" w:cs="Courier New"/>
+                <w:color w:val="D4D4D4"/>
+                <w:sz w:val="18"/>
+                <w:szCs w:val="18"/>
+                <w:lang w:val="es-ES"/>
+              </w:rPr>
+              <w:t xml:space="preserve"> — transforma resultado de la BD en respuesta en lenguaje natural</w:t>
             </w:r>
           </w:p>
         </w:tc>
@@ -8286,7 +8957,73 @@
                 <w:lang w:val="es-ES"/>
               </w:rPr>
               <w:lastRenderedPageBreak/>
-              <w:t>@AiService(wiringMode = EXPLICIT, chatModel = "ollamaChatModel")</w:t>
+              <w:t>@</w:t>
+            </w:r>
+            <w:proofErr w:type="gramStart"/>
+            <w:r>
+              <w:rPr>
+                <w:rFonts w:ascii="Courier New" w:eastAsia="Courier New" w:hAnsi="Courier New" w:cs="Courier New"/>
+                <w:color w:val="D4D4D4"/>
+                <w:sz w:val="18"/>
+                <w:szCs w:val="18"/>
+                <w:lang w:val="es-ES"/>
+              </w:rPr>
+              <w:t>AiService(</w:t>
+            </w:r>
+            <w:proofErr w:type="gramEnd"/>
+            <w:r>
+              <w:rPr>
+                <w:rFonts w:ascii="Courier New" w:eastAsia="Courier New" w:hAnsi="Courier New" w:cs="Courier New"/>
+                <w:color w:val="D4D4D4"/>
+                <w:sz w:val="18"/>
+                <w:szCs w:val="18"/>
+                <w:lang w:val="es-ES"/>
+              </w:rPr>
+              <w:t xml:space="preserve">wiringMode = EXPLICIT, </w:t>
+            </w:r>
+            <w:proofErr w:type="spellStart"/>
+            <w:r>
+              <w:rPr>
+                <w:rFonts w:ascii="Courier New" w:eastAsia="Courier New" w:hAnsi="Courier New" w:cs="Courier New"/>
+                <w:color w:val="D4D4D4"/>
+                <w:sz w:val="18"/>
+                <w:szCs w:val="18"/>
+                <w:lang w:val="es-ES"/>
+              </w:rPr>
+              <w:t>chatModel</w:t>
+            </w:r>
+            <w:proofErr w:type="spellEnd"/>
+            <w:r>
+              <w:rPr>
+                <w:rFonts w:ascii="Courier New" w:eastAsia="Courier New" w:hAnsi="Courier New" w:cs="Courier New"/>
+                <w:color w:val="D4D4D4"/>
+                <w:sz w:val="18"/>
+                <w:szCs w:val="18"/>
+                <w:lang w:val="es-ES"/>
+              </w:rPr>
+              <w:t xml:space="preserve"> = "</w:t>
+            </w:r>
+            <w:proofErr w:type="spellStart"/>
+            <w:r>
+              <w:rPr>
+                <w:rFonts w:ascii="Courier New" w:eastAsia="Courier New" w:hAnsi="Courier New" w:cs="Courier New"/>
+                <w:color w:val="D4D4D4"/>
+                <w:sz w:val="18"/>
+                <w:szCs w:val="18"/>
+                <w:lang w:val="es-ES"/>
+              </w:rPr>
+              <w:t>ollamaChatModel</w:t>
+            </w:r>
+            <w:proofErr w:type="spellEnd"/>
+            <w:r>
+              <w:rPr>
+                <w:rFonts w:ascii="Courier New" w:eastAsia="Courier New" w:hAnsi="Courier New" w:cs="Courier New"/>
+                <w:color w:val="D4D4D4"/>
+                <w:sz w:val="18"/>
+                <w:szCs w:val="18"/>
+                <w:lang w:val="es-ES"/>
+              </w:rPr>
+              <w:t>")</w:t>
             </w:r>
           </w:p>
         </w:tc>
@@ -8313,14 +9050,45 @@
             <w:pPr>
               <w:spacing w:before="20" w:after="20"/>
             </w:pPr>
-            <w:r>
-              <w:rPr>
-                <w:rFonts w:ascii="Courier New" w:eastAsia="Courier New" w:hAnsi="Courier New" w:cs="Courier New"/>
-                <w:color w:val="D4D4D4"/>
-                <w:sz w:val="18"/>
-                <w:szCs w:val="18"/>
-              </w:rPr>
-              <w:t>public interface AnswerFormatter {</w:t>
+            <w:proofErr w:type="spellStart"/>
+            <w:r>
+              <w:rPr>
+                <w:rFonts w:ascii="Courier New" w:eastAsia="Courier New" w:hAnsi="Courier New" w:cs="Courier New"/>
+                <w:color w:val="D4D4D4"/>
+                <w:sz w:val="18"/>
+                <w:szCs w:val="18"/>
+              </w:rPr>
+              <w:t>public</w:t>
+            </w:r>
+            <w:proofErr w:type="spellEnd"/>
+            <w:r>
+              <w:rPr>
+                <w:rFonts w:ascii="Courier New" w:eastAsia="Courier New" w:hAnsi="Courier New" w:cs="Courier New"/>
+                <w:color w:val="D4D4D4"/>
+                <w:sz w:val="18"/>
+                <w:szCs w:val="18"/>
+              </w:rPr>
+              <w:t xml:space="preserve"> interface </w:t>
+            </w:r>
+            <w:proofErr w:type="spellStart"/>
+            <w:r>
+              <w:rPr>
+                <w:rFonts w:ascii="Courier New" w:eastAsia="Courier New" w:hAnsi="Courier New" w:cs="Courier New"/>
+                <w:color w:val="D4D4D4"/>
+                <w:sz w:val="18"/>
+                <w:szCs w:val="18"/>
+              </w:rPr>
+              <w:t>AnswerFormatter</w:t>
+            </w:r>
+            <w:proofErr w:type="spellEnd"/>
+            <w:r>
+              <w:rPr>
+                <w:rFonts w:ascii="Courier New" w:eastAsia="Courier New" w:hAnsi="Courier New" w:cs="Courier New"/>
+                <w:color w:val="D4D4D4"/>
+                <w:sz w:val="18"/>
+                <w:szCs w:val="18"/>
+              </w:rPr>
+              <w:t xml:space="preserve"> {</w:t>
             </w:r>
           </w:p>
         </w:tc>
@@ -8575,7 +9343,29 @@
                 <w:szCs w:val="18"/>
                 <w:lang w:val="en-US"/>
               </w:rPr>
-              <w:t xml:space="preserve">        - Do not invent values not present in the database result.</w:t>
+              <w:t xml:space="preserve">        - Do not invent values </w:t>
+            </w:r>
+            <w:proofErr w:type="gramStart"/>
+            <w:r>
+              <w:rPr>
+                <w:rFonts w:ascii="Courier New" w:eastAsia="Courier New" w:hAnsi="Courier New" w:cs="Courier New"/>
+                <w:color w:val="D4D4D4"/>
+                <w:sz w:val="18"/>
+                <w:szCs w:val="18"/>
+                <w:lang w:val="en-US"/>
+              </w:rPr>
+              <w:t>not present</w:t>
+            </w:r>
+            <w:proofErr w:type="gramEnd"/>
+            <w:r>
+              <w:rPr>
+                <w:rFonts w:ascii="Courier New" w:eastAsia="Courier New" w:hAnsi="Courier New" w:cs="Courier New"/>
+                <w:color w:val="D4D4D4"/>
+                <w:sz w:val="18"/>
+                <w:szCs w:val="18"/>
+                <w:lang w:val="en-US"/>
+              </w:rPr>
+              <w:t xml:space="preserve"> in the database result.</w:t>
             </w:r>
           </w:p>
         </w:tc>
@@ -8905,7 +9695,27 @@
                 <w:sz w:val="18"/>
                 <w:szCs w:val="18"/>
               </w:rPr>
-              <w:t>@V("hql")      String hql,</w:t>
+              <w:t>@V("hql</w:t>
+            </w:r>
+            <w:proofErr w:type="gramStart"/>
+            <w:r>
+              <w:rPr>
+                <w:rFonts w:ascii="Courier New" w:eastAsia="Courier New" w:hAnsi="Courier New" w:cs="Courier New"/>
+                <w:color w:val="D4D4D4"/>
+                <w:sz w:val="18"/>
+                <w:szCs w:val="18"/>
+              </w:rPr>
+              <w:t xml:space="preserve">")   </w:t>
+            </w:r>
+            <w:proofErr w:type="gramEnd"/>
+            <w:r>
+              <w:rPr>
+                <w:rFonts w:ascii="Courier New" w:eastAsia="Courier New" w:hAnsi="Courier New" w:cs="Courier New"/>
+                <w:color w:val="D4D4D4"/>
+                <w:sz w:val="18"/>
+                <w:szCs w:val="18"/>
+              </w:rPr>
+              <w:t xml:space="preserve">   String hql,</w:t>
             </w:r>
           </w:p>
         </w:tc>
@@ -9005,12 +9815,21 @@
       </w:r>
     </w:p>
     <w:p>
+      <w:proofErr w:type="spellStart"/>
       <w:r>
         <w:rPr>
           <w:b/>
           <w:bCs/>
         </w:rPr>
-        <w:t>Flujo Completo — De Pregunta a Respuesta</w:t>
+        <w:t>Flujo</w:t>
+      </w:r>
+      <w:proofErr w:type="spellEnd"/>
+      <w:r>
+        <w:rPr>
+          <w:b/>
+          <w:bCs/>
+        </w:rPr>
+        <w:t xml:space="preserve"> Completo — De Pregunta a Respuesta</w:t>
       </w:r>
     </w:p>
     <w:tbl>
@@ -9272,7 +10091,29 @@
                 <w:szCs w:val="18"/>
                 <w:lang w:val="en-US"/>
               </w:rPr>
-              <w:t xml:space="preserve">       Spring AI:   chatClient.prompt().user(question).call().content()</w:t>
+              <w:t xml:space="preserve">       Spring AI:   chatClient.prompt().user(question</w:t>
+            </w:r>
+            <w:proofErr w:type="gramStart"/>
+            <w:r>
+              <w:rPr>
+                <w:rFonts w:ascii="Courier New" w:eastAsia="Courier New" w:hAnsi="Courier New" w:cs="Courier New"/>
+                <w:color w:val="1F3864"/>
+                <w:sz w:val="18"/>
+                <w:szCs w:val="18"/>
+                <w:lang w:val="en-US"/>
+              </w:rPr>
+              <w:t>).call</w:t>
+            </w:r>
+            <w:proofErr w:type="gramEnd"/>
+            <w:r>
+              <w:rPr>
+                <w:rFonts w:ascii="Courier New" w:eastAsia="Courier New" w:hAnsi="Courier New" w:cs="Courier New"/>
+                <w:color w:val="1F3864"/>
+                <w:sz w:val="18"/>
+                <w:szCs w:val="18"/>
+                <w:lang w:val="en-US"/>
+              </w:rPr>
+              <w:t>().content()</w:t>
             </w:r>
           </w:p>
         </w:tc>
@@ -9438,7 +10279,29 @@
                 <w:szCs w:val="18"/>
                 <w:lang w:val="es-ES"/>
               </w:rPr>
-              <w:t xml:space="preserve">       → new QueryPlan(hql, 50)   // solo dos campos               </w:t>
+              <w:t xml:space="preserve">       → new </w:t>
+            </w:r>
+            <w:proofErr w:type="gramStart"/>
+            <w:r>
+              <w:rPr>
+                <w:rFonts w:ascii="Courier New" w:eastAsia="Courier New" w:hAnsi="Courier New" w:cs="Courier New"/>
+                <w:color w:val="1F3864"/>
+                <w:sz w:val="18"/>
+                <w:szCs w:val="18"/>
+                <w:lang w:val="es-ES"/>
+              </w:rPr>
+              <w:t>QueryPlan(</w:t>
+            </w:r>
+            <w:proofErr w:type="gramEnd"/>
+            <w:r>
+              <w:rPr>
+                <w:rFonts w:ascii="Courier New" w:eastAsia="Courier New" w:hAnsi="Courier New" w:cs="Courier New"/>
+                <w:color w:val="1F3864"/>
+                <w:sz w:val="18"/>
+                <w:szCs w:val="18"/>
+                <w:lang w:val="es-ES"/>
+              </w:rPr>
+              <w:t xml:space="preserve">hql, 50)   // solo dos campos               </w:t>
             </w:r>
           </w:p>
         </w:tc>
@@ -9614,7 +10477,97 @@
                 <w:szCs w:val="18"/>
                 <w:lang w:val="en-US"/>
               </w:rPr>
-              <w:t>→ entityManager.createQuery(hql).setMaxResults(50).getResultList()</w:t>
+              <w:t xml:space="preserve">→ </w:t>
+            </w:r>
+            <w:proofErr w:type="spellStart"/>
+            <w:r>
+              <w:rPr>
+                <w:rFonts w:ascii="Courier New" w:eastAsia="Courier New" w:hAnsi="Courier New" w:cs="Courier New"/>
+                <w:color w:val="1F3864"/>
+                <w:sz w:val="18"/>
+                <w:szCs w:val="18"/>
+                <w:lang w:val="en-US"/>
+              </w:rPr>
+              <w:t>entityManager.createQuery</w:t>
+            </w:r>
+            <w:proofErr w:type="spellEnd"/>
+            <w:r>
+              <w:rPr>
+                <w:rFonts w:ascii="Courier New" w:eastAsia="Courier New" w:hAnsi="Courier New" w:cs="Courier New"/>
+                <w:color w:val="1F3864"/>
+                <w:sz w:val="18"/>
+                <w:szCs w:val="18"/>
+                <w:lang w:val="en-US"/>
+              </w:rPr>
+              <w:t>(</w:t>
+            </w:r>
+            <w:proofErr w:type="spellStart"/>
+            <w:r>
+              <w:rPr>
+                <w:rFonts w:ascii="Courier New" w:eastAsia="Courier New" w:hAnsi="Courier New" w:cs="Courier New"/>
+                <w:color w:val="1F3864"/>
+                <w:sz w:val="18"/>
+                <w:szCs w:val="18"/>
+                <w:lang w:val="en-US"/>
+              </w:rPr>
+              <w:t>hql</w:t>
+            </w:r>
+            <w:proofErr w:type="spellEnd"/>
+            <w:proofErr w:type="gramStart"/>
+            <w:r>
+              <w:rPr>
+                <w:rFonts w:ascii="Courier New" w:eastAsia="Courier New" w:hAnsi="Courier New" w:cs="Courier New"/>
+                <w:color w:val="1F3864"/>
+                <w:sz w:val="18"/>
+                <w:szCs w:val="18"/>
+                <w:lang w:val="en-US"/>
+              </w:rPr>
+              <w:t>).</w:t>
+            </w:r>
+            <w:proofErr w:type="spellStart"/>
+            <w:r>
+              <w:rPr>
+                <w:rFonts w:ascii="Courier New" w:eastAsia="Courier New" w:hAnsi="Courier New" w:cs="Courier New"/>
+                <w:color w:val="1F3864"/>
+                <w:sz w:val="18"/>
+                <w:szCs w:val="18"/>
+                <w:lang w:val="en-US"/>
+              </w:rPr>
+              <w:t>setMaxResults</w:t>
+            </w:r>
+            <w:proofErr w:type="spellEnd"/>
+            <w:proofErr w:type="gramEnd"/>
+            <w:r>
+              <w:rPr>
+                <w:rFonts w:ascii="Courier New" w:eastAsia="Courier New" w:hAnsi="Courier New" w:cs="Courier New"/>
+                <w:color w:val="1F3864"/>
+                <w:sz w:val="18"/>
+                <w:szCs w:val="18"/>
+                <w:lang w:val="en-US"/>
+              </w:rPr>
+              <w:t>(50).</w:t>
+            </w:r>
+            <w:proofErr w:type="spellStart"/>
+            <w:r>
+              <w:rPr>
+                <w:rFonts w:ascii="Courier New" w:eastAsia="Courier New" w:hAnsi="Courier New" w:cs="Courier New"/>
+                <w:color w:val="1F3864"/>
+                <w:sz w:val="18"/>
+                <w:szCs w:val="18"/>
+                <w:lang w:val="en-US"/>
+              </w:rPr>
+              <w:t>getResultList</w:t>
+            </w:r>
+            <w:proofErr w:type="spellEnd"/>
+            <w:r>
+              <w:rPr>
+                <w:rFonts w:ascii="Courier New" w:eastAsia="Courier New" w:hAnsi="Courier New" w:cs="Courier New"/>
+                <w:color w:val="1F3864"/>
+                <w:sz w:val="18"/>
+                <w:szCs w:val="18"/>
+                <w:lang w:val="en-US"/>
+              </w:rPr>
+              <w:t>()</w:t>
             </w:r>
           </w:p>
         </w:tc>
@@ -9662,7 +10615,27 @@
                 <w:sz w:val="18"/>
                 <w:szCs w:val="18"/>
               </w:rPr>
-              <w:t xml:space="preserve">→ formatResult() por cada item: Product | Category | Object[]  </w:t>
+              <w:t xml:space="preserve">→ </w:t>
+            </w:r>
+            <w:proofErr w:type="gramStart"/>
+            <w:r>
+              <w:rPr>
+                <w:rFonts w:ascii="Courier New" w:eastAsia="Courier New" w:hAnsi="Courier New" w:cs="Courier New"/>
+                <w:color w:val="1F3864"/>
+                <w:sz w:val="18"/>
+                <w:szCs w:val="18"/>
+              </w:rPr>
+              <w:t>formatResult(</w:t>
+            </w:r>
+            <w:proofErr w:type="gramEnd"/>
+            <w:r>
+              <w:rPr>
+                <w:rFonts w:ascii="Courier New" w:eastAsia="Courier New" w:hAnsi="Courier New" w:cs="Courier New"/>
+                <w:color w:val="1F3864"/>
+                <w:sz w:val="18"/>
+                <w:szCs w:val="18"/>
+              </w:rPr>
+              <w:t xml:space="preserve">) por cada item: Product | Category | Object[]  </w:t>
             </w:r>
           </w:p>
         </w:tc>
@@ -9711,7 +10684,29 @@
                 <w:szCs w:val="18"/>
                 <w:lang w:val="es-ES"/>
               </w:rPr>
-              <w:t xml:space="preserve">→ devuelve String con líneas formateadas </w:t>
+              <w:t xml:space="preserve">→ devuelve </w:t>
+            </w:r>
+            <w:proofErr w:type="spellStart"/>
+            <w:r>
+              <w:rPr>
+                <w:rFonts w:ascii="Courier New" w:eastAsia="Courier New" w:hAnsi="Courier New" w:cs="Courier New"/>
+                <w:color w:val="1F3864"/>
+                <w:sz w:val="18"/>
+                <w:szCs w:val="18"/>
+                <w:lang w:val="es-ES"/>
+              </w:rPr>
+              <w:t>String</w:t>
+            </w:r>
+            <w:proofErr w:type="spellEnd"/>
+            <w:r>
+              <w:rPr>
+                <w:rFonts w:ascii="Courier New" w:eastAsia="Courier New" w:hAnsi="Courier New" w:cs="Courier New"/>
+                <w:color w:val="1F3864"/>
+                <w:sz w:val="18"/>
+                <w:szCs w:val="18"/>
+                <w:lang w:val="es-ES"/>
+              </w:rPr>
+              <w:t xml:space="preserve"> con líneas formateadas </w:t>
             </w:r>
           </w:p>
         </w:tc>
@@ -9882,7 +10877,29 @@
                 <w:lang w:val="en-US"/>
               </w:rPr>
               <w:lastRenderedPageBreak/>
-              <w:t xml:space="preserve">       Spring AI:   chatClient.prompt().system(...).user(...).call() </w:t>
+              <w:t xml:space="preserve">       Spring AI:   chatClient.prompt(</w:t>
+            </w:r>
+            <w:proofErr w:type="gramStart"/>
+            <w:r>
+              <w:rPr>
+                <w:rFonts w:ascii="Courier New" w:eastAsia="Courier New" w:hAnsi="Courier New" w:cs="Courier New"/>
+                <w:color w:val="1F3864"/>
+                <w:sz w:val="18"/>
+                <w:szCs w:val="18"/>
+                <w:lang w:val="en-US"/>
+              </w:rPr>
+              <w:t>).system</w:t>
+            </w:r>
+            <w:proofErr w:type="gramEnd"/>
+            <w:r>
+              <w:rPr>
+                <w:rFonts w:ascii="Courier New" w:eastAsia="Courier New" w:hAnsi="Courier New" w:cs="Courier New"/>
+                <w:color w:val="1F3864"/>
+                <w:sz w:val="18"/>
+                <w:szCs w:val="18"/>
+                <w:lang w:val="en-US"/>
+              </w:rPr>
+              <w:t xml:space="preserve">(...).user(...).call() </w:t>
             </w:r>
           </w:p>
         </w:tc>
@@ -10029,7 +11046,29 @@
                 <w:szCs w:val="18"/>
                 <w:lang w:val="es-ES"/>
               </w:rPr>
-              <w:t xml:space="preserve">→ Ollama qwen2.5:3b → respuesta en linguaje natural </w:t>
+              <w:t xml:space="preserve">→ </w:t>
+            </w:r>
+            <w:proofErr w:type="spellStart"/>
+            <w:r>
+              <w:rPr>
+                <w:rFonts w:ascii="Courier New" w:eastAsia="Courier New" w:hAnsi="Courier New" w:cs="Courier New"/>
+                <w:color w:val="1F3864"/>
+                <w:sz w:val="18"/>
+                <w:szCs w:val="18"/>
+                <w:lang w:val="es-ES"/>
+              </w:rPr>
+              <w:t>Ollama</w:t>
+            </w:r>
+            <w:proofErr w:type="spellEnd"/>
+            <w:r>
+              <w:rPr>
+                <w:rFonts w:ascii="Courier New" w:eastAsia="Courier New" w:hAnsi="Courier New" w:cs="Courier New"/>
+                <w:color w:val="1F3864"/>
+                <w:sz w:val="18"/>
+                <w:szCs w:val="18"/>
+                <w:lang w:val="es-ES"/>
+              </w:rPr>
+              <w:t xml:space="preserve"> qwen2.5:3b → respuesta en linguaje natural </w:t>
             </w:r>
           </w:p>
         </w:tc>
@@ -10405,7 +11444,29 @@
                 <w:szCs w:val="18"/>
                 <w:lang w:val="en-US"/>
               </w:rPr>
-              <w:t xml:space="preserve">        hql = hql.replaceFirst("(?is)\\s*```$", "");</w:t>
+              <w:t xml:space="preserve">        hql = </w:t>
+            </w:r>
+            <w:proofErr w:type="gramStart"/>
+            <w:r>
+              <w:rPr>
+                <w:rFonts w:ascii="Courier New" w:eastAsia="Courier New" w:hAnsi="Courier New" w:cs="Courier New"/>
+                <w:color w:val="D4D4D4"/>
+                <w:sz w:val="18"/>
+                <w:szCs w:val="18"/>
+                <w:lang w:val="en-US"/>
+              </w:rPr>
+              <w:t>hql.replaceFirst</w:t>
+            </w:r>
+            <w:proofErr w:type="gramEnd"/>
+            <w:r>
+              <w:rPr>
+                <w:rFonts w:ascii="Courier New" w:eastAsia="Courier New" w:hAnsi="Courier New" w:cs="Courier New"/>
+                <w:color w:val="D4D4D4"/>
+                <w:sz w:val="18"/>
+                <w:szCs w:val="18"/>
+                <w:lang w:val="en-US"/>
+              </w:rPr>
+              <w:t>("(?is)\\s*```$", "");</w:t>
             </w:r>
           </w:p>
         </w:tc>
@@ -10560,7 +11621,29 @@
                 <w:szCs w:val="18"/>
                 <w:lang w:val="en-US"/>
               </w:rPr>
-              <w:t>int semicolon = hql.indexOf(';');</w:t>
+              <w:t xml:space="preserve">int semicolon = </w:t>
+            </w:r>
+            <w:proofErr w:type="gramStart"/>
+            <w:r>
+              <w:rPr>
+                <w:rFonts w:ascii="Courier New" w:eastAsia="Courier New" w:hAnsi="Courier New" w:cs="Courier New"/>
+                <w:color w:val="D4D4D4"/>
+                <w:sz w:val="18"/>
+                <w:szCs w:val="18"/>
+                <w:lang w:val="en-US"/>
+              </w:rPr>
+              <w:t>hql.indexOf</w:t>
+            </w:r>
+            <w:proofErr w:type="gramEnd"/>
+            <w:r>
+              <w:rPr>
+                <w:rFonts w:ascii="Courier New" w:eastAsia="Courier New" w:hAnsi="Courier New" w:cs="Courier New"/>
+                <w:color w:val="D4D4D4"/>
+                <w:sz w:val="18"/>
+                <w:szCs w:val="18"/>
+                <w:lang w:val="en-US"/>
+              </w:rPr>
+              <w:t>(';');</w:t>
             </w:r>
           </w:p>
         </w:tc>
@@ -10598,7 +11681,29 @@
                 <w:szCs w:val="18"/>
                 <w:lang w:val="en-US"/>
               </w:rPr>
-              <w:t xml:space="preserve">    if (semicolon &gt;= 0) hql = hql.substring(0, semicolon);</w:t>
+              <w:t xml:space="preserve">    if (semicolon &gt;= 0) hql = </w:t>
+            </w:r>
+            <w:proofErr w:type="gramStart"/>
+            <w:r>
+              <w:rPr>
+                <w:rFonts w:ascii="Courier New" w:eastAsia="Courier New" w:hAnsi="Courier New" w:cs="Courier New"/>
+                <w:color w:val="D4D4D4"/>
+                <w:sz w:val="18"/>
+                <w:szCs w:val="18"/>
+                <w:lang w:val="en-US"/>
+              </w:rPr>
+              <w:t>hql.substring</w:t>
+            </w:r>
+            <w:proofErr w:type="gramEnd"/>
+            <w:r>
+              <w:rPr>
+                <w:rFonts w:ascii="Courier New" w:eastAsia="Courier New" w:hAnsi="Courier New" w:cs="Courier New"/>
+                <w:color w:val="D4D4D4"/>
+                <w:sz w:val="18"/>
+                <w:szCs w:val="18"/>
+                <w:lang w:val="en-US"/>
+              </w:rPr>
+              <w:t>(0, semicolon);</w:t>
             </w:r>
           </w:p>
         </w:tc>
@@ -10670,7 +11775,27 @@
                 <w:sz w:val="18"/>
                 <w:szCs w:val="18"/>
               </w:rPr>
-              <w:t>return hql.trim();</w:t>
+              <w:t xml:space="preserve">return </w:t>
+            </w:r>
+            <w:proofErr w:type="gramStart"/>
+            <w:r>
+              <w:rPr>
+                <w:rFonts w:ascii="Courier New" w:eastAsia="Courier New" w:hAnsi="Courier New" w:cs="Courier New"/>
+                <w:color w:val="D4D4D4"/>
+                <w:sz w:val="18"/>
+                <w:szCs w:val="18"/>
+              </w:rPr>
+              <w:t>hql.trim</w:t>
+            </w:r>
+            <w:proofErr w:type="gramEnd"/>
+            <w:r>
+              <w:rPr>
+                <w:rFonts w:ascii="Courier New" w:eastAsia="Courier New" w:hAnsi="Courier New" w:cs="Courier New"/>
+                <w:color w:val="D4D4D4"/>
+                <w:sz w:val="18"/>
+                <w:szCs w:val="18"/>
+              </w:rPr>
+              <w:t>();</w:t>
             </w:r>
           </w:p>
         </w:tc>
@@ -10750,7 +11875,29 @@
           <w:sz w:val="20"/>
           <w:szCs w:val="20"/>
         </w:rPr>
-        <w:t xml:space="preserve"> — DatabaseAssistant.java — sanitizeHql(): normaliza el output del LLM (elimina markdown fences)</w:t>
+        <w:t xml:space="preserve"> — DatabaseAssistant.java — </w:t>
+      </w:r>
+      <w:proofErr w:type="gramStart"/>
+      <w:r>
+        <w:rPr>
+          <w:i/>
+          <w:iCs/>
+          <w:color w:val="595959"/>
+          <w:sz w:val="20"/>
+          <w:szCs w:val="20"/>
+        </w:rPr>
+        <w:t>sanitizeHql(</w:t>
+      </w:r>
+      <w:proofErr w:type="gramEnd"/>
+      <w:r>
+        <w:rPr>
+          <w:i/>
+          <w:iCs/>
+          <w:color w:val="595959"/>
+          <w:sz w:val="20"/>
+          <w:szCs w:val="20"/>
+        </w:rPr>
+        <w:t>): normaliza el output del LLM (elimina markdown fences)</w:t>
       </w:r>
     </w:p>
     <w:p/>
@@ -10977,7 +12124,29 @@
                 <w:szCs w:val="18"/>
                 <w:lang w:val="en-US"/>
               </w:rPr>
-              <w:t xml:space="preserve">        String cat = product.getCategory() == null</w:t>
+              <w:t xml:space="preserve">        String cat = </w:t>
+            </w:r>
+            <w:proofErr w:type="gramStart"/>
+            <w:r>
+              <w:rPr>
+                <w:rFonts w:ascii="Courier New" w:eastAsia="Courier New" w:hAnsi="Courier New" w:cs="Courier New"/>
+                <w:color w:val="D4D4D4"/>
+                <w:sz w:val="18"/>
+                <w:szCs w:val="18"/>
+                <w:lang w:val="en-US"/>
+              </w:rPr>
+              <w:t>product.getCategory</w:t>
+            </w:r>
+            <w:proofErr w:type="gramEnd"/>
+            <w:r>
+              <w:rPr>
+                <w:rFonts w:ascii="Courier New" w:eastAsia="Courier New" w:hAnsi="Courier New" w:cs="Courier New"/>
+                <w:color w:val="D4D4D4"/>
+                <w:sz w:val="18"/>
+                <w:szCs w:val="18"/>
+                <w:lang w:val="en-US"/>
+              </w:rPr>
+              <w:t>() == null</w:t>
             </w:r>
           </w:p>
         </w:tc>
@@ -11021,7 +12190,27 @@
                 <w:sz w:val="18"/>
                 <w:szCs w:val="18"/>
               </w:rPr>
-              <w:t>? null : product.getCategory().getName();</w:t>
+              <w:t xml:space="preserve">? </w:t>
+            </w:r>
+            <w:proofErr w:type="gramStart"/>
+            <w:r>
+              <w:rPr>
+                <w:rFonts w:ascii="Courier New" w:eastAsia="Courier New" w:hAnsi="Courier New" w:cs="Courier New"/>
+                <w:color w:val="D4D4D4"/>
+                <w:sz w:val="18"/>
+                <w:szCs w:val="18"/>
+              </w:rPr>
+              <w:t>null :</w:t>
+            </w:r>
+            <w:proofErr w:type="gramEnd"/>
+            <w:r>
+              <w:rPr>
+                <w:rFonts w:ascii="Courier New" w:eastAsia="Courier New" w:hAnsi="Courier New" w:cs="Courier New"/>
+                <w:color w:val="D4D4D4"/>
+                <w:sz w:val="18"/>
+                <w:szCs w:val="18"/>
+              </w:rPr>
+              <w:t xml:space="preserve"> product.getCategory().getName();</w:t>
             </w:r>
           </w:p>
         </w:tc>
@@ -11097,7 +12286,29 @@
                 <w:szCs w:val="18"/>
                 <w:lang w:val="en-US"/>
               </w:rPr>
-              <w:t xml:space="preserve">               .formatted(product.getName(), product.getPrice(),</w:t>
+              <w:t xml:space="preserve">               </w:t>
+            </w:r>
+            <w:proofErr w:type="gramStart"/>
+            <w:r>
+              <w:rPr>
+                <w:rFonts w:ascii="Courier New" w:eastAsia="Courier New" w:hAnsi="Courier New" w:cs="Courier New"/>
+                <w:color w:val="D4D4D4"/>
+                <w:sz w:val="18"/>
+                <w:szCs w:val="18"/>
+                <w:lang w:val="en-US"/>
+              </w:rPr>
+              <w:t>.formatted</w:t>
+            </w:r>
+            <w:proofErr w:type="gramEnd"/>
+            <w:r>
+              <w:rPr>
+                <w:rFonts w:ascii="Courier New" w:eastAsia="Courier New" w:hAnsi="Courier New" w:cs="Courier New"/>
+                <w:color w:val="D4D4D4"/>
+                <w:sz w:val="18"/>
+                <w:szCs w:val="18"/>
+                <w:lang w:val="en-US"/>
+              </w:rPr>
+              <w:t>(product.getName(), product.getPrice(),</w:t>
             </w:r>
           </w:p>
         </w:tc>
@@ -11134,14 +12345,25 @@
               </w:rPr>
               <w:t xml:space="preserve">                          </w:t>
             </w:r>
-            <w:r>
-              <w:rPr>
-                <w:rFonts w:ascii="Courier New" w:eastAsia="Courier New" w:hAnsi="Courier New" w:cs="Courier New"/>
-                <w:color w:val="D4D4D4"/>
-                <w:sz w:val="18"/>
-                <w:szCs w:val="18"/>
-              </w:rPr>
-              <w:t>product.getStock(), cat);</w:t>
+            <w:proofErr w:type="gramStart"/>
+            <w:r>
+              <w:rPr>
+                <w:rFonts w:ascii="Courier New" w:eastAsia="Courier New" w:hAnsi="Courier New" w:cs="Courier New"/>
+                <w:color w:val="D4D4D4"/>
+                <w:sz w:val="18"/>
+                <w:szCs w:val="18"/>
+              </w:rPr>
+              <w:t>product.getStock</w:t>
+            </w:r>
+            <w:proofErr w:type="gramEnd"/>
+            <w:r>
+              <w:rPr>
+                <w:rFonts w:ascii="Courier New" w:eastAsia="Courier New" w:hAnsi="Courier New" w:cs="Courier New"/>
+                <w:color w:val="D4D4D4"/>
+                <w:sz w:val="18"/>
+                <w:szCs w:val="18"/>
+              </w:rPr>
+              <w:t>(), cat);</w:t>
             </w:r>
           </w:p>
         </w:tc>
@@ -11252,7 +12474,29 @@
                 <w:szCs w:val="18"/>
                 <w:lang w:val="en-US"/>
               </w:rPr>
-              <w:t xml:space="preserve">        return "Category{name='%s'}".formatted(category.getName());</w:t>
+              <w:t xml:space="preserve">        return "Category{name='%s'}</w:t>
+            </w:r>
+            <w:proofErr w:type="gramStart"/>
+            <w:r>
+              <w:rPr>
+                <w:rFonts w:ascii="Courier New" w:eastAsia="Courier New" w:hAnsi="Courier New" w:cs="Courier New"/>
+                <w:color w:val="D4D4D4"/>
+                <w:sz w:val="18"/>
+                <w:szCs w:val="18"/>
+                <w:lang w:val="en-US"/>
+              </w:rPr>
+              <w:t>".formatted</w:t>
+            </w:r>
+            <w:proofErr w:type="gramEnd"/>
+            <w:r>
+              <w:rPr>
+                <w:rFonts w:ascii="Courier New" w:eastAsia="Courier New" w:hAnsi="Courier New" w:cs="Courier New"/>
+                <w:color w:val="D4D4D4"/>
+                <w:sz w:val="18"/>
+                <w:szCs w:val="18"/>
+                <w:lang w:val="en-US"/>
+              </w:rPr>
+              <w:t>(category.getName());</w:t>
             </w:r>
           </w:p>
         </w:tc>
@@ -11369,7 +12613,29 @@
                 <w:szCs w:val="18"/>
                 <w:lang w:val="en-US"/>
               </w:rPr>
-              <w:t xml:space="preserve">        // Queries de agregación: SELECT p.category.name, AVG(p.price)</w:t>
+              <w:t xml:space="preserve">        // Queries de agregación: SELECT </w:t>
+            </w:r>
+            <w:proofErr w:type="gramStart"/>
+            <w:r>
+              <w:rPr>
+                <w:rFonts w:ascii="Courier New" w:eastAsia="Courier New" w:hAnsi="Courier New" w:cs="Courier New"/>
+                <w:color w:val="D4D4D4"/>
+                <w:sz w:val="18"/>
+                <w:szCs w:val="18"/>
+                <w:lang w:val="en-US"/>
+              </w:rPr>
+              <w:t>p.category.name</w:t>
+            </w:r>
+            <w:proofErr w:type="gramEnd"/>
+            <w:r>
+              <w:rPr>
+                <w:rFonts w:ascii="Courier New" w:eastAsia="Courier New" w:hAnsi="Courier New" w:cs="Courier New"/>
+                <w:color w:val="D4D4D4"/>
+                <w:sz w:val="18"/>
+                <w:szCs w:val="18"/>
+                <w:lang w:val="en-US"/>
+              </w:rPr>
+              <w:t>, AVG(p.price)</w:t>
             </w:r>
           </w:p>
         </w:tc>
@@ -11444,14 +12710,25 @@
               </w:rPr>
               <w:t xml:space="preserve">                     </w:t>
             </w:r>
-            <w:r>
-              <w:rPr>
-                <w:rFonts w:ascii="Courier New" w:eastAsia="Courier New" w:hAnsi="Courier New" w:cs="Courier New"/>
-                <w:color w:val="D4D4D4"/>
-                <w:sz w:val="18"/>
-                <w:szCs w:val="18"/>
-              </w:rPr>
-              <w:t>.collect(Collectors.joining(" | "));</w:t>
+            <w:proofErr w:type="gramStart"/>
+            <w:r>
+              <w:rPr>
+                <w:rFonts w:ascii="Courier New" w:eastAsia="Courier New" w:hAnsi="Courier New" w:cs="Courier New"/>
+                <w:color w:val="D4D4D4"/>
+                <w:sz w:val="18"/>
+                <w:szCs w:val="18"/>
+              </w:rPr>
+              <w:t>.collect</w:t>
+            </w:r>
+            <w:proofErr w:type="gramEnd"/>
+            <w:r>
+              <w:rPr>
+                <w:rFonts w:ascii="Courier New" w:eastAsia="Courier New" w:hAnsi="Courier New" w:cs="Courier New"/>
+                <w:color w:val="D4D4D4"/>
+                <w:sz w:val="18"/>
+                <w:szCs w:val="18"/>
+              </w:rPr>
+              <w:t>(Collectors.joining(" | "));</w:t>
             </w:r>
           </w:p>
         </w:tc>
@@ -11603,7 +12880,44 @@
           <w:szCs w:val="20"/>
           <w:lang w:val="en-US"/>
         </w:rPr>
-        <w:t xml:space="preserve"> — HibernateQueryTool.java — formatResult() con pattern matching Java 21</w:t>
+        <w:t xml:space="preserve"> — HibernateQueryTool.java — </w:t>
+      </w:r>
+      <w:proofErr w:type="spellStart"/>
+      <w:proofErr w:type="gramStart"/>
+      <w:r>
+        <w:rPr>
+          <w:i/>
+          <w:iCs/>
+          <w:color w:val="595959"/>
+          <w:sz w:val="20"/>
+          <w:szCs w:val="20"/>
+          <w:lang w:val="en-US"/>
+        </w:rPr>
+        <w:t>formatResult</w:t>
+      </w:r>
+      <w:proofErr w:type="spellEnd"/>
+      <w:r>
+        <w:rPr>
+          <w:i/>
+          <w:iCs/>
+          <w:color w:val="595959"/>
+          <w:sz w:val="20"/>
+          <w:szCs w:val="20"/>
+          <w:lang w:val="en-US"/>
+        </w:rPr>
+        <w:t>(</w:t>
+      </w:r>
+      <w:proofErr w:type="gramEnd"/>
+      <w:r>
+        <w:rPr>
+          <w:i/>
+          <w:iCs/>
+          <w:color w:val="595959"/>
+          <w:sz w:val="20"/>
+          <w:szCs w:val="20"/>
+          <w:lang w:val="en-US"/>
+        </w:rPr>
+        <w:t>) con pattern matching Java 21</w:t>
       </w:r>
     </w:p>
     <w:p>
@@ -11620,7 +12934,43 @@
         <w:rPr>
           <w:lang w:val="es-ES"/>
         </w:rPr>
-        <w:t xml:space="preserve">El caso Object[] trata queries de agregación donde Hibernate devuelve arrays — por ejemplo, SELECT p.category.name, AVG(p.price) ... </w:t>
+        <w:t xml:space="preserve">El caso </w:t>
+      </w:r>
+      <w:proofErr w:type="spellStart"/>
+      <w:proofErr w:type="gramStart"/>
+      <w:r>
+        <w:rPr>
+          <w:lang w:val="es-ES"/>
+        </w:rPr>
+        <w:t>Object</w:t>
+      </w:r>
+      <w:proofErr w:type="spellEnd"/>
+      <w:r>
+        <w:rPr>
+          <w:lang w:val="es-ES"/>
+        </w:rPr>
+        <w:t>[</w:t>
+      </w:r>
+      <w:proofErr w:type="gramEnd"/>
+      <w:r>
+        <w:rPr>
+          <w:lang w:val="es-ES"/>
+        </w:rPr>
+        <w:t xml:space="preserve">] trata </w:t>
+      </w:r>
+      <w:proofErr w:type="spellStart"/>
+      <w:r>
+        <w:rPr>
+          <w:lang w:val="es-ES"/>
+        </w:rPr>
+        <w:t>queries</w:t>
+      </w:r>
+      <w:proofErr w:type="spellEnd"/>
+      <w:r>
+        <w:rPr>
+          <w:lang w:val="es-ES"/>
+        </w:rPr>
+        <w:t xml:space="preserve"> de agregación donde Hibernate devuelve arrays — por ejemplo, SELECT p.category.name, AVG(p.price) ... </w:t>
       </w:r>
       <w:r>
         <w:rPr>
@@ -11869,7 +13219,27 @@
                 <w:sz w:val="18"/>
                 <w:szCs w:val="18"/>
               </w:rPr>
-              <w:t>@Tool("""</w:t>
+              <w:t>@</w:t>
+            </w:r>
+            <w:proofErr w:type="gramStart"/>
+            <w:r>
+              <w:rPr>
+                <w:rFonts w:ascii="Courier New" w:eastAsia="Courier New" w:hAnsi="Courier New" w:cs="Courier New"/>
+                <w:color w:val="D4D4D4"/>
+                <w:sz w:val="18"/>
+                <w:szCs w:val="18"/>
+              </w:rPr>
+              <w:t>Tool(</w:t>
+            </w:r>
+            <w:proofErr w:type="gramEnd"/>
+            <w:r>
+              <w:rPr>
+                <w:rFonts w:ascii="Courier New" w:eastAsia="Courier New" w:hAnsi="Courier New" w:cs="Courier New"/>
+                <w:color w:val="D4D4D4"/>
+                <w:sz w:val="18"/>
+                <w:szCs w:val="18"/>
+              </w:rPr>
+              <w:t>"""</w:t>
             </w:r>
           </w:p>
         </w:tc>
@@ -12065,7 +13435,29 @@
                 <w:szCs w:val="18"/>
                 <w:lang w:val="en-US"/>
               </w:rPr>
-              <w:t xml:space="preserve">    - Use Java field names (p.price, p.category.name, p.stock)</w:t>
+              <w:t xml:space="preserve">    - Use Java field names (</w:t>
+            </w:r>
+            <w:proofErr w:type="gramStart"/>
+            <w:r>
+              <w:rPr>
+                <w:rFonts w:ascii="Courier New" w:eastAsia="Courier New" w:hAnsi="Courier New" w:cs="Courier New"/>
+                <w:color w:val="D4D4D4"/>
+                <w:sz w:val="18"/>
+                <w:szCs w:val="18"/>
+                <w:lang w:val="en-US"/>
+              </w:rPr>
+              <w:t>p.price</w:t>
+            </w:r>
+            <w:proofErr w:type="gramEnd"/>
+            <w:r>
+              <w:rPr>
+                <w:rFonts w:ascii="Courier New" w:eastAsia="Courier New" w:hAnsi="Courier New" w:cs="Courier New"/>
+                <w:color w:val="D4D4D4"/>
+                <w:sz w:val="18"/>
+                <w:szCs w:val="18"/>
+                <w:lang w:val="en-US"/>
+              </w:rPr>
+              <w:t>, p.category.name, p.stock)</w:t>
             </w:r>
           </w:p>
         </w:tc>
@@ -12141,7 +13533,29 @@
                 <w:szCs w:val="18"/>
                 <w:lang w:val="en-US"/>
               </w:rPr>
-              <w:t xml:space="preserve">    Entities: Product(id, name, price, stock, category), Category(id, name)</w:t>
+              <w:t xml:space="preserve">    Entities: </w:t>
+            </w:r>
+            <w:proofErr w:type="gramStart"/>
+            <w:r>
+              <w:rPr>
+                <w:rFonts w:ascii="Courier New" w:eastAsia="Courier New" w:hAnsi="Courier New" w:cs="Courier New"/>
+                <w:color w:val="D4D4D4"/>
+                <w:sz w:val="18"/>
+                <w:szCs w:val="18"/>
+                <w:lang w:val="en-US"/>
+              </w:rPr>
+              <w:t>Product(</w:t>
+            </w:r>
+            <w:proofErr w:type="gramEnd"/>
+            <w:r>
+              <w:rPr>
+                <w:rFonts w:ascii="Courier New" w:eastAsia="Courier New" w:hAnsi="Courier New" w:cs="Courier New"/>
+                <w:color w:val="D4D4D4"/>
+                <w:sz w:val="18"/>
+                <w:szCs w:val="18"/>
+                <w:lang w:val="en-US"/>
+              </w:rPr>
+              <w:t>id, name, price, stock, category), Category(id, name)</w:t>
             </w:r>
           </w:p>
         </w:tc>
@@ -12417,7 +13831,27 @@
                 <w:sz w:val="18"/>
                 <w:szCs w:val="18"/>
               </w:rPr>
-              <w:t>return executeHqlQuery(hqlQuery, 50);</w:t>
+              <w:t xml:space="preserve">return </w:t>
+            </w:r>
+            <w:proofErr w:type="gramStart"/>
+            <w:r>
+              <w:rPr>
+                <w:rFonts w:ascii="Courier New" w:eastAsia="Courier New" w:hAnsi="Courier New" w:cs="Courier New"/>
+                <w:color w:val="D4D4D4"/>
+                <w:sz w:val="18"/>
+                <w:szCs w:val="18"/>
+              </w:rPr>
+              <w:t>executeHqlQuery(</w:t>
+            </w:r>
+            <w:proofErr w:type="gramEnd"/>
+            <w:r>
+              <w:rPr>
+                <w:rFonts w:ascii="Courier New" w:eastAsia="Courier New" w:hAnsi="Courier New" w:cs="Courier New"/>
+                <w:color w:val="D4D4D4"/>
+                <w:sz w:val="18"/>
+                <w:szCs w:val="18"/>
+              </w:rPr>
+              <w:t>hqlQuery, 50);</w:t>
             </w:r>
           </w:p>
         </w:tc>
@@ -12501,7 +13935,103 @@
           <w:szCs w:val="20"/>
           <w:lang w:val="es-ES"/>
         </w:rPr>
-        <w:t xml:space="preserve"> — HibernateQueryTool.java — anotaciones @Tool y @P listas para function calling (demo-hibernate-ai)</w:t>
+        <w:t xml:space="preserve"> — HibernateQueryTool.java — anotaciones @Tool y @P listas para </w:t>
+      </w:r>
+      <w:proofErr w:type="spellStart"/>
+      <w:r>
+        <w:rPr>
+          <w:i/>
+          <w:iCs/>
+          <w:color w:val="595959"/>
+          <w:sz w:val="20"/>
+          <w:szCs w:val="20"/>
+          <w:lang w:val="es-ES"/>
+        </w:rPr>
+        <w:t>function</w:t>
+      </w:r>
+      <w:proofErr w:type="spellEnd"/>
+      <w:r>
+        <w:rPr>
+          <w:i/>
+          <w:iCs/>
+          <w:color w:val="595959"/>
+          <w:sz w:val="20"/>
+          <w:szCs w:val="20"/>
+          <w:lang w:val="es-ES"/>
+        </w:rPr>
+        <w:t xml:space="preserve"> </w:t>
+      </w:r>
+      <w:proofErr w:type="spellStart"/>
+      <w:r>
+        <w:rPr>
+          <w:i/>
+          <w:iCs/>
+          <w:color w:val="595959"/>
+          <w:sz w:val="20"/>
+          <w:szCs w:val="20"/>
+          <w:lang w:val="es-ES"/>
+        </w:rPr>
+        <w:t>calling</w:t>
+      </w:r>
+      <w:proofErr w:type="spellEnd"/>
+      <w:r>
+        <w:rPr>
+          <w:i/>
+          <w:iCs/>
+          <w:color w:val="595959"/>
+          <w:sz w:val="20"/>
+          <w:szCs w:val="20"/>
+          <w:lang w:val="es-ES"/>
+        </w:rPr>
+        <w:t xml:space="preserve"> (demo-</w:t>
+      </w:r>
+      <w:proofErr w:type="spellStart"/>
+      <w:r>
+        <w:rPr>
+          <w:i/>
+          <w:iCs/>
+          <w:color w:val="595959"/>
+          <w:sz w:val="20"/>
+          <w:szCs w:val="20"/>
+          <w:lang w:val="es-ES"/>
+        </w:rPr>
+        <w:t>hibernate</w:t>
+      </w:r>
+      <w:proofErr w:type="spellEnd"/>
+      <w:r>
+        <w:rPr>
+          <w:i/>
+          <w:iCs/>
+          <w:color w:val="595959"/>
+          <w:sz w:val="20"/>
+          <w:szCs w:val="20"/>
+          <w:lang w:val="es-ES"/>
+        </w:rPr>
+        <w:t>-</w:t>
+      </w:r>
+      <w:proofErr w:type="spellStart"/>
+      <w:r>
+        <w:rPr>
+          <w:i/>
+          <w:iCs/>
+          <w:color w:val="595959"/>
+          <w:sz w:val="20"/>
+          <w:szCs w:val="20"/>
+          <w:lang w:val="es-ES"/>
+        </w:rPr>
+        <w:t>ai</w:t>
+      </w:r>
+      <w:proofErr w:type="spellEnd"/>
+      <w:r>
+        <w:rPr>
+          <w:i/>
+          <w:iCs/>
+          <w:color w:val="595959"/>
+          <w:sz w:val="20"/>
+          <w:szCs w:val="20"/>
+          <w:lang w:val="es-ES"/>
+        </w:rPr>
+        <w:t>)</w:t>
       </w:r>
     </w:p>
     <w:p>
@@ -12860,7 +14390,15 @@
       </w:pPr>
       <w:bookmarkStart w:id="15" w:name="_Toc230077238"/>
       <w:r>
-        <w:t>LangChain4j vs Spring AI — Misma Arquitectura, APIs Diferentes</w:t>
+        <w:t xml:space="preserve">LangChain4j </w:t>
+      </w:r>
+      <w:proofErr w:type="spellStart"/>
+      <w:r>
+        <w:t>vs</w:t>
+      </w:r>
+      <w:proofErr w:type="spellEnd"/>
+      <w:r>
+        <w:t xml:space="preserve"> Spring AI — Misma Arquitectura, APIs Diferentes</w:t>
       </w:r>
       <w:bookmarkEnd w:id="15"/>
     </w:p>
@@ -13352,7 +14890,29 @@
                 <w:szCs w:val="18"/>
                 <w:lang w:val="en-US"/>
               </w:rPr>
-              <w:t xml:space="preserve">        this.chatClient = builder.build(); // auto-configurado vía spring.ai.ollama.*</w:t>
+              <w:t xml:space="preserve">        </w:t>
+            </w:r>
+            <w:proofErr w:type="gramStart"/>
+            <w:r>
+              <w:rPr>
+                <w:rFonts w:ascii="Courier New" w:eastAsia="Courier New" w:hAnsi="Courier New" w:cs="Courier New"/>
+                <w:color w:val="D4D4D4"/>
+                <w:sz w:val="18"/>
+                <w:szCs w:val="18"/>
+                <w:lang w:val="en-US"/>
+              </w:rPr>
+              <w:t>this.chatClient</w:t>
+            </w:r>
+            <w:proofErr w:type="gramEnd"/>
+            <w:r>
+              <w:rPr>
+                <w:rFonts w:ascii="Courier New" w:eastAsia="Courier New" w:hAnsi="Courier New" w:cs="Courier New"/>
+                <w:color w:val="D4D4D4"/>
+                <w:sz w:val="18"/>
+                <w:szCs w:val="18"/>
+                <w:lang w:val="en-US"/>
+              </w:rPr>
+              <w:t xml:space="preserve"> = builder.build(); // auto-configurado vía spring.ai.ollama.*</w:t>
             </w:r>
           </w:p>
         </w:tc>
@@ -13389,14 +14949,25 @@
               </w:rPr>
               <w:t xml:space="preserve">        </w:t>
             </w:r>
-            <w:r>
-              <w:rPr>
-                <w:rFonts w:ascii="Courier New" w:eastAsia="Courier New" w:hAnsi="Courier New" w:cs="Courier New"/>
-                <w:color w:val="D4D4D4"/>
-                <w:sz w:val="18"/>
-                <w:szCs w:val="18"/>
-              </w:rPr>
-              <w:t>this.queryTool  = queryTool;</w:t>
+            <w:proofErr w:type="gramStart"/>
+            <w:r>
+              <w:rPr>
+                <w:rFonts w:ascii="Courier New" w:eastAsia="Courier New" w:hAnsi="Courier New" w:cs="Courier New"/>
+                <w:color w:val="D4D4D4"/>
+                <w:sz w:val="18"/>
+                <w:szCs w:val="18"/>
+              </w:rPr>
+              <w:t>this.queryTool</w:t>
+            </w:r>
+            <w:proofErr w:type="gramEnd"/>
+            <w:r>
+              <w:rPr>
+                <w:rFonts w:ascii="Courier New" w:eastAsia="Courier New" w:hAnsi="Courier New" w:cs="Courier New"/>
+                <w:color w:val="D4D4D4"/>
+                <w:sz w:val="18"/>
+                <w:szCs w:val="18"/>
+              </w:rPr>
+              <w:t xml:space="preserve">  = queryTool;</w:t>
             </w:r>
           </w:p>
         </w:tc>
@@ -14016,7 +15587,27 @@
                 <w:sz w:val="18"/>
                 <w:szCs w:val="18"/>
               </w:rPr>
-              <w:t>.user(""",</w:t>
+              <w:t>.</w:t>
+            </w:r>
+            <w:proofErr w:type="gramStart"/>
+            <w:r>
+              <w:rPr>
+                <w:rFonts w:ascii="Courier New" w:eastAsia="Courier New" w:hAnsi="Courier New" w:cs="Courier New"/>
+                <w:color w:val="D4D4D4"/>
+                <w:sz w:val="18"/>
+                <w:szCs w:val="18"/>
+              </w:rPr>
+              <w:t>user(</w:t>
+            </w:r>
+            <w:proofErr w:type="gramEnd"/>
+            <w:r>
+              <w:rPr>
+                <w:rFonts w:ascii="Courier New" w:eastAsia="Courier New" w:hAnsi="Courier New" w:cs="Courier New"/>
+                <w:color w:val="D4D4D4"/>
+                <w:sz w:val="18"/>
+                <w:szCs w:val="18"/>
+              </w:rPr>
+              <w:t>""",</w:t>
             </w:r>
           </w:p>
         </w:tc>
@@ -14338,7 +15929,31 @@
           <w:szCs w:val="20"/>
           <w:lang w:val="en-US"/>
         </w:rPr>
-        <w:t xml:space="preserve"> — DatabaseAssistant.java (spring-ai-hibernate-demo · Spring AI) — ChatClient fluent builder</w:t>
+        <w:t xml:space="preserve"> — DatabaseAssistant.java (spring-ai-hibernate-demo · Spring AI) — </w:t>
+      </w:r>
+      <w:proofErr w:type="spellStart"/>
+      <w:r>
+        <w:rPr>
+          <w:i/>
+          <w:iCs/>
+          <w:color w:val="595959"/>
+          <w:sz w:val="20"/>
+          <w:szCs w:val="20"/>
+          <w:lang w:val="en-US"/>
+        </w:rPr>
+        <w:t>ChatClient</w:t>
+      </w:r>
+      <w:proofErr w:type="spellEnd"/>
+      <w:r>
+        <w:rPr>
+          <w:i/>
+          <w:iCs/>
+          <w:color w:val="595959"/>
+          <w:sz w:val="20"/>
+          <w:szCs w:val="20"/>
+          <w:lang w:val="en-US"/>
+        </w:rPr>
+        <w:t xml:space="preserve"> fluent builder</w:t>
       </w:r>
     </w:p>
     <w:p>
@@ -14360,7 +15975,21 @@
         <w:rPr>
           <w:lang w:val="es-ES"/>
         </w:rPr>
-        <w:t>La configuración es análoga pero con un prefijo diferente en application.properties:</w:t>
+        <w:t xml:space="preserve">La configuración es análoga pero con un prefijo diferente en </w:t>
+      </w:r>
+      <w:proofErr w:type="gramStart"/>
+      <w:r>
+        <w:rPr>
+          <w:lang w:val="es-ES"/>
+        </w:rPr>
+        <w:t>application.properties</w:t>
+      </w:r>
+      <w:proofErr w:type="gramEnd"/>
+      <w:r>
+        <w:rPr>
+          <w:lang w:val="es-ES"/>
+        </w:rPr>
+        <w:t>:</w:t>
       </w:r>
     </w:p>
     <w:tbl>
@@ -14443,14 +16072,36 @@
             <w:pPr>
               <w:spacing w:before="20" w:after="20"/>
             </w:pPr>
-            <w:r>
-              <w:rPr>
-                <w:rFonts w:ascii="Courier New" w:eastAsia="Courier New" w:hAnsi="Courier New" w:cs="Courier New"/>
-                <w:color w:val="D4D4D4"/>
-                <w:sz w:val="18"/>
-                <w:szCs w:val="18"/>
-              </w:rPr>
-              <w:t>spring.ai.ollama.base-url=http://localhost:11434</w:t>
+            <w:proofErr w:type="spellStart"/>
+            <w:proofErr w:type="gramStart"/>
+            <w:r>
+              <w:rPr>
+                <w:rFonts w:ascii="Courier New" w:eastAsia="Courier New" w:hAnsi="Courier New" w:cs="Courier New"/>
+                <w:color w:val="D4D4D4"/>
+                <w:sz w:val="18"/>
+                <w:szCs w:val="18"/>
+              </w:rPr>
+              <w:t>spring.ai.ollama</w:t>
+            </w:r>
+            <w:proofErr w:type="gramEnd"/>
+            <w:r>
+              <w:rPr>
+                <w:rFonts w:ascii="Courier New" w:eastAsia="Courier New" w:hAnsi="Courier New" w:cs="Courier New"/>
+                <w:color w:val="D4D4D4"/>
+                <w:sz w:val="18"/>
+                <w:szCs w:val="18"/>
+              </w:rPr>
+              <w:t>.base-url</w:t>
+            </w:r>
+            <w:proofErr w:type="spellEnd"/>
+            <w:r>
+              <w:rPr>
+                <w:rFonts w:ascii="Courier New" w:eastAsia="Courier New" w:hAnsi="Courier New" w:cs="Courier New"/>
+                <w:color w:val="D4D4D4"/>
+                <w:sz w:val="18"/>
+                <w:szCs w:val="18"/>
+              </w:rPr>
+              <w:t>=http://localhost:11434</w:t>
             </w:r>
           </w:p>
         </w:tc>
@@ -14477,14 +16128,36 @@
             <w:pPr>
               <w:spacing w:before="20" w:after="20"/>
             </w:pPr>
-            <w:r>
-              <w:rPr>
-                <w:rFonts w:ascii="Courier New" w:eastAsia="Courier New" w:hAnsi="Courier New" w:cs="Courier New"/>
-                <w:color w:val="D4D4D4"/>
-                <w:sz w:val="18"/>
-                <w:szCs w:val="18"/>
-              </w:rPr>
-              <w:t>spring.ai.ollama.chat.options.model=qwen2.5:3b</w:t>
+            <w:proofErr w:type="spellStart"/>
+            <w:proofErr w:type="gramStart"/>
+            <w:r>
+              <w:rPr>
+                <w:rFonts w:ascii="Courier New" w:eastAsia="Courier New" w:hAnsi="Courier New" w:cs="Courier New"/>
+                <w:color w:val="D4D4D4"/>
+                <w:sz w:val="18"/>
+                <w:szCs w:val="18"/>
+              </w:rPr>
+              <w:t>spring.ai.ollama</w:t>
+            </w:r>
+            <w:proofErr w:type="gramEnd"/>
+            <w:r>
+              <w:rPr>
+                <w:rFonts w:ascii="Courier New" w:eastAsia="Courier New" w:hAnsi="Courier New" w:cs="Courier New"/>
+                <w:color w:val="D4D4D4"/>
+                <w:sz w:val="18"/>
+                <w:szCs w:val="18"/>
+              </w:rPr>
+              <w:t>.chat.options.model</w:t>
+            </w:r>
+            <w:proofErr w:type="spellEnd"/>
+            <w:r>
+              <w:rPr>
+                <w:rFonts w:ascii="Courier New" w:eastAsia="Courier New" w:hAnsi="Courier New" w:cs="Courier New"/>
+                <w:color w:val="D4D4D4"/>
+                <w:sz w:val="18"/>
+                <w:szCs w:val="18"/>
+              </w:rPr>
+              <w:t>=qwen2.5:3b</w:t>
             </w:r>
           </w:p>
         </w:tc>
@@ -14514,15 +16187,39 @@
                 <w:lang w:val="en-US"/>
               </w:rPr>
             </w:pPr>
-            <w:r>
-              <w:rPr>
-                <w:rFonts w:ascii="Courier New" w:eastAsia="Courier New" w:hAnsi="Courier New" w:cs="Courier New"/>
-                <w:color w:val="D4D4D4"/>
-                <w:sz w:val="18"/>
-                <w:szCs w:val="18"/>
-                <w:lang w:val="en-US"/>
-              </w:rPr>
-              <w:t>spring.ai.ollama.chat.options.temperature=0.0</w:t>
+            <w:proofErr w:type="spellStart"/>
+            <w:proofErr w:type="gramStart"/>
+            <w:r>
+              <w:rPr>
+                <w:rFonts w:ascii="Courier New" w:eastAsia="Courier New" w:hAnsi="Courier New" w:cs="Courier New"/>
+                <w:color w:val="D4D4D4"/>
+                <w:sz w:val="18"/>
+                <w:szCs w:val="18"/>
+                <w:lang w:val="en-US"/>
+              </w:rPr>
+              <w:t>spring.ai.ollama</w:t>
+            </w:r>
+            <w:proofErr w:type="gramEnd"/>
+            <w:r>
+              <w:rPr>
+                <w:rFonts w:ascii="Courier New" w:eastAsia="Courier New" w:hAnsi="Courier New" w:cs="Courier New"/>
+                <w:color w:val="D4D4D4"/>
+                <w:sz w:val="18"/>
+                <w:szCs w:val="18"/>
+                <w:lang w:val="en-US"/>
+              </w:rPr>
+              <w:t>.chat.options.temperature</w:t>
+            </w:r>
+            <w:proofErr w:type="spellEnd"/>
+            <w:r>
+              <w:rPr>
+                <w:rFonts w:ascii="Courier New" w:eastAsia="Courier New" w:hAnsi="Courier New" w:cs="Courier New"/>
+                <w:color w:val="D4D4D4"/>
+                <w:sz w:val="18"/>
+                <w:szCs w:val="18"/>
+                <w:lang w:val="en-US"/>
+              </w:rPr>
+              <w:t>=0.0</w:t>
             </w:r>
           </w:p>
         </w:tc>
@@ -14584,7 +16281,27 @@
                 <w:sz w:val="18"/>
                 <w:szCs w:val="18"/>
               </w:rPr>
-              <w:t># LangChain4j (demo-hibernate-ai)</w:t>
+              <w:t># LangChain4j (demo-hibernate-</w:t>
+            </w:r>
+            <w:proofErr w:type="gramStart"/>
+            <w:r>
+              <w:rPr>
+                <w:rFonts w:ascii="Courier New" w:eastAsia="Courier New" w:hAnsi="Courier New" w:cs="Courier New"/>
+                <w:color w:val="D4D4D4"/>
+                <w:sz w:val="18"/>
+                <w:szCs w:val="18"/>
+              </w:rPr>
+              <w:t>ai</w:t>
+            </w:r>
+            <w:proofErr w:type="gramEnd"/>
+            <w:r>
+              <w:rPr>
+                <w:rFonts w:ascii="Courier New" w:eastAsia="Courier New" w:hAnsi="Courier New" w:cs="Courier New"/>
+                <w:color w:val="D4D4D4"/>
+                <w:sz w:val="18"/>
+                <w:szCs w:val="18"/>
+              </w:rPr>
+              <w:t>)</w:t>
             </w:r>
           </w:p>
         </w:tc>
@@ -14686,6 +16403,7 @@
                 <w:lang w:val="en-US"/>
               </w:rPr>
             </w:pPr>
+            <w:proofErr w:type="gramStart"/>
             <w:r>
               <w:rPr>
                 <w:rFonts w:ascii="Courier New" w:eastAsia="Courier New" w:hAnsi="Courier New" w:cs="Courier New"/>
@@ -14695,7 +16413,18 @@
                 <w:lang w:val="en-US"/>
               </w:rPr>
               <w:lastRenderedPageBreak/>
-              <w:t>langchain4j.ollama.chat-model.temperature=0.0</w:t>
+              <w:t>langchain4j.ollama.chat</w:t>
+            </w:r>
+            <w:proofErr w:type="gramEnd"/>
+            <w:r>
+              <w:rPr>
+                <w:rFonts w:ascii="Courier New" w:eastAsia="Courier New" w:hAnsi="Courier New" w:cs="Courier New"/>
+                <w:color w:val="D4D4D4"/>
+                <w:sz w:val="18"/>
+                <w:szCs w:val="18"/>
+                <w:lang w:val="en-US"/>
+              </w:rPr>
+              <w:t>-model.temperature=0.0</w:t>
             </w:r>
           </w:p>
         </w:tc>
@@ -14745,7 +16474,33 @@
           <w:szCs w:val="20"/>
           <w:lang w:val="en-US"/>
         </w:rPr>
-        <w:t xml:space="preserve"> — application.properties (spring-ai-hibernate-demo)</w:t>
+        <w:t xml:space="preserve"> — </w:t>
+      </w:r>
+      <w:proofErr w:type="spellStart"/>
+      <w:proofErr w:type="gramStart"/>
+      <w:r>
+        <w:rPr>
+          <w:i/>
+          <w:iCs/>
+          <w:color w:val="595959"/>
+          <w:sz w:val="20"/>
+          <w:szCs w:val="20"/>
+          <w:lang w:val="en-US"/>
+        </w:rPr>
+        <w:t>application.properties</w:t>
+      </w:r>
+      <w:proofErr w:type="spellEnd"/>
+      <w:proofErr w:type="gramEnd"/>
+      <w:r>
+        <w:rPr>
+          <w:i/>
+          <w:iCs/>
+          <w:color w:val="595959"/>
+          <w:sz w:val="20"/>
+          <w:szCs w:val="20"/>
+          <w:lang w:val="en-US"/>
+        </w:rPr>
+        <w:t xml:space="preserve"> (spring-ai-hibernate-demo)</w:t>
       </w:r>
     </w:p>
     <w:p>
@@ -14937,6 +16692,7 @@
             </w:tcMar>
           </w:tcPr>
           <w:p>
+            <w:proofErr w:type="spellStart"/>
             <w:r>
               <w:rPr>
                 <w:b/>
@@ -14946,6 +16702,7 @@
               </w:rPr>
               <w:t>Prompt</w:t>
             </w:r>
+            <w:proofErr w:type="spellEnd"/>
           </w:p>
         </w:tc>
         <w:tc>
@@ -15016,6 +16773,7 @@
             </w:tcMar>
           </w:tcPr>
           <w:p>
+            <w:proofErr w:type="spellStart"/>
             <w:r>
               <w:rPr>
                 <w:b/>
@@ -15025,6 +16783,7 @@
               </w:rPr>
               <w:t>Variables</w:t>
             </w:r>
+            <w:proofErr w:type="spellEnd"/>
           </w:p>
         </w:tc>
         <w:tc>
@@ -15102,8 +16861,19 @@
                 <w:sz w:val="20"/>
                 <w:szCs w:val="20"/>
               </w:rPr>
-              <w:t>Spring bean</w:t>
-            </w:r>
+              <w:t xml:space="preserve">Spring </w:t>
+            </w:r>
+            <w:proofErr w:type="spellStart"/>
+            <w:r>
+              <w:rPr>
+                <w:b/>
+                <w:bCs/>
+                <w:sz w:val="20"/>
+                <w:szCs w:val="20"/>
+              </w:rPr>
+              <w:t>bean</w:t>
+            </w:r>
+            <w:proofErr w:type="spellEnd"/>
           </w:p>
         </w:tc>
         <w:tc>
@@ -15174,6 +16944,7 @@
             </w:tcMar>
           </w:tcPr>
           <w:p>
+            <w:proofErr w:type="spellStart"/>
             <w:r>
               <w:rPr>
                 <w:b/>
@@ -15183,6 +16954,7 @@
               </w:rPr>
               <w:t>Testabilidad</w:t>
             </w:r>
+            <w:proofErr w:type="spellEnd"/>
           </w:p>
         </w:tc>
         <w:tc>
@@ -15326,6 +17098,7 @@
             </w:tcMar>
           </w:tcPr>
           <w:p>
+            <w:proofErr w:type="spellStart"/>
             <w:r>
               <w:rPr>
                 <w:b/>
@@ -15335,6 +17108,7 @@
               </w:rPr>
               <w:t>HibernateQueryTool</w:t>
             </w:r>
+            <w:proofErr w:type="spellEnd"/>
           </w:p>
         </w:tc>
         <w:tc>
@@ -15405,6 +17179,7 @@
             </w:tcMar>
           </w:tcPr>
           <w:p>
+            <w:proofErr w:type="spellStart"/>
             <w:r>
               <w:rPr>
                 <w:b/>
@@ -15414,6 +17189,7 @@
               </w:rPr>
               <w:t>Configuración</w:t>
             </w:r>
+            <w:proofErr w:type="spellEnd"/>
           </w:p>
         </w:tc>
         <w:tc>
@@ -15478,6 +17254,7 @@
             </w:tcMar>
           </w:tcPr>
           <w:p>
+            <w:proofErr w:type="spellStart"/>
             <w:r>
               <w:rPr>
                 <w:b/>
@@ -15485,7 +17262,17 @@
                 <w:sz w:val="20"/>
                 <w:szCs w:val="20"/>
               </w:rPr>
-              <w:t>Versión usada</w:t>
+              <w:t>Versión</w:t>
+            </w:r>
+            <w:proofErr w:type="spellEnd"/>
+            <w:r>
+              <w:rPr>
+                <w:b/>
+                <w:bCs/>
+                <w:sz w:val="20"/>
+                <w:szCs w:val="20"/>
+              </w:rPr>
+              <w:t xml:space="preserve"> usada</w:t>
             </w:r>
           </w:p>
         </w:tc>
@@ -15545,6 +17332,7 @@
             </w:tcMar>
           </w:tcPr>
           <w:p>
+            <w:proofErr w:type="spellStart"/>
             <w:r>
               <w:rPr>
                 <w:b/>
@@ -15552,7 +17340,17 @@
                 <w:sz w:val="20"/>
                 <w:szCs w:val="20"/>
               </w:rPr>
-              <w:t>Cuándo preferir</w:t>
+              <w:t>Cuándo</w:t>
+            </w:r>
+            <w:proofErr w:type="spellEnd"/>
+            <w:r>
+              <w:rPr>
+                <w:b/>
+                <w:bCs/>
+                <w:sz w:val="20"/>
+                <w:szCs w:val="20"/>
+              </w:rPr>
+              <w:t xml:space="preserve"> preferir</w:t>
             </w:r>
           </w:p>
         </w:tc>
@@ -15867,8 +17665,22 @@
                 <w:szCs w:val="18"/>
                 <w:lang w:val="en-US"/>
               </w:rPr>
-              <w:t>SELECT p.name, p.price</w:t>
-            </w:r>
+              <w:t xml:space="preserve">SELECT p.name, </w:t>
+            </w:r>
+            <w:proofErr w:type="spellStart"/>
+            <w:proofErr w:type="gramStart"/>
+            <w:r>
+              <w:rPr>
+                <w:rFonts w:ascii="Courier New" w:eastAsia="Courier New" w:hAnsi="Courier New" w:cs="Courier New"/>
+                <w:color w:val="D4D4D4"/>
+                <w:sz w:val="18"/>
+                <w:szCs w:val="18"/>
+                <w:lang w:val="en-US"/>
+              </w:rPr>
+              <w:t>p.price</w:t>
+            </w:r>
+            <w:proofErr w:type="spellEnd"/>
+            <w:proofErr w:type="gramEnd"/>
           </w:p>
         </w:tc>
       </w:tr>
@@ -15901,7 +17713,27 @@
                 <w:sz w:val="18"/>
                 <w:szCs w:val="18"/>
               </w:rPr>
-              <w:t>FROM products p</w:t>
+              <w:t xml:space="preserve">FROM </w:t>
+            </w:r>
+            <w:proofErr w:type="spellStart"/>
+            <w:r>
+              <w:rPr>
+                <w:rFonts w:ascii="Courier New" w:eastAsia="Courier New" w:hAnsi="Courier New" w:cs="Courier New"/>
+                <w:color w:val="D4D4D4"/>
+                <w:sz w:val="18"/>
+                <w:szCs w:val="18"/>
+              </w:rPr>
+              <w:t>products</w:t>
+            </w:r>
+            <w:proofErr w:type="spellEnd"/>
+            <w:r>
+              <w:rPr>
+                <w:rFonts w:ascii="Courier New" w:eastAsia="Courier New" w:hAnsi="Courier New" w:cs="Courier New"/>
+                <w:color w:val="D4D4D4"/>
+                <w:sz w:val="18"/>
+                <w:szCs w:val="18"/>
+              </w:rPr>
+              <w:t xml:space="preserve"> p</w:t>
             </w:r>
           </w:p>
         </w:tc>
@@ -15977,7 +17809,31 @@
                 <w:szCs w:val="18"/>
                 <w:lang w:val="en-US"/>
               </w:rPr>
-              <w:t>WHERE p.price &lt; 50 AND c.name = 'Sports'</w:t>
+              <w:t xml:space="preserve">WHERE </w:t>
+            </w:r>
+            <w:proofErr w:type="spellStart"/>
+            <w:proofErr w:type="gramStart"/>
+            <w:r>
+              <w:rPr>
+                <w:rFonts w:ascii="Courier New" w:eastAsia="Courier New" w:hAnsi="Courier New" w:cs="Courier New"/>
+                <w:color w:val="D4D4D4"/>
+                <w:sz w:val="18"/>
+                <w:szCs w:val="18"/>
+                <w:lang w:val="en-US"/>
+              </w:rPr>
+              <w:t>p.price</w:t>
+            </w:r>
+            <w:proofErr w:type="spellEnd"/>
+            <w:proofErr w:type="gramEnd"/>
+            <w:r>
+              <w:rPr>
+                <w:rFonts w:ascii="Courier New" w:eastAsia="Courier New" w:hAnsi="Courier New" w:cs="Courier New"/>
+                <w:color w:val="D4D4D4"/>
+                <w:sz w:val="18"/>
+                <w:szCs w:val="18"/>
+                <w:lang w:val="en-US"/>
+              </w:rPr>
+              <w:t xml:space="preserve"> &lt; 50 AND c.name = 'Sports'</w:t>
             </w:r>
           </w:p>
         </w:tc>
@@ -16148,7 +18004,31 @@
           <w:lang w:val="es-ES"/>
         </w:rPr>
         <w:lastRenderedPageBreak/>
-        <w:t>Código 10 — SQL generado por el LLM (frágil, dialect-specific, sin validación de tipos)</w:t>
+        <w:t xml:space="preserve">Código 10 — SQL generado por el LLM (frágil, </w:t>
+      </w:r>
+      <w:proofErr w:type="spellStart"/>
+      <w:r>
+        <w:rPr>
+          <w:i/>
+          <w:iCs/>
+          <w:color w:val="595959"/>
+          <w:sz w:val="20"/>
+          <w:szCs w:val="20"/>
+          <w:lang w:val="es-ES"/>
+        </w:rPr>
+        <w:t>dialect-specific</w:t>
+      </w:r>
+      <w:proofErr w:type="spellEnd"/>
+      <w:r>
+        <w:rPr>
+          <w:i/>
+          <w:iCs/>
+          <w:color w:val="595959"/>
+          <w:sz w:val="20"/>
+          <w:szCs w:val="20"/>
+          <w:lang w:val="es-ES"/>
+        </w:rPr>
+        <w:t>, sin validación de tipos)</w:t>
       </w:r>
     </w:p>
     <w:p>
@@ -16292,7 +18172,29 @@
                 <w:sz w:val="18"/>
                 <w:szCs w:val="18"/>
               </w:rPr>
-              <w:t>WHERE p.price &lt; 50</w:t>
+              <w:t xml:space="preserve">WHERE </w:t>
+            </w:r>
+            <w:proofErr w:type="spellStart"/>
+            <w:proofErr w:type="gramStart"/>
+            <w:r>
+              <w:rPr>
+                <w:rFonts w:ascii="Courier New" w:eastAsia="Courier New" w:hAnsi="Courier New" w:cs="Courier New"/>
+                <w:color w:val="D4D4D4"/>
+                <w:sz w:val="18"/>
+                <w:szCs w:val="18"/>
+              </w:rPr>
+              <w:t>p.price</w:t>
+            </w:r>
+            <w:proofErr w:type="spellEnd"/>
+            <w:proofErr w:type="gramEnd"/>
+            <w:r>
+              <w:rPr>
+                <w:rFonts w:ascii="Courier New" w:eastAsia="Courier New" w:hAnsi="Courier New" w:cs="Courier New"/>
+                <w:color w:val="D4D4D4"/>
+                <w:sz w:val="18"/>
+                <w:szCs w:val="18"/>
+              </w:rPr>
+              <w:t xml:space="preserve"> &lt; 50</w:t>
             </w:r>
           </w:p>
         </w:tc>
@@ -16392,7 +18294,27 @@
                 <w:sz w:val="18"/>
                 <w:szCs w:val="18"/>
               </w:rPr>
-              <w:t>-- p.category.name es una path expression JPA</w:t>
+              <w:t xml:space="preserve">-- </w:t>
+            </w:r>
+            <w:proofErr w:type="gramStart"/>
+            <w:r>
+              <w:rPr>
+                <w:rFonts w:ascii="Courier New" w:eastAsia="Courier New" w:hAnsi="Courier New" w:cs="Courier New"/>
+                <w:color w:val="D4D4D4"/>
+                <w:sz w:val="18"/>
+                <w:szCs w:val="18"/>
+              </w:rPr>
+              <w:t>p.category.name</w:t>
+            </w:r>
+            <w:proofErr w:type="gramEnd"/>
+            <w:r>
+              <w:rPr>
+                <w:rFonts w:ascii="Courier New" w:eastAsia="Courier New" w:hAnsi="Courier New" w:cs="Courier New"/>
+                <w:color w:val="D4D4D4"/>
+                <w:sz w:val="18"/>
+                <w:szCs w:val="18"/>
+              </w:rPr>
+              <w:t xml:space="preserve"> es una path expression JPA</w:t>
             </w:r>
           </w:p>
         </w:tc>
@@ -16506,7 +18428,29 @@
                 <w:szCs w:val="18"/>
                 <w:lang w:val="es-ES"/>
               </w:rPr>
-              <w:t>-- Validado contra el schema JPA antes de ejecutar</w:t>
+              <w:t xml:space="preserve">-- Validado contra el </w:t>
+            </w:r>
+            <w:proofErr w:type="spellStart"/>
+            <w:r>
+              <w:rPr>
+                <w:rFonts w:ascii="Courier New" w:eastAsia="Courier New" w:hAnsi="Courier New" w:cs="Courier New"/>
+                <w:color w:val="D4D4D4"/>
+                <w:sz w:val="18"/>
+                <w:szCs w:val="18"/>
+                <w:lang w:val="es-ES"/>
+              </w:rPr>
+              <w:t>schema</w:t>
+            </w:r>
+            <w:proofErr w:type="spellEnd"/>
+            <w:r>
+              <w:rPr>
+                <w:rFonts w:ascii="Courier New" w:eastAsia="Courier New" w:hAnsi="Courier New" w:cs="Courier New"/>
+                <w:color w:val="D4D4D4"/>
+                <w:sz w:val="18"/>
+                <w:szCs w:val="18"/>
+                <w:lang w:val="es-ES"/>
+              </w:rPr>
+              <w:t xml:space="preserve"> JPA antes de ejecutar</w:t>
             </w:r>
           </w:p>
         </w:tc>
@@ -16552,7 +18496,73 @@
           <w:sz w:val="20"/>
           <w:szCs w:val="20"/>
         </w:rPr>
-        <w:t xml:space="preserve"> — HQL generado por Hibernate Assistant (type-safe, validado, portable)</w:t>
+        <w:t xml:space="preserve"> — HQL </w:t>
+      </w:r>
+      <w:proofErr w:type="spellStart"/>
+      <w:r>
+        <w:rPr>
+          <w:i/>
+          <w:iCs/>
+          <w:color w:val="595959"/>
+          <w:sz w:val="20"/>
+          <w:szCs w:val="20"/>
+        </w:rPr>
+        <w:t>generado</w:t>
+      </w:r>
+      <w:proofErr w:type="spellEnd"/>
+      <w:r>
+        <w:rPr>
+          <w:i/>
+          <w:iCs/>
+          <w:color w:val="595959"/>
+          <w:sz w:val="20"/>
+          <w:szCs w:val="20"/>
+        </w:rPr>
+        <w:t xml:space="preserve"> por </w:t>
+      </w:r>
+      <w:proofErr w:type="spellStart"/>
+      <w:r>
+        <w:rPr>
+          <w:i/>
+          <w:iCs/>
+          <w:color w:val="595959"/>
+          <w:sz w:val="20"/>
+          <w:szCs w:val="20"/>
+        </w:rPr>
+        <w:t>Hibernate</w:t>
+      </w:r>
+      <w:proofErr w:type="spellEnd"/>
+      <w:r>
+        <w:rPr>
+          <w:i/>
+          <w:iCs/>
+          <w:color w:val="595959"/>
+          <w:sz w:val="20"/>
+          <w:szCs w:val="20"/>
+        </w:rPr>
+        <w:t xml:space="preserve"> </w:t>
+      </w:r>
+      <w:proofErr w:type="spellStart"/>
+      <w:r>
+        <w:rPr>
+          <w:i/>
+          <w:iCs/>
+          <w:color w:val="595959"/>
+          <w:sz w:val="20"/>
+          <w:szCs w:val="20"/>
+        </w:rPr>
+        <w:t>Assistant</w:t>
+      </w:r>
+      <w:proofErr w:type="spellEnd"/>
+      <w:r>
+        <w:rPr>
+          <w:i/>
+          <w:iCs/>
+          <w:color w:val="595959"/>
+          <w:sz w:val="20"/>
+          <w:szCs w:val="20"/>
+        </w:rPr>
+        <w:t xml:space="preserve"> (type-safe, validado, portable)</w:t>
       </w:r>
     </w:p>
     <w:p>
@@ -16678,6 +18688,7 @@
             </w:tcMar>
           </w:tcPr>
           <w:p>
+            <w:proofErr w:type="spellStart"/>
             <w:r>
               <w:rPr>
                 <w:b/>
@@ -16687,6 +18698,7 @@
               </w:rPr>
               <w:t>Validación</w:t>
             </w:r>
+            <w:proofErr w:type="spellEnd"/>
           </w:p>
         </w:tc>
         <w:tc>
@@ -16751,6 +18763,7 @@
             </w:tcMar>
           </w:tcPr>
           <w:p>
+            <w:proofErr w:type="spellStart"/>
             <w:r>
               <w:rPr>
                 <w:b/>
@@ -16758,8 +18771,29 @@
                 <w:sz w:val="20"/>
                 <w:szCs w:val="20"/>
               </w:rPr>
-              <w:t>Type safety</w:t>
-            </w:r>
+              <w:t>Type</w:t>
+            </w:r>
+            <w:proofErr w:type="spellEnd"/>
+            <w:r>
+              <w:rPr>
+                <w:b/>
+                <w:bCs/>
+                <w:sz w:val="20"/>
+                <w:szCs w:val="20"/>
+              </w:rPr>
+              <w:t xml:space="preserve"> </w:t>
+            </w:r>
+            <w:proofErr w:type="spellStart"/>
+            <w:r>
+              <w:rPr>
+                <w:b/>
+                <w:bCs/>
+                <w:sz w:val="20"/>
+                <w:szCs w:val="20"/>
+              </w:rPr>
+              <w:t>safety</w:t>
+            </w:r>
+            <w:proofErr w:type="spellEnd"/>
           </w:p>
         </w:tc>
         <w:tc>
@@ -16830,6 +18864,7 @@
             </w:tcMar>
           </w:tcPr>
           <w:p>
+            <w:proofErr w:type="spellStart"/>
             <w:r>
               <w:rPr>
                 <w:b/>
@@ -16839,6 +18874,7 @@
               </w:rPr>
               <w:t>Portabilidad</w:t>
             </w:r>
+            <w:proofErr w:type="spellEnd"/>
           </w:p>
         </w:tc>
         <w:tc>
@@ -16982,6 +19018,7 @@
             </w:tcMar>
           </w:tcPr>
           <w:p>
+            <w:proofErr w:type="spellStart"/>
             <w:r>
               <w:rPr>
                 <w:b/>
@@ -16991,6 +19028,7 @@
               </w:rPr>
               <w:t>Seguridad</w:t>
             </w:r>
+            <w:proofErr w:type="spellEnd"/>
           </w:p>
         </w:tc>
         <w:tc>
@@ -17144,7 +19182,55 @@
           <w:szCs w:val="20"/>
           <w:lang w:val="es-ES"/>
         </w:rPr>
-        <w:t>Tabla 6 — HQL vía Hibernate Assistant vs SQL generado por el LLM: comparación técnica</w:t>
+        <w:t xml:space="preserve">Tabla 6 — HQL vía </w:t>
+      </w:r>
+      <w:proofErr w:type="spellStart"/>
+      <w:r>
+        <w:rPr>
+          <w:i/>
+          <w:iCs/>
+          <w:color w:val="595959"/>
+          <w:sz w:val="20"/>
+          <w:szCs w:val="20"/>
+          <w:lang w:val="es-ES"/>
+        </w:rPr>
+        <w:t>Hibernate</w:t>
+      </w:r>
+      <w:proofErr w:type="spellEnd"/>
+      <w:r>
+        <w:rPr>
+          <w:i/>
+          <w:iCs/>
+          <w:color w:val="595959"/>
+          <w:sz w:val="20"/>
+          <w:szCs w:val="20"/>
+          <w:lang w:val="es-ES"/>
+        </w:rPr>
+        <w:t xml:space="preserve"> </w:t>
+      </w:r>
+      <w:proofErr w:type="spellStart"/>
+      <w:r>
+        <w:rPr>
+          <w:i/>
+          <w:iCs/>
+          <w:color w:val="595959"/>
+          <w:sz w:val="20"/>
+          <w:szCs w:val="20"/>
+          <w:lang w:val="es-ES"/>
+        </w:rPr>
+        <w:t>Assistant</w:t>
+      </w:r>
+      <w:proofErr w:type="spellEnd"/>
+      <w:r>
+        <w:rPr>
+          <w:i/>
+          <w:iCs/>
+          <w:color w:val="595959"/>
+          <w:sz w:val="20"/>
+          <w:szCs w:val="20"/>
+          <w:lang w:val="es-ES"/>
+        </w:rPr>
+        <w:t xml:space="preserve"> vs SQL generado por el LLM: comparación técnica</w:t>
       </w:r>
     </w:p>
     <w:p>
@@ -17252,7 +19338,77 @@
         <w:rPr>
           <w:lang w:val="es-ES"/>
         </w:rPr>
-        <w:t>RAG (Retrieval Augmented Generation) resuelve este problema proporcionando al LLM información relevante antes de que responda. En el enfoque clásico, los documentos se convierten en embeddings — representaciones vectoriales de su significado semántico — y se indexan en una base de datos vectorial. Cuando el usuario hace una pregunta, esta se convierte igualmente en un embedding y los documentos semánticamente más cercanos se recuperan y envían al LLM como contexto adicional.</w:t>
+        <w:t>RAG (</w:t>
+      </w:r>
+      <w:proofErr w:type="spellStart"/>
+      <w:r>
+        <w:rPr>
+          <w:lang w:val="es-ES"/>
+        </w:rPr>
+        <w:t>Retrieval</w:t>
+      </w:r>
+      <w:proofErr w:type="spellEnd"/>
+      <w:r>
+        <w:rPr>
+          <w:lang w:val="es-ES"/>
+        </w:rPr>
+        <w:t xml:space="preserve"> </w:t>
+      </w:r>
+      <w:proofErr w:type="spellStart"/>
+      <w:r>
+        <w:rPr>
+          <w:lang w:val="es-ES"/>
+        </w:rPr>
+        <w:t>Augmented</w:t>
+      </w:r>
+      <w:proofErr w:type="spellEnd"/>
+      <w:r>
+        <w:rPr>
+          <w:lang w:val="es-ES"/>
+        </w:rPr>
+        <w:t xml:space="preserve"> </w:t>
+      </w:r>
+      <w:proofErr w:type="spellStart"/>
+      <w:r>
+        <w:rPr>
+          <w:lang w:val="es-ES"/>
+        </w:rPr>
+        <w:t>Generation</w:t>
+      </w:r>
+      <w:proofErr w:type="spellEnd"/>
+      <w:r>
+        <w:rPr>
+          <w:lang w:val="es-ES"/>
+        </w:rPr>
+        <w:t xml:space="preserve">) resuelve este problema proporcionando al LLM información relevante antes de que responda. En el enfoque clásico, los documentos se convierten en </w:t>
+      </w:r>
+      <w:proofErr w:type="spellStart"/>
+      <w:r>
+        <w:rPr>
+          <w:lang w:val="es-ES"/>
+        </w:rPr>
+        <w:t>embeddings</w:t>
+      </w:r>
+      <w:proofErr w:type="spellEnd"/>
+      <w:r>
+        <w:rPr>
+          <w:lang w:val="es-ES"/>
+        </w:rPr>
+        <w:t xml:space="preserve"> — representaciones vectoriales de su significado semántico — y se indexan en una base de datos vectorial. Cuando el usuario hace una pregunta, esta se convierte igualmente en un </w:t>
+      </w:r>
+      <w:proofErr w:type="spellStart"/>
+      <w:r>
+        <w:rPr>
+          <w:lang w:val="es-ES"/>
+        </w:rPr>
+        <w:t>embedding</w:t>
+      </w:r>
+      <w:proofErr w:type="spellEnd"/>
+      <w:r>
+        <w:rPr>
+          <w:lang w:val="es-ES"/>
+        </w:rPr>
+        <w:t xml:space="preserve"> y los documentos semánticamente más cercanos se recuperan y envían al LLM como contexto adicional.</w:t>
       </w:r>
     </w:p>
     <w:p>
@@ -17266,7 +19422,35 @@
         <w:rPr>
           <w:lang w:val="es-ES"/>
         </w:rPr>
-        <w:t>En Hibernate Assistant, el enfoque es más directo y adecuado para datos estructurados: el LLM genera una query HQL a partir de la pregunta del usuario, Hibernate la ejecuta en la base de datos real y los resultados se devuelven al modelo como contexto. No se necesitan embeddings, bases de datos vectoriales ni pre-indexación. El modelo trabaja con datos reales, en tiempo real, y las respuestas son deterministas y verificables — una ventaja clara para sistemas con esquema relacional bien definido.</w:t>
+        <w:t xml:space="preserve">En </w:t>
+      </w:r>
+      <w:proofErr w:type="spellStart"/>
+      <w:r>
+        <w:rPr>
+          <w:lang w:val="es-ES"/>
+        </w:rPr>
+        <w:t>Hibernate</w:t>
+      </w:r>
+      <w:proofErr w:type="spellEnd"/>
+      <w:r>
+        <w:rPr>
+          <w:lang w:val="es-ES"/>
+        </w:rPr>
+        <w:t xml:space="preserve"> </w:t>
+      </w:r>
+      <w:proofErr w:type="spellStart"/>
+      <w:r>
+        <w:rPr>
+          <w:lang w:val="es-ES"/>
+        </w:rPr>
+        <w:t>Assistant</w:t>
+      </w:r>
+      <w:proofErr w:type="spellEnd"/>
+      <w:r>
+        <w:rPr>
+          <w:lang w:val="es-ES"/>
+        </w:rPr>
+        <w:t>, el enfoque es más directo y adecuado para datos estructurados: el LLM genera una query HQL a partir de la pregunta del usuario, Hibernate la ejecuta en la base de datos real y los resultados se devuelven al modelo como contexto. No se necesitan embeddings, bases de datos vectoriales ni pre-indexación. El modelo trabaja con datos reales, en tiempo real, y las respuestas son deterministas y verificables — una ventaja clara para sistemas con esquema relacional bien definido.</w:t>
       </w:r>
     </w:p>
     <w:p>
@@ -17381,6 +19565,7 @@
             </w:tcMar>
           </w:tcPr>
           <w:p>
+            <w:proofErr w:type="spellStart"/>
             <w:r>
               <w:rPr>
                 <w:b/>
@@ -17388,8 +19573,29 @@
                 <w:sz w:val="20"/>
                 <w:szCs w:val="20"/>
               </w:rPr>
-              <w:t>Fuente de los datos</w:t>
-            </w:r>
+              <w:t>Fuente</w:t>
+            </w:r>
+            <w:proofErr w:type="spellEnd"/>
+            <w:r>
+              <w:rPr>
+                <w:b/>
+                <w:bCs/>
+                <w:sz w:val="20"/>
+                <w:szCs w:val="20"/>
+              </w:rPr>
+              <w:t xml:space="preserve"> de los </w:t>
+            </w:r>
+            <w:proofErr w:type="spellStart"/>
+            <w:r>
+              <w:rPr>
+                <w:b/>
+                <w:bCs/>
+                <w:sz w:val="20"/>
+                <w:szCs w:val="20"/>
+              </w:rPr>
+              <w:t>datos</w:t>
+            </w:r>
+            <w:proofErr w:type="spellEnd"/>
           </w:p>
         </w:tc>
         <w:tc>
@@ -17460,6 +19666,7 @@
             </w:tcMar>
           </w:tcPr>
           <w:p>
+            <w:proofErr w:type="spellStart"/>
             <w:r>
               <w:rPr>
                 <w:b/>
@@ -17469,6 +19676,7 @@
               </w:rPr>
               <w:t>Actualización</w:t>
             </w:r>
+            <w:proofErr w:type="spellEnd"/>
           </w:p>
         </w:tc>
         <w:tc>
@@ -17527,6 +19735,7 @@
             </w:tcMar>
           </w:tcPr>
           <w:p>
+            <w:proofErr w:type="spellStart"/>
             <w:r>
               <w:rPr>
                 <w:b/>
@@ -17536,6 +19745,7 @@
               </w:rPr>
               <w:t>Precisión</w:t>
             </w:r>
+            <w:proofErr w:type="spellEnd"/>
           </w:p>
         </w:tc>
         <w:tc>
@@ -17594,6 +19804,7 @@
             </w:tcMar>
           </w:tcPr>
           <w:p>
+            <w:proofErr w:type="spellStart"/>
             <w:r>
               <w:rPr>
                 <w:b/>
@@ -17603,6 +19814,7 @@
               </w:rPr>
               <w:t>Estructura</w:t>
             </w:r>
+            <w:proofErr w:type="spellEnd"/>
           </w:p>
         </w:tc>
         <w:tc>
@@ -17667,6 +19879,7 @@
             </w:tcMar>
           </w:tcPr>
           <w:p>
+            <w:proofErr w:type="spellStart"/>
             <w:r>
               <w:rPr>
                 <w:b/>
@@ -17676,6 +19889,7 @@
               </w:rPr>
               <w:t>Complejidad</w:t>
             </w:r>
+            <w:proofErr w:type="spellEnd"/>
           </w:p>
         </w:tc>
         <w:tc>
@@ -17753,7 +19967,27 @@
                 <w:sz w:val="20"/>
                 <w:szCs w:val="20"/>
               </w:rPr>
-              <w:t>Tipo de datos ideal</w:t>
+              <w:t xml:space="preserve">Tipo de </w:t>
+            </w:r>
+            <w:proofErr w:type="spellStart"/>
+            <w:r>
+              <w:rPr>
+                <w:b/>
+                <w:bCs/>
+                <w:sz w:val="20"/>
+                <w:szCs w:val="20"/>
+              </w:rPr>
+              <w:t>datos</w:t>
+            </w:r>
+            <w:proofErr w:type="spellEnd"/>
+            <w:r>
+              <w:rPr>
+                <w:b/>
+                <w:bCs/>
+                <w:sz w:val="20"/>
+                <w:szCs w:val="20"/>
+              </w:rPr>
+              <w:t xml:space="preserve"> ideal</w:t>
             </w:r>
           </w:p>
         </w:tc>
@@ -17829,8 +20063,21 @@
           <w:szCs w:val="20"/>
           <w:lang w:val="es-ES"/>
         </w:rPr>
-        <w:t>Tabla 7 — RAG clásico (Vector DB) vs RAG directo vía Hibernate</w:t>
-      </w:r>
+        <w:t xml:space="preserve">Tabla 7 — RAG clásico (Vector DB) vs RAG directo vía </w:t>
+      </w:r>
+      <w:proofErr w:type="spellStart"/>
+      <w:r>
+        <w:rPr>
+          <w:i/>
+          <w:iCs/>
+          <w:color w:val="595959"/>
+          <w:sz w:val="20"/>
+          <w:szCs w:val="20"/>
+          <w:lang w:val="es-ES"/>
+        </w:rPr>
+        <w:t>Hibernate</w:t>
+      </w:r>
+      <w:proofErr w:type="spellEnd"/>
     </w:p>
     <w:p>
       <w:pPr>
@@ -17910,7 +20157,7 @@
           </mc:Choice>
           <mc:Fallback>
             <w:pict>
-              <v:line w14:anchorId="47A0CE56" id="Conexão Reta 3" o:spid="_x0000_s1026" style="position:absolute;z-index:251738112;visibility:visible;mso-wrap-style:square;mso-wrap-distance-left:9pt;mso-wrap-distance-top:0;mso-wrap-distance-right:9pt;mso-wrap-distance-bottom:0;mso-position-horizontal:absolute;mso-position-horizontal-relative:text;mso-position-vertical:absolute;mso-position-vertical-relative:text" from="0,-.05pt" to="484.2pt,-.05pt" o:gfxdata="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" strokecolor="#156082 [3204]" strokeweight=".5pt">
+              <v:line w14:anchorId="687215FB" id="Conexão Reta 3" o:spid="_x0000_s1026" style="position:absolute;z-index:251738112;visibility:visible;mso-wrap-style:square;mso-wrap-distance-left:9pt;mso-wrap-distance-top:0;mso-wrap-distance-right:9pt;mso-wrap-distance-bottom:0;mso-position-horizontal:absolute;mso-position-horizontal-relative:text;mso-position-vertical:absolute;mso-position-vertical-relative:text" from="0,-.05pt" to="484.2pt,-.05pt" o:gfxdata="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" strokecolor="#156082 [3204]" strokeweight=".5pt">
                 <v:stroke joinstyle="miter"/>
               </v:line>
             </w:pict>
@@ -17921,7 +20168,49 @@
         <w:rPr>
           <w:lang w:val="es-ES"/>
         </w:rPr>
-        <w:t>Una de las ventajas prácticas más relevantes de Hibernate Assistant frente a soluciones genéricas de acceso a bases de datos por IA es el control granular sobre lo que el LLM puede ver y hacer — incluso si las entidades están completamente mapeadas en la aplicación. Este control está garantizado por tres capas independientes, todas naturales en el ecosistema Spring/Hibernate.</w:t>
+        <w:t xml:space="preserve">Una de las ventajas prácticas más relevantes de </w:t>
+      </w:r>
+      <w:proofErr w:type="spellStart"/>
+      <w:r>
+        <w:rPr>
+          <w:lang w:val="es-ES"/>
+        </w:rPr>
+        <w:t>Hibernate</w:t>
+      </w:r>
+      <w:proofErr w:type="spellEnd"/>
+      <w:r>
+        <w:rPr>
+          <w:lang w:val="es-ES"/>
+        </w:rPr>
+        <w:t xml:space="preserve"> </w:t>
+      </w:r>
+      <w:proofErr w:type="spellStart"/>
+      <w:r>
+        <w:rPr>
+          <w:lang w:val="es-ES"/>
+        </w:rPr>
+        <w:t>Assistant</w:t>
+      </w:r>
+      <w:proofErr w:type="spellEnd"/>
+      <w:r>
+        <w:rPr>
+          <w:lang w:val="es-ES"/>
+        </w:rPr>
+        <w:t xml:space="preserve"> frente a soluciones genéricas de acceso a bases de datos por IA es el control granular sobre lo que el LLM puede ver y hacer — incluso si las entidades están completamente mapeadas en la aplicación. Este control está garantizado por tres capas independientes, todas naturales en el ecosistema Spring/</w:t>
+      </w:r>
+      <w:proofErr w:type="spellStart"/>
+      <w:r>
+        <w:rPr>
+          <w:lang w:val="es-ES"/>
+        </w:rPr>
+        <w:t>Hibernate</w:t>
+      </w:r>
+      <w:proofErr w:type="spellEnd"/>
+      <w:r>
+        <w:rPr>
+          <w:lang w:val="es-ES"/>
+        </w:rPr>
+        <w:t>.</w:t>
       </w:r>
     </w:p>
     <w:p>
@@ -17931,11 +20220,111 @@
           <w:lang w:val="es-ES"/>
         </w:rPr>
       </w:pPr>
-      <w:r>
-        <w:rPr>
-          <w:lang w:val="es-ES"/>
-        </w:rPr>
-        <w:t>Whitelist de entidades: HibernateQueryTool mantiene un Set&lt;String&gt; con los nombres de las entidades que el LLM está autorizado a consultar. Antes de que cualquier query llegue a Hibernate, el método validateEntityWhitelist() analiza el HQL generado por el modelo y rechaza cualquier referencia a entidades fuera de la lista — aunque esas entidades tengan @Entity válido en la aplicación. Basta con eliminar Product de la lista para que el LLM deje inmediatamente de poder consultarla, sin tocar el modelo de dominio.</w:t>
+      <w:proofErr w:type="spellStart"/>
+      <w:r>
+        <w:rPr>
+          <w:lang w:val="es-ES"/>
+        </w:rPr>
+        <w:t>Whitelist</w:t>
+      </w:r>
+      <w:proofErr w:type="spellEnd"/>
+      <w:r>
+        <w:rPr>
+          <w:lang w:val="es-ES"/>
+        </w:rPr>
+        <w:t xml:space="preserve"> de entidades: </w:t>
+      </w:r>
+      <w:proofErr w:type="spellStart"/>
+      <w:r>
+        <w:rPr>
+          <w:lang w:val="es-ES"/>
+        </w:rPr>
+        <w:t>HibernateQueryTool</w:t>
+      </w:r>
+      <w:proofErr w:type="spellEnd"/>
+      <w:r>
+        <w:rPr>
+          <w:lang w:val="es-ES"/>
+        </w:rPr>
+        <w:t xml:space="preserve"> mantiene un Set&lt;</w:t>
+      </w:r>
+      <w:proofErr w:type="spellStart"/>
+      <w:r>
+        <w:rPr>
+          <w:lang w:val="es-ES"/>
+        </w:rPr>
+        <w:t>String</w:t>
+      </w:r>
+      <w:proofErr w:type="spellEnd"/>
+      <w:r>
+        <w:rPr>
+          <w:lang w:val="es-ES"/>
+        </w:rPr>
+        <w:t xml:space="preserve">&gt; con los nombres de las entidades que el LLM está autorizado a consultar. Antes de que cualquier </w:t>
+      </w:r>
+      <w:proofErr w:type="spellStart"/>
+      <w:r>
+        <w:rPr>
+          <w:lang w:val="es-ES"/>
+        </w:rPr>
+        <w:t>query</w:t>
+      </w:r>
+      <w:proofErr w:type="spellEnd"/>
+      <w:r>
+        <w:rPr>
+          <w:lang w:val="es-ES"/>
+        </w:rPr>
+        <w:t xml:space="preserve"> llegue a </w:t>
+      </w:r>
+      <w:proofErr w:type="spellStart"/>
+      <w:r>
+        <w:rPr>
+          <w:lang w:val="es-ES"/>
+        </w:rPr>
+        <w:t>Hibernate</w:t>
+      </w:r>
+      <w:proofErr w:type="spellEnd"/>
+      <w:r>
+        <w:rPr>
+          <w:lang w:val="es-ES"/>
+        </w:rPr>
+        <w:t xml:space="preserve">, el método </w:t>
+      </w:r>
+      <w:proofErr w:type="spellStart"/>
+      <w:proofErr w:type="gramStart"/>
+      <w:r>
+        <w:rPr>
+          <w:lang w:val="es-ES"/>
+        </w:rPr>
+        <w:t>validateEntityWhitelist</w:t>
+      </w:r>
+      <w:proofErr w:type="spellEnd"/>
+      <w:r>
+        <w:rPr>
+          <w:lang w:val="es-ES"/>
+        </w:rPr>
+        <w:t>(</w:t>
+      </w:r>
+      <w:proofErr w:type="gramEnd"/>
+      <w:r>
+        <w:rPr>
+          <w:lang w:val="es-ES"/>
+        </w:rPr>
+        <w:t xml:space="preserve">) analiza el HQL generado por el modelo y rechaza cualquier referencia a entidades fuera de la lista — aunque esas entidades tengan @Entity válido en la aplicación. Basta con eliminar </w:t>
+      </w:r>
+      <w:proofErr w:type="spellStart"/>
+      <w:r>
+        <w:rPr>
+          <w:lang w:val="es-ES"/>
+        </w:rPr>
+        <w:t>Product</w:t>
+      </w:r>
+      <w:proofErr w:type="spellEnd"/>
+      <w:r>
+        <w:rPr>
+          <w:lang w:val="es-ES"/>
+        </w:rPr>
+        <w:t xml:space="preserve"> de la lista para que el LLM deje inmediatamente de poder consultarla, sin tocar el modelo de dominio.</w:t>
       </w:r>
     </w:p>
     <w:p>
@@ -17945,11 +20334,111 @@
           <w:lang w:val="es-ES"/>
         </w:rPr>
       </w:pPr>
-      <w:r>
-        <w:rPr>
-          <w:lang w:val="es-ES"/>
-        </w:rPr>
-        <w:t>Blacklist de campos: para campos individuales dentro de entidades permitidas, HibernateQueryTool mantiene un RESTRICTED_FIELDS con los nombres de los campos que el LLM no puede referenciar. El método validateFieldBlacklist() recorre esa lista y usa word-boundary matching para detectar referencias al campo en cualquier parte del HQL — SELECT, WHERE, ORDER BY o expresiones como p.costPrice. Los campos siguen mapeados en la entidad y accesibles por la aplicación; la restricción se aplica únicamente a las queries generadas por el LLM.</w:t>
+      <w:proofErr w:type="spellStart"/>
+      <w:r>
+        <w:rPr>
+          <w:lang w:val="es-ES"/>
+        </w:rPr>
+        <w:t>Blacklist</w:t>
+      </w:r>
+      <w:proofErr w:type="spellEnd"/>
+      <w:r>
+        <w:rPr>
+          <w:lang w:val="es-ES"/>
+        </w:rPr>
+        <w:t xml:space="preserve"> de campos: para campos individuales dentro de entidades permitidas, </w:t>
+      </w:r>
+      <w:proofErr w:type="spellStart"/>
+      <w:r>
+        <w:rPr>
+          <w:lang w:val="es-ES"/>
+        </w:rPr>
+        <w:t>HibernateQueryTool</w:t>
+      </w:r>
+      <w:proofErr w:type="spellEnd"/>
+      <w:r>
+        <w:rPr>
+          <w:lang w:val="es-ES"/>
+        </w:rPr>
+        <w:t xml:space="preserve"> mantiene un RESTRICTED_FIELDS con los nombres de los campos que el LLM no puede referenciar. El método </w:t>
+      </w:r>
+      <w:proofErr w:type="spellStart"/>
+      <w:proofErr w:type="gramStart"/>
+      <w:r>
+        <w:rPr>
+          <w:lang w:val="es-ES"/>
+        </w:rPr>
+        <w:t>validateFieldBlacklist</w:t>
+      </w:r>
+      <w:proofErr w:type="spellEnd"/>
+      <w:r>
+        <w:rPr>
+          <w:lang w:val="es-ES"/>
+        </w:rPr>
+        <w:t>(</w:t>
+      </w:r>
+      <w:proofErr w:type="gramEnd"/>
+      <w:r>
+        <w:rPr>
+          <w:lang w:val="es-ES"/>
+        </w:rPr>
+        <w:t xml:space="preserve">) recorre esa lista y usa </w:t>
+      </w:r>
+      <w:proofErr w:type="spellStart"/>
+      <w:r>
+        <w:rPr>
+          <w:lang w:val="es-ES"/>
+        </w:rPr>
+        <w:t>word-boundary</w:t>
+      </w:r>
+      <w:proofErr w:type="spellEnd"/>
+      <w:r>
+        <w:rPr>
+          <w:lang w:val="es-ES"/>
+        </w:rPr>
+        <w:t xml:space="preserve"> </w:t>
+      </w:r>
+      <w:proofErr w:type="spellStart"/>
+      <w:r>
+        <w:rPr>
+          <w:lang w:val="es-ES"/>
+        </w:rPr>
+        <w:t>matching</w:t>
+      </w:r>
+      <w:proofErr w:type="spellEnd"/>
+      <w:r>
+        <w:rPr>
+          <w:lang w:val="es-ES"/>
+        </w:rPr>
+        <w:t xml:space="preserve"> para detectar referencias al campo en cualquier parte del HQL — SELECT, WHERE, ORDER BY o expresiones como </w:t>
+      </w:r>
+      <w:proofErr w:type="spellStart"/>
+      <w:r>
+        <w:rPr>
+          <w:lang w:val="es-ES"/>
+        </w:rPr>
+        <w:t>p.costPrice</w:t>
+      </w:r>
+      <w:proofErr w:type="spellEnd"/>
+      <w:r>
+        <w:rPr>
+          <w:lang w:val="es-ES"/>
+        </w:rPr>
+        <w:t xml:space="preserve">. Los campos siguen mapeados en la entidad y accesibles por la aplicación; la restricción se aplica únicamente a las </w:t>
+      </w:r>
+      <w:proofErr w:type="spellStart"/>
+      <w:r>
+        <w:rPr>
+          <w:lang w:val="es-ES"/>
+        </w:rPr>
+        <w:t>queries</w:t>
+      </w:r>
+      <w:proofErr w:type="spellEnd"/>
+      <w:r>
+        <w:rPr>
+          <w:lang w:val="es-ES"/>
+        </w:rPr>
+        <w:t xml:space="preserve"> generadas por el LLM.</w:t>
       </w:r>
     </w:p>
     <w:p>
@@ -17963,7 +20452,63 @@
         <w:rPr>
           <w:lang w:val="es-ES"/>
         </w:rPr>
-        <w:t>Protección de escritura — dos capas: HibernateQueryTool rechaza cualquier query que no comience por SELECT o FROM (capa de texto). En el proyecto Spring AI, @Transactional(readOnly = true) añade una segunda barrera a nivel del motor de transacciones — aunque la validación de texto falle, Hibernate rechaza cualquier intento de escritura en la base de datos.</w:t>
+        <w:t xml:space="preserve">Protección de escritura — dos capas: </w:t>
+      </w:r>
+      <w:proofErr w:type="spellStart"/>
+      <w:r>
+        <w:rPr>
+          <w:lang w:val="es-ES"/>
+        </w:rPr>
+        <w:t>HibernateQueryTool</w:t>
+      </w:r>
+      <w:proofErr w:type="spellEnd"/>
+      <w:r>
+        <w:rPr>
+          <w:lang w:val="es-ES"/>
+        </w:rPr>
+        <w:t xml:space="preserve"> rechaza cualquier </w:t>
+      </w:r>
+      <w:proofErr w:type="spellStart"/>
+      <w:r>
+        <w:rPr>
+          <w:lang w:val="es-ES"/>
+        </w:rPr>
+        <w:t>query</w:t>
+      </w:r>
+      <w:proofErr w:type="spellEnd"/>
+      <w:r>
+        <w:rPr>
+          <w:lang w:val="es-ES"/>
+        </w:rPr>
+        <w:t xml:space="preserve"> que no comience por SELECT o FROM (capa de texto). En el proyecto Spring AI, @</w:t>
+      </w:r>
+      <w:proofErr w:type="gramStart"/>
+      <w:r>
+        <w:rPr>
+          <w:lang w:val="es-ES"/>
+        </w:rPr>
+        <w:t>Transactional(</w:t>
+      </w:r>
+      <w:proofErr w:type="gramEnd"/>
+      <w:r>
+        <w:rPr>
+          <w:lang w:val="es-ES"/>
+        </w:rPr>
+        <w:t xml:space="preserve">readOnly = true) añade una segunda barrera a nivel del motor de transacciones — aunque la validación de texto falle, </w:t>
+      </w:r>
+      <w:proofErr w:type="spellStart"/>
+      <w:r>
+        <w:rPr>
+          <w:lang w:val="es-ES"/>
+        </w:rPr>
+        <w:t>Hibernate</w:t>
+      </w:r>
+      <w:proofErr w:type="spellEnd"/>
+      <w:r>
+        <w:rPr>
+          <w:lang w:val="es-ES"/>
+        </w:rPr>
+        <w:t xml:space="preserve"> rechaza cualquier intento de escritura en la base de datos.</w:t>
       </w:r>
     </w:p>
     <w:p>
@@ -17977,7 +20522,63 @@
         <w:rPr>
           <w:lang w:val="es-ES"/>
         </w:rPr>
-        <w:t>Comparado con un MCP PostgreSQL, que expone directamente la conexión a la base de datos — todas las tablas, todas las columnas, y potencialmente operaciones de escritura — Hibernate Assistant invierte este modelo: el LLM solo puede acceder a lo que está explícitamente permitido en el whitelist, independientemente de lo que exista en el schema.</w:t>
+        <w:t xml:space="preserve">Comparado con un MCP PostgreSQL, que expone directamente la conexión a la base de datos — todas las tablas, todas las columnas, y potencialmente operaciones de escritura — </w:t>
+      </w:r>
+      <w:proofErr w:type="spellStart"/>
+      <w:r>
+        <w:rPr>
+          <w:lang w:val="es-ES"/>
+        </w:rPr>
+        <w:t>Hibernate</w:t>
+      </w:r>
+      <w:proofErr w:type="spellEnd"/>
+      <w:r>
+        <w:rPr>
+          <w:lang w:val="es-ES"/>
+        </w:rPr>
+        <w:t xml:space="preserve"> </w:t>
+      </w:r>
+      <w:proofErr w:type="spellStart"/>
+      <w:r>
+        <w:rPr>
+          <w:lang w:val="es-ES"/>
+        </w:rPr>
+        <w:t>Assistant</w:t>
+      </w:r>
+      <w:proofErr w:type="spellEnd"/>
+      <w:r>
+        <w:rPr>
+          <w:lang w:val="es-ES"/>
+        </w:rPr>
+        <w:t xml:space="preserve"> invierte este modelo: el LLM solo puede acceder a lo que está explícitamente permitido en el </w:t>
+      </w:r>
+      <w:proofErr w:type="spellStart"/>
+      <w:r>
+        <w:rPr>
+          <w:lang w:val="es-ES"/>
+        </w:rPr>
+        <w:t>whitelist</w:t>
+      </w:r>
+      <w:proofErr w:type="spellEnd"/>
+      <w:r>
+        <w:rPr>
+          <w:lang w:val="es-ES"/>
+        </w:rPr>
+        <w:t xml:space="preserve">, independientemente de lo que exista en el </w:t>
+      </w:r>
+      <w:proofErr w:type="spellStart"/>
+      <w:r>
+        <w:rPr>
+          <w:lang w:val="es-ES"/>
+        </w:rPr>
+        <w:t>schema</w:t>
+      </w:r>
+      <w:proofErr w:type="spellEnd"/>
+      <w:r>
+        <w:rPr>
+          <w:lang w:val="es-ES"/>
+        </w:rPr>
+        <w:t>.</w:t>
       </w:r>
     </w:p>
     <w:p>
@@ -18122,12 +20723,10 @@
                 <w:szCs w:val="18"/>
                 <w:lang w:val="en-US"/>
               </w:rPr>
-              <w:t>private static final Set&lt;String&gt; ALLOWED_ENTITIES = Set.of("Product", "Category");</w:t>
-            </w:r>
-          </w:p>
-          <w:p>
-            <w:pPr>
-              <w:spacing w:before="20" w:after="20"/>
+              <w:t xml:space="preserve">private static final Set&lt;String&gt; ALLOWED_ENTITIES = </w:t>
+            </w:r>
+            <w:proofErr w:type="spellStart"/>
+            <w:r>
               <w:rPr>
                 <w:rFonts w:ascii="Courier New" w:hAnsi="Courier New" w:cs="Courier New"/>
                 <w:color w:val="FFFFFF" w:themeColor="background1"/>
@@ -18135,11 +20734,10 @@
                 <w:szCs w:val="18"/>
                 <w:lang w:val="en-US"/>
               </w:rPr>
-            </w:pPr>
-          </w:p>
-          <w:p>
-            <w:pPr>
-              <w:spacing w:before="20" w:after="20"/>
+              <w:t>Set.of</w:t>
+            </w:r>
+            <w:proofErr w:type="spellEnd"/>
+            <w:r>
               <w:rPr>
                 <w:rFonts w:ascii="Courier New" w:hAnsi="Courier New" w:cs="Courier New"/>
                 <w:color w:val="FFFFFF" w:themeColor="background1"/>
@@ -18147,7 +20745,9 @@
                 <w:szCs w:val="18"/>
                 <w:lang w:val="en-US"/>
               </w:rPr>
-            </w:pPr>
+              <w:t>("Product", "Category"</w:t>
+            </w:r>
+            <w:proofErr w:type="gramStart"/>
             <w:r>
               <w:rPr>
                 <w:rFonts w:ascii="Courier New" w:hAnsi="Courier New" w:cs="Courier New"/>
@@ -18156,11 +20756,13 @@
                 <w:szCs w:val="18"/>
                 <w:lang w:val="en-US"/>
               </w:rPr>
-              <w:t>// ── Field blacklist: these fields are blocked even in allowed entities ───</w:t>
-            </w:r>
-          </w:p>
-          <w:p>
-            <w:pPr>
+              <w:t>);</w:t>
+            </w:r>
+            <w:proofErr w:type="gramEnd"/>
+          </w:p>
+          <w:p>
+            <w:pPr>
+              <w:spacing w:before="20" w:after="20"/>
               <w:rPr>
                 <w:rFonts w:ascii="Courier New" w:hAnsi="Courier New" w:cs="Courier New"/>
                 <w:color w:val="FFFFFF" w:themeColor="background1"/>
@@ -18169,7 +20771,10 @@
                 <w:lang w:val="en-US"/>
               </w:rPr>
             </w:pPr>
-            <w:r>
+          </w:p>
+          <w:p>
+            <w:pPr>
+              <w:spacing w:before="20" w:after="20"/>
               <w:rPr>
                 <w:rFonts w:ascii="Courier New" w:hAnsi="Courier New" w:cs="Courier New"/>
                 <w:color w:val="FFFFFF" w:themeColor="background1"/>
@@ -18177,8 +20782,116 @@
                 <w:szCs w:val="18"/>
                 <w:lang w:val="en-US"/>
               </w:rPr>
-              <w:t>private static final Set&lt;String&gt; RESTRICTED_FIELDS = Set.of("costPrice", "supplierCode");</w:t>
-            </w:r>
+            </w:pPr>
+            <w:r>
+              <w:rPr>
+                <w:rFonts w:ascii="Courier New" w:hAnsi="Courier New" w:cs="Courier New"/>
+                <w:color w:val="FFFFFF" w:themeColor="background1"/>
+                <w:sz w:val="18"/>
+                <w:szCs w:val="18"/>
+                <w:lang w:val="en-US"/>
+              </w:rPr>
+              <w:t>// ── Field blacklist: these fields are blocked even in allowed entities ───</w:t>
+            </w:r>
+          </w:p>
+          <w:p>
+            <w:pPr>
+              <w:rPr>
+                <w:rFonts w:ascii="Courier New" w:hAnsi="Courier New" w:cs="Courier New"/>
+                <w:color w:val="FFFFFF" w:themeColor="background1"/>
+                <w:sz w:val="18"/>
+                <w:szCs w:val="18"/>
+                <w:lang w:val="en-US"/>
+              </w:rPr>
+            </w:pPr>
+            <w:r>
+              <w:rPr>
+                <w:rFonts w:ascii="Courier New" w:hAnsi="Courier New" w:cs="Courier New"/>
+                <w:color w:val="FFFFFF" w:themeColor="background1"/>
+                <w:sz w:val="18"/>
+                <w:szCs w:val="18"/>
+                <w:lang w:val="en-US"/>
+              </w:rPr>
+              <w:t xml:space="preserve">private static final Set&lt;String&gt; RESTRICTED_FIELDS = </w:t>
+            </w:r>
+            <w:proofErr w:type="spellStart"/>
+            <w:r>
+              <w:rPr>
+                <w:rFonts w:ascii="Courier New" w:hAnsi="Courier New" w:cs="Courier New"/>
+                <w:color w:val="FFFFFF" w:themeColor="background1"/>
+                <w:sz w:val="18"/>
+                <w:szCs w:val="18"/>
+                <w:lang w:val="en-US"/>
+              </w:rPr>
+              <w:t>Set.of</w:t>
+            </w:r>
+            <w:proofErr w:type="spellEnd"/>
+            <w:r>
+              <w:rPr>
+                <w:rFonts w:ascii="Courier New" w:hAnsi="Courier New" w:cs="Courier New"/>
+                <w:color w:val="FFFFFF" w:themeColor="background1"/>
+                <w:sz w:val="18"/>
+                <w:szCs w:val="18"/>
+                <w:lang w:val="en-US"/>
+              </w:rPr>
+              <w:t>("</w:t>
+            </w:r>
+            <w:proofErr w:type="spellStart"/>
+            <w:r>
+              <w:rPr>
+                <w:rFonts w:ascii="Courier New" w:hAnsi="Courier New" w:cs="Courier New"/>
+                <w:color w:val="FFFFFF" w:themeColor="background1"/>
+                <w:sz w:val="18"/>
+                <w:szCs w:val="18"/>
+                <w:lang w:val="en-US"/>
+              </w:rPr>
+              <w:t>costPrice</w:t>
+            </w:r>
+            <w:proofErr w:type="spellEnd"/>
+            <w:r>
+              <w:rPr>
+                <w:rFonts w:ascii="Courier New" w:hAnsi="Courier New" w:cs="Courier New"/>
+                <w:color w:val="FFFFFF" w:themeColor="background1"/>
+                <w:sz w:val="18"/>
+                <w:szCs w:val="18"/>
+                <w:lang w:val="en-US"/>
+              </w:rPr>
+              <w:t>", "</w:t>
+            </w:r>
+            <w:proofErr w:type="spellStart"/>
+            <w:r>
+              <w:rPr>
+                <w:rFonts w:ascii="Courier New" w:hAnsi="Courier New" w:cs="Courier New"/>
+                <w:color w:val="FFFFFF" w:themeColor="background1"/>
+                <w:sz w:val="18"/>
+                <w:szCs w:val="18"/>
+                <w:lang w:val="en-US"/>
+              </w:rPr>
+              <w:t>supplierCode</w:t>
+            </w:r>
+            <w:proofErr w:type="spellEnd"/>
+            <w:r>
+              <w:rPr>
+                <w:rFonts w:ascii="Courier New" w:hAnsi="Courier New" w:cs="Courier New"/>
+                <w:color w:val="FFFFFF" w:themeColor="background1"/>
+                <w:sz w:val="18"/>
+                <w:szCs w:val="18"/>
+                <w:lang w:val="en-US"/>
+              </w:rPr>
+              <w:t>"</w:t>
+            </w:r>
+            <w:proofErr w:type="gramStart"/>
+            <w:r>
+              <w:rPr>
+                <w:rFonts w:ascii="Courier New" w:hAnsi="Courier New" w:cs="Courier New"/>
+                <w:color w:val="FFFFFF" w:themeColor="background1"/>
+                <w:sz w:val="18"/>
+                <w:szCs w:val="18"/>
+                <w:lang w:val="en-US"/>
+              </w:rPr>
+              <w:t>);</w:t>
+            </w:r>
+            <w:proofErr w:type="gramEnd"/>
           </w:p>
           <w:p>
             <w:pPr>
@@ -18239,7 +20952,17 @@
                 <w:lang w:val="en-US"/>
               </w:rPr>
               <w:br/>
-              <w:t xml:space="preserve">  Pattern.</w:t>
+              <w:t xml:space="preserve">  </w:t>
+            </w:r>
+            <w:proofErr w:type="spellStart"/>
+            <w:r>
+              <w:rPr>
+                <w:color w:val="FFFFFF" w:themeColor="background1"/>
+                <w:sz w:val="18"/>
+                <w:szCs w:val="18"/>
+                <w:lang w:val="en-US"/>
+              </w:rPr>
+              <w:t>Pattern.</w:t>
             </w:r>
             <w:r>
               <w:rPr>
@@ -18252,6 +20975,7 @@
               </w:rPr>
               <w:t>compile</w:t>
             </w:r>
+            <w:proofErr w:type="spellEnd"/>
             <w:r>
               <w:rPr>
                 <w:color w:val="FFFFFF" w:themeColor="background1"/>
@@ -18261,6 +20985,7 @@
               </w:rPr>
               <w:t>("</w:t>
             </w:r>
+            <w:proofErr w:type="gramStart"/>
             <w:r>
               <w:rPr>
                 <w:color w:val="FFFFFF" w:themeColor="background1"/>
@@ -18269,16 +20994,59 @@
                 <w:shd w:val="clear" w:color="auto" w:fill="293C40"/>
                 <w:lang w:val="en-US"/>
               </w:rPr>
-              <w:t>(?:FROM|JOIN(?:\\s+FETCH)?)\\s+(\\w+)</w:t>
-            </w:r>
+              <w:t>(?:</w:t>
+            </w:r>
+            <w:proofErr w:type="gramEnd"/>
             <w:r>
               <w:rPr>
                 <w:color w:val="FFFFFF" w:themeColor="background1"/>
                 <w:sz w:val="18"/>
                 <w:szCs w:val="18"/>
-                <w:lang w:val="en-US"/>
-              </w:rPr>
-              <w:t>", Pattern.</w:t>
+                <w:shd w:val="clear" w:color="auto" w:fill="293C40"/>
+                <w:lang w:val="en-US"/>
+              </w:rPr>
+              <w:t>FROM|JOIN(?:\\</w:t>
+            </w:r>
+            <w:proofErr w:type="spellStart"/>
+            <w:r>
+              <w:rPr>
+                <w:color w:val="FFFFFF" w:themeColor="background1"/>
+                <w:sz w:val="18"/>
+                <w:szCs w:val="18"/>
+                <w:shd w:val="clear" w:color="auto" w:fill="293C40"/>
+                <w:lang w:val="en-US"/>
+              </w:rPr>
+              <w:t>s+FETCH</w:t>
+            </w:r>
+            <w:proofErr w:type="spellEnd"/>
+            <w:r>
+              <w:rPr>
+                <w:color w:val="FFFFFF" w:themeColor="background1"/>
+                <w:sz w:val="18"/>
+                <w:szCs w:val="18"/>
+                <w:shd w:val="clear" w:color="auto" w:fill="293C40"/>
+                <w:lang w:val="en-US"/>
+              </w:rPr>
+              <w:t>)?)\\s+(\\w+)</w:t>
+            </w:r>
+            <w:r>
+              <w:rPr>
+                <w:color w:val="FFFFFF" w:themeColor="background1"/>
+                <w:sz w:val="18"/>
+                <w:szCs w:val="18"/>
+                <w:lang w:val="en-US"/>
+              </w:rPr>
+              <w:t xml:space="preserve">", </w:t>
+            </w:r>
+            <w:proofErr w:type="spellStart"/>
+            <w:r>
+              <w:rPr>
+                <w:color w:val="FFFFFF" w:themeColor="background1"/>
+                <w:sz w:val="18"/>
+                <w:szCs w:val="18"/>
+                <w:lang w:val="en-US"/>
+              </w:rPr>
+              <w:t>Pattern.</w:t>
             </w:r>
             <w:r>
               <w:rPr>
@@ -18291,6 +21059,7 @@
               </w:rPr>
               <w:t>CASE_INSENSITIVE</w:t>
             </w:r>
+            <w:proofErr w:type="spellEnd"/>
             <w:r>
               <w:rPr>
                 <w:color w:val="FFFFFF" w:themeColor="background1"/>
@@ -18330,7 +21099,63 @@
                 <w:szCs w:val="18"/>
                 <w:lang w:val="en-US"/>
               </w:rPr>
-              <w:t>private String validateEntityWhitelist(String hql) {</w:t>
+              <w:t xml:space="preserve">private String </w:t>
+            </w:r>
+            <w:proofErr w:type="spellStart"/>
+            <w:proofErr w:type="gramStart"/>
+            <w:r>
+              <w:rPr>
+                <w:rFonts w:ascii="Courier New" w:hAnsi="Courier New" w:cs="Courier New"/>
+                <w:color w:val="FFFFFF" w:themeColor="background1"/>
+                <w:sz w:val="18"/>
+                <w:szCs w:val="18"/>
+                <w:lang w:val="en-US"/>
+              </w:rPr>
+              <w:t>validateEntityWhitelist</w:t>
+            </w:r>
+            <w:proofErr w:type="spellEnd"/>
+            <w:r>
+              <w:rPr>
+                <w:rFonts w:ascii="Courier New" w:hAnsi="Courier New" w:cs="Courier New"/>
+                <w:color w:val="FFFFFF" w:themeColor="background1"/>
+                <w:sz w:val="18"/>
+                <w:szCs w:val="18"/>
+                <w:lang w:val="en-US"/>
+              </w:rPr>
+              <w:t>(</w:t>
+            </w:r>
+            <w:proofErr w:type="gramEnd"/>
+            <w:r>
+              <w:rPr>
+                <w:rFonts w:ascii="Courier New" w:hAnsi="Courier New" w:cs="Courier New"/>
+                <w:color w:val="FFFFFF" w:themeColor="background1"/>
+                <w:sz w:val="18"/>
+                <w:szCs w:val="18"/>
+                <w:lang w:val="en-US"/>
+              </w:rPr>
+              <w:t xml:space="preserve">String </w:t>
+            </w:r>
+            <w:proofErr w:type="spellStart"/>
+            <w:r>
+              <w:rPr>
+                <w:rFonts w:ascii="Courier New" w:hAnsi="Courier New" w:cs="Courier New"/>
+                <w:color w:val="FFFFFF" w:themeColor="background1"/>
+                <w:sz w:val="18"/>
+                <w:szCs w:val="18"/>
+                <w:lang w:val="en-US"/>
+              </w:rPr>
+              <w:t>hql</w:t>
+            </w:r>
+            <w:proofErr w:type="spellEnd"/>
+            <w:r>
+              <w:rPr>
+                <w:rFonts w:ascii="Courier New" w:hAnsi="Courier New" w:cs="Courier New"/>
+                <w:color w:val="FFFFFF" w:themeColor="background1"/>
+                <w:sz w:val="18"/>
+                <w:szCs w:val="18"/>
+                <w:lang w:val="en-US"/>
+              </w:rPr>
+              <w:t>) {</w:t>
             </w:r>
           </w:p>
           <w:p>
@@ -18362,6 +21187,7 @@
               </w:rPr>
               <w:t xml:space="preserve">Matcher m = </w:t>
             </w:r>
+            <w:proofErr w:type="spellStart"/>
             <w:r>
               <w:rPr>
                 <w:i/>
@@ -18380,8 +21206,40 @@
                 <w:szCs w:val="18"/>
                 <w:lang w:val="en-US"/>
               </w:rPr>
-              <w:t>.matcher(hql);</w:t>
-            </w:r>
+              <w:t>.matcher</w:t>
+            </w:r>
+            <w:proofErr w:type="spellEnd"/>
+            <w:r>
+              <w:rPr>
+                <w:color w:val="FFFFFF" w:themeColor="background1"/>
+                <w:sz w:val="18"/>
+                <w:szCs w:val="18"/>
+                <w:lang w:val="en-US"/>
+              </w:rPr>
+              <w:t>(</w:t>
+            </w:r>
+            <w:proofErr w:type="spellStart"/>
+            <w:r>
+              <w:rPr>
+                <w:color w:val="FFFFFF" w:themeColor="background1"/>
+                <w:sz w:val="18"/>
+                <w:szCs w:val="18"/>
+                <w:lang w:val="en-US"/>
+              </w:rPr>
+              <w:t>hql</w:t>
+            </w:r>
+            <w:proofErr w:type="spellEnd"/>
+            <w:proofErr w:type="gramStart"/>
+            <w:r>
+              <w:rPr>
+                <w:color w:val="FFFFFF" w:themeColor="background1"/>
+                <w:sz w:val="18"/>
+                <w:szCs w:val="18"/>
+                <w:lang w:val="en-US"/>
+              </w:rPr>
+              <w:t>);</w:t>
+            </w:r>
+            <w:proofErr w:type="gramEnd"/>
           </w:p>
           <w:p>
             <w:pPr>
@@ -18411,11 +21269,11 @@
                 <w:szCs w:val="18"/>
                 <w:lang w:val="en-US"/>
               </w:rPr>
-              <w:t>while (m.find()) {</w:t>
-            </w:r>
-          </w:p>
-          <w:p>
-            <w:pPr>
+              <w:t>while (</w:t>
+            </w:r>
+            <w:proofErr w:type="spellStart"/>
+            <w:proofErr w:type="gramStart"/>
+            <w:r>
               <w:rPr>
                 <w:rFonts w:ascii="Courier New" w:hAnsi="Courier New" w:cs="Courier New"/>
                 <w:color w:val="FFFFFF" w:themeColor="background1"/>
@@ -18423,7 +21281,10 @@
                 <w:szCs w:val="18"/>
                 <w:lang w:val="en-US"/>
               </w:rPr>
-            </w:pPr>
+              <w:t>m.find</w:t>
+            </w:r>
+            <w:proofErr w:type="spellEnd"/>
+            <w:proofErr w:type="gramEnd"/>
             <w:r>
               <w:rPr>
                 <w:rFonts w:ascii="Courier New" w:hAnsi="Courier New" w:cs="Courier New"/>
@@ -18432,7 +21293,52 @@
                 <w:szCs w:val="18"/>
                 <w:lang w:val="en-US"/>
               </w:rPr>
-              <w:t xml:space="preserve">       String entity = m.group(1);</w:t>
+              <w:t>()) {</w:t>
+            </w:r>
+          </w:p>
+          <w:p>
+            <w:pPr>
+              <w:rPr>
+                <w:rFonts w:ascii="Courier New" w:hAnsi="Courier New" w:cs="Courier New"/>
+                <w:color w:val="FFFFFF" w:themeColor="background1"/>
+                <w:sz w:val="18"/>
+                <w:szCs w:val="18"/>
+                <w:lang w:val="en-US"/>
+              </w:rPr>
+            </w:pPr>
+            <w:r>
+              <w:rPr>
+                <w:rFonts w:ascii="Courier New" w:hAnsi="Courier New" w:cs="Courier New"/>
+                <w:color w:val="FFFFFF" w:themeColor="background1"/>
+                <w:sz w:val="18"/>
+                <w:szCs w:val="18"/>
+                <w:lang w:val="en-US"/>
+              </w:rPr>
+              <w:t xml:space="preserve">       String entity = </w:t>
+            </w:r>
+            <w:proofErr w:type="spellStart"/>
+            <w:proofErr w:type="gramStart"/>
+            <w:r>
+              <w:rPr>
+                <w:rFonts w:ascii="Courier New" w:hAnsi="Courier New" w:cs="Courier New"/>
+                <w:color w:val="FFFFFF" w:themeColor="background1"/>
+                <w:sz w:val="18"/>
+                <w:szCs w:val="18"/>
+                <w:lang w:val="en-US"/>
+              </w:rPr>
+              <w:t>m.group</w:t>
+            </w:r>
+            <w:proofErr w:type="spellEnd"/>
+            <w:proofErr w:type="gramEnd"/>
+            <w:r>
+              <w:rPr>
+                <w:rFonts w:ascii="Courier New" w:hAnsi="Courier New" w:cs="Courier New"/>
+                <w:color w:val="FFFFFF" w:themeColor="background1"/>
+                <w:sz w:val="18"/>
+                <w:szCs w:val="18"/>
+                <w:lang w:val="en-US"/>
+              </w:rPr>
+              <w:t>(1);</w:t>
             </w:r>
           </w:p>
           <w:p>
@@ -18453,8 +21359,19 @@
                 <w:szCs w:val="18"/>
                 <w:lang w:val="en-US"/>
               </w:rPr>
-              <w:t xml:space="preserve">      if (!</w:t>
-            </w:r>
+              <w:t xml:space="preserve">      if </w:t>
+            </w:r>
+            <w:proofErr w:type="gramStart"/>
+            <w:r>
+              <w:rPr>
+                <w:color w:val="FFFFFF" w:themeColor="background1"/>
+                <w:sz w:val="18"/>
+                <w:szCs w:val="18"/>
+                <w:lang w:val="en-US"/>
+              </w:rPr>
+              <w:t>(!</w:t>
+            </w:r>
+            <w:proofErr w:type="spellStart"/>
             <w:r>
               <w:rPr>
                 <w:i/>
@@ -18464,58 +21381,9 @@
                 <w:szCs w:val="18"/>
                 <w:lang w:val="en-US"/>
               </w:rPr>
-              <w:t>ALLOWED_ENTITIES</w:t>
-            </w:r>
-            <w:r>
-              <w:rPr>
-                <w:color w:val="FFFFFF" w:themeColor="background1"/>
-                <w:sz w:val="18"/>
-                <w:szCs w:val="18"/>
-                <w:lang w:val="en-US"/>
-              </w:rPr>
-              <w:t>.contains(entity)) {</w:t>
-            </w:r>
-            <w:r>
-              <w:rPr>
-                <w:color w:val="FFFFFF" w:themeColor="background1"/>
-                <w:sz w:val="18"/>
-                <w:szCs w:val="18"/>
-                <w:lang w:val="en-US"/>
-              </w:rPr>
-              <w:br/>
-              <w:t xml:space="preserve">        return "ERROR: Entity '" + entity </w:t>
-            </w:r>
-          </w:p>
-          <w:p>
-            <w:pPr>
-              <w:pStyle w:val="HTMLpr-formatado"/>
-              <w:shd w:val="clear" w:color="auto" w:fill="1E1F22"/>
-              <w:rPr>
-                <w:color w:val="FFFFFF" w:themeColor="background1"/>
-                <w:sz w:val="18"/>
-                <w:szCs w:val="18"/>
-                <w:lang w:val="en-US"/>
-              </w:rPr>
-            </w:pPr>
-            <w:r>
-              <w:rPr>
-                <w:color w:val="FFFFFF" w:themeColor="background1"/>
-                <w:sz w:val="18"/>
-                <w:szCs w:val="18"/>
-                <w:lang w:val="en-US"/>
-              </w:rPr>
-              <w:t xml:space="preserve">         + "' is not accessible via   this assistant. "</w:t>
-            </w:r>
-            <w:r>
-              <w:rPr>
-                <w:color w:val="FFFFFF" w:themeColor="background1"/>
-                <w:sz w:val="18"/>
-                <w:szCs w:val="18"/>
-                <w:lang w:val="en-US"/>
-              </w:rPr>
-              <w:br/>
-              <w:t xml:space="preserve">         + "Allowed entities: " + </w:t>
-            </w:r>
+              <w:t>ALLOWED</w:t>
+            </w:r>
+            <w:proofErr w:type="gramEnd"/>
             <w:r>
               <w:rPr>
                 <w:i/>
@@ -18525,6 +21393,77 @@
                 <w:szCs w:val="18"/>
                 <w:lang w:val="en-US"/>
               </w:rPr>
+              <w:t>_ENTITIES</w:t>
+            </w:r>
+            <w:r>
+              <w:rPr>
+                <w:color w:val="FFFFFF" w:themeColor="background1"/>
+                <w:sz w:val="18"/>
+                <w:szCs w:val="18"/>
+                <w:lang w:val="en-US"/>
+              </w:rPr>
+              <w:t>.contains</w:t>
+            </w:r>
+            <w:proofErr w:type="spellEnd"/>
+            <w:r>
+              <w:rPr>
+                <w:color w:val="FFFFFF" w:themeColor="background1"/>
+                <w:sz w:val="18"/>
+                <w:szCs w:val="18"/>
+                <w:lang w:val="en-US"/>
+              </w:rPr>
+              <w:t>(entity)) {</w:t>
+            </w:r>
+            <w:r>
+              <w:rPr>
+                <w:color w:val="FFFFFF" w:themeColor="background1"/>
+                <w:sz w:val="18"/>
+                <w:szCs w:val="18"/>
+                <w:lang w:val="en-US"/>
+              </w:rPr>
+              <w:br/>
+              <w:t xml:space="preserve">        return "ERROR: Entity '" + entity </w:t>
+            </w:r>
+          </w:p>
+          <w:p>
+            <w:pPr>
+              <w:pStyle w:val="HTMLpr-formatado"/>
+              <w:shd w:val="clear" w:color="auto" w:fill="1E1F22"/>
+              <w:rPr>
+                <w:color w:val="FFFFFF" w:themeColor="background1"/>
+                <w:sz w:val="18"/>
+                <w:szCs w:val="18"/>
+                <w:lang w:val="en-US"/>
+              </w:rPr>
+            </w:pPr>
+            <w:r>
+              <w:rPr>
+                <w:color w:val="FFFFFF" w:themeColor="background1"/>
+                <w:sz w:val="18"/>
+                <w:szCs w:val="18"/>
+                <w:lang w:val="en-US"/>
+              </w:rPr>
+              <w:t xml:space="preserve">         + "' is not accessible via   this assistant. "</w:t>
+            </w:r>
+            <w:r>
+              <w:rPr>
+                <w:color w:val="FFFFFF" w:themeColor="background1"/>
+                <w:sz w:val="18"/>
+                <w:szCs w:val="18"/>
+                <w:lang w:val="en-US"/>
+              </w:rPr>
+              <w:br/>
+              <w:t xml:space="preserve">         + "Allowed entities: " + </w:t>
+            </w:r>
+            <w:r>
+              <w:rPr>
+                <w:i/>
+                <w:iCs/>
+                <w:color w:val="FFFFFF" w:themeColor="background1"/>
+                <w:sz w:val="18"/>
+                <w:szCs w:val="18"/>
+                <w:lang w:val="en-US"/>
+              </w:rPr>
               <w:t>ALLOWED_ENTITIES</w:t>
             </w:r>
             <w:r>
@@ -18544,8 +21483,19 @@
                 <w:lang w:val="en-US"/>
               </w:rPr>
               <w:br/>
-              <w:t xml:space="preserve">      }</w:t>
-            </w:r>
+              <w:t xml:space="preserve">    </w:t>
+            </w:r>
+            <w:proofErr w:type="gramStart"/>
+            <w:r>
+              <w:rPr>
+                <w:color w:val="FFFFFF" w:themeColor="background1"/>
+                <w:sz w:val="18"/>
+                <w:szCs w:val="18"/>
+                <w:lang w:val="en-US"/>
+              </w:rPr>
+              <w:t xml:space="preserve">  }</w:t>
+            </w:r>
+            <w:proofErr w:type="gramEnd"/>
           </w:p>
           <w:p>
             <w:pPr>
@@ -18606,11 +21556,10 @@
                 <w:szCs w:val="18"/>
                 <w:lang w:val="en-US"/>
               </w:rPr>
-              <w:t>return null;</w:t>
-            </w:r>
-          </w:p>
-          <w:p>
-            <w:pPr>
+              <w:t xml:space="preserve">return </w:t>
+            </w:r>
+            <w:proofErr w:type="gramStart"/>
+            <w:r>
               <w:rPr>
                 <w:rFonts w:ascii="Courier New" w:hAnsi="Courier New" w:cs="Courier New"/>
                 <w:color w:val="FFFFFF" w:themeColor="background1"/>
@@ -18618,8 +21567,12 @@
                 <w:szCs w:val="18"/>
                 <w:lang w:val="en-US"/>
               </w:rPr>
-            </w:pPr>
-            <w:r>
+              <w:t>null;</w:t>
+            </w:r>
+            <w:proofErr w:type="gramEnd"/>
+          </w:p>
+          <w:p>
+            <w:pPr>
               <w:rPr>
                 <w:rFonts w:ascii="Courier New" w:hAnsi="Courier New" w:cs="Courier New"/>
                 <w:color w:val="FFFFFF" w:themeColor="background1"/>
@@ -18627,11 +21580,8 @@
                 <w:szCs w:val="18"/>
                 <w:lang w:val="en-US"/>
               </w:rPr>
-              <w:t>}</w:t>
-            </w:r>
-          </w:p>
-          <w:p>
-            <w:pPr>
+            </w:pPr>
+            <w:r>
               <w:rPr>
                 <w:rFonts w:ascii="Courier New" w:hAnsi="Courier New" w:cs="Courier New"/>
                 <w:color w:val="FFFFFF" w:themeColor="background1"/>
@@ -18639,7 +21589,8 @@
                 <w:szCs w:val="18"/>
                 <w:lang w:val="en-US"/>
               </w:rPr>
-            </w:pPr>
+              <w:t>}</w:t>
+            </w:r>
           </w:p>
           <w:p>
             <w:pPr>
@@ -18651,7 +21602,9 @@
                 <w:lang w:val="en-US"/>
               </w:rPr>
             </w:pPr>
-            <w:r>
+          </w:p>
+          <w:p>
+            <w:pPr>
               <w:rPr>
                 <w:rFonts w:ascii="Courier New" w:hAnsi="Courier New" w:cs="Courier New"/>
                 <w:color w:val="FFFFFF" w:themeColor="background1"/>
@@ -18659,11 +21612,8 @@
                 <w:szCs w:val="18"/>
                 <w:lang w:val="en-US"/>
               </w:rPr>
-              <w:t>private String validateFieldBlacklist(String hql) {</w:t>
-            </w:r>
-          </w:p>
-          <w:p>
-            <w:pPr>
+            </w:pPr>
+            <w:r>
               <w:rPr>
                 <w:rFonts w:ascii="Courier New" w:hAnsi="Courier New" w:cs="Courier New"/>
                 <w:color w:val="FFFFFF" w:themeColor="background1"/>
@@ -18671,6 +21621,74 @@
                 <w:szCs w:val="18"/>
                 <w:lang w:val="en-US"/>
               </w:rPr>
+              <w:t xml:space="preserve">private String </w:t>
+            </w:r>
+            <w:proofErr w:type="spellStart"/>
+            <w:proofErr w:type="gramStart"/>
+            <w:r>
+              <w:rPr>
+                <w:rFonts w:ascii="Courier New" w:hAnsi="Courier New" w:cs="Courier New"/>
+                <w:color w:val="FFFFFF" w:themeColor="background1"/>
+                <w:sz w:val="18"/>
+                <w:szCs w:val="18"/>
+                <w:lang w:val="en-US"/>
+              </w:rPr>
+              <w:t>validateFieldBlacklist</w:t>
+            </w:r>
+            <w:proofErr w:type="spellEnd"/>
+            <w:r>
+              <w:rPr>
+                <w:rFonts w:ascii="Courier New" w:hAnsi="Courier New" w:cs="Courier New"/>
+                <w:color w:val="FFFFFF" w:themeColor="background1"/>
+                <w:sz w:val="18"/>
+                <w:szCs w:val="18"/>
+                <w:lang w:val="en-US"/>
+              </w:rPr>
+              <w:t>(</w:t>
+            </w:r>
+            <w:proofErr w:type="gramEnd"/>
+            <w:r>
+              <w:rPr>
+                <w:rFonts w:ascii="Courier New" w:hAnsi="Courier New" w:cs="Courier New"/>
+                <w:color w:val="FFFFFF" w:themeColor="background1"/>
+                <w:sz w:val="18"/>
+                <w:szCs w:val="18"/>
+                <w:lang w:val="en-US"/>
+              </w:rPr>
+              <w:t xml:space="preserve">String </w:t>
+            </w:r>
+            <w:proofErr w:type="spellStart"/>
+            <w:r>
+              <w:rPr>
+                <w:rFonts w:ascii="Courier New" w:hAnsi="Courier New" w:cs="Courier New"/>
+                <w:color w:val="FFFFFF" w:themeColor="background1"/>
+                <w:sz w:val="18"/>
+                <w:szCs w:val="18"/>
+                <w:lang w:val="en-US"/>
+              </w:rPr>
+              <w:t>hql</w:t>
+            </w:r>
+            <w:proofErr w:type="spellEnd"/>
+            <w:r>
+              <w:rPr>
+                <w:rFonts w:ascii="Courier New" w:hAnsi="Courier New" w:cs="Courier New"/>
+                <w:color w:val="FFFFFF" w:themeColor="background1"/>
+                <w:sz w:val="18"/>
+                <w:szCs w:val="18"/>
+                <w:lang w:val="en-US"/>
+              </w:rPr>
+              <w:t>) {</w:t>
+            </w:r>
+          </w:p>
+          <w:p>
+            <w:pPr>
+              <w:rPr>
+                <w:rFonts w:ascii="Courier New" w:hAnsi="Courier New" w:cs="Courier New"/>
+                <w:color w:val="FFFFFF" w:themeColor="background1"/>
+                <w:sz w:val="18"/>
+                <w:szCs w:val="18"/>
+                <w:lang w:val="en-US"/>
+              </w:rPr>
             </w:pPr>
             <w:r>
               <w:rPr>
@@ -18690,12 +21708,10 @@
                 <w:szCs w:val="18"/>
                 <w:lang w:val="en-US"/>
               </w:rPr>
-              <w:t>for (String field : RESTRICTED_FIELDS) {</w:t>
-            </w:r>
-          </w:p>
-          <w:p>
-            <w:pPr>
-              <w:ind w:left="720"/>
+              <w:t xml:space="preserve">for (String </w:t>
+            </w:r>
+            <w:proofErr w:type="gramStart"/>
+            <w:r>
               <w:rPr>
                 <w:rFonts w:ascii="Courier New" w:hAnsi="Courier New" w:cs="Courier New"/>
                 <w:color w:val="FFFFFF" w:themeColor="background1"/>
@@ -18703,7 +21719,9 @@
                 <w:szCs w:val="18"/>
                 <w:lang w:val="en-US"/>
               </w:rPr>
-            </w:pPr>
+              <w:t>field :</w:t>
+            </w:r>
+            <w:proofErr w:type="gramEnd"/>
             <w:r>
               <w:rPr>
                 <w:rFonts w:ascii="Courier New" w:hAnsi="Courier New" w:cs="Courier New"/>
@@ -18712,7 +21730,7 @@
                 <w:szCs w:val="18"/>
                 <w:lang w:val="en-US"/>
               </w:rPr>
-              <w:t>Pattern p = Pattern.compile("\\b" + Pattern.quote(field) + "\\b",</w:t>
+              <w:t xml:space="preserve"> RESTRICTED_FIELDS) {</w:t>
             </w:r>
           </w:p>
           <w:p>
@@ -18734,12 +21752,10 @@
                 <w:szCs w:val="18"/>
                 <w:lang w:val="en-US"/>
               </w:rPr>
-              <w:t xml:space="preserve">  Pattern.CASE_INSENSITIVE);</w:t>
-            </w:r>
-          </w:p>
-          <w:p>
-            <w:pPr>
-              <w:ind w:left="720"/>
+              <w:t xml:space="preserve">Pattern p = </w:t>
+            </w:r>
+            <w:proofErr w:type="spellStart"/>
+            <w:r>
               <w:rPr>
                 <w:rFonts w:ascii="Courier New" w:hAnsi="Courier New" w:cs="Courier New"/>
                 <w:color w:val="FFFFFF" w:themeColor="background1"/>
@@ -18747,7 +21763,9 @@
                 <w:szCs w:val="18"/>
                 <w:lang w:val="en-US"/>
               </w:rPr>
-            </w:pPr>
+              <w:t>Pattern.compile</w:t>
+            </w:r>
+            <w:proofErr w:type="spellEnd"/>
             <w:r>
               <w:rPr>
                 <w:rFonts w:ascii="Courier New" w:hAnsi="Courier New" w:cs="Courier New"/>
@@ -18756,7 +21774,143 @@
                 <w:szCs w:val="18"/>
                 <w:lang w:val="en-US"/>
               </w:rPr>
-              <w:t>if (p.matcher(hql).find())</w:t>
+              <w:t xml:space="preserve">("\\b" + </w:t>
+            </w:r>
+            <w:proofErr w:type="spellStart"/>
+            <w:r>
+              <w:rPr>
+                <w:rFonts w:ascii="Courier New" w:hAnsi="Courier New" w:cs="Courier New"/>
+                <w:color w:val="FFFFFF" w:themeColor="background1"/>
+                <w:sz w:val="18"/>
+                <w:szCs w:val="18"/>
+                <w:lang w:val="en-US"/>
+              </w:rPr>
+              <w:t>Pattern.quote</w:t>
+            </w:r>
+            <w:proofErr w:type="spellEnd"/>
+            <w:r>
+              <w:rPr>
+                <w:rFonts w:ascii="Courier New" w:hAnsi="Courier New" w:cs="Courier New"/>
+                <w:color w:val="FFFFFF" w:themeColor="background1"/>
+                <w:sz w:val="18"/>
+                <w:szCs w:val="18"/>
+                <w:lang w:val="en-US"/>
+              </w:rPr>
+              <w:t>(field) + "\\b",</w:t>
+            </w:r>
+          </w:p>
+          <w:p>
+            <w:pPr>
+              <w:ind w:left="720"/>
+              <w:rPr>
+                <w:rFonts w:ascii="Courier New" w:hAnsi="Courier New" w:cs="Courier New"/>
+                <w:color w:val="FFFFFF" w:themeColor="background1"/>
+                <w:sz w:val="18"/>
+                <w:szCs w:val="18"/>
+                <w:lang w:val="en-US"/>
+              </w:rPr>
+            </w:pPr>
+            <w:r>
+              <w:rPr>
+                <w:rFonts w:ascii="Courier New" w:hAnsi="Courier New" w:cs="Courier New"/>
+                <w:color w:val="FFFFFF" w:themeColor="background1"/>
+                <w:sz w:val="18"/>
+                <w:szCs w:val="18"/>
+                <w:lang w:val="en-US"/>
+              </w:rPr>
+              <w:t xml:space="preserve">  </w:t>
+            </w:r>
+            <w:proofErr w:type="spellStart"/>
+            <w:r>
+              <w:rPr>
+                <w:rFonts w:ascii="Courier New" w:hAnsi="Courier New" w:cs="Courier New"/>
+                <w:color w:val="FFFFFF" w:themeColor="background1"/>
+                <w:sz w:val="18"/>
+                <w:szCs w:val="18"/>
+                <w:lang w:val="en-US"/>
+              </w:rPr>
+              <w:t>Pattern.CASE_INSENSITIVE</w:t>
+            </w:r>
+            <w:proofErr w:type="spellEnd"/>
+            <w:proofErr w:type="gramStart"/>
+            <w:r>
+              <w:rPr>
+                <w:rFonts w:ascii="Courier New" w:hAnsi="Courier New" w:cs="Courier New"/>
+                <w:color w:val="FFFFFF" w:themeColor="background1"/>
+                <w:sz w:val="18"/>
+                <w:szCs w:val="18"/>
+                <w:lang w:val="en-US"/>
+              </w:rPr>
+              <w:t>);</w:t>
+            </w:r>
+            <w:proofErr w:type="gramEnd"/>
+          </w:p>
+          <w:p>
+            <w:pPr>
+              <w:ind w:left="720"/>
+              <w:rPr>
+                <w:rFonts w:ascii="Courier New" w:hAnsi="Courier New" w:cs="Courier New"/>
+                <w:color w:val="FFFFFF" w:themeColor="background1"/>
+                <w:sz w:val="18"/>
+                <w:szCs w:val="18"/>
+                <w:lang w:val="en-US"/>
+              </w:rPr>
+            </w:pPr>
+            <w:r>
+              <w:rPr>
+                <w:rFonts w:ascii="Courier New" w:hAnsi="Courier New" w:cs="Courier New"/>
+                <w:color w:val="FFFFFF" w:themeColor="background1"/>
+                <w:sz w:val="18"/>
+                <w:szCs w:val="18"/>
+                <w:lang w:val="en-US"/>
+              </w:rPr>
+              <w:t>if (</w:t>
+            </w:r>
+            <w:proofErr w:type="spellStart"/>
+            <w:proofErr w:type="gramStart"/>
+            <w:r>
+              <w:rPr>
+                <w:rFonts w:ascii="Courier New" w:hAnsi="Courier New" w:cs="Courier New"/>
+                <w:color w:val="FFFFFF" w:themeColor="background1"/>
+                <w:sz w:val="18"/>
+                <w:szCs w:val="18"/>
+                <w:lang w:val="en-US"/>
+              </w:rPr>
+              <w:t>p.matcher</w:t>
+            </w:r>
+            <w:proofErr w:type="spellEnd"/>
+            <w:proofErr w:type="gramEnd"/>
+            <w:r>
+              <w:rPr>
+                <w:rFonts w:ascii="Courier New" w:hAnsi="Courier New" w:cs="Courier New"/>
+                <w:color w:val="FFFFFF" w:themeColor="background1"/>
+                <w:sz w:val="18"/>
+                <w:szCs w:val="18"/>
+                <w:lang w:val="en-US"/>
+              </w:rPr>
+              <w:t>(</w:t>
+            </w:r>
+            <w:proofErr w:type="spellStart"/>
+            <w:r>
+              <w:rPr>
+                <w:rFonts w:ascii="Courier New" w:hAnsi="Courier New" w:cs="Courier New"/>
+                <w:color w:val="FFFFFF" w:themeColor="background1"/>
+                <w:sz w:val="18"/>
+                <w:szCs w:val="18"/>
+                <w:lang w:val="en-US"/>
+              </w:rPr>
+              <w:t>hql</w:t>
+            </w:r>
+            <w:proofErr w:type="spellEnd"/>
+            <w:r>
+              <w:rPr>
+                <w:rFonts w:ascii="Courier New" w:hAnsi="Courier New" w:cs="Courier New"/>
+                <w:color w:val="FFFFFF" w:themeColor="background1"/>
+                <w:sz w:val="18"/>
+                <w:szCs w:val="18"/>
+                <w:lang w:val="en-US"/>
+              </w:rPr>
+              <w:t>).find())</w:t>
             </w:r>
           </w:p>
           <w:p>
@@ -18796,8 +21950,19 @@
                 <w:lang w:val="en-US"/>
               </w:rPr>
               <w:br/>
-              <w:t xml:space="preserve">      }</w:t>
-            </w:r>
+              <w:t xml:space="preserve">    </w:t>
+            </w:r>
+            <w:proofErr w:type="gramStart"/>
+            <w:r>
+              <w:rPr>
+                <w:color w:val="FFFFFF" w:themeColor="background1"/>
+                <w:sz w:val="18"/>
+                <w:szCs w:val="18"/>
+                <w:lang w:val="en-US"/>
+              </w:rPr>
+              <w:t xml:space="preserve">  }</w:t>
+            </w:r>
+            <w:proofErr w:type="gramEnd"/>
           </w:p>
           <w:p>
             <w:pPr>
@@ -18858,8 +22023,20 @@
                 <w:szCs w:val="18"/>
                 <w:lang w:val="en-US"/>
               </w:rPr>
-              <w:t>return null;</w:t>
-            </w:r>
+              <w:t xml:space="preserve">return </w:t>
+            </w:r>
+            <w:proofErr w:type="gramStart"/>
+            <w:r>
+              <w:rPr>
+                <w:rFonts w:ascii="Courier New" w:hAnsi="Courier New" w:cs="Courier New"/>
+                <w:color w:val="FFFFFF" w:themeColor="background1"/>
+                <w:sz w:val="18"/>
+                <w:szCs w:val="18"/>
+                <w:lang w:val="en-US"/>
+              </w:rPr>
+              <w:t>null;</w:t>
+            </w:r>
+            <w:proofErr w:type="gramEnd"/>
           </w:p>
           <w:p>
             <w:pPr>
@@ -18916,8 +22093,21 @@
           <w:szCs w:val="20"/>
           <w:lang w:val="en-US"/>
         </w:rPr>
-        <w:t>list no HibernateQueryTool</w:t>
-      </w:r>
+        <w:t xml:space="preserve">list no </w:t>
+      </w:r>
+      <w:proofErr w:type="spellStart"/>
+      <w:r>
+        <w:rPr>
+          <w:i/>
+          <w:iCs/>
+          <w:color w:val="595959"/>
+          <w:sz w:val="20"/>
+          <w:szCs w:val="20"/>
+          <w:lang w:val="en-US"/>
+        </w:rPr>
+        <w:t>HibernateQueryTool</w:t>
+      </w:r>
+      <w:proofErr w:type="spellEnd"/>
     </w:p>
     <w:p>
       <w:pPr>
@@ -18926,37 +22116,49 @@
           <w:lang w:val="es-ES"/>
         </w:rPr>
       </w:pPr>
-    </w:p>
-    <w:p>
-      <w:pPr>
-        <w:pStyle w:val="Ttulo3"/>
-        <w:rPr>
-          <w:lang w:val="es-ES"/>
-        </w:rPr>
-      </w:pPr>
-    </w:p>
-    <w:p>
-      <w:pPr>
-        <w:pStyle w:val="Ttulo3"/>
-        <w:rPr>
-          <w:lang w:val="es-ES"/>
-        </w:rPr>
-      </w:pPr>
-    </w:p>
-    <w:p>
-      <w:pPr>
-        <w:pStyle w:val="Ttulo3"/>
-        <w:rPr>
-          <w:lang w:val="es-ES"/>
-        </w:rPr>
-      </w:pPr>
-      <w:r>
-        <w:rPr>
-          <w:lang w:val="es-ES"/>
-        </w:rPr>
-        <w:t>MCP — Model Context Protocol</w:t>
+      <w:r>
+        <w:rPr>
+          <w:lang w:val="es-ES"/>
+        </w:rPr>
+        <w:t xml:space="preserve">MCP — </w:t>
+      </w:r>
+      <w:proofErr w:type="spellStart"/>
+      <w:r>
+        <w:rPr>
+          <w:lang w:val="es-ES"/>
+        </w:rPr>
+        <w:t>Model</w:t>
+      </w:r>
+      <w:proofErr w:type="spellEnd"/>
+      <w:r>
+        <w:rPr>
+          <w:lang w:val="es-ES"/>
+        </w:rPr>
+        <w:t xml:space="preserve"> </w:t>
+      </w:r>
+      <w:proofErr w:type="spellStart"/>
+      <w:r>
+        <w:rPr>
+          <w:lang w:val="es-ES"/>
+        </w:rPr>
+        <w:t>Context</w:t>
+      </w:r>
+      <w:proofErr w:type="spellEnd"/>
+      <w:r>
+        <w:rPr>
+          <w:lang w:val="es-ES"/>
+        </w:rPr>
+        <w:t xml:space="preserve"> </w:t>
+      </w:r>
+      <w:proofErr w:type="spellStart"/>
+      <w:r>
+        <w:rPr>
+          <w:lang w:val="es-ES"/>
+        </w:rPr>
+        <w:t>Protocol</w:t>
       </w:r>
       <w:bookmarkEnd w:id="19"/>
+      <w:proofErr w:type="spellEnd"/>
     </w:p>
     <w:p>
       <w:pPr>
@@ -19162,7 +22364,87 @@
                 <w:sz w:val="18"/>
                 <w:szCs w:val="18"/>
               </w:rPr>
-              <w:t>//   (está comentada con el comentario 'Uncomment when you reach block 4')</w:t>
+              <w:t>//</w:t>
+            </w:r>
+            <w:proofErr w:type="gramStart"/>
+            <w:r>
+              <w:rPr>
+                <w:rFonts w:ascii="Courier New" w:eastAsia="Courier New" w:hAnsi="Courier New" w:cs="Courier New"/>
+                <w:color w:val="D4D4D4"/>
+                <w:sz w:val="18"/>
+                <w:szCs w:val="18"/>
+              </w:rPr>
+              <w:t xml:space="preserve">   (</w:t>
+            </w:r>
+            <w:proofErr w:type="gramEnd"/>
+            <w:r>
+              <w:rPr>
+                <w:rFonts w:ascii="Courier New" w:eastAsia="Courier New" w:hAnsi="Courier New" w:cs="Courier New"/>
+                <w:color w:val="D4D4D4"/>
+                <w:sz w:val="18"/>
+                <w:szCs w:val="18"/>
+              </w:rPr>
+              <w:t xml:space="preserve">está comentada </w:t>
+            </w:r>
+            <w:proofErr w:type="spellStart"/>
+            <w:r>
+              <w:rPr>
+                <w:rFonts w:ascii="Courier New" w:eastAsia="Courier New" w:hAnsi="Courier New" w:cs="Courier New"/>
+                <w:color w:val="D4D4D4"/>
+                <w:sz w:val="18"/>
+                <w:szCs w:val="18"/>
+              </w:rPr>
+              <w:t>con</w:t>
+            </w:r>
+            <w:proofErr w:type="spellEnd"/>
+            <w:r>
+              <w:rPr>
+                <w:rFonts w:ascii="Courier New" w:eastAsia="Courier New" w:hAnsi="Courier New" w:cs="Courier New"/>
+                <w:color w:val="D4D4D4"/>
+                <w:sz w:val="18"/>
+                <w:szCs w:val="18"/>
+              </w:rPr>
+              <w:t xml:space="preserve"> el </w:t>
+            </w:r>
+            <w:proofErr w:type="spellStart"/>
+            <w:r>
+              <w:rPr>
+                <w:rFonts w:ascii="Courier New" w:eastAsia="Courier New" w:hAnsi="Courier New" w:cs="Courier New"/>
+                <w:color w:val="D4D4D4"/>
+                <w:sz w:val="18"/>
+                <w:szCs w:val="18"/>
+              </w:rPr>
+              <w:t>comentario</w:t>
+            </w:r>
+            <w:proofErr w:type="spellEnd"/>
+            <w:r>
+              <w:rPr>
+                <w:rFonts w:ascii="Courier New" w:eastAsia="Courier New" w:hAnsi="Courier New" w:cs="Courier New"/>
+                <w:color w:val="D4D4D4"/>
+                <w:sz w:val="18"/>
+                <w:szCs w:val="18"/>
+              </w:rPr>
+              <w:t xml:space="preserve"> '</w:t>
+            </w:r>
+            <w:proofErr w:type="spellStart"/>
+            <w:r>
+              <w:rPr>
+                <w:rFonts w:ascii="Courier New" w:eastAsia="Courier New" w:hAnsi="Courier New" w:cs="Courier New"/>
+                <w:color w:val="D4D4D4"/>
+                <w:sz w:val="18"/>
+                <w:szCs w:val="18"/>
+              </w:rPr>
+              <w:t>Uncomment</w:t>
+            </w:r>
+            <w:proofErr w:type="spellEnd"/>
+            <w:r>
+              <w:rPr>
+                <w:rFonts w:ascii="Courier New" w:eastAsia="Courier New" w:hAnsi="Courier New" w:cs="Courier New"/>
+                <w:color w:val="D4D4D4"/>
+                <w:sz w:val="18"/>
+                <w:szCs w:val="18"/>
+              </w:rPr>
+              <w:t xml:space="preserve"> when you reach block 4')</w:t>
             </w:r>
           </w:p>
         </w:tc>
@@ -19272,7 +22554,95 @@
                 <w:szCs w:val="18"/>
                 <w:lang w:val="en-US"/>
               </w:rPr>
-              <w:t>//     &lt;artifactId&gt;mcp-spring-webmvc&lt;/artifactId&gt;</w:t>
+              <w:t>//     &lt;</w:t>
+            </w:r>
+            <w:proofErr w:type="spellStart"/>
+            <w:r>
+              <w:rPr>
+                <w:rFonts w:ascii="Courier New" w:eastAsia="Courier New" w:hAnsi="Courier New" w:cs="Courier New"/>
+                <w:color w:val="D4D4D4"/>
+                <w:sz w:val="18"/>
+                <w:szCs w:val="18"/>
+                <w:lang w:val="en-US"/>
+              </w:rPr>
+              <w:t>artifactId</w:t>
+            </w:r>
+            <w:proofErr w:type="spellEnd"/>
+            <w:r>
+              <w:rPr>
+                <w:rFonts w:ascii="Courier New" w:eastAsia="Courier New" w:hAnsi="Courier New" w:cs="Courier New"/>
+                <w:color w:val="D4D4D4"/>
+                <w:sz w:val="18"/>
+                <w:szCs w:val="18"/>
+                <w:lang w:val="en-US"/>
+              </w:rPr>
+              <w:t>&gt;</w:t>
+            </w:r>
+            <w:proofErr w:type="spellStart"/>
+            <w:r>
+              <w:rPr>
+                <w:rFonts w:ascii="Courier New" w:eastAsia="Courier New" w:hAnsi="Courier New" w:cs="Courier New"/>
+                <w:color w:val="D4D4D4"/>
+                <w:sz w:val="18"/>
+                <w:szCs w:val="18"/>
+                <w:lang w:val="en-US"/>
+              </w:rPr>
+              <w:t>mcp</w:t>
+            </w:r>
+            <w:proofErr w:type="spellEnd"/>
+            <w:r>
+              <w:rPr>
+                <w:rFonts w:ascii="Courier New" w:eastAsia="Courier New" w:hAnsi="Courier New" w:cs="Courier New"/>
+                <w:color w:val="D4D4D4"/>
+                <w:sz w:val="18"/>
+                <w:szCs w:val="18"/>
+                <w:lang w:val="en-US"/>
+              </w:rPr>
+              <w:t>-spring-</w:t>
+            </w:r>
+            <w:proofErr w:type="spellStart"/>
+            <w:r>
+              <w:rPr>
+                <w:rFonts w:ascii="Courier New" w:eastAsia="Courier New" w:hAnsi="Courier New" w:cs="Courier New"/>
+                <w:color w:val="D4D4D4"/>
+                <w:sz w:val="18"/>
+                <w:szCs w:val="18"/>
+                <w:lang w:val="en-US"/>
+              </w:rPr>
+              <w:t>webmvc</w:t>
+            </w:r>
+            <w:proofErr w:type="spellEnd"/>
+            <w:r>
+              <w:rPr>
+                <w:rFonts w:ascii="Courier New" w:eastAsia="Courier New" w:hAnsi="Courier New" w:cs="Courier New"/>
+                <w:color w:val="D4D4D4"/>
+                <w:sz w:val="18"/>
+                <w:szCs w:val="18"/>
+                <w:lang w:val="en-US"/>
+              </w:rPr>
+              <w:t>&lt;/</w:t>
+            </w:r>
+            <w:proofErr w:type="spellStart"/>
+            <w:r>
+              <w:rPr>
+                <w:rFonts w:ascii="Courier New" w:eastAsia="Courier New" w:hAnsi="Courier New" w:cs="Courier New"/>
+                <w:color w:val="D4D4D4"/>
+                <w:sz w:val="18"/>
+                <w:szCs w:val="18"/>
+                <w:lang w:val="en-US"/>
+              </w:rPr>
+              <w:t>artifactId</w:t>
+            </w:r>
+            <w:proofErr w:type="spellEnd"/>
+            <w:r>
+              <w:rPr>
+                <w:rFonts w:ascii="Courier New" w:eastAsia="Courier New" w:hAnsi="Courier New" w:cs="Courier New"/>
+                <w:color w:val="D4D4D4"/>
+                <w:sz w:val="18"/>
+                <w:szCs w:val="18"/>
+                <w:lang w:val="en-US"/>
+              </w:rPr>
+              <w:t>&gt;</w:t>
             </w:r>
           </w:p>
         </w:tc>
@@ -19306,7 +22676,69 @@
                 <w:sz w:val="18"/>
                 <w:szCs w:val="18"/>
               </w:rPr>
-              <w:t>//     &lt;version&gt;${mcp.version}&lt;/version&gt;</w:t>
+              <w:t>//     &lt;</w:t>
+            </w:r>
+            <w:proofErr w:type="spellStart"/>
+            <w:r>
+              <w:rPr>
+                <w:rFonts w:ascii="Courier New" w:eastAsia="Courier New" w:hAnsi="Courier New" w:cs="Courier New"/>
+                <w:color w:val="D4D4D4"/>
+                <w:sz w:val="18"/>
+                <w:szCs w:val="18"/>
+              </w:rPr>
+              <w:t>version</w:t>
+            </w:r>
+            <w:proofErr w:type="spellEnd"/>
+            <w:r>
+              <w:rPr>
+                <w:rFonts w:ascii="Courier New" w:eastAsia="Courier New" w:hAnsi="Courier New" w:cs="Courier New"/>
+                <w:color w:val="D4D4D4"/>
+                <w:sz w:val="18"/>
+                <w:szCs w:val="18"/>
+              </w:rPr>
+              <w:t>&gt;${</w:t>
+            </w:r>
+            <w:proofErr w:type="spellStart"/>
+            <w:proofErr w:type="gramStart"/>
+            <w:r>
+              <w:rPr>
+                <w:rFonts w:ascii="Courier New" w:eastAsia="Courier New" w:hAnsi="Courier New" w:cs="Courier New"/>
+                <w:color w:val="D4D4D4"/>
+                <w:sz w:val="18"/>
+                <w:szCs w:val="18"/>
+              </w:rPr>
+              <w:t>mcp.version</w:t>
+            </w:r>
+            <w:proofErr w:type="spellEnd"/>
+            <w:proofErr w:type="gramEnd"/>
+            <w:r>
+              <w:rPr>
+                <w:rFonts w:ascii="Courier New" w:eastAsia="Courier New" w:hAnsi="Courier New" w:cs="Courier New"/>
+                <w:color w:val="D4D4D4"/>
+                <w:sz w:val="18"/>
+                <w:szCs w:val="18"/>
+              </w:rPr>
+              <w:t>}&lt;/</w:t>
+            </w:r>
+            <w:proofErr w:type="spellStart"/>
+            <w:r>
+              <w:rPr>
+                <w:rFonts w:ascii="Courier New" w:eastAsia="Courier New" w:hAnsi="Courier New" w:cs="Courier New"/>
+                <w:color w:val="D4D4D4"/>
+                <w:sz w:val="18"/>
+                <w:szCs w:val="18"/>
+              </w:rPr>
+              <w:t>version</w:t>
+            </w:r>
+            <w:proofErr w:type="spellEnd"/>
+            <w:r>
+              <w:rPr>
+                <w:rFonts w:ascii="Courier New" w:eastAsia="Courier New" w:hAnsi="Courier New" w:cs="Courier New"/>
+                <w:color w:val="D4D4D4"/>
+                <w:sz w:val="18"/>
+                <w:szCs w:val="18"/>
+              </w:rPr>
+              <w:t>&gt;</w:t>
             </w:r>
           </w:p>
         </w:tc>
@@ -19437,7 +22869,87 @@
                 <w:sz w:val="18"/>
                 <w:szCs w:val="18"/>
               </w:rPr>
-              <w:t>//   El bean McpSyncServer expone 'query_product_database' como tool MCP.</w:t>
+              <w:t xml:space="preserve">//   El </w:t>
+            </w:r>
+            <w:proofErr w:type="spellStart"/>
+            <w:r>
+              <w:rPr>
+                <w:rFonts w:ascii="Courier New" w:eastAsia="Courier New" w:hAnsi="Courier New" w:cs="Courier New"/>
+                <w:color w:val="D4D4D4"/>
+                <w:sz w:val="18"/>
+                <w:szCs w:val="18"/>
+              </w:rPr>
+              <w:t>bean</w:t>
+            </w:r>
+            <w:proofErr w:type="spellEnd"/>
+            <w:r>
+              <w:rPr>
+                <w:rFonts w:ascii="Courier New" w:eastAsia="Courier New" w:hAnsi="Courier New" w:cs="Courier New"/>
+                <w:color w:val="D4D4D4"/>
+                <w:sz w:val="18"/>
+                <w:szCs w:val="18"/>
+              </w:rPr>
+              <w:t xml:space="preserve"> </w:t>
+            </w:r>
+            <w:proofErr w:type="spellStart"/>
+            <w:r>
+              <w:rPr>
+                <w:rFonts w:ascii="Courier New" w:eastAsia="Courier New" w:hAnsi="Courier New" w:cs="Courier New"/>
+                <w:color w:val="D4D4D4"/>
+                <w:sz w:val="18"/>
+                <w:szCs w:val="18"/>
+              </w:rPr>
+              <w:t>McpSyncServer</w:t>
+            </w:r>
+            <w:proofErr w:type="spellEnd"/>
+            <w:r>
+              <w:rPr>
+                <w:rFonts w:ascii="Courier New" w:eastAsia="Courier New" w:hAnsi="Courier New" w:cs="Courier New"/>
+                <w:color w:val="D4D4D4"/>
+                <w:sz w:val="18"/>
+                <w:szCs w:val="18"/>
+              </w:rPr>
+              <w:t xml:space="preserve"> </w:t>
+            </w:r>
+            <w:proofErr w:type="spellStart"/>
+            <w:r>
+              <w:rPr>
+                <w:rFonts w:ascii="Courier New" w:eastAsia="Courier New" w:hAnsi="Courier New" w:cs="Courier New"/>
+                <w:color w:val="D4D4D4"/>
+                <w:sz w:val="18"/>
+                <w:szCs w:val="18"/>
+              </w:rPr>
+              <w:t>expone</w:t>
+            </w:r>
+            <w:proofErr w:type="spellEnd"/>
+            <w:r>
+              <w:rPr>
+                <w:rFonts w:ascii="Courier New" w:eastAsia="Courier New" w:hAnsi="Courier New" w:cs="Courier New"/>
+                <w:color w:val="D4D4D4"/>
+                <w:sz w:val="18"/>
+                <w:szCs w:val="18"/>
+              </w:rPr>
+              <w:t xml:space="preserve"> '</w:t>
+            </w:r>
+            <w:proofErr w:type="spellStart"/>
+            <w:r>
+              <w:rPr>
+                <w:rFonts w:ascii="Courier New" w:eastAsia="Courier New" w:hAnsi="Courier New" w:cs="Courier New"/>
+                <w:color w:val="D4D4D4"/>
+                <w:sz w:val="18"/>
+                <w:szCs w:val="18"/>
+              </w:rPr>
+              <w:t>query_product_database</w:t>
+            </w:r>
+            <w:proofErr w:type="spellEnd"/>
+            <w:r>
+              <w:rPr>
+                <w:rFonts w:ascii="Courier New" w:eastAsia="Courier New" w:hAnsi="Courier New" w:cs="Courier New"/>
+                <w:color w:val="D4D4D4"/>
+                <w:sz w:val="18"/>
+                <w:szCs w:val="18"/>
+              </w:rPr>
+              <w:t>' como tool MCP.</w:t>
             </w:r>
           </w:p>
         </w:tc>
@@ -19781,7 +23293,55 @@
           <w:szCs w:val="20"/>
           <w:lang w:val="es-ES"/>
         </w:rPr>
-        <w:t>Código 13 — pom.xml y McpServerConfig.java — activación del MCP Server (demo-hibernate-ai)</w:t>
+        <w:t>Código 13 — pom.xml y McpServerConfig.java — activación del MCP Server (demo-</w:t>
+      </w:r>
+      <w:proofErr w:type="spellStart"/>
+      <w:r>
+        <w:rPr>
+          <w:i/>
+          <w:iCs/>
+          <w:color w:val="595959"/>
+          <w:sz w:val="20"/>
+          <w:szCs w:val="20"/>
+          <w:lang w:val="es-ES"/>
+        </w:rPr>
+        <w:t>hibernate</w:t>
+      </w:r>
+      <w:proofErr w:type="spellEnd"/>
+      <w:r>
+        <w:rPr>
+          <w:i/>
+          <w:iCs/>
+          <w:color w:val="595959"/>
+          <w:sz w:val="20"/>
+          <w:szCs w:val="20"/>
+          <w:lang w:val="es-ES"/>
+        </w:rPr>
+        <w:t>-</w:t>
+      </w:r>
+      <w:proofErr w:type="spellStart"/>
+      <w:r>
+        <w:rPr>
+          <w:i/>
+          <w:iCs/>
+          <w:color w:val="595959"/>
+          <w:sz w:val="20"/>
+          <w:szCs w:val="20"/>
+          <w:lang w:val="es-ES"/>
+        </w:rPr>
+        <w:t>ai</w:t>
+      </w:r>
+      <w:proofErr w:type="spellEnd"/>
+      <w:r>
+        <w:rPr>
+          <w:i/>
+          <w:iCs/>
+          <w:color w:val="595959"/>
+          <w:sz w:val="20"/>
+          <w:szCs w:val="20"/>
+          <w:lang w:val="es-ES"/>
+        </w:rPr>
+        <w:t>)</w:t>
       </w:r>
     </w:p>
     <w:p>
@@ -20137,7 +23697,29 @@
                 <w:szCs w:val="18"/>
                 <w:lang w:val="en-US"/>
               </w:rPr>
-              <w:t># Top N — LLM genera: SELECT p FROM Product p ORDER BY p.price DESC</w:t>
+              <w:t xml:space="preserve"># Top N — LLM genera: SELECT p FROM Product p ORDER BY </w:t>
+            </w:r>
+            <w:proofErr w:type="gramStart"/>
+            <w:r>
+              <w:rPr>
+                <w:rFonts w:ascii="Courier New" w:eastAsia="Courier New" w:hAnsi="Courier New" w:cs="Courier New"/>
+                <w:color w:val="D4D4D4"/>
+                <w:sz w:val="18"/>
+                <w:szCs w:val="18"/>
+                <w:lang w:val="en-US"/>
+              </w:rPr>
+              <w:t>p.price</w:t>
+            </w:r>
+            <w:proofErr w:type="gramEnd"/>
+            <w:r>
+              <w:rPr>
+                <w:rFonts w:ascii="Courier New" w:eastAsia="Courier New" w:hAnsi="Courier New" w:cs="Courier New"/>
+                <w:color w:val="D4D4D4"/>
+                <w:sz w:val="18"/>
+                <w:szCs w:val="18"/>
+                <w:lang w:val="en-US"/>
+              </w:rPr>
+              <w:t xml:space="preserve"> DESC</w:t>
             </w:r>
           </w:p>
         </w:tc>
@@ -20241,8 +23823,20 @@
                 <w:szCs w:val="18"/>
                 <w:lang w:val="es-ES"/>
               </w:rPr>
-              <w:t># Filtro por categoría — LLM genera HQL con p.category.name</w:t>
-            </w:r>
+              <w:t xml:space="preserve"># Filtro por categoría — LLM genera HQL con </w:t>
+            </w:r>
+            <w:proofErr w:type="gramStart"/>
+            <w:r>
+              <w:rPr>
+                <w:rFonts w:ascii="Courier New" w:eastAsia="Courier New" w:hAnsi="Courier New" w:cs="Courier New"/>
+                <w:color w:val="D4D4D4"/>
+                <w:sz w:val="18"/>
+                <w:szCs w:val="18"/>
+                <w:lang w:val="es-ES"/>
+              </w:rPr>
+              <w:t>p.category.name</w:t>
+            </w:r>
+            <w:proofErr w:type="gramEnd"/>
           </w:p>
         </w:tc>
       </w:tr>
@@ -20345,7 +23939,29 @@
                 <w:szCs w:val="18"/>
                 <w:lang w:val="en-US"/>
               </w:rPr>
-              <w:t># Agregación — LLM genera: SELECT p.category.name, AVG(p.price) ... GROUP BY</w:t>
+              <w:t xml:space="preserve"># Agregación — LLM genera: SELECT </w:t>
+            </w:r>
+            <w:proofErr w:type="gramStart"/>
+            <w:r>
+              <w:rPr>
+                <w:rFonts w:ascii="Courier New" w:eastAsia="Courier New" w:hAnsi="Courier New" w:cs="Courier New"/>
+                <w:color w:val="D4D4D4"/>
+                <w:sz w:val="18"/>
+                <w:szCs w:val="18"/>
+                <w:lang w:val="en-US"/>
+              </w:rPr>
+              <w:t>p.category.name</w:t>
+            </w:r>
+            <w:proofErr w:type="gramEnd"/>
+            <w:r>
+              <w:rPr>
+                <w:rFonts w:ascii="Courier New" w:eastAsia="Courier New" w:hAnsi="Courier New" w:cs="Courier New"/>
+                <w:color w:val="D4D4D4"/>
+                <w:sz w:val="18"/>
+                <w:szCs w:val="18"/>
+                <w:lang w:val="en-US"/>
+              </w:rPr>
+              <w:t>, AVG(p.price) ... GROUP BY</w:t>
             </w:r>
           </w:p>
         </w:tc>
@@ -20445,8 +24061,19 @@
                 <w:sz w:val="18"/>
                 <w:szCs w:val="18"/>
               </w:rPr>
-              <w:t># Stock bajo — LLM genera HQL con filtro p.stock</w:t>
-            </w:r>
+              <w:t xml:space="preserve"># Stock bajo — LLM genera HQL con filtro </w:t>
+            </w:r>
+            <w:proofErr w:type="gramStart"/>
+            <w:r>
+              <w:rPr>
+                <w:rFonts w:ascii="Courier New" w:eastAsia="Courier New" w:hAnsi="Courier New" w:cs="Courier New"/>
+                <w:color w:val="D4D4D4"/>
+                <w:sz w:val="18"/>
+                <w:szCs w:val="18"/>
+              </w:rPr>
+              <w:t>p.stock</w:t>
+            </w:r>
+            <w:proofErr w:type="gramEnd"/>
           </w:p>
         </w:tc>
       </w:tr>
@@ -20545,7 +24172,6 @@
                 <w:sz w:val="18"/>
                 <w:szCs w:val="18"/>
               </w:rPr>
-              <w:lastRenderedPageBreak/>
               <w:t># Pregunta cruzada — LLM genera HQL con GROUP BY + HAVING</w:t>
             </w:r>
           </w:p>
@@ -20688,6 +24314,7 @@
                 <w:szCs w:val="18"/>
                 <w:lang w:val="en-US"/>
               </w:rPr>
+              <w:lastRenderedPageBreak/>
               <w:t>curl "http://localhost:8080/assistant/ask?q=Delete+all+products+cheaper+than+10+euros"</w:t>
             </w:r>
           </w:p>
@@ -20754,7 +24381,55 @@
           <w:szCs w:val="20"/>
           <w:lang w:val="es-ES"/>
         </w:rPr>
-        <w:t>Código 12 — Ejemplos de queries para la demo en vivo (curl)</w:t>
+        <w:t xml:space="preserve">Ejemplos de </w:t>
+      </w:r>
+      <w:proofErr w:type="spellStart"/>
+      <w:r>
+        <w:rPr>
+          <w:i/>
+          <w:iCs/>
+          <w:color w:val="595959"/>
+          <w:sz w:val="20"/>
+          <w:szCs w:val="20"/>
+          <w:lang w:val="es-ES"/>
+        </w:rPr>
+        <w:t>queries</w:t>
+      </w:r>
+      <w:proofErr w:type="spellEnd"/>
+      <w:r>
+        <w:rPr>
+          <w:i/>
+          <w:iCs/>
+          <w:color w:val="595959"/>
+          <w:sz w:val="20"/>
+          <w:szCs w:val="20"/>
+          <w:lang w:val="es-ES"/>
+        </w:rPr>
+        <w:t xml:space="preserve"> para la demo en vivo (</w:t>
+      </w:r>
+      <w:proofErr w:type="spellStart"/>
+      <w:r>
+        <w:rPr>
+          <w:i/>
+          <w:iCs/>
+          <w:color w:val="595959"/>
+          <w:sz w:val="20"/>
+          <w:szCs w:val="20"/>
+          <w:lang w:val="es-ES"/>
+        </w:rPr>
+        <w:t>curl</w:t>
+      </w:r>
+      <w:proofErr w:type="spellEnd"/>
+      <w:r>
+        <w:rPr>
+          <w:i/>
+          <w:iCs/>
+          <w:color w:val="595959"/>
+          <w:sz w:val="20"/>
+          <w:szCs w:val="20"/>
+          <w:lang w:val="es-ES"/>
+        </w:rPr>
+        <w:t>)</w:t>
       </w:r>
     </w:p>
     <w:p>
@@ -20762,8 +24437,13 @@
         <w:pStyle w:val="Ttulo3"/>
       </w:pPr>
       <w:bookmarkStart w:id="22" w:name="_Toc230077245"/>
-      <w:r>
-        <w:t>Puntos Clave</w:t>
+      <w:proofErr w:type="spellStart"/>
+      <w:r>
+        <w:t>Puntos</w:t>
+      </w:r>
+      <w:proofErr w:type="spellEnd"/>
+      <w:r>
+        <w:t xml:space="preserve"> Clave</w:t>
       </w:r>
       <w:bookmarkEnd w:id="22"/>
     </w:p>
@@ -21185,7 +24865,25 @@
             <w:color w:val="2E75B6"/>
             <w:lang w:val="en-US"/>
           </w:rPr>
-          <w:t>GitHub: mbellade/demos — Hibernate Assistant</w:t>
+          <w:t xml:space="preserve">GitHub: </w:t>
+        </w:r>
+        <w:proofErr w:type="spellStart"/>
+        <w:r>
+          <w:rPr>
+            <w:rStyle w:val="Hiperligao"/>
+            <w:color w:val="2E75B6"/>
+            <w:lang w:val="en-US"/>
+          </w:rPr>
+          <w:t>mbellade</w:t>
+        </w:r>
+        <w:proofErr w:type="spellEnd"/>
+        <w:r>
+          <w:rPr>
+            <w:rStyle w:val="Hiperligao"/>
+            <w:color w:val="2E75B6"/>
+            <w:lang w:val="en-US"/>
+          </w:rPr>
+          <w:t>/demos — Hibernate Assistant</w:t>
         </w:r>
       </w:hyperlink>
     </w:p>
@@ -21239,8 +24937,18 @@
             <w:color w:val="2E75B6"/>
             <w:lang w:val="en-US"/>
           </w:rPr>
-          <w:t>LangChain4j — AiServices</w:t>
+          <w:t xml:space="preserve">LangChain4j — </w:t>
         </w:r>
+        <w:proofErr w:type="spellStart"/>
+        <w:r>
+          <w:rPr>
+            <w:rStyle w:val="Hiperligao"/>
+            <w:color w:val="2E75B6"/>
+            <w:lang w:val="en-US"/>
+          </w:rPr>
+          <w:t>AiServices</w:t>
+        </w:r>
+        <w:proofErr w:type="spellEnd"/>
       </w:hyperlink>
     </w:p>
     <w:p>
@@ -21293,7 +25001,25 @@
             <w:color w:val="2E75B6"/>
             <w:lang w:val="en-US"/>
           </w:rPr>
-          <w:t>Spring AI — ChatClient API</w:t>
+          <w:t xml:space="preserve">Spring AI — </w:t>
+        </w:r>
+        <w:proofErr w:type="spellStart"/>
+        <w:r>
+          <w:rPr>
+            <w:rStyle w:val="Hiperligao"/>
+            <w:color w:val="2E75B6"/>
+            <w:lang w:val="en-US"/>
+          </w:rPr>
+          <w:t>ChatClient</w:t>
+        </w:r>
+        <w:proofErr w:type="spellEnd"/>
+        <w:r>
+          <w:rPr>
+            <w:rStyle w:val="Hiperligao"/>
+            <w:color w:val="2E75B6"/>
+            <w:lang w:val="en-US"/>
+          </w:rPr>
+          <w:t xml:space="preserve"> API</w:t>
         </w:r>
       </w:hyperlink>
     </w:p>
@@ -21341,13 +25067,23 @@
         <w:t xml:space="preserve">→  </w:t>
       </w:r>
       <w:hyperlink r:id="rId28" w:history="1">
+        <w:proofErr w:type="spellStart"/>
         <w:r>
           <w:rPr>
             <w:rStyle w:val="Hiperligao"/>
             <w:color w:val="2E75B6"/>
             <w:lang w:val="en-US"/>
           </w:rPr>
-          <w:t>Artigo JAVAPRO — Talk to Your Data</w:t>
+          <w:t>Artigo</w:t>
+        </w:r>
+        <w:proofErr w:type="spellEnd"/>
+        <w:r>
+          <w:rPr>
+            <w:rStyle w:val="Hiperligao"/>
+            <w:color w:val="2E75B6"/>
+            <w:lang w:val="en-US"/>
+          </w:rPr>
+          <w:t xml:space="preserve"> JAVAPRO — Talk to Your Data</w:t>
         </w:r>
       </w:hyperlink>
     </w:p>
@@ -21382,6 +25118,210 @@
       <w:pPr>
         <w:rPr>
           <w:lang w:val="en-US"/>
+        </w:rPr>
+      </w:pPr>
+      <w:r>
+        <w:rPr>
+          <w:lang w:val="en-US"/>
+        </w:rPr>
+        <w:br w:type="page"/>
+      </w:r>
+    </w:p>
+    <w:p>
+      <w:pPr>
+        <w:pStyle w:val="Ttulo3"/>
+        <w:rPr>
+          <w:lang w:val="es-ES"/>
+        </w:rPr>
+      </w:pPr>
+      <w:r>
+        <w:rPr>
+          <w:lang w:val="es-ES"/>
+        </w:rPr>
+        <w:lastRenderedPageBreak/>
+        <w:t>Conclusión</w:t>
+      </w:r>
+    </w:p>
+    <w:p>
+      <w:pPr>
+        <w:spacing w:before="80"/>
+        <w:rPr>
+          <w:lang w:val="es-ES"/>
+        </w:rPr>
+      </w:pPr>
+      <w:proofErr w:type="spellStart"/>
+      <w:r>
+        <w:rPr>
+          <w:lang w:val="es-ES"/>
+        </w:rPr>
+        <w:t>Hibernate</w:t>
+      </w:r>
+      <w:proofErr w:type="spellEnd"/>
+      <w:r>
+        <w:rPr>
+          <w:lang w:val="es-ES"/>
+        </w:rPr>
+        <w:t xml:space="preserve"> </w:t>
+      </w:r>
+      <w:proofErr w:type="spellStart"/>
+      <w:r>
+        <w:rPr>
+          <w:lang w:val="es-ES"/>
+        </w:rPr>
+        <w:t>Assistant</w:t>
+      </w:r>
+      <w:proofErr w:type="spellEnd"/>
+      <w:r>
+        <w:rPr>
+          <w:lang w:val="es-ES"/>
+        </w:rPr>
+        <w:t xml:space="preserve"> demuestra que es posible añadir inteligencia artificial a aplicaciones Java existentes de forma segura, controlada y sin infraestructura adicional. Con el modelo de entidades </w:t>
+      </w:r>
+      <w:proofErr w:type="spellStart"/>
+      <w:r>
+        <w:rPr>
+          <w:lang w:val="es-ES"/>
+        </w:rPr>
+        <w:t>Hibernate</w:t>
+      </w:r>
+      <w:proofErr w:type="spellEnd"/>
+      <w:r>
+        <w:rPr>
+          <w:lang w:val="es-ES"/>
+        </w:rPr>
+        <w:t xml:space="preserve"> como capa de seguridad natural, el LLM accede exactamente a lo que el </w:t>
+      </w:r>
+      <w:proofErr w:type="spellStart"/>
+      <w:r>
+        <w:rPr>
+          <w:lang w:val="es-ES"/>
+        </w:rPr>
+        <w:t>developer</w:t>
+      </w:r>
+      <w:proofErr w:type="spellEnd"/>
+      <w:r>
+        <w:rPr>
+          <w:lang w:val="es-ES"/>
+        </w:rPr>
+        <w:t xml:space="preserve"> decide exponer — ni más, ni menos. Los datos son reales y en tiempo real, las respuestas son deterministas, y no se necesitan </w:t>
+      </w:r>
+      <w:proofErr w:type="spellStart"/>
+      <w:r>
+        <w:rPr>
+          <w:lang w:val="es-ES"/>
+        </w:rPr>
+        <w:t>embeddings</w:t>
+      </w:r>
+      <w:proofErr w:type="spellEnd"/>
+      <w:r>
+        <w:rPr>
+          <w:lang w:val="es-ES"/>
+        </w:rPr>
+        <w:t>, bases de datos vectoriales ni pipelines de indexación.</w:t>
+      </w:r>
+    </w:p>
+    <w:p>
+      <w:pPr>
+        <w:spacing w:before="80"/>
+        <w:rPr>
+          <w:lang w:val="es-ES"/>
+        </w:rPr>
+      </w:pPr>
+      <w:r>
+        <w:rPr>
+          <w:lang w:val="es-ES"/>
+        </w:rPr>
+        <w:t xml:space="preserve">Este enfoque es especialmente relevante para equipos de </w:t>
+      </w:r>
+      <w:proofErr w:type="spellStart"/>
+      <w:r>
+        <w:rPr>
+          <w:lang w:val="es-ES"/>
+        </w:rPr>
+        <w:t>backend</w:t>
+      </w:r>
+      <w:proofErr w:type="spellEnd"/>
+      <w:r>
+        <w:rPr>
+          <w:lang w:val="es-ES"/>
+        </w:rPr>
+        <w:t xml:space="preserve"> Java que ya usan </w:t>
+      </w:r>
+      <w:proofErr w:type="spellStart"/>
+      <w:r>
+        <w:rPr>
+          <w:lang w:val="es-ES"/>
+        </w:rPr>
+        <w:t>Hibernate</w:t>
+      </w:r>
+      <w:proofErr w:type="spellEnd"/>
+      <w:r>
+        <w:rPr>
+          <w:lang w:val="es-ES"/>
+        </w:rPr>
+        <w:t xml:space="preserve"> o Spring Data y quieren añadir IA sin exponer la base de datos completa; para arquitectos preocupados por la privacidad y el cumplimiento normativo (RGPD, control de acceso); para liderazgo técnico y producto que necesita garantizar que la IA interna use solo los datos correctos; y para cualquier </w:t>
+      </w:r>
+      <w:proofErr w:type="spellStart"/>
+      <w:r>
+        <w:rPr>
+          <w:lang w:val="es-ES"/>
+        </w:rPr>
+        <w:t>developer</w:t>
+      </w:r>
+      <w:proofErr w:type="spellEnd"/>
+      <w:r>
+        <w:rPr>
+          <w:lang w:val="es-ES"/>
+        </w:rPr>
+        <w:t xml:space="preserve"> que necesite IA sobre datos estructurados relacionales con garantías de seguridad verificables en código.</w:t>
+      </w:r>
+    </w:p>
+    <w:p>
+      <w:pPr>
+        <w:spacing w:before="80"/>
+        <w:rPr>
+          <w:lang w:val="es-ES"/>
+        </w:rPr>
+      </w:pPr>
+      <w:r>
+        <w:rPr>
+          <w:lang w:val="es-ES"/>
+        </w:rPr>
+        <w:t xml:space="preserve">Frente a soluciones como un MCP PostgreSQL — que expone toda la base de datos al modelo — </w:t>
+      </w:r>
+      <w:proofErr w:type="spellStart"/>
+      <w:r>
+        <w:rPr>
+          <w:lang w:val="es-ES"/>
+        </w:rPr>
+        <w:t>Hibernate</w:t>
+      </w:r>
+      <w:proofErr w:type="spellEnd"/>
+      <w:r>
+        <w:rPr>
+          <w:lang w:val="es-ES"/>
+        </w:rPr>
+        <w:t xml:space="preserve"> </w:t>
+      </w:r>
+      <w:proofErr w:type="spellStart"/>
+      <w:r>
+        <w:rPr>
+          <w:lang w:val="es-ES"/>
+        </w:rPr>
+        <w:t>Assistant</w:t>
+      </w:r>
+      <w:proofErr w:type="spellEnd"/>
+      <w:r>
+        <w:rPr>
+          <w:lang w:val="es-ES"/>
+        </w:rPr>
+        <w:t xml:space="preserve"> ofrece control granular, integración natural en el ecosistema Spring, y una superficie de ataque drásticamente reducida. La capa de seguridad no es configuración: es el propio modelo de dominio.</w:t>
+      </w:r>
+    </w:p>
+    <w:p>
+      <w:pPr>
+        <w:rPr>
+          <w:lang w:val="es-ES"/>
         </w:rPr>
       </w:pPr>
     </w:p>
@@ -21511,8 +25451,18 @@
         <w:sz w:val="18"/>
         <w:szCs w:val="18"/>
       </w:rPr>
-      <w:t>JCON 2026 — Documento de Apoyo</w:t>
+      <w:t xml:space="preserve">JCON 2026 — Documento de </w:t>
     </w:r>
+    <w:proofErr w:type="spellStart"/>
+    <w:r>
+      <w:rPr>
+        <w:color w:val="888888"/>
+        <w:sz w:val="18"/>
+        <w:szCs w:val="18"/>
+      </w:rPr>
+      <w:t>Apoyo</w:t>
+    </w:r>
+    <w:proofErr w:type="spellEnd"/>
   </w:p>
 </w:hdr>
 </file>

--- a/local_llm_es.docx
+++ b/local_llm_es.docx
@@ -95,7 +95,7 @@
           <w:r>
             <w:fldChar w:fldCharType="separate"/>
           </w:r>
-          <w:hyperlink w:anchor="_Toc230077224" w:history="1">
+          <w:hyperlink w:anchor="_Toc230256456" w:history="1">
             <w:r>
               <w:rPr>
                 <w:rStyle w:val="Hiperligao"/>
@@ -120,7 +120,7 @@
               <w:rPr>
                 <w:noProof/>
               </w:rPr>
-              <w:instrText xml:space="preserve"> PAGEREF _Toc230077224 \h </w:instrText>
+              <w:instrText xml:space="preserve"> PAGEREF _Toc230256456 \h </w:instrText>
             </w:r>
             <w:r>
               <w:rPr>
@@ -162,13 +162,14 @@
               <w14:ligatures w14:val="standardContextual"/>
             </w:rPr>
           </w:pPr>
-          <w:hyperlink w:anchor="_Toc230077225" w:history="1">
+          <w:hyperlink w:anchor="_Toc230256457" w:history="1">
             <w:r>
               <w:rPr>
                 <w:rStyle w:val="Hiperligao"/>
                 <w:noProof/>
-              </w:rPr>
-              <w:t>Contexto y Motivación2</w:t>
+                <w:lang w:val="es-ES"/>
+              </w:rPr>
+              <w:t>Contexto y Motivación</w:t>
             </w:r>
             <w:r>
               <w:rPr>
@@ -186,7 +187,7 @@
               <w:rPr>
                 <w:noProof/>
               </w:rPr>
-              <w:instrText xml:space="preserve"> PAGEREF _Toc230077225 \h </w:instrText>
+              <w:instrText xml:space="preserve"> PAGEREF _Toc230256457 \h </w:instrText>
             </w:r>
             <w:r>
               <w:rPr>
@@ -198,6 +199,12 @@
                 <w:noProof/>
               </w:rPr>
               <w:fldChar w:fldCharType="separate"/>
+            </w:r>
+            <w:r>
+              <w:rPr>
+                <w:noProof/>
+              </w:rPr>
+              <w:t>2</w:t>
             </w:r>
             <w:r>
               <w:rPr>
@@ -222,13 +229,14 @@
               <w14:ligatures w14:val="standardContextual"/>
             </w:rPr>
           </w:pPr>
-          <w:hyperlink w:anchor="_Toc230077226" w:history="1">
+          <w:hyperlink w:anchor="_Toc230256458" w:history="1">
             <w:r>
               <w:rPr>
                 <w:rStyle w:val="Hiperligao"/>
                 <w:noProof/>
-              </w:rPr>
-              <w:t>Cómo Funciona Ollama — Internamente2</w:t>
+                <w:lang w:val="es-ES"/>
+              </w:rPr>
+              <w:t>Cómo Funciona Ollama — Internamente</w:t>
             </w:r>
             <w:r>
               <w:rPr>
@@ -246,7 +254,7 @@
               <w:rPr>
                 <w:noProof/>
               </w:rPr>
-              <w:instrText xml:space="preserve"> PAGEREF _Toc230077226 \h </w:instrText>
+              <w:instrText xml:space="preserve"> PAGEREF _Toc230256458 \h </w:instrText>
             </w:r>
             <w:r>
               <w:rPr>
@@ -258,6 +266,12 @@
                 <w:noProof/>
               </w:rPr>
               <w:fldChar w:fldCharType="separate"/>
+            </w:r>
+            <w:r>
+              <w:rPr>
+                <w:noProof/>
+              </w:rPr>
+              <w:t>2</w:t>
             </w:r>
             <w:r>
               <w:rPr>
@@ -282,13 +296,14 @@
               <w14:ligatures w14:val="standardContextual"/>
             </w:rPr>
           </w:pPr>
-          <w:hyperlink w:anchor="_Toc230077227" w:history="1">
+          <w:hyperlink w:anchor="_Toc230256459" w:history="1">
             <w:r>
               <w:rPr>
                 <w:rStyle w:val="Hiperligao"/>
                 <w:noProof/>
-              </w:rPr>
-              <w:t>Cuantización — Por qué un Modelo de 7B Cabe en un Portátil2</w:t>
+                <w:lang w:val="es-ES"/>
+              </w:rPr>
+              <w:t>Cuantización — Por qué un Modelo de 7B Cabe en un Portátil</w:t>
             </w:r>
             <w:r>
               <w:rPr>
@@ -306,7 +321,7 @@
               <w:rPr>
                 <w:noProof/>
               </w:rPr>
-              <w:instrText xml:space="preserve"> PAGEREF _Toc230077227 \h </w:instrText>
+              <w:instrText xml:space="preserve"> PAGEREF _Toc230256459 \h </w:instrText>
             </w:r>
             <w:r>
               <w:rPr>
@@ -318,6 +333,12 @@
                 <w:noProof/>
               </w:rPr>
               <w:fldChar w:fldCharType="separate"/>
+            </w:r>
+            <w:r>
+              <w:rPr>
+                <w:noProof/>
+              </w:rPr>
+              <w:t>3</w:t>
             </w:r>
             <w:r>
               <w:rPr>
@@ -342,13 +363,14 @@
               <w14:ligatures w14:val="standardContextual"/>
             </w:rPr>
           </w:pPr>
-          <w:hyperlink w:anchor="_Toc230077228" w:history="1">
+          <w:hyperlink w:anchor="_Toc230256460" w:history="1">
             <w:r>
               <w:rPr>
                 <w:rStyle w:val="Hiperligao"/>
                 <w:noProof/>
-              </w:rPr>
-              <w:t>Ventajas y Desventajas del Desarrollo Local con LLMs3</w:t>
+                <w:lang w:val="es-ES"/>
+              </w:rPr>
+              <w:t>Ventajas y Desventajas del Desarrollo Local con LLMs</w:t>
             </w:r>
             <w:r>
               <w:rPr>
@@ -366,7 +388,7 @@
               <w:rPr>
                 <w:noProof/>
               </w:rPr>
-              <w:instrText xml:space="preserve"> PAGEREF _Toc230077228 \h </w:instrText>
+              <w:instrText xml:space="preserve"> PAGEREF _Toc230256460 \h </w:instrText>
             </w:r>
             <w:r>
               <w:rPr>
@@ -378,6 +400,12 @@
                 <w:noProof/>
               </w:rPr>
               <w:fldChar w:fldCharType="separate"/>
+            </w:r>
+            <w:r>
+              <w:rPr>
+                <w:noProof/>
+              </w:rPr>
+              <w:t>4</w:t>
             </w:r>
             <w:r>
               <w:rPr>
@@ -402,13 +430,14 @@
               <w14:ligatures w14:val="standardContextual"/>
             </w:rPr>
           </w:pPr>
-          <w:hyperlink w:anchor="_Toc230077229" w:history="1">
+          <w:hyperlink w:anchor="_Toc230256461" w:history="1">
             <w:r>
               <w:rPr>
                 <w:rStyle w:val="Hiperligao"/>
                 <w:noProof/>
-              </w:rPr>
-              <w:t>Herramientas del Ecosistema Local3</w:t>
+                <w:lang w:val="es-ES"/>
+              </w:rPr>
+              <w:t>Herramientas del Ecosistema Local</w:t>
             </w:r>
             <w:r>
               <w:rPr>
@@ -426,7 +455,7 @@
               <w:rPr>
                 <w:noProof/>
               </w:rPr>
-              <w:instrText xml:space="preserve"> PAGEREF _Toc230077229 \h </w:instrText>
+              <w:instrText xml:space="preserve"> PAGEREF _Toc230256461 \h </w:instrText>
             </w:r>
             <w:r>
               <w:rPr>
@@ -438,6 +467,12 @@
                 <w:noProof/>
               </w:rPr>
               <w:fldChar w:fldCharType="separate"/>
+            </w:r>
+            <w:r>
+              <w:rPr>
+                <w:noProof/>
+              </w:rPr>
+              <w:t>4</w:t>
             </w:r>
             <w:r>
               <w:rPr>
@@ -462,13 +497,14 @@
               <w14:ligatures w14:val="standardContextual"/>
             </w:rPr>
           </w:pPr>
-          <w:hyperlink w:anchor="_Toc230077230" w:history="1">
+          <w:hyperlink w:anchor="_Toc230256462" w:history="1">
             <w:r>
               <w:rPr>
                 <w:rStyle w:val="Hiperligao"/>
                 <w:noProof/>
-              </w:rPr>
-              <w:t>Elegir el Modelo Correcto4</w:t>
+                <w:lang w:val="es-ES"/>
+              </w:rPr>
+              <w:t>Elegir el Modelo Correcto</w:t>
             </w:r>
             <w:r>
               <w:rPr>
@@ -486,7 +522,7 @@
               <w:rPr>
                 <w:noProof/>
               </w:rPr>
-              <w:instrText xml:space="preserve"> PAGEREF _Toc230077230 \h </w:instrText>
+              <w:instrText xml:space="preserve"> PAGEREF _Toc230256462 \h </w:instrText>
             </w:r>
             <w:r>
               <w:rPr>
@@ -498,6 +534,12 @@
                 <w:noProof/>
               </w:rPr>
               <w:fldChar w:fldCharType="separate"/>
+            </w:r>
+            <w:r>
+              <w:rPr>
+                <w:noProof/>
+              </w:rPr>
+              <w:t>6</w:t>
             </w:r>
             <w:r>
               <w:rPr>
@@ -522,13 +564,14 @@
               <w14:ligatures w14:val="standardContextual"/>
             </w:rPr>
           </w:pPr>
-          <w:hyperlink w:anchor="_Toc230077231" w:history="1">
+          <w:hyperlink w:anchor="_Toc230256463" w:history="1">
             <w:r>
               <w:rPr>
                 <w:rStyle w:val="Hiperligao"/>
                 <w:noProof/>
-              </w:rPr>
-              <w:t>Seguridad en Modelos Open-Source4</w:t>
+                <w:lang w:val="es-ES"/>
+              </w:rPr>
+              <w:t>Seguridad en Modelos Open-Source</w:t>
             </w:r>
             <w:r>
               <w:rPr>
@@ -546,7 +589,7 @@
               <w:rPr>
                 <w:noProof/>
               </w:rPr>
-              <w:instrText xml:space="preserve"> PAGEREF _Toc230077231 \h </w:instrText>
+              <w:instrText xml:space="preserve"> PAGEREF _Toc230256463 \h </w:instrText>
             </w:r>
             <w:r>
               <w:rPr>
@@ -558,6 +601,12 @@
                 <w:noProof/>
               </w:rPr>
               <w:fldChar w:fldCharType="separate"/>
+            </w:r>
+            <w:r>
+              <w:rPr>
+                <w:noProof/>
+              </w:rPr>
+              <w:t>6</w:t>
             </w:r>
             <w:r>
               <w:rPr>
@@ -582,13 +631,13 @@
               <w14:ligatures w14:val="standardContextual"/>
             </w:rPr>
           </w:pPr>
-          <w:hyperlink w:anchor="_Toc230077232" w:history="1">
+          <w:hyperlink w:anchor="_Toc230256464" w:history="1">
             <w:r>
               <w:rPr>
                 <w:rStyle w:val="Hiperligao"/>
                 <w:noProof/>
               </w:rPr>
-              <w:t>Puntos Clave5</w:t>
+              <w:t>Puntos Clave</w:t>
             </w:r>
             <w:r>
               <w:rPr>
@@ -606,7 +655,7 @@
               <w:rPr>
                 <w:noProof/>
               </w:rPr>
-              <w:instrText xml:space="preserve"> PAGEREF _Toc230077232 \h </w:instrText>
+              <w:instrText xml:space="preserve"> PAGEREF _Toc230256464 \h </w:instrText>
             </w:r>
             <w:r>
               <w:rPr>
@@ -618,6 +667,12 @@
                 <w:noProof/>
               </w:rPr>
               <w:fldChar w:fldCharType="separate"/>
+            </w:r>
+            <w:r>
+              <w:rPr>
+                <w:noProof/>
+              </w:rPr>
+              <w:t>6</w:t>
             </w:r>
             <w:r>
               <w:rPr>
@@ -642,13 +697,14 @@
               <w14:ligatures w14:val="standardContextual"/>
             </w:rPr>
           </w:pPr>
-          <w:hyperlink w:anchor="_Toc230077233" w:history="1">
+          <w:hyperlink w:anchor="_Toc230256465" w:history="1">
             <w:r>
               <w:rPr>
                 <w:rStyle w:val="Hiperligao"/>
                 <w:noProof/>
-              </w:rPr>
-              <w:t>Enlaces y Recursos5</w:t>
+                <w:lang w:val="es-ES"/>
+              </w:rPr>
+              <w:t>Enlaces y Recursos</w:t>
             </w:r>
             <w:r>
               <w:rPr>
@@ -666,7 +722,7 @@
               <w:rPr>
                 <w:noProof/>
               </w:rPr>
-              <w:instrText xml:space="preserve"> PAGEREF _Toc230077233 \h </w:instrText>
+              <w:instrText xml:space="preserve"> PAGEREF _Toc230256465 \h </w:instrText>
             </w:r>
             <w:r>
               <w:rPr>
@@ -678,6 +734,12 @@
                 <w:noProof/>
               </w:rPr>
               <w:fldChar w:fldCharType="separate"/>
+            </w:r>
+            <w:r>
+              <w:rPr>
+                <w:noProof/>
+              </w:rPr>
+              <w:t>7</w:t>
             </w:r>
             <w:r>
               <w:rPr>
@@ -702,7 +764,7 @@
               <w14:ligatures w14:val="standardContextual"/>
             </w:rPr>
           </w:pPr>
-          <w:hyperlink w:anchor="_Toc230077234" w:history="1">
+          <w:hyperlink w:anchor="_Toc230256466" w:history="1">
             <w:r>
               <w:rPr>
                 <w:rStyle w:val="Hiperligao"/>
@@ -727,7 +789,7 @@
               <w:rPr>
                 <w:noProof/>
               </w:rPr>
-              <w:instrText xml:space="preserve"> PAGEREF _Toc230077234 \h </w:instrText>
+              <w:instrText xml:space="preserve"> PAGEREF _Toc230256466 \h </w:instrText>
             </w:r>
             <w:r>
               <w:rPr>
@@ -744,7 +806,7 @@
               <w:rPr>
                 <w:noProof/>
               </w:rPr>
-              <w:t>6</w:t>
+              <w:t>8</w:t>
             </w:r>
             <w:r>
               <w:rPr>
@@ -769,13 +831,14 @@
               <w14:ligatures w14:val="standardContextual"/>
             </w:rPr>
           </w:pPr>
-          <w:hyperlink w:anchor="_Toc230077235" w:history="1">
+          <w:hyperlink w:anchor="_Toc230256467" w:history="1">
             <w:r>
               <w:rPr>
                 <w:rStyle w:val="Hiperligao"/>
                 <w:noProof/>
-              </w:rPr>
-              <w:t>El Problema6</w:t>
+                <w:lang w:val="es-ES"/>
+              </w:rPr>
+              <w:t>El Problema</w:t>
             </w:r>
             <w:r>
               <w:rPr>
@@ -793,7 +856,7 @@
               <w:rPr>
                 <w:noProof/>
               </w:rPr>
-              <w:instrText xml:space="preserve"> PAGEREF _Toc230077235 \h </w:instrText>
+              <w:instrText xml:space="preserve"> PAGEREF _Toc230256467 \h </w:instrText>
             </w:r>
             <w:r>
               <w:rPr>
@@ -805,6 +868,12 @@
                 <w:noProof/>
               </w:rPr>
               <w:fldChar w:fldCharType="separate"/>
+            </w:r>
+            <w:r>
+              <w:rPr>
+                <w:noProof/>
+              </w:rPr>
+              <w:t>8</w:t>
             </w:r>
             <w:r>
               <w:rPr>
@@ -829,13 +898,14 @@
               <w14:ligatures w14:val="standardContextual"/>
             </w:rPr>
           </w:pPr>
-          <w:hyperlink w:anchor="_Toc230077236" w:history="1">
+          <w:hyperlink w:anchor="_Toc230256468" w:history="1">
             <w:r>
               <w:rPr>
                 <w:rStyle w:val="Hiperligao"/>
                 <w:noProof/>
-              </w:rPr>
-              <w:t>Hibernate Assistant — Cómo Funciona Internamente6</w:t>
+                <w:lang w:val="es-ES"/>
+              </w:rPr>
+              <w:t>Hibernate Assistant — Cómo Funciona Internamente</w:t>
             </w:r>
             <w:r>
               <w:rPr>
@@ -853,7 +923,7 @@
               <w:rPr>
                 <w:noProof/>
               </w:rPr>
-              <w:instrText xml:space="preserve"> PAGEREF _Toc230077236 \h </w:instrText>
+              <w:instrText xml:space="preserve"> PAGEREF _Toc230256468 \h </w:instrText>
             </w:r>
             <w:r>
               <w:rPr>
@@ -865,6 +935,12 @@
                 <w:noProof/>
               </w:rPr>
               <w:fldChar w:fldCharType="separate"/>
+            </w:r>
+            <w:r>
+              <w:rPr>
+                <w:noProof/>
+              </w:rPr>
+              <w:t>8</w:t>
             </w:r>
             <w:r>
               <w:rPr>
@@ -889,13 +965,14 @@
               <w14:ligatures w14:val="standardContextual"/>
             </w:rPr>
           </w:pPr>
-          <w:hyperlink w:anchor="_Toc230077237" w:history="1">
+          <w:hyperlink w:anchor="_Toc230256469" w:history="1">
             <w:r>
               <w:rPr>
                 <w:rStyle w:val="Hiperligao"/>
                 <w:noProof/>
-              </w:rPr>
-              <w:t>LangChain4j en este Proyecto11</w:t>
+                <w:lang w:val="es-ES"/>
+              </w:rPr>
+              <w:t>Pipeline Fija vs Enfoque Agéntico</w:t>
             </w:r>
             <w:r>
               <w:rPr>
@@ -913,7 +990,7 @@
               <w:rPr>
                 <w:noProof/>
               </w:rPr>
-              <w:instrText xml:space="preserve"> PAGEREF _Toc230077237 \h </w:instrText>
+              <w:instrText xml:space="preserve"> PAGEREF _Toc230256469 \h </w:instrText>
             </w:r>
             <w:r>
               <w:rPr>
@@ -925,6 +1002,12 @@
                 <w:noProof/>
               </w:rPr>
               <w:fldChar w:fldCharType="separate"/>
+            </w:r>
+            <w:r>
+              <w:rPr>
+                <w:noProof/>
+              </w:rPr>
+              <w:t>13</w:t>
             </w:r>
             <w:r>
               <w:rPr>
@@ -949,13 +1032,14 @@
               <w14:ligatures w14:val="standardContextual"/>
             </w:rPr>
           </w:pPr>
-          <w:hyperlink w:anchor="_Toc230077238" w:history="1">
+          <w:hyperlink w:anchor="_Toc230256470" w:history="1">
             <w:r>
               <w:rPr>
                 <w:rStyle w:val="Hiperligao"/>
                 <w:noProof/>
-              </w:rPr>
-              <w:t>LangChain4j vs Spring AI — Misma Arquitectura, APIs Diferentes12</w:t>
+                <w:lang w:val="es-ES"/>
+              </w:rPr>
+              <w:t>LangChain4j en este Proyecto</w:t>
             </w:r>
             <w:r>
               <w:rPr>
@@ -973,7 +1057,7 @@
               <w:rPr>
                 <w:noProof/>
               </w:rPr>
-              <w:instrText xml:space="preserve"> PAGEREF _Toc230077238 \h </w:instrText>
+              <w:instrText xml:space="preserve"> PAGEREF _Toc230256470 \h </w:instrText>
             </w:r>
             <w:r>
               <w:rPr>
@@ -985,6 +1069,12 @@
                 <w:noProof/>
               </w:rPr>
               <w:fldChar w:fldCharType="separate"/>
+            </w:r>
+            <w:r>
+              <w:rPr>
+                <w:noProof/>
+              </w:rPr>
+              <w:t>13</w:t>
             </w:r>
             <w:r>
               <w:rPr>
@@ -1009,13 +1099,13 @@
               <w14:ligatures w14:val="standardContextual"/>
             </w:rPr>
           </w:pPr>
-          <w:hyperlink w:anchor="_Toc230077239" w:history="1">
+          <w:hyperlink w:anchor="_Toc230256471" w:history="1">
             <w:r>
               <w:rPr>
                 <w:rStyle w:val="Hiperligao"/>
                 <w:noProof/>
               </w:rPr>
-              <w:t>Spring AI</w:t>
+              <w:t>LangChain4j vs Spring AI — Misma Arquitectura, APIs Diferentes</w:t>
             </w:r>
             <w:r>
               <w:rPr>
@@ -1033,7 +1123,7 @@
               <w:rPr>
                 <w:noProof/>
               </w:rPr>
-              <w:instrText xml:space="preserve"> PAGEREF _Toc230077239 \h </w:instrText>
+              <w:instrText xml:space="preserve"> PAGEREF _Toc230256471 \h </w:instrText>
             </w:r>
             <w:r>
               <w:rPr>
@@ -1050,7 +1140,7 @@
               <w:rPr>
                 <w:noProof/>
               </w:rPr>
-              <w:t>12</w:t>
+              <w:t>14</w:t>
             </w:r>
             <w:r>
               <w:rPr>
@@ -1075,13 +1165,14 @@
               <w14:ligatures w14:val="standardContextual"/>
             </w:rPr>
           </w:pPr>
-          <w:hyperlink w:anchor="_Toc230077240" w:history="1">
+          <w:hyperlink w:anchor="_Toc230256472" w:history="1">
             <w:r>
               <w:rPr>
                 <w:rStyle w:val="Hiperligao"/>
                 <w:noProof/>
-              </w:rPr>
-              <w:t>HQL vs SQL — ¿Por qué HQL?13</w:t>
+                <w:lang w:val="es-ES"/>
+              </w:rPr>
+              <w:t>Spring AI</w:t>
             </w:r>
             <w:r>
               <w:rPr>
@@ -1099,7 +1190,7 @@
               <w:rPr>
                 <w:noProof/>
               </w:rPr>
-              <w:instrText xml:space="preserve"> PAGEREF _Toc230077240 \h </w:instrText>
+              <w:instrText xml:space="preserve"> PAGEREF _Toc230256472 \h </w:instrText>
             </w:r>
             <w:r>
               <w:rPr>
@@ -1111,6 +1202,12 @@
                 <w:noProof/>
               </w:rPr>
               <w:fldChar w:fldCharType="separate"/>
+            </w:r>
+            <w:r>
+              <w:rPr>
+                <w:noProof/>
+              </w:rPr>
+              <w:t>14</w:t>
             </w:r>
             <w:r>
               <w:rPr>
@@ -1135,13 +1232,14 @@
               <w14:ligatures w14:val="standardContextual"/>
             </w:rPr>
           </w:pPr>
-          <w:hyperlink w:anchor="_Toc230077241" w:history="1">
+          <w:hyperlink w:anchor="_Toc230256473" w:history="1">
             <w:r>
               <w:rPr>
                 <w:rStyle w:val="Hiperligao"/>
                 <w:noProof/>
-              </w:rPr>
-              <w:t>RAG con Datos Reales14</w:t>
+                <w:lang w:val="es-ES"/>
+              </w:rPr>
+              <w:t>HQL vs SQL — ¿Por qué HQL?</w:t>
             </w:r>
             <w:r>
               <w:rPr>
@@ -1159,7 +1257,7 @@
               <w:rPr>
                 <w:noProof/>
               </w:rPr>
-              <w:instrText xml:space="preserve"> PAGEREF _Toc230077241 \h </w:instrText>
+              <w:instrText xml:space="preserve"> PAGEREF _Toc230256473 \h </w:instrText>
             </w:r>
             <w:r>
               <w:rPr>
@@ -1171,6 +1269,12 @@
                 <w:noProof/>
               </w:rPr>
               <w:fldChar w:fldCharType="separate"/>
+            </w:r>
+            <w:r>
+              <w:rPr>
+                <w:noProof/>
+              </w:rPr>
+              <w:t>16</w:t>
             </w:r>
             <w:r>
               <w:rPr>
@@ -1195,13 +1299,14 @@
               <w14:ligatures w14:val="standardContextual"/>
             </w:rPr>
           </w:pPr>
-          <w:hyperlink w:anchor="_Toc230077242" w:history="1">
+          <w:hyperlink w:anchor="_Toc230256474" w:history="1">
             <w:r>
               <w:rPr>
                 <w:rStyle w:val="Hiperligao"/>
                 <w:noProof/>
-              </w:rPr>
-              <w:t>MCP — Model Context Protocol</w:t>
+                <w:lang w:val="es-ES"/>
+              </w:rPr>
+              <w:t>RAG con Datos Reales</w:t>
             </w:r>
             <w:r>
               <w:rPr>
@@ -1219,7 +1324,7 @@
               <w:rPr>
                 <w:noProof/>
               </w:rPr>
-              <w:instrText xml:space="preserve"> PAGEREF _Toc230077242 \h </w:instrText>
+              <w:instrText xml:space="preserve"> PAGEREF _Toc230256474 \h </w:instrText>
             </w:r>
             <w:r>
               <w:rPr>
@@ -1236,7 +1341,7 @@
               <w:rPr>
                 <w:noProof/>
               </w:rPr>
-              <w:t>15</w:t>
+              <w:t>17</w:t>
             </w:r>
             <w:r>
               <w:rPr>
@@ -1261,13 +1366,14 @@
               <w14:ligatures w14:val="standardContextual"/>
             </w:rPr>
           </w:pPr>
-          <w:hyperlink w:anchor="_Toc230077243" w:history="1">
+          <w:hyperlink w:anchor="_Toc230256475" w:history="1">
             <w:r>
               <w:rPr>
                 <w:rStyle w:val="Hiperligao"/>
                 <w:noProof/>
-              </w:rPr>
-              <w:t>Arquitectura MCP — Cuando está Activado16</w:t>
+                <w:lang w:val="es-ES"/>
+              </w:rPr>
+              <w:t>Seguridad y Control de Acceso</w:t>
             </w:r>
             <w:r>
               <w:rPr>
@@ -1285,7 +1391,7 @@
               <w:rPr>
                 <w:noProof/>
               </w:rPr>
-              <w:instrText xml:space="preserve"> PAGEREF _Toc230077243 \h </w:instrText>
+              <w:instrText xml:space="preserve"> PAGEREF _Toc230256475 \h </w:instrText>
             </w:r>
             <w:r>
               <w:rPr>
@@ -1297,6 +1403,12 @@
                 <w:noProof/>
               </w:rPr>
               <w:fldChar w:fldCharType="separate"/>
+            </w:r>
+            <w:r>
+              <w:rPr>
+                <w:noProof/>
+              </w:rPr>
+              <w:t>18</w:t>
             </w:r>
             <w:r>
               <w:rPr>
@@ -1321,13 +1433,14 @@
               <w14:ligatures w14:val="standardContextual"/>
             </w:rPr>
           </w:pPr>
-          <w:hyperlink w:anchor="_Toc230077244" w:history="1">
+          <w:hyperlink w:anchor="_Toc230256476" w:history="1">
             <w:r>
               <w:rPr>
                 <w:rStyle w:val="Hiperligao"/>
                 <w:noProof/>
-              </w:rPr>
-              <w:t>Preguntas de Demostración16</w:t>
+                <w:lang w:val="en-US"/>
+              </w:rPr>
+              <w:t>MCP — Model Context Protocol</w:t>
             </w:r>
             <w:r>
               <w:rPr>
@@ -1345,7 +1458,7 @@
               <w:rPr>
                 <w:noProof/>
               </w:rPr>
-              <w:instrText xml:space="preserve"> PAGEREF _Toc230077244 \h </w:instrText>
+              <w:instrText xml:space="preserve"> PAGEREF _Toc230256476 \h </w:instrText>
             </w:r>
             <w:r>
               <w:rPr>
@@ -1357,6 +1470,12 @@
                 <w:noProof/>
               </w:rPr>
               <w:fldChar w:fldCharType="separate"/>
+            </w:r>
+            <w:r>
+              <w:rPr>
+                <w:noProof/>
+              </w:rPr>
+              <w:t>19</w:t>
             </w:r>
             <w:r>
               <w:rPr>
@@ -1381,13 +1500,14 @@
               <w14:ligatures w14:val="standardContextual"/>
             </w:rPr>
           </w:pPr>
-          <w:hyperlink w:anchor="_Toc230077245" w:history="1">
+          <w:hyperlink w:anchor="_Toc230256477" w:history="1">
             <w:r>
               <w:rPr>
                 <w:rStyle w:val="Hiperligao"/>
                 <w:noProof/>
-              </w:rPr>
-              <w:t>Puntos Clave16</w:t>
+                <w:lang w:val="es-ES"/>
+              </w:rPr>
+              <w:t>Arquitectura MCP — Cuando está Activado</w:t>
             </w:r>
             <w:r>
               <w:rPr>
@@ -1405,7 +1525,7 @@
               <w:rPr>
                 <w:noProof/>
               </w:rPr>
-              <w:instrText xml:space="preserve"> PAGEREF _Toc230077245 \h </w:instrText>
+              <w:instrText xml:space="preserve"> PAGEREF _Toc230256477 \h </w:instrText>
             </w:r>
             <w:r>
               <w:rPr>
@@ -1417,6 +1537,12 @@
                 <w:noProof/>
               </w:rPr>
               <w:fldChar w:fldCharType="separate"/>
+            </w:r>
+            <w:r>
+              <w:rPr>
+                <w:noProof/>
+              </w:rPr>
+              <w:t>20</w:t>
             </w:r>
             <w:r>
               <w:rPr>
@@ -1441,13 +1567,14 @@
               <w14:ligatures w14:val="standardContextual"/>
             </w:rPr>
           </w:pPr>
-          <w:hyperlink w:anchor="_Toc230077246" w:history="1">
+          <w:hyperlink w:anchor="_Toc230256478" w:history="1">
             <w:r>
               <w:rPr>
                 <w:rStyle w:val="Hiperligao"/>
                 <w:noProof/>
-              </w:rPr>
-              <w:t>Enlaces y Recursos17</w:t>
+                <w:lang w:val="es-ES"/>
+              </w:rPr>
+              <w:t>Preguntas de Demostración</w:t>
             </w:r>
             <w:r>
               <w:rPr>
@@ -1465,7 +1592,7 @@
               <w:rPr>
                 <w:noProof/>
               </w:rPr>
-              <w:instrText xml:space="preserve"> PAGEREF _Toc230077246 \h </w:instrText>
+              <w:instrText xml:space="preserve"> PAGEREF _Toc230256478 \h </w:instrText>
             </w:r>
             <w:r>
               <w:rPr>
@@ -1477,6 +1604,212 @@
                 <w:noProof/>
               </w:rPr>
               <w:fldChar w:fldCharType="separate"/>
+            </w:r>
+            <w:r>
+              <w:rPr>
+                <w:noProof/>
+              </w:rPr>
+              <w:t>20</w:t>
+            </w:r>
+            <w:r>
+              <w:rPr>
+                <w:noProof/>
+              </w:rPr>
+              <w:fldChar w:fldCharType="end"/>
+            </w:r>
+          </w:hyperlink>
+        </w:p>
+        <w:p>
+          <w:pPr>
+            <w:pStyle w:val="ndice3"/>
+            <w:tabs>
+              <w:tab w:val="right" w:leader="dot" w:pos="9628"/>
+            </w:tabs>
+            <w:rPr>
+              <w:rFonts w:asciiTheme="minorHAnsi" w:eastAsiaTheme="minorEastAsia" w:hAnsiTheme="minorHAnsi" w:cstheme="minorBidi"/>
+              <w:noProof/>
+              <w:kern w:val="2"/>
+              <w:sz w:val="24"/>
+              <w:szCs w:val="24"/>
+              <w14:ligatures w14:val="standardContextual"/>
+            </w:rPr>
+          </w:pPr>
+          <w:hyperlink w:anchor="_Toc230256479" w:history="1">
+            <w:r>
+              <w:rPr>
+                <w:rStyle w:val="Hiperligao"/>
+                <w:noProof/>
+              </w:rPr>
+              <w:t>Puntos Clave</w:t>
+            </w:r>
+            <w:r>
+              <w:rPr>
+                <w:noProof/>
+              </w:rPr>
+              <w:tab/>
+            </w:r>
+            <w:r>
+              <w:rPr>
+                <w:noProof/>
+              </w:rPr>
+              <w:fldChar w:fldCharType="begin"/>
+            </w:r>
+            <w:r>
+              <w:rPr>
+                <w:noProof/>
+              </w:rPr>
+              <w:instrText xml:space="preserve"> PAGEREF _Toc230256479 \h </w:instrText>
+            </w:r>
+            <w:r>
+              <w:rPr>
+                <w:noProof/>
+              </w:rPr>
+            </w:r>
+            <w:r>
+              <w:rPr>
+                <w:noProof/>
+              </w:rPr>
+              <w:fldChar w:fldCharType="separate"/>
+            </w:r>
+            <w:r>
+              <w:rPr>
+                <w:noProof/>
+              </w:rPr>
+              <w:t>20</w:t>
+            </w:r>
+            <w:r>
+              <w:rPr>
+                <w:noProof/>
+              </w:rPr>
+              <w:fldChar w:fldCharType="end"/>
+            </w:r>
+          </w:hyperlink>
+        </w:p>
+        <w:p>
+          <w:pPr>
+            <w:pStyle w:val="ndice3"/>
+            <w:tabs>
+              <w:tab w:val="right" w:leader="dot" w:pos="9628"/>
+            </w:tabs>
+            <w:rPr>
+              <w:rFonts w:asciiTheme="minorHAnsi" w:eastAsiaTheme="minorEastAsia" w:hAnsiTheme="minorHAnsi" w:cstheme="minorBidi"/>
+              <w:noProof/>
+              <w:kern w:val="2"/>
+              <w:sz w:val="24"/>
+              <w:szCs w:val="24"/>
+              <w14:ligatures w14:val="standardContextual"/>
+            </w:rPr>
+          </w:pPr>
+          <w:hyperlink w:anchor="_Toc230256480" w:history="1">
+            <w:r>
+              <w:rPr>
+                <w:rStyle w:val="Hiperligao"/>
+                <w:noProof/>
+                <w:lang w:val="en-US"/>
+              </w:rPr>
+              <w:t>Enlaces y Recursos</w:t>
+            </w:r>
+            <w:r>
+              <w:rPr>
+                <w:noProof/>
+              </w:rPr>
+              <w:tab/>
+            </w:r>
+            <w:r>
+              <w:rPr>
+                <w:noProof/>
+              </w:rPr>
+              <w:fldChar w:fldCharType="begin"/>
+            </w:r>
+            <w:r>
+              <w:rPr>
+                <w:noProof/>
+              </w:rPr>
+              <w:instrText xml:space="preserve"> PAGEREF _Toc230256480 \h </w:instrText>
+            </w:r>
+            <w:r>
+              <w:rPr>
+                <w:noProof/>
+              </w:rPr>
+            </w:r>
+            <w:r>
+              <w:rPr>
+                <w:noProof/>
+              </w:rPr>
+              <w:fldChar w:fldCharType="separate"/>
+            </w:r>
+            <w:r>
+              <w:rPr>
+                <w:noProof/>
+              </w:rPr>
+              <w:t>21</w:t>
+            </w:r>
+            <w:r>
+              <w:rPr>
+                <w:noProof/>
+              </w:rPr>
+              <w:fldChar w:fldCharType="end"/>
+            </w:r>
+          </w:hyperlink>
+        </w:p>
+        <w:p>
+          <w:pPr>
+            <w:pStyle w:val="ndice3"/>
+            <w:tabs>
+              <w:tab w:val="right" w:leader="dot" w:pos="9628"/>
+            </w:tabs>
+            <w:rPr>
+              <w:rFonts w:asciiTheme="minorHAnsi" w:eastAsiaTheme="minorEastAsia" w:hAnsiTheme="minorHAnsi" w:cstheme="minorBidi"/>
+              <w:noProof/>
+              <w:kern w:val="2"/>
+              <w:sz w:val="24"/>
+              <w:szCs w:val="24"/>
+              <w14:ligatures w14:val="standardContextual"/>
+            </w:rPr>
+          </w:pPr>
+          <w:hyperlink w:anchor="_Toc230256481" w:history="1">
+            <w:r>
+              <w:rPr>
+                <w:rStyle w:val="Hiperligao"/>
+                <w:noProof/>
+                <w:lang w:val="es-ES"/>
+              </w:rPr>
+              <w:t>Conclusión</w:t>
+            </w:r>
+            <w:r>
+              <w:rPr>
+                <w:noProof/>
+              </w:rPr>
+              <w:tab/>
+            </w:r>
+            <w:r>
+              <w:rPr>
+                <w:noProof/>
+              </w:rPr>
+              <w:fldChar w:fldCharType="begin"/>
+            </w:r>
+            <w:r>
+              <w:rPr>
+                <w:noProof/>
+              </w:rPr>
+              <w:instrText xml:space="preserve"> PAGEREF _Toc230256481 \h </w:instrText>
+            </w:r>
+            <w:r>
+              <w:rPr>
+                <w:noProof/>
+              </w:rPr>
+            </w:r>
+            <w:r>
+              <w:rPr>
+                <w:noProof/>
+              </w:rPr>
+              <w:fldChar w:fldCharType="separate"/>
+            </w:r>
+            <w:r>
+              <w:rPr>
+                <w:noProof/>
+              </w:rPr>
+              <w:t>22</w:t>
             </w:r>
             <w:r>
               <w:rPr>
@@ -1508,7 +1841,7 @@
           <w:lang w:val="en-US"/>
         </w:rPr>
       </w:pPr>
-      <w:bookmarkStart w:id="0" w:name="_Toc230077224"/>
+      <w:bookmarkStart w:id="0" w:name="_Toc230256456"/>
       <w:r>
         <w:rPr>
           <w:lang w:val="en-US"/>
@@ -1629,7 +1962,7 @@
           <w:lang w:val="es-ES"/>
         </w:rPr>
       </w:pPr>
-      <w:bookmarkStart w:id="1" w:name="_Toc230077225"/>
+      <w:bookmarkStart w:id="1" w:name="_Toc230256457"/>
       <w:r>
         <w:rPr>
           <w:noProof/>
@@ -1700,7 +2033,7 @@
               </wp:anchor>
             </w:drawing>
           </mc:Choice>
-          <mc:Fallback xmlns:ns11="http://schemas.microsoft.com/office/drawing/2010/main" xmlns:ns5="http://schemas.openxmlformats.org/drawingml/2006/main" xmlns:ns9="http://schemas.openxmlformats.org/drawingml/2006/picture">
+          <mc:Fallback xmlns:ns9="http://schemas.openxmlformats.org/drawingml/2006/picture" xmlns:ns5="http://schemas.openxmlformats.org/drawingml/2006/main" xmlns:ns11="http://schemas.microsoft.com/office/drawing/2010/main">
             <w:pict>
               <v:line w14:anchorId="16FFBEF1" id="Conexão Reta 2" o:spid="_x0000_s1026" style="position:absolute;z-index:251699200;visibility:visible;mso-wrap-style:square;mso-wrap-distance-left:9pt;mso-wrap-distance-top:0;mso-wrap-distance-right:9pt;mso-wrap-distance-bottom:0;mso-position-horizontal:absolute;mso-position-horizontal-relative:text;mso-position-vertical:absolute;mso-position-vertical-relative:text" from="0,-.05pt" to="484.2pt,-.05pt" o:gfxdata="UEsDBBQABgAIAAAAIQC2gziS/gAAAOEBAAATAAAAW0NvbnRlbnRfVHlwZXNdLnhtbJSRQU7DMBBF 90jcwfIWJU67QAgl6YK0S0CoHGBkTxKLZGx5TGhvj5O2G0SRWNoz/78nu9wcxkFMGNg6quQqL6RA 0s5Y6ir5vt9lD1JwBDIwOMJKHpHlpr69KfdHjyxSmriSfYz+USnWPY7AufNIadK6MEJMx9ApD/oD OlTrorhX2lFEilmcO2RdNtjC5xDF9pCuTyYBB5bi6bQ4syoJ3g9WQ0ymaiLzg5KdCXlKLjvcW893 SUOqXwnz5DrgnHtJTxOsQfEKIT7DmDSUCaxw7Rqn8787ZsmRM9e2VmPeBN4uqYvTtW7jvijg9N/y JsXecLq0q+WD6m8AAAD//wMAUEsDBBQABgAIAAAAIQA4/SH/1gAAAJQBAAALAAAAX3JlbHMvLnJl bHOkkMFqwzAMhu+DvYPRfXGawxijTi+j0GvpHsDYimMaW0Yy2fr2M4PBMnrbUb/Q94l/f/hMi1qR JVI2sOt6UJgd+ZiDgffL8ekFlFSbvV0oo4EbChzGx4f9GRdb25HMsYhqlCwG5lrLq9biZkxWOiqY 22YiTra2kYMu1l1tQD30/bPm3wwYN0x18gb45AdQl1tp5j/sFB2T0FQ7R0nTNEV3j6o9feQzro1i OWA14Fm+Q8a1a8+Bvu/d/dMb2JY5uiPbhG/ktn4cqGU/er3pcvwCAAD//wMAUEsDBBQABgAIAAAA IQCZ2PQonAEAAJQDAAAOAAAAZHJzL2Uyb0RvYy54bWysU01P3DAQvVfqf7B8Z5MAQm202T2A4FK1 qMAPMM54Y8n2WLbZZP99x97dLGorIRAXxx/z3sx7M1muJ2vYFkLU6DreLGrOwEnstdt0/Onx9uwb ZzEJ1wuDDjq+g8jXq69flqNv4RwHND0ERiQutqPv+JCSb6sqygGsiAv04OhRYbAi0TFsqj6Ikdit qc7r+qoaMfQ+oIQY6fZm/8hXhV8pkOmXUhESMx2n2lJZQ1mf81qtlqLdBOEHLQ9liA9UYYV2lHSm uhFJsJeg/6GyWgaMqNJCoq1QKS2haCA1Tf2XmodBeChayJzoZ5vi59HKn9trdx/IhtHHNvr7kFVM Ktj8pfrYVMzazWbBlJiky6vm8vvFJXkqj2/VCehDTHeAluVNx412WYdoxfZHTJSMQo8hdDilLru0 M5CDjfsNiumekjUFXaYCrk1gW0H9FFKCS03uIfGV6AxT2pgZWL8NPMRnKJSJeQ94RpTM6NIMttph +F/2NB1LVvv4owN73dmCZ+x3pSnFGmp9UXgY0zxbr88FfvqZVn8AAAD//wMAUEsDBBQABgAIAAAA IQCasyRQ4AAAAAkBAAAPAAAAZHJzL2Rvd25yZXYueG1sTI9Ba8JAEIXvhf6HZQq96UYpYmM2IpZS KxSpFfS4ZqdJ2uxs2F1N/Pcde2kvA4/He/O+bN7bRpzRh9qRgtEwAYFUOFNTqWD38TyYgghRk9GN I1RwwQDz/PYm06lxHb3jeRtLwSUUUq2girFNpQxFhVaHoWuR2Pt03urI0pfSeN1xuW3kOEkm0uqa +EOlW1xWWHxvT1bBm1+tlov15Ys2B9vtx+v95rV/Uer+rn+a8VnMQETs418Crgy8H3IednQnMkE0 CpgmKhiMQLD5OJk+gDj+apln8j9B/gMAAP//AwBQSwECLQAUAAYACAAAACEAtoM4kv4AAADhAQAA EwAAAAAAAAAAAAAAAAAAAAAAW0NvbnRlbnRfVHlwZXNdLnhtbFBLAQItABQABgAIAAAAIQA4/SH/ 1gAAAJQBAAALAAAAAAAAAAAAAAAAAC8BAABfcmVscy8ucmVsc1BLAQItABQABgAIAAAAIQCZ2PQo nAEAAJQDAAAOAAAAAAAAAAAAAAAAAC4CAABkcnMvZTJvRG9jLnhtbFBLAQItABQABgAIAAAAIQCa syRQ4AAAAAkBAAAPAAAAAAAAAAAAAAAAAPYDAABkcnMvZG93bnJldi54bWxQSwUGAAAAAAQABADz AAAAAwUAAAAA " strokecolor="#156082 [3204]" strokeweight=".5pt">
                 <v:stroke joinstyle="miter"/>
@@ -1737,7 +2070,7 @@
           <w:lang w:val="es-ES"/>
         </w:rPr>
       </w:pPr>
-      <w:bookmarkStart w:id="2" w:name="_Toc230077226"/>
+      <w:bookmarkStart w:id="2" w:name="_Toc230256458"/>
       <w:r>
         <w:rPr>
           <w:noProof/>
@@ -1808,7 +2141,7 @@
               </wp:anchor>
             </w:drawing>
           </mc:Choice>
-          <mc:Fallback xmlns:ns11="http://schemas.microsoft.com/office/drawing/2010/main" xmlns:ns5="http://schemas.openxmlformats.org/drawingml/2006/main" xmlns:ns9="http://schemas.openxmlformats.org/drawingml/2006/picture">
+          <mc:Fallback xmlns:ns9="http://schemas.openxmlformats.org/drawingml/2006/picture" xmlns:ns5="http://schemas.openxmlformats.org/drawingml/2006/main" xmlns:ns11="http://schemas.microsoft.com/office/drawing/2010/main">
             <w:pict>
               <v:line w14:anchorId="17B95DA5" id="Conexão Reta 2" o:spid="_x0000_s1026" style="position:absolute;z-index:251701248;visibility:visible;mso-wrap-style:square;mso-wrap-distance-left:9pt;mso-wrap-distance-top:0;mso-wrap-distance-right:9pt;mso-wrap-distance-bottom:0;mso-position-horizontal:absolute;mso-position-horizontal-relative:text;mso-position-vertical:absolute;mso-position-vertical-relative:text" from="0,0" to="484.2pt,0" o:gfxdata="UEsDBBQABgAIAAAAIQC2gziS/gAAAOEBAAATAAAAW0NvbnRlbnRfVHlwZXNdLnhtbJSRQU7DMBBF 90jcwfIWJU67QAgl6YK0S0CoHGBkTxKLZGx5TGhvj5O2G0SRWNoz/78nu9wcxkFMGNg6quQqL6RA 0s5Y6ir5vt9lD1JwBDIwOMJKHpHlpr69KfdHjyxSmriSfYz+USnWPY7AufNIadK6MEJMx9ApD/oD OlTrorhX2lFEilmcO2RdNtjC5xDF9pCuTyYBB5bi6bQ4syoJ3g9WQ0ymaiLzg5KdCXlKLjvcW893 SUOqXwnz5DrgnHtJTxOsQfEKIT7DmDSUCaxw7Rqn8787ZsmRM9e2VmPeBN4uqYvTtW7jvijg9N/y JsXecLq0q+WD6m8AAAD//wMAUEsDBBQABgAIAAAAIQA4/SH/1gAAAJQBAAALAAAAX3JlbHMvLnJl bHOkkMFqwzAMhu+DvYPRfXGawxijTi+j0GvpHsDYimMaW0Yy2fr2M4PBMnrbUb/Q94l/f/hMi1qR JVI2sOt6UJgd+ZiDgffL8ekFlFSbvV0oo4EbChzGx4f9GRdb25HMsYhqlCwG5lrLq9biZkxWOiqY 22YiTra2kYMu1l1tQD30/bPm3wwYN0x18gb45AdQl1tp5j/sFB2T0FQ7R0nTNEV3j6o9feQzro1i OWA14Fm+Q8a1a8+Bvu/d/dMb2JY5uiPbhG/ktn4cqGU/er3pcvwCAAD//wMAUEsDBBQABgAIAAAA IQCZ2PQonAEAAJQDAAAOAAAAZHJzL2Uyb0RvYy54bWysU01P3DAQvVfqf7B8Z5MAQm202T2A4FK1 qMAPMM54Y8n2WLbZZP99x97dLGorIRAXxx/z3sx7M1muJ2vYFkLU6DreLGrOwEnstdt0/Onx9uwb ZzEJ1wuDDjq+g8jXq69flqNv4RwHND0ERiQutqPv+JCSb6sqygGsiAv04OhRYbAi0TFsqj6Ikdit qc7r+qoaMfQ+oIQY6fZm/8hXhV8pkOmXUhESMx2n2lJZQ1mf81qtlqLdBOEHLQ9liA9UYYV2lHSm uhFJsJeg/6GyWgaMqNJCoq1QKS2haCA1Tf2XmodBeChayJzoZ5vi59HKn9trdx/IhtHHNvr7kFVM Ktj8pfrYVMzazWbBlJiky6vm8vvFJXkqj2/VCehDTHeAluVNx412WYdoxfZHTJSMQo8hdDilLru0 M5CDjfsNiumekjUFXaYCrk1gW0H9FFKCS03uIfGV6AxT2pgZWL8NPMRnKJSJeQ94RpTM6NIMttph +F/2NB1LVvv4owN73dmCZ+x3pSnFGmp9UXgY0zxbr88FfvqZVn8AAAD//wMAUEsDBBQABgAIAAAA IQBdcTjb3gAAAAcBAAAPAAAAZHJzL2Rvd25yZXYueG1sTI9Ba8JAEIXvBf/DMkJvdVMpYmM2IpZS KxSpLdjjmp0m0exs2F1N/Pcde2kvDx6PefO9bN7bRpzRh9qRgvtRAgKpcKamUsHnx/PdFESImoxu HKGCCwaY54ObTKfGdfSO520sBZdQSLWCKsY2lTIUFVodRq5F4uzbeasjW19K43XH5baR4ySZSKtr 4g+VbnFZYXHcnqyCN79aLRfry4E2X7bbjde7zWv/otTtsH+asSxmICL28e8CrhuYH3IG27sTmSAa Bbwm/ipnj5PpA4j91co8k//58x8AAAD//wMAUEsBAi0AFAAGAAgAAAAhALaDOJL+AAAA4QEAABMA AAAAAAAAAAAAAAAAAAAAAFtDb250ZW50X1R5cGVzXS54bWxQSwECLQAUAAYACAAAACEAOP0h/9YA AACUAQAACwAAAAAAAAAAAAAAAAAvAQAAX3JlbHMvLnJlbHNQSwECLQAUAAYACAAAACEAmdj0KJwB AACUAwAADgAAAAAAAAAAAAAAAAAuAgAAZHJzL2Uyb0RvYy54bWxQSwECLQAUAAYACAAAACEAXXE4 294AAAAHAQAADwAAAAAAAAAAAAAAAAD2AwAAZHJzL2Rvd25yZXYueG1sUEsFBgAAAAAEAAQA8wAA AAEFAAAAAA== " strokecolor="#156082 [3204]" strokeweight=".5pt">
                 <v:stroke joinstyle="miter"/>
@@ -1976,7 +2309,6 @@
     </w:tbl>
     <w:p>
       <w:bookmarkStart w:id="3" w:name="_Toc230075414"/>
-      <w:bookmarkStart w:id="4" w:name="_Toc230077227"/>
       <w:r>
         <w:rPr>
           <w:noProof/>
@@ -2190,6 +2522,7 @@
           <w:lang w:val="es-ES"/>
         </w:rPr>
       </w:pPr>
+      <w:bookmarkStart w:id="4" w:name="_Toc230256459"/>
       <w:r>
         <w:rPr>
           <w:lang w:val="es-ES"/>
@@ -2262,7 +2595,7 @@
               </wp:anchor>
             </w:drawing>
           </mc:Choice>
-          <mc:Fallback xmlns:ns11="http://schemas.microsoft.com/office/drawing/2010/main" xmlns:ns5="http://schemas.openxmlformats.org/drawingml/2006/main" xmlns:ns9="http://schemas.openxmlformats.org/drawingml/2006/picture">
+          <mc:Fallback xmlns:ns9="http://schemas.openxmlformats.org/drawingml/2006/picture" xmlns:ns5="http://schemas.openxmlformats.org/drawingml/2006/main" xmlns:ns11="http://schemas.microsoft.com/office/drawing/2010/main">
             <w:pict>
               <v:line w14:anchorId="65E0A2AF" id="Conexão Reta 3" o:spid="_x0000_s1026" style="position:absolute;z-index:251697152;visibility:visible;mso-wrap-style:square;mso-wrap-distance-left:9pt;mso-wrap-distance-top:0;mso-wrap-distance-right:9pt;mso-wrap-distance-bottom:0;mso-position-horizontal:absolute;mso-position-horizontal-relative:text;mso-position-vertical:absolute;mso-position-vertical-relative:text" from="0,-.05pt" to="484.2pt,-.05pt" o:gfxdata="UEsDBBQABgAIAAAAIQC2gziS/gAAAOEBAAATAAAAW0NvbnRlbnRfVHlwZXNdLnhtbJSRQU7DMBBF 90jcwfIWJU67QAgl6YK0S0CoHGBkTxKLZGx5TGhvj5O2G0SRWNoz/78nu9wcxkFMGNg6quQqL6RA 0s5Y6ir5vt9lD1JwBDIwOMJKHpHlpr69KfdHjyxSmriSfYz+USnWPY7AufNIadK6MEJMx9ApD/oD OlTrorhX2lFEilmcO2RdNtjC5xDF9pCuTyYBB5bi6bQ4syoJ3g9WQ0ymaiLzg5KdCXlKLjvcW893 SUOqXwnz5DrgnHtJTxOsQfEKIT7DmDSUCaxw7Rqn8787ZsmRM9e2VmPeBN4uqYvTtW7jvijg9N/y JsXecLq0q+WD6m8AAAD//wMAUEsDBBQABgAIAAAAIQA4/SH/1gAAAJQBAAALAAAAX3JlbHMvLnJl bHOkkMFqwzAMhu+DvYPRfXGawxijTi+j0GvpHsDYimMaW0Yy2fr2M4PBMnrbUb/Q94l/f/hMi1qR JVI2sOt6UJgd+ZiDgffL8ekFlFSbvV0oo4EbChzGx4f9GRdb25HMsYhqlCwG5lrLq9biZkxWOiqY 22YiTra2kYMu1l1tQD30/bPm3wwYN0x18gb45AdQl1tp5j/sFB2T0FQ7R0nTNEV3j6o9feQzro1i OWA14Fm+Q8a1a8+Bvu/d/dMb2JY5uiPbhG/ktn4cqGU/er3pcvwCAAD//wMAUEsDBBQABgAIAAAA IQCZ2PQonAEAAJQDAAAOAAAAZHJzL2Uyb0RvYy54bWysU01P3DAQvVfqf7B8Z5MAQm202T2A4FK1 qMAPMM54Y8n2WLbZZP99x97dLGorIRAXxx/z3sx7M1muJ2vYFkLU6DreLGrOwEnstdt0/Onx9uwb ZzEJ1wuDDjq+g8jXq69flqNv4RwHND0ERiQutqPv+JCSb6sqygGsiAv04OhRYbAi0TFsqj6Ikdit qc7r+qoaMfQ+oIQY6fZm/8hXhV8pkOmXUhESMx2n2lJZQ1mf81qtlqLdBOEHLQ9liA9UYYV2lHSm uhFJsJeg/6GyWgaMqNJCoq1QKS2haCA1Tf2XmodBeChayJzoZ5vi59HKn9trdx/IhtHHNvr7kFVM Ktj8pfrYVMzazWbBlJiky6vm8vvFJXkqj2/VCehDTHeAluVNx412WYdoxfZHTJSMQo8hdDilLru0 M5CDjfsNiumekjUFXaYCrk1gW0H9FFKCS03uIfGV6AxT2pgZWL8NPMRnKJSJeQ94RpTM6NIMttph +F/2NB1LVvv4owN73dmCZ+x3pSnFGmp9UXgY0zxbr88FfvqZVn8AAAD//wMAUEsDBBQABgAIAAAA IQCasyRQ4AAAAAkBAAAPAAAAZHJzL2Rvd25yZXYueG1sTI9Ba8JAEIXvhf6HZQq96UYpYmM2IpZS KxSpFfS4ZqdJ2uxs2F1N/Pcde2kvA4/He/O+bN7bRpzRh9qRgtEwAYFUOFNTqWD38TyYgghRk9GN I1RwwQDz/PYm06lxHb3jeRtLwSUUUq2girFNpQxFhVaHoWuR2Pt03urI0pfSeN1xuW3kOEkm0uqa +EOlW1xWWHxvT1bBm1+tlov15Ys2B9vtx+v95rV/Uer+rn+a8VnMQETs418Crgy8H3IednQnMkE0 CpgmKhiMQLD5OJk+gDj+apln8j9B/gMAAP//AwBQSwECLQAUAAYACAAAACEAtoM4kv4AAADhAQAA EwAAAAAAAAAAAAAAAAAAAAAAW0NvbnRlbnRfVHlwZXNdLnhtbFBLAQItABQABgAIAAAAIQA4/SH/ 1gAAAJQBAAALAAAAAAAAAAAAAAAAAC8BAABfcmVscy8ucmVsc1BLAQItABQABgAIAAAAIQCZ2PQo nAEAAJQDAAAOAAAAAAAAAAAAAAAAAC4CAABkcnMvZTJvRG9jLnhtbFBLAQItABQABgAIAAAAIQCa syRQ4AAAAAkBAAAPAAAAAAAAAAAAAAAAAPYDAABkcnMvZG93bnJldi54bWxQSwUGAAAAAAQABADz AAAAAwUAAAAA " strokecolor="#156082 [3204]" strokeweight=".5pt">
                 <v:stroke joinstyle="miter"/>
@@ -3110,7 +3443,7 @@
           <w:lang w:val="es-ES"/>
         </w:rPr>
       </w:pPr>
-      <w:bookmarkStart w:id="5" w:name="_Toc230077228"/>
+      <w:bookmarkStart w:id="5" w:name="_Toc230256460"/>
       <w:r>
         <w:rPr>
           <w:lang w:val="es-ES"/>
@@ -3181,7 +3514,7 @@
               </wp:anchor>
             </w:drawing>
           </mc:Choice>
-          <mc:Fallback xmlns:ns11="http://schemas.microsoft.com/office/drawing/2010/main" xmlns:ns5="http://schemas.openxmlformats.org/drawingml/2006/main" xmlns:ns9="http://schemas.openxmlformats.org/drawingml/2006/picture">
+          <mc:Fallback xmlns:ns9="http://schemas.openxmlformats.org/drawingml/2006/picture" xmlns:ns5="http://schemas.openxmlformats.org/drawingml/2006/main" xmlns:ns11="http://schemas.microsoft.com/office/drawing/2010/main">
             <w:pict>
               <v:line w14:anchorId="65E692E1" id="Conexão Reta 2" o:spid="_x0000_s1026" style="position:absolute;z-index:251703296;visibility:visible;mso-wrap-style:square;mso-wrap-distance-left:9pt;mso-wrap-distance-top:0;mso-wrap-distance-right:9pt;mso-wrap-distance-bottom:0;mso-position-horizontal:absolute;mso-position-horizontal-relative:text;mso-position-vertical:absolute;mso-position-vertical-relative:text" from="0,-.05pt" to="484.2pt,-.05pt" o:gfxdata="UEsDBBQABgAIAAAAIQC2gziS/gAAAOEBAAATAAAAW0NvbnRlbnRfVHlwZXNdLnhtbJSRQU7DMBBF 90jcwfIWJU67QAgl6YK0S0CoHGBkTxKLZGx5TGhvj5O2G0SRWNoz/78nu9wcxkFMGNg6quQqL6RA 0s5Y6ir5vt9lD1JwBDIwOMJKHpHlpr69KfdHjyxSmriSfYz+USnWPY7AufNIadK6MEJMx9ApD/oD OlTrorhX2lFEilmcO2RdNtjC5xDF9pCuTyYBB5bi6bQ4syoJ3g9WQ0ymaiLzg5KdCXlKLjvcW893 SUOqXwnz5DrgnHtJTxOsQfEKIT7DmDSUCaxw7Rqn8787ZsmRM9e2VmPeBN4uqYvTtW7jvijg9N/y JsXecLq0q+WD6m8AAAD//wMAUEsDBBQABgAIAAAAIQA4/SH/1gAAAJQBAAALAAAAX3JlbHMvLnJl bHOkkMFqwzAMhu+DvYPRfXGawxijTi+j0GvpHsDYimMaW0Yy2fr2M4PBMnrbUb/Q94l/f/hMi1qR JVI2sOt6UJgd+ZiDgffL8ekFlFSbvV0oo4EbChzGx4f9GRdb25HMsYhqlCwG5lrLq9biZkxWOiqY 22YiTra2kYMu1l1tQD30/bPm3wwYN0x18gb45AdQl1tp5j/sFB2T0FQ7R0nTNEV3j6o9feQzro1i OWA14Fm+Q8a1a8+Bvu/d/dMb2JY5uiPbhG/ktn4cqGU/er3pcvwCAAD//wMAUEsDBBQABgAIAAAA IQCZ2PQonAEAAJQDAAAOAAAAZHJzL2Uyb0RvYy54bWysU01P3DAQvVfqf7B8Z5MAQm202T2A4FK1 qMAPMM54Y8n2WLbZZP99x97dLGorIRAXxx/z3sx7M1muJ2vYFkLU6DreLGrOwEnstdt0/Onx9uwb ZzEJ1wuDDjq+g8jXq69flqNv4RwHND0ERiQutqPv+JCSb6sqygGsiAv04OhRYbAi0TFsqj6Ikdit qc7r+qoaMfQ+oIQY6fZm/8hXhV8pkOmXUhESMx2n2lJZQ1mf81qtlqLdBOEHLQ9liA9UYYV2lHSm uhFJsJeg/6GyWgaMqNJCoq1QKS2haCA1Tf2XmodBeChayJzoZ5vi59HKn9trdx/IhtHHNvr7kFVM Ktj8pfrYVMzazWbBlJiky6vm8vvFJXkqj2/VCehDTHeAluVNx412WYdoxfZHTJSMQo8hdDilLru0 M5CDjfsNiumekjUFXaYCrk1gW0H9FFKCS03uIfGV6AxT2pgZWL8NPMRnKJSJeQ94RpTM6NIMttph +F/2NB1LVvv4owN73dmCZ+x3pSnFGmp9UXgY0zxbr88FfvqZVn8AAAD//wMAUEsDBBQABgAIAAAA IQCasyRQ4AAAAAkBAAAPAAAAZHJzL2Rvd25yZXYueG1sTI9Ba8JAEIXvhf6HZQq96UYpYmM2IpZS KxSpFfS4ZqdJ2uxs2F1N/Pcde2kvA4/He/O+bN7bRpzRh9qRgtEwAYFUOFNTqWD38TyYgghRk9GN I1RwwQDz/PYm06lxHb3jeRtLwSUUUq2girFNpQxFhVaHoWuR2Pt03urI0pfSeN1xuW3kOEkm0uqa +EOlW1xWWHxvT1bBm1+tlov15Ys2B9vtx+v95rV/Uer+rn+a8VnMQETs418Crgy8H3IednQnMkE0 CpgmKhiMQLD5OJk+gDj+apln8j9B/gMAAP//AwBQSwECLQAUAAYACAAAACEAtoM4kv4AAADhAQAA EwAAAAAAAAAAAAAAAAAAAAAAW0NvbnRlbnRfVHlwZXNdLnhtbFBLAQItABQABgAIAAAAIQA4/SH/ 1gAAAJQBAAALAAAAAAAAAAAAAAAAAC8BAABfcmVscy8ucmVsc1BLAQItABQABgAIAAAAIQCZ2PQo nAEAAJQDAAAOAAAAAAAAAAAAAAAAAC4CAABkcnMvZTJvRG9jLnhtbFBLAQItABQABgAIAAAAIQCa syRQ4AAAAAkBAAAPAAAAAAAAAAAAAAAAAPYDAABkcnMvZG93bnJldi54bWxQSwUGAAAAAAQABADz AAAAAwUAAAAA " strokecolor="#156082 [3204]" strokeweight=".5pt">
                 <v:stroke joinstyle="miter"/>
@@ -3735,7 +4068,7 @@
           <w:lang w:val="es-ES"/>
         </w:rPr>
       </w:pPr>
-      <w:bookmarkStart w:id="6" w:name="_Toc230077229"/>
+      <w:bookmarkStart w:id="6" w:name="_Toc230256461"/>
       <w:r>
         <w:rPr>
           <w:lang w:val="es-ES"/>
@@ -3805,7 +4138,7 @@
               </wp:anchor>
             </w:drawing>
           </mc:Choice>
-          <mc:Fallback xmlns:ns11="http://schemas.microsoft.com/office/drawing/2010/main" xmlns:ns5="http://schemas.openxmlformats.org/drawingml/2006/main" xmlns:ns9="http://schemas.openxmlformats.org/drawingml/2006/picture">
+          <mc:Fallback xmlns:ns9="http://schemas.openxmlformats.org/drawingml/2006/picture" xmlns:ns5="http://schemas.openxmlformats.org/drawingml/2006/main" xmlns:ns11="http://schemas.microsoft.com/office/drawing/2010/main">
             <w:pict>
               <v:line w14:anchorId="741A5B90" id="Conexão Reta 2" o:spid="_x0000_s1026" style="position:absolute;z-index:251705344;visibility:visible;mso-wrap-style:square;mso-wrap-distance-left:9pt;mso-wrap-distance-top:0;mso-wrap-distance-right:9pt;mso-wrap-distance-bottom:0;mso-position-horizontal:absolute;mso-position-horizontal-relative:text;mso-position-vertical:absolute;mso-position-vertical-relative:text" from="0,0" to="484.2pt,0" o:gfxdata="UEsDBBQABgAIAAAAIQC2gziS/gAAAOEBAAATAAAAW0NvbnRlbnRfVHlwZXNdLnhtbJSRQU7DMBBF 90jcwfIWJU67QAgl6YK0S0CoHGBkTxKLZGx5TGhvj5O2G0SRWNoz/78nu9wcxkFMGNg6quQqL6RA 0s5Y6ir5vt9lD1JwBDIwOMJKHpHlpr69KfdHjyxSmriSfYz+USnWPY7AufNIadK6MEJMx9ApD/oD OlTrorhX2lFEilmcO2RdNtjC5xDF9pCuTyYBB5bi6bQ4syoJ3g9WQ0ymaiLzg5KdCXlKLjvcW893 SUOqXwnz5DrgnHtJTxOsQfEKIT7DmDSUCaxw7Rqn8787ZsmRM9e2VmPeBN4uqYvTtW7jvijg9N/y JsXecLq0q+WD6m8AAAD//wMAUEsDBBQABgAIAAAAIQA4/SH/1gAAAJQBAAALAAAAX3JlbHMvLnJl bHOkkMFqwzAMhu+DvYPRfXGawxijTi+j0GvpHsDYimMaW0Yy2fr2M4PBMnrbUb/Q94l/f/hMi1qR JVI2sOt6UJgd+ZiDgffL8ekFlFSbvV0oo4EbChzGx4f9GRdb25HMsYhqlCwG5lrLq9biZkxWOiqY 22YiTra2kYMu1l1tQD30/bPm3wwYN0x18gb45AdQl1tp5j/sFB2T0FQ7R0nTNEV3j6o9feQzro1i OWA14Fm+Q8a1a8+Bvu/d/dMb2JY5uiPbhG/ktn4cqGU/er3pcvwCAAD//wMAUEsDBBQABgAIAAAA IQCZ2PQonAEAAJQDAAAOAAAAZHJzL2Uyb0RvYy54bWysU01P3DAQvVfqf7B8Z5MAQm202T2A4FK1 qMAPMM54Y8n2WLbZZP99x97dLGorIRAXxx/z3sx7M1muJ2vYFkLU6DreLGrOwEnstdt0/Onx9uwb ZzEJ1wuDDjq+g8jXq69flqNv4RwHND0ERiQutqPv+JCSb6sqygGsiAv04OhRYbAi0TFsqj6Ikdit qc7r+qoaMfQ+oIQY6fZm/8hXhV8pkOmXUhESMx2n2lJZQ1mf81qtlqLdBOEHLQ9liA9UYYV2lHSm uhFJsJeg/6GyWgaMqNJCoq1QKS2haCA1Tf2XmodBeChayJzoZ5vi59HKn9trdx/IhtHHNvr7kFVM Ktj8pfrYVMzazWbBlJiky6vm8vvFJXkqj2/VCehDTHeAluVNx412WYdoxfZHTJSMQo8hdDilLru0 M5CDjfsNiumekjUFXaYCrk1gW0H9FFKCS03uIfGV6AxT2pgZWL8NPMRnKJSJeQ94RpTM6NIMttph +F/2NB1LVvv4owN73dmCZ+x3pSnFGmp9UXgY0zxbr88FfvqZVn8AAAD//wMAUEsDBBQABgAIAAAA IQBdcTjb3gAAAAcBAAAPAAAAZHJzL2Rvd25yZXYueG1sTI9Ba8JAEIXvBf/DMkJvdVMpYmM2IpZS KxSpLdjjmp0m0exs2F1N/Pcde2kvDx6PefO9bN7bRpzRh9qRgvtRAgKpcKamUsHnx/PdFESImoxu HKGCCwaY54ObTKfGdfSO520sBZdQSLWCKsY2lTIUFVodRq5F4uzbeasjW19K43XH5baR4ySZSKtr 4g+VbnFZYXHcnqyCN79aLRfry4E2X7bbjde7zWv/otTtsH+asSxmICL28e8CrhuYH3IG27sTmSAa Bbwm/ipnj5PpA4j91co8k//58x8AAAD//wMAUEsBAi0AFAAGAAgAAAAhALaDOJL+AAAA4QEAABMA AAAAAAAAAAAAAAAAAAAAAFtDb250ZW50X1R5cGVzXS54bWxQSwECLQAUAAYACAAAACEAOP0h/9YA AACUAQAACwAAAAAAAAAAAAAAAAAvAQAAX3JlbHMvLnJlbHNQSwECLQAUAAYACAAAACEAmdj0KJwB AACUAwAADgAAAAAAAAAAAAAAAAAuAgAAZHJzL2Uyb0RvYy54bWxQSwECLQAUAAYACAAAACEAXXE4 294AAAAHAQAADwAAAAAAAAAAAAAAAAD2AwAAZHJzL2Rvd25yZXYueG1sUEsFBgAAAAAEAAQA8wAA AAEFAAAAAA== " strokecolor="#156082 [3204]" strokeweight=".5pt">
                 <v:stroke joinstyle="miter"/>
@@ -4302,7 +4635,7 @@
           <w:lang w:val="es-ES"/>
         </w:rPr>
       </w:pPr>
-      <w:bookmarkStart w:id="7" w:name="_Toc230077230"/>
+      <w:bookmarkStart w:id="7" w:name="_Toc230256462"/>
       <w:r>
         <w:rPr>
           <w:lang w:val="es-ES"/>
@@ -4373,7 +4706,7 @@
               </wp:anchor>
             </w:drawing>
           </mc:Choice>
-          <mc:Fallback xmlns:ns11="http://schemas.microsoft.com/office/drawing/2010/main" xmlns:ns5="http://schemas.openxmlformats.org/drawingml/2006/main" xmlns:ns9="http://schemas.openxmlformats.org/drawingml/2006/picture">
+          <mc:Fallback xmlns:ns9="http://schemas.openxmlformats.org/drawingml/2006/picture" xmlns:ns5="http://schemas.openxmlformats.org/drawingml/2006/main" xmlns:ns11="http://schemas.microsoft.com/office/drawing/2010/main">
             <w:pict>
               <v:line w14:anchorId="10BAAF4A" id="Conexão Reta 2" o:spid="_x0000_s1026" style="position:absolute;z-index:251707392;visibility:visible;mso-wrap-style:square;mso-wrap-distance-left:9pt;mso-wrap-distance-top:0;mso-wrap-distance-right:9pt;mso-wrap-distance-bottom:0;mso-position-horizontal:absolute;mso-position-horizontal-relative:text;mso-position-vertical:absolute;mso-position-vertical-relative:text" from="0,-.05pt" to="484.2pt,-.05pt" o:gfxdata="UEsDBBQABgAIAAAAIQC2gziS/gAAAOEBAAATAAAAW0NvbnRlbnRfVHlwZXNdLnhtbJSRQU7DMBBF 90jcwfIWJU67QAgl6YK0S0CoHGBkTxKLZGx5TGhvj5O2G0SRWNoz/78nu9wcxkFMGNg6quQqL6RA 0s5Y6ir5vt9lD1JwBDIwOMJKHpHlpr69KfdHjyxSmriSfYz+USnWPY7AufNIadK6MEJMx9ApD/oD OlTrorhX2lFEilmcO2RdNtjC5xDF9pCuTyYBB5bi6bQ4syoJ3g9WQ0ymaiLzg5KdCXlKLjvcW893 SUOqXwnz5DrgnHtJTxOsQfEKIT7DmDSUCaxw7Rqn8787ZsmRM9e2VmPeBN4uqYvTtW7jvijg9N/y JsXecLq0q+WD6m8AAAD//wMAUEsDBBQABgAIAAAAIQA4/SH/1gAAAJQBAAALAAAAX3JlbHMvLnJl bHOkkMFqwzAMhu+DvYPRfXGawxijTi+j0GvpHsDYimMaW0Yy2fr2M4PBMnrbUb/Q94l/f/hMi1qR JVI2sOt6UJgd+ZiDgffL8ekFlFSbvV0oo4EbChzGx4f9GRdb25HMsYhqlCwG5lrLq9biZkxWOiqY 22YiTra2kYMu1l1tQD30/bPm3wwYN0x18gb45AdQl1tp5j/sFB2T0FQ7R0nTNEV3j6o9feQzro1i OWA14Fm+Q8a1a8+Bvu/d/dMb2JY5uiPbhG/ktn4cqGU/er3pcvwCAAD//wMAUEsDBBQABgAIAAAA IQCZ2PQonAEAAJQDAAAOAAAAZHJzL2Uyb0RvYy54bWysU01P3DAQvVfqf7B8Z5MAQm202T2A4FK1 qMAPMM54Y8n2WLbZZP99x97dLGorIRAXxx/z3sx7M1muJ2vYFkLU6DreLGrOwEnstdt0/Onx9uwb ZzEJ1wuDDjq+g8jXq69flqNv4RwHND0ERiQutqPv+JCSb6sqygGsiAv04OhRYbAi0TFsqj6Ikdit qc7r+qoaMfQ+oIQY6fZm/8hXhV8pkOmXUhESMx2n2lJZQ1mf81qtlqLdBOEHLQ9liA9UYYV2lHSm uhFJsJeg/6GyWgaMqNJCoq1QKS2haCA1Tf2XmodBeChayJzoZ5vi59HKn9trdx/IhtHHNvr7kFVM Ktj8pfrYVMzazWbBlJiky6vm8vvFJXkqj2/VCehDTHeAluVNx412WYdoxfZHTJSMQo8hdDilLru0 M5CDjfsNiumekjUFXaYCrk1gW0H9FFKCS03uIfGV6AxT2pgZWL8NPMRnKJSJeQ94RpTM6NIMttph +F/2NB1LVvv4owN73dmCZ+x3pSnFGmp9UXgY0zxbr88FfvqZVn8AAAD//wMAUEsDBBQABgAIAAAA IQCasyRQ4AAAAAkBAAAPAAAAZHJzL2Rvd25yZXYueG1sTI9Ba8JAEIXvhf6HZQq96UYpYmM2IpZS KxSpFfS4ZqdJ2uxs2F1N/Pcde2kvA4/He/O+bN7bRpzRh9qRgtEwAYFUOFNTqWD38TyYgghRk9GN I1RwwQDz/PYm06lxHb3jeRtLwSUUUq2girFNpQxFhVaHoWuR2Pt03urI0pfSeN1xuW3kOEkm0uqa +EOlW1xWWHxvT1bBm1+tlov15Ys2B9vtx+v95rV/Uer+rn+a8VnMQETs418Crgy8H3IednQnMkE0 CpgmKhiMQLD5OJk+gDj+apln8j9B/gMAAP//AwBQSwECLQAUAAYACAAAACEAtoM4kv4AAADhAQAA EwAAAAAAAAAAAAAAAAAAAAAAW0NvbnRlbnRfVHlwZXNdLnhtbFBLAQItABQABgAIAAAAIQA4/SH/ 1gAAAJQBAAALAAAAAAAAAAAAAAAAAC8BAABfcmVscy8ucmVsc1BLAQItABQABgAIAAAAIQCZ2PQo nAEAAJQDAAAOAAAAAAAAAAAAAAAAAC4CAABkcnMvZTJvRG9jLnhtbFBLAQItABQABgAIAAAAIQCa syRQ4AAAAAkBAAAPAAAAAAAAAAAAAAAAAPYDAABkcnMvZG93bnJldi54bWxQSwUGAAAAAAQABADz AAAAAwUAAAAA " strokecolor="#156082 [3204]" strokeweight=".5pt">
                 <v:stroke joinstyle="miter"/>
@@ -4519,7 +4852,7 @@
           <w:lang w:val="es-ES"/>
         </w:rPr>
       </w:pPr>
-      <w:bookmarkStart w:id="8" w:name="_Toc230077231"/>
+      <w:bookmarkStart w:id="8" w:name="_Toc230256463"/>
       <w:r>
         <w:rPr>
           <w:lang w:val="es-ES"/>
@@ -4589,7 +4922,7 @@
               </wp:anchor>
             </w:drawing>
           </mc:Choice>
-          <mc:Fallback xmlns:ns11="http://schemas.microsoft.com/office/drawing/2010/main" xmlns:ns5="http://schemas.openxmlformats.org/drawingml/2006/main" xmlns:ns9="http://schemas.openxmlformats.org/drawingml/2006/picture">
+          <mc:Fallback xmlns:ns9="http://schemas.openxmlformats.org/drawingml/2006/picture" xmlns:ns5="http://schemas.openxmlformats.org/drawingml/2006/main" xmlns:ns11="http://schemas.microsoft.com/office/drawing/2010/main">
             <w:pict>
               <v:line w14:anchorId="44DE2E80" id="Conexão Reta 3" o:spid="_x0000_s1026" style="position:absolute;z-index:251668480;visibility:visible;mso-wrap-style:square;mso-wrap-distance-left:9pt;mso-wrap-distance-top:0;mso-wrap-distance-right:9pt;mso-wrap-distance-bottom:0;mso-position-horizontal:absolute;mso-position-horizontal-relative:text;mso-position-vertical:absolute;mso-position-vertical-relative:text" from="0,0" to="484.2pt,0" o:gfxdata="UEsDBBQABgAIAAAAIQC2gziS/gAAAOEBAAATAAAAW0NvbnRlbnRfVHlwZXNdLnhtbJSRQU7DMBBF 90jcwfIWJU67QAgl6YK0S0CoHGBkTxKLZGx5TGhvj5O2G0SRWNoz/78nu9wcxkFMGNg6quQqL6RA 0s5Y6ir5vt9lD1JwBDIwOMJKHpHlpr69KfdHjyxSmriSfYz+USnWPY7AufNIadK6MEJMx9ApD/oD OlTrorhX2lFEilmcO2RdNtjC5xDF9pCuTyYBB5bi6bQ4syoJ3g9WQ0ymaiLzg5KdCXlKLjvcW893 SUOqXwnz5DrgnHtJTxOsQfEKIT7DmDSUCaxw7Rqn8787ZsmRM9e2VmPeBN4uqYvTtW7jvijg9N/y JsXecLq0q+WD6m8AAAD//wMAUEsDBBQABgAIAAAAIQA4/SH/1gAAAJQBAAALAAAAX3JlbHMvLnJl bHOkkMFqwzAMhu+DvYPRfXGawxijTi+j0GvpHsDYimMaW0Yy2fr2M4PBMnrbUb/Q94l/f/hMi1qR JVI2sOt6UJgd+ZiDgffL8ekFlFSbvV0oo4EbChzGx4f9GRdb25HMsYhqlCwG5lrLq9biZkxWOiqY 22YiTra2kYMu1l1tQD30/bPm3wwYN0x18gb45AdQl1tp5j/sFB2T0FQ7R0nTNEV3j6o9feQzro1i OWA14Fm+Q8a1a8+Bvu/d/dMb2JY5uiPbhG/ktn4cqGU/er3pcvwCAAD//wMAUEsDBBQABgAIAAAA IQCZ2PQonAEAAJQDAAAOAAAAZHJzL2Uyb0RvYy54bWysU01P3DAQvVfqf7B8Z5MAQm202T2A4FK1 qMAPMM54Y8n2WLbZZP99x97dLGorIRAXxx/z3sx7M1muJ2vYFkLU6DreLGrOwEnstdt0/Onx9uwb ZzEJ1wuDDjq+g8jXq69flqNv4RwHND0ERiQutqPv+JCSb6sqygGsiAv04OhRYbAi0TFsqj6Ikdit qc7r+qoaMfQ+oIQY6fZm/8hXhV8pkOmXUhESMx2n2lJZQ1mf81qtlqLdBOEHLQ9liA9UYYV2lHSm uhFJsJeg/6GyWgaMqNJCoq1QKS2haCA1Tf2XmodBeChayJzoZ5vi59HKn9trdx/IhtHHNvr7kFVM Ktj8pfrYVMzazWbBlJiky6vm8vvFJXkqj2/VCehDTHeAluVNx412WYdoxfZHTJSMQo8hdDilLru0 M5CDjfsNiumekjUFXaYCrk1gW0H9FFKCS03uIfGV6AxT2pgZWL8NPMRnKJSJeQ94RpTM6NIMttph +F/2NB1LVvv4owN73dmCZ+x3pSnFGmp9UXgY0zxbr88FfvqZVn8AAAD//wMAUEsDBBQABgAIAAAA IQBdcTjb3gAAAAcBAAAPAAAAZHJzL2Rvd25yZXYueG1sTI9Ba8JAEIXvBf/DMkJvdVMpYmM2IpZS KxSpLdjjmp0m0exs2F1N/Pcde2kvDx6PefO9bN7bRpzRh9qRgvtRAgKpcKamUsHnx/PdFESImoxu HKGCCwaY54ObTKfGdfSO520sBZdQSLWCKsY2lTIUFVodRq5F4uzbeasjW19K43XH5baR4ySZSKtr 4g+VbnFZYXHcnqyCN79aLRfry4E2X7bbjde7zWv/otTtsH+asSxmICL28e8CrhuYH3IG27sTmSAa Bbwm/ipnj5PpA4j91co8k//58x8AAAD//wMAUEsBAi0AFAAGAAgAAAAhALaDOJL+AAAA4QEAABMA AAAAAAAAAAAAAAAAAAAAAFtDb250ZW50X1R5cGVzXS54bWxQSwECLQAUAAYACAAAACEAOP0h/9YA AACUAQAACwAAAAAAAAAAAAAAAAAvAQAAX3JlbHMvLnJlbHNQSwECLQAUAAYACAAAACEAmdj0KJwB AACUAwAADgAAAAAAAAAAAAAAAAAuAgAAZHJzL2Uyb0RvYy54bWxQSwECLQAUAAYACAAAACEAXXE4 294AAAAHAQAADwAAAAAAAAAAAAAAAAD2AwAAZHJzL2Rvd25yZXYueG1sUEsFBgAAAAAEAAQA8wAA AAEFAAAAAA== " strokecolor="#156082 [3204]" strokeweight=".5pt">
                 <v:stroke joinstyle="miter"/>
@@ -4762,7 +5095,7 @@
       <w:pPr>
         <w:pStyle w:val="Ttulo3"/>
       </w:pPr>
-      <w:bookmarkStart w:id="9" w:name="_Toc230077232"/>
+      <w:bookmarkStart w:id="9" w:name="_Toc230256464"/>
       <w:proofErr w:type="spellStart"/>
       <w:r>
         <w:t>Puntos</w:t>
@@ -4839,7 +5172,7 @@
               </wp:anchor>
             </w:drawing>
           </mc:Choice>
-          <mc:Fallback xmlns:ns11="http://schemas.microsoft.com/office/drawing/2010/main" xmlns:ns5="http://schemas.openxmlformats.org/drawingml/2006/main" xmlns:ns9="http://schemas.openxmlformats.org/drawingml/2006/picture">
+          <mc:Fallback xmlns:ns9="http://schemas.openxmlformats.org/drawingml/2006/picture" xmlns:ns5="http://schemas.openxmlformats.org/drawingml/2006/main" xmlns:ns11="http://schemas.microsoft.com/office/drawing/2010/main">
             <w:pict>
               <v:line w14:anchorId="15F6B7A1" id="Conexão Reta 2" o:spid="_x0000_s1026" style="position:absolute;z-index:251709440;visibility:visible;mso-wrap-style:square;mso-wrap-distance-left:9pt;mso-wrap-distance-top:0;mso-wrap-distance-right:9pt;mso-wrap-distance-bottom:0;mso-position-horizontal:absolute;mso-position-horizontal-relative:text;mso-position-vertical:absolute;mso-position-vertical-relative:text" from="0,-.05pt" to="484.2pt,-.05pt" o:gfxdata="UEsDBBQABgAIAAAAIQC2gziS/gAAAOEBAAATAAAAW0NvbnRlbnRfVHlwZXNdLnhtbJSRQU7DMBBF 90jcwfIWJU67QAgl6YK0S0CoHGBkTxKLZGx5TGhvj5O2G0SRWNoz/78nu9wcxkFMGNg6quQqL6RA 0s5Y6ir5vt9lD1JwBDIwOMJKHpHlpr69KfdHjyxSmriSfYz+USnWPY7AufNIadK6MEJMx9ApD/oD OlTrorhX2lFEilmcO2RdNtjC5xDF9pCuTyYBB5bi6bQ4syoJ3g9WQ0ymaiLzg5KdCXlKLjvcW893 SUOqXwnz5DrgnHtJTxOsQfEKIT7DmDSUCaxw7Rqn8787ZsmRM9e2VmPeBN4uqYvTtW7jvijg9N/y JsXecLq0q+WD6m8AAAD//wMAUEsDBBQABgAIAAAAIQA4/SH/1gAAAJQBAAALAAAAX3JlbHMvLnJl bHOkkMFqwzAMhu+DvYPRfXGawxijTi+j0GvpHsDYimMaW0Yy2fr2M4PBMnrbUb/Q94l/f/hMi1qR JVI2sOt6UJgd+ZiDgffL8ekFlFSbvV0oo4EbChzGx4f9GRdb25HMsYhqlCwG5lrLq9biZkxWOiqY 22YiTra2kYMu1l1tQD30/bPm3wwYN0x18gb45AdQl1tp5j/sFB2T0FQ7R0nTNEV3j6o9feQzro1i OWA14Fm+Q8a1a8+Bvu/d/dMb2JY5uiPbhG/ktn4cqGU/er3pcvwCAAD//wMAUEsDBBQABgAIAAAA IQCZ2PQonAEAAJQDAAAOAAAAZHJzL2Uyb0RvYy54bWysU01P3DAQvVfqf7B8Z5MAQm202T2A4FK1 qMAPMM54Y8n2WLbZZP99x97dLGorIRAXxx/z3sx7M1muJ2vYFkLU6DreLGrOwEnstdt0/Onx9uwb ZzEJ1wuDDjq+g8jXq69flqNv4RwHND0ERiQutqPv+JCSb6sqygGsiAv04OhRYbAi0TFsqj6Ikdit qc7r+qoaMfQ+oIQY6fZm/8hXhV8pkOmXUhESMx2n2lJZQ1mf81qtlqLdBOEHLQ9liA9UYYV2lHSm uhFJsJeg/6GyWgaMqNJCoq1QKS2haCA1Tf2XmodBeChayJzoZ5vi59HKn9trdx/IhtHHNvr7kFVM Ktj8pfrYVMzazWbBlJiky6vm8vvFJXkqj2/VCehDTHeAluVNx412WYdoxfZHTJSMQo8hdDilLru0 M5CDjfsNiumekjUFXaYCrk1gW0H9FFKCS03uIfGV6AxT2pgZWL8NPMRnKJSJeQ94RpTM6NIMttph +F/2NB1LVvv4owN73dmCZ+x3pSnFGmp9UXgY0zxbr88FfvqZVn8AAAD//wMAUEsDBBQABgAIAAAA IQCasyRQ4AAAAAkBAAAPAAAAZHJzL2Rvd25yZXYueG1sTI9Ba8JAEIXvhf6HZQq96UYpYmM2IpZS KxSpFfS4ZqdJ2uxs2F1N/Pcde2kvA4/He/O+bN7bRpzRh9qRgtEwAYFUOFNTqWD38TyYgghRk9GN I1RwwQDz/PYm06lxHb3jeRtLwSUUUq2girFNpQxFhVaHoWuR2Pt03urI0pfSeN1xuW3kOEkm0uqa +EOlW1xWWHxvT1bBm1+tlov15Ys2B9vtx+v95rV/Uer+rn+a8VnMQETs418Crgy8H3IednQnMkE0 CpgmKhiMQLD5OJk+gDj+apln8j9B/gMAAP//AwBQSwECLQAUAAYACAAAACEAtoM4kv4AAADhAQAA EwAAAAAAAAAAAAAAAAAAAAAAW0NvbnRlbnRfVHlwZXNdLnhtbFBLAQItABQABgAIAAAAIQA4/SH/ 1gAAAJQBAAALAAAAAAAAAAAAAAAAAC8BAABfcmVscy8ucmVsc1BLAQItABQABgAIAAAAIQCZ2PQo nAEAAJQDAAAOAAAAAAAAAAAAAAAAAC4CAABkcnMvZTJvRG9jLnhtbFBLAQItABQABgAIAAAAIQCa syRQ4AAAAAkBAAAPAAAAAAAAAAAAAAAAAPYDAABkcnMvZG93bnJldi54bWxQSwUGAAAAAAQABADz AAAAAwUAAAAA " strokecolor="#156082 [3204]" strokeweight=".5pt">
                 <v:stroke joinstyle="miter"/>
@@ -5080,7 +5413,7 @@
           <w:lang w:val="es-ES"/>
         </w:rPr>
       </w:pPr>
-      <w:bookmarkStart w:id="10" w:name="_Toc230077233"/>
+      <w:bookmarkStart w:id="10" w:name="_Toc230256465"/>
       <w:r>
         <w:rPr>
           <w:lang w:val="es-ES"/>
@@ -5097,7 +5430,6 @@
           <w:lang w:val="es-ES"/>
         </w:rPr>
       </w:pPr>
-      <w:bookmarkStart w:id="11" w:name="_Toc230077234"/>
       <w:r>
         <w:rPr>
           <w:b/>
@@ -5161,7 +5493,7 @@
               </wp:anchor>
             </w:drawing>
           </mc:Choice>
-          <mc:Fallback xmlns:ns11="http://schemas.microsoft.com/office/drawing/2010/main" xmlns:ns5="http://schemas.openxmlformats.org/drawingml/2006/main" xmlns:ns9="http://schemas.openxmlformats.org/drawingml/2006/picture">
+          <mc:Fallback xmlns:ns9="http://schemas.openxmlformats.org/drawingml/2006/picture" xmlns:ns5="http://schemas.openxmlformats.org/drawingml/2006/main" xmlns:ns11="http://schemas.microsoft.com/office/drawing/2010/main">
             <w:pict>
               <v:line w14:anchorId="76E1667A" id="Conexão Reta 3" o:spid="_x0000_s1026" style="position:absolute;z-index:251711488;visibility:visible;mso-wrap-style:square;mso-wrap-distance-left:9pt;mso-wrap-distance-top:0;mso-wrap-distance-right:9pt;mso-wrap-distance-bottom:0;mso-position-horizontal:absolute;mso-position-horizontal-relative:text;mso-position-vertical:absolute;mso-position-vertical-relative:text" from="0,-.05pt" to="484.2pt,-.05pt" o:gfxdata="UEsDBBQABgAIAAAAIQC2gziS/gAAAOEBAAATAAAAW0NvbnRlbnRfVHlwZXNdLnhtbJSRQU7DMBBF 90jcwfIWJU67QAgl6YK0S0CoHGBkTxKLZGx5TGhvj5O2G0SRWNoz/78nu9wcxkFMGNg6quQqL6RA 0s5Y6ir5vt9lD1JwBDIwOMJKHpHlpr69KfdHjyxSmriSfYz+USnWPY7AufNIadK6MEJMx9ApD/oD OlTrorhX2lFEilmcO2RdNtjC5xDF9pCuTyYBB5bi6bQ4syoJ3g9WQ0ymaiLzg5KdCXlKLjvcW893 SUOqXwnz5DrgnHtJTxOsQfEKIT7DmDSUCaxw7Rqn8787ZsmRM9e2VmPeBN4uqYvTtW7jvijg9N/y JsXecLq0q+WD6m8AAAD//wMAUEsDBBQABgAIAAAAIQA4/SH/1gAAAJQBAAALAAAAX3JlbHMvLnJl bHOkkMFqwzAMhu+DvYPRfXGawxijTi+j0GvpHsDYimMaW0Yy2fr2M4PBMnrbUb/Q94l/f/hMi1qR JVI2sOt6UJgd+ZiDgffL8ekFlFSbvV0oo4EbChzGx4f9GRdb25HMsYhqlCwG5lrLq9biZkxWOiqY 22YiTra2kYMu1l1tQD30/bPm3wwYN0x18gb45AdQl1tp5j/sFB2T0FQ7R0nTNEV3j6o9feQzro1i OWA14Fm+Q8a1a8+Bvu/d/dMb2JY5uiPbhG/ktn4cqGU/er3pcvwCAAD//wMAUEsDBBQABgAIAAAA IQCZ2PQonAEAAJQDAAAOAAAAZHJzL2Uyb0RvYy54bWysU01P3DAQvVfqf7B8Z5MAQm202T2A4FK1 qMAPMM54Y8n2WLbZZP99x97dLGorIRAXxx/z3sx7M1muJ2vYFkLU6DreLGrOwEnstdt0/Onx9uwb ZzEJ1wuDDjq+g8jXq69flqNv4RwHND0ERiQutqPv+JCSb6sqygGsiAv04OhRYbAi0TFsqj6Ikdit qc7r+qoaMfQ+oIQY6fZm/8hXhV8pkOmXUhESMx2n2lJZQ1mf81qtlqLdBOEHLQ9liA9UYYV2lHSm uhFJsJeg/6GyWgaMqNJCoq1QKS2haCA1Tf2XmodBeChayJzoZ5vi59HKn9trdx/IhtHHNvr7kFVM Ktj8pfrYVMzazWbBlJiky6vm8vvFJXkqj2/VCehDTHeAluVNx412WYdoxfZHTJSMQo8hdDilLru0 M5CDjfsNiumekjUFXaYCrk1gW0H9FFKCS03uIfGV6AxT2pgZWL8NPMRnKJSJeQ94RpTM6NIMttph +F/2NB1LVvv4owN73dmCZ+x3pSnFGmp9UXgY0zxbr88FfvqZVn8AAAD//wMAUEsDBBQABgAIAAAA IQCasyRQ4AAAAAkBAAAPAAAAZHJzL2Rvd25yZXYueG1sTI9Ba8JAEIXvhf6HZQq96UYpYmM2IpZS KxSpFfS4ZqdJ2uxs2F1N/Pcde2kvA4/He/O+bN7bRpzRh9qRgtEwAYFUOFNTqWD38TyYgghRk9GN I1RwwQDz/PYm06lxHb3jeRtLwSUUUq2girFNpQxFhVaHoWuR2Pt03urI0pfSeN1xuW3kOEkm0uqa +EOlW1xWWHxvT1bBm1+tlov15Ys2B9vtx+v95rV/Uer+rn+a8VnMQETs418Crgy8H3IednQnMkE0 CpgmKhiMQLD5OJk+gDj+apln8j9B/gMAAP//AwBQSwECLQAUAAYACAAAACEAtoM4kv4AAADhAQAA EwAAAAAAAAAAAAAAAAAAAAAAW0NvbnRlbnRfVHlwZXNdLnhtbFBLAQItABQABgAIAAAAIQA4/SH/ 1gAAAJQBAAALAAAAAAAAAAAAAAAAAC8BAABfcmVscy8ucmVsc1BLAQItABQABgAIAAAAIQCZ2PQo nAEAAJQDAAAOAAAAAAAAAAAAAAAAAC4CAABkcnMvZTJvRG9jLnhtbFBLAQItABQABgAIAAAAIQCa syRQ4AAAAAkBAAAPAAAAAAAAAAAAAAAAAPYDAABkcnMvZG93bnJldi54bWxQSwUGAAAAAAQABADz AAAAAwUAAAAA " strokecolor="#156082 [3204]" strokeweight=".5pt">
                 <v:stroke joinstyle="miter"/>
@@ -5556,6 +5888,7 @@
           <w:lang w:val="en-US"/>
         </w:rPr>
       </w:pPr>
+      <w:bookmarkStart w:id="11" w:name="_Toc230256466"/>
       <w:r>
         <w:rPr>
           <w:lang w:val="en-US"/>
@@ -5735,7 +6068,7 @@
           <w:lang w:val="es-ES"/>
         </w:rPr>
       </w:pPr>
-      <w:bookmarkStart w:id="12" w:name="_Toc230077235"/>
+      <w:bookmarkStart w:id="12" w:name="_Toc230256467"/>
       <w:r>
         <w:rPr>
           <w:lang w:val="es-ES"/>
@@ -5805,7 +6138,7 @@
               </wp:anchor>
             </w:drawing>
           </mc:Choice>
-          <mc:Fallback xmlns:ns11="http://schemas.microsoft.com/office/drawing/2010/main" xmlns:ns5="http://schemas.openxmlformats.org/drawingml/2006/main" xmlns:ns9="http://schemas.openxmlformats.org/drawingml/2006/picture">
+          <mc:Fallback xmlns:ns9="http://schemas.openxmlformats.org/drawingml/2006/picture" xmlns:ns5="http://schemas.openxmlformats.org/drawingml/2006/main" xmlns:ns11="http://schemas.microsoft.com/office/drawing/2010/main">
             <w:pict>
               <v:line w14:anchorId="787BFDF2" id="Conexão Reta 3" o:spid="_x0000_s1026" style="position:absolute;z-index:251713536;visibility:visible;mso-wrap-style:square;mso-wrap-distance-left:9pt;mso-wrap-distance-top:0;mso-wrap-distance-right:9pt;mso-wrap-distance-bottom:0;mso-position-horizontal:absolute;mso-position-horizontal-relative:text;mso-position-vertical:absolute;mso-position-vertical-relative:text" from="0,-.05pt" to="484.2pt,-.05pt" o:gfxdata="UEsDBBQABgAIAAAAIQC2gziS/gAAAOEBAAATAAAAW0NvbnRlbnRfVHlwZXNdLnhtbJSRQU7DMBBF 90jcwfIWJU67QAgl6YK0S0CoHGBkTxKLZGx5TGhvj5O2G0SRWNoz/78nu9wcxkFMGNg6quQqL6RA 0s5Y6ir5vt9lD1JwBDIwOMJKHpHlpr69KfdHjyxSmriSfYz+USnWPY7AufNIadK6MEJMx9ApD/oD OlTrorhX2lFEilmcO2RdNtjC5xDF9pCuTyYBB5bi6bQ4syoJ3g9WQ0ymaiLzg5KdCXlKLjvcW893 SUOqXwnz5DrgnHtJTxOsQfEKIT7DmDSUCaxw7Rqn8787ZsmRM9e2VmPeBN4uqYvTtW7jvijg9N/y JsXecLq0q+WD6m8AAAD//wMAUEsDBBQABgAIAAAAIQA4/SH/1gAAAJQBAAALAAAAX3JlbHMvLnJl bHOkkMFqwzAMhu+DvYPRfXGawxijTi+j0GvpHsDYimMaW0Yy2fr2M4PBMnrbUb/Q94l/f/hMi1qR JVI2sOt6UJgd+ZiDgffL8ekFlFSbvV0oo4EbChzGx4f9GRdb25HMsYhqlCwG5lrLq9biZkxWOiqY 22YiTra2kYMu1l1tQD30/bPm3wwYN0x18gb45AdQl1tp5j/sFB2T0FQ7R0nTNEV3j6o9feQzro1i OWA14Fm+Q8a1a8+Bvu/d/dMb2JY5uiPbhG/ktn4cqGU/er3pcvwCAAD//wMAUEsDBBQABgAIAAAA IQCZ2PQonAEAAJQDAAAOAAAAZHJzL2Uyb0RvYy54bWysU01P3DAQvVfqf7B8Z5MAQm202T2A4FK1 qMAPMM54Y8n2WLbZZP99x97dLGorIRAXxx/z3sx7M1muJ2vYFkLU6DreLGrOwEnstdt0/Onx9uwb ZzEJ1wuDDjq+g8jXq69flqNv4RwHND0ERiQutqPv+JCSb6sqygGsiAv04OhRYbAi0TFsqj6Ikdit qc7r+qoaMfQ+oIQY6fZm/8hXhV8pkOmXUhESMx2n2lJZQ1mf81qtlqLdBOEHLQ9liA9UYYV2lHSm uhFJsJeg/6GyWgaMqNJCoq1QKS2haCA1Tf2XmodBeChayJzoZ5vi59HKn9trdx/IhtHHNvr7kFVM Ktj8pfrYVMzazWbBlJiky6vm8vvFJXkqj2/VCehDTHeAluVNx412WYdoxfZHTJSMQo8hdDilLru0 M5CDjfsNiumekjUFXaYCrk1gW0H9FFKCS03uIfGV6AxT2pgZWL8NPMRnKJSJeQ94RpTM6NIMttph +F/2NB1LVvv4owN73dmCZ+x3pSnFGmp9UXgY0zxbr88FfvqZVn8AAAD//wMAUEsDBBQABgAIAAAA IQCasyRQ4AAAAAkBAAAPAAAAZHJzL2Rvd25yZXYueG1sTI9Ba8JAEIXvhf6HZQq96UYpYmM2IpZS KxSpFfS4ZqdJ2uxs2F1N/Pcde2kvA4/He/O+bN7bRpzRh9qRgtEwAYFUOFNTqWD38TyYgghRk9GN I1RwwQDz/PYm06lxHb3jeRtLwSUUUq2girFNpQxFhVaHoWuR2Pt03urI0pfSeN1xuW3kOEkm0uqa +EOlW1xWWHxvT1bBm1+tlov15Ys2B9vtx+v95rV/Uer+rn+a8VnMQETs418Crgy8H3IednQnMkE0 CpgmKhiMQLD5OJk+gDj+apln8j9B/gMAAP//AwBQSwECLQAUAAYACAAAACEAtoM4kv4AAADhAQAA EwAAAAAAAAAAAAAAAAAAAAAAW0NvbnRlbnRfVHlwZXNdLnhtbFBLAQItABQABgAIAAAAIQA4/SH/ 1gAAAJQBAAALAAAAAAAAAAAAAAAAAC8BAABfcmVscy8ucmVsc1BLAQItABQABgAIAAAAIQCZ2PQo nAEAAJQDAAAOAAAAAAAAAAAAAAAAAC4CAABkcnMvZTJvRG9jLnhtbFBLAQItABQABgAIAAAAIQCa syRQ4AAAAAkBAAAPAAAAAAAAAAAAAAAAAPYDAABkcnMvZG93bnJldi54bWxQSwUGAAAAAAQABADz AAAAAwUAAAAA " strokecolor="#156082 [3204]" strokeweight=".5pt">
                 <v:stroke joinstyle="miter"/>
@@ -6275,7 +6608,7 @@
           <w:lang w:val="es-ES"/>
         </w:rPr>
       </w:pPr>
-      <w:bookmarkStart w:id="13" w:name="_Toc230077236"/>
+      <w:bookmarkStart w:id="13" w:name="_Toc230256468"/>
       <w:proofErr w:type="spellStart"/>
       <w:r>
         <w:rPr>
@@ -6367,7 +6700,7 @@
               </wp:anchor>
             </w:drawing>
           </mc:Choice>
-          <mc:Fallback xmlns:ns11="http://schemas.microsoft.com/office/drawing/2010/main" xmlns:ns5="http://schemas.openxmlformats.org/drawingml/2006/main" xmlns:ns9="http://schemas.openxmlformats.org/drawingml/2006/picture">
+          <mc:Fallback xmlns:ns9="http://schemas.openxmlformats.org/drawingml/2006/picture" xmlns:ns5="http://schemas.openxmlformats.org/drawingml/2006/main" xmlns:ns11="http://schemas.microsoft.com/office/drawing/2010/main">
             <w:pict>
               <v:line w14:anchorId="13B0F591" id="Conexão Reta 3" o:spid="_x0000_s1026" style="position:absolute;z-index:251715584;visibility:visible;mso-wrap-style:square;mso-wrap-distance-left:9pt;mso-wrap-distance-top:0;mso-wrap-distance-right:9pt;mso-wrap-distance-bottom:0;mso-position-horizontal:absolute;mso-position-horizontal-relative:text;mso-position-vertical:absolute;mso-position-vertical-relative:text" from="0,-.05pt" to="484.2pt,-.05pt" o:gfxdata="UEsDBBQABgAIAAAAIQC2gziS/gAAAOEBAAATAAAAW0NvbnRlbnRfVHlwZXNdLnhtbJSRQU7DMBBF 90jcwfIWJU67QAgl6YK0S0CoHGBkTxKLZGx5TGhvj5O2G0SRWNoz/78nu9wcxkFMGNg6quQqL6RA 0s5Y6ir5vt9lD1JwBDIwOMJKHpHlpr69KfdHjyxSmriSfYz+USnWPY7AufNIadK6MEJMx9ApD/oD OlTrorhX2lFEilmcO2RdNtjC5xDF9pCuTyYBB5bi6bQ4syoJ3g9WQ0ymaiLzg5KdCXlKLjvcW893 SUOqXwnz5DrgnHtJTxOsQfEKIT7DmDSUCaxw7Rqn8787ZsmRM9e2VmPeBN4uqYvTtW7jvijg9N/y JsXecLq0q+WD6m8AAAD//wMAUEsDBBQABgAIAAAAIQA4/SH/1gAAAJQBAAALAAAAX3JlbHMvLnJl bHOkkMFqwzAMhu+DvYPRfXGawxijTi+j0GvpHsDYimMaW0Yy2fr2M4PBMnrbUb/Q94l/f/hMi1qR JVI2sOt6UJgd+ZiDgffL8ekFlFSbvV0oo4EbChzGx4f9GRdb25HMsYhqlCwG5lrLq9biZkxWOiqY 22YiTra2kYMu1l1tQD30/bPm3wwYN0x18gb45AdQl1tp5j/sFB2T0FQ7R0nTNEV3j6o9feQzro1i OWA14Fm+Q8a1a8+Bvu/d/dMb2JY5uiPbhG/ktn4cqGU/er3pcvwCAAD//wMAUEsDBBQABgAIAAAA IQCZ2PQonAEAAJQDAAAOAAAAZHJzL2Uyb0RvYy54bWysU01P3DAQvVfqf7B8Z5MAQm202T2A4FK1 qMAPMM54Y8n2WLbZZP99x97dLGorIRAXxx/z3sx7M1muJ2vYFkLU6DreLGrOwEnstdt0/Onx9uwb ZzEJ1wuDDjq+g8jXq69flqNv4RwHND0ERiQutqPv+JCSb6sqygGsiAv04OhRYbAi0TFsqj6Ikdit qc7r+qoaMfQ+oIQY6fZm/8hXhV8pkOmXUhESMx2n2lJZQ1mf81qtlqLdBOEHLQ9liA9UYYV2lHSm uhFJsJeg/6GyWgaMqNJCoq1QKS2haCA1Tf2XmodBeChayJzoZ5vi59HKn9trdx/IhtHHNvr7kFVM Ktj8pfrYVMzazWbBlJiky6vm8vvFJXkqj2/VCehDTHeAluVNx412WYdoxfZHTJSMQo8hdDilLru0 M5CDjfsNiumekjUFXaYCrk1gW0H9FFKCS03uIfGV6AxT2pgZWL8NPMRnKJSJeQ94RpTM6NIMttph +F/2NB1LVvv4owN73dmCZ+x3pSnFGmp9UXgY0zxbr88FfvqZVn8AAAD//wMAUEsDBBQABgAIAAAA IQCasyRQ4AAAAAkBAAAPAAAAZHJzL2Rvd25yZXYueG1sTI9Ba8JAEIXvhf6HZQq96UYpYmM2IpZS KxSpFfS4ZqdJ2uxs2F1N/Pcde2kvA4/He/O+bN7bRpzRh9qRgtEwAYFUOFNTqWD38TyYgghRk9GN I1RwwQDz/PYm06lxHb3jeRtLwSUUUq2girFNpQxFhVaHoWuR2Pt03urI0pfSeN1xuW3kOEkm0uqa +EOlW1xWWHxvT1bBm1+tlov15Ys2B9vtx+v95rV/Uer+rn+a8VnMQETs418Crgy8H3IednQnMkE0 CpgmKhiMQLD5OJk+gDj+apln8j9B/gMAAP//AwBQSwECLQAUAAYACAAAACEAtoM4kv4AAADhAQAA EwAAAAAAAAAAAAAAAAAAAAAAW0NvbnRlbnRfVHlwZXNdLnhtbFBLAQItABQABgAIAAAAIQA4/SH/ 1gAAAJQBAAALAAAAAAAAAAAAAAAAAC8BAABfcmVscy8ucmVsc1BLAQItABQABgAIAAAAIQCZ2PQo nAEAAJQDAAAOAAAAAAAAAAAAAAAAAC4CAABkcnMvZTJvRG9jLnhtbFBLAQItABQABgAIAAAAIQCa syRQ4AAAAAkBAAAPAAAAAAAAAAAAAAAAAPYDAABkcnMvZG93bnJldi54bWxQSwUGAAAAAAQABADz AAAAAwUAAAAA " strokecolor="#156082 [3204]" strokeweight=".5pt">
                 <v:stroke joinstyle="miter"/>
@@ -13062,40 +13395,187 @@
     </w:tbl>
     <w:p>
       <w:pPr>
-        <w:rPr>
-          <w:lang w:val="es-ES"/>
-        </w:rPr>
-      </w:pPr>
+        <w:pStyle w:val="Ttulo3"/>
+        <w:rPr>
+          <w:lang w:val="es-ES"/>
+        </w:rPr>
+      </w:pPr>
+      <w:bookmarkStart w:id="14" w:name="_Toc230256469"/>
+      <w:r>
+        <w:rPr>
+          <w:lang w:val="es-ES"/>
+        </w:rPr>
+        <w:t xml:space="preserve">Pipeline Fija vs Enfoque </w:t>
+      </w:r>
+      <w:proofErr w:type="spellStart"/>
+      <w:r>
+        <w:rPr>
+          <w:lang w:val="es-ES"/>
+        </w:rPr>
+        <w:t>Agéntico</w:t>
+      </w:r>
+      <w:bookmarkEnd w:id="14"/>
+      <w:proofErr w:type="spellEnd"/>
     </w:p>
     <w:p>
       <w:pPr>
-        <w:rPr>
-          <w:b/>
-          <w:bCs/>
-          <w:lang w:val="es-ES"/>
-        </w:rPr>
-      </w:pPr>
-      <w:r>
-        <w:rPr>
-          <w:b/>
-          <w:bCs/>
-          <w:lang w:val="es-ES"/>
-        </w:rPr>
-        <w:t>@Tool y @P — HibernateQueryTool en la demo LangChain4j</w:t>
-      </w:r>
-    </w:p>
-    <w:p>
-      <w:pPr>
         <w:spacing w:before="80" w:after="80" w:line="276" w:lineRule="auto"/>
-      </w:pPr>
-      <w:r>
-        <w:rPr>
-          <w:lang w:val="es-ES"/>
-        </w:rPr>
-        <w:t xml:space="preserve">En demo-hibernate-ai (LangChain4j), HibernateQueryTool tiene la anotación @Tool en el método executeHqlQuery y @P en el parámetro. Estas anotaciones están listas para una futura integración con function calling — el LLM podría decidir autónomamente cuándo ejecutar queries. </w:t>
-      </w:r>
-      <w:r>
-        <w:t>En la arquitectura actual, Java llama al método directamente.</w:t>
+        <w:rPr>
+          <w:lang w:val="es-ES"/>
+        </w:rPr>
+      </w:pPr>
+      <w:r>
+        <w:rPr>
+          <w:noProof/>
+        </w:rPr>
+        <mc:AlternateContent>
+          <mc:Choice Requires="wps">
+            <w:drawing>
+              <wp:anchor distT="0" distB="0" distL="114300" distR="114300" simplePos="0" relativeHeight="251740160" behindDoc="0" locked="0" layoutInCell="1" allowOverlap="1" wp14:anchorId="58391EBA" wp14:editId="225C9B11">
+                <wp:simplePos x="0" y="0"/>
+                <wp:positionH relativeFrom="column">
+                  <wp:posOffset>0</wp:posOffset>
+                </wp:positionH>
+                <wp:positionV relativeFrom="paragraph">
+                  <wp:posOffset>-635</wp:posOffset>
+                </wp:positionV>
+                <wp:extent cx="6149340" cy="0"/>
+                <wp:effectExtent l="0" t="0" r="10160" b="12700"/>
+                <wp:wrapNone/>
+                <wp:docPr id="831343740" name="Conexão Reta 3"/>
+                <wp:cNvGraphicFramePr/>
+                <a:graphic xmlns:a="http://schemas.openxmlformats.org/drawingml/2006/main">
+                  <a:graphicData uri="http://schemas.microsoft.com/office/word/2010/wordprocessingShape">
+                    <wps:wsp>
+                      <wps:cNvCnPr/>
+                      <wps:spPr>
+                        <a:xfrm>
+                          <a:off x="0" y="0"/>
+                          <a:ext cx="6149340" cy="0"/>
+                        </a:xfrm>
+                        <a:prstGeom prst="line">
+                          <a:avLst/>
+                        </a:prstGeom>
+                      </wps:spPr>
+                      <wps:style>
+                        <a:lnRef idx="1">
+                          <a:schemeClr val="accent1"/>
+                        </a:lnRef>
+                        <a:fillRef idx="0">
+                          <a:schemeClr val="accent1"/>
+                        </a:fillRef>
+                        <a:effectRef idx="0">
+                          <a:schemeClr val="accent1"/>
+                        </a:effectRef>
+                        <a:fontRef idx="minor">
+                          <a:schemeClr val="tx1"/>
+                        </a:fontRef>
+                      </wps:style>
+                      <wps:bodyPr/>
+                    </wps:wsp>
+                  </a:graphicData>
+                </a:graphic>
+              </wp:anchor>
+            </w:drawing>
+          </mc:Choice>
+          <mc:Fallback>
+            <w:pict>
+              <v:line w14:anchorId="705B3B6C" id="Conexão Reta 3" o:spid="_x0000_s1026" style="position:absolute;z-index:251740160;visibility:visible;mso-wrap-style:square;mso-wrap-distance-left:9pt;mso-wrap-distance-top:0;mso-wrap-distance-right:9pt;mso-wrap-distance-bottom:0;mso-position-horizontal:absolute;mso-position-horizontal-relative:text;mso-position-vertical:absolute;mso-position-vertical-relative:text" from="0,-.05pt" to="484.2pt,-.05pt" o:gfxdata="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" strokecolor="#156082 [3204]" strokeweight=".5pt">
+                <v:stroke joinstyle="miter"/>
+              </v:line>
+            </w:pict>
+          </mc:Fallback>
+        </mc:AlternateContent>
+      </w:r>
+      <w:r>
+        <w:rPr>
+          <w:lang w:val="es-ES"/>
+        </w:rPr>
+        <w:t xml:space="preserve">El asistente usa </w:t>
+      </w:r>
+      <w:proofErr w:type="gramStart"/>
+      <w:r>
+        <w:rPr>
+          <w:lang w:val="es-ES"/>
+        </w:rPr>
+        <w:t>una pipeline</w:t>
+      </w:r>
+      <w:proofErr w:type="gramEnd"/>
+      <w:r>
+        <w:rPr>
+          <w:lang w:val="es-ES"/>
+        </w:rPr>
+        <w:t xml:space="preserve"> fija — Java orquesta explícitamente los tres pasos. La alternativa sería un enfoque </w:t>
+      </w:r>
+      <w:proofErr w:type="spellStart"/>
+      <w:r>
+        <w:rPr>
+          <w:lang w:val="es-ES"/>
+        </w:rPr>
+        <w:t>agéntico</w:t>
+      </w:r>
+      <w:proofErr w:type="spellEnd"/>
+      <w:r>
+        <w:rPr>
+          <w:lang w:val="es-ES"/>
+        </w:rPr>
+        <w:t xml:space="preserve"> con @Tool, donde el LLM decidiría de forma autónoma cuándo ejecutar la </w:t>
+      </w:r>
+      <w:proofErr w:type="spellStart"/>
+      <w:r>
+        <w:rPr>
+          <w:lang w:val="es-ES"/>
+        </w:rPr>
+        <w:t>query</w:t>
+      </w:r>
+      <w:proofErr w:type="spellEnd"/>
+      <w:r>
+        <w:rPr>
+          <w:lang w:val="es-ES"/>
+        </w:rPr>
+        <w:t xml:space="preserve">. Ese enfoque requiere que el modelo sea fiable siguiendo el protocolo de </w:t>
+      </w:r>
+      <w:proofErr w:type="spellStart"/>
+      <w:r>
+        <w:rPr>
+          <w:lang w:val="es-ES"/>
+        </w:rPr>
+        <w:t>function</w:t>
+      </w:r>
+      <w:proofErr w:type="spellEnd"/>
+      <w:r>
+        <w:rPr>
+          <w:lang w:val="es-ES"/>
+        </w:rPr>
+        <w:t xml:space="preserve"> </w:t>
+      </w:r>
+      <w:proofErr w:type="spellStart"/>
+      <w:r>
+        <w:rPr>
+          <w:lang w:val="es-ES"/>
+        </w:rPr>
+        <w:t>calling</w:t>
+      </w:r>
+      <w:proofErr w:type="spellEnd"/>
+      <w:r>
+        <w:rPr>
+          <w:lang w:val="es-ES"/>
+        </w:rPr>
+        <w:t xml:space="preserve">, algo que modelos locales pequeños como qwen2.5:3b no garantizan de forma consistente. </w:t>
+      </w:r>
+      <w:proofErr w:type="gramStart"/>
+      <w:r>
+        <w:rPr>
+          <w:lang w:val="es-ES"/>
+        </w:rPr>
+        <w:t>La pipeline</w:t>
+      </w:r>
+      <w:proofErr w:type="gramEnd"/>
+      <w:r>
+        <w:rPr>
+          <w:lang w:val="es-ES"/>
+        </w:rPr>
+        <w:t xml:space="preserve"> es más predecible y más fácil de controlar.</w:t>
       </w:r>
     </w:p>
     <w:tbl>
@@ -13109,783 +13589,426 @@
           <w:insideH w:val="single" w:sz="4" w:space="0" w:color="auto"/>
           <w:insideV w:val="single" w:sz="4" w:space="0" w:color="auto"/>
         </w:tblBorders>
-        <w:tblCellMar>
-          <w:left w:w="10" w:type="dxa"/>
-          <w:right w:w="10" w:type="dxa"/>
-        </w:tblCellMar>
         <w:tblLook w:val="04A0" w:firstRow="1" w:lastRow="0" w:firstColumn="1" w:lastColumn="0" w:noHBand="0" w:noVBand="1"/>
       </w:tblPr>
       <w:tblGrid>
-        <w:gridCol w:w="9026"/>
+        <w:gridCol w:w="2500"/>
+        <w:gridCol w:w="3263"/>
+        <w:gridCol w:w="3263"/>
       </w:tblGrid>
       <w:tr>
         <w:tc>
           <w:tcPr>
-            <w:tcW w:w="9026" w:type="dxa"/>
-            <w:tcBorders>
-              <w:top w:val="none" w:sz="0" w:space="0" w:color="FFFFFF"/>
-              <w:left w:val="none" w:sz="0" w:space="0" w:color="FFFFFF"/>
-              <w:bottom w:val="none" w:sz="0" w:space="0" w:color="FFFFFF"/>
-              <w:right w:val="none" w:sz="0" w:space="0" w:color="FFFFFF"/>
-            </w:tcBorders>
-            <w:shd w:val="clear" w:color="auto" w:fill="1E1E1E"/>
-            <w:tcMar>
-              <w:top w:w="40" w:type="dxa"/>
-              <w:left w:w="200" w:type="dxa"/>
-              <w:bottom w:w="40" w:type="dxa"/>
-              <w:right w:w="180" w:type="dxa"/>
-            </w:tcMar>
-          </w:tcPr>
-          <w:p>
-            <w:pPr>
-              <w:spacing w:before="20" w:after="20"/>
-            </w:pPr>
-            <w:r>
-              <w:rPr>
-                <w:rFonts w:ascii="Courier New" w:eastAsia="Courier New" w:hAnsi="Courier New" w:cs="Courier New"/>
-                <w:color w:val="D4D4D4"/>
-                <w:sz w:val="18"/>
-                <w:szCs w:val="18"/>
-              </w:rPr>
-              <w:t>// HibernateQueryTool — @Component, llamado directamente por DatabaseAssistant</w:t>
-            </w:r>
-          </w:p>
-        </w:tc>
-      </w:tr>
-      <w:tr>
-        <w:tc>
-          <w:tcPr>
-            <w:tcW w:w="9026" w:type="dxa"/>
-            <w:tcBorders>
-              <w:top w:val="none" w:sz="0" w:space="0" w:color="FFFFFF"/>
-              <w:left w:val="none" w:sz="0" w:space="0" w:color="FFFFFF"/>
-              <w:bottom w:val="none" w:sz="0" w:space="0" w:color="FFFFFF"/>
-              <w:right w:val="none" w:sz="0" w:space="0" w:color="FFFFFF"/>
-            </w:tcBorders>
-            <w:shd w:val="clear" w:color="auto" w:fill="1E1E1E"/>
-            <w:tcMar>
-              <w:top w:w="40" w:type="dxa"/>
-              <w:left w:w="200" w:type="dxa"/>
-              <w:bottom w:w="40" w:type="dxa"/>
-              <w:right w:w="180" w:type="dxa"/>
-            </w:tcMar>
-          </w:tcPr>
-          <w:p>
-            <w:pPr>
-              <w:spacing w:before="20" w:after="20"/>
+            <w:tcW w:w="2500" w:type="dxa"/>
+            <w:shd w:val="clear" w:color="auto" w:fill="2E75B6"/>
+            <w:tcMar>
+              <w:top w:w="100" w:type="dxa"/>
+              <w:left w:w="160" w:type="dxa"/>
+              <w:bottom w:w="100" w:type="dxa"/>
+              <w:right w:w="160" w:type="dxa"/>
+            </w:tcMar>
+          </w:tcPr>
+          <w:p>
+            <w:pPr>
               <w:rPr>
                 <w:lang w:val="es-ES"/>
               </w:rPr>
             </w:pPr>
-            <w:r>
-              <w:rPr>
-                <w:rFonts w:ascii="Courier New" w:eastAsia="Courier New" w:hAnsi="Courier New" w:cs="Courier New"/>
-                <w:color w:val="D4D4D4"/>
-                <w:sz w:val="18"/>
-                <w:szCs w:val="18"/>
+          </w:p>
+        </w:tc>
+        <w:tc>
+          <w:tcPr>
+            <w:tcW w:w="3263" w:type="dxa"/>
+            <w:shd w:val="clear" w:color="auto" w:fill="2E75B6"/>
+            <w:tcMar>
+              <w:top w:w="100" w:type="dxa"/>
+              <w:left w:w="160" w:type="dxa"/>
+              <w:bottom w:w="100" w:type="dxa"/>
+              <w:right w:w="160" w:type="dxa"/>
+            </w:tcMar>
+          </w:tcPr>
+          <w:p>
+            <w:r>
+              <w:rPr>
+                <w:b/>
+                <w:bCs/>
+                <w:color w:val="FFFFFF"/>
+                <w:sz w:val="20"/>
+                <w:szCs w:val="20"/>
+              </w:rPr>
+              <w:t xml:space="preserve">Pipeline </w:t>
+            </w:r>
+            <w:proofErr w:type="spellStart"/>
+            <w:r>
+              <w:rPr>
+                <w:b/>
+                <w:bCs/>
+                <w:color w:val="FFFFFF"/>
+                <w:sz w:val="20"/>
+                <w:szCs w:val="20"/>
+              </w:rPr>
+              <w:t>fija</w:t>
+            </w:r>
+            <w:proofErr w:type="spellEnd"/>
+          </w:p>
+        </w:tc>
+        <w:tc>
+          <w:tcPr>
+            <w:tcW w:w="3263" w:type="dxa"/>
+            <w:shd w:val="clear" w:color="auto" w:fill="2E75B6"/>
+            <w:tcMar>
+              <w:top w:w="100" w:type="dxa"/>
+              <w:left w:w="160" w:type="dxa"/>
+              <w:bottom w:w="100" w:type="dxa"/>
+              <w:right w:w="160" w:type="dxa"/>
+            </w:tcMar>
+          </w:tcPr>
+          <w:p>
+            <w:r>
+              <w:rPr>
+                <w:b/>
+                <w:bCs/>
+                <w:color w:val="FFFFFF"/>
+                <w:sz w:val="20"/>
+                <w:szCs w:val="20"/>
+              </w:rPr>
+              <w:t xml:space="preserve">@Tool </w:t>
+            </w:r>
+            <w:proofErr w:type="spellStart"/>
+            <w:r>
+              <w:rPr>
+                <w:b/>
+                <w:bCs/>
+                <w:color w:val="FFFFFF"/>
+                <w:sz w:val="20"/>
+                <w:szCs w:val="20"/>
+              </w:rPr>
+              <w:t>agéntico</w:t>
+            </w:r>
+            <w:proofErr w:type="spellEnd"/>
+          </w:p>
+        </w:tc>
+      </w:tr>
+      <w:tr>
+        <w:tc>
+          <w:tcPr>
+            <w:tcW w:w="2500" w:type="dxa"/>
+            <w:tcMar>
+              <w:top w:w="100" w:type="dxa"/>
+              <w:left w:w="160" w:type="dxa"/>
+              <w:bottom w:w="100" w:type="dxa"/>
+              <w:right w:w="160" w:type="dxa"/>
+            </w:tcMar>
+          </w:tcPr>
+          <w:p>
+            <w:proofErr w:type="spellStart"/>
+            <w:r>
+              <w:rPr>
+                <w:sz w:val="20"/>
+                <w:szCs w:val="20"/>
+              </w:rPr>
+              <w:t>Genera</w:t>
+            </w:r>
+            <w:proofErr w:type="spellEnd"/>
+            <w:r>
+              <w:rPr>
+                <w:sz w:val="20"/>
+                <w:szCs w:val="20"/>
+              </w:rPr>
+              <w:t xml:space="preserve"> el HQL</w:t>
+            </w:r>
+          </w:p>
+        </w:tc>
+        <w:tc>
+          <w:tcPr>
+            <w:tcW w:w="3263" w:type="dxa"/>
+            <w:tcMar>
+              <w:top w:w="100" w:type="dxa"/>
+              <w:left w:w="160" w:type="dxa"/>
+              <w:bottom w:w="100" w:type="dxa"/>
+              <w:right w:w="160" w:type="dxa"/>
+            </w:tcMar>
+          </w:tcPr>
+          <w:p>
+            <w:proofErr w:type="spellStart"/>
+            <w:r>
+              <w:rPr>
+                <w:sz w:val="20"/>
+                <w:szCs w:val="20"/>
+              </w:rPr>
+              <w:t>HqlGenerator</w:t>
+            </w:r>
+            <w:proofErr w:type="spellEnd"/>
+            <w:r>
+              <w:rPr>
+                <w:sz w:val="20"/>
+                <w:szCs w:val="20"/>
+              </w:rPr>
+              <w:t xml:space="preserve"> (</w:t>
+            </w:r>
+            <w:proofErr w:type="spellStart"/>
+            <w:r>
+              <w:rPr>
+                <w:sz w:val="20"/>
+                <w:szCs w:val="20"/>
+              </w:rPr>
+              <w:t>llamado</w:t>
+            </w:r>
+            <w:proofErr w:type="spellEnd"/>
+            <w:r>
+              <w:rPr>
+                <w:sz w:val="20"/>
+                <w:szCs w:val="20"/>
+              </w:rPr>
+              <w:t xml:space="preserve"> por Java)</w:t>
+            </w:r>
+          </w:p>
+        </w:tc>
+        <w:tc>
+          <w:tcPr>
+            <w:tcW w:w="3263" w:type="dxa"/>
+            <w:tcMar>
+              <w:top w:w="100" w:type="dxa"/>
+              <w:left w:w="160" w:type="dxa"/>
+              <w:bottom w:w="100" w:type="dxa"/>
+              <w:right w:w="160" w:type="dxa"/>
+            </w:tcMar>
+          </w:tcPr>
+          <w:p>
+            <w:pPr>
+              <w:rPr>
                 <w:lang w:val="es-ES"/>
               </w:rPr>
-              <w:t>// @Tool y @P están listos para function calling si la arquitectura evoluciona</w:t>
-            </w:r>
-          </w:p>
-        </w:tc>
-      </w:tr>
-      <w:tr>
-        <w:tc>
-          <w:tcPr>
-            <w:tcW w:w="9026" w:type="dxa"/>
-            <w:tcBorders>
-              <w:top w:val="none" w:sz="0" w:space="0" w:color="FFFFFF"/>
-              <w:left w:val="none" w:sz="0" w:space="0" w:color="FFFFFF"/>
-              <w:bottom w:val="none" w:sz="0" w:space="0" w:color="FFFFFF"/>
-              <w:right w:val="none" w:sz="0" w:space="0" w:color="FFFFFF"/>
-            </w:tcBorders>
-            <w:shd w:val="clear" w:color="auto" w:fill="1E1E1E"/>
-            <w:tcMar>
-              <w:top w:w="40" w:type="dxa"/>
-              <w:left w:w="200" w:type="dxa"/>
-              <w:bottom w:w="40" w:type="dxa"/>
-              <w:right w:w="180" w:type="dxa"/>
-            </w:tcMar>
-          </w:tcPr>
-          <w:p>
-            <w:pPr>
-              <w:spacing w:before="20" w:after="20"/>
-            </w:pPr>
-            <w:r>
-              <w:rPr>
-                <w:rFonts w:ascii="Courier New" w:eastAsia="Courier New" w:hAnsi="Courier New" w:cs="Courier New"/>
-                <w:color w:val="D4D4D4"/>
-                <w:sz w:val="18"/>
-                <w:szCs w:val="18"/>
-              </w:rPr>
-              <w:t>@</w:t>
-            </w:r>
-            <w:proofErr w:type="gramStart"/>
-            <w:r>
-              <w:rPr>
-                <w:rFonts w:ascii="Courier New" w:eastAsia="Courier New" w:hAnsi="Courier New" w:cs="Courier New"/>
-                <w:color w:val="D4D4D4"/>
-                <w:sz w:val="18"/>
-                <w:szCs w:val="18"/>
-              </w:rPr>
-              <w:t>Tool(</w:t>
-            </w:r>
-            <w:proofErr w:type="gramEnd"/>
-            <w:r>
-              <w:rPr>
-                <w:rFonts w:ascii="Courier New" w:eastAsia="Courier New" w:hAnsi="Courier New" w:cs="Courier New"/>
-                <w:color w:val="D4D4D4"/>
-                <w:sz w:val="18"/>
-                <w:szCs w:val="18"/>
-              </w:rPr>
-              <w:t>"""</w:t>
-            </w:r>
-          </w:p>
-        </w:tc>
-      </w:tr>
-      <w:tr>
-        <w:tc>
-          <w:tcPr>
-            <w:tcW w:w="9026" w:type="dxa"/>
-            <w:tcBorders>
-              <w:top w:val="none" w:sz="0" w:space="0" w:color="FFFFFF"/>
-              <w:left w:val="none" w:sz="0" w:space="0" w:color="FFFFFF"/>
-              <w:bottom w:val="none" w:sz="0" w:space="0" w:color="FFFFFF"/>
-              <w:right w:val="none" w:sz="0" w:space="0" w:color="FFFFFF"/>
-            </w:tcBorders>
-            <w:shd w:val="clear" w:color="auto" w:fill="1E1E1E"/>
-            <w:tcMar>
-              <w:top w:w="40" w:type="dxa"/>
-              <w:left w:w="200" w:type="dxa"/>
-              <w:bottom w:w="40" w:type="dxa"/>
-              <w:right w:w="180" w:type="dxa"/>
-            </w:tcMar>
-          </w:tcPr>
-          <w:p>
-            <w:pPr>
-              <w:spacing w:before="20" w:after="20"/>
-              <w:rPr>
-                <w:lang w:val="en-US"/>
-              </w:rPr>
-            </w:pPr>
-            <w:r>
-              <w:rPr>
-                <w:rFonts w:ascii="Courier New" w:eastAsia="Courier New" w:hAnsi="Courier New" w:cs="Courier New"/>
-                <w:color w:val="D4D4D4"/>
-                <w:sz w:val="18"/>
-                <w:szCs w:val="18"/>
-                <w:lang w:val="en-US"/>
-              </w:rPr>
-              <w:t xml:space="preserve">    Execute an HQL (Hibernate Query Language) query to retrieve data.</w:t>
-            </w:r>
-          </w:p>
-        </w:tc>
-      </w:tr>
-      <w:tr>
-        <w:tc>
-          <w:tcPr>
-            <w:tcW w:w="9026" w:type="dxa"/>
-            <w:tcBorders>
-              <w:top w:val="none" w:sz="0" w:space="0" w:color="FFFFFF"/>
-              <w:left w:val="none" w:sz="0" w:space="0" w:color="FFFFFF"/>
-              <w:bottom w:val="none" w:sz="0" w:space="0" w:color="FFFFFF"/>
-              <w:right w:val="none" w:sz="0" w:space="0" w:color="FFFFFF"/>
-            </w:tcBorders>
-            <w:shd w:val="clear" w:color="auto" w:fill="1E1E1E"/>
-            <w:tcMar>
-              <w:top w:w="40" w:type="dxa"/>
-              <w:left w:w="200" w:type="dxa"/>
-              <w:bottom w:w="40" w:type="dxa"/>
-              <w:right w:w="180" w:type="dxa"/>
-            </w:tcMar>
-          </w:tcPr>
-          <w:p>
-            <w:pPr>
-              <w:spacing w:before="20" w:after="20"/>
-            </w:pPr>
-            <w:r>
-              <w:rPr>
-                <w:rFonts w:ascii="Courier New" w:eastAsia="Courier New" w:hAnsi="Courier New" w:cs="Courier New"/>
-                <w:color w:val="D4D4D4"/>
-                <w:sz w:val="18"/>
-                <w:szCs w:val="18"/>
-                <w:lang w:val="en-US"/>
-              </w:rPr>
-              <w:t xml:space="preserve">    </w:t>
-            </w:r>
-            <w:r>
-              <w:rPr>
-                <w:rFonts w:ascii="Courier New" w:eastAsia="Courier New" w:hAnsi="Courier New" w:cs="Courier New"/>
-                <w:color w:val="D4D4D4"/>
-                <w:sz w:val="18"/>
-                <w:szCs w:val="18"/>
-              </w:rPr>
-              <w:t>Rules:</w:t>
-            </w:r>
-          </w:p>
-        </w:tc>
-      </w:tr>
-      <w:tr>
-        <w:tc>
-          <w:tcPr>
-            <w:tcW w:w="9026" w:type="dxa"/>
-            <w:tcBorders>
-              <w:top w:val="none" w:sz="0" w:space="0" w:color="FFFFFF"/>
-              <w:left w:val="none" w:sz="0" w:space="0" w:color="FFFFFF"/>
-              <w:bottom w:val="none" w:sz="0" w:space="0" w:color="FFFFFF"/>
-              <w:right w:val="none" w:sz="0" w:space="0" w:color="FFFFFF"/>
-            </w:tcBorders>
-            <w:shd w:val="clear" w:color="auto" w:fill="1E1E1E"/>
-            <w:tcMar>
-              <w:top w:w="40" w:type="dxa"/>
-              <w:left w:w="200" w:type="dxa"/>
-              <w:bottom w:w="40" w:type="dxa"/>
-              <w:right w:w="180" w:type="dxa"/>
-            </w:tcMar>
-          </w:tcPr>
-          <w:p>
-            <w:pPr>
-              <w:spacing w:before="20" w:after="20"/>
-              <w:rPr>
-                <w:lang w:val="en-US"/>
-              </w:rPr>
-            </w:pPr>
-            <w:r>
-              <w:rPr>
-                <w:rFonts w:ascii="Courier New" w:eastAsia="Courier New" w:hAnsi="Courier New" w:cs="Courier New"/>
-                <w:color w:val="D4D4D4"/>
-                <w:sz w:val="18"/>
-                <w:szCs w:val="18"/>
-                <w:lang w:val="en-US"/>
-              </w:rPr>
-              <w:t xml:space="preserve">    - Only SELECT or FROM queries (read-only)</w:t>
-            </w:r>
-          </w:p>
-        </w:tc>
-      </w:tr>
-      <w:tr>
-        <w:tc>
-          <w:tcPr>
-            <w:tcW w:w="9026" w:type="dxa"/>
-            <w:tcBorders>
-              <w:top w:val="none" w:sz="0" w:space="0" w:color="FFFFFF"/>
-              <w:left w:val="none" w:sz="0" w:space="0" w:color="FFFFFF"/>
-              <w:bottom w:val="none" w:sz="0" w:space="0" w:color="FFFFFF"/>
-              <w:right w:val="none" w:sz="0" w:space="0" w:color="FFFFFF"/>
-            </w:tcBorders>
-            <w:shd w:val="clear" w:color="auto" w:fill="1E1E1E"/>
-            <w:tcMar>
-              <w:top w:w="40" w:type="dxa"/>
-              <w:left w:w="200" w:type="dxa"/>
-              <w:bottom w:w="40" w:type="dxa"/>
-              <w:right w:w="180" w:type="dxa"/>
-            </w:tcMar>
-          </w:tcPr>
-          <w:p>
-            <w:pPr>
-              <w:spacing w:before="20" w:after="20"/>
-              <w:rPr>
-                <w:lang w:val="en-US"/>
-              </w:rPr>
-            </w:pPr>
-            <w:r>
-              <w:rPr>
-                <w:rFonts w:ascii="Courier New" w:eastAsia="Courier New" w:hAnsi="Courier New" w:cs="Courier New"/>
-                <w:color w:val="D4D4D4"/>
-                <w:sz w:val="18"/>
-                <w:szCs w:val="18"/>
-                <w:lang w:val="en-US"/>
-              </w:rPr>
-              <w:t xml:space="preserve">    - Use entity names as defined in Java (Product, Category)</w:t>
-            </w:r>
-          </w:p>
-        </w:tc>
-      </w:tr>
-      <w:tr>
-        <w:tc>
-          <w:tcPr>
-            <w:tcW w:w="9026" w:type="dxa"/>
-            <w:tcBorders>
-              <w:top w:val="none" w:sz="0" w:space="0" w:color="FFFFFF"/>
-              <w:left w:val="none" w:sz="0" w:space="0" w:color="FFFFFF"/>
-              <w:bottom w:val="none" w:sz="0" w:space="0" w:color="FFFFFF"/>
-              <w:right w:val="none" w:sz="0" w:space="0" w:color="FFFFFF"/>
-            </w:tcBorders>
-            <w:shd w:val="clear" w:color="auto" w:fill="1E1E1E"/>
-            <w:tcMar>
-              <w:top w:w="40" w:type="dxa"/>
-              <w:left w:w="200" w:type="dxa"/>
-              <w:bottom w:w="40" w:type="dxa"/>
-              <w:right w:w="180" w:type="dxa"/>
-            </w:tcMar>
-          </w:tcPr>
-          <w:p>
-            <w:pPr>
-              <w:spacing w:before="20" w:after="20"/>
-              <w:rPr>
-                <w:lang w:val="en-US"/>
-              </w:rPr>
-            </w:pPr>
-            <w:r>
-              <w:rPr>
-                <w:rFonts w:ascii="Courier New" w:eastAsia="Courier New" w:hAnsi="Courier New" w:cs="Courier New"/>
-                <w:color w:val="D4D4D4"/>
-                <w:sz w:val="18"/>
-                <w:szCs w:val="18"/>
-                <w:lang w:val="en-US"/>
-              </w:rPr>
-              <w:t xml:space="preserve">    - Use Java field names (</w:t>
-            </w:r>
-            <w:proofErr w:type="gramStart"/>
-            <w:r>
-              <w:rPr>
-                <w:rFonts w:ascii="Courier New" w:eastAsia="Courier New" w:hAnsi="Courier New" w:cs="Courier New"/>
-                <w:color w:val="D4D4D4"/>
-                <w:sz w:val="18"/>
-                <w:szCs w:val="18"/>
-                <w:lang w:val="en-US"/>
-              </w:rPr>
-              <w:t>p.price</w:t>
-            </w:r>
-            <w:proofErr w:type="gramEnd"/>
-            <w:r>
-              <w:rPr>
-                <w:rFonts w:ascii="Courier New" w:eastAsia="Courier New" w:hAnsi="Courier New" w:cs="Courier New"/>
-                <w:color w:val="D4D4D4"/>
-                <w:sz w:val="18"/>
-                <w:szCs w:val="18"/>
-                <w:lang w:val="en-US"/>
-              </w:rPr>
-              <w:t>, p.category.name, p.stock)</w:t>
-            </w:r>
-          </w:p>
-        </w:tc>
-      </w:tr>
-      <w:tr>
-        <w:tc>
-          <w:tcPr>
-            <w:tcW w:w="9026" w:type="dxa"/>
-            <w:tcBorders>
-              <w:top w:val="none" w:sz="0" w:space="0" w:color="FFFFFF"/>
-              <w:left w:val="none" w:sz="0" w:space="0" w:color="FFFFFF"/>
-              <w:bottom w:val="none" w:sz="0" w:space="0" w:color="FFFFFF"/>
-              <w:right w:val="none" w:sz="0" w:space="0" w:color="FFFFFF"/>
-            </w:tcBorders>
-            <w:shd w:val="clear" w:color="auto" w:fill="1E1E1E"/>
-            <w:tcMar>
-              <w:top w:w="40" w:type="dxa"/>
-              <w:left w:w="200" w:type="dxa"/>
-              <w:bottom w:w="40" w:type="dxa"/>
-              <w:right w:w="180" w:type="dxa"/>
-            </w:tcMar>
-          </w:tcPr>
-          <w:p>
-            <w:pPr>
-              <w:spacing w:before="20" w:after="20"/>
-              <w:rPr>
-                <w:lang w:val="en-US"/>
-              </w:rPr>
-            </w:pPr>
-            <w:r>
-              <w:rPr>
-                <w:rFonts w:ascii="Courier New" w:eastAsia="Courier New" w:hAnsi="Courier New" w:cs="Courier New"/>
-                <w:color w:val="D4D4D4"/>
-                <w:sz w:val="18"/>
-                <w:szCs w:val="18"/>
-                <w:lang w:val="en-US"/>
-              </w:rPr>
-              <w:t xml:space="preserve">    - Never UPDATE, DELETE, INSERT or DDL statements</w:t>
-            </w:r>
-          </w:p>
-        </w:tc>
-      </w:tr>
-      <w:tr>
-        <w:tc>
-          <w:tcPr>
-            <w:tcW w:w="9026" w:type="dxa"/>
-            <w:tcBorders>
-              <w:top w:val="none" w:sz="0" w:space="0" w:color="FFFFFF"/>
-              <w:left w:val="none" w:sz="0" w:space="0" w:color="FFFFFF"/>
-              <w:bottom w:val="none" w:sz="0" w:space="0" w:color="FFFFFF"/>
-              <w:right w:val="none" w:sz="0" w:space="0" w:color="FFFFFF"/>
-            </w:tcBorders>
-            <w:shd w:val="clear" w:color="auto" w:fill="1E1E1E"/>
-            <w:tcMar>
-              <w:top w:w="40" w:type="dxa"/>
-              <w:left w:w="200" w:type="dxa"/>
-              <w:bottom w:w="40" w:type="dxa"/>
-              <w:right w:w="180" w:type="dxa"/>
-            </w:tcMar>
-          </w:tcPr>
-          <w:p>
-            <w:pPr>
-              <w:spacing w:before="20" w:after="20"/>
-              <w:rPr>
-                <w:lang w:val="en-US"/>
-              </w:rPr>
-            </w:pPr>
-            <w:r>
-              <w:rPr>
-                <w:rFonts w:ascii="Courier New" w:eastAsia="Courier New" w:hAnsi="Courier New" w:cs="Courier New"/>
-                <w:color w:val="D4D4D4"/>
-                <w:sz w:val="18"/>
-                <w:szCs w:val="18"/>
-                <w:lang w:val="en-US"/>
-              </w:rPr>
-              <w:t xml:space="preserve">    Entities: </w:t>
-            </w:r>
-            <w:proofErr w:type="gramStart"/>
-            <w:r>
-              <w:rPr>
-                <w:rFonts w:ascii="Courier New" w:eastAsia="Courier New" w:hAnsi="Courier New" w:cs="Courier New"/>
-                <w:color w:val="D4D4D4"/>
-                <w:sz w:val="18"/>
-                <w:szCs w:val="18"/>
-                <w:lang w:val="en-US"/>
-              </w:rPr>
-              <w:t>Product(</w:t>
-            </w:r>
-            <w:proofErr w:type="gramEnd"/>
-            <w:r>
-              <w:rPr>
-                <w:rFonts w:ascii="Courier New" w:eastAsia="Courier New" w:hAnsi="Courier New" w:cs="Courier New"/>
-                <w:color w:val="D4D4D4"/>
-                <w:sz w:val="18"/>
-                <w:szCs w:val="18"/>
-                <w:lang w:val="en-US"/>
-              </w:rPr>
-              <w:t>id, name, price, stock, category), Category(id, name)</w:t>
-            </w:r>
-          </w:p>
-        </w:tc>
-      </w:tr>
-      <w:tr>
-        <w:tc>
-          <w:tcPr>
-            <w:tcW w:w="9026" w:type="dxa"/>
-            <w:tcBorders>
-              <w:top w:val="none" w:sz="0" w:space="0" w:color="FFFFFF"/>
-              <w:left w:val="none" w:sz="0" w:space="0" w:color="FFFFFF"/>
-              <w:bottom w:val="none" w:sz="0" w:space="0" w:color="FFFFFF"/>
-              <w:right w:val="none" w:sz="0" w:space="0" w:color="FFFFFF"/>
-            </w:tcBorders>
-            <w:shd w:val="clear" w:color="auto" w:fill="1E1E1E"/>
-            <w:tcMar>
-              <w:top w:w="40" w:type="dxa"/>
-              <w:left w:w="200" w:type="dxa"/>
-              <w:bottom w:w="40" w:type="dxa"/>
-              <w:right w:w="180" w:type="dxa"/>
-            </w:tcMar>
-          </w:tcPr>
-          <w:p>
-            <w:pPr>
-              <w:spacing w:before="20" w:after="20"/>
-            </w:pPr>
-            <w:r>
-              <w:rPr>
-                <w:rFonts w:ascii="Courier New" w:eastAsia="Courier New" w:hAnsi="Courier New" w:cs="Courier New"/>
-                <w:color w:val="D4D4D4"/>
-                <w:sz w:val="18"/>
-                <w:szCs w:val="18"/>
-                <w:lang w:val="en-US"/>
-              </w:rPr>
-              <w:t xml:space="preserve">    </w:t>
-            </w:r>
-            <w:r>
-              <w:rPr>
-                <w:rFonts w:ascii="Courier New" w:eastAsia="Courier New" w:hAnsi="Courier New" w:cs="Courier New"/>
-                <w:color w:val="D4D4D4"/>
-                <w:sz w:val="18"/>
-                <w:szCs w:val="18"/>
-              </w:rPr>
-              <w:t>""")</w:t>
-            </w:r>
-          </w:p>
-        </w:tc>
-      </w:tr>
-      <w:tr>
-        <w:tc>
-          <w:tcPr>
-            <w:tcW w:w="9026" w:type="dxa"/>
-            <w:tcBorders>
-              <w:top w:val="none" w:sz="0" w:space="0" w:color="FFFFFF"/>
-              <w:left w:val="none" w:sz="0" w:space="0" w:color="FFFFFF"/>
-              <w:bottom w:val="none" w:sz="0" w:space="0" w:color="FFFFFF"/>
-              <w:right w:val="none" w:sz="0" w:space="0" w:color="FFFFFF"/>
-            </w:tcBorders>
-            <w:shd w:val="clear" w:color="auto" w:fill="1E1E1E"/>
-            <w:tcMar>
-              <w:top w:w="40" w:type="dxa"/>
-              <w:left w:w="200" w:type="dxa"/>
-              <w:bottom w:w="40" w:type="dxa"/>
-              <w:right w:w="180" w:type="dxa"/>
-            </w:tcMar>
-          </w:tcPr>
-          <w:p>
-            <w:pPr>
-              <w:spacing w:before="20" w:after="20"/>
-            </w:pPr>
-            <w:r>
-              <w:rPr>
-                <w:rFonts w:ascii="Courier New" w:eastAsia="Courier New" w:hAnsi="Courier New" w:cs="Courier New"/>
-                <w:color w:val="D4D4D4"/>
-                <w:sz w:val="18"/>
-                <w:szCs w:val="18"/>
-              </w:rPr>
-              <w:t>public String executeHqlQuery(</w:t>
-            </w:r>
-          </w:p>
-        </w:tc>
-      </w:tr>
-      <w:tr>
-        <w:tc>
-          <w:tcPr>
-            <w:tcW w:w="9026" w:type="dxa"/>
-            <w:tcBorders>
-              <w:top w:val="none" w:sz="0" w:space="0" w:color="FFFFFF"/>
-              <w:left w:val="none" w:sz="0" w:space="0" w:color="FFFFFF"/>
-              <w:bottom w:val="none" w:sz="0" w:space="0" w:color="FFFFFF"/>
-              <w:right w:val="none" w:sz="0" w:space="0" w:color="FFFFFF"/>
-            </w:tcBorders>
-            <w:shd w:val="clear" w:color="auto" w:fill="1E1E1E"/>
-            <w:tcMar>
-              <w:top w:w="40" w:type="dxa"/>
-              <w:left w:w="200" w:type="dxa"/>
-              <w:bottom w:w="40" w:type="dxa"/>
-              <w:right w:w="180" w:type="dxa"/>
-            </w:tcMar>
-          </w:tcPr>
-          <w:p>
-            <w:pPr>
-              <w:spacing w:before="20" w:after="20"/>
-              <w:rPr>
-                <w:lang w:val="en-US"/>
-              </w:rPr>
-            </w:pPr>
-            <w:r>
-              <w:rPr>
-                <w:rFonts w:ascii="Courier New" w:eastAsia="Courier New" w:hAnsi="Courier New" w:cs="Courier New"/>
-                <w:color w:val="D4D4D4"/>
-                <w:sz w:val="18"/>
-                <w:szCs w:val="18"/>
-                <w:lang w:val="en-US"/>
-              </w:rPr>
-              <w:t xml:space="preserve">    @P(value = "A read-only HQL query using Product and Category entities",</w:t>
-            </w:r>
-          </w:p>
-        </w:tc>
-      </w:tr>
-      <w:tr>
-        <w:tc>
-          <w:tcPr>
-            <w:tcW w:w="9026" w:type="dxa"/>
-            <w:tcBorders>
-              <w:top w:val="none" w:sz="0" w:space="0" w:color="FFFFFF"/>
-              <w:left w:val="none" w:sz="0" w:space="0" w:color="FFFFFF"/>
-              <w:bottom w:val="none" w:sz="0" w:space="0" w:color="FFFFFF"/>
-              <w:right w:val="none" w:sz="0" w:space="0" w:color="FFFFFF"/>
-            </w:tcBorders>
-            <w:shd w:val="clear" w:color="auto" w:fill="1E1E1E"/>
-            <w:tcMar>
-              <w:top w:w="40" w:type="dxa"/>
-              <w:left w:w="200" w:type="dxa"/>
-              <w:bottom w:w="40" w:type="dxa"/>
-              <w:right w:w="180" w:type="dxa"/>
-            </w:tcMar>
-          </w:tcPr>
-          <w:p>
-            <w:pPr>
-              <w:spacing w:before="20" w:after="20"/>
-            </w:pPr>
-            <w:r>
-              <w:rPr>
-                <w:rFonts w:ascii="Courier New" w:eastAsia="Courier New" w:hAnsi="Courier New" w:cs="Courier New"/>
-                <w:color w:val="D4D4D4"/>
-                <w:sz w:val="18"/>
-                <w:szCs w:val="18"/>
-                <w:lang w:val="en-US"/>
-              </w:rPr>
-              <w:t xml:space="preserve">       </w:t>
-            </w:r>
-            <w:r>
-              <w:rPr>
-                <w:rFonts w:ascii="Courier New" w:eastAsia="Courier New" w:hAnsi="Courier New" w:cs="Courier New"/>
-                <w:color w:val="D4D4D4"/>
-                <w:sz w:val="18"/>
-                <w:szCs w:val="18"/>
-              </w:rPr>
-              <w:t>required = true)</w:t>
-            </w:r>
-          </w:p>
-        </w:tc>
-      </w:tr>
-      <w:tr>
-        <w:tc>
-          <w:tcPr>
-            <w:tcW w:w="9026" w:type="dxa"/>
-            <w:tcBorders>
-              <w:top w:val="none" w:sz="0" w:space="0" w:color="FFFFFF"/>
-              <w:left w:val="none" w:sz="0" w:space="0" w:color="FFFFFF"/>
-              <w:bottom w:val="none" w:sz="0" w:space="0" w:color="FFFFFF"/>
-              <w:right w:val="none" w:sz="0" w:space="0" w:color="FFFFFF"/>
-            </w:tcBorders>
-            <w:shd w:val="clear" w:color="auto" w:fill="1E1E1E"/>
-            <w:tcMar>
-              <w:top w:w="40" w:type="dxa"/>
-              <w:left w:w="200" w:type="dxa"/>
-              <w:bottom w:w="40" w:type="dxa"/>
-              <w:right w:w="180" w:type="dxa"/>
-            </w:tcMar>
-          </w:tcPr>
-          <w:p>
-            <w:pPr>
-              <w:spacing w:before="20" w:after="20"/>
-            </w:pPr>
-            <w:r>
-              <w:rPr>
-                <w:rFonts w:ascii="Courier New" w:eastAsia="Courier New" w:hAnsi="Courier New" w:cs="Courier New"/>
-                <w:color w:val="D4D4D4"/>
-                <w:sz w:val="18"/>
-                <w:szCs w:val="18"/>
-              </w:rPr>
-              <w:t xml:space="preserve">    String hqlQuery) {</w:t>
-            </w:r>
-          </w:p>
-        </w:tc>
-      </w:tr>
-      <w:tr>
-        <w:tc>
-          <w:tcPr>
-            <w:tcW w:w="9026" w:type="dxa"/>
-            <w:tcBorders>
-              <w:top w:val="none" w:sz="0" w:space="0" w:color="FFFFFF"/>
-              <w:left w:val="none" w:sz="0" w:space="0" w:color="FFFFFF"/>
-              <w:bottom w:val="none" w:sz="0" w:space="0" w:color="FFFFFF"/>
-              <w:right w:val="none" w:sz="0" w:space="0" w:color="FFFFFF"/>
-            </w:tcBorders>
-            <w:shd w:val="clear" w:color="auto" w:fill="1E1E1E"/>
-            <w:tcMar>
-              <w:top w:w="40" w:type="dxa"/>
-              <w:left w:w="200" w:type="dxa"/>
-              <w:bottom w:w="40" w:type="dxa"/>
-              <w:right w:w="180" w:type="dxa"/>
-            </w:tcMar>
-          </w:tcPr>
-          <w:p>
-            <w:pPr>
-              <w:spacing w:before="20" w:after="20"/>
-              <w:rPr>
+            </w:pPr>
+            <w:r>
+              <w:rPr>
+                <w:sz w:val="20"/>
+                <w:szCs w:val="20"/>
                 <w:lang w:val="es-ES"/>
               </w:rPr>
-            </w:pPr>
-            <w:r>
-              <w:rPr>
-                <w:rFonts w:ascii="Courier New" w:eastAsia="Courier New" w:hAnsi="Courier New" w:cs="Courier New"/>
-                <w:color w:val="D4D4D4"/>
-                <w:sz w:val="18"/>
-                <w:szCs w:val="18"/>
+              <w:t>LLM (decide por sí mismo)</w:t>
+            </w:r>
+          </w:p>
+        </w:tc>
+      </w:tr>
+      <w:tr>
+        <w:tc>
+          <w:tcPr>
+            <w:tcW w:w="2500" w:type="dxa"/>
+            <w:tcMar>
+              <w:top w:w="100" w:type="dxa"/>
+              <w:left w:w="160" w:type="dxa"/>
+              <w:bottom w:w="100" w:type="dxa"/>
+              <w:right w:w="160" w:type="dxa"/>
+            </w:tcMar>
+          </w:tcPr>
+          <w:p>
+            <w:proofErr w:type="spellStart"/>
+            <w:r>
+              <w:rPr>
+                <w:sz w:val="20"/>
+                <w:szCs w:val="20"/>
+              </w:rPr>
+              <w:t>Ejecuta</w:t>
+            </w:r>
+            <w:proofErr w:type="spellEnd"/>
+            <w:r>
+              <w:rPr>
+                <w:sz w:val="20"/>
+                <w:szCs w:val="20"/>
+              </w:rPr>
+              <w:t xml:space="preserve"> la </w:t>
+            </w:r>
+            <w:proofErr w:type="spellStart"/>
+            <w:r>
+              <w:rPr>
+                <w:sz w:val="20"/>
+                <w:szCs w:val="20"/>
+              </w:rPr>
+              <w:t>query</w:t>
+            </w:r>
+            <w:proofErr w:type="spellEnd"/>
+          </w:p>
+        </w:tc>
+        <w:tc>
+          <w:tcPr>
+            <w:tcW w:w="3263" w:type="dxa"/>
+            <w:tcMar>
+              <w:top w:w="100" w:type="dxa"/>
+              <w:left w:w="160" w:type="dxa"/>
+              <w:bottom w:w="100" w:type="dxa"/>
+              <w:right w:w="160" w:type="dxa"/>
+            </w:tcMar>
+          </w:tcPr>
+          <w:p>
+            <w:r>
+              <w:rPr>
+                <w:sz w:val="20"/>
+                <w:szCs w:val="20"/>
+              </w:rPr>
+              <w:t xml:space="preserve">Java </w:t>
+            </w:r>
+            <w:proofErr w:type="spellStart"/>
+            <w:r>
+              <w:rPr>
+                <w:sz w:val="20"/>
+                <w:szCs w:val="20"/>
+              </w:rPr>
+              <w:t>llama</w:t>
+            </w:r>
+            <w:proofErr w:type="spellEnd"/>
+            <w:r>
+              <w:rPr>
+                <w:sz w:val="20"/>
+                <w:szCs w:val="20"/>
+              </w:rPr>
+              <w:t xml:space="preserve"> </w:t>
+            </w:r>
+            <w:proofErr w:type="spellStart"/>
+            <w:r>
+              <w:rPr>
+                <w:sz w:val="20"/>
+                <w:szCs w:val="20"/>
+              </w:rPr>
+              <w:t>directamente</w:t>
+            </w:r>
+            <w:proofErr w:type="spellEnd"/>
+          </w:p>
+        </w:tc>
+        <w:tc>
+          <w:tcPr>
+            <w:tcW w:w="3263" w:type="dxa"/>
+            <w:tcMar>
+              <w:top w:w="100" w:type="dxa"/>
+              <w:left w:w="160" w:type="dxa"/>
+              <w:bottom w:w="100" w:type="dxa"/>
+              <w:right w:w="160" w:type="dxa"/>
+            </w:tcMar>
+          </w:tcPr>
+          <w:p>
+            <w:pPr>
+              <w:rPr>
                 <w:lang w:val="es-ES"/>
               </w:rPr>
-              <w:t xml:space="preserve">    // delega en executeHqlQuery(hqlQuery, 50) — límite de seguridad</w:t>
-            </w:r>
-          </w:p>
-        </w:tc>
-      </w:tr>
-      <w:tr>
-        <w:tc>
-          <w:tcPr>
-            <w:tcW w:w="9026" w:type="dxa"/>
-            <w:tcBorders>
-              <w:top w:val="none" w:sz="0" w:space="0" w:color="FFFFFF"/>
-              <w:left w:val="none" w:sz="0" w:space="0" w:color="FFFFFF"/>
-              <w:bottom w:val="none" w:sz="0" w:space="0" w:color="FFFFFF"/>
-              <w:right w:val="none" w:sz="0" w:space="0" w:color="FFFFFF"/>
-            </w:tcBorders>
-            <w:shd w:val="clear" w:color="auto" w:fill="1E1E1E"/>
-            <w:tcMar>
-              <w:top w:w="40" w:type="dxa"/>
-              <w:left w:w="200" w:type="dxa"/>
-              <w:bottom w:w="40" w:type="dxa"/>
-              <w:right w:w="180" w:type="dxa"/>
-            </w:tcMar>
-          </w:tcPr>
-          <w:p>
-            <w:pPr>
-              <w:spacing w:before="20" w:after="20"/>
-            </w:pPr>
-            <w:r>
-              <w:rPr>
-                <w:rFonts w:ascii="Courier New" w:eastAsia="Courier New" w:hAnsi="Courier New" w:cs="Courier New"/>
-                <w:color w:val="D4D4D4"/>
-                <w:sz w:val="18"/>
-                <w:szCs w:val="18"/>
+            </w:pPr>
+            <w:r>
+              <w:rPr>
+                <w:sz w:val="20"/>
+                <w:szCs w:val="20"/>
                 <w:lang w:val="es-ES"/>
               </w:rPr>
-              <w:t xml:space="preserve">    </w:t>
-            </w:r>
-            <w:r>
-              <w:rPr>
-                <w:rFonts w:ascii="Courier New" w:eastAsia="Courier New" w:hAnsi="Courier New" w:cs="Courier New"/>
-                <w:color w:val="D4D4D4"/>
-                <w:sz w:val="18"/>
-                <w:szCs w:val="18"/>
-              </w:rPr>
-              <w:t xml:space="preserve">return </w:t>
-            </w:r>
-            <w:proofErr w:type="gramStart"/>
-            <w:r>
-              <w:rPr>
-                <w:rFonts w:ascii="Courier New" w:eastAsia="Courier New" w:hAnsi="Courier New" w:cs="Courier New"/>
-                <w:color w:val="D4D4D4"/>
-                <w:sz w:val="18"/>
-                <w:szCs w:val="18"/>
-              </w:rPr>
-              <w:t>executeHqlQuery(</w:t>
-            </w:r>
-            <w:proofErr w:type="gramEnd"/>
-            <w:r>
-              <w:rPr>
-                <w:rFonts w:ascii="Courier New" w:eastAsia="Courier New" w:hAnsi="Courier New" w:cs="Courier New"/>
-                <w:color w:val="D4D4D4"/>
-                <w:sz w:val="18"/>
-                <w:szCs w:val="18"/>
-              </w:rPr>
-              <w:t>hqlQuery, 50);</w:t>
-            </w:r>
-          </w:p>
-        </w:tc>
-      </w:tr>
-      <w:tr>
-        <w:tc>
-          <w:tcPr>
-            <w:tcW w:w="9026" w:type="dxa"/>
-            <w:tcBorders>
-              <w:top w:val="none" w:sz="0" w:space="0" w:color="FFFFFF"/>
-              <w:left w:val="none" w:sz="0" w:space="0" w:color="FFFFFF"/>
-              <w:bottom w:val="none" w:sz="0" w:space="0" w:color="FFFFFF"/>
-              <w:right w:val="none" w:sz="0" w:space="0" w:color="FFFFFF"/>
-            </w:tcBorders>
-            <w:shd w:val="clear" w:color="auto" w:fill="1E1E1E"/>
-            <w:tcMar>
-              <w:top w:w="40" w:type="dxa"/>
-              <w:left w:w="200" w:type="dxa"/>
-              <w:bottom w:w="40" w:type="dxa"/>
-              <w:right w:w="180" w:type="dxa"/>
-            </w:tcMar>
-          </w:tcPr>
-          <w:p>
-            <w:pPr>
-              <w:spacing w:before="20" w:after="20"/>
-            </w:pPr>
-            <w:r>
-              <w:rPr>
-                <w:rFonts w:ascii="Courier New" w:eastAsia="Courier New" w:hAnsi="Courier New" w:cs="Courier New"/>
-                <w:color w:val="D4D4D4"/>
-                <w:sz w:val="18"/>
-                <w:szCs w:val="18"/>
-              </w:rPr>
-              <w:t>}</w:t>
+              <w:t>LangChain4j llama al recibir el JSON del LLM</w:t>
+            </w:r>
+          </w:p>
+        </w:tc>
+      </w:tr>
+      <w:tr>
+        <w:tc>
+          <w:tcPr>
+            <w:tcW w:w="2500" w:type="dxa"/>
+            <w:tcMar>
+              <w:top w:w="100" w:type="dxa"/>
+              <w:left w:w="160" w:type="dxa"/>
+              <w:bottom w:w="100" w:type="dxa"/>
+              <w:right w:w="160" w:type="dxa"/>
+            </w:tcMar>
+          </w:tcPr>
+          <w:p>
+            <w:proofErr w:type="spellStart"/>
+            <w:r>
+              <w:rPr>
+                <w:sz w:val="20"/>
+                <w:szCs w:val="20"/>
+              </w:rPr>
+              <w:t>Formatea</w:t>
+            </w:r>
+            <w:proofErr w:type="spellEnd"/>
+            <w:r>
+              <w:rPr>
+                <w:sz w:val="20"/>
+                <w:szCs w:val="20"/>
+              </w:rPr>
+              <w:t xml:space="preserve"> la </w:t>
+            </w:r>
+            <w:proofErr w:type="spellStart"/>
+            <w:r>
+              <w:rPr>
+                <w:sz w:val="20"/>
+                <w:szCs w:val="20"/>
+              </w:rPr>
+              <w:t>respuesta</w:t>
+            </w:r>
+            <w:proofErr w:type="spellEnd"/>
+          </w:p>
+        </w:tc>
+        <w:tc>
+          <w:tcPr>
+            <w:tcW w:w="3263" w:type="dxa"/>
+            <w:tcMar>
+              <w:top w:w="100" w:type="dxa"/>
+              <w:left w:w="160" w:type="dxa"/>
+              <w:bottom w:w="100" w:type="dxa"/>
+              <w:right w:w="160" w:type="dxa"/>
+            </w:tcMar>
+          </w:tcPr>
+          <w:p>
+            <w:proofErr w:type="spellStart"/>
+            <w:r>
+              <w:rPr>
+                <w:sz w:val="20"/>
+                <w:szCs w:val="20"/>
+              </w:rPr>
+              <w:t>AnswerFormatter</w:t>
+            </w:r>
+            <w:proofErr w:type="spellEnd"/>
+            <w:r>
+              <w:rPr>
+                <w:sz w:val="20"/>
+                <w:szCs w:val="20"/>
+              </w:rPr>
+              <w:t xml:space="preserve"> (</w:t>
+            </w:r>
+            <w:proofErr w:type="spellStart"/>
+            <w:r>
+              <w:rPr>
+                <w:sz w:val="20"/>
+                <w:szCs w:val="20"/>
+              </w:rPr>
+              <w:t>llamado</w:t>
+            </w:r>
+            <w:proofErr w:type="spellEnd"/>
+            <w:r>
+              <w:rPr>
+                <w:sz w:val="20"/>
+                <w:szCs w:val="20"/>
+              </w:rPr>
+              <w:t xml:space="preserve"> por Java)</w:t>
+            </w:r>
+          </w:p>
+        </w:tc>
+        <w:tc>
+          <w:tcPr>
+            <w:tcW w:w="3263" w:type="dxa"/>
+            <w:tcMar>
+              <w:top w:w="100" w:type="dxa"/>
+              <w:left w:w="160" w:type="dxa"/>
+              <w:bottom w:w="100" w:type="dxa"/>
+              <w:right w:w="160" w:type="dxa"/>
+            </w:tcMar>
+          </w:tcPr>
+          <w:p>
+            <w:pPr>
+              <w:rPr>
+                <w:lang w:val="es-ES"/>
+              </w:rPr>
+            </w:pPr>
+            <w:r>
+              <w:rPr>
+                <w:sz w:val="20"/>
+                <w:szCs w:val="20"/>
+                <w:lang w:val="es-ES"/>
+              </w:rPr>
+              <w:t>LLM (en la misma respuesta)</w:t>
             </w:r>
           </w:p>
         </w:tc>
@@ -13904,6 +14027,7 @@
           <w:lang w:val="es-ES"/>
         </w:rPr>
       </w:pPr>
+      <w:proofErr w:type="spellStart"/>
       <w:r>
         <w:rPr>
           <w:i/>
@@ -13913,8 +14037,9 @@
           <w:szCs w:val="20"/>
           <w:lang w:val="es-ES"/>
         </w:rPr>
-        <w:t xml:space="preserve">Código </w:t>
-      </w:r>
+        <w:t>Tabela</w:t>
+      </w:r>
+      <w:proofErr w:type="spellEnd"/>
       <w:r>
         <w:rPr>
           <w:i/>
@@ -13924,7 +14049,7 @@
           <w:szCs w:val="20"/>
           <w:lang w:val="es-ES"/>
         </w:rPr>
-        <w:t>6</w:t>
+        <w:t xml:space="preserve"> 5 — Pipeline fi</w:t>
       </w:r>
       <w:r>
         <w:rPr>
@@ -13935,9 +14060,8 @@
           <w:szCs w:val="20"/>
           <w:lang w:val="es-ES"/>
         </w:rPr>
-        <w:t xml:space="preserve"> — HibernateQueryTool.java — anotaciones @Tool y @P listas para </w:t>
-      </w:r>
-      <w:proofErr w:type="spellStart"/>
+        <w:t>j</w:t>
+      </w:r>
       <w:r>
         <w:rPr>
           <w:i/>
@@ -13947,114 +14071,169 @@
           <w:szCs w:val="20"/>
           <w:lang w:val="es-ES"/>
         </w:rPr>
-        <w:t>function</w:t>
-      </w:r>
-      <w:proofErr w:type="spellEnd"/>
-      <w:r>
-        <w:rPr>
-          <w:i/>
-          <w:iCs/>
-          <w:color w:val="595959"/>
-          <w:sz w:val="20"/>
-          <w:szCs w:val="20"/>
-          <w:lang w:val="es-ES"/>
-        </w:rPr>
-        <w:t xml:space="preserve"> </w:t>
-      </w:r>
-      <w:proofErr w:type="spellStart"/>
-      <w:r>
-        <w:rPr>
-          <w:i/>
-          <w:iCs/>
-          <w:color w:val="595959"/>
-          <w:sz w:val="20"/>
-          <w:szCs w:val="20"/>
-          <w:lang w:val="es-ES"/>
-        </w:rPr>
-        <w:t>calling</w:t>
-      </w:r>
-      <w:proofErr w:type="spellEnd"/>
-      <w:r>
-        <w:rPr>
-          <w:i/>
-          <w:iCs/>
-          <w:color w:val="595959"/>
-          <w:sz w:val="20"/>
-          <w:szCs w:val="20"/>
-          <w:lang w:val="es-ES"/>
-        </w:rPr>
-        <w:t xml:space="preserve"> (demo-</w:t>
-      </w:r>
-      <w:proofErr w:type="spellStart"/>
-      <w:r>
-        <w:rPr>
-          <w:i/>
-          <w:iCs/>
-          <w:color w:val="595959"/>
-          <w:sz w:val="20"/>
-          <w:szCs w:val="20"/>
-          <w:lang w:val="es-ES"/>
-        </w:rPr>
-        <w:t>hibernate</w:t>
-      </w:r>
-      <w:proofErr w:type="spellEnd"/>
-      <w:r>
-        <w:rPr>
-          <w:i/>
-          <w:iCs/>
-          <w:color w:val="595959"/>
-          <w:sz w:val="20"/>
-          <w:szCs w:val="20"/>
-          <w:lang w:val="es-ES"/>
-        </w:rPr>
-        <w:t>-</w:t>
-      </w:r>
-      <w:proofErr w:type="spellStart"/>
-      <w:r>
-        <w:rPr>
-          <w:i/>
-          <w:iCs/>
-          <w:color w:val="595959"/>
-          <w:sz w:val="20"/>
-          <w:szCs w:val="20"/>
-          <w:lang w:val="es-ES"/>
-        </w:rPr>
-        <w:t>ai</w:t>
-      </w:r>
-      <w:proofErr w:type="spellEnd"/>
-      <w:r>
-        <w:rPr>
-          <w:i/>
-          <w:iCs/>
-          <w:color w:val="595959"/>
-          <w:sz w:val="20"/>
-          <w:szCs w:val="20"/>
-          <w:lang w:val="es-ES"/>
-        </w:rPr>
-        <w:t>)</w:t>
+        <w:t>a vs Agente</w:t>
       </w:r>
     </w:p>
     <w:p>
       <w:pPr>
-        <w:spacing w:before="80"/>
-        <w:rPr>
-          <w:lang w:val="es-ES"/>
-        </w:rPr>
-      </w:pPr>
+        <w:rPr>
+          <w:lang w:val="es-ES"/>
+        </w:rPr>
+      </w:pPr>
+      <w:r>
+        <w:rPr>
+          <w:lang w:val="es-ES"/>
+        </w:rPr>
+        <w:t>@AiService (</w:t>
+      </w:r>
+      <w:proofErr w:type="spellStart"/>
+      <w:r>
+        <w:rPr>
+          <w:lang w:val="es-ES"/>
+        </w:rPr>
+        <w:t>HqlGenerator</w:t>
+      </w:r>
+      <w:proofErr w:type="spellEnd"/>
+      <w:r>
+        <w:rPr>
+          <w:lang w:val="es-ES"/>
+        </w:rPr>
+        <w:t xml:space="preserve"> y </w:t>
+      </w:r>
+      <w:proofErr w:type="spellStart"/>
+      <w:r>
+        <w:rPr>
+          <w:lang w:val="es-ES"/>
+        </w:rPr>
+        <w:t>AnswerFormatter</w:t>
+      </w:r>
+      <w:proofErr w:type="spellEnd"/>
+      <w:r>
+        <w:rPr>
+          <w:lang w:val="es-ES"/>
+        </w:rPr>
+        <w:t xml:space="preserve">) son interfaces sin implementación — LangChain4j genera el proxy en </w:t>
+      </w:r>
+      <w:proofErr w:type="spellStart"/>
+      <w:r>
+        <w:rPr>
+          <w:lang w:val="es-ES"/>
+        </w:rPr>
+        <w:t>runtime</w:t>
+      </w:r>
+      <w:proofErr w:type="spellEnd"/>
+      <w:r>
+        <w:rPr>
+          <w:lang w:val="es-ES"/>
+        </w:rPr>
+        <w:t xml:space="preserve"> y envía los </w:t>
+      </w:r>
+      <w:proofErr w:type="spellStart"/>
+      <w:r>
+        <w:rPr>
+          <w:lang w:val="es-ES"/>
+        </w:rPr>
+        <w:t>prompts</w:t>
+      </w:r>
+      <w:proofErr w:type="spellEnd"/>
+      <w:r>
+        <w:rPr>
+          <w:lang w:val="es-ES"/>
+        </w:rPr>
+        <w:t xml:space="preserve"> al LLM usando @SystemMessage/@UserMessage. Son los componentes que hablan con el LLM. </w:t>
+      </w:r>
+      <w:proofErr w:type="spellStart"/>
+      <w:r>
+        <w:rPr>
+          <w:lang w:val="es-ES"/>
+        </w:rPr>
+        <w:t>HibernateQueryTool</w:t>
+      </w:r>
+      <w:proofErr w:type="spellEnd"/>
+      <w:r>
+        <w:rPr>
+          <w:lang w:val="es-ES"/>
+        </w:rPr>
+        <w:t xml:space="preserve">, en cambio, es un @Component Spring normal: cuando se llama, ejecuta la </w:t>
+      </w:r>
+      <w:proofErr w:type="spellStart"/>
+      <w:r>
+        <w:rPr>
+          <w:lang w:val="es-ES"/>
+        </w:rPr>
+        <w:t>query</w:t>
+      </w:r>
+      <w:proofErr w:type="spellEnd"/>
+      <w:r>
+        <w:rPr>
+          <w:lang w:val="es-ES"/>
+        </w:rPr>
+        <w:t xml:space="preserve"> vía </w:t>
+      </w:r>
+      <w:proofErr w:type="spellStart"/>
+      <w:r>
+        <w:rPr>
+          <w:lang w:val="es-ES"/>
+        </w:rPr>
+        <w:t>EntityManager</w:t>
+      </w:r>
+      <w:proofErr w:type="spellEnd"/>
+      <w:r>
+        <w:rPr>
+          <w:lang w:val="es-ES"/>
+        </w:rPr>
+        <w:t xml:space="preserve"> de JPA y devuelve un </w:t>
+      </w:r>
+      <w:proofErr w:type="spellStart"/>
+      <w:r>
+        <w:rPr>
+          <w:lang w:val="es-ES"/>
+        </w:rPr>
+        <w:t>String</w:t>
+      </w:r>
+      <w:proofErr w:type="spellEnd"/>
+      <w:r>
+        <w:rPr>
+          <w:lang w:val="es-ES"/>
+        </w:rPr>
+        <w:t xml:space="preserve"> con los resultados — nunca habla con el LLM. </w:t>
+      </w:r>
+      <w:proofErr w:type="spellStart"/>
+      <w:r>
+        <w:rPr>
+          <w:lang w:val="es-ES"/>
+        </w:rPr>
+        <w:t>DatabaseAssistant</w:t>
+      </w:r>
+      <w:proofErr w:type="spellEnd"/>
+      <w:r>
+        <w:rPr>
+          <w:lang w:val="es-ES"/>
+        </w:rPr>
+        <w:t xml:space="preserve"> orquesta ambos: llama a los @AiService para las operaciones de lenguaje natural y llama a </w:t>
+      </w:r>
+      <w:proofErr w:type="spellStart"/>
+      <w:r>
+        <w:rPr>
+          <w:lang w:val="es-ES"/>
+        </w:rPr>
+        <w:t>HibernateQueryTool</w:t>
+      </w:r>
+      <w:proofErr w:type="spellEnd"/>
+      <w:r>
+        <w:rPr>
+          <w:lang w:val="es-ES"/>
+        </w:rPr>
+        <w:t xml:space="preserve"> directamente para acceder a la base de datos.</w:t>
+      </w:r>
     </w:p>
     <w:p>
       <w:pPr>
-        <w:spacing w:before="80" w:after="80" w:line="276" w:lineRule="auto"/>
-        <w:rPr>
-          <w:lang w:val="es-ES"/>
-        </w:rPr>
-      </w:pPr>
-      <w:r>
-        <w:rPr>
-          <w:lang w:val="es-ES"/>
-        </w:rPr>
-        <w:t>La distinción es importante: los dos @AiService (HqlGenerator y AnswerFormatter) no usan tools — usan @SystemMessage/@UserMessage para prompt engineering declarativo. HibernateQueryTool no es un @AiService; es un @Component llamado directamente por DatabaseAssistant.</w:t>
-      </w:r>
+        <w:pStyle w:val="Ttulo3"/>
+        <w:rPr>
+          <w:lang w:val="es-ES"/>
+        </w:rPr>
+      </w:pPr>
     </w:p>
     <w:p>
       <w:pPr>
@@ -14063,14 +14242,14 @@
           <w:lang w:val="es-ES"/>
         </w:rPr>
       </w:pPr>
-      <w:bookmarkStart w:id="14" w:name="_Toc230077237"/>
+      <w:bookmarkStart w:id="15" w:name="_Toc230256470"/>
       <w:r>
         <w:rPr>
           <w:lang w:val="es-ES"/>
         </w:rPr>
         <w:t>LangChain4j en este Proyecto</w:t>
       </w:r>
-      <w:bookmarkEnd w:id="14"/>
+      <w:bookmarkEnd w:id="15"/>
     </w:p>
     <w:p>
       <w:pPr>
@@ -14083,6 +14262,7 @@
         <w:rPr>
           <w:noProof/>
         </w:rPr>
+        <w:lastRenderedPageBreak/>
         <mc:AlternateContent>
           <mc:Choice Requires="wps">
             <w:drawing>
@@ -14133,7 +14313,7 @@
               </wp:anchor>
             </w:drawing>
           </mc:Choice>
-          <mc:Fallback xmlns:ns11="http://schemas.microsoft.com/office/drawing/2010/main" xmlns:ns5="http://schemas.openxmlformats.org/drawingml/2006/main" xmlns:ns9="http://schemas.openxmlformats.org/drawingml/2006/picture">
+          <mc:Fallback xmlns:ns9="http://schemas.openxmlformats.org/drawingml/2006/picture" xmlns:ns5="http://schemas.openxmlformats.org/drawingml/2006/main" xmlns:ns11="http://schemas.microsoft.com/office/drawing/2010/main">
             <w:pict>
               <v:line w14:anchorId="243D5FCB" id="Conexão Reta 3" o:spid="_x0000_s1026" style="position:absolute;z-index:251717632;visibility:visible;mso-wrap-style:square;mso-wrap-distance-left:9pt;mso-wrap-distance-top:0;mso-wrap-distance-right:9pt;mso-wrap-distance-bottom:0;mso-position-horizontal:absolute;mso-position-horizontal-relative:text;mso-position-vertical:absolute;mso-position-vertical-relative:text" from="0,0" to="484.2pt,0" o:gfxdata="UEsDBBQABgAIAAAAIQC2gziS/gAAAOEBAAATAAAAW0NvbnRlbnRfVHlwZXNdLnhtbJSRQU7DMBBF 90jcwfIWJU67QAgl6YK0S0CoHGBkTxKLZGx5TGhvj5O2G0SRWNoz/78nu9wcxkFMGNg6quQqL6RA 0s5Y6ir5vt9lD1JwBDIwOMJKHpHlpr69KfdHjyxSmriSfYz+USnWPY7AufNIadK6MEJMx9ApD/oD OlTrorhX2lFEilmcO2RdNtjC5xDF9pCuTyYBB5bi6bQ4syoJ3g9WQ0ymaiLzg5KdCXlKLjvcW893 SUOqXwnz5DrgnHtJTxOsQfEKIT7DmDSUCaxw7Rqn8787ZsmRM9e2VmPeBN4uqYvTtW7jvijg9N/y JsXecLq0q+WD6m8AAAD//wMAUEsDBBQABgAIAAAAIQA4/SH/1gAAAJQBAAALAAAAX3JlbHMvLnJl bHOkkMFqwzAMhu+DvYPRfXGawxijTi+j0GvpHsDYimMaW0Yy2fr2M4PBMnrbUb/Q94l/f/hMi1qR JVI2sOt6UJgd+ZiDgffL8ekFlFSbvV0oo4EbChzGx4f9GRdb25HMsYhqlCwG5lrLq9biZkxWOiqY 22YiTra2kYMu1l1tQD30/bPm3wwYN0x18gb45AdQl1tp5j/sFB2T0FQ7R0nTNEV3j6o9feQzro1i OWA14Fm+Q8a1a8+Bvu/d/dMb2JY5uiPbhG/ktn4cqGU/er3pcvwCAAD//wMAUEsDBBQABgAIAAAA IQCZ2PQonAEAAJQDAAAOAAAAZHJzL2Uyb0RvYy54bWysU01P3DAQvVfqf7B8Z5MAQm202T2A4FK1 qMAPMM54Y8n2WLbZZP99x97dLGorIRAXxx/z3sx7M1muJ2vYFkLU6DreLGrOwEnstdt0/Onx9uwb ZzEJ1wuDDjq+g8jXq69flqNv4RwHND0ERiQutqPv+JCSb6sqygGsiAv04OhRYbAi0TFsqj6Ikdit qc7r+qoaMfQ+oIQY6fZm/8hXhV8pkOmXUhESMx2n2lJZQ1mf81qtlqLdBOEHLQ9liA9UYYV2lHSm uhFJsJeg/6GyWgaMqNJCoq1QKS2haCA1Tf2XmodBeChayJzoZ5vi59HKn9trdx/IhtHHNvr7kFVM Ktj8pfrYVMzazWbBlJiky6vm8vvFJXkqj2/VCehDTHeAluVNx412WYdoxfZHTJSMQo8hdDilLru0 M5CDjfsNiumekjUFXaYCrk1gW0H9FFKCS03uIfGV6AxT2pgZWL8NPMRnKJSJeQ94RpTM6NIMttph +F/2NB1LVvv4owN73dmCZ+x3pSnFGmp9UXgY0zxbr88FfvqZVn8AAAD//wMAUEsDBBQABgAIAAAA IQBdcTjb3gAAAAcBAAAPAAAAZHJzL2Rvd25yZXYueG1sTI9Ba8JAEIXvBf/DMkJvdVMpYmM2IpZS KxSpLdjjmp0m0exs2F1N/Pcde2kvDx6PefO9bN7bRpzRh9qRgvtRAgKpcKamUsHnx/PdFESImoxu HKGCCwaY54ObTKfGdfSO520sBZdQSLWCKsY2lTIUFVodRq5F4uzbeasjW19K43XH5baR4ySZSKtr 4g+VbnFZYXHcnqyCN79aLRfry4E2X7bbjde7zWv/otTtsH+asSxmICL28e8CrhuYH3IG27sTmSAa Bbwm/ipnj5PpA4j91co8k//58x8AAAD//wMAUEsBAi0AFAAGAAgAAAAhALaDOJL+AAAA4QEAABMA AAAAAAAAAAAAAAAAAAAAAFtDb250ZW50X1R5cGVzXS54bWxQSwECLQAUAAYACAAAACEAOP0h/9YA AACUAQAACwAAAAAAAAAAAAAAAAAvAQAAX3JlbHMvLnJlbHNQSwECLQAUAAYACAAAACEAmdj0KJwB AACUAwAADgAAAAAAAAAAAAAAAAAuAgAAZHJzL2Uyb0RvYy54bWxQSwECLQAUAAYACAAAACEAXXE4 294AAAAHAQAADwAAAAAAAAAAAAAAAAD2AwAAZHJzL2Rvd25yZXYueG1sUEsFBgAAAAAEAAQA8wAA AAEFAAAAAA== " strokecolor="#156082 [3204]" strokeweight=".5pt">
                 <v:stroke joinstyle="miter"/>
@@ -14388,7 +14568,7 @@
       <w:pPr>
         <w:pStyle w:val="Ttulo3"/>
       </w:pPr>
-      <w:bookmarkStart w:id="15" w:name="_Toc230077238"/>
+      <w:bookmarkStart w:id="16" w:name="_Toc230256471"/>
       <w:r>
         <w:t xml:space="preserve">LangChain4j </w:t>
       </w:r>
@@ -14400,7 +14580,7 @@
       <w:r>
         <w:t xml:space="preserve"> Spring AI — Misma Arquitectura, APIs Diferentes</w:t>
       </w:r>
-      <w:bookmarkEnd w:id="15"/>
+      <w:bookmarkEnd w:id="16"/>
     </w:p>
     <w:p>
       <w:pPr>
@@ -14463,7 +14643,7 @@
               </wp:anchor>
             </w:drawing>
           </mc:Choice>
-          <mc:Fallback xmlns:ns11="http://schemas.microsoft.com/office/drawing/2010/main" xmlns:ns5="http://schemas.openxmlformats.org/drawingml/2006/main" xmlns:ns9="http://schemas.openxmlformats.org/drawingml/2006/picture">
+          <mc:Fallback xmlns:ns9="http://schemas.openxmlformats.org/drawingml/2006/picture" xmlns:ns5="http://schemas.openxmlformats.org/drawingml/2006/main" xmlns:ns11="http://schemas.microsoft.com/office/drawing/2010/main">
             <w:pict>
               <v:line w14:anchorId="31F2A266" id="Conexão Reta 3" o:spid="_x0000_s1026" style="position:absolute;z-index:251719680;visibility:visible;mso-wrap-style:square;mso-wrap-distance-left:9pt;mso-wrap-distance-top:0;mso-wrap-distance-right:9pt;mso-wrap-distance-bottom:0;mso-position-horizontal:absolute;mso-position-horizontal-relative:text;mso-position-vertical:absolute;mso-position-vertical-relative:text" from="0,-.05pt" to="484.2pt,-.05pt" o:gfxdata="UEsDBBQABgAIAAAAIQC2gziS/gAAAOEBAAATAAAAW0NvbnRlbnRfVHlwZXNdLnhtbJSRQU7DMBBF 90jcwfIWJU67QAgl6YK0S0CoHGBkTxKLZGx5TGhvj5O2G0SRWNoz/78nu9wcxkFMGNg6quQqL6RA 0s5Y6ir5vt9lD1JwBDIwOMJKHpHlpr69KfdHjyxSmriSfYz+USnWPY7AufNIadK6MEJMx9ApD/oD OlTrorhX2lFEilmcO2RdNtjC5xDF9pCuTyYBB5bi6bQ4syoJ3g9WQ0ymaiLzg5KdCXlKLjvcW893 SUOqXwnz5DrgnHtJTxOsQfEKIT7DmDSUCaxw7Rqn8787ZsmRM9e2VmPeBN4uqYvTtW7jvijg9N/y JsXecLq0q+WD6m8AAAD//wMAUEsDBBQABgAIAAAAIQA4/SH/1gAAAJQBAAALAAAAX3JlbHMvLnJl bHOkkMFqwzAMhu+DvYPRfXGawxijTi+j0GvpHsDYimMaW0Yy2fr2M4PBMnrbUb/Q94l/f/hMi1qR JVI2sOt6UJgd+ZiDgffL8ekFlFSbvV0oo4EbChzGx4f9GRdb25HMsYhqlCwG5lrLq9biZkxWOiqY 22YiTra2kYMu1l1tQD30/bPm3wwYN0x18gb45AdQl1tp5j/sFB2T0FQ7R0nTNEV3j6o9feQzro1i OWA14Fm+Q8a1a8+Bvu/d/dMb2JY5uiPbhG/ktn4cqGU/er3pcvwCAAD//wMAUEsDBBQABgAIAAAA IQCZ2PQonAEAAJQDAAAOAAAAZHJzL2Uyb0RvYy54bWysU01P3DAQvVfqf7B8Z5MAQm202T2A4FK1 qMAPMM54Y8n2WLbZZP99x97dLGorIRAXxx/z3sx7M1muJ2vYFkLU6DreLGrOwEnstdt0/Onx9uwb ZzEJ1wuDDjq+g8jXq69flqNv4RwHND0ERiQutqPv+JCSb6sqygGsiAv04OhRYbAi0TFsqj6Ikdit qc7r+qoaMfQ+oIQY6fZm/8hXhV8pkOmXUhESMx2n2lJZQ1mf81qtlqLdBOEHLQ9liA9UYYV2lHSm uhFJsJeg/6GyWgaMqNJCoq1QKS2haCA1Tf2XmodBeChayJzoZ5vi59HKn9trdx/IhtHHNvr7kFVM Ktj8pfrYVMzazWbBlJiky6vm8vvFJXkqj2/VCehDTHeAluVNx412WYdoxfZHTJSMQo8hdDilLru0 M5CDjfsNiumekjUFXaYCrk1gW0H9FFKCS03uIfGV6AxT2pgZWL8NPMRnKJSJeQ94RpTM6NIMttph +F/2NB1LVvv4owN73dmCZ+x3pSnFGmp9UXgY0zxbr88FfvqZVn8AAAD//wMAUEsDBBQABgAIAAAA IQCasyRQ4AAAAAkBAAAPAAAAZHJzL2Rvd25yZXYueG1sTI9Ba8JAEIXvhf6HZQq96UYpYmM2IpZS KxSpFfS4ZqdJ2uxs2F1N/Pcde2kvA4/He/O+bN7bRpzRh9qRgtEwAYFUOFNTqWD38TyYgghRk9GN I1RwwQDz/PYm06lxHb3jeRtLwSUUUq2girFNpQxFhVaHoWuR2Pt03urI0pfSeN1xuW3kOEkm0uqa +EOlW1xWWHxvT1bBm1+tlov15Ys2B9vtx+v95rV/Uer+rn+a8VnMQETs418Crgy8H3IednQnMkE0 CpgmKhiMQLD5OJk+gDj+apln8j9B/gMAAP//AwBQSwECLQAUAAYACAAAACEAtoM4kv4AAADhAQAA EwAAAAAAAAAAAAAAAAAAAAAAW0NvbnRlbnRfVHlwZXNdLnhtbFBLAQItABQABgAIAAAAIQA4/SH/ 1gAAAJQBAAALAAAAAAAAAAAAAAAAAC8BAABfcmVscy8ucmVsc1BLAQItABQABgAIAAAAIQCZ2PQo nAEAAJQDAAAOAAAAAAAAAAAAAAAAAC4CAABkcnMvZTJvRG9jLnhtbFBLAQItABQABgAIAAAAIQCa syRQ4AAAAAkBAAAPAAAAAAAAAAAAAAAAAPYDAABkcnMvZG93bnJldi54bWxQSwUGAAAAAAQABADz AAAAAwUAAAAA " strokecolor="#156082 [3204]" strokeweight=".5pt">
                 <v:stroke joinstyle="miter"/>
@@ -14487,14 +14667,14 @@
           <w:lang w:val="es-ES"/>
         </w:rPr>
       </w:pPr>
-      <w:bookmarkStart w:id="16" w:name="_Toc230077239"/>
+      <w:bookmarkStart w:id="17" w:name="_Toc230256472"/>
       <w:r>
         <w:rPr>
           <w:lang w:val="es-ES"/>
         </w:rPr>
         <w:t>Spring AI</w:t>
       </w:r>
-      <w:bookmarkEnd w:id="16"/>
+      <w:bookmarkEnd w:id="17"/>
     </w:p>
     <w:p>
       <w:pPr>
@@ -14557,7 +14737,7 @@
               </wp:anchor>
             </w:drawing>
           </mc:Choice>
-          <mc:Fallback xmlns:ns11="http://schemas.microsoft.com/office/drawing/2010/main" xmlns:ns5="http://schemas.openxmlformats.org/drawingml/2006/main" xmlns:ns9="http://schemas.openxmlformats.org/drawingml/2006/picture">
+          <mc:Fallback xmlns:ns9="http://schemas.openxmlformats.org/drawingml/2006/picture" xmlns:ns5="http://schemas.openxmlformats.org/drawingml/2006/main" xmlns:ns11="http://schemas.microsoft.com/office/drawing/2010/main">
             <w:pict>
               <v:line w14:anchorId="7DA9464D" id="Conexão Reta 3" o:spid="_x0000_s1026" style="position:absolute;z-index:251721728;visibility:visible;mso-wrap-style:square;mso-wrap-distance-left:9pt;mso-wrap-distance-top:0;mso-wrap-distance-right:9pt;mso-wrap-distance-bottom:0;mso-position-horizontal:absolute;mso-position-horizontal-relative:text;mso-position-vertical:absolute;mso-position-vertical-relative:text" from="0,-.05pt" to="484.2pt,-.05pt" o:gfxdata="UEsDBBQABgAIAAAAIQC2gziS/gAAAOEBAAATAAAAW0NvbnRlbnRfVHlwZXNdLnhtbJSRQU7DMBBF 90jcwfIWJU67QAgl6YK0S0CoHGBkTxKLZGx5TGhvj5O2G0SRWNoz/78nu9wcxkFMGNg6quQqL6RA 0s5Y6ir5vt9lD1JwBDIwOMJKHpHlpr69KfdHjyxSmriSfYz+USnWPY7AufNIadK6MEJMx9ApD/oD OlTrorhX2lFEilmcO2RdNtjC5xDF9pCuTyYBB5bi6bQ4syoJ3g9WQ0ymaiLzg5KdCXlKLjvcW893 SUOqXwnz5DrgnHtJTxOsQfEKIT7DmDSUCaxw7Rqn8787ZsmRM9e2VmPeBN4uqYvTtW7jvijg9N/y JsXecLq0q+WD6m8AAAD//wMAUEsDBBQABgAIAAAAIQA4/SH/1gAAAJQBAAALAAAAX3JlbHMvLnJl bHOkkMFqwzAMhu+DvYPRfXGawxijTi+j0GvpHsDYimMaW0Yy2fr2M4PBMnrbUb/Q94l/f/hMi1qR JVI2sOt6UJgd+ZiDgffL8ekFlFSbvV0oo4EbChzGx4f9GRdb25HMsYhqlCwG5lrLq9biZkxWOiqY 22YiTra2kYMu1l1tQD30/bPm3wwYN0x18gb45AdQl1tp5j/sFB2T0FQ7R0nTNEV3j6o9feQzro1i OWA14Fm+Q8a1a8+Bvu/d/dMb2JY5uiPbhG/ktn4cqGU/er3pcvwCAAD//wMAUEsDBBQABgAIAAAA IQCZ2PQonAEAAJQDAAAOAAAAZHJzL2Uyb0RvYy54bWysU01P3DAQvVfqf7B8Z5MAQm202T2A4FK1 qMAPMM54Y8n2WLbZZP99x97dLGorIRAXxx/z3sx7M1muJ2vYFkLU6DreLGrOwEnstdt0/Onx9uwb ZzEJ1wuDDjq+g8jXq69flqNv4RwHND0ERiQutqPv+JCSb6sqygGsiAv04OhRYbAi0TFsqj6Ikdit qc7r+qoaMfQ+oIQY6fZm/8hXhV8pkOmXUhESMx2n2lJZQ1mf81qtlqLdBOEHLQ9liA9UYYV2lHSm uhFJsJeg/6GyWgaMqNJCoq1QKS2haCA1Tf2XmodBeChayJzoZ5vi59HKn9trdx/IhtHHNvr7kFVM Ktj8pfrYVMzazWbBlJiky6vm8vvFJXkqj2/VCehDTHeAluVNx412WYdoxfZHTJSMQo8hdDilLru0 M5CDjfsNiumekjUFXaYCrk1gW0H9FFKCS03uIfGV6AxT2pgZWL8NPMRnKJSJeQ94RpTM6NIMttph +F/2NB1LVvv4owN73dmCZ+x3pSnFGmp9UXgY0zxbr88FfvqZVn8AAAD//wMAUEsDBBQABgAIAAAA IQCasyRQ4AAAAAkBAAAPAAAAZHJzL2Rvd25yZXYueG1sTI9Ba8JAEIXvhf6HZQq96UYpYmM2IpZS KxSpFfS4ZqdJ2uxs2F1N/Pcde2kvA4/He/O+bN7bRpzRh9qRgtEwAYFUOFNTqWD38TyYgghRk9GN I1RwwQDz/PYm06lxHb3jeRtLwSUUUq2girFNpQxFhVaHoWuR2Pt03urI0pfSeN1xuW3kOEkm0uqa +EOlW1xWWHxvT1bBm1+tlov15Ys2B9vtx+v95rV/Uer+rn+a8VnMQETs418Crgy8H3IednQnMkE0 CpgmKhiMQLD5OJk+gDj+apln8j9B/gMAAP//AwBQSwECLQAUAAYACAAAACEAtoM4kv4AAADhAQAA EwAAAAAAAAAAAAAAAAAAAAAAW0NvbnRlbnRfVHlwZXNdLnhtbFBLAQItABQABgAIAAAAIQA4/SH/ 1gAAAJQBAAALAAAAAAAAAAAAAAAAAC8BAABfcmVscy8ucmVsc1BLAQItABQABgAIAAAAIQCZ2PQo nAEAAJQDAAAOAAAAAAAAAAAAAAAAAC4CAABkcnMvZTJvRG9jLnhtbFBLAQItABQABgAIAAAAIQCa syRQ4AAAAAkBAAAPAAAAAAAAAAAAAAAAAPYDAABkcnMvZG93bnJldi54bWxQSwUGAAAAAAQABADz AAAAAwUAAAAA " strokecolor="#156082 [3204]" strokeweight=".5pt">
                 <v:stroke joinstyle="miter"/>
@@ -14788,7 +14968,6 @@
                 <w:sz w:val="18"/>
                 <w:szCs w:val="18"/>
               </w:rPr>
-              <w:lastRenderedPageBreak/>
               <w:t xml:space="preserve">    private final HibernateQueryTool queryTool;</w:t>
             </w:r>
           </w:p>
@@ -15001,6 +15180,7 @@
                 <w:sz w:val="18"/>
                 <w:szCs w:val="18"/>
               </w:rPr>
+              <w:lastRenderedPageBreak/>
               <w:t xml:space="preserve">    }</w:t>
             </w:r>
           </w:p>
@@ -16412,7 +16592,6 @@
                 <w:szCs w:val="18"/>
                 <w:lang w:val="en-US"/>
               </w:rPr>
-              <w:lastRenderedPageBreak/>
               <w:t>langchain4j.ollama.chat</w:t>
             </w:r>
             <w:proofErr w:type="gramEnd"/>
@@ -16700,6 +16879,7 @@
                 <w:sz w:val="20"/>
                 <w:szCs w:val="20"/>
               </w:rPr>
+              <w:lastRenderedPageBreak/>
               <w:t>Prompt</w:t>
             </w:r>
             <w:proofErr w:type="spellEnd"/>
@@ -17434,14 +17614,14 @@
           <w:lang w:val="es-ES"/>
         </w:rPr>
       </w:pPr>
-      <w:bookmarkStart w:id="17" w:name="_Toc230077240"/>
+      <w:bookmarkStart w:id="18" w:name="_Toc230256473"/>
       <w:r>
         <w:rPr>
           <w:lang w:val="es-ES"/>
         </w:rPr>
         <w:t>HQL vs SQL — ¿Por qué HQL?</w:t>
       </w:r>
-      <w:bookmarkEnd w:id="17"/>
+      <w:bookmarkEnd w:id="18"/>
     </w:p>
     <w:p>
       <w:pPr>
@@ -17504,7 +17684,7 @@
               </wp:anchor>
             </w:drawing>
           </mc:Choice>
-          <mc:Fallback xmlns:ns11="http://schemas.microsoft.com/office/drawing/2010/main" xmlns:ns5="http://schemas.openxmlformats.org/drawingml/2006/main" xmlns:ns9="http://schemas.openxmlformats.org/drawingml/2006/picture">
+          <mc:Fallback xmlns:ns9="http://schemas.openxmlformats.org/drawingml/2006/picture" xmlns:ns5="http://schemas.openxmlformats.org/drawingml/2006/main" xmlns:ns11="http://schemas.microsoft.com/office/drawing/2010/main">
             <w:pict>
               <v:line w14:anchorId="3C2C36B7" id="Conexão Reta 3" o:spid="_x0000_s1026" style="position:absolute;z-index:251723776;visibility:visible;mso-wrap-style:square;mso-wrap-distance-left:9pt;mso-wrap-distance-top:0;mso-wrap-distance-right:9pt;mso-wrap-distance-bottom:0;mso-position-horizontal:absolute;mso-position-horizontal-relative:text;mso-position-vertical:absolute;mso-position-vertical-relative:text" from="0,0" to="484.2pt,0" o:gfxdata="UEsDBBQABgAIAAAAIQC2gziS/gAAAOEBAAATAAAAW0NvbnRlbnRfVHlwZXNdLnhtbJSRQU7DMBBF 90jcwfIWJU67QAgl6YK0S0CoHGBkTxKLZGx5TGhvj5O2G0SRWNoz/78nu9wcxkFMGNg6quQqL6RA 0s5Y6ir5vt9lD1JwBDIwOMJKHpHlpr69KfdHjyxSmriSfYz+USnWPY7AufNIadK6MEJMx9ApD/oD OlTrorhX2lFEilmcO2RdNtjC5xDF9pCuTyYBB5bi6bQ4syoJ3g9WQ0ymaiLzg5KdCXlKLjvcW893 SUOqXwnz5DrgnHtJTxOsQfEKIT7DmDSUCaxw7Rqn8787ZsmRM9e2VmPeBN4uqYvTtW7jvijg9N/y JsXecLq0q+WD6m8AAAD//wMAUEsDBBQABgAIAAAAIQA4/SH/1gAAAJQBAAALAAAAX3JlbHMvLnJl bHOkkMFqwzAMhu+DvYPRfXGawxijTi+j0GvpHsDYimMaW0Yy2fr2M4PBMnrbUb/Q94l/f/hMi1qR JVI2sOt6UJgd+ZiDgffL8ekFlFSbvV0oo4EbChzGx4f9GRdb25HMsYhqlCwG5lrLq9biZkxWOiqY 22YiTra2kYMu1l1tQD30/bPm3wwYN0x18gb45AdQl1tp5j/sFB2T0FQ7R0nTNEV3j6o9feQzro1i OWA14Fm+Q8a1a8+Bvu/d/dMb2JY5uiPbhG/ktn4cqGU/er3pcvwCAAD//wMAUEsDBBQABgAIAAAA IQCZ2PQonAEAAJQDAAAOAAAAZHJzL2Uyb0RvYy54bWysU01P3DAQvVfqf7B8Z5MAQm202T2A4FK1 qMAPMM54Y8n2WLbZZP99x97dLGorIRAXxx/z3sx7M1muJ2vYFkLU6DreLGrOwEnstdt0/Onx9uwb ZzEJ1wuDDjq+g8jXq69flqNv4RwHND0ERiQutqPv+JCSb6sqygGsiAv04OhRYbAi0TFsqj6Ikdit qc7r+qoaMfQ+oIQY6fZm/8hXhV8pkOmXUhESMx2n2lJZQ1mf81qtlqLdBOEHLQ9liA9UYYV2lHSm uhFJsJeg/6GyWgaMqNJCoq1QKS2haCA1Tf2XmodBeChayJzoZ5vi59HKn9trdx/IhtHHNvr7kFVM Ktj8pfrYVMzazWbBlJiky6vm8vvFJXkqj2/VCehDTHeAluVNx412WYdoxfZHTJSMQo8hdDilLru0 M5CDjfsNiumekjUFXaYCrk1gW0H9FFKCS03uIfGV6AxT2pgZWL8NPMRnKJSJeQ94RpTM6NIMttph +F/2NB1LVvv4owN73dmCZ+x3pSnFGmp9UXgY0zxbr88FfvqZVn8AAAD//wMAUEsDBBQABgAIAAAA IQBdcTjb3gAAAAcBAAAPAAAAZHJzL2Rvd25yZXYueG1sTI9Ba8JAEIXvBf/DMkJvdVMpYmM2IpZS KxSpLdjjmp0m0exs2F1N/Pcde2kvDx6PefO9bN7bRpzRh9qRgvtRAgKpcKamUsHnx/PdFESImoxu HKGCCwaY54ObTKfGdfSO520sBZdQSLWCKsY2lTIUFVodRq5F4uzbeasjW19K43XH5baR4ySZSKtr 4g+VbnFZYXHcnqyCN79aLRfry4E2X7bbjde7zWv/otTtsH+asSxmICL28e8CrhuYH3IG27sTmSAa Bbwm/ipnj5PpA4j91co8k//58x8AAAD//wMAUEsBAi0AFAAGAAgAAAAhALaDOJL+AAAA4QEAABMA AAAAAAAAAAAAAAAAAAAAAFtDb250ZW50X1R5cGVzXS54bWxQSwECLQAUAAYACAAAACEAOP0h/9YA AACUAQAACwAAAAAAAAAAAAAAAAAvAQAAX3JlbHMvLnJlbHNQSwECLQAUAAYACAAAACEAmdj0KJwB AACUAwAADgAAAAAAAAAAAAAAAAAuAgAAZHJzL2Uyb0RvYy54bWxQSwECLQAUAAYACAAAACEAXXE4 294AAAAHAQAADwAAAAAAAAAAAAAAAAD2AwAAZHJzL2Rvd25yZXYueG1sUEsFBgAAAAAEAAQA8wAA AAEFAAAAAA== " strokecolor="#156082 [3204]" strokeweight=".5pt">
                 <v:stroke joinstyle="miter"/>
@@ -18003,7 +18183,6 @@
           <w:szCs w:val="20"/>
           <w:lang w:val="es-ES"/>
         </w:rPr>
-        <w:lastRenderedPageBreak/>
         <w:t xml:space="preserve">Código 10 — SQL generado por el LLM (frágil, </w:t>
       </w:r>
       <w:proofErr w:type="spellStart"/>
@@ -18232,6 +18411,7 @@
                 <w:szCs w:val="18"/>
                 <w:lang w:val="en-US"/>
               </w:rPr>
+              <w:lastRenderedPageBreak/>
               <w:t xml:space="preserve">  AND p.category.name = 'Sports'</w:t>
             </w:r>
           </w:p>
@@ -19240,14 +19420,14 @@
           <w:lang w:val="es-ES"/>
         </w:rPr>
       </w:pPr>
-      <w:bookmarkStart w:id="18" w:name="_Toc230077241"/>
+      <w:bookmarkStart w:id="19" w:name="_Toc230256474"/>
       <w:r>
         <w:rPr>
           <w:lang w:val="es-ES"/>
         </w:rPr>
         <w:t>RAG con Datos Reales</w:t>
       </w:r>
-      <w:bookmarkEnd w:id="18"/>
+      <w:bookmarkEnd w:id="19"/>
     </w:p>
     <w:p>
       <w:pPr>
@@ -19310,7 +19490,7 @@
               </wp:anchor>
             </w:drawing>
           </mc:Choice>
-          <mc:Fallback xmlns:ns11="http://schemas.microsoft.com/office/drawing/2010/main" xmlns:ns5="http://schemas.openxmlformats.org/drawingml/2006/main" xmlns:ns9="http://schemas.openxmlformats.org/drawingml/2006/picture">
+          <mc:Fallback xmlns:ns9="http://schemas.openxmlformats.org/drawingml/2006/picture" xmlns:ns5="http://schemas.openxmlformats.org/drawingml/2006/main" xmlns:ns11="http://schemas.microsoft.com/office/drawing/2010/main">
             <w:pict>
               <v:line w14:anchorId="3DAD94D7" id="Conexão Reta 3" o:spid="_x0000_s1026" style="position:absolute;z-index:251725824;visibility:visible;mso-wrap-style:square;mso-wrap-distance-left:9pt;mso-wrap-distance-top:0;mso-wrap-distance-right:9pt;mso-wrap-distance-bottom:0;mso-position-horizontal:absolute;mso-position-horizontal-relative:text;mso-position-vertical:absolute;mso-position-vertical-relative:text" from="0,-.05pt" to="484.2pt,-.05pt" o:gfxdata="UEsDBBQABgAIAAAAIQC2gziS/gAAAOEBAAATAAAAW0NvbnRlbnRfVHlwZXNdLnhtbJSRQU7DMBBF 90jcwfIWJU67QAgl6YK0S0CoHGBkTxKLZGx5TGhvj5O2G0SRWNoz/78nu9wcxkFMGNg6quQqL6RA 0s5Y6ir5vt9lD1JwBDIwOMJKHpHlpr69KfdHjyxSmriSfYz+USnWPY7AufNIadK6MEJMx9ApD/oD OlTrorhX2lFEilmcO2RdNtjC5xDF9pCuTyYBB5bi6bQ4syoJ3g9WQ0ymaiLzg5KdCXlKLjvcW893 SUOqXwnz5DrgnHtJTxOsQfEKIT7DmDSUCaxw7Rqn8787ZsmRM9e2VmPeBN4uqYvTtW7jvijg9N/y JsXecLq0q+WD6m8AAAD//wMAUEsDBBQABgAIAAAAIQA4/SH/1gAAAJQBAAALAAAAX3JlbHMvLnJl bHOkkMFqwzAMhu+DvYPRfXGawxijTi+j0GvpHsDYimMaW0Yy2fr2M4PBMnrbUb/Q94l/f/hMi1qR JVI2sOt6UJgd+ZiDgffL8ekFlFSbvV0oo4EbChzGx4f9GRdb25HMsYhqlCwG5lrLq9biZkxWOiqY 22YiTra2kYMu1l1tQD30/bPm3wwYN0x18gb45AdQl1tp5j/sFB2T0FQ7R0nTNEV3j6o9feQzro1i OWA14Fm+Q8a1a8+Bvu/d/dMb2JY5uiPbhG/ktn4cqGU/er3pcvwCAAD//wMAUEsDBBQABgAIAAAA IQCZ2PQonAEAAJQDAAAOAAAAZHJzL2Uyb0RvYy54bWysU01P3DAQvVfqf7B8Z5MAQm202T2A4FK1 qMAPMM54Y8n2WLbZZP99x97dLGorIRAXxx/z3sx7M1muJ2vYFkLU6DreLGrOwEnstdt0/Onx9uwb ZzEJ1wuDDjq+g8jXq69flqNv4RwHND0ERiQutqPv+JCSb6sqygGsiAv04OhRYbAi0TFsqj6Ikdit qc7r+qoaMfQ+oIQY6fZm/8hXhV8pkOmXUhESMx2n2lJZQ1mf81qtlqLdBOEHLQ9liA9UYYV2lHSm uhFJsJeg/6GyWgaMqNJCoq1QKS2haCA1Tf2XmodBeChayJzoZ5vi59HKn9trdx/IhtHHNvr7kFVM Ktj8pfrYVMzazWbBlJiky6vm8vvFJXkqj2/VCehDTHeAluVNx412WYdoxfZHTJSMQo8hdDilLru0 M5CDjfsNiumekjUFXaYCrk1gW0H9FFKCS03uIfGV6AxT2pgZWL8NPMRnKJSJeQ94RpTM6NIMttph +F/2NB1LVvv4owN73dmCZ+x3pSnFGmp9UXgY0zxbr88FfvqZVn8AAAD//wMAUEsDBBQABgAIAAAA IQCasyRQ4AAAAAkBAAAPAAAAZHJzL2Rvd25yZXYueG1sTI9Ba8JAEIXvhf6HZQq96UYpYmM2IpZS KxSpFfS4ZqdJ2uxs2F1N/Pcde2kvA4/He/O+bN7bRpzRh9qRgtEwAYFUOFNTqWD38TyYgghRk9GN I1RwwQDz/PYm06lxHb3jeRtLwSUUUq2girFNpQxFhVaHoWuR2Pt03urI0pfSeN1xuW3kOEkm0uqa +EOlW1xWWHxvT1bBm1+tlov15Ys2B9vtx+v95rV/Uer+rn+a8VnMQETs418Crgy8H3IednQnMkE0 CpgmKhiMQLD5OJk+gDj+apln8j9B/gMAAP//AwBQSwECLQAUAAYACAAAACEAtoM4kv4AAADhAQAA EwAAAAAAAAAAAAAAAAAAAAAAW0NvbnRlbnRfVHlwZXNdLnhtbFBLAQItABQABgAIAAAAIQA4/SH/ 1gAAAJQBAAALAAAAAAAAAAAAAAAAAC8BAABfcmVscy8ucmVsc1BLAQItABQABgAIAAAAIQCZ2PQo nAEAAJQDAAAOAAAAAAAAAAAAAAAAAC4CAABkcnMvZTJvRG9jLnhtbFBLAQItABQABgAIAAAAIQCa syRQ4AAAAAkBAAAPAAAAAAAAAAAAAAAAAPYDAABkcnMvZG93bnJldi54bWxQSwUGAAAAAAQABADz AAAAAwUAAAAA " strokecolor="#156082 [3204]" strokeweight=".5pt">
                 <v:stroke joinstyle="miter"/>
@@ -19812,6 +19992,7 @@
                 <w:sz w:val="20"/>
                 <w:szCs w:val="20"/>
               </w:rPr>
+              <w:lastRenderedPageBreak/>
               <w:t>Estructura</w:t>
             </w:r>
             <w:proofErr w:type="spellEnd"/>
@@ -20086,13 +20267,14 @@
           <w:lang w:val="es-ES"/>
         </w:rPr>
       </w:pPr>
-      <w:bookmarkStart w:id="19" w:name="_Toc230077242"/>
+      <w:bookmarkStart w:id="20" w:name="_Toc230256475"/>
       <w:r>
         <w:rPr>
           <w:lang w:val="es-ES"/>
         </w:rPr>
         <w:t>Seguridad y Control de Acceso</w:t>
       </w:r>
+      <w:bookmarkEnd w:id="20"/>
     </w:p>
     <w:p>
       <w:pPr>
@@ -20589,62 +20771,6 @@
         </w:rPr>
       </w:pPr>
     </w:p>
-    <w:p>
-      <w:pPr>
-        <w:spacing w:before="80"/>
-        <w:rPr>
-          <w:lang w:val="es-ES"/>
-        </w:rPr>
-      </w:pPr>
-    </w:p>
-    <w:p>
-      <w:pPr>
-        <w:spacing w:before="80"/>
-        <w:rPr>
-          <w:lang w:val="es-ES"/>
-        </w:rPr>
-      </w:pPr>
-    </w:p>
-    <w:p>
-      <w:pPr>
-        <w:spacing w:before="80"/>
-        <w:rPr>
-          <w:lang w:val="es-ES"/>
-        </w:rPr>
-      </w:pPr>
-    </w:p>
-    <w:p>
-      <w:pPr>
-        <w:spacing w:before="80"/>
-        <w:rPr>
-          <w:lang w:val="es-ES"/>
-        </w:rPr>
-      </w:pPr>
-    </w:p>
-    <w:p>
-      <w:pPr>
-        <w:spacing w:before="80"/>
-        <w:rPr>
-          <w:lang w:val="es-ES"/>
-        </w:rPr>
-      </w:pPr>
-    </w:p>
-    <w:p>
-      <w:pPr>
-        <w:spacing w:before="80"/>
-        <w:rPr>
-          <w:lang w:val="es-ES"/>
-        </w:rPr>
-      </w:pPr>
-    </w:p>
-    <w:p>
-      <w:pPr>
-        <w:spacing w:before="80"/>
-        <w:rPr>
-          <w:lang w:val="es-ES"/>
-        </w:rPr>
-      </w:pPr>
-    </w:p>
     <w:tbl>
       <w:tblPr>
         <w:tblW w:w="9026" w:type="dxa"/>
@@ -20701,7 +20827,6 @@
                 <w:szCs w:val="18"/>
                 <w:lang w:val="en-US"/>
               </w:rPr>
-              <w:lastRenderedPageBreak/>
               <w:t>// ── Entity whitelist: only these entities can be queried by the AI ──────</w:t>
             </w:r>
           </w:p>
@@ -21515,6 +21640,7 @@
                 <w:szCs w:val="18"/>
                 <w:lang w:val="en-US"/>
               </w:rPr>
+              <w:lastRenderedPageBreak/>
               <w:t xml:space="preserve">    </w:t>
             </w:r>
             <w:r>
@@ -22082,6 +22208,7 @@
           <w:szCs w:val="20"/>
           <w:lang w:val="en-US"/>
         </w:rPr>
+        <w:lastRenderedPageBreak/>
         <w:t>Código 11 — Entity whitelist + field black</w:t>
       </w:r>
       <w:r>
@@ -22113,52 +22240,17 @@
       <w:pPr>
         <w:pStyle w:val="Ttulo3"/>
         <w:rPr>
-          <w:lang w:val="es-ES"/>
-        </w:rPr>
-      </w:pPr>
-      <w:r>
-        <w:rPr>
-          <w:lang w:val="es-ES"/>
-        </w:rPr>
-        <w:t xml:space="preserve">MCP — </w:t>
-      </w:r>
-      <w:proofErr w:type="spellStart"/>
-      <w:r>
-        <w:rPr>
-          <w:lang w:val="es-ES"/>
-        </w:rPr>
-        <w:t>Model</w:t>
-      </w:r>
-      <w:proofErr w:type="spellEnd"/>
-      <w:r>
-        <w:rPr>
-          <w:lang w:val="es-ES"/>
-        </w:rPr>
-        <w:t xml:space="preserve"> </w:t>
-      </w:r>
-      <w:proofErr w:type="spellStart"/>
-      <w:r>
-        <w:rPr>
-          <w:lang w:val="es-ES"/>
-        </w:rPr>
-        <w:t>Context</w:t>
-      </w:r>
-      <w:proofErr w:type="spellEnd"/>
-      <w:r>
-        <w:rPr>
-          <w:lang w:val="es-ES"/>
-        </w:rPr>
-        <w:t xml:space="preserve"> </w:t>
-      </w:r>
-      <w:proofErr w:type="spellStart"/>
-      <w:r>
-        <w:rPr>
-          <w:lang w:val="es-ES"/>
-        </w:rPr>
-        <w:t>Protocol</w:t>
-      </w:r>
-      <w:bookmarkEnd w:id="19"/>
-      <w:proofErr w:type="spellEnd"/>
+          <w:lang w:val="en-US"/>
+        </w:rPr>
+      </w:pPr>
+      <w:bookmarkStart w:id="21" w:name="_Toc230256476"/>
+      <w:r>
+        <w:rPr>
+          <w:lang w:val="en-US"/>
+        </w:rPr>
+        <w:t>MCP — Model Context Protocol</w:t>
+      </w:r>
+      <w:bookmarkEnd w:id="21"/>
     </w:p>
     <w:p>
       <w:pPr>
@@ -22221,7 +22313,7 @@
               </wp:anchor>
             </w:drawing>
           </mc:Choice>
-          <mc:Fallback xmlns:ns11="http://schemas.microsoft.com/office/drawing/2010/main" xmlns:ns5="http://schemas.openxmlformats.org/drawingml/2006/main" xmlns:ns9="http://schemas.openxmlformats.org/drawingml/2006/picture">
+          <mc:Fallback xmlns:ns9="http://schemas.openxmlformats.org/drawingml/2006/picture" xmlns:ns5="http://schemas.openxmlformats.org/drawingml/2006/main" xmlns:ns11="http://schemas.microsoft.com/office/drawing/2010/main">
             <w:pict>
               <v:line w14:anchorId="58938784" id="Conexão Reta 3" o:spid="_x0000_s1026" style="position:absolute;z-index:251727872;visibility:visible;mso-wrap-style:square;mso-wrap-distance-left:9pt;mso-wrap-distance-top:0;mso-wrap-distance-right:9pt;mso-wrap-distance-bottom:0;mso-position-horizontal:absolute;mso-position-horizontal-relative:text;mso-position-vertical:absolute;mso-position-vertical-relative:text" from="0,-.05pt" to="484.2pt,-.05pt" o:gfxdata="UEsDBBQABgAIAAAAIQC2gziS/gAAAOEBAAATAAAAW0NvbnRlbnRfVHlwZXNdLnhtbJSRQU7DMBBF 90jcwfIWJU67QAgl6YK0S0CoHGBkTxKLZGx5TGhvj5O2G0SRWNoz/78nu9wcxkFMGNg6quQqL6RA 0s5Y6ir5vt9lD1JwBDIwOMJKHpHlpr69KfdHjyxSmriSfYz+USnWPY7AufNIadK6MEJMx9ApD/oD OlTrorhX2lFEilmcO2RdNtjC5xDF9pCuTyYBB5bi6bQ4syoJ3g9WQ0ymaiLzg5KdCXlKLjvcW893 SUOqXwnz5DrgnHtJTxOsQfEKIT7DmDSUCaxw7Rqn8787ZsmRM9e2VmPeBN4uqYvTtW7jvijg9N/y JsXecLq0q+WD6m8AAAD//wMAUEsDBBQABgAIAAAAIQA4/SH/1gAAAJQBAAALAAAAX3JlbHMvLnJl bHOkkMFqwzAMhu+DvYPRfXGawxijTi+j0GvpHsDYimMaW0Yy2fr2M4PBMnrbUb/Q94l/f/hMi1qR JVI2sOt6UJgd+ZiDgffL8ekFlFSbvV0oo4EbChzGx4f9GRdb25HMsYhqlCwG5lrLq9biZkxWOiqY 22YiTra2kYMu1l1tQD30/bPm3wwYN0x18gb45AdQl1tp5j/sFB2T0FQ7R0nTNEV3j6o9feQzro1i OWA14Fm+Q8a1a8+Bvu/d/dMb2JY5uiPbhG/ktn4cqGU/er3pcvwCAAD//wMAUEsDBBQABgAIAAAA IQCZ2PQonAEAAJQDAAAOAAAAZHJzL2Uyb0RvYy54bWysU01P3DAQvVfqf7B8Z5MAQm202T2A4FK1 qMAPMM54Y8n2WLbZZP99x97dLGorIRAXxx/z3sx7M1muJ2vYFkLU6DreLGrOwEnstdt0/Onx9uwb ZzEJ1wuDDjq+g8jXq69flqNv4RwHND0ERiQutqPv+JCSb6sqygGsiAv04OhRYbAi0TFsqj6Ikdit qc7r+qoaMfQ+oIQY6fZm/8hXhV8pkOmXUhESMx2n2lJZQ1mf81qtlqLdBOEHLQ9liA9UYYV2lHSm uhFJsJeg/6GyWgaMqNJCoq1QKS2haCA1Tf2XmodBeChayJzoZ5vi59HKn9trdx/IhtHHNvr7kFVM Ktj8pfrYVMzazWbBlJiky6vm8vvFJXkqj2/VCehDTHeAluVNx412WYdoxfZHTJSMQo8hdDilLru0 M5CDjfsNiumekjUFXaYCrk1gW0H9FFKCS03uIfGV6AxT2pgZWL8NPMRnKJSJeQ94RpTM6NIMttph +F/2NB1LVvv4owN73dmCZ+x3pSnFGmp9UXgY0zxbr88FfvqZVn8AAAD//wMAUEsDBBQABgAIAAAA IQCasyRQ4AAAAAkBAAAPAAAAZHJzL2Rvd25yZXYueG1sTI9Ba8JAEIXvhf6HZQq96UYpYmM2IpZS KxSpFfS4ZqdJ2uxs2F1N/Pcde2kvA4/He/O+bN7bRpzRh9qRgtEwAYFUOFNTqWD38TyYgghRk9GN I1RwwQDz/PYm06lxHb3jeRtLwSUUUq2girFNpQxFhVaHoWuR2Pt03urI0pfSeN1xuW3kOEkm0uqa +EOlW1xWWHxvT1bBm1+tlov15Ys2B9vtx+v95rV/Uer+rn+a8VnMQETs418Crgy8H3IednQnMkE0 CpgmKhiMQLD5OJk+gDj+apln8j9B/gMAAP//AwBQSwECLQAUAAYACAAAACEAtoM4kv4AAADhAQAA EwAAAAAAAAAAAAAAAAAAAAAAW0NvbnRlbnRfVHlwZXNdLnhtbFBLAQItABQABgAIAAAAIQA4/SH/ 1gAAAJQBAAALAAAAAAAAAAAAAAAAAC8BAABfcmVscy8ucmVsc1BLAQItABQABgAIAAAAIQCZ2PQo nAEAAJQDAAAOAAAAAAAAAAAAAAAAAC4CAABkcnMvZTJvRG9jLnhtbFBLAQItABQABgAIAAAAIQCa syRQ4AAAAAkBAAAPAAAAAAAAAAAAAAAAAPYDAABkcnMvZG93bnJldi54bWxQSwUGAAAAAAQABADz AAAAAwUAAAAA " strokecolor="#156082 [3204]" strokeweight=".5pt">
                 <v:stroke joinstyle="miter"/>
@@ -22233,9 +22325,16 @@
       <w:r>
         <w:rPr>
           <w:noProof/>
-          <w:lang w:val="es-ES"/>
-        </w:rPr>
-        <w:t>MCP (Model Context Protocol) es un estándar abierto de Anthropic que permite a agentes de IA descubrir y usar herramientas externas de forma simple. Con el MCP Server activado, cualquier cliente MCP (Claude Desktop, Cursor, agentes personalizados) puede llamar a la herramienta query_product_database y hacer preguntas en lenguaje natural, sin tener que escribir SQL.</w:t>
+          <w:lang w:val="en-US"/>
+        </w:rPr>
+        <w:t xml:space="preserve">MCP (Model Context Protocol) es un estándar abierto de Anthropic que permite a agentes de IA descubrir y usar herramientas externas de forma simple. </w:t>
+      </w:r>
+      <w:r>
+        <w:rPr>
+          <w:noProof/>
+          <w:lang w:val="es-ES"/>
+        </w:rPr>
+        <w:t>Con el MCP Server activado, cualquier cliente MCP (Claude Desktop, Cursor, agentes personalizados) puede llamar a la herramienta query_product_database y hacer preguntas en lenguaje natural, sin tener que escribir SQL.</w:t>
       </w:r>
     </w:p>
     <w:p>
@@ -23351,14 +23450,14 @@
           <w:lang w:val="es-ES"/>
         </w:rPr>
       </w:pPr>
-      <w:bookmarkStart w:id="20" w:name="_Toc230077243"/>
+      <w:bookmarkStart w:id="22" w:name="_Toc230256477"/>
       <w:r>
         <w:rPr>
           <w:lang w:val="es-ES"/>
         </w:rPr>
         <w:t>Arquitectura MCP — Cuando está Activado</w:t>
       </w:r>
-      <w:bookmarkEnd w:id="20"/>
+      <w:bookmarkEnd w:id="22"/>
     </w:p>
     <w:p>
       <w:pPr>
@@ -23421,7 +23520,7 @@
               </wp:anchor>
             </w:drawing>
           </mc:Choice>
-          <mc:Fallback xmlns:ns11="http://schemas.microsoft.com/office/drawing/2010/main" xmlns:ns5="http://schemas.openxmlformats.org/drawingml/2006/main" xmlns:ns9="http://schemas.openxmlformats.org/drawingml/2006/picture">
+          <mc:Fallback xmlns:ns9="http://schemas.openxmlformats.org/drawingml/2006/picture" xmlns:ns5="http://schemas.openxmlformats.org/drawingml/2006/main" xmlns:ns11="http://schemas.microsoft.com/office/drawing/2010/main">
             <w:pict>
               <v:line w14:anchorId="0CC3C2CA" id="Conexão Reta 3" o:spid="_x0000_s1026" style="position:absolute;z-index:251729920;visibility:visible;mso-wrap-style:square;mso-wrap-distance-left:9pt;mso-wrap-distance-top:0;mso-wrap-distance-right:9pt;mso-wrap-distance-bottom:0;mso-position-horizontal:absolute;mso-position-horizontal-relative:text;mso-position-vertical:absolute;mso-position-vertical-relative:text" from="0,-.05pt" to="484.2pt,-.05pt" o:gfxdata="UEsDBBQABgAIAAAAIQC2gziS/gAAAOEBAAATAAAAW0NvbnRlbnRfVHlwZXNdLnhtbJSRQU7DMBBF 90jcwfIWJU67QAgl6YK0S0CoHGBkTxKLZGx5TGhvj5O2G0SRWNoz/78nu9wcxkFMGNg6quQqL6RA 0s5Y6ir5vt9lD1JwBDIwOMJKHpHlpr69KfdHjyxSmriSfYz+USnWPY7AufNIadK6MEJMx9ApD/oD OlTrorhX2lFEilmcO2RdNtjC5xDF9pCuTyYBB5bi6bQ4syoJ3g9WQ0ymaiLzg5KdCXlKLjvcW893 SUOqXwnz5DrgnHtJTxOsQfEKIT7DmDSUCaxw7Rqn8787ZsmRM9e2VmPeBN4uqYvTtW7jvijg9N/y JsXecLq0q+WD6m8AAAD//wMAUEsDBBQABgAIAAAAIQA4/SH/1gAAAJQBAAALAAAAX3JlbHMvLnJl bHOkkMFqwzAMhu+DvYPRfXGawxijTi+j0GvpHsDYimMaW0Yy2fr2M4PBMnrbUb/Q94l/f/hMi1qR JVI2sOt6UJgd+ZiDgffL8ekFlFSbvV0oo4EbChzGx4f9GRdb25HMsYhqlCwG5lrLq9biZkxWOiqY 22YiTra2kYMu1l1tQD30/bPm3wwYN0x18gb45AdQl1tp5j/sFB2T0FQ7R0nTNEV3j6o9feQzro1i OWA14Fm+Q8a1a8+Bvu/d/dMb2JY5uiPbhG/ktn4cqGU/er3pcvwCAAD//wMAUEsDBBQABgAIAAAA IQCZ2PQonAEAAJQDAAAOAAAAZHJzL2Uyb0RvYy54bWysU01P3DAQvVfqf7B8Z5MAQm202T2A4FK1 qMAPMM54Y8n2WLbZZP99x97dLGorIRAXxx/z3sx7M1muJ2vYFkLU6DreLGrOwEnstdt0/Onx9uwb ZzEJ1wuDDjq+g8jXq69flqNv4RwHND0ERiQutqPv+JCSb6sqygGsiAv04OhRYbAi0TFsqj6Ikdit qc7r+qoaMfQ+oIQY6fZm/8hXhV8pkOmXUhESMx2n2lJZQ1mf81qtlqLdBOEHLQ9liA9UYYV2lHSm uhFJsJeg/6GyWgaMqNJCoq1QKS2haCA1Tf2XmodBeChayJzoZ5vi59HKn9trdx/IhtHHNvr7kFVM Ktj8pfrYVMzazWbBlJiky6vm8vvFJXkqj2/VCehDTHeAluVNx412WYdoxfZHTJSMQo8hdDilLru0 M5CDjfsNiumekjUFXaYCrk1gW0H9FFKCS03uIfGV6AxT2pgZWL8NPMRnKJSJeQ94RpTM6NIMttph +F/2NB1LVvv4owN73dmCZ+x3pSnFGmp9UXgY0zxbr88FfvqZVn8AAAD//wMAUEsDBBQABgAIAAAA IQCasyRQ4AAAAAkBAAAPAAAAZHJzL2Rvd25yZXYueG1sTI9Ba8JAEIXvhf6HZQq96UYpYmM2IpZS KxSpFfS4ZqdJ2uxs2F1N/Pcde2kvA4/He/O+bN7bRpzRh9qRgtEwAYFUOFNTqWD38TyYgghRk9GN I1RwwQDz/PYm06lxHb3jeRtLwSUUUq2girFNpQxFhVaHoWuR2Pt03urI0pfSeN1xuW3kOEkm0uqa +EOlW1xWWHxvT1bBm1+tlov15Ys2B9vtx+v95rV/Uer+rn+a8VnMQETs418Crgy8H3IednQnMkE0 CpgmKhiMQLD5OJk+gDj+apln8j9B/gMAAP//AwBQSwECLQAUAAYACAAAACEAtoM4kv4AAADhAQAA EwAAAAAAAAAAAAAAAAAAAAAAW0NvbnRlbnRfVHlwZXNdLnhtbFBLAQItABQABgAIAAAAIQA4/SH/ 1gAAAJQBAAALAAAAAAAAAAAAAAAAAC8BAABfcmVscy8ucmVsc1BLAQItABQABgAIAAAAIQCZ2PQo nAEAAJQDAAAOAAAAAAAAAAAAAAAAAC4CAABkcnMvZTJvRG9jLnhtbFBLAQItABQABgAIAAAAIQCa syRQ4AAAAAkBAAAPAAAAAAAAAAAAAAAAAPYDAABkcnMvZG93bnJldi54bWxQSwUGAAAAAAQABADz AAAAAwUAAAAA " strokecolor="#156082 [3204]" strokeweight=".5pt">
                 <v:stroke joinstyle="miter"/>
@@ -23435,7 +23534,15 @@
           <w:noProof/>
           <w:lang w:val="es-ES"/>
         </w:rPr>
-        <w:t>MCP comunica usando Server-Sent Events (SSE): el cliente abre una conexión HTTP y el servidor envía los resultados en tiempo real a través de esa conexión. La herramienta MCP query_product_database recibe preguntas en lenguaje natural y envía todo a DatabaseAssistant.chat(), que se encarga de la consulta a la base de datos.</w:t>
+        <w:t xml:space="preserve">MCP comunica usando Server-Sent Events (SSE): el cliente abre una conexión HTTP y el servidor envía los resultados en tiempo real a través de esa conexión. La herramienta MCP </w:t>
+      </w:r>
+      <w:r>
+        <w:rPr>
+          <w:noProof/>
+          <w:lang w:val="es-ES"/>
+        </w:rPr>
+        <w:lastRenderedPageBreak/>
+        <w:t>query_product_database recibe preguntas en lenguaje natural y envía todo a DatabaseAssistant.chat(), que se encarga de la consulta a la base de datos.</w:t>
       </w:r>
     </w:p>
     <w:p>
@@ -23445,14 +23552,14 @@
           <w:lang w:val="es-ES"/>
         </w:rPr>
       </w:pPr>
-      <w:bookmarkStart w:id="21" w:name="_Toc230077244"/>
+      <w:bookmarkStart w:id="23" w:name="_Toc230256478"/>
       <w:r>
         <w:rPr>
           <w:lang w:val="es-ES"/>
         </w:rPr>
         <w:t>Preguntas de Demostración</w:t>
       </w:r>
-      <w:bookmarkEnd w:id="21"/>
+      <w:bookmarkEnd w:id="23"/>
     </w:p>
     <w:p>
       <w:pPr>
@@ -23515,7 +23622,7 @@
               </wp:anchor>
             </w:drawing>
           </mc:Choice>
-          <mc:Fallback xmlns:ns11="http://schemas.microsoft.com/office/drawing/2010/main" xmlns:ns5="http://schemas.openxmlformats.org/drawingml/2006/main" xmlns:ns9="http://schemas.openxmlformats.org/drawingml/2006/picture">
+          <mc:Fallback xmlns:ns9="http://schemas.openxmlformats.org/drawingml/2006/picture" xmlns:ns5="http://schemas.openxmlformats.org/drawingml/2006/main" xmlns:ns11="http://schemas.microsoft.com/office/drawing/2010/main">
             <w:pict>
               <v:line w14:anchorId="0B18E916" id="Conexão Reta 3" o:spid="_x0000_s1026" style="position:absolute;z-index:251731968;visibility:visible;mso-wrap-style:square;mso-wrap-distance-left:9pt;mso-wrap-distance-top:0;mso-wrap-distance-right:9pt;mso-wrap-distance-bottom:0;mso-position-horizontal:absolute;mso-position-horizontal-relative:text;mso-position-vertical:absolute;mso-position-vertical-relative:text" from="0,-.05pt" to="484.2pt,-.05pt" o:gfxdata="UEsDBBQABgAIAAAAIQC2gziS/gAAAOEBAAATAAAAW0NvbnRlbnRfVHlwZXNdLnhtbJSRQU7DMBBF 90jcwfIWJU67QAgl6YK0S0CoHGBkTxKLZGx5TGhvj5O2G0SRWNoz/78nu9wcxkFMGNg6quQqL6RA 0s5Y6ir5vt9lD1JwBDIwOMJKHpHlpr69KfdHjyxSmriSfYz+USnWPY7AufNIadK6MEJMx9ApD/oD OlTrorhX2lFEilmcO2RdNtjC5xDF9pCuTyYBB5bi6bQ4syoJ3g9WQ0ymaiLzg5KdCXlKLjvcW893 SUOqXwnz5DrgnHtJTxOsQfEKIT7DmDSUCaxw7Rqn8787ZsmRM9e2VmPeBN4uqYvTtW7jvijg9N/y JsXecLq0q+WD6m8AAAD//wMAUEsDBBQABgAIAAAAIQA4/SH/1gAAAJQBAAALAAAAX3JlbHMvLnJl bHOkkMFqwzAMhu+DvYPRfXGawxijTi+j0GvpHsDYimMaW0Yy2fr2M4PBMnrbUb/Q94l/f/hMi1qR JVI2sOt6UJgd+ZiDgffL8ekFlFSbvV0oo4EbChzGx4f9GRdb25HMsYhqlCwG5lrLq9biZkxWOiqY 22YiTra2kYMu1l1tQD30/bPm3wwYN0x18gb45AdQl1tp5j/sFB2T0FQ7R0nTNEV3j6o9feQzro1i OWA14Fm+Q8a1a8+Bvu/d/dMb2JY5uiPbhG/ktn4cqGU/er3pcvwCAAD//wMAUEsDBBQABgAIAAAA IQCZ2PQonAEAAJQDAAAOAAAAZHJzL2Uyb0RvYy54bWysU01P3DAQvVfqf7B8Z5MAQm202T2A4FK1 qMAPMM54Y8n2WLbZZP99x97dLGorIRAXxx/z3sx7M1muJ2vYFkLU6DreLGrOwEnstdt0/Onx9uwb ZzEJ1wuDDjq+g8jXq69flqNv4RwHND0ERiQutqPv+JCSb6sqygGsiAv04OhRYbAi0TFsqj6Ikdit qc7r+qoaMfQ+oIQY6fZm/8hXhV8pkOmXUhESMx2n2lJZQ1mf81qtlqLdBOEHLQ9liA9UYYV2lHSm uhFJsJeg/6GyWgaMqNJCoq1QKS2haCA1Tf2XmodBeChayJzoZ5vi59HKn9trdx/IhtHHNvr7kFVM Ktj8pfrYVMzazWbBlJiky6vm8vvFJXkqj2/VCehDTHeAluVNx412WYdoxfZHTJSMQo8hdDilLru0 M5CDjfsNiumekjUFXaYCrk1gW0H9FFKCS03uIfGV6AxT2pgZWL8NPMRnKJSJeQ94RpTM6NIMttph +F/2NB1LVvv4owN73dmCZ+x3pSnFGmp9UXgY0zxbr88FfvqZVn8AAAD//wMAUEsDBBQABgAIAAAA IQCasyRQ4AAAAAkBAAAPAAAAZHJzL2Rvd25yZXYueG1sTI9Ba8JAEIXvhf6HZQq96UYpYmM2IpZS KxSpFfS4ZqdJ2uxs2F1N/Pcde2kvA4/He/O+bN7bRpzRh9qRgtEwAYFUOFNTqWD38TyYgghRk9GN I1RwwQDz/PYm06lxHb3jeRtLwSUUUq2girFNpQxFhVaHoWuR2Pt03urI0pfSeN1xuW3kOEkm0uqa +EOlW1xWWHxvT1bBm1+tlov15Ys2B9vtx+v95rV/Uer+rn+a8VnMQETs418Crgy8H3IednQnMkE0 CpgmKhiMQLD5OJk+gDj+apln8j9B/gMAAP//AwBQSwECLQAUAAYACAAAACEAtoM4kv4AAADhAQAA EwAAAAAAAAAAAAAAAAAAAAAAW0NvbnRlbnRfVHlwZXNdLnhtbFBLAQItABQABgAIAAAAIQA4/SH/ 1gAAAJQBAAALAAAAAAAAAAAAAAAAAC8BAABfcmVscy8ucmVsc1BLAQItABQABgAIAAAAIQCZ2PQo nAEAAJQDAAAOAAAAAAAAAAAAAAAAAC4CAABkcnMvZTJvRG9jLnhtbFBLAQItABQABgAIAAAAIQCa syRQ4AAAAAkBAAAPAAAAAAAAAAAAAAAAAPYDAABkcnMvZG93bnJldi54bWxQSwUGAAAAAAQABADz AAAAAwUAAAAA " strokecolor="#156082 [3204]" strokeweight=".5pt">
                 <v:stroke joinstyle="miter"/>
@@ -24314,7 +24421,6 @@
                 <w:szCs w:val="18"/>
                 <w:lang w:val="en-US"/>
               </w:rPr>
-              <w:lastRenderedPageBreak/>
               <w:t>curl "http://localhost:8080/assistant/ask?q=Delete+all+products+cheaper+than+10+euros"</w:t>
             </w:r>
           </w:p>
@@ -24436,7 +24542,7 @@
       <w:pPr>
         <w:pStyle w:val="Ttulo3"/>
       </w:pPr>
-      <w:bookmarkStart w:id="22" w:name="_Toc230077245"/>
+      <w:bookmarkStart w:id="24" w:name="_Toc230256479"/>
       <w:proofErr w:type="spellStart"/>
       <w:r>
         <w:t>Puntos</w:t>
@@ -24445,7 +24551,7 @@
       <w:r>
         <w:t xml:space="preserve"> Clave</w:t>
       </w:r>
-      <w:bookmarkEnd w:id="22"/>
+      <w:bookmarkEnd w:id="24"/>
     </w:p>
     <w:p>
       <w:pPr>
@@ -24515,7 +24621,7 @@
               </wp:anchor>
             </w:drawing>
           </mc:Choice>
-          <mc:Fallback xmlns:ns11="http://schemas.microsoft.com/office/drawing/2010/main" xmlns:ns5="http://schemas.openxmlformats.org/drawingml/2006/main" xmlns:ns9="http://schemas.openxmlformats.org/drawingml/2006/picture">
+          <mc:Fallback xmlns:ns9="http://schemas.openxmlformats.org/drawingml/2006/picture" xmlns:ns5="http://schemas.openxmlformats.org/drawingml/2006/main" xmlns:ns11="http://schemas.microsoft.com/office/drawing/2010/main">
             <w:pict>
               <v:line w14:anchorId="2821BB5C" id="Conexão Reta 3" o:spid="_x0000_s1026" style="position:absolute;z-index:251734016;visibility:visible;mso-wrap-style:square;mso-wrap-distance-left:9pt;mso-wrap-distance-top:0;mso-wrap-distance-right:9pt;mso-wrap-distance-bottom:0;mso-position-horizontal:absolute;mso-position-horizontal-relative:text;mso-position-vertical:absolute;mso-position-vertical-relative:text" from="0,0" to="484.2pt,0" o:gfxdata="UEsDBBQABgAIAAAAIQC2gziS/gAAAOEBAAATAAAAW0NvbnRlbnRfVHlwZXNdLnhtbJSRQU7DMBBF 90jcwfIWJU67QAgl6YK0S0CoHGBkTxKLZGx5TGhvj5O2G0SRWNoz/78nu9wcxkFMGNg6quQqL6RA 0s5Y6ir5vt9lD1JwBDIwOMJKHpHlpr69KfdHjyxSmriSfYz+USnWPY7AufNIadK6MEJMx9ApD/oD OlTrorhX2lFEilmcO2RdNtjC5xDF9pCuTyYBB5bi6bQ4syoJ3g9WQ0ymaiLzg5KdCXlKLjvcW893 SUOqXwnz5DrgnHtJTxOsQfEKIT7DmDSUCaxw7Rqn8787ZsmRM9e2VmPeBN4uqYvTtW7jvijg9N/y JsXecLq0q+WD6m8AAAD//wMAUEsDBBQABgAIAAAAIQA4/SH/1gAAAJQBAAALAAAAX3JlbHMvLnJl bHOkkMFqwzAMhu+DvYPRfXGawxijTi+j0GvpHsDYimMaW0Yy2fr2M4PBMnrbUb/Q94l/f/hMi1qR JVI2sOt6UJgd+ZiDgffL8ekFlFSbvV0oo4EbChzGx4f9GRdb25HMsYhqlCwG5lrLq9biZkxWOiqY 22YiTra2kYMu1l1tQD30/bPm3wwYN0x18gb45AdQl1tp5j/sFB2T0FQ7R0nTNEV3j6o9feQzro1i OWA14Fm+Q8a1a8+Bvu/d/dMb2JY5uiPbhG/ktn4cqGU/er3pcvwCAAD//wMAUEsDBBQABgAIAAAA IQCZ2PQonAEAAJQDAAAOAAAAZHJzL2Uyb0RvYy54bWysU01P3DAQvVfqf7B8Z5MAQm202T2A4FK1 qMAPMM54Y8n2WLbZZP99x97dLGorIRAXxx/z3sx7M1muJ2vYFkLU6DreLGrOwEnstdt0/Onx9uwb ZzEJ1wuDDjq+g8jXq69flqNv4RwHND0ERiQutqPv+JCSb6sqygGsiAv04OhRYbAi0TFsqj6Ikdit qc7r+qoaMfQ+oIQY6fZm/8hXhV8pkOmXUhESMx2n2lJZQ1mf81qtlqLdBOEHLQ9liA9UYYV2lHSm uhFJsJeg/6GyWgaMqNJCoq1QKS2haCA1Tf2XmodBeChayJzoZ5vi59HKn9trdx/IhtHHNvr7kFVM Ktj8pfrYVMzazWbBlJiky6vm8vvFJXkqj2/VCehDTHeAluVNx412WYdoxfZHTJSMQo8hdDilLru0 M5CDjfsNiumekjUFXaYCrk1gW0H9FFKCS03uIfGV6AxT2pgZWL8NPMRnKJSJeQ94RpTM6NIMttph +F/2NB1LVvv4owN73dmCZ+x3pSnFGmp9UXgY0zxbr88FfvqZVn8AAAD//wMAUEsDBBQABgAIAAAA IQBdcTjb3gAAAAcBAAAPAAAAZHJzL2Rvd25yZXYueG1sTI9Ba8JAEIXvBf/DMkJvdVMpYmM2IpZS KxSpLdjjmp0m0exs2F1N/Pcde2kvDx6PefO9bN7bRpzRh9qRgvtRAgKpcKamUsHnx/PdFESImoxu HKGCCwaY54ObTKfGdfSO520sBZdQSLWCKsY2lTIUFVodRq5F4uzbeasjW19K43XH5baR4ySZSKtr 4g+VbnFZYXHcnqyCN79aLRfry4E2X7bbjde7zWv/otTtsH+asSxmICL28e8CrhuYH3IG27sTmSAa Bbwm/ipnj5PpA4j91co8k//58x8AAAD//wMAUEsBAi0AFAAGAAgAAAAhALaDOJL+AAAA4QEAABMA AAAAAAAAAAAAAAAAAAAAAFtDb250ZW50X1R5cGVzXS54bWxQSwECLQAUAAYACAAAACEAOP0h/9YA AACUAQAACwAAAAAAAAAAAAAAAAAvAQAAX3JlbHMvLnJlbHNQSwECLQAUAAYACAAAACEAmdj0KJwB AACUAwAADgAAAAAAAAAAAAAAAAAuAgAAZHJzL2Uyb0RvYy54bWxQSwECLQAUAAYACAAAACEAXXE4 294AAAAHAQAADwAAAAAAAAAAAAAAAAD2AwAAZHJzL2Rvd25yZXYueG1sUEsFBgAAAAAEAAQA8wAA AAEFAAAAAA== " strokecolor="#156082 [3204]" strokeweight=".5pt">
                 <v:stroke joinstyle="miter"/>
@@ -24599,6 +24705,7 @@
           <w:bCs/>
           <w:lang w:val="es-ES"/>
         </w:rPr>
+        <w:lastRenderedPageBreak/>
         <w:t xml:space="preserve">sanitizeHql(): </w:t>
       </w:r>
       <w:r>
@@ -24770,14 +24877,14 @@
           <w:lang w:val="en-US"/>
         </w:rPr>
       </w:pPr>
-      <w:bookmarkStart w:id="23" w:name="_Toc230077246"/>
+      <w:bookmarkStart w:id="25" w:name="_Toc230256480"/>
       <w:r>
         <w:rPr>
           <w:lang w:val="en-US"/>
         </w:rPr>
         <w:t>Enlaces y Recursos</w:t>
       </w:r>
-      <w:bookmarkEnd w:id="23"/>
+      <w:bookmarkEnd w:id="25"/>
     </w:p>
     <w:p>
       <w:pPr>
@@ -24849,7 +24956,7 @@
               </wp:anchor>
             </w:drawing>
           </mc:Choice>
-          <mc:Fallback xmlns:ns11="http://schemas.microsoft.com/office/drawing/2010/main" xmlns:ns5="http://schemas.openxmlformats.org/drawingml/2006/main" xmlns:ns9="http://schemas.openxmlformats.org/drawingml/2006/picture">
+          <mc:Fallback xmlns:ns9="http://schemas.openxmlformats.org/drawingml/2006/picture" xmlns:ns5="http://schemas.openxmlformats.org/drawingml/2006/main" xmlns:ns11="http://schemas.microsoft.com/office/drawing/2010/main">
             <w:pict>
               <v:line w14:anchorId="3DBDCB33" id="Conexão Reta 3" o:spid="_x0000_s1026" style="position:absolute;z-index:251736064;visibility:visible;mso-wrap-style:square;mso-wrap-distance-left:9pt;mso-wrap-distance-top:0;mso-wrap-distance-right:9pt;mso-wrap-distance-bottom:0;mso-position-horizontal:absolute;mso-position-horizontal-relative:text;mso-position-vertical:absolute;mso-position-vertical-relative:text" from="0,-.05pt" to="484.2pt,-.05pt" o:gfxdata="UEsDBBQABgAIAAAAIQC2gziS/gAAAOEBAAATAAAAW0NvbnRlbnRfVHlwZXNdLnhtbJSRQU7DMBBF 90jcwfIWJU67QAgl6YK0S0CoHGBkTxKLZGx5TGhvj5O2G0SRWNoz/78nu9wcxkFMGNg6quQqL6RA 0s5Y6ir5vt9lD1JwBDIwOMJKHpHlpr69KfdHjyxSmriSfYz+USnWPY7AufNIadK6MEJMx9ApD/oD OlTrorhX2lFEilmcO2RdNtjC5xDF9pCuTyYBB5bi6bQ4syoJ3g9WQ0ymaiLzg5KdCXlKLjvcW893 SUOqXwnz5DrgnHtJTxOsQfEKIT7DmDSUCaxw7Rqn8787ZsmRM9e2VmPeBN4uqYvTtW7jvijg9N/y JsXecLq0q+WD6m8AAAD//wMAUEsDBBQABgAIAAAAIQA4/SH/1gAAAJQBAAALAAAAX3JlbHMvLnJl bHOkkMFqwzAMhu+DvYPRfXGawxijTi+j0GvpHsDYimMaW0Yy2fr2M4PBMnrbUb/Q94l/f/hMi1qR JVI2sOt6UJgd+ZiDgffL8ekFlFSbvV0oo4EbChzGx4f9GRdb25HMsYhqlCwG5lrLq9biZkxWOiqY 22YiTra2kYMu1l1tQD30/bPm3wwYN0x18gb45AdQl1tp5j/sFB2T0FQ7R0nTNEV3j6o9feQzro1i OWA14Fm+Q8a1a8+Bvu/d/dMb2JY5uiPbhG/ktn4cqGU/er3pcvwCAAD//wMAUEsDBBQABgAIAAAA IQCZ2PQonAEAAJQDAAAOAAAAZHJzL2Uyb0RvYy54bWysU01P3DAQvVfqf7B8Z5MAQm202T2A4FK1 qMAPMM54Y8n2WLbZZP99x97dLGorIRAXxx/z3sx7M1muJ2vYFkLU6DreLGrOwEnstdt0/Onx9uwb ZzEJ1wuDDjq+g8jXq69flqNv4RwHND0ERiQutqPv+JCSb6sqygGsiAv04OhRYbAi0TFsqj6Ikdit qc7r+qoaMfQ+oIQY6fZm/8hXhV8pkOmXUhESMx2n2lJZQ1mf81qtlqLdBOEHLQ9liA9UYYV2lHSm uhFJsJeg/6GyWgaMqNJCoq1QKS2haCA1Tf2XmodBeChayJzoZ5vi59HKn9trdx/IhtHHNvr7kFVM Ktj8pfrYVMzazWbBlJiky6vm8vvFJXkqj2/VCehDTHeAluVNx412WYdoxfZHTJSMQo8hdDilLru0 M5CDjfsNiumekjUFXaYCrk1gW0H9FFKCS03uIfGV6AxT2pgZWL8NPMRnKJSJeQ94RpTM6NIMttph +F/2NB1LVvv4owN73dmCZ+x3pSnFGmp9UXgY0zxbr88FfvqZVn8AAAD//wMAUEsDBBQABgAIAAAA IQCasyRQ4AAAAAkBAAAPAAAAZHJzL2Rvd25yZXYueG1sTI9Ba8JAEIXvhf6HZQq96UYpYmM2IpZS KxSpFfS4ZqdJ2uxs2F1N/Pcde2kvA4/He/O+bN7bRpzRh9qRgtEwAYFUOFNTqWD38TyYgghRk9GN I1RwwQDz/PYm06lxHb3jeRtLwSUUUq2girFNpQxFhVaHoWuR2Pt03urI0pfSeN1xuW3kOEkm0uqa +EOlW1xWWHxvT1bBm1+tlov15Ys2B9vtx+v95rV/Uer+rn+a8VnMQETs418Crgy8H3IednQnMkE0 CpgmKhiMQLD5OJk+gDj+apln8j9B/gMAAP//AwBQSwECLQAUAAYACAAAACEAtoM4kv4AAADhAQAA EwAAAAAAAAAAAAAAAAAAAAAAW0NvbnRlbnRfVHlwZXNdLnhtbFBLAQItABQABgAIAAAAIQA4/SH/ 1gAAAJQBAAALAAAAAAAAAAAAAAAAAC8BAABfcmVscy8ucmVsc1BLAQItABQABgAIAAAAIQCZ2PQo nAEAAJQDAAAOAAAAAAAAAAAAAAAAAC4CAABkcnMvZTJvRG9jLnhtbFBLAQItABQABgAIAAAAIQCa syRQ4AAAAAkBAAAPAAAAAAAAAAAAAAAAAPYDAABkcnMvZG93bnJldi54bWxQSwUGAAAAAAQABADz AAAAAwUAAAAA " strokecolor="#156082 [3204]" strokeweight=".5pt">
                 <v:stroke joinstyle="miter"/>
@@ -25091,7 +25198,7 @@
       <w:pPr>
         <w:spacing w:before="60" w:after="60"/>
         <w:rPr>
-          <w:lang w:val="en-US"/>
+          <w:lang w:val="es-ES"/>
         </w:rPr>
       </w:pPr>
       <w:r>
@@ -25099,30 +25206,40 @@
           <w:b/>
           <w:bCs/>
           <w:color w:val="2E75B6"/>
-          <w:lang w:val="en-US"/>
+          <w:lang w:val="es-ES"/>
         </w:rPr>
         <w:t xml:space="preserve">→  </w:t>
       </w:r>
       <w:hyperlink r:id="rId29" w:history="1">
+        <w:proofErr w:type="spellStart"/>
         <w:r>
           <w:rPr>
             <w:rStyle w:val="Hiperligao"/>
             <w:color w:val="2E75B6"/>
-            <w:lang w:val="en-US"/>
+            <w:lang w:val="es-ES"/>
           </w:rPr>
-          <w:t>Hibernate ORM</w:t>
+          <w:t>Hibernate</w:t>
+        </w:r>
+        <w:proofErr w:type="spellEnd"/>
+        <w:r>
+          <w:rPr>
+            <w:rStyle w:val="Hiperligao"/>
+            <w:color w:val="2E75B6"/>
+            <w:lang w:val="es-ES"/>
+          </w:rPr>
+          <w:t xml:space="preserve"> ORM</w:t>
         </w:r>
       </w:hyperlink>
     </w:p>
     <w:p>
       <w:pPr>
         <w:rPr>
-          <w:lang w:val="en-US"/>
-        </w:rPr>
-      </w:pPr>
-      <w:r>
-        <w:rPr>
-          <w:lang w:val="en-US"/>
+          <w:lang w:val="es-ES"/>
+        </w:rPr>
+      </w:pPr>
+      <w:r>
+        <w:rPr>
+          <w:lang w:val="es-ES"/>
         </w:rPr>
         <w:br w:type="page"/>
       </w:r>
@@ -25134,6 +25251,7 @@
           <w:lang w:val="es-ES"/>
         </w:rPr>
       </w:pPr>
+      <w:bookmarkStart w:id="26" w:name="_Toc230256481"/>
       <w:r>
         <w:rPr>
           <w:lang w:val="es-ES"/>
@@ -25141,6 +25259,7 @@
         <w:lastRenderedPageBreak/>
         <w:t>Conclusión</w:t>
       </w:r>
+      <w:bookmarkEnd w:id="26"/>
     </w:p>
     <w:p>
       <w:pPr>

--- a/local_llm_es.docx
+++ b/local_llm_es.docx
@@ -1373,7 +1373,23 @@
                 <w:noProof/>
                 <w:lang w:val="es-ES"/>
               </w:rPr>
-              <w:t>Seguridad y Control de Acceso</w:t>
+              <w:t>Seguridad y Con</w:t>
+            </w:r>
+            <w:r>
+              <w:rPr>
+                <w:rStyle w:val="Hiperligao"/>
+                <w:noProof/>
+                <w:lang w:val="es-ES"/>
+              </w:rPr>
+              <w:t>t</w:t>
+            </w:r>
+            <w:r>
+              <w:rPr>
+                <w:rStyle w:val="Hiperligao"/>
+                <w:noProof/>
+                <w:lang w:val="es-ES"/>
+              </w:rPr>
+              <w:t>rol de Acceso</w:t>
             </w:r>
             <w:r>
               <w:rPr>
@@ -1542,7 +1558,7 @@
               <w:rPr>
                 <w:noProof/>
               </w:rPr>
-              <w:t>20</w:t>
+              <w:t>19</w:t>
             </w:r>
             <w:r>
               <w:rPr>
@@ -2033,7 +2049,7 @@
               </wp:anchor>
             </w:drawing>
           </mc:Choice>
-          <mc:Fallback xmlns:ns9="http://schemas.openxmlformats.org/drawingml/2006/picture" xmlns:ns5="http://schemas.openxmlformats.org/drawingml/2006/main" xmlns:ns11="http://schemas.microsoft.com/office/drawing/2010/main">
+          <mc:Fallback xmlns:ns11="http://schemas.microsoft.com/office/drawing/2010/main" xmlns:ns5="http://schemas.openxmlformats.org/drawingml/2006/main" xmlns:ns9="http://schemas.openxmlformats.org/drawingml/2006/picture">
             <w:pict>
               <v:line w14:anchorId="16FFBEF1" id="Conexão Reta 2" o:spid="_x0000_s1026" style="position:absolute;z-index:251699200;visibility:visible;mso-wrap-style:square;mso-wrap-distance-left:9pt;mso-wrap-distance-top:0;mso-wrap-distance-right:9pt;mso-wrap-distance-bottom:0;mso-position-horizontal:absolute;mso-position-horizontal-relative:text;mso-position-vertical:absolute;mso-position-vertical-relative:text" from="0,-.05pt" to="484.2pt,-.05pt" o:gfxdata="UEsDBBQABgAIAAAAIQC2gziS/gAAAOEBAAATAAAAW0NvbnRlbnRfVHlwZXNdLnhtbJSRQU7DMBBF 90jcwfIWJU67QAgl6YK0S0CoHGBkTxKLZGx5TGhvj5O2G0SRWNoz/78nu9wcxkFMGNg6quQqL6RA 0s5Y6ir5vt9lD1JwBDIwOMJKHpHlpr69KfdHjyxSmriSfYz+USnWPY7AufNIadK6MEJMx9ApD/oD OlTrorhX2lFEilmcO2RdNtjC5xDF9pCuTyYBB5bi6bQ4syoJ3g9WQ0ymaiLzg5KdCXlKLjvcW893 SUOqXwnz5DrgnHtJTxOsQfEKIT7DmDSUCaxw7Rqn8787ZsmRM9e2VmPeBN4uqYvTtW7jvijg9N/y JsXecLq0q+WD6m8AAAD//wMAUEsDBBQABgAIAAAAIQA4/SH/1gAAAJQBAAALAAAAX3JlbHMvLnJl bHOkkMFqwzAMhu+DvYPRfXGawxijTi+j0GvpHsDYimMaW0Yy2fr2M4PBMnrbUb/Q94l/f/hMi1qR JVI2sOt6UJgd+ZiDgffL8ekFlFSbvV0oo4EbChzGx4f9GRdb25HMsYhqlCwG5lrLq9biZkxWOiqY 22YiTra2kYMu1l1tQD30/bPm3wwYN0x18gb45AdQl1tp5j/sFB2T0FQ7R0nTNEV3j6o9feQzro1i OWA14Fm+Q8a1a8+Bvu/d/dMb2JY5uiPbhG/ktn4cqGU/er3pcvwCAAD//wMAUEsDBBQABgAIAAAA IQCZ2PQonAEAAJQDAAAOAAAAZHJzL2Uyb0RvYy54bWysU01P3DAQvVfqf7B8Z5MAQm202T2A4FK1 qMAPMM54Y8n2WLbZZP99x97dLGorIRAXxx/z3sx7M1muJ2vYFkLU6DreLGrOwEnstdt0/Onx9uwb ZzEJ1wuDDjq+g8jXq69flqNv4RwHND0ERiQutqPv+JCSb6sqygGsiAv04OhRYbAi0TFsqj6Ikdit qc7r+qoaMfQ+oIQY6fZm/8hXhV8pkOmXUhESMx2n2lJZQ1mf81qtlqLdBOEHLQ9liA9UYYV2lHSm uhFJsJeg/6GyWgaMqNJCoq1QKS2haCA1Tf2XmodBeChayJzoZ5vi59HKn9trdx/IhtHHNvr7kFVM Ktj8pfrYVMzazWbBlJiky6vm8vvFJXkqj2/VCehDTHeAluVNx412WYdoxfZHTJSMQo8hdDilLru0 M5CDjfsNiumekjUFXaYCrk1gW0H9FFKCS03uIfGV6AxT2pgZWL8NPMRnKJSJeQ94RpTM6NIMttph +F/2NB1LVvv4owN73dmCZ+x3pSnFGmp9UXgY0zxbr88FfvqZVn8AAAD//wMAUEsDBBQABgAIAAAA IQCasyRQ4AAAAAkBAAAPAAAAZHJzL2Rvd25yZXYueG1sTI9Ba8JAEIXvhf6HZQq96UYpYmM2IpZS KxSpFfS4ZqdJ2uxs2F1N/Pcde2kvA4/He/O+bN7bRpzRh9qRgtEwAYFUOFNTqWD38TyYgghRk9GN I1RwwQDz/PYm06lxHb3jeRtLwSUUUq2girFNpQxFhVaHoWuR2Pt03urI0pfSeN1xuW3kOEkm0uqa +EOlW1xWWHxvT1bBm1+tlov15Ys2B9vtx+v95rV/Uer+rn+a8VnMQETs418Crgy8H3IednQnMkE0 CpgmKhiMQLD5OJk+gDj+apln8j9B/gMAAP//AwBQSwECLQAUAAYACAAAACEAtoM4kv4AAADhAQAA EwAAAAAAAAAAAAAAAAAAAAAAW0NvbnRlbnRfVHlwZXNdLnhtbFBLAQItABQABgAIAAAAIQA4/SH/ 1gAAAJQBAAALAAAAAAAAAAAAAAAAAC8BAABfcmVscy8ucmVsc1BLAQItABQABgAIAAAAIQCZ2PQo nAEAAJQDAAAOAAAAAAAAAAAAAAAAAC4CAABkcnMvZTJvRG9jLnhtbFBLAQItABQABgAIAAAAIQCa syRQ4AAAAAkBAAAPAAAAAAAAAAAAAAAAAPYDAABkcnMvZG93bnJldi54bWxQSwUGAAAAAAQABADz AAAAAwUAAAAA " strokecolor="#156082 [3204]" strokeweight=".5pt">
                 <v:stroke joinstyle="miter"/>
@@ -2141,7 +2157,7 @@
               </wp:anchor>
             </w:drawing>
           </mc:Choice>
-          <mc:Fallback xmlns:ns9="http://schemas.openxmlformats.org/drawingml/2006/picture" xmlns:ns5="http://schemas.openxmlformats.org/drawingml/2006/main" xmlns:ns11="http://schemas.microsoft.com/office/drawing/2010/main">
+          <mc:Fallback xmlns:ns11="http://schemas.microsoft.com/office/drawing/2010/main" xmlns:ns5="http://schemas.openxmlformats.org/drawingml/2006/main" xmlns:ns9="http://schemas.openxmlformats.org/drawingml/2006/picture">
             <w:pict>
               <v:line w14:anchorId="17B95DA5" id="Conexão Reta 2" o:spid="_x0000_s1026" style="position:absolute;z-index:251701248;visibility:visible;mso-wrap-style:square;mso-wrap-distance-left:9pt;mso-wrap-distance-top:0;mso-wrap-distance-right:9pt;mso-wrap-distance-bottom:0;mso-position-horizontal:absolute;mso-position-horizontal-relative:text;mso-position-vertical:absolute;mso-position-vertical-relative:text" from="0,0" to="484.2pt,0" o:gfxdata="UEsDBBQABgAIAAAAIQC2gziS/gAAAOEBAAATAAAAW0NvbnRlbnRfVHlwZXNdLnhtbJSRQU7DMBBF 90jcwfIWJU67QAgl6YK0S0CoHGBkTxKLZGx5TGhvj5O2G0SRWNoz/78nu9wcxkFMGNg6quQqL6RA 0s5Y6ir5vt9lD1JwBDIwOMJKHpHlpr69KfdHjyxSmriSfYz+USnWPY7AufNIadK6MEJMx9ApD/oD OlTrorhX2lFEilmcO2RdNtjC5xDF9pCuTyYBB5bi6bQ4syoJ3g9WQ0ymaiLzg5KdCXlKLjvcW893 SUOqXwnz5DrgnHtJTxOsQfEKIT7DmDSUCaxw7Rqn8787ZsmRM9e2VmPeBN4uqYvTtW7jvijg9N/y JsXecLq0q+WD6m8AAAD//wMAUEsDBBQABgAIAAAAIQA4/SH/1gAAAJQBAAALAAAAX3JlbHMvLnJl bHOkkMFqwzAMhu+DvYPRfXGawxijTi+j0GvpHsDYimMaW0Yy2fr2M4PBMnrbUb/Q94l/f/hMi1qR JVI2sOt6UJgd+ZiDgffL8ekFlFSbvV0oo4EbChzGx4f9GRdb25HMsYhqlCwG5lrLq9biZkxWOiqY 22YiTra2kYMu1l1tQD30/bPm3wwYN0x18gb45AdQl1tp5j/sFB2T0FQ7R0nTNEV3j6o9feQzro1i OWA14Fm+Q8a1a8+Bvu/d/dMb2JY5uiPbhG/ktn4cqGU/er3pcvwCAAD//wMAUEsDBBQABgAIAAAA IQCZ2PQonAEAAJQDAAAOAAAAZHJzL2Uyb0RvYy54bWysU01P3DAQvVfqf7B8Z5MAQm202T2A4FK1 qMAPMM54Y8n2WLbZZP99x97dLGorIRAXxx/z3sx7M1muJ2vYFkLU6DreLGrOwEnstdt0/Onx9uwb ZzEJ1wuDDjq+g8jXq69flqNv4RwHND0ERiQutqPv+JCSb6sqygGsiAv04OhRYbAi0TFsqj6Ikdit qc7r+qoaMfQ+oIQY6fZm/8hXhV8pkOmXUhESMx2n2lJZQ1mf81qtlqLdBOEHLQ9liA9UYYV2lHSm uhFJsJeg/6GyWgaMqNJCoq1QKS2haCA1Tf2XmodBeChayJzoZ5vi59HKn9trdx/IhtHHNvr7kFVM Ktj8pfrYVMzazWbBlJiky6vm8vvFJXkqj2/VCehDTHeAluVNx412WYdoxfZHTJSMQo8hdDilLru0 M5CDjfsNiumekjUFXaYCrk1gW0H9FFKCS03uIfGV6AxT2pgZWL8NPMRnKJSJeQ94RpTM6NIMttph +F/2NB1LVvv4owN73dmCZ+x3pSnFGmp9UXgY0zxbr88FfvqZVn8AAAD//wMAUEsDBBQABgAIAAAA IQBdcTjb3gAAAAcBAAAPAAAAZHJzL2Rvd25yZXYueG1sTI9Ba8JAEIXvBf/DMkJvdVMpYmM2IpZS KxSpLdjjmp0m0exs2F1N/Pcde2kvDx6PefO9bN7bRpzRh9qRgvtRAgKpcKamUsHnx/PdFESImoxu HKGCCwaY54ObTKfGdfSO520sBZdQSLWCKsY2lTIUFVodRq5F4uzbeasjW19K43XH5baR4ySZSKtr 4g+VbnFZYXHcnqyCN79aLRfry4E2X7bbjde7zWv/otTtsH+asSxmICL28e8CrhuYH3IG27sTmSAa Bbwm/ipnj5PpA4j91co8k//58x8AAAD//wMAUEsBAi0AFAAGAAgAAAAhALaDOJL+AAAA4QEAABMA AAAAAAAAAAAAAAAAAAAAAFtDb250ZW50X1R5cGVzXS54bWxQSwECLQAUAAYACAAAACEAOP0h/9YA AACUAQAACwAAAAAAAAAAAAAAAAAvAQAAX3JlbHMvLnJlbHNQSwECLQAUAAYACAAAACEAmdj0KJwB AACUAwAADgAAAAAAAAAAAAAAAAAuAgAAZHJzL2Uyb0RvYy54bWxQSwECLQAUAAYACAAAACEAXXE4 294AAAAHAQAADwAAAAAAAAAAAAAAAAD2AwAAZHJzL2Rvd25yZXYueG1sUEsFBgAAAAAEAAQA8wAA AAEFAAAAAA== " strokecolor="#156082 [3204]" strokeweight=".5pt">
                 <v:stroke joinstyle="miter"/>
@@ -2595,7 +2611,7 @@
               </wp:anchor>
             </w:drawing>
           </mc:Choice>
-          <mc:Fallback xmlns:ns9="http://schemas.openxmlformats.org/drawingml/2006/picture" xmlns:ns5="http://schemas.openxmlformats.org/drawingml/2006/main" xmlns:ns11="http://schemas.microsoft.com/office/drawing/2010/main">
+          <mc:Fallback xmlns:ns11="http://schemas.microsoft.com/office/drawing/2010/main" xmlns:ns5="http://schemas.openxmlformats.org/drawingml/2006/main" xmlns:ns9="http://schemas.openxmlformats.org/drawingml/2006/picture">
             <w:pict>
               <v:line w14:anchorId="65E0A2AF" id="Conexão Reta 3" o:spid="_x0000_s1026" style="position:absolute;z-index:251697152;visibility:visible;mso-wrap-style:square;mso-wrap-distance-left:9pt;mso-wrap-distance-top:0;mso-wrap-distance-right:9pt;mso-wrap-distance-bottom:0;mso-position-horizontal:absolute;mso-position-horizontal-relative:text;mso-position-vertical:absolute;mso-position-vertical-relative:text" from="0,-.05pt" to="484.2pt,-.05pt" o:gfxdata="UEsDBBQABgAIAAAAIQC2gziS/gAAAOEBAAATAAAAW0NvbnRlbnRfVHlwZXNdLnhtbJSRQU7DMBBF 90jcwfIWJU67QAgl6YK0S0CoHGBkTxKLZGx5TGhvj5O2G0SRWNoz/78nu9wcxkFMGNg6quQqL6RA 0s5Y6ir5vt9lD1JwBDIwOMJKHpHlpr69KfdHjyxSmriSfYz+USnWPY7AufNIadK6MEJMx9ApD/oD OlTrorhX2lFEilmcO2RdNtjC5xDF9pCuTyYBB5bi6bQ4syoJ3g9WQ0ymaiLzg5KdCXlKLjvcW893 SUOqXwnz5DrgnHtJTxOsQfEKIT7DmDSUCaxw7Rqn8787ZsmRM9e2VmPeBN4uqYvTtW7jvijg9N/y JsXecLq0q+WD6m8AAAD//wMAUEsDBBQABgAIAAAAIQA4/SH/1gAAAJQBAAALAAAAX3JlbHMvLnJl bHOkkMFqwzAMhu+DvYPRfXGawxijTi+j0GvpHsDYimMaW0Yy2fr2M4PBMnrbUb/Q94l/f/hMi1qR JVI2sOt6UJgd+ZiDgffL8ekFlFSbvV0oo4EbChzGx4f9GRdb25HMsYhqlCwG5lrLq9biZkxWOiqY 22YiTra2kYMu1l1tQD30/bPm3wwYN0x18gb45AdQl1tp5j/sFB2T0FQ7R0nTNEV3j6o9feQzro1i OWA14Fm+Q8a1a8+Bvu/d/dMb2JY5uiPbhG/ktn4cqGU/er3pcvwCAAD//wMAUEsDBBQABgAIAAAA IQCZ2PQonAEAAJQDAAAOAAAAZHJzL2Uyb0RvYy54bWysU01P3DAQvVfqf7B8Z5MAQm202T2A4FK1 qMAPMM54Y8n2WLbZZP99x97dLGorIRAXxx/z3sx7M1muJ2vYFkLU6DreLGrOwEnstdt0/Onx9uwb ZzEJ1wuDDjq+g8jXq69flqNv4RwHND0ERiQutqPv+JCSb6sqygGsiAv04OhRYbAi0TFsqj6Ikdit qc7r+qoaMfQ+oIQY6fZm/8hXhV8pkOmXUhESMx2n2lJZQ1mf81qtlqLdBOEHLQ9liA9UYYV2lHSm uhFJsJeg/6GyWgaMqNJCoq1QKS2haCA1Tf2XmodBeChayJzoZ5vi59HKn9trdx/IhtHHNvr7kFVM Ktj8pfrYVMzazWbBlJiky6vm8vvFJXkqj2/VCehDTHeAluVNx412WYdoxfZHTJSMQo8hdDilLru0 M5CDjfsNiumekjUFXaYCrk1gW0H9FFKCS03uIfGV6AxT2pgZWL8NPMRnKJSJeQ94RpTM6NIMttph +F/2NB1LVvv4owN73dmCZ+x3pSnFGmp9UXgY0zxbr88FfvqZVn8AAAD//wMAUEsDBBQABgAIAAAA IQCasyRQ4AAAAAkBAAAPAAAAZHJzL2Rvd25yZXYueG1sTI9Ba8JAEIXvhf6HZQq96UYpYmM2IpZS KxSpFfS4ZqdJ2uxs2F1N/Pcde2kvA4/He/O+bN7bRpzRh9qRgtEwAYFUOFNTqWD38TyYgghRk9GN I1RwwQDz/PYm06lxHb3jeRtLwSUUUq2girFNpQxFhVaHoWuR2Pt03urI0pfSeN1xuW3kOEkm0uqa +EOlW1xWWHxvT1bBm1+tlov15Ys2B9vtx+v95rV/Uer+rn+a8VnMQETs418Crgy8H3IednQnMkE0 CpgmKhiMQLD5OJk+gDj+apln8j9B/gMAAP//AwBQSwECLQAUAAYACAAAACEAtoM4kv4AAADhAQAA EwAAAAAAAAAAAAAAAAAAAAAAW0NvbnRlbnRfVHlwZXNdLnhtbFBLAQItABQABgAIAAAAIQA4/SH/ 1gAAAJQBAAALAAAAAAAAAAAAAAAAAC8BAABfcmVscy8ucmVsc1BLAQItABQABgAIAAAAIQCZ2PQo nAEAAJQDAAAOAAAAAAAAAAAAAAAAAC4CAABkcnMvZTJvRG9jLnhtbFBLAQItABQABgAIAAAAIQCa syRQ4AAAAAkBAAAPAAAAAAAAAAAAAAAAAPYDAABkcnMvZG93bnJldi54bWxQSwUGAAAAAAQABADz AAAAAwUAAAAA " strokecolor="#156082 [3204]" strokeweight=".5pt">
                 <v:stroke joinstyle="miter"/>
@@ -3514,7 +3530,7 @@
               </wp:anchor>
             </w:drawing>
           </mc:Choice>
-          <mc:Fallback xmlns:ns9="http://schemas.openxmlformats.org/drawingml/2006/picture" xmlns:ns5="http://schemas.openxmlformats.org/drawingml/2006/main" xmlns:ns11="http://schemas.microsoft.com/office/drawing/2010/main">
+          <mc:Fallback xmlns:ns11="http://schemas.microsoft.com/office/drawing/2010/main" xmlns:ns5="http://schemas.openxmlformats.org/drawingml/2006/main" xmlns:ns9="http://schemas.openxmlformats.org/drawingml/2006/picture">
             <w:pict>
               <v:line w14:anchorId="65E692E1" id="Conexão Reta 2" o:spid="_x0000_s1026" style="position:absolute;z-index:251703296;visibility:visible;mso-wrap-style:square;mso-wrap-distance-left:9pt;mso-wrap-distance-top:0;mso-wrap-distance-right:9pt;mso-wrap-distance-bottom:0;mso-position-horizontal:absolute;mso-position-horizontal-relative:text;mso-position-vertical:absolute;mso-position-vertical-relative:text" from="0,-.05pt" to="484.2pt,-.05pt" o:gfxdata="UEsDBBQABgAIAAAAIQC2gziS/gAAAOEBAAATAAAAW0NvbnRlbnRfVHlwZXNdLnhtbJSRQU7DMBBF 90jcwfIWJU67QAgl6YK0S0CoHGBkTxKLZGx5TGhvj5O2G0SRWNoz/78nu9wcxkFMGNg6quQqL6RA 0s5Y6ir5vt9lD1JwBDIwOMJKHpHlpr69KfdHjyxSmriSfYz+USnWPY7AufNIadK6MEJMx9ApD/oD OlTrorhX2lFEilmcO2RdNtjC5xDF9pCuTyYBB5bi6bQ4syoJ3g9WQ0ymaiLzg5KdCXlKLjvcW893 SUOqXwnz5DrgnHtJTxOsQfEKIT7DmDSUCaxw7Rqn8787ZsmRM9e2VmPeBN4uqYvTtW7jvijg9N/y JsXecLq0q+WD6m8AAAD//wMAUEsDBBQABgAIAAAAIQA4/SH/1gAAAJQBAAALAAAAX3JlbHMvLnJl bHOkkMFqwzAMhu+DvYPRfXGawxijTi+j0GvpHsDYimMaW0Yy2fr2M4PBMnrbUb/Q94l/f/hMi1qR JVI2sOt6UJgd+ZiDgffL8ekFlFSbvV0oo4EbChzGx4f9GRdb25HMsYhqlCwG5lrLq9biZkxWOiqY 22YiTra2kYMu1l1tQD30/bPm3wwYN0x18gb45AdQl1tp5j/sFB2T0FQ7R0nTNEV3j6o9feQzro1i OWA14Fm+Q8a1a8+Bvu/d/dMb2JY5uiPbhG/ktn4cqGU/er3pcvwCAAD//wMAUEsDBBQABgAIAAAA IQCZ2PQonAEAAJQDAAAOAAAAZHJzL2Uyb0RvYy54bWysU01P3DAQvVfqf7B8Z5MAQm202T2A4FK1 qMAPMM54Y8n2WLbZZP99x97dLGorIRAXxx/z3sx7M1muJ2vYFkLU6DreLGrOwEnstdt0/Onx9uwb ZzEJ1wuDDjq+g8jXq69flqNv4RwHND0ERiQutqPv+JCSb6sqygGsiAv04OhRYbAi0TFsqj6Ikdit qc7r+qoaMfQ+oIQY6fZm/8hXhV8pkOmXUhESMx2n2lJZQ1mf81qtlqLdBOEHLQ9liA9UYYV2lHSm uhFJsJeg/6GyWgaMqNJCoq1QKS2haCA1Tf2XmodBeChayJzoZ5vi59HKn9trdx/IhtHHNvr7kFVM Ktj8pfrYVMzazWbBlJiky6vm8vvFJXkqj2/VCehDTHeAluVNx412WYdoxfZHTJSMQo8hdDilLru0 M5CDjfsNiumekjUFXaYCrk1gW0H9FFKCS03uIfGV6AxT2pgZWL8NPMRnKJSJeQ94RpTM6NIMttph +F/2NB1LVvv4owN73dmCZ+x3pSnFGmp9UXgY0zxbr88FfvqZVn8AAAD//wMAUEsDBBQABgAIAAAA IQCasyRQ4AAAAAkBAAAPAAAAZHJzL2Rvd25yZXYueG1sTI9Ba8JAEIXvhf6HZQq96UYpYmM2IpZS KxSpFfS4ZqdJ2uxs2F1N/Pcde2kvA4/He/O+bN7bRpzRh9qRgtEwAYFUOFNTqWD38TyYgghRk9GN I1RwwQDz/PYm06lxHb3jeRtLwSUUUq2girFNpQxFhVaHoWuR2Pt03urI0pfSeN1xuW3kOEkm0uqa +EOlW1xWWHxvT1bBm1+tlov15Ys2B9vtx+v95rV/Uer+rn+a8VnMQETs418Crgy8H3IednQnMkE0 CpgmKhiMQLD5OJk+gDj+apln8j9B/gMAAP//AwBQSwECLQAUAAYACAAAACEAtoM4kv4AAADhAQAA EwAAAAAAAAAAAAAAAAAAAAAAW0NvbnRlbnRfVHlwZXNdLnhtbFBLAQItABQABgAIAAAAIQA4/SH/ 1gAAAJQBAAALAAAAAAAAAAAAAAAAAC8BAABfcmVscy8ucmVsc1BLAQItABQABgAIAAAAIQCZ2PQo nAEAAJQDAAAOAAAAAAAAAAAAAAAAAC4CAABkcnMvZTJvRG9jLnhtbFBLAQItABQABgAIAAAAIQCa syRQ4AAAAAkBAAAPAAAAAAAAAAAAAAAAAPYDAABkcnMvZG93bnJldi54bWxQSwUGAAAAAAQABADz AAAAAwUAAAAA " strokecolor="#156082 [3204]" strokeweight=".5pt">
                 <v:stroke joinstyle="miter"/>
@@ -4138,7 +4154,7 @@
               </wp:anchor>
             </w:drawing>
           </mc:Choice>
-          <mc:Fallback xmlns:ns9="http://schemas.openxmlformats.org/drawingml/2006/picture" xmlns:ns5="http://schemas.openxmlformats.org/drawingml/2006/main" xmlns:ns11="http://schemas.microsoft.com/office/drawing/2010/main">
+          <mc:Fallback xmlns:ns11="http://schemas.microsoft.com/office/drawing/2010/main" xmlns:ns5="http://schemas.openxmlformats.org/drawingml/2006/main" xmlns:ns9="http://schemas.openxmlformats.org/drawingml/2006/picture">
             <w:pict>
               <v:line w14:anchorId="741A5B90" id="Conexão Reta 2" o:spid="_x0000_s1026" style="position:absolute;z-index:251705344;visibility:visible;mso-wrap-style:square;mso-wrap-distance-left:9pt;mso-wrap-distance-top:0;mso-wrap-distance-right:9pt;mso-wrap-distance-bottom:0;mso-position-horizontal:absolute;mso-position-horizontal-relative:text;mso-position-vertical:absolute;mso-position-vertical-relative:text" from="0,0" to="484.2pt,0" o:gfxdata="UEsDBBQABgAIAAAAIQC2gziS/gAAAOEBAAATAAAAW0NvbnRlbnRfVHlwZXNdLnhtbJSRQU7DMBBF 90jcwfIWJU67QAgl6YK0S0CoHGBkTxKLZGx5TGhvj5O2G0SRWNoz/78nu9wcxkFMGNg6quQqL6RA 0s5Y6ir5vt9lD1JwBDIwOMJKHpHlpr69KfdHjyxSmriSfYz+USnWPY7AufNIadK6MEJMx9ApD/oD OlTrorhX2lFEilmcO2RdNtjC5xDF9pCuTyYBB5bi6bQ4syoJ3g9WQ0ymaiLzg5KdCXlKLjvcW893 SUOqXwnz5DrgnHtJTxOsQfEKIT7DmDSUCaxw7Rqn8787ZsmRM9e2VmPeBN4uqYvTtW7jvijg9N/y JsXecLq0q+WD6m8AAAD//wMAUEsDBBQABgAIAAAAIQA4/SH/1gAAAJQBAAALAAAAX3JlbHMvLnJl bHOkkMFqwzAMhu+DvYPRfXGawxijTi+j0GvpHsDYimMaW0Yy2fr2M4PBMnrbUb/Q94l/f/hMi1qR JVI2sOt6UJgd+ZiDgffL8ekFlFSbvV0oo4EbChzGx4f9GRdb25HMsYhqlCwG5lrLq9biZkxWOiqY 22YiTra2kYMu1l1tQD30/bPm3wwYN0x18gb45AdQl1tp5j/sFB2T0FQ7R0nTNEV3j6o9feQzro1i OWA14Fm+Q8a1a8+Bvu/d/dMb2JY5uiPbhG/ktn4cqGU/er3pcvwCAAD//wMAUEsDBBQABgAIAAAA IQCZ2PQonAEAAJQDAAAOAAAAZHJzL2Uyb0RvYy54bWysU01P3DAQvVfqf7B8Z5MAQm202T2A4FK1 qMAPMM54Y8n2WLbZZP99x97dLGorIRAXxx/z3sx7M1muJ2vYFkLU6DreLGrOwEnstdt0/Onx9uwb ZzEJ1wuDDjq+g8jXq69flqNv4RwHND0ERiQutqPv+JCSb6sqygGsiAv04OhRYbAi0TFsqj6Ikdit qc7r+qoaMfQ+oIQY6fZm/8hXhV8pkOmXUhESMx2n2lJZQ1mf81qtlqLdBOEHLQ9liA9UYYV2lHSm uhFJsJeg/6GyWgaMqNJCoq1QKS2haCA1Tf2XmodBeChayJzoZ5vi59HKn9trdx/IhtHHNvr7kFVM Ktj8pfrYVMzazWbBlJiky6vm8vvFJXkqj2/VCehDTHeAluVNx412WYdoxfZHTJSMQo8hdDilLru0 M5CDjfsNiumekjUFXaYCrk1gW0H9FFKCS03uIfGV6AxT2pgZWL8NPMRnKJSJeQ94RpTM6NIMttph +F/2NB1LVvv4owN73dmCZ+x3pSnFGmp9UXgY0zxbr88FfvqZVn8AAAD//wMAUEsDBBQABgAIAAAA IQBdcTjb3gAAAAcBAAAPAAAAZHJzL2Rvd25yZXYueG1sTI9Ba8JAEIXvBf/DMkJvdVMpYmM2IpZS KxSpLdjjmp0m0exs2F1N/Pcde2kvDx6PefO9bN7bRpzRh9qRgvtRAgKpcKamUsHnx/PdFESImoxu HKGCCwaY54ObTKfGdfSO520sBZdQSLWCKsY2lTIUFVodRq5F4uzbeasjW19K43XH5baR4ySZSKtr 4g+VbnFZYXHcnqyCN79aLRfry4E2X7bbjde7zWv/otTtsH+asSxmICL28e8CrhuYH3IG27sTmSAa Bbwm/ipnj5PpA4j91co8k//58x8AAAD//wMAUEsBAi0AFAAGAAgAAAAhALaDOJL+AAAA4QEAABMA AAAAAAAAAAAAAAAAAAAAAFtDb250ZW50X1R5cGVzXS54bWxQSwECLQAUAAYACAAAACEAOP0h/9YA AACUAQAACwAAAAAAAAAAAAAAAAAvAQAAX3JlbHMvLnJlbHNQSwECLQAUAAYACAAAACEAmdj0KJwB AACUAwAADgAAAAAAAAAAAAAAAAAuAgAAZHJzL2Uyb0RvYy54bWxQSwECLQAUAAYACAAAACEAXXE4 294AAAAHAQAADwAAAAAAAAAAAAAAAAD2AwAAZHJzL2Rvd25yZXYueG1sUEsFBgAAAAAEAAQA8wAA AAEFAAAAAA== " strokecolor="#156082 [3204]" strokeweight=".5pt">
                 <v:stroke joinstyle="miter"/>
@@ -4706,7 +4722,7 @@
               </wp:anchor>
             </w:drawing>
           </mc:Choice>
-          <mc:Fallback xmlns:ns9="http://schemas.openxmlformats.org/drawingml/2006/picture" xmlns:ns5="http://schemas.openxmlformats.org/drawingml/2006/main" xmlns:ns11="http://schemas.microsoft.com/office/drawing/2010/main">
+          <mc:Fallback xmlns:ns11="http://schemas.microsoft.com/office/drawing/2010/main" xmlns:ns5="http://schemas.openxmlformats.org/drawingml/2006/main" xmlns:ns9="http://schemas.openxmlformats.org/drawingml/2006/picture">
             <w:pict>
               <v:line w14:anchorId="10BAAF4A" id="Conexão Reta 2" o:spid="_x0000_s1026" style="position:absolute;z-index:251707392;visibility:visible;mso-wrap-style:square;mso-wrap-distance-left:9pt;mso-wrap-distance-top:0;mso-wrap-distance-right:9pt;mso-wrap-distance-bottom:0;mso-position-horizontal:absolute;mso-position-horizontal-relative:text;mso-position-vertical:absolute;mso-position-vertical-relative:text" from="0,-.05pt" to="484.2pt,-.05pt" o:gfxdata="UEsDBBQABgAIAAAAIQC2gziS/gAAAOEBAAATAAAAW0NvbnRlbnRfVHlwZXNdLnhtbJSRQU7DMBBF 90jcwfIWJU67QAgl6YK0S0CoHGBkTxKLZGx5TGhvj5O2G0SRWNoz/78nu9wcxkFMGNg6quQqL6RA 0s5Y6ir5vt9lD1JwBDIwOMJKHpHlpr69KfdHjyxSmriSfYz+USnWPY7AufNIadK6MEJMx9ApD/oD OlTrorhX2lFEilmcO2RdNtjC5xDF9pCuTyYBB5bi6bQ4syoJ3g9WQ0ymaiLzg5KdCXlKLjvcW893 SUOqXwnz5DrgnHtJTxOsQfEKIT7DmDSUCaxw7Rqn8787ZsmRM9e2VmPeBN4uqYvTtW7jvijg9N/y JsXecLq0q+WD6m8AAAD//wMAUEsDBBQABgAIAAAAIQA4/SH/1gAAAJQBAAALAAAAX3JlbHMvLnJl bHOkkMFqwzAMhu+DvYPRfXGawxijTi+j0GvpHsDYimMaW0Yy2fr2M4PBMnrbUb/Q94l/f/hMi1qR JVI2sOt6UJgd+ZiDgffL8ekFlFSbvV0oo4EbChzGx4f9GRdb25HMsYhqlCwG5lrLq9biZkxWOiqY 22YiTra2kYMu1l1tQD30/bPm3wwYN0x18gb45AdQl1tp5j/sFB2T0FQ7R0nTNEV3j6o9feQzro1i OWA14Fm+Q8a1a8+Bvu/d/dMb2JY5uiPbhG/ktn4cqGU/er3pcvwCAAD//wMAUEsDBBQABgAIAAAA IQCZ2PQonAEAAJQDAAAOAAAAZHJzL2Uyb0RvYy54bWysU01P3DAQvVfqf7B8Z5MAQm202T2A4FK1 qMAPMM54Y8n2WLbZZP99x97dLGorIRAXxx/z3sx7M1muJ2vYFkLU6DreLGrOwEnstdt0/Onx9uwb ZzEJ1wuDDjq+g8jXq69flqNv4RwHND0ERiQutqPv+JCSb6sqygGsiAv04OhRYbAi0TFsqj6Ikdit qc7r+qoaMfQ+oIQY6fZm/8hXhV8pkOmXUhESMx2n2lJZQ1mf81qtlqLdBOEHLQ9liA9UYYV2lHSm uhFJsJeg/6GyWgaMqNJCoq1QKS2haCA1Tf2XmodBeChayJzoZ5vi59HKn9trdx/IhtHHNvr7kFVM Ktj8pfrYVMzazWbBlJiky6vm8vvFJXkqj2/VCehDTHeAluVNx412WYdoxfZHTJSMQo8hdDilLru0 M5CDjfsNiumekjUFXaYCrk1gW0H9FFKCS03uIfGV6AxT2pgZWL8NPMRnKJSJeQ94RpTM6NIMttph +F/2NB1LVvv4owN73dmCZ+x3pSnFGmp9UXgY0zxbr88FfvqZVn8AAAD//wMAUEsDBBQABgAIAAAA IQCasyRQ4AAAAAkBAAAPAAAAZHJzL2Rvd25yZXYueG1sTI9Ba8JAEIXvhf6HZQq96UYpYmM2IpZS KxSpFfS4ZqdJ2uxs2F1N/Pcde2kvA4/He/O+bN7bRpzRh9qRgtEwAYFUOFNTqWD38TyYgghRk9GN I1RwwQDz/PYm06lxHb3jeRtLwSUUUq2girFNpQxFhVaHoWuR2Pt03urI0pfSeN1xuW3kOEkm0uqa +EOlW1xWWHxvT1bBm1+tlov15Ys2B9vtx+v95rV/Uer+rn+a8VnMQETs418Crgy8H3IednQnMkE0 CpgmKhiMQLD5OJk+gDj+apln8j9B/gMAAP//AwBQSwECLQAUAAYACAAAACEAtoM4kv4AAADhAQAA EwAAAAAAAAAAAAAAAAAAAAAAW0NvbnRlbnRfVHlwZXNdLnhtbFBLAQItABQABgAIAAAAIQA4/SH/ 1gAAAJQBAAALAAAAAAAAAAAAAAAAAC8BAABfcmVscy8ucmVsc1BLAQItABQABgAIAAAAIQCZ2PQo nAEAAJQDAAAOAAAAAAAAAAAAAAAAAC4CAABkcnMvZTJvRG9jLnhtbFBLAQItABQABgAIAAAAIQCa syRQ4AAAAAkBAAAPAAAAAAAAAAAAAAAAAPYDAABkcnMvZG93bnJldi54bWxQSwUGAAAAAAQABADz AAAAAwUAAAAA " strokecolor="#156082 [3204]" strokeweight=".5pt">
                 <v:stroke joinstyle="miter"/>
@@ -4922,7 +4938,7 @@
               </wp:anchor>
             </w:drawing>
           </mc:Choice>
-          <mc:Fallback xmlns:ns9="http://schemas.openxmlformats.org/drawingml/2006/picture" xmlns:ns5="http://schemas.openxmlformats.org/drawingml/2006/main" xmlns:ns11="http://schemas.microsoft.com/office/drawing/2010/main">
+          <mc:Fallback xmlns:ns11="http://schemas.microsoft.com/office/drawing/2010/main" xmlns:ns5="http://schemas.openxmlformats.org/drawingml/2006/main" xmlns:ns9="http://schemas.openxmlformats.org/drawingml/2006/picture">
             <w:pict>
               <v:line w14:anchorId="44DE2E80" id="Conexão Reta 3" o:spid="_x0000_s1026" style="position:absolute;z-index:251668480;visibility:visible;mso-wrap-style:square;mso-wrap-distance-left:9pt;mso-wrap-distance-top:0;mso-wrap-distance-right:9pt;mso-wrap-distance-bottom:0;mso-position-horizontal:absolute;mso-position-horizontal-relative:text;mso-position-vertical:absolute;mso-position-vertical-relative:text" from="0,0" to="484.2pt,0" o:gfxdata="UEsDBBQABgAIAAAAIQC2gziS/gAAAOEBAAATAAAAW0NvbnRlbnRfVHlwZXNdLnhtbJSRQU7DMBBF 90jcwfIWJU67QAgl6YK0S0CoHGBkTxKLZGx5TGhvj5O2G0SRWNoz/78nu9wcxkFMGNg6quQqL6RA 0s5Y6ir5vt9lD1JwBDIwOMJKHpHlpr69KfdHjyxSmriSfYz+USnWPY7AufNIadK6MEJMx9ApD/oD OlTrorhX2lFEilmcO2RdNtjC5xDF9pCuTyYBB5bi6bQ4syoJ3g9WQ0ymaiLzg5KdCXlKLjvcW893 SUOqXwnz5DrgnHtJTxOsQfEKIT7DmDSUCaxw7Rqn8787ZsmRM9e2VmPeBN4uqYvTtW7jvijg9N/y JsXecLq0q+WD6m8AAAD//wMAUEsDBBQABgAIAAAAIQA4/SH/1gAAAJQBAAALAAAAX3JlbHMvLnJl bHOkkMFqwzAMhu+DvYPRfXGawxijTi+j0GvpHsDYimMaW0Yy2fr2M4PBMnrbUb/Q94l/f/hMi1qR JVI2sOt6UJgd+ZiDgffL8ekFlFSbvV0oo4EbChzGx4f9GRdb25HMsYhqlCwG5lrLq9biZkxWOiqY 22YiTra2kYMu1l1tQD30/bPm3wwYN0x18gb45AdQl1tp5j/sFB2T0FQ7R0nTNEV3j6o9feQzro1i OWA14Fm+Q8a1a8+Bvu/d/dMb2JY5uiPbhG/ktn4cqGU/er3pcvwCAAD//wMAUEsDBBQABgAIAAAA IQCZ2PQonAEAAJQDAAAOAAAAZHJzL2Uyb0RvYy54bWysU01P3DAQvVfqf7B8Z5MAQm202T2A4FK1 qMAPMM54Y8n2WLbZZP99x97dLGorIRAXxx/z3sx7M1muJ2vYFkLU6DreLGrOwEnstdt0/Onx9uwb ZzEJ1wuDDjq+g8jXq69flqNv4RwHND0ERiQutqPv+JCSb6sqygGsiAv04OhRYbAi0TFsqj6Ikdit qc7r+qoaMfQ+oIQY6fZm/8hXhV8pkOmXUhESMx2n2lJZQ1mf81qtlqLdBOEHLQ9liA9UYYV2lHSm uhFJsJeg/6GyWgaMqNJCoq1QKS2haCA1Tf2XmodBeChayJzoZ5vi59HKn9trdx/IhtHHNvr7kFVM Ktj8pfrYVMzazWbBlJiky6vm8vvFJXkqj2/VCehDTHeAluVNx412WYdoxfZHTJSMQo8hdDilLru0 M5CDjfsNiumekjUFXaYCrk1gW0H9FFKCS03uIfGV6AxT2pgZWL8NPMRnKJSJeQ94RpTM6NIMttph +F/2NB1LVvv4owN73dmCZ+x3pSnFGmp9UXgY0zxbr88FfvqZVn8AAAD//wMAUEsDBBQABgAIAAAA IQBdcTjb3gAAAAcBAAAPAAAAZHJzL2Rvd25yZXYueG1sTI9Ba8JAEIXvBf/DMkJvdVMpYmM2IpZS KxSpLdjjmp0m0exs2F1N/Pcde2kvDx6PefO9bN7bRpzRh9qRgvtRAgKpcKamUsHnx/PdFESImoxu HKGCCwaY54ObTKfGdfSO520sBZdQSLWCKsY2lTIUFVodRq5F4uzbeasjW19K43XH5baR4ySZSKtr 4g+VbnFZYXHcnqyCN79aLRfry4E2X7bbjde7zWv/otTtsH+asSxmICL28e8CrhuYH3IG27sTmSAa Bbwm/ipnj5PpA4j91co8k//58x8AAAD//wMAUEsBAi0AFAAGAAgAAAAhALaDOJL+AAAA4QEAABMA AAAAAAAAAAAAAAAAAAAAAFtDb250ZW50X1R5cGVzXS54bWxQSwECLQAUAAYACAAAACEAOP0h/9YA AACUAQAACwAAAAAAAAAAAAAAAAAvAQAAX3JlbHMvLnJlbHNQSwECLQAUAAYACAAAACEAmdj0KJwB AACUAwAADgAAAAAAAAAAAAAAAAAuAgAAZHJzL2Uyb0RvYy54bWxQSwECLQAUAAYACAAAACEAXXE4 294AAAAHAQAADwAAAAAAAAAAAAAAAAD2AwAAZHJzL2Rvd25yZXYueG1sUEsFBgAAAAAEAAQA8wAA AAEFAAAAAA== " strokecolor="#156082 [3204]" strokeweight=".5pt">
                 <v:stroke joinstyle="miter"/>
@@ -5172,7 +5188,7 @@
               </wp:anchor>
             </w:drawing>
           </mc:Choice>
-          <mc:Fallback xmlns:ns9="http://schemas.openxmlformats.org/drawingml/2006/picture" xmlns:ns5="http://schemas.openxmlformats.org/drawingml/2006/main" xmlns:ns11="http://schemas.microsoft.com/office/drawing/2010/main">
+          <mc:Fallback xmlns:ns11="http://schemas.microsoft.com/office/drawing/2010/main" xmlns:ns5="http://schemas.openxmlformats.org/drawingml/2006/main" xmlns:ns9="http://schemas.openxmlformats.org/drawingml/2006/picture">
             <w:pict>
               <v:line w14:anchorId="15F6B7A1" id="Conexão Reta 2" o:spid="_x0000_s1026" style="position:absolute;z-index:251709440;visibility:visible;mso-wrap-style:square;mso-wrap-distance-left:9pt;mso-wrap-distance-top:0;mso-wrap-distance-right:9pt;mso-wrap-distance-bottom:0;mso-position-horizontal:absolute;mso-position-horizontal-relative:text;mso-position-vertical:absolute;mso-position-vertical-relative:text" from="0,-.05pt" to="484.2pt,-.05pt" o:gfxdata="UEsDBBQABgAIAAAAIQC2gziS/gAAAOEBAAATAAAAW0NvbnRlbnRfVHlwZXNdLnhtbJSRQU7DMBBF 90jcwfIWJU67QAgl6YK0S0CoHGBkTxKLZGx5TGhvj5O2G0SRWNoz/78nu9wcxkFMGNg6quQqL6RA 0s5Y6ir5vt9lD1JwBDIwOMJKHpHlpr69KfdHjyxSmriSfYz+USnWPY7AufNIadK6MEJMx9ApD/oD OlTrorhX2lFEilmcO2RdNtjC5xDF9pCuTyYBB5bi6bQ4syoJ3g9WQ0ymaiLzg5KdCXlKLjvcW893 SUOqXwnz5DrgnHtJTxOsQfEKIT7DmDSUCaxw7Rqn8787ZsmRM9e2VmPeBN4uqYvTtW7jvijg9N/y JsXecLq0q+WD6m8AAAD//wMAUEsDBBQABgAIAAAAIQA4/SH/1gAAAJQBAAALAAAAX3JlbHMvLnJl bHOkkMFqwzAMhu+DvYPRfXGawxijTi+j0GvpHsDYimMaW0Yy2fr2M4PBMnrbUb/Q94l/f/hMi1qR JVI2sOt6UJgd+ZiDgffL8ekFlFSbvV0oo4EbChzGx4f9GRdb25HMsYhqlCwG5lrLq9biZkxWOiqY 22YiTra2kYMu1l1tQD30/bPm3wwYN0x18gb45AdQl1tp5j/sFB2T0FQ7R0nTNEV3j6o9feQzro1i OWA14Fm+Q8a1a8+Bvu/d/dMb2JY5uiPbhG/ktn4cqGU/er3pcvwCAAD//wMAUEsDBBQABgAIAAAA IQCZ2PQonAEAAJQDAAAOAAAAZHJzL2Uyb0RvYy54bWysU01P3DAQvVfqf7B8Z5MAQm202T2A4FK1 qMAPMM54Y8n2WLbZZP99x97dLGorIRAXxx/z3sx7M1muJ2vYFkLU6DreLGrOwEnstdt0/Onx9uwb ZzEJ1wuDDjq+g8jXq69flqNv4RwHND0ERiQutqPv+JCSb6sqygGsiAv04OhRYbAi0TFsqj6Ikdit qc7r+qoaMfQ+oIQY6fZm/8hXhV8pkOmXUhESMx2n2lJZQ1mf81qtlqLdBOEHLQ9liA9UYYV2lHSm uhFJsJeg/6GyWgaMqNJCoq1QKS2haCA1Tf2XmodBeChayJzoZ5vi59HKn9trdx/IhtHHNvr7kFVM Ktj8pfrYVMzazWbBlJiky6vm8vvFJXkqj2/VCehDTHeAluVNx412WYdoxfZHTJSMQo8hdDilLru0 M5CDjfsNiumekjUFXaYCrk1gW0H9FFKCS03uIfGV6AxT2pgZWL8NPMRnKJSJeQ94RpTM6NIMttph +F/2NB1LVvv4owN73dmCZ+x3pSnFGmp9UXgY0zxbr88FfvqZVn8AAAD//wMAUEsDBBQABgAIAAAA IQCasyRQ4AAAAAkBAAAPAAAAZHJzL2Rvd25yZXYueG1sTI9Ba8JAEIXvhf6HZQq96UYpYmM2IpZS KxSpFfS4ZqdJ2uxs2F1N/Pcde2kvA4/He/O+bN7bRpzRh9qRgtEwAYFUOFNTqWD38TyYgghRk9GN I1RwwQDz/PYm06lxHb3jeRtLwSUUUq2girFNpQxFhVaHoWuR2Pt03urI0pfSeN1xuW3kOEkm0uqa +EOlW1xWWHxvT1bBm1+tlov15Ys2B9vtx+v95rV/Uer+rn+a8VnMQETs418Crgy8H3IednQnMkE0 CpgmKhiMQLD5OJk+gDj+apln8j9B/gMAAP//AwBQSwECLQAUAAYACAAAACEAtoM4kv4AAADhAQAA EwAAAAAAAAAAAAAAAAAAAAAAW0NvbnRlbnRfVHlwZXNdLnhtbFBLAQItABQABgAIAAAAIQA4/SH/ 1gAAAJQBAAALAAAAAAAAAAAAAAAAAC8BAABfcmVscy8ucmVsc1BLAQItABQABgAIAAAAIQCZ2PQo nAEAAJQDAAAOAAAAAAAAAAAAAAAAAC4CAABkcnMvZTJvRG9jLnhtbFBLAQItABQABgAIAAAAIQCa syRQ4AAAAAkBAAAPAAAAAAAAAAAAAAAAAPYDAABkcnMvZG93bnJldi54bWxQSwUGAAAAAAQABADz AAAAAwUAAAAA " strokecolor="#156082 [3204]" strokeweight=".5pt">
                 <v:stroke joinstyle="miter"/>
@@ -5493,7 +5509,7 @@
               </wp:anchor>
             </w:drawing>
           </mc:Choice>
-          <mc:Fallback xmlns:ns9="http://schemas.openxmlformats.org/drawingml/2006/picture" xmlns:ns5="http://schemas.openxmlformats.org/drawingml/2006/main" xmlns:ns11="http://schemas.microsoft.com/office/drawing/2010/main">
+          <mc:Fallback xmlns:ns11="http://schemas.microsoft.com/office/drawing/2010/main" xmlns:ns5="http://schemas.openxmlformats.org/drawingml/2006/main" xmlns:ns9="http://schemas.openxmlformats.org/drawingml/2006/picture">
             <w:pict>
               <v:line w14:anchorId="76E1667A" id="Conexão Reta 3" o:spid="_x0000_s1026" style="position:absolute;z-index:251711488;visibility:visible;mso-wrap-style:square;mso-wrap-distance-left:9pt;mso-wrap-distance-top:0;mso-wrap-distance-right:9pt;mso-wrap-distance-bottom:0;mso-position-horizontal:absolute;mso-position-horizontal-relative:text;mso-position-vertical:absolute;mso-position-vertical-relative:text" from="0,-.05pt" to="484.2pt,-.05pt" o:gfxdata="UEsDBBQABgAIAAAAIQC2gziS/gAAAOEBAAATAAAAW0NvbnRlbnRfVHlwZXNdLnhtbJSRQU7DMBBF 90jcwfIWJU67QAgl6YK0S0CoHGBkTxKLZGx5TGhvj5O2G0SRWNoz/78nu9wcxkFMGNg6quQqL6RA 0s5Y6ir5vt9lD1JwBDIwOMJKHpHlpr69KfdHjyxSmriSfYz+USnWPY7AufNIadK6MEJMx9ApD/oD OlTrorhX2lFEilmcO2RdNtjC5xDF9pCuTyYBB5bi6bQ4syoJ3g9WQ0ymaiLzg5KdCXlKLjvcW893 SUOqXwnz5DrgnHtJTxOsQfEKIT7DmDSUCaxw7Rqn8787ZsmRM9e2VmPeBN4uqYvTtW7jvijg9N/y JsXecLq0q+WD6m8AAAD//wMAUEsDBBQABgAIAAAAIQA4/SH/1gAAAJQBAAALAAAAX3JlbHMvLnJl bHOkkMFqwzAMhu+DvYPRfXGawxijTi+j0GvpHsDYimMaW0Yy2fr2M4PBMnrbUb/Q94l/f/hMi1qR JVI2sOt6UJgd+ZiDgffL8ekFlFSbvV0oo4EbChzGx4f9GRdb25HMsYhqlCwG5lrLq9biZkxWOiqY 22YiTra2kYMu1l1tQD30/bPm3wwYN0x18gb45AdQl1tp5j/sFB2T0FQ7R0nTNEV3j6o9feQzro1i OWA14Fm+Q8a1a8+Bvu/d/dMb2JY5uiPbhG/ktn4cqGU/er3pcvwCAAD//wMAUEsDBBQABgAIAAAA IQCZ2PQonAEAAJQDAAAOAAAAZHJzL2Uyb0RvYy54bWysU01P3DAQvVfqf7B8Z5MAQm202T2A4FK1 qMAPMM54Y8n2WLbZZP99x97dLGorIRAXxx/z3sx7M1muJ2vYFkLU6DreLGrOwEnstdt0/Onx9uwb ZzEJ1wuDDjq+g8jXq69flqNv4RwHND0ERiQutqPv+JCSb6sqygGsiAv04OhRYbAi0TFsqj6Ikdit qc7r+qoaMfQ+oIQY6fZm/8hXhV8pkOmXUhESMx2n2lJZQ1mf81qtlqLdBOEHLQ9liA9UYYV2lHSm uhFJsJeg/6GyWgaMqNJCoq1QKS2haCA1Tf2XmodBeChayJzoZ5vi59HKn9trdx/IhtHHNvr7kFVM Ktj8pfrYVMzazWbBlJiky6vm8vvFJXkqj2/VCehDTHeAluVNx412WYdoxfZHTJSMQo8hdDilLru0 M5CDjfsNiumekjUFXaYCrk1gW0H9FFKCS03uIfGV6AxT2pgZWL8NPMRnKJSJeQ94RpTM6NIMttph +F/2NB1LVvv4owN73dmCZ+x3pSnFGmp9UXgY0zxbr88FfvqZVn8AAAD//wMAUEsDBBQABgAIAAAA IQCasyRQ4AAAAAkBAAAPAAAAZHJzL2Rvd25yZXYueG1sTI9Ba8JAEIXvhf6HZQq96UYpYmM2IpZS KxSpFfS4ZqdJ2uxs2F1N/Pcde2kvA4/He/O+bN7bRpzRh9qRgtEwAYFUOFNTqWD38TyYgghRk9GN I1RwwQDz/PYm06lxHb3jeRtLwSUUUq2girFNpQxFhVaHoWuR2Pt03urI0pfSeN1xuW3kOEkm0uqa +EOlW1xWWHxvT1bBm1+tlov15Ys2B9vtx+v95rV/Uer+rn+a8VnMQETs418Crgy8H3IednQnMkE0 CpgmKhiMQLD5OJk+gDj+apln8j9B/gMAAP//AwBQSwECLQAUAAYACAAAACEAtoM4kv4AAADhAQAA EwAAAAAAAAAAAAAAAAAAAAAAW0NvbnRlbnRfVHlwZXNdLnhtbFBLAQItABQABgAIAAAAIQA4/SH/ 1gAAAJQBAAALAAAAAAAAAAAAAAAAAC8BAABfcmVscy8ucmVsc1BLAQItABQABgAIAAAAIQCZ2PQo nAEAAJQDAAAOAAAAAAAAAAAAAAAAAC4CAABkcnMvZTJvRG9jLnhtbFBLAQItABQABgAIAAAAIQCa syRQ4AAAAAkBAAAPAAAAAAAAAAAAAAAAAPYDAABkcnMvZG93bnJldi54bWxQSwUGAAAAAAQABADz AAAAAwUAAAAA " strokecolor="#156082 [3204]" strokeweight=".5pt">
                 <v:stroke joinstyle="miter"/>
@@ -6138,7 +6154,7 @@
               </wp:anchor>
             </w:drawing>
           </mc:Choice>
-          <mc:Fallback xmlns:ns9="http://schemas.openxmlformats.org/drawingml/2006/picture" xmlns:ns5="http://schemas.openxmlformats.org/drawingml/2006/main" xmlns:ns11="http://schemas.microsoft.com/office/drawing/2010/main">
+          <mc:Fallback xmlns:ns11="http://schemas.microsoft.com/office/drawing/2010/main" xmlns:ns5="http://schemas.openxmlformats.org/drawingml/2006/main" xmlns:ns9="http://schemas.openxmlformats.org/drawingml/2006/picture">
             <w:pict>
               <v:line w14:anchorId="787BFDF2" id="Conexão Reta 3" o:spid="_x0000_s1026" style="position:absolute;z-index:251713536;visibility:visible;mso-wrap-style:square;mso-wrap-distance-left:9pt;mso-wrap-distance-top:0;mso-wrap-distance-right:9pt;mso-wrap-distance-bottom:0;mso-position-horizontal:absolute;mso-position-horizontal-relative:text;mso-position-vertical:absolute;mso-position-vertical-relative:text" from="0,-.05pt" to="484.2pt,-.05pt" o:gfxdata="UEsDBBQABgAIAAAAIQC2gziS/gAAAOEBAAATAAAAW0NvbnRlbnRfVHlwZXNdLnhtbJSRQU7DMBBF 90jcwfIWJU67QAgl6YK0S0CoHGBkTxKLZGx5TGhvj5O2G0SRWNoz/78nu9wcxkFMGNg6quQqL6RA 0s5Y6ir5vt9lD1JwBDIwOMJKHpHlpr69KfdHjyxSmriSfYz+USnWPY7AufNIadK6MEJMx9ApD/oD OlTrorhX2lFEilmcO2RdNtjC5xDF9pCuTyYBB5bi6bQ4syoJ3g9WQ0ymaiLzg5KdCXlKLjvcW893 SUOqXwnz5DrgnHtJTxOsQfEKIT7DmDSUCaxw7Rqn8787ZsmRM9e2VmPeBN4uqYvTtW7jvijg9N/y JsXecLq0q+WD6m8AAAD//wMAUEsDBBQABgAIAAAAIQA4/SH/1gAAAJQBAAALAAAAX3JlbHMvLnJl bHOkkMFqwzAMhu+DvYPRfXGawxijTi+j0GvpHsDYimMaW0Yy2fr2M4PBMnrbUb/Q94l/f/hMi1qR JVI2sOt6UJgd+ZiDgffL8ekFlFSbvV0oo4EbChzGx4f9GRdb25HMsYhqlCwG5lrLq9biZkxWOiqY 22YiTra2kYMu1l1tQD30/bPm3wwYN0x18gb45AdQl1tp5j/sFB2T0FQ7R0nTNEV3j6o9feQzro1i OWA14Fm+Q8a1a8+Bvu/d/dMb2JY5uiPbhG/ktn4cqGU/er3pcvwCAAD//wMAUEsDBBQABgAIAAAA IQCZ2PQonAEAAJQDAAAOAAAAZHJzL2Uyb0RvYy54bWysU01P3DAQvVfqf7B8Z5MAQm202T2A4FK1 qMAPMM54Y8n2WLbZZP99x97dLGorIRAXxx/z3sx7M1muJ2vYFkLU6DreLGrOwEnstdt0/Onx9uwb ZzEJ1wuDDjq+g8jXq69flqNv4RwHND0ERiQutqPv+JCSb6sqygGsiAv04OhRYbAi0TFsqj6Ikdit qc7r+qoaMfQ+oIQY6fZm/8hXhV8pkOmXUhESMx2n2lJZQ1mf81qtlqLdBOEHLQ9liA9UYYV2lHSm uhFJsJeg/6GyWgaMqNJCoq1QKS2haCA1Tf2XmodBeChayJzoZ5vi59HKn9trdx/IhtHHNvr7kFVM Ktj8pfrYVMzazWbBlJiky6vm8vvFJXkqj2/VCehDTHeAluVNx412WYdoxfZHTJSMQo8hdDilLru0 M5CDjfsNiumekjUFXaYCrk1gW0H9FFKCS03uIfGV6AxT2pgZWL8NPMRnKJSJeQ94RpTM6NIMttph +F/2NB1LVvv4owN73dmCZ+x3pSnFGmp9UXgY0zxbr88FfvqZVn8AAAD//wMAUEsDBBQABgAIAAAA IQCasyRQ4AAAAAkBAAAPAAAAZHJzL2Rvd25yZXYueG1sTI9Ba8JAEIXvhf6HZQq96UYpYmM2IpZS KxSpFfS4ZqdJ2uxs2F1N/Pcde2kvA4/He/O+bN7bRpzRh9qRgtEwAYFUOFNTqWD38TyYgghRk9GN I1RwwQDz/PYm06lxHb3jeRtLwSUUUq2girFNpQxFhVaHoWuR2Pt03urI0pfSeN1xuW3kOEkm0uqa +EOlW1xWWHxvT1bBm1+tlov15Ys2B9vtx+v95rV/Uer+rn+a8VnMQETs418Crgy8H3IednQnMkE0 CpgmKhiMQLD5OJk+gDj+apln8j9B/gMAAP//AwBQSwECLQAUAAYACAAAACEAtoM4kv4AAADhAQAA EwAAAAAAAAAAAAAAAAAAAAAAW0NvbnRlbnRfVHlwZXNdLnhtbFBLAQItABQABgAIAAAAIQA4/SH/ 1gAAAJQBAAALAAAAAAAAAAAAAAAAAC8BAABfcmVscy8ucmVsc1BLAQItABQABgAIAAAAIQCZ2PQo nAEAAJQDAAAOAAAAAAAAAAAAAAAAAC4CAABkcnMvZTJvRG9jLnhtbFBLAQItABQABgAIAAAAIQCa syRQ4AAAAAkBAAAPAAAAAAAAAAAAAAAAAPYDAABkcnMvZG93bnJldi54bWxQSwUGAAAAAAQABADz AAAAAwUAAAAA " strokecolor="#156082 [3204]" strokeweight=".5pt">
                 <v:stroke joinstyle="miter"/>
@@ -6700,7 +6716,7 @@
               </wp:anchor>
             </w:drawing>
           </mc:Choice>
-          <mc:Fallback xmlns:ns9="http://schemas.openxmlformats.org/drawingml/2006/picture" xmlns:ns5="http://schemas.openxmlformats.org/drawingml/2006/main" xmlns:ns11="http://schemas.microsoft.com/office/drawing/2010/main">
+          <mc:Fallback xmlns:ns11="http://schemas.microsoft.com/office/drawing/2010/main" xmlns:ns5="http://schemas.openxmlformats.org/drawingml/2006/main" xmlns:ns9="http://schemas.openxmlformats.org/drawingml/2006/picture">
             <w:pict>
               <v:line w14:anchorId="13B0F591" id="Conexão Reta 3" o:spid="_x0000_s1026" style="position:absolute;z-index:251715584;visibility:visible;mso-wrap-style:square;mso-wrap-distance-left:9pt;mso-wrap-distance-top:0;mso-wrap-distance-right:9pt;mso-wrap-distance-bottom:0;mso-position-horizontal:absolute;mso-position-horizontal-relative:text;mso-position-vertical:absolute;mso-position-vertical-relative:text" from="0,-.05pt" to="484.2pt,-.05pt" o:gfxdata="UEsDBBQABgAIAAAAIQC2gziS/gAAAOEBAAATAAAAW0NvbnRlbnRfVHlwZXNdLnhtbJSRQU7DMBBF 90jcwfIWJU67QAgl6YK0S0CoHGBkTxKLZGx5TGhvj5O2G0SRWNoz/78nu9wcxkFMGNg6quQqL6RA 0s5Y6ir5vt9lD1JwBDIwOMJKHpHlpr69KfdHjyxSmriSfYz+USnWPY7AufNIadK6MEJMx9ApD/oD OlTrorhX2lFEilmcO2RdNtjC5xDF9pCuTyYBB5bi6bQ4syoJ3g9WQ0ymaiLzg5KdCXlKLjvcW893 SUOqXwnz5DrgnHtJTxOsQfEKIT7DmDSUCaxw7Rqn8787ZsmRM9e2VmPeBN4uqYvTtW7jvijg9N/y JsXecLq0q+WD6m8AAAD//wMAUEsDBBQABgAIAAAAIQA4/SH/1gAAAJQBAAALAAAAX3JlbHMvLnJl bHOkkMFqwzAMhu+DvYPRfXGawxijTi+j0GvpHsDYimMaW0Yy2fr2M4PBMnrbUb/Q94l/f/hMi1qR JVI2sOt6UJgd+ZiDgffL8ekFlFSbvV0oo4EbChzGx4f9GRdb25HMsYhqlCwG5lrLq9biZkxWOiqY 22YiTra2kYMu1l1tQD30/bPm3wwYN0x18gb45AdQl1tp5j/sFB2T0FQ7R0nTNEV3j6o9feQzro1i OWA14Fm+Q8a1a8+Bvu/d/dMb2JY5uiPbhG/ktn4cqGU/er3pcvwCAAD//wMAUEsDBBQABgAIAAAA IQCZ2PQonAEAAJQDAAAOAAAAZHJzL2Uyb0RvYy54bWysU01P3DAQvVfqf7B8Z5MAQm202T2A4FK1 qMAPMM54Y8n2WLbZZP99x97dLGorIRAXxx/z3sx7M1muJ2vYFkLU6DreLGrOwEnstdt0/Onx9uwb ZzEJ1wuDDjq+g8jXq69flqNv4RwHND0ERiQutqPv+JCSb6sqygGsiAv04OhRYbAi0TFsqj6Ikdit qc7r+qoaMfQ+oIQY6fZm/8hXhV8pkOmXUhESMx2n2lJZQ1mf81qtlqLdBOEHLQ9liA9UYYV2lHSm uhFJsJeg/6GyWgaMqNJCoq1QKS2haCA1Tf2XmodBeChayJzoZ5vi59HKn9trdx/IhtHHNvr7kFVM Ktj8pfrYVMzazWbBlJiky6vm8vvFJXkqj2/VCehDTHeAluVNx412WYdoxfZHTJSMQo8hdDilLru0 M5CDjfsNiumekjUFXaYCrk1gW0H9FFKCS03uIfGV6AxT2pgZWL8NPMRnKJSJeQ94RpTM6NIMttph +F/2NB1LVvv4owN73dmCZ+x3pSnFGmp9UXgY0zxbr88FfvqZVn8AAAD//wMAUEsDBBQABgAIAAAA IQCasyRQ4AAAAAkBAAAPAAAAZHJzL2Rvd25yZXYueG1sTI9Ba8JAEIXvhf6HZQq96UYpYmM2IpZS KxSpFfS4ZqdJ2uxs2F1N/Pcde2kvA4/He/O+bN7bRpzRh9qRgtEwAYFUOFNTqWD38TyYgghRk9GN I1RwwQDz/PYm06lxHb3jeRtLwSUUUq2girFNpQxFhVaHoWuR2Pt03urI0pfSeN1xuW3kOEkm0uqa +EOlW1xWWHxvT1bBm1+tlov15Ys2B9vtx+v95rV/Uer+rn+a8VnMQETs418Crgy8H3IednQnMkE0 CpgmKhiMQLD5OJk+gDj+apln8j9B/gMAAP//AwBQSwECLQAUAAYACAAAACEAtoM4kv4AAADhAQAA EwAAAAAAAAAAAAAAAAAAAAAAW0NvbnRlbnRfVHlwZXNdLnhtbFBLAQItABQABgAIAAAAIQA4/SH/ 1gAAAJQBAAALAAAAAAAAAAAAAAAAAC8BAABfcmVscy8ucmVsc1BLAQItABQABgAIAAAAIQCZ2PQo nAEAAJQDAAAOAAAAAAAAAAAAAAAAAC4CAABkcnMvZTJvRG9jLnhtbFBLAQItABQABgAIAAAAIQCa syRQ4AAAAAkBAAAPAAAAAAAAAAAAAAAAAPYDAABkcnMvZG93bnJldi54bWxQSwUGAAAAAAQABADz AAAAAwUAAAAA " strokecolor="#156082 [3204]" strokeweight=".5pt">
                 <v:stroke joinstyle="miter"/>
@@ -14027,7 +14043,6 @@
           <w:lang w:val="es-ES"/>
         </w:rPr>
       </w:pPr>
-      <w:proofErr w:type="spellStart"/>
       <w:r>
         <w:rPr>
           <w:i/>
@@ -14035,11 +14050,9 @@
           <w:color w:val="595959"/>
           <w:sz w:val="20"/>
           <w:szCs w:val="20"/>
-          <w:lang w:val="es-ES"/>
-        </w:rPr>
-        <w:t>Tabela</w:t>
-      </w:r>
-      <w:proofErr w:type="spellEnd"/>
+        </w:rPr>
+        <w:t xml:space="preserve">Tabla </w:t>
+      </w:r>
       <w:r>
         <w:rPr>
           <w:i/>
@@ -14049,7 +14062,7 @@
           <w:szCs w:val="20"/>
           <w:lang w:val="es-ES"/>
         </w:rPr>
-        <w:t xml:space="preserve"> 5 — Pipeline fi</w:t>
+        <w:t>5 — Pipeline fi</w:t>
       </w:r>
       <w:r>
         <w:rPr>
@@ -14071,8 +14084,21 @@
           <w:szCs w:val="20"/>
           <w:lang w:val="es-ES"/>
         </w:rPr>
-        <w:t>a vs Agente</w:t>
-      </w:r>
+        <w:t xml:space="preserve">a </w:t>
+      </w:r>
+      <w:proofErr w:type="gramStart"/>
+      <w:r>
+        <w:rPr>
+          <w:i/>
+          <w:iCs/>
+          <w:color w:val="595959"/>
+          <w:sz w:val="20"/>
+          <w:szCs w:val="20"/>
+          <w:lang w:val="es-ES"/>
+        </w:rPr>
+        <w:t>vs Agente</w:t>
+      </w:r>
+      <w:proofErr w:type="gramEnd"/>
     </w:p>
     <w:p>
       <w:pPr>
@@ -14313,7 +14339,7 @@
               </wp:anchor>
             </w:drawing>
           </mc:Choice>
-          <mc:Fallback xmlns:ns9="http://schemas.openxmlformats.org/drawingml/2006/picture" xmlns:ns5="http://schemas.openxmlformats.org/drawingml/2006/main" xmlns:ns11="http://schemas.microsoft.com/office/drawing/2010/main">
+          <mc:Fallback xmlns:ns11="http://schemas.microsoft.com/office/drawing/2010/main" xmlns:ns5="http://schemas.openxmlformats.org/drawingml/2006/main" xmlns:ns9="http://schemas.openxmlformats.org/drawingml/2006/picture">
             <w:pict>
               <v:line w14:anchorId="243D5FCB" id="Conexão Reta 3" o:spid="_x0000_s1026" style="position:absolute;z-index:251717632;visibility:visible;mso-wrap-style:square;mso-wrap-distance-left:9pt;mso-wrap-distance-top:0;mso-wrap-distance-right:9pt;mso-wrap-distance-bottom:0;mso-position-horizontal:absolute;mso-position-horizontal-relative:text;mso-position-vertical:absolute;mso-position-vertical-relative:text" from="0,0" to="484.2pt,0" o:gfxdata="UEsDBBQABgAIAAAAIQC2gziS/gAAAOEBAAATAAAAW0NvbnRlbnRfVHlwZXNdLnhtbJSRQU7DMBBF 90jcwfIWJU67QAgl6YK0S0CoHGBkTxKLZGx5TGhvj5O2G0SRWNoz/78nu9wcxkFMGNg6quQqL6RA 0s5Y6ir5vt9lD1JwBDIwOMJKHpHlpr69KfdHjyxSmriSfYz+USnWPY7AufNIadK6MEJMx9ApD/oD OlTrorhX2lFEilmcO2RdNtjC5xDF9pCuTyYBB5bi6bQ4syoJ3g9WQ0ymaiLzg5KdCXlKLjvcW893 SUOqXwnz5DrgnHtJTxOsQfEKIT7DmDSUCaxw7Rqn8787ZsmRM9e2VmPeBN4uqYvTtW7jvijg9N/y JsXecLq0q+WD6m8AAAD//wMAUEsDBBQABgAIAAAAIQA4/SH/1gAAAJQBAAALAAAAX3JlbHMvLnJl bHOkkMFqwzAMhu+DvYPRfXGawxijTi+j0GvpHsDYimMaW0Yy2fr2M4PBMnrbUb/Q94l/f/hMi1qR JVI2sOt6UJgd+ZiDgffL8ekFlFSbvV0oo4EbChzGx4f9GRdb25HMsYhqlCwG5lrLq9biZkxWOiqY 22YiTra2kYMu1l1tQD30/bPm3wwYN0x18gb45AdQl1tp5j/sFB2T0FQ7R0nTNEV3j6o9feQzro1i OWA14Fm+Q8a1a8+Bvu/d/dMb2JY5uiPbhG/ktn4cqGU/er3pcvwCAAD//wMAUEsDBBQABgAIAAAA IQCZ2PQonAEAAJQDAAAOAAAAZHJzL2Uyb0RvYy54bWysU01P3DAQvVfqf7B8Z5MAQm202T2A4FK1 qMAPMM54Y8n2WLbZZP99x97dLGorIRAXxx/z3sx7M1muJ2vYFkLU6DreLGrOwEnstdt0/Onx9uwb ZzEJ1wuDDjq+g8jXq69flqNv4RwHND0ERiQutqPv+JCSb6sqygGsiAv04OhRYbAi0TFsqj6Ikdit qc7r+qoaMfQ+oIQY6fZm/8hXhV8pkOmXUhESMx2n2lJZQ1mf81qtlqLdBOEHLQ9liA9UYYV2lHSm uhFJsJeg/6GyWgaMqNJCoq1QKS2haCA1Tf2XmodBeChayJzoZ5vi59HKn9trdx/IhtHHNvr7kFVM Ktj8pfrYVMzazWbBlJiky6vm8vvFJXkqj2/VCehDTHeAluVNx412WYdoxfZHTJSMQo8hdDilLru0 M5CDjfsNiumekjUFXaYCrk1gW0H9FFKCS03uIfGV6AxT2pgZWL8NPMRnKJSJeQ94RpTM6NIMttph +F/2NB1LVvv4owN73dmCZ+x3pSnFGmp9UXgY0zxbr88FfvqZVn8AAAD//wMAUEsDBBQABgAIAAAA IQBdcTjb3gAAAAcBAAAPAAAAZHJzL2Rvd25yZXYueG1sTI9Ba8JAEIXvBf/DMkJvdVMpYmM2IpZS KxSpLdjjmp0m0exs2F1N/Pcde2kvDx6PefO9bN7bRpzRh9qRgvtRAgKpcKamUsHnx/PdFESImoxu HKGCCwaY54ObTKfGdfSO520sBZdQSLWCKsY2lTIUFVodRq5F4uzbeasjW19K43XH5baR4ySZSKtr 4g+VbnFZYXHcnqyCN79aLRfry4E2X7bbjde7zWv/otTtsH+asSxmICL28e8CrhuYH3IG27sTmSAa Bbwm/ipnj5PpA4j91co8k//58x8AAAD//wMAUEsBAi0AFAAGAAgAAAAhALaDOJL+AAAA4QEAABMA AAAAAAAAAAAAAAAAAAAAAFtDb250ZW50X1R5cGVzXS54bWxQSwECLQAUAAYACAAAACEAOP0h/9YA AACUAQAACwAAAAAAAAAAAAAAAAAvAQAAX3JlbHMvLnJlbHNQSwECLQAUAAYACAAAACEAmdj0KJwB AACUAwAADgAAAAAAAAAAAAAAAAAuAgAAZHJzL2Uyb0RvYy54bWxQSwECLQAUAAYACAAAACEAXXE4 294AAAAHAQAADwAAAAAAAAAAAAAAAAD2AwAAZHJzL2Rvd25yZXYueG1sUEsFBgAAAAAEAAQA8wAA AAEFAAAAAA== " strokecolor="#156082 [3204]" strokeweight=".5pt">
                 <v:stroke joinstyle="miter"/>
@@ -14643,7 +14669,7 @@
               </wp:anchor>
             </w:drawing>
           </mc:Choice>
-          <mc:Fallback xmlns:ns9="http://schemas.openxmlformats.org/drawingml/2006/picture" xmlns:ns5="http://schemas.openxmlformats.org/drawingml/2006/main" xmlns:ns11="http://schemas.microsoft.com/office/drawing/2010/main">
+          <mc:Fallback xmlns:ns11="http://schemas.microsoft.com/office/drawing/2010/main" xmlns:ns5="http://schemas.openxmlformats.org/drawingml/2006/main" xmlns:ns9="http://schemas.openxmlformats.org/drawingml/2006/picture">
             <w:pict>
               <v:line w14:anchorId="31F2A266" id="Conexão Reta 3" o:spid="_x0000_s1026" style="position:absolute;z-index:251719680;visibility:visible;mso-wrap-style:square;mso-wrap-distance-left:9pt;mso-wrap-distance-top:0;mso-wrap-distance-right:9pt;mso-wrap-distance-bottom:0;mso-position-horizontal:absolute;mso-position-horizontal-relative:text;mso-position-vertical:absolute;mso-position-vertical-relative:text" from="0,-.05pt" to="484.2pt,-.05pt" o:gfxdata="UEsDBBQABgAIAAAAIQC2gziS/gAAAOEBAAATAAAAW0NvbnRlbnRfVHlwZXNdLnhtbJSRQU7DMBBF 90jcwfIWJU67QAgl6YK0S0CoHGBkTxKLZGx5TGhvj5O2G0SRWNoz/78nu9wcxkFMGNg6quQqL6RA 0s5Y6ir5vt9lD1JwBDIwOMJKHpHlpr69KfdHjyxSmriSfYz+USnWPY7AufNIadK6MEJMx9ApD/oD OlTrorhX2lFEilmcO2RdNtjC5xDF9pCuTyYBB5bi6bQ4syoJ3g9WQ0ymaiLzg5KdCXlKLjvcW893 SUOqXwnz5DrgnHtJTxOsQfEKIT7DmDSUCaxw7Rqn8787ZsmRM9e2VmPeBN4uqYvTtW7jvijg9N/y JsXecLq0q+WD6m8AAAD//wMAUEsDBBQABgAIAAAAIQA4/SH/1gAAAJQBAAALAAAAX3JlbHMvLnJl bHOkkMFqwzAMhu+DvYPRfXGawxijTi+j0GvpHsDYimMaW0Yy2fr2M4PBMnrbUb/Q94l/f/hMi1qR JVI2sOt6UJgd+ZiDgffL8ekFlFSbvV0oo4EbChzGx4f9GRdb25HMsYhqlCwG5lrLq9biZkxWOiqY 22YiTra2kYMu1l1tQD30/bPm3wwYN0x18gb45AdQl1tp5j/sFB2T0FQ7R0nTNEV3j6o9feQzro1i OWA14Fm+Q8a1a8+Bvu/d/dMb2JY5uiPbhG/ktn4cqGU/er3pcvwCAAD//wMAUEsDBBQABgAIAAAA IQCZ2PQonAEAAJQDAAAOAAAAZHJzL2Uyb0RvYy54bWysU01P3DAQvVfqf7B8Z5MAQm202T2A4FK1 qMAPMM54Y8n2WLbZZP99x97dLGorIRAXxx/z3sx7M1muJ2vYFkLU6DreLGrOwEnstdt0/Onx9uwb ZzEJ1wuDDjq+g8jXq69flqNv4RwHND0ERiQutqPv+JCSb6sqygGsiAv04OhRYbAi0TFsqj6Ikdit qc7r+qoaMfQ+oIQY6fZm/8hXhV8pkOmXUhESMx2n2lJZQ1mf81qtlqLdBOEHLQ9liA9UYYV2lHSm uhFJsJeg/6GyWgaMqNJCoq1QKS2haCA1Tf2XmodBeChayJzoZ5vi59HKn9trdx/IhtHHNvr7kFVM Ktj8pfrYVMzazWbBlJiky6vm8vvFJXkqj2/VCehDTHeAluVNx412WYdoxfZHTJSMQo8hdDilLru0 M5CDjfsNiumekjUFXaYCrk1gW0H9FFKCS03uIfGV6AxT2pgZWL8NPMRnKJSJeQ94RpTM6NIMttph +F/2NB1LVvv4owN73dmCZ+x3pSnFGmp9UXgY0zxbr88FfvqZVn8AAAD//wMAUEsDBBQABgAIAAAA IQCasyRQ4AAAAAkBAAAPAAAAZHJzL2Rvd25yZXYueG1sTI9Ba8JAEIXvhf6HZQq96UYpYmM2IpZS KxSpFfS4ZqdJ2uxs2F1N/Pcde2kvA4/He/O+bN7bRpzRh9qRgtEwAYFUOFNTqWD38TyYgghRk9GN I1RwwQDz/PYm06lxHb3jeRtLwSUUUq2girFNpQxFhVaHoWuR2Pt03urI0pfSeN1xuW3kOEkm0uqa +EOlW1xWWHxvT1bBm1+tlov15Ys2B9vtx+v95rV/Uer+rn+a8VnMQETs418Crgy8H3IednQnMkE0 CpgmKhiMQLD5OJk+gDj+apln8j9B/gMAAP//AwBQSwECLQAUAAYACAAAACEAtoM4kv4AAADhAQAA EwAAAAAAAAAAAAAAAAAAAAAAW0NvbnRlbnRfVHlwZXNdLnhtbFBLAQItABQABgAIAAAAIQA4/SH/ 1gAAAJQBAAALAAAAAAAAAAAAAAAAAC8BAABfcmVscy8ucmVsc1BLAQItABQABgAIAAAAIQCZ2PQo nAEAAJQDAAAOAAAAAAAAAAAAAAAAAC4CAABkcnMvZTJvRG9jLnhtbFBLAQItABQABgAIAAAAIQCa syRQ4AAAAAkBAAAPAAAAAAAAAAAAAAAAAPYDAABkcnMvZG93bnJldi54bWxQSwUGAAAAAAQABADz AAAAAwUAAAAA " strokecolor="#156082 [3204]" strokeweight=".5pt">
                 <v:stroke joinstyle="miter"/>
@@ -14737,7 +14763,7 @@
               </wp:anchor>
             </w:drawing>
           </mc:Choice>
-          <mc:Fallback xmlns:ns9="http://schemas.openxmlformats.org/drawingml/2006/picture" xmlns:ns5="http://schemas.openxmlformats.org/drawingml/2006/main" xmlns:ns11="http://schemas.microsoft.com/office/drawing/2010/main">
+          <mc:Fallback xmlns:ns11="http://schemas.microsoft.com/office/drawing/2010/main" xmlns:ns5="http://schemas.openxmlformats.org/drawingml/2006/main" xmlns:ns9="http://schemas.openxmlformats.org/drawingml/2006/picture">
             <w:pict>
               <v:line w14:anchorId="7DA9464D" id="Conexão Reta 3" o:spid="_x0000_s1026" style="position:absolute;z-index:251721728;visibility:visible;mso-wrap-style:square;mso-wrap-distance-left:9pt;mso-wrap-distance-top:0;mso-wrap-distance-right:9pt;mso-wrap-distance-bottom:0;mso-position-horizontal:absolute;mso-position-horizontal-relative:text;mso-position-vertical:absolute;mso-position-vertical-relative:text" from="0,-.05pt" to="484.2pt,-.05pt" o:gfxdata="UEsDBBQABgAIAAAAIQC2gziS/gAAAOEBAAATAAAAW0NvbnRlbnRfVHlwZXNdLnhtbJSRQU7DMBBF 90jcwfIWJU67QAgl6YK0S0CoHGBkTxKLZGx5TGhvj5O2G0SRWNoz/78nu9wcxkFMGNg6quQqL6RA 0s5Y6ir5vt9lD1JwBDIwOMJKHpHlpr69KfdHjyxSmriSfYz+USnWPY7AufNIadK6MEJMx9ApD/oD OlTrorhX2lFEilmcO2RdNtjC5xDF9pCuTyYBB5bi6bQ4syoJ3g9WQ0ymaiLzg5KdCXlKLjvcW893 SUOqXwnz5DrgnHtJTxOsQfEKIT7DmDSUCaxw7Rqn8787ZsmRM9e2VmPeBN4uqYvTtW7jvijg9N/y JsXecLq0q+WD6m8AAAD//wMAUEsDBBQABgAIAAAAIQA4/SH/1gAAAJQBAAALAAAAX3JlbHMvLnJl bHOkkMFqwzAMhu+DvYPRfXGawxijTi+j0GvpHsDYimMaW0Yy2fr2M4PBMnrbUb/Q94l/f/hMi1qR JVI2sOt6UJgd+ZiDgffL8ekFlFSbvV0oo4EbChzGx4f9GRdb25HMsYhqlCwG5lrLq9biZkxWOiqY 22YiTra2kYMu1l1tQD30/bPm3wwYN0x18gb45AdQl1tp5j/sFB2T0FQ7R0nTNEV3j6o9feQzro1i OWA14Fm+Q8a1a8+Bvu/d/dMb2JY5uiPbhG/ktn4cqGU/er3pcvwCAAD//wMAUEsDBBQABgAIAAAA IQCZ2PQonAEAAJQDAAAOAAAAZHJzL2Uyb0RvYy54bWysU01P3DAQvVfqf7B8Z5MAQm202T2A4FK1 qMAPMM54Y8n2WLbZZP99x97dLGorIRAXxx/z3sx7M1muJ2vYFkLU6DreLGrOwEnstdt0/Onx9uwb ZzEJ1wuDDjq+g8jXq69flqNv4RwHND0ERiQutqPv+JCSb6sqygGsiAv04OhRYbAi0TFsqj6Ikdit qc7r+qoaMfQ+oIQY6fZm/8hXhV8pkOmXUhESMx2n2lJZQ1mf81qtlqLdBOEHLQ9liA9UYYV2lHSm uhFJsJeg/6GyWgaMqNJCoq1QKS2haCA1Tf2XmodBeChayJzoZ5vi59HKn9trdx/IhtHHNvr7kFVM Ktj8pfrYVMzazWbBlJiky6vm8vvFJXkqj2/VCehDTHeAluVNx412WYdoxfZHTJSMQo8hdDilLru0 M5CDjfsNiumekjUFXaYCrk1gW0H9FFKCS03uIfGV6AxT2pgZWL8NPMRnKJSJeQ94RpTM6NIMttph +F/2NB1LVvv4owN73dmCZ+x3pSnFGmp9UXgY0zxbr88FfvqZVn8AAAD//wMAUEsDBBQABgAIAAAA IQCasyRQ4AAAAAkBAAAPAAAAZHJzL2Rvd25yZXYueG1sTI9Ba8JAEIXvhf6HZQq96UYpYmM2IpZS KxSpFfS4ZqdJ2uxs2F1N/Pcde2kvA4/He/O+bN7bRpzRh9qRgtEwAYFUOFNTqWD38TyYgghRk9GN I1RwwQDz/PYm06lxHb3jeRtLwSUUUq2girFNpQxFhVaHoWuR2Pt03urI0pfSeN1xuW3kOEkm0uqa +EOlW1xWWHxvT1bBm1+tlov15Ys2B9vtx+v95rV/Uer+rn+a8VnMQETs418Crgy8H3IednQnMkE0 CpgmKhiMQLD5OJk+gDj+apln8j9B/gMAAP//AwBQSwECLQAUAAYACAAAACEAtoM4kv4AAADhAQAA EwAAAAAAAAAAAAAAAAAAAAAAW0NvbnRlbnRfVHlwZXNdLnhtbFBLAQItABQABgAIAAAAIQA4/SH/ 1gAAAJQBAAALAAAAAAAAAAAAAAAAAC8BAABfcmVscy8ucmVsc1BLAQItABQABgAIAAAAIQCZ2PQo nAEAAJQDAAAOAAAAAAAAAAAAAAAAAC4CAABkcnMvZTJvRG9jLnhtbFBLAQItABQABgAIAAAAIQCa syRQ4AAAAAkBAAAPAAAAAAAAAAAAAAAAAPYDAABkcnMvZG93bnJldi54bWxQSwUGAAAAAAQABADz AAAAAwUAAAAA " strokecolor="#156082 [3204]" strokeweight=".5pt">
                 <v:stroke joinstyle="miter"/>
@@ -16251,6 +16277,9 @@
           <w:p>
             <w:pPr>
               <w:spacing w:before="20" w:after="20"/>
+              <w:rPr>
+                <w:lang w:val="en-US"/>
+              </w:rPr>
             </w:pPr>
             <w:proofErr w:type="spellStart"/>
             <w:proofErr w:type="gramStart"/>
@@ -16260,6 +16289,7 @@
                 <w:color w:val="D4D4D4"/>
                 <w:sz w:val="18"/>
                 <w:szCs w:val="18"/>
+                <w:lang w:val="en-US"/>
               </w:rPr>
               <w:t>spring.ai.ollama</w:t>
             </w:r>
@@ -16270,6 +16300,7 @@
                 <w:color w:val="D4D4D4"/>
                 <w:sz w:val="18"/>
                 <w:szCs w:val="18"/>
+                <w:lang w:val="en-US"/>
               </w:rPr>
               <w:t>.base-url</w:t>
             </w:r>
@@ -16280,6 +16311,7 @@
                 <w:color w:val="D4D4D4"/>
                 <w:sz w:val="18"/>
                 <w:szCs w:val="18"/>
+                <w:lang w:val="en-US"/>
               </w:rPr>
               <w:t>=http://localhost:11434</w:t>
             </w:r>
@@ -16307,6 +16339,9 @@
           <w:p>
             <w:pPr>
               <w:spacing w:before="20" w:after="20"/>
+              <w:rPr>
+                <w:lang w:val="en-US"/>
+              </w:rPr>
             </w:pPr>
             <w:proofErr w:type="spellStart"/>
             <w:proofErr w:type="gramStart"/>
@@ -16316,6 +16351,7 @@
                 <w:color w:val="D4D4D4"/>
                 <w:sz w:val="18"/>
                 <w:szCs w:val="18"/>
+                <w:lang w:val="en-US"/>
               </w:rPr>
               <w:t>spring.ai.ollama</w:t>
             </w:r>
@@ -16326,6 +16362,7 @@
                 <w:color w:val="D4D4D4"/>
                 <w:sz w:val="18"/>
                 <w:szCs w:val="18"/>
+                <w:lang w:val="en-US"/>
               </w:rPr>
               <w:t>.chat.options.model</w:t>
             </w:r>
@@ -16336,6 +16373,7 @@
                 <w:color w:val="D4D4D4"/>
                 <w:sz w:val="18"/>
                 <w:szCs w:val="18"/>
+                <w:lang w:val="en-US"/>
               </w:rPr>
               <w:t>=qwen2.5:3b</w:t>
             </w:r>
@@ -17604,7 +17642,27 @@
           <w:sz w:val="20"/>
           <w:szCs w:val="20"/>
         </w:rPr>
-        <w:t>Tabla 5 — LangChain4j @AiService vs Spring AI ChatClient: comparación de API</w:t>
+        <w:t xml:space="preserve">Tabla </w:t>
+      </w:r>
+      <w:r>
+        <w:rPr>
+          <w:i/>
+          <w:iCs/>
+          <w:color w:val="595959"/>
+          <w:sz w:val="20"/>
+          <w:szCs w:val="20"/>
+        </w:rPr>
+        <w:t>8</w:t>
+      </w:r>
+      <w:r>
+        <w:rPr>
+          <w:i/>
+          <w:iCs/>
+          <w:color w:val="595959"/>
+          <w:sz w:val="20"/>
+          <w:szCs w:val="20"/>
+        </w:rPr>
+        <w:t xml:space="preserve"> — LangChain4j @AiService vs Spring AI ChatClient: comparación de API</w:t>
       </w:r>
     </w:p>
     <w:p>
@@ -17684,7 +17742,7 @@
               </wp:anchor>
             </w:drawing>
           </mc:Choice>
-          <mc:Fallback xmlns:ns9="http://schemas.openxmlformats.org/drawingml/2006/picture" xmlns:ns5="http://schemas.openxmlformats.org/drawingml/2006/main" xmlns:ns11="http://schemas.microsoft.com/office/drawing/2010/main">
+          <mc:Fallback xmlns:ns11="http://schemas.microsoft.com/office/drawing/2010/main" xmlns:ns5="http://schemas.openxmlformats.org/drawingml/2006/main" xmlns:ns9="http://schemas.openxmlformats.org/drawingml/2006/picture">
             <w:pict>
               <v:line w14:anchorId="3C2C36B7" id="Conexão Reta 3" o:spid="_x0000_s1026" style="position:absolute;z-index:251723776;visibility:visible;mso-wrap-style:square;mso-wrap-distance-left:9pt;mso-wrap-distance-top:0;mso-wrap-distance-right:9pt;mso-wrap-distance-bottom:0;mso-position-horizontal:absolute;mso-position-horizontal-relative:text;mso-position-vertical:absolute;mso-position-vertical-relative:text" from="0,0" to="484.2pt,0" o:gfxdata="UEsDBBQABgAIAAAAIQC2gziS/gAAAOEBAAATAAAAW0NvbnRlbnRfVHlwZXNdLnhtbJSRQU7DMBBF 90jcwfIWJU67QAgl6YK0S0CoHGBkTxKLZGx5TGhvj5O2G0SRWNoz/78nu9wcxkFMGNg6quQqL6RA 0s5Y6ir5vt9lD1JwBDIwOMJKHpHlpr69KfdHjyxSmriSfYz+USnWPY7AufNIadK6MEJMx9ApD/oD OlTrorhX2lFEilmcO2RdNtjC5xDF9pCuTyYBB5bi6bQ4syoJ3g9WQ0ymaiLzg5KdCXlKLjvcW893 SUOqXwnz5DrgnHtJTxOsQfEKIT7DmDSUCaxw7Rqn8787ZsmRM9e2VmPeBN4uqYvTtW7jvijg9N/y JsXecLq0q+WD6m8AAAD//wMAUEsDBBQABgAIAAAAIQA4/SH/1gAAAJQBAAALAAAAX3JlbHMvLnJl bHOkkMFqwzAMhu+DvYPRfXGawxijTi+j0GvpHsDYimMaW0Yy2fr2M4PBMnrbUb/Q94l/f/hMi1qR JVI2sOt6UJgd+ZiDgffL8ekFlFSbvV0oo4EbChzGx4f9GRdb25HMsYhqlCwG5lrLq9biZkxWOiqY 22YiTra2kYMu1l1tQD30/bPm3wwYN0x18gb45AdQl1tp5j/sFB2T0FQ7R0nTNEV3j6o9feQzro1i OWA14Fm+Q8a1a8+Bvu/d/dMb2JY5uiPbhG/ktn4cqGU/er3pcvwCAAD//wMAUEsDBBQABgAIAAAA IQCZ2PQonAEAAJQDAAAOAAAAZHJzL2Uyb0RvYy54bWysU01P3DAQvVfqf7B8Z5MAQm202T2A4FK1 qMAPMM54Y8n2WLbZZP99x97dLGorIRAXxx/z3sx7M1muJ2vYFkLU6DreLGrOwEnstdt0/Onx9uwb ZzEJ1wuDDjq+g8jXq69flqNv4RwHND0ERiQutqPv+JCSb6sqygGsiAv04OhRYbAi0TFsqj6Ikdit qc7r+qoaMfQ+oIQY6fZm/8hXhV8pkOmXUhESMx2n2lJZQ1mf81qtlqLdBOEHLQ9liA9UYYV2lHSm uhFJsJeg/6GyWgaMqNJCoq1QKS2haCA1Tf2XmodBeChayJzoZ5vi59HKn9trdx/IhtHHNvr7kFVM Ktj8pfrYVMzazWbBlJiky6vm8vvFJXkqj2/VCehDTHeAluVNx412WYdoxfZHTJSMQo8hdDilLru0 M5CDjfsNiumekjUFXaYCrk1gW0H9FFKCS03uIfGV6AxT2pgZWL8NPMRnKJSJeQ94RpTM6NIMttph +F/2NB1LVvv4owN73dmCZ+x3pSnFGmp9UXgY0zxbr88FfvqZVn8AAAD//wMAUEsDBBQABgAIAAAA IQBdcTjb3gAAAAcBAAAPAAAAZHJzL2Rvd25yZXYueG1sTI9Ba8JAEIXvBf/DMkJvdVMpYmM2IpZS KxSpLdjjmp0m0exs2F1N/Pcde2kvDx6PefO9bN7bRpzRh9qRgvtRAgKpcKamUsHnx/PdFESImoxu HKGCCwaY54ObTKfGdfSO520sBZdQSLWCKsY2lTIUFVodRq5F4uzbeasjW19K43XH5baR4ySZSKtr 4g+VbnFZYXHcnqyCN79aLRfry4E2X7bbjde7zWv/otTtsH+asSxmICL28e8CrhuYH3IG27sTmSAa Bbwm/ipnj5PpA4j91co8k//58x8AAAD//wMAUEsBAi0AFAAGAAgAAAAhALaDOJL+AAAA4QEAABMA AAAAAAAAAAAAAAAAAAAAAFtDb250ZW50X1R5cGVzXS54bWxQSwECLQAUAAYACAAAACEAOP0h/9YA AACUAQAACwAAAAAAAAAAAAAAAAAvAQAAX3JlbHMvLnJlbHNQSwECLQAUAAYACAAAACEAmdj0KJwB AACUAwAADgAAAAAAAAAAAAAAAAAuAgAAZHJzL2Uyb0RvYy54bWxQSwECLQAUAAYACAAAACEAXXE4 294AAAAHAQAADwAAAAAAAAAAAAAAAAD2AwAAZHJzL2Rvd25yZXYueG1sUEsFBgAAAAAEAAQA8wAA AAEFAAAAAA== " strokecolor="#156082 [3204]" strokeweight=".5pt">
                 <v:stroke joinstyle="miter"/>
@@ -19490,7 +19548,7 @@
               </wp:anchor>
             </w:drawing>
           </mc:Choice>
-          <mc:Fallback xmlns:ns9="http://schemas.openxmlformats.org/drawingml/2006/picture" xmlns:ns5="http://schemas.openxmlformats.org/drawingml/2006/main" xmlns:ns11="http://schemas.microsoft.com/office/drawing/2010/main">
+          <mc:Fallback xmlns:ns11="http://schemas.microsoft.com/office/drawing/2010/main" xmlns:ns5="http://schemas.openxmlformats.org/drawingml/2006/main" xmlns:ns9="http://schemas.openxmlformats.org/drawingml/2006/picture">
             <w:pict>
               <v:line w14:anchorId="3DAD94D7" id="Conexão Reta 3" o:spid="_x0000_s1026" style="position:absolute;z-index:251725824;visibility:visible;mso-wrap-style:square;mso-wrap-distance-left:9pt;mso-wrap-distance-top:0;mso-wrap-distance-right:9pt;mso-wrap-distance-bottom:0;mso-position-horizontal:absolute;mso-position-horizontal-relative:text;mso-position-vertical:absolute;mso-position-vertical-relative:text" from="0,-.05pt" to="484.2pt,-.05pt" o:gfxdata="UEsDBBQABgAIAAAAIQC2gziS/gAAAOEBAAATAAAAW0NvbnRlbnRfVHlwZXNdLnhtbJSRQU7DMBBF 90jcwfIWJU67QAgl6YK0S0CoHGBkTxKLZGx5TGhvj5O2G0SRWNoz/78nu9wcxkFMGNg6quQqL6RA 0s5Y6ir5vt9lD1JwBDIwOMJKHpHlpr69KfdHjyxSmriSfYz+USnWPY7AufNIadK6MEJMx9ApD/oD OlTrorhX2lFEilmcO2RdNtjC5xDF9pCuTyYBB5bi6bQ4syoJ3g9WQ0ymaiLzg5KdCXlKLjvcW893 SUOqXwnz5DrgnHtJTxOsQfEKIT7DmDSUCaxw7Rqn8787ZsmRM9e2VmPeBN4uqYvTtW7jvijg9N/y JsXecLq0q+WD6m8AAAD//wMAUEsDBBQABgAIAAAAIQA4/SH/1gAAAJQBAAALAAAAX3JlbHMvLnJl bHOkkMFqwzAMhu+DvYPRfXGawxijTi+j0GvpHsDYimMaW0Yy2fr2M4PBMnrbUb/Q94l/f/hMi1qR JVI2sOt6UJgd+ZiDgffL8ekFlFSbvV0oo4EbChzGx4f9GRdb25HMsYhqlCwG5lrLq9biZkxWOiqY 22YiTra2kYMu1l1tQD30/bPm3wwYN0x18gb45AdQl1tp5j/sFB2T0FQ7R0nTNEV3j6o9feQzro1i OWA14Fm+Q8a1a8+Bvu/d/dMb2JY5uiPbhG/ktn4cqGU/er3pcvwCAAD//wMAUEsDBBQABgAIAAAA IQCZ2PQonAEAAJQDAAAOAAAAZHJzL2Uyb0RvYy54bWysU01P3DAQvVfqf7B8Z5MAQm202T2A4FK1 qMAPMM54Y8n2WLbZZP99x97dLGorIRAXxx/z3sx7M1muJ2vYFkLU6DreLGrOwEnstdt0/Onx9uwb ZzEJ1wuDDjq+g8jXq69flqNv4RwHND0ERiQutqPv+JCSb6sqygGsiAv04OhRYbAi0TFsqj6Ikdit qc7r+qoaMfQ+oIQY6fZm/8hXhV8pkOmXUhESMx2n2lJZQ1mf81qtlqLdBOEHLQ9liA9UYYV2lHSm uhFJsJeg/6GyWgaMqNJCoq1QKS2haCA1Tf2XmodBeChayJzoZ5vi59HKn9trdx/IhtHHNvr7kFVM Ktj8pfrYVMzazWbBlJiky6vm8vvFJXkqj2/VCehDTHeAluVNx412WYdoxfZHTJSMQo8hdDilLru0 M5CDjfsNiumekjUFXaYCrk1gW0H9FFKCS03uIfGV6AxT2pgZWL8NPMRnKJSJeQ94RpTM6NIMttph +F/2NB1LVvv4owN73dmCZ+x3pSnFGmp9UXgY0zxbr88FfvqZVn8AAAD//wMAUEsDBBQABgAIAAAA IQCasyRQ4AAAAAkBAAAPAAAAZHJzL2Rvd25yZXYueG1sTI9Ba8JAEIXvhf6HZQq96UYpYmM2IpZS KxSpFfS4ZqdJ2uxs2F1N/Pcde2kvA4/He/O+bN7bRpzRh9qRgtEwAYFUOFNTqWD38TyYgghRk9GN I1RwwQDz/PYm06lxHb3jeRtLwSUUUq2girFNpQxFhVaHoWuR2Pt03urI0pfSeN1xuW3kOEkm0uqa +EOlW1xWWHxvT1bBm1+tlov15Ys2B9vtx+v95rV/Uer+rn+a8VnMQETs418Crgy8H3IednQnMkE0 CpgmKhiMQLD5OJk+gDj+apln8j9B/gMAAP//AwBQSwECLQAUAAYACAAAACEAtoM4kv4AAADhAQAA EwAAAAAAAAAAAAAAAAAAAAAAW0NvbnRlbnRfVHlwZXNdLnhtbFBLAQItABQABgAIAAAAIQA4/SH/ 1gAAAJQBAAALAAAAAAAAAAAAAAAAAC8BAABfcmVscy8ucmVsc1BLAQItABQABgAIAAAAIQCZ2PQo nAEAAJQDAAAOAAAAAAAAAAAAAAAAAC4CAABkcnMvZTJvRG9jLnhtbFBLAQItABQABgAIAAAAIQCa syRQ4AAAAAkBAAAPAAAAAAAAAAAAAAAAAPYDAABkcnMvZG93bnJldi54bWxQSwUGAAAAAAQABADz AAAAAwUAAAAA " strokecolor="#156082 [3204]" strokeweight=".5pt">
                 <v:stroke joinstyle="miter"/>
@@ -22313,7 +22371,7 @@
               </wp:anchor>
             </w:drawing>
           </mc:Choice>
-          <mc:Fallback xmlns:ns9="http://schemas.openxmlformats.org/drawingml/2006/picture" xmlns:ns5="http://schemas.openxmlformats.org/drawingml/2006/main" xmlns:ns11="http://schemas.microsoft.com/office/drawing/2010/main">
+          <mc:Fallback xmlns:ns11="http://schemas.microsoft.com/office/drawing/2010/main" xmlns:ns5="http://schemas.openxmlformats.org/drawingml/2006/main" xmlns:ns9="http://schemas.openxmlformats.org/drawingml/2006/picture">
             <w:pict>
               <v:line w14:anchorId="58938784" id="Conexão Reta 3" o:spid="_x0000_s1026" style="position:absolute;z-index:251727872;visibility:visible;mso-wrap-style:square;mso-wrap-distance-left:9pt;mso-wrap-distance-top:0;mso-wrap-distance-right:9pt;mso-wrap-distance-bottom:0;mso-position-horizontal:absolute;mso-position-horizontal-relative:text;mso-position-vertical:absolute;mso-position-vertical-relative:text" from="0,-.05pt" to="484.2pt,-.05pt" o:gfxdata="UEsDBBQABgAIAAAAIQC2gziS/gAAAOEBAAATAAAAW0NvbnRlbnRfVHlwZXNdLnhtbJSRQU7DMBBF 90jcwfIWJU67QAgl6YK0S0CoHGBkTxKLZGx5TGhvj5O2G0SRWNoz/78nu9wcxkFMGNg6quQqL6RA 0s5Y6ir5vt9lD1JwBDIwOMJKHpHlpr69KfdHjyxSmriSfYz+USnWPY7AufNIadK6MEJMx9ApD/oD OlTrorhX2lFEilmcO2RdNtjC5xDF9pCuTyYBB5bi6bQ4syoJ3g9WQ0ymaiLzg5KdCXlKLjvcW893 SUOqXwnz5DrgnHtJTxOsQfEKIT7DmDSUCaxw7Rqn8787ZsmRM9e2VmPeBN4uqYvTtW7jvijg9N/y JsXecLq0q+WD6m8AAAD//wMAUEsDBBQABgAIAAAAIQA4/SH/1gAAAJQBAAALAAAAX3JlbHMvLnJl bHOkkMFqwzAMhu+DvYPRfXGawxijTi+j0GvpHsDYimMaW0Yy2fr2M4PBMnrbUb/Q94l/f/hMi1qR JVI2sOt6UJgd+ZiDgffL8ekFlFSbvV0oo4EbChzGx4f9GRdb25HMsYhqlCwG5lrLq9biZkxWOiqY 22YiTra2kYMu1l1tQD30/bPm3wwYN0x18gb45AdQl1tp5j/sFB2T0FQ7R0nTNEV3j6o9feQzro1i OWA14Fm+Q8a1a8+Bvu/d/dMb2JY5uiPbhG/ktn4cqGU/er3pcvwCAAD//wMAUEsDBBQABgAIAAAA IQCZ2PQonAEAAJQDAAAOAAAAZHJzL2Uyb0RvYy54bWysU01P3DAQvVfqf7B8Z5MAQm202T2A4FK1 qMAPMM54Y8n2WLbZZP99x97dLGorIRAXxx/z3sx7M1muJ2vYFkLU6DreLGrOwEnstdt0/Onx9uwb ZzEJ1wuDDjq+g8jXq69flqNv4RwHND0ERiQutqPv+JCSb6sqygGsiAv04OhRYbAi0TFsqj6Ikdit qc7r+qoaMfQ+oIQY6fZm/8hXhV8pkOmXUhESMx2n2lJZQ1mf81qtlqLdBOEHLQ9liA9UYYV2lHSm uhFJsJeg/6GyWgaMqNJCoq1QKS2haCA1Tf2XmodBeChayJzoZ5vi59HKn9trdx/IhtHHNvr7kFVM Ktj8pfrYVMzazWbBlJiky6vm8vvFJXkqj2/VCehDTHeAluVNx412WYdoxfZHTJSMQo8hdDilLru0 M5CDjfsNiumekjUFXaYCrk1gW0H9FFKCS03uIfGV6AxT2pgZWL8NPMRnKJSJeQ94RpTM6NIMttph +F/2NB1LVvv4owN73dmCZ+x3pSnFGmp9UXgY0zxbr88FfvqZVn8AAAD//wMAUEsDBBQABgAIAAAA IQCasyRQ4AAAAAkBAAAPAAAAZHJzL2Rvd25yZXYueG1sTI9Ba8JAEIXvhf6HZQq96UYpYmM2IpZS KxSpFfS4ZqdJ2uxs2F1N/Pcde2kvA4/He/O+bN7bRpzRh9qRgtEwAYFUOFNTqWD38TyYgghRk9GN I1RwwQDz/PYm06lxHb3jeRtLwSUUUq2girFNpQxFhVaHoWuR2Pt03urI0pfSeN1xuW3kOEkm0uqa +EOlW1xWWHxvT1bBm1+tlov15Ys2B9vtx+v95rV/Uer+rn+a8VnMQETs418Crgy8H3IednQnMkE0 CpgmKhiMQLD5OJk+gDj+apln8j9B/gMAAP//AwBQSwECLQAUAAYACAAAACEAtoM4kv4AAADhAQAA EwAAAAAAAAAAAAAAAAAAAAAAW0NvbnRlbnRfVHlwZXNdLnhtbFBLAQItABQABgAIAAAAIQA4/SH/ 1gAAAJQBAAALAAAAAAAAAAAAAAAAAC8BAABfcmVscy8ucmVsc1BLAQItABQABgAIAAAAIQCZ2PQo nAEAAJQDAAAOAAAAAAAAAAAAAAAAAC4CAABkcnMvZTJvRG9jLnhtbFBLAQItABQABgAIAAAAIQCa syRQ4AAAAAkBAAAPAAAAAAAAAAAAAAAAAPYDAABkcnMvZG93bnJldi54bWxQSwUGAAAAAAQABADz AAAAAwUAAAAA " strokecolor="#156082 [3204]" strokeweight=".5pt">
                 <v:stroke joinstyle="miter"/>
@@ -23520,7 +23578,7 @@
               </wp:anchor>
             </w:drawing>
           </mc:Choice>
-          <mc:Fallback xmlns:ns9="http://schemas.openxmlformats.org/drawingml/2006/picture" xmlns:ns5="http://schemas.openxmlformats.org/drawingml/2006/main" xmlns:ns11="http://schemas.microsoft.com/office/drawing/2010/main">
+          <mc:Fallback xmlns:ns11="http://schemas.microsoft.com/office/drawing/2010/main" xmlns:ns5="http://schemas.openxmlformats.org/drawingml/2006/main" xmlns:ns9="http://schemas.openxmlformats.org/drawingml/2006/picture">
             <w:pict>
               <v:line w14:anchorId="0CC3C2CA" id="Conexão Reta 3" o:spid="_x0000_s1026" style="position:absolute;z-index:251729920;visibility:visible;mso-wrap-style:square;mso-wrap-distance-left:9pt;mso-wrap-distance-top:0;mso-wrap-distance-right:9pt;mso-wrap-distance-bottom:0;mso-position-horizontal:absolute;mso-position-horizontal-relative:text;mso-position-vertical:absolute;mso-position-vertical-relative:text" from="0,-.05pt" to="484.2pt,-.05pt" o:gfxdata="UEsDBBQABgAIAAAAIQC2gziS/gAAAOEBAAATAAAAW0NvbnRlbnRfVHlwZXNdLnhtbJSRQU7DMBBF 90jcwfIWJU67QAgl6YK0S0CoHGBkTxKLZGx5TGhvj5O2G0SRWNoz/78nu9wcxkFMGNg6quQqL6RA 0s5Y6ir5vt9lD1JwBDIwOMJKHpHlpr69KfdHjyxSmriSfYz+USnWPY7AufNIadK6MEJMx9ApD/oD OlTrorhX2lFEilmcO2RdNtjC5xDF9pCuTyYBB5bi6bQ4syoJ3g9WQ0ymaiLzg5KdCXlKLjvcW893 SUOqXwnz5DrgnHtJTxOsQfEKIT7DmDSUCaxw7Rqn8787ZsmRM9e2VmPeBN4uqYvTtW7jvijg9N/y JsXecLq0q+WD6m8AAAD//wMAUEsDBBQABgAIAAAAIQA4/SH/1gAAAJQBAAALAAAAX3JlbHMvLnJl bHOkkMFqwzAMhu+DvYPRfXGawxijTi+j0GvpHsDYimMaW0Yy2fr2M4PBMnrbUb/Q94l/f/hMi1qR JVI2sOt6UJgd+ZiDgffL8ekFlFSbvV0oo4EbChzGx4f9GRdb25HMsYhqlCwG5lrLq9biZkxWOiqY 22YiTra2kYMu1l1tQD30/bPm3wwYN0x18gb45AdQl1tp5j/sFB2T0FQ7R0nTNEV3j6o9feQzro1i OWA14Fm+Q8a1a8+Bvu/d/dMb2JY5uiPbhG/ktn4cqGU/er3pcvwCAAD//wMAUEsDBBQABgAIAAAA IQCZ2PQonAEAAJQDAAAOAAAAZHJzL2Uyb0RvYy54bWysU01P3DAQvVfqf7B8Z5MAQm202T2A4FK1 qMAPMM54Y8n2WLbZZP99x97dLGorIRAXxx/z3sx7M1muJ2vYFkLU6DreLGrOwEnstdt0/Onx9uwb ZzEJ1wuDDjq+g8jXq69flqNv4RwHND0ERiQutqPv+JCSb6sqygGsiAv04OhRYbAi0TFsqj6Ikdit qc7r+qoaMfQ+oIQY6fZm/8hXhV8pkOmXUhESMx2n2lJZQ1mf81qtlqLdBOEHLQ9liA9UYYV2lHSm uhFJsJeg/6GyWgaMqNJCoq1QKS2haCA1Tf2XmodBeChayJzoZ5vi59HKn9trdx/IhtHHNvr7kFVM Ktj8pfrYVMzazWbBlJiky6vm8vvFJXkqj2/VCehDTHeAluVNx412WYdoxfZHTJSMQo8hdDilLru0 M5CDjfsNiumekjUFXaYCrk1gW0H9FFKCS03uIfGV6AxT2pgZWL8NPMRnKJSJeQ94RpTM6NIMttph +F/2NB1LVvv4owN73dmCZ+x3pSnFGmp9UXgY0zxbr88FfvqZVn8AAAD//wMAUEsDBBQABgAIAAAA IQCasyRQ4AAAAAkBAAAPAAAAZHJzL2Rvd25yZXYueG1sTI9Ba8JAEIXvhf6HZQq96UYpYmM2IpZS KxSpFfS4ZqdJ2uxs2F1N/Pcde2kvA4/He/O+bN7bRpzRh9qRgtEwAYFUOFNTqWD38TyYgghRk9GN I1RwwQDz/PYm06lxHb3jeRtLwSUUUq2girFNpQxFhVaHoWuR2Pt03urI0pfSeN1xuW3kOEkm0uqa +EOlW1xWWHxvT1bBm1+tlov15Ys2B9vtx+v95rV/Uer+rn+a8VnMQETs418Crgy8H3IednQnMkE0 CpgmKhiMQLD5OJk+gDj+apln8j9B/gMAAP//AwBQSwECLQAUAAYACAAAACEAtoM4kv4AAADhAQAA EwAAAAAAAAAAAAAAAAAAAAAAW0NvbnRlbnRfVHlwZXNdLnhtbFBLAQItABQABgAIAAAAIQA4/SH/ 1gAAAJQBAAALAAAAAAAAAAAAAAAAAC8BAABfcmVscy8ucmVsc1BLAQItABQABgAIAAAAIQCZ2PQo nAEAAJQDAAAOAAAAAAAAAAAAAAAAAC4CAABkcnMvZTJvRG9jLnhtbFBLAQItABQABgAIAAAAIQCa syRQ4AAAAAkBAAAPAAAAAAAAAAAAAAAAAPYDAABkcnMvZG93bnJldi54bWxQSwUGAAAAAAQABADz AAAAAwUAAAAA " strokecolor="#156082 [3204]" strokeweight=".5pt">
                 <v:stroke joinstyle="miter"/>
@@ -23622,7 +23680,7 @@
               </wp:anchor>
             </w:drawing>
           </mc:Choice>
-          <mc:Fallback xmlns:ns9="http://schemas.openxmlformats.org/drawingml/2006/picture" xmlns:ns5="http://schemas.openxmlformats.org/drawingml/2006/main" xmlns:ns11="http://schemas.microsoft.com/office/drawing/2010/main">
+          <mc:Fallback xmlns:ns11="http://schemas.microsoft.com/office/drawing/2010/main" xmlns:ns5="http://schemas.openxmlformats.org/drawingml/2006/main" xmlns:ns9="http://schemas.openxmlformats.org/drawingml/2006/picture">
             <w:pict>
               <v:line w14:anchorId="0B18E916" id="Conexão Reta 3" o:spid="_x0000_s1026" style="position:absolute;z-index:251731968;visibility:visible;mso-wrap-style:square;mso-wrap-distance-left:9pt;mso-wrap-distance-top:0;mso-wrap-distance-right:9pt;mso-wrap-distance-bottom:0;mso-position-horizontal:absolute;mso-position-horizontal-relative:text;mso-position-vertical:absolute;mso-position-vertical-relative:text" from="0,-.05pt" to="484.2pt,-.05pt" o:gfxdata="UEsDBBQABgAIAAAAIQC2gziS/gAAAOEBAAATAAAAW0NvbnRlbnRfVHlwZXNdLnhtbJSRQU7DMBBF 90jcwfIWJU67QAgl6YK0S0CoHGBkTxKLZGx5TGhvj5O2G0SRWNoz/78nu9wcxkFMGNg6quQqL6RA 0s5Y6ir5vt9lD1JwBDIwOMJKHpHlpr69KfdHjyxSmriSfYz+USnWPY7AufNIadK6MEJMx9ApD/oD OlTrorhX2lFEilmcO2RdNtjC5xDF9pCuTyYBB5bi6bQ4syoJ3g9WQ0ymaiLzg5KdCXlKLjvcW893 SUOqXwnz5DrgnHtJTxOsQfEKIT7DmDSUCaxw7Rqn8787ZsmRM9e2VmPeBN4uqYvTtW7jvijg9N/y JsXecLq0q+WD6m8AAAD//wMAUEsDBBQABgAIAAAAIQA4/SH/1gAAAJQBAAALAAAAX3JlbHMvLnJl bHOkkMFqwzAMhu+DvYPRfXGawxijTi+j0GvpHsDYimMaW0Yy2fr2M4PBMnrbUb/Q94l/f/hMi1qR JVI2sOt6UJgd+ZiDgffL8ekFlFSbvV0oo4EbChzGx4f9GRdb25HMsYhqlCwG5lrLq9biZkxWOiqY 22YiTra2kYMu1l1tQD30/bPm3wwYN0x18gb45AdQl1tp5j/sFB2T0FQ7R0nTNEV3j6o9feQzro1i OWA14Fm+Q8a1a8+Bvu/d/dMb2JY5uiPbhG/ktn4cqGU/er3pcvwCAAD//wMAUEsDBBQABgAIAAAA IQCZ2PQonAEAAJQDAAAOAAAAZHJzL2Uyb0RvYy54bWysU01P3DAQvVfqf7B8Z5MAQm202T2A4FK1 qMAPMM54Y8n2WLbZZP99x97dLGorIRAXxx/z3sx7M1muJ2vYFkLU6DreLGrOwEnstdt0/Onx9uwb ZzEJ1wuDDjq+g8jXq69flqNv4RwHND0ERiQutqPv+JCSb6sqygGsiAv04OhRYbAi0TFsqj6Ikdit qc7r+qoaMfQ+oIQY6fZm/8hXhV8pkOmXUhESMx2n2lJZQ1mf81qtlqLdBOEHLQ9liA9UYYV2lHSm uhFJsJeg/6GyWgaMqNJCoq1QKS2haCA1Tf2XmodBeChayJzoZ5vi59HKn9trdx/IhtHHNvr7kFVM Ktj8pfrYVMzazWbBlJiky6vm8vvFJXkqj2/VCehDTHeAluVNx412WYdoxfZHTJSMQo8hdDilLru0 M5CDjfsNiumekjUFXaYCrk1gW0H9FFKCS03uIfGV6AxT2pgZWL8NPMRnKJSJeQ94RpTM6NIMttph +F/2NB1LVvv4owN73dmCZ+x3pSnFGmp9UXgY0zxbr88FfvqZVn8AAAD//wMAUEsDBBQABgAIAAAA IQCasyRQ4AAAAAkBAAAPAAAAZHJzL2Rvd25yZXYueG1sTI9Ba8JAEIXvhf6HZQq96UYpYmM2IpZS KxSpFfS4ZqdJ2uxs2F1N/Pcde2kvA4/He/O+bN7bRpzRh9qRgtEwAYFUOFNTqWD38TyYgghRk9GN I1RwwQDz/PYm06lxHb3jeRtLwSUUUq2girFNpQxFhVaHoWuR2Pt03urI0pfSeN1xuW3kOEkm0uqa +EOlW1xWWHxvT1bBm1+tlov15Ys2B9vtx+v95rV/Uer+rn+a8VnMQETs418Crgy8H3IednQnMkE0 CpgmKhiMQLD5OJk+gDj+apln8j9B/gMAAP//AwBQSwECLQAUAAYACAAAACEAtoM4kv4AAADhAQAA EwAAAAAAAAAAAAAAAAAAAAAAW0NvbnRlbnRfVHlwZXNdLnhtbFBLAQItABQABgAIAAAAIQA4/SH/ 1gAAAJQBAAALAAAAAAAAAAAAAAAAAC8BAABfcmVscy8ucmVsc1BLAQItABQABgAIAAAAIQCZ2PQo nAEAAJQDAAAOAAAAAAAAAAAAAAAAAC4CAABkcnMvZTJvRG9jLnhtbFBLAQItABQABgAIAAAAIQCa syRQ4AAAAAkBAAAPAAAAAAAAAAAAAAAAAPYDAABkcnMvZG93bnJldi54bWxQSwUGAAAAAAQABADz AAAAAwUAAAAA " strokecolor="#156082 [3204]" strokeweight=".5pt">
                 <v:stroke joinstyle="miter"/>
@@ -24621,7 +24679,7 @@
               </wp:anchor>
             </w:drawing>
           </mc:Choice>
-          <mc:Fallback xmlns:ns9="http://schemas.openxmlformats.org/drawingml/2006/picture" xmlns:ns5="http://schemas.openxmlformats.org/drawingml/2006/main" xmlns:ns11="http://schemas.microsoft.com/office/drawing/2010/main">
+          <mc:Fallback xmlns:ns11="http://schemas.microsoft.com/office/drawing/2010/main" xmlns:ns5="http://schemas.openxmlformats.org/drawingml/2006/main" xmlns:ns9="http://schemas.openxmlformats.org/drawingml/2006/picture">
             <w:pict>
               <v:line w14:anchorId="2821BB5C" id="Conexão Reta 3" o:spid="_x0000_s1026" style="position:absolute;z-index:251734016;visibility:visible;mso-wrap-style:square;mso-wrap-distance-left:9pt;mso-wrap-distance-top:0;mso-wrap-distance-right:9pt;mso-wrap-distance-bottom:0;mso-position-horizontal:absolute;mso-position-horizontal-relative:text;mso-position-vertical:absolute;mso-position-vertical-relative:text" from="0,0" to="484.2pt,0" o:gfxdata="UEsDBBQABgAIAAAAIQC2gziS/gAAAOEBAAATAAAAW0NvbnRlbnRfVHlwZXNdLnhtbJSRQU7DMBBF 90jcwfIWJU67QAgl6YK0S0CoHGBkTxKLZGx5TGhvj5O2G0SRWNoz/78nu9wcxkFMGNg6quQqL6RA 0s5Y6ir5vt9lD1JwBDIwOMJKHpHlpr69KfdHjyxSmriSfYz+USnWPY7AufNIadK6MEJMx9ApD/oD OlTrorhX2lFEilmcO2RdNtjC5xDF9pCuTyYBB5bi6bQ4syoJ3g9WQ0ymaiLzg5KdCXlKLjvcW893 SUOqXwnz5DrgnHtJTxOsQfEKIT7DmDSUCaxw7Rqn8787ZsmRM9e2VmPeBN4uqYvTtW7jvijg9N/y JsXecLq0q+WD6m8AAAD//wMAUEsDBBQABgAIAAAAIQA4/SH/1gAAAJQBAAALAAAAX3JlbHMvLnJl bHOkkMFqwzAMhu+DvYPRfXGawxijTi+j0GvpHsDYimMaW0Yy2fr2M4PBMnrbUb/Q94l/f/hMi1qR JVI2sOt6UJgd+ZiDgffL8ekFlFSbvV0oo4EbChzGx4f9GRdb25HMsYhqlCwG5lrLq9biZkxWOiqY 22YiTra2kYMu1l1tQD30/bPm3wwYN0x18gb45AdQl1tp5j/sFB2T0FQ7R0nTNEV3j6o9feQzro1i OWA14Fm+Q8a1a8+Bvu/d/dMb2JY5uiPbhG/ktn4cqGU/er3pcvwCAAD//wMAUEsDBBQABgAIAAAA IQCZ2PQonAEAAJQDAAAOAAAAZHJzL2Uyb0RvYy54bWysU01P3DAQvVfqf7B8Z5MAQm202T2A4FK1 qMAPMM54Y8n2WLbZZP99x97dLGorIRAXxx/z3sx7M1muJ2vYFkLU6DreLGrOwEnstdt0/Onx9uwb ZzEJ1wuDDjq+g8jXq69flqNv4RwHND0ERiQutqPv+JCSb6sqygGsiAv04OhRYbAi0TFsqj6Ikdit qc7r+qoaMfQ+oIQY6fZm/8hXhV8pkOmXUhESMx2n2lJZQ1mf81qtlqLdBOEHLQ9liA9UYYV2lHSm uhFJsJeg/6GyWgaMqNJCoq1QKS2haCA1Tf2XmodBeChayJzoZ5vi59HKn9trdx/IhtHHNvr7kFVM Ktj8pfrYVMzazWbBlJiky6vm8vvFJXkqj2/VCehDTHeAluVNx412WYdoxfZHTJSMQo8hdDilLru0 M5CDjfsNiumekjUFXaYCrk1gW0H9FFKCS03uIfGV6AxT2pgZWL8NPMRnKJSJeQ94RpTM6NIMttph +F/2NB1LVvv4owN73dmCZ+x3pSnFGmp9UXgY0zxbr88FfvqZVn8AAAD//wMAUEsDBBQABgAIAAAA IQBdcTjb3gAAAAcBAAAPAAAAZHJzL2Rvd25yZXYueG1sTI9Ba8JAEIXvBf/DMkJvdVMpYmM2IpZS KxSpLdjjmp0m0exs2F1N/Pcde2kvDx6PefO9bN7bRpzRh9qRgvtRAgKpcKamUsHnx/PdFESImoxu HKGCCwaY54ObTKfGdfSO520sBZdQSLWCKsY2lTIUFVodRq5F4uzbeasjW19K43XH5baR4ySZSKtr 4g+VbnFZYXHcnqyCN79aLRfry4E2X7bbjde7zWv/otTtsH+asSxmICL28e8CrhuYH3IG27sTmSAa Bbwm/ipnj5PpA4j91co8k//58x8AAAD//wMAUEsBAi0AFAAGAAgAAAAhALaDOJL+AAAA4QEAABMA AAAAAAAAAAAAAAAAAAAAAFtDb250ZW50X1R5cGVzXS54bWxQSwECLQAUAAYACAAAACEAOP0h/9YA AACUAQAACwAAAAAAAAAAAAAAAAAvAQAAX3JlbHMvLnJlbHNQSwECLQAUAAYACAAAACEAmdj0KJwB AACUAwAADgAAAAAAAAAAAAAAAAAuAgAAZHJzL2Uyb0RvYy54bWxQSwECLQAUAAYACAAAACEAXXE4 294AAAAHAQAADwAAAAAAAAAAAAAAAAD2AwAAZHJzL2Rvd25yZXYueG1sUEsFBgAAAAAEAAQA8wAA AAEFAAAAAA== " strokecolor="#156082 [3204]" strokeweight=".5pt">
                 <v:stroke joinstyle="miter"/>
@@ -24956,7 +25014,7 @@
               </wp:anchor>
             </w:drawing>
           </mc:Choice>
-          <mc:Fallback xmlns:ns9="http://schemas.openxmlformats.org/drawingml/2006/picture" xmlns:ns5="http://schemas.openxmlformats.org/drawingml/2006/main" xmlns:ns11="http://schemas.microsoft.com/office/drawing/2010/main">
+          <mc:Fallback xmlns:ns11="http://schemas.microsoft.com/office/drawing/2010/main" xmlns:ns5="http://schemas.openxmlformats.org/drawingml/2006/main" xmlns:ns9="http://schemas.openxmlformats.org/drawingml/2006/picture">
             <w:pict>
               <v:line w14:anchorId="3DBDCB33" id="Conexão Reta 3" o:spid="_x0000_s1026" style="position:absolute;z-index:251736064;visibility:visible;mso-wrap-style:square;mso-wrap-distance-left:9pt;mso-wrap-distance-top:0;mso-wrap-distance-right:9pt;mso-wrap-distance-bottom:0;mso-position-horizontal:absolute;mso-position-horizontal-relative:text;mso-position-vertical:absolute;mso-position-vertical-relative:text" from="0,-.05pt" to="484.2pt,-.05pt" o:gfxdata="UEsDBBQABgAIAAAAIQC2gziS/gAAAOEBAAATAAAAW0NvbnRlbnRfVHlwZXNdLnhtbJSRQU7DMBBF 90jcwfIWJU67QAgl6YK0S0CoHGBkTxKLZGx5TGhvj5O2G0SRWNoz/78nu9wcxkFMGNg6quQqL6RA 0s5Y6ir5vt9lD1JwBDIwOMJKHpHlpr69KfdHjyxSmriSfYz+USnWPY7AufNIadK6MEJMx9ApD/oD OlTrorhX2lFEilmcO2RdNtjC5xDF9pCuTyYBB5bi6bQ4syoJ3g9WQ0ymaiLzg5KdCXlKLjvcW893 SUOqXwnz5DrgnHtJTxOsQfEKIT7DmDSUCaxw7Rqn8787ZsmRM9e2VmPeBN4uqYvTtW7jvijg9N/y JsXecLq0q+WD6m8AAAD//wMAUEsDBBQABgAIAAAAIQA4/SH/1gAAAJQBAAALAAAAX3JlbHMvLnJl bHOkkMFqwzAMhu+DvYPRfXGawxijTi+j0GvpHsDYimMaW0Yy2fr2M4PBMnrbUb/Q94l/f/hMi1qR JVI2sOt6UJgd+ZiDgffL8ekFlFSbvV0oo4EbChzGx4f9GRdb25HMsYhqlCwG5lrLq9biZkxWOiqY 22YiTra2kYMu1l1tQD30/bPm3wwYN0x18gb45AdQl1tp5j/sFB2T0FQ7R0nTNEV3j6o9feQzro1i OWA14Fm+Q8a1a8+Bvu/d/dMb2JY5uiPbhG/ktn4cqGU/er3pcvwCAAD//wMAUEsDBBQABgAIAAAA IQCZ2PQonAEAAJQDAAAOAAAAZHJzL2Uyb0RvYy54bWysU01P3DAQvVfqf7B8Z5MAQm202T2A4FK1 qMAPMM54Y8n2WLbZZP99x97dLGorIRAXxx/z3sx7M1muJ2vYFkLU6DreLGrOwEnstdt0/Onx9uwb ZzEJ1wuDDjq+g8jXq69flqNv4RwHND0ERiQutqPv+JCSb6sqygGsiAv04OhRYbAi0TFsqj6Ikdit qc7r+qoaMfQ+oIQY6fZm/8hXhV8pkOmXUhESMx2n2lJZQ1mf81qtlqLdBOEHLQ9liA9UYYV2lHSm uhFJsJeg/6GyWgaMqNJCoq1QKS2haCA1Tf2XmodBeChayJzoZ5vi59HKn9trdx/IhtHHNvr7kFVM Ktj8pfrYVMzazWbBlJiky6vm8vvFJXkqj2/VCehDTHeAluVNx412WYdoxfZHTJSMQo8hdDilLru0 M5CDjfsNiumekjUFXaYCrk1gW0H9FFKCS03uIfGV6AxT2pgZWL8NPMRnKJSJeQ94RpTM6NIMttph +F/2NB1LVvv4owN73dmCZ+x3pSnFGmp9UXgY0zxbr88FfvqZVn8AAAD//wMAUEsDBBQABgAIAAAA IQCasyRQ4AAAAAkBAAAPAAAAZHJzL2Rvd25yZXYueG1sTI9Ba8JAEIXvhf6HZQq96UYpYmM2IpZS KxSpFfS4ZqdJ2uxs2F1N/Pcde2kvA4/He/O+bN7bRpzRh9qRgtEwAYFUOFNTqWD38TyYgghRk9GN I1RwwQDz/PYm06lxHb3jeRtLwSUUUq2girFNpQxFhVaHoWuR2Pt03urI0pfSeN1xuW3kOEkm0uqa +EOlW1xWWHxvT1bBm1+tlov15Ys2B9vtx+v95rV/Uer+rn+a8VnMQETs418Crgy8H3IednQnMkE0 CpgmKhiMQLD5OJk+gDj+apln8j9B/gMAAP//AwBQSwECLQAUAAYACAAAACEAtoM4kv4AAADhAQAA EwAAAAAAAAAAAAAAAAAAAAAAW0NvbnRlbnRfVHlwZXNdLnhtbFBLAQItABQABgAIAAAAIQA4/SH/ 1gAAAJQBAAALAAAAAAAAAAAAAAAAAC8BAABfcmVscy8ucmVsc1BLAQItABQABgAIAAAAIQCZ2PQo nAEAAJQDAAAOAAAAAAAAAAAAAAAAAC4CAABkcnMvZTJvRG9jLnhtbFBLAQItABQABgAIAAAAIQCa syRQ4AAAAAkBAAAPAAAAAAAAAAAAAAAAAPYDAABkcnMvZG93bnJldi54bWxQSwUGAAAAAAQABADz AAAAAwUAAAAA " strokecolor="#156082 [3204]" strokeweight=".5pt">
                 <v:stroke joinstyle="miter"/>

--- a/local_llm_es.docx
+++ b/local_llm_es.docx
@@ -95,7 +95,7 @@
           <w:r>
             <w:fldChar w:fldCharType="separate"/>
           </w:r>
-          <w:hyperlink w:anchor="_Toc230256456" w:history="1">
+          <w:hyperlink w:anchor="_Toc230344045" w:history="1">
             <w:r>
               <w:rPr>
                 <w:rStyle w:val="Hiperligao"/>
@@ -120,7 +120,7 @@
               <w:rPr>
                 <w:noProof/>
               </w:rPr>
-              <w:instrText xml:space="preserve"> PAGEREF _Toc230256456 \h </w:instrText>
+              <w:instrText xml:space="preserve"> PAGEREF _Toc230344045 \h </w:instrText>
             </w:r>
             <w:r>
               <w:rPr>
@@ -162,7 +162,7 @@
               <w14:ligatures w14:val="standardContextual"/>
             </w:rPr>
           </w:pPr>
-          <w:hyperlink w:anchor="_Toc230256457" w:history="1">
+          <w:hyperlink w:anchor="_Toc230344046" w:history="1">
             <w:r>
               <w:rPr>
                 <w:rStyle w:val="Hiperligao"/>
@@ -187,7 +187,7 @@
               <w:rPr>
                 <w:noProof/>
               </w:rPr>
-              <w:instrText xml:space="preserve"> PAGEREF _Toc230256457 \h </w:instrText>
+              <w:instrText xml:space="preserve"> PAGEREF _Toc230344046 \h </w:instrText>
             </w:r>
             <w:r>
               <w:rPr>
@@ -229,7 +229,7 @@
               <w14:ligatures w14:val="standardContextual"/>
             </w:rPr>
           </w:pPr>
-          <w:hyperlink w:anchor="_Toc230256458" w:history="1">
+          <w:hyperlink w:anchor="_Toc230344047" w:history="1">
             <w:r>
               <w:rPr>
                 <w:rStyle w:val="Hiperligao"/>
@@ -254,7 +254,7 @@
               <w:rPr>
                 <w:noProof/>
               </w:rPr>
-              <w:instrText xml:space="preserve"> PAGEREF _Toc230256458 \h </w:instrText>
+              <w:instrText xml:space="preserve"> PAGEREF _Toc230344047 \h </w:instrText>
             </w:r>
             <w:r>
               <w:rPr>
@@ -296,7 +296,7 @@
               <w14:ligatures w14:val="standardContextual"/>
             </w:rPr>
           </w:pPr>
-          <w:hyperlink w:anchor="_Toc230256459" w:history="1">
+          <w:hyperlink w:anchor="_Toc230344048" w:history="1">
             <w:r>
               <w:rPr>
                 <w:rStyle w:val="Hiperligao"/>
@@ -321,7 +321,7 @@
               <w:rPr>
                 <w:noProof/>
               </w:rPr>
-              <w:instrText xml:space="preserve"> PAGEREF _Toc230256459 \h </w:instrText>
+              <w:instrText xml:space="preserve"> PAGEREF _Toc230344048 \h </w:instrText>
             </w:r>
             <w:r>
               <w:rPr>
@@ -363,7 +363,7 @@
               <w14:ligatures w14:val="standardContextual"/>
             </w:rPr>
           </w:pPr>
-          <w:hyperlink w:anchor="_Toc230256460" w:history="1">
+          <w:hyperlink w:anchor="_Toc230344049" w:history="1">
             <w:r>
               <w:rPr>
                 <w:rStyle w:val="Hiperligao"/>
@@ -388,7 +388,7 @@
               <w:rPr>
                 <w:noProof/>
               </w:rPr>
-              <w:instrText xml:space="preserve"> PAGEREF _Toc230256460 \h </w:instrText>
+              <w:instrText xml:space="preserve"> PAGEREF _Toc230344049 \h </w:instrText>
             </w:r>
             <w:r>
               <w:rPr>
@@ -430,7 +430,7 @@
               <w14:ligatures w14:val="standardContextual"/>
             </w:rPr>
           </w:pPr>
-          <w:hyperlink w:anchor="_Toc230256461" w:history="1">
+          <w:hyperlink w:anchor="_Toc230344050" w:history="1">
             <w:r>
               <w:rPr>
                 <w:rStyle w:val="Hiperligao"/>
@@ -455,7 +455,7 @@
               <w:rPr>
                 <w:noProof/>
               </w:rPr>
-              <w:instrText xml:space="preserve"> PAGEREF _Toc230256461 \h </w:instrText>
+              <w:instrText xml:space="preserve"> PAGEREF _Toc230344050 \h </w:instrText>
             </w:r>
             <w:r>
               <w:rPr>
@@ -497,7 +497,7 @@
               <w14:ligatures w14:val="standardContextual"/>
             </w:rPr>
           </w:pPr>
-          <w:hyperlink w:anchor="_Toc230256462" w:history="1">
+          <w:hyperlink w:anchor="_Toc230344051" w:history="1">
             <w:r>
               <w:rPr>
                 <w:rStyle w:val="Hiperligao"/>
@@ -522,7 +522,7 @@
               <w:rPr>
                 <w:noProof/>
               </w:rPr>
-              <w:instrText xml:space="preserve"> PAGEREF _Toc230256462 \h </w:instrText>
+              <w:instrText xml:space="preserve"> PAGEREF _Toc230344051 \h </w:instrText>
             </w:r>
             <w:r>
               <w:rPr>
@@ -564,7 +564,7 @@
               <w14:ligatures w14:val="standardContextual"/>
             </w:rPr>
           </w:pPr>
-          <w:hyperlink w:anchor="_Toc230256463" w:history="1">
+          <w:hyperlink w:anchor="_Toc230344052" w:history="1">
             <w:r>
               <w:rPr>
                 <w:rStyle w:val="Hiperligao"/>
@@ -589,7 +589,7 @@
               <w:rPr>
                 <w:noProof/>
               </w:rPr>
-              <w:instrText xml:space="preserve"> PAGEREF _Toc230256463 \h </w:instrText>
+              <w:instrText xml:space="preserve"> PAGEREF _Toc230344052 \h </w:instrText>
             </w:r>
             <w:r>
               <w:rPr>
@@ -631,7 +631,7 @@
               <w14:ligatures w14:val="standardContextual"/>
             </w:rPr>
           </w:pPr>
-          <w:hyperlink w:anchor="_Toc230256464" w:history="1">
+          <w:hyperlink w:anchor="_Toc230344053" w:history="1">
             <w:r>
               <w:rPr>
                 <w:rStyle w:val="Hiperligao"/>
@@ -655,7 +655,7 @@
               <w:rPr>
                 <w:noProof/>
               </w:rPr>
-              <w:instrText xml:space="preserve"> PAGEREF _Toc230256464 \h </w:instrText>
+              <w:instrText xml:space="preserve"> PAGEREF _Toc230344053 \h </w:instrText>
             </w:r>
             <w:r>
               <w:rPr>
@@ -697,7 +697,7 @@
               <w14:ligatures w14:val="standardContextual"/>
             </w:rPr>
           </w:pPr>
-          <w:hyperlink w:anchor="_Toc230256465" w:history="1">
+          <w:hyperlink w:anchor="_Toc230344054" w:history="1">
             <w:r>
               <w:rPr>
                 <w:rStyle w:val="Hiperligao"/>
@@ -722,7 +722,7 @@
               <w:rPr>
                 <w:noProof/>
               </w:rPr>
-              <w:instrText xml:space="preserve"> PAGEREF _Toc230256465 \h </w:instrText>
+              <w:instrText xml:space="preserve"> PAGEREF _Toc230344054 \h </w:instrText>
             </w:r>
             <w:r>
               <w:rPr>
@@ -764,7 +764,7 @@
               <w14:ligatures w14:val="standardContextual"/>
             </w:rPr>
           </w:pPr>
-          <w:hyperlink w:anchor="_Toc230256466" w:history="1">
+          <w:hyperlink w:anchor="_Toc230344055" w:history="1">
             <w:r>
               <w:rPr>
                 <w:rStyle w:val="Hiperligao"/>
@@ -789,7 +789,7 @@
               <w:rPr>
                 <w:noProof/>
               </w:rPr>
-              <w:instrText xml:space="preserve"> PAGEREF _Toc230256466 \h </w:instrText>
+              <w:instrText xml:space="preserve"> PAGEREF _Toc230344055 \h </w:instrText>
             </w:r>
             <w:r>
               <w:rPr>
@@ -831,7 +831,7 @@
               <w14:ligatures w14:val="standardContextual"/>
             </w:rPr>
           </w:pPr>
-          <w:hyperlink w:anchor="_Toc230256467" w:history="1">
+          <w:hyperlink w:anchor="_Toc230344056" w:history="1">
             <w:r>
               <w:rPr>
                 <w:rStyle w:val="Hiperligao"/>
@@ -856,7 +856,7 @@
               <w:rPr>
                 <w:noProof/>
               </w:rPr>
-              <w:instrText xml:space="preserve"> PAGEREF _Toc230256467 \h </w:instrText>
+              <w:instrText xml:space="preserve"> PAGEREF _Toc230344056 \h </w:instrText>
             </w:r>
             <w:r>
               <w:rPr>
@@ -898,7 +898,7 @@
               <w14:ligatures w14:val="standardContextual"/>
             </w:rPr>
           </w:pPr>
-          <w:hyperlink w:anchor="_Toc230256468" w:history="1">
+          <w:hyperlink w:anchor="_Toc230344057" w:history="1">
             <w:r>
               <w:rPr>
                 <w:rStyle w:val="Hiperligao"/>
@@ -923,7 +923,7 @@
               <w:rPr>
                 <w:noProof/>
               </w:rPr>
-              <w:instrText xml:space="preserve"> PAGEREF _Toc230256468 \h </w:instrText>
+              <w:instrText xml:space="preserve"> PAGEREF _Toc230344057 \h </w:instrText>
             </w:r>
             <w:r>
               <w:rPr>
@@ -965,7 +965,7 @@
               <w14:ligatures w14:val="standardContextual"/>
             </w:rPr>
           </w:pPr>
-          <w:hyperlink w:anchor="_Toc230256469" w:history="1">
+          <w:hyperlink w:anchor="_Toc230344058" w:history="1">
             <w:r>
               <w:rPr>
                 <w:rStyle w:val="Hiperligao"/>
@@ -990,7 +990,7 @@
               <w:rPr>
                 <w:noProof/>
               </w:rPr>
-              <w:instrText xml:space="preserve"> PAGEREF _Toc230256469 \h </w:instrText>
+              <w:instrText xml:space="preserve"> PAGEREF _Toc230344058 \h </w:instrText>
             </w:r>
             <w:r>
               <w:rPr>
@@ -1032,7 +1032,7 @@
               <w14:ligatures w14:val="standardContextual"/>
             </w:rPr>
           </w:pPr>
-          <w:hyperlink w:anchor="_Toc230256470" w:history="1">
+          <w:hyperlink w:anchor="_Toc230344059" w:history="1">
             <w:r>
               <w:rPr>
                 <w:rStyle w:val="Hiperligao"/>
@@ -1057,7 +1057,7 @@
               <w:rPr>
                 <w:noProof/>
               </w:rPr>
-              <w:instrText xml:space="preserve"> PAGEREF _Toc230256470 \h </w:instrText>
+              <w:instrText xml:space="preserve"> PAGEREF _Toc230344059 \h </w:instrText>
             </w:r>
             <w:r>
               <w:rPr>
@@ -1099,7 +1099,7 @@
               <w14:ligatures w14:val="standardContextual"/>
             </w:rPr>
           </w:pPr>
-          <w:hyperlink w:anchor="_Toc230256471" w:history="1">
+          <w:hyperlink w:anchor="_Toc230344060" w:history="1">
             <w:r>
               <w:rPr>
                 <w:rStyle w:val="Hiperligao"/>
@@ -1123,7 +1123,7 @@
               <w:rPr>
                 <w:noProof/>
               </w:rPr>
-              <w:instrText xml:space="preserve"> PAGEREF _Toc230256471 \h </w:instrText>
+              <w:instrText xml:space="preserve"> PAGEREF _Toc230344060 \h </w:instrText>
             </w:r>
             <w:r>
               <w:rPr>
@@ -1165,7 +1165,7 @@
               <w14:ligatures w14:val="standardContextual"/>
             </w:rPr>
           </w:pPr>
-          <w:hyperlink w:anchor="_Toc230256472" w:history="1">
+          <w:hyperlink w:anchor="_Toc230344061" w:history="1">
             <w:r>
               <w:rPr>
                 <w:rStyle w:val="Hiperligao"/>
@@ -1190,7 +1190,7 @@
               <w:rPr>
                 <w:noProof/>
               </w:rPr>
-              <w:instrText xml:space="preserve"> PAGEREF _Toc230256472 \h </w:instrText>
+              <w:instrText xml:space="preserve"> PAGEREF _Toc230344061 \h </w:instrText>
             </w:r>
             <w:r>
               <w:rPr>
@@ -1232,7 +1232,7 @@
               <w14:ligatures w14:val="standardContextual"/>
             </w:rPr>
           </w:pPr>
-          <w:hyperlink w:anchor="_Toc230256473" w:history="1">
+          <w:hyperlink w:anchor="_Toc230344062" w:history="1">
             <w:r>
               <w:rPr>
                 <w:rStyle w:val="Hiperligao"/>
@@ -1257,7 +1257,7 @@
               <w:rPr>
                 <w:noProof/>
               </w:rPr>
-              <w:instrText xml:space="preserve"> PAGEREF _Toc230256473 \h </w:instrText>
+              <w:instrText xml:space="preserve"> PAGEREF _Toc230344062 \h </w:instrText>
             </w:r>
             <w:r>
               <w:rPr>
@@ -1299,7 +1299,7 @@
               <w14:ligatures w14:val="standardContextual"/>
             </w:rPr>
           </w:pPr>
-          <w:hyperlink w:anchor="_Toc230256474" w:history="1">
+          <w:hyperlink w:anchor="_Toc230344063" w:history="1">
             <w:r>
               <w:rPr>
                 <w:rStyle w:val="Hiperligao"/>
@@ -1324,7 +1324,7 @@
               <w:rPr>
                 <w:noProof/>
               </w:rPr>
-              <w:instrText xml:space="preserve"> PAGEREF _Toc230256474 \h </w:instrText>
+              <w:instrText xml:space="preserve"> PAGEREF _Toc230344063 \h </w:instrText>
             </w:r>
             <w:r>
               <w:rPr>
@@ -1366,48 +1366,32 @@
               <w14:ligatures w14:val="standardContextual"/>
             </w:rPr>
           </w:pPr>
-          <w:hyperlink w:anchor="_Toc230256475" w:history="1">
+          <w:hyperlink w:anchor="_Toc230344064" w:history="1">
             <w:r>
               <w:rPr>
                 <w:rStyle w:val="Hiperligao"/>
                 <w:noProof/>
                 <w:lang w:val="es-ES"/>
               </w:rPr>
-              <w:t>Seguridad y Con</w:t>
-            </w:r>
-            <w:r>
-              <w:rPr>
-                <w:rStyle w:val="Hiperligao"/>
+              <w:t>Seguridad y Control de Acceso</w:t>
+            </w:r>
+            <w:r>
+              <w:rPr>
                 <w:noProof/>
-                <w:lang w:val="es-ES"/>
-              </w:rPr>
-              <w:t>t</w:t>
-            </w:r>
-            <w:r>
-              <w:rPr>
-                <w:rStyle w:val="Hiperligao"/>
+              </w:rPr>
+              <w:tab/>
+            </w:r>
+            <w:r>
+              <w:rPr>
                 <w:noProof/>
-                <w:lang w:val="es-ES"/>
-              </w:rPr>
-              <w:t>rol de Acceso</w:t>
+              </w:rPr>
+              <w:fldChar w:fldCharType="begin"/>
             </w:r>
             <w:r>
               <w:rPr>
                 <w:noProof/>
               </w:rPr>
-              <w:tab/>
-            </w:r>
-            <w:r>
-              <w:rPr>
-                <w:noProof/>
-              </w:rPr>
-              <w:fldChar w:fldCharType="begin"/>
-            </w:r>
-            <w:r>
-              <w:rPr>
-                <w:noProof/>
-              </w:rPr>
-              <w:instrText xml:space="preserve"> PAGEREF _Toc230256475 \h </w:instrText>
+              <w:instrText xml:space="preserve"> PAGEREF _Toc230344064 \h </w:instrText>
             </w:r>
             <w:r>
               <w:rPr>
@@ -1449,7 +1433,7 @@
               <w14:ligatures w14:val="standardContextual"/>
             </w:rPr>
           </w:pPr>
-          <w:hyperlink w:anchor="_Toc230256476" w:history="1">
+          <w:hyperlink w:anchor="_Toc230344065" w:history="1">
             <w:r>
               <w:rPr>
                 <w:rStyle w:val="Hiperligao"/>
@@ -1474,7 +1458,7 @@
               <w:rPr>
                 <w:noProof/>
               </w:rPr>
-              <w:instrText xml:space="preserve"> PAGEREF _Toc230256476 \h </w:instrText>
+              <w:instrText xml:space="preserve"> PAGEREF _Toc230344065 \h </w:instrText>
             </w:r>
             <w:r>
               <w:rPr>
@@ -1516,7 +1500,7 @@
               <w14:ligatures w14:val="standardContextual"/>
             </w:rPr>
           </w:pPr>
-          <w:hyperlink w:anchor="_Toc230256477" w:history="1">
+          <w:hyperlink w:anchor="_Toc230344066" w:history="1">
             <w:r>
               <w:rPr>
                 <w:rStyle w:val="Hiperligao"/>
@@ -1541,7 +1525,7 @@
               <w:rPr>
                 <w:noProof/>
               </w:rPr>
-              <w:instrText xml:space="preserve"> PAGEREF _Toc230256477 \h </w:instrText>
+              <w:instrText xml:space="preserve"> PAGEREF _Toc230344066 \h </w:instrText>
             </w:r>
             <w:r>
               <w:rPr>
@@ -1583,7 +1567,7 @@
               <w14:ligatures w14:val="standardContextual"/>
             </w:rPr>
           </w:pPr>
-          <w:hyperlink w:anchor="_Toc230256478" w:history="1">
+          <w:hyperlink w:anchor="_Toc230344067" w:history="1">
             <w:r>
               <w:rPr>
                 <w:rStyle w:val="Hiperligao"/>
@@ -1608,7 +1592,7 @@
               <w:rPr>
                 <w:noProof/>
               </w:rPr>
-              <w:instrText xml:space="preserve"> PAGEREF _Toc230256478 \h </w:instrText>
+              <w:instrText xml:space="preserve"> PAGEREF _Toc230344067 \h </w:instrText>
             </w:r>
             <w:r>
               <w:rPr>
@@ -1650,7 +1634,7 @@
               <w14:ligatures w14:val="standardContextual"/>
             </w:rPr>
           </w:pPr>
-          <w:hyperlink w:anchor="_Toc230256479" w:history="1">
+          <w:hyperlink w:anchor="_Toc230344068" w:history="1">
             <w:r>
               <w:rPr>
                 <w:rStyle w:val="Hiperligao"/>
@@ -1674,7 +1658,7 @@
               <w:rPr>
                 <w:noProof/>
               </w:rPr>
-              <w:instrText xml:space="preserve"> PAGEREF _Toc230256479 \h </w:instrText>
+              <w:instrText xml:space="preserve"> PAGEREF _Toc230344068 \h </w:instrText>
             </w:r>
             <w:r>
               <w:rPr>
@@ -1716,7 +1700,7 @@
               <w14:ligatures w14:val="standardContextual"/>
             </w:rPr>
           </w:pPr>
-          <w:hyperlink w:anchor="_Toc230256480" w:history="1">
+          <w:hyperlink w:anchor="_Toc230344069" w:history="1">
             <w:r>
               <w:rPr>
                 <w:rStyle w:val="Hiperligao"/>
@@ -1741,7 +1725,7 @@
               <w:rPr>
                 <w:noProof/>
               </w:rPr>
-              <w:instrText xml:space="preserve"> PAGEREF _Toc230256480 \h </w:instrText>
+              <w:instrText xml:space="preserve"> PAGEREF _Toc230344069 \h </w:instrText>
             </w:r>
             <w:r>
               <w:rPr>
@@ -1783,7 +1767,7 @@
               <w14:ligatures w14:val="standardContextual"/>
             </w:rPr>
           </w:pPr>
-          <w:hyperlink w:anchor="_Toc230256481" w:history="1">
+          <w:hyperlink w:anchor="_Toc230344070" w:history="1">
             <w:r>
               <w:rPr>
                 <w:rStyle w:val="Hiperligao"/>
@@ -1808,7 +1792,7 @@
               <w:rPr>
                 <w:noProof/>
               </w:rPr>
-              <w:instrText xml:space="preserve"> PAGEREF _Toc230256481 \h </w:instrText>
+              <w:instrText xml:space="preserve"> PAGEREF _Toc230344070 \h </w:instrText>
             </w:r>
             <w:r>
               <w:rPr>
@@ -1857,7 +1841,7 @@
           <w:lang w:val="en-US"/>
         </w:rPr>
       </w:pPr>
-      <w:bookmarkStart w:id="0" w:name="_Toc230256456"/>
+      <w:bookmarkStart w:id="0" w:name="_Toc230344045"/>
       <w:r>
         <w:rPr>
           <w:lang w:val="en-US"/>
@@ -1978,7 +1962,7 @@
           <w:lang w:val="es-ES"/>
         </w:rPr>
       </w:pPr>
-      <w:bookmarkStart w:id="1" w:name="_Toc230256457"/>
+      <w:bookmarkStart w:id="1" w:name="_Toc230344046"/>
       <w:r>
         <w:rPr>
           <w:noProof/>
@@ -2049,7 +2033,7 @@
               </wp:anchor>
             </w:drawing>
           </mc:Choice>
-          <mc:Fallback xmlns:ns11="http://schemas.microsoft.com/office/drawing/2010/main" xmlns:ns5="http://schemas.openxmlformats.org/drawingml/2006/main" xmlns:ns9="http://schemas.openxmlformats.org/drawingml/2006/picture">
+          <mc:Fallback xmlns:ns9="http://schemas.openxmlformats.org/drawingml/2006/picture" xmlns:ns5="http://schemas.openxmlformats.org/drawingml/2006/main" xmlns:ns11="http://schemas.microsoft.com/office/drawing/2010/main">
             <w:pict>
               <v:line w14:anchorId="16FFBEF1" id="Conexão Reta 2" o:spid="_x0000_s1026" style="position:absolute;z-index:251699200;visibility:visible;mso-wrap-style:square;mso-wrap-distance-left:9pt;mso-wrap-distance-top:0;mso-wrap-distance-right:9pt;mso-wrap-distance-bottom:0;mso-position-horizontal:absolute;mso-position-horizontal-relative:text;mso-position-vertical:absolute;mso-position-vertical-relative:text" from="0,-.05pt" to="484.2pt,-.05pt" o:gfxdata="UEsDBBQABgAIAAAAIQC2gziS/gAAAOEBAAATAAAAW0NvbnRlbnRfVHlwZXNdLnhtbJSRQU7DMBBF 90jcwfIWJU67QAgl6YK0S0CoHGBkTxKLZGx5TGhvj5O2G0SRWNoz/78nu9wcxkFMGNg6quQqL6RA 0s5Y6ir5vt9lD1JwBDIwOMJKHpHlpr69KfdHjyxSmriSfYz+USnWPY7AufNIadK6MEJMx9ApD/oD OlTrorhX2lFEilmcO2RdNtjC5xDF9pCuTyYBB5bi6bQ4syoJ3g9WQ0ymaiLzg5KdCXlKLjvcW893 SUOqXwnz5DrgnHtJTxOsQfEKIT7DmDSUCaxw7Rqn8787ZsmRM9e2VmPeBN4uqYvTtW7jvijg9N/y JsXecLq0q+WD6m8AAAD//wMAUEsDBBQABgAIAAAAIQA4/SH/1gAAAJQBAAALAAAAX3JlbHMvLnJl bHOkkMFqwzAMhu+DvYPRfXGawxijTi+j0GvpHsDYimMaW0Yy2fr2M4PBMnrbUb/Q94l/f/hMi1qR JVI2sOt6UJgd+ZiDgffL8ekFlFSbvV0oo4EbChzGx4f9GRdb25HMsYhqlCwG5lrLq9biZkxWOiqY 22YiTra2kYMu1l1tQD30/bPm3wwYN0x18gb45AdQl1tp5j/sFB2T0FQ7R0nTNEV3j6o9feQzro1i OWA14Fm+Q8a1a8+Bvu/d/dMb2JY5uiPbhG/ktn4cqGU/er3pcvwCAAD//wMAUEsDBBQABgAIAAAA IQCZ2PQonAEAAJQDAAAOAAAAZHJzL2Uyb0RvYy54bWysU01P3DAQvVfqf7B8Z5MAQm202T2A4FK1 qMAPMM54Y8n2WLbZZP99x97dLGorIRAXxx/z3sx7M1muJ2vYFkLU6DreLGrOwEnstdt0/Onx9uwb ZzEJ1wuDDjq+g8jXq69flqNv4RwHND0ERiQutqPv+JCSb6sqygGsiAv04OhRYbAi0TFsqj6Ikdit qc7r+qoaMfQ+oIQY6fZm/8hXhV8pkOmXUhESMx2n2lJZQ1mf81qtlqLdBOEHLQ9liA9UYYV2lHSm uhFJsJeg/6GyWgaMqNJCoq1QKS2haCA1Tf2XmodBeChayJzoZ5vi59HKn9trdx/IhtHHNvr7kFVM Ktj8pfrYVMzazWbBlJiky6vm8vvFJXkqj2/VCehDTHeAluVNx412WYdoxfZHTJSMQo8hdDilLru0 M5CDjfsNiumekjUFXaYCrk1gW0H9FFKCS03uIfGV6AxT2pgZWL8NPMRnKJSJeQ94RpTM6NIMttph +F/2NB1LVvv4owN73dmCZ+x3pSnFGmp9UXgY0zxbr88FfvqZVn8AAAD//wMAUEsDBBQABgAIAAAA IQCasyRQ4AAAAAkBAAAPAAAAZHJzL2Rvd25yZXYueG1sTI9Ba8JAEIXvhf6HZQq96UYpYmM2IpZS KxSpFfS4ZqdJ2uxs2F1N/Pcde2kvA4/He/O+bN7bRpzRh9qRgtEwAYFUOFNTqWD38TyYgghRk9GN I1RwwQDz/PYm06lxHb3jeRtLwSUUUq2girFNpQxFhVaHoWuR2Pt03urI0pfSeN1xuW3kOEkm0uqa +EOlW1xWWHxvT1bBm1+tlov15Ys2B9vtx+v95rV/Uer+rn+a8VnMQETs418Crgy8H3IednQnMkE0 CpgmKhiMQLD5OJk+gDj+apln8j9B/gMAAP//AwBQSwECLQAUAAYACAAAACEAtoM4kv4AAADhAQAA EwAAAAAAAAAAAAAAAAAAAAAAW0NvbnRlbnRfVHlwZXNdLnhtbFBLAQItABQABgAIAAAAIQA4/SH/ 1gAAAJQBAAALAAAAAAAAAAAAAAAAAC8BAABfcmVscy8ucmVsc1BLAQItABQABgAIAAAAIQCZ2PQo nAEAAJQDAAAOAAAAAAAAAAAAAAAAAC4CAABkcnMvZTJvRG9jLnhtbFBLAQItABQABgAIAAAAIQCa syRQ4AAAAAkBAAAPAAAAAAAAAAAAAAAAAPYDAABkcnMvZG93bnJldi54bWxQSwUGAAAAAAQABADz AAAAAwUAAAAA " strokecolor="#156082 [3204]" strokeweight=".5pt">
                 <v:stroke joinstyle="miter"/>
@@ -2086,7 +2070,7 @@
           <w:lang w:val="es-ES"/>
         </w:rPr>
       </w:pPr>
-      <w:bookmarkStart w:id="2" w:name="_Toc230256458"/>
+      <w:bookmarkStart w:id="2" w:name="_Toc230344047"/>
       <w:r>
         <w:rPr>
           <w:noProof/>
@@ -2157,7 +2141,7 @@
               </wp:anchor>
             </w:drawing>
           </mc:Choice>
-          <mc:Fallback xmlns:ns11="http://schemas.microsoft.com/office/drawing/2010/main" xmlns:ns5="http://schemas.openxmlformats.org/drawingml/2006/main" xmlns:ns9="http://schemas.openxmlformats.org/drawingml/2006/picture">
+          <mc:Fallback xmlns:ns9="http://schemas.openxmlformats.org/drawingml/2006/picture" xmlns:ns5="http://schemas.openxmlformats.org/drawingml/2006/main" xmlns:ns11="http://schemas.microsoft.com/office/drawing/2010/main">
             <w:pict>
               <v:line w14:anchorId="17B95DA5" id="Conexão Reta 2" o:spid="_x0000_s1026" style="position:absolute;z-index:251701248;visibility:visible;mso-wrap-style:square;mso-wrap-distance-left:9pt;mso-wrap-distance-top:0;mso-wrap-distance-right:9pt;mso-wrap-distance-bottom:0;mso-position-horizontal:absolute;mso-position-horizontal-relative:text;mso-position-vertical:absolute;mso-position-vertical-relative:text" from="0,0" to="484.2pt,0" o:gfxdata="UEsDBBQABgAIAAAAIQC2gziS/gAAAOEBAAATAAAAW0NvbnRlbnRfVHlwZXNdLnhtbJSRQU7DMBBF 90jcwfIWJU67QAgl6YK0S0CoHGBkTxKLZGx5TGhvj5O2G0SRWNoz/78nu9wcxkFMGNg6quQqL6RA 0s5Y6ir5vt9lD1JwBDIwOMJKHpHlpr69KfdHjyxSmriSfYz+USnWPY7AufNIadK6MEJMx9ApD/oD OlTrorhX2lFEilmcO2RdNtjC5xDF9pCuTyYBB5bi6bQ4syoJ3g9WQ0ymaiLzg5KdCXlKLjvcW893 SUOqXwnz5DrgnHtJTxOsQfEKIT7DmDSUCaxw7Rqn8787ZsmRM9e2VmPeBN4uqYvTtW7jvijg9N/y JsXecLq0q+WD6m8AAAD//wMAUEsDBBQABgAIAAAAIQA4/SH/1gAAAJQBAAALAAAAX3JlbHMvLnJl bHOkkMFqwzAMhu+DvYPRfXGawxijTi+j0GvpHsDYimMaW0Yy2fr2M4PBMnrbUb/Q94l/f/hMi1qR JVI2sOt6UJgd+ZiDgffL8ekFlFSbvV0oo4EbChzGx4f9GRdb25HMsYhqlCwG5lrLq9biZkxWOiqY 22YiTra2kYMu1l1tQD30/bPm3wwYN0x18gb45AdQl1tp5j/sFB2T0FQ7R0nTNEV3j6o9feQzro1i OWA14Fm+Q8a1a8+Bvu/d/dMb2JY5uiPbhG/ktn4cqGU/er3pcvwCAAD//wMAUEsDBBQABgAIAAAA IQCZ2PQonAEAAJQDAAAOAAAAZHJzL2Uyb0RvYy54bWysU01P3DAQvVfqf7B8Z5MAQm202T2A4FK1 qMAPMM54Y8n2WLbZZP99x97dLGorIRAXxx/z3sx7M1muJ2vYFkLU6DreLGrOwEnstdt0/Onx9uwb ZzEJ1wuDDjq+g8jXq69flqNv4RwHND0ERiQutqPv+JCSb6sqygGsiAv04OhRYbAi0TFsqj6Ikdit qc7r+qoaMfQ+oIQY6fZm/8hXhV8pkOmXUhESMx2n2lJZQ1mf81qtlqLdBOEHLQ9liA9UYYV2lHSm uhFJsJeg/6GyWgaMqNJCoq1QKS2haCA1Tf2XmodBeChayJzoZ5vi59HKn9trdx/IhtHHNvr7kFVM Ktj8pfrYVMzazWbBlJiky6vm8vvFJXkqj2/VCehDTHeAluVNx412WYdoxfZHTJSMQo8hdDilLru0 M5CDjfsNiumekjUFXaYCrk1gW0H9FFKCS03uIfGV6AxT2pgZWL8NPMRnKJSJeQ94RpTM6NIMttph +F/2NB1LVvv4owN73dmCZ+x3pSnFGmp9UXgY0zxbr88FfvqZVn8AAAD//wMAUEsDBBQABgAIAAAA IQBdcTjb3gAAAAcBAAAPAAAAZHJzL2Rvd25yZXYueG1sTI9Ba8JAEIXvBf/DMkJvdVMpYmM2IpZS KxSpLdjjmp0m0exs2F1N/Pcde2kvDx6PefO9bN7bRpzRh9qRgvtRAgKpcKamUsHnx/PdFESImoxu HKGCCwaY54ObTKfGdfSO520sBZdQSLWCKsY2lTIUFVodRq5F4uzbeasjW19K43XH5baR4ySZSKtr 4g+VbnFZYXHcnqyCN79aLRfry4E2X7bbjde7zWv/otTtsH+asSxmICL28e8CrhuYH3IG27sTmSAa Bbwm/ipnj5PpA4j91co8k//58x8AAAD//wMAUEsBAi0AFAAGAAgAAAAhALaDOJL+AAAA4QEAABMA AAAAAAAAAAAAAAAAAAAAAFtDb250ZW50X1R5cGVzXS54bWxQSwECLQAUAAYACAAAACEAOP0h/9YA AACUAQAACwAAAAAAAAAAAAAAAAAvAQAAX3JlbHMvLnJlbHNQSwECLQAUAAYACAAAACEAmdj0KJwB AACUAwAADgAAAAAAAAAAAAAAAAAuAgAAZHJzL2Uyb0RvYy54bWxQSwECLQAUAAYACAAAACEAXXE4 294AAAAHAQAADwAAAAAAAAAAAAAAAAD2AwAAZHJzL2Rvd25yZXYueG1sUEsFBgAAAAAEAAQA8wAA AAEFAAAAAA== " strokecolor="#156082 [3204]" strokeweight=".5pt">
                 <v:stroke joinstyle="miter"/>
@@ -2538,7 +2522,7 @@
           <w:lang w:val="es-ES"/>
         </w:rPr>
       </w:pPr>
-      <w:bookmarkStart w:id="4" w:name="_Toc230256459"/>
+      <w:bookmarkStart w:id="4" w:name="_Toc230344048"/>
       <w:r>
         <w:rPr>
           <w:lang w:val="es-ES"/>
@@ -2611,7 +2595,7 @@
               </wp:anchor>
             </w:drawing>
           </mc:Choice>
-          <mc:Fallback xmlns:ns11="http://schemas.microsoft.com/office/drawing/2010/main" xmlns:ns5="http://schemas.openxmlformats.org/drawingml/2006/main" xmlns:ns9="http://schemas.openxmlformats.org/drawingml/2006/picture">
+          <mc:Fallback xmlns:ns9="http://schemas.openxmlformats.org/drawingml/2006/picture" xmlns:ns5="http://schemas.openxmlformats.org/drawingml/2006/main" xmlns:ns11="http://schemas.microsoft.com/office/drawing/2010/main">
             <w:pict>
               <v:line w14:anchorId="65E0A2AF" id="Conexão Reta 3" o:spid="_x0000_s1026" style="position:absolute;z-index:251697152;visibility:visible;mso-wrap-style:square;mso-wrap-distance-left:9pt;mso-wrap-distance-top:0;mso-wrap-distance-right:9pt;mso-wrap-distance-bottom:0;mso-position-horizontal:absolute;mso-position-horizontal-relative:text;mso-position-vertical:absolute;mso-position-vertical-relative:text" from="0,-.05pt" to="484.2pt,-.05pt" o:gfxdata="UEsDBBQABgAIAAAAIQC2gziS/gAAAOEBAAATAAAAW0NvbnRlbnRfVHlwZXNdLnhtbJSRQU7DMBBF 90jcwfIWJU67QAgl6YK0S0CoHGBkTxKLZGx5TGhvj5O2G0SRWNoz/78nu9wcxkFMGNg6quQqL6RA 0s5Y6ir5vt9lD1JwBDIwOMJKHpHlpr69KfdHjyxSmriSfYz+USnWPY7AufNIadK6MEJMx9ApD/oD OlTrorhX2lFEilmcO2RdNtjC5xDF9pCuTyYBB5bi6bQ4syoJ3g9WQ0ymaiLzg5KdCXlKLjvcW893 SUOqXwnz5DrgnHtJTxOsQfEKIT7DmDSUCaxw7Rqn8787ZsmRM9e2VmPeBN4uqYvTtW7jvijg9N/y JsXecLq0q+WD6m8AAAD//wMAUEsDBBQABgAIAAAAIQA4/SH/1gAAAJQBAAALAAAAX3JlbHMvLnJl bHOkkMFqwzAMhu+DvYPRfXGawxijTi+j0GvpHsDYimMaW0Yy2fr2M4PBMnrbUb/Q94l/f/hMi1qR JVI2sOt6UJgd+ZiDgffL8ekFlFSbvV0oo4EbChzGx4f9GRdb25HMsYhqlCwG5lrLq9biZkxWOiqY 22YiTra2kYMu1l1tQD30/bPm3wwYN0x18gb45AdQl1tp5j/sFB2T0FQ7R0nTNEV3j6o9feQzro1i OWA14Fm+Q8a1a8+Bvu/d/dMb2JY5uiPbhG/ktn4cqGU/er3pcvwCAAD//wMAUEsDBBQABgAIAAAA IQCZ2PQonAEAAJQDAAAOAAAAZHJzL2Uyb0RvYy54bWysU01P3DAQvVfqf7B8Z5MAQm202T2A4FK1 qMAPMM54Y8n2WLbZZP99x97dLGorIRAXxx/z3sx7M1muJ2vYFkLU6DreLGrOwEnstdt0/Onx9uwb ZzEJ1wuDDjq+g8jXq69flqNv4RwHND0ERiQutqPv+JCSb6sqygGsiAv04OhRYbAi0TFsqj6Ikdit qc7r+qoaMfQ+oIQY6fZm/8hXhV8pkOmXUhESMx2n2lJZQ1mf81qtlqLdBOEHLQ9liA9UYYV2lHSm uhFJsJeg/6GyWgaMqNJCoq1QKS2haCA1Tf2XmodBeChayJzoZ5vi59HKn9trdx/IhtHHNvr7kFVM Ktj8pfrYVMzazWbBlJiky6vm8vvFJXkqj2/VCehDTHeAluVNx412WYdoxfZHTJSMQo8hdDilLru0 M5CDjfsNiumekjUFXaYCrk1gW0H9FFKCS03uIfGV6AxT2pgZWL8NPMRnKJSJeQ94RpTM6NIMttph +F/2NB1LVvv4owN73dmCZ+x3pSnFGmp9UXgY0zxbr88FfvqZVn8AAAD//wMAUEsDBBQABgAIAAAA IQCasyRQ4AAAAAkBAAAPAAAAZHJzL2Rvd25yZXYueG1sTI9Ba8JAEIXvhf6HZQq96UYpYmM2IpZS KxSpFfS4ZqdJ2uxs2F1N/Pcde2kvA4/He/O+bN7bRpzRh9qRgtEwAYFUOFNTqWD38TyYgghRk9GN I1RwwQDz/PYm06lxHb3jeRtLwSUUUq2girFNpQxFhVaHoWuR2Pt03urI0pfSeN1xuW3kOEkm0uqa +EOlW1xWWHxvT1bBm1+tlov15Ys2B9vtx+v95rV/Uer+rn+a8VnMQETs418Crgy8H3IednQnMkE0 CpgmKhiMQLD5OJk+gDj+apln8j9B/gMAAP//AwBQSwECLQAUAAYACAAAACEAtoM4kv4AAADhAQAA EwAAAAAAAAAAAAAAAAAAAAAAW0NvbnRlbnRfVHlwZXNdLnhtbFBLAQItABQABgAIAAAAIQA4/SH/ 1gAAAJQBAAALAAAAAAAAAAAAAAAAAC8BAABfcmVscy8ucmVsc1BLAQItABQABgAIAAAAIQCZ2PQo nAEAAJQDAAAOAAAAAAAAAAAAAAAAAC4CAABkcnMvZTJvRG9jLnhtbFBLAQItABQABgAIAAAAIQCa syRQ4AAAAAkBAAAPAAAAAAAAAAAAAAAAAPYDAABkcnMvZG93bnJldi54bWxQSwUGAAAAAAQABADz AAAAAwUAAAAA " strokecolor="#156082 [3204]" strokeweight=".5pt">
                 <v:stroke joinstyle="miter"/>
@@ -3459,7 +3443,7 @@
           <w:lang w:val="es-ES"/>
         </w:rPr>
       </w:pPr>
-      <w:bookmarkStart w:id="5" w:name="_Toc230256460"/>
+      <w:bookmarkStart w:id="5" w:name="_Toc230344049"/>
       <w:r>
         <w:rPr>
           <w:lang w:val="es-ES"/>
@@ -3530,7 +3514,7 @@
               </wp:anchor>
             </w:drawing>
           </mc:Choice>
-          <mc:Fallback xmlns:ns11="http://schemas.microsoft.com/office/drawing/2010/main" xmlns:ns5="http://schemas.openxmlformats.org/drawingml/2006/main" xmlns:ns9="http://schemas.openxmlformats.org/drawingml/2006/picture">
+          <mc:Fallback xmlns:ns9="http://schemas.openxmlformats.org/drawingml/2006/picture" xmlns:ns5="http://schemas.openxmlformats.org/drawingml/2006/main" xmlns:ns11="http://schemas.microsoft.com/office/drawing/2010/main">
             <w:pict>
               <v:line w14:anchorId="65E692E1" id="Conexão Reta 2" o:spid="_x0000_s1026" style="position:absolute;z-index:251703296;visibility:visible;mso-wrap-style:square;mso-wrap-distance-left:9pt;mso-wrap-distance-top:0;mso-wrap-distance-right:9pt;mso-wrap-distance-bottom:0;mso-position-horizontal:absolute;mso-position-horizontal-relative:text;mso-position-vertical:absolute;mso-position-vertical-relative:text" from="0,-.05pt" to="484.2pt,-.05pt" o:gfxdata="UEsDBBQABgAIAAAAIQC2gziS/gAAAOEBAAATAAAAW0NvbnRlbnRfVHlwZXNdLnhtbJSRQU7DMBBF 90jcwfIWJU67QAgl6YK0S0CoHGBkTxKLZGx5TGhvj5O2G0SRWNoz/78nu9wcxkFMGNg6quQqL6RA 0s5Y6ir5vt9lD1JwBDIwOMJKHpHlpr69KfdHjyxSmriSfYz+USnWPY7AufNIadK6MEJMx9ApD/oD OlTrorhX2lFEilmcO2RdNtjC5xDF9pCuTyYBB5bi6bQ4syoJ3g9WQ0ymaiLzg5KdCXlKLjvcW893 SUOqXwnz5DrgnHtJTxOsQfEKIT7DmDSUCaxw7Rqn8787ZsmRM9e2VmPeBN4uqYvTtW7jvijg9N/y JsXecLq0q+WD6m8AAAD//wMAUEsDBBQABgAIAAAAIQA4/SH/1gAAAJQBAAALAAAAX3JlbHMvLnJl bHOkkMFqwzAMhu+DvYPRfXGawxijTi+j0GvpHsDYimMaW0Yy2fr2M4PBMnrbUb/Q94l/f/hMi1qR JVI2sOt6UJgd+ZiDgffL8ekFlFSbvV0oo4EbChzGx4f9GRdb25HMsYhqlCwG5lrLq9biZkxWOiqY 22YiTra2kYMu1l1tQD30/bPm3wwYN0x18gb45AdQl1tp5j/sFB2T0FQ7R0nTNEV3j6o9feQzro1i OWA14Fm+Q8a1a8+Bvu/d/dMb2JY5uiPbhG/ktn4cqGU/er3pcvwCAAD//wMAUEsDBBQABgAIAAAA IQCZ2PQonAEAAJQDAAAOAAAAZHJzL2Uyb0RvYy54bWysU01P3DAQvVfqf7B8Z5MAQm202T2A4FK1 qMAPMM54Y8n2WLbZZP99x97dLGorIRAXxx/z3sx7M1muJ2vYFkLU6DreLGrOwEnstdt0/Onx9uwb ZzEJ1wuDDjq+g8jXq69flqNv4RwHND0ERiQutqPv+JCSb6sqygGsiAv04OhRYbAi0TFsqj6Ikdit qc7r+qoaMfQ+oIQY6fZm/8hXhV8pkOmXUhESMx2n2lJZQ1mf81qtlqLdBOEHLQ9liA9UYYV2lHSm uhFJsJeg/6GyWgaMqNJCoq1QKS2haCA1Tf2XmodBeChayJzoZ5vi59HKn9trdx/IhtHHNvr7kFVM Ktj8pfrYVMzazWbBlJiky6vm8vvFJXkqj2/VCehDTHeAluVNx412WYdoxfZHTJSMQo8hdDilLru0 M5CDjfsNiumekjUFXaYCrk1gW0H9FFKCS03uIfGV6AxT2pgZWL8NPMRnKJSJeQ94RpTM6NIMttph +F/2NB1LVvv4owN73dmCZ+x3pSnFGmp9UXgY0zxbr88FfvqZVn8AAAD//wMAUEsDBBQABgAIAAAA IQCasyRQ4AAAAAkBAAAPAAAAZHJzL2Rvd25yZXYueG1sTI9Ba8JAEIXvhf6HZQq96UYpYmM2IpZS KxSpFfS4ZqdJ2uxs2F1N/Pcde2kvA4/He/O+bN7bRpzRh9qRgtEwAYFUOFNTqWD38TyYgghRk9GN I1RwwQDz/PYm06lxHb3jeRtLwSUUUq2girFNpQxFhVaHoWuR2Pt03urI0pfSeN1xuW3kOEkm0uqa +EOlW1xWWHxvT1bBm1+tlov15Ys2B9vtx+v95rV/Uer+rn+a8VnMQETs418Crgy8H3IednQnMkE0 CpgmKhiMQLD5OJk+gDj+apln8j9B/gMAAP//AwBQSwECLQAUAAYACAAAACEAtoM4kv4AAADhAQAA EwAAAAAAAAAAAAAAAAAAAAAAW0NvbnRlbnRfVHlwZXNdLnhtbFBLAQItABQABgAIAAAAIQA4/SH/ 1gAAAJQBAAALAAAAAAAAAAAAAAAAAC8BAABfcmVscy8ucmVsc1BLAQItABQABgAIAAAAIQCZ2PQo nAEAAJQDAAAOAAAAAAAAAAAAAAAAAC4CAABkcnMvZTJvRG9jLnhtbFBLAQItABQABgAIAAAAIQCa syRQ4AAAAAkBAAAPAAAAAAAAAAAAAAAAAPYDAABkcnMvZG93bnJldi54bWxQSwUGAAAAAAQABADz AAAAAwUAAAAA " strokecolor="#156082 [3204]" strokeweight=".5pt">
                 <v:stroke joinstyle="miter"/>
@@ -4084,7 +4068,7 @@
           <w:lang w:val="es-ES"/>
         </w:rPr>
       </w:pPr>
-      <w:bookmarkStart w:id="6" w:name="_Toc230256461"/>
+      <w:bookmarkStart w:id="6" w:name="_Toc230344050"/>
       <w:r>
         <w:rPr>
           <w:lang w:val="es-ES"/>
@@ -4154,7 +4138,7 @@
               </wp:anchor>
             </w:drawing>
           </mc:Choice>
-          <mc:Fallback xmlns:ns11="http://schemas.microsoft.com/office/drawing/2010/main" xmlns:ns5="http://schemas.openxmlformats.org/drawingml/2006/main" xmlns:ns9="http://schemas.openxmlformats.org/drawingml/2006/picture">
+          <mc:Fallback xmlns:ns9="http://schemas.openxmlformats.org/drawingml/2006/picture" xmlns:ns5="http://schemas.openxmlformats.org/drawingml/2006/main" xmlns:ns11="http://schemas.microsoft.com/office/drawing/2010/main">
             <w:pict>
               <v:line w14:anchorId="741A5B90" id="Conexão Reta 2" o:spid="_x0000_s1026" style="position:absolute;z-index:251705344;visibility:visible;mso-wrap-style:square;mso-wrap-distance-left:9pt;mso-wrap-distance-top:0;mso-wrap-distance-right:9pt;mso-wrap-distance-bottom:0;mso-position-horizontal:absolute;mso-position-horizontal-relative:text;mso-position-vertical:absolute;mso-position-vertical-relative:text" from="0,0" to="484.2pt,0" o:gfxdata="UEsDBBQABgAIAAAAIQC2gziS/gAAAOEBAAATAAAAW0NvbnRlbnRfVHlwZXNdLnhtbJSRQU7DMBBF 90jcwfIWJU67QAgl6YK0S0CoHGBkTxKLZGx5TGhvj5O2G0SRWNoz/78nu9wcxkFMGNg6quQqL6RA 0s5Y6ir5vt9lD1JwBDIwOMJKHpHlpr69KfdHjyxSmriSfYz+USnWPY7AufNIadK6MEJMx9ApD/oD OlTrorhX2lFEilmcO2RdNtjC5xDF9pCuTyYBB5bi6bQ4syoJ3g9WQ0ymaiLzg5KdCXlKLjvcW893 SUOqXwnz5DrgnHtJTxOsQfEKIT7DmDSUCaxw7Rqn8787ZsmRM9e2VmPeBN4uqYvTtW7jvijg9N/y JsXecLq0q+WD6m8AAAD//wMAUEsDBBQABgAIAAAAIQA4/SH/1gAAAJQBAAALAAAAX3JlbHMvLnJl bHOkkMFqwzAMhu+DvYPRfXGawxijTi+j0GvpHsDYimMaW0Yy2fr2M4PBMnrbUb/Q94l/f/hMi1qR JVI2sOt6UJgd+ZiDgffL8ekFlFSbvV0oo4EbChzGx4f9GRdb25HMsYhqlCwG5lrLq9biZkxWOiqY 22YiTra2kYMu1l1tQD30/bPm3wwYN0x18gb45AdQl1tp5j/sFB2T0FQ7R0nTNEV3j6o9feQzro1i OWA14Fm+Q8a1a8+Bvu/d/dMb2JY5uiPbhG/ktn4cqGU/er3pcvwCAAD//wMAUEsDBBQABgAIAAAA IQCZ2PQonAEAAJQDAAAOAAAAZHJzL2Uyb0RvYy54bWysU01P3DAQvVfqf7B8Z5MAQm202T2A4FK1 qMAPMM54Y8n2WLbZZP99x97dLGorIRAXxx/z3sx7M1muJ2vYFkLU6DreLGrOwEnstdt0/Onx9uwb ZzEJ1wuDDjq+g8jXq69flqNv4RwHND0ERiQutqPv+JCSb6sqygGsiAv04OhRYbAi0TFsqj6Ikdit qc7r+qoaMfQ+oIQY6fZm/8hXhV8pkOmXUhESMx2n2lJZQ1mf81qtlqLdBOEHLQ9liA9UYYV2lHSm uhFJsJeg/6GyWgaMqNJCoq1QKS2haCA1Tf2XmodBeChayJzoZ5vi59HKn9trdx/IhtHHNvr7kFVM Ktj8pfrYVMzazWbBlJiky6vm8vvFJXkqj2/VCehDTHeAluVNx412WYdoxfZHTJSMQo8hdDilLru0 M5CDjfsNiumekjUFXaYCrk1gW0H9FFKCS03uIfGV6AxT2pgZWL8NPMRnKJSJeQ94RpTM6NIMttph +F/2NB1LVvv4owN73dmCZ+x3pSnFGmp9UXgY0zxbr88FfvqZVn8AAAD//wMAUEsDBBQABgAIAAAA IQBdcTjb3gAAAAcBAAAPAAAAZHJzL2Rvd25yZXYueG1sTI9Ba8JAEIXvBf/DMkJvdVMpYmM2IpZS KxSpLdjjmp0m0exs2F1N/Pcde2kvDx6PefO9bN7bRpzRh9qRgvtRAgKpcKamUsHnx/PdFESImoxu HKGCCwaY54ObTKfGdfSO520sBZdQSLWCKsY2lTIUFVodRq5F4uzbeasjW19K43XH5baR4ySZSKtr 4g+VbnFZYXHcnqyCN79aLRfry4E2X7bbjde7zWv/otTtsH+asSxmICL28e8CrhuYH3IG27sTmSAa Bbwm/ipnj5PpA4j91co8k//58x8AAAD//wMAUEsBAi0AFAAGAAgAAAAhALaDOJL+AAAA4QEAABMA AAAAAAAAAAAAAAAAAAAAAFtDb250ZW50X1R5cGVzXS54bWxQSwECLQAUAAYACAAAACEAOP0h/9YA AACUAQAACwAAAAAAAAAAAAAAAAAvAQAAX3JlbHMvLnJlbHNQSwECLQAUAAYACAAAACEAmdj0KJwB AACUAwAADgAAAAAAAAAAAAAAAAAuAgAAZHJzL2Uyb0RvYy54bWxQSwECLQAUAAYACAAAACEAXXE4 294AAAAHAQAADwAAAAAAAAAAAAAAAAD2AwAAZHJzL2Rvd25yZXYueG1sUEsFBgAAAAAEAAQA8wAA AAEFAAAAAA== " strokecolor="#156082 [3204]" strokeweight=".5pt">
                 <v:stroke joinstyle="miter"/>
@@ -4651,7 +4635,7 @@
           <w:lang w:val="es-ES"/>
         </w:rPr>
       </w:pPr>
-      <w:bookmarkStart w:id="7" w:name="_Toc230256462"/>
+      <w:bookmarkStart w:id="7" w:name="_Toc230344051"/>
       <w:r>
         <w:rPr>
           <w:lang w:val="es-ES"/>
@@ -4722,7 +4706,7 @@
               </wp:anchor>
             </w:drawing>
           </mc:Choice>
-          <mc:Fallback xmlns:ns11="http://schemas.microsoft.com/office/drawing/2010/main" xmlns:ns5="http://schemas.openxmlformats.org/drawingml/2006/main" xmlns:ns9="http://schemas.openxmlformats.org/drawingml/2006/picture">
+          <mc:Fallback xmlns:ns9="http://schemas.openxmlformats.org/drawingml/2006/picture" xmlns:ns5="http://schemas.openxmlformats.org/drawingml/2006/main" xmlns:ns11="http://schemas.microsoft.com/office/drawing/2010/main">
             <w:pict>
               <v:line w14:anchorId="10BAAF4A" id="Conexão Reta 2" o:spid="_x0000_s1026" style="position:absolute;z-index:251707392;visibility:visible;mso-wrap-style:square;mso-wrap-distance-left:9pt;mso-wrap-distance-top:0;mso-wrap-distance-right:9pt;mso-wrap-distance-bottom:0;mso-position-horizontal:absolute;mso-position-horizontal-relative:text;mso-position-vertical:absolute;mso-position-vertical-relative:text" from="0,-.05pt" to="484.2pt,-.05pt" o:gfxdata="UEsDBBQABgAIAAAAIQC2gziS/gAAAOEBAAATAAAAW0NvbnRlbnRfVHlwZXNdLnhtbJSRQU7DMBBF 90jcwfIWJU67QAgl6YK0S0CoHGBkTxKLZGx5TGhvj5O2G0SRWNoz/78nu9wcxkFMGNg6quQqL6RA 0s5Y6ir5vt9lD1JwBDIwOMJKHpHlpr69KfdHjyxSmriSfYz+USnWPY7AufNIadK6MEJMx9ApD/oD OlTrorhX2lFEilmcO2RdNtjC5xDF9pCuTyYBB5bi6bQ4syoJ3g9WQ0ymaiLzg5KdCXlKLjvcW893 SUOqXwnz5DrgnHtJTxOsQfEKIT7DmDSUCaxw7Rqn8787ZsmRM9e2VmPeBN4uqYvTtW7jvijg9N/y JsXecLq0q+WD6m8AAAD//wMAUEsDBBQABgAIAAAAIQA4/SH/1gAAAJQBAAALAAAAX3JlbHMvLnJl bHOkkMFqwzAMhu+DvYPRfXGawxijTi+j0GvpHsDYimMaW0Yy2fr2M4PBMnrbUb/Q94l/f/hMi1qR JVI2sOt6UJgd+ZiDgffL8ekFlFSbvV0oo4EbChzGx4f9GRdb25HMsYhqlCwG5lrLq9biZkxWOiqY 22YiTra2kYMu1l1tQD30/bPm3wwYN0x18gb45AdQl1tp5j/sFB2T0FQ7R0nTNEV3j6o9feQzro1i OWA14Fm+Q8a1a8+Bvu/d/dMb2JY5uiPbhG/ktn4cqGU/er3pcvwCAAD//wMAUEsDBBQABgAIAAAA IQCZ2PQonAEAAJQDAAAOAAAAZHJzL2Uyb0RvYy54bWysU01P3DAQvVfqf7B8Z5MAQm202T2A4FK1 qMAPMM54Y8n2WLbZZP99x97dLGorIRAXxx/z3sx7M1muJ2vYFkLU6DreLGrOwEnstdt0/Onx9uwb ZzEJ1wuDDjq+g8jXq69flqNv4RwHND0ERiQutqPv+JCSb6sqygGsiAv04OhRYbAi0TFsqj6Ikdit qc7r+qoaMfQ+oIQY6fZm/8hXhV8pkOmXUhESMx2n2lJZQ1mf81qtlqLdBOEHLQ9liA9UYYV2lHSm uhFJsJeg/6GyWgaMqNJCoq1QKS2haCA1Tf2XmodBeChayJzoZ5vi59HKn9trdx/IhtHHNvr7kFVM Ktj8pfrYVMzazWbBlJiky6vm8vvFJXkqj2/VCehDTHeAluVNx412WYdoxfZHTJSMQo8hdDilLru0 M5CDjfsNiumekjUFXaYCrk1gW0H9FFKCS03uIfGV6AxT2pgZWL8NPMRnKJSJeQ94RpTM6NIMttph +F/2NB1LVvv4owN73dmCZ+x3pSnFGmp9UXgY0zxbr88FfvqZVn8AAAD//wMAUEsDBBQABgAIAAAA IQCasyRQ4AAAAAkBAAAPAAAAZHJzL2Rvd25yZXYueG1sTI9Ba8JAEIXvhf6HZQq96UYpYmM2IpZS KxSpFfS4ZqdJ2uxs2F1N/Pcde2kvA4/He/O+bN7bRpzRh9qRgtEwAYFUOFNTqWD38TyYgghRk9GN I1RwwQDz/PYm06lxHb3jeRtLwSUUUq2girFNpQxFhVaHoWuR2Pt03urI0pfSeN1xuW3kOEkm0uqa +EOlW1xWWHxvT1bBm1+tlov15Ys2B9vtx+v95rV/Uer+rn+a8VnMQETs418Crgy8H3IednQnMkE0 CpgmKhiMQLD5OJk+gDj+apln8j9B/gMAAP//AwBQSwECLQAUAAYACAAAACEAtoM4kv4AAADhAQAA EwAAAAAAAAAAAAAAAAAAAAAAW0NvbnRlbnRfVHlwZXNdLnhtbFBLAQItABQABgAIAAAAIQA4/SH/ 1gAAAJQBAAALAAAAAAAAAAAAAAAAAC8BAABfcmVscy8ucmVsc1BLAQItABQABgAIAAAAIQCZ2PQo nAEAAJQDAAAOAAAAAAAAAAAAAAAAAC4CAABkcnMvZTJvRG9jLnhtbFBLAQItABQABgAIAAAAIQCa syRQ4AAAAAkBAAAPAAAAAAAAAAAAAAAAAPYDAABkcnMvZG93bnJldi54bWxQSwUGAAAAAAQABADz AAAAAwUAAAAA " strokecolor="#156082 [3204]" strokeweight=".5pt">
                 <v:stroke joinstyle="miter"/>
@@ -4868,7 +4852,7 @@
           <w:lang w:val="es-ES"/>
         </w:rPr>
       </w:pPr>
-      <w:bookmarkStart w:id="8" w:name="_Toc230256463"/>
+      <w:bookmarkStart w:id="8" w:name="_Toc230344052"/>
       <w:r>
         <w:rPr>
           <w:lang w:val="es-ES"/>
@@ -4938,7 +4922,7 @@
               </wp:anchor>
             </w:drawing>
           </mc:Choice>
-          <mc:Fallback xmlns:ns11="http://schemas.microsoft.com/office/drawing/2010/main" xmlns:ns5="http://schemas.openxmlformats.org/drawingml/2006/main" xmlns:ns9="http://schemas.openxmlformats.org/drawingml/2006/picture">
+          <mc:Fallback xmlns:ns9="http://schemas.openxmlformats.org/drawingml/2006/picture" xmlns:ns5="http://schemas.openxmlformats.org/drawingml/2006/main" xmlns:ns11="http://schemas.microsoft.com/office/drawing/2010/main">
             <w:pict>
               <v:line w14:anchorId="44DE2E80" id="Conexão Reta 3" o:spid="_x0000_s1026" style="position:absolute;z-index:251668480;visibility:visible;mso-wrap-style:square;mso-wrap-distance-left:9pt;mso-wrap-distance-top:0;mso-wrap-distance-right:9pt;mso-wrap-distance-bottom:0;mso-position-horizontal:absolute;mso-position-horizontal-relative:text;mso-position-vertical:absolute;mso-position-vertical-relative:text" from="0,0" to="484.2pt,0" o:gfxdata="UEsDBBQABgAIAAAAIQC2gziS/gAAAOEBAAATAAAAW0NvbnRlbnRfVHlwZXNdLnhtbJSRQU7DMBBF 90jcwfIWJU67QAgl6YK0S0CoHGBkTxKLZGx5TGhvj5O2G0SRWNoz/78nu9wcxkFMGNg6quQqL6RA 0s5Y6ir5vt9lD1JwBDIwOMJKHpHlpr69KfdHjyxSmriSfYz+USnWPY7AufNIadK6MEJMx9ApD/oD OlTrorhX2lFEilmcO2RdNtjC5xDF9pCuTyYBB5bi6bQ4syoJ3g9WQ0ymaiLzg5KdCXlKLjvcW893 SUOqXwnz5DrgnHtJTxOsQfEKIT7DmDSUCaxw7Rqn8787ZsmRM9e2VmPeBN4uqYvTtW7jvijg9N/y JsXecLq0q+WD6m8AAAD//wMAUEsDBBQABgAIAAAAIQA4/SH/1gAAAJQBAAALAAAAX3JlbHMvLnJl bHOkkMFqwzAMhu+DvYPRfXGawxijTi+j0GvpHsDYimMaW0Yy2fr2M4PBMnrbUb/Q94l/f/hMi1qR JVI2sOt6UJgd+ZiDgffL8ekFlFSbvV0oo4EbChzGx4f9GRdb25HMsYhqlCwG5lrLq9biZkxWOiqY 22YiTra2kYMu1l1tQD30/bPm3wwYN0x18gb45AdQl1tp5j/sFB2T0FQ7R0nTNEV3j6o9feQzro1i OWA14Fm+Q8a1a8+Bvu/d/dMb2JY5uiPbhG/ktn4cqGU/er3pcvwCAAD//wMAUEsDBBQABgAIAAAA IQCZ2PQonAEAAJQDAAAOAAAAZHJzL2Uyb0RvYy54bWysU01P3DAQvVfqf7B8Z5MAQm202T2A4FK1 qMAPMM54Y8n2WLbZZP99x97dLGorIRAXxx/z3sx7M1muJ2vYFkLU6DreLGrOwEnstdt0/Onx9uwb ZzEJ1wuDDjq+g8jXq69flqNv4RwHND0ERiQutqPv+JCSb6sqygGsiAv04OhRYbAi0TFsqj6Ikdit qc7r+qoaMfQ+oIQY6fZm/8hXhV8pkOmXUhESMx2n2lJZQ1mf81qtlqLdBOEHLQ9liA9UYYV2lHSm uhFJsJeg/6GyWgaMqNJCoq1QKS2haCA1Tf2XmodBeChayJzoZ5vi59HKn9trdx/IhtHHNvr7kFVM Ktj8pfrYVMzazWbBlJiky6vm8vvFJXkqj2/VCehDTHeAluVNx412WYdoxfZHTJSMQo8hdDilLru0 M5CDjfsNiumekjUFXaYCrk1gW0H9FFKCS03uIfGV6AxT2pgZWL8NPMRnKJSJeQ94RpTM6NIMttph +F/2NB1LVvv4owN73dmCZ+x3pSnFGmp9UXgY0zxbr88FfvqZVn8AAAD//wMAUEsDBBQABgAIAAAA IQBdcTjb3gAAAAcBAAAPAAAAZHJzL2Rvd25yZXYueG1sTI9Ba8JAEIXvBf/DMkJvdVMpYmM2IpZS KxSpLdjjmp0m0exs2F1N/Pcde2kvDx6PefO9bN7bRpzRh9qRgvtRAgKpcKamUsHnx/PdFESImoxu HKGCCwaY54ObTKfGdfSO520sBZdQSLWCKsY2lTIUFVodRq5F4uzbeasjW19K43XH5baR4ySZSKtr 4g+VbnFZYXHcnqyCN79aLRfry4E2X7bbjde7zWv/otTtsH+asSxmICL28e8CrhuYH3IG27sTmSAa Bbwm/ipnj5PpA4j91co8k//58x8AAAD//wMAUEsBAi0AFAAGAAgAAAAhALaDOJL+AAAA4QEAABMA AAAAAAAAAAAAAAAAAAAAAFtDb250ZW50X1R5cGVzXS54bWxQSwECLQAUAAYACAAAACEAOP0h/9YA AACUAQAACwAAAAAAAAAAAAAAAAAvAQAAX3JlbHMvLnJlbHNQSwECLQAUAAYACAAAACEAmdj0KJwB AACUAwAADgAAAAAAAAAAAAAAAAAuAgAAZHJzL2Uyb0RvYy54bWxQSwECLQAUAAYACAAAACEAXXE4 294AAAAHAQAADwAAAAAAAAAAAAAAAAD2AwAAZHJzL2Rvd25yZXYueG1sUEsFBgAAAAAEAAQA8wAA AAEFAAAAAA== " strokecolor="#156082 [3204]" strokeweight=".5pt">
                 <v:stroke joinstyle="miter"/>
@@ -5111,7 +5095,7 @@
       <w:pPr>
         <w:pStyle w:val="Ttulo3"/>
       </w:pPr>
-      <w:bookmarkStart w:id="9" w:name="_Toc230256464"/>
+      <w:bookmarkStart w:id="9" w:name="_Toc230344053"/>
       <w:proofErr w:type="spellStart"/>
       <w:r>
         <w:t>Puntos</w:t>
@@ -5188,7 +5172,7 @@
               </wp:anchor>
             </w:drawing>
           </mc:Choice>
-          <mc:Fallback xmlns:ns11="http://schemas.microsoft.com/office/drawing/2010/main" xmlns:ns5="http://schemas.openxmlformats.org/drawingml/2006/main" xmlns:ns9="http://schemas.openxmlformats.org/drawingml/2006/picture">
+          <mc:Fallback xmlns:ns9="http://schemas.openxmlformats.org/drawingml/2006/picture" xmlns:ns5="http://schemas.openxmlformats.org/drawingml/2006/main" xmlns:ns11="http://schemas.microsoft.com/office/drawing/2010/main">
             <w:pict>
               <v:line w14:anchorId="15F6B7A1" id="Conexão Reta 2" o:spid="_x0000_s1026" style="position:absolute;z-index:251709440;visibility:visible;mso-wrap-style:square;mso-wrap-distance-left:9pt;mso-wrap-distance-top:0;mso-wrap-distance-right:9pt;mso-wrap-distance-bottom:0;mso-position-horizontal:absolute;mso-position-horizontal-relative:text;mso-position-vertical:absolute;mso-position-vertical-relative:text" from="0,-.05pt" to="484.2pt,-.05pt" o:gfxdata="UEsDBBQABgAIAAAAIQC2gziS/gAAAOEBAAATAAAAW0NvbnRlbnRfVHlwZXNdLnhtbJSRQU7DMBBF 90jcwfIWJU67QAgl6YK0S0CoHGBkTxKLZGx5TGhvj5O2G0SRWNoz/78nu9wcxkFMGNg6quQqL6RA 0s5Y6ir5vt9lD1JwBDIwOMJKHpHlpr69KfdHjyxSmriSfYz+USnWPY7AufNIadK6MEJMx9ApD/oD OlTrorhX2lFEilmcO2RdNtjC5xDF9pCuTyYBB5bi6bQ4syoJ3g9WQ0ymaiLzg5KdCXlKLjvcW893 SUOqXwnz5DrgnHtJTxOsQfEKIT7DmDSUCaxw7Rqn8787ZsmRM9e2VmPeBN4uqYvTtW7jvijg9N/y JsXecLq0q+WD6m8AAAD//wMAUEsDBBQABgAIAAAAIQA4/SH/1gAAAJQBAAALAAAAX3JlbHMvLnJl bHOkkMFqwzAMhu+DvYPRfXGawxijTi+j0GvpHsDYimMaW0Yy2fr2M4PBMnrbUb/Q94l/f/hMi1qR JVI2sOt6UJgd+ZiDgffL8ekFlFSbvV0oo4EbChzGx4f9GRdb25HMsYhqlCwG5lrLq9biZkxWOiqY 22YiTra2kYMu1l1tQD30/bPm3wwYN0x18gb45AdQl1tp5j/sFB2T0FQ7R0nTNEV3j6o9feQzro1i OWA14Fm+Q8a1a8+Bvu/d/dMb2JY5uiPbhG/ktn4cqGU/er3pcvwCAAD//wMAUEsDBBQABgAIAAAA IQCZ2PQonAEAAJQDAAAOAAAAZHJzL2Uyb0RvYy54bWysU01P3DAQvVfqf7B8Z5MAQm202T2A4FK1 qMAPMM54Y8n2WLbZZP99x97dLGorIRAXxx/z3sx7M1muJ2vYFkLU6DreLGrOwEnstdt0/Onx9uwb ZzEJ1wuDDjq+g8jXq69flqNv4RwHND0ERiQutqPv+JCSb6sqygGsiAv04OhRYbAi0TFsqj6Ikdit qc7r+qoaMfQ+oIQY6fZm/8hXhV8pkOmXUhESMx2n2lJZQ1mf81qtlqLdBOEHLQ9liA9UYYV2lHSm uhFJsJeg/6GyWgaMqNJCoq1QKS2haCA1Tf2XmodBeChayJzoZ5vi59HKn9trdx/IhtHHNvr7kFVM Ktj8pfrYVMzazWbBlJiky6vm8vvFJXkqj2/VCehDTHeAluVNx412WYdoxfZHTJSMQo8hdDilLru0 M5CDjfsNiumekjUFXaYCrk1gW0H9FFKCS03uIfGV6AxT2pgZWL8NPMRnKJSJeQ94RpTM6NIMttph +F/2NB1LVvv4owN73dmCZ+x3pSnFGmp9UXgY0zxbr88FfvqZVn8AAAD//wMAUEsDBBQABgAIAAAA IQCasyRQ4AAAAAkBAAAPAAAAZHJzL2Rvd25yZXYueG1sTI9Ba8JAEIXvhf6HZQq96UYpYmM2IpZS KxSpFfS4ZqdJ2uxs2F1N/Pcde2kvA4/He/O+bN7bRpzRh9qRgtEwAYFUOFNTqWD38TyYgghRk9GN I1RwwQDz/PYm06lxHb3jeRtLwSUUUq2girFNpQxFhVaHoWuR2Pt03urI0pfSeN1xuW3kOEkm0uqa +EOlW1xWWHxvT1bBm1+tlov15Ys2B9vtx+v95rV/Uer+rn+a8VnMQETs418Crgy8H3IednQnMkE0 CpgmKhiMQLD5OJk+gDj+apln8j9B/gMAAP//AwBQSwECLQAUAAYACAAAACEAtoM4kv4AAADhAQAA EwAAAAAAAAAAAAAAAAAAAAAAW0NvbnRlbnRfVHlwZXNdLnhtbFBLAQItABQABgAIAAAAIQA4/SH/ 1gAAAJQBAAALAAAAAAAAAAAAAAAAAC8BAABfcmVscy8ucmVsc1BLAQItABQABgAIAAAAIQCZ2PQo nAEAAJQDAAAOAAAAAAAAAAAAAAAAAC4CAABkcnMvZTJvRG9jLnhtbFBLAQItABQABgAIAAAAIQCa syRQ4AAAAAkBAAAPAAAAAAAAAAAAAAAAAPYDAABkcnMvZG93bnJldi54bWxQSwUGAAAAAAQABADz AAAAAwUAAAAA " strokecolor="#156082 [3204]" strokeweight=".5pt">
                 <v:stroke joinstyle="miter"/>
@@ -5429,7 +5413,7 @@
           <w:lang w:val="es-ES"/>
         </w:rPr>
       </w:pPr>
-      <w:bookmarkStart w:id="10" w:name="_Toc230256465"/>
+      <w:bookmarkStart w:id="10" w:name="_Toc230344054"/>
       <w:r>
         <w:rPr>
           <w:lang w:val="es-ES"/>
@@ -5509,7 +5493,7 @@
               </wp:anchor>
             </w:drawing>
           </mc:Choice>
-          <mc:Fallback xmlns:ns11="http://schemas.microsoft.com/office/drawing/2010/main" xmlns:ns5="http://schemas.openxmlformats.org/drawingml/2006/main" xmlns:ns9="http://schemas.openxmlformats.org/drawingml/2006/picture">
+          <mc:Fallback xmlns:ns9="http://schemas.openxmlformats.org/drawingml/2006/picture" xmlns:ns5="http://schemas.openxmlformats.org/drawingml/2006/main" xmlns:ns11="http://schemas.microsoft.com/office/drawing/2010/main">
             <w:pict>
               <v:line w14:anchorId="76E1667A" id="Conexão Reta 3" o:spid="_x0000_s1026" style="position:absolute;z-index:251711488;visibility:visible;mso-wrap-style:square;mso-wrap-distance-left:9pt;mso-wrap-distance-top:0;mso-wrap-distance-right:9pt;mso-wrap-distance-bottom:0;mso-position-horizontal:absolute;mso-position-horizontal-relative:text;mso-position-vertical:absolute;mso-position-vertical-relative:text" from="0,-.05pt" to="484.2pt,-.05pt" o:gfxdata="UEsDBBQABgAIAAAAIQC2gziS/gAAAOEBAAATAAAAW0NvbnRlbnRfVHlwZXNdLnhtbJSRQU7DMBBF 90jcwfIWJU67QAgl6YK0S0CoHGBkTxKLZGx5TGhvj5O2G0SRWNoz/78nu9wcxkFMGNg6quQqL6RA 0s5Y6ir5vt9lD1JwBDIwOMJKHpHlpr69KfdHjyxSmriSfYz+USnWPY7AufNIadK6MEJMx9ApD/oD OlTrorhX2lFEilmcO2RdNtjC5xDF9pCuTyYBB5bi6bQ4syoJ3g9WQ0ymaiLzg5KdCXlKLjvcW893 SUOqXwnz5DrgnHtJTxOsQfEKIT7DmDSUCaxw7Rqn8787ZsmRM9e2VmPeBN4uqYvTtW7jvijg9N/y JsXecLq0q+WD6m8AAAD//wMAUEsDBBQABgAIAAAAIQA4/SH/1gAAAJQBAAALAAAAX3JlbHMvLnJl bHOkkMFqwzAMhu+DvYPRfXGawxijTi+j0GvpHsDYimMaW0Yy2fr2M4PBMnrbUb/Q94l/f/hMi1qR JVI2sOt6UJgd+ZiDgffL8ekFlFSbvV0oo4EbChzGx4f9GRdb25HMsYhqlCwG5lrLq9biZkxWOiqY 22YiTra2kYMu1l1tQD30/bPm3wwYN0x18gb45AdQl1tp5j/sFB2T0FQ7R0nTNEV3j6o9feQzro1i OWA14Fm+Q8a1a8+Bvu/d/dMb2JY5uiPbhG/ktn4cqGU/er3pcvwCAAD//wMAUEsDBBQABgAIAAAA IQCZ2PQonAEAAJQDAAAOAAAAZHJzL2Uyb0RvYy54bWysU01P3DAQvVfqf7B8Z5MAQm202T2A4FK1 qMAPMM54Y8n2WLbZZP99x97dLGorIRAXxx/z3sx7M1muJ2vYFkLU6DreLGrOwEnstdt0/Onx9uwb ZzEJ1wuDDjq+g8jXq69flqNv4RwHND0ERiQutqPv+JCSb6sqygGsiAv04OhRYbAi0TFsqj6Ikdit qc7r+qoaMfQ+oIQY6fZm/8hXhV8pkOmXUhESMx2n2lJZQ1mf81qtlqLdBOEHLQ9liA9UYYV2lHSm uhFJsJeg/6GyWgaMqNJCoq1QKS2haCA1Tf2XmodBeChayJzoZ5vi59HKn9trdx/IhtHHNvr7kFVM Ktj8pfrYVMzazWbBlJiky6vm8vvFJXkqj2/VCehDTHeAluVNx412WYdoxfZHTJSMQo8hdDilLru0 M5CDjfsNiumekjUFXaYCrk1gW0H9FFKCS03uIfGV6AxT2pgZWL8NPMRnKJSJeQ94RpTM6NIMttph +F/2NB1LVvv4owN73dmCZ+x3pSnFGmp9UXgY0zxbr88FfvqZVn8AAAD//wMAUEsDBBQABgAIAAAA IQCasyRQ4AAAAAkBAAAPAAAAZHJzL2Rvd25yZXYueG1sTI9Ba8JAEIXvhf6HZQq96UYpYmM2IpZS KxSpFfS4ZqdJ2uxs2F1N/Pcde2kvA4/He/O+bN7bRpzRh9qRgtEwAYFUOFNTqWD38TyYgghRk9GN I1RwwQDz/PYm06lxHb3jeRtLwSUUUq2girFNpQxFhVaHoWuR2Pt03urI0pfSeN1xuW3kOEkm0uqa +EOlW1xWWHxvT1bBm1+tlov15Ys2B9vtx+v95rV/Uer+rn+a8VnMQETs418Crgy8H3IednQnMkE0 CpgmKhiMQLD5OJk+gDj+apln8j9B/gMAAP//AwBQSwECLQAUAAYACAAAACEAtoM4kv4AAADhAQAA EwAAAAAAAAAAAAAAAAAAAAAAW0NvbnRlbnRfVHlwZXNdLnhtbFBLAQItABQABgAIAAAAIQA4/SH/ 1gAAAJQBAAALAAAAAAAAAAAAAAAAAC8BAABfcmVscy8ucmVsc1BLAQItABQABgAIAAAAIQCZ2PQo nAEAAJQDAAAOAAAAAAAAAAAAAAAAAC4CAABkcnMvZTJvRG9jLnhtbFBLAQItABQABgAIAAAAIQCa syRQ4AAAAAkBAAAPAAAAAAAAAAAAAAAAAPYDAABkcnMvZG93bnJldi54bWxQSwUGAAAAAAQABADz AAAAAwUAAAAA " strokecolor="#156082 [3204]" strokeweight=".5pt">
                 <v:stroke joinstyle="miter"/>
@@ -5904,7 +5888,7 @@
           <w:lang w:val="en-US"/>
         </w:rPr>
       </w:pPr>
-      <w:bookmarkStart w:id="11" w:name="_Toc230256466"/>
+      <w:bookmarkStart w:id="11" w:name="_Toc230344055"/>
       <w:r>
         <w:rPr>
           <w:lang w:val="en-US"/>
@@ -6084,7 +6068,7 @@
           <w:lang w:val="es-ES"/>
         </w:rPr>
       </w:pPr>
-      <w:bookmarkStart w:id="12" w:name="_Toc230256467"/>
+      <w:bookmarkStart w:id="12" w:name="_Toc230344056"/>
       <w:r>
         <w:rPr>
           <w:lang w:val="es-ES"/>
@@ -6154,7 +6138,7 @@
               </wp:anchor>
             </w:drawing>
           </mc:Choice>
-          <mc:Fallback xmlns:ns11="http://schemas.microsoft.com/office/drawing/2010/main" xmlns:ns5="http://schemas.openxmlformats.org/drawingml/2006/main" xmlns:ns9="http://schemas.openxmlformats.org/drawingml/2006/picture">
+          <mc:Fallback xmlns:ns9="http://schemas.openxmlformats.org/drawingml/2006/picture" xmlns:ns5="http://schemas.openxmlformats.org/drawingml/2006/main" xmlns:ns11="http://schemas.microsoft.com/office/drawing/2010/main">
             <w:pict>
               <v:line w14:anchorId="787BFDF2" id="Conexão Reta 3" o:spid="_x0000_s1026" style="position:absolute;z-index:251713536;visibility:visible;mso-wrap-style:square;mso-wrap-distance-left:9pt;mso-wrap-distance-top:0;mso-wrap-distance-right:9pt;mso-wrap-distance-bottom:0;mso-position-horizontal:absolute;mso-position-horizontal-relative:text;mso-position-vertical:absolute;mso-position-vertical-relative:text" from="0,-.05pt" to="484.2pt,-.05pt" o:gfxdata="UEsDBBQABgAIAAAAIQC2gziS/gAAAOEBAAATAAAAW0NvbnRlbnRfVHlwZXNdLnhtbJSRQU7DMBBF 90jcwfIWJU67QAgl6YK0S0CoHGBkTxKLZGx5TGhvj5O2G0SRWNoz/78nu9wcxkFMGNg6quQqL6RA 0s5Y6ir5vt9lD1JwBDIwOMJKHpHlpr69KfdHjyxSmriSfYz+USnWPY7AufNIadK6MEJMx9ApD/oD OlTrorhX2lFEilmcO2RdNtjC5xDF9pCuTyYBB5bi6bQ4syoJ3g9WQ0ymaiLzg5KdCXlKLjvcW893 SUOqXwnz5DrgnHtJTxOsQfEKIT7DmDSUCaxw7Rqn8787ZsmRM9e2VmPeBN4uqYvTtW7jvijg9N/y JsXecLq0q+WD6m8AAAD//wMAUEsDBBQABgAIAAAAIQA4/SH/1gAAAJQBAAALAAAAX3JlbHMvLnJl bHOkkMFqwzAMhu+DvYPRfXGawxijTi+j0GvpHsDYimMaW0Yy2fr2M4PBMnrbUb/Q94l/f/hMi1qR JVI2sOt6UJgd+ZiDgffL8ekFlFSbvV0oo4EbChzGx4f9GRdb25HMsYhqlCwG5lrLq9biZkxWOiqY 22YiTra2kYMu1l1tQD30/bPm3wwYN0x18gb45AdQl1tp5j/sFB2T0FQ7R0nTNEV3j6o9feQzro1i OWA14Fm+Q8a1a8+Bvu/d/dMb2JY5uiPbhG/ktn4cqGU/er3pcvwCAAD//wMAUEsDBBQABgAIAAAA IQCZ2PQonAEAAJQDAAAOAAAAZHJzL2Uyb0RvYy54bWysU01P3DAQvVfqf7B8Z5MAQm202T2A4FK1 qMAPMM54Y8n2WLbZZP99x97dLGorIRAXxx/z3sx7M1muJ2vYFkLU6DreLGrOwEnstdt0/Onx9uwb ZzEJ1wuDDjq+g8jXq69flqNv4RwHND0ERiQutqPv+JCSb6sqygGsiAv04OhRYbAi0TFsqj6Ikdit qc7r+qoaMfQ+oIQY6fZm/8hXhV8pkOmXUhESMx2n2lJZQ1mf81qtlqLdBOEHLQ9liA9UYYV2lHSm uhFJsJeg/6GyWgaMqNJCoq1QKS2haCA1Tf2XmodBeChayJzoZ5vi59HKn9trdx/IhtHHNvr7kFVM Ktj8pfrYVMzazWbBlJiky6vm8vvFJXkqj2/VCehDTHeAluVNx412WYdoxfZHTJSMQo8hdDilLru0 M5CDjfsNiumekjUFXaYCrk1gW0H9FFKCS03uIfGV6AxT2pgZWL8NPMRnKJSJeQ94RpTM6NIMttph +F/2NB1LVvv4owN73dmCZ+x3pSnFGmp9UXgY0zxbr88FfvqZVn8AAAD//wMAUEsDBBQABgAIAAAA IQCasyRQ4AAAAAkBAAAPAAAAZHJzL2Rvd25yZXYueG1sTI9Ba8JAEIXvhf6HZQq96UYpYmM2IpZS KxSpFfS4ZqdJ2uxs2F1N/Pcde2kvA4/He/O+bN7bRpzRh9qRgtEwAYFUOFNTqWD38TyYgghRk9GN I1RwwQDz/PYm06lxHb3jeRtLwSUUUq2girFNpQxFhVaHoWuR2Pt03urI0pfSeN1xuW3kOEkm0uqa +EOlW1xWWHxvT1bBm1+tlov15Ys2B9vtx+v95rV/Uer+rn+a8VnMQETs418Crgy8H3IednQnMkE0 CpgmKhiMQLD5OJk+gDj+apln8j9B/gMAAP//AwBQSwECLQAUAAYACAAAACEAtoM4kv4AAADhAQAA EwAAAAAAAAAAAAAAAAAAAAAAW0NvbnRlbnRfVHlwZXNdLnhtbFBLAQItABQABgAIAAAAIQA4/SH/ 1gAAAJQBAAALAAAAAAAAAAAAAAAAAC8BAABfcmVscy8ucmVsc1BLAQItABQABgAIAAAAIQCZ2PQo nAEAAJQDAAAOAAAAAAAAAAAAAAAAAC4CAABkcnMvZTJvRG9jLnhtbFBLAQItABQABgAIAAAAIQCa syRQ4AAAAAkBAAAPAAAAAAAAAAAAAAAAAPYDAABkcnMvZG93bnJldi54bWxQSwUGAAAAAAQABADz AAAAAwUAAAAA " strokecolor="#156082 [3204]" strokeweight=".5pt">
                 <v:stroke joinstyle="miter"/>
@@ -6624,7 +6608,7 @@
           <w:lang w:val="es-ES"/>
         </w:rPr>
       </w:pPr>
-      <w:bookmarkStart w:id="13" w:name="_Toc230256468"/>
+      <w:bookmarkStart w:id="13" w:name="_Toc230344057"/>
       <w:proofErr w:type="spellStart"/>
       <w:r>
         <w:rPr>
@@ -6716,7 +6700,7 @@
               </wp:anchor>
             </w:drawing>
           </mc:Choice>
-          <mc:Fallback xmlns:ns11="http://schemas.microsoft.com/office/drawing/2010/main" xmlns:ns5="http://schemas.openxmlformats.org/drawingml/2006/main" xmlns:ns9="http://schemas.openxmlformats.org/drawingml/2006/picture">
+          <mc:Fallback xmlns:ns9="http://schemas.openxmlformats.org/drawingml/2006/picture" xmlns:ns5="http://schemas.openxmlformats.org/drawingml/2006/main" xmlns:ns11="http://schemas.microsoft.com/office/drawing/2010/main">
             <w:pict>
               <v:line w14:anchorId="13B0F591" id="Conexão Reta 3" o:spid="_x0000_s1026" style="position:absolute;z-index:251715584;visibility:visible;mso-wrap-style:square;mso-wrap-distance-left:9pt;mso-wrap-distance-top:0;mso-wrap-distance-right:9pt;mso-wrap-distance-bottom:0;mso-position-horizontal:absolute;mso-position-horizontal-relative:text;mso-position-vertical:absolute;mso-position-vertical-relative:text" from="0,-.05pt" to="484.2pt,-.05pt" o:gfxdata="UEsDBBQABgAIAAAAIQC2gziS/gAAAOEBAAATAAAAW0NvbnRlbnRfVHlwZXNdLnhtbJSRQU7DMBBF 90jcwfIWJU67QAgl6YK0S0CoHGBkTxKLZGx5TGhvj5O2G0SRWNoz/78nu9wcxkFMGNg6quQqL6RA 0s5Y6ir5vt9lD1JwBDIwOMJKHpHlpr69KfdHjyxSmriSfYz+USnWPY7AufNIadK6MEJMx9ApD/oD OlTrorhX2lFEilmcO2RdNtjC5xDF9pCuTyYBB5bi6bQ4syoJ3g9WQ0ymaiLzg5KdCXlKLjvcW893 SUOqXwnz5DrgnHtJTxOsQfEKIT7DmDSUCaxw7Rqn8787ZsmRM9e2VmPeBN4uqYvTtW7jvijg9N/y JsXecLq0q+WD6m8AAAD//wMAUEsDBBQABgAIAAAAIQA4/SH/1gAAAJQBAAALAAAAX3JlbHMvLnJl bHOkkMFqwzAMhu+DvYPRfXGawxijTi+j0GvpHsDYimMaW0Yy2fr2M4PBMnrbUb/Q94l/f/hMi1qR JVI2sOt6UJgd+ZiDgffL8ekFlFSbvV0oo4EbChzGx4f9GRdb25HMsYhqlCwG5lrLq9biZkxWOiqY 22YiTra2kYMu1l1tQD30/bPm3wwYN0x18gb45AdQl1tp5j/sFB2T0FQ7R0nTNEV3j6o9feQzro1i OWA14Fm+Q8a1a8+Bvu/d/dMb2JY5uiPbhG/ktn4cqGU/er3pcvwCAAD//wMAUEsDBBQABgAIAAAA IQCZ2PQonAEAAJQDAAAOAAAAZHJzL2Uyb0RvYy54bWysU01P3DAQvVfqf7B8Z5MAQm202T2A4FK1 qMAPMM54Y8n2WLbZZP99x97dLGorIRAXxx/z3sx7M1muJ2vYFkLU6DreLGrOwEnstdt0/Onx9uwb ZzEJ1wuDDjq+g8jXq69flqNv4RwHND0ERiQutqPv+JCSb6sqygGsiAv04OhRYbAi0TFsqj6Ikdit qc7r+qoaMfQ+oIQY6fZm/8hXhV8pkOmXUhESMx2n2lJZQ1mf81qtlqLdBOEHLQ9liA9UYYV2lHSm uhFJsJeg/6GyWgaMqNJCoq1QKS2haCA1Tf2XmodBeChayJzoZ5vi59HKn9trdx/IhtHHNvr7kFVM Ktj8pfrYVMzazWbBlJiky6vm8vvFJXkqj2/VCehDTHeAluVNx412WYdoxfZHTJSMQo8hdDilLru0 M5CDjfsNiumekjUFXaYCrk1gW0H9FFKCS03uIfGV6AxT2pgZWL8NPMRnKJSJeQ94RpTM6NIMttph +F/2NB1LVvv4owN73dmCZ+x3pSnFGmp9UXgY0zxbr88FfvqZVn8AAAD//wMAUEsDBBQABgAIAAAA IQCasyRQ4AAAAAkBAAAPAAAAZHJzL2Rvd25yZXYueG1sTI9Ba8JAEIXvhf6HZQq96UYpYmM2IpZS KxSpFfS4ZqdJ2uxs2F1N/Pcde2kvA4/He/O+bN7bRpzRh9qRgtEwAYFUOFNTqWD38TyYgghRk9GN I1RwwQDz/PYm06lxHb3jeRtLwSUUUq2girFNpQxFhVaHoWuR2Pt03urI0pfSeN1xuW3kOEkm0uqa +EOlW1xWWHxvT1bBm1+tlov15Ys2B9vtx+v95rV/Uer+rn+a8VnMQETs418Crgy8H3IednQnMkE0 CpgmKhiMQLD5OJk+gDj+apln8j9B/gMAAP//AwBQSwECLQAUAAYACAAAACEAtoM4kv4AAADhAQAA EwAAAAAAAAAAAAAAAAAAAAAAW0NvbnRlbnRfVHlwZXNdLnhtbFBLAQItABQABgAIAAAAIQA4/SH/ 1gAAAJQBAAALAAAAAAAAAAAAAAAAAC8BAABfcmVscy8ucmVsc1BLAQItABQABgAIAAAAIQCZ2PQo nAEAAJQDAAAOAAAAAAAAAAAAAAAAAC4CAABkcnMvZTJvRG9jLnhtbFBLAQItABQABgAIAAAAIQCa syRQ4AAAAAkBAAAPAAAAAAAAAAAAAAAAAPYDAABkcnMvZG93bnJldi54bWxQSwUGAAAAAAQABADz AAAAAwUAAAAA " strokecolor="#156082 [3204]" strokeweight=".5pt">
                 <v:stroke joinstyle="miter"/>
@@ -8769,7 +8753,7 @@
             <w:r>
               <w:rPr>
                 <w:rFonts w:ascii="Courier New" w:eastAsia="Courier New" w:hAnsi="Courier New" w:cs="Courier New"/>
-                <w:color w:val="D4D4D4"/>
+                <w:color w:val="FFFFFF" w:themeColor="background1"/>
                 <w:sz w:val="18"/>
                 <w:szCs w:val="18"/>
                 <w:lang w:val="en-US"/>
@@ -8780,7 +8764,7 @@
             <w:r>
               <w:rPr>
                 <w:rFonts w:ascii="Courier New" w:eastAsia="Courier New" w:hAnsi="Courier New" w:cs="Courier New"/>
-                <w:color w:val="D4D4D4"/>
+                <w:color w:val="FFFFFF" w:themeColor="background1"/>
                 <w:sz w:val="18"/>
                 <w:szCs w:val="18"/>
                 <w:lang w:val="en-US"/>
@@ -8791,12 +8775,56 @@
             <w:r>
               <w:rPr>
                 <w:rFonts w:ascii="Courier New" w:eastAsia="Courier New" w:hAnsi="Courier New" w:cs="Courier New"/>
-                <w:color w:val="D4D4D4"/>
-                <w:sz w:val="18"/>
-                <w:szCs w:val="18"/>
-                <w:lang w:val="en-US"/>
-              </w:rPr>
-              <w:t>id, name, price, stock, category),</w:t>
+                <w:color w:val="FFFFFF" w:themeColor="background1"/>
+                <w:sz w:val="18"/>
+                <w:szCs w:val="18"/>
+                <w:lang w:val="en-US"/>
+              </w:rPr>
+              <w:t xml:space="preserve">id, name, price, stock, category, </w:t>
+            </w:r>
+            <w:proofErr w:type="spellStart"/>
+            <w:r>
+              <w:rPr>
+                <w:rFonts w:ascii="Courier New" w:eastAsia="Courier New" w:hAnsi="Courier New" w:cs="Courier New"/>
+                <w:color w:val="FFFFFF" w:themeColor="background1"/>
+                <w:sz w:val="18"/>
+                <w:szCs w:val="18"/>
+                <w:lang w:val="en-US"/>
+              </w:rPr>
+              <w:t>costPrice</w:t>
+            </w:r>
+            <w:proofErr w:type="spellEnd"/>
+            <w:r>
+              <w:rPr>
+                <w:rFonts w:ascii="Courier New" w:eastAsia="Courier New" w:hAnsi="Courier New" w:cs="Courier New"/>
+                <w:color w:val="FFFFFF" w:themeColor="background1"/>
+                <w:sz w:val="18"/>
+                <w:szCs w:val="18"/>
+                <w:lang w:val="en-US"/>
+              </w:rPr>
+              <w:t xml:space="preserve">, </w:t>
+            </w:r>
+            <w:proofErr w:type="spellStart"/>
+            <w:r>
+              <w:rPr>
+                <w:rFonts w:ascii="Courier New" w:eastAsia="Courier New" w:hAnsi="Courier New" w:cs="Courier New"/>
+                <w:color w:val="FFFFFF" w:themeColor="background1"/>
+                <w:sz w:val="18"/>
+                <w:szCs w:val="18"/>
+                <w:lang w:val="en-US"/>
+              </w:rPr>
+              <w:t>supplierCode</w:t>
+            </w:r>
+            <w:proofErr w:type="spellEnd"/>
+            <w:r>
+              <w:rPr>
+                <w:rFonts w:ascii="Courier New" w:eastAsia="Courier New" w:hAnsi="Courier New" w:cs="Courier New"/>
+                <w:color w:val="FFFFFF" w:themeColor="background1"/>
+                <w:sz w:val="18"/>
+                <w:szCs w:val="18"/>
+                <w:lang w:val="en-US"/>
+              </w:rPr>
+              <w:t>), Category(id, name).</w:t>
             </w:r>
           </w:p>
         </w:tc>
@@ -8822,36 +8850,117 @@
           <w:p>
             <w:pPr>
               <w:spacing w:before="20" w:after="20"/>
-            </w:pPr>
-            <w:r>
-              <w:rPr>
-                <w:rFonts w:ascii="Courier New" w:eastAsia="Courier New" w:hAnsi="Courier New" w:cs="Courier New"/>
-                <w:color w:val="D4D4D4"/>
-                <w:sz w:val="18"/>
-                <w:szCs w:val="18"/>
-                <w:lang w:val="en-US"/>
-              </w:rPr>
-              <w:t xml:space="preserve">          </w:t>
+              <w:rPr>
+                <w:rFonts w:ascii="Courier New" w:eastAsia="Courier New" w:hAnsi="Courier New" w:cs="Courier New"/>
+                <w:color w:val="FFFFFF" w:themeColor="background1"/>
+                <w:sz w:val="18"/>
+                <w:szCs w:val="18"/>
+                <w:lang w:val="en-US"/>
+              </w:rPr>
+            </w:pPr>
+            <w:r>
+              <w:rPr>
+                <w:rFonts w:ascii="Courier New" w:eastAsia="Courier New" w:hAnsi="Courier New" w:cs="Courier New"/>
+                <w:color w:val="FFFFFF" w:themeColor="background1"/>
+                <w:sz w:val="18"/>
+                <w:szCs w:val="18"/>
+                <w:lang w:val="en-US"/>
+              </w:rPr>
+              <w:t xml:space="preserve">        - </w:t>
+            </w:r>
+            <w:proofErr w:type="spellStart"/>
+            <w:r>
+              <w:rPr>
+                <w:rFonts w:ascii="Courier New" w:eastAsia="Courier New" w:hAnsi="Courier New" w:cs="Courier New"/>
+                <w:color w:val="FFFFFF" w:themeColor="background1"/>
+                <w:sz w:val="18"/>
+                <w:szCs w:val="18"/>
+                <w:lang w:val="en-US"/>
+              </w:rPr>
+              <w:t>Product.costPrice</w:t>
+            </w:r>
+            <w:proofErr w:type="spellEnd"/>
+            <w:r>
+              <w:rPr>
+                <w:rFonts w:ascii="Courier New" w:eastAsia="Courier New" w:hAnsi="Courier New" w:cs="Courier New"/>
+                <w:color w:val="FFFFFF" w:themeColor="background1"/>
+                <w:sz w:val="18"/>
+                <w:szCs w:val="18"/>
+                <w:lang w:val="en-US"/>
+              </w:rPr>
+              <w:t xml:space="preserve"> and </w:t>
+            </w:r>
+            <w:proofErr w:type="spellStart"/>
+            <w:r>
+              <w:rPr>
+                <w:rFonts w:ascii="Courier New" w:eastAsia="Courier New" w:hAnsi="Courier New" w:cs="Courier New"/>
+                <w:color w:val="FFFFFF" w:themeColor="background1"/>
+                <w:sz w:val="18"/>
+                <w:szCs w:val="18"/>
+                <w:lang w:val="en-US"/>
+              </w:rPr>
+              <w:t>Product.supplierCode</w:t>
+            </w:r>
+            <w:proofErr w:type="spellEnd"/>
+            <w:r>
+              <w:rPr>
+                <w:rFonts w:ascii="Courier New" w:eastAsia="Courier New" w:hAnsi="Courier New" w:cs="Courier New"/>
+                <w:color w:val="FFFFFF" w:themeColor="background1"/>
+                <w:sz w:val="18"/>
+                <w:szCs w:val="18"/>
+                <w:lang w:val="en-US"/>
+              </w:rPr>
+              <w:t xml:space="preserve"> </w:t>
             </w:r>
             <w:proofErr w:type="gramStart"/>
             <w:r>
               <w:rPr>
                 <w:rFonts w:ascii="Courier New" w:eastAsia="Courier New" w:hAnsi="Courier New" w:cs="Courier New"/>
-                <w:color w:val="D4D4D4"/>
-                <w:sz w:val="18"/>
-                <w:szCs w:val="18"/>
-              </w:rPr>
-              <w:t>Category(</w:t>
+                <w:color w:val="FFFFFF" w:themeColor="background1"/>
+                <w:sz w:val="18"/>
+                <w:szCs w:val="18"/>
+                <w:lang w:val="en-US"/>
+              </w:rPr>
+              <w:t>exist, but</w:t>
             </w:r>
             <w:proofErr w:type="gramEnd"/>
             <w:r>
               <w:rPr>
                 <w:rFonts w:ascii="Courier New" w:eastAsia="Courier New" w:hAnsi="Courier New" w:cs="Courier New"/>
-                <w:color w:val="D4D4D4"/>
-                <w:sz w:val="18"/>
-                <w:szCs w:val="18"/>
-              </w:rPr>
-              <w:t>id, name).</w:t>
+                <w:color w:val="FFFFFF" w:themeColor="background1"/>
+                <w:sz w:val="18"/>
+                <w:szCs w:val="18"/>
+                <w:lang w:val="en-US"/>
+              </w:rPr>
+              <w:t xml:space="preserve"> are restricted fields.</w:t>
+            </w:r>
+          </w:p>
+          <w:p>
+            <w:pPr>
+              <w:spacing w:before="20" w:after="20"/>
+              <w:rPr>
+                <w:lang w:val="en-US"/>
+              </w:rPr>
+            </w:pPr>
+            <w:r>
+              <w:rPr>
+                <w:rFonts w:ascii="Courier New" w:eastAsia="Courier New" w:hAnsi="Courier New" w:cs="Courier New"/>
+                <w:color w:val="FF0000"/>
+                <w:sz w:val="18"/>
+                <w:szCs w:val="18"/>
+                <w:lang w:val="en-US"/>
+              </w:rPr>
+              <w:t xml:space="preserve">        </w:t>
+            </w:r>
+            <w:r>
+              <w:rPr>
+                <w:rFonts w:ascii="Courier New" w:eastAsia="Courier New" w:hAnsi="Courier New" w:cs="Courier New"/>
+                <w:color w:val="FFFFFF" w:themeColor="background1"/>
+                <w:sz w:val="18"/>
+                <w:szCs w:val="18"/>
+                <w:lang w:val="en-US"/>
+              </w:rPr>
+              <w:t>- If the user asks for cost price, margin, supplier code, or supplier codes, generate the HQL with the exact restricted field name. The execution layer will reject it.</w:t>
             </w:r>
           </w:p>
         </w:tc>
@@ -9305,7 +9414,6 @@
                 <w:szCs w:val="18"/>
                 <w:lang w:val="es-ES"/>
               </w:rPr>
-              <w:lastRenderedPageBreak/>
               <w:t>@</w:t>
             </w:r>
             <w:proofErr w:type="gramStart"/>
@@ -11097,6 +11205,7 @@
                 <w:szCs w:val="18"/>
                 <w:lang w:val="es-ES"/>
               </w:rPr>
+              <w:lastRenderedPageBreak/>
               <w:t xml:space="preserve"> </w:t>
             </w:r>
           </w:p>
@@ -11225,7 +11334,6 @@
                 <w:szCs w:val="18"/>
                 <w:lang w:val="en-US"/>
               </w:rPr>
-              <w:lastRenderedPageBreak/>
               <w:t xml:space="preserve">       Spring AI:   chatClient.prompt(</w:t>
             </w:r>
             <w:proofErr w:type="gramStart"/>
@@ -12597,6 +12705,7 @@
                 <w:szCs w:val="18"/>
                 <w:lang w:val="en-US"/>
               </w:rPr>
+              <w:lastRenderedPageBreak/>
               <w:t xml:space="preserve">        return "Product{name='%s', price=%s, stock=%d, category='%s'}"</w:t>
             </w:r>
           </w:p>
@@ -12784,7 +12893,6 @@
                 <w:szCs w:val="18"/>
                 <w:lang w:val="en-US"/>
               </w:rPr>
-              <w:lastRenderedPageBreak/>
               <w:t xml:space="preserve">    if (result instanceof Category category) {</w:t>
             </w:r>
           </w:p>
@@ -13416,7 +13524,7 @@
           <w:lang w:val="es-ES"/>
         </w:rPr>
       </w:pPr>
-      <w:bookmarkStart w:id="14" w:name="_Toc230256469"/>
+      <w:bookmarkStart w:id="14" w:name="_Toc230344058"/>
       <w:r>
         <w:rPr>
           <w:lang w:val="es-ES"/>
@@ -14050,6 +14158,7 @@
           <w:color w:val="595959"/>
           <w:sz w:val="20"/>
           <w:szCs w:val="20"/>
+          <w:lang w:val="es-ES"/>
         </w:rPr>
         <w:t xml:space="preserve">Tabla </w:t>
       </w:r>
@@ -14084,21 +14193,8 @@
           <w:szCs w:val="20"/>
           <w:lang w:val="es-ES"/>
         </w:rPr>
-        <w:t xml:space="preserve">a </w:t>
-      </w:r>
-      <w:proofErr w:type="gramStart"/>
-      <w:r>
-        <w:rPr>
-          <w:i/>
-          <w:iCs/>
-          <w:color w:val="595959"/>
-          <w:sz w:val="20"/>
-          <w:szCs w:val="20"/>
-          <w:lang w:val="es-ES"/>
-        </w:rPr>
-        <w:t>vs Agente</w:t>
-      </w:r>
-      <w:proofErr w:type="gramEnd"/>
+        <w:t>a vs Agente</w:t>
+      </w:r>
     </w:p>
     <w:p>
       <w:pPr>
@@ -14268,11 +14364,12 @@
           <w:lang w:val="es-ES"/>
         </w:rPr>
       </w:pPr>
-      <w:bookmarkStart w:id="15" w:name="_Toc230256470"/>
-      <w:r>
-        <w:rPr>
-          <w:lang w:val="es-ES"/>
-        </w:rPr>
+      <w:bookmarkStart w:id="15" w:name="_Toc230344059"/>
+      <w:r>
+        <w:rPr>
+          <w:lang w:val="es-ES"/>
+        </w:rPr>
+        <w:lastRenderedPageBreak/>
         <w:t>LangChain4j en este Proyecto</w:t>
       </w:r>
       <w:bookmarkEnd w:id="15"/>
@@ -14288,7 +14385,6 @@
         <w:rPr>
           <w:noProof/>
         </w:rPr>
-        <w:lastRenderedPageBreak/>
         <mc:AlternateContent>
           <mc:Choice Requires="wps">
             <w:drawing>
@@ -14339,7 +14435,7 @@
               </wp:anchor>
             </w:drawing>
           </mc:Choice>
-          <mc:Fallback xmlns:ns11="http://schemas.microsoft.com/office/drawing/2010/main" xmlns:ns5="http://schemas.openxmlformats.org/drawingml/2006/main" xmlns:ns9="http://schemas.openxmlformats.org/drawingml/2006/picture">
+          <mc:Fallback xmlns:ns9="http://schemas.openxmlformats.org/drawingml/2006/picture" xmlns:ns5="http://schemas.openxmlformats.org/drawingml/2006/main" xmlns:ns11="http://schemas.microsoft.com/office/drawing/2010/main">
             <w:pict>
               <v:line w14:anchorId="243D5FCB" id="Conexão Reta 3" o:spid="_x0000_s1026" style="position:absolute;z-index:251717632;visibility:visible;mso-wrap-style:square;mso-wrap-distance-left:9pt;mso-wrap-distance-top:0;mso-wrap-distance-right:9pt;mso-wrap-distance-bottom:0;mso-position-horizontal:absolute;mso-position-horizontal-relative:text;mso-position-vertical:absolute;mso-position-vertical-relative:text" from="0,0" to="484.2pt,0" o:gfxdata="UEsDBBQABgAIAAAAIQC2gziS/gAAAOEBAAATAAAAW0NvbnRlbnRfVHlwZXNdLnhtbJSRQU7DMBBF 90jcwfIWJU67QAgl6YK0S0CoHGBkTxKLZGx5TGhvj5O2G0SRWNoz/78nu9wcxkFMGNg6quQqL6RA 0s5Y6ir5vt9lD1JwBDIwOMJKHpHlpr69KfdHjyxSmriSfYz+USnWPY7AufNIadK6MEJMx9ApD/oD OlTrorhX2lFEilmcO2RdNtjC5xDF9pCuTyYBB5bi6bQ4syoJ3g9WQ0ymaiLzg5KdCXlKLjvcW893 SUOqXwnz5DrgnHtJTxOsQfEKIT7DmDSUCaxw7Rqn8787ZsmRM9e2VmPeBN4uqYvTtW7jvijg9N/y JsXecLq0q+WD6m8AAAD//wMAUEsDBBQABgAIAAAAIQA4/SH/1gAAAJQBAAALAAAAX3JlbHMvLnJl bHOkkMFqwzAMhu+DvYPRfXGawxijTi+j0GvpHsDYimMaW0Yy2fr2M4PBMnrbUb/Q94l/f/hMi1qR JVI2sOt6UJgd+ZiDgffL8ekFlFSbvV0oo4EbChzGx4f9GRdb25HMsYhqlCwG5lrLq9biZkxWOiqY 22YiTra2kYMu1l1tQD30/bPm3wwYN0x18gb45AdQl1tp5j/sFB2T0FQ7R0nTNEV3j6o9feQzro1i OWA14Fm+Q8a1a8+Bvu/d/dMb2JY5uiPbhG/ktn4cqGU/er3pcvwCAAD//wMAUEsDBBQABgAIAAAA IQCZ2PQonAEAAJQDAAAOAAAAZHJzL2Uyb0RvYy54bWysU01P3DAQvVfqf7B8Z5MAQm202T2A4FK1 qMAPMM54Y8n2WLbZZP99x97dLGorIRAXxx/z3sx7M1muJ2vYFkLU6DreLGrOwEnstdt0/Onx9uwb ZzEJ1wuDDjq+g8jXq69flqNv4RwHND0ERiQutqPv+JCSb6sqygGsiAv04OhRYbAi0TFsqj6Ikdit qc7r+qoaMfQ+oIQY6fZm/8hXhV8pkOmXUhESMx2n2lJZQ1mf81qtlqLdBOEHLQ9liA9UYYV2lHSm uhFJsJeg/6GyWgaMqNJCoq1QKS2haCA1Tf2XmodBeChayJzoZ5vi59HKn9trdx/IhtHHNvr7kFVM Ktj8pfrYVMzazWbBlJiky6vm8vvFJXkqj2/VCehDTHeAluVNx412WYdoxfZHTJSMQo8hdDilLru0 M5CDjfsNiumekjUFXaYCrk1gW0H9FFKCS03uIfGV6AxT2pgZWL8NPMRnKJSJeQ94RpTM6NIMttph +F/2NB1LVvv4owN73dmCZ+x3pSnFGmp9UXgY0zxbr88FfvqZVn8AAAD//wMAUEsDBBQABgAIAAAA IQBdcTjb3gAAAAcBAAAPAAAAZHJzL2Rvd25yZXYueG1sTI9Ba8JAEIXvBf/DMkJvdVMpYmM2IpZS KxSpLdjjmp0m0exs2F1N/Pcde2kvDx6PefO9bN7bRpzRh9qRgvtRAgKpcKamUsHnx/PdFESImoxu HKGCCwaY54ObTKfGdfSO520sBZdQSLWCKsY2lTIUFVodRq5F4uzbeasjW19K43XH5baR4ySZSKtr 4g+VbnFZYXHcnqyCN79aLRfry4E2X7bbjde7zWv/otTtsH+asSxmICL28e8CrhuYH3IG27sTmSAa Bbwm/ipnj5PpA4j91co8k//58x8AAAD//wMAUEsBAi0AFAAGAAgAAAAhALaDOJL+AAAA4QEAABMA AAAAAAAAAAAAAAAAAAAAAFtDb250ZW50X1R5cGVzXS54bWxQSwECLQAUAAYACAAAACEAOP0h/9YA AACUAQAACwAAAAAAAAAAAAAAAAAvAQAAX3JlbHMvLnJlbHNQSwECLQAUAAYACAAAACEAmdj0KJwB AACUAwAADgAAAAAAAAAAAAAAAAAuAgAAZHJzL2Uyb0RvYy54bWxQSwECLQAUAAYACAAAACEAXXE4 294AAAAHAQAADwAAAAAAAAAAAAAAAAD2AwAAZHJzL2Rvd25yZXYueG1sUEsFBgAAAAAEAAQA8wAA AAEFAAAAAA== " strokecolor="#156082 [3204]" strokeweight=".5pt">
                 <v:stroke joinstyle="miter"/>
@@ -14594,7 +14690,7 @@
       <w:pPr>
         <w:pStyle w:val="Ttulo3"/>
       </w:pPr>
-      <w:bookmarkStart w:id="16" w:name="_Toc230256471"/>
+      <w:bookmarkStart w:id="16" w:name="_Toc230344060"/>
       <w:r>
         <w:t xml:space="preserve">LangChain4j </w:t>
       </w:r>
@@ -14669,7 +14765,7 @@
               </wp:anchor>
             </w:drawing>
           </mc:Choice>
-          <mc:Fallback xmlns:ns11="http://schemas.microsoft.com/office/drawing/2010/main" xmlns:ns5="http://schemas.openxmlformats.org/drawingml/2006/main" xmlns:ns9="http://schemas.openxmlformats.org/drawingml/2006/picture">
+          <mc:Fallback xmlns:ns9="http://schemas.openxmlformats.org/drawingml/2006/picture" xmlns:ns5="http://schemas.openxmlformats.org/drawingml/2006/main" xmlns:ns11="http://schemas.microsoft.com/office/drawing/2010/main">
             <w:pict>
               <v:line w14:anchorId="31F2A266" id="Conexão Reta 3" o:spid="_x0000_s1026" style="position:absolute;z-index:251719680;visibility:visible;mso-wrap-style:square;mso-wrap-distance-left:9pt;mso-wrap-distance-top:0;mso-wrap-distance-right:9pt;mso-wrap-distance-bottom:0;mso-position-horizontal:absolute;mso-position-horizontal-relative:text;mso-position-vertical:absolute;mso-position-vertical-relative:text" from="0,-.05pt" to="484.2pt,-.05pt" o:gfxdata="UEsDBBQABgAIAAAAIQC2gziS/gAAAOEBAAATAAAAW0NvbnRlbnRfVHlwZXNdLnhtbJSRQU7DMBBF 90jcwfIWJU67QAgl6YK0S0CoHGBkTxKLZGx5TGhvj5O2G0SRWNoz/78nu9wcxkFMGNg6quQqL6RA 0s5Y6ir5vt9lD1JwBDIwOMJKHpHlpr69KfdHjyxSmriSfYz+USnWPY7AufNIadK6MEJMx9ApD/oD OlTrorhX2lFEilmcO2RdNtjC5xDF9pCuTyYBB5bi6bQ4syoJ3g9WQ0ymaiLzg5KdCXlKLjvcW893 SUOqXwnz5DrgnHtJTxOsQfEKIT7DmDSUCaxw7Rqn8787ZsmRM9e2VmPeBN4uqYvTtW7jvijg9N/y JsXecLq0q+WD6m8AAAD//wMAUEsDBBQABgAIAAAAIQA4/SH/1gAAAJQBAAALAAAAX3JlbHMvLnJl bHOkkMFqwzAMhu+DvYPRfXGawxijTi+j0GvpHsDYimMaW0Yy2fr2M4PBMnrbUb/Q94l/f/hMi1qR JVI2sOt6UJgd+ZiDgffL8ekFlFSbvV0oo4EbChzGx4f9GRdb25HMsYhqlCwG5lrLq9biZkxWOiqY 22YiTra2kYMu1l1tQD30/bPm3wwYN0x18gb45AdQl1tp5j/sFB2T0FQ7R0nTNEV3j6o9feQzro1i OWA14Fm+Q8a1a8+Bvu/d/dMb2JY5uiPbhG/ktn4cqGU/er3pcvwCAAD//wMAUEsDBBQABgAIAAAA IQCZ2PQonAEAAJQDAAAOAAAAZHJzL2Uyb0RvYy54bWysU01P3DAQvVfqf7B8Z5MAQm202T2A4FK1 qMAPMM54Y8n2WLbZZP99x97dLGorIRAXxx/z3sx7M1muJ2vYFkLU6DreLGrOwEnstdt0/Onx9uwb ZzEJ1wuDDjq+g8jXq69flqNv4RwHND0ERiQutqPv+JCSb6sqygGsiAv04OhRYbAi0TFsqj6Ikdit qc7r+qoaMfQ+oIQY6fZm/8hXhV8pkOmXUhESMx2n2lJZQ1mf81qtlqLdBOEHLQ9liA9UYYV2lHSm uhFJsJeg/6GyWgaMqNJCoq1QKS2haCA1Tf2XmodBeChayJzoZ5vi59HKn9trdx/IhtHHNvr7kFVM Ktj8pfrYVMzazWbBlJiky6vm8vvFJXkqj2/VCehDTHeAluVNx412WYdoxfZHTJSMQo8hdDilLru0 M5CDjfsNiumekjUFXaYCrk1gW0H9FFKCS03uIfGV6AxT2pgZWL8NPMRnKJSJeQ94RpTM6NIMttph +F/2NB1LVvv4owN73dmCZ+x3pSnFGmp9UXgY0zxbr88FfvqZVn8AAAD//wMAUEsDBBQABgAIAAAA IQCasyRQ4AAAAAkBAAAPAAAAZHJzL2Rvd25yZXYueG1sTI9Ba8JAEIXvhf6HZQq96UYpYmM2IpZS KxSpFfS4ZqdJ2uxs2F1N/Pcde2kvA4/He/O+bN7bRpzRh9qRgtEwAYFUOFNTqWD38TyYgghRk9GN I1RwwQDz/PYm06lxHb3jeRtLwSUUUq2girFNpQxFhVaHoWuR2Pt03urI0pfSeN1xuW3kOEkm0uqa +EOlW1xWWHxvT1bBm1+tlov15Ys2B9vtx+v95rV/Uer+rn+a8VnMQETs418Crgy8H3IednQnMkE0 CpgmKhiMQLD5OJk+gDj+apln8j9B/gMAAP//AwBQSwECLQAUAAYACAAAACEAtoM4kv4AAADhAQAA EwAAAAAAAAAAAAAAAAAAAAAAW0NvbnRlbnRfVHlwZXNdLnhtbFBLAQItABQABgAIAAAAIQA4/SH/ 1gAAAJQBAAALAAAAAAAAAAAAAAAAAC8BAABfcmVscy8ucmVsc1BLAQItABQABgAIAAAAIQCZ2PQo nAEAAJQDAAAOAAAAAAAAAAAAAAAAAC4CAABkcnMvZTJvRG9jLnhtbFBLAQItABQABgAIAAAAIQCa syRQ4AAAAAkBAAAPAAAAAAAAAAAAAAAAAPYDAABkcnMvZG93bnJldi54bWxQSwUGAAAAAAQABADz AAAAAwUAAAAA " strokecolor="#156082 [3204]" strokeweight=".5pt">
                 <v:stroke joinstyle="miter"/>
@@ -14693,7 +14789,7 @@
           <w:lang w:val="es-ES"/>
         </w:rPr>
       </w:pPr>
-      <w:bookmarkStart w:id="17" w:name="_Toc230256472"/>
+      <w:bookmarkStart w:id="17" w:name="_Toc230344061"/>
       <w:r>
         <w:rPr>
           <w:lang w:val="es-ES"/>
@@ -14763,7 +14859,7 @@
               </wp:anchor>
             </w:drawing>
           </mc:Choice>
-          <mc:Fallback xmlns:ns11="http://schemas.microsoft.com/office/drawing/2010/main" xmlns:ns5="http://schemas.openxmlformats.org/drawingml/2006/main" xmlns:ns9="http://schemas.openxmlformats.org/drawingml/2006/picture">
+          <mc:Fallback xmlns:ns9="http://schemas.openxmlformats.org/drawingml/2006/picture" xmlns:ns5="http://schemas.openxmlformats.org/drawingml/2006/main" xmlns:ns11="http://schemas.microsoft.com/office/drawing/2010/main">
             <w:pict>
               <v:line w14:anchorId="7DA9464D" id="Conexão Reta 3" o:spid="_x0000_s1026" style="position:absolute;z-index:251721728;visibility:visible;mso-wrap-style:square;mso-wrap-distance-left:9pt;mso-wrap-distance-top:0;mso-wrap-distance-right:9pt;mso-wrap-distance-bottom:0;mso-position-horizontal:absolute;mso-position-horizontal-relative:text;mso-position-vertical:absolute;mso-position-vertical-relative:text" from="0,-.05pt" to="484.2pt,-.05pt" o:gfxdata="UEsDBBQABgAIAAAAIQC2gziS/gAAAOEBAAATAAAAW0NvbnRlbnRfVHlwZXNdLnhtbJSRQU7DMBBF 90jcwfIWJU67QAgl6YK0S0CoHGBkTxKLZGx5TGhvj5O2G0SRWNoz/78nu9wcxkFMGNg6quQqL6RA 0s5Y6ir5vt9lD1JwBDIwOMJKHpHlpr69KfdHjyxSmriSfYz+USnWPY7AufNIadK6MEJMx9ApD/oD OlTrorhX2lFEilmcO2RdNtjC5xDF9pCuTyYBB5bi6bQ4syoJ3g9WQ0ymaiLzg5KdCXlKLjvcW893 SUOqXwnz5DrgnHtJTxOsQfEKIT7DmDSUCaxw7Rqn8787ZsmRM9e2VmPeBN4uqYvTtW7jvijg9N/y JsXecLq0q+WD6m8AAAD//wMAUEsDBBQABgAIAAAAIQA4/SH/1gAAAJQBAAALAAAAX3JlbHMvLnJl bHOkkMFqwzAMhu+DvYPRfXGawxijTi+j0GvpHsDYimMaW0Yy2fr2M4PBMnrbUb/Q94l/f/hMi1qR JVI2sOt6UJgd+ZiDgffL8ekFlFSbvV0oo4EbChzGx4f9GRdb25HMsYhqlCwG5lrLq9biZkxWOiqY 22YiTra2kYMu1l1tQD30/bPm3wwYN0x18gb45AdQl1tp5j/sFB2T0FQ7R0nTNEV3j6o9feQzro1i OWA14Fm+Q8a1a8+Bvu/d/dMb2JY5uiPbhG/ktn4cqGU/er3pcvwCAAD//wMAUEsDBBQABgAIAAAA IQCZ2PQonAEAAJQDAAAOAAAAZHJzL2Uyb0RvYy54bWysU01P3DAQvVfqf7B8Z5MAQm202T2A4FK1 qMAPMM54Y8n2WLbZZP99x97dLGorIRAXxx/z3sx7M1muJ2vYFkLU6DreLGrOwEnstdt0/Onx9uwb ZzEJ1wuDDjq+g8jXq69flqNv4RwHND0ERiQutqPv+JCSb6sqygGsiAv04OhRYbAi0TFsqj6Ikdit qc7r+qoaMfQ+oIQY6fZm/8hXhV8pkOmXUhESMx2n2lJZQ1mf81qtlqLdBOEHLQ9liA9UYYV2lHSm uhFJsJeg/6GyWgaMqNJCoq1QKS2haCA1Tf2XmodBeChayJzoZ5vi59HKn9trdx/IhtHHNvr7kFVM Ktj8pfrYVMzazWbBlJiky6vm8vvFJXkqj2/VCehDTHeAluVNx412WYdoxfZHTJSMQo8hdDilLru0 M5CDjfsNiumekjUFXaYCrk1gW0H9FFKCS03uIfGV6AxT2pgZWL8NPMRnKJSJeQ94RpTM6NIMttph +F/2NB1LVvv4owN73dmCZ+x3pSnFGmp9UXgY0zxbr88FfvqZVn8AAAD//wMAUEsDBBQABgAIAAAA IQCasyRQ4AAAAAkBAAAPAAAAZHJzL2Rvd25yZXYueG1sTI9Ba8JAEIXvhf6HZQq96UYpYmM2IpZS KxSpFfS4ZqdJ2uxs2F1N/Pcde2kvA4/He/O+bN7bRpzRh9qRgtEwAYFUOFNTqWD38TyYgghRk9GN I1RwwQDz/PYm06lxHb3jeRtLwSUUUq2girFNpQxFhVaHoWuR2Pt03urI0pfSeN1xuW3kOEkm0uqa +EOlW1xWWHxvT1bBm1+tlov15Ys2B9vtx+v95rV/Uer+rn+a8VnMQETs418Crgy8H3IednQnMkE0 CpgmKhiMQLD5OJk+gDj+apln8j9B/gMAAP//AwBQSwECLQAUAAYACAAAACEAtoM4kv4AAADhAQAA EwAAAAAAAAAAAAAAAAAAAAAAW0NvbnRlbnRfVHlwZXNdLnhtbFBLAQItABQABgAIAAAAIQA4/SH/ 1gAAAJQBAAALAAAAAAAAAAAAAAAAAC8BAABfcmVscy8ucmVsc1BLAQItABQABgAIAAAAIQCZ2PQo nAEAAJQDAAAOAAAAAAAAAAAAAAAAAC4CAABkcnMvZTJvRG9jLnhtbFBLAQItABQABgAIAAAAIQCa syRQ4AAAAAkBAAAPAAAAAAAAAAAAAAAAAPYDAABkcnMvZG93bnJldi54bWxQSwUGAAAAAAQABADz AAAAAwUAAAAA " strokecolor="#156082 [3204]" strokeweight=".5pt">
                 <v:stroke joinstyle="miter"/>
@@ -15152,6 +15248,7 @@
                 <w:szCs w:val="18"/>
                 <w:lang w:val="en-US"/>
               </w:rPr>
+              <w:lastRenderedPageBreak/>
               <w:t xml:space="preserve">        </w:t>
             </w:r>
             <w:proofErr w:type="gramStart"/>
@@ -15206,7 +15303,6 @@
                 <w:sz w:val="18"/>
                 <w:szCs w:val="18"/>
               </w:rPr>
-              <w:lastRenderedPageBreak/>
               <w:t xml:space="preserve">    }</w:t>
             </w:r>
           </w:p>
@@ -15424,7 +15520,61 @@
                 <w:szCs w:val="18"/>
                 <w:lang w:val="en-US"/>
               </w:rPr>
-              <w:t xml:space="preserve">                    Rules: only HQL, no markdown, use Product/Category entities...</w:t>
+              <w:t xml:space="preserve">                    Rules: only HQL, no markdown, use Product/Category entities</w:t>
+            </w:r>
+            <w:r>
+              <w:rPr>
+                <w:rFonts w:ascii="Courier New" w:eastAsia="Courier New" w:hAnsi="Courier New" w:cs="Courier New"/>
+                <w:color w:val="FFFFFF" w:themeColor="background1"/>
+                <w:sz w:val="18"/>
+                <w:szCs w:val="18"/>
+                <w:lang w:val="en-US"/>
+              </w:rPr>
+              <w:t xml:space="preserve">; </w:t>
+            </w:r>
+            <w:proofErr w:type="spellStart"/>
+            <w:r>
+              <w:rPr>
+                <w:rFonts w:ascii="Courier New" w:eastAsia="Courier New" w:hAnsi="Courier New" w:cs="Courier New"/>
+                <w:color w:val="FFFFFF" w:themeColor="background1"/>
+                <w:sz w:val="18"/>
+                <w:szCs w:val="18"/>
+                <w:lang w:val="en-US"/>
+              </w:rPr>
+              <w:t>costPrice</w:t>
+            </w:r>
+            <w:proofErr w:type="spellEnd"/>
+            <w:r>
+              <w:rPr>
+                <w:rFonts w:ascii="Courier New" w:eastAsia="Courier New" w:hAnsi="Courier New" w:cs="Courier New"/>
+                <w:color w:val="FFFFFF" w:themeColor="background1"/>
+                <w:sz w:val="18"/>
+                <w:szCs w:val="18"/>
+                <w:lang w:val="en-US"/>
+              </w:rPr>
+              <w:t>/</w:t>
+            </w:r>
+            <w:proofErr w:type="spellStart"/>
+            <w:r>
+              <w:rPr>
+                <w:rFonts w:ascii="Courier New" w:eastAsia="Courier New" w:hAnsi="Courier New" w:cs="Courier New"/>
+                <w:color w:val="FFFFFF" w:themeColor="background1"/>
+                <w:sz w:val="18"/>
+                <w:szCs w:val="18"/>
+                <w:lang w:val="en-US"/>
+              </w:rPr>
+              <w:t>supplierCode</w:t>
+            </w:r>
+            <w:proofErr w:type="spellEnd"/>
+            <w:r>
+              <w:rPr>
+                <w:rFonts w:ascii="Courier New" w:eastAsia="Courier New" w:hAnsi="Courier New" w:cs="Courier New"/>
+                <w:color w:val="FFFFFF" w:themeColor="background1"/>
+                <w:sz w:val="18"/>
+                <w:szCs w:val="18"/>
+                <w:lang w:val="en-US"/>
+              </w:rPr>
+              <w:t xml:space="preserve"> exist but are restricted...</w:t>
             </w:r>
           </w:p>
         </w:tc>
@@ -16277,9 +16427,6 @@
           <w:p>
             <w:pPr>
               <w:spacing w:before="20" w:after="20"/>
-              <w:rPr>
-                <w:lang w:val="en-US"/>
-              </w:rPr>
             </w:pPr>
             <w:proofErr w:type="spellStart"/>
             <w:proofErr w:type="gramStart"/>
@@ -16289,7 +16436,6 @@
                 <w:color w:val="D4D4D4"/>
                 <w:sz w:val="18"/>
                 <w:szCs w:val="18"/>
-                <w:lang w:val="en-US"/>
               </w:rPr>
               <w:t>spring.ai.ollama</w:t>
             </w:r>
@@ -16300,7 +16446,6 @@
                 <w:color w:val="D4D4D4"/>
                 <w:sz w:val="18"/>
                 <w:szCs w:val="18"/>
-                <w:lang w:val="en-US"/>
               </w:rPr>
               <w:t>.base-url</w:t>
             </w:r>
@@ -16311,7 +16456,6 @@
                 <w:color w:val="D4D4D4"/>
                 <w:sz w:val="18"/>
                 <w:szCs w:val="18"/>
-                <w:lang w:val="en-US"/>
               </w:rPr>
               <w:t>=http://localhost:11434</w:t>
             </w:r>
@@ -16339,9 +16483,6 @@
           <w:p>
             <w:pPr>
               <w:spacing w:before="20" w:after="20"/>
-              <w:rPr>
-                <w:lang w:val="en-US"/>
-              </w:rPr>
             </w:pPr>
             <w:proofErr w:type="spellStart"/>
             <w:proofErr w:type="gramStart"/>
@@ -16351,7 +16492,6 @@
                 <w:color w:val="D4D4D4"/>
                 <w:sz w:val="18"/>
                 <w:szCs w:val="18"/>
-                <w:lang w:val="en-US"/>
               </w:rPr>
               <w:t>spring.ai.ollama</w:t>
             </w:r>
@@ -16362,7 +16502,6 @@
                 <w:color w:val="D4D4D4"/>
                 <w:sz w:val="18"/>
                 <w:szCs w:val="18"/>
-                <w:lang w:val="en-US"/>
               </w:rPr>
               <w:t>.chat.options.model</w:t>
             </w:r>
@@ -16373,7 +16512,6 @@
                 <w:color w:val="D4D4D4"/>
                 <w:sz w:val="18"/>
                 <w:szCs w:val="18"/>
-                <w:lang w:val="en-US"/>
               </w:rPr>
               <w:t>=qwen2.5:3b</w:t>
             </w:r>
@@ -16849,6 +16987,7 @@
                 <w:sz w:val="20"/>
                 <w:szCs w:val="20"/>
               </w:rPr>
+              <w:lastRenderedPageBreak/>
               <w:t>Estilo</w:t>
             </w:r>
           </w:p>
@@ -16917,7 +17056,6 @@
                 <w:sz w:val="20"/>
                 <w:szCs w:val="20"/>
               </w:rPr>
-              <w:lastRenderedPageBreak/>
               <w:t>Prompt</w:t>
             </w:r>
             <w:proofErr w:type="spellEnd"/>
@@ -17672,7 +17810,7 @@
           <w:lang w:val="es-ES"/>
         </w:rPr>
       </w:pPr>
-      <w:bookmarkStart w:id="18" w:name="_Toc230256473"/>
+      <w:bookmarkStart w:id="18" w:name="_Toc230344062"/>
       <w:r>
         <w:rPr>
           <w:lang w:val="es-ES"/>
@@ -17742,7 +17880,7 @@
               </wp:anchor>
             </w:drawing>
           </mc:Choice>
-          <mc:Fallback xmlns:ns11="http://schemas.microsoft.com/office/drawing/2010/main" xmlns:ns5="http://schemas.openxmlformats.org/drawingml/2006/main" xmlns:ns9="http://schemas.openxmlformats.org/drawingml/2006/picture">
+          <mc:Fallback xmlns:ns9="http://schemas.openxmlformats.org/drawingml/2006/picture" xmlns:ns5="http://schemas.openxmlformats.org/drawingml/2006/main" xmlns:ns11="http://schemas.microsoft.com/office/drawing/2010/main">
             <w:pict>
               <v:line w14:anchorId="3C2C36B7" id="Conexão Reta 3" o:spid="_x0000_s1026" style="position:absolute;z-index:251723776;visibility:visible;mso-wrap-style:square;mso-wrap-distance-left:9pt;mso-wrap-distance-top:0;mso-wrap-distance-right:9pt;mso-wrap-distance-bottom:0;mso-position-horizontal:absolute;mso-position-horizontal-relative:text;mso-position-vertical:absolute;mso-position-vertical-relative:text" from="0,0" to="484.2pt,0" o:gfxdata="UEsDBBQABgAIAAAAIQC2gziS/gAAAOEBAAATAAAAW0NvbnRlbnRfVHlwZXNdLnhtbJSRQU7DMBBF 90jcwfIWJU67QAgl6YK0S0CoHGBkTxKLZGx5TGhvj5O2G0SRWNoz/78nu9wcxkFMGNg6quQqL6RA 0s5Y6ir5vt9lD1JwBDIwOMJKHpHlpr69KfdHjyxSmriSfYz+USnWPY7AufNIadK6MEJMx9ApD/oD OlTrorhX2lFEilmcO2RdNtjC5xDF9pCuTyYBB5bi6bQ4syoJ3g9WQ0ymaiLzg5KdCXlKLjvcW893 SUOqXwnz5DrgnHtJTxOsQfEKIT7DmDSUCaxw7Rqn8787ZsmRM9e2VmPeBN4uqYvTtW7jvijg9N/y JsXecLq0q+WD6m8AAAD//wMAUEsDBBQABgAIAAAAIQA4/SH/1gAAAJQBAAALAAAAX3JlbHMvLnJl bHOkkMFqwzAMhu+DvYPRfXGawxijTi+j0GvpHsDYimMaW0Yy2fr2M4PBMnrbUb/Q94l/f/hMi1qR JVI2sOt6UJgd+ZiDgffL8ekFlFSbvV0oo4EbChzGx4f9GRdb25HMsYhqlCwG5lrLq9biZkxWOiqY 22YiTra2kYMu1l1tQD30/bPm3wwYN0x18gb45AdQl1tp5j/sFB2T0FQ7R0nTNEV3j6o9feQzro1i OWA14Fm+Q8a1a8+Bvu/d/dMb2JY5uiPbhG/ktn4cqGU/er3pcvwCAAD//wMAUEsDBBQABgAIAAAA IQCZ2PQonAEAAJQDAAAOAAAAZHJzL2Uyb0RvYy54bWysU01P3DAQvVfqf7B8Z5MAQm202T2A4FK1 qMAPMM54Y8n2WLbZZP99x97dLGorIRAXxx/z3sx7M1muJ2vYFkLU6DreLGrOwEnstdt0/Onx9uwb ZzEJ1wuDDjq+g8jXq69flqNv4RwHND0ERiQutqPv+JCSb6sqygGsiAv04OhRYbAi0TFsqj6Ikdit qc7r+qoaMfQ+oIQY6fZm/8hXhV8pkOmXUhESMx2n2lJZQ1mf81qtlqLdBOEHLQ9liA9UYYV2lHSm uhFJsJeg/6GyWgaMqNJCoq1QKS2haCA1Tf2XmodBeChayJzoZ5vi59HKn9trdx/IhtHHNvr7kFVM Ktj8pfrYVMzazWbBlJiky6vm8vvFJXkqj2/VCehDTHeAluVNx412WYdoxfZHTJSMQo8hdDilLru0 M5CDjfsNiumekjUFXaYCrk1gW0H9FFKCS03uIfGV6AxT2pgZWL8NPMRnKJSJeQ94RpTM6NIMttph +F/2NB1LVvv4owN73dmCZ+x3pSnFGmp9UXgY0zxbr88FfvqZVn8AAAD//wMAUEsDBBQABgAIAAAA IQBdcTjb3gAAAAcBAAAPAAAAZHJzL2Rvd25yZXYueG1sTI9Ba8JAEIXvBf/DMkJvdVMpYmM2IpZS KxSpLdjjmp0m0exs2F1N/Pcde2kvDx6PefO9bN7bRpzRh9qRgvtRAgKpcKamUsHnx/PdFESImoxu HKGCCwaY54ObTKfGdfSO520sBZdQSLWCKsY2lTIUFVodRq5F4uzbeasjW19K43XH5baR4ySZSKtr 4g+VbnFZYXHcnqyCN79aLRfry4E2X7bbjde7zWv/otTtsH+asSxmICL28e8CrhuYH3IG27sTmSAa Bbwm/ipnj5PpA4j91co8k//58x8AAAD//wMAUEsBAi0AFAAGAAgAAAAhALaDOJL+AAAA4QEAABMA AAAAAAAAAAAAAAAAAAAAAFtDb250ZW50X1R5cGVzXS54bWxQSwECLQAUAAYACAAAACEAOP0h/9YA AACUAQAACwAAAAAAAAAAAAAAAAAvAQAAX3JlbHMvLnJlbHNQSwECLQAUAAYACAAAACEAmdj0KJwB AACUAwAADgAAAAAAAAAAAAAAAAAuAgAAZHJzL2Uyb0RvYy54bWxQSwECLQAUAAYACAAAACEAXXE4 294AAAAHAQAADwAAAAAAAAAAAAAAAAD2AwAAZHJzL2Rvd25yZXYueG1sUEsFBgAAAAAEAAQA8wAA AAEFAAAAAA== " strokecolor="#156082 [3204]" strokeweight=".5pt">
                 <v:stroke joinstyle="miter"/>
@@ -18375,6 +18513,7 @@
                 <w:szCs w:val="18"/>
                 <w:lang w:val="en-US"/>
               </w:rPr>
+              <w:lastRenderedPageBreak/>
               <w:t>SELECT p FROM Product p</w:t>
             </w:r>
           </w:p>
@@ -18469,7 +18608,6 @@
                 <w:szCs w:val="18"/>
                 <w:lang w:val="en-US"/>
               </w:rPr>
-              <w:lastRenderedPageBreak/>
               <w:t xml:space="preserve">  AND p.category.name = 'Sports'</w:t>
             </w:r>
           </w:p>
@@ -19478,7 +19616,7 @@
           <w:lang w:val="es-ES"/>
         </w:rPr>
       </w:pPr>
-      <w:bookmarkStart w:id="19" w:name="_Toc230256474"/>
+      <w:bookmarkStart w:id="19" w:name="_Toc230344063"/>
       <w:r>
         <w:rPr>
           <w:lang w:val="es-ES"/>
@@ -19548,7 +19686,7 @@
               </wp:anchor>
             </w:drawing>
           </mc:Choice>
-          <mc:Fallback xmlns:ns11="http://schemas.microsoft.com/office/drawing/2010/main" xmlns:ns5="http://schemas.openxmlformats.org/drawingml/2006/main" xmlns:ns9="http://schemas.openxmlformats.org/drawingml/2006/picture">
+          <mc:Fallback xmlns:ns9="http://schemas.openxmlformats.org/drawingml/2006/picture" xmlns:ns5="http://schemas.openxmlformats.org/drawingml/2006/main" xmlns:ns11="http://schemas.microsoft.com/office/drawing/2010/main">
             <w:pict>
               <v:line w14:anchorId="3DAD94D7" id="Conexão Reta 3" o:spid="_x0000_s1026" style="position:absolute;z-index:251725824;visibility:visible;mso-wrap-style:square;mso-wrap-distance-left:9pt;mso-wrap-distance-top:0;mso-wrap-distance-right:9pt;mso-wrap-distance-bottom:0;mso-position-horizontal:absolute;mso-position-horizontal-relative:text;mso-position-vertical:absolute;mso-position-vertical-relative:text" from="0,-.05pt" to="484.2pt,-.05pt" o:gfxdata="UEsDBBQABgAIAAAAIQC2gziS/gAAAOEBAAATAAAAW0NvbnRlbnRfVHlwZXNdLnhtbJSRQU7DMBBF 90jcwfIWJU67QAgl6YK0S0CoHGBkTxKLZGx5TGhvj5O2G0SRWNoz/78nu9wcxkFMGNg6quQqL6RA 0s5Y6ir5vt9lD1JwBDIwOMJKHpHlpr69KfdHjyxSmriSfYz+USnWPY7AufNIadK6MEJMx9ApD/oD OlTrorhX2lFEilmcO2RdNtjC5xDF9pCuTyYBB5bi6bQ4syoJ3g9WQ0ymaiLzg5KdCXlKLjvcW893 SUOqXwnz5DrgnHtJTxOsQfEKIT7DmDSUCaxw7Rqn8787ZsmRM9e2VmPeBN4uqYvTtW7jvijg9N/y JsXecLq0q+WD6m8AAAD//wMAUEsDBBQABgAIAAAAIQA4/SH/1gAAAJQBAAALAAAAX3JlbHMvLnJl bHOkkMFqwzAMhu+DvYPRfXGawxijTi+j0GvpHsDYimMaW0Yy2fr2M4PBMnrbUb/Q94l/f/hMi1qR JVI2sOt6UJgd+ZiDgffL8ekFlFSbvV0oo4EbChzGx4f9GRdb25HMsYhqlCwG5lrLq9biZkxWOiqY 22YiTra2kYMu1l1tQD30/bPm3wwYN0x18gb45AdQl1tp5j/sFB2T0FQ7R0nTNEV3j6o9feQzro1i OWA14Fm+Q8a1a8+Bvu/d/dMb2JY5uiPbhG/ktn4cqGU/er3pcvwCAAD//wMAUEsDBBQABgAIAAAA IQCZ2PQonAEAAJQDAAAOAAAAZHJzL2Uyb0RvYy54bWysU01P3DAQvVfqf7B8Z5MAQm202T2A4FK1 qMAPMM54Y8n2WLbZZP99x97dLGorIRAXxx/z3sx7M1muJ2vYFkLU6DreLGrOwEnstdt0/Onx9uwb ZzEJ1wuDDjq+g8jXq69flqNv4RwHND0ERiQutqPv+JCSb6sqygGsiAv04OhRYbAi0TFsqj6Ikdit qc7r+qoaMfQ+oIQY6fZm/8hXhV8pkOmXUhESMx2n2lJZQ1mf81qtlqLdBOEHLQ9liA9UYYV2lHSm uhFJsJeg/6GyWgaMqNJCoq1QKS2haCA1Tf2XmodBeChayJzoZ5vi59HKn9trdx/IhtHHNvr7kFVM Ktj8pfrYVMzazWbBlJiky6vm8vvFJXkqj2/VCehDTHeAluVNx412WYdoxfZHTJSMQo8hdDilLru0 M5CDjfsNiumekjUFXaYCrk1gW0H9FFKCS03uIfGV6AxT2pgZWL8NPMRnKJSJeQ94RpTM6NIMttph +F/2NB1LVvv4owN73dmCZ+x3pSnFGmp9UXgY0zxbr88FfvqZVn8AAAD//wMAUEsDBBQABgAIAAAA IQCasyRQ4AAAAAkBAAAPAAAAZHJzL2Rvd25yZXYueG1sTI9Ba8JAEIXvhf6HZQq96UYpYmM2IpZS KxSpFfS4ZqdJ2uxs2F1N/Pcde2kvA4/He/O+bN7bRpzRh9qRgtEwAYFUOFNTqWD38TyYgghRk9GN I1RwwQDz/PYm06lxHb3jeRtLwSUUUq2girFNpQxFhVaHoWuR2Pt03urI0pfSeN1xuW3kOEkm0uqa +EOlW1xWWHxvT1bBm1+tlov15Ys2B9vtx+v95rV/Uer+rn+a8VnMQETs418Crgy8H3IednQnMkE0 CpgmKhiMQLD5OJk+gDj+apln8j9B/gMAAP//AwBQSwECLQAUAAYACAAAACEAtoM4kv4AAADhAQAA EwAAAAAAAAAAAAAAAAAAAAAAW0NvbnRlbnRfVHlwZXNdLnhtbFBLAQItABQABgAIAAAAIQA4/SH/ 1gAAAJQBAAALAAAAAAAAAAAAAAAAAC8BAABfcmVscy8ucmVsc1BLAQItABQABgAIAAAAIQCZ2PQo nAEAAJQDAAAOAAAAAAAAAAAAAAAAAC4CAABkcnMvZTJvRG9jLnhtbFBLAQItABQABgAIAAAAIQCa syRQ4AAAAAkBAAAPAAAAAAAAAAAAAAAAAPYDAABkcnMvZG93bnJldi54bWxQSwUGAAAAAAQABADz AAAAAwUAAAAA " strokecolor="#156082 [3204]" strokeweight=".5pt">
                 <v:stroke joinstyle="miter"/>
@@ -19981,6 +20119,7 @@
                 <w:sz w:val="20"/>
                 <w:szCs w:val="20"/>
               </w:rPr>
+              <w:lastRenderedPageBreak/>
               <w:t>Precisión</w:t>
             </w:r>
             <w:proofErr w:type="spellEnd"/>
@@ -20050,7 +20189,6 @@
                 <w:sz w:val="20"/>
                 <w:szCs w:val="20"/>
               </w:rPr>
-              <w:lastRenderedPageBreak/>
               <w:t>Estructura</w:t>
             </w:r>
             <w:proofErr w:type="spellEnd"/>
@@ -20325,7 +20463,7 @@
           <w:lang w:val="es-ES"/>
         </w:rPr>
       </w:pPr>
-      <w:bookmarkStart w:id="20" w:name="_Toc230256475"/>
+      <w:bookmarkStart w:id="20" w:name="_Toc230344064"/>
       <w:r>
         <w:rPr>
           <w:lang w:val="es-ES"/>
@@ -20680,6 +20818,112 @@
         </w:rPr>
         <w:t xml:space="preserve"> generadas por el LLM.</w:t>
       </w:r>
+      <w:r>
+        <w:rPr>
+          <w:lang w:val="es-ES"/>
+        </w:rPr>
+        <w:t xml:space="preserve"> </w:t>
+      </w:r>
+      <w:r>
+        <w:rPr>
+          <w:b/>
+          <w:bCs/>
+          <w:lang w:val="es-ES"/>
+        </w:rPr>
+        <w:t xml:space="preserve">Para garantizar que el bloqueo se produzca de forma determinista en la demostración, el sistema informa explícitamente al LLM de que existen </w:t>
+      </w:r>
+      <w:proofErr w:type="spellStart"/>
+      <w:r>
+        <w:rPr>
+          <w:b/>
+          <w:bCs/>
+          <w:lang w:val="es-ES"/>
+        </w:rPr>
+        <w:t>costPrice</w:t>
+      </w:r>
+      <w:proofErr w:type="spellEnd"/>
+      <w:r>
+        <w:rPr>
+          <w:b/>
+          <w:bCs/>
+          <w:lang w:val="es-ES"/>
+        </w:rPr>
+        <w:t xml:space="preserve"> y </w:t>
+      </w:r>
+      <w:proofErr w:type="spellStart"/>
+      <w:r>
+        <w:rPr>
+          <w:b/>
+          <w:bCs/>
+          <w:lang w:val="es-ES"/>
+        </w:rPr>
+        <w:t>supplierCode</w:t>
+      </w:r>
+      <w:proofErr w:type="spellEnd"/>
+      <w:r>
+        <w:rPr>
+          <w:b/>
+          <w:bCs/>
+          <w:lang w:val="es-ES"/>
+        </w:rPr>
+        <w:t xml:space="preserve">, pero que están restringidos, indicándole que genere la consulta HQL con el nombre exacto del campo. El LLM genera la consulta correcta (por ejemplo, SELECT </w:t>
+      </w:r>
+      <w:proofErr w:type="spellStart"/>
+      <w:proofErr w:type="gramStart"/>
+      <w:r>
+        <w:rPr>
+          <w:b/>
+          <w:bCs/>
+          <w:lang w:val="es-ES"/>
+        </w:rPr>
+        <w:t>p.costPrice</w:t>
+      </w:r>
+      <w:proofErr w:type="spellEnd"/>
+      <w:proofErr w:type="gramEnd"/>
+      <w:r>
+        <w:rPr>
+          <w:b/>
+          <w:bCs/>
+          <w:lang w:val="es-ES"/>
+        </w:rPr>
+        <w:t xml:space="preserve"> FROM </w:t>
+      </w:r>
+      <w:proofErr w:type="spellStart"/>
+      <w:r>
+        <w:rPr>
+          <w:b/>
+          <w:bCs/>
+          <w:lang w:val="es-ES"/>
+        </w:rPr>
+        <w:t>Product</w:t>
+      </w:r>
+      <w:proofErr w:type="spellEnd"/>
+      <w:r>
+        <w:rPr>
+          <w:b/>
+          <w:bCs/>
+          <w:lang w:val="es-ES"/>
+        </w:rPr>
+        <w:t xml:space="preserve"> p), que luego es bloqueada por </w:t>
+      </w:r>
+      <w:proofErr w:type="spellStart"/>
+      <w:r>
+        <w:rPr>
+          <w:b/>
+          <w:bCs/>
+          <w:lang w:val="es-ES"/>
+        </w:rPr>
+        <w:t>validateFieldBlacklist</w:t>
+      </w:r>
+      <w:proofErr w:type="spellEnd"/>
+      <w:r>
+        <w:rPr>
+          <w:b/>
+          <w:bCs/>
+          <w:lang w:val="es-ES"/>
+        </w:rPr>
+        <w:t>() en la capa de ejecución.</w:t>
+      </w:r>
     </w:p>
     <w:p>
       <w:pPr>
@@ -21359,6 +21603,7 @@
                 <w:szCs w:val="18"/>
                 <w:lang w:val="en-US"/>
               </w:rPr>
+              <w:lastRenderedPageBreak/>
               <w:t xml:space="preserve">    </w:t>
             </w:r>
             <w:r>
@@ -21698,7 +21943,6 @@
                 <w:szCs w:val="18"/>
                 <w:lang w:val="en-US"/>
               </w:rPr>
-              <w:lastRenderedPageBreak/>
               <w:t xml:space="preserve">    </w:t>
             </w:r>
             <w:r>
@@ -22301,7 +22545,7 @@
           <w:lang w:val="en-US"/>
         </w:rPr>
       </w:pPr>
-      <w:bookmarkStart w:id="21" w:name="_Toc230256476"/>
+      <w:bookmarkStart w:id="21" w:name="_Toc230344065"/>
       <w:r>
         <w:rPr>
           <w:lang w:val="en-US"/>
@@ -22371,7 +22615,7 @@
               </wp:anchor>
             </w:drawing>
           </mc:Choice>
-          <mc:Fallback xmlns:ns11="http://schemas.microsoft.com/office/drawing/2010/main" xmlns:ns5="http://schemas.openxmlformats.org/drawingml/2006/main" xmlns:ns9="http://schemas.openxmlformats.org/drawingml/2006/picture">
+          <mc:Fallback xmlns:ns9="http://schemas.openxmlformats.org/drawingml/2006/picture" xmlns:ns5="http://schemas.openxmlformats.org/drawingml/2006/main" xmlns:ns11="http://schemas.microsoft.com/office/drawing/2010/main">
             <w:pict>
               <v:line w14:anchorId="58938784" id="Conexão Reta 3" o:spid="_x0000_s1026" style="position:absolute;z-index:251727872;visibility:visible;mso-wrap-style:square;mso-wrap-distance-left:9pt;mso-wrap-distance-top:0;mso-wrap-distance-right:9pt;mso-wrap-distance-bottom:0;mso-position-horizontal:absolute;mso-position-horizontal-relative:text;mso-position-vertical:absolute;mso-position-vertical-relative:text" from="0,-.05pt" to="484.2pt,-.05pt" o:gfxdata="UEsDBBQABgAIAAAAIQC2gziS/gAAAOEBAAATAAAAW0NvbnRlbnRfVHlwZXNdLnhtbJSRQU7DMBBF 90jcwfIWJU67QAgl6YK0S0CoHGBkTxKLZGx5TGhvj5O2G0SRWNoz/78nu9wcxkFMGNg6quQqL6RA 0s5Y6ir5vt9lD1JwBDIwOMJKHpHlpr69KfdHjyxSmriSfYz+USnWPY7AufNIadK6MEJMx9ApD/oD OlTrorhX2lFEilmcO2RdNtjC5xDF9pCuTyYBB5bi6bQ4syoJ3g9WQ0ymaiLzg5KdCXlKLjvcW893 SUOqXwnz5DrgnHtJTxOsQfEKIT7DmDSUCaxw7Rqn8787ZsmRM9e2VmPeBN4uqYvTtW7jvijg9N/y JsXecLq0q+WD6m8AAAD//wMAUEsDBBQABgAIAAAAIQA4/SH/1gAAAJQBAAALAAAAX3JlbHMvLnJl bHOkkMFqwzAMhu+DvYPRfXGawxijTi+j0GvpHsDYimMaW0Yy2fr2M4PBMnrbUb/Q94l/f/hMi1qR JVI2sOt6UJgd+ZiDgffL8ekFlFSbvV0oo4EbChzGx4f9GRdb25HMsYhqlCwG5lrLq9biZkxWOiqY 22YiTra2kYMu1l1tQD30/bPm3wwYN0x18gb45AdQl1tp5j/sFB2T0FQ7R0nTNEV3j6o9feQzro1i OWA14Fm+Q8a1a8+Bvu/d/dMb2JY5uiPbhG/ktn4cqGU/er3pcvwCAAD//wMAUEsDBBQABgAIAAAA IQCZ2PQonAEAAJQDAAAOAAAAZHJzL2Uyb0RvYy54bWysU01P3DAQvVfqf7B8Z5MAQm202T2A4FK1 qMAPMM54Y8n2WLbZZP99x97dLGorIRAXxx/z3sx7M1muJ2vYFkLU6DreLGrOwEnstdt0/Onx9uwb ZzEJ1wuDDjq+g8jXq69flqNv4RwHND0ERiQutqPv+JCSb6sqygGsiAv04OhRYbAi0TFsqj6Ikdit qc7r+qoaMfQ+oIQY6fZm/8hXhV8pkOmXUhESMx2n2lJZQ1mf81qtlqLdBOEHLQ9liA9UYYV2lHSm uhFJsJeg/6GyWgaMqNJCoq1QKS2haCA1Tf2XmodBeChayJzoZ5vi59HKn9trdx/IhtHHNvr7kFVM Ktj8pfrYVMzazWbBlJiky6vm8vvFJXkqj2/VCehDTHeAluVNx412WYdoxfZHTJSMQo8hdDilLru0 M5CDjfsNiumekjUFXaYCrk1gW0H9FFKCS03uIfGV6AxT2pgZWL8NPMRnKJSJeQ94RpTM6NIMttph +F/2NB1LVvv4owN73dmCZ+x3pSnFGmp9UXgY0zxbr88FfvqZVn8AAAD//wMAUEsDBBQABgAIAAAA IQCasyRQ4AAAAAkBAAAPAAAAZHJzL2Rvd25yZXYueG1sTI9Ba8JAEIXvhf6HZQq96UYpYmM2IpZS KxSpFfS4ZqdJ2uxs2F1N/Pcde2kvA4/He/O+bN7bRpzRh9qRgtEwAYFUOFNTqWD38TyYgghRk9GN I1RwwQDz/PYm06lxHb3jeRtLwSUUUq2girFNpQxFhVaHoWuR2Pt03urI0pfSeN1xuW3kOEkm0uqa +EOlW1xWWHxvT1bBm1+tlov15Ys2B9vtx+v95rV/Uer+rn+a8VnMQETs418Crgy8H3IednQnMkE0 CpgmKhiMQLD5OJk+gDj+apln8j9B/gMAAP//AwBQSwECLQAUAAYACAAAACEAtoM4kv4AAADhAQAA EwAAAAAAAAAAAAAAAAAAAAAAW0NvbnRlbnRfVHlwZXNdLnhtbFBLAQItABQABgAIAAAAIQA4/SH/ 1gAAAJQBAAALAAAAAAAAAAAAAAAAAC8BAABfcmVscy8ucmVsc1BLAQItABQABgAIAAAAIQCZ2PQo nAEAAJQDAAAOAAAAAAAAAAAAAAAAAC4CAABkcnMvZTJvRG9jLnhtbFBLAQItABQABgAIAAAAIQCa syRQ4AAAAAkBAAAPAAAAAAAAAAAAAAAAAPYDAABkcnMvZG93bnJldi54bWxQSwUGAAAAAAQABADz AAAAAwUAAAAA " strokecolor="#156082 [3204]" strokeweight=".5pt">
                 <v:stroke joinstyle="miter"/>
@@ -23450,6 +23694,7 @@
           <w:szCs w:val="20"/>
           <w:lang w:val="es-ES"/>
         </w:rPr>
+        <w:lastRenderedPageBreak/>
         <w:t>Código 13 — pom.xml y McpServerConfig.java — activación del MCP Server (demo-</w:t>
       </w:r>
       <w:proofErr w:type="spellStart"/>
@@ -23508,7 +23753,7 @@
           <w:lang w:val="es-ES"/>
         </w:rPr>
       </w:pPr>
-      <w:bookmarkStart w:id="22" w:name="_Toc230256477"/>
+      <w:bookmarkStart w:id="22" w:name="_Toc230344066"/>
       <w:r>
         <w:rPr>
           <w:lang w:val="es-ES"/>
@@ -23578,7 +23823,7 @@
               </wp:anchor>
             </w:drawing>
           </mc:Choice>
-          <mc:Fallback xmlns:ns11="http://schemas.microsoft.com/office/drawing/2010/main" xmlns:ns5="http://schemas.openxmlformats.org/drawingml/2006/main" xmlns:ns9="http://schemas.openxmlformats.org/drawingml/2006/picture">
+          <mc:Fallback xmlns:ns9="http://schemas.openxmlformats.org/drawingml/2006/picture" xmlns:ns5="http://schemas.openxmlformats.org/drawingml/2006/main" xmlns:ns11="http://schemas.microsoft.com/office/drawing/2010/main">
             <w:pict>
               <v:line w14:anchorId="0CC3C2CA" id="Conexão Reta 3" o:spid="_x0000_s1026" style="position:absolute;z-index:251729920;visibility:visible;mso-wrap-style:square;mso-wrap-distance-left:9pt;mso-wrap-distance-top:0;mso-wrap-distance-right:9pt;mso-wrap-distance-bottom:0;mso-position-horizontal:absolute;mso-position-horizontal-relative:text;mso-position-vertical:absolute;mso-position-vertical-relative:text" from="0,-.05pt" to="484.2pt,-.05pt" o:gfxdata="UEsDBBQABgAIAAAAIQC2gziS/gAAAOEBAAATAAAAW0NvbnRlbnRfVHlwZXNdLnhtbJSRQU7DMBBF 90jcwfIWJU67QAgl6YK0S0CoHGBkTxKLZGx5TGhvj5O2G0SRWNoz/78nu9wcxkFMGNg6quQqL6RA 0s5Y6ir5vt9lD1JwBDIwOMJKHpHlpr69KfdHjyxSmriSfYz+USnWPY7AufNIadK6MEJMx9ApD/oD OlTrorhX2lFEilmcO2RdNtjC5xDF9pCuTyYBB5bi6bQ4syoJ3g9WQ0ymaiLzg5KdCXlKLjvcW893 SUOqXwnz5DrgnHtJTxOsQfEKIT7DmDSUCaxw7Rqn8787ZsmRM9e2VmPeBN4uqYvTtW7jvijg9N/y JsXecLq0q+WD6m8AAAD//wMAUEsDBBQABgAIAAAAIQA4/SH/1gAAAJQBAAALAAAAX3JlbHMvLnJl bHOkkMFqwzAMhu+DvYPRfXGawxijTi+j0GvpHsDYimMaW0Yy2fr2M4PBMnrbUb/Q94l/f/hMi1qR JVI2sOt6UJgd+ZiDgffL8ekFlFSbvV0oo4EbChzGx4f9GRdb25HMsYhqlCwG5lrLq9biZkxWOiqY 22YiTra2kYMu1l1tQD30/bPm3wwYN0x18gb45AdQl1tp5j/sFB2T0FQ7R0nTNEV3j6o9feQzro1i OWA14Fm+Q8a1a8+Bvu/d/dMb2JY5uiPbhG/ktn4cqGU/er3pcvwCAAD//wMAUEsDBBQABgAIAAAA IQCZ2PQonAEAAJQDAAAOAAAAZHJzL2Uyb0RvYy54bWysU01P3DAQvVfqf7B8Z5MAQm202T2A4FK1 qMAPMM54Y8n2WLbZZP99x97dLGorIRAXxx/z3sx7M1muJ2vYFkLU6DreLGrOwEnstdt0/Onx9uwb ZzEJ1wuDDjq+g8jXq69flqNv4RwHND0ERiQutqPv+JCSb6sqygGsiAv04OhRYbAi0TFsqj6Ikdit qc7r+qoaMfQ+oIQY6fZm/8hXhV8pkOmXUhESMx2n2lJZQ1mf81qtlqLdBOEHLQ9liA9UYYV2lHSm uhFJsJeg/6GyWgaMqNJCoq1QKS2haCA1Tf2XmodBeChayJzoZ5vi59HKn9trdx/IhtHHNvr7kFVM Ktj8pfrYVMzazWbBlJiky6vm8vvFJXkqj2/VCehDTHeAluVNx412WYdoxfZHTJSMQo8hdDilLru0 M5CDjfsNiumekjUFXaYCrk1gW0H9FFKCS03uIfGV6AxT2pgZWL8NPMRnKJSJeQ94RpTM6NIMttph +F/2NB1LVvv4owN73dmCZ+x3pSnFGmp9UXgY0zxbr88FfvqZVn8AAAD//wMAUEsDBBQABgAIAAAA IQCasyRQ4AAAAAkBAAAPAAAAZHJzL2Rvd25yZXYueG1sTI9Ba8JAEIXvhf6HZQq96UYpYmM2IpZS KxSpFfS4ZqdJ2uxs2F1N/Pcde2kvA4/He/O+bN7bRpzRh9qRgtEwAYFUOFNTqWD38TyYgghRk9GN I1RwwQDz/PYm06lxHb3jeRtLwSUUUq2girFNpQxFhVaHoWuR2Pt03urI0pfSeN1xuW3kOEkm0uqa +EOlW1xWWHxvT1bBm1+tlov15Ys2B9vtx+v95rV/Uer+rn+a8VnMQETs418Crgy8H3IednQnMkE0 CpgmKhiMQLD5OJk+gDj+apln8j9B/gMAAP//AwBQSwECLQAUAAYACAAAACEAtoM4kv4AAADhAQAA EwAAAAAAAAAAAAAAAAAAAAAAW0NvbnRlbnRfVHlwZXNdLnhtbFBLAQItABQABgAIAAAAIQA4/SH/ 1gAAAJQBAAALAAAAAAAAAAAAAAAAAC8BAABfcmVscy8ucmVsc1BLAQItABQABgAIAAAAIQCZ2PQo nAEAAJQDAAAOAAAAAAAAAAAAAAAAAC4CAABkcnMvZTJvRG9jLnhtbFBLAQItABQABgAIAAAAIQCa syRQ4AAAAAkBAAAPAAAAAAAAAAAAAAAAAPYDAABkcnMvZG93bnJldi54bWxQSwUGAAAAAAQABADz AAAAAwUAAAAA " strokecolor="#156082 [3204]" strokeweight=".5pt">
                 <v:stroke joinstyle="miter"/>
@@ -23592,15 +23837,7 @@
           <w:noProof/>
           <w:lang w:val="es-ES"/>
         </w:rPr>
-        <w:t xml:space="preserve">MCP comunica usando Server-Sent Events (SSE): el cliente abre una conexión HTTP y el servidor envía los resultados en tiempo real a través de esa conexión. La herramienta MCP </w:t>
-      </w:r>
-      <w:r>
-        <w:rPr>
-          <w:noProof/>
-          <w:lang w:val="es-ES"/>
-        </w:rPr>
-        <w:lastRenderedPageBreak/>
-        <w:t>query_product_database recibe preguntas en lenguaje natural y envía todo a DatabaseAssistant.chat(), que se encarga de la consulta a la base de datos.</w:t>
+        <w:t>MCP comunica usando Server-Sent Events (SSE): el cliente abre una conexión HTTP y el servidor envía los resultados en tiempo real a través de esa conexión. La herramienta MCP query_product_database recibe preguntas en lenguaje natural y envía todo a DatabaseAssistant.chat(), que se encarga de la consulta a la base de datos.</w:t>
       </w:r>
     </w:p>
     <w:p>
@@ -23610,7 +23847,7 @@
           <w:lang w:val="es-ES"/>
         </w:rPr>
       </w:pPr>
-      <w:bookmarkStart w:id="23" w:name="_Toc230256478"/>
+      <w:bookmarkStart w:id="23" w:name="_Toc230344067"/>
       <w:r>
         <w:rPr>
           <w:lang w:val="es-ES"/>
@@ -23680,7 +23917,7 @@
               </wp:anchor>
             </w:drawing>
           </mc:Choice>
-          <mc:Fallback xmlns:ns11="http://schemas.microsoft.com/office/drawing/2010/main" xmlns:ns5="http://schemas.openxmlformats.org/drawingml/2006/main" xmlns:ns9="http://schemas.openxmlformats.org/drawingml/2006/picture">
+          <mc:Fallback xmlns:ns9="http://schemas.openxmlformats.org/drawingml/2006/picture" xmlns:ns5="http://schemas.openxmlformats.org/drawingml/2006/main" xmlns:ns11="http://schemas.microsoft.com/office/drawing/2010/main">
             <w:pict>
               <v:line w14:anchorId="0B18E916" id="Conexão Reta 3" o:spid="_x0000_s1026" style="position:absolute;z-index:251731968;visibility:visible;mso-wrap-style:square;mso-wrap-distance-left:9pt;mso-wrap-distance-top:0;mso-wrap-distance-right:9pt;mso-wrap-distance-bottom:0;mso-position-horizontal:absolute;mso-position-horizontal-relative:text;mso-position-vertical:absolute;mso-position-vertical-relative:text" from="0,-.05pt" to="484.2pt,-.05pt" o:gfxdata="UEsDBBQABgAIAAAAIQC2gziS/gAAAOEBAAATAAAAW0NvbnRlbnRfVHlwZXNdLnhtbJSRQU7DMBBF 90jcwfIWJU67QAgl6YK0S0CoHGBkTxKLZGx5TGhvj5O2G0SRWNoz/78nu9wcxkFMGNg6quQqL6RA 0s5Y6ir5vt9lD1JwBDIwOMJKHpHlpr69KfdHjyxSmriSfYz+USnWPY7AufNIadK6MEJMx9ApD/oD OlTrorhX2lFEilmcO2RdNtjC5xDF9pCuTyYBB5bi6bQ4syoJ3g9WQ0ymaiLzg5KdCXlKLjvcW893 SUOqXwnz5DrgnHtJTxOsQfEKIT7DmDSUCaxw7Rqn8787ZsmRM9e2VmPeBN4uqYvTtW7jvijg9N/y JsXecLq0q+WD6m8AAAD//wMAUEsDBBQABgAIAAAAIQA4/SH/1gAAAJQBAAALAAAAX3JlbHMvLnJl bHOkkMFqwzAMhu+DvYPRfXGawxijTi+j0GvpHsDYimMaW0Yy2fr2M4PBMnrbUb/Q94l/f/hMi1qR JVI2sOt6UJgd+ZiDgffL8ekFlFSbvV0oo4EbChzGx4f9GRdb25HMsYhqlCwG5lrLq9biZkxWOiqY 22YiTra2kYMu1l1tQD30/bPm3wwYN0x18gb45AdQl1tp5j/sFB2T0FQ7R0nTNEV3j6o9feQzro1i OWA14Fm+Q8a1a8+Bvu/d/dMb2JY5uiPbhG/ktn4cqGU/er3pcvwCAAD//wMAUEsDBBQABgAIAAAA IQCZ2PQonAEAAJQDAAAOAAAAZHJzL2Uyb0RvYy54bWysU01P3DAQvVfqf7B8Z5MAQm202T2A4FK1 qMAPMM54Y8n2WLbZZP99x97dLGorIRAXxx/z3sx7M1muJ2vYFkLU6DreLGrOwEnstdt0/Onx9uwb ZzEJ1wuDDjq+g8jXq69flqNv4RwHND0ERiQutqPv+JCSb6sqygGsiAv04OhRYbAi0TFsqj6Ikdit qc7r+qoaMfQ+oIQY6fZm/8hXhV8pkOmXUhESMx2n2lJZQ1mf81qtlqLdBOEHLQ9liA9UYYV2lHSm uhFJsJeg/6GyWgaMqNJCoq1QKS2haCA1Tf2XmodBeChayJzoZ5vi59HKn9trdx/IhtHHNvr7kFVM Ktj8pfrYVMzazWbBlJiky6vm8vvFJXkqj2/VCehDTHeAluVNx412WYdoxfZHTJSMQo8hdDilLru0 M5CDjfsNiumekjUFXaYCrk1gW0H9FFKCS03uIfGV6AxT2pgZWL8NPMRnKJSJeQ94RpTM6NIMttph +F/2NB1LVvv4owN73dmCZ+x3pSnFGmp9UXgY0zxbr88FfvqZVn8AAAD//wMAUEsDBBQABgAIAAAA IQCasyRQ4AAAAAkBAAAPAAAAZHJzL2Rvd25yZXYueG1sTI9Ba8JAEIXvhf6HZQq96UYpYmM2IpZS KxSpFfS4ZqdJ2uxs2F1N/Pcde2kvA4/He/O+bN7bRpzRh9qRgtEwAYFUOFNTqWD38TyYgghRk9GN I1RwwQDz/PYm06lxHb3jeRtLwSUUUq2girFNpQxFhVaHoWuR2Pt03urI0pfSeN1xuW3kOEkm0uqa +EOlW1xWWHxvT1bBm1+tlov15Ys2B9vtx+v95rV/Uer+rn+a8VnMQETs418Crgy8H3IednQnMkE0 CpgmKhiMQLD5OJk+gDj+apln8j9B/gMAAP//AwBQSwECLQAUAAYACAAAACEAtoM4kv4AAADhAQAA EwAAAAAAAAAAAAAAAAAAAAAAW0NvbnRlbnRfVHlwZXNdLnhtbFBLAQItABQABgAIAAAAIQA4/SH/ 1gAAAJQBAAALAAAAAAAAAAAAAAAAAC8BAABfcmVscy8ucmVsc1BLAQItABQABgAIAAAAIQCZ2PQo nAEAAJQDAAAOAAAAAAAAAAAAAAAAAC4CAABkcnMvZTJvRG9jLnhtbFBLAQItABQABgAIAAAAIQCa syRQ4AAAAAkBAAAPAAAAAAAAAAAAAAAAAPYDAABkcnMvZG93bnJldi54bWxQSwUGAAAAAAQABADz AAAAAwUAAAAA " strokecolor="#156082 [3204]" strokeweight=".5pt">
                 <v:stroke joinstyle="miter"/>
@@ -24600,7 +24837,7 @@
       <w:pPr>
         <w:pStyle w:val="Ttulo3"/>
       </w:pPr>
-      <w:bookmarkStart w:id="24" w:name="_Toc230256479"/>
+      <w:bookmarkStart w:id="24" w:name="_Toc230344068"/>
       <w:proofErr w:type="spellStart"/>
       <w:r>
         <w:t>Puntos</w:t>
@@ -24679,7 +24916,7 @@
               </wp:anchor>
             </w:drawing>
           </mc:Choice>
-          <mc:Fallback xmlns:ns11="http://schemas.microsoft.com/office/drawing/2010/main" xmlns:ns5="http://schemas.openxmlformats.org/drawingml/2006/main" xmlns:ns9="http://schemas.openxmlformats.org/drawingml/2006/picture">
+          <mc:Fallback xmlns:ns9="http://schemas.openxmlformats.org/drawingml/2006/picture" xmlns:ns5="http://schemas.openxmlformats.org/drawingml/2006/main" xmlns:ns11="http://schemas.microsoft.com/office/drawing/2010/main">
             <w:pict>
               <v:line w14:anchorId="2821BB5C" id="Conexão Reta 3" o:spid="_x0000_s1026" style="position:absolute;z-index:251734016;visibility:visible;mso-wrap-style:square;mso-wrap-distance-left:9pt;mso-wrap-distance-top:0;mso-wrap-distance-right:9pt;mso-wrap-distance-bottom:0;mso-position-horizontal:absolute;mso-position-horizontal-relative:text;mso-position-vertical:absolute;mso-position-vertical-relative:text" from="0,0" to="484.2pt,0" o:gfxdata="UEsDBBQABgAIAAAAIQC2gziS/gAAAOEBAAATAAAAW0NvbnRlbnRfVHlwZXNdLnhtbJSRQU7DMBBF 90jcwfIWJU67QAgl6YK0S0CoHGBkTxKLZGx5TGhvj5O2G0SRWNoz/78nu9wcxkFMGNg6quQqL6RA 0s5Y6ir5vt9lD1JwBDIwOMJKHpHlpr69KfdHjyxSmriSfYz+USnWPY7AufNIadK6MEJMx9ApD/oD OlTrorhX2lFEilmcO2RdNtjC5xDF9pCuTyYBB5bi6bQ4syoJ3g9WQ0ymaiLzg5KdCXlKLjvcW893 SUOqXwnz5DrgnHtJTxOsQfEKIT7DmDSUCaxw7Rqn8787ZsmRM9e2VmPeBN4uqYvTtW7jvijg9N/y JsXecLq0q+WD6m8AAAD//wMAUEsDBBQABgAIAAAAIQA4/SH/1gAAAJQBAAALAAAAX3JlbHMvLnJl bHOkkMFqwzAMhu+DvYPRfXGawxijTi+j0GvpHsDYimMaW0Yy2fr2M4PBMnrbUb/Q94l/f/hMi1qR JVI2sOt6UJgd+ZiDgffL8ekFlFSbvV0oo4EbChzGx4f9GRdb25HMsYhqlCwG5lrLq9biZkxWOiqY 22YiTra2kYMu1l1tQD30/bPm3wwYN0x18gb45AdQl1tp5j/sFB2T0FQ7R0nTNEV3j6o9feQzro1i OWA14Fm+Q8a1a8+Bvu/d/dMb2JY5uiPbhG/ktn4cqGU/er3pcvwCAAD//wMAUEsDBBQABgAIAAAA IQCZ2PQonAEAAJQDAAAOAAAAZHJzL2Uyb0RvYy54bWysU01P3DAQvVfqf7B8Z5MAQm202T2A4FK1 qMAPMM54Y8n2WLbZZP99x97dLGorIRAXxx/z3sx7M1muJ2vYFkLU6DreLGrOwEnstdt0/Onx9uwb ZzEJ1wuDDjq+g8jXq69flqNv4RwHND0ERiQutqPv+JCSb6sqygGsiAv04OhRYbAi0TFsqj6Ikdit qc7r+qoaMfQ+oIQY6fZm/8hXhV8pkOmXUhESMx2n2lJZQ1mf81qtlqLdBOEHLQ9liA9UYYV2lHSm uhFJsJeg/6GyWgaMqNJCoq1QKS2haCA1Tf2XmodBeChayJzoZ5vi59HKn9trdx/IhtHHNvr7kFVM Ktj8pfrYVMzazWbBlJiky6vm8vvFJXkqj2/VCehDTHeAluVNx412WYdoxfZHTJSMQo8hdDilLru0 M5CDjfsNiumekjUFXaYCrk1gW0H9FFKCS03uIfGV6AxT2pgZWL8NPMRnKJSJeQ94RpTM6NIMttph +F/2NB1LVvv4owN73dmCZ+x3pSnFGmp9UXgY0zxbr88FfvqZVn8AAAD//wMAUEsDBBQABgAIAAAA IQBdcTjb3gAAAAcBAAAPAAAAZHJzL2Rvd25yZXYueG1sTI9Ba8JAEIXvBf/DMkJvdVMpYmM2IpZS KxSpLdjjmp0m0exs2F1N/Pcde2kvDx6PefO9bN7bRpzRh9qRgvtRAgKpcKamUsHnx/PdFESImoxu HKGCCwaY54ObTKfGdfSO520sBZdQSLWCKsY2lTIUFVodRq5F4uzbeasjW19K43XH5baR4ySZSKtr 4g+VbnFZYXHcnqyCN79aLRfry4E2X7bbjde7zWv/otTtsH+asSxmICL28e8CrhuYH3IG27sTmSAa Bbwm/ipnj5PpA4j91co8k//58x8AAAD//wMAUEsBAi0AFAAGAAgAAAAhALaDOJL+AAAA4QEAABMA AAAAAAAAAAAAAAAAAAAAAFtDb250ZW50X1R5cGVzXS54bWxQSwECLQAUAAYACAAAACEAOP0h/9YA AACUAQAACwAAAAAAAAAAAAAAAAAvAQAAX3JlbHMvLnJlbHNQSwECLQAUAAYACAAAACEAmdj0KJwB AACUAwAADgAAAAAAAAAAAAAAAAAuAgAAZHJzL2Uyb0RvYy54bWxQSwECLQAUAAYACAAAACEAXXE4 294AAAAHAQAADwAAAAAAAAAAAAAAAAD2AwAAZHJzL2Rvd25yZXYueG1sUEsFBgAAAAAEAAQA8wAA AAEFAAAAAA== " strokecolor="#156082 [3204]" strokeweight=".5pt">
                 <v:stroke joinstyle="miter"/>
@@ -24719,6 +24956,7 @@
           <w:b/>
           <w:bCs/>
         </w:rPr>
+        <w:lastRenderedPageBreak/>
         <w:t xml:space="preserve">@AiService (LangChain4j): </w:t>
       </w:r>
       <w:r>
@@ -24763,7 +25001,6 @@
           <w:bCs/>
           <w:lang w:val="es-ES"/>
         </w:rPr>
-        <w:lastRenderedPageBreak/>
         <w:t xml:space="preserve">sanitizeHql(): </w:t>
       </w:r>
       <w:r>
@@ -24935,7 +25172,7 @@
           <w:lang w:val="en-US"/>
         </w:rPr>
       </w:pPr>
-      <w:bookmarkStart w:id="25" w:name="_Toc230256480"/>
+      <w:bookmarkStart w:id="25" w:name="_Toc230344069"/>
       <w:r>
         <w:rPr>
           <w:lang w:val="en-US"/>
@@ -25014,7 +25251,7 @@
               </wp:anchor>
             </w:drawing>
           </mc:Choice>
-          <mc:Fallback xmlns:ns11="http://schemas.microsoft.com/office/drawing/2010/main" xmlns:ns5="http://schemas.openxmlformats.org/drawingml/2006/main" xmlns:ns9="http://schemas.openxmlformats.org/drawingml/2006/picture">
+          <mc:Fallback xmlns:ns9="http://schemas.openxmlformats.org/drawingml/2006/picture" xmlns:ns5="http://schemas.openxmlformats.org/drawingml/2006/main" xmlns:ns11="http://schemas.microsoft.com/office/drawing/2010/main">
             <w:pict>
               <v:line w14:anchorId="3DBDCB33" id="Conexão Reta 3" o:spid="_x0000_s1026" style="position:absolute;z-index:251736064;visibility:visible;mso-wrap-style:square;mso-wrap-distance-left:9pt;mso-wrap-distance-top:0;mso-wrap-distance-right:9pt;mso-wrap-distance-bottom:0;mso-position-horizontal:absolute;mso-position-horizontal-relative:text;mso-position-vertical:absolute;mso-position-vertical-relative:text" from="0,-.05pt" to="484.2pt,-.05pt" o:gfxdata="UEsDBBQABgAIAAAAIQC2gziS/gAAAOEBAAATAAAAW0NvbnRlbnRfVHlwZXNdLnhtbJSRQU7DMBBF 90jcwfIWJU67QAgl6YK0S0CoHGBkTxKLZGx5TGhvj5O2G0SRWNoz/78nu9wcxkFMGNg6quQqL6RA 0s5Y6ir5vt9lD1JwBDIwOMJKHpHlpr69KfdHjyxSmriSfYz+USnWPY7AufNIadK6MEJMx9ApD/oD OlTrorhX2lFEilmcO2RdNtjC5xDF9pCuTyYBB5bi6bQ4syoJ3g9WQ0ymaiLzg5KdCXlKLjvcW893 SUOqXwnz5DrgnHtJTxOsQfEKIT7DmDSUCaxw7Rqn8787ZsmRM9e2VmPeBN4uqYvTtW7jvijg9N/y JsXecLq0q+WD6m8AAAD//wMAUEsDBBQABgAIAAAAIQA4/SH/1gAAAJQBAAALAAAAX3JlbHMvLnJl bHOkkMFqwzAMhu+DvYPRfXGawxijTi+j0GvpHsDYimMaW0Yy2fr2M4PBMnrbUb/Q94l/f/hMi1qR JVI2sOt6UJgd+ZiDgffL8ekFlFSbvV0oo4EbChzGx4f9GRdb25HMsYhqlCwG5lrLq9biZkxWOiqY 22YiTra2kYMu1l1tQD30/bPm3wwYN0x18gb45AdQl1tp5j/sFB2T0FQ7R0nTNEV3j6o9feQzro1i OWA14Fm+Q8a1a8+Bvu/d/dMb2JY5uiPbhG/ktn4cqGU/er3pcvwCAAD//wMAUEsDBBQABgAIAAAA IQCZ2PQonAEAAJQDAAAOAAAAZHJzL2Uyb0RvYy54bWysU01P3DAQvVfqf7B8Z5MAQm202T2A4FK1 qMAPMM54Y8n2WLbZZP99x97dLGorIRAXxx/z3sx7M1muJ2vYFkLU6DreLGrOwEnstdt0/Onx9uwb ZzEJ1wuDDjq+g8jXq69flqNv4RwHND0ERiQutqPv+JCSb6sqygGsiAv04OhRYbAi0TFsqj6Ikdit qc7r+qoaMfQ+oIQY6fZm/8hXhV8pkOmXUhESMx2n2lJZQ1mf81qtlqLdBOEHLQ9liA9UYYV2lHSm uhFJsJeg/6GyWgaMqNJCoq1QKS2haCA1Tf2XmodBeChayJzoZ5vi59HKn9trdx/IhtHHNvr7kFVM Ktj8pfrYVMzazWbBlJiky6vm8vvFJXkqj2/VCehDTHeAluVNx412WYdoxfZHTJSMQo8hdDilLru0 M5CDjfsNiumekjUFXaYCrk1gW0H9FFKCS03uIfGV6AxT2pgZWL8NPMRnKJSJeQ94RpTM6NIMttph +F/2NB1LVvv4owN73dmCZ+x3pSnFGmp9UXgY0zxbr88FfvqZVn8AAAD//wMAUEsDBBQABgAIAAAA IQCasyRQ4AAAAAkBAAAPAAAAZHJzL2Rvd25yZXYueG1sTI9Ba8JAEIXvhf6HZQq96UYpYmM2IpZS KxSpFfS4ZqdJ2uxs2F1N/Pcde2kvA4/He/O+bN7bRpzRh9qRgtEwAYFUOFNTqWD38TyYgghRk9GN I1RwwQDz/PYm06lxHb3jeRtLwSUUUq2girFNpQxFhVaHoWuR2Pt03urI0pfSeN1xuW3kOEkm0uqa +EOlW1xWWHxvT1bBm1+tlov15Ys2B9vtx+v95rV/Uer+rn+a8VnMQETs418Crgy8H3IednQnMkE0 CpgmKhiMQLD5OJk+gDj+apln8j9B/gMAAP//AwBQSwECLQAUAAYACAAAACEAtoM4kv4AAADhAQAA EwAAAAAAAAAAAAAAAAAAAAAAW0NvbnRlbnRfVHlwZXNdLnhtbFBLAQItABQABgAIAAAAIQA4/SH/ 1gAAAJQBAAALAAAAAAAAAAAAAAAAAC8BAABfcmVscy8ucmVsc1BLAQItABQABgAIAAAAIQCZ2PQo nAEAAJQDAAAOAAAAAAAAAAAAAAAAAC4CAABkcnMvZTJvRG9jLnhtbFBLAQItABQABgAIAAAAIQCa syRQ4AAAAAkBAAAPAAAAAAAAAAAAAAAAAPYDAABkcnMvZG93bnJldi54bWxQSwUGAAAAAAQABADz AAAAAwUAAAAA " strokecolor="#156082 [3204]" strokeweight=".5pt">
                 <v:stroke joinstyle="miter"/>
@@ -25309,7 +25546,7 @@
           <w:lang w:val="es-ES"/>
         </w:rPr>
       </w:pPr>
-      <w:bookmarkStart w:id="26" w:name="_Toc230256481"/>
+      <w:bookmarkStart w:id="26" w:name="_Toc230344070"/>
       <w:r>
         <w:rPr>
           <w:lang w:val="es-ES"/>

--- a/local_llm_es.docx
+++ b/local_llm_es.docx
@@ -2033,7 +2033,7 @@
               </wp:anchor>
             </w:drawing>
           </mc:Choice>
-          <mc:Fallback xmlns:ns9="http://schemas.openxmlformats.org/drawingml/2006/picture" xmlns:ns5="http://schemas.openxmlformats.org/drawingml/2006/main" xmlns:ns11="http://schemas.microsoft.com/office/drawing/2010/main">
+          <mc:Fallback xmlns:ns11="http://schemas.microsoft.com/office/drawing/2010/main" xmlns:ns5="http://schemas.openxmlformats.org/drawingml/2006/main" xmlns:ns9="http://schemas.openxmlformats.org/drawingml/2006/picture">
             <w:pict>
               <v:line w14:anchorId="16FFBEF1" id="Conexão Reta 2" o:spid="_x0000_s1026" style="position:absolute;z-index:251699200;visibility:visible;mso-wrap-style:square;mso-wrap-distance-left:9pt;mso-wrap-distance-top:0;mso-wrap-distance-right:9pt;mso-wrap-distance-bottom:0;mso-position-horizontal:absolute;mso-position-horizontal-relative:text;mso-position-vertical:absolute;mso-position-vertical-relative:text" from="0,-.05pt" to="484.2pt,-.05pt" o:gfxdata="UEsDBBQABgAIAAAAIQC2gziS/gAAAOEBAAATAAAAW0NvbnRlbnRfVHlwZXNdLnhtbJSRQU7DMBBF 90jcwfIWJU67QAgl6YK0S0CoHGBkTxKLZGx5TGhvj5O2G0SRWNoz/78nu9wcxkFMGNg6quQqL6RA 0s5Y6ir5vt9lD1JwBDIwOMJKHpHlpr69KfdHjyxSmriSfYz+USnWPY7AufNIadK6MEJMx9ApD/oD OlTrorhX2lFEilmcO2RdNtjC5xDF9pCuTyYBB5bi6bQ4syoJ3g9WQ0ymaiLzg5KdCXlKLjvcW893 SUOqXwnz5DrgnHtJTxOsQfEKIT7DmDSUCaxw7Rqn8787ZsmRM9e2VmPeBN4uqYvTtW7jvijg9N/y JsXecLq0q+WD6m8AAAD//wMAUEsDBBQABgAIAAAAIQA4/SH/1gAAAJQBAAALAAAAX3JlbHMvLnJl bHOkkMFqwzAMhu+DvYPRfXGawxijTi+j0GvpHsDYimMaW0Yy2fr2M4PBMnrbUb/Q94l/f/hMi1qR JVI2sOt6UJgd+ZiDgffL8ekFlFSbvV0oo4EbChzGx4f9GRdb25HMsYhqlCwG5lrLq9biZkxWOiqY 22YiTra2kYMu1l1tQD30/bPm3wwYN0x18gb45AdQl1tp5j/sFB2T0FQ7R0nTNEV3j6o9feQzro1i OWA14Fm+Q8a1a8+Bvu/d/dMb2JY5uiPbhG/ktn4cqGU/er3pcvwCAAD//wMAUEsDBBQABgAIAAAA IQCZ2PQonAEAAJQDAAAOAAAAZHJzL2Uyb0RvYy54bWysU01P3DAQvVfqf7B8Z5MAQm202T2A4FK1 qMAPMM54Y8n2WLbZZP99x97dLGorIRAXxx/z3sx7M1muJ2vYFkLU6DreLGrOwEnstdt0/Onx9uwb ZzEJ1wuDDjq+g8jXq69flqNv4RwHND0ERiQutqPv+JCSb6sqygGsiAv04OhRYbAi0TFsqj6Ikdit qc7r+qoaMfQ+oIQY6fZm/8hXhV8pkOmXUhESMx2n2lJZQ1mf81qtlqLdBOEHLQ9liA9UYYV2lHSm uhFJsJeg/6GyWgaMqNJCoq1QKS2haCA1Tf2XmodBeChayJzoZ5vi59HKn9trdx/IhtHHNvr7kFVM Ktj8pfrYVMzazWbBlJiky6vm8vvFJXkqj2/VCehDTHeAluVNx412WYdoxfZHTJSMQo8hdDilLru0 M5CDjfsNiumekjUFXaYCrk1gW0H9FFKCS03uIfGV6AxT2pgZWL8NPMRnKJSJeQ94RpTM6NIMttph +F/2NB1LVvv4owN73dmCZ+x3pSnFGmp9UXgY0zxbr88FfvqZVn8AAAD//wMAUEsDBBQABgAIAAAA IQCasyRQ4AAAAAkBAAAPAAAAZHJzL2Rvd25yZXYueG1sTI9Ba8JAEIXvhf6HZQq96UYpYmM2IpZS KxSpFfS4ZqdJ2uxs2F1N/Pcde2kvA4/He/O+bN7bRpzRh9qRgtEwAYFUOFNTqWD38TyYgghRk9GN I1RwwQDz/PYm06lxHb3jeRtLwSUUUq2girFNpQxFhVaHoWuR2Pt03urI0pfSeN1xuW3kOEkm0uqa +EOlW1xWWHxvT1bBm1+tlov15Ys2B9vtx+v95rV/Uer+rn+a8VnMQETs418Crgy8H3IednQnMkE0 CpgmKhiMQLD5OJk+gDj+apln8j9B/gMAAP//AwBQSwECLQAUAAYACAAAACEAtoM4kv4AAADhAQAA EwAAAAAAAAAAAAAAAAAAAAAAW0NvbnRlbnRfVHlwZXNdLnhtbFBLAQItABQABgAIAAAAIQA4/SH/ 1gAAAJQBAAALAAAAAAAAAAAAAAAAAC8BAABfcmVscy8ucmVsc1BLAQItABQABgAIAAAAIQCZ2PQo nAEAAJQDAAAOAAAAAAAAAAAAAAAAAC4CAABkcnMvZTJvRG9jLnhtbFBLAQItABQABgAIAAAAIQCa syRQ4AAAAAkBAAAPAAAAAAAAAAAAAAAAAPYDAABkcnMvZG93bnJldi54bWxQSwUGAAAAAAQABADz AAAAAwUAAAAA " strokecolor="#156082 [3204]" strokeweight=".5pt">
                 <v:stroke joinstyle="miter"/>
@@ -2141,7 +2141,7 @@
               </wp:anchor>
             </w:drawing>
           </mc:Choice>
-          <mc:Fallback xmlns:ns9="http://schemas.openxmlformats.org/drawingml/2006/picture" xmlns:ns5="http://schemas.openxmlformats.org/drawingml/2006/main" xmlns:ns11="http://schemas.microsoft.com/office/drawing/2010/main">
+          <mc:Fallback xmlns:ns11="http://schemas.microsoft.com/office/drawing/2010/main" xmlns:ns5="http://schemas.openxmlformats.org/drawingml/2006/main" xmlns:ns9="http://schemas.openxmlformats.org/drawingml/2006/picture">
             <w:pict>
               <v:line w14:anchorId="17B95DA5" id="Conexão Reta 2" o:spid="_x0000_s1026" style="position:absolute;z-index:251701248;visibility:visible;mso-wrap-style:square;mso-wrap-distance-left:9pt;mso-wrap-distance-top:0;mso-wrap-distance-right:9pt;mso-wrap-distance-bottom:0;mso-position-horizontal:absolute;mso-position-horizontal-relative:text;mso-position-vertical:absolute;mso-position-vertical-relative:text" from="0,0" to="484.2pt,0" o:gfxdata="UEsDBBQABgAIAAAAIQC2gziS/gAAAOEBAAATAAAAW0NvbnRlbnRfVHlwZXNdLnhtbJSRQU7DMBBF 90jcwfIWJU67QAgl6YK0S0CoHGBkTxKLZGx5TGhvj5O2G0SRWNoz/78nu9wcxkFMGNg6quQqL6RA 0s5Y6ir5vt9lD1JwBDIwOMJKHpHlpr69KfdHjyxSmriSfYz+USnWPY7AufNIadK6MEJMx9ApD/oD OlTrorhX2lFEilmcO2RdNtjC5xDF9pCuTyYBB5bi6bQ4syoJ3g9WQ0ymaiLzg5KdCXlKLjvcW893 SUOqXwnz5DrgnHtJTxOsQfEKIT7DmDSUCaxw7Rqn8787ZsmRM9e2VmPeBN4uqYvTtW7jvijg9N/y JsXecLq0q+WD6m8AAAD//wMAUEsDBBQABgAIAAAAIQA4/SH/1gAAAJQBAAALAAAAX3JlbHMvLnJl bHOkkMFqwzAMhu+DvYPRfXGawxijTi+j0GvpHsDYimMaW0Yy2fr2M4PBMnrbUb/Q94l/f/hMi1qR JVI2sOt6UJgd+ZiDgffL8ekFlFSbvV0oo4EbChzGx4f9GRdb25HMsYhqlCwG5lrLq9biZkxWOiqY 22YiTra2kYMu1l1tQD30/bPm3wwYN0x18gb45AdQl1tp5j/sFB2T0FQ7R0nTNEV3j6o9feQzro1i OWA14Fm+Q8a1a8+Bvu/d/dMb2JY5uiPbhG/ktn4cqGU/er3pcvwCAAD//wMAUEsDBBQABgAIAAAA IQCZ2PQonAEAAJQDAAAOAAAAZHJzL2Uyb0RvYy54bWysU01P3DAQvVfqf7B8Z5MAQm202T2A4FK1 qMAPMM54Y8n2WLbZZP99x97dLGorIRAXxx/z3sx7M1muJ2vYFkLU6DreLGrOwEnstdt0/Onx9uwb ZzEJ1wuDDjq+g8jXq69flqNv4RwHND0ERiQutqPv+JCSb6sqygGsiAv04OhRYbAi0TFsqj6Ikdit qc7r+qoaMfQ+oIQY6fZm/8hXhV8pkOmXUhESMx2n2lJZQ1mf81qtlqLdBOEHLQ9liA9UYYV2lHSm uhFJsJeg/6GyWgaMqNJCoq1QKS2haCA1Tf2XmodBeChayJzoZ5vi59HKn9trdx/IhtHHNvr7kFVM Ktj8pfrYVMzazWbBlJiky6vm8vvFJXkqj2/VCehDTHeAluVNx412WYdoxfZHTJSMQo8hdDilLru0 M5CDjfsNiumekjUFXaYCrk1gW0H9FFKCS03uIfGV6AxT2pgZWL8NPMRnKJSJeQ94RpTM6NIMttph +F/2NB1LVvv4owN73dmCZ+x3pSnFGmp9UXgY0zxbr88FfvqZVn8AAAD//wMAUEsDBBQABgAIAAAA IQBdcTjb3gAAAAcBAAAPAAAAZHJzL2Rvd25yZXYueG1sTI9Ba8JAEIXvBf/DMkJvdVMpYmM2IpZS KxSpLdjjmp0m0exs2F1N/Pcde2kvDx6PefO9bN7bRpzRh9qRgvtRAgKpcKamUsHnx/PdFESImoxu HKGCCwaY54ObTKfGdfSO520sBZdQSLWCKsY2lTIUFVodRq5F4uzbeasjW19K43XH5baR4ySZSKtr 4g+VbnFZYXHcnqyCN79aLRfry4E2X7bbjde7zWv/otTtsH+asSxmICL28e8CrhuYH3IG27sTmSAa Bbwm/ipnj5PpA4j91co8k//58x8AAAD//wMAUEsBAi0AFAAGAAgAAAAhALaDOJL+AAAA4QEAABMA AAAAAAAAAAAAAAAAAAAAAFtDb250ZW50X1R5cGVzXS54bWxQSwECLQAUAAYACAAAACEAOP0h/9YA AACUAQAACwAAAAAAAAAAAAAAAAAvAQAAX3JlbHMvLnJlbHNQSwECLQAUAAYACAAAACEAmdj0KJwB AACUAwAADgAAAAAAAAAAAAAAAAAuAgAAZHJzL2Uyb0RvYy54bWxQSwECLQAUAAYACAAAACEAXXE4 294AAAAHAQAADwAAAAAAAAAAAAAAAAD2AwAAZHJzL2Rvd25yZXYueG1sUEsFBgAAAAAEAAQA8wAA AAEFAAAAAA== " strokecolor="#156082 [3204]" strokeweight=".5pt">
                 <v:stroke joinstyle="miter"/>
@@ -2595,7 +2595,7 @@
               </wp:anchor>
             </w:drawing>
           </mc:Choice>
-          <mc:Fallback xmlns:ns9="http://schemas.openxmlformats.org/drawingml/2006/picture" xmlns:ns5="http://schemas.openxmlformats.org/drawingml/2006/main" xmlns:ns11="http://schemas.microsoft.com/office/drawing/2010/main">
+          <mc:Fallback xmlns:ns11="http://schemas.microsoft.com/office/drawing/2010/main" xmlns:ns5="http://schemas.openxmlformats.org/drawingml/2006/main" xmlns:ns9="http://schemas.openxmlformats.org/drawingml/2006/picture">
             <w:pict>
               <v:line w14:anchorId="65E0A2AF" id="Conexão Reta 3" o:spid="_x0000_s1026" style="position:absolute;z-index:251697152;visibility:visible;mso-wrap-style:square;mso-wrap-distance-left:9pt;mso-wrap-distance-top:0;mso-wrap-distance-right:9pt;mso-wrap-distance-bottom:0;mso-position-horizontal:absolute;mso-position-horizontal-relative:text;mso-position-vertical:absolute;mso-position-vertical-relative:text" from="0,-.05pt" to="484.2pt,-.05pt" o:gfxdata="UEsDBBQABgAIAAAAIQC2gziS/gAAAOEBAAATAAAAW0NvbnRlbnRfVHlwZXNdLnhtbJSRQU7DMBBF 90jcwfIWJU67QAgl6YK0S0CoHGBkTxKLZGx5TGhvj5O2G0SRWNoz/78nu9wcxkFMGNg6quQqL6RA 0s5Y6ir5vt9lD1JwBDIwOMJKHpHlpr69KfdHjyxSmriSfYz+USnWPY7AufNIadK6MEJMx9ApD/oD OlTrorhX2lFEilmcO2RdNtjC5xDF9pCuTyYBB5bi6bQ4syoJ3g9WQ0ymaiLzg5KdCXlKLjvcW893 SUOqXwnz5DrgnHtJTxOsQfEKIT7DmDSUCaxw7Rqn8787ZsmRM9e2VmPeBN4uqYvTtW7jvijg9N/y JsXecLq0q+WD6m8AAAD//wMAUEsDBBQABgAIAAAAIQA4/SH/1gAAAJQBAAALAAAAX3JlbHMvLnJl bHOkkMFqwzAMhu+DvYPRfXGawxijTi+j0GvpHsDYimMaW0Yy2fr2M4PBMnrbUb/Q94l/f/hMi1qR JVI2sOt6UJgd+ZiDgffL8ekFlFSbvV0oo4EbChzGx4f9GRdb25HMsYhqlCwG5lrLq9biZkxWOiqY 22YiTra2kYMu1l1tQD30/bPm3wwYN0x18gb45AdQl1tp5j/sFB2T0FQ7R0nTNEV3j6o9feQzro1i OWA14Fm+Q8a1a8+Bvu/d/dMb2JY5uiPbhG/ktn4cqGU/er3pcvwCAAD//wMAUEsDBBQABgAIAAAA IQCZ2PQonAEAAJQDAAAOAAAAZHJzL2Uyb0RvYy54bWysU01P3DAQvVfqf7B8Z5MAQm202T2A4FK1 qMAPMM54Y8n2WLbZZP99x97dLGorIRAXxx/z3sx7M1muJ2vYFkLU6DreLGrOwEnstdt0/Onx9uwb ZzEJ1wuDDjq+g8jXq69flqNv4RwHND0ERiQutqPv+JCSb6sqygGsiAv04OhRYbAi0TFsqj6Ikdit qc7r+qoaMfQ+oIQY6fZm/8hXhV8pkOmXUhESMx2n2lJZQ1mf81qtlqLdBOEHLQ9liA9UYYV2lHSm uhFJsJeg/6GyWgaMqNJCoq1QKS2haCA1Tf2XmodBeChayJzoZ5vi59HKn9trdx/IhtHHNvr7kFVM Ktj8pfrYVMzazWbBlJiky6vm8vvFJXkqj2/VCehDTHeAluVNx412WYdoxfZHTJSMQo8hdDilLru0 M5CDjfsNiumekjUFXaYCrk1gW0H9FFKCS03uIfGV6AxT2pgZWL8NPMRnKJSJeQ94RpTM6NIMttph +F/2NB1LVvv4owN73dmCZ+x3pSnFGmp9UXgY0zxbr88FfvqZVn8AAAD//wMAUEsDBBQABgAIAAAA IQCasyRQ4AAAAAkBAAAPAAAAZHJzL2Rvd25yZXYueG1sTI9Ba8JAEIXvhf6HZQq96UYpYmM2IpZS KxSpFfS4ZqdJ2uxs2F1N/Pcde2kvA4/He/O+bN7bRpzRh9qRgtEwAYFUOFNTqWD38TyYgghRk9GN I1RwwQDz/PYm06lxHb3jeRtLwSUUUq2girFNpQxFhVaHoWuR2Pt03urI0pfSeN1xuW3kOEkm0uqa +EOlW1xWWHxvT1bBm1+tlov15Ys2B9vtx+v95rV/Uer+rn+a8VnMQETs418Crgy8H3IednQnMkE0 CpgmKhiMQLD5OJk+gDj+apln8j9B/gMAAP//AwBQSwECLQAUAAYACAAAACEAtoM4kv4AAADhAQAA EwAAAAAAAAAAAAAAAAAAAAAAW0NvbnRlbnRfVHlwZXNdLnhtbFBLAQItABQABgAIAAAAIQA4/SH/ 1gAAAJQBAAALAAAAAAAAAAAAAAAAAC8BAABfcmVscy8ucmVsc1BLAQItABQABgAIAAAAIQCZ2PQo nAEAAJQDAAAOAAAAAAAAAAAAAAAAAC4CAABkcnMvZTJvRG9jLnhtbFBLAQItABQABgAIAAAAIQCa syRQ4AAAAAkBAAAPAAAAAAAAAAAAAAAAAPYDAABkcnMvZG93bnJldi54bWxQSwUGAAAAAAQABADz AAAAAwUAAAAA " strokecolor="#156082 [3204]" strokeweight=".5pt">
                 <v:stroke joinstyle="miter"/>
@@ -3514,7 +3514,7 @@
               </wp:anchor>
             </w:drawing>
           </mc:Choice>
-          <mc:Fallback xmlns:ns9="http://schemas.openxmlformats.org/drawingml/2006/picture" xmlns:ns5="http://schemas.openxmlformats.org/drawingml/2006/main" xmlns:ns11="http://schemas.microsoft.com/office/drawing/2010/main">
+          <mc:Fallback xmlns:ns11="http://schemas.microsoft.com/office/drawing/2010/main" xmlns:ns5="http://schemas.openxmlformats.org/drawingml/2006/main" xmlns:ns9="http://schemas.openxmlformats.org/drawingml/2006/picture">
             <w:pict>
               <v:line w14:anchorId="65E692E1" id="Conexão Reta 2" o:spid="_x0000_s1026" style="position:absolute;z-index:251703296;visibility:visible;mso-wrap-style:square;mso-wrap-distance-left:9pt;mso-wrap-distance-top:0;mso-wrap-distance-right:9pt;mso-wrap-distance-bottom:0;mso-position-horizontal:absolute;mso-position-horizontal-relative:text;mso-position-vertical:absolute;mso-position-vertical-relative:text" from="0,-.05pt" to="484.2pt,-.05pt" o:gfxdata="UEsDBBQABgAIAAAAIQC2gziS/gAAAOEBAAATAAAAW0NvbnRlbnRfVHlwZXNdLnhtbJSRQU7DMBBF 90jcwfIWJU67QAgl6YK0S0CoHGBkTxKLZGx5TGhvj5O2G0SRWNoz/78nu9wcxkFMGNg6quQqL6RA 0s5Y6ir5vt9lD1JwBDIwOMJKHpHlpr69KfdHjyxSmriSfYz+USnWPY7AufNIadK6MEJMx9ApD/oD OlTrorhX2lFEilmcO2RdNtjC5xDF9pCuTyYBB5bi6bQ4syoJ3g9WQ0ymaiLzg5KdCXlKLjvcW893 SUOqXwnz5DrgnHtJTxOsQfEKIT7DmDSUCaxw7Rqn8787ZsmRM9e2VmPeBN4uqYvTtW7jvijg9N/y JsXecLq0q+WD6m8AAAD//wMAUEsDBBQABgAIAAAAIQA4/SH/1gAAAJQBAAALAAAAX3JlbHMvLnJl bHOkkMFqwzAMhu+DvYPRfXGawxijTi+j0GvpHsDYimMaW0Yy2fr2M4PBMnrbUb/Q94l/f/hMi1qR JVI2sOt6UJgd+ZiDgffL8ekFlFSbvV0oo4EbChzGx4f9GRdb25HMsYhqlCwG5lrLq9biZkxWOiqY 22YiTra2kYMu1l1tQD30/bPm3wwYN0x18gb45AdQl1tp5j/sFB2T0FQ7R0nTNEV3j6o9feQzro1i OWA14Fm+Q8a1a8+Bvu/d/dMb2JY5uiPbhG/ktn4cqGU/er3pcvwCAAD//wMAUEsDBBQABgAIAAAA IQCZ2PQonAEAAJQDAAAOAAAAZHJzL2Uyb0RvYy54bWysU01P3DAQvVfqf7B8Z5MAQm202T2A4FK1 qMAPMM54Y8n2WLbZZP99x97dLGorIRAXxx/z3sx7M1muJ2vYFkLU6DreLGrOwEnstdt0/Onx9uwb ZzEJ1wuDDjq+g8jXq69flqNv4RwHND0ERiQutqPv+JCSb6sqygGsiAv04OhRYbAi0TFsqj6Ikdit qc7r+qoaMfQ+oIQY6fZm/8hXhV8pkOmXUhESMx2n2lJZQ1mf81qtlqLdBOEHLQ9liA9UYYV2lHSm uhFJsJeg/6GyWgaMqNJCoq1QKS2haCA1Tf2XmodBeChayJzoZ5vi59HKn9trdx/IhtHHNvr7kFVM Ktj8pfrYVMzazWbBlJiky6vm8vvFJXkqj2/VCehDTHeAluVNx412WYdoxfZHTJSMQo8hdDilLru0 M5CDjfsNiumekjUFXaYCrk1gW0H9FFKCS03uIfGV6AxT2pgZWL8NPMRnKJSJeQ94RpTM6NIMttph +F/2NB1LVvv4owN73dmCZ+x3pSnFGmp9UXgY0zxbr88FfvqZVn8AAAD//wMAUEsDBBQABgAIAAAA IQCasyRQ4AAAAAkBAAAPAAAAZHJzL2Rvd25yZXYueG1sTI9Ba8JAEIXvhf6HZQq96UYpYmM2IpZS KxSpFfS4ZqdJ2uxs2F1N/Pcde2kvA4/He/O+bN7bRpzRh9qRgtEwAYFUOFNTqWD38TyYgghRk9GN I1RwwQDz/PYm06lxHb3jeRtLwSUUUq2girFNpQxFhVaHoWuR2Pt03urI0pfSeN1xuW3kOEkm0uqa +EOlW1xWWHxvT1bBm1+tlov15Ys2B9vtx+v95rV/Uer+rn+a8VnMQETs418Crgy8H3IednQnMkE0 CpgmKhiMQLD5OJk+gDj+apln8j9B/gMAAP//AwBQSwECLQAUAAYACAAAACEAtoM4kv4AAADhAQAA EwAAAAAAAAAAAAAAAAAAAAAAW0NvbnRlbnRfVHlwZXNdLnhtbFBLAQItABQABgAIAAAAIQA4/SH/ 1gAAAJQBAAALAAAAAAAAAAAAAAAAAC8BAABfcmVscy8ucmVsc1BLAQItABQABgAIAAAAIQCZ2PQo nAEAAJQDAAAOAAAAAAAAAAAAAAAAAC4CAABkcnMvZTJvRG9jLnhtbFBLAQItABQABgAIAAAAIQCa syRQ4AAAAAkBAAAPAAAAAAAAAAAAAAAAAPYDAABkcnMvZG93bnJldi54bWxQSwUGAAAAAAQABADz AAAAAwUAAAAA " strokecolor="#156082 [3204]" strokeweight=".5pt">
                 <v:stroke joinstyle="miter"/>
@@ -4138,7 +4138,7 @@
               </wp:anchor>
             </w:drawing>
           </mc:Choice>
-          <mc:Fallback xmlns:ns9="http://schemas.openxmlformats.org/drawingml/2006/picture" xmlns:ns5="http://schemas.openxmlformats.org/drawingml/2006/main" xmlns:ns11="http://schemas.microsoft.com/office/drawing/2010/main">
+          <mc:Fallback xmlns:ns11="http://schemas.microsoft.com/office/drawing/2010/main" xmlns:ns5="http://schemas.openxmlformats.org/drawingml/2006/main" xmlns:ns9="http://schemas.openxmlformats.org/drawingml/2006/picture">
             <w:pict>
               <v:line w14:anchorId="741A5B90" id="Conexão Reta 2" o:spid="_x0000_s1026" style="position:absolute;z-index:251705344;visibility:visible;mso-wrap-style:square;mso-wrap-distance-left:9pt;mso-wrap-distance-top:0;mso-wrap-distance-right:9pt;mso-wrap-distance-bottom:0;mso-position-horizontal:absolute;mso-position-horizontal-relative:text;mso-position-vertical:absolute;mso-position-vertical-relative:text" from="0,0" to="484.2pt,0" o:gfxdata="UEsDBBQABgAIAAAAIQC2gziS/gAAAOEBAAATAAAAW0NvbnRlbnRfVHlwZXNdLnhtbJSRQU7DMBBF 90jcwfIWJU67QAgl6YK0S0CoHGBkTxKLZGx5TGhvj5O2G0SRWNoz/78nu9wcxkFMGNg6quQqL6RA 0s5Y6ir5vt9lD1JwBDIwOMJKHpHlpr69KfdHjyxSmriSfYz+USnWPY7AufNIadK6MEJMx9ApD/oD OlTrorhX2lFEilmcO2RdNtjC5xDF9pCuTyYBB5bi6bQ4syoJ3g9WQ0ymaiLzg5KdCXlKLjvcW893 SUOqXwnz5DrgnHtJTxOsQfEKIT7DmDSUCaxw7Rqn8787ZsmRM9e2VmPeBN4uqYvTtW7jvijg9N/y JsXecLq0q+WD6m8AAAD//wMAUEsDBBQABgAIAAAAIQA4/SH/1gAAAJQBAAALAAAAX3JlbHMvLnJl bHOkkMFqwzAMhu+DvYPRfXGawxijTi+j0GvpHsDYimMaW0Yy2fr2M4PBMnrbUb/Q94l/f/hMi1qR JVI2sOt6UJgd+ZiDgffL8ekFlFSbvV0oo4EbChzGx4f9GRdb25HMsYhqlCwG5lrLq9biZkxWOiqY 22YiTra2kYMu1l1tQD30/bPm3wwYN0x18gb45AdQl1tp5j/sFB2T0FQ7R0nTNEV3j6o9feQzro1i OWA14Fm+Q8a1a8+Bvu/d/dMb2JY5uiPbhG/ktn4cqGU/er3pcvwCAAD//wMAUEsDBBQABgAIAAAA IQCZ2PQonAEAAJQDAAAOAAAAZHJzL2Uyb0RvYy54bWysU01P3DAQvVfqf7B8Z5MAQm202T2A4FK1 qMAPMM54Y8n2WLbZZP99x97dLGorIRAXxx/z3sx7M1muJ2vYFkLU6DreLGrOwEnstdt0/Onx9uwb ZzEJ1wuDDjq+g8jXq69flqNv4RwHND0ERiQutqPv+JCSb6sqygGsiAv04OhRYbAi0TFsqj6Ikdit qc7r+qoaMfQ+oIQY6fZm/8hXhV8pkOmXUhESMx2n2lJZQ1mf81qtlqLdBOEHLQ9liA9UYYV2lHSm uhFJsJeg/6GyWgaMqNJCoq1QKS2haCA1Tf2XmodBeChayJzoZ5vi59HKn9trdx/IhtHHNvr7kFVM Ktj8pfrYVMzazWbBlJiky6vm8vvFJXkqj2/VCehDTHeAluVNx412WYdoxfZHTJSMQo8hdDilLru0 M5CDjfsNiumekjUFXaYCrk1gW0H9FFKCS03uIfGV6AxT2pgZWL8NPMRnKJSJeQ94RpTM6NIMttph +F/2NB1LVvv4owN73dmCZ+x3pSnFGmp9UXgY0zxbr88FfvqZVn8AAAD//wMAUEsDBBQABgAIAAAA IQBdcTjb3gAAAAcBAAAPAAAAZHJzL2Rvd25yZXYueG1sTI9Ba8JAEIXvBf/DMkJvdVMpYmM2IpZS KxSpLdjjmp0m0exs2F1N/Pcde2kvDx6PefO9bN7bRpzRh9qRgvtRAgKpcKamUsHnx/PdFESImoxu HKGCCwaY54ObTKfGdfSO520sBZdQSLWCKsY2lTIUFVodRq5F4uzbeasjW19K43XH5baR4ySZSKtr 4g+VbnFZYXHcnqyCN79aLRfry4E2X7bbjde7zWv/otTtsH+asSxmICL28e8CrhuYH3IG27sTmSAa Bbwm/ipnj5PpA4j91co8k//58x8AAAD//wMAUEsBAi0AFAAGAAgAAAAhALaDOJL+AAAA4QEAABMA AAAAAAAAAAAAAAAAAAAAAFtDb250ZW50X1R5cGVzXS54bWxQSwECLQAUAAYACAAAACEAOP0h/9YA AACUAQAACwAAAAAAAAAAAAAAAAAvAQAAX3JlbHMvLnJlbHNQSwECLQAUAAYACAAAACEAmdj0KJwB AACUAwAADgAAAAAAAAAAAAAAAAAuAgAAZHJzL2Uyb0RvYy54bWxQSwECLQAUAAYACAAAACEAXXE4 294AAAAHAQAADwAAAAAAAAAAAAAAAAD2AwAAZHJzL2Rvd25yZXYueG1sUEsFBgAAAAAEAAQA8wAA AAEFAAAAAA== " strokecolor="#156082 [3204]" strokeweight=".5pt">
                 <v:stroke joinstyle="miter"/>
@@ -4706,7 +4706,7 @@
               </wp:anchor>
             </w:drawing>
           </mc:Choice>
-          <mc:Fallback xmlns:ns9="http://schemas.openxmlformats.org/drawingml/2006/picture" xmlns:ns5="http://schemas.openxmlformats.org/drawingml/2006/main" xmlns:ns11="http://schemas.microsoft.com/office/drawing/2010/main">
+          <mc:Fallback xmlns:ns11="http://schemas.microsoft.com/office/drawing/2010/main" xmlns:ns5="http://schemas.openxmlformats.org/drawingml/2006/main" xmlns:ns9="http://schemas.openxmlformats.org/drawingml/2006/picture">
             <w:pict>
               <v:line w14:anchorId="10BAAF4A" id="Conexão Reta 2" o:spid="_x0000_s1026" style="position:absolute;z-index:251707392;visibility:visible;mso-wrap-style:square;mso-wrap-distance-left:9pt;mso-wrap-distance-top:0;mso-wrap-distance-right:9pt;mso-wrap-distance-bottom:0;mso-position-horizontal:absolute;mso-position-horizontal-relative:text;mso-position-vertical:absolute;mso-position-vertical-relative:text" from="0,-.05pt" to="484.2pt,-.05pt" o:gfxdata="UEsDBBQABgAIAAAAIQC2gziS/gAAAOEBAAATAAAAW0NvbnRlbnRfVHlwZXNdLnhtbJSRQU7DMBBF 90jcwfIWJU67QAgl6YK0S0CoHGBkTxKLZGx5TGhvj5O2G0SRWNoz/78nu9wcxkFMGNg6quQqL6RA 0s5Y6ir5vt9lD1JwBDIwOMJKHpHlpr69KfdHjyxSmriSfYz+USnWPY7AufNIadK6MEJMx9ApD/oD OlTrorhX2lFEilmcO2RdNtjC5xDF9pCuTyYBB5bi6bQ4syoJ3g9WQ0ymaiLzg5KdCXlKLjvcW893 SUOqXwnz5DrgnHtJTxOsQfEKIT7DmDSUCaxw7Rqn8787ZsmRM9e2VmPeBN4uqYvTtW7jvijg9N/y JsXecLq0q+WD6m8AAAD//wMAUEsDBBQABgAIAAAAIQA4/SH/1gAAAJQBAAALAAAAX3JlbHMvLnJl bHOkkMFqwzAMhu+DvYPRfXGawxijTi+j0GvpHsDYimMaW0Yy2fr2M4PBMnrbUb/Q94l/f/hMi1qR JVI2sOt6UJgd+ZiDgffL8ekFlFSbvV0oo4EbChzGx4f9GRdb25HMsYhqlCwG5lrLq9biZkxWOiqY 22YiTra2kYMu1l1tQD30/bPm3wwYN0x18gb45AdQl1tp5j/sFB2T0FQ7R0nTNEV3j6o9feQzro1i OWA14Fm+Q8a1a8+Bvu/d/dMb2JY5uiPbhG/ktn4cqGU/er3pcvwCAAD//wMAUEsDBBQABgAIAAAA IQCZ2PQonAEAAJQDAAAOAAAAZHJzL2Uyb0RvYy54bWysU01P3DAQvVfqf7B8Z5MAQm202T2A4FK1 qMAPMM54Y8n2WLbZZP99x97dLGorIRAXxx/z3sx7M1muJ2vYFkLU6DreLGrOwEnstdt0/Onx9uwb ZzEJ1wuDDjq+g8jXq69flqNv4RwHND0ERiQutqPv+JCSb6sqygGsiAv04OhRYbAi0TFsqj6Ikdit qc7r+qoaMfQ+oIQY6fZm/8hXhV8pkOmXUhESMx2n2lJZQ1mf81qtlqLdBOEHLQ9liA9UYYV2lHSm uhFJsJeg/6GyWgaMqNJCoq1QKS2haCA1Tf2XmodBeChayJzoZ5vi59HKn9trdx/IhtHHNvr7kFVM Ktj8pfrYVMzazWbBlJiky6vm8vvFJXkqj2/VCehDTHeAluVNx412WYdoxfZHTJSMQo8hdDilLru0 M5CDjfsNiumekjUFXaYCrk1gW0H9FFKCS03uIfGV6AxT2pgZWL8NPMRnKJSJeQ94RpTM6NIMttph +F/2NB1LVvv4owN73dmCZ+x3pSnFGmp9UXgY0zxbr88FfvqZVn8AAAD//wMAUEsDBBQABgAIAAAA IQCasyRQ4AAAAAkBAAAPAAAAZHJzL2Rvd25yZXYueG1sTI9Ba8JAEIXvhf6HZQq96UYpYmM2IpZS KxSpFfS4ZqdJ2uxs2F1N/Pcde2kvA4/He/O+bN7bRpzRh9qRgtEwAYFUOFNTqWD38TyYgghRk9GN I1RwwQDz/PYm06lxHb3jeRtLwSUUUq2girFNpQxFhVaHoWuR2Pt03urI0pfSeN1xuW3kOEkm0uqa +EOlW1xWWHxvT1bBm1+tlov15Ys2B9vtx+v95rV/Uer+rn+a8VnMQETs418Crgy8H3IednQnMkE0 CpgmKhiMQLD5OJk+gDj+apln8j9B/gMAAP//AwBQSwECLQAUAAYACAAAACEAtoM4kv4AAADhAQAA EwAAAAAAAAAAAAAAAAAAAAAAW0NvbnRlbnRfVHlwZXNdLnhtbFBLAQItABQABgAIAAAAIQA4/SH/ 1gAAAJQBAAALAAAAAAAAAAAAAAAAAC8BAABfcmVscy8ucmVsc1BLAQItABQABgAIAAAAIQCZ2PQo nAEAAJQDAAAOAAAAAAAAAAAAAAAAAC4CAABkcnMvZTJvRG9jLnhtbFBLAQItABQABgAIAAAAIQCa syRQ4AAAAAkBAAAPAAAAAAAAAAAAAAAAAPYDAABkcnMvZG93bnJldi54bWxQSwUGAAAAAAQABADz AAAAAwUAAAAA " strokecolor="#156082 [3204]" strokeweight=".5pt">
                 <v:stroke joinstyle="miter"/>
@@ -4922,7 +4922,7 @@
               </wp:anchor>
             </w:drawing>
           </mc:Choice>
-          <mc:Fallback xmlns:ns9="http://schemas.openxmlformats.org/drawingml/2006/picture" xmlns:ns5="http://schemas.openxmlformats.org/drawingml/2006/main" xmlns:ns11="http://schemas.microsoft.com/office/drawing/2010/main">
+          <mc:Fallback xmlns:ns11="http://schemas.microsoft.com/office/drawing/2010/main" xmlns:ns5="http://schemas.openxmlformats.org/drawingml/2006/main" xmlns:ns9="http://schemas.openxmlformats.org/drawingml/2006/picture">
             <w:pict>
               <v:line w14:anchorId="44DE2E80" id="Conexão Reta 3" o:spid="_x0000_s1026" style="position:absolute;z-index:251668480;visibility:visible;mso-wrap-style:square;mso-wrap-distance-left:9pt;mso-wrap-distance-top:0;mso-wrap-distance-right:9pt;mso-wrap-distance-bottom:0;mso-position-horizontal:absolute;mso-position-horizontal-relative:text;mso-position-vertical:absolute;mso-position-vertical-relative:text" from="0,0" to="484.2pt,0" o:gfxdata="UEsDBBQABgAIAAAAIQC2gziS/gAAAOEBAAATAAAAW0NvbnRlbnRfVHlwZXNdLnhtbJSRQU7DMBBF 90jcwfIWJU67QAgl6YK0S0CoHGBkTxKLZGx5TGhvj5O2G0SRWNoz/78nu9wcxkFMGNg6quQqL6RA 0s5Y6ir5vt9lD1JwBDIwOMJKHpHlpr69KfdHjyxSmriSfYz+USnWPY7AufNIadK6MEJMx9ApD/oD OlTrorhX2lFEilmcO2RdNtjC5xDF9pCuTyYBB5bi6bQ4syoJ3g9WQ0ymaiLzg5KdCXlKLjvcW893 SUOqXwnz5DrgnHtJTxOsQfEKIT7DmDSUCaxw7Rqn8787ZsmRM9e2VmPeBN4uqYvTtW7jvijg9N/y JsXecLq0q+WD6m8AAAD//wMAUEsDBBQABgAIAAAAIQA4/SH/1gAAAJQBAAALAAAAX3JlbHMvLnJl bHOkkMFqwzAMhu+DvYPRfXGawxijTi+j0GvpHsDYimMaW0Yy2fr2M4PBMnrbUb/Q94l/f/hMi1qR JVI2sOt6UJgd+ZiDgffL8ekFlFSbvV0oo4EbChzGx4f9GRdb25HMsYhqlCwG5lrLq9biZkxWOiqY 22YiTra2kYMu1l1tQD30/bPm3wwYN0x18gb45AdQl1tp5j/sFB2T0FQ7R0nTNEV3j6o9feQzro1i OWA14Fm+Q8a1a8+Bvu/d/dMb2JY5uiPbhG/ktn4cqGU/er3pcvwCAAD//wMAUEsDBBQABgAIAAAA IQCZ2PQonAEAAJQDAAAOAAAAZHJzL2Uyb0RvYy54bWysU01P3DAQvVfqf7B8Z5MAQm202T2A4FK1 qMAPMM54Y8n2WLbZZP99x97dLGorIRAXxx/z3sx7M1muJ2vYFkLU6DreLGrOwEnstdt0/Onx9uwb ZzEJ1wuDDjq+g8jXq69flqNv4RwHND0ERiQutqPv+JCSb6sqygGsiAv04OhRYbAi0TFsqj6Ikdit qc7r+qoaMfQ+oIQY6fZm/8hXhV8pkOmXUhESMx2n2lJZQ1mf81qtlqLdBOEHLQ9liA9UYYV2lHSm uhFJsJeg/6GyWgaMqNJCoq1QKS2haCA1Tf2XmodBeChayJzoZ5vi59HKn9trdx/IhtHHNvr7kFVM Ktj8pfrYVMzazWbBlJiky6vm8vvFJXkqj2/VCehDTHeAluVNx412WYdoxfZHTJSMQo8hdDilLru0 M5CDjfsNiumekjUFXaYCrk1gW0H9FFKCS03uIfGV6AxT2pgZWL8NPMRnKJSJeQ94RpTM6NIMttph +F/2NB1LVvv4owN73dmCZ+x3pSnFGmp9UXgY0zxbr88FfvqZVn8AAAD//wMAUEsDBBQABgAIAAAA IQBdcTjb3gAAAAcBAAAPAAAAZHJzL2Rvd25yZXYueG1sTI9Ba8JAEIXvBf/DMkJvdVMpYmM2IpZS KxSpLdjjmp0m0exs2F1N/Pcde2kvDx6PefO9bN7bRpzRh9qRgvtRAgKpcKamUsHnx/PdFESImoxu HKGCCwaY54ObTKfGdfSO520sBZdQSLWCKsY2lTIUFVodRq5F4uzbeasjW19K43XH5baR4ySZSKtr 4g+VbnFZYXHcnqyCN79aLRfry4E2X7bbjde7zWv/otTtsH+asSxmICL28e8CrhuYH3IG27sTmSAa Bbwm/ipnj5PpA4j91co8k//58x8AAAD//wMAUEsBAi0AFAAGAAgAAAAhALaDOJL+AAAA4QEAABMA AAAAAAAAAAAAAAAAAAAAAFtDb250ZW50X1R5cGVzXS54bWxQSwECLQAUAAYACAAAACEAOP0h/9YA AACUAQAACwAAAAAAAAAAAAAAAAAvAQAAX3JlbHMvLnJlbHNQSwECLQAUAAYACAAAACEAmdj0KJwB AACUAwAADgAAAAAAAAAAAAAAAAAuAgAAZHJzL2Uyb0RvYy54bWxQSwECLQAUAAYACAAAACEAXXE4 294AAAAHAQAADwAAAAAAAAAAAAAAAAD2AwAAZHJzL2Rvd25yZXYueG1sUEsFBgAAAAAEAAQA8wAA AAEFAAAAAA== " strokecolor="#156082 [3204]" strokeweight=".5pt">
                 <v:stroke joinstyle="miter"/>
@@ -5172,7 +5172,7 @@
               </wp:anchor>
             </w:drawing>
           </mc:Choice>
-          <mc:Fallback xmlns:ns9="http://schemas.openxmlformats.org/drawingml/2006/picture" xmlns:ns5="http://schemas.openxmlformats.org/drawingml/2006/main" xmlns:ns11="http://schemas.microsoft.com/office/drawing/2010/main">
+          <mc:Fallback xmlns:ns11="http://schemas.microsoft.com/office/drawing/2010/main" xmlns:ns5="http://schemas.openxmlformats.org/drawingml/2006/main" xmlns:ns9="http://schemas.openxmlformats.org/drawingml/2006/picture">
             <w:pict>
               <v:line w14:anchorId="15F6B7A1" id="Conexão Reta 2" o:spid="_x0000_s1026" style="position:absolute;z-index:251709440;visibility:visible;mso-wrap-style:square;mso-wrap-distance-left:9pt;mso-wrap-distance-top:0;mso-wrap-distance-right:9pt;mso-wrap-distance-bottom:0;mso-position-horizontal:absolute;mso-position-horizontal-relative:text;mso-position-vertical:absolute;mso-position-vertical-relative:text" from="0,-.05pt" to="484.2pt,-.05pt" o:gfxdata="UEsDBBQABgAIAAAAIQC2gziS/gAAAOEBAAATAAAAW0NvbnRlbnRfVHlwZXNdLnhtbJSRQU7DMBBF 90jcwfIWJU67QAgl6YK0S0CoHGBkTxKLZGx5TGhvj5O2G0SRWNoz/78nu9wcxkFMGNg6quQqL6RA 0s5Y6ir5vt9lD1JwBDIwOMJKHpHlpr69KfdHjyxSmriSfYz+USnWPY7AufNIadK6MEJMx9ApD/oD OlTrorhX2lFEilmcO2RdNtjC5xDF9pCuTyYBB5bi6bQ4syoJ3g9WQ0ymaiLzg5KdCXlKLjvcW893 SUOqXwnz5DrgnHtJTxOsQfEKIT7DmDSUCaxw7Rqn8787ZsmRM9e2VmPeBN4uqYvTtW7jvijg9N/y JsXecLq0q+WD6m8AAAD//wMAUEsDBBQABgAIAAAAIQA4/SH/1gAAAJQBAAALAAAAX3JlbHMvLnJl bHOkkMFqwzAMhu+DvYPRfXGawxijTi+j0GvpHsDYimMaW0Yy2fr2M4PBMnrbUb/Q94l/f/hMi1qR JVI2sOt6UJgd+ZiDgffL8ekFlFSbvV0oo4EbChzGx4f9GRdb25HMsYhqlCwG5lrLq9biZkxWOiqY 22YiTra2kYMu1l1tQD30/bPm3wwYN0x18gb45AdQl1tp5j/sFB2T0FQ7R0nTNEV3j6o9feQzro1i OWA14Fm+Q8a1a8+Bvu/d/dMb2JY5uiPbhG/ktn4cqGU/er3pcvwCAAD//wMAUEsDBBQABgAIAAAA IQCZ2PQonAEAAJQDAAAOAAAAZHJzL2Uyb0RvYy54bWysU01P3DAQvVfqf7B8Z5MAQm202T2A4FK1 qMAPMM54Y8n2WLbZZP99x97dLGorIRAXxx/z3sx7M1muJ2vYFkLU6DreLGrOwEnstdt0/Onx9uwb ZzEJ1wuDDjq+g8jXq69flqNv4RwHND0ERiQutqPv+JCSb6sqygGsiAv04OhRYbAi0TFsqj6Ikdit qc7r+qoaMfQ+oIQY6fZm/8hXhV8pkOmXUhESMx2n2lJZQ1mf81qtlqLdBOEHLQ9liA9UYYV2lHSm uhFJsJeg/6GyWgaMqNJCoq1QKS2haCA1Tf2XmodBeChayJzoZ5vi59HKn9trdx/IhtHHNvr7kFVM Ktj8pfrYVMzazWbBlJiky6vm8vvFJXkqj2/VCehDTHeAluVNx412WYdoxfZHTJSMQo8hdDilLru0 M5CDjfsNiumekjUFXaYCrk1gW0H9FFKCS03uIfGV6AxT2pgZWL8NPMRnKJSJeQ94RpTM6NIMttph +F/2NB1LVvv4owN73dmCZ+x3pSnFGmp9UXgY0zxbr88FfvqZVn8AAAD//wMAUEsDBBQABgAIAAAA IQCasyRQ4AAAAAkBAAAPAAAAZHJzL2Rvd25yZXYueG1sTI9Ba8JAEIXvhf6HZQq96UYpYmM2IpZS KxSpFfS4ZqdJ2uxs2F1N/Pcde2kvA4/He/O+bN7bRpzRh9qRgtEwAYFUOFNTqWD38TyYgghRk9GN I1RwwQDz/PYm06lxHb3jeRtLwSUUUq2girFNpQxFhVaHoWuR2Pt03urI0pfSeN1xuW3kOEkm0uqa +EOlW1xWWHxvT1bBm1+tlov15Ys2B9vtx+v95rV/Uer+rn+a8VnMQETs418Crgy8H3IednQnMkE0 CpgmKhiMQLD5OJk+gDj+apln8j9B/gMAAP//AwBQSwECLQAUAAYACAAAACEAtoM4kv4AAADhAQAA EwAAAAAAAAAAAAAAAAAAAAAAW0NvbnRlbnRfVHlwZXNdLnhtbFBLAQItABQABgAIAAAAIQA4/SH/ 1gAAAJQBAAALAAAAAAAAAAAAAAAAAC8BAABfcmVscy8ucmVsc1BLAQItABQABgAIAAAAIQCZ2PQo nAEAAJQDAAAOAAAAAAAAAAAAAAAAAC4CAABkcnMvZTJvRG9jLnhtbFBLAQItABQABgAIAAAAIQCa syRQ4AAAAAkBAAAPAAAAAAAAAAAAAAAAAPYDAABkcnMvZG93bnJldi54bWxQSwUGAAAAAAQABADz AAAAAwUAAAAA " strokecolor="#156082 [3204]" strokeweight=".5pt">
                 <v:stroke joinstyle="miter"/>
@@ -5493,7 +5493,7 @@
               </wp:anchor>
             </w:drawing>
           </mc:Choice>
-          <mc:Fallback xmlns:ns9="http://schemas.openxmlformats.org/drawingml/2006/picture" xmlns:ns5="http://schemas.openxmlformats.org/drawingml/2006/main" xmlns:ns11="http://schemas.microsoft.com/office/drawing/2010/main">
+          <mc:Fallback xmlns:ns11="http://schemas.microsoft.com/office/drawing/2010/main" xmlns:ns5="http://schemas.openxmlformats.org/drawingml/2006/main" xmlns:ns9="http://schemas.openxmlformats.org/drawingml/2006/picture">
             <w:pict>
               <v:line w14:anchorId="76E1667A" id="Conexão Reta 3" o:spid="_x0000_s1026" style="position:absolute;z-index:251711488;visibility:visible;mso-wrap-style:square;mso-wrap-distance-left:9pt;mso-wrap-distance-top:0;mso-wrap-distance-right:9pt;mso-wrap-distance-bottom:0;mso-position-horizontal:absolute;mso-position-horizontal-relative:text;mso-position-vertical:absolute;mso-position-vertical-relative:text" from="0,-.05pt" to="484.2pt,-.05pt" o:gfxdata="UEsDBBQABgAIAAAAIQC2gziS/gAAAOEBAAATAAAAW0NvbnRlbnRfVHlwZXNdLnhtbJSRQU7DMBBF 90jcwfIWJU67QAgl6YK0S0CoHGBkTxKLZGx5TGhvj5O2G0SRWNoz/78nu9wcxkFMGNg6quQqL6RA 0s5Y6ir5vt9lD1JwBDIwOMJKHpHlpr69KfdHjyxSmriSfYz+USnWPY7AufNIadK6MEJMx9ApD/oD OlTrorhX2lFEilmcO2RdNtjC5xDF9pCuTyYBB5bi6bQ4syoJ3g9WQ0ymaiLzg5KdCXlKLjvcW893 SUOqXwnz5DrgnHtJTxOsQfEKIT7DmDSUCaxw7Rqn8787ZsmRM9e2VmPeBN4uqYvTtW7jvijg9N/y JsXecLq0q+WD6m8AAAD//wMAUEsDBBQABgAIAAAAIQA4/SH/1gAAAJQBAAALAAAAX3JlbHMvLnJl bHOkkMFqwzAMhu+DvYPRfXGawxijTi+j0GvpHsDYimMaW0Yy2fr2M4PBMnrbUb/Q94l/f/hMi1qR JVI2sOt6UJgd+ZiDgffL8ekFlFSbvV0oo4EbChzGx4f9GRdb25HMsYhqlCwG5lrLq9biZkxWOiqY 22YiTra2kYMu1l1tQD30/bPm3wwYN0x18gb45AdQl1tp5j/sFB2T0FQ7R0nTNEV3j6o9feQzro1i OWA14Fm+Q8a1a8+Bvu/d/dMb2JY5uiPbhG/ktn4cqGU/er3pcvwCAAD//wMAUEsDBBQABgAIAAAA IQCZ2PQonAEAAJQDAAAOAAAAZHJzL2Uyb0RvYy54bWysU01P3DAQvVfqf7B8Z5MAQm202T2A4FK1 qMAPMM54Y8n2WLbZZP99x97dLGorIRAXxx/z3sx7M1muJ2vYFkLU6DreLGrOwEnstdt0/Onx9uwb ZzEJ1wuDDjq+g8jXq69flqNv4RwHND0ERiQutqPv+JCSb6sqygGsiAv04OhRYbAi0TFsqj6Ikdit qc7r+qoaMfQ+oIQY6fZm/8hXhV8pkOmXUhESMx2n2lJZQ1mf81qtlqLdBOEHLQ9liA9UYYV2lHSm uhFJsJeg/6GyWgaMqNJCoq1QKS2haCA1Tf2XmodBeChayJzoZ5vi59HKn9trdx/IhtHHNvr7kFVM Ktj8pfrYVMzazWbBlJiky6vm8vvFJXkqj2/VCehDTHeAluVNx412WYdoxfZHTJSMQo8hdDilLru0 M5CDjfsNiumekjUFXaYCrk1gW0H9FFKCS03uIfGV6AxT2pgZWL8NPMRnKJSJeQ94RpTM6NIMttph +F/2NB1LVvv4owN73dmCZ+x3pSnFGmp9UXgY0zxbr88FfvqZVn8AAAD//wMAUEsDBBQABgAIAAAA IQCasyRQ4AAAAAkBAAAPAAAAZHJzL2Rvd25yZXYueG1sTI9Ba8JAEIXvhf6HZQq96UYpYmM2IpZS KxSpFfS4ZqdJ2uxs2F1N/Pcde2kvA4/He/O+bN7bRpzRh9qRgtEwAYFUOFNTqWD38TyYgghRk9GN I1RwwQDz/PYm06lxHb3jeRtLwSUUUq2girFNpQxFhVaHoWuR2Pt03urI0pfSeN1xuW3kOEkm0uqa +EOlW1xWWHxvT1bBm1+tlov15Ys2B9vtx+v95rV/Uer+rn+a8VnMQETs418Crgy8H3IednQnMkE0 CpgmKhiMQLD5OJk+gDj+apln8j9B/gMAAP//AwBQSwECLQAUAAYACAAAACEAtoM4kv4AAADhAQAA EwAAAAAAAAAAAAAAAAAAAAAAW0NvbnRlbnRfVHlwZXNdLnhtbFBLAQItABQABgAIAAAAIQA4/SH/ 1gAAAJQBAAALAAAAAAAAAAAAAAAAAC8BAABfcmVscy8ucmVsc1BLAQItABQABgAIAAAAIQCZ2PQo nAEAAJQDAAAOAAAAAAAAAAAAAAAAAC4CAABkcnMvZTJvRG9jLnhtbFBLAQItABQABgAIAAAAIQCa syRQ4AAAAAkBAAAPAAAAAAAAAAAAAAAAAPYDAABkcnMvZG93bnJldi54bWxQSwUGAAAAAAQABADz AAAAAwUAAAAA " strokecolor="#156082 [3204]" strokeweight=".5pt">
                 <v:stroke joinstyle="miter"/>
@@ -6138,7 +6138,7 @@
               </wp:anchor>
             </w:drawing>
           </mc:Choice>
-          <mc:Fallback xmlns:ns9="http://schemas.openxmlformats.org/drawingml/2006/picture" xmlns:ns5="http://schemas.openxmlformats.org/drawingml/2006/main" xmlns:ns11="http://schemas.microsoft.com/office/drawing/2010/main">
+          <mc:Fallback xmlns:ns11="http://schemas.microsoft.com/office/drawing/2010/main" xmlns:ns5="http://schemas.openxmlformats.org/drawingml/2006/main" xmlns:ns9="http://schemas.openxmlformats.org/drawingml/2006/picture">
             <w:pict>
               <v:line w14:anchorId="787BFDF2" id="Conexão Reta 3" o:spid="_x0000_s1026" style="position:absolute;z-index:251713536;visibility:visible;mso-wrap-style:square;mso-wrap-distance-left:9pt;mso-wrap-distance-top:0;mso-wrap-distance-right:9pt;mso-wrap-distance-bottom:0;mso-position-horizontal:absolute;mso-position-horizontal-relative:text;mso-position-vertical:absolute;mso-position-vertical-relative:text" from="0,-.05pt" to="484.2pt,-.05pt" o:gfxdata="UEsDBBQABgAIAAAAIQC2gziS/gAAAOEBAAATAAAAW0NvbnRlbnRfVHlwZXNdLnhtbJSRQU7DMBBF 90jcwfIWJU67QAgl6YK0S0CoHGBkTxKLZGx5TGhvj5O2G0SRWNoz/78nu9wcxkFMGNg6quQqL6RA 0s5Y6ir5vt9lD1JwBDIwOMJKHpHlpr69KfdHjyxSmriSfYz+USnWPY7AufNIadK6MEJMx9ApD/oD OlTrorhX2lFEilmcO2RdNtjC5xDF9pCuTyYBB5bi6bQ4syoJ3g9WQ0ymaiLzg5KdCXlKLjvcW893 SUOqXwnz5DrgnHtJTxOsQfEKIT7DmDSUCaxw7Rqn8787ZsmRM9e2VmPeBN4uqYvTtW7jvijg9N/y JsXecLq0q+WD6m8AAAD//wMAUEsDBBQABgAIAAAAIQA4/SH/1gAAAJQBAAALAAAAX3JlbHMvLnJl bHOkkMFqwzAMhu+DvYPRfXGawxijTi+j0GvpHsDYimMaW0Yy2fr2M4PBMnrbUb/Q94l/f/hMi1qR JVI2sOt6UJgd+ZiDgffL8ekFlFSbvV0oo4EbChzGx4f9GRdb25HMsYhqlCwG5lrLq9biZkxWOiqY 22YiTra2kYMu1l1tQD30/bPm3wwYN0x18gb45AdQl1tp5j/sFB2T0FQ7R0nTNEV3j6o9feQzro1i OWA14Fm+Q8a1a8+Bvu/d/dMb2JY5uiPbhG/ktn4cqGU/er3pcvwCAAD//wMAUEsDBBQABgAIAAAA IQCZ2PQonAEAAJQDAAAOAAAAZHJzL2Uyb0RvYy54bWysU01P3DAQvVfqf7B8Z5MAQm202T2A4FK1 qMAPMM54Y8n2WLbZZP99x97dLGorIRAXxx/z3sx7M1muJ2vYFkLU6DreLGrOwEnstdt0/Onx9uwb ZzEJ1wuDDjq+g8jXq69flqNv4RwHND0ERiQutqPv+JCSb6sqygGsiAv04OhRYbAi0TFsqj6Ikdit qc7r+qoaMfQ+oIQY6fZm/8hXhV8pkOmXUhESMx2n2lJZQ1mf81qtlqLdBOEHLQ9liA9UYYV2lHSm uhFJsJeg/6GyWgaMqNJCoq1QKS2haCA1Tf2XmodBeChayJzoZ5vi59HKn9trdx/IhtHHNvr7kFVM Ktj8pfrYVMzazWbBlJiky6vm8vvFJXkqj2/VCehDTHeAluVNx412WYdoxfZHTJSMQo8hdDilLru0 M5CDjfsNiumekjUFXaYCrk1gW0H9FFKCS03uIfGV6AxT2pgZWL8NPMRnKJSJeQ94RpTM6NIMttph +F/2NB1LVvv4owN73dmCZ+x3pSnFGmp9UXgY0zxbr88FfvqZVn8AAAD//wMAUEsDBBQABgAIAAAA IQCasyRQ4AAAAAkBAAAPAAAAZHJzL2Rvd25yZXYueG1sTI9Ba8JAEIXvhf6HZQq96UYpYmM2IpZS KxSpFfS4ZqdJ2uxs2F1N/Pcde2kvA4/He/O+bN7bRpzRh9qRgtEwAYFUOFNTqWD38TyYgghRk9GN I1RwwQDz/PYm06lxHb3jeRtLwSUUUq2girFNpQxFhVaHoWuR2Pt03urI0pfSeN1xuW3kOEkm0uqa +EOlW1xWWHxvT1bBm1+tlov15Ys2B9vtx+v95rV/Uer+rn+a8VnMQETs418Crgy8H3IednQnMkE0 CpgmKhiMQLD5OJk+gDj+apln8j9B/gMAAP//AwBQSwECLQAUAAYACAAAACEAtoM4kv4AAADhAQAA EwAAAAAAAAAAAAAAAAAAAAAAW0NvbnRlbnRfVHlwZXNdLnhtbFBLAQItABQABgAIAAAAIQA4/SH/ 1gAAAJQBAAALAAAAAAAAAAAAAAAAAC8BAABfcmVscy8ucmVsc1BLAQItABQABgAIAAAAIQCZ2PQo nAEAAJQDAAAOAAAAAAAAAAAAAAAAAC4CAABkcnMvZTJvRG9jLnhtbFBLAQItABQABgAIAAAAIQCa syRQ4AAAAAkBAAAPAAAAAAAAAAAAAAAAAPYDAABkcnMvZG93bnJldi54bWxQSwUGAAAAAAQABADz AAAAAwUAAAAA " strokecolor="#156082 [3204]" strokeweight=".5pt">
                 <v:stroke joinstyle="miter"/>
@@ -6700,7 +6700,7 @@
               </wp:anchor>
             </w:drawing>
           </mc:Choice>
-          <mc:Fallback xmlns:ns9="http://schemas.openxmlformats.org/drawingml/2006/picture" xmlns:ns5="http://schemas.openxmlformats.org/drawingml/2006/main" xmlns:ns11="http://schemas.microsoft.com/office/drawing/2010/main">
+          <mc:Fallback xmlns:ns11="http://schemas.microsoft.com/office/drawing/2010/main" xmlns:ns5="http://schemas.openxmlformats.org/drawingml/2006/main" xmlns:ns9="http://schemas.openxmlformats.org/drawingml/2006/picture">
             <w:pict>
               <v:line w14:anchorId="13B0F591" id="Conexão Reta 3" o:spid="_x0000_s1026" style="position:absolute;z-index:251715584;visibility:visible;mso-wrap-style:square;mso-wrap-distance-left:9pt;mso-wrap-distance-top:0;mso-wrap-distance-right:9pt;mso-wrap-distance-bottom:0;mso-position-horizontal:absolute;mso-position-horizontal-relative:text;mso-position-vertical:absolute;mso-position-vertical-relative:text" from="0,-.05pt" to="484.2pt,-.05pt" o:gfxdata="UEsDBBQABgAIAAAAIQC2gziS/gAAAOEBAAATAAAAW0NvbnRlbnRfVHlwZXNdLnhtbJSRQU7DMBBF 90jcwfIWJU67QAgl6YK0S0CoHGBkTxKLZGx5TGhvj5O2G0SRWNoz/78nu9wcxkFMGNg6quQqL6RA 0s5Y6ir5vt9lD1JwBDIwOMJKHpHlpr69KfdHjyxSmriSfYz+USnWPY7AufNIadK6MEJMx9ApD/oD OlTrorhX2lFEilmcO2RdNtjC5xDF9pCuTyYBB5bi6bQ4syoJ3g9WQ0ymaiLzg5KdCXlKLjvcW893 SUOqXwnz5DrgnHtJTxOsQfEKIT7DmDSUCaxw7Rqn8787ZsmRM9e2VmPeBN4uqYvTtW7jvijg9N/y JsXecLq0q+WD6m8AAAD//wMAUEsDBBQABgAIAAAAIQA4/SH/1gAAAJQBAAALAAAAX3JlbHMvLnJl bHOkkMFqwzAMhu+DvYPRfXGawxijTi+j0GvpHsDYimMaW0Yy2fr2M4PBMnrbUb/Q94l/f/hMi1qR JVI2sOt6UJgd+ZiDgffL8ekFlFSbvV0oo4EbChzGx4f9GRdb25HMsYhqlCwG5lrLq9biZkxWOiqY 22YiTra2kYMu1l1tQD30/bPm3wwYN0x18gb45AdQl1tp5j/sFB2T0FQ7R0nTNEV3j6o9feQzro1i OWA14Fm+Q8a1a8+Bvu/d/dMb2JY5uiPbhG/ktn4cqGU/er3pcvwCAAD//wMAUEsDBBQABgAIAAAA IQCZ2PQonAEAAJQDAAAOAAAAZHJzL2Uyb0RvYy54bWysU01P3DAQvVfqf7B8Z5MAQm202T2A4FK1 qMAPMM54Y8n2WLbZZP99x97dLGorIRAXxx/z3sx7M1muJ2vYFkLU6DreLGrOwEnstdt0/Onx9uwb ZzEJ1wuDDjq+g8jXq69flqNv4RwHND0ERiQutqPv+JCSb6sqygGsiAv04OhRYbAi0TFsqj6Ikdit qc7r+qoaMfQ+oIQY6fZm/8hXhV8pkOmXUhESMx2n2lJZQ1mf81qtlqLdBOEHLQ9liA9UYYV2lHSm uhFJsJeg/6GyWgaMqNJCoq1QKS2haCA1Tf2XmodBeChayJzoZ5vi59HKn9trdx/IhtHHNvr7kFVM Ktj8pfrYVMzazWbBlJiky6vm8vvFJXkqj2/VCehDTHeAluVNx412WYdoxfZHTJSMQo8hdDilLru0 M5CDjfsNiumekjUFXaYCrk1gW0H9FFKCS03uIfGV6AxT2pgZWL8NPMRnKJSJeQ94RpTM6NIMttph +F/2NB1LVvv4owN73dmCZ+x3pSnFGmp9UXgY0zxbr88FfvqZVn8AAAD//wMAUEsDBBQABgAIAAAA IQCasyRQ4AAAAAkBAAAPAAAAZHJzL2Rvd25yZXYueG1sTI9Ba8JAEIXvhf6HZQq96UYpYmM2IpZS KxSpFfS4ZqdJ2uxs2F1N/Pcde2kvA4/He/O+bN7bRpzRh9qRgtEwAYFUOFNTqWD38TyYgghRk9GN I1RwwQDz/PYm06lxHb3jeRtLwSUUUq2girFNpQxFhVaHoWuR2Pt03urI0pfSeN1xuW3kOEkm0uqa +EOlW1xWWHxvT1bBm1+tlov15Ys2B9vtx+v95rV/Uer+rn+a8VnMQETs418Crgy8H3IednQnMkE0 CpgmKhiMQLD5OJk+gDj+apln8j9B/gMAAP//AwBQSwECLQAUAAYACAAAACEAtoM4kv4AAADhAQAA EwAAAAAAAAAAAAAAAAAAAAAAW0NvbnRlbnRfVHlwZXNdLnhtbFBLAQItABQABgAIAAAAIQA4/SH/ 1gAAAJQBAAALAAAAAAAAAAAAAAAAAC8BAABfcmVscy8ucmVsc1BLAQItABQABgAIAAAAIQCZ2PQo nAEAAJQDAAAOAAAAAAAAAAAAAAAAAC4CAABkcnMvZTJvRG9jLnhtbFBLAQItABQABgAIAAAAIQCa syRQ4AAAAAkBAAAPAAAAAAAAAAAAAAAAAPYDAABkcnMvZG93bnJldi54bWxQSwUGAAAAAAQABADz AAAAAwUAAAAA " strokecolor="#156082 [3204]" strokeweight=".5pt">
                 <v:stroke joinstyle="miter"/>
@@ -7007,1278 +7007,46 @@
         <w:t xml:space="preserve"> — AnswerFormatter envía los resultados al LLM y solicita que se transformen en una respuesta en lenguaje natural clara y concisa. El usuario recibe texto, no una tabla de datos sin procesar.</w:t>
       </w:r>
     </w:p>
-    <w:tbl>
-      <w:tblPr>
-        <w:tblW w:w="9026" w:type="dxa"/>
-        <w:tblBorders>
-          <w:top w:val="single" w:sz="4" w:space="0" w:color="auto"/>
-          <w:left w:val="single" w:sz="4" w:space="0" w:color="auto"/>
-          <w:bottom w:val="single" w:sz="4" w:space="0" w:color="auto"/>
-          <w:right w:val="single" w:sz="4" w:space="0" w:color="auto"/>
-          <w:insideH w:val="single" w:sz="4" w:space="0" w:color="auto"/>
-          <w:insideV w:val="single" w:sz="4" w:space="0" w:color="auto"/>
-        </w:tblBorders>
-        <w:tblCellMar>
-          <w:left w:w="10" w:type="dxa"/>
-          <w:right w:w="10" w:type="dxa"/>
-        </w:tblCellMar>
-        <w:tblLook w:val="04A0" w:firstRow="1" w:lastRow="0" w:firstColumn="1" w:lastColumn="0" w:noHBand="0" w:noVBand="1"/>
-      </w:tblPr>
-      <w:tblGrid>
-        <w:gridCol w:w="9026"/>
-      </w:tblGrid>
-      <w:tr>
-        <w:tc>
-          <w:tcPr>
-            <w:tcW w:w="9026" w:type="dxa"/>
-            <w:tcBorders>
-              <w:top w:val="none" w:sz="0" w:space="0" w:color="FFFFFF"/>
-              <w:left w:val="none" w:sz="0" w:space="0" w:color="FFFFFF"/>
-              <w:bottom w:val="none" w:sz="0" w:space="0" w:color="FFFFFF"/>
-              <w:right w:val="none" w:sz="0" w:space="0" w:color="FFFFFF"/>
-            </w:tcBorders>
-            <w:shd w:val="clear" w:color="auto" w:fill="1E1E1E"/>
-            <w:tcMar>
-              <w:top w:w="40" w:type="dxa"/>
-              <w:left w:w="200" w:type="dxa"/>
-              <w:bottom w:w="40" w:type="dxa"/>
-              <w:right w:w="180" w:type="dxa"/>
-            </w:tcMar>
-          </w:tcPr>
-          <w:p>
-            <w:pPr>
-              <w:spacing w:before="20" w:after="20"/>
-            </w:pPr>
-            <w:r>
-              <w:rPr>
-                <w:rFonts w:ascii="Courier New" w:eastAsia="Courier New" w:hAnsi="Courier New" w:cs="Courier New"/>
-                <w:color w:val="D4D4D4"/>
-                <w:sz w:val="18"/>
-                <w:szCs w:val="18"/>
-              </w:rPr>
-              <w:t>@Service</w:t>
-            </w:r>
-          </w:p>
-        </w:tc>
-      </w:tr>
-      <w:tr>
-        <w:tc>
-          <w:tcPr>
-            <w:tcW w:w="9026" w:type="dxa"/>
-            <w:tcBorders>
-              <w:top w:val="none" w:sz="0" w:space="0" w:color="FFFFFF"/>
-              <w:left w:val="none" w:sz="0" w:space="0" w:color="FFFFFF"/>
-              <w:bottom w:val="none" w:sz="0" w:space="0" w:color="FFFFFF"/>
-              <w:right w:val="none" w:sz="0" w:space="0" w:color="FFFFFF"/>
-            </w:tcBorders>
-            <w:shd w:val="clear" w:color="auto" w:fill="1E1E1E"/>
-            <w:tcMar>
-              <w:top w:w="40" w:type="dxa"/>
-              <w:left w:w="200" w:type="dxa"/>
-              <w:bottom w:w="40" w:type="dxa"/>
-              <w:right w:w="180" w:type="dxa"/>
-            </w:tcMar>
-          </w:tcPr>
-          <w:p>
-            <w:pPr>
-              <w:spacing w:before="20" w:after="20"/>
-            </w:pPr>
-            <w:r>
-              <w:rPr>
-                <w:rFonts w:ascii="Courier New" w:eastAsia="Courier New" w:hAnsi="Courier New" w:cs="Courier New"/>
-                <w:color w:val="D4D4D4"/>
-                <w:sz w:val="18"/>
-                <w:szCs w:val="18"/>
-              </w:rPr>
-              <w:t>@RequiredArgsConstructor</w:t>
-            </w:r>
-          </w:p>
-        </w:tc>
-      </w:tr>
-      <w:tr>
-        <w:tc>
-          <w:tcPr>
-            <w:tcW w:w="9026" w:type="dxa"/>
-            <w:tcBorders>
-              <w:top w:val="none" w:sz="0" w:space="0" w:color="FFFFFF"/>
-              <w:left w:val="none" w:sz="0" w:space="0" w:color="FFFFFF"/>
-              <w:bottom w:val="none" w:sz="0" w:space="0" w:color="FFFFFF"/>
-              <w:right w:val="none" w:sz="0" w:space="0" w:color="FFFFFF"/>
-            </w:tcBorders>
-            <w:shd w:val="clear" w:color="auto" w:fill="1E1E1E"/>
-            <w:tcMar>
-              <w:top w:w="40" w:type="dxa"/>
-              <w:left w:w="200" w:type="dxa"/>
-              <w:bottom w:w="40" w:type="dxa"/>
-              <w:right w:w="180" w:type="dxa"/>
-            </w:tcMar>
-          </w:tcPr>
-          <w:p>
-            <w:pPr>
-              <w:spacing w:before="20" w:after="20"/>
-            </w:pPr>
-            <w:r>
-              <w:rPr>
-                <w:rFonts w:ascii="Courier New" w:eastAsia="Courier New" w:hAnsi="Courier New" w:cs="Courier New"/>
-                <w:color w:val="D4D4D4"/>
-                <w:sz w:val="18"/>
-                <w:szCs w:val="18"/>
-              </w:rPr>
-              <w:t>public class DatabaseAssistant {</w:t>
-            </w:r>
-          </w:p>
-        </w:tc>
-      </w:tr>
-      <w:tr>
-        <w:tc>
-          <w:tcPr>
-            <w:tcW w:w="9026" w:type="dxa"/>
-            <w:tcBorders>
-              <w:top w:val="none" w:sz="0" w:space="0" w:color="FFFFFF"/>
-              <w:left w:val="none" w:sz="0" w:space="0" w:color="FFFFFF"/>
-              <w:bottom w:val="none" w:sz="0" w:space="0" w:color="FFFFFF"/>
-              <w:right w:val="none" w:sz="0" w:space="0" w:color="FFFFFF"/>
-            </w:tcBorders>
-            <w:shd w:val="clear" w:color="auto" w:fill="1E1E1E"/>
-            <w:tcMar>
-              <w:top w:w="40" w:type="dxa"/>
-              <w:left w:w="200" w:type="dxa"/>
-              <w:bottom w:w="40" w:type="dxa"/>
-              <w:right w:w="180" w:type="dxa"/>
-            </w:tcMar>
-          </w:tcPr>
-          <w:p>
-            <w:pPr>
-              <w:spacing w:before="20" w:after="20"/>
-            </w:pPr>
-          </w:p>
-        </w:tc>
-      </w:tr>
-      <w:tr>
-        <w:tc>
-          <w:tcPr>
-            <w:tcW w:w="9026" w:type="dxa"/>
-            <w:tcBorders>
-              <w:top w:val="none" w:sz="0" w:space="0" w:color="FFFFFF"/>
-              <w:left w:val="none" w:sz="0" w:space="0" w:color="FFFFFF"/>
-              <w:bottom w:val="none" w:sz="0" w:space="0" w:color="FFFFFF"/>
-              <w:right w:val="none" w:sz="0" w:space="0" w:color="FFFFFF"/>
-            </w:tcBorders>
-            <w:shd w:val="clear" w:color="auto" w:fill="1E1E1E"/>
-            <w:tcMar>
-              <w:top w:w="40" w:type="dxa"/>
-              <w:left w:w="200" w:type="dxa"/>
-              <w:bottom w:w="40" w:type="dxa"/>
-              <w:right w:w="180" w:type="dxa"/>
-            </w:tcMar>
-          </w:tcPr>
-          <w:p>
-            <w:pPr>
-              <w:spacing w:before="20" w:after="20"/>
-            </w:pPr>
-            <w:r>
-              <w:rPr>
-                <w:rFonts w:ascii="Courier New" w:eastAsia="Courier New" w:hAnsi="Courier New" w:cs="Courier New"/>
-                <w:color w:val="D4D4D4"/>
-                <w:sz w:val="18"/>
-                <w:szCs w:val="18"/>
-              </w:rPr>
-              <w:t xml:space="preserve">    private final HqlGenerator    hqlGenerator;    // @AiService — genera HQL</w:t>
-            </w:r>
-          </w:p>
-        </w:tc>
-      </w:tr>
-      <w:tr>
-        <w:tc>
-          <w:tcPr>
-            <w:tcW w:w="9026" w:type="dxa"/>
-            <w:tcBorders>
-              <w:top w:val="none" w:sz="0" w:space="0" w:color="FFFFFF"/>
-              <w:left w:val="none" w:sz="0" w:space="0" w:color="FFFFFF"/>
-              <w:bottom w:val="none" w:sz="0" w:space="0" w:color="FFFFFF"/>
-              <w:right w:val="none" w:sz="0" w:space="0" w:color="FFFFFF"/>
-            </w:tcBorders>
-            <w:shd w:val="clear" w:color="auto" w:fill="1E1E1E"/>
-            <w:tcMar>
-              <w:top w:w="40" w:type="dxa"/>
-              <w:left w:w="200" w:type="dxa"/>
-              <w:bottom w:w="40" w:type="dxa"/>
-              <w:right w:w="180" w:type="dxa"/>
-            </w:tcMar>
-          </w:tcPr>
-          <w:p>
-            <w:pPr>
-              <w:spacing w:before="20" w:after="20"/>
-              <w:rPr>
-                <w:lang w:val="en-US"/>
-              </w:rPr>
-            </w:pPr>
-            <w:r>
-              <w:rPr>
-                <w:rFonts w:ascii="Courier New" w:eastAsia="Courier New" w:hAnsi="Courier New" w:cs="Courier New"/>
-                <w:color w:val="D4D4D4"/>
-                <w:sz w:val="18"/>
-                <w:szCs w:val="18"/>
-                <w:lang w:val="en-US"/>
-              </w:rPr>
-              <w:t xml:space="preserve">    private final AnswerFormatter answerFormatter; // @AiService — formatea respuesta</w:t>
-            </w:r>
-          </w:p>
-        </w:tc>
-      </w:tr>
-      <w:tr>
-        <w:tc>
-          <w:tcPr>
-            <w:tcW w:w="9026" w:type="dxa"/>
-            <w:tcBorders>
-              <w:top w:val="none" w:sz="0" w:space="0" w:color="FFFFFF"/>
-              <w:left w:val="none" w:sz="0" w:space="0" w:color="FFFFFF"/>
-              <w:bottom w:val="none" w:sz="0" w:space="0" w:color="FFFFFF"/>
-              <w:right w:val="none" w:sz="0" w:space="0" w:color="FFFFFF"/>
-            </w:tcBorders>
-            <w:shd w:val="clear" w:color="auto" w:fill="1E1E1E"/>
-            <w:tcMar>
-              <w:top w:w="40" w:type="dxa"/>
-              <w:left w:w="200" w:type="dxa"/>
-              <w:bottom w:w="40" w:type="dxa"/>
-              <w:right w:w="180" w:type="dxa"/>
-            </w:tcMar>
-          </w:tcPr>
-          <w:p>
-            <w:pPr>
-              <w:spacing w:before="20" w:after="20"/>
-            </w:pPr>
-            <w:r>
-              <w:rPr>
-                <w:rFonts w:ascii="Courier New" w:eastAsia="Courier New" w:hAnsi="Courier New" w:cs="Courier New"/>
-                <w:color w:val="D4D4D4"/>
-                <w:sz w:val="18"/>
-                <w:szCs w:val="18"/>
-                <w:lang w:val="en-US"/>
-              </w:rPr>
-              <w:t xml:space="preserve">    private final HibernateQueryTool </w:t>
-            </w:r>
-            <w:proofErr w:type="gramStart"/>
-            <w:r>
-              <w:rPr>
-                <w:rFonts w:ascii="Courier New" w:eastAsia="Courier New" w:hAnsi="Courier New" w:cs="Courier New"/>
-                <w:color w:val="D4D4D4"/>
-                <w:sz w:val="18"/>
-                <w:szCs w:val="18"/>
-                <w:lang w:val="en-US"/>
-              </w:rPr>
-              <w:t xml:space="preserve">queryTool;   </w:t>
-            </w:r>
-            <w:proofErr w:type="gramEnd"/>
-            <w:r>
-              <w:rPr>
-                <w:rFonts w:ascii="Courier New" w:eastAsia="Courier New" w:hAnsi="Courier New" w:cs="Courier New"/>
-                <w:color w:val="D4D4D4"/>
-                <w:sz w:val="18"/>
-                <w:szCs w:val="18"/>
-                <w:lang w:val="en-US"/>
-              </w:rPr>
-              <w:t xml:space="preserve"> // @Component — ejecuta HQL</w:t>
-            </w:r>
-          </w:p>
-        </w:tc>
-      </w:tr>
-      <w:tr>
-        <w:tc>
-          <w:tcPr>
-            <w:tcW w:w="9026" w:type="dxa"/>
-            <w:tcBorders>
-              <w:top w:val="none" w:sz="0" w:space="0" w:color="FFFFFF"/>
-              <w:left w:val="none" w:sz="0" w:space="0" w:color="FFFFFF"/>
-              <w:bottom w:val="none" w:sz="0" w:space="0" w:color="FFFFFF"/>
-              <w:right w:val="none" w:sz="0" w:space="0" w:color="FFFFFF"/>
-            </w:tcBorders>
-            <w:shd w:val="clear" w:color="auto" w:fill="1E1E1E"/>
-            <w:tcMar>
-              <w:top w:w="40" w:type="dxa"/>
-              <w:left w:w="200" w:type="dxa"/>
-              <w:bottom w:w="40" w:type="dxa"/>
-              <w:right w:w="180" w:type="dxa"/>
-            </w:tcMar>
-          </w:tcPr>
-          <w:p>
-            <w:pPr>
-              <w:spacing w:before="20" w:after="20"/>
-            </w:pPr>
-          </w:p>
-        </w:tc>
-      </w:tr>
-      <w:tr>
-        <w:tc>
-          <w:tcPr>
-            <w:tcW w:w="9026" w:type="dxa"/>
-            <w:tcBorders>
-              <w:top w:val="none" w:sz="0" w:space="0" w:color="FFFFFF"/>
-              <w:left w:val="none" w:sz="0" w:space="0" w:color="FFFFFF"/>
-              <w:bottom w:val="none" w:sz="0" w:space="0" w:color="FFFFFF"/>
-              <w:right w:val="none" w:sz="0" w:space="0" w:color="FFFFFF"/>
-            </w:tcBorders>
-            <w:shd w:val="clear" w:color="auto" w:fill="1E1E1E"/>
-            <w:tcMar>
-              <w:top w:w="40" w:type="dxa"/>
-              <w:left w:w="200" w:type="dxa"/>
-              <w:bottom w:w="40" w:type="dxa"/>
-              <w:right w:w="180" w:type="dxa"/>
-            </w:tcMar>
-          </w:tcPr>
-          <w:p>
-            <w:pPr>
-              <w:spacing w:before="20" w:after="20"/>
-              <w:rPr>
-                <w:lang w:val="en-US"/>
-              </w:rPr>
-            </w:pPr>
-            <w:r>
-              <w:rPr>
-                <w:rFonts w:ascii="Courier New" w:eastAsia="Courier New" w:hAnsi="Courier New" w:cs="Courier New"/>
-                <w:color w:val="D4D4D4"/>
-                <w:sz w:val="18"/>
-                <w:szCs w:val="18"/>
-                <w:lang w:val="en-US"/>
-              </w:rPr>
-              <w:t xml:space="preserve">    public String chat(String question) {</w:t>
-            </w:r>
-          </w:p>
-        </w:tc>
-      </w:tr>
-      <w:tr>
-        <w:tc>
-          <w:tcPr>
-            <w:tcW w:w="9026" w:type="dxa"/>
-            <w:tcBorders>
-              <w:top w:val="none" w:sz="0" w:space="0" w:color="FFFFFF"/>
-              <w:left w:val="none" w:sz="0" w:space="0" w:color="FFFFFF"/>
-              <w:bottom w:val="none" w:sz="0" w:space="0" w:color="FFFFFF"/>
-              <w:right w:val="none" w:sz="0" w:space="0" w:color="FFFFFF"/>
-            </w:tcBorders>
-            <w:shd w:val="clear" w:color="auto" w:fill="1E1E1E"/>
-            <w:tcMar>
-              <w:top w:w="40" w:type="dxa"/>
-              <w:left w:w="200" w:type="dxa"/>
-              <w:bottom w:w="40" w:type="dxa"/>
-              <w:right w:w="180" w:type="dxa"/>
-            </w:tcMar>
-          </w:tcPr>
-          <w:p>
-            <w:pPr>
-              <w:spacing w:before="20" w:after="20"/>
-            </w:pPr>
-            <w:r>
-              <w:rPr>
-                <w:rFonts w:ascii="Courier New" w:eastAsia="Courier New" w:hAnsi="Courier New" w:cs="Courier New"/>
-                <w:color w:val="D4D4D4"/>
-                <w:sz w:val="18"/>
-                <w:szCs w:val="18"/>
-                <w:lang w:val="en-US"/>
-              </w:rPr>
-              <w:t xml:space="preserve">        </w:t>
-            </w:r>
-            <w:r>
-              <w:rPr>
-                <w:rFonts w:ascii="Courier New" w:eastAsia="Courier New" w:hAnsi="Courier New" w:cs="Courier New"/>
-                <w:color w:val="D4D4D4"/>
-                <w:sz w:val="18"/>
-                <w:szCs w:val="18"/>
-              </w:rPr>
-              <w:t>QueryPlan plan;</w:t>
-            </w:r>
-          </w:p>
-        </w:tc>
-      </w:tr>
-      <w:tr>
-        <w:tc>
-          <w:tcPr>
-            <w:tcW w:w="9026" w:type="dxa"/>
-            <w:tcBorders>
-              <w:top w:val="none" w:sz="0" w:space="0" w:color="FFFFFF"/>
-              <w:left w:val="none" w:sz="0" w:space="0" w:color="FFFFFF"/>
-              <w:bottom w:val="none" w:sz="0" w:space="0" w:color="FFFFFF"/>
-              <w:right w:val="none" w:sz="0" w:space="0" w:color="FFFFFF"/>
-            </w:tcBorders>
-            <w:shd w:val="clear" w:color="auto" w:fill="1E1E1E"/>
-            <w:tcMar>
-              <w:top w:w="40" w:type="dxa"/>
-              <w:left w:w="200" w:type="dxa"/>
-              <w:bottom w:w="40" w:type="dxa"/>
-              <w:right w:w="180" w:type="dxa"/>
-            </w:tcMar>
-          </w:tcPr>
-          <w:p>
-            <w:pPr>
-              <w:spacing w:before="20" w:after="20"/>
-            </w:pPr>
-            <w:r>
-              <w:rPr>
-                <w:rFonts w:ascii="Courier New" w:eastAsia="Courier New" w:hAnsi="Courier New" w:cs="Courier New"/>
-                <w:color w:val="D4D4D4"/>
-                <w:sz w:val="18"/>
-                <w:szCs w:val="18"/>
-              </w:rPr>
-              <w:t xml:space="preserve">        try {</w:t>
-            </w:r>
-          </w:p>
-        </w:tc>
-      </w:tr>
-      <w:tr>
-        <w:tc>
-          <w:tcPr>
-            <w:tcW w:w="9026" w:type="dxa"/>
-            <w:tcBorders>
-              <w:top w:val="none" w:sz="0" w:space="0" w:color="FFFFFF"/>
-              <w:left w:val="none" w:sz="0" w:space="0" w:color="FFFFFF"/>
-              <w:bottom w:val="none" w:sz="0" w:space="0" w:color="FFFFFF"/>
-              <w:right w:val="none" w:sz="0" w:space="0" w:color="FFFFFF"/>
-            </w:tcBorders>
-            <w:shd w:val="clear" w:color="auto" w:fill="1E1E1E"/>
-            <w:tcMar>
-              <w:top w:w="40" w:type="dxa"/>
-              <w:left w:w="200" w:type="dxa"/>
-              <w:bottom w:w="40" w:type="dxa"/>
-              <w:right w:w="180" w:type="dxa"/>
-            </w:tcMar>
-          </w:tcPr>
-          <w:p>
-            <w:pPr>
-              <w:spacing w:before="20" w:after="20"/>
-              <w:rPr>
-                <w:lang w:val="en-US"/>
-              </w:rPr>
-            </w:pPr>
-            <w:r>
-              <w:rPr>
-                <w:rFonts w:ascii="Courier New" w:eastAsia="Courier New" w:hAnsi="Courier New" w:cs="Courier New"/>
-                <w:color w:val="D4D4D4"/>
-                <w:sz w:val="18"/>
-                <w:szCs w:val="18"/>
-                <w:lang w:val="en-US"/>
-              </w:rPr>
-              <w:t xml:space="preserve">            plan = buildQueryPlan(question);  // @AiService genera HQL</w:t>
-            </w:r>
-          </w:p>
-        </w:tc>
-      </w:tr>
-      <w:tr>
-        <w:tc>
-          <w:tcPr>
-            <w:tcW w:w="9026" w:type="dxa"/>
-            <w:tcBorders>
-              <w:top w:val="none" w:sz="0" w:space="0" w:color="FFFFFF"/>
-              <w:left w:val="none" w:sz="0" w:space="0" w:color="FFFFFF"/>
-              <w:bottom w:val="none" w:sz="0" w:space="0" w:color="FFFFFF"/>
-              <w:right w:val="none" w:sz="0" w:space="0" w:color="FFFFFF"/>
-            </w:tcBorders>
-            <w:shd w:val="clear" w:color="auto" w:fill="1E1E1E"/>
-            <w:tcMar>
-              <w:top w:w="40" w:type="dxa"/>
-              <w:left w:w="200" w:type="dxa"/>
-              <w:bottom w:w="40" w:type="dxa"/>
-              <w:right w:w="180" w:type="dxa"/>
-            </w:tcMar>
-          </w:tcPr>
-          <w:p>
-            <w:pPr>
-              <w:spacing w:before="20" w:after="20"/>
-            </w:pPr>
-            <w:r>
-              <w:rPr>
-                <w:rFonts w:ascii="Courier New" w:eastAsia="Courier New" w:hAnsi="Courier New" w:cs="Courier New"/>
-                <w:color w:val="D4D4D4"/>
-                <w:sz w:val="18"/>
-                <w:szCs w:val="18"/>
-                <w:lang w:val="en-US"/>
-              </w:rPr>
-              <w:t xml:space="preserve">        </w:t>
-            </w:r>
-            <w:r>
-              <w:rPr>
-                <w:rFonts w:ascii="Courier New" w:eastAsia="Courier New" w:hAnsi="Courier New" w:cs="Courier New"/>
-                <w:color w:val="D4D4D4"/>
-                <w:sz w:val="18"/>
-                <w:szCs w:val="18"/>
-              </w:rPr>
-              <w:t>} catch (RuntimeException e) {</w:t>
-            </w:r>
-          </w:p>
-        </w:tc>
-      </w:tr>
-      <w:tr>
-        <w:tc>
-          <w:tcPr>
-            <w:tcW w:w="9026" w:type="dxa"/>
-            <w:tcBorders>
-              <w:top w:val="none" w:sz="0" w:space="0" w:color="FFFFFF"/>
-              <w:left w:val="none" w:sz="0" w:space="0" w:color="FFFFFF"/>
-              <w:bottom w:val="none" w:sz="0" w:space="0" w:color="FFFFFF"/>
-              <w:right w:val="none" w:sz="0" w:space="0" w:color="FFFFFF"/>
-            </w:tcBorders>
-            <w:shd w:val="clear" w:color="auto" w:fill="1E1E1E"/>
-            <w:tcMar>
-              <w:top w:w="40" w:type="dxa"/>
-              <w:left w:w="200" w:type="dxa"/>
-              <w:bottom w:w="40" w:type="dxa"/>
-              <w:right w:w="180" w:type="dxa"/>
-            </w:tcMar>
-          </w:tcPr>
-          <w:p>
-            <w:pPr>
-              <w:spacing w:before="20" w:after="20"/>
-            </w:pPr>
-            <w:r>
-              <w:rPr>
-                <w:rFonts w:ascii="Courier New" w:eastAsia="Courier New" w:hAnsi="Courier New" w:cs="Courier New"/>
-                <w:color w:val="D4D4D4"/>
-                <w:sz w:val="18"/>
-                <w:szCs w:val="18"/>
-              </w:rPr>
-              <w:t xml:space="preserve">            return localModelUnavailableMessage(); // Ollama no disponible</w:t>
-            </w:r>
-          </w:p>
-        </w:tc>
-      </w:tr>
-      <w:tr>
-        <w:tc>
-          <w:tcPr>
-            <w:tcW w:w="9026" w:type="dxa"/>
-            <w:tcBorders>
-              <w:top w:val="none" w:sz="0" w:space="0" w:color="FFFFFF"/>
-              <w:left w:val="none" w:sz="0" w:space="0" w:color="FFFFFF"/>
-              <w:bottom w:val="none" w:sz="0" w:space="0" w:color="FFFFFF"/>
-              <w:right w:val="none" w:sz="0" w:space="0" w:color="FFFFFF"/>
-            </w:tcBorders>
-            <w:shd w:val="clear" w:color="auto" w:fill="1E1E1E"/>
-            <w:tcMar>
-              <w:top w:w="40" w:type="dxa"/>
-              <w:left w:w="200" w:type="dxa"/>
-              <w:bottom w:w="40" w:type="dxa"/>
-              <w:right w:w="180" w:type="dxa"/>
-            </w:tcMar>
-          </w:tcPr>
-          <w:p>
-            <w:pPr>
-              <w:spacing w:before="20" w:after="20"/>
-            </w:pPr>
-            <w:r>
-              <w:rPr>
-                <w:rFonts w:ascii="Courier New" w:eastAsia="Courier New" w:hAnsi="Courier New" w:cs="Courier New"/>
-                <w:color w:val="D4D4D4"/>
-                <w:sz w:val="18"/>
-                <w:szCs w:val="18"/>
-              </w:rPr>
-              <w:t xml:space="preserve">        }</w:t>
-            </w:r>
-          </w:p>
-        </w:tc>
-      </w:tr>
-      <w:tr>
-        <w:tc>
-          <w:tcPr>
-            <w:tcW w:w="9026" w:type="dxa"/>
-            <w:tcBorders>
-              <w:top w:val="none" w:sz="0" w:space="0" w:color="FFFFFF"/>
-              <w:left w:val="none" w:sz="0" w:space="0" w:color="FFFFFF"/>
-              <w:bottom w:val="none" w:sz="0" w:space="0" w:color="FFFFFF"/>
-              <w:right w:val="none" w:sz="0" w:space="0" w:color="FFFFFF"/>
-            </w:tcBorders>
-            <w:shd w:val="clear" w:color="auto" w:fill="1E1E1E"/>
-            <w:tcMar>
-              <w:top w:w="40" w:type="dxa"/>
-              <w:left w:w="200" w:type="dxa"/>
-              <w:bottom w:w="40" w:type="dxa"/>
-              <w:right w:w="180" w:type="dxa"/>
-            </w:tcMar>
-          </w:tcPr>
-          <w:p>
-            <w:pPr>
-              <w:spacing w:before="20" w:after="20"/>
-            </w:pPr>
-          </w:p>
-        </w:tc>
-      </w:tr>
-      <w:tr>
-        <w:tc>
-          <w:tcPr>
-            <w:tcW w:w="9026" w:type="dxa"/>
-            <w:tcBorders>
-              <w:top w:val="none" w:sz="0" w:space="0" w:color="FFFFFF"/>
-              <w:left w:val="none" w:sz="0" w:space="0" w:color="FFFFFF"/>
-              <w:bottom w:val="none" w:sz="0" w:space="0" w:color="FFFFFF"/>
-              <w:right w:val="none" w:sz="0" w:space="0" w:color="FFFFFF"/>
-            </w:tcBorders>
-            <w:shd w:val="clear" w:color="auto" w:fill="1E1E1E"/>
-            <w:tcMar>
-              <w:top w:w="40" w:type="dxa"/>
-              <w:left w:w="200" w:type="dxa"/>
-              <w:bottom w:w="40" w:type="dxa"/>
-              <w:right w:w="180" w:type="dxa"/>
-            </w:tcMar>
-          </w:tcPr>
-          <w:p>
-            <w:pPr>
-              <w:spacing w:before="20" w:after="20"/>
-              <w:rPr>
-                <w:lang w:val="en-US"/>
-              </w:rPr>
-            </w:pPr>
-            <w:r>
-              <w:rPr>
-                <w:rFonts w:ascii="Courier New" w:eastAsia="Courier New" w:hAnsi="Courier New" w:cs="Courier New"/>
-                <w:color w:val="D4D4D4"/>
-                <w:sz w:val="18"/>
-                <w:szCs w:val="18"/>
-                <w:lang w:val="en-US"/>
-              </w:rPr>
-              <w:t xml:space="preserve">        String result = queryTool.executeHqlQuery(plan.hql(), plan.maxResults());</w:t>
-            </w:r>
-          </w:p>
-        </w:tc>
-      </w:tr>
-      <w:tr>
-        <w:tc>
-          <w:tcPr>
-            <w:tcW w:w="9026" w:type="dxa"/>
-            <w:tcBorders>
-              <w:top w:val="none" w:sz="0" w:space="0" w:color="FFFFFF"/>
-              <w:left w:val="none" w:sz="0" w:space="0" w:color="FFFFFF"/>
-              <w:bottom w:val="none" w:sz="0" w:space="0" w:color="FFFFFF"/>
-              <w:right w:val="none" w:sz="0" w:space="0" w:color="FFFFFF"/>
-            </w:tcBorders>
-            <w:shd w:val="clear" w:color="auto" w:fill="1E1E1E"/>
-            <w:tcMar>
-              <w:top w:w="40" w:type="dxa"/>
-              <w:left w:w="200" w:type="dxa"/>
-              <w:bottom w:w="40" w:type="dxa"/>
-              <w:right w:w="180" w:type="dxa"/>
-            </w:tcMar>
-          </w:tcPr>
-          <w:p>
-            <w:pPr>
-              <w:spacing w:before="20" w:after="20"/>
-              <w:rPr>
-                <w:lang w:val="en-US"/>
-              </w:rPr>
-            </w:pPr>
-          </w:p>
-        </w:tc>
-      </w:tr>
-      <w:tr>
-        <w:tc>
-          <w:tcPr>
-            <w:tcW w:w="9026" w:type="dxa"/>
-            <w:tcBorders>
-              <w:top w:val="none" w:sz="0" w:space="0" w:color="FFFFFF"/>
-              <w:left w:val="none" w:sz="0" w:space="0" w:color="FFFFFF"/>
-              <w:bottom w:val="none" w:sz="0" w:space="0" w:color="FFFFFF"/>
-              <w:right w:val="none" w:sz="0" w:space="0" w:color="FFFFFF"/>
-            </w:tcBorders>
-            <w:shd w:val="clear" w:color="auto" w:fill="1E1E1E"/>
-            <w:tcMar>
-              <w:top w:w="40" w:type="dxa"/>
-              <w:left w:w="200" w:type="dxa"/>
-              <w:bottom w:w="40" w:type="dxa"/>
-              <w:right w:w="180" w:type="dxa"/>
-            </w:tcMar>
-          </w:tcPr>
-          <w:p>
-            <w:pPr>
-              <w:spacing w:before="20" w:after="20"/>
-            </w:pPr>
-            <w:r>
-              <w:rPr>
-                <w:rFonts w:ascii="Courier New" w:eastAsia="Courier New" w:hAnsi="Courier New" w:cs="Courier New"/>
-                <w:color w:val="D4D4D4"/>
-                <w:sz w:val="18"/>
-                <w:szCs w:val="18"/>
-                <w:lang w:val="en-US"/>
-              </w:rPr>
-              <w:lastRenderedPageBreak/>
-              <w:t xml:space="preserve">        </w:t>
-            </w:r>
-            <w:r>
-              <w:rPr>
-                <w:rFonts w:ascii="Courier New" w:eastAsia="Courier New" w:hAnsi="Courier New" w:cs="Courier New"/>
-                <w:color w:val="D4D4D4"/>
-                <w:sz w:val="18"/>
-                <w:szCs w:val="18"/>
-              </w:rPr>
-              <w:t>try {</w:t>
-            </w:r>
-          </w:p>
-        </w:tc>
-      </w:tr>
-      <w:tr>
-        <w:tc>
-          <w:tcPr>
-            <w:tcW w:w="9026" w:type="dxa"/>
-            <w:tcBorders>
-              <w:top w:val="none" w:sz="0" w:space="0" w:color="FFFFFF"/>
-              <w:left w:val="none" w:sz="0" w:space="0" w:color="FFFFFF"/>
-              <w:bottom w:val="none" w:sz="0" w:space="0" w:color="FFFFFF"/>
-              <w:right w:val="none" w:sz="0" w:space="0" w:color="FFFFFF"/>
-            </w:tcBorders>
-            <w:shd w:val="clear" w:color="auto" w:fill="1E1E1E"/>
-            <w:tcMar>
-              <w:top w:w="40" w:type="dxa"/>
-              <w:left w:w="200" w:type="dxa"/>
-              <w:bottom w:w="40" w:type="dxa"/>
-              <w:right w:w="180" w:type="dxa"/>
-            </w:tcMar>
-          </w:tcPr>
-          <w:p>
-            <w:pPr>
-              <w:spacing w:before="20" w:after="20"/>
-              <w:rPr>
-                <w:lang w:val="en-US"/>
-              </w:rPr>
-            </w:pPr>
-            <w:r>
-              <w:rPr>
-                <w:rFonts w:ascii="Courier New" w:eastAsia="Courier New" w:hAnsi="Courier New" w:cs="Courier New"/>
-                <w:color w:val="D4D4D4"/>
-                <w:sz w:val="18"/>
-                <w:szCs w:val="18"/>
-                <w:lang w:val="en-US"/>
-              </w:rPr>
-              <w:t xml:space="preserve">            return formatAnswer(question, plan.hql(), result); // @AiService formatea</w:t>
-            </w:r>
-          </w:p>
-        </w:tc>
-      </w:tr>
-      <w:tr>
-        <w:tc>
-          <w:tcPr>
-            <w:tcW w:w="9026" w:type="dxa"/>
-            <w:tcBorders>
-              <w:top w:val="none" w:sz="0" w:space="0" w:color="FFFFFF"/>
-              <w:left w:val="none" w:sz="0" w:space="0" w:color="FFFFFF"/>
-              <w:bottom w:val="none" w:sz="0" w:space="0" w:color="FFFFFF"/>
-              <w:right w:val="none" w:sz="0" w:space="0" w:color="FFFFFF"/>
-            </w:tcBorders>
-            <w:shd w:val="clear" w:color="auto" w:fill="1E1E1E"/>
-            <w:tcMar>
-              <w:top w:w="40" w:type="dxa"/>
-              <w:left w:w="200" w:type="dxa"/>
-              <w:bottom w:w="40" w:type="dxa"/>
-              <w:right w:w="180" w:type="dxa"/>
-            </w:tcMar>
-          </w:tcPr>
-          <w:p>
-            <w:pPr>
-              <w:spacing w:before="20" w:after="20"/>
-            </w:pPr>
-            <w:r>
-              <w:rPr>
-                <w:rFonts w:ascii="Courier New" w:eastAsia="Courier New" w:hAnsi="Courier New" w:cs="Courier New"/>
-                <w:color w:val="D4D4D4"/>
-                <w:sz w:val="18"/>
-                <w:szCs w:val="18"/>
-                <w:lang w:val="en-US"/>
-              </w:rPr>
-              <w:t xml:space="preserve">        </w:t>
-            </w:r>
-            <w:r>
-              <w:rPr>
-                <w:rFonts w:ascii="Courier New" w:eastAsia="Courier New" w:hAnsi="Courier New" w:cs="Courier New"/>
-                <w:color w:val="D4D4D4"/>
-                <w:sz w:val="18"/>
-                <w:szCs w:val="18"/>
-              </w:rPr>
-              <w:t>} catch (RuntimeException e) {</w:t>
-            </w:r>
-          </w:p>
-        </w:tc>
-      </w:tr>
-      <w:tr>
-        <w:tc>
-          <w:tcPr>
-            <w:tcW w:w="9026" w:type="dxa"/>
-            <w:tcBorders>
-              <w:top w:val="none" w:sz="0" w:space="0" w:color="FFFFFF"/>
-              <w:left w:val="none" w:sz="0" w:space="0" w:color="FFFFFF"/>
-              <w:bottom w:val="none" w:sz="0" w:space="0" w:color="FFFFFF"/>
-              <w:right w:val="none" w:sz="0" w:space="0" w:color="FFFFFF"/>
-            </w:tcBorders>
-            <w:shd w:val="clear" w:color="auto" w:fill="1E1E1E"/>
-            <w:tcMar>
-              <w:top w:w="40" w:type="dxa"/>
-              <w:left w:w="200" w:type="dxa"/>
-              <w:bottom w:w="40" w:type="dxa"/>
-              <w:right w:w="180" w:type="dxa"/>
-            </w:tcMar>
-          </w:tcPr>
-          <w:p>
-            <w:pPr>
-              <w:spacing w:before="20" w:after="20"/>
-            </w:pPr>
-            <w:r>
-              <w:rPr>
-                <w:rFonts w:ascii="Courier New" w:eastAsia="Courier New" w:hAnsi="Courier New" w:cs="Courier New"/>
-                <w:color w:val="D4D4D4"/>
-                <w:sz w:val="18"/>
-                <w:szCs w:val="18"/>
-              </w:rPr>
-              <w:t xml:space="preserve">            return result; // fallback: devuelve resultado bruto</w:t>
-            </w:r>
-          </w:p>
-        </w:tc>
-      </w:tr>
-      <w:tr>
-        <w:tc>
-          <w:tcPr>
-            <w:tcW w:w="9026" w:type="dxa"/>
-            <w:tcBorders>
-              <w:top w:val="none" w:sz="0" w:space="0" w:color="FFFFFF"/>
-              <w:left w:val="none" w:sz="0" w:space="0" w:color="FFFFFF"/>
-              <w:bottom w:val="none" w:sz="0" w:space="0" w:color="FFFFFF"/>
-              <w:right w:val="none" w:sz="0" w:space="0" w:color="FFFFFF"/>
-            </w:tcBorders>
-            <w:shd w:val="clear" w:color="auto" w:fill="1E1E1E"/>
-            <w:tcMar>
-              <w:top w:w="40" w:type="dxa"/>
-              <w:left w:w="200" w:type="dxa"/>
-              <w:bottom w:w="40" w:type="dxa"/>
-              <w:right w:w="180" w:type="dxa"/>
-            </w:tcMar>
-          </w:tcPr>
-          <w:p>
-            <w:pPr>
-              <w:spacing w:before="20" w:after="20"/>
-            </w:pPr>
-            <w:r>
-              <w:rPr>
-                <w:rFonts w:ascii="Courier New" w:eastAsia="Courier New" w:hAnsi="Courier New" w:cs="Courier New"/>
-                <w:color w:val="D4D4D4"/>
-                <w:sz w:val="18"/>
-                <w:szCs w:val="18"/>
-              </w:rPr>
-              <w:t xml:space="preserve">        }</w:t>
-            </w:r>
-          </w:p>
-        </w:tc>
-      </w:tr>
-      <w:tr>
-        <w:tc>
-          <w:tcPr>
-            <w:tcW w:w="9026" w:type="dxa"/>
-            <w:tcBorders>
-              <w:top w:val="none" w:sz="0" w:space="0" w:color="FFFFFF"/>
-              <w:left w:val="none" w:sz="0" w:space="0" w:color="FFFFFF"/>
-              <w:bottom w:val="none" w:sz="0" w:space="0" w:color="FFFFFF"/>
-              <w:right w:val="none" w:sz="0" w:space="0" w:color="FFFFFF"/>
-            </w:tcBorders>
-            <w:shd w:val="clear" w:color="auto" w:fill="1E1E1E"/>
-            <w:tcMar>
-              <w:top w:w="40" w:type="dxa"/>
-              <w:left w:w="200" w:type="dxa"/>
-              <w:bottom w:w="40" w:type="dxa"/>
-              <w:right w:w="180" w:type="dxa"/>
-            </w:tcMar>
-          </w:tcPr>
-          <w:p>
-            <w:pPr>
-              <w:spacing w:before="20" w:after="20"/>
-            </w:pPr>
-            <w:r>
-              <w:rPr>
-                <w:rFonts w:ascii="Courier New" w:eastAsia="Courier New" w:hAnsi="Courier New" w:cs="Courier New"/>
-                <w:color w:val="D4D4D4"/>
-                <w:sz w:val="18"/>
-                <w:szCs w:val="18"/>
-              </w:rPr>
-              <w:t xml:space="preserve">    }</w:t>
-            </w:r>
-          </w:p>
-        </w:tc>
-      </w:tr>
-      <w:tr>
-        <w:tc>
-          <w:tcPr>
-            <w:tcW w:w="9026" w:type="dxa"/>
-            <w:tcBorders>
-              <w:top w:val="none" w:sz="0" w:space="0" w:color="FFFFFF"/>
-              <w:left w:val="none" w:sz="0" w:space="0" w:color="FFFFFF"/>
-              <w:bottom w:val="none" w:sz="0" w:space="0" w:color="FFFFFF"/>
-              <w:right w:val="none" w:sz="0" w:space="0" w:color="FFFFFF"/>
-            </w:tcBorders>
-            <w:shd w:val="clear" w:color="auto" w:fill="1E1E1E"/>
-            <w:tcMar>
-              <w:top w:w="40" w:type="dxa"/>
-              <w:left w:w="200" w:type="dxa"/>
-              <w:bottom w:w="40" w:type="dxa"/>
-              <w:right w:w="180" w:type="dxa"/>
-            </w:tcMar>
-          </w:tcPr>
-          <w:p>
-            <w:pPr>
-              <w:spacing w:before="20" w:after="20"/>
-            </w:pPr>
-          </w:p>
-        </w:tc>
-      </w:tr>
-      <w:tr>
-        <w:tc>
-          <w:tcPr>
-            <w:tcW w:w="9026" w:type="dxa"/>
-            <w:tcBorders>
-              <w:top w:val="none" w:sz="0" w:space="0" w:color="FFFFFF"/>
-              <w:left w:val="none" w:sz="0" w:space="0" w:color="FFFFFF"/>
-              <w:bottom w:val="none" w:sz="0" w:space="0" w:color="FFFFFF"/>
-              <w:right w:val="none" w:sz="0" w:space="0" w:color="FFFFFF"/>
-            </w:tcBorders>
-            <w:shd w:val="clear" w:color="auto" w:fill="1E1E1E"/>
-            <w:tcMar>
-              <w:top w:w="40" w:type="dxa"/>
-              <w:left w:w="200" w:type="dxa"/>
-              <w:bottom w:w="40" w:type="dxa"/>
-              <w:right w:w="180" w:type="dxa"/>
-            </w:tcMar>
-          </w:tcPr>
-          <w:p>
-            <w:pPr>
-              <w:spacing w:before="20" w:after="20"/>
-              <w:rPr>
-                <w:lang w:val="en-US"/>
-              </w:rPr>
-            </w:pPr>
-            <w:r>
-              <w:rPr>
-                <w:rFonts w:ascii="Courier New" w:eastAsia="Courier New" w:hAnsi="Courier New" w:cs="Courier New"/>
-                <w:color w:val="D4D4D4"/>
-                <w:sz w:val="18"/>
-                <w:szCs w:val="18"/>
-                <w:lang w:val="en-US"/>
-              </w:rPr>
-              <w:t xml:space="preserve">    private QueryPlan buildQueryPlan(String question) {</w:t>
-            </w:r>
-          </w:p>
-        </w:tc>
-      </w:tr>
-      <w:tr>
-        <w:tc>
-          <w:tcPr>
-            <w:tcW w:w="9026" w:type="dxa"/>
-            <w:tcBorders>
-              <w:top w:val="none" w:sz="0" w:space="0" w:color="FFFFFF"/>
-              <w:left w:val="none" w:sz="0" w:space="0" w:color="FFFFFF"/>
-              <w:bottom w:val="none" w:sz="0" w:space="0" w:color="FFFFFF"/>
-              <w:right w:val="none" w:sz="0" w:space="0" w:color="FFFFFF"/>
-            </w:tcBorders>
-            <w:shd w:val="clear" w:color="auto" w:fill="1E1E1E"/>
-            <w:tcMar>
-              <w:top w:w="40" w:type="dxa"/>
-              <w:left w:w="200" w:type="dxa"/>
-              <w:bottom w:w="40" w:type="dxa"/>
-              <w:right w:w="180" w:type="dxa"/>
-            </w:tcMar>
-          </w:tcPr>
-          <w:p>
-            <w:pPr>
-              <w:spacing w:before="20" w:after="20"/>
-              <w:rPr>
-                <w:lang w:val="en-US"/>
-              </w:rPr>
-            </w:pPr>
-            <w:r>
-              <w:rPr>
-                <w:rFonts w:ascii="Courier New" w:eastAsia="Courier New" w:hAnsi="Courier New" w:cs="Courier New"/>
-                <w:color w:val="D4D4D4"/>
-                <w:sz w:val="18"/>
-                <w:szCs w:val="18"/>
-                <w:lang w:val="en-US"/>
-              </w:rPr>
-              <w:t xml:space="preserve">        return new </w:t>
-            </w:r>
-            <w:proofErr w:type="gramStart"/>
-            <w:r>
-              <w:rPr>
-                <w:rFonts w:ascii="Courier New" w:eastAsia="Courier New" w:hAnsi="Courier New" w:cs="Courier New"/>
-                <w:color w:val="D4D4D4"/>
-                <w:sz w:val="18"/>
-                <w:szCs w:val="18"/>
-                <w:lang w:val="en-US"/>
-              </w:rPr>
-              <w:t xml:space="preserve">QueryPlan(  </w:t>
-            </w:r>
-            <w:proofErr w:type="gramEnd"/>
-            <w:r>
-              <w:rPr>
-                <w:rFonts w:ascii="Courier New" w:eastAsia="Courier New" w:hAnsi="Courier New" w:cs="Courier New"/>
-                <w:color w:val="D4D4D4"/>
-                <w:sz w:val="18"/>
-                <w:szCs w:val="18"/>
-                <w:lang w:val="en-US"/>
-              </w:rPr>
-              <w:t xml:space="preserve">                         // QueryPlan: solo hql + maxResults</w:t>
-            </w:r>
-          </w:p>
-        </w:tc>
-      </w:tr>
-      <w:tr>
-        <w:tc>
-          <w:tcPr>
-            <w:tcW w:w="9026" w:type="dxa"/>
-            <w:tcBorders>
-              <w:top w:val="none" w:sz="0" w:space="0" w:color="FFFFFF"/>
-              <w:left w:val="none" w:sz="0" w:space="0" w:color="FFFFFF"/>
-              <w:bottom w:val="none" w:sz="0" w:space="0" w:color="FFFFFF"/>
-              <w:right w:val="none" w:sz="0" w:space="0" w:color="FFFFFF"/>
-            </w:tcBorders>
-            <w:shd w:val="clear" w:color="auto" w:fill="1E1E1E"/>
-            <w:tcMar>
-              <w:top w:w="40" w:type="dxa"/>
-              <w:left w:w="200" w:type="dxa"/>
-              <w:bottom w:w="40" w:type="dxa"/>
-              <w:right w:w="180" w:type="dxa"/>
-            </w:tcMar>
-          </w:tcPr>
-          <w:p>
-            <w:pPr>
-              <w:spacing w:before="20" w:after="20"/>
-            </w:pPr>
-            <w:r>
-              <w:rPr>
-                <w:rFonts w:ascii="Courier New" w:eastAsia="Courier New" w:hAnsi="Courier New" w:cs="Courier New"/>
-                <w:color w:val="D4D4D4"/>
-                <w:sz w:val="18"/>
-                <w:szCs w:val="18"/>
-                <w:lang w:val="en-US"/>
-              </w:rPr>
-              <w:t xml:space="preserve">                </w:t>
-            </w:r>
-            <w:proofErr w:type="gramStart"/>
-            <w:r>
-              <w:rPr>
-                <w:rFonts w:ascii="Courier New" w:eastAsia="Courier New" w:hAnsi="Courier New" w:cs="Courier New"/>
-                <w:color w:val="D4D4D4"/>
-                <w:sz w:val="18"/>
-                <w:szCs w:val="18"/>
-              </w:rPr>
-              <w:t>sanitizeHql(</w:t>
-            </w:r>
-            <w:proofErr w:type="gramEnd"/>
-            <w:r>
-              <w:rPr>
-                <w:rFonts w:ascii="Courier New" w:eastAsia="Courier New" w:hAnsi="Courier New" w:cs="Courier New"/>
-                <w:color w:val="D4D4D4"/>
-                <w:sz w:val="18"/>
-                <w:szCs w:val="18"/>
-              </w:rPr>
-              <w:t>hqlGenerator.generateHql(question)), 50);</w:t>
-            </w:r>
-          </w:p>
-        </w:tc>
-      </w:tr>
-      <w:tr>
-        <w:tc>
-          <w:tcPr>
-            <w:tcW w:w="9026" w:type="dxa"/>
-            <w:tcBorders>
-              <w:top w:val="none" w:sz="0" w:space="0" w:color="FFFFFF"/>
-              <w:left w:val="none" w:sz="0" w:space="0" w:color="FFFFFF"/>
-              <w:bottom w:val="none" w:sz="0" w:space="0" w:color="FFFFFF"/>
-              <w:right w:val="none" w:sz="0" w:space="0" w:color="FFFFFF"/>
-            </w:tcBorders>
-            <w:shd w:val="clear" w:color="auto" w:fill="1E1E1E"/>
-            <w:tcMar>
-              <w:top w:w="40" w:type="dxa"/>
-              <w:left w:w="200" w:type="dxa"/>
-              <w:bottom w:w="40" w:type="dxa"/>
-              <w:right w:w="180" w:type="dxa"/>
-            </w:tcMar>
-          </w:tcPr>
-          <w:p>
-            <w:pPr>
-              <w:spacing w:before="20" w:after="20"/>
-            </w:pPr>
-            <w:r>
-              <w:rPr>
-                <w:rFonts w:ascii="Courier New" w:eastAsia="Courier New" w:hAnsi="Courier New" w:cs="Courier New"/>
-                <w:color w:val="D4D4D4"/>
-                <w:sz w:val="18"/>
-                <w:szCs w:val="18"/>
-              </w:rPr>
-              <w:t xml:space="preserve">    }</w:t>
-            </w:r>
-          </w:p>
-        </w:tc>
-      </w:tr>
-      <w:tr>
-        <w:tc>
-          <w:tcPr>
-            <w:tcW w:w="9026" w:type="dxa"/>
-            <w:tcBorders>
-              <w:top w:val="none" w:sz="0" w:space="0" w:color="FFFFFF"/>
-              <w:left w:val="none" w:sz="0" w:space="0" w:color="FFFFFF"/>
-              <w:bottom w:val="none" w:sz="0" w:space="0" w:color="FFFFFF"/>
-              <w:right w:val="none" w:sz="0" w:space="0" w:color="FFFFFF"/>
-            </w:tcBorders>
-            <w:shd w:val="clear" w:color="auto" w:fill="1E1E1E"/>
-            <w:tcMar>
-              <w:top w:w="40" w:type="dxa"/>
-              <w:left w:w="200" w:type="dxa"/>
-              <w:bottom w:w="40" w:type="dxa"/>
-              <w:right w:w="180" w:type="dxa"/>
-            </w:tcMar>
-          </w:tcPr>
-          <w:p>
-            <w:pPr>
-              <w:spacing w:before="20" w:after="20"/>
-            </w:pPr>
-          </w:p>
-        </w:tc>
-      </w:tr>
-      <w:tr>
-        <w:tc>
-          <w:tcPr>
-            <w:tcW w:w="9026" w:type="dxa"/>
-            <w:tcBorders>
-              <w:top w:val="none" w:sz="0" w:space="0" w:color="FFFFFF"/>
-              <w:left w:val="none" w:sz="0" w:space="0" w:color="FFFFFF"/>
-              <w:bottom w:val="none" w:sz="0" w:space="0" w:color="FFFFFF"/>
-              <w:right w:val="none" w:sz="0" w:space="0" w:color="FFFFFF"/>
-            </w:tcBorders>
-            <w:shd w:val="clear" w:color="auto" w:fill="1E1E1E"/>
-            <w:tcMar>
-              <w:top w:w="40" w:type="dxa"/>
-              <w:left w:w="200" w:type="dxa"/>
-              <w:bottom w:w="40" w:type="dxa"/>
-              <w:right w:w="180" w:type="dxa"/>
-            </w:tcMar>
-          </w:tcPr>
-          <w:p>
-            <w:pPr>
-              <w:spacing w:before="20" w:after="20"/>
-              <w:rPr>
-                <w:lang w:val="en-US"/>
-              </w:rPr>
-            </w:pPr>
-            <w:r>
-              <w:rPr>
-                <w:rFonts w:ascii="Courier New" w:eastAsia="Courier New" w:hAnsi="Courier New" w:cs="Courier New"/>
-                <w:color w:val="D4D4D4"/>
-                <w:sz w:val="18"/>
-                <w:szCs w:val="18"/>
-                <w:lang w:val="en-US"/>
-              </w:rPr>
-              <w:t xml:space="preserve">    private record QueryPlan(String hql, int maxResults) {}</w:t>
-            </w:r>
-          </w:p>
-        </w:tc>
-      </w:tr>
-      <w:tr>
-        <w:tc>
-          <w:tcPr>
-            <w:tcW w:w="9026" w:type="dxa"/>
-            <w:tcBorders>
-              <w:top w:val="none" w:sz="0" w:space="0" w:color="FFFFFF"/>
-              <w:left w:val="none" w:sz="0" w:space="0" w:color="FFFFFF"/>
-              <w:bottom w:val="none" w:sz="0" w:space="0" w:color="FFFFFF"/>
-              <w:right w:val="none" w:sz="0" w:space="0" w:color="FFFFFF"/>
-            </w:tcBorders>
-            <w:shd w:val="clear" w:color="auto" w:fill="1E1E1E"/>
-            <w:tcMar>
-              <w:top w:w="40" w:type="dxa"/>
-              <w:left w:w="200" w:type="dxa"/>
-              <w:bottom w:w="40" w:type="dxa"/>
-              <w:right w:w="180" w:type="dxa"/>
-            </w:tcMar>
-          </w:tcPr>
-          <w:p>
-            <w:pPr>
-              <w:spacing w:before="20" w:after="20"/>
-            </w:pPr>
-            <w:r>
-              <w:rPr>
-                <w:rFonts w:ascii="Courier New" w:eastAsia="Courier New" w:hAnsi="Courier New" w:cs="Courier New"/>
-                <w:color w:val="D4D4D4"/>
-                <w:sz w:val="18"/>
-                <w:szCs w:val="18"/>
-              </w:rPr>
-              <w:t>}</w:t>
-            </w:r>
-          </w:p>
-        </w:tc>
-      </w:tr>
-    </w:tbl>
     <w:p>
       <w:pPr>
-        <w:spacing w:before="40" w:after="160"/>
-        <w:jc w:val="center"/>
-        <w:rPr>
-          <w:i/>
-          <w:iCs/>
-          <w:color w:val="595959"/>
-          <w:sz w:val="20"/>
-          <w:szCs w:val="20"/>
-        </w:rPr>
-      </w:pPr>
-      <w:r>
-        <w:rPr>
-          <w:i/>
-          <w:iCs/>
-          <w:color w:val="595959"/>
-          <w:sz w:val="20"/>
-          <w:szCs w:val="20"/>
-        </w:rPr>
-        <w:t>Código 1 — DatabaseAssistant.java (demo-hibernate-ai · LangChain4j) — orquestador del flujo</w:t>
-      </w:r>
-    </w:p>
-    <w:p>
-      <w:pPr>
-        <w:rPr>
-          <w:b/>
-          <w:bCs/>
-        </w:rPr>
-      </w:pPr>
-      <w:r>
-        <w:rPr>
-          <w:b/>
-          <w:bCs/>
-        </w:rPr>
-        <w:t xml:space="preserve">@AiService — </w:t>
+        <w:spacing w:before="40" w:after="40"/>
+        <w:rPr>
+          <w:lang w:val="es-ES"/>
+        </w:rPr>
+      </w:pPr>
+      <w:r>
+        <w:rPr>
+          <w:lang w:val="es-ES"/>
+        </w:rPr>
+        <w:t xml:space="preserve">El siguiente código implementa cada uno de estos pasos en Java. </w:t>
       </w:r>
       <w:proofErr w:type="spellStart"/>
       <w:r>
         <w:rPr>
-          <w:b/>
-          <w:bCs/>
-        </w:rPr>
-        <w:t>HqlGenerator</w:t>
+          <w:lang w:val="es-ES"/>
+        </w:rPr>
+        <w:t>DatabaseAssistant</w:t>
       </w:r>
       <w:proofErr w:type="spellEnd"/>
       <w:r>
         <w:rPr>
-          <w:b/>
-          <w:bCs/>
-        </w:rPr>
-        <w:t xml:space="preserve"> y </w:t>
+          <w:lang w:val="es-ES"/>
+        </w:rPr>
+        <w:t xml:space="preserve"> actúa como orquestador: llama a @AiService para operaciones en lenguaje natural e invoca directamente a </w:t>
       </w:r>
       <w:proofErr w:type="spellStart"/>
       <w:r>
         <w:rPr>
-          <w:b/>
-          <w:bCs/>
-        </w:rPr>
-        <w:t>AnswerFormatter</w:t>
+          <w:lang w:val="es-ES"/>
+        </w:rPr>
+        <w:t>HibernateQueryTool</w:t>
       </w:r>
       <w:proofErr w:type="spellEnd"/>
-    </w:p>
-    <w:p>
-      <w:pPr>
-        <w:spacing w:before="80" w:after="80" w:line="276" w:lineRule="auto"/>
-        <w:rPr>
-          <w:lang w:val="es-ES"/>
-        </w:rPr>
-      </w:pPr>
-      <w:r>
-        <w:rPr>
-          <w:lang w:val="es-ES"/>
-        </w:rPr>
-        <w:t>Dos interfaces anotadas con @AiService encapsulan las llamadas al LLM. LangChain4j se ocupa automáticamente de construir el prompt, llamar al modelo y parsear la respuesta. El programador solo define el contrato — el framework se encarga de la implementación en runtime.</w:t>
+      <w:r>
+        <w:rPr>
+          <w:lang w:val="es-ES"/>
+        </w:rPr>
+        <w:t xml:space="preserve"> para ejecutar HQL, sin dejar que LLM decida la secuencia o el momento de la ejecución.</w:t>
       </w:r>
     </w:p>
     <w:tbl>
@@ -8322,19 +7090,15 @@
           <w:p>
             <w:pPr>
               <w:spacing w:before="20" w:after="20"/>
-              <w:rPr>
-                <w:lang w:val="es-ES"/>
-              </w:rPr>
-            </w:pPr>
-            <w:r>
-              <w:rPr>
-                <w:rFonts w:ascii="Courier New" w:eastAsia="Courier New" w:hAnsi="Courier New" w:cs="Courier New"/>
-                <w:color w:val="D4D4D4"/>
-                <w:sz w:val="18"/>
-                <w:szCs w:val="18"/>
-                <w:lang w:val="es-ES"/>
-              </w:rPr>
-              <w:t>// HqlGenerator — convierte pregunta en lenguaje natural en HQL</w:t>
+            </w:pPr>
+            <w:r>
+              <w:rPr>
+                <w:rFonts w:ascii="Courier New" w:eastAsia="Courier New" w:hAnsi="Courier New" w:cs="Courier New"/>
+                <w:color w:val="D4D4D4"/>
+                <w:sz w:val="18"/>
+                <w:szCs w:val="18"/>
+              </w:rPr>
+              <w:t>@Service</w:t>
             </w:r>
           </w:p>
         </w:tc>
@@ -8360,85 +7124,15 @@
           <w:p>
             <w:pPr>
               <w:spacing w:before="20" w:after="20"/>
-              <w:rPr>
-                <w:lang w:val="es-ES"/>
-              </w:rPr>
-            </w:pPr>
-            <w:r>
-              <w:rPr>
-                <w:rFonts w:ascii="Courier New" w:eastAsia="Courier New" w:hAnsi="Courier New" w:cs="Courier New"/>
-                <w:color w:val="D4D4D4"/>
-                <w:sz w:val="18"/>
-                <w:szCs w:val="18"/>
-                <w:lang w:val="es-ES"/>
-              </w:rPr>
-              <w:t>@</w:t>
-            </w:r>
-            <w:proofErr w:type="gramStart"/>
-            <w:r>
-              <w:rPr>
-                <w:rFonts w:ascii="Courier New" w:eastAsia="Courier New" w:hAnsi="Courier New" w:cs="Courier New"/>
-                <w:color w:val="D4D4D4"/>
-                <w:sz w:val="18"/>
-                <w:szCs w:val="18"/>
-                <w:lang w:val="es-ES"/>
-              </w:rPr>
-              <w:t>AiService(</w:t>
-            </w:r>
-            <w:proofErr w:type="gramEnd"/>
-            <w:r>
-              <w:rPr>
-                <w:rFonts w:ascii="Courier New" w:eastAsia="Courier New" w:hAnsi="Courier New" w:cs="Courier New"/>
-                <w:color w:val="D4D4D4"/>
-                <w:sz w:val="18"/>
-                <w:szCs w:val="18"/>
-                <w:lang w:val="es-ES"/>
-              </w:rPr>
-              <w:t xml:space="preserve">wiringMode = EXPLICIT, </w:t>
-            </w:r>
-            <w:proofErr w:type="spellStart"/>
-            <w:r>
-              <w:rPr>
-                <w:rFonts w:ascii="Courier New" w:eastAsia="Courier New" w:hAnsi="Courier New" w:cs="Courier New"/>
-                <w:color w:val="D4D4D4"/>
-                <w:sz w:val="18"/>
-                <w:szCs w:val="18"/>
-                <w:lang w:val="es-ES"/>
-              </w:rPr>
-              <w:t>chatModel</w:t>
-            </w:r>
-            <w:proofErr w:type="spellEnd"/>
-            <w:r>
-              <w:rPr>
-                <w:rFonts w:ascii="Courier New" w:eastAsia="Courier New" w:hAnsi="Courier New" w:cs="Courier New"/>
-                <w:color w:val="D4D4D4"/>
-                <w:sz w:val="18"/>
-                <w:szCs w:val="18"/>
-                <w:lang w:val="es-ES"/>
-              </w:rPr>
-              <w:t xml:space="preserve"> = "</w:t>
-            </w:r>
-            <w:proofErr w:type="spellStart"/>
-            <w:r>
-              <w:rPr>
-                <w:rFonts w:ascii="Courier New" w:eastAsia="Courier New" w:hAnsi="Courier New" w:cs="Courier New"/>
-                <w:color w:val="D4D4D4"/>
-                <w:sz w:val="18"/>
-                <w:szCs w:val="18"/>
-                <w:lang w:val="es-ES"/>
-              </w:rPr>
-              <w:t>ollamaChatModel</w:t>
-            </w:r>
-            <w:proofErr w:type="spellEnd"/>
-            <w:r>
-              <w:rPr>
-                <w:rFonts w:ascii="Courier New" w:eastAsia="Courier New" w:hAnsi="Courier New" w:cs="Courier New"/>
-                <w:color w:val="D4D4D4"/>
-                <w:sz w:val="18"/>
-                <w:szCs w:val="18"/>
-                <w:lang w:val="es-ES"/>
-              </w:rPr>
-              <w:t>")</w:t>
+            </w:pPr>
+            <w:r>
+              <w:rPr>
+                <w:rFonts w:ascii="Courier New" w:eastAsia="Courier New" w:hAnsi="Courier New" w:cs="Courier New"/>
+                <w:color w:val="D4D4D4"/>
+                <w:sz w:val="18"/>
+                <w:szCs w:val="18"/>
+              </w:rPr>
+              <w:t>@RequiredArgsConstructor</w:t>
             </w:r>
           </w:p>
         </w:tc>
@@ -8465,45 +7159,14 @@
             <w:pPr>
               <w:spacing w:before="20" w:after="20"/>
             </w:pPr>
-            <w:proofErr w:type="spellStart"/>
-            <w:r>
-              <w:rPr>
-                <w:rFonts w:ascii="Courier New" w:eastAsia="Courier New" w:hAnsi="Courier New" w:cs="Courier New"/>
-                <w:color w:val="D4D4D4"/>
-                <w:sz w:val="18"/>
-                <w:szCs w:val="18"/>
-              </w:rPr>
-              <w:t>public</w:t>
-            </w:r>
-            <w:proofErr w:type="spellEnd"/>
-            <w:r>
-              <w:rPr>
-                <w:rFonts w:ascii="Courier New" w:eastAsia="Courier New" w:hAnsi="Courier New" w:cs="Courier New"/>
-                <w:color w:val="D4D4D4"/>
-                <w:sz w:val="18"/>
-                <w:szCs w:val="18"/>
-              </w:rPr>
-              <w:t xml:space="preserve"> interface </w:t>
-            </w:r>
-            <w:proofErr w:type="spellStart"/>
-            <w:r>
-              <w:rPr>
-                <w:rFonts w:ascii="Courier New" w:eastAsia="Courier New" w:hAnsi="Courier New" w:cs="Courier New"/>
-                <w:color w:val="D4D4D4"/>
-                <w:sz w:val="18"/>
-                <w:szCs w:val="18"/>
-              </w:rPr>
-              <w:t>HqlGenerator</w:t>
-            </w:r>
-            <w:proofErr w:type="spellEnd"/>
-            <w:r>
-              <w:rPr>
-                <w:rFonts w:ascii="Courier New" w:eastAsia="Courier New" w:hAnsi="Courier New" w:cs="Courier New"/>
-                <w:color w:val="D4D4D4"/>
-                <w:sz w:val="18"/>
-                <w:szCs w:val="18"/>
-              </w:rPr>
-              <w:t xml:space="preserve"> {</w:t>
+            <w:r>
+              <w:rPr>
+                <w:rFonts w:ascii="Courier New" w:eastAsia="Courier New" w:hAnsi="Courier New" w:cs="Courier New"/>
+                <w:color w:val="D4D4D4"/>
+                <w:sz w:val="18"/>
+                <w:szCs w:val="18"/>
+              </w:rPr>
+              <w:t>public class DatabaseAssistant {</w:t>
             </w:r>
           </w:p>
         </w:tc>
@@ -8562,7 +7225,7 @@
                 <w:sz w:val="18"/>
                 <w:szCs w:val="18"/>
               </w:rPr>
-              <w:t xml:space="preserve">    @SystemMessage("""</w:t>
+              <w:t xml:space="preserve">    private final HqlGenerator    hqlGenerator;    // @AiService — genera HQL</w:t>
             </w:r>
           </w:p>
         </w:tc>
@@ -8600,7 +7263,7 @@
                 <w:szCs w:val="18"/>
                 <w:lang w:val="en-US"/>
               </w:rPr>
-              <w:t xml:space="preserve">        You convert user questions into one read-only HQL query.</w:t>
+              <w:t xml:space="preserve">    private final AnswerFormatter answerFormatter; // @AiService — formatea respuesta</w:t>
             </w:r>
           </w:p>
         </w:tc>
@@ -8635,16 +7298,29 @@
                 <w:szCs w:val="18"/>
                 <w:lang w:val="en-US"/>
               </w:rPr>
-              <w:t xml:space="preserve">        </w:t>
-            </w:r>
-            <w:r>
-              <w:rPr>
-                <w:rFonts w:ascii="Courier New" w:eastAsia="Courier New" w:hAnsi="Courier New" w:cs="Courier New"/>
-                <w:color w:val="D4D4D4"/>
-                <w:sz w:val="18"/>
-                <w:szCs w:val="18"/>
-              </w:rPr>
-              <w:t>Rules:</w:t>
+              <w:t xml:space="preserve">    private final HibernateQueryTool </w:t>
+            </w:r>
+            <w:proofErr w:type="gramStart"/>
+            <w:r>
+              <w:rPr>
+                <w:rFonts w:ascii="Courier New" w:eastAsia="Courier New" w:hAnsi="Courier New" w:cs="Courier New"/>
+                <w:color w:val="D4D4D4"/>
+                <w:sz w:val="18"/>
+                <w:szCs w:val="18"/>
+                <w:lang w:val="en-US"/>
+              </w:rPr>
+              <w:t xml:space="preserve">queryTool;   </w:t>
+            </w:r>
+            <w:proofErr w:type="gramEnd"/>
+            <w:r>
+              <w:rPr>
+                <w:rFonts w:ascii="Courier New" w:eastAsia="Courier New" w:hAnsi="Courier New" w:cs="Courier New"/>
+                <w:color w:val="D4D4D4"/>
+                <w:sz w:val="18"/>
+                <w:szCs w:val="18"/>
+                <w:lang w:val="en-US"/>
+              </w:rPr>
+              <w:t xml:space="preserve"> // @Component — ejecuta HQL</w:t>
             </w:r>
           </w:p>
         </w:tc>
@@ -8670,20 +7346,7 @@
           <w:p>
             <w:pPr>
               <w:spacing w:before="20" w:after="20"/>
-              <w:rPr>
-                <w:lang w:val="en-US"/>
-              </w:rPr>
-            </w:pPr>
-            <w:r>
-              <w:rPr>
-                <w:rFonts w:ascii="Courier New" w:eastAsia="Courier New" w:hAnsi="Courier New" w:cs="Courier New"/>
-                <w:color w:val="D4D4D4"/>
-                <w:sz w:val="18"/>
-                <w:szCs w:val="18"/>
-                <w:lang w:val="en-US"/>
-              </w:rPr>
-              <w:t xml:space="preserve">        - Output only the HQL query, no markdown, no explanation.</w:t>
-            </w:r>
+            </w:pPr>
           </w:p>
         </w:tc>
       </w:tr>
@@ -8720,7 +7383,7 @@
                 <w:szCs w:val="18"/>
                 <w:lang w:val="en-US"/>
               </w:rPr>
-              <w:t xml:space="preserve">        - Use entity names Product and Category, not table names.</w:t>
+              <w:t xml:space="preserve">    public String chat(String question) {</w:t>
             </w:r>
           </w:p>
         </w:tc>
@@ -8746,85 +7409,25 @@
           <w:p>
             <w:pPr>
               <w:spacing w:before="20" w:after="20"/>
-              <w:rPr>
-                <w:lang w:val="en-US"/>
-              </w:rPr>
-            </w:pPr>
-            <w:r>
-              <w:rPr>
-                <w:rFonts w:ascii="Courier New" w:eastAsia="Courier New" w:hAnsi="Courier New" w:cs="Courier New"/>
-                <w:color w:val="FFFFFF" w:themeColor="background1"/>
-                <w:sz w:val="18"/>
-                <w:szCs w:val="18"/>
-                <w:lang w:val="en-US"/>
-              </w:rPr>
-              <w:t xml:space="preserve">        - Use Java field names: </w:t>
-            </w:r>
-            <w:proofErr w:type="gramStart"/>
-            <w:r>
-              <w:rPr>
-                <w:rFonts w:ascii="Courier New" w:eastAsia="Courier New" w:hAnsi="Courier New" w:cs="Courier New"/>
-                <w:color w:val="FFFFFF" w:themeColor="background1"/>
-                <w:sz w:val="18"/>
-                <w:szCs w:val="18"/>
-                <w:lang w:val="en-US"/>
-              </w:rPr>
-              <w:t>Product(</w:t>
-            </w:r>
-            <w:proofErr w:type="gramEnd"/>
-            <w:r>
-              <w:rPr>
-                <w:rFonts w:ascii="Courier New" w:eastAsia="Courier New" w:hAnsi="Courier New" w:cs="Courier New"/>
-                <w:color w:val="FFFFFF" w:themeColor="background1"/>
-                <w:sz w:val="18"/>
-                <w:szCs w:val="18"/>
-                <w:lang w:val="en-US"/>
-              </w:rPr>
-              <w:t xml:space="preserve">id, name, price, stock, category, </w:t>
-            </w:r>
-            <w:proofErr w:type="spellStart"/>
-            <w:r>
-              <w:rPr>
-                <w:rFonts w:ascii="Courier New" w:eastAsia="Courier New" w:hAnsi="Courier New" w:cs="Courier New"/>
-                <w:color w:val="FFFFFF" w:themeColor="background1"/>
-                <w:sz w:val="18"/>
-                <w:szCs w:val="18"/>
-                <w:lang w:val="en-US"/>
-              </w:rPr>
-              <w:t>costPrice</w:t>
-            </w:r>
-            <w:proofErr w:type="spellEnd"/>
-            <w:r>
-              <w:rPr>
-                <w:rFonts w:ascii="Courier New" w:eastAsia="Courier New" w:hAnsi="Courier New" w:cs="Courier New"/>
-                <w:color w:val="FFFFFF" w:themeColor="background1"/>
-                <w:sz w:val="18"/>
-                <w:szCs w:val="18"/>
-                <w:lang w:val="en-US"/>
-              </w:rPr>
-              <w:t xml:space="preserve">, </w:t>
-            </w:r>
-            <w:proofErr w:type="spellStart"/>
-            <w:r>
-              <w:rPr>
-                <w:rFonts w:ascii="Courier New" w:eastAsia="Courier New" w:hAnsi="Courier New" w:cs="Courier New"/>
-                <w:color w:val="FFFFFF" w:themeColor="background1"/>
-                <w:sz w:val="18"/>
-                <w:szCs w:val="18"/>
-                <w:lang w:val="en-US"/>
-              </w:rPr>
-              <w:t>supplierCode</w:t>
-            </w:r>
-            <w:proofErr w:type="spellEnd"/>
-            <w:r>
-              <w:rPr>
-                <w:rFonts w:ascii="Courier New" w:eastAsia="Courier New" w:hAnsi="Courier New" w:cs="Courier New"/>
-                <w:color w:val="FFFFFF" w:themeColor="background1"/>
-                <w:sz w:val="18"/>
-                <w:szCs w:val="18"/>
-                <w:lang w:val="en-US"/>
-              </w:rPr>
-              <w:t>), Category(id, name).</w:t>
+            </w:pPr>
+            <w:r>
+              <w:rPr>
+                <w:rFonts w:ascii="Courier New" w:eastAsia="Courier New" w:hAnsi="Courier New" w:cs="Courier New"/>
+                <w:color w:val="D4D4D4"/>
+                <w:sz w:val="18"/>
+                <w:szCs w:val="18"/>
+                <w:lang w:val="en-US"/>
+              </w:rPr>
+              <w:t xml:space="preserve">        </w:t>
+            </w:r>
+            <w:r>
+              <w:rPr>
+                <w:rFonts w:ascii="Courier New" w:eastAsia="Courier New" w:hAnsi="Courier New" w:cs="Courier New"/>
+                <w:color w:val="D4D4D4"/>
+                <w:sz w:val="18"/>
+                <w:szCs w:val="18"/>
+              </w:rPr>
+              <w:t>QueryPlan plan;</w:t>
             </w:r>
           </w:p>
         </w:tc>
@@ -8850,117 +7453,15 @@
           <w:p>
             <w:pPr>
               <w:spacing w:before="20" w:after="20"/>
-              <w:rPr>
-                <w:rFonts w:ascii="Courier New" w:eastAsia="Courier New" w:hAnsi="Courier New" w:cs="Courier New"/>
-                <w:color w:val="FFFFFF" w:themeColor="background1"/>
-                <w:sz w:val="18"/>
-                <w:szCs w:val="18"/>
-                <w:lang w:val="en-US"/>
-              </w:rPr>
-            </w:pPr>
-            <w:r>
-              <w:rPr>
-                <w:rFonts w:ascii="Courier New" w:eastAsia="Courier New" w:hAnsi="Courier New" w:cs="Courier New"/>
-                <w:color w:val="FFFFFF" w:themeColor="background1"/>
-                <w:sz w:val="18"/>
-                <w:szCs w:val="18"/>
-                <w:lang w:val="en-US"/>
-              </w:rPr>
-              <w:t xml:space="preserve">        - </w:t>
-            </w:r>
-            <w:proofErr w:type="spellStart"/>
-            <w:r>
-              <w:rPr>
-                <w:rFonts w:ascii="Courier New" w:eastAsia="Courier New" w:hAnsi="Courier New" w:cs="Courier New"/>
-                <w:color w:val="FFFFFF" w:themeColor="background1"/>
-                <w:sz w:val="18"/>
-                <w:szCs w:val="18"/>
-                <w:lang w:val="en-US"/>
-              </w:rPr>
-              <w:t>Product.costPrice</w:t>
-            </w:r>
-            <w:proofErr w:type="spellEnd"/>
-            <w:r>
-              <w:rPr>
-                <w:rFonts w:ascii="Courier New" w:eastAsia="Courier New" w:hAnsi="Courier New" w:cs="Courier New"/>
-                <w:color w:val="FFFFFF" w:themeColor="background1"/>
-                <w:sz w:val="18"/>
-                <w:szCs w:val="18"/>
-                <w:lang w:val="en-US"/>
-              </w:rPr>
-              <w:t xml:space="preserve"> and </w:t>
-            </w:r>
-            <w:proofErr w:type="spellStart"/>
-            <w:r>
-              <w:rPr>
-                <w:rFonts w:ascii="Courier New" w:eastAsia="Courier New" w:hAnsi="Courier New" w:cs="Courier New"/>
-                <w:color w:val="FFFFFF" w:themeColor="background1"/>
-                <w:sz w:val="18"/>
-                <w:szCs w:val="18"/>
-                <w:lang w:val="en-US"/>
-              </w:rPr>
-              <w:t>Product.supplierCode</w:t>
-            </w:r>
-            <w:proofErr w:type="spellEnd"/>
-            <w:r>
-              <w:rPr>
-                <w:rFonts w:ascii="Courier New" w:eastAsia="Courier New" w:hAnsi="Courier New" w:cs="Courier New"/>
-                <w:color w:val="FFFFFF" w:themeColor="background1"/>
-                <w:sz w:val="18"/>
-                <w:szCs w:val="18"/>
-                <w:lang w:val="en-US"/>
-              </w:rPr>
-              <w:t xml:space="preserve"> </w:t>
-            </w:r>
-            <w:proofErr w:type="gramStart"/>
-            <w:r>
-              <w:rPr>
-                <w:rFonts w:ascii="Courier New" w:eastAsia="Courier New" w:hAnsi="Courier New" w:cs="Courier New"/>
-                <w:color w:val="FFFFFF" w:themeColor="background1"/>
-                <w:sz w:val="18"/>
-                <w:szCs w:val="18"/>
-                <w:lang w:val="en-US"/>
-              </w:rPr>
-              <w:t>exist, but</w:t>
-            </w:r>
-            <w:proofErr w:type="gramEnd"/>
-            <w:r>
-              <w:rPr>
-                <w:rFonts w:ascii="Courier New" w:eastAsia="Courier New" w:hAnsi="Courier New" w:cs="Courier New"/>
-                <w:color w:val="FFFFFF" w:themeColor="background1"/>
-                <w:sz w:val="18"/>
-                <w:szCs w:val="18"/>
-                <w:lang w:val="en-US"/>
-              </w:rPr>
-              <w:t xml:space="preserve"> are restricted fields.</w:t>
-            </w:r>
-          </w:p>
-          <w:p>
-            <w:pPr>
-              <w:spacing w:before="20" w:after="20"/>
-              <w:rPr>
-                <w:lang w:val="en-US"/>
-              </w:rPr>
-            </w:pPr>
-            <w:r>
-              <w:rPr>
-                <w:rFonts w:ascii="Courier New" w:eastAsia="Courier New" w:hAnsi="Courier New" w:cs="Courier New"/>
-                <w:color w:val="FF0000"/>
-                <w:sz w:val="18"/>
-                <w:szCs w:val="18"/>
-                <w:lang w:val="en-US"/>
-              </w:rPr>
-              <w:t xml:space="preserve">        </w:t>
-            </w:r>
-            <w:r>
-              <w:rPr>
-                <w:rFonts w:ascii="Courier New" w:eastAsia="Courier New" w:hAnsi="Courier New" w:cs="Courier New"/>
-                <w:color w:val="FFFFFF" w:themeColor="background1"/>
-                <w:sz w:val="18"/>
-                <w:szCs w:val="18"/>
-                <w:lang w:val="en-US"/>
-              </w:rPr>
-              <w:t>- If the user asks for cost price, margin, supplier code, or supplier codes, generate the HQL with the exact restricted field name. The execution layer will reject it.</w:t>
+            </w:pPr>
+            <w:r>
+              <w:rPr>
+                <w:rFonts w:ascii="Courier New" w:eastAsia="Courier New" w:hAnsi="Courier New" w:cs="Courier New"/>
+                <w:color w:val="D4D4D4"/>
+                <w:sz w:val="18"/>
+                <w:szCs w:val="18"/>
+              </w:rPr>
+              <w:t xml:space="preserve">        try {</w:t>
             </w:r>
           </w:p>
         </w:tc>
@@ -8998,7 +7499,7 @@
                 <w:szCs w:val="18"/>
                 <w:lang w:val="en-US"/>
               </w:rPr>
-              <w:t xml:space="preserve">        - Only SELECT or FROM queries. Never UPDATE/DELETE/INSERT/DROP/ALTER.</w:t>
+              <w:t xml:space="preserve">            plan = buildQueryPlan(question);  // @AiService genera HQL</w:t>
             </w:r>
           </w:p>
         </w:tc>
@@ -9024,19 +7525,25 @@
           <w:p>
             <w:pPr>
               <w:spacing w:before="20" w:after="20"/>
-              <w:rPr>
-                <w:lang w:val="en-US"/>
-              </w:rPr>
-            </w:pPr>
-            <w:r>
-              <w:rPr>
-                <w:rFonts w:ascii="Courier New" w:eastAsia="Courier New" w:hAnsi="Courier New" w:cs="Courier New"/>
-                <w:color w:val="D4D4D4"/>
-                <w:sz w:val="18"/>
-                <w:szCs w:val="18"/>
-                <w:lang w:val="en-US"/>
-              </w:rPr>
-              <w:t xml:space="preserve">        - HQL does not support LIMIT. For top-N, use ORDER BY only.</w:t>
+            </w:pPr>
+            <w:r>
+              <w:rPr>
+                <w:rFonts w:ascii="Courier New" w:eastAsia="Courier New" w:hAnsi="Courier New" w:cs="Courier New"/>
+                <w:color w:val="D4D4D4"/>
+                <w:sz w:val="18"/>
+                <w:szCs w:val="18"/>
+                <w:lang w:val="en-US"/>
+              </w:rPr>
+              <w:t xml:space="preserve">        </w:t>
+            </w:r>
+            <w:r>
+              <w:rPr>
+                <w:rFonts w:ascii="Courier New" w:eastAsia="Courier New" w:hAnsi="Courier New" w:cs="Courier New"/>
+                <w:color w:val="D4D4D4"/>
+                <w:sz w:val="18"/>
+                <w:szCs w:val="18"/>
+              </w:rPr>
+              <w:t>} catch (RuntimeException e) {</w:t>
             </w:r>
           </w:p>
         </w:tc>
@@ -9062,41 +7569,15 @@
           <w:p>
             <w:pPr>
               <w:spacing w:before="20" w:after="20"/>
-              <w:rPr>
-                <w:lang w:val="en-US"/>
-              </w:rPr>
-            </w:pPr>
-            <w:r>
-              <w:rPr>
-                <w:rFonts w:ascii="Courier New" w:eastAsia="Courier New" w:hAnsi="Courier New" w:cs="Courier New"/>
-                <w:color w:val="D4D4D4"/>
-                <w:sz w:val="18"/>
-                <w:szCs w:val="18"/>
-                <w:lang w:val="en-US"/>
-              </w:rPr>
-              <w:t xml:space="preserve">        - For category filters, use </w:t>
-            </w:r>
-            <w:proofErr w:type="gramStart"/>
-            <w:r>
-              <w:rPr>
-                <w:rFonts w:ascii="Courier New" w:eastAsia="Courier New" w:hAnsi="Courier New" w:cs="Courier New"/>
-                <w:color w:val="D4D4D4"/>
-                <w:sz w:val="18"/>
-                <w:szCs w:val="18"/>
-                <w:lang w:val="en-US"/>
-              </w:rPr>
-              <w:t>p.category.name</w:t>
-            </w:r>
-            <w:proofErr w:type="gramEnd"/>
-            <w:r>
-              <w:rPr>
-                <w:rFonts w:ascii="Courier New" w:eastAsia="Courier New" w:hAnsi="Courier New" w:cs="Courier New"/>
-                <w:color w:val="D4D4D4"/>
-                <w:sz w:val="18"/>
-                <w:szCs w:val="18"/>
-                <w:lang w:val="en-US"/>
-              </w:rPr>
-              <w:t>.</w:t>
+            </w:pPr>
+            <w:r>
+              <w:rPr>
+                <w:rFonts w:ascii="Courier New" w:eastAsia="Courier New" w:hAnsi="Courier New" w:cs="Courier New"/>
+                <w:color w:val="D4D4D4"/>
+                <w:sz w:val="18"/>
+                <w:szCs w:val="18"/>
+              </w:rPr>
+              <w:t xml:space="preserve">            return localModelUnavailableMessage(); // Ollama no disponible</w:t>
             </w:r>
           </w:p>
         </w:tc>
@@ -9129,18 +7610,8 @@
                 <w:color w:val="D4D4D4"/>
                 <w:sz w:val="18"/>
                 <w:szCs w:val="18"/>
-                <w:lang w:val="en-US"/>
-              </w:rPr>
-              <w:t xml:space="preserve">        </w:t>
-            </w:r>
-            <w:r>
-              <w:rPr>
-                <w:rFonts w:ascii="Courier New" w:eastAsia="Courier New" w:hAnsi="Courier New" w:cs="Courier New"/>
-                <w:color w:val="D4D4D4"/>
-                <w:sz w:val="18"/>
-                <w:szCs w:val="18"/>
-              </w:rPr>
-              <w:t>""")</w:t>
+              </w:rPr>
+              <w:t xml:space="preserve">        }</w:t>
             </w:r>
           </w:p>
         </w:tc>
@@ -9167,15 +7638,6 @@
             <w:pPr>
               <w:spacing w:before="20" w:after="20"/>
             </w:pPr>
-            <w:r>
-              <w:rPr>
-                <w:rFonts w:ascii="Courier New" w:eastAsia="Courier New" w:hAnsi="Courier New" w:cs="Courier New"/>
-                <w:color w:val="D4D4D4"/>
-                <w:sz w:val="18"/>
-                <w:szCs w:val="18"/>
-              </w:rPr>
-              <w:t xml:space="preserve">    @UserMessage("{{question}}")</w:t>
-            </w:r>
           </w:p>
         </w:tc>
       </w:tr>
@@ -9212,7 +7674,8 @@
                 <w:szCs w:val="18"/>
                 <w:lang w:val="en-US"/>
               </w:rPr>
-              <w:t xml:space="preserve">    String generateHql(@V("question") String question);</w:t>
+              <w:lastRenderedPageBreak/>
+              <w:t xml:space="preserve">        String result = queryTool.executeHqlQuery(plan.hql(), plan.maxResults());</w:t>
             </w:r>
           </w:p>
         </w:tc>
@@ -9238,6 +7701,537 @@
           <w:p>
             <w:pPr>
               <w:spacing w:before="20" w:after="20"/>
+              <w:rPr>
+                <w:lang w:val="en-US"/>
+              </w:rPr>
+            </w:pPr>
+          </w:p>
+        </w:tc>
+      </w:tr>
+      <w:tr>
+        <w:tc>
+          <w:tcPr>
+            <w:tcW w:w="9026" w:type="dxa"/>
+            <w:tcBorders>
+              <w:top w:val="none" w:sz="0" w:space="0" w:color="FFFFFF"/>
+              <w:left w:val="none" w:sz="0" w:space="0" w:color="FFFFFF"/>
+              <w:bottom w:val="none" w:sz="0" w:space="0" w:color="FFFFFF"/>
+              <w:right w:val="none" w:sz="0" w:space="0" w:color="FFFFFF"/>
+            </w:tcBorders>
+            <w:shd w:val="clear" w:color="auto" w:fill="1E1E1E"/>
+            <w:tcMar>
+              <w:top w:w="40" w:type="dxa"/>
+              <w:left w:w="200" w:type="dxa"/>
+              <w:bottom w:w="40" w:type="dxa"/>
+              <w:right w:w="180" w:type="dxa"/>
+            </w:tcMar>
+          </w:tcPr>
+          <w:p>
+            <w:pPr>
+              <w:spacing w:before="20" w:after="20"/>
+            </w:pPr>
+            <w:r>
+              <w:rPr>
+                <w:rFonts w:ascii="Courier New" w:eastAsia="Courier New" w:hAnsi="Courier New" w:cs="Courier New"/>
+                <w:color w:val="D4D4D4"/>
+                <w:sz w:val="18"/>
+                <w:szCs w:val="18"/>
+                <w:lang w:val="en-US"/>
+              </w:rPr>
+              <w:t xml:space="preserve">        </w:t>
+            </w:r>
+            <w:r>
+              <w:rPr>
+                <w:rFonts w:ascii="Courier New" w:eastAsia="Courier New" w:hAnsi="Courier New" w:cs="Courier New"/>
+                <w:color w:val="D4D4D4"/>
+                <w:sz w:val="18"/>
+                <w:szCs w:val="18"/>
+              </w:rPr>
+              <w:t>try {</w:t>
+            </w:r>
+          </w:p>
+        </w:tc>
+      </w:tr>
+      <w:tr>
+        <w:tc>
+          <w:tcPr>
+            <w:tcW w:w="9026" w:type="dxa"/>
+            <w:tcBorders>
+              <w:top w:val="none" w:sz="0" w:space="0" w:color="FFFFFF"/>
+              <w:left w:val="none" w:sz="0" w:space="0" w:color="FFFFFF"/>
+              <w:bottom w:val="none" w:sz="0" w:space="0" w:color="FFFFFF"/>
+              <w:right w:val="none" w:sz="0" w:space="0" w:color="FFFFFF"/>
+            </w:tcBorders>
+            <w:shd w:val="clear" w:color="auto" w:fill="1E1E1E"/>
+            <w:tcMar>
+              <w:top w:w="40" w:type="dxa"/>
+              <w:left w:w="200" w:type="dxa"/>
+              <w:bottom w:w="40" w:type="dxa"/>
+              <w:right w:w="180" w:type="dxa"/>
+            </w:tcMar>
+          </w:tcPr>
+          <w:p>
+            <w:pPr>
+              <w:spacing w:before="20" w:after="20"/>
+              <w:rPr>
+                <w:lang w:val="en-US"/>
+              </w:rPr>
+            </w:pPr>
+            <w:r>
+              <w:rPr>
+                <w:rFonts w:ascii="Courier New" w:eastAsia="Courier New" w:hAnsi="Courier New" w:cs="Courier New"/>
+                <w:color w:val="D4D4D4"/>
+                <w:sz w:val="18"/>
+                <w:szCs w:val="18"/>
+                <w:lang w:val="en-US"/>
+              </w:rPr>
+              <w:t xml:space="preserve">            return formatAnswer(question, plan.hql(), result); // @AiService formatea</w:t>
+            </w:r>
+          </w:p>
+        </w:tc>
+      </w:tr>
+      <w:tr>
+        <w:tc>
+          <w:tcPr>
+            <w:tcW w:w="9026" w:type="dxa"/>
+            <w:tcBorders>
+              <w:top w:val="none" w:sz="0" w:space="0" w:color="FFFFFF"/>
+              <w:left w:val="none" w:sz="0" w:space="0" w:color="FFFFFF"/>
+              <w:bottom w:val="none" w:sz="0" w:space="0" w:color="FFFFFF"/>
+              <w:right w:val="none" w:sz="0" w:space="0" w:color="FFFFFF"/>
+            </w:tcBorders>
+            <w:shd w:val="clear" w:color="auto" w:fill="1E1E1E"/>
+            <w:tcMar>
+              <w:top w:w="40" w:type="dxa"/>
+              <w:left w:w="200" w:type="dxa"/>
+              <w:bottom w:w="40" w:type="dxa"/>
+              <w:right w:w="180" w:type="dxa"/>
+            </w:tcMar>
+          </w:tcPr>
+          <w:p>
+            <w:pPr>
+              <w:spacing w:before="20" w:after="20"/>
+            </w:pPr>
+            <w:r>
+              <w:rPr>
+                <w:rFonts w:ascii="Courier New" w:eastAsia="Courier New" w:hAnsi="Courier New" w:cs="Courier New"/>
+                <w:color w:val="D4D4D4"/>
+                <w:sz w:val="18"/>
+                <w:szCs w:val="18"/>
+                <w:lang w:val="en-US"/>
+              </w:rPr>
+              <w:t xml:space="preserve">        </w:t>
+            </w:r>
+            <w:r>
+              <w:rPr>
+                <w:rFonts w:ascii="Courier New" w:eastAsia="Courier New" w:hAnsi="Courier New" w:cs="Courier New"/>
+                <w:color w:val="D4D4D4"/>
+                <w:sz w:val="18"/>
+                <w:szCs w:val="18"/>
+              </w:rPr>
+              <w:t>} catch (RuntimeException e) {</w:t>
+            </w:r>
+          </w:p>
+        </w:tc>
+      </w:tr>
+      <w:tr>
+        <w:tc>
+          <w:tcPr>
+            <w:tcW w:w="9026" w:type="dxa"/>
+            <w:tcBorders>
+              <w:top w:val="none" w:sz="0" w:space="0" w:color="FFFFFF"/>
+              <w:left w:val="none" w:sz="0" w:space="0" w:color="FFFFFF"/>
+              <w:bottom w:val="none" w:sz="0" w:space="0" w:color="FFFFFF"/>
+              <w:right w:val="none" w:sz="0" w:space="0" w:color="FFFFFF"/>
+            </w:tcBorders>
+            <w:shd w:val="clear" w:color="auto" w:fill="1E1E1E"/>
+            <w:tcMar>
+              <w:top w:w="40" w:type="dxa"/>
+              <w:left w:w="200" w:type="dxa"/>
+              <w:bottom w:w="40" w:type="dxa"/>
+              <w:right w:w="180" w:type="dxa"/>
+            </w:tcMar>
+          </w:tcPr>
+          <w:p>
+            <w:pPr>
+              <w:spacing w:before="20" w:after="20"/>
+            </w:pPr>
+            <w:r>
+              <w:rPr>
+                <w:rFonts w:ascii="Courier New" w:eastAsia="Courier New" w:hAnsi="Courier New" w:cs="Courier New"/>
+                <w:color w:val="D4D4D4"/>
+                <w:sz w:val="18"/>
+                <w:szCs w:val="18"/>
+              </w:rPr>
+              <w:t xml:space="preserve">            return result; // fallback: devuelve resultado bruto</w:t>
+            </w:r>
+          </w:p>
+        </w:tc>
+      </w:tr>
+      <w:tr>
+        <w:tc>
+          <w:tcPr>
+            <w:tcW w:w="9026" w:type="dxa"/>
+            <w:tcBorders>
+              <w:top w:val="none" w:sz="0" w:space="0" w:color="FFFFFF"/>
+              <w:left w:val="none" w:sz="0" w:space="0" w:color="FFFFFF"/>
+              <w:bottom w:val="none" w:sz="0" w:space="0" w:color="FFFFFF"/>
+              <w:right w:val="none" w:sz="0" w:space="0" w:color="FFFFFF"/>
+            </w:tcBorders>
+            <w:shd w:val="clear" w:color="auto" w:fill="1E1E1E"/>
+            <w:tcMar>
+              <w:top w:w="40" w:type="dxa"/>
+              <w:left w:w="200" w:type="dxa"/>
+              <w:bottom w:w="40" w:type="dxa"/>
+              <w:right w:w="180" w:type="dxa"/>
+            </w:tcMar>
+          </w:tcPr>
+          <w:p>
+            <w:pPr>
+              <w:spacing w:before="20" w:after="20"/>
+            </w:pPr>
+            <w:r>
+              <w:rPr>
+                <w:rFonts w:ascii="Courier New" w:eastAsia="Courier New" w:hAnsi="Courier New" w:cs="Courier New"/>
+                <w:color w:val="D4D4D4"/>
+                <w:sz w:val="18"/>
+                <w:szCs w:val="18"/>
+              </w:rPr>
+              <w:t xml:space="preserve">        }</w:t>
+            </w:r>
+          </w:p>
+        </w:tc>
+      </w:tr>
+      <w:tr>
+        <w:tc>
+          <w:tcPr>
+            <w:tcW w:w="9026" w:type="dxa"/>
+            <w:tcBorders>
+              <w:top w:val="none" w:sz="0" w:space="0" w:color="FFFFFF"/>
+              <w:left w:val="none" w:sz="0" w:space="0" w:color="FFFFFF"/>
+              <w:bottom w:val="none" w:sz="0" w:space="0" w:color="FFFFFF"/>
+              <w:right w:val="none" w:sz="0" w:space="0" w:color="FFFFFF"/>
+            </w:tcBorders>
+            <w:shd w:val="clear" w:color="auto" w:fill="1E1E1E"/>
+            <w:tcMar>
+              <w:top w:w="40" w:type="dxa"/>
+              <w:left w:w="200" w:type="dxa"/>
+              <w:bottom w:w="40" w:type="dxa"/>
+              <w:right w:w="180" w:type="dxa"/>
+            </w:tcMar>
+          </w:tcPr>
+          <w:p>
+            <w:pPr>
+              <w:spacing w:before="20" w:after="20"/>
+            </w:pPr>
+            <w:r>
+              <w:rPr>
+                <w:rFonts w:ascii="Courier New" w:eastAsia="Courier New" w:hAnsi="Courier New" w:cs="Courier New"/>
+                <w:color w:val="D4D4D4"/>
+                <w:sz w:val="18"/>
+                <w:szCs w:val="18"/>
+              </w:rPr>
+              <w:t xml:space="preserve">    }</w:t>
+            </w:r>
+          </w:p>
+        </w:tc>
+      </w:tr>
+      <w:tr>
+        <w:tc>
+          <w:tcPr>
+            <w:tcW w:w="9026" w:type="dxa"/>
+            <w:tcBorders>
+              <w:top w:val="none" w:sz="0" w:space="0" w:color="FFFFFF"/>
+              <w:left w:val="none" w:sz="0" w:space="0" w:color="FFFFFF"/>
+              <w:bottom w:val="none" w:sz="0" w:space="0" w:color="FFFFFF"/>
+              <w:right w:val="none" w:sz="0" w:space="0" w:color="FFFFFF"/>
+            </w:tcBorders>
+            <w:shd w:val="clear" w:color="auto" w:fill="1E1E1E"/>
+            <w:tcMar>
+              <w:top w:w="40" w:type="dxa"/>
+              <w:left w:w="200" w:type="dxa"/>
+              <w:bottom w:w="40" w:type="dxa"/>
+              <w:right w:w="180" w:type="dxa"/>
+            </w:tcMar>
+          </w:tcPr>
+          <w:p>
+            <w:pPr>
+              <w:spacing w:before="20" w:after="20"/>
+            </w:pPr>
+          </w:p>
+        </w:tc>
+      </w:tr>
+      <w:tr>
+        <w:tc>
+          <w:tcPr>
+            <w:tcW w:w="9026" w:type="dxa"/>
+            <w:tcBorders>
+              <w:top w:val="none" w:sz="0" w:space="0" w:color="FFFFFF"/>
+              <w:left w:val="none" w:sz="0" w:space="0" w:color="FFFFFF"/>
+              <w:bottom w:val="none" w:sz="0" w:space="0" w:color="FFFFFF"/>
+              <w:right w:val="none" w:sz="0" w:space="0" w:color="FFFFFF"/>
+            </w:tcBorders>
+            <w:shd w:val="clear" w:color="auto" w:fill="1E1E1E"/>
+            <w:tcMar>
+              <w:top w:w="40" w:type="dxa"/>
+              <w:left w:w="200" w:type="dxa"/>
+              <w:bottom w:w="40" w:type="dxa"/>
+              <w:right w:w="180" w:type="dxa"/>
+            </w:tcMar>
+          </w:tcPr>
+          <w:p>
+            <w:pPr>
+              <w:spacing w:before="20" w:after="20"/>
+              <w:rPr>
+                <w:lang w:val="en-US"/>
+              </w:rPr>
+            </w:pPr>
+            <w:r>
+              <w:rPr>
+                <w:rFonts w:ascii="Courier New" w:eastAsia="Courier New" w:hAnsi="Courier New" w:cs="Courier New"/>
+                <w:color w:val="D4D4D4"/>
+                <w:sz w:val="18"/>
+                <w:szCs w:val="18"/>
+                <w:lang w:val="en-US"/>
+              </w:rPr>
+              <w:t xml:space="preserve">    private QueryPlan buildQueryPlan(String question) {</w:t>
+            </w:r>
+          </w:p>
+        </w:tc>
+      </w:tr>
+      <w:tr>
+        <w:tc>
+          <w:tcPr>
+            <w:tcW w:w="9026" w:type="dxa"/>
+            <w:tcBorders>
+              <w:top w:val="none" w:sz="0" w:space="0" w:color="FFFFFF"/>
+              <w:left w:val="none" w:sz="0" w:space="0" w:color="FFFFFF"/>
+              <w:bottom w:val="none" w:sz="0" w:space="0" w:color="FFFFFF"/>
+              <w:right w:val="none" w:sz="0" w:space="0" w:color="FFFFFF"/>
+            </w:tcBorders>
+            <w:shd w:val="clear" w:color="auto" w:fill="1E1E1E"/>
+            <w:tcMar>
+              <w:top w:w="40" w:type="dxa"/>
+              <w:left w:w="200" w:type="dxa"/>
+              <w:bottom w:w="40" w:type="dxa"/>
+              <w:right w:w="180" w:type="dxa"/>
+            </w:tcMar>
+          </w:tcPr>
+          <w:p>
+            <w:pPr>
+              <w:spacing w:before="20" w:after="20"/>
+              <w:rPr>
+                <w:lang w:val="en-US"/>
+              </w:rPr>
+            </w:pPr>
+            <w:r>
+              <w:rPr>
+                <w:rFonts w:ascii="Courier New" w:eastAsia="Courier New" w:hAnsi="Courier New" w:cs="Courier New"/>
+                <w:color w:val="D4D4D4"/>
+                <w:sz w:val="18"/>
+                <w:szCs w:val="18"/>
+                <w:lang w:val="en-US"/>
+              </w:rPr>
+              <w:t xml:space="preserve">        return new </w:t>
+            </w:r>
+            <w:proofErr w:type="gramStart"/>
+            <w:r>
+              <w:rPr>
+                <w:rFonts w:ascii="Courier New" w:eastAsia="Courier New" w:hAnsi="Courier New" w:cs="Courier New"/>
+                <w:color w:val="D4D4D4"/>
+                <w:sz w:val="18"/>
+                <w:szCs w:val="18"/>
+                <w:lang w:val="en-US"/>
+              </w:rPr>
+              <w:t xml:space="preserve">QueryPlan(  </w:t>
+            </w:r>
+            <w:proofErr w:type="gramEnd"/>
+            <w:r>
+              <w:rPr>
+                <w:rFonts w:ascii="Courier New" w:eastAsia="Courier New" w:hAnsi="Courier New" w:cs="Courier New"/>
+                <w:color w:val="D4D4D4"/>
+                <w:sz w:val="18"/>
+                <w:szCs w:val="18"/>
+                <w:lang w:val="en-US"/>
+              </w:rPr>
+              <w:t xml:space="preserve">                         // QueryPlan: solo hql + maxResults</w:t>
+            </w:r>
+          </w:p>
+        </w:tc>
+      </w:tr>
+      <w:tr>
+        <w:tc>
+          <w:tcPr>
+            <w:tcW w:w="9026" w:type="dxa"/>
+            <w:tcBorders>
+              <w:top w:val="none" w:sz="0" w:space="0" w:color="FFFFFF"/>
+              <w:left w:val="none" w:sz="0" w:space="0" w:color="FFFFFF"/>
+              <w:bottom w:val="none" w:sz="0" w:space="0" w:color="FFFFFF"/>
+              <w:right w:val="none" w:sz="0" w:space="0" w:color="FFFFFF"/>
+            </w:tcBorders>
+            <w:shd w:val="clear" w:color="auto" w:fill="1E1E1E"/>
+            <w:tcMar>
+              <w:top w:w="40" w:type="dxa"/>
+              <w:left w:w="200" w:type="dxa"/>
+              <w:bottom w:w="40" w:type="dxa"/>
+              <w:right w:w="180" w:type="dxa"/>
+            </w:tcMar>
+          </w:tcPr>
+          <w:p>
+            <w:pPr>
+              <w:spacing w:before="20" w:after="20"/>
+            </w:pPr>
+            <w:r>
+              <w:rPr>
+                <w:rFonts w:ascii="Courier New" w:eastAsia="Courier New" w:hAnsi="Courier New" w:cs="Courier New"/>
+                <w:color w:val="D4D4D4"/>
+                <w:sz w:val="18"/>
+                <w:szCs w:val="18"/>
+                <w:lang w:val="en-US"/>
+              </w:rPr>
+              <w:t xml:space="preserve">                </w:t>
+            </w:r>
+            <w:proofErr w:type="gramStart"/>
+            <w:r>
+              <w:rPr>
+                <w:rFonts w:ascii="Courier New" w:eastAsia="Courier New" w:hAnsi="Courier New" w:cs="Courier New"/>
+                <w:color w:val="D4D4D4"/>
+                <w:sz w:val="18"/>
+                <w:szCs w:val="18"/>
+              </w:rPr>
+              <w:t>sanitizeHql(</w:t>
+            </w:r>
+            <w:proofErr w:type="gramEnd"/>
+            <w:r>
+              <w:rPr>
+                <w:rFonts w:ascii="Courier New" w:eastAsia="Courier New" w:hAnsi="Courier New" w:cs="Courier New"/>
+                <w:color w:val="D4D4D4"/>
+                <w:sz w:val="18"/>
+                <w:szCs w:val="18"/>
+              </w:rPr>
+              <w:t>hqlGenerator.generateHql(question)), 50);</w:t>
+            </w:r>
+          </w:p>
+        </w:tc>
+      </w:tr>
+      <w:tr>
+        <w:tc>
+          <w:tcPr>
+            <w:tcW w:w="9026" w:type="dxa"/>
+            <w:tcBorders>
+              <w:top w:val="none" w:sz="0" w:space="0" w:color="FFFFFF"/>
+              <w:left w:val="none" w:sz="0" w:space="0" w:color="FFFFFF"/>
+              <w:bottom w:val="none" w:sz="0" w:space="0" w:color="FFFFFF"/>
+              <w:right w:val="none" w:sz="0" w:space="0" w:color="FFFFFF"/>
+            </w:tcBorders>
+            <w:shd w:val="clear" w:color="auto" w:fill="1E1E1E"/>
+            <w:tcMar>
+              <w:top w:w="40" w:type="dxa"/>
+              <w:left w:w="200" w:type="dxa"/>
+              <w:bottom w:w="40" w:type="dxa"/>
+              <w:right w:w="180" w:type="dxa"/>
+            </w:tcMar>
+          </w:tcPr>
+          <w:p>
+            <w:pPr>
+              <w:spacing w:before="20" w:after="20"/>
+            </w:pPr>
+            <w:r>
+              <w:rPr>
+                <w:rFonts w:ascii="Courier New" w:eastAsia="Courier New" w:hAnsi="Courier New" w:cs="Courier New"/>
+                <w:color w:val="D4D4D4"/>
+                <w:sz w:val="18"/>
+                <w:szCs w:val="18"/>
+              </w:rPr>
+              <w:t xml:space="preserve">    }</w:t>
+            </w:r>
+          </w:p>
+        </w:tc>
+      </w:tr>
+      <w:tr>
+        <w:tc>
+          <w:tcPr>
+            <w:tcW w:w="9026" w:type="dxa"/>
+            <w:tcBorders>
+              <w:top w:val="none" w:sz="0" w:space="0" w:color="FFFFFF"/>
+              <w:left w:val="none" w:sz="0" w:space="0" w:color="FFFFFF"/>
+              <w:bottom w:val="none" w:sz="0" w:space="0" w:color="FFFFFF"/>
+              <w:right w:val="none" w:sz="0" w:space="0" w:color="FFFFFF"/>
+            </w:tcBorders>
+            <w:shd w:val="clear" w:color="auto" w:fill="1E1E1E"/>
+            <w:tcMar>
+              <w:top w:w="40" w:type="dxa"/>
+              <w:left w:w="200" w:type="dxa"/>
+              <w:bottom w:w="40" w:type="dxa"/>
+              <w:right w:w="180" w:type="dxa"/>
+            </w:tcMar>
+          </w:tcPr>
+          <w:p>
+            <w:pPr>
+              <w:spacing w:before="20" w:after="20"/>
+            </w:pPr>
+          </w:p>
+        </w:tc>
+      </w:tr>
+      <w:tr>
+        <w:tc>
+          <w:tcPr>
+            <w:tcW w:w="9026" w:type="dxa"/>
+            <w:tcBorders>
+              <w:top w:val="none" w:sz="0" w:space="0" w:color="FFFFFF"/>
+              <w:left w:val="none" w:sz="0" w:space="0" w:color="FFFFFF"/>
+              <w:bottom w:val="none" w:sz="0" w:space="0" w:color="FFFFFF"/>
+              <w:right w:val="none" w:sz="0" w:space="0" w:color="FFFFFF"/>
+            </w:tcBorders>
+            <w:shd w:val="clear" w:color="auto" w:fill="1E1E1E"/>
+            <w:tcMar>
+              <w:top w:w="40" w:type="dxa"/>
+              <w:left w:w="200" w:type="dxa"/>
+              <w:bottom w:w="40" w:type="dxa"/>
+              <w:right w:w="180" w:type="dxa"/>
+            </w:tcMar>
+          </w:tcPr>
+          <w:p>
+            <w:pPr>
+              <w:spacing w:before="20" w:after="20"/>
+              <w:rPr>
+                <w:lang w:val="en-US"/>
+              </w:rPr>
+            </w:pPr>
+            <w:r>
+              <w:rPr>
+                <w:rFonts w:ascii="Courier New" w:eastAsia="Courier New" w:hAnsi="Courier New" w:cs="Courier New"/>
+                <w:color w:val="D4D4D4"/>
+                <w:sz w:val="18"/>
+                <w:szCs w:val="18"/>
+                <w:lang w:val="en-US"/>
+              </w:rPr>
+              <w:t xml:space="preserve">    private record QueryPlan(String hql, int maxResults) {}</w:t>
+            </w:r>
+          </w:p>
+        </w:tc>
+      </w:tr>
+      <w:tr>
+        <w:tc>
+          <w:tcPr>
+            <w:tcW w:w="9026" w:type="dxa"/>
+            <w:tcBorders>
+              <w:top w:val="none" w:sz="0" w:space="0" w:color="FFFFFF"/>
+              <w:left w:val="none" w:sz="0" w:space="0" w:color="FFFFFF"/>
+              <w:bottom w:val="none" w:sz="0" w:space="0" w:color="FFFFFF"/>
+              <w:right w:val="none" w:sz="0" w:space="0" w:color="FFFFFF"/>
+            </w:tcBorders>
+            <w:shd w:val="clear" w:color="auto" w:fill="1E1E1E"/>
+            <w:tcMar>
+              <w:top w:w="40" w:type="dxa"/>
+              <w:left w:w="200" w:type="dxa"/>
+              <w:bottom w:w="40" w:type="dxa"/>
+              <w:right w:w="180" w:type="dxa"/>
+            </w:tcMar>
+          </w:tcPr>
+          <w:p>
+            <w:pPr>
+              <w:spacing w:before="20" w:after="20"/>
             </w:pPr>
             <w:r>
               <w:rPr>
@@ -9262,7 +8256,6 @@
           <w:color w:val="595959"/>
           <w:sz w:val="20"/>
           <w:szCs w:val="20"/>
-          <w:lang w:val="es-ES"/>
         </w:rPr>
       </w:pPr>
       <w:r>
@@ -9272,34 +8265,63 @@
           <w:color w:val="595959"/>
           <w:sz w:val="20"/>
           <w:szCs w:val="20"/>
-          <w:lang w:val="es-ES"/>
-        </w:rPr>
-        <w:t>Código 2 — HqlGenerator.java — @AiService con reglas HQL en el @SystemMessage</w:t>
+        </w:rPr>
+        <w:t>Código 1 — DatabaseAssistant.java (demo-hibernate-ai · LangChain4j) — orquestador del flujo</w:t>
       </w:r>
     </w:p>
     <w:p>
       <w:pPr>
-        <w:spacing w:before="80"/>
-        <w:rPr>
-          <w:lang w:val="es-ES"/>
-        </w:rPr>
-      </w:pPr>
+        <w:rPr>
+          <w:b/>
+          <w:bCs/>
+        </w:rPr>
+      </w:pPr>
+      <w:r>
+        <w:rPr>
+          <w:b/>
+          <w:bCs/>
+        </w:rPr>
+        <w:t xml:space="preserve">@AiService — </w:t>
+      </w:r>
+      <w:proofErr w:type="spellStart"/>
+      <w:r>
+        <w:rPr>
+          <w:b/>
+          <w:bCs/>
+        </w:rPr>
+        <w:t>HqlGenerator</w:t>
+      </w:r>
+      <w:proofErr w:type="spellEnd"/>
+      <w:r>
+        <w:rPr>
+          <w:b/>
+          <w:bCs/>
+        </w:rPr>
+        <w:t xml:space="preserve"> y </w:t>
+      </w:r>
+      <w:proofErr w:type="spellStart"/>
+      <w:r>
+        <w:rPr>
+          <w:b/>
+          <w:bCs/>
+        </w:rPr>
+        <w:t>AnswerFormatter</w:t>
+      </w:r>
+      <w:proofErr w:type="spellEnd"/>
     </w:p>
     <w:p>
       <w:pPr>
-        <w:spacing w:before="80"/>
-        <w:rPr>
-          <w:lang w:val="es-ES"/>
-        </w:rPr>
-      </w:pPr>
-    </w:p>
-    <w:p>
-      <w:pPr>
-        <w:spacing w:before="80"/>
-        <w:rPr>
-          <w:lang w:val="es-ES"/>
-        </w:rPr>
-      </w:pPr>
+        <w:spacing w:before="80" w:after="80" w:line="276" w:lineRule="auto"/>
+        <w:rPr>
+          <w:lang w:val="es-ES"/>
+        </w:rPr>
+      </w:pPr>
+      <w:r>
+        <w:rPr>
+          <w:lang w:val="es-ES"/>
+        </w:rPr>
+        <w:t>Dos interfaces anotadas con @AiService encapsulan las llamadas al LLM. LangChain4j se ocupa automáticamente de construir el prompt, llamar al modelo y parsear la respuesta. El programador solo define el contrato — el framework se encarga de la implementación en runtime.</w:t>
+      </w:r>
     </w:p>
     <w:tbl>
       <w:tblPr>
@@ -9354,6 +8376,1027 @@
                 <w:szCs w:val="18"/>
                 <w:lang w:val="es-ES"/>
               </w:rPr>
+              <w:t>// HqlGenerator — convierte pregunta en lenguaje natural en HQL</w:t>
+            </w:r>
+          </w:p>
+        </w:tc>
+      </w:tr>
+      <w:tr>
+        <w:tc>
+          <w:tcPr>
+            <w:tcW w:w="9026" w:type="dxa"/>
+            <w:tcBorders>
+              <w:top w:val="none" w:sz="0" w:space="0" w:color="FFFFFF"/>
+              <w:left w:val="none" w:sz="0" w:space="0" w:color="FFFFFF"/>
+              <w:bottom w:val="none" w:sz="0" w:space="0" w:color="FFFFFF"/>
+              <w:right w:val="none" w:sz="0" w:space="0" w:color="FFFFFF"/>
+            </w:tcBorders>
+            <w:shd w:val="clear" w:color="auto" w:fill="1E1E1E"/>
+            <w:tcMar>
+              <w:top w:w="40" w:type="dxa"/>
+              <w:left w:w="200" w:type="dxa"/>
+              <w:bottom w:w="40" w:type="dxa"/>
+              <w:right w:w="180" w:type="dxa"/>
+            </w:tcMar>
+          </w:tcPr>
+          <w:p>
+            <w:pPr>
+              <w:spacing w:before="20" w:after="20"/>
+              <w:rPr>
+                <w:lang w:val="es-ES"/>
+              </w:rPr>
+            </w:pPr>
+            <w:r>
+              <w:rPr>
+                <w:rFonts w:ascii="Courier New" w:eastAsia="Courier New" w:hAnsi="Courier New" w:cs="Courier New"/>
+                <w:color w:val="D4D4D4"/>
+                <w:sz w:val="18"/>
+                <w:szCs w:val="18"/>
+                <w:lang w:val="es-ES"/>
+              </w:rPr>
+              <w:t>@</w:t>
+            </w:r>
+            <w:proofErr w:type="gramStart"/>
+            <w:r>
+              <w:rPr>
+                <w:rFonts w:ascii="Courier New" w:eastAsia="Courier New" w:hAnsi="Courier New" w:cs="Courier New"/>
+                <w:color w:val="D4D4D4"/>
+                <w:sz w:val="18"/>
+                <w:szCs w:val="18"/>
+                <w:lang w:val="es-ES"/>
+              </w:rPr>
+              <w:t>AiService(</w:t>
+            </w:r>
+            <w:proofErr w:type="gramEnd"/>
+            <w:r>
+              <w:rPr>
+                <w:rFonts w:ascii="Courier New" w:eastAsia="Courier New" w:hAnsi="Courier New" w:cs="Courier New"/>
+                <w:color w:val="D4D4D4"/>
+                <w:sz w:val="18"/>
+                <w:szCs w:val="18"/>
+                <w:lang w:val="es-ES"/>
+              </w:rPr>
+              <w:t xml:space="preserve">wiringMode = EXPLICIT, </w:t>
+            </w:r>
+            <w:proofErr w:type="spellStart"/>
+            <w:r>
+              <w:rPr>
+                <w:rFonts w:ascii="Courier New" w:eastAsia="Courier New" w:hAnsi="Courier New" w:cs="Courier New"/>
+                <w:color w:val="D4D4D4"/>
+                <w:sz w:val="18"/>
+                <w:szCs w:val="18"/>
+                <w:lang w:val="es-ES"/>
+              </w:rPr>
+              <w:t>chatModel</w:t>
+            </w:r>
+            <w:proofErr w:type="spellEnd"/>
+            <w:r>
+              <w:rPr>
+                <w:rFonts w:ascii="Courier New" w:eastAsia="Courier New" w:hAnsi="Courier New" w:cs="Courier New"/>
+                <w:color w:val="D4D4D4"/>
+                <w:sz w:val="18"/>
+                <w:szCs w:val="18"/>
+                <w:lang w:val="es-ES"/>
+              </w:rPr>
+              <w:t xml:space="preserve"> = "</w:t>
+            </w:r>
+            <w:proofErr w:type="spellStart"/>
+            <w:r>
+              <w:rPr>
+                <w:rFonts w:ascii="Courier New" w:eastAsia="Courier New" w:hAnsi="Courier New" w:cs="Courier New"/>
+                <w:color w:val="D4D4D4"/>
+                <w:sz w:val="18"/>
+                <w:szCs w:val="18"/>
+                <w:lang w:val="es-ES"/>
+              </w:rPr>
+              <w:t>ollamaChatModel</w:t>
+            </w:r>
+            <w:proofErr w:type="spellEnd"/>
+            <w:r>
+              <w:rPr>
+                <w:rFonts w:ascii="Courier New" w:eastAsia="Courier New" w:hAnsi="Courier New" w:cs="Courier New"/>
+                <w:color w:val="D4D4D4"/>
+                <w:sz w:val="18"/>
+                <w:szCs w:val="18"/>
+                <w:lang w:val="es-ES"/>
+              </w:rPr>
+              <w:t>")</w:t>
+            </w:r>
+          </w:p>
+        </w:tc>
+      </w:tr>
+      <w:tr>
+        <w:tc>
+          <w:tcPr>
+            <w:tcW w:w="9026" w:type="dxa"/>
+            <w:tcBorders>
+              <w:top w:val="none" w:sz="0" w:space="0" w:color="FFFFFF"/>
+              <w:left w:val="none" w:sz="0" w:space="0" w:color="FFFFFF"/>
+              <w:bottom w:val="none" w:sz="0" w:space="0" w:color="FFFFFF"/>
+              <w:right w:val="none" w:sz="0" w:space="0" w:color="FFFFFF"/>
+            </w:tcBorders>
+            <w:shd w:val="clear" w:color="auto" w:fill="1E1E1E"/>
+            <w:tcMar>
+              <w:top w:w="40" w:type="dxa"/>
+              <w:left w:w="200" w:type="dxa"/>
+              <w:bottom w:w="40" w:type="dxa"/>
+              <w:right w:w="180" w:type="dxa"/>
+            </w:tcMar>
+          </w:tcPr>
+          <w:p>
+            <w:pPr>
+              <w:spacing w:before="20" w:after="20"/>
+            </w:pPr>
+            <w:proofErr w:type="spellStart"/>
+            <w:r>
+              <w:rPr>
+                <w:rFonts w:ascii="Courier New" w:eastAsia="Courier New" w:hAnsi="Courier New" w:cs="Courier New"/>
+                <w:color w:val="D4D4D4"/>
+                <w:sz w:val="18"/>
+                <w:szCs w:val="18"/>
+              </w:rPr>
+              <w:t>public</w:t>
+            </w:r>
+            <w:proofErr w:type="spellEnd"/>
+            <w:r>
+              <w:rPr>
+                <w:rFonts w:ascii="Courier New" w:eastAsia="Courier New" w:hAnsi="Courier New" w:cs="Courier New"/>
+                <w:color w:val="D4D4D4"/>
+                <w:sz w:val="18"/>
+                <w:szCs w:val="18"/>
+              </w:rPr>
+              <w:t xml:space="preserve"> interface </w:t>
+            </w:r>
+            <w:proofErr w:type="spellStart"/>
+            <w:r>
+              <w:rPr>
+                <w:rFonts w:ascii="Courier New" w:eastAsia="Courier New" w:hAnsi="Courier New" w:cs="Courier New"/>
+                <w:color w:val="D4D4D4"/>
+                <w:sz w:val="18"/>
+                <w:szCs w:val="18"/>
+              </w:rPr>
+              <w:t>HqlGenerator</w:t>
+            </w:r>
+            <w:proofErr w:type="spellEnd"/>
+            <w:r>
+              <w:rPr>
+                <w:rFonts w:ascii="Courier New" w:eastAsia="Courier New" w:hAnsi="Courier New" w:cs="Courier New"/>
+                <w:color w:val="D4D4D4"/>
+                <w:sz w:val="18"/>
+                <w:szCs w:val="18"/>
+              </w:rPr>
+              <w:t xml:space="preserve"> {</w:t>
+            </w:r>
+          </w:p>
+        </w:tc>
+      </w:tr>
+      <w:tr>
+        <w:tc>
+          <w:tcPr>
+            <w:tcW w:w="9026" w:type="dxa"/>
+            <w:tcBorders>
+              <w:top w:val="none" w:sz="0" w:space="0" w:color="FFFFFF"/>
+              <w:left w:val="none" w:sz="0" w:space="0" w:color="FFFFFF"/>
+              <w:bottom w:val="none" w:sz="0" w:space="0" w:color="FFFFFF"/>
+              <w:right w:val="none" w:sz="0" w:space="0" w:color="FFFFFF"/>
+            </w:tcBorders>
+            <w:shd w:val="clear" w:color="auto" w:fill="1E1E1E"/>
+            <w:tcMar>
+              <w:top w:w="40" w:type="dxa"/>
+              <w:left w:w="200" w:type="dxa"/>
+              <w:bottom w:w="40" w:type="dxa"/>
+              <w:right w:w="180" w:type="dxa"/>
+            </w:tcMar>
+          </w:tcPr>
+          <w:p>
+            <w:pPr>
+              <w:spacing w:before="20" w:after="20"/>
+            </w:pPr>
+          </w:p>
+        </w:tc>
+      </w:tr>
+      <w:tr>
+        <w:tc>
+          <w:tcPr>
+            <w:tcW w:w="9026" w:type="dxa"/>
+            <w:tcBorders>
+              <w:top w:val="none" w:sz="0" w:space="0" w:color="FFFFFF"/>
+              <w:left w:val="none" w:sz="0" w:space="0" w:color="FFFFFF"/>
+              <w:bottom w:val="none" w:sz="0" w:space="0" w:color="FFFFFF"/>
+              <w:right w:val="none" w:sz="0" w:space="0" w:color="FFFFFF"/>
+            </w:tcBorders>
+            <w:shd w:val="clear" w:color="auto" w:fill="1E1E1E"/>
+            <w:tcMar>
+              <w:top w:w="40" w:type="dxa"/>
+              <w:left w:w="200" w:type="dxa"/>
+              <w:bottom w:w="40" w:type="dxa"/>
+              <w:right w:w="180" w:type="dxa"/>
+            </w:tcMar>
+          </w:tcPr>
+          <w:p>
+            <w:pPr>
+              <w:spacing w:before="20" w:after="20"/>
+            </w:pPr>
+            <w:r>
+              <w:rPr>
+                <w:rFonts w:ascii="Courier New" w:eastAsia="Courier New" w:hAnsi="Courier New" w:cs="Courier New"/>
+                <w:color w:val="D4D4D4"/>
+                <w:sz w:val="18"/>
+                <w:szCs w:val="18"/>
+              </w:rPr>
+              <w:t xml:space="preserve">    @SystemMessage("""</w:t>
+            </w:r>
+          </w:p>
+        </w:tc>
+      </w:tr>
+      <w:tr>
+        <w:tc>
+          <w:tcPr>
+            <w:tcW w:w="9026" w:type="dxa"/>
+            <w:tcBorders>
+              <w:top w:val="none" w:sz="0" w:space="0" w:color="FFFFFF"/>
+              <w:left w:val="none" w:sz="0" w:space="0" w:color="FFFFFF"/>
+              <w:bottom w:val="none" w:sz="0" w:space="0" w:color="FFFFFF"/>
+              <w:right w:val="none" w:sz="0" w:space="0" w:color="FFFFFF"/>
+            </w:tcBorders>
+            <w:shd w:val="clear" w:color="auto" w:fill="1E1E1E"/>
+            <w:tcMar>
+              <w:top w:w="40" w:type="dxa"/>
+              <w:left w:w="200" w:type="dxa"/>
+              <w:bottom w:w="40" w:type="dxa"/>
+              <w:right w:w="180" w:type="dxa"/>
+            </w:tcMar>
+          </w:tcPr>
+          <w:p>
+            <w:pPr>
+              <w:spacing w:before="20" w:after="20"/>
+              <w:rPr>
+                <w:lang w:val="en-US"/>
+              </w:rPr>
+            </w:pPr>
+            <w:r>
+              <w:rPr>
+                <w:rFonts w:ascii="Courier New" w:eastAsia="Courier New" w:hAnsi="Courier New" w:cs="Courier New"/>
+                <w:color w:val="D4D4D4"/>
+                <w:sz w:val="18"/>
+                <w:szCs w:val="18"/>
+                <w:lang w:val="en-US"/>
+              </w:rPr>
+              <w:t xml:space="preserve">        You convert user questions into one read-only HQL query.</w:t>
+            </w:r>
+          </w:p>
+        </w:tc>
+      </w:tr>
+      <w:tr>
+        <w:tc>
+          <w:tcPr>
+            <w:tcW w:w="9026" w:type="dxa"/>
+            <w:tcBorders>
+              <w:top w:val="none" w:sz="0" w:space="0" w:color="FFFFFF"/>
+              <w:left w:val="none" w:sz="0" w:space="0" w:color="FFFFFF"/>
+              <w:bottom w:val="none" w:sz="0" w:space="0" w:color="FFFFFF"/>
+              <w:right w:val="none" w:sz="0" w:space="0" w:color="FFFFFF"/>
+            </w:tcBorders>
+            <w:shd w:val="clear" w:color="auto" w:fill="1E1E1E"/>
+            <w:tcMar>
+              <w:top w:w="40" w:type="dxa"/>
+              <w:left w:w="200" w:type="dxa"/>
+              <w:bottom w:w="40" w:type="dxa"/>
+              <w:right w:w="180" w:type="dxa"/>
+            </w:tcMar>
+          </w:tcPr>
+          <w:p>
+            <w:pPr>
+              <w:spacing w:before="20" w:after="20"/>
+            </w:pPr>
+            <w:r>
+              <w:rPr>
+                <w:rFonts w:ascii="Courier New" w:eastAsia="Courier New" w:hAnsi="Courier New" w:cs="Courier New"/>
+                <w:color w:val="D4D4D4"/>
+                <w:sz w:val="18"/>
+                <w:szCs w:val="18"/>
+                <w:lang w:val="en-US"/>
+              </w:rPr>
+              <w:t xml:space="preserve">        </w:t>
+            </w:r>
+            <w:r>
+              <w:rPr>
+                <w:rFonts w:ascii="Courier New" w:eastAsia="Courier New" w:hAnsi="Courier New" w:cs="Courier New"/>
+                <w:color w:val="D4D4D4"/>
+                <w:sz w:val="18"/>
+                <w:szCs w:val="18"/>
+              </w:rPr>
+              <w:t>Rules:</w:t>
+            </w:r>
+          </w:p>
+        </w:tc>
+      </w:tr>
+      <w:tr>
+        <w:tc>
+          <w:tcPr>
+            <w:tcW w:w="9026" w:type="dxa"/>
+            <w:tcBorders>
+              <w:top w:val="none" w:sz="0" w:space="0" w:color="FFFFFF"/>
+              <w:left w:val="none" w:sz="0" w:space="0" w:color="FFFFFF"/>
+              <w:bottom w:val="none" w:sz="0" w:space="0" w:color="FFFFFF"/>
+              <w:right w:val="none" w:sz="0" w:space="0" w:color="FFFFFF"/>
+            </w:tcBorders>
+            <w:shd w:val="clear" w:color="auto" w:fill="1E1E1E"/>
+            <w:tcMar>
+              <w:top w:w="40" w:type="dxa"/>
+              <w:left w:w="200" w:type="dxa"/>
+              <w:bottom w:w="40" w:type="dxa"/>
+              <w:right w:w="180" w:type="dxa"/>
+            </w:tcMar>
+          </w:tcPr>
+          <w:p>
+            <w:pPr>
+              <w:spacing w:before="20" w:after="20"/>
+              <w:rPr>
+                <w:lang w:val="en-US"/>
+              </w:rPr>
+            </w:pPr>
+            <w:r>
+              <w:rPr>
+                <w:rFonts w:ascii="Courier New" w:eastAsia="Courier New" w:hAnsi="Courier New" w:cs="Courier New"/>
+                <w:color w:val="D4D4D4"/>
+                <w:sz w:val="18"/>
+                <w:szCs w:val="18"/>
+                <w:lang w:val="en-US"/>
+              </w:rPr>
+              <w:t xml:space="preserve">        - Output only the HQL query, no markdown, no explanation.</w:t>
+            </w:r>
+          </w:p>
+        </w:tc>
+      </w:tr>
+      <w:tr>
+        <w:tc>
+          <w:tcPr>
+            <w:tcW w:w="9026" w:type="dxa"/>
+            <w:tcBorders>
+              <w:top w:val="none" w:sz="0" w:space="0" w:color="FFFFFF"/>
+              <w:left w:val="none" w:sz="0" w:space="0" w:color="FFFFFF"/>
+              <w:bottom w:val="none" w:sz="0" w:space="0" w:color="FFFFFF"/>
+              <w:right w:val="none" w:sz="0" w:space="0" w:color="FFFFFF"/>
+            </w:tcBorders>
+            <w:shd w:val="clear" w:color="auto" w:fill="1E1E1E"/>
+            <w:tcMar>
+              <w:top w:w="40" w:type="dxa"/>
+              <w:left w:w="200" w:type="dxa"/>
+              <w:bottom w:w="40" w:type="dxa"/>
+              <w:right w:w="180" w:type="dxa"/>
+            </w:tcMar>
+          </w:tcPr>
+          <w:p>
+            <w:pPr>
+              <w:spacing w:before="20" w:after="20"/>
+              <w:rPr>
+                <w:lang w:val="en-US"/>
+              </w:rPr>
+            </w:pPr>
+            <w:r>
+              <w:rPr>
+                <w:rFonts w:ascii="Courier New" w:eastAsia="Courier New" w:hAnsi="Courier New" w:cs="Courier New"/>
+                <w:color w:val="D4D4D4"/>
+                <w:sz w:val="18"/>
+                <w:szCs w:val="18"/>
+                <w:lang w:val="en-US"/>
+              </w:rPr>
+              <w:t xml:space="preserve">        - Use entity names Product and Category, not table names.</w:t>
+            </w:r>
+          </w:p>
+        </w:tc>
+      </w:tr>
+      <w:tr>
+        <w:tc>
+          <w:tcPr>
+            <w:tcW w:w="9026" w:type="dxa"/>
+            <w:tcBorders>
+              <w:top w:val="none" w:sz="0" w:space="0" w:color="FFFFFF"/>
+              <w:left w:val="none" w:sz="0" w:space="0" w:color="FFFFFF"/>
+              <w:bottom w:val="none" w:sz="0" w:space="0" w:color="FFFFFF"/>
+              <w:right w:val="none" w:sz="0" w:space="0" w:color="FFFFFF"/>
+            </w:tcBorders>
+            <w:shd w:val="clear" w:color="auto" w:fill="1E1E1E"/>
+            <w:tcMar>
+              <w:top w:w="40" w:type="dxa"/>
+              <w:left w:w="200" w:type="dxa"/>
+              <w:bottom w:w="40" w:type="dxa"/>
+              <w:right w:w="180" w:type="dxa"/>
+            </w:tcMar>
+          </w:tcPr>
+          <w:p>
+            <w:pPr>
+              <w:spacing w:before="20" w:after="20"/>
+              <w:rPr>
+                <w:lang w:val="en-US"/>
+              </w:rPr>
+            </w:pPr>
+            <w:r>
+              <w:rPr>
+                <w:rFonts w:ascii="Courier New" w:eastAsia="Courier New" w:hAnsi="Courier New" w:cs="Courier New"/>
+                <w:color w:val="FFFFFF" w:themeColor="background1"/>
+                <w:sz w:val="18"/>
+                <w:szCs w:val="18"/>
+                <w:lang w:val="en-US"/>
+              </w:rPr>
+              <w:t xml:space="preserve">        - Use Java field names: </w:t>
+            </w:r>
+            <w:proofErr w:type="gramStart"/>
+            <w:r>
+              <w:rPr>
+                <w:rFonts w:ascii="Courier New" w:eastAsia="Courier New" w:hAnsi="Courier New" w:cs="Courier New"/>
+                <w:color w:val="FFFFFF" w:themeColor="background1"/>
+                <w:sz w:val="18"/>
+                <w:szCs w:val="18"/>
+                <w:lang w:val="en-US"/>
+              </w:rPr>
+              <w:t>Product(</w:t>
+            </w:r>
+            <w:proofErr w:type="gramEnd"/>
+            <w:r>
+              <w:rPr>
+                <w:rFonts w:ascii="Courier New" w:eastAsia="Courier New" w:hAnsi="Courier New" w:cs="Courier New"/>
+                <w:color w:val="FFFFFF" w:themeColor="background1"/>
+                <w:sz w:val="18"/>
+                <w:szCs w:val="18"/>
+                <w:lang w:val="en-US"/>
+              </w:rPr>
+              <w:t xml:space="preserve">id, name, price, stock, category, </w:t>
+            </w:r>
+            <w:proofErr w:type="spellStart"/>
+            <w:r>
+              <w:rPr>
+                <w:rFonts w:ascii="Courier New" w:eastAsia="Courier New" w:hAnsi="Courier New" w:cs="Courier New"/>
+                <w:color w:val="FFFFFF" w:themeColor="background1"/>
+                <w:sz w:val="18"/>
+                <w:szCs w:val="18"/>
+                <w:lang w:val="en-US"/>
+              </w:rPr>
+              <w:t>costPrice</w:t>
+            </w:r>
+            <w:proofErr w:type="spellEnd"/>
+            <w:r>
+              <w:rPr>
+                <w:rFonts w:ascii="Courier New" w:eastAsia="Courier New" w:hAnsi="Courier New" w:cs="Courier New"/>
+                <w:color w:val="FFFFFF" w:themeColor="background1"/>
+                <w:sz w:val="18"/>
+                <w:szCs w:val="18"/>
+                <w:lang w:val="en-US"/>
+              </w:rPr>
+              <w:t xml:space="preserve">, </w:t>
+            </w:r>
+            <w:proofErr w:type="spellStart"/>
+            <w:r>
+              <w:rPr>
+                <w:rFonts w:ascii="Courier New" w:eastAsia="Courier New" w:hAnsi="Courier New" w:cs="Courier New"/>
+                <w:color w:val="FFFFFF" w:themeColor="background1"/>
+                <w:sz w:val="18"/>
+                <w:szCs w:val="18"/>
+                <w:lang w:val="en-US"/>
+              </w:rPr>
+              <w:t>supplierCode</w:t>
+            </w:r>
+            <w:proofErr w:type="spellEnd"/>
+            <w:r>
+              <w:rPr>
+                <w:rFonts w:ascii="Courier New" w:eastAsia="Courier New" w:hAnsi="Courier New" w:cs="Courier New"/>
+                <w:color w:val="FFFFFF" w:themeColor="background1"/>
+                <w:sz w:val="18"/>
+                <w:szCs w:val="18"/>
+                <w:lang w:val="en-US"/>
+              </w:rPr>
+              <w:t>), Category(id, name).</w:t>
+            </w:r>
+          </w:p>
+        </w:tc>
+      </w:tr>
+      <w:tr>
+        <w:tc>
+          <w:tcPr>
+            <w:tcW w:w="9026" w:type="dxa"/>
+            <w:tcBorders>
+              <w:top w:val="none" w:sz="0" w:space="0" w:color="FFFFFF"/>
+              <w:left w:val="none" w:sz="0" w:space="0" w:color="FFFFFF"/>
+              <w:bottom w:val="none" w:sz="0" w:space="0" w:color="FFFFFF"/>
+              <w:right w:val="none" w:sz="0" w:space="0" w:color="FFFFFF"/>
+            </w:tcBorders>
+            <w:shd w:val="clear" w:color="auto" w:fill="1E1E1E"/>
+            <w:tcMar>
+              <w:top w:w="40" w:type="dxa"/>
+              <w:left w:w="200" w:type="dxa"/>
+              <w:bottom w:w="40" w:type="dxa"/>
+              <w:right w:w="180" w:type="dxa"/>
+            </w:tcMar>
+          </w:tcPr>
+          <w:p>
+            <w:pPr>
+              <w:spacing w:before="20" w:after="20"/>
+              <w:rPr>
+                <w:rFonts w:ascii="Courier New" w:eastAsia="Courier New" w:hAnsi="Courier New" w:cs="Courier New"/>
+                <w:color w:val="FFFFFF" w:themeColor="background1"/>
+                <w:sz w:val="18"/>
+                <w:szCs w:val="18"/>
+                <w:lang w:val="en-US"/>
+              </w:rPr>
+            </w:pPr>
+            <w:r>
+              <w:rPr>
+                <w:rFonts w:ascii="Courier New" w:eastAsia="Courier New" w:hAnsi="Courier New" w:cs="Courier New"/>
+                <w:color w:val="FFFFFF" w:themeColor="background1"/>
+                <w:sz w:val="18"/>
+                <w:szCs w:val="18"/>
+                <w:lang w:val="en-US"/>
+              </w:rPr>
+              <w:t xml:space="preserve">        - </w:t>
+            </w:r>
+            <w:proofErr w:type="spellStart"/>
+            <w:r>
+              <w:rPr>
+                <w:rFonts w:ascii="Courier New" w:eastAsia="Courier New" w:hAnsi="Courier New" w:cs="Courier New"/>
+                <w:color w:val="FFFFFF" w:themeColor="background1"/>
+                <w:sz w:val="18"/>
+                <w:szCs w:val="18"/>
+                <w:lang w:val="en-US"/>
+              </w:rPr>
+              <w:t>Product.costPrice</w:t>
+            </w:r>
+            <w:proofErr w:type="spellEnd"/>
+            <w:r>
+              <w:rPr>
+                <w:rFonts w:ascii="Courier New" w:eastAsia="Courier New" w:hAnsi="Courier New" w:cs="Courier New"/>
+                <w:color w:val="FFFFFF" w:themeColor="background1"/>
+                <w:sz w:val="18"/>
+                <w:szCs w:val="18"/>
+                <w:lang w:val="en-US"/>
+              </w:rPr>
+              <w:t xml:space="preserve"> and </w:t>
+            </w:r>
+            <w:proofErr w:type="spellStart"/>
+            <w:r>
+              <w:rPr>
+                <w:rFonts w:ascii="Courier New" w:eastAsia="Courier New" w:hAnsi="Courier New" w:cs="Courier New"/>
+                <w:color w:val="FFFFFF" w:themeColor="background1"/>
+                <w:sz w:val="18"/>
+                <w:szCs w:val="18"/>
+                <w:lang w:val="en-US"/>
+              </w:rPr>
+              <w:t>Product.supplierCode</w:t>
+            </w:r>
+            <w:proofErr w:type="spellEnd"/>
+            <w:r>
+              <w:rPr>
+                <w:rFonts w:ascii="Courier New" w:eastAsia="Courier New" w:hAnsi="Courier New" w:cs="Courier New"/>
+                <w:color w:val="FFFFFF" w:themeColor="background1"/>
+                <w:sz w:val="18"/>
+                <w:szCs w:val="18"/>
+                <w:lang w:val="en-US"/>
+              </w:rPr>
+              <w:t xml:space="preserve"> </w:t>
+            </w:r>
+            <w:proofErr w:type="gramStart"/>
+            <w:r>
+              <w:rPr>
+                <w:rFonts w:ascii="Courier New" w:eastAsia="Courier New" w:hAnsi="Courier New" w:cs="Courier New"/>
+                <w:color w:val="FFFFFF" w:themeColor="background1"/>
+                <w:sz w:val="18"/>
+                <w:szCs w:val="18"/>
+                <w:lang w:val="en-US"/>
+              </w:rPr>
+              <w:t>exist, but</w:t>
+            </w:r>
+            <w:proofErr w:type="gramEnd"/>
+            <w:r>
+              <w:rPr>
+                <w:rFonts w:ascii="Courier New" w:eastAsia="Courier New" w:hAnsi="Courier New" w:cs="Courier New"/>
+                <w:color w:val="FFFFFF" w:themeColor="background1"/>
+                <w:sz w:val="18"/>
+                <w:szCs w:val="18"/>
+                <w:lang w:val="en-US"/>
+              </w:rPr>
+              <w:t xml:space="preserve"> are restricted fields.</w:t>
+            </w:r>
+          </w:p>
+          <w:p>
+            <w:pPr>
+              <w:spacing w:before="20" w:after="20"/>
+              <w:rPr>
+                <w:lang w:val="en-US"/>
+              </w:rPr>
+            </w:pPr>
+            <w:r>
+              <w:rPr>
+                <w:rFonts w:ascii="Courier New" w:eastAsia="Courier New" w:hAnsi="Courier New" w:cs="Courier New"/>
+                <w:color w:val="FF0000"/>
+                <w:sz w:val="18"/>
+                <w:szCs w:val="18"/>
+                <w:lang w:val="en-US"/>
+              </w:rPr>
+              <w:t xml:space="preserve">        </w:t>
+            </w:r>
+            <w:r>
+              <w:rPr>
+                <w:rFonts w:ascii="Courier New" w:eastAsia="Courier New" w:hAnsi="Courier New" w:cs="Courier New"/>
+                <w:color w:val="FFFFFF" w:themeColor="background1"/>
+                <w:sz w:val="18"/>
+                <w:szCs w:val="18"/>
+                <w:lang w:val="en-US"/>
+              </w:rPr>
+              <w:t>- If the user asks for cost price, margin, supplier code, or supplier codes, generate the HQL with the exact restricted field name. The execution layer will reject it.</w:t>
+            </w:r>
+          </w:p>
+        </w:tc>
+      </w:tr>
+      <w:tr>
+        <w:tc>
+          <w:tcPr>
+            <w:tcW w:w="9026" w:type="dxa"/>
+            <w:tcBorders>
+              <w:top w:val="none" w:sz="0" w:space="0" w:color="FFFFFF"/>
+              <w:left w:val="none" w:sz="0" w:space="0" w:color="FFFFFF"/>
+              <w:bottom w:val="none" w:sz="0" w:space="0" w:color="FFFFFF"/>
+              <w:right w:val="none" w:sz="0" w:space="0" w:color="FFFFFF"/>
+            </w:tcBorders>
+            <w:shd w:val="clear" w:color="auto" w:fill="1E1E1E"/>
+            <w:tcMar>
+              <w:top w:w="40" w:type="dxa"/>
+              <w:left w:w="200" w:type="dxa"/>
+              <w:bottom w:w="40" w:type="dxa"/>
+              <w:right w:w="180" w:type="dxa"/>
+            </w:tcMar>
+          </w:tcPr>
+          <w:p>
+            <w:pPr>
+              <w:spacing w:before="20" w:after="20"/>
+              <w:rPr>
+                <w:lang w:val="en-US"/>
+              </w:rPr>
+            </w:pPr>
+            <w:r>
+              <w:rPr>
+                <w:rFonts w:ascii="Courier New" w:eastAsia="Courier New" w:hAnsi="Courier New" w:cs="Courier New"/>
+                <w:color w:val="D4D4D4"/>
+                <w:sz w:val="18"/>
+                <w:szCs w:val="18"/>
+                <w:lang w:val="en-US"/>
+              </w:rPr>
+              <w:t xml:space="preserve">        - Only SELECT or FROM queries. Never UPDATE/DELETE/INSERT/DROP/ALTER.</w:t>
+            </w:r>
+          </w:p>
+        </w:tc>
+      </w:tr>
+      <w:tr>
+        <w:tc>
+          <w:tcPr>
+            <w:tcW w:w="9026" w:type="dxa"/>
+            <w:tcBorders>
+              <w:top w:val="none" w:sz="0" w:space="0" w:color="FFFFFF"/>
+              <w:left w:val="none" w:sz="0" w:space="0" w:color="FFFFFF"/>
+              <w:bottom w:val="none" w:sz="0" w:space="0" w:color="FFFFFF"/>
+              <w:right w:val="none" w:sz="0" w:space="0" w:color="FFFFFF"/>
+            </w:tcBorders>
+            <w:shd w:val="clear" w:color="auto" w:fill="1E1E1E"/>
+            <w:tcMar>
+              <w:top w:w="40" w:type="dxa"/>
+              <w:left w:w="200" w:type="dxa"/>
+              <w:bottom w:w="40" w:type="dxa"/>
+              <w:right w:w="180" w:type="dxa"/>
+            </w:tcMar>
+          </w:tcPr>
+          <w:p>
+            <w:pPr>
+              <w:spacing w:before="20" w:after="20"/>
+              <w:rPr>
+                <w:lang w:val="en-US"/>
+              </w:rPr>
+            </w:pPr>
+            <w:r>
+              <w:rPr>
+                <w:rFonts w:ascii="Courier New" w:eastAsia="Courier New" w:hAnsi="Courier New" w:cs="Courier New"/>
+                <w:color w:val="D4D4D4"/>
+                <w:sz w:val="18"/>
+                <w:szCs w:val="18"/>
+                <w:lang w:val="en-US"/>
+              </w:rPr>
+              <w:t xml:space="preserve">        - HQL does not support LIMIT. For top-N, use ORDER BY only.</w:t>
+            </w:r>
+          </w:p>
+        </w:tc>
+      </w:tr>
+      <w:tr>
+        <w:tc>
+          <w:tcPr>
+            <w:tcW w:w="9026" w:type="dxa"/>
+            <w:tcBorders>
+              <w:top w:val="none" w:sz="0" w:space="0" w:color="FFFFFF"/>
+              <w:left w:val="none" w:sz="0" w:space="0" w:color="FFFFFF"/>
+              <w:bottom w:val="none" w:sz="0" w:space="0" w:color="FFFFFF"/>
+              <w:right w:val="none" w:sz="0" w:space="0" w:color="FFFFFF"/>
+            </w:tcBorders>
+            <w:shd w:val="clear" w:color="auto" w:fill="1E1E1E"/>
+            <w:tcMar>
+              <w:top w:w="40" w:type="dxa"/>
+              <w:left w:w="200" w:type="dxa"/>
+              <w:bottom w:w="40" w:type="dxa"/>
+              <w:right w:w="180" w:type="dxa"/>
+            </w:tcMar>
+          </w:tcPr>
+          <w:p>
+            <w:pPr>
+              <w:spacing w:before="20" w:after="20"/>
+              <w:rPr>
+                <w:lang w:val="en-US"/>
+              </w:rPr>
+            </w:pPr>
+            <w:r>
+              <w:rPr>
+                <w:rFonts w:ascii="Courier New" w:eastAsia="Courier New" w:hAnsi="Courier New" w:cs="Courier New"/>
+                <w:color w:val="D4D4D4"/>
+                <w:sz w:val="18"/>
+                <w:szCs w:val="18"/>
+                <w:lang w:val="en-US"/>
+              </w:rPr>
+              <w:t xml:space="preserve">        - For category filters, use </w:t>
+            </w:r>
+            <w:proofErr w:type="gramStart"/>
+            <w:r>
+              <w:rPr>
+                <w:rFonts w:ascii="Courier New" w:eastAsia="Courier New" w:hAnsi="Courier New" w:cs="Courier New"/>
+                <w:color w:val="D4D4D4"/>
+                <w:sz w:val="18"/>
+                <w:szCs w:val="18"/>
+                <w:lang w:val="en-US"/>
+              </w:rPr>
+              <w:t>p.category.name</w:t>
+            </w:r>
+            <w:proofErr w:type="gramEnd"/>
+            <w:r>
+              <w:rPr>
+                <w:rFonts w:ascii="Courier New" w:eastAsia="Courier New" w:hAnsi="Courier New" w:cs="Courier New"/>
+                <w:color w:val="D4D4D4"/>
+                <w:sz w:val="18"/>
+                <w:szCs w:val="18"/>
+                <w:lang w:val="en-US"/>
+              </w:rPr>
+              <w:t>.</w:t>
+            </w:r>
+          </w:p>
+        </w:tc>
+      </w:tr>
+      <w:tr>
+        <w:tc>
+          <w:tcPr>
+            <w:tcW w:w="9026" w:type="dxa"/>
+            <w:tcBorders>
+              <w:top w:val="none" w:sz="0" w:space="0" w:color="FFFFFF"/>
+              <w:left w:val="none" w:sz="0" w:space="0" w:color="FFFFFF"/>
+              <w:bottom w:val="none" w:sz="0" w:space="0" w:color="FFFFFF"/>
+              <w:right w:val="none" w:sz="0" w:space="0" w:color="FFFFFF"/>
+            </w:tcBorders>
+            <w:shd w:val="clear" w:color="auto" w:fill="1E1E1E"/>
+            <w:tcMar>
+              <w:top w:w="40" w:type="dxa"/>
+              <w:left w:w="200" w:type="dxa"/>
+              <w:bottom w:w="40" w:type="dxa"/>
+              <w:right w:w="180" w:type="dxa"/>
+            </w:tcMar>
+          </w:tcPr>
+          <w:p>
+            <w:pPr>
+              <w:spacing w:before="20" w:after="20"/>
+            </w:pPr>
+            <w:r>
+              <w:rPr>
+                <w:rFonts w:ascii="Courier New" w:eastAsia="Courier New" w:hAnsi="Courier New" w:cs="Courier New"/>
+                <w:color w:val="D4D4D4"/>
+                <w:sz w:val="18"/>
+                <w:szCs w:val="18"/>
+                <w:lang w:val="en-US"/>
+              </w:rPr>
+              <w:t xml:space="preserve">        </w:t>
+            </w:r>
+            <w:r>
+              <w:rPr>
+                <w:rFonts w:ascii="Courier New" w:eastAsia="Courier New" w:hAnsi="Courier New" w:cs="Courier New"/>
+                <w:color w:val="D4D4D4"/>
+                <w:sz w:val="18"/>
+                <w:szCs w:val="18"/>
+              </w:rPr>
+              <w:t>""")</w:t>
+            </w:r>
+          </w:p>
+        </w:tc>
+      </w:tr>
+      <w:tr>
+        <w:tc>
+          <w:tcPr>
+            <w:tcW w:w="9026" w:type="dxa"/>
+            <w:tcBorders>
+              <w:top w:val="none" w:sz="0" w:space="0" w:color="FFFFFF"/>
+              <w:left w:val="none" w:sz="0" w:space="0" w:color="FFFFFF"/>
+              <w:bottom w:val="none" w:sz="0" w:space="0" w:color="FFFFFF"/>
+              <w:right w:val="none" w:sz="0" w:space="0" w:color="FFFFFF"/>
+            </w:tcBorders>
+            <w:shd w:val="clear" w:color="auto" w:fill="1E1E1E"/>
+            <w:tcMar>
+              <w:top w:w="40" w:type="dxa"/>
+              <w:left w:w="200" w:type="dxa"/>
+              <w:bottom w:w="40" w:type="dxa"/>
+              <w:right w:w="180" w:type="dxa"/>
+            </w:tcMar>
+          </w:tcPr>
+          <w:p>
+            <w:pPr>
+              <w:spacing w:before="20" w:after="20"/>
+            </w:pPr>
+            <w:r>
+              <w:rPr>
+                <w:rFonts w:ascii="Courier New" w:eastAsia="Courier New" w:hAnsi="Courier New" w:cs="Courier New"/>
+                <w:color w:val="D4D4D4"/>
+                <w:sz w:val="18"/>
+                <w:szCs w:val="18"/>
+              </w:rPr>
+              <w:t xml:space="preserve">    @UserMessage("{{question}}")</w:t>
+            </w:r>
+          </w:p>
+        </w:tc>
+      </w:tr>
+      <w:tr>
+        <w:tc>
+          <w:tcPr>
+            <w:tcW w:w="9026" w:type="dxa"/>
+            <w:tcBorders>
+              <w:top w:val="none" w:sz="0" w:space="0" w:color="FFFFFF"/>
+              <w:left w:val="none" w:sz="0" w:space="0" w:color="FFFFFF"/>
+              <w:bottom w:val="none" w:sz="0" w:space="0" w:color="FFFFFF"/>
+              <w:right w:val="none" w:sz="0" w:space="0" w:color="FFFFFF"/>
+            </w:tcBorders>
+            <w:shd w:val="clear" w:color="auto" w:fill="1E1E1E"/>
+            <w:tcMar>
+              <w:top w:w="40" w:type="dxa"/>
+              <w:left w:w="200" w:type="dxa"/>
+              <w:bottom w:w="40" w:type="dxa"/>
+              <w:right w:w="180" w:type="dxa"/>
+            </w:tcMar>
+          </w:tcPr>
+          <w:p>
+            <w:pPr>
+              <w:spacing w:before="20" w:after="20"/>
+              <w:rPr>
+                <w:lang w:val="en-US"/>
+              </w:rPr>
+            </w:pPr>
+            <w:r>
+              <w:rPr>
+                <w:rFonts w:ascii="Courier New" w:eastAsia="Courier New" w:hAnsi="Courier New" w:cs="Courier New"/>
+                <w:color w:val="D4D4D4"/>
+                <w:sz w:val="18"/>
+                <w:szCs w:val="18"/>
+                <w:lang w:val="en-US"/>
+              </w:rPr>
+              <w:t xml:space="preserve">    String generateHql(@V("question") String question);</w:t>
+            </w:r>
+          </w:p>
+        </w:tc>
+      </w:tr>
+      <w:tr>
+        <w:tc>
+          <w:tcPr>
+            <w:tcW w:w="9026" w:type="dxa"/>
+            <w:tcBorders>
+              <w:top w:val="none" w:sz="0" w:space="0" w:color="FFFFFF"/>
+              <w:left w:val="none" w:sz="0" w:space="0" w:color="FFFFFF"/>
+              <w:bottom w:val="none" w:sz="0" w:space="0" w:color="FFFFFF"/>
+              <w:right w:val="none" w:sz="0" w:space="0" w:color="FFFFFF"/>
+            </w:tcBorders>
+            <w:shd w:val="clear" w:color="auto" w:fill="1E1E1E"/>
+            <w:tcMar>
+              <w:top w:w="40" w:type="dxa"/>
+              <w:left w:w="200" w:type="dxa"/>
+              <w:bottom w:w="40" w:type="dxa"/>
+              <w:right w:w="180" w:type="dxa"/>
+            </w:tcMar>
+          </w:tcPr>
+          <w:p>
+            <w:pPr>
+              <w:spacing w:before="20" w:after="20"/>
+            </w:pPr>
+            <w:r>
+              <w:rPr>
+                <w:rFonts w:ascii="Courier New" w:eastAsia="Courier New" w:hAnsi="Courier New" w:cs="Courier New"/>
+                <w:color w:val="D4D4D4"/>
+                <w:sz w:val="18"/>
+                <w:szCs w:val="18"/>
+              </w:rPr>
+              <w:lastRenderedPageBreak/>
+              <w:t>}</w:t>
+            </w:r>
+          </w:p>
+        </w:tc>
+      </w:tr>
+    </w:tbl>
+    <w:p>
+      <w:pPr>
+        <w:spacing w:before="40" w:after="160"/>
+        <w:jc w:val="center"/>
+        <w:rPr>
+          <w:i/>
+          <w:iCs/>
+          <w:color w:val="595959"/>
+          <w:sz w:val="20"/>
+          <w:szCs w:val="20"/>
+          <w:lang w:val="es-ES"/>
+        </w:rPr>
+      </w:pPr>
+      <w:r>
+        <w:rPr>
+          <w:i/>
+          <w:iCs/>
+          <w:color w:val="595959"/>
+          <w:sz w:val="20"/>
+          <w:szCs w:val="20"/>
+          <w:lang w:val="es-ES"/>
+        </w:rPr>
+        <w:t>Código 2 — HqlGenerator.java — @AiService con reglas HQL en el @SystemMessage</w:t>
+      </w:r>
+    </w:p>
+    <w:p>
+      <w:pPr>
+        <w:spacing w:before="80"/>
+        <w:rPr>
+          <w:lang w:val="es-ES"/>
+        </w:rPr>
+      </w:pPr>
+    </w:p>
+    <w:p>
+      <w:pPr>
+        <w:spacing w:before="80"/>
+        <w:rPr>
+          <w:lang w:val="es-ES"/>
+        </w:rPr>
+      </w:pPr>
+    </w:p>
+    <w:p>
+      <w:pPr>
+        <w:spacing w:before="80"/>
+        <w:rPr>
+          <w:lang w:val="es-ES"/>
+        </w:rPr>
+      </w:pPr>
+    </w:p>
+    <w:tbl>
+      <w:tblPr>
+        <w:tblW w:w="9026" w:type="dxa"/>
+        <w:tblBorders>
+          <w:top w:val="single" w:sz="4" w:space="0" w:color="auto"/>
+          <w:left w:val="single" w:sz="4" w:space="0" w:color="auto"/>
+          <w:bottom w:val="single" w:sz="4" w:space="0" w:color="auto"/>
+          <w:right w:val="single" w:sz="4" w:space="0" w:color="auto"/>
+          <w:insideH w:val="single" w:sz="4" w:space="0" w:color="auto"/>
+          <w:insideV w:val="single" w:sz="4" w:space="0" w:color="auto"/>
+        </w:tblBorders>
+        <w:tblCellMar>
+          <w:left w:w="10" w:type="dxa"/>
+          <w:right w:w="10" w:type="dxa"/>
+        </w:tblCellMar>
+        <w:tblLook w:val="04A0" w:firstRow="1" w:lastRow="0" w:firstColumn="1" w:lastColumn="0" w:noHBand="0" w:noVBand="1"/>
+      </w:tblPr>
+      <w:tblGrid>
+        <w:gridCol w:w="9026"/>
+      </w:tblGrid>
+      <w:tr>
+        <w:tc>
+          <w:tcPr>
+            <w:tcW w:w="9026" w:type="dxa"/>
+            <w:tcBorders>
+              <w:top w:val="none" w:sz="0" w:space="0" w:color="FFFFFF"/>
+              <w:left w:val="none" w:sz="0" w:space="0" w:color="FFFFFF"/>
+              <w:bottom w:val="none" w:sz="0" w:space="0" w:color="FFFFFF"/>
+              <w:right w:val="none" w:sz="0" w:space="0" w:color="FFFFFF"/>
+            </w:tcBorders>
+            <w:shd w:val="clear" w:color="auto" w:fill="1E1E1E"/>
+            <w:tcMar>
+              <w:top w:w="40" w:type="dxa"/>
+              <w:left w:w="200" w:type="dxa"/>
+              <w:bottom w:w="40" w:type="dxa"/>
+              <w:right w:w="180" w:type="dxa"/>
+            </w:tcMar>
+          </w:tcPr>
+          <w:p>
+            <w:pPr>
+              <w:spacing w:before="20" w:after="20"/>
+              <w:rPr>
+                <w:lang w:val="es-ES"/>
+              </w:rPr>
+            </w:pPr>
+            <w:r>
+              <w:rPr>
+                <w:rFonts w:ascii="Courier New" w:eastAsia="Courier New" w:hAnsi="Courier New" w:cs="Courier New"/>
+                <w:color w:val="D4D4D4"/>
+                <w:sz w:val="18"/>
+                <w:szCs w:val="18"/>
+                <w:lang w:val="es-ES"/>
+              </w:rPr>
               <w:t xml:space="preserve">// </w:t>
             </w:r>
             <w:proofErr w:type="spellStart"/>
@@ -10924,6 +10967,7 @@
                 <w:szCs w:val="18"/>
                 <w:lang w:val="en-US"/>
               </w:rPr>
+              <w:lastRenderedPageBreak/>
               <w:t xml:space="preserve">       </w:t>
             </w:r>
             <w:r>
@@ -11205,7 +11249,6 @@
                 <w:szCs w:val="18"/>
                 <w:lang w:val="es-ES"/>
               </w:rPr>
-              <w:lastRenderedPageBreak/>
               <w:t xml:space="preserve"> </w:t>
             </w:r>
           </w:p>
@@ -12543,6 +12586,7 @@
                 <w:szCs w:val="18"/>
                 <w:lang w:val="en-US"/>
               </w:rPr>
+              <w:lastRenderedPageBreak/>
               <w:t xml:space="preserve">    if (result instanceof Product product) {</w:t>
             </w:r>
           </w:p>
@@ -12705,7 +12749,6 @@
                 <w:szCs w:val="18"/>
                 <w:lang w:val="en-US"/>
               </w:rPr>
-              <w:lastRenderedPageBreak/>
               <w:t xml:space="preserve">        return "Product{name='%s', price=%s, stock=%d, category='%s'}"</w:t>
             </w:r>
           </w:p>
@@ -14318,7 +14361,14 @@
         <w:rPr>
           <w:lang w:val="es-ES"/>
         </w:rPr>
-        <w:t xml:space="preserve"> con los resultados — nunca habla con el LLM. </w:t>
+        <w:t xml:space="preserve"> con los resultados — nunca habla con el </w:t>
+      </w:r>
+      <w:r>
+        <w:rPr>
+          <w:lang w:val="es-ES"/>
+        </w:rPr>
+        <w:lastRenderedPageBreak/>
+        <w:t xml:space="preserve">LLM. </w:t>
       </w:r>
       <w:proofErr w:type="spellStart"/>
       <w:r>
@@ -14369,7 +14419,6 @@
         <w:rPr>
           <w:lang w:val="es-ES"/>
         </w:rPr>
-        <w:lastRenderedPageBreak/>
         <w:t>LangChain4j en este Proyecto</w:t>
       </w:r>
       <w:bookmarkEnd w:id="15"/>
@@ -14435,7 +14484,7 @@
               </wp:anchor>
             </w:drawing>
           </mc:Choice>
-          <mc:Fallback xmlns:ns9="http://schemas.openxmlformats.org/drawingml/2006/picture" xmlns:ns5="http://schemas.openxmlformats.org/drawingml/2006/main" xmlns:ns11="http://schemas.microsoft.com/office/drawing/2010/main">
+          <mc:Fallback xmlns:ns11="http://schemas.microsoft.com/office/drawing/2010/main" xmlns:ns5="http://schemas.openxmlformats.org/drawingml/2006/main" xmlns:ns9="http://schemas.openxmlformats.org/drawingml/2006/picture">
             <w:pict>
               <v:line w14:anchorId="243D5FCB" id="Conexão Reta 3" o:spid="_x0000_s1026" style="position:absolute;z-index:251717632;visibility:visible;mso-wrap-style:square;mso-wrap-distance-left:9pt;mso-wrap-distance-top:0;mso-wrap-distance-right:9pt;mso-wrap-distance-bottom:0;mso-position-horizontal:absolute;mso-position-horizontal-relative:text;mso-position-vertical:absolute;mso-position-vertical-relative:text" from="0,0" to="484.2pt,0" o:gfxdata="UEsDBBQABgAIAAAAIQC2gziS/gAAAOEBAAATAAAAW0NvbnRlbnRfVHlwZXNdLnhtbJSRQU7DMBBF 90jcwfIWJU67QAgl6YK0S0CoHGBkTxKLZGx5TGhvj5O2G0SRWNoz/78nu9wcxkFMGNg6quQqL6RA 0s5Y6ir5vt9lD1JwBDIwOMJKHpHlpr69KfdHjyxSmriSfYz+USnWPY7AufNIadK6MEJMx9ApD/oD OlTrorhX2lFEilmcO2RdNtjC5xDF9pCuTyYBB5bi6bQ4syoJ3g9WQ0ymaiLzg5KdCXlKLjvcW893 SUOqXwnz5DrgnHtJTxOsQfEKIT7DmDSUCaxw7Rqn8787ZsmRM9e2VmPeBN4uqYvTtW7jvijg9N/y JsXecLq0q+WD6m8AAAD//wMAUEsDBBQABgAIAAAAIQA4/SH/1gAAAJQBAAALAAAAX3JlbHMvLnJl bHOkkMFqwzAMhu+DvYPRfXGawxijTi+j0GvpHsDYimMaW0Yy2fr2M4PBMnrbUb/Q94l/f/hMi1qR JVI2sOt6UJgd+ZiDgffL8ekFlFSbvV0oo4EbChzGx4f9GRdb25HMsYhqlCwG5lrLq9biZkxWOiqY 22YiTra2kYMu1l1tQD30/bPm3wwYN0x18gb45AdQl1tp5j/sFB2T0FQ7R0nTNEV3j6o9feQzro1i OWA14Fm+Q8a1a8+Bvu/d/dMb2JY5uiPbhG/ktn4cqGU/er3pcvwCAAD//wMAUEsDBBQABgAIAAAA IQCZ2PQonAEAAJQDAAAOAAAAZHJzL2Uyb0RvYy54bWysU01P3DAQvVfqf7B8Z5MAQm202T2A4FK1 qMAPMM54Y8n2WLbZZP99x97dLGorIRAXxx/z3sx7M1muJ2vYFkLU6DreLGrOwEnstdt0/Onx9uwb ZzEJ1wuDDjq+g8jXq69flqNv4RwHND0ERiQutqPv+JCSb6sqygGsiAv04OhRYbAi0TFsqj6Ikdit qc7r+qoaMfQ+oIQY6fZm/8hXhV8pkOmXUhESMx2n2lJZQ1mf81qtlqLdBOEHLQ9liA9UYYV2lHSm uhFJsJeg/6GyWgaMqNJCoq1QKS2haCA1Tf2XmodBeChayJzoZ5vi59HKn9trdx/IhtHHNvr7kFVM Ktj8pfrYVMzazWbBlJiky6vm8vvFJXkqj2/VCehDTHeAluVNx412WYdoxfZHTJSMQo8hdDilLru0 M5CDjfsNiumekjUFXaYCrk1gW0H9FFKCS03uIfGV6AxT2pgZWL8NPMRnKJSJeQ94RpTM6NIMttph +F/2NB1LVvv4owN73dmCZ+x3pSnFGmp9UXgY0zxbr88FfvqZVn8AAAD//wMAUEsDBBQABgAIAAAA IQBdcTjb3gAAAAcBAAAPAAAAZHJzL2Rvd25yZXYueG1sTI9Ba8JAEIXvBf/DMkJvdVMpYmM2IpZS KxSpLdjjmp0m0exs2F1N/Pcde2kvDx6PefO9bN7bRpzRh9qRgvtRAgKpcKamUsHnx/PdFESImoxu HKGCCwaY54ObTKfGdfSO520sBZdQSLWCKsY2lTIUFVodRq5F4uzbeasjW19K43XH5baR4ySZSKtr 4g+VbnFZYXHcnqyCN79aLRfry4E2X7bbjde7zWv/otTtsH+asSxmICL28e8CrhuYH3IG27sTmSAa Bbwm/ipnj5PpA4j91co8k//58x8AAAD//wMAUEsBAi0AFAAGAAgAAAAhALaDOJL+AAAA4QEAABMA AAAAAAAAAAAAAAAAAAAAAFtDb250ZW50X1R5cGVzXS54bWxQSwECLQAUAAYACAAAACEAOP0h/9YA AACUAQAACwAAAAAAAAAAAAAAAAAvAQAAX3JlbHMvLnJlbHNQSwECLQAUAAYACAAAACEAmdj0KJwB AACUAwAADgAAAAAAAAAAAAAAAAAuAgAAZHJzL2Uyb0RvYy54bWxQSwECLQAUAAYACAAAACEAXXE4 294AAAAHAQAADwAAAAAAAAAAAAAAAAD2AwAAZHJzL2Rvd25yZXYueG1sUEsFBgAAAAAEAAQA8wAA AAEFAAAAAA== " strokecolor="#156082 [3204]" strokeweight=".5pt">
                 <v:stroke joinstyle="miter"/>
@@ -14765,7 +14814,7 @@
               </wp:anchor>
             </w:drawing>
           </mc:Choice>
-          <mc:Fallback xmlns:ns9="http://schemas.openxmlformats.org/drawingml/2006/picture" xmlns:ns5="http://schemas.openxmlformats.org/drawingml/2006/main" xmlns:ns11="http://schemas.microsoft.com/office/drawing/2010/main">
+          <mc:Fallback xmlns:ns11="http://schemas.microsoft.com/office/drawing/2010/main" xmlns:ns5="http://schemas.openxmlformats.org/drawingml/2006/main" xmlns:ns9="http://schemas.openxmlformats.org/drawingml/2006/picture">
             <w:pict>
               <v:line w14:anchorId="31F2A266" id="Conexão Reta 3" o:spid="_x0000_s1026" style="position:absolute;z-index:251719680;visibility:visible;mso-wrap-style:square;mso-wrap-distance-left:9pt;mso-wrap-distance-top:0;mso-wrap-distance-right:9pt;mso-wrap-distance-bottom:0;mso-position-horizontal:absolute;mso-position-horizontal-relative:text;mso-position-vertical:absolute;mso-position-vertical-relative:text" from="0,-.05pt" to="484.2pt,-.05pt" o:gfxdata="UEsDBBQABgAIAAAAIQC2gziS/gAAAOEBAAATAAAAW0NvbnRlbnRfVHlwZXNdLnhtbJSRQU7DMBBF 90jcwfIWJU67QAgl6YK0S0CoHGBkTxKLZGx5TGhvj5O2G0SRWNoz/78nu9wcxkFMGNg6quQqL6RA 0s5Y6ir5vt9lD1JwBDIwOMJKHpHlpr69KfdHjyxSmriSfYz+USnWPY7AufNIadK6MEJMx9ApD/oD OlTrorhX2lFEilmcO2RdNtjC5xDF9pCuTyYBB5bi6bQ4syoJ3g9WQ0ymaiLzg5KdCXlKLjvcW893 SUOqXwnz5DrgnHtJTxOsQfEKIT7DmDSUCaxw7Rqn8787ZsmRM9e2VmPeBN4uqYvTtW7jvijg9N/y JsXecLq0q+WD6m8AAAD//wMAUEsDBBQABgAIAAAAIQA4/SH/1gAAAJQBAAALAAAAX3JlbHMvLnJl bHOkkMFqwzAMhu+DvYPRfXGawxijTi+j0GvpHsDYimMaW0Yy2fr2M4PBMnrbUb/Q94l/f/hMi1qR JVI2sOt6UJgd+ZiDgffL8ekFlFSbvV0oo4EbChzGx4f9GRdb25HMsYhqlCwG5lrLq9biZkxWOiqY 22YiTra2kYMu1l1tQD30/bPm3wwYN0x18gb45AdQl1tp5j/sFB2T0FQ7R0nTNEV3j6o9feQzro1i OWA14Fm+Q8a1a8+Bvu/d/dMb2JY5uiPbhG/ktn4cqGU/er3pcvwCAAD//wMAUEsDBBQABgAIAAAA IQCZ2PQonAEAAJQDAAAOAAAAZHJzL2Uyb0RvYy54bWysU01P3DAQvVfqf7B8Z5MAQm202T2A4FK1 qMAPMM54Y8n2WLbZZP99x97dLGorIRAXxx/z3sx7M1muJ2vYFkLU6DreLGrOwEnstdt0/Onx9uwb ZzEJ1wuDDjq+g8jXq69flqNv4RwHND0ERiQutqPv+JCSb6sqygGsiAv04OhRYbAi0TFsqj6Ikdit qc7r+qoaMfQ+oIQY6fZm/8hXhV8pkOmXUhESMx2n2lJZQ1mf81qtlqLdBOEHLQ9liA9UYYV2lHSm uhFJsJeg/6GyWgaMqNJCoq1QKS2haCA1Tf2XmodBeChayJzoZ5vi59HKn9trdx/IhtHHNvr7kFVM Ktj8pfrYVMzazWbBlJiky6vm8vvFJXkqj2/VCehDTHeAluVNx412WYdoxfZHTJSMQo8hdDilLru0 M5CDjfsNiumekjUFXaYCrk1gW0H9FFKCS03uIfGV6AxT2pgZWL8NPMRnKJSJeQ94RpTM6NIMttph +F/2NB1LVvv4owN73dmCZ+x3pSnFGmp9UXgY0zxbr88FfvqZVn8AAAD//wMAUEsDBBQABgAIAAAA IQCasyRQ4AAAAAkBAAAPAAAAZHJzL2Rvd25yZXYueG1sTI9Ba8JAEIXvhf6HZQq96UYpYmM2IpZS KxSpFfS4ZqdJ2uxs2F1N/Pcde2kvA4/He/O+bN7bRpzRh9qRgtEwAYFUOFNTqWD38TyYgghRk9GN I1RwwQDz/PYm06lxHb3jeRtLwSUUUq2girFNpQxFhVaHoWuR2Pt03urI0pfSeN1xuW3kOEkm0uqa +EOlW1xWWHxvT1bBm1+tlov15Ys2B9vtx+v95rV/Uer+rn+a8VnMQETs418Crgy8H3IednQnMkE0 CpgmKhiMQLD5OJk+gDj+apln8j9B/gMAAP//AwBQSwECLQAUAAYACAAAACEAtoM4kv4AAADhAQAA EwAAAAAAAAAAAAAAAAAAAAAAW0NvbnRlbnRfVHlwZXNdLnhtbFBLAQItABQABgAIAAAAIQA4/SH/ 1gAAAJQBAAALAAAAAAAAAAAAAAAAAC8BAABfcmVscy8ucmVsc1BLAQItABQABgAIAAAAIQCZ2PQo nAEAAJQDAAAOAAAAAAAAAAAAAAAAAC4CAABkcnMvZTJvRG9jLnhtbFBLAQItABQABgAIAAAAIQCa syRQ4AAAAAkBAAAPAAAAAAAAAAAAAAAAAPYDAABkcnMvZG93bnJldi54bWxQSwUGAAAAAAQABADz AAAAAwUAAAAA " strokecolor="#156082 [3204]" strokeweight=".5pt">
                 <v:stroke joinstyle="miter"/>
@@ -14859,7 +14908,7 @@
               </wp:anchor>
             </w:drawing>
           </mc:Choice>
-          <mc:Fallback xmlns:ns9="http://schemas.openxmlformats.org/drawingml/2006/picture" xmlns:ns5="http://schemas.openxmlformats.org/drawingml/2006/main" xmlns:ns11="http://schemas.microsoft.com/office/drawing/2010/main">
+          <mc:Fallback xmlns:ns11="http://schemas.microsoft.com/office/drawing/2010/main" xmlns:ns5="http://schemas.openxmlformats.org/drawingml/2006/main" xmlns:ns9="http://schemas.openxmlformats.org/drawingml/2006/picture">
             <w:pict>
               <v:line w14:anchorId="7DA9464D" id="Conexão Reta 3" o:spid="_x0000_s1026" style="position:absolute;z-index:251721728;visibility:visible;mso-wrap-style:square;mso-wrap-distance-left:9pt;mso-wrap-distance-top:0;mso-wrap-distance-right:9pt;mso-wrap-distance-bottom:0;mso-position-horizontal:absolute;mso-position-horizontal-relative:text;mso-position-vertical:absolute;mso-position-vertical-relative:text" from="0,-.05pt" to="484.2pt,-.05pt" o:gfxdata="UEsDBBQABgAIAAAAIQC2gziS/gAAAOEBAAATAAAAW0NvbnRlbnRfVHlwZXNdLnhtbJSRQU7DMBBF 90jcwfIWJU67QAgl6YK0S0CoHGBkTxKLZGx5TGhvj5O2G0SRWNoz/78nu9wcxkFMGNg6quQqL6RA 0s5Y6ir5vt9lD1JwBDIwOMJKHpHlpr69KfdHjyxSmriSfYz+USnWPY7AufNIadK6MEJMx9ApD/oD OlTrorhX2lFEilmcO2RdNtjC5xDF9pCuTyYBB5bi6bQ4syoJ3g9WQ0ymaiLzg5KdCXlKLjvcW893 SUOqXwnz5DrgnHtJTxOsQfEKIT7DmDSUCaxw7Rqn8787ZsmRM9e2VmPeBN4uqYvTtW7jvijg9N/y JsXecLq0q+WD6m8AAAD//wMAUEsDBBQABgAIAAAAIQA4/SH/1gAAAJQBAAALAAAAX3JlbHMvLnJl bHOkkMFqwzAMhu+DvYPRfXGawxijTi+j0GvpHsDYimMaW0Yy2fr2M4PBMnrbUb/Q94l/f/hMi1qR JVI2sOt6UJgd+ZiDgffL8ekFlFSbvV0oo4EbChzGx4f9GRdb25HMsYhqlCwG5lrLq9biZkxWOiqY 22YiTra2kYMu1l1tQD30/bPm3wwYN0x18gb45AdQl1tp5j/sFB2T0FQ7R0nTNEV3j6o9feQzro1i OWA14Fm+Q8a1a8+Bvu/d/dMb2JY5uiPbhG/ktn4cqGU/er3pcvwCAAD//wMAUEsDBBQABgAIAAAA IQCZ2PQonAEAAJQDAAAOAAAAZHJzL2Uyb0RvYy54bWysU01P3DAQvVfqf7B8Z5MAQm202T2A4FK1 qMAPMM54Y8n2WLbZZP99x97dLGorIRAXxx/z3sx7M1muJ2vYFkLU6DreLGrOwEnstdt0/Onx9uwb ZzEJ1wuDDjq+g8jXq69flqNv4RwHND0ERiQutqPv+JCSb6sqygGsiAv04OhRYbAi0TFsqj6Ikdit qc7r+qoaMfQ+oIQY6fZm/8hXhV8pkOmXUhESMx2n2lJZQ1mf81qtlqLdBOEHLQ9liA9UYYV2lHSm uhFJsJeg/6GyWgaMqNJCoq1QKS2haCA1Tf2XmodBeChayJzoZ5vi59HKn9trdx/IhtHHNvr7kFVM Ktj8pfrYVMzazWbBlJiky6vm8vvFJXkqj2/VCehDTHeAluVNx412WYdoxfZHTJSMQo8hdDilLru0 M5CDjfsNiumekjUFXaYCrk1gW0H9FFKCS03uIfGV6AxT2pgZWL8NPMRnKJSJeQ94RpTM6NIMttph +F/2NB1LVvv4owN73dmCZ+x3pSnFGmp9UXgY0zxbr88FfvqZVn8AAAD//wMAUEsDBBQABgAIAAAA IQCasyRQ4AAAAAkBAAAPAAAAZHJzL2Rvd25yZXYueG1sTI9Ba8JAEIXvhf6HZQq96UYpYmM2IpZS KxSpFfS4ZqdJ2uxs2F1N/Pcde2kvA4/He/O+bN7bRpzRh9qRgtEwAYFUOFNTqWD38TyYgghRk9GN I1RwwQDz/PYm06lxHb3jeRtLwSUUUq2girFNpQxFhVaHoWuR2Pt03urI0pfSeN1xuW3kOEkm0uqa +EOlW1xWWHxvT1bBm1+tlov15Ys2B9vtx+v95rV/Uer+rn+a8VnMQETs418Crgy8H3IednQnMkE0 CpgmKhiMQLD5OJk+gDj+apln8j9B/gMAAP//AwBQSwECLQAUAAYACAAAACEAtoM4kv4AAADhAQAA EwAAAAAAAAAAAAAAAAAAAAAAW0NvbnRlbnRfVHlwZXNdLnhtbFBLAQItABQABgAIAAAAIQA4/SH/ 1gAAAJQBAAALAAAAAAAAAAAAAAAAAC8BAABfcmVscy8ucmVsc1BLAQItABQABgAIAAAAIQCZ2PQo nAEAAJQDAAAOAAAAAAAAAAAAAAAAAC4CAABkcnMvZTJvRG9jLnhtbFBLAQItABQABgAIAAAAIQCa syRQ4AAAAAkBAAAPAAAAAAAAAAAAAAAAAPYDAABkcnMvZG93bnJldi54bWxQSwUGAAAAAAQABADz AAAAAwUAAAAA " strokecolor="#156082 [3204]" strokeweight=".5pt">
                 <v:stroke joinstyle="miter"/>
@@ -15153,6 +15202,7 @@
                 <w:szCs w:val="18"/>
                 <w:lang w:val="en-US"/>
               </w:rPr>
+              <w:lastRenderedPageBreak/>
               <w:t xml:space="preserve">    public DatabaseAssistant(ChatClient.Builder builder, HibernateQueryTool queryTool) {</w:t>
             </w:r>
           </w:p>
@@ -15248,7 +15298,6 @@
                 <w:szCs w:val="18"/>
                 <w:lang w:val="en-US"/>
               </w:rPr>
-              <w:lastRenderedPageBreak/>
               <w:t xml:space="preserve">        </w:t>
             </w:r>
             <w:proofErr w:type="gramStart"/>
@@ -16274,7 +16323,7 @@
           <w:szCs w:val="20"/>
           <w:lang w:val="en-US"/>
         </w:rPr>
-        <w:t>7</w:t>
+        <w:t>6</w:t>
       </w:r>
       <w:r>
         <w:rPr>
@@ -16818,7 +16867,7 @@
           <w:szCs w:val="20"/>
           <w:lang w:val="en-US"/>
         </w:rPr>
-        <w:t>8</w:t>
+        <w:t>7</w:t>
       </w:r>
       <w:r>
         <w:rPr>
@@ -16879,6 +16928,7 @@
           <w:b/>
           <w:bCs/>
         </w:rPr>
+        <w:lastRenderedPageBreak/>
         <w:t>Comparación: @AiService vs ChatClient</w:t>
       </w:r>
     </w:p>
@@ -16987,7 +17037,6 @@
                 <w:sz w:val="20"/>
                 <w:szCs w:val="20"/>
               </w:rPr>
-              <w:lastRenderedPageBreak/>
               <w:t>Estilo</w:t>
             </w:r>
           </w:p>
@@ -17880,7 +17929,7 @@
               </wp:anchor>
             </w:drawing>
           </mc:Choice>
-          <mc:Fallback xmlns:ns9="http://schemas.openxmlformats.org/drawingml/2006/picture" xmlns:ns5="http://schemas.openxmlformats.org/drawingml/2006/main" xmlns:ns11="http://schemas.microsoft.com/office/drawing/2010/main">
+          <mc:Fallback xmlns:ns11="http://schemas.microsoft.com/office/drawing/2010/main" xmlns:ns5="http://schemas.openxmlformats.org/drawingml/2006/main" xmlns:ns9="http://schemas.openxmlformats.org/drawingml/2006/picture">
             <w:pict>
               <v:line w14:anchorId="3C2C36B7" id="Conexão Reta 3" o:spid="_x0000_s1026" style="position:absolute;z-index:251723776;visibility:visible;mso-wrap-style:square;mso-wrap-distance-left:9pt;mso-wrap-distance-top:0;mso-wrap-distance-right:9pt;mso-wrap-distance-bottom:0;mso-position-horizontal:absolute;mso-position-horizontal-relative:text;mso-position-vertical:absolute;mso-position-vertical-relative:text" from="0,0" to="484.2pt,0" o:gfxdata="UEsDBBQABgAIAAAAIQC2gziS/gAAAOEBAAATAAAAW0NvbnRlbnRfVHlwZXNdLnhtbJSRQU7DMBBF 90jcwfIWJU67QAgl6YK0S0CoHGBkTxKLZGx5TGhvj5O2G0SRWNoz/78nu9wcxkFMGNg6quQqL6RA 0s5Y6ir5vt9lD1JwBDIwOMJKHpHlpr69KfdHjyxSmriSfYz+USnWPY7AufNIadK6MEJMx9ApD/oD OlTrorhX2lFEilmcO2RdNtjC5xDF9pCuTyYBB5bi6bQ4syoJ3g9WQ0ymaiLzg5KdCXlKLjvcW893 SUOqXwnz5DrgnHtJTxOsQfEKIT7DmDSUCaxw7Rqn8787ZsmRM9e2VmPeBN4uqYvTtW7jvijg9N/y JsXecLq0q+WD6m8AAAD//wMAUEsDBBQABgAIAAAAIQA4/SH/1gAAAJQBAAALAAAAX3JlbHMvLnJl bHOkkMFqwzAMhu+DvYPRfXGawxijTi+j0GvpHsDYimMaW0Yy2fr2M4PBMnrbUb/Q94l/f/hMi1qR JVI2sOt6UJgd+ZiDgffL8ekFlFSbvV0oo4EbChzGx4f9GRdb25HMsYhqlCwG5lrLq9biZkxWOiqY 22YiTra2kYMu1l1tQD30/bPm3wwYN0x18gb45AdQl1tp5j/sFB2T0FQ7R0nTNEV3j6o9feQzro1i OWA14Fm+Q8a1a8+Bvu/d/dMb2JY5uiPbhG/ktn4cqGU/er3pcvwCAAD//wMAUEsDBBQABgAIAAAA IQCZ2PQonAEAAJQDAAAOAAAAZHJzL2Uyb0RvYy54bWysU01P3DAQvVfqf7B8Z5MAQm202T2A4FK1 qMAPMM54Y8n2WLbZZP99x97dLGorIRAXxx/z3sx7M1muJ2vYFkLU6DreLGrOwEnstdt0/Onx9uwb ZzEJ1wuDDjq+g8jXq69flqNv4RwHND0ERiQutqPv+JCSb6sqygGsiAv04OhRYbAi0TFsqj6Ikdit qc7r+qoaMfQ+oIQY6fZm/8hXhV8pkOmXUhESMx2n2lJZQ1mf81qtlqLdBOEHLQ9liA9UYYV2lHSm uhFJsJeg/6GyWgaMqNJCoq1QKS2haCA1Tf2XmodBeChayJzoZ5vi59HKn9trdx/IhtHHNvr7kFVM Ktj8pfrYVMzazWbBlJiky6vm8vvFJXkqj2/VCehDTHeAluVNx412WYdoxfZHTJSMQo8hdDilLru0 M5CDjfsNiumekjUFXaYCrk1gW0H9FFKCS03uIfGV6AxT2pgZWL8NPMRnKJSJeQ94RpTM6NIMttph +F/2NB1LVvv4owN73dmCZ+x3pSnFGmp9UXgY0zxbr88FfvqZVn8AAAD//wMAUEsDBBQABgAIAAAA IQBdcTjb3gAAAAcBAAAPAAAAZHJzL2Rvd25yZXYueG1sTI9Ba8JAEIXvBf/DMkJvdVMpYmM2IpZS KxSpLdjjmp0m0exs2F1N/Pcde2kvDx6PefO9bN7bRpzRh9qRgvtRAgKpcKamUsHnx/PdFESImoxu HKGCCwaY54ObTKfGdfSO520sBZdQSLWCKsY2lTIUFVodRq5F4uzbeasjW19K43XH5baR4ySZSKtr 4g+VbnFZYXHcnqyCN79aLRfry4E2X7bbjde7zWv/otTtsH+asSxmICL28e8CrhuYH3IG27sTmSAa Bbwm/ipnj5PpA4j91co8k//58x8AAAD//wMAUEsBAi0AFAAGAAgAAAAhALaDOJL+AAAA4QEAABMA AAAAAAAAAAAAAAAAAAAAAFtDb250ZW50X1R5cGVzXS54bWxQSwECLQAUAAYACAAAACEAOP0h/9YA AACUAQAACwAAAAAAAAAAAAAAAAAvAQAAX3JlbHMvLnJlbHNQSwECLQAUAAYACAAAACEAmdj0KJwB AACUAwAADgAAAAAAAAAAAAAAAAAuAgAAZHJzL2Uyb0RvYy54bWxQSwECLQAUAAYACAAAACEAXXE4 294AAAAHAQAADwAAAAAAAAAAAAAAAAD2AwAAZHJzL2Rvd25yZXYueG1sUEsFBgAAAAAEAAQA8wAA AAEFAAAAAA== " strokecolor="#156082 [3204]" strokeweight=".5pt">
                 <v:stroke joinstyle="miter"/>
@@ -18379,7 +18428,29 @@
           <w:szCs w:val="20"/>
           <w:lang w:val="es-ES"/>
         </w:rPr>
-        <w:t xml:space="preserve">Código 10 — SQL generado por el LLM (frágil, </w:t>
+        <w:t xml:space="preserve">Código </w:t>
+      </w:r>
+      <w:r>
+        <w:rPr>
+          <w:i/>
+          <w:iCs/>
+          <w:color w:val="595959"/>
+          <w:sz w:val="20"/>
+          <w:szCs w:val="20"/>
+          <w:lang w:val="es-ES"/>
+        </w:rPr>
+        <w:t>8</w:t>
+      </w:r>
+      <w:r>
+        <w:rPr>
+          <w:i/>
+          <w:iCs/>
+          <w:color w:val="595959"/>
+          <w:sz w:val="20"/>
+          <w:szCs w:val="20"/>
+          <w:lang w:val="es-ES"/>
+        </w:rPr>
+        <w:t xml:space="preserve"> — SQL generado por el LLM (frágil, </w:t>
       </w:r>
       <w:proofErr w:type="spellStart"/>
       <w:r>
@@ -18475,6 +18546,7 @@
                 <w:szCs w:val="18"/>
                 <w:lang w:val="es-ES"/>
               </w:rPr>
+              <w:lastRenderedPageBreak/>
               <w:t>-- El LLM usa nombres de las entidades Java -- siempre correcto</w:t>
             </w:r>
           </w:p>
@@ -18513,7 +18585,6 @@
                 <w:szCs w:val="18"/>
                 <w:lang w:val="en-US"/>
               </w:rPr>
-              <w:lastRenderedPageBreak/>
               <w:t>SELECT p FROM Product p</w:t>
             </w:r>
           </w:p>
@@ -19686,7 +19757,7 @@
               </wp:anchor>
             </w:drawing>
           </mc:Choice>
-          <mc:Fallback xmlns:ns9="http://schemas.openxmlformats.org/drawingml/2006/picture" xmlns:ns5="http://schemas.openxmlformats.org/drawingml/2006/main" xmlns:ns11="http://schemas.microsoft.com/office/drawing/2010/main">
+          <mc:Fallback xmlns:ns11="http://schemas.microsoft.com/office/drawing/2010/main" xmlns:ns5="http://schemas.openxmlformats.org/drawingml/2006/main" xmlns:ns9="http://schemas.openxmlformats.org/drawingml/2006/picture">
             <w:pict>
               <v:line w14:anchorId="3DAD94D7" id="Conexão Reta 3" o:spid="_x0000_s1026" style="position:absolute;z-index:251725824;visibility:visible;mso-wrap-style:square;mso-wrap-distance-left:9pt;mso-wrap-distance-top:0;mso-wrap-distance-right:9pt;mso-wrap-distance-bottom:0;mso-position-horizontal:absolute;mso-position-horizontal-relative:text;mso-position-vertical:absolute;mso-position-vertical-relative:text" from="0,-.05pt" to="484.2pt,-.05pt" o:gfxdata="UEsDBBQABgAIAAAAIQC2gziS/gAAAOEBAAATAAAAW0NvbnRlbnRfVHlwZXNdLnhtbJSRQU7DMBBF 90jcwfIWJU67QAgl6YK0S0CoHGBkTxKLZGx5TGhvj5O2G0SRWNoz/78nu9wcxkFMGNg6quQqL6RA 0s5Y6ir5vt9lD1JwBDIwOMJKHpHlpr69KfdHjyxSmriSfYz+USnWPY7AufNIadK6MEJMx9ApD/oD OlTrorhX2lFEilmcO2RdNtjC5xDF9pCuTyYBB5bi6bQ4syoJ3g9WQ0ymaiLzg5KdCXlKLjvcW893 SUOqXwnz5DrgnHtJTxOsQfEKIT7DmDSUCaxw7Rqn8787ZsmRM9e2VmPeBN4uqYvTtW7jvijg9N/y JsXecLq0q+WD6m8AAAD//wMAUEsDBBQABgAIAAAAIQA4/SH/1gAAAJQBAAALAAAAX3JlbHMvLnJl bHOkkMFqwzAMhu+DvYPRfXGawxijTi+j0GvpHsDYimMaW0Yy2fr2M4PBMnrbUb/Q94l/f/hMi1qR JVI2sOt6UJgd+ZiDgffL8ekFlFSbvV0oo4EbChzGx4f9GRdb25HMsYhqlCwG5lrLq9biZkxWOiqY 22YiTra2kYMu1l1tQD30/bPm3wwYN0x18gb45AdQl1tp5j/sFB2T0FQ7R0nTNEV3j6o9feQzro1i OWA14Fm+Q8a1a8+Bvu/d/dMb2JY5uiPbhG/ktn4cqGU/er3pcvwCAAD//wMAUEsDBBQABgAIAAAA IQCZ2PQonAEAAJQDAAAOAAAAZHJzL2Uyb0RvYy54bWysU01P3DAQvVfqf7B8Z5MAQm202T2A4FK1 qMAPMM54Y8n2WLbZZP99x97dLGorIRAXxx/z3sx7M1muJ2vYFkLU6DreLGrOwEnstdt0/Onx9uwb ZzEJ1wuDDjq+g8jXq69flqNv4RwHND0ERiQutqPv+JCSb6sqygGsiAv04OhRYbAi0TFsqj6Ikdit qc7r+qoaMfQ+oIQY6fZm/8hXhV8pkOmXUhESMx2n2lJZQ1mf81qtlqLdBOEHLQ9liA9UYYV2lHSm uhFJsJeg/6GyWgaMqNJCoq1QKS2haCA1Tf2XmodBeChayJzoZ5vi59HKn9trdx/IhtHHNvr7kFVM Ktj8pfrYVMzazWbBlJiky6vm8vvFJXkqj2/VCehDTHeAluVNx412WYdoxfZHTJSMQo8hdDilLru0 M5CDjfsNiumekjUFXaYCrk1gW0H9FFKCS03uIfGV6AxT2pgZWL8NPMRnKJSJeQ94RpTM6NIMttph +F/2NB1LVvv4owN73dmCZ+x3pSnFGmp9UXgY0zxbr88FfvqZVn8AAAD//wMAUEsDBBQABgAIAAAA IQCasyRQ4AAAAAkBAAAPAAAAZHJzL2Rvd25yZXYueG1sTI9Ba8JAEIXvhf6HZQq96UYpYmM2IpZS KxSpFfS4ZqdJ2uxs2F1N/Pcde2kvA4/He/O+bN7bRpzRh9qRgtEwAYFUOFNTqWD38TyYgghRk9GN I1RwwQDz/PYm06lxHb3jeRtLwSUUUq2girFNpQxFhVaHoWuR2Pt03urI0pfSeN1xuW3kOEkm0uqa +EOlW1xWWHxvT1bBm1+tlov15Ys2B9vtx+v95rV/Uer+rn+a8VnMQETs418Crgy8H3IednQnMkE0 CpgmKhiMQLD5OJk+gDj+apln8j9B/gMAAP//AwBQSwECLQAUAAYACAAAACEAtoM4kv4AAADhAQAA EwAAAAAAAAAAAAAAAAAAAAAAW0NvbnRlbnRfVHlwZXNdLnhtbFBLAQItABQABgAIAAAAIQA4/SH/ 1gAAAJQBAAALAAAAAAAAAAAAAAAAAC8BAABfcmVscy8ucmVsc1BLAQItABQABgAIAAAAIQCZ2PQo nAEAAJQDAAAOAAAAAAAAAAAAAAAAAC4CAABkcnMvZTJvRG9jLnhtbFBLAQItABQABgAIAAAAIQCa syRQ4AAAAAkBAAAPAAAAAAAAAAAAAAAAAPYDAABkcnMvZG93bnJldi54bWxQSwUGAAAAAAQABADz AAAAAwUAAAAA " strokecolor="#156082 [3204]" strokeweight=".5pt">
                 <v:stroke joinstyle="miter"/>
@@ -20050,6 +20121,7 @@
                 <w:sz w:val="20"/>
                 <w:szCs w:val="20"/>
               </w:rPr>
+              <w:lastRenderedPageBreak/>
               <w:t>Actualización</w:t>
             </w:r>
             <w:proofErr w:type="spellEnd"/>
@@ -20119,7 +20191,6 @@
                 <w:sz w:val="20"/>
                 <w:szCs w:val="20"/>
               </w:rPr>
-              <w:lastRenderedPageBreak/>
               <w:t>Precisión</w:t>
             </w:r>
             <w:proofErr w:type="spellEnd"/>
@@ -21603,7 +21674,6 @@
                 <w:szCs w:val="18"/>
                 <w:lang w:val="en-US"/>
               </w:rPr>
-              <w:lastRenderedPageBreak/>
               <w:t xml:space="preserve">    </w:t>
             </w:r>
             <w:r>
@@ -22511,7 +22581,29 @@
           <w:lang w:val="en-US"/>
         </w:rPr>
         <w:lastRenderedPageBreak/>
-        <w:t>Código 11 — Entity whitelist + field black</w:t>
+        <w:t>Código 1</w:t>
+      </w:r>
+      <w:r>
+        <w:rPr>
+          <w:i/>
+          <w:iCs/>
+          <w:color w:val="595959"/>
+          <w:sz w:val="20"/>
+          <w:szCs w:val="20"/>
+          <w:lang w:val="en-US"/>
+        </w:rPr>
+        <w:t>0</w:t>
+      </w:r>
+      <w:r>
+        <w:rPr>
+          <w:i/>
+          <w:iCs/>
+          <w:color w:val="595959"/>
+          <w:sz w:val="20"/>
+          <w:szCs w:val="20"/>
+          <w:lang w:val="en-US"/>
+        </w:rPr>
+        <w:t xml:space="preserve"> — Entity whitelist + field black</w:t>
       </w:r>
       <w:r>
         <w:rPr>
@@ -22615,7 +22707,7 @@
               </wp:anchor>
             </w:drawing>
           </mc:Choice>
-          <mc:Fallback xmlns:ns9="http://schemas.openxmlformats.org/drawingml/2006/picture" xmlns:ns5="http://schemas.openxmlformats.org/drawingml/2006/main" xmlns:ns11="http://schemas.microsoft.com/office/drawing/2010/main">
+          <mc:Fallback xmlns:ns11="http://schemas.microsoft.com/office/drawing/2010/main" xmlns:ns5="http://schemas.openxmlformats.org/drawingml/2006/main" xmlns:ns9="http://schemas.openxmlformats.org/drawingml/2006/picture">
             <w:pict>
               <v:line w14:anchorId="58938784" id="Conexão Reta 3" o:spid="_x0000_s1026" style="position:absolute;z-index:251727872;visibility:visible;mso-wrap-style:square;mso-wrap-distance-left:9pt;mso-wrap-distance-top:0;mso-wrap-distance-right:9pt;mso-wrap-distance-bottom:0;mso-position-horizontal:absolute;mso-position-horizontal-relative:text;mso-position-vertical:absolute;mso-position-vertical-relative:text" from="0,-.05pt" to="484.2pt,-.05pt" o:gfxdata="UEsDBBQABgAIAAAAIQC2gziS/gAAAOEBAAATAAAAW0NvbnRlbnRfVHlwZXNdLnhtbJSRQU7DMBBF 90jcwfIWJU67QAgl6YK0S0CoHGBkTxKLZGx5TGhvj5O2G0SRWNoz/78nu9wcxkFMGNg6quQqL6RA 0s5Y6ir5vt9lD1JwBDIwOMJKHpHlpr69KfdHjyxSmriSfYz+USnWPY7AufNIadK6MEJMx9ApD/oD OlTrorhX2lFEilmcO2RdNtjC5xDF9pCuTyYBB5bi6bQ4syoJ3g9WQ0ymaiLzg5KdCXlKLjvcW893 SUOqXwnz5DrgnHtJTxOsQfEKIT7DmDSUCaxw7Rqn8787ZsmRM9e2VmPeBN4uqYvTtW7jvijg9N/y JsXecLq0q+WD6m8AAAD//wMAUEsDBBQABgAIAAAAIQA4/SH/1gAAAJQBAAALAAAAX3JlbHMvLnJl bHOkkMFqwzAMhu+DvYPRfXGawxijTi+j0GvpHsDYimMaW0Yy2fr2M4PBMnrbUb/Q94l/f/hMi1qR JVI2sOt6UJgd+ZiDgffL8ekFlFSbvV0oo4EbChzGx4f9GRdb25HMsYhqlCwG5lrLq9biZkxWOiqY 22YiTra2kYMu1l1tQD30/bPm3wwYN0x18gb45AdQl1tp5j/sFB2T0FQ7R0nTNEV3j6o9feQzro1i OWA14Fm+Q8a1a8+Bvu/d/dMb2JY5uiPbhG/ktn4cqGU/er3pcvwCAAD//wMAUEsDBBQABgAIAAAA IQCZ2PQonAEAAJQDAAAOAAAAZHJzL2Uyb0RvYy54bWysU01P3DAQvVfqf7B8Z5MAQm202T2A4FK1 qMAPMM54Y8n2WLbZZP99x97dLGorIRAXxx/z3sx7M1muJ2vYFkLU6DreLGrOwEnstdt0/Onx9uwb ZzEJ1wuDDjq+g8jXq69flqNv4RwHND0ERiQutqPv+JCSb6sqygGsiAv04OhRYbAi0TFsqj6Ikdit qc7r+qoaMfQ+oIQY6fZm/8hXhV8pkOmXUhESMx2n2lJZQ1mf81qtlqLdBOEHLQ9liA9UYYV2lHSm uhFJsJeg/6GyWgaMqNJCoq1QKS2haCA1Tf2XmodBeChayJzoZ5vi59HKn9trdx/IhtHHNvr7kFVM Ktj8pfrYVMzazWbBlJiky6vm8vvFJXkqj2/VCehDTHeAluVNx412WYdoxfZHTJSMQo8hdDilLru0 M5CDjfsNiumekjUFXaYCrk1gW0H9FFKCS03uIfGV6AxT2pgZWL8NPMRnKJSJeQ94RpTM6NIMttph +F/2NB1LVvv4owN73dmCZ+x3pSnFGmp9UXgY0zxbr88FfvqZVn8AAAD//wMAUEsDBBQABgAIAAAA IQCasyRQ4AAAAAkBAAAPAAAAZHJzL2Rvd25yZXYueG1sTI9Ba8JAEIXvhf6HZQq96UYpYmM2IpZS KxSpFfS4ZqdJ2uxs2F1N/Pcde2kvA4/He/O+bN7bRpzRh9qRgtEwAYFUOFNTqWD38TyYgghRk9GN I1RwwQDz/PYm06lxHb3jeRtLwSUUUq2girFNpQxFhVaHoWuR2Pt03urI0pfSeN1xuW3kOEkm0uqa +EOlW1xWWHxvT1bBm1+tlov15Ys2B9vtx+v95rV/Uer+rn+a8VnMQETs418Crgy8H3IednQnMkE0 CpgmKhiMQLD5OJk+gDj+apln8j9B/gMAAP//AwBQSwECLQAUAAYACAAAACEAtoM4kv4AAADhAQAA EwAAAAAAAAAAAAAAAAAAAAAAW0NvbnRlbnRfVHlwZXNdLnhtbFBLAQItABQABgAIAAAAIQA4/SH/ 1gAAAJQBAAALAAAAAAAAAAAAAAAAAC8BAABfcmVscy8ucmVsc1BLAQItABQABgAIAAAAIQCZ2PQo nAEAAJQDAAAOAAAAAAAAAAAAAAAAAC4CAABkcnMvZTJvRG9jLnhtbFBLAQItABQABgAIAAAAIQCa syRQ4AAAAAkBAAAPAAAAAAAAAAAAAAAAAPYDAABkcnMvZG93bnJldi54bWxQSwUGAAAAAAQABADz AAAAAwUAAAAA " strokecolor="#156082 [3204]" strokeweight=".5pt">
                 <v:stroke joinstyle="miter"/>
@@ -23666,6 +23758,7 @@
                 <w:szCs w:val="18"/>
                 <w:lang w:val="es-ES"/>
               </w:rPr>
+              <w:lastRenderedPageBreak/>
               <w:t>// Tras reiniciar Claude Desktop, 'query_product_database' queda disponible.</w:t>
             </w:r>
           </w:p>
@@ -23694,10 +23787,8 @@
           <w:szCs w:val="20"/>
           <w:lang w:val="es-ES"/>
         </w:rPr>
-        <w:lastRenderedPageBreak/>
-        <w:t>Código 13 — pom.xml y McpServerConfig.java — activación del MCP Server (demo-</w:t>
-      </w:r>
-      <w:proofErr w:type="spellStart"/>
+        <w:t>Código 1</w:t>
+      </w:r>
       <w:r>
         <w:rPr>
           <w:i/>
@@ -23707,9 +23798,8 @@
           <w:szCs w:val="20"/>
           <w:lang w:val="es-ES"/>
         </w:rPr>
-        <w:t>hibernate</w:t>
-      </w:r>
-      <w:proofErr w:type="spellEnd"/>
+        <w:t>1</w:t>
+      </w:r>
       <w:r>
         <w:rPr>
           <w:i/>
@@ -23719,7 +23809,7 @@
           <w:szCs w:val="20"/>
           <w:lang w:val="es-ES"/>
         </w:rPr>
-        <w:t>-</w:t>
+        <w:t xml:space="preserve"> — pom.xml y McpServerConfig.java — activación del MCP Server (demo-</w:t>
       </w:r>
       <w:proofErr w:type="spellStart"/>
       <w:r>
@@ -23731,7 +23821,7 @@
           <w:szCs w:val="20"/>
           <w:lang w:val="es-ES"/>
         </w:rPr>
-        <w:t>ai</w:t>
+        <w:t>hibernate</w:t>
       </w:r>
       <w:proofErr w:type="spellEnd"/>
       <w:r>
@@ -23743,6 +23833,30 @@
           <w:szCs w:val="20"/>
           <w:lang w:val="es-ES"/>
         </w:rPr>
+        <w:t>-</w:t>
+      </w:r>
+      <w:proofErr w:type="spellStart"/>
+      <w:r>
+        <w:rPr>
+          <w:i/>
+          <w:iCs/>
+          <w:color w:val="595959"/>
+          <w:sz w:val="20"/>
+          <w:szCs w:val="20"/>
+          <w:lang w:val="es-ES"/>
+        </w:rPr>
+        <w:t>ai</w:t>
+      </w:r>
+      <w:proofErr w:type="spellEnd"/>
+      <w:r>
+        <w:rPr>
+          <w:i/>
+          <w:iCs/>
+          <w:color w:val="595959"/>
+          <w:sz w:val="20"/>
+          <w:szCs w:val="20"/>
+          <w:lang w:val="es-ES"/>
+        </w:rPr>
         <w:t>)</w:t>
       </w:r>
     </w:p>
@@ -23766,6 +23880,7 @@
       <w:pPr>
         <w:spacing w:before="80" w:after="80" w:line="276" w:lineRule="auto"/>
         <w:rPr>
+          <w:noProof/>
           <w:lang w:val="es-ES"/>
         </w:rPr>
       </w:pPr>
@@ -23823,7 +23938,7 @@
               </wp:anchor>
             </w:drawing>
           </mc:Choice>
-          <mc:Fallback xmlns:ns9="http://schemas.openxmlformats.org/drawingml/2006/picture" xmlns:ns5="http://schemas.openxmlformats.org/drawingml/2006/main" xmlns:ns11="http://schemas.microsoft.com/office/drawing/2010/main">
+          <mc:Fallback xmlns:ns11="http://schemas.microsoft.com/office/drawing/2010/main" xmlns:ns5="http://schemas.openxmlformats.org/drawingml/2006/main" xmlns:ns9="http://schemas.openxmlformats.org/drawingml/2006/picture">
             <w:pict>
               <v:line w14:anchorId="0CC3C2CA" id="Conexão Reta 3" o:spid="_x0000_s1026" style="position:absolute;z-index:251729920;visibility:visible;mso-wrap-style:square;mso-wrap-distance-left:9pt;mso-wrap-distance-top:0;mso-wrap-distance-right:9pt;mso-wrap-distance-bottom:0;mso-position-horizontal:absolute;mso-position-horizontal-relative:text;mso-position-vertical:absolute;mso-position-vertical-relative:text" from="0,-.05pt" to="484.2pt,-.05pt" o:gfxdata="UEsDBBQABgAIAAAAIQC2gziS/gAAAOEBAAATAAAAW0NvbnRlbnRfVHlwZXNdLnhtbJSRQU7DMBBF 90jcwfIWJU67QAgl6YK0S0CoHGBkTxKLZGx5TGhvj5O2G0SRWNoz/78nu9wcxkFMGNg6quQqL6RA 0s5Y6ir5vt9lD1JwBDIwOMJKHpHlpr69KfdHjyxSmriSfYz+USnWPY7AufNIadK6MEJMx9ApD/oD OlTrorhX2lFEilmcO2RdNtjC5xDF9pCuTyYBB5bi6bQ4syoJ3g9WQ0ymaiLzg5KdCXlKLjvcW893 SUOqXwnz5DrgnHtJTxOsQfEKIT7DmDSUCaxw7Rqn8787ZsmRM9e2VmPeBN4uqYvTtW7jvijg9N/y JsXecLq0q+WD6m8AAAD//wMAUEsDBBQABgAIAAAAIQA4/SH/1gAAAJQBAAALAAAAX3JlbHMvLnJl bHOkkMFqwzAMhu+DvYPRfXGawxijTi+j0GvpHsDYimMaW0Yy2fr2M4PBMnrbUb/Q94l/f/hMi1qR JVI2sOt6UJgd+ZiDgffL8ekFlFSbvV0oo4EbChzGx4f9GRdb25HMsYhqlCwG5lrLq9biZkxWOiqY 22YiTra2kYMu1l1tQD30/bPm3wwYN0x18gb45AdQl1tp5j/sFB2T0FQ7R0nTNEV3j6o9feQzro1i OWA14Fm+Q8a1a8+Bvu/d/dMb2JY5uiPbhG/ktn4cqGU/er3pcvwCAAD//wMAUEsDBBQABgAIAAAA IQCZ2PQonAEAAJQDAAAOAAAAZHJzL2Uyb0RvYy54bWysU01P3DAQvVfqf7B8Z5MAQm202T2A4FK1 qMAPMM54Y8n2WLbZZP99x97dLGorIRAXxx/z3sx7M1muJ2vYFkLU6DreLGrOwEnstdt0/Onx9uwb ZzEJ1wuDDjq+g8jXq69flqNv4RwHND0ERiQutqPv+JCSb6sqygGsiAv04OhRYbAi0TFsqj6Ikdit qc7r+qoaMfQ+oIQY6fZm/8hXhV8pkOmXUhESMx2n2lJZQ1mf81qtlqLdBOEHLQ9liA9UYYV2lHSm uhFJsJeg/6GyWgaMqNJCoq1QKS2haCA1Tf2XmodBeChayJzoZ5vi59HKn9trdx/IhtHHNvr7kFVM Ktj8pfrYVMzazWbBlJiky6vm8vvFJXkqj2/VCehDTHeAluVNx412WYdoxfZHTJSMQo8hdDilLru0 M5CDjfsNiumekjUFXaYCrk1gW0H9FFKCS03uIfGV6AxT2pgZWL8NPMRnKJSJeQ94RpTM6NIMttph +F/2NB1LVvv4owN73dmCZ+x3pSnFGmp9UXgY0zxbr88FfvqZVn8AAAD//wMAUEsDBBQABgAIAAAA IQCasyRQ4AAAAAkBAAAPAAAAZHJzL2Rvd25yZXYueG1sTI9Ba8JAEIXvhf6HZQq96UYpYmM2IpZS KxSpFfS4ZqdJ2uxs2F1N/Pcde2kvA4/He/O+bN7bRpzRh9qRgtEwAYFUOFNTqWD38TyYgghRk9GN I1RwwQDz/PYm06lxHb3jeRtLwSUUUq2girFNpQxFhVaHoWuR2Pt03urI0pfSeN1xuW3kOEkm0uqa +EOlW1xWWHxvT1bBm1+tlov15Ys2B9vtx+v95rV/Uer+rn+a8VnMQETs418Crgy8H3IednQnMkE0 CpgmKhiMQLD5OJk+gDj+apln8j9B/gMAAP//AwBQSwECLQAUAAYACAAAACEAtoM4kv4AAADhAQAA EwAAAAAAAAAAAAAAAAAAAAAAW0NvbnRlbnRfVHlwZXNdLnhtbFBLAQItABQABgAIAAAAIQA4/SH/ 1gAAAJQBAAALAAAAAAAAAAAAAAAAAC8BAABfcmVscy8ucmVsc1BLAQItABQABgAIAAAAIQCZ2PQo nAEAAJQDAAAOAAAAAAAAAAAAAAAAAC4CAABkcnMvZTJvRG9jLnhtbFBLAQItABQABgAIAAAAIQCa syRQ4AAAAAkBAAAPAAAAAAAAAAAAAAAAAPYDAABkcnMvZG93bnJldi54bWxQSwUGAAAAAAQABADz AAAAAwUAAAAA " strokecolor="#156082 [3204]" strokeweight=".5pt">
                 <v:stroke joinstyle="miter"/>
@@ -23835,9 +23950,128 @@
       <w:r>
         <w:rPr>
           <w:noProof/>
+        </w:rPr>
+        <mc:AlternateContent>
+          <mc:Choice Requires="wps">
+            <w:drawing>
+              <wp:anchor distT="0" distB="0" distL="114300" distR="114300" simplePos="0" relativeHeight="251742208" behindDoc="0" locked="0" layoutInCell="1" allowOverlap="1" wp14:anchorId="7541F7C4" wp14:editId="7ECB1B27">
+                <wp:simplePos x="0" y="0"/>
+                <wp:positionH relativeFrom="column">
+                  <wp:posOffset>0</wp:posOffset>
+                </wp:positionH>
+                <wp:positionV relativeFrom="paragraph">
+                  <wp:posOffset>-635</wp:posOffset>
+                </wp:positionV>
+                <wp:extent cx="6149340" cy="0"/>
+                <wp:effectExtent l="0" t="0" r="10160" b="12700"/>
+                <wp:wrapNone/>
+                <wp:docPr id="2040418080" name="Conexão Reta 3"/>
+                <wp:cNvGraphicFramePr/>
+                <a:graphic xmlns:a="http://schemas.openxmlformats.org/drawingml/2006/main">
+                  <a:graphicData uri="http://schemas.microsoft.com/office/word/2010/wordprocessingShape">
+                    <wps:wsp>
+                      <wps:cNvCnPr/>
+                      <wps:spPr>
+                        <a:xfrm>
+                          <a:off x="0" y="0"/>
+                          <a:ext cx="6149340" cy="0"/>
+                        </a:xfrm>
+                        <a:prstGeom prst="line">
+                          <a:avLst/>
+                        </a:prstGeom>
+                      </wps:spPr>
+                      <wps:style>
+                        <a:lnRef idx="1">
+                          <a:schemeClr val="accent1"/>
+                        </a:lnRef>
+                        <a:fillRef idx="0">
+                          <a:schemeClr val="accent1"/>
+                        </a:fillRef>
+                        <a:effectRef idx="0">
+                          <a:schemeClr val="accent1"/>
+                        </a:effectRef>
+                        <a:fontRef idx="minor">
+                          <a:schemeClr val="tx1"/>
+                        </a:fontRef>
+                      </wps:style>
+                      <wps:bodyPr/>
+                    </wps:wsp>
+                  </a:graphicData>
+                </a:graphic>
+              </wp:anchor>
+            </w:drawing>
+          </mc:Choice>
+          <mc:Fallback>
+            <w:pict>
+              <v:line w14:anchorId="15B5CF97" id="Conexão Reta 3" o:spid="_x0000_s1026" style="position:absolute;z-index:251742208;visibility:visible;mso-wrap-style:square;mso-wrap-distance-left:9pt;mso-wrap-distance-top:0;mso-wrap-distance-right:9pt;mso-wrap-distance-bottom:0;mso-position-horizontal:absolute;mso-position-horizontal-relative:text;mso-position-vertical:absolute;mso-position-vertical-relative:text" from="0,-.05pt" to="484.2pt,-.05pt" o:gfxdata="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" strokecolor="#156082 [3204]" strokeweight=".5pt">
+                <v:stroke joinstyle="miter"/>
+              </v:line>
+            </w:pict>
+          </mc:Fallback>
+        </mc:AlternateContent>
+      </w:r>
+      <w:r>
+        <w:rPr>
+          <w:noProof/>
           <w:lang w:val="es-ES"/>
         </w:rPr>
         <w:t>MCP comunica usando Server-Sent Events (SSE): el cliente abre una conexión HTTP y el servidor envía los resultados en tiempo real a través de esa conexión. La herramienta MCP query_product_database recibe preguntas en lenguaje natural y envía todo a DatabaseAssistant.chat(), que se encarga de la consulta a la base de datos.</w:t>
+      </w:r>
+    </w:p>
+    <w:p>
+      <w:pPr>
+        <w:spacing w:before="80" w:after="80" w:line="276" w:lineRule="auto"/>
+        <w:rPr>
+          <w:lang w:val="es-ES"/>
+        </w:rPr>
+      </w:pPr>
+      <w:r>
+        <w:rPr>
+          <w:lang w:val="es-ES"/>
+        </w:rPr>
+        <w:t xml:space="preserve">McpServerConfig.java registra la herramienta mediante la anotación @Tool del SDK de Java de MCP. Cuando el cliente de MCP (Claude Desktop, Cursor o cualquier agente) detecta el servidor en http://localhost:8080/mcp/sse, recibe automáticamente la descripción de la herramienta y el esquema de parámetros. A partir de ese momento, cualquier consulta dirigida al agente se puede resolver llamando a </w:t>
+      </w:r>
+      <w:proofErr w:type="spellStart"/>
+      <w:r>
+        <w:rPr>
+          <w:lang w:val="es-ES"/>
+        </w:rPr>
+        <w:t>query_product_database</w:t>
+      </w:r>
+      <w:proofErr w:type="spellEnd"/>
+      <w:r>
+        <w:rPr>
+          <w:lang w:val="es-ES"/>
+        </w:rPr>
+        <w:t xml:space="preserve"> como la herramienta; el agente no necesita saber que hay </w:t>
+      </w:r>
+      <w:proofErr w:type="spellStart"/>
+      <w:r>
+        <w:rPr>
+          <w:lang w:val="es-ES"/>
+        </w:rPr>
+        <w:t>Hibernate</w:t>
+      </w:r>
+      <w:proofErr w:type="spellEnd"/>
+      <w:r>
+        <w:rPr>
+          <w:lang w:val="es-ES"/>
+        </w:rPr>
+        <w:t xml:space="preserve">, HQL o una base de datos H2 subyacente. La seguridad se mantiene: </w:t>
+      </w:r>
+      <w:proofErr w:type="spellStart"/>
+      <w:r>
+        <w:rPr>
+          <w:lang w:val="es-ES"/>
+        </w:rPr>
+        <w:t>HibernateQueryTool</w:t>
+      </w:r>
+      <w:proofErr w:type="spellEnd"/>
+      <w:r>
+        <w:rPr>
+          <w:lang w:val="es-ES"/>
+        </w:rPr>
+        <w:t xml:space="preserve"> continúa validando cada consulta antes de ejecutarla, independientemente de si la solicitud proviene de REST o de MCP.</w:t>
       </w:r>
     </w:p>
     <w:p>
@@ -23917,7 +24151,7 @@
               </wp:anchor>
             </w:drawing>
           </mc:Choice>
-          <mc:Fallback xmlns:ns9="http://schemas.openxmlformats.org/drawingml/2006/picture" xmlns:ns5="http://schemas.openxmlformats.org/drawingml/2006/main" xmlns:ns11="http://schemas.microsoft.com/office/drawing/2010/main">
+          <mc:Fallback xmlns:ns11="http://schemas.microsoft.com/office/drawing/2010/main" xmlns:ns5="http://schemas.openxmlformats.org/drawingml/2006/main" xmlns:ns9="http://schemas.openxmlformats.org/drawingml/2006/picture">
             <w:pict>
               <v:line w14:anchorId="0B18E916" id="Conexão Reta 3" o:spid="_x0000_s1026" style="position:absolute;z-index:251731968;visibility:visible;mso-wrap-style:square;mso-wrap-distance-left:9pt;mso-wrap-distance-top:0;mso-wrap-distance-right:9pt;mso-wrap-distance-bottom:0;mso-position-horizontal:absolute;mso-position-horizontal-relative:text;mso-position-vertical:absolute;mso-position-vertical-relative:text" from="0,-.05pt" to="484.2pt,-.05pt" o:gfxdata="UEsDBBQABgAIAAAAIQC2gziS/gAAAOEBAAATAAAAW0NvbnRlbnRfVHlwZXNdLnhtbJSRQU7DMBBF 90jcwfIWJU67QAgl6YK0S0CoHGBkTxKLZGx5TGhvj5O2G0SRWNoz/78nu9wcxkFMGNg6quQqL6RA 0s5Y6ir5vt9lD1JwBDIwOMJKHpHlpr69KfdHjyxSmriSfYz+USnWPY7AufNIadK6MEJMx9ApD/oD OlTrorhX2lFEilmcO2RdNtjC5xDF9pCuTyYBB5bi6bQ4syoJ3g9WQ0ymaiLzg5KdCXlKLjvcW893 SUOqXwnz5DrgnHtJTxOsQfEKIT7DmDSUCaxw7Rqn8787ZsmRM9e2VmPeBN4uqYvTtW7jvijg9N/y JsXecLq0q+WD6m8AAAD//wMAUEsDBBQABgAIAAAAIQA4/SH/1gAAAJQBAAALAAAAX3JlbHMvLnJl bHOkkMFqwzAMhu+DvYPRfXGawxijTi+j0GvpHsDYimMaW0Yy2fr2M4PBMnrbUb/Q94l/f/hMi1qR JVI2sOt6UJgd+ZiDgffL8ekFlFSbvV0oo4EbChzGx4f9GRdb25HMsYhqlCwG5lrLq9biZkxWOiqY 22YiTra2kYMu1l1tQD30/bPm3wwYN0x18gb45AdQl1tp5j/sFB2T0FQ7R0nTNEV3j6o9feQzro1i OWA14Fm+Q8a1a8+Bvu/d/dMb2JY5uiPbhG/ktn4cqGU/er3pcvwCAAD//wMAUEsDBBQABgAIAAAA IQCZ2PQonAEAAJQDAAAOAAAAZHJzL2Uyb0RvYy54bWysU01P3DAQvVfqf7B8Z5MAQm202T2A4FK1 qMAPMM54Y8n2WLbZZP99x97dLGorIRAXxx/z3sx7M1muJ2vYFkLU6DreLGrOwEnstdt0/Onx9uwb ZzEJ1wuDDjq+g8jXq69flqNv4RwHND0ERiQutqPv+JCSb6sqygGsiAv04OhRYbAi0TFsqj6Ikdit qc7r+qoaMfQ+oIQY6fZm/8hXhV8pkOmXUhESMx2n2lJZQ1mf81qtlqLdBOEHLQ9liA9UYYV2lHSm uhFJsJeg/6GyWgaMqNJCoq1QKS2haCA1Tf2XmodBeChayJzoZ5vi59HKn9trdx/IhtHHNvr7kFVM Ktj8pfrYVMzazWbBlJiky6vm8vvFJXkqj2/VCehDTHeAluVNx412WYdoxfZHTJSMQo8hdDilLru0 M5CDjfsNiumekjUFXaYCrk1gW0H9FFKCS03uIfGV6AxT2pgZWL8NPMRnKJSJeQ94RpTM6NIMttph +F/2NB1LVvv4owN73dmCZ+x3pSnFGmp9UXgY0zxbr88FfvqZVn8AAAD//wMAUEsDBBQABgAIAAAA IQCasyRQ4AAAAAkBAAAPAAAAZHJzL2Rvd25yZXYueG1sTI9Ba8JAEIXvhf6HZQq96UYpYmM2IpZS KxSpFfS4ZqdJ2uxs2F1N/Pcde2kvA4/He/O+bN7bRpzRh9qRgtEwAYFUOFNTqWD38TyYgghRk9GN I1RwwQDz/PYm06lxHb3jeRtLwSUUUq2girFNpQxFhVaHoWuR2Pt03urI0pfSeN1xuW3kOEkm0uqa +EOlW1xWWHxvT1bBm1+tlov15Ys2B9vtx+v95rV/Uer+rn+a8VnMQETs418Crgy8H3IednQnMkE0 CpgmKhiMQLD5OJk+gDj+apln8j9B/gMAAP//AwBQSwECLQAUAAYACAAAACEAtoM4kv4AAADhAQAA EwAAAAAAAAAAAAAAAAAAAAAAW0NvbnRlbnRfVHlwZXNdLnhtbFBLAQItABQABgAIAAAAIQA4/SH/ 1gAAAJQBAAALAAAAAAAAAAAAAAAAAC8BAABfcmVscy8ucmVsc1BLAQItABQABgAIAAAAIQCZ2PQo nAEAAJQDAAAOAAAAAAAAAAAAAAAAAC4CAABkcnMvZTJvRG9jLnhtbFBLAQItABQABgAIAAAAIQCa syRQ4AAAAAkBAAAPAAAAAAAAAAAAAAAAAPYDAABkcnMvZG93bnJldi54bWxQSwUGAAAAAAQABADz AAAAAwUAAAAA " strokecolor="#156082 [3204]" strokeweight=".5pt">
                 <v:stroke joinstyle="miter"/>
@@ -24716,6 +24950,7 @@
                 <w:szCs w:val="18"/>
                 <w:lang w:val="en-US"/>
               </w:rPr>
+              <w:lastRenderedPageBreak/>
               <w:t>curl "http://localhost:8080/assistant/ask?q=Delete+all+products+cheaper+than+10+euros"</w:t>
             </w:r>
           </w:p>
@@ -24916,7 +25151,7 @@
               </wp:anchor>
             </w:drawing>
           </mc:Choice>
-          <mc:Fallback xmlns:ns9="http://schemas.openxmlformats.org/drawingml/2006/picture" xmlns:ns5="http://schemas.openxmlformats.org/drawingml/2006/main" xmlns:ns11="http://schemas.microsoft.com/office/drawing/2010/main">
+          <mc:Fallback xmlns:ns11="http://schemas.microsoft.com/office/drawing/2010/main" xmlns:ns5="http://schemas.openxmlformats.org/drawingml/2006/main" xmlns:ns9="http://schemas.openxmlformats.org/drawingml/2006/picture">
             <w:pict>
               <v:line w14:anchorId="2821BB5C" id="Conexão Reta 3" o:spid="_x0000_s1026" style="position:absolute;z-index:251734016;visibility:visible;mso-wrap-style:square;mso-wrap-distance-left:9pt;mso-wrap-distance-top:0;mso-wrap-distance-right:9pt;mso-wrap-distance-bottom:0;mso-position-horizontal:absolute;mso-position-horizontal-relative:text;mso-position-vertical:absolute;mso-position-vertical-relative:text" from="0,0" to="484.2pt,0" o:gfxdata="UEsDBBQABgAIAAAAIQC2gziS/gAAAOEBAAATAAAAW0NvbnRlbnRfVHlwZXNdLnhtbJSRQU7DMBBF 90jcwfIWJU67QAgl6YK0S0CoHGBkTxKLZGx5TGhvj5O2G0SRWNoz/78nu9wcxkFMGNg6quQqL6RA 0s5Y6ir5vt9lD1JwBDIwOMJKHpHlpr69KfdHjyxSmriSfYz+USnWPY7AufNIadK6MEJMx9ApD/oD OlTrorhX2lFEilmcO2RdNtjC5xDF9pCuTyYBB5bi6bQ4syoJ3g9WQ0ymaiLzg5KdCXlKLjvcW893 SUOqXwnz5DrgnHtJTxOsQfEKIT7DmDSUCaxw7Rqn8787ZsmRM9e2VmPeBN4uqYvTtW7jvijg9N/y JsXecLq0q+WD6m8AAAD//wMAUEsDBBQABgAIAAAAIQA4/SH/1gAAAJQBAAALAAAAX3JlbHMvLnJl bHOkkMFqwzAMhu+DvYPRfXGawxijTi+j0GvpHsDYimMaW0Yy2fr2M4PBMnrbUb/Q94l/f/hMi1qR JVI2sOt6UJgd+ZiDgffL8ekFlFSbvV0oo4EbChzGx4f9GRdb25HMsYhqlCwG5lrLq9biZkxWOiqY 22YiTra2kYMu1l1tQD30/bPm3wwYN0x18gb45AdQl1tp5j/sFB2T0FQ7R0nTNEV3j6o9feQzro1i OWA14Fm+Q8a1a8+Bvu/d/dMb2JY5uiPbhG/ktn4cqGU/er3pcvwCAAD//wMAUEsDBBQABgAIAAAA IQCZ2PQonAEAAJQDAAAOAAAAZHJzL2Uyb0RvYy54bWysU01P3DAQvVfqf7B8Z5MAQm202T2A4FK1 qMAPMM54Y8n2WLbZZP99x97dLGorIRAXxx/z3sx7M1muJ2vYFkLU6DreLGrOwEnstdt0/Onx9uwb ZzEJ1wuDDjq+g8jXq69flqNv4RwHND0ERiQutqPv+JCSb6sqygGsiAv04OhRYbAi0TFsqj6Ikdit qc7r+qoaMfQ+oIQY6fZm/8hXhV8pkOmXUhESMx2n2lJZQ1mf81qtlqLdBOEHLQ9liA9UYYV2lHSm uhFJsJeg/6GyWgaMqNJCoq1QKS2haCA1Tf2XmodBeChayJzoZ5vi59HKn9trdx/IhtHHNvr7kFVM Ktj8pfrYVMzazWbBlJiky6vm8vvFJXkqj2/VCehDTHeAluVNx412WYdoxfZHTJSMQo8hdDilLru0 M5CDjfsNiumekjUFXaYCrk1gW0H9FFKCS03uIfGV6AxT2pgZWL8NPMRnKJSJeQ94RpTM6NIMttph +F/2NB1LVvv4owN73dmCZ+x3pSnFGmp9UXgY0zxbr88FfvqZVn8AAAD//wMAUEsDBBQABgAIAAAA IQBdcTjb3gAAAAcBAAAPAAAAZHJzL2Rvd25yZXYueG1sTI9Ba8JAEIXvBf/DMkJvdVMpYmM2IpZS KxSpLdjjmp0m0exs2F1N/Pcde2kvDx6PefO9bN7bRpzRh9qRgvtRAgKpcKamUsHnx/PdFESImoxu HKGCCwaY54ObTKfGdfSO520sBZdQSLWCKsY2lTIUFVodRq5F4uzbeasjW19K43XH5baR4ySZSKtr 4g+VbnFZYXHcnqyCN79aLRfry4E2X7bbjde7zWv/otTtsH+asSxmICL28e8CrhuYH3IG27sTmSAa Bbwm/ipnj5PpA4j91co8k//58x8AAAD//wMAUEsBAi0AFAAGAAgAAAAhALaDOJL+AAAA4QEAABMA AAAAAAAAAAAAAAAAAAAAAFtDb250ZW50X1R5cGVzXS54bWxQSwECLQAUAAYACAAAACEAOP0h/9YA AACUAQAACwAAAAAAAAAAAAAAAAAvAQAAX3JlbHMvLnJlbHNQSwECLQAUAAYACAAAACEAmdj0KJwB AACUAwAADgAAAAAAAAAAAAAAAAAuAgAAZHJzL2Uyb0RvYy54bWxQSwECLQAUAAYACAAAACEAXXE4 294AAAAHAQAADwAAAAAAAAAAAAAAAAD2AwAAZHJzL2Rvd25yZXYueG1sUEsFBgAAAAAEAAQA8wAA AAEFAAAAAA== " strokecolor="#156082 [3204]" strokeweight=".5pt">
                 <v:stroke joinstyle="miter"/>
@@ -24956,7 +25191,6 @@
           <w:b/>
           <w:bCs/>
         </w:rPr>
-        <w:lastRenderedPageBreak/>
         <w:t xml:space="preserve">@AiService (LangChain4j): </w:t>
       </w:r>
       <w:r>
@@ -25251,7 +25485,7 @@
               </wp:anchor>
             </w:drawing>
           </mc:Choice>
-          <mc:Fallback xmlns:ns9="http://schemas.openxmlformats.org/drawingml/2006/picture" xmlns:ns5="http://schemas.openxmlformats.org/drawingml/2006/main" xmlns:ns11="http://schemas.microsoft.com/office/drawing/2010/main">
+          <mc:Fallback xmlns:ns11="http://schemas.microsoft.com/office/drawing/2010/main" xmlns:ns5="http://schemas.openxmlformats.org/drawingml/2006/main" xmlns:ns9="http://schemas.openxmlformats.org/drawingml/2006/picture">
             <w:pict>
               <v:line w14:anchorId="3DBDCB33" id="Conexão Reta 3" o:spid="_x0000_s1026" style="position:absolute;z-index:251736064;visibility:visible;mso-wrap-style:square;mso-wrap-distance-left:9pt;mso-wrap-distance-top:0;mso-wrap-distance-right:9pt;mso-wrap-distance-bottom:0;mso-position-horizontal:absolute;mso-position-horizontal-relative:text;mso-position-vertical:absolute;mso-position-vertical-relative:text" from="0,-.05pt" to="484.2pt,-.05pt" o:gfxdata="UEsDBBQABgAIAAAAIQC2gziS/gAAAOEBAAATAAAAW0NvbnRlbnRfVHlwZXNdLnhtbJSRQU7DMBBF 90jcwfIWJU67QAgl6YK0S0CoHGBkTxKLZGx5TGhvj5O2G0SRWNoz/78nu9wcxkFMGNg6quQqL6RA 0s5Y6ir5vt9lD1JwBDIwOMJKHpHlpr69KfdHjyxSmriSfYz+USnWPY7AufNIadK6MEJMx9ApD/oD OlTrorhX2lFEilmcO2RdNtjC5xDF9pCuTyYBB5bi6bQ4syoJ3g9WQ0ymaiLzg5KdCXlKLjvcW893 SUOqXwnz5DrgnHtJTxOsQfEKIT7DmDSUCaxw7Rqn8787ZsmRM9e2VmPeBN4uqYvTtW7jvijg9N/y JsXecLq0q+WD6m8AAAD//wMAUEsDBBQABgAIAAAAIQA4/SH/1gAAAJQBAAALAAAAX3JlbHMvLnJl bHOkkMFqwzAMhu+DvYPRfXGawxijTi+j0GvpHsDYimMaW0Yy2fr2M4PBMnrbUb/Q94l/f/hMi1qR JVI2sOt6UJgd+ZiDgffL8ekFlFSbvV0oo4EbChzGx4f9GRdb25HMsYhqlCwG5lrLq9biZkxWOiqY 22YiTra2kYMu1l1tQD30/bPm3wwYN0x18gb45AdQl1tp5j/sFB2T0FQ7R0nTNEV3j6o9feQzro1i OWA14Fm+Q8a1a8+Bvu/d/dMb2JY5uiPbhG/ktn4cqGU/er3pcvwCAAD//wMAUEsDBBQABgAIAAAA IQCZ2PQonAEAAJQDAAAOAAAAZHJzL2Uyb0RvYy54bWysU01P3DAQvVfqf7B8Z5MAQm202T2A4FK1 qMAPMM54Y8n2WLbZZP99x97dLGorIRAXxx/z3sx7M1muJ2vYFkLU6DreLGrOwEnstdt0/Onx9uwb ZzEJ1wuDDjq+g8jXq69flqNv4RwHND0ERiQutqPv+JCSb6sqygGsiAv04OhRYbAi0TFsqj6Ikdit qc7r+qoaMfQ+oIQY6fZm/8hXhV8pkOmXUhESMx2n2lJZQ1mf81qtlqLdBOEHLQ9liA9UYYV2lHSm uhFJsJeg/6GyWgaMqNJCoq1QKS2haCA1Tf2XmodBeChayJzoZ5vi59HKn9trdx/IhtHHNvr7kFVM Ktj8pfrYVMzazWbBlJiky6vm8vvFJXkqj2/VCehDTHeAluVNx412WYdoxfZHTJSMQo8hdDilLru0 M5CDjfsNiumekjUFXaYCrk1gW0H9FFKCS03uIfGV6AxT2pgZWL8NPMRnKJSJeQ94RpTM6NIMttph +F/2NB1LVvv4owN73dmCZ+x3pSnFGmp9UXgY0zxbr88FfvqZVn8AAAD//wMAUEsDBBQABgAIAAAA IQCasyRQ4AAAAAkBAAAPAAAAZHJzL2Rvd25yZXYueG1sTI9Ba8JAEIXvhf6HZQq96UYpYmM2IpZS KxSpFfS4ZqdJ2uxs2F1N/Pcde2kvA4/He/O+bN7bRpzRh9qRgtEwAYFUOFNTqWD38TyYgghRk9GN I1RwwQDz/PYm06lxHb3jeRtLwSUUUq2girFNpQxFhVaHoWuR2Pt03urI0pfSeN1xuW3kOEkm0uqa +EOlW1xWWHxvT1bBm1+tlov15Ys2B9vtx+v95rV/Uer+rn+a8VnMQETs418Crgy8H3IednQnMkE0 CpgmKhiMQLD5OJk+gDj+apln8j9B/gMAAP//AwBQSwECLQAUAAYACAAAACEAtoM4kv4AAADhAQAA EwAAAAAAAAAAAAAAAAAAAAAAW0NvbnRlbnRfVHlwZXNdLnhtbFBLAQItABQABgAIAAAAIQA4/SH/ 1gAAAJQBAAALAAAAAAAAAAAAAAAAAC8BAABfcmVscy8ucmVsc1BLAQItABQABgAIAAAAIQCZ2PQo nAEAAJQDAAAOAAAAAAAAAAAAAAAAAC4CAABkcnMvZTJvRG9jLnhtbFBLAQItABQABgAIAAAAIQCa syRQ4AAAAAkBAAAPAAAAAAAAAAAAAAAAAPYDAABkcnMvZG93bnJldi54bWxQSwUGAAAAAAQABADz AAAAAwUAAAAA " strokecolor="#156082 [3204]" strokeweight=".5pt">
                 <v:stroke joinstyle="miter"/>

--- a/local_llm_es.docx
+++ b/local_llm_es.docx
@@ -95,7 +95,7 @@
           <w:r>
             <w:fldChar w:fldCharType="separate"/>
           </w:r>
-          <w:hyperlink w:anchor="_Toc230344045" w:history="1">
+          <w:hyperlink w:anchor="_Toc230356223" w:history="1">
             <w:r>
               <w:rPr>
                 <w:rStyle w:val="Hiperligao"/>
@@ -120,7 +120,7 @@
               <w:rPr>
                 <w:noProof/>
               </w:rPr>
-              <w:instrText xml:space="preserve"> PAGEREF _Toc230344045 \h </w:instrText>
+              <w:instrText xml:space="preserve"> PAGEREF _Toc230356223 \h </w:instrText>
             </w:r>
             <w:r>
               <w:rPr>
@@ -162,7 +162,7 @@
               <w14:ligatures w14:val="standardContextual"/>
             </w:rPr>
           </w:pPr>
-          <w:hyperlink w:anchor="_Toc230344046" w:history="1">
+          <w:hyperlink w:anchor="_Toc230356224" w:history="1">
             <w:r>
               <w:rPr>
                 <w:rStyle w:val="Hiperligao"/>
@@ -187,7 +187,7 @@
               <w:rPr>
                 <w:noProof/>
               </w:rPr>
-              <w:instrText xml:space="preserve"> PAGEREF _Toc230344046 \h </w:instrText>
+              <w:instrText xml:space="preserve"> PAGEREF _Toc230356224 \h </w:instrText>
             </w:r>
             <w:r>
               <w:rPr>
@@ -229,7 +229,7 @@
               <w14:ligatures w14:val="standardContextual"/>
             </w:rPr>
           </w:pPr>
-          <w:hyperlink w:anchor="_Toc230344047" w:history="1">
+          <w:hyperlink w:anchor="_Toc230356225" w:history="1">
             <w:r>
               <w:rPr>
                 <w:rStyle w:val="Hiperligao"/>
@@ -254,7 +254,7 @@
               <w:rPr>
                 <w:noProof/>
               </w:rPr>
-              <w:instrText xml:space="preserve"> PAGEREF _Toc230344047 \h </w:instrText>
+              <w:instrText xml:space="preserve"> PAGEREF _Toc230356225 \h </w:instrText>
             </w:r>
             <w:r>
               <w:rPr>
@@ -296,7 +296,7 @@
               <w14:ligatures w14:val="standardContextual"/>
             </w:rPr>
           </w:pPr>
-          <w:hyperlink w:anchor="_Toc230344048" w:history="1">
+          <w:hyperlink w:anchor="_Toc230356226" w:history="1">
             <w:r>
               <w:rPr>
                 <w:rStyle w:val="Hiperligao"/>
@@ -321,7 +321,7 @@
               <w:rPr>
                 <w:noProof/>
               </w:rPr>
-              <w:instrText xml:space="preserve"> PAGEREF _Toc230344048 \h </w:instrText>
+              <w:instrText xml:space="preserve"> PAGEREF _Toc230356226 \h </w:instrText>
             </w:r>
             <w:r>
               <w:rPr>
@@ -363,7 +363,7 @@
               <w14:ligatures w14:val="standardContextual"/>
             </w:rPr>
           </w:pPr>
-          <w:hyperlink w:anchor="_Toc230344049" w:history="1">
+          <w:hyperlink w:anchor="_Toc230356227" w:history="1">
             <w:r>
               <w:rPr>
                 <w:rStyle w:val="Hiperligao"/>
@@ -388,7 +388,7 @@
               <w:rPr>
                 <w:noProof/>
               </w:rPr>
-              <w:instrText xml:space="preserve"> PAGEREF _Toc230344049 \h </w:instrText>
+              <w:instrText xml:space="preserve"> PAGEREF _Toc230356227 \h </w:instrText>
             </w:r>
             <w:r>
               <w:rPr>
@@ -430,7 +430,7 @@
               <w14:ligatures w14:val="standardContextual"/>
             </w:rPr>
           </w:pPr>
-          <w:hyperlink w:anchor="_Toc230344050" w:history="1">
+          <w:hyperlink w:anchor="_Toc230356228" w:history="1">
             <w:r>
               <w:rPr>
                 <w:rStyle w:val="Hiperligao"/>
@@ -455,7 +455,7 @@
               <w:rPr>
                 <w:noProof/>
               </w:rPr>
-              <w:instrText xml:space="preserve"> PAGEREF _Toc230344050 \h </w:instrText>
+              <w:instrText xml:space="preserve"> PAGEREF _Toc230356228 \h </w:instrText>
             </w:r>
             <w:r>
               <w:rPr>
@@ -497,7 +497,7 @@
               <w14:ligatures w14:val="standardContextual"/>
             </w:rPr>
           </w:pPr>
-          <w:hyperlink w:anchor="_Toc230344051" w:history="1">
+          <w:hyperlink w:anchor="_Toc230356229" w:history="1">
             <w:r>
               <w:rPr>
                 <w:rStyle w:val="Hiperligao"/>
@@ -522,7 +522,7 @@
               <w:rPr>
                 <w:noProof/>
               </w:rPr>
-              <w:instrText xml:space="preserve"> PAGEREF _Toc230344051 \h </w:instrText>
+              <w:instrText xml:space="preserve"> PAGEREF _Toc230356229 \h </w:instrText>
             </w:r>
             <w:r>
               <w:rPr>
@@ -564,7 +564,7 @@
               <w14:ligatures w14:val="standardContextual"/>
             </w:rPr>
           </w:pPr>
-          <w:hyperlink w:anchor="_Toc230344052" w:history="1">
+          <w:hyperlink w:anchor="_Toc230356230" w:history="1">
             <w:r>
               <w:rPr>
                 <w:rStyle w:val="Hiperligao"/>
@@ -589,7 +589,7 @@
               <w:rPr>
                 <w:noProof/>
               </w:rPr>
-              <w:instrText xml:space="preserve"> PAGEREF _Toc230344052 \h </w:instrText>
+              <w:instrText xml:space="preserve"> PAGEREF _Toc230356230 \h </w:instrText>
             </w:r>
             <w:r>
               <w:rPr>
@@ -631,7 +631,7 @@
               <w14:ligatures w14:val="standardContextual"/>
             </w:rPr>
           </w:pPr>
-          <w:hyperlink w:anchor="_Toc230344053" w:history="1">
+          <w:hyperlink w:anchor="_Toc230356231" w:history="1">
             <w:r>
               <w:rPr>
                 <w:rStyle w:val="Hiperligao"/>
@@ -655,7 +655,7 @@
               <w:rPr>
                 <w:noProof/>
               </w:rPr>
-              <w:instrText xml:space="preserve"> PAGEREF _Toc230344053 \h </w:instrText>
+              <w:instrText xml:space="preserve"> PAGEREF _Toc230356231 \h </w:instrText>
             </w:r>
             <w:r>
               <w:rPr>
@@ -697,7 +697,7 @@
               <w14:ligatures w14:val="standardContextual"/>
             </w:rPr>
           </w:pPr>
-          <w:hyperlink w:anchor="_Toc230344054" w:history="1">
+          <w:hyperlink w:anchor="_Toc230356232" w:history="1">
             <w:r>
               <w:rPr>
                 <w:rStyle w:val="Hiperligao"/>
@@ -722,7 +722,7 @@
               <w:rPr>
                 <w:noProof/>
               </w:rPr>
-              <w:instrText xml:space="preserve"> PAGEREF _Toc230344054 \h </w:instrText>
+              <w:instrText xml:space="preserve"> PAGEREF _Toc230356232 \h </w:instrText>
             </w:r>
             <w:r>
               <w:rPr>
@@ -764,7 +764,7 @@
               <w14:ligatures w14:val="standardContextual"/>
             </w:rPr>
           </w:pPr>
-          <w:hyperlink w:anchor="_Toc230344055" w:history="1">
+          <w:hyperlink w:anchor="_Toc230356233" w:history="1">
             <w:r>
               <w:rPr>
                 <w:rStyle w:val="Hiperligao"/>
@@ -789,7 +789,7 @@
               <w:rPr>
                 <w:noProof/>
               </w:rPr>
-              <w:instrText xml:space="preserve"> PAGEREF _Toc230344055 \h </w:instrText>
+              <w:instrText xml:space="preserve"> PAGEREF _Toc230356233 \h </w:instrText>
             </w:r>
             <w:r>
               <w:rPr>
@@ -831,7 +831,7 @@
               <w14:ligatures w14:val="standardContextual"/>
             </w:rPr>
           </w:pPr>
-          <w:hyperlink w:anchor="_Toc230344056" w:history="1">
+          <w:hyperlink w:anchor="_Toc230356234" w:history="1">
             <w:r>
               <w:rPr>
                 <w:rStyle w:val="Hiperligao"/>
@@ -856,7 +856,7 @@
               <w:rPr>
                 <w:noProof/>
               </w:rPr>
-              <w:instrText xml:space="preserve"> PAGEREF _Toc230344056 \h </w:instrText>
+              <w:instrText xml:space="preserve"> PAGEREF _Toc230356234 \h </w:instrText>
             </w:r>
             <w:r>
               <w:rPr>
@@ -898,7 +898,7 @@
               <w14:ligatures w14:val="standardContextual"/>
             </w:rPr>
           </w:pPr>
-          <w:hyperlink w:anchor="_Toc230344057" w:history="1">
+          <w:hyperlink w:anchor="_Toc230356235" w:history="1">
             <w:r>
               <w:rPr>
                 <w:rStyle w:val="Hiperligao"/>
@@ -923,7 +923,7 @@
               <w:rPr>
                 <w:noProof/>
               </w:rPr>
-              <w:instrText xml:space="preserve"> PAGEREF _Toc230344057 \h </w:instrText>
+              <w:instrText xml:space="preserve"> PAGEREF _Toc230356235 \h </w:instrText>
             </w:r>
             <w:r>
               <w:rPr>
@@ -965,7 +965,7 @@
               <w14:ligatures w14:val="standardContextual"/>
             </w:rPr>
           </w:pPr>
-          <w:hyperlink w:anchor="_Toc230344058" w:history="1">
+          <w:hyperlink w:anchor="_Toc230356236" w:history="1">
             <w:r>
               <w:rPr>
                 <w:rStyle w:val="Hiperligao"/>
@@ -990,7 +990,7 @@
               <w:rPr>
                 <w:noProof/>
               </w:rPr>
-              <w:instrText xml:space="preserve"> PAGEREF _Toc230344058 \h </w:instrText>
+              <w:instrText xml:space="preserve"> PAGEREF _Toc230356236 \h </w:instrText>
             </w:r>
             <w:r>
               <w:rPr>
@@ -1032,7 +1032,7 @@
               <w14:ligatures w14:val="standardContextual"/>
             </w:rPr>
           </w:pPr>
-          <w:hyperlink w:anchor="_Toc230344059" w:history="1">
+          <w:hyperlink w:anchor="_Toc230356237" w:history="1">
             <w:r>
               <w:rPr>
                 <w:rStyle w:val="Hiperligao"/>
@@ -1057,7 +1057,7 @@
               <w:rPr>
                 <w:noProof/>
               </w:rPr>
-              <w:instrText xml:space="preserve"> PAGEREF _Toc230344059 \h </w:instrText>
+              <w:instrText xml:space="preserve"> PAGEREF _Toc230356237 \h </w:instrText>
             </w:r>
             <w:r>
               <w:rPr>
@@ -1074,7 +1074,7 @@
               <w:rPr>
                 <w:noProof/>
               </w:rPr>
-              <w:t>13</w:t>
+              <w:t>14</w:t>
             </w:r>
             <w:r>
               <w:rPr>
@@ -1099,7 +1099,7 @@
               <w14:ligatures w14:val="standardContextual"/>
             </w:rPr>
           </w:pPr>
-          <w:hyperlink w:anchor="_Toc230344060" w:history="1">
+          <w:hyperlink w:anchor="_Toc230356238" w:history="1">
             <w:r>
               <w:rPr>
                 <w:rStyle w:val="Hiperligao"/>
@@ -1123,7 +1123,7 @@
               <w:rPr>
                 <w:noProof/>
               </w:rPr>
-              <w:instrText xml:space="preserve"> PAGEREF _Toc230344060 \h </w:instrText>
+              <w:instrText xml:space="preserve"> PAGEREF _Toc230356238 \h </w:instrText>
             </w:r>
             <w:r>
               <w:rPr>
@@ -1165,7 +1165,7 @@
               <w14:ligatures w14:val="standardContextual"/>
             </w:rPr>
           </w:pPr>
-          <w:hyperlink w:anchor="_Toc230344061" w:history="1">
+          <w:hyperlink w:anchor="_Toc230356239" w:history="1">
             <w:r>
               <w:rPr>
                 <w:rStyle w:val="Hiperligao"/>
@@ -1190,7 +1190,7 @@
               <w:rPr>
                 <w:noProof/>
               </w:rPr>
-              <w:instrText xml:space="preserve"> PAGEREF _Toc230344061 \h </w:instrText>
+              <w:instrText xml:space="preserve"> PAGEREF _Toc230356239 \h </w:instrText>
             </w:r>
             <w:r>
               <w:rPr>
@@ -1232,7 +1232,7 @@
               <w14:ligatures w14:val="standardContextual"/>
             </w:rPr>
           </w:pPr>
-          <w:hyperlink w:anchor="_Toc230344062" w:history="1">
+          <w:hyperlink w:anchor="_Toc230356240" w:history="1">
             <w:r>
               <w:rPr>
                 <w:rStyle w:val="Hiperligao"/>
@@ -1257,7 +1257,7 @@
               <w:rPr>
                 <w:noProof/>
               </w:rPr>
-              <w:instrText xml:space="preserve"> PAGEREF _Toc230344062 \h </w:instrText>
+              <w:instrText xml:space="preserve"> PAGEREF _Toc230356240 \h </w:instrText>
             </w:r>
             <w:r>
               <w:rPr>
@@ -1299,7 +1299,7 @@
               <w14:ligatures w14:val="standardContextual"/>
             </w:rPr>
           </w:pPr>
-          <w:hyperlink w:anchor="_Toc230344063" w:history="1">
+          <w:hyperlink w:anchor="_Toc230356241" w:history="1">
             <w:r>
               <w:rPr>
                 <w:rStyle w:val="Hiperligao"/>
@@ -1324,7 +1324,7 @@
               <w:rPr>
                 <w:noProof/>
               </w:rPr>
-              <w:instrText xml:space="preserve"> PAGEREF _Toc230344063 \h </w:instrText>
+              <w:instrText xml:space="preserve"> PAGEREF _Toc230356241 \h </w:instrText>
             </w:r>
             <w:r>
               <w:rPr>
@@ -1366,7 +1366,7 @@
               <w14:ligatures w14:val="standardContextual"/>
             </w:rPr>
           </w:pPr>
-          <w:hyperlink w:anchor="_Toc230344064" w:history="1">
+          <w:hyperlink w:anchor="_Toc230356242" w:history="1">
             <w:r>
               <w:rPr>
                 <w:rStyle w:val="Hiperligao"/>
@@ -1391,7 +1391,7 @@
               <w:rPr>
                 <w:noProof/>
               </w:rPr>
-              <w:instrText xml:space="preserve"> PAGEREF _Toc230344064 \h </w:instrText>
+              <w:instrText xml:space="preserve"> PAGEREF _Toc230356242 \h </w:instrText>
             </w:r>
             <w:r>
               <w:rPr>
@@ -1433,7 +1433,7 @@
               <w14:ligatures w14:val="standardContextual"/>
             </w:rPr>
           </w:pPr>
-          <w:hyperlink w:anchor="_Toc230344065" w:history="1">
+          <w:hyperlink w:anchor="_Toc230356243" w:history="1">
             <w:r>
               <w:rPr>
                 <w:rStyle w:val="Hiperligao"/>
@@ -1458,7 +1458,7 @@
               <w:rPr>
                 <w:noProof/>
               </w:rPr>
-              <w:instrText xml:space="preserve"> PAGEREF _Toc230344065 \h </w:instrText>
+              <w:instrText xml:space="preserve"> PAGEREF _Toc230356243 \h </w:instrText>
             </w:r>
             <w:r>
               <w:rPr>
@@ -1500,7 +1500,7 @@
               <w14:ligatures w14:val="standardContextual"/>
             </w:rPr>
           </w:pPr>
-          <w:hyperlink w:anchor="_Toc230344066" w:history="1">
+          <w:hyperlink w:anchor="_Toc230356244" w:history="1">
             <w:r>
               <w:rPr>
                 <w:rStyle w:val="Hiperligao"/>
@@ -1525,7 +1525,7 @@
               <w:rPr>
                 <w:noProof/>
               </w:rPr>
-              <w:instrText xml:space="preserve"> PAGEREF _Toc230344066 \h </w:instrText>
+              <w:instrText xml:space="preserve"> PAGEREF _Toc230356244 \h </w:instrText>
             </w:r>
             <w:r>
               <w:rPr>
@@ -1542,7 +1542,7 @@
               <w:rPr>
                 <w:noProof/>
               </w:rPr>
-              <w:t>19</w:t>
+              <w:t>20</w:t>
             </w:r>
             <w:r>
               <w:rPr>
@@ -1567,7 +1567,7 @@
               <w14:ligatures w14:val="standardContextual"/>
             </w:rPr>
           </w:pPr>
-          <w:hyperlink w:anchor="_Toc230344067" w:history="1">
+          <w:hyperlink w:anchor="_Toc230356245" w:history="1">
             <w:r>
               <w:rPr>
                 <w:rStyle w:val="Hiperligao"/>
@@ -1592,7 +1592,7 @@
               <w:rPr>
                 <w:noProof/>
               </w:rPr>
-              <w:instrText xml:space="preserve"> PAGEREF _Toc230344067 \h </w:instrText>
+              <w:instrText xml:space="preserve"> PAGEREF _Toc230356245 \h </w:instrText>
             </w:r>
             <w:r>
               <w:rPr>
@@ -1634,7 +1634,7 @@
               <w14:ligatures w14:val="standardContextual"/>
             </w:rPr>
           </w:pPr>
-          <w:hyperlink w:anchor="_Toc230344068" w:history="1">
+          <w:hyperlink w:anchor="_Toc230356246" w:history="1">
             <w:r>
               <w:rPr>
                 <w:rStyle w:val="Hiperligao"/>
@@ -1658,7 +1658,7 @@
               <w:rPr>
                 <w:noProof/>
               </w:rPr>
-              <w:instrText xml:space="preserve"> PAGEREF _Toc230344068 \h </w:instrText>
+              <w:instrText xml:space="preserve"> PAGEREF _Toc230356246 \h </w:instrText>
             </w:r>
             <w:r>
               <w:rPr>
@@ -1675,7 +1675,7 @@
               <w:rPr>
                 <w:noProof/>
               </w:rPr>
-              <w:t>20</w:t>
+              <w:t>21</w:t>
             </w:r>
             <w:r>
               <w:rPr>
@@ -1700,7 +1700,7 @@
               <w14:ligatures w14:val="standardContextual"/>
             </w:rPr>
           </w:pPr>
-          <w:hyperlink w:anchor="_Toc230344069" w:history="1">
+          <w:hyperlink w:anchor="_Toc230356247" w:history="1">
             <w:r>
               <w:rPr>
                 <w:rStyle w:val="Hiperligao"/>
@@ -1725,7 +1725,7 @@
               <w:rPr>
                 <w:noProof/>
               </w:rPr>
-              <w:instrText xml:space="preserve"> PAGEREF _Toc230344069 \h </w:instrText>
+              <w:instrText xml:space="preserve"> PAGEREF _Toc230356247 \h </w:instrText>
             </w:r>
             <w:r>
               <w:rPr>
@@ -1767,7 +1767,7 @@
               <w14:ligatures w14:val="standardContextual"/>
             </w:rPr>
           </w:pPr>
-          <w:hyperlink w:anchor="_Toc230344070" w:history="1">
+          <w:hyperlink w:anchor="_Toc230356248" w:history="1">
             <w:r>
               <w:rPr>
                 <w:rStyle w:val="Hiperligao"/>
@@ -1792,7 +1792,7 @@
               <w:rPr>
                 <w:noProof/>
               </w:rPr>
-              <w:instrText xml:space="preserve"> PAGEREF _Toc230344070 \h </w:instrText>
+              <w:instrText xml:space="preserve"> PAGEREF _Toc230356248 \h </w:instrText>
             </w:r>
             <w:r>
               <w:rPr>
@@ -1841,7 +1841,7 @@
           <w:lang w:val="en-US"/>
         </w:rPr>
       </w:pPr>
-      <w:bookmarkStart w:id="0" w:name="_Toc230344045"/>
+      <w:bookmarkStart w:id="0" w:name="_Toc230356223"/>
       <w:r>
         <w:rPr>
           <w:lang w:val="en-US"/>
@@ -1962,7 +1962,7 @@
           <w:lang w:val="es-ES"/>
         </w:rPr>
       </w:pPr>
-      <w:bookmarkStart w:id="1" w:name="_Toc230344046"/>
+      <w:bookmarkStart w:id="1" w:name="_Toc230356224"/>
       <w:r>
         <w:rPr>
           <w:noProof/>
@@ -2033,7 +2033,7 @@
               </wp:anchor>
             </w:drawing>
           </mc:Choice>
-          <mc:Fallback xmlns:ns11="http://schemas.microsoft.com/office/drawing/2010/main" xmlns:ns5="http://schemas.openxmlformats.org/drawingml/2006/main" xmlns:ns9="http://schemas.openxmlformats.org/drawingml/2006/picture">
+          <mc:Fallback xmlns:ns9="http://schemas.openxmlformats.org/drawingml/2006/picture" xmlns:ns5="http://schemas.openxmlformats.org/drawingml/2006/main" xmlns:ns11="http://schemas.microsoft.com/office/drawing/2010/main">
             <w:pict>
               <v:line w14:anchorId="16FFBEF1" id="Conexão Reta 2" o:spid="_x0000_s1026" style="position:absolute;z-index:251699200;visibility:visible;mso-wrap-style:square;mso-wrap-distance-left:9pt;mso-wrap-distance-top:0;mso-wrap-distance-right:9pt;mso-wrap-distance-bottom:0;mso-position-horizontal:absolute;mso-position-horizontal-relative:text;mso-position-vertical:absolute;mso-position-vertical-relative:text" from="0,-.05pt" to="484.2pt,-.05pt" o:gfxdata="UEsDBBQABgAIAAAAIQC2gziS/gAAAOEBAAATAAAAW0NvbnRlbnRfVHlwZXNdLnhtbJSRQU7DMBBF 90jcwfIWJU67QAgl6YK0S0CoHGBkTxKLZGx5TGhvj5O2G0SRWNoz/78nu9wcxkFMGNg6quQqL6RA 0s5Y6ir5vt9lD1JwBDIwOMJKHpHlpr69KfdHjyxSmriSfYz+USnWPY7AufNIadK6MEJMx9ApD/oD OlTrorhX2lFEilmcO2RdNtjC5xDF9pCuTyYBB5bi6bQ4syoJ3g9WQ0ymaiLzg5KdCXlKLjvcW893 SUOqXwnz5DrgnHtJTxOsQfEKIT7DmDSUCaxw7Rqn8787ZsmRM9e2VmPeBN4uqYvTtW7jvijg9N/y JsXecLq0q+WD6m8AAAD//wMAUEsDBBQABgAIAAAAIQA4/SH/1gAAAJQBAAALAAAAX3JlbHMvLnJl bHOkkMFqwzAMhu+DvYPRfXGawxijTi+j0GvpHsDYimMaW0Yy2fr2M4PBMnrbUb/Q94l/f/hMi1qR JVI2sOt6UJgd+ZiDgffL8ekFlFSbvV0oo4EbChzGx4f9GRdb25HMsYhqlCwG5lrLq9biZkxWOiqY 22YiTra2kYMu1l1tQD30/bPm3wwYN0x18gb45AdQl1tp5j/sFB2T0FQ7R0nTNEV3j6o9feQzro1i OWA14Fm+Q8a1a8+Bvu/d/dMb2JY5uiPbhG/ktn4cqGU/er3pcvwCAAD//wMAUEsDBBQABgAIAAAA IQCZ2PQonAEAAJQDAAAOAAAAZHJzL2Uyb0RvYy54bWysU01P3DAQvVfqf7B8Z5MAQm202T2A4FK1 qMAPMM54Y8n2WLbZZP99x97dLGorIRAXxx/z3sx7M1muJ2vYFkLU6DreLGrOwEnstdt0/Onx9uwb ZzEJ1wuDDjq+g8jXq69flqNv4RwHND0ERiQutqPv+JCSb6sqygGsiAv04OhRYbAi0TFsqj6Ikdit qc7r+qoaMfQ+oIQY6fZm/8hXhV8pkOmXUhESMx2n2lJZQ1mf81qtlqLdBOEHLQ9liA9UYYV2lHSm uhFJsJeg/6GyWgaMqNJCoq1QKS2haCA1Tf2XmodBeChayJzoZ5vi59HKn9trdx/IhtHHNvr7kFVM Ktj8pfrYVMzazWbBlJiky6vm8vvFJXkqj2/VCehDTHeAluVNx412WYdoxfZHTJSMQo8hdDilLru0 M5CDjfsNiumekjUFXaYCrk1gW0H9FFKCS03uIfGV6AxT2pgZWL8NPMRnKJSJeQ94RpTM6NIMttph +F/2NB1LVvv4owN73dmCZ+x3pSnFGmp9UXgY0zxbr88FfvqZVn8AAAD//wMAUEsDBBQABgAIAAAA IQCasyRQ4AAAAAkBAAAPAAAAZHJzL2Rvd25yZXYueG1sTI9Ba8JAEIXvhf6HZQq96UYpYmM2IpZS KxSpFfS4ZqdJ2uxs2F1N/Pcde2kvA4/He/O+bN7bRpzRh9qRgtEwAYFUOFNTqWD38TyYgghRk9GN I1RwwQDz/PYm06lxHb3jeRtLwSUUUq2girFNpQxFhVaHoWuR2Pt03urI0pfSeN1xuW3kOEkm0uqa +EOlW1xWWHxvT1bBm1+tlov15Ys2B9vtx+v95rV/Uer+rn+a8VnMQETs418Crgy8H3IednQnMkE0 CpgmKhiMQLD5OJk+gDj+apln8j9B/gMAAP//AwBQSwECLQAUAAYACAAAACEAtoM4kv4AAADhAQAA EwAAAAAAAAAAAAAAAAAAAAAAW0NvbnRlbnRfVHlwZXNdLnhtbFBLAQItABQABgAIAAAAIQA4/SH/ 1gAAAJQBAAALAAAAAAAAAAAAAAAAAC8BAABfcmVscy8ucmVsc1BLAQItABQABgAIAAAAIQCZ2PQo nAEAAJQDAAAOAAAAAAAAAAAAAAAAAC4CAABkcnMvZTJvRG9jLnhtbFBLAQItABQABgAIAAAAIQCa syRQ4AAAAAkBAAAPAAAAAAAAAAAAAAAAAPYDAABkcnMvZG93bnJldi54bWxQSwUGAAAAAAQABADz AAAAAwUAAAAA " strokecolor="#156082 [3204]" strokeweight=".5pt">
                 <v:stroke joinstyle="miter"/>
@@ -2070,7 +2070,7 @@
           <w:lang w:val="es-ES"/>
         </w:rPr>
       </w:pPr>
-      <w:bookmarkStart w:id="2" w:name="_Toc230344047"/>
+      <w:bookmarkStart w:id="2" w:name="_Toc230356225"/>
       <w:r>
         <w:rPr>
           <w:noProof/>
@@ -2141,7 +2141,7 @@
               </wp:anchor>
             </w:drawing>
           </mc:Choice>
-          <mc:Fallback xmlns:ns11="http://schemas.microsoft.com/office/drawing/2010/main" xmlns:ns5="http://schemas.openxmlformats.org/drawingml/2006/main" xmlns:ns9="http://schemas.openxmlformats.org/drawingml/2006/picture">
+          <mc:Fallback xmlns:ns9="http://schemas.openxmlformats.org/drawingml/2006/picture" xmlns:ns5="http://schemas.openxmlformats.org/drawingml/2006/main" xmlns:ns11="http://schemas.microsoft.com/office/drawing/2010/main">
             <w:pict>
               <v:line w14:anchorId="17B95DA5" id="Conexão Reta 2" o:spid="_x0000_s1026" style="position:absolute;z-index:251701248;visibility:visible;mso-wrap-style:square;mso-wrap-distance-left:9pt;mso-wrap-distance-top:0;mso-wrap-distance-right:9pt;mso-wrap-distance-bottom:0;mso-position-horizontal:absolute;mso-position-horizontal-relative:text;mso-position-vertical:absolute;mso-position-vertical-relative:text" from="0,0" to="484.2pt,0" o:gfxdata="UEsDBBQABgAIAAAAIQC2gziS/gAAAOEBAAATAAAAW0NvbnRlbnRfVHlwZXNdLnhtbJSRQU7DMBBF 90jcwfIWJU67QAgl6YK0S0CoHGBkTxKLZGx5TGhvj5O2G0SRWNoz/78nu9wcxkFMGNg6quQqL6RA 0s5Y6ir5vt9lD1JwBDIwOMJKHpHlpr69KfdHjyxSmriSfYz+USnWPY7AufNIadK6MEJMx9ApD/oD OlTrorhX2lFEilmcO2RdNtjC5xDF9pCuTyYBB5bi6bQ4syoJ3g9WQ0ymaiLzg5KdCXlKLjvcW893 SUOqXwnz5DrgnHtJTxOsQfEKIT7DmDSUCaxw7Rqn8787ZsmRM9e2VmPeBN4uqYvTtW7jvijg9N/y JsXecLq0q+WD6m8AAAD//wMAUEsDBBQABgAIAAAAIQA4/SH/1gAAAJQBAAALAAAAX3JlbHMvLnJl bHOkkMFqwzAMhu+DvYPRfXGawxijTi+j0GvpHsDYimMaW0Yy2fr2M4PBMnrbUb/Q94l/f/hMi1qR JVI2sOt6UJgd+ZiDgffL8ekFlFSbvV0oo4EbChzGx4f9GRdb25HMsYhqlCwG5lrLq9biZkxWOiqY 22YiTra2kYMu1l1tQD30/bPm3wwYN0x18gb45AdQl1tp5j/sFB2T0FQ7R0nTNEV3j6o9feQzro1i OWA14Fm+Q8a1a8+Bvu/d/dMb2JY5uiPbhG/ktn4cqGU/er3pcvwCAAD//wMAUEsDBBQABgAIAAAA IQCZ2PQonAEAAJQDAAAOAAAAZHJzL2Uyb0RvYy54bWysU01P3DAQvVfqf7B8Z5MAQm202T2A4FK1 qMAPMM54Y8n2WLbZZP99x97dLGorIRAXxx/z3sx7M1muJ2vYFkLU6DreLGrOwEnstdt0/Onx9uwb ZzEJ1wuDDjq+g8jXq69flqNv4RwHND0ERiQutqPv+JCSb6sqygGsiAv04OhRYbAi0TFsqj6Ikdit qc7r+qoaMfQ+oIQY6fZm/8hXhV8pkOmXUhESMx2n2lJZQ1mf81qtlqLdBOEHLQ9liA9UYYV2lHSm uhFJsJeg/6GyWgaMqNJCoq1QKS2haCA1Tf2XmodBeChayJzoZ5vi59HKn9trdx/IhtHHNvr7kFVM Ktj8pfrYVMzazWbBlJiky6vm8vvFJXkqj2/VCehDTHeAluVNx412WYdoxfZHTJSMQo8hdDilLru0 M5CDjfsNiumekjUFXaYCrk1gW0H9FFKCS03uIfGV6AxT2pgZWL8NPMRnKJSJeQ94RpTM6NIMttph +F/2NB1LVvv4owN73dmCZ+x3pSnFGmp9UXgY0zxbr88FfvqZVn8AAAD//wMAUEsDBBQABgAIAAAA IQBdcTjb3gAAAAcBAAAPAAAAZHJzL2Rvd25yZXYueG1sTI9Ba8JAEIXvBf/DMkJvdVMpYmM2IpZS KxSpLdjjmp0m0exs2F1N/Pcde2kvDx6PefO9bN7bRpzRh9qRgvtRAgKpcKamUsHnx/PdFESImoxu HKGCCwaY54ObTKfGdfSO520sBZdQSLWCKsY2lTIUFVodRq5F4uzbeasjW19K43XH5baR4ySZSKtr 4g+VbnFZYXHcnqyCN79aLRfry4E2X7bbjde7zWv/otTtsH+asSxmICL28e8CrhuYH3IG27sTmSAa Bbwm/ipnj5PpA4j91co8k//58x8AAAD//wMAUEsBAi0AFAAGAAgAAAAhALaDOJL+AAAA4QEAABMA AAAAAAAAAAAAAAAAAAAAAFtDb250ZW50X1R5cGVzXS54bWxQSwECLQAUAAYACAAAACEAOP0h/9YA AACUAQAACwAAAAAAAAAAAAAAAAAvAQAAX3JlbHMvLnJlbHNQSwECLQAUAAYACAAAACEAmdj0KJwB AACUAwAADgAAAAAAAAAAAAAAAAAuAgAAZHJzL2Uyb0RvYy54bWxQSwECLQAUAAYACAAAACEAXXE4 294AAAAHAQAADwAAAAAAAAAAAAAAAAD2AwAAZHJzL2Rvd25yZXYueG1sUEsFBgAAAAAEAAQA8wAA AAEFAAAAAA== " strokecolor="#156082 [3204]" strokeweight=".5pt">
                 <v:stroke joinstyle="miter"/>
@@ -2522,7 +2522,7 @@
           <w:lang w:val="es-ES"/>
         </w:rPr>
       </w:pPr>
-      <w:bookmarkStart w:id="4" w:name="_Toc230344048"/>
+      <w:bookmarkStart w:id="4" w:name="_Toc230356226"/>
       <w:r>
         <w:rPr>
           <w:lang w:val="es-ES"/>
@@ -2595,7 +2595,7 @@
               </wp:anchor>
             </w:drawing>
           </mc:Choice>
-          <mc:Fallback xmlns:ns11="http://schemas.microsoft.com/office/drawing/2010/main" xmlns:ns5="http://schemas.openxmlformats.org/drawingml/2006/main" xmlns:ns9="http://schemas.openxmlformats.org/drawingml/2006/picture">
+          <mc:Fallback xmlns:ns9="http://schemas.openxmlformats.org/drawingml/2006/picture" xmlns:ns5="http://schemas.openxmlformats.org/drawingml/2006/main" xmlns:ns11="http://schemas.microsoft.com/office/drawing/2010/main">
             <w:pict>
               <v:line w14:anchorId="65E0A2AF" id="Conexão Reta 3" o:spid="_x0000_s1026" style="position:absolute;z-index:251697152;visibility:visible;mso-wrap-style:square;mso-wrap-distance-left:9pt;mso-wrap-distance-top:0;mso-wrap-distance-right:9pt;mso-wrap-distance-bottom:0;mso-position-horizontal:absolute;mso-position-horizontal-relative:text;mso-position-vertical:absolute;mso-position-vertical-relative:text" from="0,-.05pt" to="484.2pt,-.05pt" o:gfxdata="UEsDBBQABgAIAAAAIQC2gziS/gAAAOEBAAATAAAAW0NvbnRlbnRfVHlwZXNdLnhtbJSRQU7DMBBF 90jcwfIWJU67QAgl6YK0S0CoHGBkTxKLZGx5TGhvj5O2G0SRWNoz/78nu9wcxkFMGNg6quQqL6RA 0s5Y6ir5vt9lD1JwBDIwOMJKHpHlpr69KfdHjyxSmriSfYz+USnWPY7AufNIadK6MEJMx9ApD/oD OlTrorhX2lFEilmcO2RdNtjC5xDF9pCuTyYBB5bi6bQ4syoJ3g9WQ0ymaiLzg5KdCXlKLjvcW893 SUOqXwnz5DrgnHtJTxOsQfEKIT7DmDSUCaxw7Rqn8787ZsmRM9e2VmPeBN4uqYvTtW7jvijg9N/y JsXecLq0q+WD6m8AAAD//wMAUEsDBBQABgAIAAAAIQA4/SH/1gAAAJQBAAALAAAAX3JlbHMvLnJl bHOkkMFqwzAMhu+DvYPRfXGawxijTi+j0GvpHsDYimMaW0Yy2fr2M4PBMnrbUb/Q94l/f/hMi1qR JVI2sOt6UJgd+ZiDgffL8ekFlFSbvV0oo4EbChzGx4f9GRdb25HMsYhqlCwG5lrLq9biZkxWOiqY 22YiTra2kYMu1l1tQD30/bPm3wwYN0x18gb45AdQl1tp5j/sFB2T0FQ7R0nTNEV3j6o9feQzro1i OWA14Fm+Q8a1a8+Bvu/d/dMb2JY5uiPbhG/ktn4cqGU/er3pcvwCAAD//wMAUEsDBBQABgAIAAAA IQCZ2PQonAEAAJQDAAAOAAAAZHJzL2Uyb0RvYy54bWysU01P3DAQvVfqf7B8Z5MAQm202T2A4FK1 qMAPMM54Y8n2WLbZZP99x97dLGorIRAXxx/z3sx7M1muJ2vYFkLU6DreLGrOwEnstdt0/Onx9uwb ZzEJ1wuDDjq+g8jXq69flqNv4RwHND0ERiQutqPv+JCSb6sqygGsiAv04OhRYbAi0TFsqj6Ikdit qc7r+qoaMfQ+oIQY6fZm/8hXhV8pkOmXUhESMx2n2lJZQ1mf81qtlqLdBOEHLQ9liA9UYYV2lHSm uhFJsJeg/6GyWgaMqNJCoq1QKS2haCA1Tf2XmodBeChayJzoZ5vi59HKn9trdx/IhtHHNvr7kFVM Ktj8pfrYVMzazWbBlJiky6vm8vvFJXkqj2/VCehDTHeAluVNx412WYdoxfZHTJSMQo8hdDilLru0 M5CDjfsNiumekjUFXaYCrk1gW0H9FFKCS03uIfGV6AxT2pgZWL8NPMRnKJSJeQ94RpTM6NIMttph +F/2NB1LVvv4owN73dmCZ+x3pSnFGmp9UXgY0zxbr88FfvqZVn8AAAD//wMAUEsDBBQABgAIAAAA IQCasyRQ4AAAAAkBAAAPAAAAZHJzL2Rvd25yZXYueG1sTI9Ba8JAEIXvhf6HZQq96UYpYmM2IpZS KxSpFfS4ZqdJ2uxs2F1N/Pcde2kvA4/He/O+bN7bRpzRh9qRgtEwAYFUOFNTqWD38TyYgghRk9GN I1RwwQDz/PYm06lxHb3jeRtLwSUUUq2girFNpQxFhVaHoWuR2Pt03urI0pfSeN1xuW3kOEkm0uqa +EOlW1xWWHxvT1bBm1+tlov15Ys2B9vtx+v95rV/Uer+rn+a8VnMQETs418Crgy8H3IednQnMkE0 CpgmKhiMQLD5OJk+gDj+apln8j9B/gMAAP//AwBQSwECLQAUAAYACAAAACEAtoM4kv4AAADhAQAA EwAAAAAAAAAAAAAAAAAAAAAAW0NvbnRlbnRfVHlwZXNdLnhtbFBLAQItABQABgAIAAAAIQA4/SH/ 1gAAAJQBAAALAAAAAAAAAAAAAAAAAC8BAABfcmVscy8ucmVsc1BLAQItABQABgAIAAAAIQCZ2PQo nAEAAJQDAAAOAAAAAAAAAAAAAAAAAC4CAABkcnMvZTJvRG9jLnhtbFBLAQItABQABgAIAAAAIQCa syRQ4AAAAAkBAAAPAAAAAAAAAAAAAAAAAPYDAABkcnMvZG93bnJldi54bWxQSwUGAAAAAAQABADz AAAAAwUAAAAA " strokecolor="#156082 [3204]" strokeweight=".5pt">
                 <v:stroke joinstyle="miter"/>
@@ -3443,7 +3443,7 @@
           <w:lang w:val="es-ES"/>
         </w:rPr>
       </w:pPr>
-      <w:bookmarkStart w:id="5" w:name="_Toc230344049"/>
+      <w:bookmarkStart w:id="5" w:name="_Toc230356227"/>
       <w:r>
         <w:rPr>
           <w:lang w:val="es-ES"/>
@@ -3514,7 +3514,7 @@
               </wp:anchor>
             </w:drawing>
           </mc:Choice>
-          <mc:Fallback xmlns:ns11="http://schemas.microsoft.com/office/drawing/2010/main" xmlns:ns5="http://schemas.openxmlformats.org/drawingml/2006/main" xmlns:ns9="http://schemas.openxmlformats.org/drawingml/2006/picture">
+          <mc:Fallback xmlns:ns9="http://schemas.openxmlformats.org/drawingml/2006/picture" xmlns:ns5="http://schemas.openxmlformats.org/drawingml/2006/main" xmlns:ns11="http://schemas.microsoft.com/office/drawing/2010/main">
             <w:pict>
               <v:line w14:anchorId="65E692E1" id="Conexão Reta 2" o:spid="_x0000_s1026" style="position:absolute;z-index:251703296;visibility:visible;mso-wrap-style:square;mso-wrap-distance-left:9pt;mso-wrap-distance-top:0;mso-wrap-distance-right:9pt;mso-wrap-distance-bottom:0;mso-position-horizontal:absolute;mso-position-horizontal-relative:text;mso-position-vertical:absolute;mso-position-vertical-relative:text" from="0,-.05pt" to="484.2pt,-.05pt" o:gfxdata="UEsDBBQABgAIAAAAIQC2gziS/gAAAOEBAAATAAAAW0NvbnRlbnRfVHlwZXNdLnhtbJSRQU7DMBBF 90jcwfIWJU67QAgl6YK0S0CoHGBkTxKLZGx5TGhvj5O2G0SRWNoz/78nu9wcxkFMGNg6quQqL6RA 0s5Y6ir5vt9lD1JwBDIwOMJKHpHlpr69KfdHjyxSmriSfYz+USnWPY7AufNIadK6MEJMx9ApD/oD OlTrorhX2lFEilmcO2RdNtjC5xDF9pCuTyYBB5bi6bQ4syoJ3g9WQ0ymaiLzg5KdCXlKLjvcW893 SUOqXwnz5DrgnHtJTxOsQfEKIT7DmDSUCaxw7Rqn8787ZsmRM9e2VmPeBN4uqYvTtW7jvijg9N/y JsXecLq0q+WD6m8AAAD//wMAUEsDBBQABgAIAAAAIQA4/SH/1gAAAJQBAAALAAAAX3JlbHMvLnJl bHOkkMFqwzAMhu+DvYPRfXGawxijTi+j0GvpHsDYimMaW0Yy2fr2M4PBMnrbUb/Q94l/f/hMi1qR JVI2sOt6UJgd+ZiDgffL8ekFlFSbvV0oo4EbChzGx4f9GRdb25HMsYhqlCwG5lrLq9biZkxWOiqY 22YiTra2kYMu1l1tQD30/bPm3wwYN0x18gb45AdQl1tp5j/sFB2T0FQ7R0nTNEV3j6o9feQzro1i OWA14Fm+Q8a1a8+Bvu/d/dMb2JY5uiPbhG/ktn4cqGU/er3pcvwCAAD//wMAUEsDBBQABgAIAAAA IQCZ2PQonAEAAJQDAAAOAAAAZHJzL2Uyb0RvYy54bWysU01P3DAQvVfqf7B8Z5MAQm202T2A4FK1 qMAPMM54Y8n2WLbZZP99x97dLGorIRAXxx/z3sx7M1muJ2vYFkLU6DreLGrOwEnstdt0/Onx9uwb ZzEJ1wuDDjq+g8jXq69flqNv4RwHND0ERiQutqPv+JCSb6sqygGsiAv04OhRYbAi0TFsqj6Ikdit qc7r+qoaMfQ+oIQY6fZm/8hXhV8pkOmXUhESMx2n2lJZQ1mf81qtlqLdBOEHLQ9liA9UYYV2lHSm uhFJsJeg/6GyWgaMqNJCoq1QKS2haCA1Tf2XmodBeChayJzoZ5vi59HKn9trdx/IhtHHNvr7kFVM Ktj8pfrYVMzazWbBlJiky6vm8vvFJXkqj2/VCehDTHeAluVNx412WYdoxfZHTJSMQo8hdDilLru0 M5CDjfsNiumekjUFXaYCrk1gW0H9FFKCS03uIfGV6AxT2pgZWL8NPMRnKJSJeQ94RpTM6NIMttph +F/2NB1LVvv4owN73dmCZ+x3pSnFGmp9UXgY0zxbr88FfvqZVn8AAAD//wMAUEsDBBQABgAIAAAA IQCasyRQ4AAAAAkBAAAPAAAAZHJzL2Rvd25yZXYueG1sTI9Ba8JAEIXvhf6HZQq96UYpYmM2IpZS KxSpFfS4ZqdJ2uxs2F1N/Pcde2kvA4/He/O+bN7bRpzRh9qRgtEwAYFUOFNTqWD38TyYgghRk9GN I1RwwQDz/PYm06lxHb3jeRtLwSUUUq2girFNpQxFhVaHoWuR2Pt03urI0pfSeN1xuW3kOEkm0uqa +EOlW1xWWHxvT1bBm1+tlov15Ys2B9vtx+v95rV/Uer+rn+a8VnMQETs418Crgy8H3IednQnMkE0 CpgmKhiMQLD5OJk+gDj+apln8j9B/gMAAP//AwBQSwECLQAUAAYACAAAACEAtoM4kv4AAADhAQAA EwAAAAAAAAAAAAAAAAAAAAAAW0NvbnRlbnRfVHlwZXNdLnhtbFBLAQItABQABgAIAAAAIQA4/SH/ 1gAAAJQBAAALAAAAAAAAAAAAAAAAAC8BAABfcmVscy8ucmVsc1BLAQItABQABgAIAAAAIQCZ2PQo nAEAAJQDAAAOAAAAAAAAAAAAAAAAAC4CAABkcnMvZTJvRG9jLnhtbFBLAQItABQABgAIAAAAIQCa syRQ4AAAAAkBAAAPAAAAAAAAAAAAAAAAAPYDAABkcnMvZG93bnJldi54bWxQSwUGAAAAAAQABADz AAAAAwUAAAAA " strokecolor="#156082 [3204]" strokeweight=".5pt">
                 <v:stroke joinstyle="miter"/>
@@ -4068,7 +4068,7 @@
           <w:lang w:val="es-ES"/>
         </w:rPr>
       </w:pPr>
-      <w:bookmarkStart w:id="6" w:name="_Toc230344050"/>
+      <w:bookmarkStart w:id="6" w:name="_Toc230356228"/>
       <w:r>
         <w:rPr>
           <w:lang w:val="es-ES"/>
@@ -4138,7 +4138,7 @@
               </wp:anchor>
             </w:drawing>
           </mc:Choice>
-          <mc:Fallback xmlns:ns11="http://schemas.microsoft.com/office/drawing/2010/main" xmlns:ns5="http://schemas.openxmlformats.org/drawingml/2006/main" xmlns:ns9="http://schemas.openxmlformats.org/drawingml/2006/picture">
+          <mc:Fallback xmlns:ns9="http://schemas.openxmlformats.org/drawingml/2006/picture" xmlns:ns5="http://schemas.openxmlformats.org/drawingml/2006/main" xmlns:ns11="http://schemas.microsoft.com/office/drawing/2010/main">
             <w:pict>
               <v:line w14:anchorId="741A5B90" id="Conexão Reta 2" o:spid="_x0000_s1026" style="position:absolute;z-index:251705344;visibility:visible;mso-wrap-style:square;mso-wrap-distance-left:9pt;mso-wrap-distance-top:0;mso-wrap-distance-right:9pt;mso-wrap-distance-bottom:0;mso-position-horizontal:absolute;mso-position-horizontal-relative:text;mso-position-vertical:absolute;mso-position-vertical-relative:text" from="0,0" to="484.2pt,0" o:gfxdata="UEsDBBQABgAIAAAAIQC2gziS/gAAAOEBAAATAAAAW0NvbnRlbnRfVHlwZXNdLnhtbJSRQU7DMBBF 90jcwfIWJU67QAgl6YK0S0CoHGBkTxKLZGx5TGhvj5O2G0SRWNoz/78nu9wcxkFMGNg6quQqL6RA 0s5Y6ir5vt9lD1JwBDIwOMJKHpHlpr69KfdHjyxSmriSfYz+USnWPY7AufNIadK6MEJMx9ApD/oD OlTrorhX2lFEilmcO2RdNtjC5xDF9pCuTyYBB5bi6bQ4syoJ3g9WQ0ymaiLzg5KdCXlKLjvcW893 SUOqXwnz5DrgnHtJTxOsQfEKIT7DmDSUCaxw7Rqn8787ZsmRM9e2VmPeBN4uqYvTtW7jvijg9N/y JsXecLq0q+WD6m8AAAD//wMAUEsDBBQABgAIAAAAIQA4/SH/1gAAAJQBAAALAAAAX3JlbHMvLnJl bHOkkMFqwzAMhu+DvYPRfXGawxijTi+j0GvpHsDYimMaW0Yy2fr2M4PBMnrbUb/Q94l/f/hMi1qR JVI2sOt6UJgd+ZiDgffL8ekFlFSbvV0oo4EbChzGx4f9GRdb25HMsYhqlCwG5lrLq9biZkxWOiqY 22YiTra2kYMu1l1tQD30/bPm3wwYN0x18gb45AdQl1tp5j/sFB2T0FQ7R0nTNEV3j6o9feQzro1i OWA14Fm+Q8a1a8+Bvu/d/dMb2JY5uiPbhG/ktn4cqGU/er3pcvwCAAD//wMAUEsDBBQABgAIAAAA IQCZ2PQonAEAAJQDAAAOAAAAZHJzL2Uyb0RvYy54bWysU01P3DAQvVfqf7B8Z5MAQm202T2A4FK1 qMAPMM54Y8n2WLbZZP99x97dLGorIRAXxx/z3sx7M1muJ2vYFkLU6DreLGrOwEnstdt0/Onx9uwb ZzEJ1wuDDjq+g8jXq69flqNv4RwHND0ERiQutqPv+JCSb6sqygGsiAv04OhRYbAi0TFsqj6Ikdit qc7r+qoaMfQ+oIQY6fZm/8hXhV8pkOmXUhESMx2n2lJZQ1mf81qtlqLdBOEHLQ9liA9UYYV2lHSm uhFJsJeg/6GyWgaMqNJCoq1QKS2haCA1Tf2XmodBeChayJzoZ5vi59HKn9trdx/IhtHHNvr7kFVM Ktj8pfrYVMzazWbBlJiky6vm8vvFJXkqj2/VCehDTHeAluVNx412WYdoxfZHTJSMQo8hdDilLru0 M5CDjfsNiumekjUFXaYCrk1gW0H9FFKCS03uIfGV6AxT2pgZWL8NPMRnKJSJeQ94RpTM6NIMttph +F/2NB1LVvv4owN73dmCZ+x3pSnFGmp9UXgY0zxbr88FfvqZVn8AAAD//wMAUEsDBBQABgAIAAAA IQBdcTjb3gAAAAcBAAAPAAAAZHJzL2Rvd25yZXYueG1sTI9Ba8JAEIXvBf/DMkJvdVMpYmM2IpZS KxSpLdjjmp0m0exs2F1N/Pcde2kvDx6PefO9bN7bRpzRh9qRgvtRAgKpcKamUsHnx/PdFESImoxu HKGCCwaY54ObTKfGdfSO520sBZdQSLWCKsY2lTIUFVodRq5F4uzbeasjW19K43XH5baR4ySZSKtr 4g+VbnFZYXHcnqyCN79aLRfry4E2X7bbjde7zWv/otTtsH+asSxmICL28e8CrhuYH3IG27sTmSAa Bbwm/ipnj5PpA4j91co8k//58x8AAAD//wMAUEsBAi0AFAAGAAgAAAAhALaDOJL+AAAA4QEAABMA AAAAAAAAAAAAAAAAAAAAAFtDb250ZW50X1R5cGVzXS54bWxQSwECLQAUAAYACAAAACEAOP0h/9YA AACUAQAACwAAAAAAAAAAAAAAAAAvAQAAX3JlbHMvLnJlbHNQSwECLQAUAAYACAAAACEAmdj0KJwB AACUAwAADgAAAAAAAAAAAAAAAAAuAgAAZHJzL2Uyb0RvYy54bWxQSwECLQAUAAYACAAAACEAXXE4 294AAAAHAQAADwAAAAAAAAAAAAAAAAD2AwAAZHJzL2Rvd25yZXYueG1sUEsFBgAAAAAEAAQA8wAA AAEFAAAAAA== " strokecolor="#156082 [3204]" strokeweight=".5pt">
                 <v:stroke joinstyle="miter"/>
@@ -4635,7 +4635,7 @@
           <w:lang w:val="es-ES"/>
         </w:rPr>
       </w:pPr>
-      <w:bookmarkStart w:id="7" w:name="_Toc230344051"/>
+      <w:bookmarkStart w:id="7" w:name="_Toc230356229"/>
       <w:r>
         <w:rPr>
           <w:lang w:val="es-ES"/>
@@ -4706,7 +4706,7 @@
               </wp:anchor>
             </w:drawing>
           </mc:Choice>
-          <mc:Fallback xmlns:ns11="http://schemas.microsoft.com/office/drawing/2010/main" xmlns:ns5="http://schemas.openxmlformats.org/drawingml/2006/main" xmlns:ns9="http://schemas.openxmlformats.org/drawingml/2006/picture">
+          <mc:Fallback xmlns:ns9="http://schemas.openxmlformats.org/drawingml/2006/picture" xmlns:ns5="http://schemas.openxmlformats.org/drawingml/2006/main" xmlns:ns11="http://schemas.microsoft.com/office/drawing/2010/main">
             <w:pict>
               <v:line w14:anchorId="10BAAF4A" id="Conexão Reta 2" o:spid="_x0000_s1026" style="position:absolute;z-index:251707392;visibility:visible;mso-wrap-style:square;mso-wrap-distance-left:9pt;mso-wrap-distance-top:0;mso-wrap-distance-right:9pt;mso-wrap-distance-bottom:0;mso-position-horizontal:absolute;mso-position-horizontal-relative:text;mso-position-vertical:absolute;mso-position-vertical-relative:text" from="0,-.05pt" to="484.2pt,-.05pt" o:gfxdata="UEsDBBQABgAIAAAAIQC2gziS/gAAAOEBAAATAAAAW0NvbnRlbnRfVHlwZXNdLnhtbJSRQU7DMBBF 90jcwfIWJU67QAgl6YK0S0CoHGBkTxKLZGx5TGhvj5O2G0SRWNoz/78nu9wcxkFMGNg6quQqL6RA 0s5Y6ir5vt9lD1JwBDIwOMJKHpHlpr69KfdHjyxSmriSfYz+USnWPY7AufNIadK6MEJMx9ApD/oD OlTrorhX2lFEilmcO2RdNtjC5xDF9pCuTyYBB5bi6bQ4syoJ3g9WQ0ymaiLzg5KdCXlKLjvcW893 SUOqXwnz5DrgnHtJTxOsQfEKIT7DmDSUCaxw7Rqn8787ZsmRM9e2VmPeBN4uqYvTtW7jvijg9N/y JsXecLq0q+WD6m8AAAD//wMAUEsDBBQABgAIAAAAIQA4/SH/1gAAAJQBAAALAAAAX3JlbHMvLnJl bHOkkMFqwzAMhu+DvYPRfXGawxijTi+j0GvpHsDYimMaW0Yy2fr2M4PBMnrbUb/Q94l/f/hMi1qR JVI2sOt6UJgd+ZiDgffL8ekFlFSbvV0oo4EbChzGx4f9GRdb25HMsYhqlCwG5lrLq9biZkxWOiqY 22YiTra2kYMu1l1tQD30/bPm3wwYN0x18gb45AdQl1tp5j/sFB2T0FQ7R0nTNEV3j6o9feQzro1i OWA14Fm+Q8a1a8+Bvu/d/dMb2JY5uiPbhG/ktn4cqGU/er3pcvwCAAD//wMAUEsDBBQABgAIAAAA IQCZ2PQonAEAAJQDAAAOAAAAZHJzL2Uyb0RvYy54bWysU01P3DAQvVfqf7B8Z5MAQm202T2A4FK1 qMAPMM54Y8n2WLbZZP99x97dLGorIRAXxx/z3sx7M1muJ2vYFkLU6DreLGrOwEnstdt0/Onx9uwb ZzEJ1wuDDjq+g8jXq69flqNv4RwHND0ERiQutqPv+JCSb6sqygGsiAv04OhRYbAi0TFsqj6Ikdit qc7r+qoaMfQ+oIQY6fZm/8hXhV8pkOmXUhESMx2n2lJZQ1mf81qtlqLdBOEHLQ9liA9UYYV2lHSm uhFJsJeg/6GyWgaMqNJCoq1QKS2haCA1Tf2XmodBeChayJzoZ5vi59HKn9trdx/IhtHHNvr7kFVM Ktj8pfrYVMzazWbBlJiky6vm8vvFJXkqj2/VCehDTHeAluVNx412WYdoxfZHTJSMQo8hdDilLru0 M5CDjfsNiumekjUFXaYCrk1gW0H9FFKCS03uIfGV6AxT2pgZWL8NPMRnKJSJeQ94RpTM6NIMttph +F/2NB1LVvv4owN73dmCZ+x3pSnFGmp9UXgY0zxbr88FfvqZVn8AAAD//wMAUEsDBBQABgAIAAAA IQCasyRQ4AAAAAkBAAAPAAAAZHJzL2Rvd25yZXYueG1sTI9Ba8JAEIXvhf6HZQq96UYpYmM2IpZS KxSpFfS4ZqdJ2uxs2F1N/Pcde2kvA4/He/O+bN7bRpzRh9qRgtEwAYFUOFNTqWD38TyYgghRk9GN I1RwwQDz/PYm06lxHb3jeRtLwSUUUq2girFNpQxFhVaHoWuR2Pt03urI0pfSeN1xuW3kOEkm0uqa +EOlW1xWWHxvT1bBm1+tlov15Ys2B9vtx+v95rV/Uer+rn+a8VnMQETs418Crgy8H3IednQnMkE0 CpgmKhiMQLD5OJk+gDj+apln8j9B/gMAAP//AwBQSwECLQAUAAYACAAAACEAtoM4kv4AAADhAQAA EwAAAAAAAAAAAAAAAAAAAAAAW0NvbnRlbnRfVHlwZXNdLnhtbFBLAQItABQABgAIAAAAIQA4/SH/ 1gAAAJQBAAALAAAAAAAAAAAAAAAAAC8BAABfcmVscy8ucmVsc1BLAQItABQABgAIAAAAIQCZ2PQo nAEAAJQDAAAOAAAAAAAAAAAAAAAAAC4CAABkcnMvZTJvRG9jLnhtbFBLAQItABQABgAIAAAAIQCa syRQ4AAAAAkBAAAPAAAAAAAAAAAAAAAAAPYDAABkcnMvZG93bnJldi54bWxQSwUGAAAAAAQABADz AAAAAwUAAAAA " strokecolor="#156082 [3204]" strokeweight=".5pt">
                 <v:stroke joinstyle="miter"/>
@@ -4852,7 +4852,7 @@
           <w:lang w:val="es-ES"/>
         </w:rPr>
       </w:pPr>
-      <w:bookmarkStart w:id="8" w:name="_Toc230344052"/>
+      <w:bookmarkStart w:id="8" w:name="_Toc230356230"/>
       <w:r>
         <w:rPr>
           <w:lang w:val="es-ES"/>
@@ -4922,7 +4922,7 @@
               </wp:anchor>
             </w:drawing>
           </mc:Choice>
-          <mc:Fallback xmlns:ns11="http://schemas.microsoft.com/office/drawing/2010/main" xmlns:ns5="http://schemas.openxmlformats.org/drawingml/2006/main" xmlns:ns9="http://schemas.openxmlformats.org/drawingml/2006/picture">
+          <mc:Fallback xmlns:ns9="http://schemas.openxmlformats.org/drawingml/2006/picture" xmlns:ns5="http://schemas.openxmlformats.org/drawingml/2006/main" xmlns:ns11="http://schemas.microsoft.com/office/drawing/2010/main">
             <w:pict>
               <v:line w14:anchorId="44DE2E80" id="Conexão Reta 3" o:spid="_x0000_s1026" style="position:absolute;z-index:251668480;visibility:visible;mso-wrap-style:square;mso-wrap-distance-left:9pt;mso-wrap-distance-top:0;mso-wrap-distance-right:9pt;mso-wrap-distance-bottom:0;mso-position-horizontal:absolute;mso-position-horizontal-relative:text;mso-position-vertical:absolute;mso-position-vertical-relative:text" from="0,0" to="484.2pt,0" o:gfxdata="UEsDBBQABgAIAAAAIQC2gziS/gAAAOEBAAATAAAAW0NvbnRlbnRfVHlwZXNdLnhtbJSRQU7DMBBF 90jcwfIWJU67QAgl6YK0S0CoHGBkTxKLZGx5TGhvj5O2G0SRWNoz/78nu9wcxkFMGNg6quQqL6RA 0s5Y6ir5vt9lD1JwBDIwOMJKHpHlpr69KfdHjyxSmriSfYz+USnWPY7AufNIadK6MEJMx9ApD/oD OlTrorhX2lFEilmcO2RdNtjC5xDF9pCuTyYBB5bi6bQ4syoJ3g9WQ0ymaiLzg5KdCXlKLjvcW893 SUOqXwnz5DrgnHtJTxOsQfEKIT7DmDSUCaxw7Rqn8787ZsmRM9e2VmPeBN4uqYvTtW7jvijg9N/y JsXecLq0q+WD6m8AAAD//wMAUEsDBBQABgAIAAAAIQA4/SH/1gAAAJQBAAALAAAAX3JlbHMvLnJl bHOkkMFqwzAMhu+DvYPRfXGawxijTi+j0GvpHsDYimMaW0Yy2fr2M4PBMnrbUb/Q94l/f/hMi1qR JVI2sOt6UJgd+ZiDgffL8ekFlFSbvV0oo4EbChzGx4f9GRdb25HMsYhqlCwG5lrLq9biZkxWOiqY 22YiTra2kYMu1l1tQD30/bPm3wwYN0x18gb45AdQl1tp5j/sFB2T0FQ7R0nTNEV3j6o9feQzro1i OWA14Fm+Q8a1a8+Bvu/d/dMb2JY5uiPbhG/ktn4cqGU/er3pcvwCAAD//wMAUEsDBBQABgAIAAAA IQCZ2PQonAEAAJQDAAAOAAAAZHJzL2Uyb0RvYy54bWysU01P3DAQvVfqf7B8Z5MAQm202T2A4FK1 qMAPMM54Y8n2WLbZZP99x97dLGorIRAXxx/z3sx7M1muJ2vYFkLU6DreLGrOwEnstdt0/Onx9uwb ZzEJ1wuDDjq+g8jXq69flqNv4RwHND0ERiQutqPv+JCSb6sqygGsiAv04OhRYbAi0TFsqj6Ikdit qc7r+qoaMfQ+oIQY6fZm/8hXhV8pkOmXUhESMx2n2lJZQ1mf81qtlqLdBOEHLQ9liA9UYYV2lHSm uhFJsJeg/6GyWgaMqNJCoq1QKS2haCA1Tf2XmodBeChayJzoZ5vi59HKn9trdx/IhtHHNvr7kFVM Ktj8pfrYVMzazWbBlJiky6vm8vvFJXkqj2/VCehDTHeAluVNx412WYdoxfZHTJSMQo8hdDilLru0 M5CDjfsNiumekjUFXaYCrk1gW0H9FFKCS03uIfGV6AxT2pgZWL8NPMRnKJSJeQ94RpTM6NIMttph +F/2NB1LVvv4owN73dmCZ+x3pSnFGmp9UXgY0zxbr88FfvqZVn8AAAD//wMAUEsDBBQABgAIAAAA IQBdcTjb3gAAAAcBAAAPAAAAZHJzL2Rvd25yZXYueG1sTI9Ba8JAEIXvBf/DMkJvdVMpYmM2IpZS KxSpLdjjmp0m0exs2F1N/Pcde2kvDx6PefO9bN7bRpzRh9qRgvtRAgKpcKamUsHnx/PdFESImoxu HKGCCwaY54ObTKfGdfSO520sBZdQSLWCKsY2lTIUFVodRq5F4uzbeasjW19K43XH5baR4ySZSKtr 4g+VbnFZYXHcnqyCN79aLRfry4E2X7bbjde7zWv/otTtsH+asSxmICL28e8CrhuYH3IG27sTmSAa Bbwm/ipnj5PpA4j91co8k//58x8AAAD//wMAUEsBAi0AFAAGAAgAAAAhALaDOJL+AAAA4QEAABMA AAAAAAAAAAAAAAAAAAAAAFtDb250ZW50X1R5cGVzXS54bWxQSwECLQAUAAYACAAAACEAOP0h/9YA AACUAQAACwAAAAAAAAAAAAAAAAAvAQAAX3JlbHMvLnJlbHNQSwECLQAUAAYACAAAACEAmdj0KJwB AACUAwAADgAAAAAAAAAAAAAAAAAuAgAAZHJzL2Uyb0RvYy54bWxQSwECLQAUAAYACAAAACEAXXE4 294AAAAHAQAADwAAAAAAAAAAAAAAAAD2AwAAZHJzL2Rvd25yZXYueG1sUEsFBgAAAAAEAAQA8wAA AAEFAAAAAA== " strokecolor="#156082 [3204]" strokeweight=".5pt">
                 <v:stroke joinstyle="miter"/>
@@ -5095,7 +5095,7 @@
       <w:pPr>
         <w:pStyle w:val="Ttulo3"/>
       </w:pPr>
-      <w:bookmarkStart w:id="9" w:name="_Toc230344053"/>
+      <w:bookmarkStart w:id="9" w:name="_Toc230356231"/>
       <w:proofErr w:type="spellStart"/>
       <w:r>
         <w:t>Puntos</w:t>
@@ -5172,7 +5172,7 @@
               </wp:anchor>
             </w:drawing>
           </mc:Choice>
-          <mc:Fallback xmlns:ns11="http://schemas.microsoft.com/office/drawing/2010/main" xmlns:ns5="http://schemas.openxmlformats.org/drawingml/2006/main" xmlns:ns9="http://schemas.openxmlformats.org/drawingml/2006/picture">
+          <mc:Fallback xmlns:ns9="http://schemas.openxmlformats.org/drawingml/2006/picture" xmlns:ns5="http://schemas.openxmlformats.org/drawingml/2006/main" xmlns:ns11="http://schemas.microsoft.com/office/drawing/2010/main">
             <w:pict>
               <v:line w14:anchorId="15F6B7A1" id="Conexão Reta 2" o:spid="_x0000_s1026" style="position:absolute;z-index:251709440;visibility:visible;mso-wrap-style:square;mso-wrap-distance-left:9pt;mso-wrap-distance-top:0;mso-wrap-distance-right:9pt;mso-wrap-distance-bottom:0;mso-position-horizontal:absolute;mso-position-horizontal-relative:text;mso-position-vertical:absolute;mso-position-vertical-relative:text" from="0,-.05pt" to="484.2pt,-.05pt" o:gfxdata="UEsDBBQABgAIAAAAIQC2gziS/gAAAOEBAAATAAAAW0NvbnRlbnRfVHlwZXNdLnhtbJSRQU7DMBBF 90jcwfIWJU67QAgl6YK0S0CoHGBkTxKLZGx5TGhvj5O2G0SRWNoz/78nu9wcxkFMGNg6quQqL6RA 0s5Y6ir5vt9lD1JwBDIwOMJKHpHlpr69KfdHjyxSmriSfYz+USnWPY7AufNIadK6MEJMx9ApD/oD OlTrorhX2lFEilmcO2RdNtjC5xDF9pCuTyYBB5bi6bQ4syoJ3g9WQ0ymaiLzg5KdCXlKLjvcW893 SUOqXwnz5DrgnHtJTxOsQfEKIT7DmDSUCaxw7Rqn8787ZsmRM9e2VmPeBN4uqYvTtW7jvijg9N/y JsXecLq0q+WD6m8AAAD//wMAUEsDBBQABgAIAAAAIQA4/SH/1gAAAJQBAAALAAAAX3JlbHMvLnJl bHOkkMFqwzAMhu+DvYPRfXGawxijTi+j0GvpHsDYimMaW0Yy2fr2M4PBMnrbUb/Q94l/f/hMi1qR JVI2sOt6UJgd+ZiDgffL8ekFlFSbvV0oo4EbChzGx4f9GRdb25HMsYhqlCwG5lrLq9biZkxWOiqY 22YiTra2kYMu1l1tQD30/bPm3wwYN0x18gb45AdQl1tp5j/sFB2T0FQ7R0nTNEV3j6o9feQzro1i OWA14Fm+Q8a1a8+Bvu/d/dMb2JY5uiPbhG/ktn4cqGU/er3pcvwCAAD//wMAUEsDBBQABgAIAAAA IQCZ2PQonAEAAJQDAAAOAAAAZHJzL2Uyb0RvYy54bWysU01P3DAQvVfqf7B8Z5MAQm202T2A4FK1 qMAPMM54Y8n2WLbZZP99x97dLGorIRAXxx/z3sx7M1muJ2vYFkLU6DreLGrOwEnstdt0/Onx9uwb ZzEJ1wuDDjq+g8jXq69flqNv4RwHND0ERiQutqPv+JCSb6sqygGsiAv04OhRYbAi0TFsqj6Ikdit qc7r+qoaMfQ+oIQY6fZm/8hXhV8pkOmXUhESMx2n2lJZQ1mf81qtlqLdBOEHLQ9liA9UYYV2lHSm uhFJsJeg/6GyWgaMqNJCoq1QKS2haCA1Tf2XmodBeChayJzoZ5vi59HKn9trdx/IhtHHNvr7kFVM Ktj8pfrYVMzazWbBlJiky6vm8vvFJXkqj2/VCehDTHeAluVNx412WYdoxfZHTJSMQo8hdDilLru0 M5CDjfsNiumekjUFXaYCrk1gW0H9FFKCS03uIfGV6AxT2pgZWL8NPMRnKJSJeQ94RpTM6NIMttph +F/2NB1LVvv4owN73dmCZ+x3pSnFGmp9UXgY0zxbr88FfvqZVn8AAAD//wMAUEsDBBQABgAIAAAA IQCasyRQ4AAAAAkBAAAPAAAAZHJzL2Rvd25yZXYueG1sTI9Ba8JAEIXvhf6HZQq96UYpYmM2IpZS KxSpFfS4ZqdJ2uxs2F1N/Pcde2kvA4/He/O+bN7bRpzRh9qRgtEwAYFUOFNTqWD38TyYgghRk9GN I1RwwQDz/PYm06lxHb3jeRtLwSUUUq2girFNpQxFhVaHoWuR2Pt03urI0pfSeN1xuW3kOEkm0uqa +EOlW1xWWHxvT1bBm1+tlov15Ys2B9vtx+v95rV/Uer+rn+a8VnMQETs418Crgy8H3IednQnMkE0 CpgmKhiMQLD5OJk+gDj+apln8j9B/gMAAP//AwBQSwECLQAUAAYACAAAACEAtoM4kv4AAADhAQAA EwAAAAAAAAAAAAAAAAAAAAAAW0NvbnRlbnRfVHlwZXNdLnhtbFBLAQItABQABgAIAAAAIQA4/SH/ 1gAAAJQBAAALAAAAAAAAAAAAAAAAAC8BAABfcmVscy8ucmVsc1BLAQItABQABgAIAAAAIQCZ2PQo nAEAAJQDAAAOAAAAAAAAAAAAAAAAAC4CAABkcnMvZTJvRG9jLnhtbFBLAQItABQABgAIAAAAIQCa syRQ4AAAAAkBAAAPAAAAAAAAAAAAAAAAAPYDAABkcnMvZG93bnJldi54bWxQSwUGAAAAAAQABADz AAAAAwUAAAAA " strokecolor="#156082 [3204]" strokeweight=".5pt">
                 <v:stroke joinstyle="miter"/>
@@ -5413,7 +5413,7 @@
           <w:lang w:val="es-ES"/>
         </w:rPr>
       </w:pPr>
-      <w:bookmarkStart w:id="10" w:name="_Toc230344054"/>
+      <w:bookmarkStart w:id="10" w:name="_Toc230356232"/>
       <w:r>
         <w:rPr>
           <w:lang w:val="es-ES"/>
@@ -5493,7 +5493,7 @@
               </wp:anchor>
             </w:drawing>
           </mc:Choice>
-          <mc:Fallback xmlns:ns11="http://schemas.microsoft.com/office/drawing/2010/main" xmlns:ns5="http://schemas.openxmlformats.org/drawingml/2006/main" xmlns:ns9="http://schemas.openxmlformats.org/drawingml/2006/picture">
+          <mc:Fallback xmlns:ns9="http://schemas.openxmlformats.org/drawingml/2006/picture" xmlns:ns5="http://schemas.openxmlformats.org/drawingml/2006/main" xmlns:ns11="http://schemas.microsoft.com/office/drawing/2010/main">
             <w:pict>
               <v:line w14:anchorId="76E1667A" id="Conexão Reta 3" o:spid="_x0000_s1026" style="position:absolute;z-index:251711488;visibility:visible;mso-wrap-style:square;mso-wrap-distance-left:9pt;mso-wrap-distance-top:0;mso-wrap-distance-right:9pt;mso-wrap-distance-bottom:0;mso-position-horizontal:absolute;mso-position-horizontal-relative:text;mso-position-vertical:absolute;mso-position-vertical-relative:text" from="0,-.05pt" to="484.2pt,-.05pt" o:gfxdata="UEsDBBQABgAIAAAAIQC2gziS/gAAAOEBAAATAAAAW0NvbnRlbnRfVHlwZXNdLnhtbJSRQU7DMBBF 90jcwfIWJU67QAgl6YK0S0CoHGBkTxKLZGx5TGhvj5O2G0SRWNoz/78nu9wcxkFMGNg6quQqL6RA 0s5Y6ir5vt9lD1JwBDIwOMJKHpHlpr69KfdHjyxSmriSfYz+USnWPY7AufNIadK6MEJMx9ApD/oD OlTrorhX2lFEilmcO2RdNtjC5xDF9pCuTyYBB5bi6bQ4syoJ3g9WQ0ymaiLzg5KdCXlKLjvcW893 SUOqXwnz5DrgnHtJTxOsQfEKIT7DmDSUCaxw7Rqn8787ZsmRM9e2VmPeBN4uqYvTtW7jvijg9N/y JsXecLq0q+WD6m8AAAD//wMAUEsDBBQABgAIAAAAIQA4/SH/1gAAAJQBAAALAAAAX3JlbHMvLnJl bHOkkMFqwzAMhu+DvYPRfXGawxijTi+j0GvpHsDYimMaW0Yy2fr2M4PBMnrbUb/Q94l/f/hMi1qR JVI2sOt6UJgd+ZiDgffL8ekFlFSbvV0oo4EbChzGx4f9GRdb25HMsYhqlCwG5lrLq9biZkxWOiqY 22YiTra2kYMu1l1tQD30/bPm3wwYN0x18gb45AdQl1tp5j/sFB2T0FQ7R0nTNEV3j6o9feQzro1i OWA14Fm+Q8a1a8+Bvu/d/dMb2JY5uiPbhG/ktn4cqGU/er3pcvwCAAD//wMAUEsDBBQABgAIAAAA IQCZ2PQonAEAAJQDAAAOAAAAZHJzL2Uyb0RvYy54bWysU01P3DAQvVfqf7B8Z5MAQm202T2A4FK1 qMAPMM54Y8n2WLbZZP99x97dLGorIRAXxx/z3sx7M1muJ2vYFkLU6DreLGrOwEnstdt0/Onx9uwb ZzEJ1wuDDjq+g8jXq69flqNv4RwHND0ERiQutqPv+JCSb6sqygGsiAv04OhRYbAi0TFsqj6Ikdit qc7r+qoaMfQ+oIQY6fZm/8hXhV8pkOmXUhESMx2n2lJZQ1mf81qtlqLdBOEHLQ9liA9UYYV2lHSm uhFJsJeg/6GyWgaMqNJCoq1QKS2haCA1Tf2XmodBeChayJzoZ5vi59HKn9trdx/IhtHHNvr7kFVM Ktj8pfrYVMzazWbBlJiky6vm8vvFJXkqj2/VCehDTHeAluVNx412WYdoxfZHTJSMQo8hdDilLru0 M5CDjfsNiumekjUFXaYCrk1gW0H9FFKCS03uIfGV6AxT2pgZWL8NPMRnKJSJeQ94RpTM6NIMttph +F/2NB1LVvv4owN73dmCZ+x3pSnFGmp9UXgY0zxbr88FfvqZVn8AAAD//wMAUEsDBBQABgAIAAAA IQCasyRQ4AAAAAkBAAAPAAAAZHJzL2Rvd25yZXYueG1sTI9Ba8JAEIXvhf6HZQq96UYpYmM2IpZS KxSpFfS4ZqdJ2uxs2F1N/Pcde2kvA4/He/O+bN7bRpzRh9qRgtEwAYFUOFNTqWD38TyYgghRk9GN I1RwwQDz/PYm06lxHb3jeRtLwSUUUq2girFNpQxFhVaHoWuR2Pt03urI0pfSeN1xuW3kOEkm0uqa +EOlW1xWWHxvT1bBm1+tlov15Ys2B9vtx+v95rV/Uer+rn+a8VnMQETs418Crgy8H3IednQnMkE0 CpgmKhiMQLD5OJk+gDj+apln8j9B/gMAAP//AwBQSwECLQAUAAYACAAAACEAtoM4kv4AAADhAQAA EwAAAAAAAAAAAAAAAAAAAAAAW0NvbnRlbnRfVHlwZXNdLnhtbFBLAQItABQABgAIAAAAIQA4/SH/ 1gAAAJQBAAALAAAAAAAAAAAAAAAAAC8BAABfcmVscy8ucmVsc1BLAQItABQABgAIAAAAIQCZ2PQo nAEAAJQDAAAOAAAAAAAAAAAAAAAAAC4CAABkcnMvZTJvRG9jLnhtbFBLAQItABQABgAIAAAAIQCa syRQ4AAAAAkBAAAPAAAAAAAAAAAAAAAAAPYDAABkcnMvZG93bnJldi54bWxQSwUGAAAAAAQABADz AAAAAwUAAAAA " strokecolor="#156082 [3204]" strokeweight=".5pt">
                 <v:stroke joinstyle="miter"/>
@@ -5888,7 +5888,7 @@
           <w:lang w:val="en-US"/>
         </w:rPr>
       </w:pPr>
-      <w:bookmarkStart w:id="11" w:name="_Toc230344055"/>
+      <w:bookmarkStart w:id="11" w:name="_Toc230356233"/>
       <w:r>
         <w:rPr>
           <w:lang w:val="en-US"/>
@@ -6068,7 +6068,7 @@
           <w:lang w:val="es-ES"/>
         </w:rPr>
       </w:pPr>
-      <w:bookmarkStart w:id="12" w:name="_Toc230344056"/>
+      <w:bookmarkStart w:id="12" w:name="_Toc230356234"/>
       <w:r>
         <w:rPr>
           <w:lang w:val="es-ES"/>
@@ -6138,7 +6138,7 @@
               </wp:anchor>
             </w:drawing>
           </mc:Choice>
-          <mc:Fallback xmlns:ns11="http://schemas.microsoft.com/office/drawing/2010/main" xmlns:ns5="http://schemas.openxmlformats.org/drawingml/2006/main" xmlns:ns9="http://schemas.openxmlformats.org/drawingml/2006/picture">
+          <mc:Fallback xmlns:ns9="http://schemas.openxmlformats.org/drawingml/2006/picture" xmlns:ns5="http://schemas.openxmlformats.org/drawingml/2006/main" xmlns:ns11="http://schemas.microsoft.com/office/drawing/2010/main">
             <w:pict>
               <v:line w14:anchorId="787BFDF2" id="Conexão Reta 3" o:spid="_x0000_s1026" style="position:absolute;z-index:251713536;visibility:visible;mso-wrap-style:square;mso-wrap-distance-left:9pt;mso-wrap-distance-top:0;mso-wrap-distance-right:9pt;mso-wrap-distance-bottom:0;mso-position-horizontal:absolute;mso-position-horizontal-relative:text;mso-position-vertical:absolute;mso-position-vertical-relative:text" from="0,-.05pt" to="484.2pt,-.05pt" o:gfxdata="UEsDBBQABgAIAAAAIQC2gziS/gAAAOEBAAATAAAAW0NvbnRlbnRfVHlwZXNdLnhtbJSRQU7DMBBF 90jcwfIWJU67QAgl6YK0S0CoHGBkTxKLZGx5TGhvj5O2G0SRWNoz/78nu9wcxkFMGNg6quQqL6RA 0s5Y6ir5vt9lD1JwBDIwOMJKHpHlpr69KfdHjyxSmriSfYz+USnWPY7AufNIadK6MEJMx9ApD/oD OlTrorhX2lFEilmcO2RdNtjC5xDF9pCuTyYBB5bi6bQ4syoJ3g9WQ0ymaiLzg5KdCXlKLjvcW893 SUOqXwnz5DrgnHtJTxOsQfEKIT7DmDSUCaxw7Rqn8787ZsmRM9e2VmPeBN4uqYvTtW7jvijg9N/y JsXecLq0q+WD6m8AAAD//wMAUEsDBBQABgAIAAAAIQA4/SH/1gAAAJQBAAALAAAAX3JlbHMvLnJl bHOkkMFqwzAMhu+DvYPRfXGawxijTi+j0GvpHsDYimMaW0Yy2fr2M4PBMnrbUb/Q94l/f/hMi1qR JVI2sOt6UJgd+ZiDgffL8ekFlFSbvV0oo4EbChzGx4f9GRdb25HMsYhqlCwG5lrLq9biZkxWOiqY 22YiTra2kYMu1l1tQD30/bPm3wwYN0x18gb45AdQl1tp5j/sFB2T0FQ7R0nTNEV3j6o9feQzro1i OWA14Fm+Q8a1a8+Bvu/d/dMb2JY5uiPbhG/ktn4cqGU/er3pcvwCAAD//wMAUEsDBBQABgAIAAAA IQCZ2PQonAEAAJQDAAAOAAAAZHJzL2Uyb0RvYy54bWysU01P3DAQvVfqf7B8Z5MAQm202T2A4FK1 qMAPMM54Y8n2WLbZZP99x97dLGorIRAXxx/z3sx7M1muJ2vYFkLU6DreLGrOwEnstdt0/Onx9uwb ZzEJ1wuDDjq+g8jXq69flqNv4RwHND0ERiQutqPv+JCSb6sqygGsiAv04OhRYbAi0TFsqj6Ikdit qc7r+qoaMfQ+oIQY6fZm/8hXhV8pkOmXUhESMx2n2lJZQ1mf81qtlqLdBOEHLQ9liA9UYYV2lHSm uhFJsJeg/6GyWgaMqNJCoq1QKS2haCA1Tf2XmodBeChayJzoZ5vi59HKn9trdx/IhtHHNvr7kFVM Ktj8pfrYVMzazWbBlJiky6vm8vvFJXkqj2/VCehDTHeAluVNx412WYdoxfZHTJSMQo8hdDilLru0 M5CDjfsNiumekjUFXaYCrk1gW0H9FFKCS03uIfGV6AxT2pgZWL8NPMRnKJSJeQ94RpTM6NIMttph +F/2NB1LVvv4owN73dmCZ+x3pSnFGmp9UXgY0zxbr88FfvqZVn8AAAD//wMAUEsDBBQABgAIAAAA IQCasyRQ4AAAAAkBAAAPAAAAZHJzL2Rvd25yZXYueG1sTI9Ba8JAEIXvhf6HZQq96UYpYmM2IpZS KxSpFfS4ZqdJ2uxs2F1N/Pcde2kvA4/He/O+bN7bRpzRh9qRgtEwAYFUOFNTqWD38TyYgghRk9GN I1RwwQDz/PYm06lxHb3jeRtLwSUUUq2girFNpQxFhVaHoWuR2Pt03urI0pfSeN1xuW3kOEkm0uqa +EOlW1xWWHxvT1bBm1+tlov15Ys2B9vtx+v95rV/Uer+rn+a8VnMQETs418Crgy8H3IednQnMkE0 CpgmKhiMQLD5OJk+gDj+apln8j9B/gMAAP//AwBQSwECLQAUAAYACAAAACEAtoM4kv4AAADhAQAA EwAAAAAAAAAAAAAAAAAAAAAAW0NvbnRlbnRfVHlwZXNdLnhtbFBLAQItABQABgAIAAAAIQA4/SH/ 1gAAAJQBAAALAAAAAAAAAAAAAAAAAC8BAABfcmVscy8ucmVsc1BLAQItABQABgAIAAAAIQCZ2PQo nAEAAJQDAAAOAAAAAAAAAAAAAAAAAC4CAABkcnMvZTJvRG9jLnhtbFBLAQItABQABgAIAAAAIQCa syRQ4AAAAAkBAAAPAAAAAAAAAAAAAAAAAPYDAABkcnMvZG93bnJldi54bWxQSwUGAAAAAAQABADz AAAAAwUAAAAA " strokecolor="#156082 [3204]" strokeweight=".5pt">
                 <v:stroke joinstyle="miter"/>
@@ -6585,9 +6585,8 @@
           <w:szCs w:val="20"/>
           <w:lang w:val="es-ES"/>
         </w:rPr>
-        <w:t xml:space="preserve">Tabla 4 — Enfoques de acceso a datos con LLM: comparación de </w:t>
-      </w:r>
-      <w:proofErr w:type="spellStart"/>
+        <w:t xml:space="preserve">Tabla </w:t>
+      </w:r>
       <w:r>
         <w:rPr>
           <w:i/>
@@ -6597,6 +6596,29 @@
           <w:szCs w:val="20"/>
           <w:lang w:val="es-ES"/>
         </w:rPr>
+        <w:t>3</w:t>
+      </w:r>
+      <w:r>
+        <w:rPr>
+          <w:i/>
+          <w:iCs/>
+          <w:color w:val="595959"/>
+          <w:sz w:val="20"/>
+          <w:szCs w:val="20"/>
+          <w:lang w:val="es-ES"/>
+        </w:rPr>
+        <w:t xml:space="preserve"> — Enfoques de acceso a datos con LLM: comparación de </w:t>
+      </w:r>
+      <w:proofErr w:type="spellStart"/>
+      <w:r>
+        <w:rPr>
+          <w:i/>
+          <w:iCs/>
+          <w:color w:val="595959"/>
+          <w:sz w:val="20"/>
+          <w:szCs w:val="20"/>
+          <w:lang w:val="es-ES"/>
+        </w:rPr>
         <w:t>trade-offs</w:t>
       </w:r>
       <w:proofErr w:type="spellEnd"/>
@@ -6608,7 +6630,7 @@
           <w:lang w:val="es-ES"/>
         </w:rPr>
       </w:pPr>
-      <w:bookmarkStart w:id="13" w:name="_Toc230344057"/>
+      <w:bookmarkStart w:id="13" w:name="_Toc230356235"/>
       <w:proofErr w:type="spellStart"/>
       <w:r>
         <w:rPr>
@@ -6700,7 +6722,7 @@
               </wp:anchor>
             </w:drawing>
           </mc:Choice>
-          <mc:Fallback xmlns:ns11="http://schemas.microsoft.com/office/drawing/2010/main" xmlns:ns5="http://schemas.openxmlformats.org/drawingml/2006/main" xmlns:ns9="http://schemas.openxmlformats.org/drawingml/2006/picture">
+          <mc:Fallback xmlns:ns9="http://schemas.openxmlformats.org/drawingml/2006/picture" xmlns:ns5="http://schemas.openxmlformats.org/drawingml/2006/main" xmlns:ns11="http://schemas.microsoft.com/office/drawing/2010/main">
             <w:pict>
               <v:line w14:anchorId="13B0F591" id="Conexão Reta 3" o:spid="_x0000_s1026" style="position:absolute;z-index:251715584;visibility:visible;mso-wrap-style:square;mso-wrap-distance-left:9pt;mso-wrap-distance-top:0;mso-wrap-distance-right:9pt;mso-wrap-distance-bottom:0;mso-position-horizontal:absolute;mso-position-horizontal-relative:text;mso-position-vertical:absolute;mso-position-vertical-relative:text" from="0,-.05pt" to="484.2pt,-.05pt" o:gfxdata="UEsDBBQABgAIAAAAIQC2gziS/gAAAOEBAAATAAAAW0NvbnRlbnRfVHlwZXNdLnhtbJSRQU7DMBBF 90jcwfIWJU67QAgl6YK0S0CoHGBkTxKLZGx5TGhvj5O2G0SRWNoz/78nu9wcxkFMGNg6quQqL6RA 0s5Y6ir5vt9lD1JwBDIwOMJKHpHlpr69KfdHjyxSmriSfYz+USnWPY7AufNIadK6MEJMx9ApD/oD OlTrorhX2lFEilmcO2RdNtjC5xDF9pCuTyYBB5bi6bQ4syoJ3g9WQ0ymaiLzg5KdCXlKLjvcW893 SUOqXwnz5DrgnHtJTxOsQfEKIT7DmDSUCaxw7Rqn8787ZsmRM9e2VmPeBN4uqYvTtW7jvijg9N/y JsXecLq0q+WD6m8AAAD//wMAUEsDBBQABgAIAAAAIQA4/SH/1gAAAJQBAAALAAAAX3JlbHMvLnJl bHOkkMFqwzAMhu+DvYPRfXGawxijTi+j0GvpHsDYimMaW0Yy2fr2M4PBMnrbUb/Q94l/f/hMi1qR JVI2sOt6UJgd+ZiDgffL8ekFlFSbvV0oo4EbChzGx4f9GRdb25HMsYhqlCwG5lrLq9biZkxWOiqY 22YiTra2kYMu1l1tQD30/bPm3wwYN0x18gb45AdQl1tp5j/sFB2T0FQ7R0nTNEV3j6o9feQzro1i OWA14Fm+Q8a1a8+Bvu/d/dMb2JY5uiPbhG/ktn4cqGU/er3pcvwCAAD//wMAUEsDBBQABgAIAAAA IQCZ2PQonAEAAJQDAAAOAAAAZHJzL2Uyb0RvYy54bWysU01P3DAQvVfqf7B8Z5MAQm202T2A4FK1 qMAPMM54Y8n2WLbZZP99x97dLGorIRAXxx/z3sx7M1muJ2vYFkLU6DreLGrOwEnstdt0/Onx9uwb ZzEJ1wuDDjq+g8jXq69flqNv4RwHND0ERiQutqPv+JCSb6sqygGsiAv04OhRYbAi0TFsqj6Ikdit qc7r+qoaMfQ+oIQY6fZm/8hXhV8pkOmXUhESMx2n2lJZQ1mf81qtlqLdBOEHLQ9liA9UYYV2lHSm uhFJsJeg/6GyWgaMqNJCoq1QKS2haCA1Tf2XmodBeChayJzoZ5vi59HKn9trdx/IhtHHNvr7kFVM Ktj8pfrYVMzazWbBlJiky6vm8vvFJXkqj2/VCehDTHeAluVNx412WYdoxfZHTJSMQo8hdDilLru0 M5CDjfsNiumekjUFXaYCrk1gW0H9FFKCS03uIfGV6AxT2pgZWL8NPMRnKJSJeQ94RpTM6NIMttph +F/2NB1LVvv4owN73dmCZ+x3pSnFGmp9UXgY0zxbr88FfvqZVn8AAAD//wMAUEsDBBQABgAIAAAA IQCasyRQ4AAAAAkBAAAPAAAAZHJzL2Rvd25yZXYueG1sTI9Ba8JAEIXvhf6HZQq96UYpYmM2IpZS KxSpFfS4ZqdJ2uxs2F1N/Pcde2kvA4/He/O+bN7bRpzRh9qRgtEwAYFUOFNTqWD38TyYgghRk9GN I1RwwQDz/PYm06lxHb3jeRtLwSUUUq2girFNpQxFhVaHoWuR2Pt03urI0pfSeN1xuW3kOEkm0uqa +EOlW1xWWHxvT1bBm1+tlov15Ys2B9vtx+v95rV/Uer+rn+a8VnMQETs418Crgy8H3IednQnMkE0 CpgmKhiMQLD5OJk+gDj+apln8j9B/gMAAP//AwBQSwECLQAUAAYACAAAACEAtoM4kv4AAADhAQAA EwAAAAAAAAAAAAAAAAAAAAAAW0NvbnRlbnRfVHlwZXNdLnhtbFBLAQItABQABgAIAAAAIQA4/SH/ 1gAAAJQBAAALAAAAAAAAAAAAAAAAAC8BAABfcmVscy8ucmVsc1BLAQItABQABgAIAAAAIQCZ2PQo nAEAAJQDAAAOAAAAAAAAAAAAAAAAAC4CAABkcnMvZTJvRG9jLnhtbFBLAQItABQABgAIAAAAIQCa syRQ4AAAAAkBAAAPAAAAAAAAAAAAAAAAAPYDAABkcnMvZG93bnJldi54bWxQSwUGAAAAAAQABADz AAAAAwUAAAAA " strokecolor="#156082 [3204]" strokeweight=".5pt">
                 <v:stroke joinstyle="miter"/>
@@ -13567,7 +13589,7 @@
           <w:lang w:val="es-ES"/>
         </w:rPr>
       </w:pPr>
-      <w:bookmarkStart w:id="14" w:name="_Toc230344058"/>
+      <w:bookmarkStart w:id="14" w:name="_Toc230356236"/>
       <w:r>
         <w:rPr>
           <w:lang w:val="es-ES"/>
@@ -14214,7 +14236,7 @@
           <w:szCs w:val="20"/>
           <w:lang w:val="es-ES"/>
         </w:rPr>
-        <w:t>5 — Pipeline fi</w:t>
+        <w:t>4</w:t>
       </w:r>
       <w:r>
         <w:rPr>
@@ -14225,7 +14247,7 @@
           <w:szCs w:val="20"/>
           <w:lang w:val="es-ES"/>
         </w:rPr>
-        <w:t>j</w:t>
+        <w:t xml:space="preserve"> — Pipeline fi</w:t>
       </w:r>
       <w:r>
         <w:rPr>
@@ -14236,6 +14258,17 @@
           <w:szCs w:val="20"/>
           <w:lang w:val="es-ES"/>
         </w:rPr>
+        <w:t>j</w:t>
+      </w:r>
+      <w:r>
+        <w:rPr>
+          <w:i/>
+          <w:iCs/>
+          <w:color w:val="595959"/>
+          <w:sz w:val="20"/>
+          <w:szCs w:val="20"/>
+          <w:lang w:val="es-ES"/>
+        </w:rPr>
         <w:t>a vs Agente</w:t>
       </w:r>
     </w:p>
@@ -14414,7 +14447,7 @@
           <w:lang w:val="es-ES"/>
         </w:rPr>
       </w:pPr>
-      <w:bookmarkStart w:id="15" w:name="_Toc230344059"/>
+      <w:bookmarkStart w:id="15" w:name="_Toc230356237"/>
       <w:r>
         <w:rPr>
           <w:lang w:val="es-ES"/>
@@ -14484,7 +14517,7 @@
               </wp:anchor>
             </w:drawing>
           </mc:Choice>
-          <mc:Fallback xmlns:ns11="http://schemas.microsoft.com/office/drawing/2010/main" xmlns:ns5="http://schemas.openxmlformats.org/drawingml/2006/main" xmlns:ns9="http://schemas.openxmlformats.org/drawingml/2006/picture">
+          <mc:Fallback xmlns:ns9="http://schemas.openxmlformats.org/drawingml/2006/picture" xmlns:ns5="http://schemas.openxmlformats.org/drawingml/2006/main" xmlns:ns11="http://schemas.microsoft.com/office/drawing/2010/main">
             <w:pict>
               <v:line w14:anchorId="243D5FCB" id="Conexão Reta 3" o:spid="_x0000_s1026" style="position:absolute;z-index:251717632;visibility:visible;mso-wrap-style:square;mso-wrap-distance-left:9pt;mso-wrap-distance-top:0;mso-wrap-distance-right:9pt;mso-wrap-distance-bottom:0;mso-position-horizontal:absolute;mso-position-horizontal-relative:text;mso-position-vertical:absolute;mso-position-vertical-relative:text" from="0,0" to="484.2pt,0" o:gfxdata="UEsDBBQABgAIAAAAIQC2gziS/gAAAOEBAAATAAAAW0NvbnRlbnRfVHlwZXNdLnhtbJSRQU7DMBBF 90jcwfIWJU67QAgl6YK0S0CoHGBkTxKLZGx5TGhvj5O2G0SRWNoz/78nu9wcxkFMGNg6quQqL6RA 0s5Y6ir5vt9lD1JwBDIwOMJKHpHlpr69KfdHjyxSmriSfYz+USnWPY7AufNIadK6MEJMx9ApD/oD OlTrorhX2lFEilmcO2RdNtjC5xDF9pCuTyYBB5bi6bQ4syoJ3g9WQ0ymaiLzg5KdCXlKLjvcW893 SUOqXwnz5DrgnHtJTxOsQfEKIT7DmDSUCaxw7Rqn8787ZsmRM9e2VmPeBN4uqYvTtW7jvijg9N/y JsXecLq0q+WD6m8AAAD//wMAUEsDBBQABgAIAAAAIQA4/SH/1gAAAJQBAAALAAAAX3JlbHMvLnJl bHOkkMFqwzAMhu+DvYPRfXGawxijTi+j0GvpHsDYimMaW0Yy2fr2M4PBMnrbUb/Q94l/f/hMi1qR JVI2sOt6UJgd+ZiDgffL8ekFlFSbvV0oo4EbChzGx4f9GRdb25HMsYhqlCwG5lrLq9biZkxWOiqY 22YiTra2kYMu1l1tQD30/bPm3wwYN0x18gb45AdQl1tp5j/sFB2T0FQ7R0nTNEV3j6o9feQzro1i OWA14Fm+Q8a1a8+Bvu/d/dMb2JY5uiPbhG/ktn4cqGU/er3pcvwCAAD//wMAUEsDBBQABgAIAAAA IQCZ2PQonAEAAJQDAAAOAAAAZHJzL2Uyb0RvYy54bWysU01P3DAQvVfqf7B8Z5MAQm202T2A4FK1 qMAPMM54Y8n2WLbZZP99x97dLGorIRAXxx/z3sx7M1muJ2vYFkLU6DreLGrOwEnstdt0/Onx9uwb ZzEJ1wuDDjq+g8jXq69flqNv4RwHND0ERiQutqPv+JCSb6sqygGsiAv04OhRYbAi0TFsqj6Ikdit qc7r+qoaMfQ+oIQY6fZm/8hXhV8pkOmXUhESMx2n2lJZQ1mf81qtlqLdBOEHLQ9liA9UYYV2lHSm uhFJsJeg/6GyWgaMqNJCoq1QKS2haCA1Tf2XmodBeChayJzoZ5vi59HKn9trdx/IhtHHNvr7kFVM Ktj8pfrYVMzazWbBlJiky6vm8vvFJXkqj2/VCehDTHeAluVNx412WYdoxfZHTJSMQo8hdDilLru0 M5CDjfsNiumekjUFXaYCrk1gW0H9FFKCS03uIfGV6AxT2pgZWL8NPMRnKJSJeQ94RpTM6NIMttph +F/2NB1LVvv4owN73dmCZ+x3pSnFGmp9UXgY0zxbr88FfvqZVn8AAAD//wMAUEsDBBQABgAIAAAA IQBdcTjb3gAAAAcBAAAPAAAAZHJzL2Rvd25yZXYueG1sTI9Ba8JAEIXvBf/DMkJvdVMpYmM2IpZS KxSpLdjjmp0m0exs2F1N/Pcde2kvDx6PefO9bN7bRpzRh9qRgvtRAgKpcKamUsHnx/PdFESImoxu HKGCCwaY54ObTKfGdfSO520sBZdQSLWCKsY2lTIUFVodRq5F4uzbeasjW19K43XH5baR4ySZSKtr 4g+VbnFZYXHcnqyCN79aLRfry4E2X7bbjde7zWv/otTtsH+asSxmICL28e8CrhuYH3IG27sTmSAa Bbwm/ipnj5PpA4j91co8k//58x8AAAD//wMAUEsBAi0AFAAGAAgAAAAhALaDOJL+AAAA4QEAABMA AAAAAAAAAAAAAAAAAAAAAFtDb250ZW50X1R5cGVzXS54bWxQSwECLQAUAAYACAAAACEAOP0h/9YA AACUAQAACwAAAAAAAAAAAAAAAAAvAQAAX3JlbHMvLnJlbHNQSwECLQAUAAYACAAAACEAmdj0KJwB AACUAwAADgAAAAAAAAAAAAAAAAAuAgAAZHJzL2Uyb0RvYy54bWxQSwECLQAUAAYACAAAACEAXXE4 294AAAAHAQAADwAAAAAAAAAAAAAAAAD2AwAAZHJzL2Rvd25yZXYueG1sUEsFBgAAAAAEAAQA8wAA AAEFAAAAAA== " strokecolor="#156082 [3204]" strokeweight=".5pt">
                 <v:stroke joinstyle="miter"/>
@@ -14739,7 +14772,7 @@
       <w:pPr>
         <w:pStyle w:val="Ttulo3"/>
       </w:pPr>
-      <w:bookmarkStart w:id="16" w:name="_Toc230344060"/>
+      <w:bookmarkStart w:id="16" w:name="_Toc230356238"/>
       <w:r>
         <w:t xml:space="preserve">LangChain4j </w:t>
       </w:r>
@@ -14814,7 +14847,7 @@
               </wp:anchor>
             </w:drawing>
           </mc:Choice>
-          <mc:Fallback xmlns:ns11="http://schemas.microsoft.com/office/drawing/2010/main" xmlns:ns5="http://schemas.openxmlformats.org/drawingml/2006/main" xmlns:ns9="http://schemas.openxmlformats.org/drawingml/2006/picture">
+          <mc:Fallback xmlns:ns9="http://schemas.openxmlformats.org/drawingml/2006/picture" xmlns:ns5="http://schemas.openxmlformats.org/drawingml/2006/main" xmlns:ns11="http://schemas.microsoft.com/office/drawing/2010/main">
             <w:pict>
               <v:line w14:anchorId="31F2A266" id="Conexão Reta 3" o:spid="_x0000_s1026" style="position:absolute;z-index:251719680;visibility:visible;mso-wrap-style:square;mso-wrap-distance-left:9pt;mso-wrap-distance-top:0;mso-wrap-distance-right:9pt;mso-wrap-distance-bottom:0;mso-position-horizontal:absolute;mso-position-horizontal-relative:text;mso-position-vertical:absolute;mso-position-vertical-relative:text" from="0,-.05pt" to="484.2pt,-.05pt" o:gfxdata="UEsDBBQABgAIAAAAIQC2gziS/gAAAOEBAAATAAAAW0NvbnRlbnRfVHlwZXNdLnhtbJSRQU7DMBBF 90jcwfIWJU67QAgl6YK0S0CoHGBkTxKLZGx5TGhvj5O2G0SRWNoz/78nu9wcxkFMGNg6quQqL6RA 0s5Y6ir5vt9lD1JwBDIwOMJKHpHlpr69KfdHjyxSmriSfYz+USnWPY7AufNIadK6MEJMx9ApD/oD OlTrorhX2lFEilmcO2RdNtjC5xDF9pCuTyYBB5bi6bQ4syoJ3g9WQ0ymaiLzg5KdCXlKLjvcW893 SUOqXwnz5DrgnHtJTxOsQfEKIT7DmDSUCaxw7Rqn8787ZsmRM9e2VmPeBN4uqYvTtW7jvijg9N/y JsXecLq0q+WD6m8AAAD//wMAUEsDBBQABgAIAAAAIQA4/SH/1gAAAJQBAAALAAAAX3JlbHMvLnJl bHOkkMFqwzAMhu+DvYPRfXGawxijTi+j0GvpHsDYimMaW0Yy2fr2M4PBMnrbUb/Q94l/f/hMi1qR JVI2sOt6UJgd+ZiDgffL8ekFlFSbvV0oo4EbChzGx4f9GRdb25HMsYhqlCwG5lrLq9biZkxWOiqY 22YiTra2kYMu1l1tQD30/bPm3wwYN0x18gb45AdQl1tp5j/sFB2T0FQ7R0nTNEV3j6o9feQzro1i OWA14Fm+Q8a1a8+Bvu/d/dMb2JY5uiPbhG/ktn4cqGU/er3pcvwCAAD//wMAUEsDBBQABgAIAAAA IQCZ2PQonAEAAJQDAAAOAAAAZHJzL2Uyb0RvYy54bWysU01P3DAQvVfqf7B8Z5MAQm202T2A4FK1 qMAPMM54Y8n2WLbZZP99x97dLGorIRAXxx/z3sx7M1muJ2vYFkLU6DreLGrOwEnstdt0/Onx9uwb ZzEJ1wuDDjq+g8jXq69flqNv4RwHND0ERiQutqPv+JCSb6sqygGsiAv04OhRYbAi0TFsqj6Ikdit qc7r+qoaMfQ+oIQY6fZm/8hXhV8pkOmXUhESMx2n2lJZQ1mf81qtlqLdBOEHLQ9liA9UYYV2lHSm uhFJsJeg/6GyWgaMqNJCoq1QKS2haCA1Tf2XmodBeChayJzoZ5vi59HKn9trdx/IhtHHNvr7kFVM Ktj8pfrYVMzazWbBlJiky6vm8vvFJXkqj2/VCehDTHeAluVNx412WYdoxfZHTJSMQo8hdDilLru0 M5CDjfsNiumekjUFXaYCrk1gW0H9FFKCS03uIfGV6AxT2pgZWL8NPMRnKJSJeQ94RpTM6NIMttph +F/2NB1LVvv4owN73dmCZ+x3pSnFGmp9UXgY0zxbr88FfvqZVn8AAAD//wMAUEsDBBQABgAIAAAA IQCasyRQ4AAAAAkBAAAPAAAAZHJzL2Rvd25yZXYueG1sTI9Ba8JAEIXvhf6HZQq96UYpYmM2IpZS KxSpFfS4ZqdJ2uxs2F1N/Pcde2kvA4/He/O+bN7bRpzRh9qRgtEwAYFUOFNTqWD38TyYgghRk9GN I1RwwQDz/PYm06lxHb3jeRtLwSUUUq2girFNpQxFhVaHoWuR2Pt03urI0pfSeN1xuW3kOEkm0uqa +EOlW1xWWHxvT1bBm1+tlov15Ys2B9vtx+v95rV/Uer+rn+a8VnMQETs418Crgy8H3IednQnMkE0 CpgmKhiMQLD5OJk+gDj+apln8j9B/gMAAP//AwBQSwECLQAUAAYACAAAACEAtoM4kv4AAADhAQAA EwAAAAAAAAAAAAAAAAAAAAAAW0NvbnRlbnRfVHlwZXNdLnhtbFBLAQItABQABgAIAAAAIQA4/SH/ 1gAAAJQBAAALAAAAAAAAAAAAAAAAAC8BAABfcmVscy8ucmVsc1BLAQItABQABgAIAAAAIQCZ2PQo nAEAAJQDAAAOAAAAAAAAAAAAAAAAAC4CAABkcnMvZTJvRG9jLnhtbFBLAQItABQABgAIAAAAIQCa syRQ4AAAAAkBAAAPAAAAAAAAAAAAAAAAAPYDAABkcnMvZG93bnJldi54bWxQSwUGAAAAAAQABADz AAAAAwUAAAAA " strokecolor="#156082 [3204]" strokeweight=".5pt">
                 <v:stroke joinstyle="miter"/>
@@ -14838,7 +14871,7 @@
           <w:lang w:val="es-ES"/>
         </w:rPr>
       </w:pPr>
-      <w:bookmarkStart w:id="17" w:name="_Toc230344061"/>
+      <w:bookmarkStart w:id="17" w:name="_Toc230356239"/>
       <w:r>
         <w:rPr>
           <w:lang w:val="es-ES"/>
@@ -14908,7 +14941,7 @@
               </wp:anchor>
             </w:drawing>
           </mc:Choice>
-          <mc:Fallback xmlns:ns11="http://schemas.microsoft.com/office/drawing/2010/main" xmlns:ns5="http://schemas.openxmlformats.org/drawingml/2006/main" xmlns:ns9="http://schemas.openxmlformats.org/drawingml/2006/picture">
+          <mc:Fallback xmlns:ns9="http://schemas.openxmlformats.org/drawingml/2006/picture" xmlns:ns5="http://schemas.openxmlformats.org/drawingml/2006/main" xmlns:ns11="http://schemas.microsoft.com/office/drawing/2010/main">
             <w:pict>
               <v:line w14:anchorId="7DA9464D" id="Conexão Reta 3" o:spid="_x0000_s1026" style="position:absolute;z-index:251721728;visibility:visible;mso-wrap-style:square;mso-wrap-distance-left:9pt;mso-wrap-distance-top:0;mso-wrap-distance-right:9pt;mso-wrap-distance-bottom:0;mso-position-horizontal:absolute;mso-position-horizontal-relative:text;mso-position-vertical:absolute;mso-position-vertical-relative:text" from="0,-.05pt" to="484.2pt,-.05pt" o:gfxdata="UEsDBBQABgAIAAAAIQC2gziS/gAAAOEBAAATAAAAW0NvbnRlbnRfVHlwZXNdLnhtbJSRQU7DMBBF 90jcwfIWJU67QAgl6YK0S0CoHGBkTxKLZGx5TGhvj5O2G0SRWNoz/78nu9wcxkFMGNg6quQqL6RA 0s5Y6ir5vt9lD1JwBDIwOMJKHpHlpr69KfdHjyxSmriSfYz+USnWPY7AufNIadK6MEJMx9ApD/oD OlTrorhX2lFEilmcO2RdNtjC5xDF9pCuTyYBB5bi6bQ4syoJ3g9WQ0ymaiLzg5KdCXlKLjvcW893 SUOqXwnz5DrgnHtJTxOsQfEKIT7DmDSUCaxw7Rqn8787ZsmRM9e2VmPeBN4uqYvTtW7jvijg9N/y JsXecLq0q+WD6m8AAAD//wMAUEsDBBQABgAIAAAAIQA4/SH/1gAAAJQBAAALAAAAX3JlbHMvLnJl bHOkkMFqwzAMhu+DvYPRfXGawxijTi+j0GvpHsDYimMaW0Yy2fr2M4PBMnrbUb/Q94l/f/hMi1qR JVI2sOt6UJgd+ZiDgffL8ekFlFSbvV0oo4EbChzGx4f9GRdb25HMsYhqlCwG5lrLq9biZkxWOiqY 22YiTra2kYMu1l1tQD30/bPm3wwYN0x18gb45AdQl1tp5j/sFB2T0FQ7R0nTNEV3j6o9feQzro1i OWA14Fm+Q8a1a8+Bvu/d/dMb2JY5uiPbhG/ktn4cqGU/er3pcvwCAAD//wMAUEsDBBQABgAIAAAA IQCZ2PQonAEAAJQDAAAOAAAAZHJzL2Uyb0RvYy54bWysU01P3DAQvVfqf7B8Z5MAQm202T2A4FK1 qMAPMM54Y8n2WLbZZP99x97dLGorIRAXxx/z3sx7M1muJ2vYFkLU6DreLGrOwEnstdt0/Onx9uwb ZzEJ1wuDDjq+g8jXq69flqNv4RwHND0ERiQutqPv+JCSb6sqygGsiAv04OhRYbAi0TFsqj6Ikdit qc7r+qoaMfQ+oIQY6fZm/8hXhV8pkOmXUhESMx2n2lJZQ1mf81qtlqLdBOEHLQ9liA9UYYV2lHSm uhFJsJeg/6GyWgaMqNJCoq1QKS2haCA1Tf2XmodBeChayJzoZ5vi59HKn9trdx/IhtHHNvr7kFVM Ktj8pfrYVMzazWbBlJiky6vm8vvFJXkqj2/VCehDTHeAluVNx412WYdoxfZHTJSMQo8hdDilLru0 M5CDjfsNiumekjUFXaYCrk1gW0H9FFKCS03uIfGV6AxT2pgZWL8NPMRnKJSJeQ94RpTM6NIMttph +F/2NB1LVvv4owN73dmCZ+x3pSnFGmp9UXgY0zxbr88FfvqZVn8AAAD//wMAUEsDBBQABgAIAAAA IQCasyRQ4AAAAAkBAAAPAAAAZHJzL2Rvd25yZXYueG1sTI9Ba8JAEIXvhf6HZQq96UYpYmM2IpZS KxSpFfS4ZqdJ2uxs2F1N/Pcde2kvA4/He/O+bN7bRpzRh9qRgtEwAYFUOFNTqWD38TyYgghRk9GN I1RwwQDz/PYm06lxHb3jeRtLwSUUUq2girFNpQxFhVaHoWuR2Pt03urI0pfSeN1xuW3kOEkm0uqa +EOlW1xWWHxvT1bBm1+tlov15Ys2B9vtx+v95rV/Uer+rn+a8VnMQETs418Crgy8H3IednQnMkE0 CpgmKhiMQLD5OJk+gDj+apln8j9B/gMAAP//AwBQSwECLQAUAAYACAAAACEAtoM4kv4AAADhAQAA EwAAAAAAAAAAAAAAAAAAAAAAW0NvbnRlbnRfVHlwZXNdLnhtbFBLAQItABQABgAIAAAAIQA4/SH/ 1gAAAJQBAAALAAAAAAAAAAAAAAAAAC8BAABfcmVscy8ucmVsc1BLAQItABQABgAIAAAAIQCZ2PQo nAEAAJQDAAAOAAAAAAAAAAAAAAAAAC4CAABkcnMvZTJvRG9jLnhtbFBLAQItABQABgAIAAAAIQCa syRQ4AAAAAkBAAAPAAAAAAAAAAAAAAAAAPYDAABkcnMvZG93bnJldi54bWxQSwUGAAAAAAQABADz AAAAAwUAAAAA " strokecolor="#156082 [3204]" strokeweight=".5pt">
                 <v:stroke joinstyle="miter"/>
@@ -17839,7 +17872,7 @@
           <w:sz w:val="20"/>
           <w:szCs w:val="20"/>
         </w:rPr>
-        <w:t>8</w:t>
+        <w:t>5</w:t>
       </w:r>
       <w:r>
         <w:rPr>
@@ -17859,7 +17892,7 @@
           <w:lang w:val="es-ES"/>
         </w:rPr>
       </w:pPr>
-      <w:bookmarkStart w:id="18" w:name="_Toc230344062"/>
+      <w:bookmarkStart w:id="18" w:name="_Toc230356240"/>
       <w:r>
         <w:rPr>
           <w:lang w:val="es-ES"/>
@@ -17929,7 +17962,7 @@
               </wp:anchor>
             </w:drawing>
           </mc:Choice>
-          <mc:Fallback xmlns:ns11="http://schemas.microsoft.com/office/drawing/2010/main" xmlns:ns5="http://schemas.openxmlformats.org/drawingml/2006/main" xmlns:ns9="http://schemas.openxmlformats.org/drawingml/2006/picture">
+          <mc:Fallback xmlns:ns9="http://schemas.openxmlformats.org/drawingml/2006/picture" xmlns:ns5="http://schemas.openxmlformats.org/drawingml/2006/main" xmlns:ns11="http://schemas.microsoft.com/office/drawing/2010/main">
             <w:pict>
               <v:line w14:anchorId="3C2C36B7" id="Conexão Reta 3" o:spid="_x0000_s1026" style="position:absolute;z-index:251723776;visibility:visible;mso-wrap-style:square;mso-wrap-distance-left:9pt;mso-wrap-distance-top:0;mso-wrap-distance-right:9pt;mso-wrap-distance-bottom:0;mso-position-horizontal:absolute;mso-position-horizontal-relative:text;mso-position-vertical:absolute;mso-position-vertical-relative:text" from="0,0" to="484.2pt,0" o:gfxdata="UEsDBBQABgAIAAAAIQC2gziS/gAAAOEBAAATAAAAW0NvbnRlbnRfVHlwZXNdLnhtbJSRQU7DMBBF 90jcwfIWJU67QAgl6YK0S0CoHGBkTxKLZGx5TGhvj5O2G0SRWNoz/78nu9wcxkFMGNg6quQqL6RA 0s5Y6ir5vt9lD1JwBDIwOMJKHpHlpr69KfdHjyxSmriSfYz+USnWPY7AufNIadK6MEJMx9ApD/oD OlTrorhX2lFEilmcO2RdNtjC5xDF9pCuTyYBB5bi6bQ4syoJ3g9WQ0ymaiLzg5KdCXlKLjvcW893 SUOqXwnz5DrgnHtJTxOsQfEKIT7DmDSUCaxw7Rqn8787ZsmRM9e2VmPeBN4uqYvTtW7jvijg9N/y JsXecLq0q+WD6m8AAAD//wMAUEsDBBQABgAIAAAAIQA4/SH/1gAAAJQBAAALAAAAX3JlbHMvLnJl bHOkkMFqwzAMhu+DvYPRfXGawxijTi+j0GvpHsDYimMaW0Yy2fr2M4PBMnrbUb/Q94l/f/hMi1qR JVI2sOt6UJgd+ZiDgffL8ekFlFSbvV0oo4EbChzGx4f9GRdb25HMsYhqlCwG5lrLq9biZkxWOiqY 22YiTra2kYMu1l1tQD30/bPm3wwYN0x18gb45AdQl1tp5j/sFB2T0FQ7R0nTNEV3j6o9feQzro1i OWA14Fm+Q8a1a8+Bvu/d/dMb2JY5uiPbhG/ktn4cqGU/er3pcvwCAAD//wMAUEsDBBQABgAIAAAA IQCZ2PQonAEAAJQDAAAOAAAAZHJzL2Uyb0RvYy54bWysU01P3DAQvVfqf7B8Z5MAQm202T2A4FK1 qMAPMM54Y8n2WLbZZP99x97dLGorIRAXxx/z3sx7M1muJ2vYFkLU6DreLGrOwEnstdt0/Onx9uwb ZzEJ1wuDDjq+g8jXq69flqNv4RwHND0ERiQutqPv+JCSb6sqygGsiAv04OhRYbAi0TFsqj6Ikdit qc7r+qoaMfQ+oIQY6fZm/8hXhV8pkOmXUhESMx2n2lJZQ1mf81qtlqLdBOEHLQ9liA9UYYV2lHSm uhFJsJeg/6GyWgaMqNJCoq1QKS2haCA1Tf2XmodBeChayJzoZ5vi59HKn9trdx/IhtHHNvr7kFVM Ktj8pfrYVMzazWbBlJiky6vm8vvFJXkqj2/VCehDTHeAluVNx412WYdoxfZHTJSMQo8hdDilLru0 M5CDjfsNiumekjUFXaYCrk1gW0H9FFKCS03uIfGV6AxT2pgZWL8NPMRnKJSJeQ94RpTM6NIMttph +F/2NB1LVvv4owN73dmCZ+x3pSnFGmp9UXgY0zxbr88FfvqZVn8AAAD//wMAUEsDBBQABgAIAAAA IQBdcTjb3gAAAAcBAAAPAAAAZHJzL2Rvd25yZXYueG1sTI9Ba8JAEIXvBf/DMkJvdVMpYmM2IpZS KxSpLdjjmp0m0exs2F1N/Pcde2kvDx6PefO9bN7bRpzRh9qRgvtRAgKpcKamUsHnx/PdFESImoxu HKGCCwaY54ObTKfGdfSO520sBZdQSLWCKsY2lTIUFVodRq5F4uzbeasjW19K43XH5baR4ySZSKtr 4g+VbnFZYXHcnqyCN79aLRfry4E2X7bbjde7zWv/otTtsH+asSxmICL28e8CrhuYH3IG27sTmSAa Bbwm/ipnj5PpA4j91co8k//58x8AAAD//wMAUEsBAi0AFAAGAAgAAAAhALaDOJL+AAAA4QEAABMA AAAAAAAAAAAAAAAAAAAAAFtDb250ZW50X1R5cGVzXS54bWxQSwECLQAUAAYACAAAACEAOP0h/9YA AACUAQAACwAAAAAAAAAAAAAAAAAvAQAAX3JlbHMvLnJlbHNQSwECLQAUAAYACAAAACEAmdj0KJwB AACUAwAADgAAAAAAAAAAAAAAAAAuAgAAZHJzL2Uyb0RvYy54bWxQSwECLQAUAAYACAAAACEAXXE4 294AAAAHAQAADwAAAAAAAAAAAAAAAAD2AwAAZHJzL2Rvd25yZXYueG1sUEsFBgAAAAAEAAQA8wAA AAEFAAAAAA== " strokecolor="#156082 [3204]" strokeweight=".5pt">
                 <v:stroke joinstyle="miter"/>
@@ -19687,7 +19720,7 @@
           <w:lang w:val="es-ES"/>
         </w:rPr>
       </w:pPr>
-      <w:bookmarkStart w:id="19" w:name="_Toc230344063"/>
+      <w:bookmarkStart w:id="19" w:name="_Toc230356241"/>
       <w:r>
         <w:rPr>
           <w:lang w:val="es-ES"/>
@@ -19757,7 +19790,7 @@
               </wp:anchor>
             </w:drawing>
           </mc:Choice>
-          <mc:Fallback xmlns:ns11="http://schemas.microsoft.com/office/drawing/2010/main" xmlns:ns5="http://schemas.openxmlformats.org/drawingml/2006/main" xmlns:ns9="http://schemas.openxmlformats.org/drawingml/2006/picture">
+          <mc:Fallback xmlns:ns9="http://schemas.openxmlformats.org/drawingml/2006/picture" xmlns:ns5="http://schemas.openxmlformats.org/drawingml/2006/main" xmlns:ns11="http://schemas.microsoft.com/office/drawing/2010/main">
             <w:pict>
               <v:line w14:anchorId="3DAD94D7" id="Conexão Reta 3" o:spid="_x0000_s1026" style="position:absolute;z-index:251725824;visibility:visible;mso-wrap-style:square;mso-wrap-distance-left:9pt;mso-wrap-distance-top:0;mso-wrap-distance-right:9pt;mso-wrap-distance-bottom:0;mso-position-horizontal:absolute;mso-position-horizontal-relative:text;mso-position-vertical:absolute;mso-position-vertical-relative:text" from="0,-.05pt" to="484.2pt,-.05pt" o:gfxdata="UEsDBBQABgAIAAAAIQC2gziS/gAAAOEBAAATAAAAW0NvbnRlbnRfVHlwZXNdLnhtbJSRQU7DMBBF 90jcwfIWJU67QAgl6YK0S0CoHGBkTxKLZGx5TGhvj5O2G0SRWNoz/78nu9wcxkFMGNg6quQqL6RA 0s5Y6ir5vt9lD1JwBDIwOMJKHpHlpr69KfdHjyxSmriSfYz+USnWPY7AufNIadK6MEJMx9ApD/oD OlTrorhX2lFEilmcO2RdNtjC5xDF9pCuTyYBB5bi6bQ4syoJ3g9WQ0ymaiLzg5KdCXlKLjvcW893 SUOqXwnz5DrgnHtJTxOsQfEKIT7DmDSUCaxw7Rqn8787ZsmRM9e2VmPeBN4uqYvTtW7jvijg9N/y JsXecLq0q+WD6m8AAAD//wMAUEsDBBQABgAIAAAAIQA4/SH/1gAAAJQBAAALAAAAX3JlbHMvLnJl bHOkkMFqwzAMhu+DvYPRfXGawxijTi+j0GvpHsDYimMaW0Yy2fr2M4PBMnrbUb/Q94l/f/hMi1qR JVI2sOt6UJgd+ZiDgffL8ekFlFSbvV0oo4EbChzGx4f9GRdb25HMsYhqlCwG5lrLq9biZkxWOiqY 22YiTra2kYMu1l1tQD30/bPm3wwYN0x18gb45AdQl1tp5j/sFB2T0FQ7R0nTNEV3j6o9feQzro1i OWA14Fm+Q8a1a8+Bvu/d/dMb2JY5uiPbhG/ktn4cqGU/er3pcvwCAAD//wMAUEsDBBQABgAIAAAA IQCZ2PQonAEAAJQDAAAOAAAAZHJzL2Uyb0RvYy54bWysU01P3DAQvVfqf7B8Z5MAQm202T2A4FK1 qMAPMM54Y8n2WLbZZP99x97dLGorIRAXxx/z3sx7M1muJ2vYFkLU6DreLGrOwEnstdt0/Onx9uwb ZzEJ1wuDDjq+g8jXq69flqNv4RwHND0ERiQutqPv+JCSb6sqygGsiAv04OhRYbAi0TFsqj6Ikdit qc7r+qoaMfQ+oIQY6fZm/8hXhV8pkOmXUhESMx2n2lJZQ1mf81qtlqLdBOEHLQ9liA9UYYV2lHSm uhFJsJeg/6GyWgaMqNJCoq1QKS2haCA1Tf2XmodBeChayJzoZ5vi59HKn9trdx/IhtHHNvr7kFVM Ktj8pfrYVMzazWbBlJiky6vm8vvFJXkqj2/VCehDTHeAluVNx412WYdoxfZHTJSMQo8hdDilLru0 M5CDjfsNiumekjUFXaYCrk1gW0H9FFKCS03uIfGV6AxT2pgZWL8NPMRnKJSJeQ94RpTM6NIMttph +F/2NB1LVvv4owN73dmCZ+x3pSnFGmp9UXgY0zxbr88FfvqZVn8AAAD//wMAUEsDBBQABgAIAAAA IQCasyRQ4AAAAAkBAAAPAAAAZHJzL2Rvd25yZXYueG1sTI9Ba8JAEIXvhf6HZQq96UYpYmM2IpZS KxSpFfS4ZqdJ2uxs2F1N/Pcde2kvA4/He/O+bN7bRpzRh9qRgtEwAYFUOFNTqWD38TyYgghRk9GN I1RwwQDz/PYm06lxHb3jeRtLwSUUUq2girFNpQxFhVaHoWuR2Pt03urI0pfSeN1xuW3kOEkm0uqa +EOlW1xWWHxvT1bBm1+tlov15Ys2B9vtx+v95rV/Uer+rn+a8VnMQETs418Crgy8H3IednQnMkE0 CpgmKhiMQLD5OJk+gDj+apln8j9B/gMAAP//AwBQSwECLQAUAAYACAAAACEAtoM4kv4AAADhAQAA EwAAAAAAAAAAAAAAAAAAAAAAW0NvbnRlbnRfVHlwZXNdLnhtbFBLAQItABQABgAIAAAAIQA4/SH/ 1gAAAJQBAAALAAAAAAAAAAAAAAAAAC8BAABfcmVscy8ucmVsc1BLAQItABQABgAIAAAAIQCZ2PQo nAEAAJQDAAAOAAAAAAAAAAAAAAAAAC4CAABkcnMvZTJvRG9jLnhtbFBLAQItABQABgAIAAAAIQCa syRQ4AAAAAkBAAAPAAAAAAAAAAAAAAAAAPYDAABkcnMvZG93bnJldi54bWxQSwUGAAAAAAQABADz AAAAAwUAAAAA " strokecolor="#156082 [3204]" strokeweight=".5pt">
                 <v:stroke joinstyle="miter"/>
@@ -20534,7 +20567,7 @@
           <w:lang w:val="es-ES"/>
         </w:rPr>
       </w:pPr>
-      <w:bookmarkStart w:id="20" w:name="_Toc230344064"/>
+      <w:bookmarkStart w:id="20" w:name="_Toc230356242"/>
       <w:r>
         <w:rPr>
           <w:lang w:val="es-ES"/>
@@ -22637,7 +22670,7 @@
           <w:lang w:val="en-US"/>
         </w:rPr>
       </w:pPr>
-      <w:bookmarkStart w:id="21" w:name="_Toc230344065"/>
+      <w:bookmarkStart w:id="21" w:name="_Toc230356243"/>
       <w:r>
         <w:rPr>
           <w:lang w:val="en-US"/>
@@ -22707,7 +22740,7 @@
               </wp:anchor>
             </w:drawing>
           </mc:Choice>
-          <mc:Fallback xmlns:ns11="http://schemas.microsoft.com/office/drawing/2010/main" xmlns:ns5="http://schemas.openxmlformats.org/drawingml/2006/main" xmlns:ns9="http://schemas.openxmlformats.org/drawingml/2006/picture">
+          <mc:Fallback xmlns:ns9="http://schemas.openxmlformats.org/drawingml/2006/picture" xmlns:ns5="http://schemas.openxmlformats.org/drawingml/2006/main" xmlns:ns11="http://schemas.microsoft.com/office/drawing/2010/main">
             <w:pict>
               <v:line w14:anchorId="58938784" id="Conexão Reta 3" o:spid="_x0000_s1026" style="position:absolute;z-index:251727872;visibility:visible;mso-wrap-style:square;mso-wrap-distance-left:9pt;mso-wrap-distance-top:0;mso-wrap-distance-right:9pt;mso-wrap-distance-bottom:0;mso-position-horizontal:absolute;mso-position-horizontal-relative:text;mso-position-vertical:absolute;mso-position-vertical-relative:text" from="0,-.05pt" to="484.2pt,-.05pt" o:gfxdata="UEsDBBQABgAIAAAAIQC2gziS/gAAAOEBAAATAAAAW0NvbnRlbnRfVHlwZXNdLnhtbJSRQU7DMBBF 90jcwfIWJU67QAgl6YK0S0CoHGBkTxKLZGx5TGhvj5O2G0SRWNoz/78nu9wcxkFMGNg6quQqL6RA 0s5Y6ir5vt9lD1JwBDIwOMJKHpHlpr69KfdHjyxSmriSfYz+USnWPY7AufNIadK6MEJMx9ApD/oD OlTrorhX2lFEilmcO2RdNtjC5xDF9pCuTyYBB5bi6bQ4syoJ3g9WQ0ymaiLzg5KdCXlKLjvcW893 SUOqXwnz5DrgnHtJTxOsQfEKIT7DmDSUCaxw7Rqn8787ZsmRM9e2VmPeBN4uqYvTtW7jvijg9N/y JsXecLq0q+WD6m8AAAD//wMAUEsDBBQABgAIAAAAIQA4/SH/1gAAAJQBAAALAAAAX3JlbHMvLnJl bHOkkMFqwzAMhu+DvYPRfXGawxijTi+j0GvpHsDYimMaW0Yy2fr2M4PBMnrbUb/Q94l/f/hMi1qR JVI2sOt6UJgd+ZiDgffL8ekFlFSbvV0oo4EbChzGx4f9GRdb25HMsYhqlCwG5lrLq9biZkxWOiqY 22YiTra2kYMu1l1tQD30/bPm3wwYN0x18gb45AdQl1tp5j/sFB2T0FQ7R0nTNEV3j6o9feQzro1i OWA14Fm+Q8a1a8+Bvu/d/dMb2JY5uiPbhG/ktn4cqGU/er3pcvwCAAD//wMAUEsDBBQABgAIAAAA IQCZ2PQonAEAAJQDAAAOAAAAZHJzL2Uyb0RvYy54bWysU01P3DAQvVfqf7B8Z5MAQm202T2A4FK1 qMAPMM54Y8n2WLbZZP99x97dLGorIRAXxx/z3sx7M1muJ2vYFkLU6DreLGrOwEnstdt0/Onx9uwb ZzEJ1wuDDjq+g8jXq69flqNv4RwHND0ERiQutqPv+JCSb6sqygGsiAv04OhRYbAi0TFsqj6Ikdit qc7r+qoaMfQ+oIQY6fZm/8hXhV8pkOmXUhESMx2n2lJZQ1mf81qtlqLdBOEHLQ9liA9UYYV2lHSm uhFJsJeg/6GyWgaMqNJCoq1QKS2haCA1Tf2XmodBeChayJzoZ5vi59HKn9trdx/IhtHHNvr7kFVM Ktj8pfrYVMzazWbBlJiky6vm8vvFJXkqj2/VCehDTHeAluVNx412WYdoxfZHTJSMQo8hdDilLru0 M5CDjfsNiumekjUFXaYCrk1gW0H9FFKCS03uIfGV6AxT2pgZWL8NPMRnKJSJeQ94RpTM6NIMttph +F/2NB1LVvv4owN73dmCZ+x3pSnFGmp9UXgY0zxbr88FfvqZVn8AAAD//wMAUEsDBBQABgAIAAAA IQCasyRQ4AAAAAkBAAAPAAAAZHJzL2Rvd25yZXYueG1sTI9Ba8JAEIXvhf6HZQq96UYpYmM2IpZS KxSpFfS4ZqdJ2uxs2F1N/Pcde2kvA4/He/O+bN7bRpzRh9qRgtEwAYFUOFNTqWD38TyYgghRk9GN I1RwwQDz/PYm06lxHb3jeRtLwSUUUq2girFNpQxFhVaHoWuR2Pt03urI0pfSeN1xuW3kOEkm0uqa +EOlW1xWWHxvT1bBm1+tlov15Ys2B9vtx+v95rV/Uer+rn+a8VnMQETs418Crgy8H3IednQnMkE0 CpgmKhiMQLD5OJk+gDj+apln8j9B/gMAAP//AwBQSwECLQAUAAYACAAAACEAtoM4kv4AAADhAQAA EwAAAAAAAAAAAAAAAAAAAAAAW0NvbnRlbnRfVHlwZXNdLnhtbFBLAQItABQABgAIAAAAIQA4/SH/ 1gAAAJQBAAALAAAAAAAAAAAAAAAAAC8BAABfcmVscy8ucmVsc1BLAQItABQABgAIAAAAIQCZ2PQo nAEAAJQDAAAOAAAAAAAAAAAAAAAAAC4CAABkcnMvZTJvRG9jLnhtbFBLAQItABQABgAIAAAAIQCa syRQ4AAAAAkBAAAPAAAAAAAAAAAAAAAAAPYDAABkcnMvZG93bnJldi54bWxQSwUGAAAAAAQABADz AAAAAwUAAAAA " strokecolor="#156082 [3204]" strokeweight=".5pt">
                 <v:stroke joinstyle="miter"/>
@@ -23867,7 +23900,7 @@
           <w:lang w:val="es-ES"/>
         </w:rPr>
       </w:pPr>
-      <w:bookmarkStart w:id="22" w:name="_Toc230344066"/>
+      <w:bookmarkStart w:id="22" w:name="_Toc230356244"/>
       <w:r>
         <w:rPr>
           <w:lang w:val="es-ES"/>
@@ -23938,7 +23971,7 @@
               </wp:anchor>
             </w:drawing>
           </mc:Choice>
-          <mc:Fallback xmlns:ns11="http://schemas.microsoft.com/office/drawing/2010/main" xmlns:ns5="http://schemas.openxmlformats.org/drawingml/2006/main" xmlns:ns9="http://schemas.openxmlformats.org/drawingml/2006/picture">
+          <mc:Fallback xmlns:ns9="http://schemas.openxmlformats.org/drawingml/2006/picture" xmlns:ns5="http://schemas.openxmlformats.org/drawingml/2006/main" xmlns:ns11="http://schemas.microsoft.com/office/drawing/2010/main">
             <w:pict>
               <v:line w14:anchorId="0CC3C2CA" id="Conexão Reta 3" o:spid="_x0000_s1026" style="position:absolute;z-index:251729920;visibility:visible;mso-wrap-style:square;mso-wrap-distance-left:9pt;mso-wrap-distance-top:0;mso-wrap-distance-right:9pt;mso-wrap-distance-bottom:0;mso-position-horizontal:absolute;mso-position-horizontal-relative:text;mso-position-vertical:absolute;mso-position-vertical-relative:text" from="0,-.05pt" to="484.2pt,-.05pt" o:gfxdata="UEsDBBQABgAIAAAAIQC2gziS/gAAAOEBAAATAAAAW0NvbnRlbnRfVHlwZXNdLnhtbJSRQU7DMBBF 90jcwfIWJU67QAgl6YK0S0CoHGBkTxKLZGx5TGhvj5O2G0SRWNoz/78nu9wcxkFMGNg6quQqL6RA 0s5Y6ir5vt9lD1JwBDIwOMJKHpHlpr69KfdHjyxSmriSfYz+USnWPY7AufNIadK6MEJMx9ApD/oD OlTrorhX2lFEilmcO2RdNtjC5xDF9pCuTyYBB5bi6bQ4syoJ3g9WQ0ymaiLzg5KdCXlKLjvcW893 SUOqXwnz5DrgnHtJTxOsQfEKIT7DmDSUCaxw7Rqn8787ZsmRM9e2VmPeBN4uqYvTtW7jvijg9N/y JsXecLq0q+WD6m8AAAD//wMAUEsDBBQABgAIAAAAIQA4/SH/1gAAAJQBAAALAAAAX3JlbHMvLnJl bHOkkMFqwzAMhu+DvYPRfXGawxijTi+j0GvpHsDYimMaW0Yy2fr2M4PBMnrbUb/Q94l/f/hMi1qR JVI2sOt6UJgd+ZiDgffL8ekFlFSbvV0oo4EbChzGx4f9GRdb25HMsYhqlCwG5lrLq9biZkxWOiqY 22YiTra2kYMu1l1tQD30/bPm3wwYN0x18gb45AdQl1tp5j/sFB2T0FQ7R0nTNEV3j6o9feQzro1i OWA14Fm+Q8a1a8+Bvu/d/dMb2JY5uiPbhG/ktn4cqGU/er3pcvwCAAD//wMAUEsDBBQABgAIAAAA IQCZ2PQonAEAAJQDAAAOAAAAZHJzL2Uyb0RvYy54bWysU01P3DAQvVfqf7B8Z5MAQm202T2A4FK1 qMAPMM54Y8n2WLbZZP99x97dLGorIRAXxx/z3sx7M1muJ2vYFkLU6DreLGrOwEnstdt0/Onx9uwb ZzEJ1wuDDjq+g8jXq69flqNv4RwHND0ERiQutqPv+JCSb6sqygGsiAv04OhRYbAi0TFsqj6Ikdit qc7r+qoaMfQ+oIQY6fZm/8hXhV8pkOmXUhESMx2n2lJZQ1mf81qtlqLdBOEHLQ9liA9UYYV2lHSm uhFJsJeg/6GyWgaMqNJCoq1QKS2haCA1Tf2XmodBeChayJzoZ5vi59HKn9trdx/IhtHHNvr7kFVM Ktj8pfrYVMzazWbBlJiky6vm8vvFJXkqj2/VCehDTHeAluVNx412WYdoxfZHTJSMQo8hdDilLru0 M5CDjfsNiumekjUFXaYCrk1gW0H9FFKCS03uIfGV6AxT2pgZWL8NPMRnKJSJeQ94RpTM6NIMttph +F/2NB1LVvv4owN73dmCZ+x3pSnFGmp9UXgY0zxbr88FfvqZVn8AAAD//wMAUEsDBBQABgAIAAAA IQCasyRQ4AAAAAkBAAAPAAAAZHJzL2Rvd25yZXYueG1sTI9Ba8JAEIXvhf6HZQq96UYpYmM2IpZS KxSpFfS4ZqdJ2uxs2F1N/Pcde2kvA4/He/O+bN7bRpzRh9qRgtEwAYFUOFNTqWD38TyYgghRk9GN I1RwwQDz/PYm06lxHb3jeRtLwSUUUq2girFNpQxFhVaHoWuR2Pt03urI0pfSeN1xuW3kOEkm0uqa +EOlW1xWWHxvT1bBm1+tlov15Ys2B9vtx+v95rV/Uer+rn+a8VnMQETs418Crgy8H3IednQnMkE0 CpgmKhiMQLD5OJk+gDj+apln8j9B/gMAAP//AwBQSwECLQAUAAYACAAAACEAtoM4kv4AAADhAQAA EwAAAAAAAAAAAAAAAAAAAAAAW0NvbnRlbnRfVHlwZXNdLnhtbFBLAQItABQABgAIAAAAIQA4/SH/ 1gAAAJQBAAALAAAAAAAAAAAAAAAAAC8BAABfcmVscy8ucmVsc1BLAQItABQABgAIAAAAIQCZ2PQo nAEAAJQDAAAOAAAAAAAAAAAAAAAAAC4CAABkcnMvZTJvRG9jLnhtbFBLAQItABQABgAIAAAAIQCa syRQ4AAAAAkBAAAPAAAAAAAAAAAAAAAAAPYDAABkcnMvZG93bnJldi54bWxQSwUGAAAAAAQABADz AAAAAwUAAAAA " strokecolor="#156082 [3204]" strokeweight=".5pt">
                 <v:stroke joinstyle="miter"/>
@@ -24081,7 +24114,7 @@
           <w:lang w:val="es-ES"/>
         </w:rPr>
       </w:pPr>
-      <w:bookmarkStart w:id="23" w:name="_Toc230344067"/>
+      <w:bookmarkStart w:id="23" w:name="_Toc230356245"/>
       <w:r>
         <w:rPr>
           <w:lang w:val="es-ES"/>
@@ -24151,7 +24184,7 @@
               </wp:anchor>
             </w:drawing>
           </mc:Choice>
-          <mc:Fallback xmlns:ns11="http://schemas.microsoft.com/office/drawing/2010/main" xmlns:ns5="http://schemas.openxmlformats.org/drawingml/2006/main" xmlns:ns9="http://schemas.openxmlformats.org/drawingml/2006/picture">
+          <mc:Fallback xmlns:ns9="http://schemas.openxmlformats.org/drawingml/2006/picture" xmlns:ns5="http://schemas.openxmlformats.org/drawingml/2006/main" xmlns:ns11="http://schemas.microsoft.com/office/drawing/2010/main">
             <w:pict>
               <v:line w14:anchorId="0B18E916" id="Conexão Reta 3" o:spid="_x0000_s1026" style="position:absolute;z-index:251731968;visibility:visible;mso-wrap-style:square;mso-wrap-distance-left:9pt;mso-wrap-distance-top:0;mso-wrap-distance-right:9pt;mso-wrap-distance-bottom:0;mso-position-horizontal:absolute;mso-position-horizontal-relative:text;mso-position-vertical:absolute;mso-position-vertical-relative:text" from="0,-.05pt" to="484.2pt,-.05pt" o:gfxdata="UEsDBBQABgAIAAAAIQC2gziS/gAAAOEBAAATAAAAW0NvbnRlbnRfVHlwZXNdLnhtbJSRQU7DMBBF 90jcwfIWJU67QAgl6YK0S0CoHGBkTxKLZGx5TGhvj5O2G0SRWNoz/78nu9wcxkFMGNg6quQqL6RA 0s5Y6ir5vt9lD1JwBDIwOMJKHpHlpr69KfdHjyxSmriSfYz+USnWPY7AufNIadK6MEJMx9ApD/oD OlTrorhX2lFEilmcO2RdNtjC5xDF9pCuTyYBB5bi6bQ4syoJ3g9WQ0ymaiLzg5KdCXlKLjvcW893 SUOqXwnz5DrgnHtJTxOsQfEKIT7DmDSUCaxw7Rqn8787ZsmRM9e2VmPeBN4uqYvTtW7jvijg9N/y JsXecLq0q+WD6m8AAAD//wMAUEsDBBQABgAIAAAAIQA4/SH/1gAAAJQBAAALAAAAX3JlbHMvLnJl bHOkkMFqwzAMhu+DvYPRfXGawxijTi+j0GvpHsDYimMaW0Yy2fr2M4PBMnrbUb/Q94l/f/hMi1qR JVI2sOt6UJgd+ZiDgffL8ekFlFSbvV0oo4EbChzGx4f9GRdb25HMsYhqlCwG5lrLq9biZkxWOiqY 22YiTra2kYMu1l1tQD30/bPm3wwYN0x18gb45AdQl1tp5j/sFB2T0FQ7R0nTNEV3j6o9feQzro1i OWA14Fm+Q8a1a8+Bvu/d/dMb2JY5uiPbhG/ktn4cqGU/er3pcvwCAAD//wMAUEsDBBQABgAIAAAA IQCZ2PQonAEAAJQDAAAOAAAAZHJzL2Uyb0RvYy54bWysU01P3DAQvVfqf7B8Z5MAQm202T2A4FK1 qMAPMM54Y8n2WLbZZP99x97dLGorIRAXxx/z3sx7M1muJ2vYFkLU6DreLGrOwEnstdt0/Onx9uwb ZzEJ1wuDDjq+g8jXq69flqNv4RwHND0ERiQutqPv+JCSb6sqygGsiAv04OhRYbAi0TFsqj6Ikdit qc7r+qoaMfQ+oIQY6fZm/8hXhV8pkOmXUhESMx2n2lJZQ1mf81qtlqLdBOEHLQ9liA9UYYV2lHSm uhFJsJeg/6GyWgaMqNJCoq1QKS2haCA1Tf2XmodBeChayJzoZ5vi59HKn9trdx/IhtHHNvr7kFVM Ktj8pfrYVMzazWbBlJiky6vm8vvFJXkqj2/VCehDTHeAluVNx412WYdoxfZHTJSMQo8hdDilLru0 M5CDjfsNiumekjUFXaYCrk1gW0H9FFKCS03uIfGV6AxT2pgZWL8NPMRnKJSJeQ94RpTM6NIMttph +F/2NB1LVvv4owN73dmCZ+x3pSnFGmp9UXgY0zxbr88FfvqZVn8AAAD//wMAUEsDBBQABgAIAAAA IQCasyRQ4AAAAAkBAAAPAAAAZHJzL2Rvd25yZXYueG1sTI9Ba8JAEIXvhf6HZQq96UYpYmM2IpZS KxSpFfS4ZqdJ2uxs2F1N/Pcde2kvA4/He/O+bN7bRpzRh9qRgtEwAYFUOFNTqWD38TyYgghRk9GN I1RwwQDz/PYm06lxHb3jeRtLwSUUUq2girFNpQxFhVaHoWuR2Pt03urI0pfSeN1xuW3kOEkm0uqa +EOlW1xWWHxvT1bBm1+tlov15Ys2B9vtx+v95rV/Uer+rn+a8VnMQETs418Crgy8H3IednQnMkE0 CpgmKhiMQLD5OJk+gDj+apln8j9B/gMAAP//AwBQSwECLQAUAAYACAAAACEAtoM4kv4AAADhAQAA EwAAAAAAAAAAAAAAAAAAAAAAW0NvbnRlbnRfVHlwZXNdLnhtbFBLAQItABQABgAIAAAAIQA4/SH/ 1gAAAJQBAAALAAAAAAAAAAAAAAAAAC8BAABfcmVscy8ucmVsc1BLAQItABQABgAIAAAAIQCZ2PQo nAEAAJQDAAAOAAAAAAAAAAAAAAAAAC4CAABkcnMvZTJvRG9jLnhtbFBLAQItABQABgAIAAAAIQCa syRQ4AAAAAkBAAAPAAAAAAAAAAAAAAAAAPYDAABkcnMvZG93bnJldi54bWxQSwUGAAAAAAQABADz AAAAAwUAAAAA " strokecolor="#156082 [3204]" strokeweight=".5pt">
                 <v:stroke joinstyle="miter"/>
@@ -25072,7 +25105,7 @@
       <w:pPr>
         <w:pStyle w:val="Ttulo3"/>
       </w:pPr>
-      <w:bookmarkStart w:id="24" w:name="_Toc230344068"/>
+      <w:bookmarkStart w:id="24" w:name="_Toc230356246"/>
       <w:proofErr w:type="spellStart"/>
       <w:r>
         <w:t>Puntos</w:t>
@@ -25151,7 +25184,7 @@
               </wp:anchor>
             </w:drawing>
           </mc:Choice>
-          <mc:Fallback xmlns:ns11="http://schemas.microsoft.com/office/drawing/2010/main" xmlns:ns5="http://schemas.openxmlformats.org/drawingml/2006/main" xmlns:ns9="http://schemas.openxmlformats.org/drawingml/2006/picture">
+          <mc:Fallback xmlns:ns9="http://schemas.openxmlformats.org/drawingml/2006/picture" xmlns:ns5="http://schemas.openxmlformats.org/drawingml/2006/main" xmlns:ns11="http://schemas.microsoft.com/office/drawing/2010/main">
             <w:pict>
               <v:line w14:anchorId="2821BB5C" id="Conexão Reta 3" o:spid="_x0000_s1026" style="position:absolute;z-index:251734016;visibility:visible;mso-wrap-style:square;mso-wrap-distance-left:9pt;mso-wrap-distance-top:0;mso-wrap-distance-right:9pt;mso-wrap-distance-bottom:0;mso-position-horizontal:absolute;mso-position-horizontal-relative:text;mso-position-vertical:absolute;mso-position-vertical-relative:text" from="0,0" to="484.2pt,0" o:gfxdata="UEsDBBQABgAIAAAAIQC2gziS/gAAAOEBAAATAAAAW0NvbnRlbnRfVHlwZXNdLnhtbJSRQU7DMBBF 90jcwfIWJU67QAgl6YK0S0CoHGBkTxKLZGx5TGhvj5O2G0SRWNoz/78nu9wcxkFMGNg6quQqL6RA 0s5Y6ir5vt9lD1JwBDIwOMJKHpHlpr69KfdHjyxSmriSfYz+USnWPY7AufNIadK6MEJMx9ApD/oD OlTrorhX2lFEilmcO2RdNtjC5xDF9pCuTyYBB5bi6bQ4syoJ3g9WQ0ymaiLzg5KdCXlKLjvcW893 SUOqXwnz5DrgnHtJTxOsQfEKIT7DmDSUCaxw7Rqn8787ZsmRM9e2VmPeBN4uqYvTtW7jvijg9N/y JsXecLq0q+WD6m8AAAD//wMAUEsDBBQABgAIAAAAIQA4/SH/1gAAAJQBAAALAAAAX3JlbHMvLnJl bHOkkMFqwzAMhu+DvYPRfXGawxijTi+j0GvpHsDYimMaW0Yy2fr2M4PBMnrbUb/Q94l/f/hMi1qR JVI2sOt6UJgd+ZiDgffL8ekFlFSbvV0oo4EbChzGx4f9GRdb25HMsYhqlCwG5lrLq9biZkxWOiqY 22YiTra2kYMu1l1tQD30/bPm3wwYN0x18gb45AdQl1tp5j/sFB2T0FQ7R0nTNEV3j6o9feQzro1i OWA14Fm+Q8a1a8+Bvu/d/dMb2JY5uiPbhG/ktn4cqGU/er3pcvwCAAD//wMAUEsDBBQABgAIAAAA IQCZ2PQonAEAAJQDAAAOAAAAZHJzL2Uyb0RvYy54bWysU01P3DAQvVfqf7B8Z5MAQm202T2A4FK1 qMAPMM54Y8n2WLbZZP99x97dLGorIRAXxx/z3sx7M1muJ2vYFkLU6DreLGrOwEnstdt0/Onx9uwb ZzEJ1wuDDjq+g8jXq69flqNv4RwHND0ERiQutqPv+JCSb6sqygGsiAv04OhRYbAi0TFsqj6Ikdit qc7r+qoaMfQ+oIQY6fZm/8hXhV8pkOmXUhESMx2n2lJZQ1mf81qtlqLdBOEHLQ9liA9UYYV2lHSm uhFJsJeg/6GyWgaMqNJCoq1QKS2haCA1Tf2XmodBeChayJzoZ5vi59HKn9trdx/IhtHHNvr7kFVM Ktj8pfrYVMzazWbBlJiky6vm8vvFJXkqj2/VCehDTHeAluVNx412WYdoxfZHTJSMQo8hdDilLru0 M5CDjfsNiumekjUFXaYCrk1gW0H9FFKCS03uIfGV6AxT2pgZWL8NPMRnKJSJeQ94RpTM6NIMttph +F/2NB1LVvv4owN73dmCZ+x3pSnFGmp9UXgY0zxbr88FfvqZVn8AAAD//wMAUEsDBBQABgAIAAAA IQBdcTjb3gAAAAcBAAAPAAAAZHJzL2Rvd25yZXYueG1sTI9Ba8JAEIXvBf/DMkJvdVMpYmM2IpZS KxSpLdjjmp0m0exs2F1N/Pcde2kvDx6PefO9bN7bRpzRh9qRgvtRAgKpcKamUsHnx/PdFESImoxu HKGCCwaY54ObTKfGdfSO520sBZdQSLWCKsY2lTIUFVodRq5F4uzbeasjW19K43XH5baR4ySZSKtr 4g+VbnFZYXHcnqyCN79aLRfry4E2X7bbjde7zWv/otTtsH+asSxmICL28e8CrhuYH3IG27sTmSAa Bbwm/ipnj5PpA4j91co8k//58x8AAAD//wMAUEsBAi0AFAAGAAgAAAAhALaDOJL+AAAA4QEAABMA AAAAAAAAAAAAAAAAAAAAAFtDb250ZW50X1R5cGVzXS54bWxQSwECLQAUAAYACAAAACEAOP0h/9YA AACUAQAACwAAAAAAAAAAAAAAAAAvAQAAX3JlbHMvLnJlbHNQSwECLQAUAAYACAAAACEAmdj0KJwB AACUAwAADgAAAAAAAAAAAAAAAAAuAgAAZHJzL2Uyb0RvYy54bWxQSwECLQAUAAYACAAAACEAXXE4 294AAAAHAQAADwAAAAAAAAAAAAAAAAD2AwAAZHJzL2Rvd25yZXYueG1sUEsFBgAAAAAEAAQA8wAA AAEFAAAAAA== " strokecolor="#156082 [3204]" strokeweight=".5pt">
                 <v:stroke joinstyle="miter"/>
@@ -25406,7 +25439,7 @@
           <w:lang w:val="en-US"/>
         </w:rPr>
       </w:pPr>
-      <w:bookmarkStart w:id="25" w:name="_Toc230344069"/>
+      <w:bookmarkStart w:id="25" w:name="_Toc230356247"/>
       <w:r>
         <w:rPr>
           <w:lang w:val="en-US"/>
@@ -25485,7 +25518,7 @@
               </wp:anchor>
             </w:drawing>
           </mc:Choice>
-          <mc:Fallback xmlns:ns11="http://schemas.microsoft.com/office/drawing/2010/main" xmlns:ns5="http://schemas.openxmlformats.org/drawingml/2006/main" xmlns:ns9="http://schemas.openxmlformats.org/drawingml/2006/picture">
+          <mc:Fallback xmlns:ns9="http://schemas.openxmlformats.org/drawingml/2006/picture" xmlns:ns5="http://schemas.openxmlformats.org/drawingml/2006/main" xmlns:ns11="http://schemas.microsoft.com/office/drawing/2010/main">
             <w:pict>
               <v:line w14:anchorId="3DBDCB33" id="Conexão Reta 3" o:spid="_x0000_s1026" style="position:absolute;z-index:251736064;visibility:visible;mso-wrap-style:square;mso-wrap-distance-left:9pt;mso-wrap-distance-top:0;mso-wrap-distance-right:9pt;mso-wrap-distance-bottom:0;mso-position-horizontal:absolute;mso-position-horizontal-relative:text;mso-position-vertical:absolute;mso-position-vertical-relative:text" from="0,-.05pt" to="484.2pt,-.05pt" o:gfxdata="UEsDBBQABgAIAAAAIQC2gziS/gAAAOEBAAATAAAAW0NvbnRlbnRfVHlwZXNdLnhtbJSRQU7DMBBF 90jcwfIWJU67QAgl6YK0S0CoHGBkTxKLZGx5TGhvj5O2G0SRWNoz/78nu9wcxkFMGNg6quQqL6RA 0s5Y6ir5vt9lD1JwBDIwOMJKHpHlpr69KfdHjyxSmriSfYz+USnWPY7AufNIadK6MEJMx9ApD/oD OlTrorhX2lFEilmcO2RdNtjC5xDF9pCuTyYBB5bi6bQ4syoJ3g9WQ0ymaiLzg5KdCXlKLjvcW893 SUOqXwnz5DrgnHtJTxOsQfEKIT7DmDSUCaxw7Rqn8787ZsmRM9e2VmPeBN4uqYvTtW7jvijg9N/y JsXecLq0q+WD6m8AAAD//wMAUEsDBBQABgAIAAAAIQA4/SH/1gAAAJQBAAALAAAAX3JlbHMvLnJl bHOkkMFqwzAMhu+DvYPRfXGawxijTi+j0GvpHsDYimMaW0Yy2fr2M4PBMnrbUb/Q94l/f/hMi1qR JVI2sOt6UJgd+ZiDgffL8ekFlFSbvV0oo4EbChzGx4f9GRdb25HMsYhqlCwG5lrLq9biZkxWOiqY 22YiTra2kYMu1l1tQD30/bPm3wwYN0x18gb45AdQl1tp5j/sFB2T0FQ7R0nTNEV3j6o9feQzro1i OWA14Fm+Q8a1a8+Bvu/d/dMb2JY5uiPbhG/ktn4cqGU/er3pcvwCAAD//wMAUEsDBBQABgAIAAAA IQCZ2PQonAEAAJQDAAAOAAAAZHJzL2Uyb0RvYy54bWysU01P3DAQvVfqf7B8Z5MAQm202T2A4FK1 qMAPMM54Y8n2WLbZZP99x97dLGorIRAXxx/z3sx7M1muJ2vYFkLU6DreLGrOwEnstdt0/Onx9uwb ZzEJ1wuDDjq+g8jXq69flqNv4RwHND0ERiQutqPv+JCSb6sqygGsiAv04OhRYbAi0TFsqj6Ikdit qc7r+qoaMfQ+oIQY6fZm/8hXhV8pkOmXUhESMx2n2lJZQ1mf81qtlqLdBOEHLQ9liA9UYYV2lHSm uhFJsJeg/6GyWgaMqNJCoq1QKS2haCA1Tf2XmodBeChayJzoZ5vi59HKn9trdx/IhtHHNvr7kFVM Ktj8pfrYVMzazWbBlJiky6vm8vvFJXkqj2/VCehDTHeAluVNx412WYdoxfZHTJSMQo8hdDilLru0 M5CDjfsNiumekjUFXaYCrk1gW0H9FFKCS03uIfGV6AxT2pgZWL8NPMRnKJSJeQ94RpTM6NIMttph +F/2NB1LVvv4owN73dmCZ+x3pSnFGmp9UXgY0zxbr88FfvqZVn8AAAD//wMAUEsDBBQABgAIAAAA IQCasyRQ4AAAAAkBAAAPAAAAZHJzL2Rvd25yZXYueG1sTI9Ba8JAEIXvhf6HZQq96UYpYmM2IpZS KxSpFfS4ZqdJ2uxs2F1N/Pcde2kvA4/He/O+bN7bRpzRh9qRgtEwAYFUOFNTqWD38TyYgghRk9GN I1RwwQDz/PYm06lxHb3jeRtLwSUUUq2girFNpQxFhVaHoWuR2Pt03urI0pfSeN1xuW3kOEkm0uqa +EOlW1xWWHxvT1bBm1+tlov15Ys2B9vtx+v95rV/Uer+rn+a8VnMQETs418Crgy8H3IednQnMkE0 CpgmKhiMQLD5OJk+gDj+apln8j9B/gMAAP//AwBQSwECLQAUAAYACAAAACEAtoM4kv4AAADhAQAA EwAAAAAAAAAAAAAAAAAAAAAAW0NvbnRlbnRfVHlwZXNdLnhtbFBLAQItABQABgAIAAAAIQA4/SH/ 1gAAAJQBAAALAAAAAAAAAAAAAAAAAC8BAABfcmVscy8ucmVsc1BLAQItABQABgAIAAAAIQCZ2PQo nAEAAJQDAAAOAAAAAAAAAAAAAAAAAC4CAABkcnMvZTJvRG9jLnhtbFBLAQItABQABgAIAAAAIQCa syRQ4AAAAAkBAAAPAAAAAAAAAAAAAAAAAPYDAABkcnMvZG93bnJldi54bWxQSwUGAAAAAAQABADz AAAAAwUAAAAA " strokecolor="#156082 [3204]" strokeweight=".5pt">
                 <v:stroke joinstyle="miter"/>
@@ -25780,7 +25813,7 @@
           <w:lang w:val="es-ES"/>
         </w:rPr>
       </w:pPr>
-      <w:bookmarkStart w:id="26" w:name="_Toc230344070"/>
+      <w:bookmarkStart w:id="26" w:name="_Toc230356248"/>
       <w:r>
         <w:rPr>
           <w:lang w:val="es-ES"/>

--- a/local_llm_es.docx
+++ b/local_llm_es.docx
@@ -2033,7 +2033,7 @@
               </wp:anchor>
             </w:drawing>
           </mc:Choice>
-          <mc:Fallback xmlns:ns9="http://schemas.openxmlformats.org/drawingml/2006/picture" xmlns:ns5="http://schemas.openxmlformats.org/drawingml/2006/main" xmlns:ns11="http://schemas.microsoft.com/office/drawing/2010/main">
+          <mc:Fallback xmlns:ns11="http://schemas.microsoft.com/office/drawing/2010/main" xmlns:ns5="http://schemas.openxmlformats.org/drawingml/2006/main" xmlns:ns9="http://schemas.openxmlformats.org/drawingml/2006/picture">
             <w:pict>
               <v:line w14:anchorId="16FFBEF1" id="Conexão Reta 2" o:spid="_x0000_s1026" style="position:absolute;z-index:251699200;visibility:visible;mso-wrap-style:square;mso-wrap-distance-left:9pt;mso-wrap-distance-top:0;mso-wrap-distance-right:9pt;mso-wrap-distance-bottom:0;mso-position-horizontal:absolute;mso-position-horizontal-relative:text;mso-position-vertical:absolute;mso-position-vertical-relative:text" from="0,-.05pt" to="484.2pt,-.05pt" o:gfxdata="UEsDBBQABgAIAAAAIQC2gziS/gAAAOEBAAATAAAAW0NvbnRlbnRfVHlwZXNdLnhtbJSRQU7DMBBF 90jcwfIWJU67QAgl6YK0S0CoHGBkTxKLZGx5TGhvj5O2G0SRWNoz/78nu9wcxkFMGNg6quQqL6RA 0s5Y6ir5vt9lD1JwBDIwOMJKHpHlpr69KfdHjyxSmriSfYz+USnWPY7AufNIadK6MEJMx9ApD/oD OlTrorhX2lFEilmcO2RdNtjC5xDF9pCuTyYBB5bi6bQ4syoJ3g9WQ0ymaiLzg5KdCXlKLjvcW893 SUOqXwnz5DrgnHtJTxOsQfEKIT7DmDSUCaxw7Rqn8787ZsmRM9e2VmPeBN4uqYvTtW7jvijg9N/y JsXecLq0q+WD6m8AAAD//wMAUEsDBBQABgAIAAAAIQA4/SH/1gAAAJQBAAALAAAAX3JlbHMvLnJl bHOkkMFqwzAMhu+DvYPRfXGawxijTi+j0GvpHsDYimMaW0Yy2fr2M4PBMnrbUb/Q94l/f/hMi1qR JVI2sOt6UJgd+ZiDgffL8ekFlFSbvV0oo4EbChzGx4f9GRdb25HMsYhqlCwG5lrLq9biZkxWOiqY 22YiTra2kYMu1l1tQD30/bPm3wwYN0x18gb45AdQl1tp5j/sFB2T0FQ7R0nTNEV3j6o9feQzro1i OWA14Fm+Q8a1a8+Bvu/d/dMb2JY5uiPbhG/ktn4cqGU/er3pcvwCAAD//wMAUEsDBBQABgAIAAAA IQCZ2PQonAEAAJQDAAAOAAAAZHJzL2Uyb0RvYy54bWysU01P3DAQvVfqf7B8Z5MAQm202T2A4FK1 qMAPMM54Y8n2WLbZZP99x97dLGorIRAXxx/z3sx7M1muJ2vYFkLU6DreLGrOwEnstdt0/Onx9uwb ZzEJ1wuDDjq+g8jXq69flqNv4RwHND0ERiQutqPv+JCSb6sqygGsiAv04OhRYbAi0TFsqj6Ikdit qc7r+qoaMfQ+oIQY6fZm/8hXhV8pkOmXUhESMx2n2lJZQ1mf81qtlqLdBOEHLQ9liA9UYYV2lHSm uhFJsJeg/6GyWgaMqNJCoq1QKS2haCA1Tf2XmodBeChayJzoZ5vi59HKn9trdx/IhtHHNvr7kFVM Ktj8pfrYVMzazWbBlJiky6vm8vvFJXkqj2/VCehDTHeAluVNx412WYdoxfZHTJSMQo8hdDilLru0 M5CDjfsNiumekjUFXaYCrk1gW0H9FFKCS03uIfGV6AxT2pgZWL8NPMRnKJSJeQ94RpTM6NIMttph +F/2NB1LVvv4owN73dmCZ+x3pSnFGmp9UXgY0zxbr88FfvqZVn8AAAD//wMAUEsDBBQABgAIAAAA IQCasyRQ4AAAAAkBAAAPAAAAZHJzL2Rvd25yZXYueG1sTI9Ba8JAEIXvhf6HZQq96UYpYmM2IpZS KxSpFfS4ZqdJ2uxs2F1N/Pcde2kvA4/He/O+bN7bRpzRh9qRgtEwAYFUOFNTqWD38TyYgghRk9GN I1RwwQDz/PYm06lxHb3jeRtLwSUUUq2girFNpQxFhVaHoWuR2Pt03urI0pfSeN1xuW3kOEkm0uqa +EOlW1xWWHxvT1bBm1+tlov15Ys2B9vtx+v95rV/Uer+rn+a8VnMQETs418Crgy8H3IednQnMkE0 CpgmKhiMQLD5OJk+gDj+apln8j9B/gMAAP//AwBQSwECLQAUAAYACAAAACEAtoM4kv4AAADhAQAA EwAAAAAAAAAAAAAAAAAAAAAAW0NvbnRlbnRfVHlwZXNdLnhtbFBLAQItABQABgAIAAAAIQA4/SH/ 1gAAAJQBAAALAAAAAAAAAAAAAAAAAC8BAABfcmVscy8ucmVsc1BLAQItABQABgAIAAAAIQCZ2PQo nAEAAJQDAAAOAAAAAAAAAAAAAAAAAC4CAABkcnMvZTJvRG9jLnhtbFBLAQItABQABgAIAAAAIQCa syRQ4AAAAAkBAAAPAAAAAAAAAAAAAAAAAPYDAABkcnMvZG93bnJldi54bWxQSwUGAAAAAAQABADz AAAAAwUAAAAA " strokecolor="#156082 [3204]" strokeweight=".5pt">
                 <v:stroke joinstyle="miter"/>
@@ -2141,7 +2141,7 @@
               </wp:anchor>
             </w:drawing>
           </mc:Choice>
-          <mc:Fallback xmlns:ns9="http://schemas.openxmlformats.org/drawingml/2006/picture" xmlns:ns5="http://schemas.openxmlformats.org/drawingml/2006/main" xmlns:ns11="http://schemas.microsoft.com/office/drawing/2010/main">
+          <mc:Fallback xmlns:ns11="http://schemas.microsoft.com/office/drawing/2010/main" xmlns:ns5="http://schemas.openxmlformats.org/drawingml/2006/main" xmlns:ns9="http://schemas.openxmlformats.org/drawingml/2006/picture">
             <w:pict>
               <v:line w14:anchorId="17B95DA5" id="Conexão Reta 2" o:spid="_x0000_s1026" style="position:absolute;z-index:251701248;visibility:visible;mso-wrap-style:square;mso-wrap-distance-left:9pt;mso-wrap-distance-top:0;mso-wrap-distance-right:9pt;mso-wrap-distance-bottom:0;mso-position-horizontal:absolute;mso-position-horizontal-relative:text;mso-position-vertical:absolute;mso-position-vertical-relative:text" from="0,0" to="484.2pt,0" o:gfxdata="UEsDBBQABgAIAAAAIQC2gziS/gAAAOEBAAATAAAAW0NvbnRlbnRfVHlwZXNdLnhtbJSRQU7DMBBF 90jcwfIWJU67QAgl6YK0S0CoHGBkTxKLZGx5TGhvj5O2G0SRWNoz/78nu9wcxkFMGNg6quQqL6RA 0s5Y6ir5vt9lD1JwBDIwOMJKHpHlpr69KfdHjyxSmriSfYz+USnWPY7AufNIadK6MEJMx9ApD/oD OlTrorhX2lFEilmcO2RdNtjC5xDF9pCuTyYBB5bi6bQ4syoJ3g9WQ0ymaiLzg5KdCXlKLjvcW893 SUOqXwnz5DrgnHtJTxOsQfEKIT7DmDSUCaxw7Rqn8787ZsmRM9e2VmPeBN4uqYvTtW7jvijg9N/y JsXecLq0q+WD6m8AAAD//wMAUEsDBBQABgAIAAAAIQA4/SH/1gAAAJQBAAALAAAAX3JlbHMvLnJl bHOkkMFqwzAMhu+DvYPRfXGawxijTi+j0GvpHsDYimMaW0Yy2fr2M4PBMnrbUb/Q94l/f/hMi1qR JVI2sOt6UJgd+ZiDgffL8ekFlFSbvV0oo4EbChzGx4f9GRdb25HMsYhqlCwG5lrLq9biZkxWOiqY 22YiTra2kYMu1l1tQD30/bPm3wwYN0x18gb45AdQl1tp5j/sFB2T0FQ7R0nTNEV3j6o9feQzro1i OWA14Fm+Q8a1a8+Bvu/d/dMb2JY5uiPbhG/ktn4cqGU/er3pcvwCAAD//wMAUEsDBBQABgAIAAAA IQCZ2PQonAEAAJQDAAAOAAAAZHJzL2Uyb0RvYy54bWysU01P3DAQvVfqf7B8Z5MAQm202T2A4FK1 qMAPMM54Y8n2WLbZZP99x97dLGorIRAXxx/z3sx7M1muJ2vYFkLU6DreLGrOwEnstdt0/Onx9uwb ZzEJ1wuDDjq+g8jXq69flqNv4RwHND0ERiQutqPv+JCSb6sqygGsiAv04OhRYbAi0TFsqj6Ikdit qc7r+qoaMfQ+oIQY6fZm/8hXhV8pkOmXUhESMx2n2lJZQ1mf81qtlqLdBOEHLQ9liA9UYYV2lHSm uhFJsJeg/6GyWgaMqNJCoq1QKS2haCA1Tf2XmodBeChayJzoZ5vi59HKn9trdx/IhtHHNvr7kFVM Ktj8pfrYVMzazWbBlJiky6vm8vvFJXkqj2/VCehDTHeAluVNx412WYdoxfZHTJSMQo8hdDilLru0 M5CDjfsNiumekjUFXaYCrk1gW0H9FFKCS03uIfGV6AxT2pgZWL8NPMRnKJSJeQ94RpTM6NIMttph +F/2NB1LVvv4owN73dmCZ+x3pSnFGmp9UXgY0zxbr88FfvqZVn8AAAD//wMAUEsDBBQABgAIAAAA IQBdcTjb3gAAAAcBAAAPAAAAZHJzL2Rvd25yZXYueG1sTI9Ba8JAEIXvBf/DMkJvdVMpYmM2IpZS KxSpLdjjmp0m0exs2F1N/Pcde2kvDx6PefO9bN7bRpzRh9qRgvtRAgKpcKamUsHnx/PdFESImoxu HKGCCwaY54ObTKfGdfSO520sBZdQSLWCKsY2lTIUFVodRq5F4uzbeasjW19K43XH5baR4ySZSKtr 4g+VbnFZYXHcnqyCN79aLRfry4E2X7bbjde7zWv/otTtsH+asSxmICL28e8CrhuYH3IG27sTmSAa Bbwm/ipnj5PpA4j91co8k//58x8AAAD//wMAUEsBAi0AFAAGAAgAAAAhALaDOJL+AAAA4QEAABMA AAAAAAAAAAAAAAAAAAAAAFtDb250ZW50X1R5cGVzXS54bWxQSwECLQAUAAYACAAAACEAOP0h/9YA AACUAQAACwAAAAAAAAAAAAAAAAAvAQAAX3JlbHMvLnJlbHNQSwECLQAUAAYACAAAACEAmdj0KJwB AACUAwAADgAAAAAAAAAAAAAAAAAuAgAAZHJzL2Uyb0RvYy54bWxQSwECLQAUAAYACAAAACEAXXE4 294AAAAHAQAADwAAAAAAAAAAAAAAAAD2AwAAZHJzL2Rvd25yZXYueG1sUEsFBgAAAAAEAAQA8wAA AAEFAAAAAA== " strokecolor="#156082 [3204]" strokeweight=".5pt">
                 <v:stroke joinstyle="miter"/>
@@ -2440,21 +2440,7 @@
         <w:rPr>
           <w:lang w:val="es-ES"/>
         </w:rPr>
-        <w:t xml:space="preserve"> — el comando `ollama pull` descarga el modelo del registro (ollama.com/library) como un </w:t>
-      </w:r>
-      <w:proofErr w:type="gramStart"/>
-      <w:r>
-        <w:rPr>
-          <w:lang w:val="es-ES"/>
-        </w:rPr>
-        <w:t>archivo .gguf</w:t>
-      </w:r>
-      <w:proofErr w:type="gramEnd"/>
-      <w:r>
-        <w:rPr>
-          <w:lang w:val="es-ES"/>
-        </w:rPr>
-        <w:t xml:space="preserve"> con pesos cuantizados. Se guarda localmente y no es necesario volver a descargarlo.</w:t>
+        <w:t xml:space="preserve"> — el comando `ollama pull` descarga el modelo del registro (ollama.com/library) como un archivo .gguf con pesos cuantizados. Se guarda localmente y no es necesario volver a descargarlo.</w:t>
       </w:r>
     </w:p>
     <w:p>
@@ -2595,7 +2581,7 @@
               </wp:anchor>
             </w:drawing>
           </mc:Choice>
-          <mc:Fallback xmlns:ns9="http://schemas.openxmlformats.org/drawingml/2006/picture" xmlns:ns5="http://schemas.openxmlformats.org/drawingml/2006/main" xmlns:ns11="http://schemas.microsoft.com/office/drawing/2010/main">
+          <mc:Fallback xmlns:ns11="http://schemas.microsoft.com/office/drawing/2010/main" xmlns:ns5="http://schemas.openxmlformats.org/drawingml/2006/main" xmlns:ns9="http://schemas.openxmlformats.org/drawingml/2006/picture">
             <w:pict>
               <v:line w14:anchorId="65E0A2AF" id="Conexão Reta 3" o:spid="_x0000_s1026" style="position:absolute;z-index:251697152;visibility:visible;mso-wrap-style:square;mso-wrap-distance-left:9pt;mso-wrap-distance-top:0;mso-wrap-distance-right:9pt;mso-wrap-distance-bottom:0;mso-position-horizontal:absolute;mso-position-horizontal-relative:text;mso-position-vertical:absolute;mso-position-vertical-relative:text" from="0,-.05pt" to="484.2pt,-.05pt" o:gfxdata="UEsDBBQABgAIAAAAIQC2gziS/gAAAOEBAAATAAAAW0NvbnRlbnRfVHlwZXNdLnhtbJSRQU7DMBBF 90jcwfIWJU67QAgl6YK0S0CoHGBkTxKLZGx5TGhvj5O2G0SRWNoz/78nu9wcxkFMGNg6quQqL6RA 0s5Y6ir5vt9lD1JwBDIwOMJKHpHlpr69KfdHjyxSmriSfYz+USnWPY7AufNIadK6MEJMx9ApD/oD OlTrorhX2lFEilmcO2RdNtjC5xDF9pCuTyYBB5bi6bQ4syoJ3g9WQ0ymaiLzg5KdCXlKLjvcW893 SUOqXwnz5DrgnHtJTxOsQfEKIT7DmDSUCaxw7Rqn8787ZsmRM9e2VmPeBN4uqYvTtW7jvijg9N/y JsXecLq0q+WD6m8AAAD//wMAUEsDBBQABgAIAAAAIQA4/SH/1gAAAJQBAAALAAAAX3JlbHMvLnJl bHOkkMFqwzAMhu+DvYPRfXGawxijTi+j0GvpHsDYimMaW0Yy2fr2M4PBMnrbUb/Q94l/f/hMi1qR JVI2sOt6UJgd+ZiDgffL8ekFlFSbvV0oo4EbChzGx4f9GRdb25HMsYhqlCwG5lrLq9biZkxWOiqY 22YiTra2kYMu1l1tQD30/bPm3wwYN0x18gb45AdQl1tp5j/sFB2T0FQ7R0nTNEV3j6o9feQzro1i OWA14Fm+Q8a1a8+Bvu/d/dMb2JY5uiPbhG/ktn4cqGU/er3pcvwCAAD//wMAUEsDBBQABgAIAAAA IQCZ2PQonAEAAJQDAAAOAAAAZHJzL2Uyb0RvYy54bWysU01P3DAQvVfqf7B8Z5MAQm202T2A4FK1 qMAPMM54Y8n2WLbZZP99x97dLGorIRAXxx/z3sx7M1muJ2vYFkLU6DreLGrOwEnstdt0/Onx9uwb ZzEJ1wuDDjq+g8jXq69flqNv4RwHND0ERiQutqPv+JCSb6sqygGsiAv04OhRYbAi0TFsqj6Ikdit qc7r+qoaMfQ+oIQY6fZm/8hXhV8pkOmXUhESMx2n2lJZQ1mf81qtlqLdBOEHLQ9liA9UYYV2lHSm uhFJsJeg/6GyWgaMqNJCoq1QKS2haCA1Tf2XmodBeChayJzoZ5vi59HKn9trdx/IhtHHNvr7kFVM Ktj8pfrYVMzazWbBlJiky6vm8vvFJXkqj2/VCehDTHeAluVNx412WYdoxfZHTJSMQo8hdDilLru0 M5CDjfsNiumekjUFXaYCrk1gW0H9FFKCS03uIfGV6AxT2pgZWL8NPMRnKJSJeQ94RpTM6NIMttph +F/2NB1LVvv4owN73dmCZ+x3pSnFGmp9UXgY0zxbr88FfvqZVn8AAAD//wMAUEsDBBQABgAIAAAA IQCasyRQ4AAAAAkBAAAPAAAAZHJzL2Rvd25yZXYueG1sTI9Ba8JAEIXvhf6HZQq96UYpYmM2IpZS KxSpFfS4ZqdJ2uxs2F1N/Pcde2kvA4/He/O+bN7bRpzRh9qRgtEwAYFUOFNTqWD38TyYgghRk9GN I1RwwQDz/PYm06lxHb3jeRtLwSUUUq2girFNpQxFhVaHoWuR2Pt03urI0pfSeN1xuW3kOEkm0uqa +EOlW1xWWHxvT1bBm1+tlov15Ys2B9vtx+v95rV/Uer+rn+a8VnMQETs418Crgy8H3IednQnMkE0 CpgmKhiMQLD5OJk+gDj+apln8j9B/gMAAP//AwBQSwECLQAUAAYACAAAACEAtoM4kv4AAADhAQAA EwAAAAAAAAAAAAAAAAAAAAAAW0NvbnRlbnRfVHlwZXNdLnhtbFBLAQItABQABgAIAAAAIQA4/SH/ 1gAAAJQBAAALAAAAAAAAAAAAAAAAAC8BAABfcmVscy8ucmVsc1BLAQItABQABgAIAAAAIQCZ2PQo nAEAAJQDAAAOAAAAAAAAAAAAAAAAAC4CAABkcnMvZTJvRG9jLnhtbFBLAQItABQABgAIAAAAIQCa syRQ4AAAAAkBAAAPAAAAAAAAAAAAAAAAAPYDAABkcnMvZG93bnJldi54bWxQSwUGAAAAAAQABADz AAAAAwUAAAAA " strokecolor="#156082 [3204]" strokeweight=".5pt">
                 <v:stroke joinstyle="miter"/>
@@ -2691,14 +2677,7 @@
         <w:rPr>
           <w:lang w:val="es-ES"/>
         </w:rPr>
-        <w:t xml:space="preserve">) — el </w:t>
-      </w:r>
-      <w:proofErr w:type="gramStart"/>
-      <w:r>
-        <w:rPr>
-          <w:lang w:val="es-ES"/>
-        </w:rPr>
-        <w:t>archivo .</w:t>
+        <w:t>) — el archivo .</w:t>
       </w:r>
       <w:proofErr w:type="spellStart"/>
       <w:r>
@@ -2708,7 +2687,6 @@
         <w:t>gguf</w:t>
       </w:r>
       <w:proofErr w:type="spellEnd"/>
-      <w:proofErr w:type="gramEnd"/>
       <w:r>
         <w:rPr>
           <w:lang w:val="es-ES"/>
@@ -2744,7 +2722,6 @@
         <w:t xml:space="preserve"> descarga </w:t>
       </w:r>
       <w:proofErr w:type="spellStart"/>
-      <w:proofErr w:type="gramStart"/>
       <w:r>
         <w:rPr>
           <w:lang w:val="es-ES"/>
@@ -2766,7 +2743,6 @@
         <w:t>gguf</w:t>
       </w:r>
       <w:proofErr w:type="spellEnd"/>
-      <w:proofErr w:type="gramEnd"/>
       <w:r>
         <w:rPr>
           <w:lang w:val="es-ES"/>
@@ -3514,7 +3490,7 @@
               </wp:anchor>
             </w:drawing>
           </mc:Choice>
-          <mc:Fallback xmlns:ns9="http://schemas.openxmlformats.org/drawingml/2006/picture" xmlns:ns5="http://schemas.openxmlformats.org/drawingml/2006/main" xmlns:ns11="http://schemas.microsoft.com/office/drawing/2010/main">
+          <mc:Fallback xmlns:ns11="http://schemas.microsoft.com/office/drawing/2010/main" xmlns:ns5="http://schemas.openxmlformats.org/drawingml/2006/main" xmlns:ns9="http://schemas.openxmlformats.org/drawingml/2006/picture">
             <w:pict>
               <v:line w14:anchorId="65E692E1" id="Conexão Reta 2" o:spid="_x0000_s1026" style="position:absolute;z-index:251703296;visibility:visible;mso-wrap-style:square;mso-wrap-distance-left:9pt;mso-wrap-distance-top:0;mso-wrap-distance-right:9pt;mso-wrap-distance-bottom:0;mso-position-horizontal:absolute;mso-position-horizontal-relative:text;mso-position-vertical:absolute;mso-position-vertical-relative:text" from="0,-.05pt" to="484.2pt,-.05pt" o:gfxdata="UEsDBBQABgAIAAAAIQC2gziS/gAAAOEBAAATAAAAW0NvbnRlbnRfVHlwZXNdLnhtbJSRQU7DMBBF 90jcwfIWJU67QAgl6YK0S0CoHGBkTxKLZGx5TGhvj5O2G0SRWNoz/78nu9wcxkFMGNg6quQqL6RA 0s5Y6ir5vt9lD1JwBDIwOMJKHpHlpr69KfdHjyxSmriSfYz+USnWPY7AufNIadK6MEJMx9ApD/oD OlTrorhX2lFEilmcO2RdNtjC5xDF9pCuTyYBB5bi6bQ4syoJ3g9WQ0ymaiLzg5KdCXlKLjvcW893 SUOqXwnz5DrgnHtJTxOsQfEKIT7DmDSUCaxw7Rqn8787ZsmRM9e2VmPeBN4uqYvTtW7jvijg9N/y JsXecLq0q+WD6m8AAAD//wMAUEsDBBQABgAIAAAAIQA4/SH/1gAAAJQBAAALAAAAX3JlbHMvLnJl bHOkkMFqwzAMhu+DvYPRfXGawxijTi+j0GvpHsDYimMaW0Yy2fr2M4PBMnrbUb/Q94l/f/hMi1qR JVI2sOt6UJgd+ZiDgffL8ekFlFSbvV0oo4EbChzGx4f9GRdb25HMsYhqlCwG5lrLq9biZkxWOiqY 22YiTra2kYMu1l1tQD30/bPm3wwYN0x18gb45AdQl1tp5j/sFB2T0FQ7R0nTNEV3j6o9feQzro1i OWA14Fm+Q8a1a8+Bvu/d/dMb2JY5uiPbhG/ktn4cqGU/er3pcvwCAAD//wMAUEsDBBQABgAIAAAA IQCZ2PQonAEAAJQDAAAOAAAAZHJzL2Uyb0RvYy54bWysU01P3DAQvVfqf7B8Z5MAQm202T2A4FK1 qMAPMM54Y8n2WLbZZP99x97dLGorIRAXxx/z3sx7M1muJ2vYFkLU6DreLGrOwEnstdt0/Onx9uwb ZzEJ1wuDDjq+g8jXq69flqNv4RwHND0ERiQutqPv+JCSb6sqygGsiAv04OhRYbAi0TFsqj6Ikdit qc7r+qoaMfQ+oIQY6fZm/8hXhV8pkOmXUhESMx2n2lJZQ1mf81qtlqLdBOEHLQ9liA9UYYV2lHSm uhFJsJeg/6GyWgaMqNJCoq1QKS2haCA1Tf2XmodBeChayJzoZ5vi59HKn9trdx/IhtHHNvr7kFVM Ktj8pfrYVMzazWbBlJiky6vm8vvFJXkqj2/VCehDTHeAluVNx412WYdoxfZHTJSMQo8hdDilLru0 M5CDjfsNiumekjUFXaYCrk1gW0H9FFKCS03uIfGV6AxT2pgZWL8NPMRnKJSJeQ94RpTM6NIMttph +F/2NB1LVvv4owN73dmCZ+x3pSnFGmp9UXgY0zxbr88FfvqZVn8AAAD//wMAUEsDBBQABgAIAAAA IQCasyRQ4AAAAAkBAAAPAAAAZHJzL2Rvd25yZXYueG1sTI9Ba8JAEIXvhf6HZQq96UYpYmM2IpZS KxSpFfS4ZqdJ2uxs2F1N/Pcde2kvA4/He/O+bN7bRpzRh9qRgtEwAYFUOFNTqWD38TyYgghRk9GN I1RwwQDz/PYm06lxHb3jeRtLwSUUUq2girFNpQxFhVaHoWuR2Pt03urI0pfSeN1xuW3kOEkm0uqa +EOlW1xWWHxvT1bBm1+tlov15Ys2B9vtx+v95rV/Uer+rn+a8VnMQETs418Crgy8H3IednQnMkE0 CpgmKhiMQLD5OJk+gDj+apln8j9B/gMAAP//AwBQSwECLQAUAAYACAAAACEAtoM4kv4AAADhAQAA EwAAAAAAAAAAAAAAAAAAAAAAW0NvbnRlbnRfVHlwZXNdLnhtbFBLAQItABQABgAIAAAAIQA4/SH/ 1gAAAJQBAAALAAAAAAAAAAAAAAAAAC8BAABfcmVscy8ucmVsc1BLAQItABQABgAIAAAAIQCZ2PQo nAEAAJQDAAAOAAAAAAAAAAAAAAAAAC4CAABkcnMvZTJvRG9jLnhtbFBLAQItABQABgAIAAAAIQCa syRQ4AAAAAkBAAAPAAAAAAAAAAAAAAAAAPYDAABkcnMvZG93bnJldi54bWxQSwUGAAAAAAQABADz AAAAAwUAAAAA " strokecolor="#156082 [3204]" strokeweight=".5pt">
                 <v:stroke joinstyle="miter"/>
@@ -3766,29 +3742,7 @@
                 <w:szCs w:val="20"/>
                 <w:lang w:val="es-ES"/>
               </w:rPr>
-              <w:t xml:space="preserve">Control total: versión </w:t>
-            </w:r>
-            <w:proofErr w:type="gramStart"/>
-            <w:r>
-              <w:rPr>
-                <w:b/>
-                <w:bCs/>
-                <w:sz w:val="20"/>
-                <w:szCs w:val="20"/>
-                <w:lang w:val="es-ES"/>
-              </w:rPr>
-              <w:t>del modelo fijada</w:t>
-            </w:r>
-            <w:proofErr w:type="gramEnd"/>
-            <w:r>
-              <w:rPr>
-                <w:b/>
-                <w:bCs/>
-                <w:sz w:val="20"/>
-                <w:szCs w:val="20"/>
-                <w:lang w:val="es-ES"/>
-              </w:rPr>
-              <w:t>, system prompt personalizado, sin riesgo de cambios en el comportamiento del modelo</w:t>
+              <w:t>Control total: versión del modelo fijada, system prompt personalizado, sin riesgo de cambios en el comportamiento del modelo</w:t>
             </w:r>
           </w:p>
         </w:tc>
@@ -4138,7 +4092,7 @@
               </wp:anchor>
             </w:drawing>
           </mc:Choice>
-          <mc:Fallback xmlns:ns9="http://schemas.openxmlformats.org/drawingml/2006/picture" xmlns:ns5="http://schemas.openxmlformats.org/drawingml/2006/main" xmlns:ns11="http://schemas.microsoft.com/office/drawing/2010/main">
+          <mc:Fallback xmlns:ns11="http://schemas.microsoft.com/office/drawing/2010/main" xmlns:ns5="http://schemas.openxmlformats.org/drawingml/2006/main" xmlns:ns9="http://schemas.openxmlformats.org/drawingml/2006/picture">
             <w:pict>
               <v:line w14:anchorId="741A5B90" id="Conexão Reta 2" o:spid="_x0000_s1026" style="position:absolute;z-index:251705344;visibility:visible;mso-wrap-style:square;mso-wrap-distance-left:9pt;mso-wrap-distance-top:0;mso-wrap-distance-right:9pt;mso-wrap-distance-bottom:0;mso-position-horizontal:absolute;mso-position-horizontal-relative:text;mso-position-vertical:absolute;mso-position-vertical-relative:text" from="0,0" to="484.2pt,0" o:gfxdata="UEsDBBQABgAIAAAAIQC2gziS/gAAAOEBAAATAAAAW0NvbnRlbnRfVHlwZXNdLnhtbJSRQU7DMBBF 90jcwfIWJU67QAgl6YK0S0CoHGBkTxKLZGx5TGhvj5O2G0SRWNoz/78nu9wcxkFMGNg6quQqL6RA 0s5Y6ir5vt9lD1JwBDIwOMJKHpHlpr69KfdHjyxSmriSfYz+USnWPY7AufNIadK6MEJMx9ApD/oD OlTrorhX2lFEilmcO2RdNtjC5xDF9pCuTyYBB5bi6bQ4syoJ3g9WQ0ymaiLzg5KdCXlKLjvcW893 SUOqXwnz5DrgnHtJTxOsQfEKIT7DmDSUCaxw7Rqn8787ZsmRM9e2VmPeBN4uqYvTtW7jvijg9N/y JsXecLq0q+WD6m8AAAD//wMAUEsDBBQABgAIAAAAIQA4/SH/1gAAAJQBAAALAAAAX3JlbHMvLnJl bHOkkMFqwzAMhu+DvYPRfXGawxijTi+j0GvpHsDYimMaW0Yy2fr2M4PBMnrbUb/Q94l/f/hMi1qR JVI2sOt6UJgd+ZiDgffL8ekFlFSbvV0oo4EbChzGx4f9GRdb25HMsYhqlCwG5lrLq9biZkxWOiqY 22YiTra2kYMu1l1tQD30/bPm3wwYN0x18gb45AdQl1tp5j/sFB2T0FQ7R0nTNEV3j6o9feQzro1i OWA14Fm+Q8a1a8+Bvu/d/dMb2JY5uiPbhG/ktn4cqGU/er3pcvwCAAD//wMAUEsDBBQABgAIAAAA IQCZ2PQonAEAAJQDAAAOAAAAZHJzL2Uyb0RvYy54bWysU01P3DAQvVfqf7B8Z5MAQm202T2A4FK1 qMAPMM54Y8n2WLbZZP99x97dLGorIRAXxx/z3sx7M1muJ2vYFkLU6DreLGrOwEnstdt0/Onx9uwb ZzEJ1wuDDjq+g8jXq69flqNv4RwHND0ERiQutqPv+JCSb6sqygGsiAv04OhRYbAi0TFsqj6Ikdit qc7r+qoaMfQ+oIQY6fZm/8hXhV8pkOmXUhESMx2n2lJZQ1mf81qtlqLdBOEHLQ9liA9UYYV2lHSm uhFJsJeg/6GyWgaMqNJCoq1QKS2haCA1Tf2XmodBeChayJzoZ5vi59HKn9trdx/IhtHHNvr7kFVM Ktj8pfrYVMzazWbBlJiky6vm8vvFJXkqj2/VCehDTHeAluVNx412WYdoxfZHTJSMQo8hdDilLru0 M5CDjfsNiumekjUFXaYCrk1gW0H9FFKCS03uIfGV6AxT2pgZWL8NPMRnKJSJeQ94RpTM6NIMttph +F/2NB1LVvv4owN73dmCZ+x3pSnFGmp9UXgY0zxbr88FfvqZVn8AAAD//wMAUEsDBBQABgAIAAAA IQBdcTjb3gAAAAcBAAAPAAAAZHJzL2Rvd25yZXYueG1sTI9Ba8JAEIXvBf/DMkJvdVMpYmM2IpZS KxSpLdjjmp0m0exs2F1N/Pcde2kvDx6PefO9bN7bRpzRh9qRgvtRAgKpcKamUsHnx/PdFESImoxu HKGCCwaY54ObTKfGdfSO520sBZdQSLWCKsY2lTIUFVodRq5F4uzbeasjW19K43XH5baR4ySZSKtr 4g+VbnFZYXHcnqyCN79aLRfry4E2X7bbjde7zWv/otTtsH+asSxmICL28e8CrhuYH3IG27sTmSAa Bbwm/ipnj5PpA4j91co8k//58x8AAAD//wMAUEsBAi0AFAAGAAgAAAAhALaDOJL+AAAA4QEAABMA AAAAAAAAAAAAAAAAAAAAAFtDb250ZW50X1R5cGVzXS54bWxQSwECLQAUAAYACAAAACEAOP0h/9YA AACUAQAACwAAAAAAAAAAAAAAAAAvAQAAX3JlbHMvLnJlbHNQSwECLQAUAAYACAAAACEAmdj0KJwB AACUAwAADgAAAAAAAAAAAAAAAAAuAgAAZHJzL2Uyb0RvYy54bWxQSwECLQAUAAYACAAAACEAXXE4 294AAAAHAQAADwAAAAAAAAAAAAAAAAD2AwAAZHJzL2Rvd25yZXYueG1sUEsFBgAAAAAEAAQA8wAA AAEFAAAAAA== " strokecolor="#156082 [3204]" strokeweight=".5pt">
                 <v:stroke joinstyle="miter"/>
@@ -4706,7 +4660,7 @@
               </wp:anchor>
             </w:drawing>
           </mc:Choice>
-          <mc:Fallback xmlns:ns9="http://schemas.openxmlformats.org/drawingml/2006/picture" xmlns:ns5="http://schemas.openxmlformats.org/drawingml/2006/main" xmlns:ns11="http://schemas.microsoft.com/office/drawing/2010/main">
+          <mc:Fallback xmlns:ns11="http://schemas.microsoft.com/office/drawing/2010/main" xmlns:ns5="http://schemas.openxmlformats.org/drawingml/2006/main" xmlns:ns9="http://schemas.openxmlformats.org/drawingml/2006/picture">
             <w:pict>
               <v:line w14:anchorId="10BAAF4A" id="Conexão Reta 2" o:spid="_x0000_s1026" style="position:absolute;z-index:251707392;visibility:visible;mso-wrap-style:square;mso-wrap-distance-left:9pt;mso-wrap-distance-top:0;mso-wrap-distance-right:9pt;mso-wrap-distance-bottom:0;mso-position-horizontal:absolute;mso-position-horizontal-relative:text;mso-position-vertical:absolute;mso-position-vertical-relative:text" from="0,-.05pt" to="484.2pt,-.05pt" o:gfxdata="UEsDBBQABgAIAAAAIQC2gziS/gAAAOEBAAATAAAAW0NvbnRlbnRfVHlwZXNdLnhtbJSRQU7DMBBF 90jcwfIWJU67QAgl6YK0S0CoHGBkTxKLZGx5TGhvj5O2G0SRWNoz/78nu9wcxkFMGNg6quQqL6RA 0s5Y6ir5vt9lD1JwBDIwOMJKHpHlpr69KfdHjyxSmriSfYz+USnWPY7AufNIadK6MEJMx9ApD/oD OlTrorhX2lFEilmcO2RdNtjC5xDF9pCuTyYBB5bi6bQ4syoJ3g9WQ0ymaiLzg5KdCXlKLjvcW893 SUOqXwnz5DrgnHtJTxOsQfEKIT7DmDSUCaxw7Rqn8787ZsmRM9e2VmPeBN4uqYvTtW7jvijg9N/y JsXecLq0q+WD6m8AAAD//wMAUEsDBBQABgAIAAAAIQA4/SH/1gAAAJQBAAALAAAAX3JlbHMvLnJl bHOkkMFqwzAMhu+DvYPRfXGawxijTi+j0GvpHsDYimMaW0Yy2fr2M4PBMnrbUb/Q94l/f/hMi1qR JVI2sOt6UJgd+ZiDgffL8ekFlFSbvV0oo4EbChzGx4f9GRdb25HMsYhqlCwG5lrLq9biZkxWOiqY 22YiTra2kYMu1l1tQD30/bPm3wwYN0x18gb45AdQl1tp5j/sFB2T0FQ7R0nTNEV3j6o9feQzro1i OWA14Fm+Q8a1a8+Bvu/d/dMb2JY5uiPbhG/ktn4cqGU/er3pcvwCAAD//wMAUEsDBBQABgAIAAAA IQCZ2PQonAEAAJQDAAAOAAAAZHJzL2Uyb0RvYy54bWysU01P3DAQvVfqf7B8Z5MAQm202T2A4FK1 qMAPMM54Y8n2WLbZZP99x97dLGorIRAXxx/z3sx7M1muJ2vYFkLU6DreLGrOwEnstdt0/Onx9uwb ZzEJ1wuDDjq+g8jXq69flqNv4RwHND0ERiQutqPv+JCSb6sqygGsiAv04OhRYbAi0TFsqj6Ikdit qc7r+qoaMfQ+oIQY6fZm/8hXhV8pkOmXUhESMx2n2lJZQ1mf81qtlqLdBOEHLQ9liA9UYYV2lHSm uhFJsJeg/6GyWgaMqNJCoq1QKS2haCA1Tf2XmodBeChayJzoZ5vi59HKn9trdx/IhtHHNvr7kFVM Ktj8pfrYVMzazWbBlJiky6vm8vvFJXkqj2/VCehDTHeAluVNx412WYdoxfZHTJSMQo8hdDilLru0 M5CDjfsNiumekjUFXaYCrk1gW0H9FFKCS03uIfGV6AxT2pgZWL8NPMRnKJSJeQ94RpTM6NIMttph +F/2NB1LVvv4owN73dmCZ+x3pSnFGmp9UXgY0zxbr88FfvqZVn8AAAD//wMAUEsDBBQABgAIAAAA IQCasyRQ4AAAAAkBAAAPAAAAZHJzL2Rvd25yZXYueG1sTI9Ba8JAEIXvhf6HZQq96UYpYmM2IpZS KxSpFfS4ZqdJ2uxs2F1N/Pcde2kvA4/He/O+bN7bRpzRh9qRgtEwAYFUOFNTqWD38TyYgghRk9GN I1RwwQDz/PYm06lxHb3jeRtLwSUUUq2girFNpQxFhVaHoWuR2Pt03urI0pfSeN1xuW3kOEkm0uqa +EOlW1xWWHxvT1bBm1+tlov15Ys2B9vtx+v95rV/Uer+rn+a8VnMQETs418Crgy8H3IednQnMkE0 CpgmKhiMQLD5OJk+gDj+apln8j9B/gMAAP//AwBQSwECLQAUAAYACAAAACEAtoM4kv4AAADhAQAA EwAAAAAAAAAAAAAAAAAAAAAAW0NvbnRlbnRfVHlwZXNdLnhtbFBLAQItABQABgAIAAAAIQA4/SH/ 1gAAAJQBAAALAAAAAAAAAAAAAAAAAC8BAABfcmVscy8ucmVsc1BLAQItABQABgAIAAAAIQCZ2PQo nAEAAJQDAAAOAAAAAAAAAAAAAAAAAC4CAABkcnMvZTJvRG9jLnhtbFBLAQItABQABgAIAAAAIQCa syRQ4AAAAAkBAAAPAAAAAAAAAAAAAAAAAPYDAABkcnMvZG93bnJldi54bWxQSwUGAAAAAAQABADz AAAAAwUAAAAA " strokecolor="#156082 [3204]" strokeweight=".5pt">
                 <v:stroke joinstyle="miter"/>
@@ -4922,7 +4876,7 @@
               </wp:anchor>
             </w:drawing>
           </mc:Choice>
-          <mc:Fallback xmlns:ns9="http://schemas.openxmlformats.org/drawingml/2006/picture" xmlns:ns5="http://schemas.openxmlformats.org/drawingml/2006/main" xmlns:ns11="http://schemas.microsoft.com/office/drawing/2010/main">
+          <mc:Fallback xmlns:ns11="http://schemas.microsoft.com/office/drawing/2010/main" xmlns:ns5="http://schemas.openxmlformats.org/drawingml/2006/main" xmlns:ns9="http://schemas.openxmlformats.org/drawingml/2006/picture">
             <w:pict>
               <v:line w14:anchorId="44DE2E80" id="Conexão Reta 3" o:spid="_x0000_s1026" style="position:absolute;z-index:251668480;visibility:visible;mso-wrap-style:square;mso-wrap-distance-left:9pt;mso-wrap-distance-top:0;mso-wrap-distance-right:9pt;mso-wrap-distance-bottom:0;mso-position-horizontal:absolute;mso-position-horizontal-relative:text;mso-position-vertical:absolute;mso-position-vertical-relative:text" from="0,0" to="484.2pt,0" o:gfxdata="UEsDBBQABgAIAAAAIQC2gziS/gAAAOEBAAATAAAAW0NvbnRlbnRfVHlwZXNdLnhtbJSRQU7DMBBF 90jcwfIWJU67QAgl6YK0S0CoHGBkTxKLZGx5TGhvj5O2G0SRWNoz/78nu9wcxkFMGNg6quQqL6RA 0s5Y6ir5vt9lD1JwBDIwOMJKHpHlpr69KfdHjyxSmriSfYz+USnWPY7AufNIadK6MEJMx9ApD/oD OlTrorhX2lFEilmcO2RdNtjC5xDF9pCuTyYBB5bi6bQ4syoJ3g9WQ0ymaiLzg5KdCXlKLjvcW893 SUOqXwnz5DrgnHtJTxOsQfEKIT7DmDSUCaxw7Rqn8787ZsmRM9e2VmPeBN4uqYvTtW7jvijg9N/y JsXecLq0q+WD6m8AAAD//wMAUEsDBBQABgAIAAAAIQA4/SH/1gAAAJQBAAALAAAAX3JlbHMvLnJl bHOkkMFqwzAMhu+DvYPRfXGawxijTi+j0GvpHsDYimMaW0Yy2fr2M4PBMnrbUb/Q94l/f/hMi1qR JVI2sOt6UJgd+ZiDgffL8ekFlFSbvV0oo4EbChzGx4f9GRdb25HMsYhqlCwG5lrLq9biZkxWOiqY 22YiTra2kYMu1l1tQD30/bPm3wwYN0x18gb45AdQl1tp5j/sFB2T0FQ7R0nTNEV3j6o9feQzro1i OWA14Fm+Q8a1a8+Bvu/d/dMb2JY5uiPbhG/ktn4cqGU/er3pcvwCAAD//wMAUEsDBBQABgAIAAAA IQCZ2PQonAEAAJQDAAAOAAAAZHJzL2Uyb0RvYy54bWysU01P3DAQvVfqf7B8Z5MAQm202T2A4FK1 qMAPMM54Y8n2WLbZZP99x97dLGorIRAXxx/z3sx7M1muJ2vYFkLU6DreLGrOwEnstdt0/Onx9uwb ZzEJ1wuDDjq+g8jXq69flqNv4RwHND0ERiQutqPv+JCSb6sqygGsiAv04OhRYbAi0TFsqj6Ikdit qc7r+qoaMfQ+oIQY6fZm/8hXhV8pkOmXUhESMx2n2lJZQ1mf81qtlqLdBOEHLQ9liA9UYYV2lHSm uhFJsJeg/6GyWgaMqNJCoq1QKS2haCA1Tf2XmodBeChayJzoZ5vi59HKn9trdx/IhtHHNvr7kFVM Ktj8pfrYVMzazWbBlJiky6vm8vvFJXkqj2/VCehDTHeAluVNx412WYdoxfZHTJSMQo8hdDilLru0 M5CDjfsNiumekjUFXaYCrk1gW0H9FFKCS03uIfGV6AxT2pgZWL8NPMRnKJSJeQ94RpTM6NIMttph +F/2NB1LVvv4owN73dmCZ+x3pSnFGmp9UXgY0zxbr88FfvqZVn8AAAD//wMAUEsDBBQABgAIAAAA IQBdcTjb3gAAAAcBAAAPAAAAZHJzL2Rvd25yZXYueG1sTI9Ba8JAEIXvBf/DMkJvdVMpYmM2IpZS KxSpLdjjmp0m0exs2F1N/Pcde2kvDx6PefO9bN7bRpzRh9qRgvtRAgKpcKamUsHnx/PdFESImoxu HKGCCwaY54ObTKfGdfSO520sBZdQSLWCKsY2lTIUFVodRq5F4uzbeasjW19K43XH5baR4ySZSKtr 4g+VbnFZYXHcnqyCN79aLRfry4E2X7bbjde7zWv/otTtsH+asSxmICL28e8CrhuYH3IG27sTmSAa Bbwm/ipnj5PpA4j91co8k//58x8AAAD//wMAUEsBAi0AFAAGAAgAAAAhALaDOJL+AAAA4QEAABMA AAAAAAAAAAAAAAAAAAAAAFtDb250ZW50X1R5cGVzXS54bWxQSwECLQAUAAYACAAAACEAOP0h/9YA AACUAQAACwAAAAAAAAAAAAAAAAAvAQAAX3JlbHMvLnJlbHNQSwECLQAUAAYACAAAACEAmdj0KJwB AACUAwAADgAAAAAAAAAAAAAAAAAuAgAAZHJzL2Uyb0RvYy54bWxQSwECLQAUAAYACAAAACEAXXE4 294AAAAHAQAADwAAAAAAAAAAAAAAAAD2AwAAZHJzL2Rvd25yZXYueG1sUEsFBgAAAAAEAAQA8wAA AAEFAAAAAA== " strokecolor="#156082 [3204]" strokeweight=".5pt">
                 <v:stroke joinstyle="miter"/>
@@ -5172,7 +5126,7 @@
               </wp:anchor>
             </w:drawing>
           </mc:Choice>
-          <mc:Fallback xmlns:ns9="http://schemas.openxmlformats.org/drawingml/2006/picture" xmlns:ns5="http://schemas.openxmlformats.org/drawingml/2006/main" xmlns:ns11="http://schemas.microsoft.com/office/drawing/2010/main">
+          <mc:Fallback xmlns:ns11="http://schemas.microsoft.com/office/drawing/2010/main" xmlns:ns5="http://schemas.openxmlformats.org/drawingml/2006/main" xmlns:ns9="http://schemas.openxmlformats.org/drawingml/2006/picture">
             <w:pict>
               <v:line w14:anchorId="15F6B7A1" id="Conexão Reta 2" o:spid="_x0000_s1026" style="position:absolute;z-index:251709440;visibility:visible;mso-wrap-style:square;mso-wrap-distance-left:9pt;mso-wrap-distance-top:0;mso-wrap-distance-right:9pt;mso-wrap-distance-bottom:0;mso-position-horizontal:absolute;mso-position-horizontal-relative:text;mso-position-vertical:absolute;mso-position-vertical-relative:text" from="0,-.05pt" to="484.2pt,-.05pt" o:gfxdata="UEsDBBQABgAIAAAAIQC2gziS/gAAAOEBAAATAAAAW0NvbnRlbnRfVHlwZXNdLnhtbJSRQU7DMBBF 90jcwfIWJU67QAgl6YK0S0CoHGBkTxKLZGx5TGhvj5O2G0SRWNoz/78nu9wcxkFMGNg6quQqL6RA 0s5Y6ir5vt9lD1JwBDIwOMJKHpHlpr69KfdHjyxSmriSfYz+USnWPY7AufNIadK6MEJMx9ApD/oD OlTrorhX2lFEilmcO2RdNtjC5xDF9pCuTyYBB5bi6bQ4syoJ3g9WQ0ymaiLzg5KdCXlKLjvcW893 SUOqXwnz5DrgnHtJTxOsQfEKIT7DmDSUCaxw7Rqn8787ZsmRM9e2VmPeBN4uqYvTtW7jvijg9N/y JsXecLq0q+WD6m8AAAD//wMAUEsDBBQABgAIAAAAIQA4/SH/1gAAAJQBAAALAAAAX3JlbHMvLnJl bHOkkMFqwzAMhu+DvYPRfXGawxijTi+j0GvpHsDYimMaW0Yy2fr2M4PBMnrbUb/Q94l/f/hMi1qR JVI2sOt6UJgd+ZiDgffL8ekFlFSbvV0oo4EbChzGx4f9GRdb25HMsYhqlCwG5lrLq9biZkxWOiqY 22YiTra2kYMu1l1tQD30/bPm3wwYN0x18gb45AdQl1tp5j/sFB2T0FQ7R0nTNEV3j6o9feQzro1i OWA14Fm+Q8a1a8+Bvu/d/dMb2JY5uiPbhG/ktn4cqGU/er3pcvwCAAD//wMAUEsDBBQABgAIAAAA IQCZ2PQonAEAAJQDAAAOAAAAZHJzL2Uyb0RvYy54bWysU01P3DAQvVfqf7B8Z5MAQm202T2A4FK1 qMAPMM54Y8n2WLbZZP99x97dLGorIRAXxx/z3sx7M1muJ2vYFkLU6DreLGrOwEnstdt0/Onx9uwb ZzEJ1wuDDjq+g8jXq69flqNv4RwHND0ERiQutqPv+JCSb6sqygGsiAv04OhRYbAi0TFsqj6Ikdit qc7r+qoaMfQ+oIQY6fZm/8hXhV8pkOmXUhESMx2n2lJZQ1mf81qtlqLdBOEHLQ9liA9UYYV2lHSm uhFJsJeg/6GyWgaMqNJCoq1QKS2haCA1Tf2XmodBeChayJzoZ5vi59HKn9trdx/IhtHHNvr7kFVM Ktj8pfrYVMzazWbBlJiky6vm8vvFJXkqj2/VCehDTHeAluVNx412WYdoxfZHTJSMQo8hdDilLru0 M5CDjfsNiumekjUFXaYCrk1gW0H9FFKCS03uIfGV6AxT2pgZWL8NPMRnKJSJeQ94RpTM6NIMttph +F/2NB1LVvv4owN73dmCZ+x3pSnFGmp9UXgY0zxbr88FfvqZVn8AAAD//wMAUEsDBBQABgAIAAAA IQCasyRQ4AAAAAkBAAAPAAAAZHJzL2Rvd25yZXYueG1sTI9Ba8JAEIXvhf6HZQq96UYpYmM2IpZS KxSpFfS4ZqdJ2uxs2F1N/Pcde2kvA4/He/O+bN7bRpzRh9qRgtEwAYFUOFNTqWD38TyYgghRk9GN I1RwwQDz/PYm06lxHb3jeRtLwSUUUq2girFNpQxFhVaHoWuR2Pt03urI0pfSeN1xuW3kOEkm0uqa +EOlW1xWWHxvT1bBm1+tlov15Ys2B9vtx+v95rV/Uer+rn+a8VnMQETs418Crgy8H3IednQnMkE0 CpgmKhiMQLD5OJk+gDj+apln8j9B/gMAAP//AwBQSwECLQAUAAYACAAAACEAtoM4kv4AAADhAQAA EwAAAAAAAAAAAAAAAAAAAAAAW0NvbnRlbnRfVHlwZXNdLnhtbFBLAQItABQABgAIAAAAIQA4/SH/ 1gAAAJQBAAALAAAAAAAAAAAAAAAAAC8BAABfcmVscy8ucmVsc1BLAQItABQABgAIAAAAIQCZ2PQo nAEAAJQDAAAOAAAAAAAAAAAAAAAAAC4CAABkcnMvZTJvRG9jLnhtbFBLAQItABQABgAIAAAAIQCa syRQ4AAAAAkBAAAPAAAAAAAAAAAAAAAAAPYDAABkcnMvZG93bnJldi54bWxQSwUGAAAAAAQABADz AAAAAwUAAAAA " strokecolor="#156082 [3204]" strokeweight=".5pt">
                 <v:stroke joinstyle="miter"/>
@@ -5493,7 +5447,7 @@
               </wp:anchor>
             </w:drawing>
           </mc:Choice>
-          <mc:Fallback xmlns:ns9="http://schemas.openxmlformats.org/drawingml/2006/picture" xmlns:ns5="http://schemas.openxmlformats.org/drawingml/2006/main" xmlns:ns11="http://schemas.microsoft.com/office/drawing/2010/main">
+          <mc:Fallback xmlns:ns11="http://schemas.microsoft.com/office/drawing/2010/main" xmlns:ns5="http://schemas.openxmlformats.org/drawingml/2006/main" xmlns:ns9="http://schemas.openxmlformats.org/drawingml/2006/picture">
             <w:pict>
               <v:line w14:anchorId="76E1667A" id="Conexão Reta 3" o:spid="_x0000_s1026" style="position:absolute;z-index:251711488;visibility:visible;mso-wrap-style:square;mso-wrap-distance-left:9pt;mso-wrap-distance-top:0;mso-wrap-distance-right:9pt;mso-wrap-distance-bottom:0;mso-position-horizontal:absolute;mso-position-horizontal-relative:text;mso-position-vertical:absolute;mso-position-vertical-relative:text" from="0,-.05pt" to="484.2pt,-.05pt" o:gfxdata="UEsDBBQABgAIAAAAIQC2gziS/gAAAOEBAAATAAAAW0NvbnRlbnRfVHlwZXNdLnhtbJSRQU7DMBBF 90jcwfIWJU67QAgl6YK0S0CoHGBkTxKLZGx5TGhvj5O2G0SRWNoz/78nu9wcxkFMGNg6quQqL6RA 0s5Y6ir5vt9lD1JwBDIwOMJKHpHlpr69KfdHjyxSmriSfYz+USnWPY7AufNIadK6MEJMx9ApD/oD OlTrorhX2lFEilmcO2RdNtjC5xDF9pCuTyYBB5bi6bQ4syoJ3g9WQ0ymaiLzg5KdCXlKLjvcW893 SUOqXwnz5DrgnHtJTxOsQfEKIT7DmDSUCaxw7Rqn8787ZsmRM9e2VmPeBN4uqYvTtW7jvijg9N/y JsXecLq0q+WD6m8AAAD//wMAUEsDBBQABgAIAAAAIQA4/SH/1gAAAJQBAAALAAAAX3JlbHMvLnJl bHOkkMFqwzAMhu+DvYPRfXGawxijTi+j0GvpHsDYimMaW0Yy2fr2M4PBMnrbUb/Q94l/f/hMi1qR JVI2sOt6UJgd+ZiDgffL8ekFlFSbvV0oo4EbChzGx4f9GRdb25HMsYhqlCwG5lrLq9biZkxWOiqY 22YiTra2kYMu1l1tQD30/bPm3wwYN0x18gb45AdQl1tp5j/sFB2T0FQ7R0nTNEV3j6o9feQzro1i OWA14Fm+Q8a1a8+Bvu/d/dMb2JY5uiPbhG/ktn4cqGU/er3pcvwCAAD//wMAUEsDBBQABgAIAAAA IQCZ2PQonAEAAJQDAAAOAAAAZHJzL2Uyb0RvYy54bWysU01P3DAQvVfqf7B8Z5MAQm202T2A4FK1 qMAPMM54Y8n2WLbZZP99x97dLGorIRAXxx/z3sx7M1muJ2vYFkLU6DreLGrOwEnstdt0/Onx9uwb ZzEJ1wuDDjq+g8jXq69flqNv4RwHND0ERiQutqPv+JCSb6sqygGsiAv04OhRYbAi0TFsqj6Ikdit qc7r+qoaMfQ+oIQY6fZm/8hXhV8pkOmXUhESMx2n2lJZQ1mf81qtlqLdBOEHLQ9liA9UYYV2lHSm uhFJsJeg/6GyWgaMqNJCoq1QKS2haCA1Tf2XmodBeChayJzoZ5vi59HKn9trdx/IhtHHNvr7kFVM Ktj8pfrYVMzazWbBlJiky6vm8vvFJXkqj2/VCehDTHeAluVNx412WYdoxfZHTJSMQo8hdDilLru0 M5CDjfsNiumekjUFXaYCrk1gW0H9FFKCS03uIfGV6AxT2pgZWL8NPMRnKJSJeQ94RpTM6NIMttph +F/2NB1LVvv4owN73dmCZ+x3pSnFGmp9UXgY0zxbr88FfvqZVn8AAAD//wMAUEsDBBQABgAIAAAA IQCasyRQ4AAAAAkBAAAPAAAAZHJzL2Rvd25yZXYueG1sTI9Ba8JAEIXvhf6HZQq96UYpYmM2IpZS KxSpFfS4ZqdJ2uxs2F1N/Pcde2kvA4/He/O+bN7bRpzRh9qRgtEwAYFUOFNTqWD38TyYgghRk9GN I1RwwQDz/PYm06lxHb3jeRtLwSUUUq2girFNpQxFhVaHoWuR2Pt03urI0pfSeN1xuW3kOEkm0uqa +EOlW1xWWHxvT1bBm1+tlov15Ys2B9vtx+v95rV/Uer+rn+a8VnMQETs418Crgy8H3IednQnMkE0 CpgmKhiMQLD5OJk+gDj+apln8j9B/gMAAP//AwBQSwECLQAUAAYACAAAACEAtoM4kv4AAADhAQAA EwAAAAAAAAAAAAAAAAAAAAAAW0NvbnRlbnRfVHlwZXNdLnhtbFBLAQItABQABgAIAAAAIQA4/SH/ 1gAAAJQBAAALAAAAAAAAAAAAAAAAAC8BAABfcmVscy8ucmVsc1BLAQItABQABgAIAAAAIQCZ2PQo nAEAAJQDAAAOAAAAAAAAAAAAAAAAAC4CAABkcnMvZTJvRG9jLnhtbFBLAQItABQABgAIAAAAIQCa syRQ4AAAAAkBAAAPAAAAAAAAAAAAAAAAAPYDAABkcnMvZG93bnJldi54bWxQSwUGAAAAAAQABADz AAAAAwUAAAAA " strokecolor="#156082 [3204]" strokeweight=".5pt">
                 <v:stroke joinstyle="miter"/>
@@ -6138,7 +6092,7 @@
               </wp:anchor>
             </w:drawing>
           </mc:Choice>
-          <mc:Fallback xmlns:ns9="http://schemas.openxmlformats.org/drawingml/2006/picture" xmlns:ns5="http://schemas.openxmlformats.org/drawingml/2006/main" xmlns:ns11="http://schemas.microsoft.com/office/drawing/2010/main">
+          <mc:Fallback xmlns:ns11="http://schemas.microsoft.com/office/drawing/2010/main" xmlns:ns5="http://schemas.openxmlformats.org/drawingml/2006/main" xmlns:ns9="http://schemas.openxmlformats.org/drawingml/2006/picture">
             <w:pict>
               <v:line w14:anchorId="787BFDF2" id="Conexão Reta 3" o:spid="_x0000_s1026" style="position:absolute;z-index:251713536;visibility:visible;mso-wrap-style:square;mso-wrap-distance-left:9pt;mso-wrap-distance-top:0;mso-wrap-distance-right:9pt;mso-wrap-distance-bottom:0;mso-position-horizontal:absolute;mso-position-horizontal-relative:text;mso-position-vertical:absolute;mso-position-vertical-relative:text" from="0,-.05pt" to="484.2pt,-.05pt" o:gfxdata="UEsDBBQABgAIAAAAIQC2gziS/gAAAOEBAAATAAAAW0NvbnRlbnRfVHlwZXNdLnhtbJSRQU7DMBBF 90jcwfIWJU67QAgl6YK0S0CoHGBkTxKLZGx5TGhvj5O2G0SRWNoz/78nu9wcxkFMGNg6quQqL6RA 0s5Y6ir5vt9lD1JwBDIwOMJKHpHlpr69KfdHjyxSmriSfYz+USnWPY7AufNIadK6MEJMx9ApD/oD OlTrorhX2lFEilmcO2RdNtjC5xDF9pCuTyYBB5bi6bQ4syoJ3g9WQ0ymaiLzg5KdCXlKLjvcW893 SUOqXwnz5DrgnHtJTxOsQfEKIT7DmDSUCaxw7Rqn8787ZsmRM9e2VmPeBN4uqYvTtW7jvijg9N/y JsXecLq0q+WD6m8AAAD//wMAUEsDBBQABgAIAAAAIQA4/SH/1gAAAJQBAAALAAAAX3JlbHMvLnJl bHOkkMFqwzAMhu+DvYPRfXGawxijTi+j0GvpHsDYimMaW0Yy2fr2M4PBMnrbUb/Q94l/f/hMi1qR JVI2sOt6UJgd+ZiDgffL8ekFlFSbvV0oo4EbChzGx4f9GRdb25HMsYhqlCwG5lrLq9biZkxWOiqY 22YiTra2kYMu1l1tQD30/bPm3wwYN0x18gb45AdQl1tp5j/sFB2T0FQ7R0nTNEV3j6o9feQzro1i OWA14Fm+Q8a1a8+Bvu/d/dMb2JY5uiPbhG/ktn4cqGU/er3pcvwCAAD//wMAUEsDBBQABgAIAAAA IQCZ2PQonAEAAJQDAAAOAAAAZHJzL2Uyb0RvYy54bWysU01P3DAQvVfqf7B8Z5MAQm202T2A4FK1 qMAPMM54Y8n2WLbZZP99x97dLGorIRAXxx/z3sx7M1muJ2vYFkLU6DreLGrOwEnstdt0/Onx9uwb ZzEJ1wuDDjq+g8jXq69flqNv4RwHND0ERiQutqPv+JCSb6sqygGsiAv04OhRYbAi0TFsqj6Ikdit qc7r+qoaMfQ+oIQY6fZm/8hXhV8pkOmXUhESMx2n2lJZQ1mf81qtlqLdBOEHLQ9liA9UYYV2lHSm uhFJsJeg/6GyWgaMqNJCoq1QKS2haCA1Tf2XmodBeChayJzoZ5vi59HKn9trdx/IhtHHNvr7kFVM Ktj8pfrYVMzazWbBlJiky6vm8vvFJXkqj2/VCehDTHeAluVNx412WYdoxfZHTJSMQo8hdDilLru0 M5CDjfsNiumekjUFXaYCrk1gW0H9FFKCS03uIfGV6AxT2pgZWL8NPMRnKJSJeQ94RpTM6NIMttph +F/2NB1LVvv4owN73dmCZ+x3pSnFGmp9UXgY0zxbr88FfvqZVn8AAAD//wMAUEsDBBQABgAIAAAA IQCasyRQ4AAAAAkBAAAPAAAAZHJzL2Rvd25yZXYueG1sTI9Ba8JAEIXvhf6HZQq96UYpYmM2IpZS KxSpFfS4ZqdJ2uxs2F1N/Pcde2kvA4/He/O+bN7bRpzRh9qRgtEwAYFUOFNTqWD38TyYgghRk9GN I1RwwQDz/PYm06lxHb3jeRtLwSUUUq2girFNpQxFhVaHoWuR2Pt03urI0pfSeN1xuW3kOEkm0uqa +EOlW1xWWHxvT1bBm1+tlov15Ys2B9vtx+v95rV/Uer+rn+a8VnMQETs418Crgy8H3IednQnMkE0 CpgmKhiMQLD5OJk+gDj+apln8j9B/gMAAP//AwBQSwECLQAUAAYACAAAACEAtoM4kv4AAADhAQAA EwAAAAAAAAAAAAAAAAAAAAAAW0NvbnRlbnRfVHlwZXNdLnhtbFBLAQItABQABgAIAAAAIQA4/SH/ 1gAAAJQBAAALAAAAAAAAAAAAAAAAAC8BAABfcmVscy8ucmVsc1BLAQItABQABgAIAAAAIQCZ2PQo nAEAAJQDAAAOAAAAAAAAAAAAAAAAAC4CAABkcnMvZTJvRG9jLnhtbFBLAQItABQABgAIAAAAIQCa syRQ4AAAAAkBAAAPAAAAAAAAAAAAAAAAAPYDAABkcnMvZG93bnJldi54bWxQSwUGAAAAAAQABADz AAAAAwUAAAAA " strokecolor="#156082 [3204]" strokeweight=".5pt">
                 <v:stroke joinstyle="miter"/>
@@ -6722,7 +6676,7 @@
               </wp:anchor>
             </w:drawing>
           </mc:Choice>
-          <mc:Fallback xmlns:ns9="http://schemas.openxmlformats.org/drawingml/2006/picture" xmlns:ns5="http://schemas.openxmlformats.org/drawingml/2006/main" xmlns:ns11="http://schemas.microsoft.com/office/drawing/2010/main">
+          <mc:Fallback xmlns:ns11="http://schemas.microsoft.com/office/drawing/2010/main" xmlns:ns5="http://schemas.openxmlformats.org/drawingml/2006/main" xmlns:ns9="http://schemas.openxmlformats.org/drawingml/2006/picture">
             <w:pict>
               <v:line w14:anchorId="13B0F591" id="Conexão Reta 3" o:spid="_x0000_s1026" style="position:absolute;z-index:251715584;visibility:visible;mso-wrap-style:square;mso-wrap-distance-left:9pt;mso-wrap-distance-top:0;mso-wrap-distance-right:9pt;mso-wrap-distance-bottom:0;mso-position-horizontal:absolute;mso-position-horizontal-relative:text;mso-position-vertical:absolute;mso-position-vertical-relative:text" from="0,-.05pt" to="484.2pt,-.05pt" o:gfxdata="UEsDBBQABgAIAAAAIQC2gziS/gAAAOEBAAATAAAAW0NvbnRlbnRfVHlwZXNdLnhtbJSRQU7DMBBF 90jcwfIWJU67QAgl6YK0S0CoHGBkTxKLZGx5TGhvj5O2G0SRWNoz/78nu9wcxkFMGNg6quQqL6RA 0s5Y6ir5vt9lD1JwBDIwOMJKHpHlpr69KfdHjyxSmriSfYz+USnWPY7AufNIadK6MEJMx9ApD/oD OlTrorhX2lFEilmcO2RdNtjC5xDF9pCuTyYBB5bi6bQ4syoJ3g9WQ0ymaiLzg5KdCXlKLjvcW893 SUOqXwnz5DrgnHtJTxOsQfEKIT7DmDSUCaxw7Rqn8787ZsmRM9e2VmPeBN4uqYvTtW7jvijg9N/y JsXecLq0q+WD6m8AAAD//wMAUEsDBBQABgAIAAAAIQA4/SH/1gAAAJQBAAALAAAAX3JlbHMvLnJl bHOkkMFqwzAMhu+DvYPRfXGawxijTi+j0GvpHsDYimMaW0Yy2fr2M4PBMnrbUb/Q94l/f/hMi1qR JVI2sOt6UJgd+ZiDgffL8ekFlFSbvV0oo4EbChzGx4f9GRdb25HMsYhqlCwG5lrLq9biZkxWOiqY 22YiTra2kYMu1l1tQD30/bPm3wwYN0x18gb45AdQl1tp5j/sFB2T0FQ7R0nTNEV3j6o9feQzro1i OWA14Fm+Q8a1a8+Bvu/d/dMb2JY5uiPbhG/ktn4cqGU/er3pcvwCAAD//wMAUEsDBBQABgAIAAAA IQCZ2PQonAEAAJQDAAAOAAAAZHJzL2Uyb0RvYy54bWysU01P3DAQvVfqf7B8Z5MAQm202T2A4FK1 qMAPMM54Y8n2WLbZZP99x97dLGorIRAXxx/z3sx7M1muJ2vYFkLU6DreLGrOwEnstdt0/Onx9uwb ZzEJ1wuDDjq+g8jXq69flqNv4RwHND0ERiQutqPv+JCSb6sqygGsiAv04OhRYbAi0TFsqj6Ikdit qc7r+qoaMfQ+oIQY6fZm/8hXhV8pkOmXUhESMx2n2lJZQ1mf81qtlqLdBOEHLQ9liA9UYYV2lHSm uhFJsJeg/6GyWgaMqNJCoq1QKS2haCA1Tf2XmodBeChayJzoZ5vi59HKn9trdx/IhtHHNvr7kFVM Ktj8pfrYVMzazWbBlJiky6vm8vvFJXkqj2/VCehDTHeAluVNx412WYdoxfZHTJSMQo8hdDilLru0 M5CDjfsNiumekjUFXaYCrk1gW0H9FFKCS03uIfGV6AxT2pgZWL8NPMRnKJSJeQ94RpTM6NIMttph +F/2NB1LVvv4owN73dmCZ+x3pSnFGmp9UXgY0zxbr88FfvqZVn8AAAD//wMAUEsDBBQABgAIAAAA IQCasyRQ4AAAAAkBAAAPAAAAZHJzL2Rvd25yZXYueG1sTI9Ba8JAEIXvhf6HZQq96UYpYmM2IpZS KxSpFfS4ZqdJ2uxs2F1N/Pcde2kvA4/He/O+bN7bRpzRh9qRgtEwAYFUOFNTqWD38TyYgghRk9GN I1RwwQDz/PYm06lxHb3jeRtLwSUUUq2girFNpQxFhVaHoWuR2Pt03urI0pfSeN1xuW3kOEkm0uqa +EOlW1xWWHxvT1bBm1+tlov15Ys2B9vtx+v95rV/Uer+rn+a8VnMQETs418Crgy8H3IednQnMkE0 CpgmKhiMQLD5OJk+gDj+apln8j9B/gMAAP//AwBQSwECLQAUAAYACAAAACEAtoM4kv4AAADhAQAA EwAAAAAAAAAAAAAAAAAAAAAAW0NvbnRlbnRfVHlwZXNdLnhtbFBLAQItABQABgAIAAAAIQA4/SH/ 1gAAAJQBAAALAAAAAAAAAAAAAAAAAC8BAABfcmVscy8ucmVsc1BLAQItABQABgAIAAAAIQCZ2PQo nAEAAJQDAAAOAAAAAAAAAAAAAAAAAC4CAABkcnMvZTJvRG9jLnhtbFBLAQItABQABgAIAAAAIQCa syRQ4AAAAAkBAAAPAAAAAAAAAAAAAAAAAPYDAABkcnMvZG93bnJldi54bWxQSwUGAAAAAAQABADz AAAAAwUAAAAA " strokecolor="#156082 [3204]" strokeweight=".5pt">
                 <v:stroke joinstyle="miter"/>
@@ -7320,29 +7274,7 @@
                 <w:szCs w:val="18"/>
                 <w:lang w:val="en-US"/>
               </w:rPr>
-              <w:t xml:space="preserve">    private final HibernateQueryTool </w:t>
-            </w:r>
-            <w:proofErr w:type="gramStart"/>
-            <w:r>
-              <w:rPr>
-                <w:rFonts w:ascii="Courier New" w:eastAsia="Courier New" w:hAnsi="Courier New" w:cs="Courier New"/>
-                <w:color w:val="D4D4D4"/>
-                <w:sz w:val="18"/>
-                <w:szCs w:val="18"/>
-                <w:lang w:val="en-US"/>
-              </w:rPr>
-              <w:t xml:space="preserve">queryTool;   </w:t>
-            </w:r>
-            <w:proofErr w:type="gramEnd"/>
-            <w:r>
-              <w:rPr>
-                <w:rFonts w:ascii="Courier New" w:eastAsia="Courier New" w:hAnsi="Courier New" w:cs="Courier New"/>
-                <w:color w:val="D4D4D4"/>
-                <w:sz w:val="18"/>
-                <w:szCs w:val="18"/>
-                <w:lang w:val="en-US"/>
-              </w:rPr>
-              <w:t xml:space="preserve"> // @Component — ejecuta HQL</w:t>
+              <w:t xml:space="preserve">    private final HibernateQueryTool queryTool;    // @Component — ejecuta HQL</w:t>
             </w:r>
           </w:p>
         </w:tc>
@@ -8054,29 +7986,7 @@
                 <w:szCs w:val="18"/>
                 <w:lang w:val="en-US"/>
               </w:rPr>
-              <w:t xml:space="preserve">        return new </w:t>
-            </w:r>
-            <w:proofErr w:type="gramStart"/>
-            <w:r>
-              <w:rPr>
-                <w:rFonts w:ascii="Courier New" w:eastAsia="Courier New" w:hAnsi="Courier New" w:cs="Courier New"/>
-                <w:color w:val="D4D4D4"/>
-                <w:sz w:val="18"/>
-                <w:szCs w:val="18"/>
-                <w:lang w:val="en-US"/>
-              </w:rPr>
-              <w:t xml:space="preserve">QueryPlan(  </w:t>
-            </w:r>
-            <w:proofErr w:type="gramEnd"/>
-            <w:r>
-              <w:rPr>
-                <w:rFonts w:ascii="Courier New" w:eastAsia="Courier New" w:hAnsi="Courier New" w:cs="Courier New"/>
-                <w:color w:val="D4D4D4"/>
-                <w:sz w:val="18"/>
-                <w:szCs w:val="18"/>
-                <w:lang w:val="en-US"/>
-              </w:rPr>
-              <w:t xml:space="preserve">                         // QueryPlan: solo hql + maxResults</w:t>
+              <w:t xml:space="preserve">        return new QueryPlan(                           // QueryPlan: solo hql + maxResults</w:t>
             </w:r>
           </w:p>
         </w:tc>
@@ -8113,7 +8023,6 @@
               </w:rPr>
               <w:t xml:space="preserve">                </w:t>
             </w:r>
-            <w:proofErr w:type="gramStart"/>
             <w:r>
               <w:rPr>
                 <w:rFonts w:ascii="Courier New" w:eastAsia="Courier New" w:hAnsi="Courier New" w:cs="Courier New"/>
@@ -8121,17 +8030,7 @@
                 <w:sz w:val="18"/>
                 <w:szCs w:val="18"/>
               </w:rPr>
-              <w:t>sanitizeHql(</w:t>
-            </w:r>
-            <w:proofErr w:type="gramEnd"/>
-            <w:r>
-              <w:rPr>
-                <w:rFonts w:ascii="Courier New" w:eastAsia="Courier New" w:hAnsi="Courier New" w:cs="Courier New"/>
-                <w:color w:val="D4D4D4"/>
-                <w:sz w:val="18"/>
-                <w:szCs w:val="18"/>
-              </w:rPr>
-              <w:t>hqlGenerator.generateHql(question)), 50);</w:t>
+              <w:t>sanitizeHql(hqlGenerator.generateHql(question)), 50);</w:t>
             </w:r>
           </w:p>
         </w:tc>
@@ -8436,29 +8335,7 @@
                 <w:szCs w:val="18"/>
                 <w:lang w:val="es-ES"/>
               </w:rPr>
-              <w:t>@</w:t>
-            </w:r>
-            <w:proofErr w:type="gramStart"/>
-            <w:r>
-              <w:rPr>
-                <w:rFonts w:ascii="Courier New" w:eastAsia="Courier New" w:hAnsi="Courier New" w:cs="Courier New"/>
-                <w:color w:val="D4D4D4"/>
-                <w:sz w:val="18"/>
-                <w:szCs w:val="18"/>
-                <w:lang w:val="es-ES"/>
-              </w:rPr>
-              <w:t>AiService(</w:t>
-            </w:r>
-            <w:proofErr w:type="gramEnd"/>
-            <w:r>
-              <w:rPr>
-                <w:rFonts w:ascii="Courier New" w:eastAsia="Courier New" w:hAnsi="Courier New" w:cs="Courier New"/>
-                <w:color w:val="D4D4D4"/>
-                <w:sz w:val="18"/>
-                <w:szCs w:val="18"/>
-                <w:lang w:val="es-ES"/>
-              </w:rPr>
-              <w:t xml:space="preserve">wiringMode = EXPLICIT, </w:t>
+              <w:t xml:space="preserve">@AiService(wiringMode = EXPLICIT, </w:t>
             </w:r>
             <w:proofErr w:type="spellStart"/>
             <w:r>
@@ -8822,29 +8699,7 @@
                 <w:szCs w:val="18"/>
                 <w:lang w:val="en-US"/>
               </w:rPr>
-              <w:t xml:space="preserve">        - Use Java field names: </w:t>
-            </w:r>
-            <w:proofErr w:type="gramStart"/>
-            <w:r>
-              <w:rPr>
-                <w:rFonts w:ascii="Courier New" w:eastAsia="Courier New" w:hAnsi="Courier New" w:cs="Courier New"/>
-                <w:color w:val="FFFFFF" w:themeColor="background1"/>
-                <w:sz w:val="18"/>
-                <w:szCs w:val="18"/>
-                <w:lang w:val="en-US"/>
-              </w:rPr>
-              <w:t>Product(</w:t>
-            </w:r>
-            <w:proofErr w:type="gramEnd"/>
-            <w:r>
-              <w:rPr>
-                <w:rFonts w:ascii="Courier New" w:eastAsia="Courier New" w:hAnsi="Courier New" w:cs="Courier New"/>
-                <w:color w:val="FFFFFF" w:themeColor="background1"/>
-                <w:sz w:val="18"/>
-                <w:szCs w:val="18"/>
-                <w:lang w:val="en-US"/>
-              </w:rPr>
-              <w:t xml:space="preserve">id, name, price, stock, category, </w:t>
+              <w:t xml:space="preserve">        - Use Java field names: Product(id, name, price, stock, category, </w:t>
             </w:r>
             <w:proofErr w:type="spellStart"/>
             <w:r>
@@ -8974,29 +8829,7 @@
                 <w:szCs w:val="18"/>
                 <w:lang w:val="en-US"/>
               </w:rPr>
-              <w:t xml:space="preserve"> </w:t>
-            </w:r>
-            <w:proofErr w:type="gramStart"/>
-            <w:r>
-              <w:rPr>
-                <w:rFonts w:ascii="Courier New" w:eastAsia="Courier New" w:hAnsi="Courier New" w:cs="Courier New"/>
-                <w:color w:val="FFFFFF" w:themeColor="background1"/>
-                <w:sz w:val="18"/>
-                <w:szCs w:val="18"/>
-                <w:lang w:val="en-US"/>
-              </w:rPr>
-              <w:t>exist, but</w:t>
-            </w:r>
-            <w:proofErr w:type="gramEnd"/>
-            <w:r>
-              <w:rPr>
-                <w:rFonts w:ascii="Courier New" w:eastAsia="Courier New" w:hAnsi="Courier New" w:cs="Courier New"/>
-                <w:color w:val="FFFFFF" w:themeColor="background1"/>
-                <w:sz w:val="18"/>
-                <w:szCs w:val="18"/>
-                <w:lang w:val="en-US"/>
-              </w:rPr>
-              <w:t xml:space="preserve"> are restricted fields.</w:t>
+              <w:t xml:space="preserve"> exist, but are restricted fields.</w:t>
             </w:r>
           </w:p>
           <w:p>
@@ -9138,29 +8971,7 @@
                 <w:szCs w:val="18"/>
                 <w:lang w:val="en-US"/>
               </w:rPr>
-              <w:t xml:space="preserve">        - For category filters, use </w:t>
-            </w:r>
-            <w:proofErr w:type="gramStart"/>
-            <w:r>
-              <w:rPr>
-                <w:rFonts w:ascii="Courier New" w:eastAsia="Courier New" w:hAnsi="Courier New" w:cs="Courier New"/>
-                <w:color w:val="D4D4D4"/>
-                <w:sz w:val="18"/>
-                <w:szCs w:val="18"/>
-                <w:lang w:val="en-US"/>
-              </w:rPr>
-              <w:t>p.category.name</w:t>
-            </w:r>
-            <w:proofErr w:type="gramEnd"/>
-            <w:r>
-              <w:rPr>
-                <w:rFonts w:ascii="Courier New" w:eastAsia="Courier New" w:hAnsi="Courier New" w:cs="Courier New"/>
-                <w:color w:val="D4D4D4"/>
-                <w:sz w:val="18"/>
-                <w:szCs w:val="18"/>
-                <w:lang w:val="en-US"/>
-              </w:rPr>
-              <w:t>.</w:t>
+              <w:t xml:space="preserve">        - For category filters, use p.category.name.</w:t>
             </w:r>
           </w:p>
         </w:tc>
@@ -9479,29 +9290,7 @@
                 <w:szCs w:val="18"/>
                 <w:lang w:val="es-ES"/>
               </w:rPr>
-              <w:t>@</w:t>
-            </w:r>
-            <w:proofErr w:type="gramStart"/>
-            <w:r>
-              <w:rPr>
-                <w:rFonts w:ascii="Courier New" w:eastAsia="Courier New" w:hAnsi="Courier New" w:cs="Courier New"/>
-                <w:color w:val="D4D4D4"/>
-                <w:sz w:val="18"/>
-                <w:szCs w:val="18"/>
-                <w:lang w:val="es-ES"/>
-              </w:rPr>
-              <w:t>AiService(</w:t>
-            </w:r>
-            <w:proofErr w:type="gramEnd"/>
-            <w:r>
-              <w:rPr>
-                <w:rFonts w:ascii="Courier New" w:eastAsia="Courier New" w:hAnsi="Courier New" w:cs="Courier New"/>
-                <w:color w:val="D4D4D4"/>
-                <w:sz w:val="18"/>
-                <w:szCs w:val="18"/>
-                <w:lang w:val="es-ES"/>
-              </w:rPr>
-              <w:t xml:space="preserve">wiringMode = EXPLICIT, </w:t>
+              <w:t xml:space="preserve">@AiService(wiringMode = EXPLICIT, </w:t>
             </w:r>
             <w:proofErr w:type="spellStart"/>
             <w:r>
@@ -9865,29 +9654,7 @@
                 <w:szCs w:val="18"/>
                 <w:lang w:val="en-US"/>
               </w:rPr>
-              <w:t xml:space="preserve">        - Do not invent values </w:t>
-            </w:r>
-            <w:proofErr w:type="gramStart"/>
-            <w:r>
-              <w:rPr>
-                <w:rFonts w:ascii="Courier New" w:eastAsia="Courier New" w:hAnsi="Courier New" w:cs="Courier New"/>
-                <w:color w:val="D4D4D4"/>
-                <w:sz w:val="18"/>
-                <w:szCs w:val="18"/>
-                <w:lang w:val="en-US"/>
-              </w:rPr>
-              <w:t>not present</w:t>
-            </w:r>
-            <w:proofErr w:type="gramEnd"/>
-            <w:r>
-              <w:rPr>
-                <w:rFonts w:ascii="Courier New" w:eastAsia="Courier New" w:hAnsi="Courier New" w:cs="Courier New"/>
-                <w:color w:val="D4D4D4"/>
-                <w:sz w:val="18"/>
-                <w:szCs w:val="18"/>
-                <w:lang w:val="en-US"/>
-              </w:rPr>
-              <w:t xml:space="preserve"> in the database result.</w:t>
+              <w:t xml:space="preserve">        - Do not invent values not present in the database result.</w:t>
             </w:r>
           </w:p>
         </w:tc>
@@ -10217,27 +9984,7 @@
                 <w:sz w:val="18"/>
                 <w:szCs w:val="18"/>
               </w:rPr>
-              <w:t>@V("hql</w:t>
-            </w:r>
-            <w:proofErr w:type="gramStart"/>
-            <w:r>
-              <w:rPr>
-                <w:rFonts w:ascii="Courier New" w:eastAsia="Courier New" w:hAnsi="Courier New" w:cs="Courier New"/>
-                <w:color w:val="D4D4D4"/>
-                <w:sz w:val="18"/>
-                <w:szCs w:val="18"/>
-              </w:rPr>
-              <w:t xml:space="preserve">")   </w:t>
-            </w:r>
-            <w:proofErr w:type="gramEnd"/>
-            <w:r>
-              <w:rPr>
-                <w:rFonts w:ascii="Courier New" w:eastAsia="Courier New" w:hAnsi="Courier New" w:cs="Courier New"/>
-                <w:color w:val="D4D4D4"/>
-                <w:sz w:val="18"/>
-                <w:szCs w:val="18"/>
-              </w:rPr>
-              <w:t xml:space="preserve">   String hql,</w:t>
+              <w:t>@V("hql")      String hql,</w:t>
             </w:r>
           </w:p>
         </w:tc>
@@ -10613,29 +10360,7 @@
                 <w:szCs w:val="18"/>
                 <w:lang w:val="en-US"/>
               </w:rPr>
-              <w:t xml:space="preserve">       Spring AI:   chatClient.prompt().user(question</w:t>
-            </w:r>
-            <w:proofErr w:type="gramStart"/>
-            <w:r>
-              <w:rPr>
-                <w:rFonts w:ascii="Courier New" w:eastAsia="Courier New" w:hAnsi="Courier New" w:cs="Courier New"/>
-                <w:color w:val="1F3864"/>
-                <w:sz w:val="18"/>
-                <w:szCs w:val="18"/>
-                <w:lang w:val="en-US"/>
-              </w:rPr>
-              <w:t>).call</w:t>
-            </w:r>
-            <w:proofErr w:type="gramEnd"/>
-            <w:r>
-              <w:rPr>
-                <w:rFonts w:ascii="Courier New" w:eastAsia="Courier New" w:hAnsi="Courier New" w:cs="Courier New"/>
-                <w:color w:val="1F3864"/>
-                <w:sz w:val="18"/>
-                <w:szCs w:val="18"/>
-                <w:lang w:val="en-US"/>
-              </w:rPr>
-              <w:t>().content()</w:t>
+              <w:t xml:space="preserve">       Spring AI:   chatClient.prompt().user(question).call().content()</w:t>
             </w:r>
           </w:p>
         </w:tc>
@@ -10801,29 +10526,7 @@
                 <w:szCs w:val="18"/>
                 <w:lang w:val="es-ES"/>
               </w:rPr>
-              <w:t xml:space="preserve">       → new </w:t>
-            </w:r>
-            <w:proofErr w:type="gramStart"/>
-            <w:r>
-              <w:rPr>
-                <w:rFonts w:ascii="Courier New" w:eastAsia="Courier New" w:hAnsi="Courier New" w:cs="Courier New"/>
-                <w:color w:val="1F3864"/>
-                <w:sz w:val="18"/>
-                <w:szCs w:val="18"/>
-                <w:lang w:val="es-ES"/>
-              </w:rPr>
-              <w:t>QueryPlan(</w:t>
-            </w:r>
-            <w:proofErr w:type="gramEnd"/>
-            <w:r>
-              <w:rPr>
-                <w:rFonts w:ascii="Courier New" w:eastAsia="Courier New" w:hAnsi="Courier New" w:cs="Courier New"/>
-                <w:color w:val="1F3864"/>
-                <w:sz w:val="18"/>
-                <w:szCs w:val="18"/>
-                <w:lang w:val="es-ES"/>
-              </w:rPr>
-              <w:t xml:space="preserve">hql, 50)   // solo dos campos               </w:t>
+              <w:t xml:space="preserve">       → new QueryPlan(hql, 50)   // solo dos campos               </w:t>
             </w:r>
           </w:p>
         </w:tc>
@@ -11036,7 +10739,6 @@
               <w:t>hql</w:t>
             </w:r>
             <w:proofErr w:type="spellEnd"/>
-            <w:proofErr w:type="gramStart"/>
             <w:r>
               <w:rPr>
                 <w:rFonts w:ascii="Courier New" w:eastAsia="Courier New" w:hAnsi="Courier New" w:cs="Courier New"/>
@@ -11059,7 +10761,6 @@
               <w:t>setMaxResults</w:t>
             </w:r>
             <w:proofErr w:type="spellEnd"/>
-            <w:proofErr w:type="gramEnd"/>
             <w:r>
               <w:rPr>
                 <w:rFonts w:ascii="Courier New" w:eastAsia="Courier New" w:hAnsi="Courier New" w:cs="Courier New"/>
@@ -11138,27 +10839,7 @@
                 <w:sz w:val="18"/>
                 <w:szCs w:val="18"/>
               </w:rPr>
-              <w:t xml:space="preserve">→ </w:t>
-            </w:r>
-            <w:proofErr w:type="gramStart"/>
-            <w:r>
-              <w:rPr>
-                <w:rFonts w:ascii="Courier New" w:eastAsia="Courier New" w:hAnsi="Courier New" w:cs="Courier New"/>
-                <w:color w:val="1F3864"/>
-                <w:sz w:val="18"/>
-                <w:szCs w:val="18"/>
-              </w:rPr>
-              <w:t>formatResult(</w:t>
-            </w:r>
-            <w:proofErr w:type="gramEnd"/>
-            <w:r>
-              <w:rPr>
-                <w:rFonts w:ascii="Courier New" w:eastAsia="Courier New" w:hAnsi="Courier New" w:cs="Courier New"/>
-                <w:color w:val="1F3864"/>
-                <w:sz w:val="18"/>
-                <w:szCs w:val="18"/>
-              </w:rPr>
-              <w:t xml:space="preserve">) por cada item: Product | Category | Object[]  </w:t>
+              <w:t xml:space="preserve">→ formatResult() por cada item: Product | Category | Object[]  </w:t>
             </w:r>
           </w:p>
         </w:tc>
@@ -11399,29 +11080,7 @@
                 <w:szCs w:val="18"/>
                 <w:lang w:val="en-US"/>
               </w:rPr>
-              <w:t xml:space="preserve">       Spring AI:   chatClient.prompt(</w:t>
-            </w:r>
-            <w:proofErr w:type="gramStart"/>
-            <w:r>
-              <w:rPr>
-                <w:rFonts w:ascii="Courier New" w:eastAsia="Courier New" w:hAnsi="Courier New" w:cs="Courier New"/>
-                <w:color w:val="1F3864"/>
-                <w:sz w:val="18"/>
-                <w:szCs w:val="18"/>
-                <w:lang w:val="en-US"/>
-              </w:rPr>
-              <w:t>).system</w:t>
-            </w:r>
-            <w:proofErr w:type="gramEnd"/>
-            <w:r>
-              <w:rPr>
-                <w:rFonts w:ascii="Courier New" w:eastAsia="Courier New" w:hAnsi="Courier New" w:cs="Courier New"/>
-                <w:color w:val="1F3864"/>
-                <w:sz w:val="18"/>
-                <w:szCs w:val="18"/>
-                <w:lang w:val="en-US"/>
-              </w:rPr>
-              <w:t xml:space="preserve">(...).user(...).call() </w:t>
+              <w:t xml:space="preserve">       Spring AI:   chatClient.prompt().system(...).user(...).call() </w:t>
             </w:r>
           </w:p>
         </w:tc>
@@ -11966,29 +11625,7 @@
                 <w:szCs w:val="18"/>
                 <w:lang w:val="en-US"/>
               </w:rPr>
-              <w:t xml:space="preserve">        hql = </w:t>
-            </w:r>
-            <w:proofErr w:type="gramStart"/>
-            <w:r>
-              <w:rPr>
-                <w:rFonts w:ascii="Courier New" w:eastAsia="Courier New" w:hAnsi="Courier New" w:cs="Courier New"/>
-                <w:color w:val="D4D4D4"/>
-                <w:sz w:val="18"/>
-                <w:szCs w:val="18"/>
-                <w:lang w:val="en-US"/>
-              </w:rPr>
-              <w:t>hql.replaceFirst</w:t>
-            </w:r>
-            <w:proofErr w:type="gramEnd"/>
-            <w:r>
-              <w:rPr>
-                <w:rFonts w:ascii="Courier New" w:eastAsia="Courier New" w:hAnsi="Courier New" w:cs="Courier New"/>
-                <w:color w:val="D4D4D4"/>
-                <w:sz w:val="18"/>
-                <w:szCs w:val="18"/>
-                <w:lang w:val="en-US"/>
-              </w:rPr>
-              <w:t>("(?is)\\s*```$", "");</w:t>
+              <w:t xml:space="preserve">        hql = hql.replaceFirst("(?is)\\s*```$", "");</w:t>
             </w:r>
           </w:p>
         </w:tc>
@@ -12143,29 +11780,7 @@
                 <w:szCs w:val="18"/>
                 <w:lang w:val="en-US"/>
               </w:rPr>
-              <w:t xml:space="preserve">int semicolon = </w:t>
-            </w:r>
-            <w:proofErr w:type="gramStart"/>
-            <w:r>
-              <w:rPr>
-                <w:rFonts w:ascii="Courier New" w:eastAsia="Courier New" w:hAnsi="Courier New" w:cs="Courier New"/>
-                <w:color w:val="D4D4D4"/>
-                <w:sz w:val="18"/>
-                <w:szCs w:val="18"/>
-                <w:lang w:val="en-US"/>
-              </w:rPr>
-              <w:t>hql.indexOf</w:t>
-            </w:r>
-            <w:proofErr w:type="gramEnd"/>
-            <w:r>
-              <w:rPr>
-                <w:rFonts w:ascii="Courier New" w:eastAsia="Courier New" w:hAnsi="Courier New" w:cs="Courier New"/>
-                <w:color w:val="D4D4D4"/>
-                <w:sz w:val="18"/>
-                <w:szCs w:val="18"/>
-                <w:lang w:val="en-US"/>
-              </w:rPr>
-              <w:t>(';');</w:t>
+              <w:t>int semicolon = hql.indexOf(';');</w:t>
             </w:r>
           </w:p>
         </w:tc>
@@ -12203,29 +11818,7 @@
                 <w:szCs w:val="18"/>
                 <w:lang w:val="en-US"/>
               </w:rPr>
-              <w:t xml:space="preserve">    if (semicolon &gt;= 0) hql = </w:t>
-            </w:r>
-            <w:proofErr w:type="gramStart"/>
-            <w:r>
-              <w:rPr>
-                <w:rFonts w:ascii="Courier New" w:eastAsia="Courier New" w:hAnsi="Courier New" w:cs="Courier New"/>
-                <w:color w:val="D4D4D4"/>
-                <w:sz w:val="18"/>
-                <w:szCs w:val="18"/>
-                <w:lang w:val="en-US"/>
-              </w:rPr>
-              <w:t>hql.substring</w:t>
-            </w:r>
-            <w:proofErr w:type="gramEnd"/>
-            <w:r>
-              <w:rPr>
-                <w:rFonts w:ascii="Courier New" w:eastAsia="Courier New" w:hAnsi="Courier New" w:cs="Courier New"/>
-                <w:color w:val="D4D4D4"/>
-                <w:sz w:val="18"/>
-                <w:szCs w:val="18"/>
-                <w:lang w:val="en-US"/>
-              </w:rPr>
-              <w:t>(0, semicolon);</w:t>
+              <w:t xml:space="preserve">    if (semicolon &gt;= 0) hql = hql.substring(0, semicolon);</w:t>
             </w:r>
           </w:p>
         </w:tc>
@@ -12297,27 +11890,7 @@
                 <w:sz w:val="18"/>
                 <w:szCs w:val="18"/>
               </w:rPr>
-              <w:t xml:space="preserve">return </w:t>
-            </w:r>
-            <w:proofErr w:type="gramStart"/>
-            <w:r>
-              <w:rPr>
-                <w:rFonts w:ascii="Courier New" w:eastAsia="Courier New" w:hAnsi="Courier New" w:cs="Courier New"/>
-                <w:color w:val="D4D4D4"/>
-                <w:sz w:val="18"/>
-                <w:szCs w:val="18"/>
-              </w:rPr>
-              <w:t>hql.trim</w:t>
-            </w:r>
-            <w:proofErr w:type="gramEnd"/>
-            <w:r>
-              <w:rPr>
-                <w:rFonts w:ascii="Courier New" w:eastAsia="Courier New" w:hAnsi="Courier New" w:cs="Courier New"/>
-                <w:color w:val="D4D4D4"/>
-                <w:sz w:val="18"/>
-                <w:szCs w:val="18"/>
-              </w:rPr>
-              <w:t>();</w:t>
+              <w:t>return hql.trim();</w:t>
             </w:r>
           </w:p>
         </w:tc>
@@ -12397,29 +11970,7 @@
           <w:sz w:val="20"/>
           <w:szCs w:val="20"/>
         </w:rPr>
-        <w:t xml:space="preserve"> — DatabaseAssistant.java — </w:t>
-      </w:r>
-      <w:proofErr w:type="gramStart"/>
-      <w:r>
-        <w:rPr>
-          <w:i/>
-          <w:iCs/>
-          <w:color w:val="595959"/>
-          <w:sz w:val="20"/>
-          <w:szCs w:val="20"/>
-        </w:rPr>
-        <w:t>sanitizeHql(</w:t>
-      </w:r>
-      <w:proofErr w:type="gramEnd"/>
-      <w:r>
-        <w:rPr>
-          <w:i/>
-          <w:iCs/>
-          <w:color w:val="595959"/>
-          <w:sz w:val="20"/>
-          <w:szCs w:val="20"/>
-        </w:rPr>
-        <w:t>): normaliza el output del LLM (elimina markdown fences)</w:t>
+        <w:t xml:space="preserve"> — DatabaseAssistant.java — sanitizeHql(): normaliza el output del LLM (elimina markdown fences)</w:t>
       </w:r>
     </w:p>
     <w:p/>
@@ -12647,29 +12198,7 @@
                 <w:szCs w:val="18"/>
                 <w:lang w:val="en-US"/>
               </w:rPr>
-              <w:t xml:space="preserve">        String cat = </w:t>
-            </w:r>
-            <w:proofErr w:type="gramStart"/>
-            <w:r>
-              <w:rPr>
-                <w:rFonts w:ascii="Courier New" w:eastAsia="Courier New" w:hAnsi="Courier New" w:cs="Courier New"/>
-                <w:color w:val="D4D4D4"/>
-                <w:sz w:val="18"/>
-                <w:szCs w:val="18"/>
-                <w:lang w:val="en-US"/>
-              </w:rPr>
-              <w:t>product.getCategory</w:t>
-            </w:r>
-            <w:proofErr w:type="gramEnd"/>
-            <w:r>
-              <w:rPr>
-                <w:rFonts w:ascii="Courier New" w:eastAsia="Courier New" w:hAnsi="Courier New" w:cs="Courier New"/>
-                <w:color w:val="D4D4D4"/>
-                <w:sz w:val="18"/>
-                <w:szCs w:val="18"/>
-                <w:lang w:val="en-US"/>
-              </w:rPr>
-              <w:t>() == null</w:t>
+              <w:t xml:space="preserve">        String cat = product.getCategory() == null</w:t>
             </w:r>
           </w:p>
         </w:tc>
@@ -12713,27 +12242,7 @@
                 <w:sz w:val="18"/>
                 <w:szCs w:val="18"/>
               </w:rPr>
-              <w:t xml:space="preserve">? </w:t>
-            </w:r>
-            <w:proofErr w:type="gramStart"/>
-            <w:r>
-              <w:rPr>
-                <w:rFonts w:ascii="Courier New" w:eastAsia="Courier New" w:hAnsi="Courier New" w:cs="Courier New"/>
-                <w:color w:val="D4D4D4"/>
-                <w:sz w:val="18"/>
-                <w:szCs w:val="18"/>
-              </w:rPr>
-              <w:t>null :</w:t>
-            </w:r>
-            <w:proofErr w:type="gramEnd"/>
-            <w:r>
-              <w:rPr>
-                <w:rFonts w:ascii="Courier New" w:eastAsia="Courier New" w:hAnsi="Courier New" w:cs="Courier New"/>
-                <w:color w:val="D4D4D4"/>
-                <w:sz w:val="18"/>
-                <w:szCs w:val="18"/>
-              </w:rPr>
-              <w:t xml:space="preserve"> product.getCategory().getName();</w:t>
+              <w:t>? null : product.getCategory().getName();</w:t>
             </w:r>
           </w:p>
         </w:tc>
@@ -12809,29 +12318,7 @@
                 <w:szCs w:val="18"/>
                 <w:lang w:val="en-US"/>
               </w:rPr>
-              <w:t xml:space="preserve">               </w:t>
-            </w:r>
-            <w:proofErr w:type="gramStart"/>
-            <w:r>
-              <w:rPr>
-                <w:rFonts w:ascii="Courier New" w:eastAsia="Courier New" w:hAnsi="Courier New" w:cs="Courier New"/>
-                <w:color w:val="D4D4D4"/>
-                <w:sz w:val="18"/>
-                <w:szCs w:val="18"/>
-                <w:lang w:val="en-US"/>
-              </w:rPr>
-              <w:t>.formatted</w:t>
-            </w:r>
-            <w:proofErr w:type="gramEnd"/>
-            <w:r>
-              <w:rPr>
-                <w:rFonts w:ascii="Courier New" w:eastAsia="Courier New" w:hAnsi="Courier New" w:cs="Courier New"/>
-                <w:color w:val="D4D4D4"/>
-                <w:sz w:val="18"/>
-                <w:szCs w:val="18"/>
-                <w:lang w:val="en-US"/>
-              </w:rPr>
-              <w:t>(product.getName(), product.getPrice(),</w:t>
+              <w:t xml:space="preserve">               .formatted(product.getName(), product.getPrice(),</w:t>
             </w:r>
           </w:p>
         </w:tc>
@@ -12868,7 +12355,6 @@
               </w:rPr>
               <w:t xml:space="preserve">                          </w:t>
             </w:r>
-            <w:proofErr w:type="gramStart"/>
             <w:r>
               <w:rPr>
                 <w:rFonts w:ascii="Courier New" w:eastAsia="Courier New" w:hAnsi="Courier New" w:cs="Courier New"/>
@@ -12876,17 +12362,7 @@
                 <w:sz w:val="18"/>
                 <w:szCs w:val="18"/>
               </w:rPr>
-              <w:t>product.getStock</w:t>
-            </w:r>
-            <w:proofErr w:type="gramEnd"/>
-            <w:r>
-              <w:rPr>
-                <w:rFonts w:ascii="Courier New" w:eastAsia="Courier New" w:hAnsi="Courier New" w:cs="Courier New"/>
-                <w:color w:val="D4D4D4"/>
-                <w:sz w:val="18"/>
-                <w:szCs w:val="18"/>
-              </w:rPr>
-              <w:t>(), cat);</w:t>
+              <w:t>product.getStock(), cat);</w:t>
             </w:r>
           </w:p>
         </w:tc>
@@ -12996,29 +12472,7 @@
                 <w:szCs w:val="18"/>
                 <w:lang w:val="en-US"/>
               </w:rPr>
-              <w:t xml:space="preserve">        return "Category{name='%s'}</w:t>
-            </w:r>
-            <w:proofErr w:type="gramStart"/>
-            <w:r>
-              <w:rPr>
-                <w:rFonts w:ascii="Courier New" w:eastAsia="Courier New" w:hAnsi="Courier New" w:cs="Courier New"/>
-                <w:color w:val="D4D4D4"/>
-                <w:sz w:val="18"/>
-                <w:szCs w:val="18"/>
-                <w:lang w:val="en-US"/>
-              </w:rPr>
-              <w:t>".formatted</w:t>
-            </w:r>
-            <w:proofErr w:type="gramEnd"/>
-            <w:r>
-              <w:rPr>
-                <w:rFonts w:ascii="Courier New" w:eastAsia="Courier New" w:hAnsi="Courier New" w:cs="Courier New"/>
-                <w:color w:val="D4D4D4"/>
-                <w:sz w:val="18"/>
-                <w:szCs w:val="18"/>
-                <w:lang w:val="en-US"/>
-              </w:rPr>
-              <w:t>(category.getName());</w:t>
+              <w:t xml:space="preserve">        return "Category{name='%s'}".formatted(category.getName());</w:t>
             </w:r>
           </w:p>
         </w:tc>
@@ -13135,29 +12589,7 @@
                 <w:szCs w:val="18"/>
                 <w:lang w:val="en-US"/>
               </w:rPr>
-              <w:t xml:space="preserve">        // Queries de agregación: SELECT </w:t>
-            </w:r>
-            <w:proofErr w:type="gramStart"/>
-            <w:r>
-              <w:rPr>
-                <w:rFonts w:ascii="Courier New" w:eastAsia="Courier New" w:hAnsi="Courier New" w:cs="Courier New"/>
-                <w:color w:val="D4D4D4"/>
-                <w:sz w:val="18"/>
-                <w:szCs w:val="18"/>
-                <w:lang w:val="en-US"/>
-              </w:rPr>
-              <w:t>p.category.name</w:t>
-            </w:r>
-            <w:proofErr w:type="gramEnd"/>
-            <w:r>
-              <w:rPr>
-                <w:rFonts w:ascii="Courier New" w:eastAsia="Courier New" w:hAnsi="Courier New" w:cs="Courier New"/>
-                <w:color w:val="D4D4D4"/>
-                <w:sz w:val="18"/>
-                <w:szCs w:val="18"/>
-                <w:lang w:val="en-US"/>
-              </w:rPr>
-              <w:t>, AVG(p.price)</w:t>
+              <w:t xml:space="preserve">        // Queries de agregación: SELECT p.category.name, AVG(p.price)</w:t>
             </w:r>
           </w:p>
         </w:tc>
@@ -13232,7 +12664,6 @@
               </w:rPr>
               <w:t xml:space="preserve">                     </w:t>
             </w:r>
-            <w:proofErr w:type="gramStart"/>
             <w:r>
               <w:rPr>
                 <w:rFonts w:ascii="Courier New" w:eastAsia="Courier New" w:hAnsi="Courier New" w:cs="Courier New"/>
@@ -13240,17 +12671,7 @@
                 <w:sz w:val="18"/>
                 <w:szCs w:val="18"/>
               </w:rPr>
-              <w:t>.collect</w:t>
-            </w:r>
-            <w:proofErr w:type="gramEnd"/>
-            <w:r>
-              <w:rPr>
-                <w:rFonts w:ascii="Courier New" w:eastAsia="Courier New" w:hAnsi="Courier New" w:cs="Courier New"/>
-                <w:color w:val="D4D4D4"/>
-                <w:sz w:val="18"/>
-                <w:szCs w:val="18"/>
-              </w:rPr>
-              <w:t>(Collectors.joining(" | "));</w:t>
+              <w:t>.collect(Collectors.joining(" | "));</w:t>
             </w:r>
           </w:p>
         </w:tc>
@@ -13405,7 +12826,6 @@
         <w:t xml:space="preserve"> — HibernateQueryTool.java — </w:t>
       </w:r>
       <w:proofErr w:type="spellStart"/>
-      <w:proofErr w:type="gramStart"/>
       <w:r>
         <w:rPr>
           <w:i/>
@@ -13427,19 +12847,7 @@
           <w:szCs w:val="20"/>
           <w:lang w:val="en-US"/>
         </w:rPr>
-        <w:t>(</w:t>
-      </w:r>
-      <w:proofErr w:type="gramEnd"/>
-      <w:r>
-        <w:rPr>
-          <w:i/>
-          <w:iCs/>
-          <w:color w:val="595959"/>
-          <w:sz w:val="20"/>
-          <w:szCs w:val="20"/>
-          <w:lang w:val="en-US"/>
-        </w:rPr>
-        <w:t>) con pattern matching Java 21</w:t>
+        <w:t>() con pattern matching Java 21</w:t>
       </w:r>
     </w:p>
     <w:p>
@@ -13459,7 +12867,6 @@
         <w:t xml:space="preserve">El caso </w:t>
       </w:r>
       <w:proofErr w:type="spellStart"/>
-      <w:proofErr w:type="gramStart"/>
       <w:r>
         <w:rPr>
           <w:lang w:val="es-ES"/>
@@ -13471,14 +12878,7 @@
         <w:rPr>
           <w:lang w:val="es-ES"/>
         </w:rPr>
-        <w:t>[</w:t>
-      </w:r>
-      <w:proofErr w:type="gramEnd"/>
-      <w:r>
-        <w:rPr>
-          <w:lang w:val="es-ES"/>
-        </w:rPr>
-        <w:t xml:space="preserve">] trata </w:t>
+        <w:t xml:space="preserve">[] trata </w:t>
       </w:r>
       <w:proofErr w:type="spellStart"/>
       <w:r>
@@ -13680,21 +13080,7 @@
         <w:rPr>
           <w:lang w:val="es-ES"/>
         </w:rPr>
-        <w:t xml:space="preserve">El asistente usa </w:t>
-      </w:r>
-      <w:proofErr w:type="gramStart"/>
-      <w:r>
-        <w:rPr>
-          <w:lang w:val="es-ES"/>
-        </w:rPr>
-        <w:t>una pipeline</w:t>
-      </w:r>
-      <w:proofErr w:type="gramEnd"/>
-      <w:r>
-        <w:rPr>
-          <w:lang w:val="es-ES"/>
-        </w:rPr>
-        <w:t xml:space="preserve"> fija — Java orquesta explícitamente los tres pasos. La alternativa sería un enfoque </w:t>
+        <w:t xml:space="preserve">El asistente usa una pipeline fija — Java orquesta explícitamente los tres pasos. La alternativa sería un enfoque </w:t>
       </w:r>
       <w:proofErr w:type="spellStart"/>
       <w:r>
@@ -13750,21 +13136,7 @@
         <w:rPr>
           <w:lang w:val="es-ES"/>
         </w:rPr>
-        <w:t xml:space="preserve">, algo que modelos locales pequeños como qwen2.5:3b no garantizan de forma consistente. </w:t>
-      </w:r>
-      <w:proofErr w:type="gramStart"/>
-      <w:r>
-        <w:rPr>
-          <w:lang w:val="es-ES"/>
-        </w:rPr>
-        <w:t>La pipeline</w:t>
-      </w:r>
-      <w:proofErr w:type="gramEnd"/>
-      <w:r>
-        <w:rPr>
-          <w:lang w:val="es-ES"/>
-        </w:rPr>
-        <w:t xml:space="preserve"> es más predecible y más fácil de controlar.</w:t>
+        <w:t>, algo que modelos locales pequeños como qwen2.5:3b no garantizan de forma consistente. La pipeline es más predecible y más fácil de controlar.</w:t>
       </w:r>
     </w:p>
     <w:tbl>
@@ -14517,7 +13889,7 @@
               </wp:anchor>
             </w:drawing>
           </mc:Choice>
-          <mc:Fallback xmlns:ns9="http://schemas.openxmlformats.org/drawingml/2006/picture" xmlns:ns5="http://schemas.openxmlformats.org/drawingml/2006/main" xmlns:ns11="http://schemas.microsoft.com/office/drawing/2010/main">
+          <mc:Fallback xmlns:ns11="http://schemas.microsoft.com/office/drawing/2010/main" xmlns:ns5="http://schemas.openxmlformats.org/drawingml/2006/main" xmlns:ns9="http://schemas.openxmlformats.org/drawingml/2006/picture">
             <w:pict>
               <v:line w14:anchorId="243D5FCB" id="Conexão Reta 3" o:spid="_x0000_s1026" style="position:absolute;z-index:251717632;visibility:visible;mso-wrap-style:square;mso-wrap-distance-left:9pt;mso-wrap-distance-top:0;mso-wrap-distance-right:9pt;mso-wrap-distance-bottom:0;mso-position-horizontal:absolute;mso-position-horizontal-relative:text;mso-position-vertical:absolute;mso-position-vertical-relative:text" from="0,0" to="484.2pt,0" o:gfxdata="UEsDBBQABgAIAAAAIQC2gziS/gAAAOEBAAATAAAAW0NvbnRlbnRfVHlwZXNdLnhtbJSRQU7DMBBF 90jcwfIWJU67QAgl6YK0S0CoHGBkTxKLZGx5TGhvj5O2G0SRWNoz/78nu9wcxkFMGNg6quQqL6RA 0s5Y6ir5vt9lD1JwBDIwOMJKHpHlpr69KfdHjyxSmriSfYz+USnWPY7AufNIadK6MEJMx9ApD/oD OlTrorhX2lFEilmcO2RdNtjC5xDF9pCuTyYBB5bi6bQ4syoJ3g9WQ0ymaiLzg5KdCXlKLjvcW893 SUOqXwnz5DrgnHtJTxOsQfEKIT7DmDSUCaxw7Rqn8787ZsmRM9e2VmPeBN4uqYvTtW7jvijg9N/y JsXecLq0q+WD6m8AAAD//wMAUEsDBBQABgAIAAAAIQA4/SH/1gAAAJQBAAALAAAAX3JlbHMvLnJl bHOkkMFqwzAMhu+DvYPRfXGawxijTi+j0GvpHsDYimMaW0Yy2fr2M4PBMnrbUb/Q94l/f/hMi1qR JVI2sOt6UJgd+ZiDgffL8ekFlFSbvV0oo4EbChzGx4f9GRdb25HMsYhqlCwG5lrLq9biZkxWOiqY 22YiTra2kYMu1l1tQD30/bPm3wwYN0x18gb45AdQl1tp5j/sFB2T0FQ7R0nTNEV3j6o9feQzro1i OWA14Fm+Q8a1a8+Bvu/d/dMb2JY5uiPbhG/ktn4cqGU/er3pcvwCAAD//wMAUEsDBBQABgAIAAAA IQCZ2PQonAEAAJQDAAAOAAAAZHJzL2Uyb0RvYy54bWysU01P3DAQvVfqf7B8Z5MAQm202T2A4FK1 qMAPMM54Y8n2WLbZZP99x97dLGorIRAXxx/z3sx7M1muJ2vYFkLU6DreLGrOwEnstdt0/Onx9uwb ZzEJ1wuDDjq+g8jXq69flqNv4RwHND0ERiQutqPv+JCSb6sqygGsiAv04OhRYbAi0TFsqj6Ikdit qc7r+qoaMfQ+oIQY6fZm/8hXhV8pkOmXUhESMx2n2lJZQ1mf81qtlqLdBOEHLQ9liA9UYYV2lHSm uhFJsJeg/6GyWgaMqNJCoq1QKS2haCA1Tf2XmodBeChayJzoZ5vi59HKn9trdx/IhtHHNvr7kFVM Ktj8pfrYVMzazWbBlJiky6vm8vvFJXkqj2/VCehDTHeAluVNx412WYdoxfZHTJSMQo8hdDilLru0 M5CDjfsNiumekjUFXaYCrk1gW0H9FFKCS03uIfGV6AxT2pgZWL8NPMRnKJSJeQ94RpTM6NIMttph +F/2NB1LVvv4owN73dmCZ+x3pSnFGmp9UXgY0zxbr88FfvqZVn8AAAD//wMAUEsDBBQABgAIAAAA IQBdcTjb3gAAAAcBAAAPAAAAZHJzL2Rvd25yZXYueG1sTI9Ba8JAEIXvBf/DMkJvdVMpYmM2IpZS KxSpLdjjmp0m0exs2F1N/Pcde2kvDx6PefO9bN7bRpzRh9qRgvtRAgKpcKamUsHnx/PdFESImoxu HKGCCwaY54ObTKfGdfSO520sBZdQSLWCKsY2lTIUFVodRq5F4uzbeasjW19K43XH5baR4ySZSKtr 4g+VbnFZYXHcnqyCN79aLRfry4E2X7bbjde7zWv/otTtsH+asSxmICL28e8CrhuYH3IG27sTmSAa Bbwm/ipnj5PpA4j91co8k//58x8AAAD//wMAUEsBAi0AFAAGAAgAAAAhALaDOJL+AAAA4QEAABMA AAAAAAAAAAAAAAAAAAAAAFtDb250ZW50X1R5cGVzXS54bWxQSwECLQAUAAYACAAAACEAOP0h/9YA AACUAQAACwAAAAAAAAAAAAAAAAAvAQAAX3JlbHMvLnJlbHNQSwECLQAUAAYACAAAACEAmdj0KJwB AACUAwAADgAAAAAAAAAAAAAAAAAuAgAAZHJzL2Uyb0RvYy54bWxQSwECLQAUAAYACAAAACEAXXE4 294AAAAHAQAADwAAAAAAAAAAAAAAAAD2AwAAZHJzL2Rvd25yZXYueG1sUEsFBgAAAAAEAAQA8wAA AAEFAAAAAA== " strokecolor="#156082 [3204]" strokeweight=".5pt">
                 <v:stroke joinstyle="miter"/>
@@ -14847,7 +14219,7 @@
               </wp:anchor>
             </w:drawing>
           </mc:Choice>
-          <mc:Fallback xmlns:ns9="http://schemas.openxmlformats.org/drawingml/2006/picture" xmlns:ns5="http://schemas.openxmlformats.org/drawingml/2006/main" xmlns:ns11="http://schemas.microsoft.com/office/drawing/2010/main">
+          <mc:Fallback xmlns:ns11="http://schemas.microsoft.com/office/drawing/2010/main" xmlns:ns5="http://schemas.openxmlformats.org/drawingml/2006/main" xmlns:ns9="http://schemas.openxmlformats.org/drawingml/2006/picture">
             <w:pict>
               <v:line w14:anchorId="31F2A266" id="Conexão Reta 3" o:spid="_x0000_s1026" style="position:absolute;z-index:251719680;visibility:visible;mso-wrap-style:square;mso-wrap-distance-left:9pt;mso-wrap-distance-top:0;mso-wrap-distance-right:9pt;mso-wrap-distance-bottom:0;mso-position-horizontal:absolute;mso-position-horizontal-relative:text;mso-position-vertical:absolute;mso-position-vertical-relative:text" from="0,-.05pt" to="484.2pt,-.05pt" o:gfxdata="UEsDBBQABgAIAAAAIQC2gziS/gAAAOEBAAATAAAAW0NvbnRlbnRfVHlwZXNdLnhtbJSRQU7DMBBF 90jcwfIWJU67QAgl6YK0S0CoHGBkTxKLZGx5TGhvj5O2G0SRWNoz/78nu9wcxkFMGNg6quQqL6RA 0s5Y6ir5vt9lD1JwBDIwOMJKHpHlpr69KfdHjyxSmriSfYz+USnWPY7AufNIadK6MEJMx9ApD/oD OlTrorhX2lFEilmcO2RdNtjC5xDF9pCuTyYBB5bi6bQ4syoJ3g9WQ0ymaiLzg5KdCXlKLjvcW893 SUOqXwnz5DrgnHtJTxOsQfEKIT7DmDSUCaxw7Rqn8787ZsmRM9e2VmPeBN4uqYvTtW7jvijg9N/y JsXecLq0q+WD6m8AAAD//wMAUEsDBBQABgAIAAAAIQA4/SH/1gAAAJQBAAALAAAAX3JlbHMvLnJl bHOkkMFqwzAMhu+DvYPRfXGawxijTi+j0GvpHsDYimMaW0Yy2fr2M4PBMnrbUb/Q94l/f/hMi1qR JVI2sOt6UJgd+ZiDgffL8ekFlFSbvV0oo4EbChzGx4f9GRdb25HMsYhqlCwG5lrLq9biZkxWOiqY 22YiTra2kYMu1l1tQD30/bPm3wwYN0x18gb45AdQl1tp5j/sFB2T0FQ7R0nTNEV3j6o9feQzro1i OWA14Fm+Q8a1a8+Bvu/d/dMb2JY5uiPbhG/ktn4cqGU/er3pcvwCAAD//wMAUEsDBBQABgAIAAAA IQCZ2PQonAEAAJQDAAAOAAAAZHJzL2Uyb0RvYy54bWysU01P3DAQvVfqf7B8Z5MAQm202T2A4FK1 qMAPMM54Y8n2WLbZZP99x97dLGorIRAXxx/z3sx7M1muJ2vYFkLU6DreLGrOwEnstdt0/Onx9uwb ZzEJ1wuDDjq+g8jXq69flqNv4RwHND0ERiQutqPv+JCSb6sqygGsiAv04OhRYbAi0TFsqj6Ikdit qc7r+qoaMfQ+oIQY6fZm/8hXhV8pkOmXUhESMx2n2lJZQ1mf81qtlqLdBOEHLQ9liA9UYYV2lHSm uhFJsJeg/6GyWgaMqNJCoq1QKS2haCA1Tf2XmodBeChayJzoZ5vi59HKn9trdx/IhtHHNvr7kFVM Ktj8pfrYVMzazWbBlJiky6vm8vvFJXkqj2/VCehDTHeAluVNx412WYdoxfZHTJSMQo8hdDilLru0 M5CDjfsNiumekjUFXaYCrk1gW0H9FFKCS03uIfGV6AxT2pgZWL8NPMRnKJSJeQ94RpTM6NIMttph +F/2NB1LVvv4owN73dmCZ+x3pSnFGmp9UXgY0zxbr88FfvqZVn8AAAD//wMAUEsDBBQABgAIAAAA IQCasyRQ4AAAAAkBAAAPAAAAZHJzL2Rvd25yZXYueG1sTI9Ba8JAEIXvhf6HZQq96UYpYmM2IpZS KxSpFfS4ZqdJ2uxs2F1N/Pcde2kvA4/He/O+bN7bRpzRh9qRgtEwAYFUOFNTqWD38TyYgghRk9GN I1RwwQDz/PYm06lxHb3jeRtLwSUUUq2girFNpQxFhVaHoWuR2Pt03urI0pfSeN1xuW3kOEkm0uqa +EOlW1xWWHxvT1bBm1+tlov15Ys2B9vtx+v95rV/Uer+rn+a8VnMQETs418Crgy8H3IednQnMkE0 CpgmKhiMQLD5OJk+gDj+apln8j9B/gMAAP//AwBQSwECLQAUAAYACAAAACEAtoM4kv4AAADhAQAA EwAAAAAAAAAAAAAAAAAAAAAAW0NvbnRlbnRfVHlwZXNdLnhtbFBLAQItABQABgAIAAAAIQA4/SH/ 1gAAAJQBAAALAAAAAAAAAAAAAAAAAC8BAABfcmVscy8ucmVsc1BLAQItABQABgAIAAAAIQCZ2PQo nAEAAJQDAAAOAAAAAAAAAAAAAAAAAC4CAABkcnMvZTJvRG9jLnhtbFBLAQItABQABgAIAAAAIQCa syRQ4AAAAAkBAAAPAAAAAAAAAAAAAAAAAPYDAABkcnMvZG93bnJldi54bWxQSwUGAAAAAAQABADz AAAAAwUAAAAA " strokecolor="#156082 [3204]" strokeweight=".5pt">
                 <v:stroke joinstyle="miter"/>
@@ -14941,7 +14313,7 @@
               </wp:anchor>
             </w:drawing>
           </mc:Choice>
-          <mc:Fallback xmlns:ns9="http://schemas.openxmlformats.org/drawingml/2006/picture" xmlns:ns5="http://schemas.openxmlformats.org/drawingml/2006/main" xmlns:ns11="http://schemas.microsoft.com/office/drawing/2010/main">
+          <mc:Fallback xmlns:ns11="http://schemas.microsoft.com/office/drawing/2010/main" xmlns:ns5="http://schemas.openxmlformats.org/drawingml/2006/main" xmlns:ns9="http://schemas.openxmlformats.org/drawingml/2006/picture">
             <w:pict>
               <v:line w14:anchorId="7DA9464D" id="Conexão Reta 3" o:spid="_x0000_s1026" style="position:absolute;z-index:251721728;visibility:visible;mso-wrap-style:square;mso-wrap-distance-left:9pt;mso-wrap-distance-top:0;mso-wrap-distance-right:9pt;mso-wrap-distance-bottom:0;mso-position-horizontal:absolute;mso-position-horizontal-relative:text;mso-position-vertical:absolute;mso-position-vertical-relative:text" from="0,-.05pt" to="484.2pt,-.05pt" o:gfxdata="UEsDBBQABgAIAAAAIQC2gziS/gAAAOEBAAATAAAAW0NvbnRlbnRfVHlwZXNdLnhtbJSRQU7DMBBF 90jcwfIWJU67QAgl6YK0S0CoHGBkTxKLZGx5TGhvj5O2G0SRWNoz/78nu9wcxkFMGNg6quQqL6RA 0s5Y6ir5vt9lD1JwBDIwOMJKHpHlpr69KfdHjyxSmriSfYz+USnWPY7AufNIadK6MEJMx9ApD/oD OlTrorhX2lFEilmcO2RdNtjC5xDF9pCuTyYBB5bi6bQ4syoJ3g9WQ0ymaiLzg5KdCXlKLjvcW893 SUOqXwnz5DrgnHtJTxOsQfEKIT7DmDSUCaxw7Rqn8787ZsmRM9e2VmPeBN4uqYvTtW7jvijg9N/y JsXecLq0q+WD6m8AAAD//wMAUEsDBBQABgAIAAAAIQA4/SH/1gAAAJQBAAALAAAAX3JlbHMvLnJl bHOkkMFqwzAMhu+DvYPRfXGawxijTi+j0GvpHsDYimMaW0Yy2fr2M4PBMnrbUb/Q94l/f/hMi1qR JVI2sOt6UJgd+ZiDgffL8ekFlFSbvV0oo4EbChzGx4f9GRdb25HMsYhqlCwG5lrLq9biZkxWOiqY 22YiTra2kYMu1l1tQD30/bPm3wwYN0x18gb45AdQl1tp5j/sFB2T0FQ7R0nTNEV3j6o9feQzro1i OWA14Fm+Q8a1a8+Bvu/d/dMb2JY5uiPbhG/ktn4cqGU/er3pcvwCAAD//wMAUEsDBBQABgAIAAAA IQCZ2PQonAEAAJQDAAAOAAAAZHJzL2Uyb0RvYy54bWysU01P3DAQvVfqf7B8Z5MAQm202T2A4FK1 qMAPMM54Y8n2WLbZZP99x97dLGorIRAXxx/z3sx7M1muJ2vYFkLU6DreLGrOwEnstdt0/Onx9uwb ZzEJ1wuDDjq+g8jXq69flqNv4RwHND0ERiQutqPv+JCSb6sqygGsiAv04OhRYbAi0TFsqj6Ikdit qc7r+qoaMfQ+oIQY6fZm/8hXhV8pkOmXUhESMx2n2lJZQ1mf81qtlqLdBOEHLQ9liA9UYYV2lHSm uhFJsJeg/6GyWgaMqNJCoq1QKS2haCA1Tf2XmodBeChayJzoZ5vi59HKn9trdx/IhtHHNvr7kFVM Ktj8pfrYVMzazWbBlJiky6vm8vvFJXkqj2/VCehDTHeAluVNx412WYdoxfZHTJSMQo8hdDilLru0 M5CDjfsNiumekjUFXaYCrk1gW0H9FFKCS03uIfGV6AxT2pgZWL8NPMRnKJSJeQ94RpTM6NIMttph +F/2NB1LVvv4owN73dmCZ+x3pSnFGmp9UXgY0zxbr88FfvqZVn8AAAD//wMAUEsDBBQABgAIAAAA IQCasyRQ4AAAAAkBAAAPAAAAZHJzL2Rvd25yZXYueG1sTI9Ba8JAEIXvhf6HZQq96UYpYmM2IpZS KxSpFfS4ZqdJ2uxs2F1N/Pcde2kvA4/He/O+bN7bRpzRh9qRgtEwAYFUOFNTqWD38TyYgghRk9GN I1RwwQDz/PYm06lxHb3jeRtLwSUUUq2girFNpQxFhVaHoWuR2Pt03urI0pfSeN1xuW3kOEkm0uqa +EOlW1xWWHxvT1bBm1+tlov15Ys2B9vtx+v95rV/Uer+rn+a8VnMQETs418Crgy8H3IednQnMkE0 CpgmKhiMQLD5OJk+gDj+apln8j9B/gMAAP//AwBQSwECLQAUAAYACAAAACEAtoM4kv4AAADhAQAA EwAAAAAAAAAAAAAAAAAAAAAAW0NvbnRlbnRfVHlwZXNdLnhtbFBLAQItABQABgAIAAAAIQA4/SH/ 1gAAAJQBAAALAAAAAAAAAAAAAAAAAC8BAABfcmVscy8ucmVsc1BLAQItABQABgAIAAAAIQCZ2PQo nAEAAJQDAAAOAAAAAAAAAAAAAAAAAC4CAABkcnMvZTJvRG9jLnhtbFBLAQItABQABgAIAAAAIQCa syRQ4AAAAAkBAAAPAAAAAAAAAAAAAAAAAPYDAABkcnMvZG93bnJldi54bWxQSwUGAAAAAAQABADz AAAAAwUAAAAA " strokecolor="#156082 [3204]" strokeweight=".5pt">
                 <v:stroke joinstyle="miter"/>
@@ -15274,29 +14646,7 @@
                 <w:szCs w:val="18"/>
                 <w:lang w:val="en-US"/>
               </w:rPr>
-              <w:t xml:space="preserve">        </w:t>
-            </w:r>
-            <w:proofErr w:type="gramStart"/>
-            <w:r>
-              <w:rPr>
-                <w:rFonts w:ascii="Courier New" w:eastAsia="Courier New" w:hAnsi="Courier New" w:cs="Courier New"/>
-                <w:color w:val="D4D4D4"/>
-                <w:sz w:val="18"/>
-                <w:szCs w:val="18"/>
-                <w:lang w:val="en-US"/>
-              </w:rPr>
-              <w:t>this.chatClient</w:t>
-            </w:r>
-            <w:proofErr w:type="gramEnd"/>
-            <w:r>
-              <w:rPr>
-                <w:rFonts w:ascii="Courier New" w:eastAsia="Courier New" w:hAnsi="Courier New" w:cs="Courier New"/>
-                <w:color w:val="D4D4D4"/>
-                <w:sz w:val="18"/>
-                <w:szCs w:val="18"/>
-                <w:lang w:val="en-US"/>
-              </w:rPr>
-              <w:t xml:space="preserve"> = builder.build(); // auto-configurado vía spring.ai.ollama.*</w:t>
+              <w:t xml:space="preserve">        this.chatClient = builder.build(); // auto-configurado vía spring.ai.ollama.*</w:t>
             </w:r>
           </w:p>
         </w:tc>
@@ -15333,7 +14683,6 @@
               </w:rPr>
               <w:t xml:space="preserve">        </w:t>
             </w:r>
-            <w:proofErr w:type="gramStart"/>
             <w:r>
               <w:rPr>
                 <w:rFonts w:ascii="Courier New" w:eastAsia="Courier New" w:hAnsi="Courier New" w:cs="Courier New"/>
@@ -15341,17 +14690,7 @@
                 <w:sz w:val="18"/>
                 <w:szCs w:val="18"/>
               </w:rPr>
-              <w:t>this.queryTool</w:t>
-            </w:r>
-            <w:proofErr w:type="gramEnd"/>
-            <w:r>
-              <w:rPr>
-                <w:rFonts w:ascii="Courier New" w:eastAsia="Courier New" w:hAnsi="Courier New" w:cs="Courier New"/>
-                <w:color w:val="D4D4D4"/>
-                <w:sz w:val="18"/>
-                <w:szCs w:val="18"/>
-              </w:rPr>
-              <w:t xml:space="preserve">  = queryTool;</w:t>
+              <w:t>this.queryTool  = queryTool;</w:t>
             </w:r>
           </w:p>
         </w:tc>
@@ -16025,27 +15364,7 @@
                 <w:sz w:val="18"/>
                 <w:szCs w:val="18"/>
               </w:rPr>
-              <w:t>.</w:t>
-            </w:r>
-            <w:proofErr w:type="gramStart"/>
-            <w:r>
-              <w:rPr>
-                <w:rFonts w:ascii="Courier New" w:eastAsia="Courier New" w:hAnsi="Courier New" w:cs="Courier New"/>
-                <w:color w:val="D4D4D4"/>
-                <w:sz w:val="18"/>
-                <w:szCs w:val="18"/>
-              </w:rPr>
-              <w:t>user(</w:t>
-            </w:r>
-            <w:proofErr w:type="gramEnd"/>
-            <w:r>
-              <w:rPr>
-                <w:rFonts w:ascii="Courier New" w:eastAsia="Courier New" w:hAnsi="Courier New" w:cs="Courier New"/>
-                <w:color w:val="D4D4D4"/>
-                <w:sz w:val="18"/>
-                <w:szCs w:val="18"/>
-              </w:rPr>
-              <w:t>""",</w:t>
+              <w:t>.user(""",</w:t>
             </w:r>
           </w:p>
         </w:tc>
@@ -16413,21 +15732,7 @@
         <w:rPr>
           <w:lang w:val="es-ES"/>
         </w:rPr>
-        <w:t xml:space="preserve">La configuración es análoga pero con un prefijo diferente en </w:t>
-      </w:r>
-      <w:proofErr w:type="gramStart"/>
-      <w:r>
-        <w:rPr>
-          <w:lang w:val="es-ES"/>
-        </w:rPr>
-        <w:t>application.properties</w:t>
-      </w:r>
-      <w:proofErr w:type="gramEnd"/>
-      <w:r>
-        <w:rPr>
-          <w:lang w:val="es-ES"/>
-        </w:rPr>
-        <w:t>:</w:t>
+        <w:t>La configuración es análoga pero con un prefijo diferente en application.properties:</w:t>
       </w:r>
     </w:p>
     <w:tbl>
@@ -16511,7 +15816,6 @@
               <w:spacing w:before="20" w:after="20"/>
             </w:pPr>
             <w:proofErr w:type="spellStart"/>
-            <w:proofErr w:type="gramStart"/>
             <w:r>
               <w:rPr>
                 <w:rFonts w:ascii="Courier New" w:eastAsia="Courier New" w:hAnsi="Courier New" w:cs="Courier New"/>
@@ -16519,17 +15823,7 @@
                 <w:sz w:val="18"/>
                 <w:szCs w:val="18"/>
               </w:rPr>
-              <w:t>spring.ai.ollama</w:t>
-            </w:r>
-            <w:proofErr w:type="gramEnd"/>
-            <w:r>
-              <w:rPr>
-                <w:rFonts w:ascii="Courier New" w:eastAsia="Courier New" w:hAnsi="Courier New" w:cs="Courier New"/>
-                <w:color w:val="D4D4D4"/>
-                <w:sz w:val="18"/>
-                <w:szCs w:val="18"/>
-              </w:rPr>
-              <w:t>.base-url</w:t>
+              <w:t>spring.ai.ollama.base-url</w:t>
             </w:r>
             <w:proofErr w:type="spellEnd"/>
             <w:r>
@@ -16567,7 +15861,6 @@
               <w:spacing w:before="20" w:after="20"/>
             </w:pPr>
             <w:proofErr w:type="spellStart"/>
-            <w:proofErr w:type="gramStart"/>
             <w:r>
               <w:rPr>
                 <w:rFonts w:ascii="Courier New" w:eastAsia="Courier New" w:hAnsi="Courier New" w:cs="Courier New"/>
@@ -16575,17 +15868,7 @@
                 <w:sz w:val="18"/>
                 <w:szCs w:val="18"/>
               </w:rPr>
-              <w:t>spring.ai.ollama</w:t>
-            </w:r>
-            <w:proofErr w:type="gramEnd"/>
-            <w:r>
-              <w:rPr>
-                <w:rFonts w:ascii="Courier New" w:eastAsia="Courier New" w:hAnsi="Courier New" w:cs="Courier New"/>
-                <w:color w:val="D4D4D4"/>
-                <w:sz w:val="18"/>
-                <w:szCs w:val="18"/>
-              </w:rPr>
-              <w:t>.chat.options.model</w:t>
+              <w:t>spring.ai.ollama.chat.options.model</w:t>
             </w:r>
             <w:proofErr w:type="spellEnd"/>
             <w:r>
@@ -16626,7 +15909,6 @@
               </w:rPr>
             </w:pPr>
             <w:proofErr w:type="spellStart"/>
-            <w:proofErr w:type="gramStart"/>
             <w:r>
               <w:rPr>
                 <w:rFonts w:ascii="Courier New" w:eastAsia="Courier New" w:hAnsi="Courier New" w:cs="Courier New"/>
@@ -16635,18 +15917,7 @@
                 <w:szCs w:val="18"/>
                 <w:lang w:val="en-US"/>
               </w:rPr>
-              <w:t>spring.ai.ollama</w:t>
-            </w:r>
-            <w:proofErr w:type="gramEnd"/>
-            <w:r>
-              <w:rPr>
-                <w:rFonts w:ascii="Courier New" w:eastAsia="Courier New" w:hAnsi="Courier New" w:cs="Courier New"/>
-                <w:color w:val="D4D4D4"/>
-                <w:sz w:val="18"/>
-                <w:szCs w:val="18"/>
-                <w:lang w:val="en-US"/>
-              </w:rPr>
-              <w:t>.chat.options.temperature</w:t>
+              <w:t>spring.ai.ollama.chat.options.temperature</w:t>
             </w:r>
             <w:proofErr w:type="spellEnd"/>
             <w:r>
@@ -16719,27 +15990,7 @@
                 <w:sz w:val="18"/>
                 <w:szCs w:val="18"/>
               </w:rPr>
-              <w:t># LangChain4j (demo-hibernate-</w:t>
-            </w:r>
-            <w:proofErr w:type="gramStart"/>
-            <w:r>
-              <w:rPr>
-                <w:rFonts w:ascii="Courier New" w:eastAsia="Courier New" w:hAnsi="Courier New" w:cs="Courier New"/>
-                <w:color w:val="D4D4D4"/>
-                <w:sz w:val="18"/>
-                <w:szCs w:val="18"/>
-              </w:rPr>
-              <w:t>ai</w:t>
-            </w:r>
-            <w:proofErr w:type="gramEnd"/>
-            <w:r>
-              <w:rPr>
-                <w:rFonts w:ascii="Courier New" w:eastAsia="Courier New" w:hAnsi="Courier New" w:cs="Courier New"/>
-                <w:color w:val="D4D4D4"/>
-                <w:sz w:val="18"/>
-                <w:szCs w:val="18"/>
-              </w:rPr>
-              <w:t>)</w:t>
+              <w:t># LangChain4j (demo-hibernate-ai)</w:t>
             </w:r>
           </w:p>
         </w:tc>
@@ -16841,7 +16092,6 @@
                 <w:lang w:val="en-US"/>
               </w:rPr>
             </w:pPr>
-            <w:proofErr w:type="gramStart"/>
             <w:r>
               <w:rPr>
                 <w:rFonts w:ascii="Courier New" w:eastAsia="Courier New" w:hAnsi="Courier New" w:cs="Courier New"/>
@@ -16850,18 +16100,7 @@
                 <w:szCs w:val="18"/>
                 <w:lang w:val="en-US"/>
               </w:rPr>
-              <w:t>langchain4j.ollama.chat</w:t>
-            </w:r>
-            <w:proofErr w:type="gramEnd"/>
-            <w:r>
-              <w:rPr>
-                <w:rFonts w:ascii="Courier New" w:eastAsia="Courier New" w:hAnsi="Courier New" w:cs="Courier New"/>
-                <w:color w:val="D4D4D4"/>
-                <w:sz w:val="18"/>
-                <w:szCs w:val="18"/>
-                <w:lang w:val="en-US"/>
-              </w:rPr>
-              <w:t>-model.temperature=0.0</w:t>
+              <w:t>langchain4j.ollama.chat-model.temperature=0.0</w:t>
             </w:r>
           </w:p>
         </w:tc>
@@ -16914,7 +16153,6 @@
         <w:t xml:space="preserve"> — </w:t>
       </w:r>
       <w:proofErr w:type="spellStart"/>
-      <w:proofErr w:type="gramStart"/>
       <w:r>
         <w:rPr>
           <w:i/>
@@ -16927,7 +16165,6 @@
         <w:t>application.properties</w:t>
       </w:r>
       <w:proofErr w:type="spellEnd"/>
-      <w:proofErr w:type="gramEnd"/>
       <w:r>
         <w:rPr>
           <w:i/>
@@ -17962,7 +17199,7 @@
               </wp:anchor>
             </w:drawing>
           </mc:Choice>
-          <mc:Fallback xmlns:ns9="http://schemas.openxmlformats.org/drawingml/2006/picture" xmlns:ns5="http://schemas.openxmlformats.org/drawingml/2006/main" xmlns:ns11="http://schemas.microsoft.com/office/drawing/2010/main">
+          <mc:Fallback xmlns:ns11="http://schemas.microsoft.com/office/drawing/2010/main" xmlns:ns5="http://schemas.openxmlformats.org/drawingml/2006/main" xmlns:ns9="http://schemas.openxmlformats.org/drawingml/2006/picture">
             <w:pict>
               <v:line w14:anchorId="3C2C36B7" id="Conexão Reta 3" o:spid="_x0000_s1026" style="position:absolute;z-index:251723776;visibility:visible;mso-wrap-style:square;mso-wrap-distance-left:9pt;mso-wrap-distance-top:0;mso-wrap-distance-right:9pt;mso-wrap-distance-bottom:0;mso-position-horizontal:absolute;mso-position-horizontal-relative:text;mso-position-vertical:absolute;mso-position-vertical-relative:text" from="0,0" to="484.2pt,0" o:gfxdata="UEsDBBQABgAIAAAAIQC2gziS/gAAAOEBAAATAAAAW0NvbnRlbnRfVHlwZXNdLnhtbJSRQU7DMBBF 90jcwfIWJU67QAgl6YK0S0CoHGBkTxKLZGx5TGhvj5O2G0SRWNoz/78nu9wcxkFMGNg6quQqL6RA 0s5Y6ir5vt9lD1JwBDIwOMJKHpHlpr69KfdHjyxSmriSfYz+USnWPY7AufNIadK6MEJMx9ApD/oD OlTrorhX2lFEilmcO2RdNtjC5xDF9pCuTyYBB5bi6bQ4syoJ3g9WQ0ymaiLzg5KdCXlKLjvcW893 SUOqXwnz5DrgnHtJTxOsQfEKIT7DmDSUCaxw7Rqn8787ZsmRM9e2VmPeBN4uqYvTtW7jvijg9N/y JsXecLq0q+WD6m8AAAD//wMAUEsDBBQABgAIAAAAIQA4/SH/1gAAAJQBAAALAAAAX3JlbHMvLnJl bHOkkMFqwzAMhu+DvYPRfXGawxijTi+j0GvpHsDYimMaW0Yy2fr2M4PBMnrbUb/Q94l/f/hMi1qR JVI2sOt6UJgd+ZiDgffL8ekFlFSbvV0oo4EbChzGx4f9GRdb25HMsYhqlCwG5lrLq9biZkxWOiqY 22YiTra2kYMu1l1tQD30/bPm3wwYN0x18gb45AdQl1tp5j/sFB2T0FQ7R0nTNEV3j6o9feQzro1i OWA14Fm+Q8a1a8+Bvu/d/dMb2JY5uiPbhG/ktn4cqGU/er3pcvwCAAD//wMAUEsDBBQABgAIAAAA IQCZ2PQonAEAAJQDAAAOAAAAZHJzL2Uyb0RvYy54bWysU01P3DAQvVfqf7B8Z5MAQm202T2A4FK1 qMAPMM54Y8n2WLbZZP99x97dLGorIRAXxx/z3sx7M1muJ2vYFkLU6DreLGrOwEnstdt0/Onx9uwb ZzEJ1wuDDjq+g8jXq69flqNv4RwHND0ERiQutqPv+JCSb6sqygGsiAv04OhRYbAi0TFsqj6Ikdit qc7r+qoaMfQ+oIQY6fZm/8hXhV8pkOmXUhESMx2n2lJZQ1mf81qtlqLdBOEHLQ9liA9UYYV2lHSm uhFJsJeg/6GyWgaMqNJCoq1QKS2haCA1Tf2XmodBeChayJzoZ5vi59HKn9trdx/IhtHHNvr7kFVM Ktj8pfrYVMzazWbBlJiky6vm8vvFJXkqj2/VCehDTHeAluVNx412WYdoxfZHTJSMQo8hdDilLru0 M5CDjfsNiumekjUFXaYCrk1gW0H9FFKCS03uIfGV6AxT2pgZWL8NPMRnKJSJeQ94RpTM6NIMttph +F/2NB1LVvv4owN73dmCZ+x3pSnFGmp9UXgY0zxbr88FfvqZVn8AAAD//wMAUEsDBBQABgAIAAAA IQBdcTjb3gAAAAcBAAAPAAAAZHJzL2Rvd25yZXYueG1sTI9Ba8JAEIXvBf/DMkJvdVMpYmM2IpZS KxSpLdjjmp0m0exs2F1N/Pcde2kvDx6PefO9bN7bRpzRh9qRgvtRAgKpcKamUsHnx/PdFESImoxu HKGCCwaY54ObTKfGdfSO520sBZdQSLWCKsY2lTIUFVodRq5F4uzbeasjW19K43XH5baR4ySZSKtr 4g+VbnFZYXHcnqyCN79aLRfry4E2X7bbjde7zWv/otTtsH+asSxmICL28e8CrhuYH3IG27sTmSAa Bbwm/ipnj5PpA4j91co8k//58x8AAAD//wMAUEsBAi0AFAAGAAgAAAAhALaDOJL+AAAA4QEAABMA AAAAAAAAAAAAAAAAAAAAAFtDb250ZW50X1R5cGVzXS54bWxQSwECLQAUAAYACAAAACEAOP0h/9YA AACUAQAACwAAAAAAAAAAAAAAAAAvAQAAX3JlbHMvLnJlbHNQSwECLQAUAAYACAAAACEAmdj0KJwB AACUAwAADgAAAAAAAAAAAAAAAAAuAgAAZHJzL2Uyb0RvYy54bWxQSwECLQAUAAYACAAAACEAXXE4 294AAAAHAQAADwAAAAAAAAAAAAAAAAD2AwAAZHJzL2Rvd25yZXYueG1sUEsFBgAAAAAEAAQA8wAA AAEFAAAAAA== " strokecolor="#156082 [3204]" strokeweight=".5pt">
                 <v:stroke joinstyle="miter"/>
@@ -18126,7 +17363,6 @@
               <w:t xml:space="preserve">SELECT p.name, </w:t>
             </w:r>
             <w:proofErr w:type="spellStart"/>
-            <w:proofErr w:type="gramStart"/>
             <w:r>
               <w:rPr>
                 <w:rFonts w:ascii="Courier New" w:eastAsia="Courier New" w:hAnsi="Courier New" w:cs="Courier New"/>
@@ -18138,7 +17374,6 @@
               <w:t>p.price</w:t>
             </w:r>
             <w:proofErr w:type="spellEnd"/>
-            <w:proofErr w:type="gramEnd"/>
           </w:p>
         </w:tc>
       </w:tr>
@@ -18270,7 +17505,6 @@
               <w:t xml:space="preserve">WHERE </w:t>
             </w:r>
             <w:proofErr w:type="spellStart"/>
-            <w:proofErr w:type="gramStart"/>
             <w:r>
               <w:rPr>
                 <w:rFonts w:ascii="Courier New" w:eastAsia="Courier New" w:hAnsi="Courier New" w:cs="Courier New"/>
@@ -18282,7 +17516,6 @@
               <w:t>p.price</w:t>
             </w:r>
             <w:proofErr w:type="spellEnd"/>
-            <w:proofErr w:type="gramEnd"/>
             <w:r>
               <w:rPr>
                 <w:rFonts w:ascii="Courier New" w:eastAsia="Courier New" w:hAnsi="Courier New" w:cs="Courier New"/>
@@ -18655,7 +17888,6 @@
               <w:t xml:space="preserve">WHERE </w:t>
             </w:r>
             <w:proofErr w:type="spellStart"/>
-            <w:proofErr w:type="gramStart"/>
             <w:r>
               <w:rPr>
                 <w:rFonts w:ascii="Courier New" w:eastAsia="Courier New" w:hAnsi="Courier New" w:cs="Courier New"/>
@@ -18666,7 +17898,6 @@
               <w:t>p.price</w:t>
             </w:r>
             <w:proofErr w:type="spellEnd"/>
-            <w:proofErr w:type="gramEnd"/>
             <w:r>
               <w:rPr>
                 <w:rFonts w:ascii="Courier New" w:eastAsia="Courier New" w:hAnsi="Courier New" w:cs="Courier New"/>
@@ -18774,27 +18005,7 @@
                 <w:sz w:val="18"/>
                 <w:szCs w:val="18"/>
               </w:rPr>
-              <w:t xml:space="preserve">-- </w:t>
-            </w:r>
-            <w:proofErr w:type="gramStart"/>
-            <w:r>
-              <w:rPr>
-                <w:rFonts w:ascii="Courier New" w:eastAsia="Courier New" w:hAnsi="Courier New" w:cs="Courier New"/>
-                <w:color w:val="D4D4D4"/>
-                <w:sz w:val="18"/>
-                <w:szCs w:val="18"/>
-              </w:rPr>
-              <w:t>p.category.name</w:t>
-            </w:r>
-            <w:proofErr w:type="gramEnd"/>
-            <w:r>
-              <w:rPr>
-                <w:rFonts w:ascii="Courier New" w:eastAsia="Courier New" w:hAnsi="Courier New" w:cs="Courier New"/>
-                <w:color w:val="D4D4D4"/>
-                <w:sz w:val="18"/>
-                <w:szCs w:val="18"/>
-              </w:rPr>
-              <w:t xml:space="preserve"> es una path expression JPA</w:t>
+              <w:t>-- p.category.name es una path expression JPA</w:t>
             </w:r>
           </w:p>
         </w:tc>
@@ -19790,7 +19001,7 @@
               </wp:anchor>
             </w:drawing>
           </mc:Choice>
-          <mc:Fallback xmlns:ns9="http://schemas.openxmlformats.org/drawingml/2006/picture" xmlns:ns5="http://schemas.openxmlformats.org/drawingml/2006/main" xmlns:ns11="http://schemas.microsoft.com/office/drawing/2010/main">
+          <mc:Fallback xmlns:ns11="http://schemas.microsoft.com/office/drawing/2010/main" xmlns:ns5="http://schemas.openxmlformats.org/drawingml/2006/main" xmlns:ns9="http://schemas.openxmlformats.org/drawingml/2006/picture">
             <w:pict>
               <v:line w14:anchorId="3DAD94D7" id="Conexão Reta 3" o:spid="_x0000_s1026" style="position:absolute;z-index:251725824;visibility:visible;mso-wrap-style:square;mso-wrap-distance-left:9pt;mso-wrap-distance-top:0;mso-wrap-distance-right:9pt;mso-wrap-distance-bottom:0;mso-position-horizontal:absolute;mso-position-horizontal-relative:text;mso-position-vertical:absolute;mso-position-vertical-relative:text" from="0,-.05pt" to="484.2pt,-.05pt" o:gfxdata="UEsDBBQABgAIAAAAIQC2gziS/gAAAOEBAAATAAAAW0NvbnRlbnRfVHlwZXNdLnhtbJSRQU7DMBBF 90jcwfIWJU67QAgl6YK0S0CoHGBkTxKLZGx5TGhvj5O2G0SRWNoz/78nu9wcxkFMGNg6quQqL6RA 0s5Y6ir5vt9lD1JwBDIwOMJKHpHlpr69KfdHjyxSmriSfYz+USnWPY7AufNIadK6MEJMx9ApD/oD OlTrorhX2lFEilmcO2RdNtjC5xDF9pCuTyYBB5bi6bQ4syoJ3g9WQ0ymaiLzg5KdCXlKLjvcW893 SUOqXwnz5DrgnHtJTxOsQfEKIT7DmDSUCaxw7Rqn8787ZsmRM9e2VmPeBN4uqYvTtW7jvijg9N/y JsXecLq0q+WD6m8AAAD//wMAUEsDBBQABgAIAAAAIQA4/SH/1gAAAJQBAAALAAAAX3JlbHMvLnJl bHOkkMFqwzAMhu+DvYPRfXGawxijTi+j0GvpHsDYimMaW0Yy2fr2M4PBMnrbUb/Q94l/f/hMi1qR JVI2sOt6UJgd+ZiDgffL8ekFlFSbvV0oo4EbChzGx4f9GRdb25HMsYhqlCwG5lrLq9biZkxWOiqY 22YiTra2kYMu1l1tQD30/bPm3wwYN0x18gb45AdQl1tp5j/sFB2T0FQ7R0nTNEV3j6o9feQzro1i OWA14Fm+Q8a1a8+Bvu/d/dMb2JY5uiPbhG/ktn4cqGU/er3pcvwCAAD//wMAUEsDBBQABgAIAAAA IQCZ2PQonAEAAJQDAAAOAAAAZHJzL2Uyb0RvYy54bWysU01P3DAQvVfqf7B8Z5MAQm202T2A4FK1 qMAPMM54Y8n2WLbZZP99x97dLGorIRAXxx/z3sx7M1muJ2vYFkLU6DreLGrOwEnstdt0/Onx9uwb ZzEJ1wuDDjq+g8jXq69flqNv4RwHND0ERiQutqPv+JCSb6sqygGsiAv04OhRYbAi0TFsqj6Ikdit qc7r+qoaMfQ+oIQY6fZm/8hXhV8pkOmXUhESMx2n2lJZQ1mf81qtlqLdBOEHLQ9liA9UYYV2lHSm uhFJsJeg/6GyWgaMqNJCoq1QKS2haCA1Tf2XmodBeChayJzoZ5vi59HKn9trdx/IhtHHNvr7kFVM Ktj8pfrYVMzazWbBlJiky6vm8vvFJXkqj2/VCehDTHeAluVNx412WYdoxfZHTJSMQo8hdDilLru0 M5CDjfsNiumekjUFXaYCrk1gW0H9FFKCS03uIfGV6AxT2pgZWL8NPMRnKJSJeQ94RpTM6NIMttph +F/2NB1LVvv4owN73dmCZ+x3pSnFGmp9UXgY0zxbr88FfvqZVn8AAAD//wMAUEsDBBQABgAIAAAA IQCasyRQ4AAAAAkBAAAPAAAAZHJzL2Rvd25yZXYueG1sTI9Ba8JAEIXvhf6HZQq96UYpYmM2IpZS KxSpFfS4ZqdJ2uxs2F1N/Pcde2kvA4/He/O+bN7bRpzRh9qRgtEwAYFUOFNTqWD38TyYgghRk9GN I1RwwQDz/PYm06lxHb3jeRtLwSUUUq2girFNpQxFhVaHoWuR2Pt03urI0pfSeN1xuW3kOEkm0uqa +EOlW1xWWHxvT1bBm1+tlov15Ys2B9vtx+v95rV/Uer+rn+a8VnMQETs418Crgy8H3IednQnMkE0 CpgmKhiMQLD5OJk+gDj+apln8j9B/gMAAP//AwBQSwECLQAUAAYACAAAACEAtoM4kv4AAADhAQAA EwAAAAAAAAAAAAAAAAAAAAAAW0NvbnRlbnRfVHlwZXNdLnhtbFBLAQItABQABgAIAAAAIQA4/SH/ 1gAAAJQBAAALAAAAAAAAAAAAAAAAAC8BAABfcmVscy8ucmVsc1BLAQItABQABgAIAAAAIQCZ2PQo nAEAAJQDAAAOAAAAAAAAAAAAAAAAAC4CAABkcnMvZTJvRG9jLnhtbFBLAQItABQABgAIAAAAIQCa syRQ4AAAAAkBAAAPAAAAAAAAAAAAAAAAAPYDAABkcnMvZG93bnJldi54bWxQSwUGAAAAAAQABADz AAAAAwUAAAAA " strokecolor="#156082 [3204]" strokeweight=".5pt">
                 <v:stroke joinstyle="miter"/>
@@ -20773,7 +19984,6 @@
         <w:t xml:space="preserve">, el método </w:t>
       </w:r>
       <w:proofErr w:type="spellStart"/>
-      <w:proofErr w:type="gramStart"/>
       <w:r>
         <w:rPr>
           <w:lang w:val="es-ES"/>
@@ -20785,14 +19995,7 @@
         <w:rPr>
           <w:lang w:val="es-ES"/>
         </w:rPr>
-        <w:t>(</w:t>
-      </w:r>
-      <w:proofErr w:type="gramEnd"/>
-      <w:r>
-        <w:rPr>
-          <w:lang w:val="es-ES"/>
-        </w:rPr>
-        <w:t xml:space="preserve">) analiza el HQL generado por el modelo y rechaza cualquier referencia a entidades fuera de la lista — aunque esas entidades tengan @Entity válido en la aplicación. Basta con eliminar </w:t>
+        <w:t xml:space="preserve">() analiza el HQL generado por el modelo y rechaza cualquier referencia a entidades fuera de la lista — aunque esas entidades tengan @Entity válido en la aplicación. Basta con eliminar </w:t>
       </w:r>
       <w:proofErr w:type="spellStart"/>
       <w:r>
@@ -20845,7 +20048,6 @@
         <w:t xml:space="preserve"> mantiene un RESTRICTED_FIELDS con los nombres de los campos que el LLM no puede referenciar. El método </w:t>
       </w:r>
       <w:proofErr w:type="spellStart"/>
-      <w:proofErr w:type="gramStart"/>
       <w:r>
         <w:rPr>
           <w:lang w:val="es-ES"/>
@@ -20857,14 +20059,7 @@
         <w:rPr>
           <w:lang w:val="es-ES"/>
         </w:rPr>
-        <w:t>(</w:t>
-      </w:r>
-      <w:proofErr w:type="gramEnd"/>
-      <w:r>
-        <w:rPr>
-          <w:lang w:val="es-ES"/>
-        </w:rPr>
-        <w:t xml:space="preserve">) recorre esa lista y usa </w:t>
+        <w:t xml:space="preserve">() recorre esa lista y usa </w:t>
       </w:r>
       <w:proofErr w:type="spellStart"/>
       <w:r>
@@ -20973,7 +20168,6 @@
         <w:t xml:space="preserve">, pero que están restringidos, indicándole que genere la consulta HQL con el nombre exacto del campo. El LLM genera la consulta correcta (por ejemplo, SELECT </w:t>
       </w:r>
       <w:proofErr w:type="spellStart"/>
-      <w:proofErr w:type="gramStart"/>
       <w:r>
         <w:rPr>
           <w:b/>
@@ -20983,7 +20177,6 @@
         <w:t>p.costPrice</w:t>
       </w:r>
       <w:proofErr w:type="spellEnd"/>
-      <w:proofErr w:type="gramEnd"/>
       <w:r>
         <w:rPr>
           <w:b/>
@@ -21068,21 +20261,7 @@
         <w:rPr>
           <w:lang w:val="es-ES"/>
         </w:rPr>
-        <w:t xml:space="preserve"> que no comience por SELECT o FROM (capa de texto). En el proyecto Spring AI, @</w:t>
-      </w:r>
-      <w:proofErr w:type="gramStart"/>
-      <w:r>
-        <w:rPr>
-          <w:lang w:val="es-ES"/>
-        </w:rPr>
-        <w:t>Transactional(</w:t>
-      </w:r>
-      <w:proofErr w:type="gramEnd"/>
-      <w:r>
-        <w:rPr>
-          <w:lang w:val="es-ES"/>
-        </w:rPr>
-        <w:t xml:space="preserve">readOnly = true) añade una segunda barrera a nivel del motor de transacciones — aunque la validación de texto falle, </w:t>
+        <w:t xml:space="preserve"> que no comience por SELECT o FROM (capa de texto). En el proyecto Spring AI, @Transactional(readOnly = true) añade una segunda barrera a nivel del motor de transacciones — aunque la validación de texto falle, </w:t>
       </w:r>
       <w:proofErr w:type="spellStart"/>
       <w:r>
@@ -21276,10 +20455,12 @@
                 <w:szCs w:val="18"/>
                 <w:lang w:val="en-US"/>
               </w:rPr>
-              <w:t>("Product", "Category"</w:t>
-            </w:r>
-            <w:proofErr w:type="gramStart"/>
-            <w:r>
+              <w:t>("Product", "Category");</w:t>
+            </w:r>
+          </w:p>
+          <w:p>
+            <w:pPr>
+              <w:spacing w:before="20" w:after="20"/>
               <w:rPr>
                 <w:rFonts w:ascii="Courier New" w:hAnsi="Courier New" w:cs="Courier New"/>
                 <w:color w:val="FFFFFF" w:themeColor="background1"/>
@@ -21287,9 +20468,7 @@
                 <w:szCs w:val="18"/>
                 <w:lang w:val="en-US"/>
               </w:rPr>
-              <w:t>);</w:t>
-            </w:r>
-            <w:proofErr w:type="gramEnd"/>
+            </w:pPr>
           </w:p>
           <w:p>
             <w:pPr>
@@ -21302,10 +20481,7 @@
                 <w:lang w:val="en-US"/>
               </w:rPr>
             </w:pPr>
-          </w:p>
-          <w:p>
-            <w:pPr>
-              <w:spacing w:before="20" w:after="20"/>
+            <w:r>
               <w:rPr>
                 <w:rFonts w:ascii="Courier New" w:hAnsi="Courier New" w:cs="Courier New"/>
                 <w:color w:val="FFFFFF" w:themeColor="background1"/>
@@ -21313,8 +20489,11 @@
                 <w:szCs w:val="18"/>
                 <w:lang w:val="en-US"/>
               </w:rPr>
-            </w:pPr>
-            <w:r>
+              <w:t>// ── Field blacklist: these fields are blocked even in allowed entities ───</w:t>
+            </w:r>
+          </w:p>
+          <w:p>
+            <w:pPr>
               <w:rPr>
                 <w:rFonts w:ascii="Courier New" w:hAnsi="Courier New" w:cs="Courier New"/>
                 <w:color w:val="FFFFFF" w:themeColor="background1"/>
@@ -21322,11 +20501,8 @@
                 <w:szCs w:val="18"/>
                 <w:lang w:val="en-US"/>
               </w:rPr>
-              <w:t>// ── Field blacklist: these fields are blocked even in allowed entities ───</w:t>
-            </w:r>
-          </w:p>
-          <w:p>
-            <w:pPr>
+            </w:pPr>
+            <w:r>
               <w:rPr>
                 <w:rFonts w:ascii="Courier New" w:hAnsi="Courier New" w:cs="Courier New"/>
                 <w:color w:val="FFFFFF" w:themeColor="background1"/>
@@ -21334,7 +20510,9 @@
                 <w:szCs w:val="18"/>
                 <w:lang w:val="en-US"/>
               </w:rPr>
-            </w:pPr>
+              <w:t xml:space="preserve">private static final Set&lt;String&gt; RESTRICTED_FIELDS = </w:t>
+            </w:r>
+            <w:proofErr w:type="spellStart"/>
             <w:r>
               <w:rPr>
                 <w:rFonts w:ascii="Courier New" w:hAnsi="Courier New" w:cs="Courier New"/>
@@ -21343,9 +20521,9 @@
                 <w:szCs w:val="18"/>
                 <w:lang w:val="en-US"/>
               </w:rPr>
-              <w:t xml:space="preserve">private static final Set&lt;String&gt; RESTRICTED_FIELDS = </w:t>
-            </w:r>
-            <w:proofErr w:type="spellStart"/>
+              <w:t>Set.of</w:t>
+            </w:r>
+            <w:proofErr w:type="spellEnd"/>
             <w:r>
               <w:rPr>
                 <w:rFonts w:ascii="Courier New" w:hAnsi="Courier New" w:cs="Courier New"/>
@@ -21354,9 +20532,9 @@
                 <w:szCs w:val="18"/>
                 <w:lang w:val="en-US"/>
               </w:rPr>
-              <w:t>Set.of</w:t>
-            </w:r>
-            <w:proofErr w:type="spellEnd"/>
+              <w:t>("</w:t>
+            </w:r>
+            <w:proofErr w:type="spellStart"/>
             <w:r>
               <w:rPr>
                 <w:rFonts w:ascii="Courier New" w:hAnsi="Courier New" w:cs="Courier New"/>
@@ -21365,9 +20543,9 @@
                 <w:szCs w:val="18"/>
                 <w:lang w:val="en-US"/>
               </w:rPr>
-              <w:t>("</w:t>
-            </w:r>
-            <w:proofErr w:type="spellStart"/>
+              <w:t>costPrice</w:t>
+            </w:r>
+            <w:proofErr w:type="spellEnd"/>
             <w:r>
               <w:rPr>
                 <w:rFonts w:ascii="Courier New" w:hAnsi="Courier New" w:cs="Courier New"/>
@@ -21376,9 +20554,9 @@
                 <w:szCs w:val="18"/>
                 <w:lang w:val="en-US"/>
               </w:rPr>
-              <w:t>costPrice</w:t>
-            </w:r>
-            <w:proofErr w:type="spellEnd"/>
+              <w:t>", "</w:t>
+            </w:r>
+            <w:proofErr w:type="spellStart"/>
             <w:r>
               <w:rPr>
                 <w:rFonts w:ascii="Courier New" w:hAnsi="Courier New" w:cs="Courier New"/>
@@ -21387,9 +20565,9 @@
                 <w:szCs w:val="18"/>
                 <w:lang w:val="en-US"/>
               </w:rPr>
-              <w:t>", "</w:t>
-            </w:r>
-            <w:proofErr w:type="spellStart"/>
+              <w:t>supplierCode</w:t>
+            </w:r>
+            <w:proofErr w:type="spellEnd"/>
             <w:r>
               <w:rPr>
                 <w:rFonts w:ascii="Courier New" w:hAnsi="Courier New" w:cs="Courier New"/>
@@ -21398,31 +20576,8 @@
                 <w:szCs w:val="18"/>
                 <w:lang w:val="en-US"/>
               </w:rPr>
-              <w:t>supplierCode</w:t>
-            </w:r>
-            <w:proofErr w:type="spellEnd"/>
-            <w:r>
-              <w:rPr>
-                <w:rFonts w:ascii="Courier New" w:hAnsi="Courier New" w:cs="Courier New"/>
-                <w:color w:val="FFFFFF" w:themeColor="background1"/>
-                <w:sz w:val="18"/>
-                <w:szCs w:val="18"/>
-                <w:lang w:val="en-US"/>
-              </w:rPr>
-              <w:t>"</w:t>
-            </w:r>
-            <w:proofErr w:type="gramStart"/>
-            <w:r>
-              <w:rPr>
-                <w:rFonts w:ascii="Courier New" w:hAnsi="Courier New" w:cs="Courier New"/>
-                <w:color w:val="FFFFFF" w:themeColor="background1"/>
-                <w:sz w:val="18"/>
-                <w:szCs w:val="18"/>
-                <w:lang w:val="en-US"/>
-              </w:rPr>
-              <w:t>);</w:t>
-            </w:r>
-            <w:proofErr w:type="gramEnd"/>
+              <w:t>");</w:t>
+            </w:r>
           </w:p>
           <w:p>
             <w:pPr>
@@ -21516,7 +20671,6 @@
               </w:rPr>
               <w:t>("</w:t>
             </w:r>
-            <w:proofErr w:type="gramStart"/>
             <w:r>
               <w:rPr>
                 <w:color w:val="FFFFFF" w:themeColor="background1"/>
@@ -21525,18 +20679,7 @@
                 <w:shd w:val="clear" w:color="auto" w:fill="293C40"/>
                 <w:lang w:val="en-US"/>
               </w:rPr>
-              <w:t>(?:</w:t>
-            </w:r>
-            <w:proofErr w:type="gramEnd"/>
-            <w:r>
-              <w:rPr>
-                <w:color w:val="FFFFFF" w:themeColor="background1"/>
-                <w:sz w:val="18"/>
-                <w:szCs w:val="18"/>
-                <w:shd w:val="clear" w:color="auto" w:fill="293C40"/>
-                <w:lang w:val="en-US"/>
-              </w:rPr>
-              <w:t>FROM|JOIN(?:\\</w:t>
+              <w:t>(?:FROM|JOIN(?:\\</w:t>
             </w:r>
             <w:proofErr w:type="spellStart"/>
             <w:r>
@@ -21633,7 +20776,6 @@
               <w:t xml:space="preserve">private String </w:t>
             </w:r>
             <w:proofErr w:type="spellStart"/>
-            <w:proofErr w:type="gramStart"/>
             <w:r>
               <w:rPr>
                 <w:rFonts w:ascii="Courier New" w:hAnsi="Courier New" w:cs="Courier New"/>
@@ -21653,18 +20795,7 @@
                 <w:szCs w:val="18"/>
                 <w:lang w:val="en-US"/>
               </w:rPr>
-              <w:t>(</w:t>
-            </w:r>
-            <w:proofErr w:type="gramEnd"/>
-            <w:r>
-              <w:rPr>
-                <w:rFonts w:ascii="Courier New" w:hAnsi="Courier New" w:cs="Courier New"/>
-                <w:color w:val="FFFFFF" w:themeColor="background1"/>
-                <w:sz w:val="18"/>
-                <w:szCs w:val="18"/>
-                <w:lang w:val="en-US"/>
-              </w:rPr>
-              <w:t xml:space="preserve">String </w:t>
+              <w:t xml:space="preserve">(String </w:t>
             </w:r>
             <w:proofErr w:type="spellStart"/>
             <w:r>
@@ -21760,7 +20891,6 @@
               <w:t>hql</w:t>
             </w:r>
             <w:proofErr w:type="spellEnd"/>
-            <w:proofErr w:type="gramStart"/>
             <w:r>
               <w:rPr>
                 <w:color w:val="FFFFFF" w:themeColor="background1"/>
@@ -21770,7 +20900,6 @@
               </w:rPr>
               <w:t>);</w:t>
             </w:r>
-            <w:proofErr w:type="gramEnd"/>
           </w:p>
           <w:p>
             <w:pPr>
@@ -21803,7 +20932,6 @@
               <w:t>while (</w:t>
             </w:r>
             <w:proofErr w:type="spellStart"/>
-            <w:proofErr w:type="gramStart"/>
             <w:r>
               <w:rPr>
                 <w:rFonts w:ascii="Courier New" w:hAnsi="Courier New" w:cs="Courier New"/>
@@ -21815,7 +20943,6 @@
               <w:t>m.find</w:t>
             </w:r>
             <w:proofErr w:type="spellEnd"/>
-            <w:proofErr w:type="gramEnd"/>
             <w:r>
               <w:rPr>
                 <w:rFonts w:ascii="Courier New" w:hAnsi="Courier New" w:cs="Courier New"/>
@@ -21848,7 +20975,6 @@
               <w:t xml:space="preserve">       String entity = </w:t>
             </w:r>
             <w:proofErr w:type="spellStart"/>
-            <w:proofErr w:type="gramStart"/>
             <w:r>
               <w:rPr>
                 <w:rFonts w:ascii="Courier New" w:hAnsi="Courier New" w:cs="Courier New"/>
@@ -21860,7 +20986,6 @@
               <w:t>m.group</w:t>
             </w:r>
             <w:proofErr w:type="spellEnd"/>
-            <w:proofErr w:type="gramEnd"/>
             <w:r>
               <w:rPr>
                 <w:rFonts w:ascii="Courier New" w:hAnsi="Courier New" w:cs="Courier New"/>
@@ -21890,17 +21015,7 @@
                 <w:szCs w:val="18"/>
                 <w:lang w:val="en-US"/>
               </w:rPr>
-              <w:t xml:space="preserve">      if </w:t>
-            </w:r>
-            <w:proofErr w:type="gramStart"/>
-            <w:r>
-              <w:rPr>
-                <w:color w:val="FFFFFF" w:themeColor="background1"/>
-                <w:sz w:val="18"/>
-                <w:szCs w:val="18"/>
-                <w:lang w:val="en-US"/>
-              </w:rPr>
-              <w:t>(!</w:t>
+              <w:t xml:space="preserve">      if (!</w:t>
             </w:r>
             <w:proofErr w:type="spellStart"/>
             <w:r>
@@ -21912,9 +21027,68 @@
                 <w:szCs w:val="18"/>
                 <w:lang w:val="en-US"/>
               </w:rPr>
-              <w:t>ALLOWED</w:t>
-            </w:r>
-            <w:proofErr w:type="gramEnd"/>
+              <w:t>ALLOWED_ENTITIES</w:t>
+            </w:r>
+            <w:r>
+              <w:rPr>
+                <w:color w:val="FFFFFF" w:themeColor="background1"/>
+                <w:sz w:val="18"/>
+                <w:szCs w:val="18"/>
+                <w:lang w:val="en-US"/>
+              </w:rPr>
+              <w:t>.contains</w:t>
+            </w:r>
+            <w:proofErr w:type="spellEnd"/>
+            <w:r>
+              <w:rPr>
+                <w:color w:val="FFFFFF" w:themeColor="background1"/>
+                <w:sz w:val="18"/>
+                <w:szCs w:val="18"/>
+                <w:lang w:val="en-US"/>
+              </w:rPr>
+              <w:t>(entity)) {</w:t>
+            </w:r>
+            <w:r>
+              <w:rPr>
+                <w:color w:val="FFFFFF" w:themeColor="background1"/>
+                <w:sz w:val="18"/>
+                <w:szCs w:val="18"/>
+                <w:lang w:val="en-US"/>
+              </w:rPr>
+              <w:br/>
+              <w:t xml:space="preserve">        return "ERROR: Entity '" + entity </w:t>
+            </w:r>
+          </w:p>
+          <w:p>
+            <w:pPr>
+              <w:pStyle w:val="HTMLpr-formatado"/>
+              <w:shd w:val="clear" w:color="auto" w:fill="1E1F22"/>
+              <w:rPr>
+                <w:color w:val="FFFFFF" w:themeColor="background1"/>
+                <w:sz w:val="18"/>
+                <w:szCs w:val="18"/>
+                <w:lang w:val="en-US"/>
+              </w:rPr>
+            </w:pPr>
+            <w:r>
+              <w:rPr>
+                <w:color w:val="FFFFFF" w:themeColor="background1"/>
+                <w:sz w:val="18"/>
+                <w:szCs w:val="18"/>
+                <w:lang w:val="en-US"/>
+              </w:rPr>
+              <w:t xml:space="preserve">         + "' is not accessible via   this assistant. "</w:t>
+            </w:r>
+            <w:r>
+              <w:rPr>
+                <w:color w:val="FFFFFF" w:themeColor="background1"/>
+                <w:sz w:val="18"/>
+                <w:szCs w:val="18"/>
+                <w:lang w:val="en-US"/>
+              </w:rPr>
+              <w:br/>
+              <w:t xml:space="preserve">         + "Allowed entities: " + </w:t>
+            </w:r>
             <w:r>
               <w:rPr>
                 <w:i/>
@@ -21924,7 +21098,7 @@
                 <w:szCs w:val="18"/>
                 <w:lang w:val="en-US"/>
               </w:rPr>
-              <w:t>_ENTITIES</w:t>
+              <w:t>ALLOWED_ENTITIES</w:t>
             </w:r>
             <w:r>
               <w:rPr>
@@ -21933,27 +21107,383 @@
                 <w:szCs w:val="18"/>
                 <w:lang w:val="en-US"/>
               </w:rPr>
-              <w:t>.contains</w:t>
+              <w:t>;</w:t>
+            </w:r>
+            <w:r>
+              <w:rPr>
+                <w:color w:val="FFFFFF" w:themeColor="background1"/>
+                <w:sz w:val="18"/>
+                <w:szCs w:val="18"/>
+                <w:lang w:val="en-US"/>
+              </w:rPr>
+              <w:br/>
+              <w:t xml:space="preserve">      }</w:t>
+            </w:r>
+          </w:p>
+          <w:p>
+            <w:pPr>
+              <w:rPr>
+                <w:rFonts w:ascii="Courier New" w:hAnsi="Courier New" w:cs="Courier New"/>
+                <w:color w:val="FFFFFF" w:themeColor="background1"/>
+                <w:sz w:val="18"/>
+                <w:szCs w:val="18"/>
+                <w:lang w:val="en-US"/>
+              </w:rPr>
+            </w:pPr>
+            <w:r>
+              <w:rPr>
+                <w:rFonts w:ascii="Courier New" w:hAnsi="Courier New" w:cs="Courier New"/>
+                <w:color w:val="264F78"/>
+                <w:sz w:val="18"/>
+                <w:szCs w:val="18"/>
+                <w:lang w:val="en-US"/>
+              </w:rPr>
+              <w:t xml:space="preserve">    </w:t>
+            </w:r>
+            <w:r>
+              <w:rPr>
+                <w:rFonts w:ascii="Courier New" w:hAnsi="Courier New" w:cs="Courier New"/>
+                <w:color w:val="FFFFFF" w:themeColor="background1"/>
+                <w:sz w:val="18"/>
+                <w:szCs w:val="18"/>
+                <w:lang w:val="en-US"/>
+              </w:rPr>
+              <w:t>}</w:t>
+            </w:r>
+          </w:p>
+          <w:p>
+            <w:pPr>
+              <w:rPr>
+                <w:rFonts w:ascii="Courier New" w:hAnsi="Courier New" w:cs="Courier New"/>
+                <w:color w:val="FFFFFF" w:themeColor="background1"/>
+                <w:sz w:val="18"/>
+                <w:szCs w:val="18"/>
+                <w:lang w:val="en-US"/>
+              </w:rPr>
+            </w:pPr>
+            <w:r>
+              <w:rPr>
+                <w:rFonts w:ascii="Courier New" w:hAnsi="Courier New" w:cs="Courier New"/>
+                <w:color w:val="264F78"/>
+                <w:sz w:val="18"/>
+                <w:szCs w:val="18"/>
+                <w:lang w:val="en-US"/>
+              </w:rPr>
+              <w:t xml:space="preserve">    </w:t>
+            </w:r>
+            <w:r>
+              <w:rPr>
+                <w:rFonts w:ascii="Courier New" w:hAnsi="Courier New" w:cs="Courier New"/>
+                <w:color w:val="FFFFFF" w:themeColor="background1"/>
+                <w:sz w:val="18"/>
+                <w:szCs w:val="18"/>
+                <w:lang w:val="en-US"/>
+              </w:rPr>
+              <w:t>return null;</w:t>
+            </w:r>
+          </w:p>
+          <w:p>
+            <w:pPr>
+              <w:rPr>
+                <w:rFonts w:ascii="Courier New" w:hAnsi="Courier New" w:cs="Courier New"/>
+                <w:color w:val="FFFFFF" w:themeColor="background1"/>
+                <w:sz w:val="18"/>
+                <w:szCs w:val="18"/>
+                <w:lang w:val="en-US"/>
+              </w:rPr>
+            </w:pPr>
+            <w:r>
+              <w:rPr>
+                <w:rFonts w:ascii="Courier New" w:hAnsi="Courier New" w:cs="Courier New"/>
+                <w:color w:val="FFFFFF" w:themeColor="background1"/>
+                <w:sz w:val="18"/>
+                <w:szCs w:val="18"/>
+                <w:lang w:val="en-US"/>
+              </w:rPr>
+              <w:t>}</w:t>
+            </w:r>
+          </w:p>
+          <w:p>
+            <w:pPr>
+              <w:rPr>
+                <w:rFonts w:ascii="Courier New" w:hAnsi="Courier New" w:cs="Courier New"/>
+                <w:color w:val="FFFFFF" w:themeColor="background1"/>
+                <w:sz w:val="18"/>
+                <w:szCs w:val="18"/>
+                <w:lang w:val="en-US"/>
+              </w:rPr>
+            </w:pPr>
+          </w:p>
+          <w:p>
+            <w:pPr>
+              <w:rPr>
+                <w:rFonts w:ascii="Courier New" w:hAnsi="Courier New" w:cs="Courier New"/>
+                <w:color w:val="FFFFFF" w:themeColor="background1"/>
+                <w:sz w:val="18"/>
+                <w:szCs w:val="18"/>
+                <w:lang w:val="en-US"/>
+              </w:rPr>
+            </w:pPr>
+            <w:r>
+              <w:rPr>
+                <w:rFonts w:ascii="Courier New" w:hAnsi="Courier New" w:cs="Courier New"/>
+                <w:color w:val="FFFFFF" w:themeColor="background1"/>
+                <w:sz w:val="18"/>
+                <w:szCs w:val="18"/>
+                <w:lang w:val="en-US"/>
+              </w:rPr>
+              <w:t xml:space="preserve">private String </w:t>
+            </w:r>
+            <w:proofErr w:type="spellStart"/>
+            <w:r>
+              <w:rPr>
+                <w:rFonts w:ascii="Courier New" w:hAnsi="Courier New" w:cs="Courier New"/>
+                <w:color w:val="FFFFFF" w:themeColor="background1"/>
+                <w:sz w:val="18"/>
+                <w:szCs w:val="18"/>
+                <w:lang w:val="en-US"/>
+              </w:rPr>
+              <w:t>validateFieldBlacklist</w:t>
             </w:r>
             <w:proofErr w:type="spellEnd"/>
             <w:r>
               <w:rPr>
+                <w:rFonts w:ascii="Courier New" w:hAnsi="Courier New" w:cs="Courier New"/>
                 <w:color w:val="FFFFFF" w:themeColor="background1"/>
                 <w:sz w:val="18"/>
                 <w:szCs w:val="18"/>
                 <w:lang w:val="en-US"/>
               </w:rPr>
-              <w:t>(entity)) {</w:t>
-            </w:r>
-            <w:r>
-              <w:rPr>
+              <w:t xml:space="preserve">(String </w:t>
+            </w:r>
+            <w:proofErr w:type="spellStart"/>
+            <w:r>
+              <w:rPr>
+                <w:rFonts w:ascii="Courier New" w:hAnsi="Courier New" w:cs="Courier New"/>
                 <w:color w:val="FFFFFF" w:themeColor="background1"/>
                 <w:sz w:val="18"/>
                 <w:szCs w:val="18"/>
                 <w:lang w:val="en-US"/>
               </w:rPr>
-              <w:br/>
-              <w:t xml:space="preserve">        return "ERROR: Entity '" + entity </w:t>
+              <w:t>hql</w:t>
+            </w:r>
+            <w:proofErr w:type="spellEnd"/>
+            <w:r>
+              <w:rPr>
+                <w:rFonts w:ascii="Courier New" w:hAnsi="Courier New" w:cs="Courier New"/>
+                <w:color w:val="FFFFFF" w:themeColor="background1"/>
+                <w:sz w:val="18"/>
+                <w:szCs w:val="18"/>
+                <w:lang w:val="en-US"/>
+              </w:rPr>
+              <w:t>) {</w:t>
+            </w:r>
+          </w:p>
+          <w:p>
+            <w:pPr>
+              <w:rPr>
+                <w:rFonts w:ascii="Courier New" w:hAnsi="Courier New" w:cs="Courier New"/>
+                <w:color w:val="FFFFFF" w:themeColor="background1"/>
+                <w:sz w:val="18"/>
+                <w:szCs w:val="18"/>
+                <w:lang w:val="en-US"/>
+              </w:rPr>
+            </w:pPr>
+            <w:r>
+              <w:rPr>
+                <w:rFonts w:ascii="Courier New" w:hAnsi="Courier New" w:cs="Courier New"/>
+                <w:color w:val="264F78"/>
+                <w:sz w:val="18"/>
+                <w:szCs w:val="18"/>
+                <w:lang w:val="en-US"/>
+              </w:rPr>
+              <w:t xml:space="preserve">    </w:t>
+            </w:r>
+            <w:r>
+              <w:rPr>
+                <w:rFonts w:ascii="Courier New" w:hAnsi="Courier New" w:cs="Courier New"/>
+                <w:color w:val="FFFFFF" w:themeColor="background1"/>
+                <w:sz w:val="18"/>
+                <w:szCs w:val="18"/>
+                <w:lang w:val="en-US"/>
+              </w:rPr>
+              <w:t>for (String field : RESTRICTED_FIELDS) {</w:t>
+            </w:r>
+          </w:p>
+          <w:p>
+            <w:pPr>
+              <w:ind w:left="720"/>
+              <w:rPr>
+                <w:rFonts w:ascii="Courier New" w:hAnsi="Courier New" w:cs="Courier New"/>
+                <w:color w:val="FFFFFF" w:themeColor="background1"/>
+                <w:sz w:val="18"/>
+                <w:szCs w:val="18"/>
+                <w:lang w:val="en-US"/>
+              </w:rPr>
+            </w:pPr>
+            <w:r>
+              <w:rPr>
+                <w:rFonts w:ascii="Courier New" w:hAnsi="Courier New" w:cs="Courier New"/>
+                <w:color w:val="FFFFFF" w:themeColor="background1"/>
+                <w:sz w:val="18"/>
+                <w:szCs w:val="18"/>
+                <w:lang w:val="en-US"/>
+              </w:rPr>
+              <w:t xml:space="preserve">Pattern p = </w:t>
+            </w:r>
+            <w:proofErr w:type="spellStart"/>
+            <w:r>
+              <w:rPr>
+                <w:rFonts w:ascii="Courier New" w:hAnsi="Courier New" w:cs="Courier New"/>
+                <w:color w:val="FFFFFF" w:themeColor="background1"/>
+                <w:sz w:val="18"/>
+                <w:szCs w:val="18"/>
+                <w:lang w:val="en-US"/>
+              </w:rPr>
+              <w:t>Pattern.compile</w:t>
+            </w:r>
+            <w:proofErr w:type="spellEnd"/>
+            <w:r>
+              <w:rPr>
+                <w:rFonts w:ascii="Courier New" w:hAnsi="Courier New" w:cs="Courier New"/>
+                <w:color w:val="FFFFFF" w:themeColor="background1"/>
+                <w:sz w:val="18"/>
+                <w:szCs w:val="18"/>
+                <w:lang w:val="en-US"/>
+              </w:rPr>
+              <w:t xml:space="preserve">("\\b" + </w:t>
+            </w:r>
+            <w:proofErr w:type="spellStart"/>
+            <w:r>
+              <w:rPr>
+                <w:rFonts w:ascii="Courier New" w:hAnsi="Courier New" w:cs="Courier New"/>
+                <w:color w:val="FFFFFF" w:themeColor="background1"/>
+                <w:sz w:val="18"/>
+                <w:szCs w:val="18"/>
+                <w:lang w:val="en-US"/>
+              </w:rPr>
+              <w:t>Pattern.quote</w:t>
+            </w:r>
+            <w:proofErr w:type="spellEnd"/>
+            <w:r>
+              <w:rPr>
+                <w:rFonts w:ascii="Courier New" w:hAnsi="Courier New" w:cs="Courier New"/>
+                <w:color w:val="FFFFFF" w:themeColor="background1"/>
+                <w:sz w:val="18"/>
+                <w:szCs w:val="18"/>
+                <w:lang w:val="en-US"/>
+              </w:rPr>
+              <w:t>(field) + "\\b",</w:t>
+            </w:r>
+          </w:p>
+          <w:p>
+            <w:pPr>
+              <w:ind w:left="720"/>
+              <w:rPr>
+                <w:rFonts w:ascii="Courier New" w:hAnsi="Courier New" w:cs="Courier New"/>
+                <w:color w:val="FFFFFF" w:themeColor="background1"/>
+                <w:sz w:val="18"/>
+                <w:szCs w:val="18"/>
+                <w:lang w:val="en-US"/>
+              </w:rPr>
+            </w:pPr>
+            <w:r>
+              <w:rPr>
+                <w:rFonts w:ascii="Courier New" w:hAnsi="Courier New" w:cs="Courier New"/>
+                <w:color w:val="FFFFFF" w:themeColor="background1"/>
+                <w:sz w:val="18"/>
+                <w:szCs w:val="18"/>
+                <w:lang w:val="en-US"/>
+              </w:rPr>
+              <w:t xml:space="preserve">  </w:t>
+            </w:r>
+            <w:proofErr w:type="spellStart"/>
+            <w:r>
+              <w:rPr>
+                <w:rFonts w:ascii="Courier New" w:hAnsi="Courier New" w:cs="Courier New"/>
+                <w:color w:val="FFFFFF" w:themeColor="background1"/>
+                <w:sz w:val="18"/>
+                <w:szCs w:val="18"/>
+                <w:lang w:val="en-US"/>
+              </w:rPr>
+              <w:t>Pattern.CASE_INSENSITIVE</w:t>
+            </w:r>
+            <w:proofErr w:type="spellEnd"/>
+            <w:r>
+              <w:rPr>
+                <w:rFonts w:ascii="Courier New" w:hAnsi="Courier New" w:cs="Courier New"/>
+                <w:color w:val="FFFFFF" w:themeColor="background1"/>
+                <w:sz w:val="18"/>
+                <w:szCs w:val="18"/>
+                <w:lang w:val="en-US"/>
+              </w:rPr>
+              <w:t>);</w:t>
+            </w:r>
+          </w:p>
+          <w:p>
+            <w:pPr>
+              <w:ind w:left="720"/>
+              <w:rPr>
+                <w:rFonts w:ascii="Courier New" w:hAnsi="Courier New" w:cs="Courier New"/>
+                <w:color w:val="FFFFFF" w:themeColor="background1"/>
+                <w:sz w:val="18"/>
+                <w:szCs w:val="18"/>
+                <w:lang w:val="en-US"/>
+              </w:rPr>
+            </w:pPr>
+            <w:r>
+              <w:rPr>
+                <w:rFonts w:ascii="Courier New" w:hAnsi="Courier New" w:cs="Courier New"/>
+                <w:color w:val="FFFFFF" w:themeColor="background1"/>
+                <w:sz w:val="18"/>
+                <w:szCs w:val="18"/>
+                <w:lang w:val="en-US"/>
+              </w:rPr>
+              <w:t>if (</w:t>
+            </w:r>
+            <w:proofErr w:type="spellStart"/>
+            <w:r>
+              <w:rPr>
+                <w:rFonts w:ascii="Courier New" w:hAnsi="Courier New" w:cs="Courier New"/>
+                <w:color w:val="FFFFFF" w:themeColor="background1"/>
+                <w:sz w:val="18"/>
+                <w:szCs w:val="18"/>
+                <w:lang w:val="en-US"/>
+              </w:rPr>
+              <w:t>p.matcher</w:t>
+            </w:r>
+            <w:proofErr w:type="spellEnd"/>
+            <w:r>
+              <w:rPr>
+                <w:rFonts w:ascii="Courier New" w:hAnsi="Courier New" w:cs="Courier New"/>
+                <w:color w:val="FFFFFF" w:themeColor="background1"/>
+                <w:sz w:val="18"/>
+                <w:szCs w:val="18"/>
+                <w:lang w:val="en-US"/>
+              </w:rPr>
+              <w:t>(</w:t>
+            </w:r>
+            <w:proofErr w:type="spellStart"/>
+            <w:r>
+              <w:rPr>
+                <w:rFonts w:ascii="Courier New" w:hAnsi="Courier New" w:cs="Courier New"/>
+                <w:color w:val="FFFFFF" w:themeColor="background1"/>
+                <w:sz w:val="18"/>
+                <w:szCs w:val="18"/>
+                <w:lang w:val="en-US"/>
+              </w:rPr>
+              <w:t>hql</w:t>
+            </w:r>
+            <w:proofErr w:type="spellEnd"/>
+            <w:r>
+              <w:rPr>
+                <w:rFonts w:ascii="Courier New" w:hAnsi="Courier New" w:cs="Courier New"/>
+                <w:color w:val="FFFFFF" w:themeColor="background1"/>
+                <w:sz w:val="18"/>
+                <w:szCs w:val="18"/>
+                <w:lang w:val="en-US"/>
+              </w:rPr>
+              <w:t>).find())</w:t>
             </w:r>
           </w:p>
           <w:p>
@@ -21969,12 +21499,21 @@
             </w:pPr>
             <w:r>
               <w:rPr>
+                <w:color w:val="264F78"/>
+                <w:sz w:val="18"/>
+                <w:szCs w:val="18"/>
+                <w:lang w:val="en-US"/>
+              </w:rPr>
+              <w:t xml:space="preserve">   </w:t>
+            </w:r>
+            <w:r>
+              <w:rPr>
                 <w:color w:val="FFFFFF" w:themeColor="background1"/>
                 <w:sz w:val="18"/>
                 <w:szCs w:val="18"/>
                 <w:lang w:val="en-US"/>
               </w:rPr>
-              <w:t xml:space="preserve">         + "' is not accessible via   this assistant. "</w:t>
+              <w:t xml:space="preserve">     return "ERROR: Field '" + field + "' is not accessible via this assistant.";</w:t>
             </w:r>
             <w:r>
               <w:rPr>
@@ -21984,49 +21523,8 @@
                 <w:lang w:val="en-US"/>
               </w:rPr>
               <w:br/>
-              <w:t xml:space="preserve">         + "Allowed entities: " + </w:t>
-            </w:r>
-            <w:r>
-              <w:rPr>
-                <w:i/>
-                <w:iCs/>
-                <w:color w:val="FFFFFF" w:themeColor="background1"/>
-                <w:sz w:val="18"/>
-                <w:szCs w:val="18"/>
-                <w:lang w:val="en-US"/>
-              </w:rPr>
-              <w:t>ALLOWED_ENTITIES</w:t>
-            </w:r>
-            <w:r>
-              <w:rPr>
-                <w:color w:val="FFFFFF" w:themeColor="background1"/>
-                <w:sz w:val="18"/>
-                <w:szCs w:val="18"/>
-                <w:lang w:val="en-US"/>
-              </w:rPr>
-              <w:t>;</w:t>
-            </w:r>
-            <w:r>
-              <w:rPr>
-                <w:color w:val="FFFFFF" w:themeColor="background1"/>
-                <w:sz w:val="18"/>
-                <w:szCs w:val="18"/>
-                <w:lang w:val="en-US"/>
-              </w:rPr>
-              <w:br/>
-              <w:t xml:space="preserve">    </w:t>
-            </w:r>
-            <w:proofErr w:type="gramStart"/>
-            <w:r>
-              <w:rPr>
-                <w:color w:val="FFFFFF" w:themeColor="background1"/>
-                <w:sz w:val="18"/>
-                <w:szCs w:val="18"/>
-                <w:lang w:val="en-US"/>
-              </w:rPr>
-              <w:t xml:space="preserve">  }</w:t>
-            </w:r>
-            <w:proofErr w:type="gramEnd"/>
+              <w:t xml:space="preserve">      }</w:t>
+            </w:r>
           </w:p>
           <w:p>
             <w:pPr>
@@ -22087,487 +21585,8 @@
                 <w:szCs w:val="18"/>
                 <w:lang w:val="en-US"/>
               </w:rPr>
-              <w:t xml:space="preserve">return </w:t>
-            </w:r>
-            <w:proofErr w:type="gramStart"/>
-            <w:r>
-              <w:rPr>
-                <w:rFonts w:ascii="Courier New" w:hAnsi="Courier New" w:cs="Courier New"/>
-                <w:color w:val="FFFFFF" w:themeColor="background1"/>
-                <w:sz w:val="18"/>
-                <w:szCs w:val="18"/>
-                <w:lang w:val="en-US"/>
-              </w:rPr>
-              <w:t>null;</w:t>
-            </w:r>
-            <w:proofErr w:type="gramEnd"/>
-          </w:p>
-          <w:p>
-            <w:pPr>
-              <w:rPr>
-                <w:rFonts w:ascii="Courier New" w:hAnsi="Courier New" w:cs="Courier New"/>
-                <w:color w:val="FFFFFF" w:themeColor="background1"/>
-                <w:sz w:val="18"/>
-                <w:szCs w:val="18"/>
-                <w:lang w:val="en-US"/>
-              </w:rPr>
-            </w:pPr>
-            <w:r>
-              <w:rPr>
-                <w:rFonts w:ascii="Courier New" w:hAnsi="Courier New" w:cs="Courier New"/>
-                <w:color w:val="FFFFFF" w:themeColor="background1"/>
-                <w:sz w:val="18"/>
-                <w:szCs w:val="18"/>
-                <w:lang w:val="en-US"/>
-              </w:rPr>
-              <w:t>}</w:t>
-            </w:r>
-          </w:p>
-          <w:p>
-            <w:pPr>
-              <w:rPr>
-                <w:rFonts w:ascii="Courier New" w:hAnsi="Courier New" w:cs="Courier New"/>
-                <w:color w:val="FFFFFF" w:themeColor="background1"/>
-                <w:sz w:val="18"/>
-                <w:szCs w:val="18"/>
-                <w:lang w:val="en-US"/>
-              </w:rPr>
-            </w:pPr>
-          </w:p>
-          <w:p>
-            <w:pPr>
-              <w:rPr>
-                <w:rFonts w:ascii="Courier New" w:hAnsi="Courier New" w:cs="Courier New"/>
-                <w:color w:val="FFFFFF" w:themeColor="background1"/>
-                <w:sz w:val="18"/>
-                <w:szCs w:val="18"/>
-                <w:lang w:val="en-US"/>
-              </w:rPr>
-            </w:pPr>
-            <w:r>
-              <w:rPr>
-                <w:rFonts w:ascii="Courier New" w:hAnsi="Courier New" w:cs="Courier New"/>
-                <w:color w:val="FFFFFF" w:themeColor="background1"/>
-                <w:sz w:val="18"/>
-                <w:szCs w:val="18"/>
-                <w:lang w:val="en-US"/>
-              </w:rPr>
-              <w:t xml:space="preserve">private String </w:t>
-            </w:r>
-            <w:proofErr w:type="spellStart"/>
-            <w:proofErr w:type="gramStart"/>
-            <w:r>
-              <w:rPr>
-                <w:rFonts w:ascii="Courier New" w:hAnsi="Courier New" w:cs="Courier New"/>
-                <w:color w:val="FFFFFF" w:themeColor="background1"/>
-                <w:sz w:val="18"/>
-                <w:szCs w:val="18"/>
-                <w:lang w:val="en-US"/>
-              </w:rPr>
-              <w:t>validateFieldBlacklist</w:t>
-            </w:r>
-            <w:proofErr w:type="spellEnd"/>
-            <w:r>
-              <w:rPr>
-                <w:rFonts w:ascii="Courier New" w:hAnsi="Courier New" w:cs="Courier New"/>
-                <w:color w:val="FFFFFF" w:themeColor="background1"/>
-                <w:sz w:val="18"/>
-                <w:szCs w:val="18"/>
-                <w:lang w:val="en-US"/>
-              </w:rPr>
-              <w:t>(</w:t>
-            </w:r>
-            <w:proofErr w:type="gramEnd"/>
-            <w:r>
-              <w:rPr>
-                <w:rFonts w:ascii="Courier New" w:hAnsi="Courier New" w:cs="Courier New"/>
-                <w:color w:val="FFFFFF" w:themeColor="background1"/>
-                <w:sz w:val="18"/>
-                <w:szCs w:val="18"/>
-                <w:lang w:val="en-US"/>
-              </w:rPr>
-              <w:t xml:space="preserve">String </w:t>
-            </w:r>
-            <w:proofErr w:type="spellStart"/>
-            <w:r>
-              <w:rPr>
-                <w:rFonts w:ascii="Courier New" w:hAnsi="Courier New" w:cs="Courier New"/>
-                <w:color w:val="FFFFFF" w:themeColor="background1"/>
-                <w:sz w:val="18"/>
-                <w:szCs w:val="18"/>
-                <w:lang w:val="en-US"/>
-              </w:rPr>
-              <w:t>hql</w:t>
-            </w:r>
-            <w:proofErr w:type="spellEnd"/>
-            <w:r>
-              <w:rPr>
-                <w:rFonts w:ascii="Courier New" w:hAnsi="Courier New" w:cs="Courier New"/>
-                <w:color w:val="FFFFFF" w:themeColor="background1"/>
-                <w:sz w:val="18"/>
-                <w:szCs w:val="18"/>
-                <w:lang w:val="en-US"/>
-              </w:rPr>
-              <w:t>) {</w:t>
-            </w:r>
-          </w:p>
-          <w:p>
-            <w:pPr>
-              <w:rPr>
-                <w:rFonts w:ascii="Courier New" w:hAnsi="Courier New" w:cs="Courier New"/>
-                <w:color w:val="FFFFFF" w:themeColor="background1"/>
-                <w:sz w:val="18"/>
-                <w:szCs w:val="18"/>
-                <w:lang w:val="en-US"/>
-              </w:rPr>
-            </w:pPr>
-            <w:r>
-              <w:rPr>
-                <w:rFonts w:ascii="Courier New" w:hAnsi="Courier New" w:cs="Courier New"/>
-                <w:color w:val="264F78"/>
-                <w:sz w:val="18"/>
-                <w:szCs w:val="18"/>
-                <w:lang w:val="en-US"/>
-              </w:rPr>
-              <w:t xml:space="preserve">    </w:t>
-            </w:r>
-            <w:r>
-              <w:rPr>
-                <w:rFonts w:ascii="Courier New" w:hAnsi="Courier New" w:cs="Courier New"/>
-                <w:color w:val="FFFFFF" w:themeColor="background1"/>
-                <w:sz w:val="18"/>
-                <w:szCs w:val="18"/>
-                <w:lang w:val="en-US"/>
-              </w:rPr>
-              <w:t xml:space="preserve">for (String </w:t>
-            </w:r>
-            <w:proofErr w:type="gramStart"/>
-            <w:r>
-              <w:rPr>
-                <w:rFonts w:ascii="Courier New" w:hAnsi="Courier New" w:cs="Courier New"/>
-                <w:color w:val="FFFFFF" w:themeColor="background1"/>
-                <w:sz w:val="18"/>
-                <w:szCs w:val="18"/>
-                <w:lang w:val="en-US"/>
-              </w:rPr>
-              <w:t>field :</w:t>
-            </w:r>
-            <w:proofErr w:type="gramEnd"/>
-            <w:r>
-              <w:rPr>
-                <w:rFonts w:ascii="Courier New" w:hAnsi="Courier New" w:cs="Courier New"/>
-                <w:color w:val="FFFFFF" w:themeColor="background1"/>
-                <w:sz w:val="18"/>
-                <w:szCs w:val="18"/>
-                <w:lang w:val="en-US"/>
-              </w:rPr>
-              <w:t xml:space="preserve"> RESTRICTED_FIELDS) {</w:t>
-            </w:r>
-          </w:p>
-          <w:p>
-            <w:pPr>
-              <w:ind w:left="720"/>
-              <w:rPr>
-                <w:rFonts w:ascii="Courier New" w:hAnsi="Courier New" w:cs="Courier New"/>
-                <w:color w:val="FFFFFF" w:themeColor="background1"/>
-                <w:sz w:val="18"/>
-                <w:szCs w:val="18"/>
-                <w:lang w:val="en-US"/>
-              </w:rPr>
-            </w:pPr>
-            <w:r>
-              <w:rPr>
-                <w:rFonts w:ascii="Courier New" w:hAnsi="Courier New" w:cs="Courier New"/>
-                <w:color w:val="FFFFFF" w:themeColor="background1"/>
-                <w:sz w:val="18"/>
-                <w:szCs w:val="18"/>
-                <w:lang w:val="en-US"/>
-              </w:rPr>
-              <w:t xml:space="preserve">Pattern p = </w:t>
-            </w:r>
-            <w:proofErr w:type="spellStart"/>
-            <w:r>
-              <w:rPr>
-                <w:rFonts w:ascii="Courier New" w:hAnsi="Courier New" w:cs="Courier New"/>
-                <w:color w:val="FFFFFF" w:themeColor="background1"/>
-                <w:sz w:val="18"/>
-                <w:szCs w:val="18"/>
-                <w:lang w:val="en-US"/>
-              </w:rPr>
-              <w:t>Pattern.compile</w:t>
-            </w:r>
-            <w:proofErr w:type="spellEnd"/>
-            <w:r>
-              <w:rPr>
-                <w:rFonts w:ascii="Courier New" w:hAnsi="Courier New" w:cs="Courier New"/>
-                <w:color w:val="FFFFFF" w:themeColor="background1"/>
-                <w:sz w:val="18"/>
-                <w:szCs w:val="18"/>
-                <w:lang w:val="en-US"/>
-              </w:rPr>
-              <w:t xml:space="preserve">("\\b" + </w:t>
-            </w:r>
-            <w:proofErr w:type="spellStart"/>
-            <w:r>
-              <w:rPr>
-                <w:rFonts w:ascii="Courier New" w:hAnsi="Courier New" w:cs="Courier New"/>
-                <w:color w:val="FFFFFF" w:themeColor="background1"/>
-                <w:sz w:val="18"/>
-                <w:szCs w:val="18"/>
-                <w:lang w:val="en-US"/>
-              </w:rPr>
-              <w:t>Pattern.quote</w:t>
-            </w:r>
-            <w:proofErr w:type="spellEnd"/>
-            <w:r>
-              <w:rPr>
-                <w:rFonts w:ascii="Courier New" w:hAnsi="Courier New" w:cs="Courier New"/>
-                <w:color w:val="FFFFFF" w:themeColor="background1"/>
-                <w:sz w:val="18"/>
-                <w:szCs w:val="18"/>
-                <w:lang w:val="en-US"/>
-              </w:rPr>
-              <w:t>(field) + "\\b",</w:t>
-            </w:r>
-          </w:p>
-          <w:p>
-            <w:pPr>
-              <w:ind w:left="720"/>
-              <w:rPr>
-                <w:rFonts w:ascii="Courier New" w:hAnsi="Courier New" w:cs="Courier New"/>
-                <w:color w:val="FFFFFF" w:themeColor="background1"/>
-                <w:sz w:val="18"/>
-                <w:szCs w:val="18"/>
-                <w:lang w:val="en-US"/>
-              </w:rPr>
-            </w:pPr>
-            <w:r>
-              <w:rPr>
-                <w:rFonts w:ascii="Courier New" w:hAnsi="Courier New" w:cs="Courier New"/>
-                <w:color w:val="FFFFFF" w:themeColor="background1"/>
-                <w:sz w:val="18"/>
-                <w:szCs w:val="18"/>
-                <w:lang w:val="en-US"/>
-              </w:rPr>
-              <w:t xml:space="preserve">  </w:t>
-            </w:r>
-            <w:proofErr w:type="spellStart"/>
-            <w:r>
-              <w:rPr>
-                <w:rFonts w:ascii="Courier New" w:hAnsi="Courier New" w:cs="Courier New"/>
-                <w:color w:val="FFFFFF" w:themeColor="background1"/>
-                <w:sz w:val="18"/>
-                <w:szCs w:val="18"/>
-                <w:lang w:val="en-US"/>
-              </w:rPr>
-              <w:t>Pattern.CASE_INSENSITIVE</w:t>
-            </w:r>
-            <w:proofErr w:type="spellEnd"/>
-            <w:proofErr w:type="gramStart"/>
-            <w:r>
-              <w:rPr>
-                <w:rFonts w:ascii="Courier New" w:hAnsi="Courier New" w:cs="Courier New"/>
-                <w:color w:val="FFFFFF" w:themeColor="background1"/>
-                <w:sz w:val="18"/>
-                <w:szCs w:val="18"/>
-                <w:lang w:val="en-US"/>
-              </w:rPr>
-              <w:t>);</w:t>
-            </w:r>
-            <w:proofErr w:type="gramEnd"/>
-          </w:p>
-          <w:p>
-            <w:pPr>
-              <w:ind w:left="720"/>
-              <w:rPr>
-                <w:rFonts w:ascii="Courier New" w:hAnsi="Courier New" w:cs="Courier New"/>
-                <w:color w:val="FFFFFF" w:themeColor="background1"/>
-                <w:sz w:val="18"/>
-                <w:szCs w:val="18"/>
-                <w:lang w:val="en-US"/>
-              </w:rPr>
-            </w:pPr>
-            <w:r>
-              <w:rPr>
-                <w:rFonts w:ascii="Courier New" w:hAnsi="Courier New" w:cs="Courier New"/>
-                <w:color w:val="FFFFFF" w:themeColor="background1"/>
-                <w:sz w:val="18"/>
-                <w:szCs w:val="18"/>
-                <w:lang w:val="en-US"/>
-              </w:rPr>
-              <w:t>if (</w:t>
-            </w:r>
-            <w:proofErr w:type="spellStart"/>
-            <w:proofErr w:type="gramStart"/>
-            <w:r>
-              <w:rPr>
-                <w:rFonts w:ascii="Courier New" w:hAnsi="Courier New" w:cs="Courier New"/>
-                <w:color w:val="FFFFFF" w:themeColor="background1"/>
-                <w:sz w:val="18"/>
-                <w:szCs w:val="18"/>
-                <w:lang w:val="en-US"/>
-              </w:rPr>
-              <w:t>p.matcher</w:t>
-            </w:r>
-            <w:proofErr w:type="spellEnd"/>
-            <w:proofErr w:type="gramEnd"/>
-            <w:r>
-              <w:rPr>
-                <w:rFonts w:ascii="Courier New" w:hAnsi="Courier New" w:cs="Courier New"/>
-                <w:color w:val="FFFFFF" w:themeColor="background1"/>
-                <w:sz w:val="18"/>
-                <w:szCs w:val="18"/>
-                <w:lang w:val="en-US"/>
-              </w:rPr>
-              <w:t>(</w:t>
-            </w:r>
-            <w:proofErr w:type="spellStart"/>
-            <w:r>
-              <w:rPr>
-                <w:rFonts w:ascii="Courier New" w:hAnsi="Courier New" w:cs="Courier New"/>
-                <w:color w:val="FFFFFF" w:themeColor="background1"/>
-                <w:sz w:val="18"/>
-                <w:szCs w:val="18"/>
-                <w:lang w:val="en-US"/>
-              </w:rPr>
-              <w:t>hql</w:t>
-            </w:r>
-            <w:proofErr w:type="spellEnd"/>
-            <w:r>
-              <w:rPr>
-                <w:rFonts w:ascii="Courier New" w:hAnsi="Courier New" w:cs="Courier New"/>
-                <w:color w:val="FFFFFF" w:themeColor="background1"/>
-                <w:sz w:val="18"/>
-                <w:szCs w:val="18"/>
-                <w:lang w:val="en-US"/>
-              </w:rPr>
-              <w:t>).find())</w:t>
-            </w:r>
-          </w:p>
-          <w:p>
-            <w:pPr>
-              <w:pStyle w:val="HTMLpr-formatado"/>
-              <w:shd w:val="clear" w:color="auto" w:fill="1E1F22"/>
-              <w:rPr>
-                <w:color w:val="FFFFFF" w:themeColor="background1"/>
-                <w:sz w:val="18"/>
-                <w:szCs w:val="18"/>
-                <w:lang w:val="en-US"/>
-              </w:rPr>
-            </w:pPr>
-            <w:r>
-              <w:rPr>
-                <w:color w:val="264F78"/>
-                <w:sz w:val="18"/>
-                <w:szCs w:val="18"/>
-                <w:lang w:val="en-US"/>
-              </w:rPr>
-              <w:t xml:space="preserve">   </w:t>
-            </w:r>
-            <w:r>
-              <w:rPr>
-                <w:color w:val="FFFFFF" w:themeColor="background1"/>
-                <w:sz w:val="18"/>
-                <w:szCs w:val="18"/>
-                <w:lang w:val="en-US"/>
-              </w:rPr>
-              <w:t xml:space="preserve">     return "ERROR: Field '" + field + "' is not accessible via this assistant.";</w:t>
-            </w:r>
-            <w:r>
-              <w:rPr>
-                <w:color w:val="FFFFFF" w:themeColor="background1"/>
-                <w:sz w:val="18"/>
-                <w:szCs w:val="18"/>
-                <w:lang w:val="en-US"/>
-              </w:rPr>
-              <w:br/>
-              <w:t xml:space="preserve">    </w:t>
-            </w:r>
-            <w:proofErr w:type="gramStart"/>
-            <w:r>
-              <w:rPr>
-                <w:color w:val="FFFFFF" w:themeColor="background1"/>
-                <w:sz w:val="18"/>
-                <w:szCs w:val="18"/>
-                <w:lang w:val="en-US"/>
-              </w:rPr>
-              <w:t xml:space="preserve">  }</w:t>
-            </w:r>
-            <w:proofErr w:type="gramEnd"/>
-          </w:p>
-          <w:p>
-            <w:pPr>
-              <w:rPr>
-                <w:rFonts w:ascii="Courier New" w:hAnsi="Courier New" w:cs="Courier New"/>
-                <w:color w:val="FFFFFF" w:themeColor="background1"/>
-                <w:sz w:val="18"/>
-                <w:szCs w:val="18"/>
-                <w:lang w:val="en-US"/>
-              </w:rPr>
-            </w:pPr>
-            <w:r>
-              <w:rPr>
-                <w:rFonts w:ascii="Courier New" w:hAnsi="Courier New" w:cs="Courier New"/>
-                <w:color w:val="264F78"/>
-                <w:sz w:val="18"/>
-                <w:szCs w:val="18"/>
-                <w:lang w:val="en-US"/>
-              </w:rPr>
-              <w:t xml:space="preserve">    </w:t>
-            </w:r>
-            <w:r>
-              <w:rPr>
-                <w:rFonts w:ascii="Courier New" w:hAnsi="Courier New" w:cs="Courier New"/>
-                <w:color w:val="FFFFFF" w:themeColor="background1"/>
-                <w:sz w:val="18"/>
-                <w:szCs w:val="18"/>
-                <w:lang w:val="en-US"/>
-              </w:rPr>
-              <w:t>}</w:t>
-            </w:r>
-          </w:p>
-          <w:p>
-            <w:pPr>
-              <w:rPr>
-                <w:rFonts w:ascii="Courier New" w:hAnsi="Courier New" w:cs="Courier New"/>
-                <w:color w:val="FFFFFF" w:themeColor="background1"/>
-                <w:sz w:val="18"/>
-                <w:szCs w:val="18"/>
-                <w:lang w:val="en-US"/>
-              </w:rPr>
-            </w:pPr>
-            <w:r>
-              <w:rPr>
-                <w:rFonts w:ascii="Courier New" w:hAnsi="Courier New" w:cs="Courier New"/>
-                <w:color w:val="264F78"/>
-                <w:sz w:val="18"/>
-                <w:szCs w:val="18"/>
-                <w:lang w:val="en-US"/>
-              </w:rPr>
-              <w:t xml:space="preserve">    </w:t>
-            </w:r>
-            <w:r>
-              <w:rPr>
-                <w:rFonts w:ascii="Courier New" w:hAnsi="Courier New" w:cs="Courier New"/>
-                <w:color w:val="FFFFFF" w:themeColor="background1"/>
-                <w:sz w:val="18"/>
-                <w:szCs w:val="18"/>
-                <w:lang w:val="en-US"/>
-              </w:rPr>
-              <w:t xml:space="preserve">return </w:t>
-            </w:r>
-            <w:proofErr w:type="gramStart"/>
-            <w:r>
-              <w:rPr>
-                <w:rFonts w:ascii="Courier New" w:hAnsi="Courier New" w:cs="Courier New"/>
-                <w:color w:val="FFFFFF" w:themeColor="background1"/>
-                <w:sz w:val="18"/>
-                <w:szCs w:val="18"/>
-                <w:lang w:val="en-US"/>
-              </w:rPr>
-              <w:t>null;</w:t>
-            </w:r>
-            <w:proofErr w:type="gramEnd"/>
+              <w:t>return null;</w:t>
+            </w:r>
           </w:p>
           <w:p>
             <w:pPr>
@@ -22647,7 +21666,31 @@
           <w:szCs w:val="20"/>
           <w:lang w:val="en-US"/>
         </w:rPr>
-        <w:t xml:space="preserve">list no </w:t>
+        <w:t xml:space="preserve">list </w:t>
+      </w:r>
+      <w:proofErr w:type="spellStart"/>
+      <w:r>
+        <w:rPr>
+          <w:i/>
+          <w:iCs/>
+          <w:color w:val="595959"/>
+          <w:sz w:val="20"/>
+          <w:szCs w:val="20"/>
+          <w:lang w:val="en-US"/>
+        </w:rPr>
+        <w:t>en</w:t>
+      </w:r>
+      <w:proofErr w:type="spellEnd"/>
+      <w:r>
+        <w:rPr>
+          <w:i/>
+          <w:iCs/>
+          <w:color w:val="595959"/>
+          <w:sz w:val="20"/>
+          <w:szCs w:val="20"/>
+          <w:lang w:val="en-US"/>
+        </w:rPr>
+        <w:t xml:space="preserve"> </w:t>
       </w:r>
       <w:proofErr w:type="spellStart"/>
       <w:r>
@@ -22740,7 +21783,7 @@
               </wp:anchor>
             </w:drawing>
           </mc:Choice>
-          <mc:Fallback xmlns:ns9="http://schemas.openxmlformats.org/drawingml/2006/picture" xmlns:ns5="http://schemas.openxmlformats.org/drawingml/2006/main" xmlns:ns11="http://schemas.microsoft.com/office/drawing/2010/main">
+          <mc:Fallback xmlns:ns11="http://schemas.microsoft.com/office/drawing/2010/main" xmlns:ns5="http://schemas.openxmlformats.org/drawingml/2006/main" xmlns:ns9="http://schemas.openxmlformats.org/drawingml/2006/picture">
             <w:pict>
               <v:line w14:anchorId="58938784" id="Conexão Reta 3" o:spid="_x0000_s1026" style="position:absolute;z-index:251727872;visibility:visible;mso-wrap-style:square;mso-wrap-distance-left:9pt;mso-wrap-distance-top:0;mso-wrap-distance-right:9pt;mso-wrap-distance-bottom:0;mso-position-horizontal:absolute;mso-position-horizontal-relative:text;mso-position-vertical:absolute;mso-position-vertical-relative:text" from="0,-.05pt" to="484.2pt,-.05pt" o:gfxdata="UEsDBBQABgAIAAAAIQC2gziS/gAAAOEBAAATAAAAW0NvbnRlbnRfVHlwZXNdLnhtbJSRQU7DMBBF 90jcwfIWJU67QAgl6YK0S0CoHGBkTxKLZGx5TGhvj5O2G0SRWNoz/78nu9wcxkFMGNg6quQqL6RA 0s5Y6ir5vt9lD1JwBDIwOMJKHpHlpr69KfdHjyxSmriSfYz+USnWPY7AufNIadK6MEJMx9ApD/oD OlTrorhX2lFEilmcO2RdNtjC5xDF9pCuTyYBB5bi6bQ4syoJ3g9WQ0ymaiLzg5KdCXlKLjvcW893 SUOqXwnz5DrgnHtJTxOsQfEKIT7DmDSUCaxw7Rqn8787ZsmRM9e2VmPeBN4uqYvTtW7jvijg9N/y JsXecLq0q+WD6m8AAAD//wMAUEsDBBQABgAIAAAAIQA4/SH/1gAAAJQBAAALAAAAX3JlbHMvLnJl bHOkkMFqwzAMhu+DvYPRfXGawxijTi+j0GvpHsDYimMaW0Yy2fr2M4PBMnrbUb/Q94l/f/hMi1qR JVI2sOt6UJgd+ZiDgffL8ekFlFSbvV0oo4EbChzGx4f9GRdb25HMsYhqlCwG5lrLq9biZkxWOiqY 22YiTra2kYMu1l1tQD30/bPm3wwYN0x18gb45AdQl1tp5j/sFB2T0FQ7R0nTNEV3j6o9feQzro1i OWA14Fm+Q8a1a8+Bvu/d/dMb2JY5uiPbhG/ktn4cqGU/er3pcvwCAAD//wMAUEsDBBQABgAIAAAA IQCZ2PQonAEAAJQDAAAOAAAAZHJzL2Uyb0RvYy54bWysU01P3DAQvVfqf7B8Z5MAQm202T2A4FK1 qMAPMM54Y8n2WLbZZP99x97dLGorIRAXxx/z3sx7M1muJ2vYFkLU6DreLGrOwEnstdt0/Onx9uwb ZzEJ1wuDDjq+g8jXq69flqNv4RwHND0ERiQutqPv+JCSb6sqygGsiAv04OhRYbAi0TFsqj6Ikdit qc7r+qoaMfQ+oIQY6fZm/8hXhV8pkOmXUhESMx2n2lJZQ1mf81qtlqLdBOEHLQ9liA9UYYV2lHSm uhFJsJeg/6GyWgaMqNJCoq1QKS2haCA1Tf2XmodBeChayJzoZ5vi59HKn9trdx/IhtHHNvr7kFVM Ktj8pfrYVMzazWbBlJiky6vm8vvFJXkqj2/VCehDTHeAluVNx412WYdoxfZHTJSMQo8hdDilLru0 M5CDjfsNiumekjUFXaYCrk1gW0H9FFKCS03uIfGV6AxT2pgZWL8NPMRnKJSJeQ94RpTM6NIMttph +F/2NB1LVvv4owN73dmCZ+x3pSnFGmp9UXgY0zxbr88FfvqZVn8AAAD//wMAUEsDBBQABgAIAAAA IQCasyRQ4AAAAAkBAAAPAAAAZHJzL2Rvd25yZXYueG1sTI9Ba8JAEIXvhf6HZQq96UYpYmM2IpZS KxSpFfS4ZqdJ2uxs2F1N/Pcde2kvA4/He/O+bN7bRpzRh9qRgtEwAYFUOFNTqWD38TyYgghRk9GN I1RwwQDz/PYm06lxHb3jeRtLwSUUUq2girFNpQxFhVaHoWuR2Pt03urI0pfSeN1xuW3kOEkm0uqa +EOlW1xWWHxvT1bBm1+tlov15Ys2B9vtx+v95rV/Uer+rn+a8VnMQETs418Crgy8H3IednQnMkE0 CpgmKhiMQLD5OJk+gDj+apln8j9B/gMAAP//AwBQSwECLQAUAAYACAAAACEAtoM4kv4AAADhAQAA EwAAAAAAAAAAAAAAAAAAAAAAW0NvbnRlbnRfVHlwZXNdLnhtbFBLAQItABQABgAIAAAAIQA4/SH/ 1gAAAJQBAAALAAAAAAAAAAAAAAAAAC8BAABfcmVscy8ucmVsc1BLAQItABQABgAIAAAAIQCZ2PQo nAEAAJQDAAAOAAAAAAAAAAAAAAAAAC4CAABkcnMvZTJvRG9jLnhtbFBLAQItABQABgAIAAAAIQCa syRQ4AAAAAkBAAAPAAAAAAAAAAAAAAAAAPYDAABkcnMvZG93bnJldi54bWxQSwUGAAAAAAQABADz AAAAAwUAAAAA " strokecolor="#156082 [3204]" strokeweight=".5pt">
                 <v:stroke joinstyle="miter"/>
@@ -22890,27 +21933,7 @@
                 <w:sz w:val="18"/>
                 <w:szCs w:val="18"/>
               </w:rPr>
-              <w:t>//</w:t>
-            </w:r>
-            <w:proofErr w:type="gramStart"/>
-            <w:r>
-              <w:rPr>
-                <w:rFonts w:ascii="Courier New" w:eastAsia="Courier New" w:hAnsi="Courier New" w:cs="Courier New"/>
-                <w:color w:val="D4D4D4"/>
-                <w:sz w:val="18"/>
-                <w:szCs w:val="18"/>
-              </w:rPr>
-              <w:t xml:space="preserve">   (</w:t>
-            </w:r>
-            <w:proofErr w:type="gramEnd"/>
-            <w:r>
-              <w:rPr>
-                <w:rFonts w:ascii="Courier New" w:eastAsia="Courier New" w:hAnsi="Courier New" w:cs="Courier New"/>
-                <w:color w:val="D4D4D4"/>
-                <w:sz w:val="18"/>
-                <w:szCs w:val="18"/>
-              </w:rPr>
-              <w:t xml:space="preserve">está comentada </w:t>
+              <w:t xml:space="preserve">//   (está comentada </w:t>
             </w:r>
             <w:proofErr w:type="spellStart"/>
             <w:r>
@@ -23225,7 +22248,6 @@
               <w:t>&gt;${</w:t>
             </w:r>
             <w:proofErr w:type="spellStart"/>
-            <w:proofErr w:type="gramStart"/>
             <w:r>
               <w:rPr>
                 <w:rFonts w:ascii="Courier New" w:eastAsia="Courier New" w:hAnsi="Courier New" w:cs="Courier New"/>
@@ -23236,7 +22258,6 @@
               <w:t>mcp.version</w:t>
             </w:r>
             <w:proofErr w:type="spellEnd"/>
-            <w:proofErr w:type="gramEnd"/>
             <w:r>
               <w:rPr>
                 <w:rFonts w:ascii="Courier New" w:eastAsia="Courier New" w:hAnsi="Courier New" w:cs="Courier New"/>
@@ -23971,7 +22992,7 @@
               </wp:anchor>
             </w:drawing>
           </mc:Choice>
-          <mc:Fallback xmlns:ns9="http://schemas.openxmlformats.org/drawingml/2006/picture" xmlns:ns5="http://schemas.openxmlformats.org/drawingml/2006/main" xmlns:ns11="http://schemas.microsoft.com/office/drawing/2010/main">
+          <mc:Fallback xmlns:ns11="http://schemas.microsoft.com/office/drawing/2010/main" xmlns:ns5="http://schemas.openxmlformats.org/drawingml/2006/main" xmlns:ns9="http://schemas.openxmlformats.org/drawingml/2006/picture">
             <w:pict>
               <v:line w14:anchorId="0CC3C2CA" id="Conexão Reta 3" o:spid="_x0000_s1026" style="position:absolute;z-index:251729920;visibility:visible;mso-wrap-style:square;mso-wrap-distance-left:9pt;mso-wrap-distance-top:0;mso-wrap-distance-right:9pt;mso-wrap-distance-bottom:0;mso-position-horizontal:absolute;mso-position-horizontal-relative:text;mso-position-vertical:absolute;mso-position-vertical-relative:text" from="0,-.05pt" to="484.2pt,-.05pt" o:gfxdata="UEsDBBQABgAIAAAAIQC2gziS/gAAAOEBAAATAAAAW0NvbnRlbnRfVHlwZXNdLnhtbJSRQU7DMBBF 90jcwfIWJU67QAgl6YK0S0CoHGBkTxKLZGx5TGhvj5O2G0SRWNoz/78nu9wcxkFMGNg6quQqL6RA 0s5Y6ir5vt9lD1JwBDIwOMJKHpHlpr69KfdHjyxSmriSfYz+USnWPY7AufNIadK6MEJMx9ApD/oD OlTrorhX2lFEilmcO2RdNtjC5xDF9pCuTyYBB5bi6bQ4syoJ3g9WQ0ymaiLzg5KdCXlKLjvcW893 SUOqXwnz5DrgnHtJTxOsQfEKIT7DmDSUCaxw7Rqn8787ZsmRM9e2VmPeBN4uqYvTtW7jvijg9N/y JsXecLq0q+WD6m8AAAD//wMAUEsDBBQABgAIAAAAIQA4/SH/1gAAAJQBAAALAAAAX3JlbHMvLnJl bHOkkMFqwzAMhu+DvYPRfXGawxijTi+j0GvpHsDYimMaW0Yy2fr2M4PBMnrbUb/Q94l/f/hMi1qR JVI2sOt6UJgd+ZiDgffL8ekFlFSbvV0oo4EbChzGx4f9GRdb25HMsYhqlCwG5lrLq9biZkxWOiqY 22YiTra2kYMu1l1tQD30/bPm3wwYN0x18gb45AdQl1tp5j/sFB2T0FQ7R0nTNEV3j6o9feQzro1i OWA14Fm+Q8a1a8+Bvu/d/dMb2JY5uiPbhG/ktn4cqGU/er3pcvwCAAD//wMAUEsDBBQABgAIAAAA IQCZ2PQonAEAAJQDAAAOAAAAZHJzL2Uyb0RvYy54bWysU01P3DAQvVfqf7B8Z5MAQm202T2A4FK1 qMAPMM54Y8n2WLbZZP99x97dLGorIRAXxx/z3sx7M1muJ2vYFkLU6DreLGrOwEnstdt0/Onx9uwb ZzEJ1wuDDjq+g8jXq69flqNv4RwHND0ERiQutqPv+JCSb6sqygGsiAv04OhRYbAi0TFsqj6Ikdit qc7r+qoaMfQ+oIQY6fZm/8hXhV8pkOmXUhESMx2n2lJZQ1mf81qtlqLdBOEHLQ9liA9UYYV2lHSm uhFJsJeg/6GyWgaMqNJCoq1QKS2haCA1Tf2XmodBeChayJzoZ5vi59HKn9trdx/IhtHHNvr7kFVM Ktj8pfrYVMzazWbBlJiky6vm8vvFJXkqj2/VCehDTHeAluVNx412WYdoxfZHTJSMQo8hdDilLru0 M5CDjfsNiumekjUFXaYCrk1gW0H9FFKCS03uIfGV6AxT2pgZWL8NPMRnKJSJeQ94RpTM6NIMttph +F/2NB1LVvv4owN73dmCZ+x3pSnFGmp9UXgY0zxbr88FfvqZVn8AAAD//wMAUEsDBBQABgAIAAAA IQCasyRQ4AAAAAkBAAAPAAAAZHJzL2Rvd25yZXYueG1sTI9Ba8JAEIXvhf6HZQq96UYpYmM2IpZS KxSpFfS4ZqdJ2uxs2F1N/Pcde2kvA4/He/O+bN7bRpzRh9qRgtEwAYFUOFNTqWD38TyYgghRk9GN I1RwwQDz/PYm06lxHb3jeRtLwSUUUq2girFNpQxFhVaHoWuR2Pt03urI0pfSeN1xuW3kOEkm0uqa +EOlW1xWWHxvT1bBm1+tlov15Ys2B9vtx+v95rV/Uer+rn+a8VnMQETs418Crgy8H3IednQnMkE0 CpgmKhiMQLD5OJk+gDj+apln8j9B/gMAAP//AwBQSwECLQAUAAYACAAAACEAtoM4kv4AAADhAQAA EwAAAAAAAAAAAAAAAAAAAAAAW0NvbnRlbnRfVHlwZXNdLnhtbFBLAQItABQABgAIAAAAIQA4/SH/ 1gAAAJQBAAALAAAAAAAAAAAAAAAAAC8BAABfcmVscy8ucmVsc1BLAQItABQABgAIAAAAIQCZ2PQo nAEAAJQDAAAOAAAAAAAAAAAAAAAAAC4CAABkcnMvZTJvRG9jLnhtbFBLAQItABQABgAIAAAAIQCa syRQ4AAAAAkBAAAPAAAAAAAAAAAAAAAAAPYDAABkcnMvZG93bnJldi54bWxQSwUGAAAAAAQABADz AAAAAwUAAAAA " strokecolor="#156082 [3204]" strokeweight=".5pt">
                 <v:stroke joinstyle="miter"/>
@@ -24184,7 +23205,7 @@
               </wp:anchor>
             </w:drawing>
           </mc:Choice>
-          <mc:Fallback xmlns:ns9="http://schemas.openxmlformats.org/drawingml/2006/picture" xmlns:ns5="http://schemas.openxmlformats.org/drawingml/2006/main" xmlns:ns11="http://schemas.microsoft.com/office/drawing/2010/main">
+          <mc:Fallback xmlns:ns11="http://schemas.microsoft.com/office/drawing/2010/main" xmlns:ns5="http://schemas.openxmlformats.org/drawingml/2006/main" xmlns:ns9="http://schemas.openxmlformats.org/drawingml/2006/picture">
             <w:pict>
               <v:line w14:anchorId="0B18E916" id="Conexão Reta 3" o:spid="_x0000_s1026" style="position:absolute;z-index:251731968;visibility:visible;mso-wrap-style:square;mso-wrap-distance-left:9pt;mso-wrap-distance-top:0;mso-wrap-distance-right:9pt;mso-wrap-distance-bottom:0;mso-position-horizontal:absolute;mso-position-horizontal-relative:text;mso-position-vertical:absolute;mso-position-vertical-relative:text" from="0,-.05pt" to="484.2pt,-.05pt" o:gfxdata="UEsDBBQABgAIAAAAIQC2gziS/gAAAOEBAAATAAAAW0NvbnRlbnRfVHlwZXNdLnhtbJSRQU7DMBBF 90jcwfIWJU67QAgl6YK0S0CoHGBkTxKLZGx5TGhvj5O2G0SRWNoz/78nu9wcxkFMGNg6quQqL6RA 0s5Y6ir5vt9lD1JwBDIwOMJKHpHlpr69KfdHjyxSmriSfYz+USnWPY7AufNIadK6MEJMx9ApD/oD OlTrorhX2lFEilmcO2RdNtjC5xDF9pCuTyYBB5bi6bQ4syoJ3g9WQ0ymaiLzg5KdCXlKLjvcW893 SUOqXwnz5DrgnHtJTxOsQfEKIT7DmDSUCaxw7Rqn8787ZsmRM9e2VmPeBN4uqYvTtW7jvijg9N/y JsXecLq0q+WD6m8AAAD//wMAUEsDBBQABgAIAAAAIQA4/SH/1gAAAJQBAAALAAAAX3JlbHMvLnJl bHOkkMFqwzAMhu+DvYPRfXGawxijTi+j0GvpHsDYimMaW0Yy2fr2M4PBMnrbUb/Q94l/f/hMi1qR JVI2sOt6UJgd+ZiDgffL8ekFlFSbvV0oo4EbChzGx4f9GRdb25HMsYhqlCwG5lrLq9biZkxWOiqY 22YiTra2kYMu1l1tQD30/bPm3wwYN0x18gb45AdQl1tp5j/sFB2T0FQ7R0nTNEV3j6o9feQzro1i OWA14Fm+Q8a1a8+Bvu/d/dMb2JY5uiPbhG/ktn4cqGU/er3pcvwCAAD//wMAUEsDBBQABgAIAAAA IQCZ2PQonAEAAJQDAAAOAAAAZHJzL2Uyb0RvYy54bWysU01P3DAQvVfqf7B8Z5MAQm202T2A4FK1 qMAPMM54Y8n2WLbZZP99x97dLGorIRAXxx/z3sx7M1muJ2vYFkLU6DreLGrOwEnstdt0/Onx9uwb ZzEJ1wuDDjq+g8jXq69flqNv4RwHND0ERiQutqPv+JCSb6sqygGsiAv04OhRYbAi0TFsqj6Ikdit qc7r+qoaMfQ+oIQY6fZm/8hXhV8pkOmXUhESMx2n2lJZQ1mf81qtlqLdBOEHLQ9liA9UYYV2lHSm uhFJsJeg/6GyWgaMqNJCoq1QKS2haCA1Tf2XmodBeChayJzoZ5vi59HKn9trdx/IhtHHNvr7kFVM Ktj8pfrYVMzazWbBlJiky6vm8vvFJXkqj2/VCehDTHeAluVNx412WYdoxfZHTJSMQo8hdDilLru0 M5CDjfsNiumekjUFXaYCrk1gW0H9FFKCS03uIfGV6AxT2pgZWL8NPMRnKJSJeQ94RpTM6NIMttph +F/2NB1LVvv4owN73dmCZ+x3pSnFGmp9UXgY0zxbr88FfvqZVn8AAAD//wMAUEsDBBQABgAIAAAA IQCasyRQ4AAAAAkBAAAPAAAAZHJzL2Rvd25yZXYueG1sTI9Ba8JAEIXvhf6HZQq96UYpYmM2IpZS KxSpFfS4ZqdJ2uxs2F1N/Pcde2kvA4/He/O+bN7bRpzRh9qRgtEwAYFUOFNTqWD38TyYgghRk9GN I1RwwQDz/PYm06lxHb3jeRtLwSUUUq2girFNpQxFhVaHoWuR2Pt03urI0pfSeN1xuW3kOEkm0uqa +EOlW1xWWHxvT1bBm1+tlov15Ys2B9vtx+v95rV/Uer+rn+a8VnMQETs418Crgy8H3IednQnMkE0 CpgmKhiMQLD5OJk+gDj+apln8j9B/gMAAP//AwBQSwECLQAUAAYACAAAACEAtoM4kv4AAADhAQAA EwAAAAAAAAAAAAAAAAAAAAAAW0NvbnRlbnRfVHlwZXNdLnhtbFBLAQItABQABgAIAAAAIQA4/SH/ 1gAAAJQBAAALAAAAAAAAAAAAAAAAAC8BAABfcmVscy8ucmVsc1BLAQItABQABgAIAAAAIQCZ2PQo nAEAAJQDAAAOAAAAAAAAAAAAAAAAAC4CAABkcnMvZTJvRG9jLnhtbFBLAQItABQABgAIAAAAIQCa syRQ4AAAAAkBAAAPAAAAAAAAAAAAAAAAAPYDAABkcnMvZG93bnJldi54bWxQSwUGAAAAAAQABADz AAAAAwUAAAAA " strokecolor="#156082 [3204]" strokeweight=".5pt">
                 <v:stroke joinstyle="miter"/>
@@ -24366,29 +23387,7 @@
                 <w:szCs w:val="18"/>
                 <w:lang w:val="en-US"/>
               </w:rPr>
-              <w:t xml:space="preserve"># Top N — LLM genera: SELECT p FROM Product p ORDER BY </w:t>
-            </w:r>
-            <w:proofErr w:type="gramStart"/>
-            <w:r>
-              <w:rPr>
-                <w:rFonts w:ascii="Courier New" w:eastAsia="Courier New" w:hAnsi="Courier New" w:cs="Courier New"/>
-                <w:color w:val="D4D4D4"/>
-                <w:sz w:val="18"/>
-                <w:szCs w:val="18"/>
-                <w:lang w:val="en-US"/>
-              </w:rPr>
-              <w:t>p.price</w:t>
-            </w:r>
-            <w:proofErr w:type="gramEnd"/>
-            <w:r>
-              <w:rPr>
-                <w:rFonts w:ascii="Courier New" w:eastAsia="Courier New" w:hAnsi="Courier New" w:cs="Courier New"/>
-                <w:color w:val="D4D4D4"/>
-                <w:sz w:val="18"/>
-                <w:szCs w:val="18"/>
-                <w:lang w:val="en-US"/>
-              </w:rPr>
-              <w:t xml:space="preserve"> DESC</w:t>
+              <w:t># Top N — LLM genera: SELECT p FROM Product p ORDER BY p.price DESC</w:t>
             </w:r>
           </w:p>
         </w:tc>
@@ -24492,20 +23491,8 @@
                 <w:szCs w:val="18"/>
                 <w:lang w:val="es-ES"/>
               </w:rPr>
-              <w:t xml:space="preserve"># Filtro por categoría — LLM genera HQL con </w:t>
-            </w:r>
-            <w:proofErr w:type="gramStart"/>
-            <w:r>
-              <w:rPr>
-                <w:rFonts w:ascii="Courier New" w:eastAsia="Courier New" w:hAnsi="Courier New" w:cs="Courier New"/>
-                <w:color w:val="D4D4D4"/>
-                <w:sz w:val="18"/>
-                <w:szCs w:val="18"/>
-                <w:lang w:val="es-ES"/>
-              </w:rPr>
-              <w:t>p.category.name</w:t>
-            </w:r>
-            <w:proofErr w:type="gramEnd"/>
+              <w:t># Filtro por categoría — LLM genera HQL con p.category.name</w:t>
+            </w:r>
           </w:p>
         </w:tc>
       </w:tr>
@@ -24608,29 +23595,7 @@
                 <w:szCs w:val="18"/>
                 <w:lang w:val="en-US"/>
               </w:rPr>
-              <w:t xml:space="preserve"># Agregación — LLM genera: SELECT </w:t>
-            </w:r>
-            <w:proofErr w:type="gramStart"/>
-            <w:r>
-              <w:rPr>
-                <w:rFonts w:ascii="Courier New" w:eastAsia="Courier New" w:hAnsi="Courier New" w:cs="Courier New"/>
-                <w:color w:val="D4D4D4"/>
-                <w:sz w:val="18"/>
-                <w:szCs w:val="18"/>
-                <w:lang w:val="en-US"/>
-              </w:rPr>
-              <w:t>p.category.name</w:t>
-            </w:r>
-            <w:proofErr w:type="gramEnd"/>
-            <w:r>
-              <w:rPr>
-                <w:rFonts w:ascii="Courier New" w:eastAsia="Courier New" w:hAnsi="Courier New" w:cs="Courier New"/>
-                <w:color w:val="D4D4D4"/>
-                <w:sz w:val="18"/>
-                <w:szCs w:val="18"/>
-                <w:lang w:val="en-US"/>
-              </w:rPr>
-              <w:t>, AVG(p.price) ... GROUP BY</w:t>
+              <w:t># Agregación — LLM genera: SELECT p.category.name, AVG(p.price) ... GROUP BY</w:t>
             </w:r>
           </w:p>
         </w:tc>
@@ -24730,19 +23695,8 @@
                 <w:sz w:val="18"/>
                 <w:szCs w:val="18"/>
               </w:rPr>
-              <w:t xml:space="preserve"># Stock bajo — LLM genera HQL con filtro </w:t>
-            </w:r>
-            <w:proofErr w:type="gramStart"/>
-            <w:r>
-              <w:rPr>
-                <w:rFonts w:ascii="Courier New" w:eastAsia="Courier New" w:hAnsi="Courier New" w:cs="Courier New"/>
-                <w:color w:val="D4D4D4"/>
-                <w:sz w:val="18"/>
-                <w:szCs w:val="18"/>
-              </w:rPr>
-              <w:t>p.stock</w:t>
-            </w:r>
-            <w:proofErr w:type="gramEnd"/>
+              <w:t># Stock bajo — LLM genera HQL con filtro p.stock</w:t>
+            </w:r>
           </w:p>
         </w:tc>
       </w:tr>
@@ -25184,7 +24138,7 @@
               </wp:anchor>
             </w:drawing>
           </mc:Choice>
-          <mc:Fallback xmlns:ns9="http://schemas.openxmlformats.org/drawingml/2006/picture" xmlns:ns5="http://schemas.openxmlformats.org/drawingml/2006/main" xmlns:ns11="http://schemas.microsoft.com/office/drawing/2010/main">
+          <mc:Fallback xmlns:ns11="http://schemas.microsoft.com/office/drawing/2010/main" xmlns:ns5="http://schemas.openxmlformats.org/drawingml/2006/main" xmlns:ns9="http://schemas.openxmlformats.org/drawingml/2006/picture">
             <w:pict>
               <v:line w14:anchorId="2821BB5C" id="Conexão Reta 3" o:spid="_x0000_s1026" style="position:absolute;z-index:251734016;visibility:visible;mso-wrap-style:square;mso-wrap-distance-left:9pt;mso-wrap-distance-top:0;mso-wrap-distance-right:9pt;mso-wrap-distance-bottom:0;mso-position-horizontal:absolute;mso-position-horizontal-relative:text;mso-position-vertical:absolute;mso-position-vertical-relative:text" from="0,0" to="484.2pt,0" o:gfxdata="UEsDBBQABgAIAAAAIQC2gziS/gAAAOEBAAATAAAAW0NvbnRlbnRfVHlwZXNdLnhtbJSRQU7DMBBF 90jcwfIWJU67QAgl6YK0S0CoHGBkTxKLZGx5TGhvj5O2G0SRWNoz/78nu9wcxkFMGNg6quQqL6RA 0s5Y6ir5vt9lD1JwBDIwOMJKHpHlpr69KfdHjyxSmriSfYz+USnWPY7AufNIadK6MEJMx9ApD/oD OlTrorhX2lFEilmcO2RdNtjC5xDF9pCuTyYBB5bi6bQ4syoJ3g9WQ0ymaiLzg5KdCXlKLjvcW893 SUOqXwnz5DrgnHtJTxOsQfEKIT7DmDSUCaxw7Rqn8787ZsmRM9e2VmPeBN4uqYvTtW7jvijg9N/y JsXecLq0q+WD6m8AAAD//wMAUEsDBBQABgAIAAAAIQA4/SH/1gAAAJQBAAALAAAAX3JlbHMvLnJl bHOkkMFqwzAMhu+DvYPRfXGawxijTi+j0GvpHsDYimMaW0Yy2fr2M4PBMnrbUb/Q94l/f/hMi1qR JVI2sOt6UJgd+ZiDgffL8ekFlFSbvV0oo4EbChzGx4f9GRdb25HMsYhqlCwG5lrLq9biZkxWOiqY 22YiTra2kYMu1l1tQD30/bPm3wwYN0x18gb45AdQl1tp5j/sFB2T0FQ7R0nTNEV3j6o9feQzro1i OWA14Fm+Q8a1a8+Bvu/d/dMb2JY5uiPbhG/ktn4cqGU/er3pcvwCAAD//wMAUEsDBBQABgAIAAAA IQCZ2PQonAEAAJQDAAAOAAAAZHJzL2Uyb0RvYy54bWysU01P3DAQvVfqf7B8Z5MAQm202T2A4FK1 qMAPMM54Y8n2WLbZZP99x97dLGorIRAXxx/z3sx7M1muJ2vYFkLU6DreLGrOwEnstdt0/Onx9uwb ZzEJ1wuDDjq+g8jXq69flqNv4RwHND0ERiQutqPv+JCSb6sqygGsiAv04OhRYbAi0TFsqj6Ikdit qc7r+qoaMfQ+oIQY6fZm/8hXhV8pkOmXUhESMx2n2lJZQ1mf81qtlqLdBOEHLQ9liA9UYYV2lHSm uhFJsJeg/6GyWgaMqNJCoq1QKS2haCA1Tf2XmodBeChayJzoZ5vi59HKn9trdx/IhtHHNvr7kFVM Ktj8pfrYVMzazWbBlJiky6vm8vvFJXkqj2/VCehDTHeAluVNx412WYdoxfZHTJSMQo8hdDilLru0 M5CDjfsNiumekjUFXaYCrk1gW0H9FFKCS03uIfGV6AxT2pgZWL8NPMRnKJSJeQ94RpTM6NIMttph +F/2NB1LVvv4owN73dmCZ+x3pSnFGmp9UXgY0zxbr88FfvqZVn8AAAD//wMAUEsDBBQABgAIAAAA IQBdcTjb3gAAAAcBAAAPAAAAZHJzL2Rvd25yZXYueG1sTI9Ba8JAEIXvBf/DMkJvdVMpYmM2IpZS KxSpLdjjmp0m0exs2F1N/Pcde2kvDx6PefO9bN7bRpzRh9qRgvtRAgKpcKamUsHnx/PdFESImoxu HKGCCwaY54ObTKfGdfSO520sBZdQSLWCKsY2lTIUFVodRq5F4uzbeasjW19K43XH5baR4ySZSKtr 4g+VbnFZYXHcnqyCN79aLRfry4E2X7bbjde7zWv/otTtsH+asSxmICL28e8CrhuYH3IG27sTmSAa Bbwm/ipnj5PpA4j91co8k//58x8AAAD//wMAUEsBAi0AFAAGAAgAAAAhALaDOJL+AAAA4QEAABMA AAAAAAAAAAAAAAAAAAAAAFtDb250ZW50X1R5cGVzXS54bWxQSwECLQAUAAYACAAAACEAOP0h/9YA AACUAQAACwAAAAAAAAAAAAAAAAAvAQAAX3JlbHMvLnJlbHNQSwECLQAUAAYACAAAACEAmdj0KJwB AACUAwAADgAAAAAAAAAAAAAAAAAuAgAAZHJzL2Uyb0RvYy54bWxQSwECLQAUAAYACAAAACEAXXE4 294AAAAHAQAADwAAAAAAAAAAAAAAAAD2AwAAZHJzL2Rvd25yZXYueG1sUEsFBgAAAAAEAAQA8wAA AAEFAAAAAA== " strokecolor="#156082 [3204]" strokeweight=".5pt">
                 <v:stroke joinstyle="miter"/>
@@ -25430,6 +24384,128 @@
           <w:lang w:val="es-ES"/>
         </w:rPr>
         <w:t>comentado en el proyecto LangChain4j — activar para exponer el asistente como tool a cualquier cliente MCP.</w:t>
+      </w:r>
+    </w:p>
+    <w:p>
+      <w:pPr>
+        <w:pStyle w:val="PargrafodaLista"/>
+        <w:numPr>
+          <w:ilvl w:val="0"/>
+          <w:numId w:val="3"/>
+        </w:numPr>
+        <w:rPr>
+          <w:lang w:val="es-ES"/>
+        </w:rPr>
+      </w:pPr>
+      <w:r>
+        <w:rPr>
+          <w:b/>
+          <w:bCs/>
+          <w:lang w:val="es-ES"/>
+        </w:rPr>
+        <w:t>Control de acceso:</w:t>
+      </w:r>
+      <w:r>
+        <w:rPr>
+          <w:lang w:val="es-ES"/>
+        </w:rPr>
+        <w:t xml:space="preserve"> </w:t>
+      </w:r>
+      <w:proofErr w:type="spellStart"/>
+      <w:r>
+        <w:rPr>
+          <w:lang w:val="es-ES"/>
+        </w:rPr>
+        <w:t>whitelist</w:t>
+      </w:r>
+      <w:proofErr w:type="spellEnd"/>
+      <w:r>
+        <w:rPr>
+          <w:lang w:val="es-ES"/>
+        </w:rPr>
+        <w:t xml:space="preserve"> de entidades y </w:t>
+      </w:r>
+      <w:proofErr w:type="spellStart"/>
+      <w:r>
+        <w:rPr>
+          <w:lang w:val="es-ES"/>
+        </w:rPr>
+        <w:t>blacklist</w:t>
+      </w:r>
+      <w:proofErr w:type="spellEnd"/>
+      <w:r>
+        <w:rPr>
+          <w:lang w:val="es-ES"/>
+        </w:rPr>
+        <w:t xml:space="preserve"> de campos en </w:t>
+      </w:r>
+      <w:proofErr w:type="spellStart"/>
+      <w:r>
+        <w:rPr>
+          <w:lang w:val="es-ES"/>
+        </w:rPr>
+        <w:t>HibernateQueryTool</w:t>
+      </w:r>
+      <w:proofErr w:type="spellEnd"/>
+      <w:r>
+        <w:rPr>
+          <w:lang w:val="es-ES"/>
+        </w:rPr>
+        <w:t xml:space="preserve"> — el LLM solo puede acceder a lo que está explícitamente permitido.</w:t>
+      </w:r>
+    </w:p>
+    <w:p>
+      <w:pPr>
+        <w:pStyle w:val="PargrafodaLista"/>
+        <w:numPr>
+          <w:ilvl w:val="0"/>
+          <w:numId w:val="3"/>
+        </w:numPr>
+        <w:rPr>
+          <w:lang w:val="es-ES"/>
+        </w:rPr>
+      </w:pPr>
+      <w:r>
+        <w:rPr>
+          <w:b/>
+          <w:bCs/>
+          <w:lang w:val="es-ES"/>
+        </w:rPr>
+        <w:t>Ventaja sobre MCP PostgreSQL:</w:t>
+      </w:r>
+      <w:r>
+        <w:rPr>
+          <w:lang w:val="es-ES"/>
+        </w:rPr>
+        <w:t xml:space="preserve"> </w:t>
+      </w:r>
+      <w:proofErr w:type="spellStart"/>
+      <w:r>
+        <w:rPr>
+          <w:lang w:val="es-ES"/>
+        </w:rPr>
+        <w:t>Hibernate</w:t>
+      </w:r>
+      <w:proofErr w:type="spellEnd"/>
+      <w:r>
+        <w:rPr>
+          <w:lang w:val="es-ES"/>
+        </w:rPr>
+        <w:t xml:space="preserve"> </w:t>
+      </w:r>
+      <w:proofErr w:type="spellStart"/>
+      <w:r>
+        <w:rPr>
+          <w:lang w:val="es-ES"/>
+        </w:rPr>
+        <w:t>Assistant</w:t>
+      </w:r>
+      <w:proofErr w:type="spellEnd"/>
+      <w:r>
+        <w:rPr>
+          <w:lang w:val="es-ES"/>
+        </w:rPr>
+        <w:t xml:space="preserve"> solo expone lo que está modelado en Java — menor superficie de ataque, más privacidad, integración natural con Spring.</w:t>
       </w:r>
     </w:p>
     <w:p>
@@ -25518,7 +24594,7 @@
               </wp:anchor>
             </w:drawing>
           </mc:Choice>
-          <mc:Fallback xmlns:ns9="http://schemas.openxmlformats.org/drawingml/2006/picture" xmlns:ns5="http://schemas.openxmlformats.org/drawingml/2006/main" xmlns:ns11="http://schemas.microsoft.com/office/drawing/2010/main">
+          <mc:Fallback xmlns:ns11="http://schemas.microsoft.com/office/drawing/2010/main" xmlns:ns5="http://schemas.openxmlformats.org/drawingml/2006/main" xmlns:ns9="http://schemas.openxmlformats.org/drawingml/2006/picture">
             <w:pict>
               <v:line w14:anchorId="3DBDCB33" id="Conexão Reta 3" o:spid="_x0000_s1026" style="position:absolute;z-index:251736064;visibility:visible;mso-wrap-style:square;mso-wrap-distance-left:9pt;mso-wrap-distance-top:0;mso-wrap-distance-right:9pt;mso-wrap-distance-bottom:0;mso-position-horizontal:absolute;mso-position-horizontal-relative:text;mso-position-vertical:absolute;mso-position-vertical-relative:text" from="0,-.05pt" to="484.2pt,-.05pt" o:gfxdata="UEsDBBQABgAIAAAAIQC2gziS/gAAAOEBAAATAAAAW0NvbnRlbnRfVHlwZXNdLnhtbJSRQU7DMBBF 90jcwfIWJU67QAgl6YK0S0CoHGBkTxKLZGx5TGhvj5O2G0SRWNoz/78nu9wcxkFMGNg6quQqL6RA 0s5Y6ir5vt9lD1JwBDIwOMJKHpHlpr69KfdHjyxSmriSfYz+USnWPY7AufNIadK6MEJMx9ApD/oD OlTrorhX2lFEilmcO2RdNtjC5xDF9pCuTyYBB5bi6bQ4syoJ3g9WQ0ymaiLzg5KdCXlKLjvcW893 SUOqXwnz5DrgnHtJTxOsQfEKIT7DmDSUCaxw7Rqn8787ZsmRM9e2VmPeBN4uqYvTtW7jvijg9N/y JsXecLq0q+WD6m8AAAD//wMAUEsDBBQABgAIAAAAIQA4/SH/1gAAAJQBAAALAAAAX3JlbHMvLnJl bHOkkMFqwzAMhu+DvYPRfXGawxijTi+j0GvpHsDYimMaW0Yy2fr2M4PBMnrbUb/Q94l/f/hMi1qR JVI2sOt6UJgd+ZiDgffL8ekFlFSbvV0oo4EbChzGx4f9GRdb25HMsYhqlCwG5lrLq9biZkxWOiqY 22YiTra2kYMu1l1tQD30/bPm3wwYN0x18gb45AdQl1tp5j/sFB2T0FQ7R0nTNEV3j6o9feQzro1i OWA14Fm+Q8a1a8+Bvu/d/dMb2JY5uiPbhG/ktn4cqGU/er3pcvwCAAD//wMAUEsDBBQABgAIAAAA IQCZ2PQonAEAAJQDAAAOAAAAZHJzL2Uyb0RvYy54bWysU01P3DAQvVfqf7B8Z5MAQm202T2A4FK1 qMAPMM54Y8n2WLbZZP99x97dLGorIRAXxx/z3sx7M1muJ2vYFkLU6DreLGrOwEnstdt0/Onx9uwb ZzEJ1wuDDjq+g8jXq69flqNv4RwHND0ERiQutqPv+JCSb6sqygGsiAv04OhRYbAi0TFsqj6Ikdit qc7r+qoaMfQ+oIQY6fZm/8hXhV8pkOmXUhESMx2n2lJZQ1mf81qtlqLdBOEHLQ9liA9UYYV2lHSm uhFJsJeg/6GyWgaMqNJCoq1QKS2haCA1Tf2XmodBeChayJzoZ5vi59HKn9trdx/IhtHHNvr7kFVM Ktj8pfrYVMzazWbBlJiky6vm8vvFJXkqj2/VCehDTHeAluVNx412WYdoxfZHTJSMQo8hdDilLru0 M5CDjfsNiumekjUFXaYCrk1gW0H9FFKCS03uIfGV6AxT2pgZWL8NPMRnKJSJeQ94RpTM6NIMttph +F/2NB1LVvv4owN73dmCZ+x3pSnFGmp9UXgY0zxbr88FfvqZVn8AAAD//wMAUEsDBBQABgAIAAAA IQCasyRQ4AAAAAkBAAAPAAAAZHJzL2Rvd25yZXYueG1sTI9Ba8JAEIXvhf6HZQq96UYpYmM2IpZS KxSpFfS4ZqdJ2uxs2F1N/Pcde2kvA4/He/O+bN7bRpzRh9qRgtEwAYFUOFNTqWD38TyYgghRk9GN I1RwwQDz/PYm06lxHb3jeRtLwSUUUq2girFNpQxFhVaHoWuR2Pt03urI0pfSeN1xuW3kOEkm0uqa +EOlW1xWWHxvT1bBm1+tlov15Ys2B9vtx+v95rV/Uer+rn+a8VnMQETs418Crgy8H3IednQnMkE0 CpgmKhiMQLD5OJk+gDj+apln8j9B/gMAAP//AwBQSwECLQAUAAYACAAAACEAtoM4kv4AAADhAQAA EwAAAAAAAAAAAAAAAAAAAAAAW0NvbnRlbnRfVHlwZXNdLnhtbFBLAQItABQABgAIAAAAIQA4/SH/ 1gAAAJQBAAALAAAAAAAAAAAAAAAAAC8BAABfcmVscy8ucmVsc1BLAQItABQABgAIAAAAIQCZ2PQo nAEAAJQDAAAOAAAAAAAAAAAAAAAAAC4CAABkcnMvZTJvRG9jLnhtbFBLAQItABQABgAIAAAAIQCa syRQ4AAAAAkBAAAPAAAAAAAAAAAAAAAAAPYDAABkcnMvZG93bnJldi54bWxQSwUGAAAAAAQABADz AAAAAwUAAAAA " strokecolor="#156082 [3204]" strokeweight=".5pt">
                 <v:stroke joinstyle="miter"/>

--- a/local_llm_es.docx
+++ b/local_llm_es.docx
@@ -2075,7 +2075,7 @@
               </wp:anchor>
             </w:drawing>
           </mc:Choice>
-          <mc:Fallback xmlns:ns9="http://schemas.openxmlformats.org/drawingml/2006/picture" xmlns:ns5="http://schemas.openxmlformats.org/drawingml/2006/main" xmlns:ns11="http://schemas.microsoft.com/office/drawing/2010/main">
+          <mc:Fallback xmlns:ns11="http://schemas.microsoft.com/office/drawing/2010/main" xmlns:ns5="http://schemas.openxmlformats.org/drawingml/2006/main" xmlns:ns9="http://schemas.openxmlformats.org/drawingml/2006/picture">
             <w:pict>
               <v:line w14:anchorId="16FFBEF1" id="Conexão Reta 2" o:spid="_x0000_s1026" style="position:absolute;z-index:251699200;visibility:visible;mso-wrap-style:square;mso-wrap-distance-left:9pt;mso-wrap-distance-top:0;mso-wrap-distance-right:9pt;mso-wrap-distance-bottom:0;mso-position-horizontal:absolute;mso-position-horizontal-relative:text;mso-position-vertical:absolute;mso-position-vertical-relative:text" from="0,-.05pt" to="484.2pt,-.05pt" o:gfxdata="UEsDBBQABgAIAAAAIQC2gziS/gAAAOEBAAATAAAAW0NvbnRlbnRfVHlwZXNdLnhtbJSRQU7DMBBF 90jcwfIWJU67QAgl6YK0S0CoHGBkTxKLZGx5TGhvj5O2G0SRWNoz/78nu9wcxkFMGNg6quQqL6RA 0s5Y6ir5vt9lD1JwBDIwOMJKHpHlpr69KfdHjyxSmriSfYz+USnWPY7AufNIadK6MEJMx9ApD/oD OlTrorhX2lFEilmcO2RdNtjC5xDF9pCuTyYBB5bi6bQ4syoJ3g9WQ0ymaiLzg5KdCXlKLjvcW893 SUOqXwnz5DrgnHtJTxOsQfEKIT7DmDSUCaxw7Rqn8787ZsmRM9e2VmPeBN4uqYvTtW7jvijg9N/y JsXecLq0q+WD6m8AAAD//wMAUEsDBBQABgAIAAAAIQA4/SH/1gAAAJQBAAALAAAAX3JlbHMvLnJl bHOkkMFqwzAMhu+DvYPRfXGawxijTi+j0GvpHsDYimMaW0Yy2fr2M4PBMnrbUb/Q94l/f/hMi1qR JVI2sOt6UJgd+ZiDgffL8ekFlFSbvV0oo4EbChzGx4f9GRdb25HMsYhqlCwG5lrLq9biZkxWOiqY 22YiTra2kYMu1l1tQD30/bPm3wwYN0x18gb45AdQl1tp5j/sFB2T0FQ7R0nTNEV3j6o9feQzro1i OWA14Fm+Q8a1a8+Bvu/d/dMb2JY5uiPbhG/ktn4cqGU/er3pcvwCAAD//wMAUEsDBBQABgAIAAAA IQCZ2PQonAEAAJQDAAAOAAAAZHJzL2Uyb0RvYy54bWysU01P3DAQvVfqf7B8Z5MAQm202T2A4FK1 qMAPMM54Y8n2WLbZZP99x97dLGorIRAXxx/z3sx7M1muJ2vYFkLU6DreLGrOwEnstdt0/Onx9uwb ZzEJ1wuDDjq+g8jXq69flqNv4RwHND0ERiQutqPv+JCSb6sqygGsiAv04OhRYbAi0TFsqj6Ikdit qc7r+qoaMfQ+oIQY6fZm/8hXhV8pkOmXUhESMx2n2lJZQ1mf81qtlqLdBOEHLQ9liA9UYYV2lHSm uhFJsJeg/6GyWgaMqNJCoq1QKS2haCA1Tf2XmodBeChayJzoZ5vi59HKn9trdx/IhtHHNvr7kFVM Ktj8pfrYVMzazWbBlJiky6vm8vvFJXkqj2/VCehDTHeAluVNx412WYdoxfZHTJSMQo8hdDilLru0 M5CDjfsNiumekjUFXaYCrk1gW0H9FFKCS03uIfGV6AxT2pgZWL8NPMRnKJSJeQ94RpTM6NIMttph +F/2NB1LVvv4owN73dmCZ+x3pSnFGmp9UXgY0zxbr88FfvqZVn8AAAD//wMAUEsDBBQABgAIAAAA IQCasyRQ4AAAAAkBAAAPAAAAZHJzL2Rvd25yZXYueG1sTI9Ba8JAEIXvhf6HZQq96UYpYmM2IpZS KxSpFfS4ZqdJ2uxs2F1N/Pcde2kvA4/He/O+bN7bRpzRh9qRgtEwAYFUOFNTqWD38TyYgghRk9GN I1RwwQDz/PYm06lxHb3jeRtLwSUUUq2girFNpQxFhVaHoWuR2Pt03urI0pfSeN1xuW3kOEkm0uqa +EOlW1xWWHxvT1bBm1+tlov15Ys2B9vtx+v95rV/Uer+rn+a8VnMQETs418Crgy8H3IednQnMkE0 CpgmKhiMQLD5OJk+gDj+apln8j9B/gMAAP//AwBQSwECLQAUAAYACAAAACEAtoM4kv4AAADhAQAA EwAAAAAAAAAAAAAAAAAAAAAAW0NvbnRlbnRfVHlwZXNdLnhtbFBLAQItABQABgAIAAAAIQA4/SH/ 1gAAAJQBAAALAAAAAAAAAAAAAAAAAC8BAABfcmVscy8ucmVsc1BLAQItABQABgAIAAAAIQCZ2PQo nAEAAJQDAAAOAAAAAAAAAAAAAAAAAC4CAABkcnMvZTJvRG9jLnhtbFBLAQItABQABgAIAAAAIQCa syRQ4AAAAAkBAAAPAAAAAAAAAAAAAAAAAPYDAABkcnMvZG93bnJldi54bWxQSwUGAAAAAAQABADz AAAAAwUAAAAA " strokecolor="#156082 [3204]" strokeweight=".5pt">
                 <v:stroke joinstyle="miter"/>
@@ -2183,7 +2183,7 @@
               </wp:anchor>
             </w:drawing>
           </mc:Choice>
-          <mc:Fallback xmlns:ns9="http://schemas.openxmlformats.org/drawingml/2006/picture" xmlns:ns5="http://schemas.openxmlformats.org/drawingml/2006/main" xmlns:ns11="http://schemas.microsoft.com/office/drawing/2010/main">
+          <mc:Fallback xmlns:ns11="http://schemas.microsoft.com/office/drawing/2010/main" xmlns:ns5="http://schemas.openxmlformats.org/drawingml/2006/main" xmlns:ns9="http://schemas.openxmlformats.org/drawingml/2006/picture">
             <w:pict>
               <v:line w14:anchorId="17B95DA5" id="Conexão Reta 2" o:spid="_x0000_s1026" style="position:absolute;z-index:251701248;visibility:visible;mso-wrap-style:square;mso-wrap-distance-left:9pt;mso-wrap-distance-top:0;mso-wrap-distance-right:9pt;mso-wrap-distance-bottom:0;mso-position-horizontal:absolute;mso-position-horizontal-relative:text;mso-position-vertical:absolute;mso-position-vertical-relative:text" from="0,0" to="484.2pt,0" o:gfxdata="UEsDBBQABgAIAAAAIQC2gziS/gAAAOEBAAATAAAAW0NvbnRlbnRfVHlwZXNdLnhtbJSRQU7DMBBF 90jcwfIWJU67QAgl6YK0S0CoHGBkTxKLZGx5TGhvj5O2G0SRWNoz/78nu9wcxkFMGNg6quQqL6RA 0s5Y6ir5vt9lD1JwBDIwOMJKHpHlpr69KfdHjyxSmriSfYz+USnWPY7AufNIadK6MEJMx9ApD/oD OlTrorhX2lFEilmcO2RdNtjC5xDF9pCuTyYBB5bi6bQ4syoJ3g9WQ0ymaiLzg5KdCXlKLjvcW893 SUOqXwnz5DrgnHtJTxOsQfEKIT7DmDSUCaxw7Rqn8787ZsmRM9e2VmPeBN4uqYvTtW7jvijg9N/y JsXecLq0q+WD6m8AAAD//wMAUEsDBBQABgAIAAAAIQA4/SH/1gAAAJQBAAALAAAAX3JlbHMvLnJl bHOkkMFqwzAMhu+DvYPRfXGawxijTi+j0GvpHsDYimMaW0Yy2fr2M4PBMnrbUb/Q94l/f/hMi1qR JVI2sOt6UJgd+ZiDgffL8ekFlFSbvV0oo4EbChzGx4f9GRdb25HMsYhqlCwG5lrLq9biZkxWOiqY 22YiTra2kYMu1l1tQD30/bPm3wwYN0x18gb45AdQl1tp5j/sFB2T0FQ7R0nTNEV3j6o9feQzro1i OWA14Fm+Q8a1a8+Bvu/d/dMb2JY5uiPbhG/ktn4cqGU/er3pcvwCAAD//wMAUEsDBBQABgAIAAAA IQCZ2PQonAEAAJQDAAAOAAAAZHJzL2Uyb0RvYy54bWysU01P3DAQvVfqf7B8Z5MAQm202T2A4FK1 qMAPMM54Y8n2WLbZZP99x97dLGorIRAXxx/z3sx7M1muJ2vYFkLU6DreLGrOwEnstdt0/Onx9uwb ZzEJ1wuDDjq+g8jXq69flqNv4RwHND0ERiQutqPv+JCSb6sqygGsiAv04OhRYbAi0TFsqj6Ikdit qc7r+qoaMfQ+oIQY6fZm/8hXhV8pkOmXUhESMx2n2lJZQ1mf81qtlqLdBOEHLQ9liA9UYYV2lHSm uhFJsJeg/6GyWgaMqNJCoq1QKS2haCA1Tf2XmodBeChayJzoZ5vi59HKn9trdx/IhtHHNvr7kFVM Ktj8pfrYVMzazWbBlJiky6vm8vvFJXkqj2/VCehDTHeAluVNx412WYdoxfZHTJSMQo8hdDilLru0 M5CDjfsNiumekjUFXaYCrk1gW0H9FFKCS03uIfGV6AxT2pgZWL8NPMRnKJSJeQ94RpTM6NIMttph +F/2NB1LVvv4owN73dmCZ+x3pSnFGmp9UXgY0zxbr88FfvqZVn8AAAD//wMAUEsDBBQABgAIAAAA IQBdcTjb3gAAAAcBAAAPAAAAZHJzL2Rvd25yZXYueG1sTI9Ba8JAEIXvBf/DMkJvdVMpYmM2IpZS KxSpLdjjmp0m0exs2F1N/Pcde2kvDx6PefO9bN7bRpzRh9qRgvtRAgKpcKamUsHnx/PdFESImoxu HKGCCwaY54ObTKfGdfSO520sBZdQSLWCKsY2lTIUFVodRq5F4uzbeasjW19K43XH5baR4ySZSKtr 4g+VbnFZYXHcnqyCN79aLRfry4E2X7bbjde7zWv/otTtsH+asSxmICL28e8CrhuYH3IG27sTmSAa Bbwm/ipnj5PpA4j91co8k//58x8AAAD//wMAUEsBAi0AFAAGAAgAAAAhALaDOJL+AAAA4QEAABMA AAAAAAAAAAAAAAAAAAAAAFtDb250ZW50X1R5cGVzXS54bWxQSwECLQAUAAYACAAAACEAOP0h/9YA AACUAQAACwAAAAAAAAAAAAAAAAAvAQAAX3JlbHMvLnJlbHNQSwECLQAUAAYACAAAACEAmdj0KJwB AACUAwAADgAAAAAAAAAAAAAAAAAuAgAAZHJzL2Uyb0RvYy54bWxQSwECLQAUAAYACAAAACEAXXE4 294AAAAHAQAADwAAAAAAAAAAAAAAAAD2AwAAZHJzL2Rvd25yZXYueG1sUEsFBgAAAAAEAAQA8wAA AAEFAAAAAA== " strokecolor="#156082 [3204]" strokeweight=".5pt">
                 <v:stroke joinstyle="miter"/>
@@ -2647,7 +2647,7 @@
               </wp:anchor>
             </w:drawing>
           </mc:Choice>
-          <mc:Fallback xmlns:ns9="http://schemas.openxmlformats.org/drawingml/2006/picture" xmlns:ns5="http://schemas.openxmlformats.org/drawingml/2006/main" xmlns:ns11="http://schemas.microsoft.com/office/drawing/2010/main">
+          <mc:Fallback xmlns:ns11="http://schemas.microsoft.com/office/drawing/2010/main" xmlns:ns5="http://schemas.openxmlformats.org/drawingml/2006/main" xmlns:ns9="http://schemas.openxmlformats.org/drawingml/2006/picture">
             <w:pict>
               <v:line w14:anchorId="65E0A2AF" id="Conexão Reta 3" o:spid="_x0000_s1026" style="position:absolute;z-index:251697152;visibility:visible;mso-wrap-style:square;mso-wrap-distance-left:9pt;mso-wrap-distance-top:0;mso-wrap-distance-right:9pt;mso-wrap-distance-bottom:0;mso-position-horizontal:absolute;mso-position-horizontal-relative:text;mso-position-vertical:absolute;mso-position-vertical-relative:text" from="0,-.05pt" to="484.2pt,-.05pt" o:gfxdata="UEsDBBQABgAIAAAAIQC2gziS/gAAAOEBAAATAAAAW0NvbnRlbnRfVHlwZXNdLnhtbJSRQU7DMBBF 90jcwfIWJU67QAgl6YK0S0CoHGBkTxKLZGx5TGhvj5O2G0SRWNoz/78nu9wcxkFMGNg6quQqL6RA 0s5Y6ir5vt9lD1JwBDIwOMJKHpHlpr69KfdHjyxSmriSfYz+USnWPY7AufNIadK6MEJMx9ApD/oD OlTrorhX2lFEilmcO2RdNtjC5xDF9pCuTyYBB5bi6bQ4syoJ3g9WQ0ymaiLzg5KdCXlKLjvcW893 SUOqXwnz5DrgnHtJTxOsQfEKIT7DmDSUCaxw7Rqn8787ZsmRM9e2VmPeBN4uqYvTtW7jvijg9N/y JsXecLq0q+WD6m8AAAD//wMAUEsDBBQABgAIAAAAIQA4/SH/1gAAAJQBAAALAAAAX3JlbHMvLnJl bHOkkMFqwzAMhu+DvYPRfXGawxijTi+j0GvpHsDYimMaW0Yy2fr2M4PBMnrbUb/Q94l/f/hMi1qR JVI2sOt6UJgd+ZiDgffL8ekFlFSbvV0oo4EbChzGx4f9GRdb25HMsYhqlCwG5lrLq9biZkxWOiqY 22YiTra2kYMu1l1tQD30/bPm3wwYN0x18gb45AdQl1tp5j/sFB2T0FQ7R0nTNEV3j6o9feQzro1i OWA14Fm+Q8a1a8+Bvu/d/dMb2JY5uiPbhG/ktn4cqGU/er3pcvwCAAD//wMAUEsDBBQABgAIAAAA IQCZ2PQonAEAAJQDAAAOAAAAZHJzL2Uyb0RvYy54bWysU01P3DAQvVfqf7B8Z5MAQm202T2A4FK1 qMAPMM54Y8n2WLbZZP99x97dLGorIRAXxx/z3sx7M1muJ2vYFkLU6DreLGrOwEnstdt0/Onx9uwb ZzEJ1wuDDjq+g8jXq69flqNv4RwHND0ERiQutqPv+JCSb6sqygGsiAv04OhRYbAi0TFsqj6Ikdit qc7r+qoaMfQ+oIQY6fZm/8hXhV8pkOmXUhESMx2n2lJZQ1mf81qtlqLdBOEHLQ9liA9UYYV2lHSm uhFJsJeg/6GyWgaMqNJCoq1QKS2haCA1Tf2XmodBeChayJzoZ5vi59HKn9trdx/IhtHHNvr7kFVM Ktj8pfrYVMzazWbBlJiky6vm8vvFJXkqj2/VCehDTHeAluVNx412WYdoxfZHTJSMQo8hdDilLru0 M5CDjfsNiumekjUFXaYCrk1gW0H9FFKCS03uIfGV6AxT2pgZWL8NPMRnKJSJeQ94RpTM6NIMttph +F/2NB1LVvv4owN73dmCZ+x3pSnFGmp9UXgY0zxbr88FfvqZVn8AAAD//wMAUEsDBBQABgAIAAAA IQCasyRQ4AAAAAkBAAAPAAAAZHJzL2Rvd25yZXYueG1sTI9Ba8JAEIXvhf6HZQq96UYpYmM2IpZS KxSpFfS4ZqdJ2uxs2F1N/Pcde2kvA4/He/O+bN7bRpzRh9qRgtEwAYFUOFNTqWD38TyYgghRk9GN I1RwwQDz/PYm06lxHb3jeRtLwSUUUq2girFNpQxFhVaHoWuR2Pt03urI0pfSeN1xuW3kOEkm0uqa +EOlW1xWWHxvT1bBm1+tlov15Ys2B9vtx+v95rV/Uer+rn+a8VnMQETs418Crgy8H3IednQnMkE0 CpgmKhiMQLD5OJk+gDj+apln8j9B/gMAAP//AwBQSwECLQAUAAYACAAAACEAtoM4kv4AAADhAQAA EwAAAAAAAAAAAAAAAAAAAAAAW0NvbnRlbnRfVHlwZXNdLnhtbFBLAQItABQABgAIAAAAIQA4/SH/ 1gAAAJQBAAALAAAAAAAAAAAAAAAAAC8BAABfcmVscy8ucmVsc1BLAQItABQABgAIAAAAIQCZ2PQo nAEAAJQDAAAOAAAAAAAAAAAAAAAAAC4CAABkcnMvZTJvRG9jLnhtbFBLAQItABQABgAIAAAAIQCa syRQ4AAAAAkBAAAPAAAAAAAAAAAAAAAAAPYDAABkcnMvZG93bnJldi54bWxQSwUGAAAAAAQABADz AAAAAwUAAAAA " strokecolor="#156082 [3204]" strokeweight=".5pt">
                 <v:stroke joinstyle="miter"/>
@@ -3566,7 +3566,7 @@
               </wp:anchor>
             </w:drawing>
           </mc:Choice>
-          <mc:Fallback xmlns:ns9="http://schemas.openxmlformats.org/drawingml/2006/picture" xmlns:ns5="http://schemas.openxmlformats.org/drawingml/2006/main" xmlns:ns11="http://schemas.microsoft.com/office/drawing/2010/main">
+          <mc:Fallback xmlns:ns11="http://schemas.microsoft.com/office/drawing/2010/main" xmlns:ns5="http://schemas.openxmlformats.org/drawingml/2006/main" xmlns:ns9="http://schemas.openxmlformats.org/drawingml/2006/picture">
             <w:pict>
               <v:line w14:anchorId="65E692E1" id="Conexão Reta 2" o:spid="_x0000_s1026" style="position:absolute;z-index:251703296;visibility:visible;mso-wrap-style:square;mso-wrap-distance-left:9pt;mso-wrap-distance-top:0;mso-wrap-distance-right:9pt;mso-wrap-distance-bottom:0;mso-position-horizontal:absolute;mso-position-horizontal-relative:text;mso-position-vertical:absolute;mso-position-vertical-relative:text" from="0,-.05pt" to="484.2pt,-.05pt" o:gfxdata="UEsDBBQABgAIAAAAIQC2gziS/gAAAOEBAAATAAAAW0NvbnRlbnRfVHlwZXNdLnhtbJSRQU7DMBBF 90jcwfIWJU67QAgl6YK0S0CoHGBkTxKLZGx5TGhvj5O2G0SRWNoz/78nu9wcxkFMGNg6quQqL6RA 0s5Y6ir5vt9lD1JwBDIwOMJKHpHlpr69KfdHjyxSmriSfYz+USnWPY7AufNIadK6MEJMx9ApD/oD OlTrorhX2lFEilmcO2RdNtjC5xDF9pCuTyYBB5bi6bQ4syoJ3g9WQ0ymaiLzg5KdCXlKLjvcW893 SUOqXwnz5DrgnHtJTxOsQfEKIT7DmDSUCaxw7Rqn8787ZsmRM9e2VmPeBN4uqYvTtW7jvijg9N/y JsXecLq0q+WD6m8AAAD//wMAUEsDBBQABgAIAAAAIQA4/SH/1gAAAJQBAAALAAAAX3JlbHMvLnJl bHOkkMFqwzAMhu+DvYPRfXGawxijTi+j0GvpHsDYimMaW0Yy2fr2M4PBMnrbUb/Q94l/f/hMi1qR JVI2sOt6UJgd+ZiDgffL8ekFlFSbvV0oo4EbChzGx4f9GRdb25HMsYhqlCwG5lrLq9biZkxWOiqY 22YiTra2kYMu1l1tQD30/bPm3wwYN0x18gb45AdQl1tp5j/sFB2T0FQ7R0nTNEV3j6o9feQzro1i OWA14Fm+Q8a1a8+Bvu/d/dMb2JY5uiPbhG/ktn4cqGU/er3pcvwCAAD//wMAUEsDBBQABgAIAAAA IQCZ2PQonAEAAJQDAAAOAAAAZHJzL2Uyb0RvYy54bWysU01P3DAQvVfqf7B8Z5MAQm202T2A4FK1 qMAPMM54Y8n2WLbZZP99x97dLGorIRAXxx/z3sx7M1muJ2vYFkLU6DreLGrOwEnstdt0/Onx9uwb ZzEJ1wuDDjq+g8jXq69flqNv4RwHND0ERiQutqPv+JCSb6sqygGsiAv04OhRYbAi0TFsqj6Ikdit qc7r+qoaMfQ+oIQY6fZm/8hXhV8pkOmXUhESMx2n2lJZQ1mf81qtlqLdBOEHLQ9liA9UYYV2lHSm uhFJsJeg/6GyWgaMqNJCoq1QKS2haCA1Tf2XmodBeChayJzoZ5vi59HKn9trdx/IhtHHNvr7kFVM Ktj8pfrYVMzazWbBlJiky6vm8vvFJXkqj2/VCehDTHeAluVNx412WYdoxfZHTJSMQo8hdDilLru0 M5CDjfsNiumekjUFXaYCrk1gW0H9FFKCS03uIfGV6AxT2pgZWL8NPMRnKJSJeQ94RpTM6NIMttph +F/2NB1LVvv4owN73dmCZ+x3pSnFGmp9UXgY0zxbr88FfvqZVn8AAAD//wMAUEsDBBQABgAIAAAA IQCasyRQ4AAAAAkBAAAPAAAAZHJzL2Rvd25yZXYueG1sTI9Ba8JAEIXvhf6HZQq96UYpYmM2IpZS KxSpFfS4ZqdJ2uxs2F1N/Pcde2kvA4/He/O+bN7bRpzRh9qRgtEwAYFUOFNTqWD38TyYgghRk9GN I1RwwQDz/PYm06lxHb3jeRtLwSUUUq2girFNpQxFhVaHoWuR2Pt03urI0pfSeN1xuW3kOEkm0uqa +EOlW1xWWHxvT1bBm1+tlov15Ys2B9vtx+v95rV/Uer+rn+a8VnMQETs418Crgy8H3IednQnMkE0 CpgmKhiMQLD5OJk+gDj+apln8j9B/gMAAP//AwBQSwECLQAUAAYACAAAACEAtoM4kv4AAADhAQAA EwAAAAAAAAAAAAAAAAAAAAAAW0NvbnRlbnRfVHlwZXNdLnhtbFBLAQItABQABgAIAAAAIQA4/SH/ 1gAAAJQBAAALAAAAAAAAAAAAAAAAAC8BAABfcmVscy8ucmVsc1BLAQItABQABgAIAAAAIQCZ2PQo nAEAAJQDAAAOAAAAAAAAAAAAAAAAAC4CAABkcnMvZTJvRG9jLnhtbFBLAQItABQABgAIAAAAIQCa syRQ4AAAAAkBAAAPAAAAAAAAAAAAAAAAAPYDAABkcnMvZG93bnJldi54bWxQSwUGAAAAAAQABADz AAAAAwUAAAAA " strokecolor="#156082 [3204]" strokeweight=".5pt">
                 <v:stroke joinstyle="miter"/>
@@ -4201,7 +4201,7 @@
               </wp:anchor>
             </w:drawing>
           </mc:Choice>
-          <mc:Fallback xmlns:ns9="http://schemas.openxmlformats.org/drawingml/2006/picture" xmlns:ns5="http://schemas.openxmlformats.org/drawingml/2006/main" xmlns:ns11="http://schemas.microsoft.com/office/drawing/2010/main">
+          <mc:Fallback xmlns:ns11="http://schemas.microsoft.com/office/drawing/2010/main" xmlns:ns5="http://schemas.openxmlformats.org/drawingml/2006/main" xmlns:ns9="http://schemas.openxmlformats.org/drawingml/2006/picture">
             <w:pict>
               <v:line w14:anchorId="741A5B90" id="Conexão Reta 2" o:spid="_x0000_s1026" style="position:absolute;z-index:251705344;visibility:visible;mso-wrap-style:square;mso-wrap-distance-left:9pt;mso-wrap-distance-top:0;mso-wrap-distance-right:9pt;mso-wrap-distance-bottom:0;mso-position-horizontal:absolute;mso-position-horizontal-relative:text;mso-position-vertical:absolute;mso-position-vertical-relative:text" from="0,0" to="484.2pt,0" o:gfxdata="UEsDBBQABgAIAAAAIQC2gziS/gAAAOEBAAATAAAAW0NvbnRlbnRfVHlwZXNdLnhtbJSRQU7DMBBF 90jcwfIWJU67QAgl6YK0S0CoHGBkTxKLZGx5TGhvj5O2G0SRWNoz/78nu9wcxkFMGNg6quQqL6RA 0s5Y6ir5vt9lD1JwBDIwOMJKHpHlpr69KfdHjyxSmriSfYz+USnWPY7AufNIadK6MEJMx9ApD/oD OlTrorhX2lFEilmcO2RdNtjC5xDF9pCuTyYBB5bi6bQ4syoJ3g9WQ0ymaiLzg5KdCXlKLjvcW893 SUOqXwnz5DrgnHtJTxOsQfEKIT7DmDSUCaxw7Rqn8787ZsmRM9e2VmPeBN4uqYvTtW7jvijg9N/y JsXecLq0q+WD6m8AAAD//wMAUEsDBBQABgAIAAAAIQA4/SH/1gAAAJQBAAALAAAAX3JlbHMvLnJl bHOkkMFqwzAMhu+DvYPRfXGawxijTi+j0GvpHsDYimMaW0Yy2fr2M4PBMnrbUb/Q94l/f/hMi1qR JVI2sOt6UJgd+ZiDgffL8ekFlFSbvV0oo4EbChzGx4f9GRdb25HMsYhqlCwG5lrLq9biZkxWOiqY 22YiTra2kYMu1l1tQD30/bPm3wwYN0x18gb45AdQl1tp5j/sFB2T0FQ7R0nTNEV3j6o9feQzro1i OWA14Fm+Q8a1a8+Bvu/d/dMb2JY5uiPbhG/ktn4cqGU/er3pcvwCAAD//wMAUEsDBBQABgAIAAAA IQCZ2PQonAEAAJQDAAAOAAAAZHJzL2Uyb0RvYy54bWysU01P3DAQvVfqf7B8Z5MAQm202T2A4FK1 qMAPMM54Y8n2WLbZZP99x97dLGorIRAXxx/z3sx7M1muJ2vYFkLU6DreLGrOwEnstdt0/Onx9uwb ZzEJ1wuDDjq+g8jXq69flqNv4RwHND0ERiQutqPv+JCSb6sqygGsiAv04OhRYbAi0TFsqj6Ikdit qc7r+qoaMfQ+oIQY6fZm/8hXhV8pkOmXUhESMx2n2lJZQ1mf81qtlqLdBOEHLQ9liA9UYYV2lHSm uhFJsJeg/6GyWgaMqNJCoq1QKS2haCA1Tf2XmodBeChayJzoZ5vi59HKn9trdx/IhtHHNvr7kFVM Ktj8pfrYVMzazWbBlJiky6vm8vvFJXkqj2/VCehDTHeAluVNx412WYdoxfZHTJSMQo8hdDilLru0 M5CDjfsNiumekjUFXaYCrk1gW0H9FFKCS03uIfGV6AxT2pgZWL8NPMRnKJSJeQ94RpTM6NIMttph +F/2NB1LVvv4owN73dmCZ+x3pSnFGmp9UXgY0zxbr88FfvqZVn8AAAD//wMAUEsDBBQABgAIAAAA IQBdcTjb3gAAAAcBAAAPAAAAZHJzL2Rvd25yZXYueG1sTI9Ba8JAEIXvBf/DMkJvdVMpYmM2IpZS KxSpLdjjmp0m0exs2F1N/Pcde2kvDx6PefO9bN7bRpzRh9qRgvtRAgKpcKamUsHnx/PdFESImoxu HKGCCwaY54ObTKfGdfSO520sBZdQSLWCKsY2lTIUFVodRq5F4uzbeasjW19K43XH5baR4ySZSKtr 4g+VbnFZYXHcnqyCN79aLRfry4E2X7bbjde7zWv/otTtsH+asSxmICL28e8CrhuYH3IG27sTmSAa Bbwm/ipnj5PpA4j91co8k//58x8AAAD//wMAUEsBAi0AFAAGAAgAAAAhALaDOJL+AAAA4QEAABMA AAAAAAAAAAAAAAAAAAAAAFtDb250ZW50X1R5cGVzXS54bWxQSwECLQAUAAYACAAAACEAOP0h/9YA AACUAQAACwAAAAAAAAAAAAAAAAAvAQAAX3JlbHMvLnJlbHNQSwECLQAUAAYACAAAACEAmdj0KJwB AACUAwAADgAAAAAAAAAAAAAAAAAuAgAAZHJzL2Uyb0RvYy54bWxQSwECLQAUAAYACAAAACEAXXE4 294AAAAHAQAADwAAAAAAAAAAAAAAAAD2AwAAZHJzL2Rvd25yZXYueG1sUEsFBgAAAAAEAAQA8wAA AAEFAAAAAA== " strokecolor="#156082 [3204]" strokeweight=".5pt">
                 <v:stroke joinstyle="miter"/>
@@ -4777,7 +4777,7 @@
               </wp:anchor>
             </w:drawing>
           </mc:Choice>
-          <mc:Fallback xmlns:ns9="http://schemas.openxmlformats.org/drawingml/2006/picture" xmlns:ns5="http://schemas.openxmlformats.org/drawingml/2006/main" xmlns:ns11="http://schemas.microsoft.com/office/drawing/2010/main">
+          <mc:Fallback xmlns:ns11="http://schemas.microsoft.com/office/drawing/2010/main" xmlns:ns5="http://schemas.openxmlformats.org/drawingml/2006/main" xmlns:ns9="http://schemas.openxmlformats.org/drawingml/2006/picture">
             <w:pict>
               <v:line w14:anchorId="10BAAF4A" id="Conexão Reta 2" o:spid="_x0000_s1026" style="position:absolute;z-index:251707392;visibility:visible;mso-wrap-style:square;mso-wrap-distance-left:9pt;mso-wrap-distance-top:0;mso-wrap-distance-right:9pt;mso-wrap-distance-bottom:0;mso-position-horizontal:absolute;mso-position-horizontal-relative:text;mso-position-vertical:absolute;mso-position-vertical-relative:text" from="0,-.05pt" to="484.2pt,-.05pt" o:gfxdata="UEsDBBQABgAIAAAAIQC2gziS/gAAAOEBAAATAAAAW0NvbnRlbnRfVHlwZXNdLnhtbJSRQU7DMBBF 90jcwfIWJU67QAgl6YK0S0CoHGBkTxKLZGx5TGhvj5O2G0SRWNoz/78nu9wcxkFMGNg6quQqL6RA 0s5Y6ir5vt9lD1JwBDIwOMJKHpHlpr69KfdHjyxSmriSfYz+USnWPY7AufNIadK6MEJMx9ApD/oD OlTrorhX2lFEilmcO2RdNtjC5xDF9pCuTyYBB5bi6bQ4syoJ3g9WQ0ymaiLzg5KdCXlKLjvcW893 SUOqXwnz5DrgnHtJTxOsQfEKIT7DmDSUCaxw7Rqn8787ZsmRM9e2VmPeBN4uqYvTtW7jvijg9N/y JsXecLq0q+WD6m8AAAD//wMAUEsDBBQABgAIAAAAIQA4/SH/1gAAAJQBAAALAAAAX3JlbHMvLnJl bHOkkMFqwzAMhu+DvYPRfXGawxijTi+j0GvpHsDYimMaW0Yy2fr2M4PBMnrbUb/Q94l/f/hMi1qR JVI2sOt6UJgd+ZiDgffL8ekFlFSbvV0oo4EbChzGx4f9GRdb25HMsYhqlCwG5lrLq9biZkxWOiqY 22YiTra2kYMu1l1tQD30/bPm3wwYN0x18gb45AdQl1tp5j/sFB2T0FQ7R0nTNEV3j6o9feQzro1i OWA14Fm+Q8a1a8+Bvu/d/dMb2JY5uiPbhG/ktn4cqGU/er3pcvwCAAD//wMAUEsDBBQABgAIAAAA IQCZ2PQonAEAAJQDAAAOAAAAZHJzL2Uyb0RvYy54bWysU01P3DAQvVfqf7B8Z5MAQm202T2A4FK1 qMAPMM54Y8n2WLbZZP99x97dLGorIRAXxx/z3sx7M1muJ2vYFkLU6DreLGrOwEnstdt0/Onx9uwb ZzEJ1wuDDjq+g8jXq69flqNv4RwHND0ERiQutqPv+JCSb6sqygGsiAv04OhRYbAi0TFsqj6Ikdit qc7r+qoaMfQ+oIQY6fZm/8hXhV8pkOmXUhESMx2n2lJZQ1mf81qtlqLdBOEHLQ9liA9UYYV2lHSm uhFJsJeg/6GyWgaMqNJCoq1QKS2haCA1Tf2XmodBeChayJzoZ5vi59HKn9trdx/IhtHHNvr7kFVM Ktj8pfrYVMzazWbBlJiky6vm8vvFJXkqj2/VCehDTHeAluVNx412WYdoxfZHTJSMQo8hdDilLru0 M5CDjfsNiumekjUFXaYCrk1gW0H9FFKCS03uIfGV6AxT2pgZWL8NPMRnKJSJeQ94RpTM6NIMttph +F/2NB1LVvv4owN73dmCZ+x3pSnFGmp9UXgY0zxbr88FfvqZVn8AAAD//wMAUEsDBBQABgAIAAAA IQCasyRQ4AAAAAkBAAAPAAAAZHJzL2Rvd25yZXYueG1sTI9Ba8JAEIXvhf6HZQq96UYpYmM2IpZS KxSpFfS4ZqdJ2uxs2F1N/Pcde2kvA4/He/O+bN7bRpzRh9qRgtEwAYFUOFNTqWD38TyYgghRk9GN I1RwwQDz/PYm06lxHb3jeRtLwSUUUq2girFNpQxFhVaHoWuR2Pt03urI0pfSeN1xuW3kOEkm0uqa +EOlW1xWWHxvT1bBm1+tlov15Ys2B9vtx+v95rV/Uer+rn+a8VnMQETs418Crgy8H3IednQnMkE0 CpgmKhiMQLD5OJk+gDj+apln8j9B/gMAAP//AwBQSwECLQAUAAYACAAAACEAtoM4kv4AAADhAQAA EwAAAAAAAAAAAAAAAAAAAAAAW0NvbnRlbnRfVHlwZXNdLnhtbFBLAQItABQABgAIAAAAIQA4/SH/ 1gAAAJQBAAALAAAAAAAAAAAAAAAAAC8BAABfcmVscy8ucmVsc1BLAQItABQABgAIAAAAIQCZ2PQo nAEAAJQDAAAOAAAAAAAAAAAAAAAAAC4CAABkcnMvZTJvRG9jLnhtbFBLAQItABQABgAIAAAAIQCa syRQ4AAAAAkBAAAPAAAAAAAAAAAAAAAAAPYDAABkcnMvZG93bnJldi54bWxQSwUGAAAAAAQABADz AAAAAwUAAAAA " strokecolor="#156082 [3204]" strokeweight=".5pt">
                 <v:stroke joinstyle="miter"/>
@@ -4993,7 +4993,7 @@
               </wp:anchor>
             </w:drawing>
           </mc:Choice>
-          <mc:Fallback xmlns:ns9="http://schemas.openxmlformats.org/drawingml/2006/picture" xmlns:ns5="http://schemas.openxmlformats.org/drawingml/2006/main" xmlns:ns11="http://schemas.microsoft.com/office/drawing/2010/main">
+          <mc:Fallback xmlns:ns11="http://schemas.microsoft.com/office/drawing/2010/main" xmlns:ns5="http://schemas.openxmlformats.org/drawingml/2006/main" xmlns:ns9="http://schemas.openxmlformats.org/drawingml/2006/picture">
             <w:pict>
               <v:line w14:anchorId="44DE2E80" id="Conexão Reta 3" o:spid="_x0000_s1026" style="position:absolute;z-index:251668480;visibility:visible;mso-wrap-style:square;mso-wrap-distance-left:9pt;mso-wrap-distance-top:0;mso-wrap-distance-right:9pt;mso-wrap-distance-bottom:0;mso-position-horizontal:absolute;mso-position-horizontal-relative:text;mso-position-vertical:absolute;mso-position-vertical-relative:text" from="0,0" to="484.2pt,0" o:gfxdata="UEsDBBQABgAIAAAAIQC2gziS/gAAAOEBAAATAAAAW0NvbnRlbnRfVHlwZXNdLnhtbJSRQU7DMBBF 90jcwfIWJU67QAgl6YK0S0CoHGBkTxKLZGx5TGhvj5O2G0SRWNoz/78nu9wcxkFMGNg6quQqL6RA 0s5Y6ir5vt9lD1JwBDIwOMJKHpHlpr69KfdHjyxSmriSfYz+USnWPY7AufNIadK6MEJMx9ApD/oD OlTrorhX2lFEilmcO2RdNtjC5xDF9pCuTyYBB5bi6bQ4syoJ3g9WQ0ymaiLzg5KdCXlKLjvcW893 SUOqXwnz5DrgnHtJTxOsQfEKIT7DmDSUCaxw7Rqn8787ZsmRM9e2VmPeBN4uqYvTtW7jvijg9N/y JsXecLq0q+WD6m8AAAD//wMAUEsDBBQABgAIAAAAIQA4/SH/1gAAAJQBAAALAAAAX3JlbHMvLnJl bHOkkMFqwzAMhu+DvYPRfXGawxijTi+j0GvpHsDYimMaW0Yy2fr2M4PBMnrbUb/Q94l/f/hMi1qR JVI2sOt6UJgd+ZiDgffL8ekFlFSbvV0oo4EbChzGx4f9GRdb25HMsYhqlCwG5lrLq9biZkxWOiqY 22YiTra2kYMu1l1tQD30/bPm3wwYN0x18gb45AdQl1tp5j/sFB2T0FQ7R0nTNEV3j6o9feQzro1i OWA14Fm+Q8a1a8+Bvu/d/dMb2JY5uiPbhG/ktn4cqGU/er3pcvwCAAD//wMAUEsDBBQABgAIAAAA IQCZ2PQonAEAAJQDAAAOAAAAZHJzL2Uyb0RvYy54bWysU01P3DAQvVfqf7B8Z5MAQm202T2A4FK1 qMAPMM54Y8n2WLbZZP99x97dLGorIRAXxx/z3sx7M1muJ2vYFkLU6DreLGrOwEnstdt0/Onx9uwb ZzEJ1wuDDjq+g8jXq69flqNv4RwHND0ERiQutqPv+JCSb6sqygGsiAv04OhRYbAi0TFsqj6Ikdit qc7r+qoaMfQ+oIQY6fZm/8hXhV8pkOmXUhESMx2n2lJZQ1mf81qtlqLdBOEHLQ9liA9UYYV2lHSm uhFJsJeg/6GyWgaMqNJCoq1QKS2haCA1Tf2XmodBeChayJzoZ5vi59HKn9trdx/IhtHHNvr7kFVM Ktj8pfrYVMzazWbBlJiky6vm8vvFJXkqj2/VCehDTHeAluVNx412WYdoxfZHTJSMQo8hdDilLru0 M5CDjfsNiumekjUFXaYCrk1gW0H9FFKCS03uIfGV6AxT2pgZWL8NPMRnKJSJeQ94RpTM6NIMttph +F/2NB1LVvv4owN73dmCZ+x3pSnFGmp9UXgY0zxbr88FfvqZVn8AAAD//wMAUEsDBBQABgAIAAAA IQBdcTjb3gAAAAcBAAAPAAAAZHJzL2Rvd25yZXYueG1sTI9Ba8JAEIXvBf/DMkJvdVMpYmM2IpZS KxSpLdjjmp0m0exs2F1N/Pcde2kvDx6PefO9bN7bRpzRh9qRgvtRAgKpcKamUsHnx/PdFESImoxu HKGCCwaY54ObTKfGdfSO520sBZdQSLWCKsY2lTIUFVodRq5F4uzbeasjW19K43XH5baR4ySZSKtr 4g+VbnFZYXHcnqyCN79aLRfry4E2X7bbjde7zWv/otTtsH+asSxmICL28e8CrhuYH3IG27sTmSAa Bbwm/ipnj5PpA4j91co8k//58x8AAAD//wMAUEsBAi0AFAAGAAgAAAAhALaDOJL+AAAA4QEAABMA AAAAAAAAAAAAAAAAAAAAAFtDb250ZW50X1R5cGVzXS54bWxQSwECLQAUAAYACAAAACEAOP0h/9YA AACUAQAACwAAAAAAAAAAAAAAAAAvAQAAX3JlbHMvLnJlbHNQSwECLQAUAAYACAAAACEAmdj0KJwB AACUAwAADgAAAAAAAAAAAAAAAAAuAgAAZHJzL2Uyb0RvYy54bWxQSwECLQAUAAYACAAAACEAXXE4 294AAAAHAQAADwAAAAAAAAAAAAAAAAD2AwAAZHJzL2Rvd25yZXYueG1sUEsFBgAAAAAEAAQA8wAA AAEFAAAAAA== " strokecolor="#156082 [3204]" strokeweight=".5pt">
                 <v:stroke joinstyle="miter"/>
@@ -5243,7 +5243,7 @@
               </wp:anchor>
             </w:drawing>
           </mc:Choice>
-          <mc:Fallback xmlns:ns9="http://schemas.openxmlformats.org/drawingml/2006/picture" xmlns:ns5="http://schemas.openxmlformats.org/drawingml/2006/main" xmlns:ns11="http://schemas.microsoft.com/office/drawing/2010/main">
+          <mc:Fallback xmlns:ns11="http://schemas.microsoft.com/office/drawing/2010/main" xmlns:ns5="http://schemas.openxmlformats.org/drawingml/2006/main" xmlns:ns9="http://schemas.openxmlformats.org/drawingml/2006/picture">
             <w:pict>
               <v:line w14:anchorId="15F6B7A1" id="Conexão Reta 2" o:spid="_x0000_s1026" style="position:absolute;z-index:251709440;visibility:visible;mso-wrap-style:square;mso-wrap-distance-left:9pt;mso-wrap-distance-top:0;mso-wrap-distance-right:9pt;mso-wrap-distance-bottom:0;mso-position-horizontal:absolute;mso-position-horizontal-relative:text;mso-position-vertical:absolute;mso-position-vertical-relative:text" from="0,-.05pt" to="484.2pt,-.05pt" o:gfxdata="UEsDBBQABgAIAAAAIQC2gziS/gAAAOEBAAATAAAAW0NvbnRlbnRfVHlwZXNdLnhtbJSRQU7DMBBF 90jcwfIWJU67QAgl6YK0S0CoHGBkTxKLZGx5TGhvj5O2G0SRWNoz/78nu9wcxkFMGNg6quQqL6RA 0s5Y6ir5vt9lD1JwBDIwOMJKHpHlpr69KfdHjyxSmriSfYz+USnWPY7AufNIadK6MEJMx9ApD/oD OlTrorhX2lFEilmcO2RdNtjC5xDF9pCuTyYBB5bi6bQ4syoJ3g9WQ0ymaiLzg5KdCXlKLjvcW893 SUOqXwnz5DrgnHtJTxOsQfEKIT7DmDSUCaxw7Rqn8787ZsmRM9e2VmPeBN4uqYvTtW7jvijg9N/y JsXecLq0q+WD6m8AAAD//wMAUEsDBBQABgAIAAAAIQA4/SH/1gAAAJQBAAALAAAAX3JlbHMvLnJl bHOkkMFqwzAMhu+DvYPRfXGawxijTi+j0GvpHsDYimMaW0Yy2fr2M4PBMnrbUb/Q94l/f/hMi1qR JVI2sOt6UJgd+ZiDgffL8ekFlFSbvV0oo4EbChzGx4f9GRdb25HMsYhqlCwG5lrLq9biZkxWOiqY 22YiTra2kYMu1l1tQD30/bPm3wwYN0x18gb45AdQl1tp5j/sFB2T0FQ7R0nTNEV3j6o9feQzro1i OWA14Fm+Q8a1a8+Bvu/d/dMb2JY5uiPbhG/ktn4cqGU/er3pcvwCAAD//wMAUEsDBBQABgAIAAAA IQCZ2PQonAEAAJQDAAAOAAAAZHJzL2Uyb0RvYy54bWysU01P3DAQvVfqf7B8Z5MAQm202T2A4FK1 qMAPMM54Y8n2WLbZZP99x97dLGorIRAXxx/z3sx7M1muJ2vYFkLU6DreLGrOwEnstdt0/Onx9uwb ZzEJ1wuDDjq+g8jXq69flqNv4RwHND0ERiQutqPv+JCSb6sqygGsiAv04OhRYbAi0TFsqj6Ikdit qc7r+qoaMfQ+oIQY6fZm/8hXhV8pkOmXUhESMx2n2lJZQ1mf81qtlqLdBOEHLQ9liA9UYYV2lHSm uhFJsJeg/6GyWgaMqNJCoq1QKS2haCA1Tf2XmodBeChayJzoZ5vi59HKn9trdx/IhtHHNvr7kFVM Ktj8pfrYVMzazWbBlJiky6vm8vvFJXkqj2/VCehDTHeAluVNx412WYdoxfZHTJSMQo8hdDilLru0 M5CDjfsNiumekjUFXaYCrk1gW0H9FFKCS03uIfGV6AxT2pgZWL8NPMRnKJSJeQ94RpTM6NIMttph +F/2NB1LVvv4owN73dmCZ+x3pSnFGmp9UXgY0zxbr88FfvqZVn8AAAD//wMAUEsDBBQABgAIAAAA IQCasyRQ4AAAAAkBAAAPAAAAZHJzL2Rvd25yZXYueG1sTI9Ba8JAEIXvhf6HZQq96UYpYmM2IpZS KxSpFfS4ZqdJ2uxs2F1N/Pcde2kvA4/He/O+bN7bRpzRh9qRgtEwAYFUOFNTqWD38TyYgghRk9GN I1RwwQDz/PYm06lxHb3jeRtLwSUUUq2girFNpQxFhVaHoWuR2Pt03urI0pfSeN1xuW3kOEkm0uqa +EOlW1xWWHxvT1bBm1+tlov15Ys2B9vtx+v95rV/Uer+rn+a8VnMQETs418Crgy8H3IednQnMkE0 CpgmKhiMQLD5OJk+gDj+apln8j9B/gMAAP//AwBQSwECLQAUAAYACAAAACEAtoM4kv4AAADhAQAA EwAAAAAAAAAAAAAAAAAAAAAAW0NvbnRlbnRfVHlwZXNdLnhtbFBLAQItABQABgAIAAAAIQA4/SH/ 1gAAAJQBAAALAAAAAAAAAAAAAAAAAC8BAABfcmVscy8ucmVsc1BLAQItABQABgAIAAAAIQCZ2PQo nAEAAJQDAAAOAAAAAAAAAAAAAAAAAC4CAABkcnMvZTJvRG9jLnhtbFBLAQItABQABgAIAAAAIQCa syRQ4AAAAAkBAAAPAAAAAAAAAAAAAAAAAPYDAABkcnMvZG93bnJldi54bWxQSwUGAAAAAAQABADz AAAAAwUAAAAA " strokecolor="#156082 [3204]" strokeweight=".5pt">
                 <v:stroke joinstyle="miter"/>
@@ -5564,7 +5564,7 @@
               </wp:anchor>
             </w:drawing>
           </mc:Choice>
-          <mc:Fallback xmlns:ns9="http://schemas.openxmlformats.org/drawingml/2006/picture" xmlns:ns5="http://schemas.openxmlformats.org/drawingml/2006/main" xmlns:ns11="http://schemas.microsoft.com/office/drawing/2010/main">
+          <mc:Fallback xmlns:ns11="http://schemas.microsoft.com/office/drawing/2010/main" xmlns:ns5="http://schemas.openxmlformats.org/drawingml/2006/main" xmlns:ns9="http://schemas.openxmlformats.org/drawingml/2006/picture">
             <w:pict>
               <v:line w14:anchorId="76E1667A" id="Conexão Reta 3" o:spid="_x0000_s1026" style="position:absolute;z-index:251711488;visibility:visible;mso-wrap-style:square;mso-wrap-distance-left:9pt;mso-wrap-distance-top:0;mso-wrap-distance-right:9pt;mso-wrap-distance-bottom:0;mso-position-horizontal:absolute;mso-position-horizontal-relative:text;mso-position-vertical:absolute;mso-position-vertical-relative:text" from="0,-.05pt" to="484.2pt,-.05pt" o:gfxdata="UEsDBBQABgAIAAAAIQC2gziS/gAAAOEBAAATAAAAW0NvbnRlbnRfVHlwZXNdLnhtbJSRQU7DMBBF 90jcwfIWJU67QAgl6YK0S0CoHGBkTxKLZGx5TGhvj5O2G0SRWNoz/78nu9wcxkFMGNg6quQqL6RA 0s5Y6ir5vt9lD1JwBDIwOMJKHpHlpr69KfdHjyxSmriSfYz+USnWPY7AufNIadK6MEJMx9ApD/oD OlTrorhX2lFEilmcO2RdNtjC5xDF9pCuTyYBB5bi6bQ4syoJ3g9WQ0ymaiLzg5KdCXlKLjvcW893 SUOqXwnz5DrgnHtJTxOsQfEKIT7DmDSUCaxw7Rqn8787ZsmRM9e2VmPeBN4uqYvTtW7jvijg9N/y JsXecLq0q+WD6m8AAAD//wMAUEsDBBQABgAIAAAAIQA4/SH/1gAAAJQBAAALAAAAX3JlbHMvLnJl bHOkkMFqwzAMhu+DvYPRfXGawxijTi+j0GvpHsDYimMaW0Yy2fr2M4PBMnrbUb/Q94l/f/hMi1qR JVI2sOt6UJgd+ZiDgffL8ekFlFSbvV0oo4EbChzGx4f9GRdb25HMsYhqlCwG5lrLq9biZkxWOiqY 22YiTra2kYMu1l1tQD30/bPm3wwYN0x18gb45AdQl1tp5j/sFB2T0FQ7R0nTNEV3j6o9feQzro1i OWA14Fm+Q8a1a8+Bvu/d/dMb2JY5uiPbhG/ktn4cqGU/er3pcvwCAAD//wMAUEsDBBQABgAIAAAA IQCZ2PQonAEAAJQDAAAOAAAAZHJzL2Uyb0RvYy54bWysU01P3DAQvVfqf7B8Z5MAQm202T2A4FK1 qMAPMM54Y8n2WLbZZP99x97dLGorIRAXxx/z3sx7M1muJ2vYFkLU6DreLGrOwEnstdt0/Onx9uwb ZzEJ1wuDDjq+g8jXq69flqNv4RwHND0ERiQutqPv+JCSb6sqygGsiAv04OhRYbAi0TFsqj6Ikdit qc7r+qoaMfQ+oIQY6fZm/8hXhV8pkOmXUhESMx2n2lJZQ1mf81qtlqLdBOEHLQ9liA9UYYV2lHSm uhFJsJeg/6GyWgaMqNJCoq1QKS2haCA1Tf2XmodBeChayJzoZ5vi59HKn9trdx/IhtHHNvr7kFVM Ktj8pfrYVMzazWbBlJiky6vm8vvFJXkqj2/VCehDTHeAluVNx412WYdoxfZHTJSMQo8hdDilLru0 M5CDjfsNiumekjUFXaYCrk1gW0H9FFKCS03uIfGV6AxT2pgZWL8NPMRnKJSJeQ94RpTM6NIMttph +F/2NB1LVvv4owN73dmCZ+x3pSnFGmp9UXgY0zxbr88FfvqZVn8AAAD//wMAUEsDBBQABgAIAAAA IQCasyRQ4AAAAAkBAAAPAAAAZHJzL2Rvd25yZXYueG1sTI9Ba8JAEIXvhf6HZQq96UYpYmM2IpZS KxSpFfS4ZqdJ2uxs2F1N/Pcde2kvA4/He/O+bN7bRpzRh9qRgtEwAYFUOFNTqWD38TyYgghRk9GN I1RwwQDz/PYm06lxHb3jeRtLwSUUUq2girFNpQxFhVaHoWuR2Pt03urI0pfSeN1xuW3kOEkm0uqa +EOlW1xWWHxvT1bBm1+tlov15Ys2B9vtx+v95rV/Uer+rn+a8VnMQETs418Crgy8H3IednQnMkE0 CpgmKhiMQLD5OJk+gDj+apln8j9B/gMAAP//AwBQSwECLQAUAAYACAAAACEAtoM4kv4AAADhAQAA EwAAAAAAAAAAAAAAAAAAAAAAW0NvbnRlbnRfVHlwZXNdLnhtbFBLAQItABQABgAIAAAAIQA4/SH/ 1gAAAJQBAAALAAAAAAAAAAAAAAAAAC8BAABfcmVscy8ucmVsc1BLAQItABQABgAIAAAAIQCZ2PQo nAEAAJQDAAAOAAAAAAAAAAAAAAAAAC4CAABkcnMvZTJvRG9jLnhtbFBLAQItABQABgAIAAAAIQCa syRQ4AAAAAkBAAAPAAAAAAAAAAAAAAAAAPYDAABkcnMvZG93bnJldi54bWxQSwUGAAAAAAQABADz AAAAAwUAAAAA " strokecolor="#156082 [3204]" strokeweight=".5pt">
                 <v:stroke joinstyle="miter"/>
@@ -6233,7 +6233,7 @@
               </wp:anchor>
             </w:drawing>
           </mc:Choice>
-          <mc:Fallback xmlns:ns9="http://schemas.openxmlformats.org/drawingml/2006/picture" xmlns:ns5="http://schemas.openxmlformats.org/drawingml/2006/main" xmlns:ns11="http://schemas.microsoft.com/office/drawing/2010/main">
+          <mc:Fallback xmlns:ns11="http://schemas.microsoft.com/office/drawing/2010/main" xmlns:ns5="http://schemas.openxmlformats.org/drawingml/2006/main" xmlns:ns9="http://schemas.openxmlformats.org/drawingml/2006/picture">
             <w:pict>
               <v:line w14:anchorId="787BFDF2" id="Conexão Reta 3" o:spid="_x0000_s1026" style="position:absolute;z-index:251713536;visibility:visible;mso-wrap-style:square;mso-wrap-distance-left:9pt;mso-wrap-distance-top:0;mso-wrap-distance-right:9pt;mso-wrap-distance-bottom:0;mso-position-horizontal:absolute;mso-position-horizontal-relative:text;mso-position-vertical:absolute;mso-position-vertical-relative:text" from="0,-.05pt" to="484.2pt,-.05pt" o:gfxdata="UEsDBBQABgAIAAAAIQC2gziS/gAAAOEBAAATAAAAW0NvbnRlbnRfVHlwZXNdLnhtbJSRQU7DMBBF 90jcwfIWJU67QAgl6YK0S0CoHGBkTxKLZGx5TGhvj5O2G0SRWNoz/78nu9wcxkFMGNg6quQqL6RA 0s5Y6ir5vt9lD1JwBDIwOMJKHpHlpr69KfdHjyxSmriSfYz+USnWPY7AufNIadK6MEJMx9ApD/oD OlTrorhX2lFEilmcO2RdNtjC5xDF9pCuTyYBB5bi6bQ4syoJ3g9WQ0ymaiLzg5KdCXlKLjvcW893 SUOqXwnz5DrgnHtJTxOsQfEKIT7DmDSUCaxw7Rqn8787ZsmRM9e2VmPeBN4uqYvTtW7jvijg9N/y JsXecLq0q+WD6m8AAAD//wMAUEsDBBQABgAIAAAAIQA4/SH/1gAAAJQBAAALAAAAX3JlbHMvLnJl bHOkkMFqwzAMhu+DvYPRfXGawxijTi+j0GvpHsDYimMaW0Yy2fr2M4PBMnrbUb/Q94l/f/hMi1qR JVI2sOt6UJgd+ZiDgffL8ekFlFSbvV0oo4EbChzGx4f9GRdb25HMsYhqlCwG5lrLq9biZkxWOiqY 22YiTra2kYMu1l1tQD30/bPm3wwYN0x18gb45AdQl1tp5j/sFB2T0FQ7R0nTNEV3j6o9feQzro1i OWA14Fm+Q8a1a8+Bvu/d/dMb2JY5uiPbhG/ktn4cqGU/er3pcvwCAAD//wMAUEsDBBQABgAIAAAA IQCZ2PQonAEAAJQDAAAOAAAAZHJzL2Uyb0RvYy54bWysU01P3DAQvVfqf7B8Z5MAQm202T2A4FK1 qMAPMM54Y8n2WLbZZP99x97dLGorIRAXxx/z3sx7M1muJ2vYFkLU6DreLGrOwEnstdt0/Onx9uwb ZzEJ1wuDDjq+g8jXq69flqNv4RwHND0ERiQutqPv+JCSb6sqygGsiAv04OhRYbAi0TFsqj6Ikdit qc7r+qoaMfQ+oIQY6fZm/8hXhV8pkOmXUhESMx2n2lJZQ1mf81qtlqLdBOEHLQ9liA9UYYV2lHSm uhFJsJeg/6GyWgaMqNJCoq1QKS2haCA1Tf2XmodBeChayJzoZ5vi59HKn9trdx/IhtHHNvr7kFVM Ktj8pfrYVMzazWbBlJiky6vm8vvFJXkqj2/VCehDTHeAluVNx412WYdoxfZHTJSMQo8hdDilLru0 M5CDjfsNiumekjUFXaYCrk1gW0H9FFKCS03uIfGV6AxT2pgZWL8NPMRnKJSJeQ94RpTM6NIMttph +F/2NB1LVvv4owN73dmCZ+x3pSnFGmp9UXgY0zxbr88FfvqZVn8AAAD//wMAUEsDBBQABgAIAAAA IQCasyRQ4AAAAAkBAAAPAAAAZHJzL2Rvd25yZXYueG1sTI9Ba8JAEIXvhf6HZQq96UYpYmM2IpZS KxSpFfS4ZqdJ2uxs2F1N/Pcde2kvA4/He/O+bN7bRpzRh9qRgtEwAYFUOFNTqWD38TyYgghRk9GN I1RwwQDz/PYm06lxHb3jeRtLwSUUUq2girFNpQxFhVaHoWuR2Pt03urI0pfSeN1xuW3kOEkm0uqa +EOlW1xWWHxvT1bBm1+tlov15Ys2B9vtx+v95rV/Uer+rn+a8VnMQETs418Crgy8H3IednQnMkE0 CpgmKhiMQLD5OJk+gDj+apln8j9B/gMAAP//AwBQSwECLQAUAAYACAAAACEAtoM4kv4AAADhAQAA EwAAAAAAAAAAAAAAAAAAAAAAW0NvbnRlbnRfVHlwZXNdLnhtbFBLAQItABQABgAIAAAAIQA4/SH/ 1gAAAJQBAAALAAAAAAAAAAAAAAAAAC8BAABfcmVscy8ucmVsc1BLAQItABQABgAIAAAAIQCZ2PQo nAEAAJQDAAAOAAAAAAAAAAAAAAAAAC4CAABkcnMvZTJvRG9jLnhtbFBLAQItABQABgAIAAAAIQCa syRQ4AAAAAkBAAAPAAAAAAAAAAAAAAAAAPYDAABkcnMvZG93bnJldi54bWxQSwUGAAAAAAQABADz AAAAAwUAAAAA " strokecolor="#156082 [3204]" strokeweight=".5pt">
                 <v:stroke joinstyle="miter"/>
@@ -6826,7 +6826,7 @@
               </wp:anchor>
             </w:drawing>
           </mc:Choice>
-          <mc:Fallback xmlns:ns9="http://schemas.openxmlformats.org/drawingml/2006/picture" xmlns:ns5="http://schemas.openxmlformats.org/drawingml/2006/main" xmlns:ns11="http://schemas.microsoft.com/office/drawing/2010/main">
+          <mc:Fallback xmlns:ns11="http://schemas.microsoft.com/office/drawing/2010/main" xmlns:ns5="http://schemas.openxmlformats.org/drawingml/2006/main" xmlns:ns9="http://schemas.openxmlformats.org/drawingml/2006/picture">
             <w:pict>
               <v:line w14:anchorId="13B0F591" id="Conexão Reta 3" o:spid="_x0000_s1026" style="position:absolute;z-index:251715584;visibility:visible;mso-wrap-style:square;mso-wrap-distance-left:9pt;mso-wrap-distance-top:0;mso-wrap-distance-right:9pt;mso-wrap-distance-bottom:0;mso-position-horizontal:absolute;mso-position-horizontal-relative:text;mso-position-vertical:absolute;mso-position-vertical-relative:text" from="0,-.05pt" to="484.2pt,-.05pt" o:gfxdata="UEsDBBQABgAIAAAAIQC2gziS/gAAAOEBAAATAAAAW0NvbnRlbnRfVHlwZXNdLnhtbJSRQU7DMBBF 90jcwfIWJU67QAgl6YK0S0CoHGBkTxKLZGx5TGhvj5O2G0SRWNoz/78nu9wcxkFMGNg6quQqL6RA 0s5Y6ir5vt9lD1JwBDIwOMJKHpHlpr69KfdHjyxSmriSfYz+USnWPY7AufNIadK6MEJMx9ApD/oD OlTrorhX2lFEilmcO2RdNtjC5xDF9pCuTyYBB5bi6bQ4syoJ3g9WQ0ymaiLzg5KdCXlKLjvcW893 SUOqXwnz5DrgnHtJTxOsQfEKIT7DmDSUCaxw7Rqn8787ZsmRM9e2VmPeBN4uqYvTtW7jvijg9N/y JsXecLq0q+WD6m8AAAD//wMAUEsDBBQABgAIAAAAIQA4/SH/1gAAAJQBAAALAAAAX3JlbHMvLnJl bHOkkMFqwzAMhu+DvYPRfXGawxijTi+j0GvpHsDYimMaW0Yy2fr2M4PBMnrbUb/Q94l/f/hMi1qR JVI2sOt6UJgd+ZiDgffL8ekFlFSbvV0oo4EbChzGx4f9GRdb25HMsYhqlCwG5lrLq9biZkxWOiqY 22YiTra2kYMu1l1tQD30/bPm3wwYN0x18gb45AdQl1tp5j/sFB2T0FQ7R0nTNEV3j6o9feQzro1i OWA14Fm+Q8a1a8+Bvu/d/dMb2JY5uiPbhG/ktn4cqGU/er3pcvwCAAD//wMAUEsDBBQABgAIAAAA IQCZ2PQonAEAAJQDAAAOAAAAZHJzL2Uyb0RvYy54bWysU01P3DAQvVfqf7B8Z5MAQm202T2A4FK1 qMAPMM54Y8n2WLbZZP99x97dLGorIRAXxx/z3sx7M1muJ2vYFkLU6DreLGrOwEnstdt0/Onx9uwb ZzEJ1wuDDjq+g8jXq69flqNv4RwHND0ERiQutqPv+JCSb6sqygGsiAv04OhRYbAi0TFsqj6Ikdit qc7r+qoaMfQ+oIQY6fZm/8hXhV8pkOmXUhESMx2n2lJZQ1mf81qtlqLdBOEHLQ9liA9UYYV2lHSm uhFJsJeg/6GyWgaMqNJCoq1QKS2haCA1Tf2XmodBeChayJzoZ5vi59HKn9trdx/IhtHHNvr7kFVM Ktj8pfrYVMzazWbBlJiky6vm8vvFJXkqj2/VCehDTHeAluVNx412WYdoxfZHTJSMQo8hdDilLru0 M5CDjfsNiumekjUFXaYCrk1gW0H9FFKCS03uIfGV6AxT2pgZWL8NPMRnKJSJeQ94RpTM6NIMttph +F/2NB1LVvv4owN73dmCZ+x3pSnFGmp9UXgY0zxbr88FfvqZVn8AAAD//wMAUEsDBBQABgAIAAAA IQCasyRQ4AAAAAkBAAAPAAAAZHJzL2Rvd25yZXYueG1sTI9Ba8JAEIXvhf6HZQq96UYpYmM2IpZS KxSpFfS4ZqdJ2uxs2F1N/Pcde2kvA4/He/O+bN7bRpzRh9qRgtEwAYFUOFNTqWD38TyYgghRk9GN I1RwwQDz/PYm06lxHb3jeRtLwSUUUq2girFNpQxFhVaHoWuR2Pt03urI0pfSeN1xuW3kOEkm0uqa +EOlW1xWWHxvT1bBm1+tlov15Ys2B9vtx+v95rV/Uer+rn+a8VnMQETs418Crgy8H3IednQnMkE0 CpgmKhiMQLD5OJk+gDj+apln8j9B/gMAAP//AwBQSwECLQAUAAYACAAAACEAtoM4kv4AAADhAQAA EwAAAAAAAAAAAAAAAAAAAAAAW0NvbnRlbnRfVHlwZXNdLnhtbFBLAQItABQABgAIAAAAIQA4/SH/ 1gAAAJQBAAALAAAAAAAAAAAAAAAAAC8BAABfcmVscy8ucmVsc1BLAQItABQABgAIAAAAIQCZ2PQo nAEAAJQDAAAOAAAAAAAAAAAAAAAAAC4CAABkcnMvZTJvRG9jLnhtbFBLAQItABQABgAIAAAAIQCa syRQ4AAAAAkBAAAPAAAAAAAAAAAAAAAAAPYDAABkcnMvZG93bnJldi54bWxQSwUGAAAAAAQABADz AAAAAwUAAAAA " strokecolor="#156082 [3204]" strokeweight=".5pt">
                 <v:stroke joinstyle="miter"/>
@@ -7362,6 +7362,11 @@
           <w:p>
             <w:pPr>
               <w:spacing w:before="20" w:after="20"/>
+              <w:rPr>
+                <w:rFonts w:ascii="Courier New" w:eastAsia="Courier New" w:hAnsi="Courier New" w:cs="Courier New"/>
+                <w:sz w:val="18"/>
+                <w:szCs w:val="18"/>
+              </w:rPr>
             </w:pPr>
             <w:proofErr w:type="spellStart"/>
             <w:r>
@@ -7417,6 +7422,11 @@
               </w:rPr>
               <w:t xml:space="preserve"> {</w:t>
             </w:r>
+          </w:p>
+          <w:p>
+            <w:pPr>
+              <w:spacing w:before="20" w:after="20"/>
+            </w:pPr>
           </w:p>
         </w:tc>
       </w:tr>
@@ -7441,7 +7451,90 @@
           <w:p>
             <w:pPr>
               <w:spacing w:before="20" w:after="20"/>
-            </w:pPr>
+              <w:rPr>
+                <w:lang w:val="es-ES"/>
+              </w:rPr>
+            </w:pPr>
+            <w:r>
+              <w:rPr>
+                <w:rFonts w:ascii="Courier New" w:eastAsia="Courier New" w:hAnsi="Courier New" w:cs="Courier New"/>
+                <w:sz w:val="18"/>
+                <w:szCs w:val="18"/>
+                <w:lang w:val="es-ES"/>
+              </w:rPr>
+              <w:t xml:space="preserve">    </w:t>
+            </w:r>
+            <w:proofErr w:type="spellStart"/>
+            <w:r>
+              <w:rPr>
+                <w:rFonts w:ascii="Courier New" w:eastAsia="Courier New" w:hAnsi="Courier New" w:cs="Courier New"/>
+                <w:sz w:val="18"/>
+                <w:szCs w:val="18"/>
+                <w:lang w:val="es-ES"/>
+              </w:rPr>
+              <w:t>private</w:t>
+            </w:r>
+            <w:proofErr w:type="spellEnd"/>
+            <w:r>
+              <w:rPr>
+                <w:rFonts w:ascii="Courier New" w:eastAsia="Courier New" w:hAnsi="Courier New" w:cs="Courier New"/>
+                <w:sz w:val="18"/>
+                <w:szCs w:val="18"/>
+                <w:lang w:val="es-ES"/>
+              </w:rPr>
+              <w:t xml:space="preserve"> final </w:t>
+            </w:r>
+            <w:proofErr w:type="spellStart"/>
+            <w:r>
+              <w:rPr>
+                <w:rFonts w:ascii="Courier New" w:eastAsia="Courier New" w:hAnsi="Courier New" w:cs="Courier New"/>
+                <w:sz w:val="18"/>
+                <w:szCs w:val="18"/>
+                <w:lang w:val="es-ES"/>
+              </w:rPr>
+              <w:t>HqlGenerator</w:t>
+            </w:r>
+            <w:proofErr w:type="spellEnd"/>
+            <w:r>
+              <w:rPr>
+                <w:rFonts w:ascii="Courier New" w:eastAsia="Courier New" w:hAnsi="Courier New" w:cs="Courier New"/>
+                <w:sz w:val="18"/>
+                <w:szCs w:val="18"/>
+                <w:lang w:val="es-ES"/>
+              </w:rPr>
+              <w:t xml:space="preserve">    </w:t>
+            </w:r>
+            <w:proofErr w:type="spellStart"/>
+            <w:proofErr w:type="gramStart"/>
+            <w:r>
+              <w:rPr>
+                <w:rFonts w:ascii="Courier New" w:eastAsia="Courier New" w:hAnsi="Courier New" w:cs="Courier New"/>
+                <w:sz w:val="18"/>
+                <w:szCs w:val="18"/>
+                <w:lang w:val="es-ES"/>
+              </w:rPr>
+              <w:t>hqlGenerator</w:t>
+            </w:r>
+            <w:proofErr w:type="spellEnd"/>
+            <w:r>
+              <w:rPr>
+                <w:rFonts w:ascii="Courier New" w:eastAsia="Courier New" w:hAnsi="Courier New" w:cs="Courier New"/>
+                <w:sz w:val="18"/>
+                <w:szCs w:val="18"/>
+                <w:lang w:val="es-ES"/>
+              </w:rPr>
+              <w:t xml:space="preserve">;   </w:t>
+            </w:r>
+            <w:proofErr w:type="gramEnd"/>
+            <w:r>
+              <w:rPr>
+                <w:rFonts w:ascii="Courier New" w:eastAsia="Courier New" w:hAnsi="Courier New" w:cs="Courier New"/>
+                <w:sz w:val="18"/>
+                <w:szCs w:val="18"/>
+                <w:lang w:val="es-ES"/>
+              </w:rPr>
+              <w:t xml:space="preserve"> // genera HQL</w:t>
+            </w:r>
           </w:p>
         </w:tc>
       </w:tr>
@@ -7467,27 +7560,36 @@
             <w:pPr>
               <w:spacing w:before="20" w:after="20"/>
               <w:rPr>
-                <w:lang w:val="es-ES"/>
-              </w:rPr>
-            </w:pPr>
-            <w:r>
-              <w:rPr>
-                <w:rFonts w:ascii="Courier New" w:eastAsia="Courier New" w:hAnsi="Courier New" w:cs="Courier New"/>
-                <w:sz w:val="18"/>
-                <w:szCs w:val="18"/>
-                <w:lang w:val="es-ES"/>
+                <w:lang w:val="en-US"/>
+              </w:rPr>
+            </w:pPr>
+            <w:r>
+              <w:rPr>
+                <w:rFonts w:ascii="Courier New" w:eastAsia="Courier New" w:hAnsi="Courier New" w:cs="Courier New"/>
+                <w:sz w:val="18"/>
+                <w:szCs w:val="18"/>
+                <w:lang w:val="en-US"/>
               </w:rPr>
               <w:t xml:space="preserve">    </w:t>
             </w:r>
+            <w:r>
+              <w:rPr>
+                <w:rFonts w:ascii="Courier New" w:eastAsia="Courier New" w:hAnsi="Courier New" w:cs="Courier New"/>
+                <w:sz w:val="18"/>
+                <w:szCs w:val="18"/>
+                <w:lang w:val="en-US"/>
+              </w:rPr>
+              <w:t xml:space="preserve">private final </w:t>
+            </w:r>
             <w:proofErr w:type="spellStart"/>
             <w:r>
               <w:rPr>
                 <w:rFonts w:ascii="Courier New" w:eastAsia="Courier New" w:hAnsi="Courier New" w:cs="Courier New"/>
                 <w:sz w:val="18"/>
                 <w:szCs w:val="18"/>
-                <w:lang w:val="es-ES"/>
-              </w:rPr>
-              <w:t>private</w:t>
+                <w:lang w:val="en-US"/>
+              </w:rPr>
+              <w:t>AnswerFormatter</w:t>
             </w:r>
             <w:proofErr w:type="spellEnd"/>
             <w:r>
@@ -7495,9 +7597,9 @@
                 <w:rFonts w:ascii="Courier New" w:eastAsia="Courier New" w:hAnsi="Courier New" w:cs="Courier New"/>
                 <w:sz w:val="18"/>
                 <w:szCs w:val="18"/>
-                <w:lang w:val="es-ES"/>
-              </w:rPr>
-              <w:t xml:space="preserve"> final </w:t>
+                <w:lang w:val="en-US"/>
+              </w:rPr>
+              <w:t xml:space="preserve"> </w:t>
             </w:r>
             <w:proofErr w:type="spellStart"/>
             <w:r>
@@ -7505,9 +7607,9 @@
                 <w:rFonts w:ascii="Courier New" w:eastAsia="Courier New" w:hAnsi="Courier New" w:cs="Courier New"/>
                 <w:sz w:val="18"/>
                 <w:szCs w:val="18"/>
-                <w:lang w:val="es-ES"/>
-              </w:rPr>
-              <w:t>HqlGenerator</w:t>
+                <w:lang w:val="en-US"/>
+              </w:rPr>
+              <w:t>answerFormatter</w:t>
             </w:r>
             <w:proofErr w:type="spellEnd"/>
             <w:r>
@@ -7515,20 +7617,19 @@
                 <w:rFonts w:ascii="Courier New" w:eastAsia="Courier New" w:hAnsi="Courier New" w:cs="Courier New"/>
                 <w:sz w:val="18"/>
                 <w:szCs w:val="18"/>
-                <w:lang w:val="es-ES"/>
-              </w:rPr>
-              <w:t xml:space="preserve">    </w:t>
+                <w:lang w:val="en-US"/>
+              </w:rPr>
+              <w:t xml:space="preserve">; // </w:t>
             </w:r>
             <w:proofErr w:type="spellStart"/>
-            <w:proofErr w:type="gramStart"/>
-            <w:r>
-              <w:rPr>
-                <w:rFonts w:ascii="Courier New" w:eastAsia="Courier New" w:hAnsi="Courier New" w:cs="Courier New"/>
-                <w:sz w:val="18"/>
-                <w:szCs w:val="18"/>
-                <w:lang w:val="es-ES"/>
-              </w:rPr>
-              <w:t>hqlGenerator</w:t>
+            <w:r>
+              <w:rPr>
+                <w:rFonts w:ascii="Courier New" w:eastAsia="Courier New" w:hAnsi="Courier New" w:cs="Courier New"/>
+                <w:sz w:val="18"/>
+                <w:szCs w:val="18"/>
+                <w:lang w:val="en-US"/>
+              </w:rPr>
+              <w:t>formatea</w:t>
             </w:r>
             <w:proofErr w:type="spellEnd"/>
             <w:r>
@@ -7536,20 +7637,21 @@
                 <w:rFonts w:ascii="Courier New" w:eastAsia="Courier New" w:hAnsi="Courier New" w:cs="Courier New"/>
                 <w:sz w:val="18"/>
                 <w:szCs w:val="18"/>
-                <w:lang w:val="es-ES"/>
-              </w:rPr>
-              <w:t xml:space="preserve">;   </w:t>
-            </w:r>
-            <w:proofErr w:type="gramEnd"/>
-            <w:r>
-              <w:rPr>
-                <w:rFonts w:ascii="Courier New" w:eastAsia="Courier New" w:hAnsi="Courier New" w:cs="Courier New"/>
-                <w:sz w:val="18"/>
-                <w:szCs w:val="18"/>
-                <w:lang w:val="es-ES"/>
-              </w:rPr>
-              <w:t xml:space="preserve"> // servicio de LLM — genera HQL</w:t>
-            </w:r>
+                <w:lang w:val="en-US"/>
+              </w:rPr>
+              <w:t xml:space="preserve"> </w:t>
+            </w:r>
+            <w:proofErr w:type="spellStart"/>
+            <w:r>
+              <w:rPr>
+                <w:rFonts w:ascii="Courier New" w:eastAsia="Courier New" w:hAnsi="Courier New" w:cs="Courier New"/>
+                <w:sz w:val="18"/>
+                <w:szCs w:val="18"/>
+                <w:lang w:val="en-US"/>
+              </w:rPr>
+              <w:t>respuesta</w:t>
+            </w:r>
+            <w:proofErr w:type="spellEnd"/>
           </w:p>
         </w:tc>
       </w:tr>
@@ -7575,118 +7677,205 @@
             <w:pPr>
               <w:spacing w:before="20" w:after="20"/>
               <w:rPr>
-                <w:lang w:val="en-US"/>
-              </w:rPr>
-            </w:pPr>
-            <w:r>
-              <w:rPr>
-                <w:rFonts w:ascii="Courier New" w:eastAsia="Courier New" w:hAnsi="Courier New" w:cs="Courier New"/>
-                <w:sz w:val="18"/>
-                <w:szCs w:val="18"/>
-                <w:lang w:val="es-ES"/>
+                <w:rFonts w:ascii="Courier New" w:eastAsia="Courier New" w:hAnsi="Courier New" w:cs="Courier New"/>
+                <w:sz w:val="18"/>
+                <w:szCs w:val="18"/>
+                <w:lang w:val="en-US"/>
+              </w:rPr>
+            </w:pPr>
+            <w:r>
+              <w:rPr>
+                <w:rFonts w:ascii="Courier New" w:eastAsia="Courier New" w:hAnsi="Courier New" w:cs="Courier New"/>
+                <w:sz w:val="18"/>
+                <w:szCs w:val="18"/>
+                <w:lang w:val="en-US"/>
+              </w:rPr>
+              <w:t xml:space="preserve">    private final </w:t>
+            </w:r>
+            <w:proofErr w:type="spellStart"/>
+            <w:r>
+              <w:rPr>
+                <w:rFonts w:ascii="Courier New" w:eastAsia="Courier New" w:hAnsi="Courier New" w:cs="Courier New"/>
+                <w:sz w:val="18"/>
+                <w:szCs w:val="18"/>
+                <w:lang w:val="en-US"/>
+              </w:rPr>
+              <w:t>HibernateQueryTool</w:t>
+            </w:r>
+            <w:proofErr w:type="spellEnd"/>
+            <w:r>
+              <w:rPr>
+                <w:rFonts w:ascii="Courier New" w:eastAsia="Courier New" w:hAnsi="Courier New" w:cs="Courier New"/>
+                <w:sz w:val="18"/>
+                <w:szCs w:val="18"/>
+                <w:lang w:val="en-US"/>
+              </w:rPr>
+              <w:t xml:space="preserve"> </w:t>
+            </w:r>
+            <w:proofErr w:type="spellStart"/>
+            <w:proofErr w:type="gramStart"/>
+            <w:r>
+              <w:rPr>
+                <w:rFonts w:ascii="Courier New" w:eastAsia="Courier New" w:hAnsi="Courier New" w:cs="Courier New"/>
+                <w:sz w:val="18"/>
+                <w:szCs w:val="18"/>
+                <w:lang w:val="en-US"/>
+              </w:rPr>
+              <w:t>queryTool</w:t>
+            </w:r>
+            <w:proofErr w:type="spellEnd"/>
+            <w:r>
+              <w:rPr>
+                <w:rFonts w:ascii="Courier New" w:eastAsia="Courier New" w:hAnsi="Courier New" w:cs="Courier New"/>
+                <w:sz w:val="18"/>
+                <w:szCs w:val="18"/>
+                <w:lang w:val="en-US"/>
+              </w:rPr>
+              <w:t xml:space="preserve">;   </w:t>
+            </w:r>
+            <w:proofErr w:type="gramEnd"/>
+            <w:r>
+              <w:rPr>
+                <w:rFonts w:ascii="Courier New" w:eastAsia="Courier New" w:hAnsi="Courier New" w:cs="Courier New"/>
+                <w:sz w:val="18"/>
+                <w:szCs w:val="18"/>
+                <w:lang w:val="en-US"/>
+              </w:rPr>
+              <w:t xml:space="preserve"> // </w:t>
+            </w:r>
+            <w:proofErr w:type="spellStart"/>
+            <w:r>
+              <w:rPr>
+                <w:rFonts w:ascii="Courier New" w:eastAsia="Courier New" w:hAnsi="Courier New" w:cs="Courier New"/>
+                <w:sz w:val="18"/>
+                <w:szCs w:val="18"/>
+                <w:lang w:val="en-US"/>
+              </w:rPr>
+              <w:t>ejecuta</w:t>
+            </w:r>
+            <w:proofErr w:type="spellEnd"/>
+            <w:r>
+              <w:rPr>
+                <w:rFonts w:ascii="Courier New" w:eastAsia="Courier New" w:hAnsi="Courier New" w:cs="Courier New"/>
+                <w:sz w:val="18"/>
+                <w:szCs w:val="18"/>
+                <w:lang w:val="en-US"/>
+              </w:rPr>
+              <w:t xml:space="preserve"> HQL</w:t>
+            </w:r>
+          </w:p>
+          <w:p>
+            <w:pPr>
+              <w:spacing w:before="20" w:after="20"/>
+              <w:rPr>
+                <w:rFonts w:ascii="Courier New" w:eastAsia="Courier New" w:hAnsi="Courier New" w:cs="Courier New"/>
+                <w:color w:val="FFFFFF" w:themeColor="background1"/>
+                <w:sz w:val="18"/>
+                <w:szCs w:val="18"/>
+              </w:rPr>
+            </w:pPr>
+            <w:r>
+              <w:rPr>
+                <w:rFonts w:ascii="Courier New" w:eastAsia="Courier New" w:hAnsi="Courier New" w:cs="Courier New"/>
+                <w:color w:val="FF0000"/>
+                <w:sz w:val="18"/>
+                <w:szCs w:val="18"/>
               </w:rPr>
               <w:t xml:space="preserve">    </w:t>
             </w:r>
-            <w:r>
-              <w:rPr>
-                <w:rFonts w:ascii="Courier New" w:eastAsia="Courier New" w:hAnsi="Courier New" w:cs="Courier New"/>
-                <w:sz w:val="18"/>
-                <w:szCs w:val="18"/>
-                <w:lang w:val="en-US"/>
-              </w:rPr>
-              <w:t xml:space="preserve">private final </w:t>
-            </w:r>
             <w:proofErr w:type="spellStart"/>
             <w:r>
               <w:rPr>
                 <w:rFonts w:ascii="Courier New" w:eastAsia="Courier New" w:hAnsi="Courier New" w:cs="Courier New"/>
-                <w:sz w:val="18"/>
-                <w:szCs w:val="18"/>
-                <w:lang w:val="en-US"/>
-              </w:rPr>
-              <w:t>AnswerFormatter</w:t>
+                <w:color w:val="FFFFFF" w:themeColor="background1"/>
+                <w:sz w:val="18"/>
+                <w:szCs w:val="18"/>
+              </w:rPr>
+              <w:t>private</w:t>
             </w:r>
             <w:proofErr w:type="spellEnd"/>
             <w:r>
               <w:rPr>
                 <w:rFonts w:ascii="Courier New" w:eastAsia="Courier New" w:hAnsi="Courier New" w:cs="Courier New"/>
-                <w:sz w:val="18"/>
-                <w:szCs w:val="18"/>
-                <w:lang w:val="en-US"/>
+                <w:color w:val="FFFFFF" w:themeColor="background1"/>
+                <w:sz w:val="18"/>
+                <w:szCs w:val="18"/>
+              </w:rPr>
+              <w:t xml:space="preserve"> final </w:t>
+            </w:r>
+            <w:proofErr w:type="spellStart"/>
+            <w:r>
+              <w:rPr>
+                <w:rFonts w:ascii="Courier New" w:eastAsia="Courier New" w:hAnsi="Courier New" w:cs="Courier New"/>
+                <w:color w:val="FFFFFF" w:themeColor="background1"/>
+                <w:sz w:val="18"/>
+                <w:szCs w:val="18"/>
+              </w:rPr>
+              <w:t>HqlSanitizer</w:t>
+            </w:r>
+            <w:proofErr w:type="spellEnd"/>
+            <w:r>
+              <w:rPr>
+                <w:rFonts w:ascii="Courier New" w:eastAsia="Courier New" w:hAnsi="Courier New" w:cs="Courier New"/>
+                <w:color w:val="FFFFFF" w:themeColor="background1"/>
+                <w:sz w:val="18"/>
+                <w:szCs w:val="18"/>
               </w:rPr>
               <w:t xml:space="preserve"> </w:t>
             </w:r>
             <w:proofErr w:type="spellStart"/>
-            <w:r>
-              <w:rPr>
-                <w:rFonts w:ascii="Courier New" w:eastAsia="Courier New" w:hAnsi="Courier New" w:cs="Courier New"/>
-                <w:sz w:val="18"/>
-                <w:szCs w:val="18"/>
-                <w:lang w:val="en-US"/>
-              </w:rPr>
-              <w:t>answerFormatter</w:t>
+            <w:proofErr w:type="gramStart"/>
+            <w:r>
+              <w:rPr>
+                <w:rFonts w:ascii="Courier New" w:eastAsia="Courier New" w:hAnsi="Courier New" w:cs="Courier New"/>
+                <w:color w:val="FFFFFF" w:themeColor="background1"/>
+                <w:sz w:val="18"/>
+                <w:szCs w:val="18"/>
+              </w:rPr>
+              <w:t>hqlSanitizer</w:t>
             </w:r>
             <w:proofErr w:type="spellEnd"/>
             <w:r>
               <w:rPr>
                 <w:rFonts w:ascii="Courier New" w:eastAsia="Courier New" w:hAnsi="Courier New" w:cs="Courier New"/>
-                <w:sz w:val="18"/>
-                <w:szCs w:val="18"/>
-                <w:lang w:val="en-US"/>
-              </w:rPr>
-              <w:t xml:space="preserve">; // </w:t>
+                <w:color w:val="FFFFFF" w:themeColor="background1"/>
+                <w:sz w:val="18"/>
+                <w:szCs w:val="18"/>
+              </w:rPr>
+              <w:t xml:space="preserve">;   </w:t>
+            </w:r>
+            <w:proofErr w:type="gramEnd"/>
+            <w:r>
+              <w:rPr>
+                <w:rFonts w:ascii="Courier New" w:eastAsia="Courier New" w:hAnsi="Courier New" w:cs="Courier New"/>
+                <w:color w:val="FFFFFF" w:themeColor="background1"/>
+                <w:sz w:val="18"/>
+                <w:szCs w:val="18"/>
+              </w:rPr>
+              <w:t xml:space="preserve">    //normaliza </w:t>
             </w:r>
             <w:proofErr w:type="spellStart"/>
             <w:r>
               <w:rPr>
                 <w:rFonts w:ascii="Courier New" w:eastAsia="Courier New" w:hAnsi="Courier New" w:cs="Courier New"/>
-                <w:sz w:val="18"/>
-                <w:szCs w:val="18"/>
-                <w:lang w:val="en-US"/>
-              </w:rPr>
-              <w:t>servicio</w:t>
+                <w:color w:val="FFFFFF" w:themeColor="background1"/>
+                <w:sz w:val="18"/>
+                <w:szCs w:val="18"/>
+              </w:rPr>
+              <w:t>String</w:t>
             </w:r>
             <w:proofErr w:type="spellEnd"/>
-            <w:r>
-              <w:rPr>
-                <w:rFonts w:ascii="Courier New" w:eastAsia="Courier New" w:hAnsi="Courier New" w:cs="Courier New"/>
-                <w:sz w:val="18"/>
-                <w:szCs w:val="18"/>
-                <w:lang w:val="en-US"/>
-              </w:rPr>
-              <w:t xml:space="preserve"> de LLM — </w:t>
-            </w:r>
-            <w:proofErr w:type="spellStart"/>
-            <w:r>
-              <w:rPr>
-                <w:rFonts w:ascii="Courier New" w:eastAsia="Courier New" w:hAnsi="Courier New" w:cs="Courier New"/>
-                <w:sz w:val="18"/>
-                <w:szCs w:val="18"/>
-                <w:lang w:val="en-US"/>
-              </w:rPr>
-              <w:t>formatea</w:t>
-            </w:r>
-            <w:proofErr w:type="spellEnd"/>
-            <w:r>
-              <w:rPr>
-                <w:rFonts w:ascii="Courier New" w:eastAsia="Courier New" w:hAnsi="Courier New" w:cs="Courier New"/>
-                <w:sz w:val="18"/>
-                <w:szCs w:val="18"/>
-                <w:lang w:val="en-US"/>
-              </w:rPr>
-              <w:t xml:space="preserve"> </w:t>
-            </w:r>
-            <w:proofErr w:type="spellStart"/>
-            <w:r>
-              <w:rPr>
-                <w:rFonts w:ascii="Courier New" w:eastAsia="Courier New" w:hAnsi="Courier New" w:cs="Courier New"/>
-                <w:sz w:val="18"/>
-                <w:szCs w:val="18"/>
-                <w:lang w:val="en-US"/>
-              </w:rPr>
-              <w:t>respuesta</w:t>
-            </w:r>
-            <w:proofErr w:type="spellEnd"/>
+          </w:p>
+          <w:p>
+            <w:pPr>
+              <w:spacing w:before="20" w:after="20"/>
+              <w:rPr>
+                <w:rFonts w:ascii="Courier New" w:eastAsia="Courier New" w:hAnsi="Courier New" w:cs="Courier New"/>
+                <w:color w:val="FFFFFF" w:themeColor="background1"/>
+                <w:sz w:val="18"/>
+                <w:szCs w:val="18"/>
+              </w:rPr>
+            </w:pPr>
           </w:p>
         </w:tc>
       </w:tr>
@@ -7711,37 +7900,19 @@
           <w:p>
             <w:pPr>
               <w:spacing w:before="20" w:after="20"/>
-            </w:pPr>
-            <w:r>
-              <w:rPr>
-                <w:rFonts w:ascii="Courier New" w:eastAsia="Courier New" w:hAnsi="Courier New" w:cs="Courier New"/>
-                <w:sz w:val="18"/>
-                <w:szCs w:val="18"/>
-                <w:lang w:val="en-US"/>
-              </w:rPr>
-              <w:t xml:space="preserve">    private final </w:t>
-            </w:r>
-            <w:proofErr w:type="spellStart"/>
-            <w:r>
-              <w:rPr>
-                <w:rFonts w:ascii="Courier New" w:eastAsia="Courier New" w:hAnsi="Courier New" w:cs="Courier New"/>
-                <w:sz w:val="18"/>
-                <w:szCs w:val="18"/>
-                <w:lang w:val="en-US"/>
-              </w:rPr>
-              <w:t>HibernateQueryTool</w:t>
-            </w:r>
-            <w:proofErr w:type="spellEnd"/>
-            <w:r>
-              <w:rPr>
-                <w:rFonts w:ascii="Courier New" w:eastAsia="Courier New" w:hAnsi="Courier New" w:cs="Courier New"/>
-                <w:sz w:val="18"/>
-                <w:szCs w:val="18"/>
-                <w:lang w:val="en-US"/>
-              </w:rPr>
-              <w:t xml:space="preserve"> </w:t>
-            </w:r>
-            <w:proofErr w:type="spellStart"/>
+              <w:rPr>
+                <w:lang w:val="en-US"/>
+              </w:rPr>
+            </w:pPr>
+            <w:r>
+              <w:rPr>
+                <w:rFonts w:ascii="Courier New" w:eastAsia="Courier New" w:hAnsi="Courier New" w:cs="Courier New"/>
+                <w:sz w:val="18"/>
+                <w:szCs w:val="18"/>
+                <w:lang w:val="en-US"/>
+              </w:rPr>
+              <w:t xml:space="preserve">    public String </w:t>
+            </w:r>
             <w:proofErr w:type="gramStart"/>
             <w:r>
               <w:rPr>
@@ -7750,17 +7921,7 @@
                 <w:szCs w:val="18"/>
                 <w:lang w:val="en-US"/>
               </w:rPr>
-              <w:t>queryTool</w:t>
-            </w:r>
-            <w:proofErr w:type="spellEnd"/>
-            <w:r>
-              <w:rPr>
-                <w:rFonts w:ascii="Courier New" w:eastAsia="Courier New" w:hAnsi="Courier New" w:cs="Courier New"/>
-                <w:sz w:val="18"/>
-                <w:szCs w:val="18"/>
-                <w:lang w:val="en-US"/>
-              </w:rPr>
-              <w:t xml:space="preserve">;   </w:t>
+              <w:t>chat(</w:t>
             </w:r>
             <w:proofErr w:type="gramEnd"/>
             <w:r>
@@ -7770,27 +7931,7 @@
                 <w:szCs w:val="18"/>
                 <w:lang w:val="en-US"/>
               </w:rPr>
-              <w:t xml:space="preserve"> // @Component — </w:t>
-            </w:r>
-            <w:proofErr w:type="spellStart"/>
-            <w:r>
-              <w:rPr>
-                <w:rFonts w:ascii="Courier New" w:eastAsia="Courier New" w:hAnsi="Courier New" w:cs="Courier New"/>
-                <w:sz w:val="18"/>
-                <w:szCs w:val="18"/>
-                <w:lang w:val="en-US"/>
-              </w:rPr>
-              <w:t>ejecuta</w:t>
-            </w:r>
-            <w:proofErr w:type="spellEnd"/>
-            <w:r>
-              <w:rPr>
-                <w:rFonts w:ascii="Courier New" w:eastAsia="Courier New" w:hAnsi="Courier New" w:cs="Courier New"/>
-                <w:sz w:val="18"/>
-                <w:szCs w:val="18"/>
-                <w:lang w:val="en-US"/>
-              </w:rPr>
-              <w:t xml:space="preserve"> HQL</w:t>
+              <w:t>String question) {</w:t>
             </w:r>
           </w:p>
         </w:tc>
@@ -7817,6 +7958,52 @@
             <w:pPr>
               <w:spacing w:before="20" w:after="20"/>
             </w:pPr>
+            <w:r>
+              <w:rPr>
+                <w:rFonts w:ascii="Courier New" w:eastAsia="Courier New" w:hAnsi="Courier New" w:cs="Courier New"/>
+                <w:sz w:val="18"/>
+                <w:szCs w:val="18"/>
+                <w:lang w:val="en-US"/>
+              </w:rPr>
+              <w:t xml:space="preserve">        </w:t>
+            </w:r>
+            <w:proofErr w:type="spellStart"/>
+            <w:r>
+              <w:rPr>
+                <w:rFonts w:ascii="Courier New" w:eastAsia="Courier New" w:hAnsi="Courier New" w:cs="Courier New"/>
+                <w:sz w:val="18"/>
+                <w:szCs w:val="18"/>
+              </w:rPr>
+              <w:t>QueryPlan</w:t>
+            </w:r>
+            <w:proofErr w:type="spellEnd"/>
+            <w:r>
+              <w:rPr>
+                <w:rFonts w:ascii="Courier New" w:eastAsia="Courier New" w:hAnsi="Courier New" w:cs="Courier New"/>
+                <w:sz w:val="18"/>
+                <w:szCs w:val="18"/>
+              </w:rPr>
+              <w:t xml:space="preserve"> </w:t>
+            </w:r>
+            <w:proofErr w:type="spellStart"/>
+            <w:r>
+              <w:rPr>
+                <w:rFonts w:ascii="Courier New" w:eastAsia="Courier New" w:hAnsi="Courier New" w:cs="Courier New"/>
+                <w:color w:val="D4D4D4"/>
+                <w:sz w:val="18"/>
+                <w:szCs w:val="18"/>
+              </w:rPr>
+              <w:t>queryPlan</w:t>
+            </w:r>
+            <w:proofErr w:type="spellEnd"/>
+            <w:r>
+              <w:rPr>
+                <w:rFonts w:ascii="Courier New" w:eastAsia="Courier New" w:hAnsi="Courier New" w:cs="Courier New"/>
+                <w:sz w:val="18"/>
+                <w:szCs w:val="18"/>
+              </w:rPr>
+              <w:t>;</w:t>
+            </w:r>
           </w:p>
         </w:tc>
       </w:tr>
@@ -7841,38 +8028,32 @@
           <w:p>
             <w:pPr>
               <w:spacing w:before="20" w:after="20"/>
-              <w:rPr>
-                <w:lang w:val="en-US"/>
-              </w:rPr>
-            </w:pPr>
-            <w:r>
-              <w:rPr>
-                <w:rFonts w:ascii="Courier New" w:eastAsia="Courier New" w:hAnsi="Courier New" w:cs="Courier New"/>
-                <w:sz w:val="18"/>
-                <w:szCs w:val="18"/>
-                <w:lang w:val="en-US"/>
-              </w:rPr>
-              <w:t xml:space="preserve">    public String </w:t>
-            </w:r>
-            <w:proofErr w:type="gramStart"/>
-            <w:r>
-              <w:rPr>
-                <w:rFonts w:ascii="Courier New" w:eastAsia="Courier New" w:hAnsi="Courier New" w:cs="Courier New"/>
-                <w:sz w:val="18"/>
-                <w:szCs w:val="18"/>
-                <w:lang w:val="en-US"/>
-              </w:rPr>
-              <w:t>chat(</w:t>
-            </w:r>
-            <w:proofErr w:type="gramEnd"/>
-            <w:r>
-              <w:rPr>
-                <w:rFonts w:ascii="Courier New" w:eastAsia="Courier New" w:hAnsi="Courier New" w:cs="Courier New"/>
-                <w:sz w:val="18"/>
-                <w:szCs w:val="18"/>
-                <w:lang w:val="en-US"/>
-              </w:rPr>
-              <w:t>String question) {</w:t>
+            </w:pPr>
+            <w:r>
+              <w:rPr>
+                <w:rFonts w:ascii="Courier New" w:eastAsia="Courier New" w:hAnsi="Courier New" w:cs="Courier New"/>
+                <w:sz w:val="18"/>
+                <w:szCs w:val="18"/>
+              </w:rPr>
+              <w:t xml:space="preserve">        </w:t>
+            </w:r>
+            <w:proofErr w:type="spellStart"/>
+            <w:r>
+              <w:rPr>
+                <w:rFonts w:ascii="Courier New" w:eastAsia="Courier New" w:hAnsi="Courier New" w:cs="Courier New"/>
+                <w:sz w:val="18"/>
+                <w:szCs w:val="18"/>
+              </w:rPr>
+              <w:t>try</w:t>
+            </w:r>
+            <w:proofErr w:type="spellEnd"/>
+            <w:r>
+              <w:rPr>
+                <w:rFonts w:ascii="Courier New" w:eastAsia="Courier New" w:hAnsi="Courier New" w:cs="Courier New"/>
+                <w:sz w:val="18"/>
+                <w:szCs w:val="18"/>
+              </w:rPr>
+              <w:t xml:space="preserve"> {</w:t>
             </w:r>
           </w:p>
         </w:tc>
@@ -7898,24 +8079,29 @@
           <w:p>
             <w:pPr>
               <w:spacing w:before="20" w:after="20"/>
-            </w:pPr>
-            <w:r>
-              <w:rPr>
-                <w:rFonts w:ascii="Courier New" w:eastAsia="Courier New" w:hAnsi="Courier New" w:cs="Courier New"/>
-                <w:sz w:val="18"/>
-                <w:szCs w:val="18"/>
-                <w:lang w:val="en-US"/>
-              </w:rPr>
-              <w:t xml:space="preserve">        </w:t>
+              <w:rPr>
+                <w:lang w:val="es-ES"/>
+              </w:rPr>
+            </w:pPr>
+            <w:r>
+              <w:rPr>
+                <w:rFonts w:ascii="Courier New" w:eastAsia="Courier New" w:hAnsi="Courier New" w:cs="Courier New"/>
+                <w:sz w:val="18"/>
+                <w:szCs w:val="18"/>
+                <w:lang w:val="es-ES"/>
+              </w:rPr>
+              <w:t xml:space="preserve">            </w:t>
             </w:r>
             <w:proofErr w:type="spellStart"/>
             <w:r>
               <w:rPr>
                 <w:rFonts w:ascii="Courier New" w:eastAsia="Courier New" w:hAnsi="Courier New" w:cs="Courier New"/>
-                <w:sz w:val="18"/>
-                <w:szCs w:val="18"/>
-              </w:rPr>
-              <w:t>QueryPlan</w:t>
+                <w:color w:val="D4D4D4"/>
+                <w:sz w:val="18"/>
+                <w:szCs w:val="18"/>
+                <w:lang w:val="es-ES"/>
+              </w:rPr>
+              <w:t>queryPlan</w:t>
             </w:r>
             <w:proofErr w:type="spellEnd"/>
             <w:r>
@@ -7923,17 +8109,28 @@
                 <w:rFonts w:ascii="Courier New" w:eastAsia="Courier New" w:hAnsi="Courier New" w:cs="Courier New"/>
                 <w:sz w:val="18"/>
                 <w:szCs w:val="18"/>
+                <w:lang w:val="es-ES"/>
               </w:rPr>
               <w:t xml:space="preserve"> </w:t>
             </w:r>
+            <w:r>
+              <w:rPr>
+                <w:rFonts w:ascii="Courier New" w:eastAsia="Courier New" w:hAnsi="Courier New" w:cs="Courier New"/>
+                <w:sz w:val="18"/>
+                <w:szCs w:val="18"/>
+                <w:lang w:val="es-ES"/>
+              </w:rPr>
+              <w:t xml:space="preserve">= </w:t>
+            </w:r>
             <w:proofErr w:type="spellStart"/>
             <w:r>
               <w:rPr>
                 <w:rFonts w:ascii="Courier New" w:eastAsia="Courier New" w:hAnsi="Courier New" w:cs="Courier New"/>
                 <w:sz w:val="18"/>
                 <w:szCs w:val="18"/>
-              </w:rPr>
-              <w:t>plan</w:t>
+                <w:lang w:val="es-ES"/>
+              </w:rPr>
+              <w:t>buildQueryPlan</w:t>
             </w:r>
             <w:proofErr w:type="spellEnd"/>
             <w:r>
@@ -7941,8 +8138,40 @@
                 <w:rFonts w:ascii="Courier New" w:eastAsia="Courier New" w:hAnsi="Courier New" w:cs="Courier New"/>
                 <w:sz w:val="18"/>
                 <w:szCs w:val="18"/>
-              </w:rPr>
-              <w:t>;</w:t>
+                <w:lang w:val="es-ES"/>
+              </w:rPr>
+              <w:t>(</w:t>
+            </w:r>
+            <w:proofErr w:type="spellStart"/>
+            <w:r>
+              <w:rPr>
+                <w:rFonts w:ascii="Courier New" w:eastAsia="Courier New" w:hAnsi="Courier New" w:cs="Courier New"/>
+                <w:sz w:val="18"/>
+                <w:szCs w:val="18"/>
+                <w:lang w:val="es-ES"/>
+              </w:rPr>
+              <w:t>question</w:t>
+            </w:r>
+            <w:proofErr w:type="spellEnd"/>
+            <w:proofErr w:type="gramStart"/>
+            <w:r>
+              <w:rPr>
+                <w:rFonts w:ascii="Courier New" w:eastAsia="Courier New" w:hAnsi="Courier New" w:cs="Courier New"/>
+                <w:sz w:val="18"/>
+                <w:szCs w:val="18"/>
+                <w:lang w:val="es-ES"/>
+              </w:rPr>
+              <w:t>);  /</w:t>
+            </w:r>
+            <w:proofErr w:type="gramEnd"/>
+            <w:r>
+              <w:rPr>
+                <w:rFonts w:ascii="Courier New" w:eastAsia="Courier New" w:hAnsi="Courier New" w:cs="Courier New"/>
+                <w:sz w:val="18"/>
+                <w:szCs w:val="18"/>
+                <w:lang w:val="es-ES"/>
+              </w:rPr>
+              <w:t>/ genera HQL vía servicio de LLM</w:t>
             </w:r>
           </w:p>
         </w:tc>
@@ -7974,9 +8203,18 @@
                 <w:rFonts w:ascii="Courier New" w:eastAsia="Courier New" w:hAnsi="Courier New" w:cs="Courier New"/>
                 <w:sz w:val="18"/>
                 <w:szCs w:val="18"/>
+                <w:lang w:val="es-ES"/>
               </w:rPr>
               <w:t xml:space="preserve">        </w:t>
             </w:r>
+            <w:r>
+              <w:rPr>
+                <w:rFonts w:ascii="Courier New" w:eastAsia="Courier New" w:hAnsi="Courier New" w:cs="Courier New"/>
+                <w:sz w:val="18"/>
+                <w:szCs w:val="18"/>
+              </w:rPr>
+              <w:t xml:space="preserve">} </w:t>
+            </w:r>
             <w:proofErr w:type="spellStart"/>
             <w:r>
               <w:rPr>
@@ -7984,7 +8222,7 @@
                 <w:sz w:val="18"/>
                 <w:szCs w:val="18"/>
               </w:rPr>
-              <w:t>try</w:t>
+              <w:t>catch</w:t>
             </w:r>
             <w:proofErr w:type="spellEnd"/>
             <w:r>
@@ -7993,7 +8231,25 @@
                 <w:sz w:val="18"/>
                 <w:szCs w:val="18"/>
               </w:rPr>
-              <w:t xml:space="preserve"> {</w:t>
+              <w:t xml:space="preserve"> (</w:t>
+            </w:r>
+            <w:proofErr w:type="spellStart"/>
+            <w:r>
+              <w:rPr>
+                <w:rFonts w:ascii="Courier New" w:eastAsia="Courier New" w:hAnsi="Courier New" w:cs="Courier New"/>
+                <w:sz w:val="18"/>
+                <w:szCs w:val="18"/>
+              </w:rPr>
+              <w:t>RuntimeException</w:t>
+            </w:r>
+            <w:proofErr w:type="spellEnd"/>
+            <w:r>
+              <w:rPr>
+                <w:rFonts w:ascii="Courier New" w:eastAsia="Courier New" w:hAnsi="Courier New" w:cs="Courier New"/>
+                <w:sz w:val="18"/>
+                <w:szCs w:val="18"/>
+              </w:rPr>
+              <w:t xml:space="preserve"> e) {</w:t>
             </w:r>
           </w:p>
         </w:tc>
@@ -8020,77 +8276,27 @@
             <w:pPr>
               <w:spacing w:before="20" w:after="20"/>
               <w:rPr>
-                <w:lang w:val="es-ES"/>
-              </w:rPr>
-            </w:pPr>
-            <w:r>
-              <w:rPr>
-                <w:rFonts w:ascii="Courier New" w:eastAsia="Courier New" w:hAnsi="Courier New" w:cs="Courier New"/>
-                <w:sz w:val="18"/>
-                <w:szCs w:val="18"/>
-                <w:lang w:val="es-ES"/>
+                <w:lang w:val="en-US"/>
+              </w:rPr>
+            </w:pPr>
+            <w:r>
+              <w:rPr>
+                <w:rFonts w:ascii="Courier New" w:eastAsia="Courier New" w:hAnsi="Courier New" w:cs="Courier New"/>
+                <w:sz w:val="18"/>
+                <w:szCs w:val="18"/>
+                <w:lang w:val="en-US"/>
               </w:rPr>
               <w:t xml:space="preserve">            </w:t>
             </w:r>
             <w:r>
               <w:rPr>
                 <w:rFonts w:ascii="Courier New" w:eastAsia="Courier New" w:hAnsi="Courier New" w:cs="Courier New"/>
-                <w:sz w:val="18"/>
-                <w:szCs w:val="18"/>
-                <w:lang w:val="es-ES"/>
-              </w:rPr>
-              <w:t xml:space="preserve">plan = </w:t>
-            </w:r>
-            <w:proofErr w:type="spellStart"/>
-            <w:r>
-              <w:rPr>
-                <w:rFonts w:ascii="Courier New" w:eastAsia="Courier New" w:hAnsi="Courier New" w:cs="Courier New"/>
-                <w:sz w:val="18"/>
-                <w:szCs w:val="18"/>
-                <w:lang w:val="es-ES"/>
-              </w:rPr>
-              <w:t>buildQueryPlan</w:t>
-            </w:r>
-            <w:proofErr w:type="spellEnd"/>
-            <w:r>
-              <w:rPr>
-                <w:rFonts w:ascii="Courier New" w:eastAsia="Courier New" w:hAnsi="Courier New" w:cs="Courier New"/>
-                <w:sz w:val="18"/>
-                <w:szCs w:val="18"/>
-                <w:lang w:val="es-ES"/>
-              </w:rPr>
-              <w:t>(</w:t>
-            </w:r>
-            <w:proofErr w:type="spellStart"/>
-            <w:r>
-              <w:rPr>
-                <w:rFonts w:ascii="Courier New" w:eastAsia="Courier New" w:hAnsi="Courier New" w:cs="Courier New"/>
-                <w:sz w:val="18"/>
-                <w:szCs w:val="18"/>
-                <w:lang w:val="es-ES"/>
-              </w:rPr>
-              <w:t>question</w:t>
-            </w:r>
-            <w:proofErr w:type="spellEnd"/>
-            <w:proofErr w:type="gramStart"/>
-            <w:r>
-              <w:rPr>
-                <w:rFonts w:ascii="Courier New" w:eastAsia="Courier New" w:hAnsi="Courier New" w:cs="Courier New"/>
-                <w:sz w:val="18"/>
-                <w:szCs w:val="18"/>
-                <w:lang w:val="es-ES"/>
-              </w:rPr>
-              <w:t>);  /</w:t>
-            </w:r>
-            <w:proofErr w:type="gramEnd"/>
-            <w:r>
-              <w:rPr>
-                <w:rFonts w:ascii="Courier New" w:eastAsia="Courier New" w:hAnsi="Courier New" w:cs="Courier New"/>
-                <w:sz w:val="18"/>
-                <w:szCs w:val="18"/>
-                <w:lang w:val="es-ES"/>
-              </w:rPr>
-              <w:t>/ genera HQL vía servicio de LLM</w:t>
+                <w:color w:val="FFFFFF" w:themeColor="background1"/>
+                <w:sz w:val="18"/>
+                <w:szCs w:val="18"/>
+                <w:lang w:val="en-US"/>
+              </w:rPr>
+              <w:t>return “The local model is not reachable”;</w:t>
             </w:r>
           </w:p>
         </w:tc>
@@ -8116,59 +8322,104 @@
           <w:p>
             <w:pPr>
               <w:spacing w:before="20" w:after="20"/>
-            </w:pPr>
-            <w:r>
-              <w:rPr>
-                <w:rFonts w:ascii="Courier New" w:eastAsia="Courier New" w:hAnsi="Courier New" w:cs="Courier New"/>
-                <w:sz w:val="18"/>
-                <w:szCs w:val="18"/>
-                <w:lang w:val="es-ES"/>
+              <w:rPr>
+                <w:rFonts w:ascii="Courier New" w:hAnsi="Courier New" w:cs="Courier New"/>
+                <w:sz w:val="18"/>
+                <w:szCs w:val="18"/>
+              </w:rPr>
+            </w:pPr>
+            <w:r>
+              <w:rPr>
+                <w:rFonts w:ascii="Courier New" w:hAnsi="Courier New" w:cs="Courier New"/>
+                <w:sz w:val="18"/>
+                <w:szCs w:val="18"/>
+              </w:rPr>
+              <w:lastRenderedPageBreak/>
+              <w:t xml:space="preserve">        }</w:t>
+            </w:r>
+          </w:p>
+          <w:p>
+            <w:pPr>
+              <w:spacing w:before="20" w:after="20"/>
+              <w:rPr>
+                <w:rFonts w:ascii="Courier New" w:hAnsi="Courier New" w:cs="Courier New"/>
+                <w:sz w:val="18"/>
+                <w:szCs w:val="18"/>
+              </w:rPr>
+            </w:pPr>
+          </w:p>
+          <w:p>
+            <w:pPr>
+              <w:spacing w:before="20" w:after="20"/>
+              <w:rPr>
+                <w:rFonts w:ascii="Courier New" w:hAnsi="Courier New" w:cs="Courier New"/>
+                <w:sz w:val="18"/>
+                <w:szCs w:val="18"/>
+              </w:rPr>
+            </w:pPr>
+            <w:r>
+              <w:rPr>
+                <w:rFonts w:ascii="Courier New" w:hAnsi="Courier New" w:cs="Courier New"/>
+                <w:sz w:val="18"/>
+                <w:szCs w:val="18"/>
               </w:rPr>
               <w:t xml:space="preserve">        </w:t>
             </w:r>
-            <w:r>
-              <w:rPr>
-                <w:rFonts w:ascii="Courier New" w:eastAsia="Courier New" w:hAnsi="Courier New" w:cs="Courier New"/>
-                <w:sz w:val="18"/>
-                <w:szCs w:val="18"/>
-              </w:rPr>
-              <w:t xml:space="preserve">} </w:t>
-            </w:r>
             <w:proofErr w:type="spellStart"/>
             <w:r>
               <w:rPr>
-                <w:rFonts w:ascii="Courier New" w:eastAsia="Courier New" w:hAnsi="Courier New" w:cs="Courier New"/>
-                <w:sz w:val="18"/>
-                <w:szCs w:val="18"/>
-              </w:rPr>
-              <w:t>catch</w:t>
+                <w:rFonts w:ascii="Courier New" w:hAnsi="Courier New" w:cs="Courier New"/>
+                <w:sz w:val="18"/>
+                <w:szCs w:val="18"/>
+              </w:rPr>
+              <w:t>String</w:t>
             </w:r>
             <w:proofErr w:type="spellEnd"/>
             <w:r>
               <w:rPr>
-                <w:rFonts w:ascii="Courier New" w:eastAsia="Courier New" w:hAnsi="Courier New" w:cs="Courier New"/>
-                <w:sz w:val="18"/>
-                <w:szCs w:val="18"/>
-              </w:rPr>
-              <w:t xml:space="preserve"> (</w:t>
+                <w:rFonts w:ascii="Courier New" w:hAnsi="Courier New" w:cs="Courier New"/>
+                <w:sz w:val="18"/>
+                <w:szCs w:val="18"/>
+              </w:rPr>
+              <w:t xml:space="preserve"> result;</w:t>
+            </w:r>
+          </w:p>
+          <w:p>
+            <w:pPr>
+              <w:spacing w:before="20" w:after="20"/>
+              <w:rPr>
+                <w:lang w:val="en-US"/>
+              </w:rPr>
+            </w:pPr>
+            <w:r>
+              <w:rPr>
+                <w:rFonts w:ascii="Courier New" w:eastAsia="Courier New" w:hAnsi="Courier New" w:cs="Courier New"/>
+                <w:color w:val="D4D4D4"/>
+                <w:sz w:val="18"/>
+                <w:szCs w:val="18"/>
+                <w:lang w:val="en-US"/>
+              </w:rPr>
+              <w:t xml:space="preserve">        </w:t>
             </w:r>
             <w:proofErr w:type="spellStart"/>
             <w:r>
               <w:rPr>
                 <w:rFonts w:ascii="Courier New" w:eastAsia="Courier New" w:hAnsi="Courier New" w:cs="Courier New"/>
-                <w:sz w:val="18"/>
-                <w:szCs w:val="18"/>
-              </w:rPr>
-              <w:t>RuntimeException</w:t>
+                <w:color w:val="D4D4D4"/>
+                <w:sz w:val="18"/>
+                <w:szCs w:val="18"/>
+              </w:rPr>
+              <w:t>try</w:t>
             </w:r>
             <w:proofErr w:type="spellEnd"/>
             <w:r>
               <w:rPr>
                 <w:rFonts w:ascii="Courier New" w:eastAsia="Courier New" w:hAnsi="Courier New" w:cs="Courier New"/>
-                <w:sz w:val="18"/>
-                <w:szCs w:val="18"/>
-              </w:rPr>
-              <w:t xml:space="preserve"> e) {</w:t>
+                <w:color w:val="D4D4D4"/>
+                <w:sz w:val="18"/>
+                <w:szCs w:val="18"/>
+              </w:rPr>
+              <w:t xml:space="preserve"> {</w:t>
             </w:r>
           </w:p>
         </w:tc>
@@ -8194,50 +8445,66 @@
           <w:p>
             <w:pPr>
               <w:spacing w:before="20" w:after="20"/>
-            </w:pPr>
-            <w:r>
-              <w:rPr>
-                <w:rFonts w:ascii="Courier New" w:eastAsia="Courier New" w:hAnsi="Courier New" w:cs="Courier New"/>
-                <w:sz w:val="18"/>
-                <w:szCs w:val="18"/>
-              </w:rPr>
-              <w:lastRenderedPageBreak/>
-              <w:t xml:space="preserve">            </w:t>
+              <w:rPr>
+                <w:rFonts w:ascii="Courier New" w:eastAsia="Courier New" w:hAnsi="Courier New" w:cs="Courier New"/>
+                <w:color w:val="D4D4D4"/>
+                <w:sz w:val="18"/>
+                <w:szCs w:val="18"/>
+                <w:lang w:val="en-US"/>
+              </w:rPr>
+            </w:pPr>
+            <w:r>
+              <w:rPr>
+                <w:rFonts w:ascii="Courier New" w:eastAsia="Courier New" w:hAnsi="Courier New" w:cs="Courier New"/>
+                <w:color w:val="D4D4D4"/>
+                <w:sz w:val="18"/>
+                <w:szCs w:val="18"/>
+                <w:lang w:val="en-US"/>
+              </w:rPr>
+              <w:t xml:space="preserve">          result = </w:t>
             </w:r>
             <w:proofErr w:type="spellStart"/>
             <w:r>
               <w:rPr>
                 <w:rFonts w:ascii="Courier New" w:eastAsia="Courier New" w:hAnsi="Courier New" w:cs="Courier New"/>
-                <w:sz w:val="18"/>
-                <w:szCs w:val="18"/>
-              </w:rPr>
-              <w:t>return</w:t>
+                <w:color w:val="D4D4D4"/>
+                <w:sz w:val="18"/>
+                <w:szCs w:val="18"/>
+                <w:lang w:val="en-US"/>
+              </w:rPr>
+              <w:t>queryExecutor.executeHqlQuery</w:t>
             </w:r>
             <w:proofErr w:type="spellEnd"/>
             <w:r>
               <w:rPr>
                 <w:rFonts w:ascii="Courier New" w:eastAsia="Courier New" w:hAnsi="Courier New" w:cs="Courier New"/>
-                <w:sz w:val="18"/>
-                <w:szCs w:val="18"/>
-              </w:rPr>
-              <w:t xml:space="preserve"> </w:t>
+                <w:color w:val="D4D4D4"/>
+                <w:sz w:val="18"/>
+                <w:szCs w:val="18"/>
+                <w:lang w:val="en-US"/>
+              </w:rPr>
+              <w:t>(</w:t>
             </w:r>
             <w:proofErr w:type="spellStart"/>
             <w:proofErr w:type="gramStart"/>
             <w:r>
               <w:rPr>
                 <w:rFonts w:ascii="Courier New" w:eastAsia="Courier New" w:hAnsi="Courier New" w:cs="Courier New"/>
-                <w:sz w:val="18"/>
-                <w:szCs w:val="18"/>
-              </w:rPr>
-              <w:t>localModelUnavailableMessage</w:t>
+                <w:color w:val="D4D4D4"/>
+                <w:sz w:val="18"/>
+                <w:szCs w:val="18"/>
+                <w:lang w:val="en-US"/>
+              </w:rPr>
+              <w:t>queryPlan.hql</w:t>
             </w:r>
             <w:proofErr w:type="spellEnd"/>
             <w:r>
               <w:rPr>
                 <w:rFonts w:ascii="Courier New" w:eastAsia="Courier New" w:hAnsi="Courier New" w:cs="Courier New"/>
-                <w:sz w:val="18"/>
-                <w:szCs w:val="18"/>
+                <w:color w:val="D4D4D4"/>
+                <w:sz w:val="18"/>
+                <w:szCs w:val="18"/>
+                <w:lang w:val="en-US"/>
               </w:rPr>
               <w:t>(</w:t>
             </w:r>
@@ -8245,39 +8512,189 @@
             <w:r>
               <w:rPr>
                 <w:rFonts w:ascii="Courier New" w:eastAsia="Courier New" w:hAnsi="Courier New" w:cs="Courier New"/>
-                <w:sz w:val="18"/>
-                <w:szCs w:val="18"/>
-              </w:rPr>
-              <w:t xml:space="preserve">); // </w:t>
+                <w:color w:val="D4D4D4"/>
+                <w:sz w:val="18"/>
+                <w:szCs w:val="18"/>
+                <w:lang w:val="en-US"/>
+              </w:rPr>
+              <w:t xml:space="preserve">), </w:t>
             </w:r>
             <w:proofErr w:type="spellStart"/>
             <w:r>
               <w:rPr>
                 <w:rFonts w:ascii="Courier New" w:eastAsia="Courier New" w:hAnsi="Courier New" w:cs="Courier New"/>
-                <w:sz w:val="18"/>
-                <w:szCs w:val="18"/>
-              </w:rPr>
-              <w:t>Ollama</w:t>
+                <w:color w:val="D4D4D4"/>
+                <w:sz w:val="18"/>
+                <w:szCs w:val="18"/>
+                <w:lang w:val="en-US"/>
+              </w:rPr>
+              <w:t>queryPlan.maxResults</w:t>
             </w:r>
             <w:proofErr w:type="spellEnd"/>
             <w:r>
               <w:rPr>
                 <w:rFonts w:ascii="Courier New" w:eastAsia="Courier New" w:hAnsi="Courier New" w:cs="Courier New"/>
-                <w:sz w:val="18"/>
-                <w:szCs w:val="18"/>
-              </w:rPr>
-              <w:t xml:space="preserve"> no </w:t>
+                <w:color w:val="D4D4D4"/>
+                <w:sz w:val="18"/>
+                <w:szCs w:val="18"/>
+                <w:lang w:val="en-US"/>
+              </w:rPr>
+              <w:t>());</w:t>
+            </w:r>
+          </w:p>
+          <w:p>
+            <w:pPr>
+              <w:spacing w:before="20" w:after="20"/>
+              <w:rPr>
+                <w:rFonts w:ascii="Courier New" w:eastAsia="Courier New" w:hAnsi="Courier New" w:cs="Courier New"/>
+                <w:color w:val="D4D4D4"/>
+                <w:sz w:val="18"/>
+                <w:szCs w:val="18"/>
+                <w:lang w:val="en-US"/>
+              </w:rPr>
+            </w:pPr>
+            <w:r>
+              <w:rPr>
+                <w:rFonts w:ascii="Courier New" w:eastAsia="Courier New" w:hAnsi="Courier New" w:cs="Courier New"/>
+                <w:color w:val="D4D4D4"/>
+                <w:sz w:val="18"/>
+                <w:szCs w:val="18"/>
+                <w:lang w:val="en-US"/>
+              </w:rPr>
+              <w:t xml:space="preserve">        </w:t>
+            </w:r>
+            <w:r>
+              <w:rPr>
+                <w:rFonts w:ascii="Courier New" w:eastAsia="Courier New" w:hAnsi="Courier New" w:cs="Courier New"/>
+                <w:color w:val="D4D4D4"/>
+                <w:sz w:val="18"/>
+                <w:szCs w:val="18"/>
+                <w:lang w:val="en-US"/>
+              </w:rPr>
+              <w:t>} catch (</w:t>
             </w:r>
             <w:proofErr w:type="spellStart"/>
             <w:r>
               <w:rPr>
                 <w:rFonts w:ascii="Courier New" w:eastAsia="Courier New" w:hAnsi="Courier New" w:cs="Courier New"/>
-                <w:sz w:val="18"/>
-                <w:szCs w:val="18"/>
-              </w:rPr>
-              <w:t>disponible</w:t>
+                <w:color w:val="D4D4D4"/>
+                <w:sz w:val="18"/>
+                <w:szCs w:val="18"/>
+                <w:lang w:val="en-US"/>
+              </w:rPr>
+              <w:t>RuntimeException</w:t>
             </w:r>
             <w:proofErr w:type="spellEnd"/>
+            <w:r>
+              <w:rPr>
+                <w:rFonts w:ascii="Courier New" w:eastAsia="Courier New" w:hAnsi="Courier New" w:cs="Courier New"/>
+                <w:color w:val="D4D4D4"/>
+                <w:sz w:val="18"/>
+                <w:szCs w:val="18"/>
+                <w:lang w:val="en-US"/>
+              </w:rPr>
+              <w:t xml:space="preserve"> e) {</w:t>
+            </w:r>
+          </w:p>
+          <w:p>
+            <w:pPr>
+              <w:spacing w:before="20" w:after="20"/>
+              <w:rPr>
+                <w:rFonts w:ascii="Courier New" w:eastAsia="Courier New" w:hAnsi="Courier New" w:cs="Courier New"/>
+                <w:color w:val="D4D4D4"/>
+                <w:sz w:val="18"/>
+                <w:szCs w:val="18"/>
+                <w:lang w:val="en-US"/>
+              </w:rPr>
+            </w:pPr>
+            <w:r>
+              <w:rPr>
+                <w:rFonts w:ascii="Courier New" w:eastAsia="Courier New" w:hAnsi="Courier New" w:cs="Courier New"/>
+                <w:color w:val="D4D4D4"/>
+                <w:sz w:val="18"/>
+                <w:szCs w:val="18"/>
+                <w:lang w:val="en-US"/>
+              </w:rPr>
+              <w:t xml:space="preserve">          </w:t>
+            </w:r>
+            <w:r>
+              <w:rPr>
+                <w:rFonts w:ascii="Courier New" w:eastAsia="Courier New" w:hAnsi="Courier New" w:cs="Courier New"/>
+                <w:color w:val="D4D4D4"/>
+                <w:sz w:val="18"/>
+                <w:szCs w:val="18"/>
+                <w:lang w:val="en-US"/>
+              </w:rPr>
+              <w:t xml:space="preserve">return </w:t>
+            </w:r>
+            <w:r>
+              <w:rPr>
+                <w:rFonts w:ascii="Courier New" w:eastAsia="Courier New" w:hAnsi="Courier New" w:cs="Courier New"/>
+                <w:color w:val="D4D4D4"/>
+                <w:sz w:val="18"/>
+                <w:szCs w:val="18"/>
+                <w:lang w:val="en-US"/>
+              </w:rPr>
+              <w:t>“HQL query error</w:t>
+            </w:r>
+            <w:proofErr w:type="gramStart"/>
+            <w:r>
+              <w:rPr>
+                <w:rFonts w:ascii="Courier New" w:eastAsia="Courier New" w:hAnsi="Courier New" w:cs="Courier New"/>
+                <w:color w:val="D4D4D4"/>
+                <w:sz w:val="18"/>
+                <w:szCs w:val="18"/>
+                <w:lang w:val="en-US"/>
+              </w:rPr>
+              <w:t>”</w:t>
+            </w:r>
+            <w:r>
+              <w:rPr>
+                <w:rFonts w:ascii="Courier New" w:eastAsia="Courier New" w:hAnsi="Courier New" w:cs="Courier New"/>
+                <w:color w:val="D4D4D4"/>
+                <w:sz w:val="18"/>
+                <w:szCs w:val="18"/>
+                <w:lang w:val="en-US"/>
+              </w:rPr>
+              <w:t>;</w:t>
+            </w:r>
+            <w:proofErr w:type="gramEnd"/>
+          </w:p>
+          <w:p>
+            <w:pPr>
+              <w:spacing w:before="20" w:after="20"/>
+              <w:rPr>
+                <w:lang w:val="en-US"/>
+              </w:rPr>
+            </w:pPr>
+            <w:r>
+              <w:rPr>
+                <w:rFonts w:ascii="Courier New" w:eastAsia="Courier New" w:hAnsi="Courier New" w:cs="Courier New"/>
+                <w:color w:val="D4D4D4"/>
+                <w:sz w:val="18"/>
+                <w:szCs w:val="18"/>
+                <w:lang w:val="en-US"/>
+              </w:rPr>
+              <w:t xml:space="preserve">        </w:t>
+            </w:r>
+            <w:r>
+              <w:rPr>
+                <w:rFonts w:ascii="Courier New" w:eastAsia="Courier New" w:hAnsi="Courier New" w:cs="Courier New"/>
+                <w:color w:val="D4D4D4"/>
+                <w:sz w:val="18"/>
+                <w:szCs w:val="18"/>
+                <w:lang w:val="en-US"/>
+              </w:rPr>
+              <w:t>}</w:t>
+            </w:r>
+          </w:p>
+          <w:p>
+            <w:pPr>
+              <w:spacing w:before="20" w:after="20"/>
+              <w:rPr>
+                <w:lang w:val="en-US"/>
+              </w:rPr>
+            </w:pPr>
           </w:p>
         </w:tc>
       </w:tr>
@@ -8308,8 +8725,27 @@
                 <w:rFonts w:ascii="Courier New" w:eastAsia="Courier New" w:hAnsi="Courier New" w:cs="Courier New"/>
                 <w:sz w:val="18"/>
                 <w:szCs w:val="18"/>
-              </w:rPr>
-              <w:t xml:space="preserve">        }</w:t>
+                <w:lang w:val="en-US"/>
+              </w:rPr>
+              <w:t xml:space="preserve">        </w:t>
+            </w:r>
+            <w:proofErr w:type="spellStart"/>
+            <w:r>
+              <w:rPr>
+                <w:rFonts w:ascii="Courier New" w:eastAsia="Courier New" w:hAnsi="Courier New" w:cs="Courier New"/>
+                <w:sz w:val="18"/>
+                <w:szCs w:val="18"/>
+              </w:rPr>
+              <w:t>try</w:t>
+            </w:r>
+            <w:proofErr w:type="spellEnd"/>
+            <w:r>
+              <w:rPr>
+                <w:rFonts w:ascii="Courier New" w:eastAsia="Courier New" w:hAnsi="Courier New" w:cs="Courier New"/>
+                <w:sz w:val="18"/>
+                <w:szCs w:val="18"/>
+              </w:rPr>
+              <w:t xml:space="preserve"> {</w:t>
             </w:r>
           </w:p>
         </w:tc>
@@ -8335,7 +8771,121 @@
           <w:p>
             <w:pPr>
               <w:spacing w:before="20" w:after="20"/>
-            </w:pPr>
+              <w:rPr>
+                <w:lang w:val="es-ES"/>
+              </w:rPr>
+            </w:pPr>
+            <w:r>
+              <w:rPr>
+                <w:rFonts w:ascii="Courier New" w:eastAsia="Courier New" w:hAnsi="Courier New" w:cs="Courier New"/>
+                <w:sz w:val="18"/>
+                <w:szCs w:val="18"/>
+                <w:lang w:val="en-US"/>
+              </w:rPr>
+              <w:t xml:space="preserve">            </w:t>
+            </w:r>
+            <w:proofErr w:type="spellStart"/>
+            <w:r>
+              <w:rPr>
+                <w:rFonts w:ascii="Courier New" w:eastAsia="Courier New" w:hAnsi="Courier New" w:cs="Courier New"/>
+                <w:sz w:val="18"/>
+                <w:szCs w:val="18"/>
+                <w:lang w:val="es-ES"/>
+              </w:rPr>
+              <w:t>return</w:t>
+            </w:r>
+            <w:proofErr w:type="spellEnd"/>
+            <w:r>
+              <w:rPr>
+                <w:rFonts w:ascii="Courier New" w:eastAsia="Courier New" w:hAnsi="Courier New" w:cs="Courier New"/>
+                <w:sz w:val="18"/>
+                <w:szCs w:val="18"/>
+                <w:lang w:val="es-ES"/>
+              </w:rPr>
+              <w:t xml:space="preserve"> </w:t>
+            </w:r>
+            <w:proofErr w:type="spellStart"/>
+            <w:proofErr w:type="gramStart"/>
+            <w:r>
+              <w:rPr>
+                <w:rFonts w:ascii="Courier New" w:eastAsia="Courier New" w:hAnsi="Courier New" w:cs="Courier New"/>
+                <w:sz w:val="18"/>
+                <w:szCs w:val="18"/>
+                <w:lang w:val="es-ES"/>
+              </w:rPr>
+              <w:t>formatAnswer</w:t>
+            </w:r>
+            <w:proofErr w:type="spellEnd"/>
+            <w:r>
+              <w:rPr>
+                <w:rFonts w:ascii="Courier New" w:eastAsia="Courier New" w:hAnsi="Courier New" w:cs="Courier New"/>
+                <w:sz w:val="18"/>
+                <w:szCs w:val="18"/>
+                <w:lang w:val="es-ES"/>
+              </w:rPr>
+              <w:t>(</w:t>
+            </w:r>
+            <w:proofErr w:type="spellStart"/>
+            <w:proofErr w:type="gramEnd"/>
+            <w:r>
+              <w:rPr>
+                <w:rFonts w:ascii="Courier New" w:eastAsia="Courier New" w:hAnsi="Courier New" w:cs="Courier New"/>
+                <w:sz w:val="18"/>
+                <w:szCs w:val="18"/>
+                <w:lang w:val="es-ES"/>
+              </w:rPr>
+              <w:t>question</w:t>
+            </w:r>
+            <w:proofErr w:type="spellEnd"/>
+            <w:r>
+              <w:rPr>
+                <w:rFonts w:ascii="Courier New" w:eastAsia="Courier New" w:hAnsi="Courier New" w:cs="Courier New"/>
+                <w:sz w:val="18"/>
+                <w:szCs w:val="18"/>
+                <w:lang w:val="es-ES"/>
+              </w:rPr>
+              <w:t xml:space="preserve">, </w:t>
+            </w:r>
+            <w:proofErr w:type="spellStart"/>
+            <w:r>
+              <w:rPr>
+                <w:rFonts w:ascii="Courier New" w:eastAsia="Courier New" w:hAnsi="Courier New" w:cs="Courier New"/>
+                <w:sz w:val="18"/>
+                <w:szCs w:val="18"/>
+                <w:lang w:val="es-ES"/>
+              </w:rPr>
+              <w:t>plan.hql</w:t>
+            </w:r>
+            <w:proofErr w:type="spellEnd"/>
+            <w:r>
+              <w:rPr>
+                <w:rFonts w:ascii="Courier New" w:eastAsia="Courier New" w:hAnsi="Courier New" w:cs="Courier New"/>
+                <w:sz w:val="18"/>
+                <w:szCs w:val="18"/>
+                <w:lang w:val="es-ES"/>
+              </w:rPr>
+              <w:t xml:space="preserve">(), </w:t>
+            </w:r>
+            <w:proofErr w:type="spellStart"/>
+            <w:r>
+              <w:rPr>
+                <w:rFonts w:ascii="Courier New" w:eastAsia="Courier New" w:hAnsi="Courier New" w:cs="Courier New"/>
+                <w:sz w:val="18"/>
+                <w:szCs w:val="18"/>
+                <w:lang w:val="es-ES"/>
+              </w:rPr>
+              <w:t>result</w:t>
+            </w:r>
+            <w:proofErr w:type="spellEnd"/>
+            <w:r>
+              <w:rPr>
+                <w:rFonts w:ascii="Courier New" w:eastAsia="Courier New" w:hAnsi="Courier New" w:cs="Courier New"/>
+                <w:sz w:val="18"/>
+                <w:szCs w:val="18"/>
+                <w:lang w:val="es-ES"/>
+              </w:rPr>
+              <w:t>); // formatea vía servicio de LLM</w:t>
+            </w:r>
           </w:p>
         </w:tc>
       </w:tr>
@@ -8360,18 +8910,23 @@
           <w:p>
             <w:pPr>
               <w:spacing w:before="20" w:after="20"/>
-              <w:rPr>
-                <w:lang w:val="en-US"/>
-              </w:rPr>
-            </w:pPr>
-            <w:r>
-              <w:rPr>
-                <w:rFonts w:ascii="Courier New" w:eastAsia="Courier New" w:hAnsi="Courier New" w:cs="Courier New"/>
-                <w:sz w:val="18"/>
-                <w:szCs w:val="18"/>
-                <w:lang w:val="en-US"/>
-              </w:rPr>
-              <w:t xml:space="preserve">        String result = </w:t>
+            </w:pPr>
+            <w:r>
+              <w:rPr>
+                <w:rFonts w:ascii="Courier New" w:eastAsia="Courier New" w:hAnsi="Courier New" w:cs="Courier New"/>
+                <w:sz w:val="18"/>
+                <w:szCs w:val="18"/>
+                <w:lang w:val="es-ES"/>
+              </w:rPr>
+              <w:t xml:space="preserve">        </w:t>
+            </w:r>
+            <w:r>
+              <w:rPr>
+                <w:rFonts w:ascii="Courier New" w:eastAsia="Courier New" w:hAnsi="Courier New" w:cs="Courier New"/>
+                <w:sz w:val="18"/>
+                <w:szCs w:val="18"/>
+              </w:rPr>
+              <w:t xml:space="preserve">} </w:t>
             </w:r>
             <w:proofErr w:type="spellStart"/>
             <w:r>
@@ -8379,9 +8934,8 @@
                 <w:rFonts w:ascii="Courier New" w:eastAsia="Courier New" w:hAnsi="Courier New" w:cs="Courier New"/>
                 <w:sz w:val="18"/>
                 <w:szCs w:val="18"/>
-                <w:lang w:val="en-US"/>
-              </w:rPr>
-              <w:t>queryTool.executeHqlQuery</w:t>
+              </w:rPr>
+              <w:t>catch</w:t>
             </w:r>
             <w:proofErr w:type="spellEnd"/>
             <w:r>
@@ -8389,20 +8943,17 @@
                 <w:rFonts w:ascii="Courier New" w:eastAsia="Courier New" w:hAnsi="Courier New" w:cs="Courier New"/>
                 <w:sz w:val="18"/>
                 <w:szCs w:val="18"/>
-                <w:lang w:val="en-US"/>
-              </w:rPr>
-              <w:t>(</w:t>
+              </w:rPr>
+              <w:t xml:space="preserve"> (</w:t>
             </w:r>
             <w:proofErr w:type="spellStart"/>
-            <w:proofErr w:type="gramStart"/>
-            <w:r>
-              <w:rPr>
-                <w:rFonts w:ascii="Courier New" w:eastAsia="Courier New" w:hAnsi="Courier New" w:cs="Courier New"/>
-                <w:sz w:val="18"/>
-                <w:szCs w:val="18"/>
-                <w:lang w:val="en-US"/>
-              </w:rPr>
-              <w:t>plan.hql</w:t>
+            <w:r>
+              <w:rPr>
+                <w:rFonts w:ascii="Courier New" w:eastAsia="Courier New" w:hAnsi="Courier New" w:cs="Courier New"/>
+                <w:sz w:val="18"/>
+                <w:szCs w:val="18"/>
+              </w:rPr>
+              <w:t>RuntimeException</w:t>
             </w:r>
             <w:proofErr w:type="spellEnd"/>
             <w:r>
@@ -8410,39 +8961,8 @@
                 <w:rFonts w:ascii="Courier New" w:eastAsia="Courier New" w:hAnsi="Courier New" w:cs="Courier New"/>
                 <w:sz w:val="18"/>
                 <w:szCs w:val="18"/>
-                <w:lang w:val="en-US"/>
-              </w:rPr>
-              <w:t>(</w:t>
-            </w:r>
-            <w:proofErr w:type="gramEnd"/>
-            <w:r>
-              <w:rPr>
-                <w:rFonts w:ascii="Courier New" w:eastAsia="Courier New" w:hAnsi="Courier New" w:cs="Courier New"/>
-                <w:sz w:val="18"/>
-                <w:szCs w:val="18"/>
-                <w:lang w:val="en-US"/>
-              </w:rPr>
-              <w:t xml:space="preserve">), </w:t>
-            </w:r>
-            <w:proofErr w:type="spellStart"/>
-            <w:r>
-              <w:rPr>
-                <w:rFonts w:ascii="Courier New" w:eastAsia="Courier New" w:hAnsi="Courier New" w:cs="Courier New"/>
-                <w:sz w:val="18"/>
-                <w:szCs w:val="18"/>
-                <w:lang w:val="en-US"/>
-              </w:rPr>
-              <w:t>plan.maxResults</w:t>
-            </w:r>
-            <w:proofErr w:type="spellEnd"/>
-            <w:r>
-              <w:rPr>
-                <w:rFonts w:ascii="Courier New" w:eastAsia="Courier New" w:hAnsi="Courier New" w:cs="Courier New"/>
-                <w:sz w:val="18"/>
-                <w:szCs w:val="18"/>
-                <w:lang w:val="en-US"/>
-              </w:rPr>
-              <w:t>());</w:t>
+              </w:rPr>
+              <w:t xml:space="preserve"> e) {</w:t>
             </w:r>
           </w:p>
         </w:tc>
@@ -8468,10 +8988,87 @@
           <w:p>
             <w:pPr>
               <w:spacing w:before="20" w:after="20"/>
-              <w:rPr>
-                <w:lang w:val="en-US"/>
-              </w:rPr>
-            </w:pPr>
+            </w:pPr>
+            <w:r>
+              <w:rPr>
+                <w:rFonts w:ascii="Courier New" w:eastAsia="Courier New" w:hAnsi="Courier New" w:cs="Courier New"/>
+                <w:sz w:val="18"/>
+                <w:szCs w:val="18"/>
+              </w:rPr>
+              <w:t xml:space="preserve">            </w:t>
+            </w:r>
+            <w:proofErr w:type="spellStart"/>
+            <w:r>
+              <w:rPr>
+                <w:rFonts w:ascii="Courier New" w:eastAsia="Courier New" w:hAnsi="Courier New" w:cs="Courier New"/>
+                <w:sz w:val="18"/>
+                <w:szCs w:val="18"/>
+              </w:rPr>
+              <w:t>return</w:t>
+            </w:r>
+            <w:proofErr w:type="spellEnd"/>
+            <w:r>
+              <w:rPr>
+                <w:rFonts w:ascii="Courier New" w:eastAsia="Courier New" w:hAnsi="Courier New" w:cs="Courier New"/>
+                <w:sz w:val="18"/>
+                <w:szCs w:val="18"/>
+              </w:rPr>
+              <w:t xml:space="preserve"> </w:t>
+            </w:r>
+            <w:proofErr w:type="spellStart"/>
+            <w:r>
+              <w:rPr>
+                <w:rFonts w:ascii="Courier New" w:eastAsia="Courier New" w:hAnsi="Courier New" w:cs="Courier New"/>
+                <w:sz w:val="18"/>
+                <w:szCs w:val="18"/>
+              </w:rPr>
+              <w:t>result</w:t>
+            </w:r>
+            <w:proofErr w:type="spellEnd"/>
+            <w:r>
+              <w:rPr>
+                <w:rFonts w:ascii="Courier New" w:eastAsia="Courier New" w:hAnsi="Courier New" w:cs="Courier New"/>
+                <w:sz w:val="18"/>
+                <w:szCs w:val="18"/>
+              </w:rPr>
+              <w:t xml:space="preserve">; // </w:t>
+            </w:r>
+            <w:proofErr w:type="spellStart"/>
+            <w:r>
+              <w:rPr>
+                <w:rFonts w:ascii="Courier New" w:eastAsia="Courier New" w:hAnsi="Courier New" w:cs="Courier New"/>
+                <w:sz w:val="18"/>
+                <w:szCs w:val="18"/>
+              </w:rPr>
+              <w:t>fallback</w:t>
+            </w:r>
+            <w:proofErr w:type="spellEnd"/>
+            <w:r>
+              <w:rPr>
+                <w:rFonts w:ascii="Courier New" w:eastAsia="Courier New" w:hAnsi="Courier New" w:cs="Courier New"/>
+                <w:sz w:val="18"/>
+                <w:szCs w:val="18"/>
+              </w:rPr>
+              <w:t xml:space="preserve">: </w:t>
+            </w:r>
+            <w:proofErr w:type="spellStart"/>
+            <w:r>
+              <w:rPr>
+                <w:rFonts w:ascii="Courier New" w:eastAsia="Courier New" w:hAnsi="Courier New" w:cs="Courier New"/>
+                <w:sz w:val="18"/>
+                <w:szCs w:val="18"/>
+              </w:rPr>
+              <w:t>devuelve</w:t>
+            </w:r>
+            <w:proofErr w:type="spellEnd"/>
+            <w:r>
+              <w:rPr>
+                <w:rFonts w:ascii="Courier New" w:eastAsia="Courier New" w:hAnsi="Courier New" w:cs="Courier New"/>
+                <w:sz w:val="18"/>
+                <w:szCs w:val="18"/>
+              </w:rPr>
+              <w:t xml:space="preserve"> resultado bruto</w:t>
+            </w:r>
           </w:p>
         </w:tc>
       </w:tr>
@@ -8502,27 +9099,8 @@
                 <w:rFonts w:ascii="Courier New" w:eastAsia="Courier New" w:hAnsi="Courier New" w:cs="Courier New"/>
                 <w:sz w:val="18"/>
                 <w:szCs w:val="18"/>
-                <w:lang w:val="en-US"/>
-              </w:rPr>
-              <w:t xml:space="preserve">        </w:t>
-            </w:r>
-            <w:proofErr w:type="spellStart"/>
-            <w:r>
-              <w:rPr>
-                <w:rFonts w:ascii="Courier New" w:eastAsia="Courier New" w:hAnsi="Courier New" w:cs="Courier New"/>
-                <w:sz w:val="18"/>
-                <w:szCs w:val="18"/>
-              </w:rPr>
-              <w:t>try</w:t>
-            </w:r>
-            <w:proofErr w:type="spellEnd"/>
-            <w:r>
-              <w:rPr>
-                <w:rFonts w:ascii="Courier New" w:eastAsia="Courier New" w:hAnsi="Courier New" w:cs="Courier New"/>
-                <w:sz w:val="18"/>
-                <w:szCs w:val="18"/>
-              </w:rPr>
-              <w:t xml:space="preserve"> {</w:t>
+              </w:rPr>
+              <w:t xml:space="preserve">        }</w:t>
             </w:r>
           </w:p>
         </w:tc>
@@ -8549,120 +9127,24 @@
             <w:pPr>
               <w:spacing w:before="20" w:after="20"/>
               <w:rPr>
-                <w:lang w:val="es-ES"/>
-              </w:rPr>
-            </w:pPr>
-            <w:r>
-              <w:rPr>
-                <w:rFonts w:ascii="Courier New" w:eastAsia="Courier New" w:hAnsi="Courier New" w:cs="Courier New"/>
-                <w:sz w:val="18"/>
-                <w:szCs w:val="18"/>
-                <w:lang w:val="en-US"/>
-              </w:rPr>
-              <w:t xml:space="preserve">            </w:t>
-            </w:r>
-            <w:proofErr w:type="spellStart"/>
-            <w:r>
-              <w:rPr>
-                <w:rFonts w:ascii="Courier New" w:eastAsia="Courier New" w:hAnsi="Courier New" w:cs="Courier New"/>
-                <w:sz w:val="18"/>
-                <w:szCs w:val="18"/>
-                <w:lang w:val="es-ES"/>
-              </w:rPr>
-              <w:t>return</w:t>
-            </w:r>
-            <w:proofErr w:type="spellEnd"/>
-            <w:r>
-              <w:rPr>
-                <w:rFonts w:ascii="Courier New" w:eastAsia="Courier New" w:hAnsi="Courier New" w:cs="Courier New"/>
-                <w:sz w:val="18"/>
-                <w:szCs w:val="18"/>
-                <w:lang w:val="es-ES"/>
-              </w:rPr>
-              <w:t xml:space="preserve"> </w:t>
-            </w:r>
-            <w:proofErr w:type="spellStart"/>
-            <w:proofErr w:type="gramStart"/>
-            <w:r>
-              <w:rPr>
-                <w:rFonts w:ascii="Courier New" w:eastAsia="Courier New" w:hAnsi="Courier New" w:cs="Courier New"/>
-                <w:sz w:val="18"/>
-                <w:szCs w:val="18"/>
-                <w:lang w:val="es-ES"/>
-              </w:rPr>
-              <w:t>formatAnswer</w:t>
-            </w:r>
-            <w:proofErr w:type="spellEnd"/>
-            <w:r>
-              <w:rPr>
-                <w:rFonts w:ascii="Courier New" w:eastAsia="Courier New" w:hAnsi="Courier New" w:cs="Courier New"/>
-                <w:sz w:val="18"/>
-                <w:szCs w:val="18"/>
-                <w:lang w:val="es-ES"/>
-              </w:rPr>
-              <w:t>(</w:t>
-            </w:r>
-            <w:proofErr w:type="spellStart"/>
-            <w:proofErr w:type="gramEnd"/>
-            <w:r>
-              <w:rPr>
-                <w:rFonts w:ascii="Courier New" w:eastAsia="Courier New" w:hAnsi="Courier New" w:cs="Courier New"/>
-                <w:sz w:val="18"/>
-                <w:szCs w:val="18"/>
-                <w:lang w:val="es-ES"/>
-              </w:rPr>
-              <w:t>question</w:t>
-            </w:r>
-            <w:proofErr w:type="spellEnd"/>
-            <w:r>
-              <w:rPr>
-                <w:rFonts w:ascii="Courier New" w:eastAsia="Courier New" w:hAnsi="Courier New" w:cs="Courier New"/>
-                <w:sz w:val="18"/>
-                <w:szCs w:val="18"/>
-                <w:lang w:val="es-ES"/>
-              </w:rPr>
-              <w:t xml:space="preserve">, </w:t>
-            </w:r>
-            <w:proofErr w:type="spellStart"/>
-            <w:r>
-              <w:rPr>
-                <w:rFonts w:ascii="Courier New" w:eastAsia="Courier New" w:hAnsi="Courier New" w:cs="Courier New"/>
-                <w:sz w:val="18"/>
-                <w:szCs w:val="18"/>
-                <w:lang w:val="es-ES"/>
-              </w:rPr>
-              <w:t>plan.hql</w:t>
-            </w:r>
-            <w:proofErr w:type="spellEnd"/>
-            <w:r>
-              <w:rPr>
-                <w:rFonts w:ascii="Courier New" w:eastAsia="Courier New" w:hAnsi="Courier New" w:cs="Courier New"/>
-                <w:sz w:val="18"/>
-                <w:szCs w:val="18"/>
-                <w:lang w:val="es-ES"/>
-              </w:rPr>
-              <w:t xml:space="preserve">(), </w:t>
-            </w:r>
-            <w:proofErr w:type="spellStart"/>
-            <w:r>
-              <w:rPr>
-                <w:rFonts w:ascii="Courier New" w:eastAsia="Courier New" w:hAnsi="Courier New" w:cs="Courier New"/>
-                <w:sz w:val="18"/>
-                <w:szCs w:val="18"/>
-                <w:lang w:val="es-ES"/>
-              </w:rPr>
-              <w:t>result</w:t>
-            </w:r>
-            <w:proofErr w:type="spellEnd"/>
-            <w:r>
-              <w:rPr>
-                <w:rFonts w:ascii="Courier New" w:eastAsia="Courier New" w:hAnsi="Courier New" w:cs="Courier New"/>
-                <w:sz w:val="18"/>
-                <w:szCs w:val="18"/>
-                <w:lang w:val="es-ES"/>
-              </w:rPr>
-              <w:t>); // formatea vía servicio de LLM</w:t>
-            </w:r>
+                <w:rFonts w:ascii="Courier New" w:eastAsia="Courier New" w:hAnsi="Courier New" w:cs="Courier New"/>
+                <w:sz w:val="18"/>
+                <w:szCs w:val="18"/>
+              </w:rPr>
+            </w:pPr>
+            <w:r>
+              <w:rPr>
+                <w:rFonts w:ascii="Courier New" w:eastAsia="Courier New" w:hAnsi="Courier New" w:cs="Courier New"/>
+                <w:sz w:val="18"/>
+                <w:szCs w:val="18"/>
+              </w:rPr>
+              <w:t xml:space="preserve">    }</w:t>
+            </w:r>
+          </w:p>
+          <w:p>
+            <w:pPr>
+              <w:spacing w:before="20" w:after="20"/>
+            </w:pPr>
           </w:p>
         </w:tc>
       </w:tr>
@@ -8687,23 +9169,18 @@
           <w:p>
             <w:pPr>
               <w:spacing w:before="20" w:after="20"/>
-            </w:pPr>
-            <w:r>
-              <w:rPr>
-                <w:rFonts w:ascii="Courier New" w:eastAsia="Courier New" w:hAnsi="Courier New" w:cs="Courier New"/>
-                <w:sz w:val="18"/>
-                <w:szCs w:val="18"/>
-                <w:lang w:val="es-ES"/>
-              </w:rPr>
-              <w:t xml:space="preserve">        </w:t>
-            </w:r>
-            <w:r>
-              <w:rPr>
-                <w:rFonts w:ascii="Courier New" w:eastAsia="Courier New" w:hAnsi="Courier New" w:cs="Courier New"/>
-                <w:sz w:val="18"/>
-                <w:szCs w:val="18"/>
-              </w:rPr>
-              <w:t xml:space="preserve">} </w:t>
+              <w:rPr>
+                <w:lang w:val="en-US"/>
+              </w:rPr>
+            </w:pPr>
+            <w:r>
+              <w:rPr>
+                <w:rFonts w:ascii="Courier New" w:eastAsia="Courier New" w:hAnsi="Courier New" w:cs="Courier New"/>
+                <w:sz w:val="18"/>
+                <w:szCs w:val="18"/>
+                <w:lang w:val="en-US"/>
+              </w:rPr>
+              <w:t xml:space="preserve">    private </w:t>
             </w:r>
             <w:proofErr w:type="spellStart"/>
             <w:r>
@@ -8711,8 +9188,9 @@
                 <w:rFonts w:ascii="Courier New" w:eastAsia="Courier New" w:hAnsi="Courier New" w:cs="Courier New"/>
                 <w:sz w:val="18"/>
                 <w:szCs w:val="18"/>
-              </w:rPr>
-              <w:t>catch</w:t>
+                <w:lang w:val="en-US"/>
+              </w:rPr>
+              <w:t>QueryPlan</w:t>
             </w:r>
             <w:proofErr w:type="spellEnd"/>
             <w:r>
@@ -8720,17 +9198,20 @@
                 <w:rFonts w:ascii="Courier New" w:eastAsia="Courier New" w:hAnsi="Courier New" w:cs="Courier New"/>
                 <w:sz w:val="18"/>
                 <w:szCs w:val="18"/>
-              </w:rPr>
-              <w:t xml:space="preserve"> (</w:t>
+                <w:lang w:val="en-US"/>
+              </w:rPr>
+              <w:t xml:space="preserve"> </w:t>
             </w:r>
             <w:proofErr w:type="spellStart"/>
-            <w:r>
-              <w:rPr>
-                <w:rFonts w:ascii="Courier New" w:eastAsia="Courier New" w:hAnsi="Courier New" w:cs="Courier New"/>
-                <w:sz w:val="18"/>
-                <w:szCs w:val="18"/>
-              </w:rPr>
-              <w:t>RuntimeException</w:t>
+            <w:proofErr w:type="gramStart"/>
+            <w:r>
+              <w:rPr>
+                <w:rFonts w:ascii="Courier New" w:eastAsia="Courier New" w:hAnsi="Courier New" w:cs="Courier New"/>
+                <w:sz w:val="18"/>
+                <w:szCs w:val="18"/>
+                <w:lang w:val="en-US"/>
+              </w:rPr>
+              <w:t>buildQueryPlan</w:t>
             </w:r>
             <w:proofErr w:type="spellEnd"/>
             <w:r>
@@ -8738,8 +9219,19 @@
                 <w:rFonts w:ascii="Courier New" w:eastAsia="Courier New" w:hAnsi="Courier New" w:cs="Courier New"/>
                 <w:sz w:val="18"/>
                 <w:szCs w:val="18"/>
-              </w:rPr>
-              <w:t xml:space="preserve"> e) {</w:t>
+                <w:lang w:val="en-US"/>
+              </w:rPr>
+              <w:t>(</w:t>
+            </w:r>
+            <w:proofErr w:type="gramEnd"/>
+            <w:r>
+              <w:rPr>
+                <w:rFonts w:ascii="Courier New" w:eastAsia="Courier New" w:hAnsi="Courier New" w:cs="Courier New"/>
+                <w:sz w:val="18"/>
+                <w:szCs w:val="18"/>
+                <w:lang w:val="en-US"/>
+              </w:rPr>
+              <w:t>String question) {</w:t>
             </w:r>
           </w:p>
         </w:tc>
@@ -8765,87 +9257,44 @@
           <w:p>
             <w:pPr>
               <w:spacing w:before="20" w:after="20"/>
-            </w:pPr>
-            <w:r>
-              <w:rPr>
-                <w:rFonts w:ascii="Courier New" w:eastAsia="Courier New" w:hAnsi="Courier New" w:cs="Courier New"/>
-                <w:sz w:val="18"/>
-                <w:szCs w:val="18"/>
-              </w:rPr>
-              <w:t xml:space="preserve">            </w:t>
+              <w:rPr>
+                <w:lang w:val="en-US"/>
+              </w:rPr>
+            </w:pPr>
+            <w:r>
+              <w:rPr>
+                <w:rFonts w:ascii="Courier New" w:eastAsia="Courier New" w:hAnsi="Courier New" w:cs="Courier New"/>
+                <w:color w:val="D4D4D4"/>
+                <w:sz w:val="18"/>
+                <w:szCs w:val="18"/>
+                <w:lang w:val="en-US"/>
+              </w:rPr>
+              <w:t xml:space="preserve">        return new </w:t>
             </w:r>
             <w:proofErr w:type="spellStart"/>
-            <w:r>
-              <w:rPr>
-                <w:rFonts w:ascii="Courier New" w:eastAsia="Courier New" w:hAnsi="Courier New" w:cs="Courier New"/>
-                <w:sz w:val="18"/>
-                <w:szCs w:val="18"/>
-              </w:rPr>
-              <w:t>return</w:t>
+            <w:proofErr w:type="gramStart"/>
+            <w:r>
+              <w:rPr>
+                <w:rFonts w:ascii="Courier New" w:eastAsia="Courier New" w:hAnsi="Courier New" w:cs="Courier New"/>
+                <w:color w:val="D4D4D4"/>
+                <w:sz w:val="18"/>
+                <w:szCs w:val="18"/>
+                <w:lang w:val="en-US"/>
+              </w:rPr>
+              <w:t>QueryPlan</w:t>
             </w:r>
             <w:proofErr w:type="spellEnd"/>
             <w:r>
               <w:rPr>
                 <w:rFonts w:ascii="Courier New" w:eastAsia="Courier New" w:hAnsi="Courier New" w:cs="Courier New"/>
-                <w:sz w:val="18"/>
-                <w:szCs w:val="18"/>
-              </w:rPr>
-              <w:t xml:space="preserve"> </w:t>
-            </w:r>
-            <w:proofErr w:type="spellStart"/>
-            <w:r>
-              <w:rPr>
-                <w:rFonts w:ascii="Courier New" w:eastAsia="Courier New" w:hAnsi="Courier New" w:cs="Courier New"/>
-                <w:sz w:val="18"/>
-                <w:szCs w:val="18"/>
-              </w:rPr>
-              <w:t>result</w:t>
-            </w:r>
-            <w:proofErr w:type="spellEnd"/>
-            <w:r>
-              <w:rPr>
-                <w:rFonts w:ascii="Courier New" w:eastAsia="Courier New" w:hAnsi="Courier New" w:cs="Courier New"/>
-                <w:sz w:val="18"/>
-                <w:szCs w:val="18"/>
-              </w:rPr>
-              <w:t xml:space="preserve">; // </w:t>
-            </w:r>
-            <w:proofErr w:type="spellStart"/>
-            <w:r>
-              <w:rPr>
-                <w:rFonts w:ascii="Courier New" w:eastAsia="Courier New" w:hAnsi="Courier New" w:cs="Courier New"/>
-                <w:sz w:val="18"/>
-                <w:szCs w:val="18"/>
-              </w:rPr>
-              <w:t>fallback</w:t>
-            </w:r>
-            <w:proofErr w:type="spellEnd"/>
-            <w:r>
-              <w:rPr>
-                <w:rFonts w:ascii="Courier New" w:eastAsia="Courier New" w:hAnsi="Courier New" w:cs="Courier New"/>
-                <w:sz w:val="18"/>
-                <w:szCs w:val="18"/>
-              </w:rPr>
-              <w:t xml:space="preserve">: </w:t>
-            </w:r>
-            <w:proofErr w:type="spellStart"/>
-            <w:r>
-              <w:rPr>
-                <w:rFonts w:ascii="Courier New" w:eastAsia="Courier New" w:hAnsi="Courier New" w:cs="Courier New"/>
-                <w:sz w:val="18"/>
-                <w:szCs w:val="18"/>
-              </w:rPr>
-              <w:t>devuelve</w:t>
-            </w:r>
-            <w:proofErr w:type="spellEnd"/>
-            <w:r>
-              <w:rPr>
-                <w:rFonts w:ascii="Courier New" w:eastAsia="Courier New" w:hAnsi="Courier New" w:cs="Courier New"/>
-                <w:sz w:val="18"/>
-                <w:szCs w:val="18"/>
-              </w:rPr>
-              <w:t xml:space="preserve"> resultado bruto</w:t>
-            </w:r>
+                <w:color w:val="D4D4D4"/>
+                <w:sz w:val="18"/>
+                <w:szCs w:val="18"/>
+                <w:lang w:val="en-US"/>
+              </w:rPr>
+              <w:t>(</w:t>
+            </w:r>
+            <w:proofErr w:type="gramEnd"/>
           </w:p>
         </w:tc>
       </w:tr>
@@ -8870,14 +9319,105 @@
           <w:p>
             <w:pPr>
               <w:spacing w:before="20" w:after="20"/>
-            </w:pPr>
-            <w:r>
-              <w:rPr>
-                <w:rFonts w:ascii="Courier New" w:eastAsia="Courier New" w:hAnsi="Courier New" w:cs="Courier New"/>
-                <w:sz w:val="18"/>
-                <w:szCs w:val="18"/>
-              </w:rPr>
-              <w:t xml:space="preserve">        }</w:t>
+              <w:rPr>
+                <w:rFonts w:ascii="Courier New" w:eastAsia="Courier New" w:hAnsi="Courier New" w:cs="Courier New"/>
+                <w:color w:val="D4D4D4"/>
+                <w:sz w:val="18"/>
+                <w:szCs w:val="18"/>
+              </w:rPr>
+            </w:pPr>
+            <w:r>
+              <w:rPr>
+                <w:rFonts w:ascii="Courier New" w:eastAsia="Courier New" w:hAnsi="Courier New" w:cs="Courier New"/>
+                <w:color w:val="D4D4D4"/>
+                <w:sz w:val="18"/>
+                <w:szCs w:val="18"/>
+                <w:lang w:val="en-US"/>
+              </w:rPr>
+              <w:t xml:space="preserve">          </w:t>
+            </w:r>
+            <w:proofErr w:type="spellStart"/>
+            <w:r>
+              <w:rPr>
+                <w:rFonts w:ascii="Courier New" w:eastAsia="Courier New" w:hAnsi="Courier New" w:cs="Courier New"/>
+                <w:color w:val="FFFFFF" w:themeColor="background1"/>
+                <w:sz w:val="18"/>
+                <w:szCs w:val="18"/>
+              </w:rPr>
+              <w:t>hqlSanitizer.</w:t>
+            </w:r>
+            <w:r>
+              <w:rPr>
+                <w:rFonts w:ascii="Courier New" w:eastAsia="Courier New" w:hAnsi="Courier New" w:cs="Courier New"/>
+                <w:color w:val="D4D4D4"/>
+                <w:sz w:val="18"/>
+                <w:szCs w:val="18"/>
+              </w:rPr>
+              <w:t>sanitizeHql</w:t>
+            </w:r>
+            <w:proofErr w:type="spellEnd"/>
+            <w:r>
+              <w:rPr>
+                <w:rFonts w:ascii="Courier New" w:eastAsia="Courier New" w:hAnsi="Courier New" w:cs="Courier New"/>
+                <w:color w:val="D4D4D4"/>
+                <w:sz w:val="18"/>
+                <w:szCs w:val="18"/>
+              </w:rPr>
+              <w:t>(</w:t>
+            </w:r>
+            <w:proofErr w:type="spellStart"/>
+            <w:r>
+              <w:rPr>
+                <w:rFonts w:ascii="Courier New" w:eastAsia="Courier New" w:hAnsi="Courier New" w:cs="Courier New"/>
+                <w:color w:val="D4D4D4"/>
+                <w:sz w:val="18"/>
+                <w:szCs w:val="18"/>
+              </w:rPr>
+              <w:t>hqlGenerator.generateHql</w:t>
+            </w:r>
+            <w:proofErr w:type="spellEnd"/>
+            <w:r>
+              <w:rPr>
+                <w:rFonts w:ascii="Courier New" w:eastAsia="Courier New" w:hAnsi="Courier New" w:cs="Courier New"/>
+                <w:color w:val="D4D4D4"/>
+                <w:sz w:val="18"/>
+                <w:szCs w:val="18"/>
+              </w:rPr>
+              <w:t>(</w:t>
+            </w:r>
+            <w:proofErr w:type="spellStart"/>
+            <w:r>
+              <w:rPr>
+                <w:rFonts w:ascii="Courier New" w:eastAsia="Courier New" w:hAnsi="Courier New" w:cs="Courier New"/>
+                <w:color w:val="D4D4D4"/>
+                <w:sz w:val="18"/>
+                <w:szCs w:val="18"/>
+              </w:rPr>
+              <w:t>question</w:t>
+            </w:r>
+            <w:proofErr w:type="spellEnd"/>
+            <w:r>
+              <w:rPr>
+                <w:rFonts w:ascii="Courier New" w:eastAsia="Courier New" w:hAnsi="Courier New" w:cs="Courier New"/>
+                <w:color w:val="D4D4D4"/>
+                <w:sz w:val="18"/>
+                <w:szCs w:val="18"/>
+              </w:rPr>
+              <w:t>)), 50</w:t>
+            </w:r>
+          </w:p>
+          <w:p>
+            <w:pPr>
+              <w:spacing w:before="20" w:after="20"/>
+            </w:pPr>
+            <w:r>
+              <w:rPr>
+                <w:rFonts w:ascii="Courier New" w:eastAsia="Courier New" w:hAnsi="Courier New" w:cs="Courier New"/>
+                <w:color w:val="D4D4D4"/>
+                <w:sz w:val="18"/>
+                <w:szCs w:val="18"/>
+              </w:rPr>
+              <w:t xml:space="preserve">        );</w:t>
             </w:r>
           </w:p>
         </w:tc>
@@ -8903,6 +9443,11 @@
           <w:p>
             <w:pPr>
               <w:spacing w:before="20" w:after="20"/>
+              <w:rPr>
+                <w:rFonts w:ascii="Courier New" w:eastAsia="Courier New" w:hAnsi="Courier New" w:cs="Courier New"/>
+                <w:sz w:val="18"/>
+                <w:szCs w:val="18"/>
+              </w:rPr>
             </w:pPr>
             <w:r>
               <w:rPr>
@@ -8912,6 +9457,357 @@
               </w:rPr>
               <w:t xml:space="preserve">    }</w:t>
             </w:r>
+          </w:p>
+          <w:p>
+            <w:pPr>
+              <w:spacing w:before="20" w:after="20"/>
+              <w:rPr>
+                <w:rFonts w:ascii="Courier New" w:eastAsia="Courier New" w:hAnsi="Courier New" w:cs="Courier New"/>
+              </w:rPr>
+            </w:pPr>
+          </w:p>
+          <w:p>
+            <w:pPr>
+              <w:pStyle w:val="HTMLpr-formatado"/>
+              <w:shd w:val="clear" w:color="auto" w:fill="1E1F22"/>
+              <w:rPr>
+                <w:color w:val="FFFFFF" w:themeColor="background1"/>
+                <w:sz w:val="18"/>
+                <w:szCs w:val="18"/>
+                <w:lang w:val="en-US"/>
+              </w:rPr>
+            </w:pPr>
+            <w:r>
+              <w:rPr>
+                <w:color w:val="FFFFFF" w:themeColor="background1"/>
+                <w:sz w:val="18"/>
+                <w:szCs w:val="18"/>
+                <w:lang w:val="en-US"/>
+              </w:rPr>
+              <w:t xml:space="preserve">   </w:t>
+            </w:r>
+            <w:r>
+              <w:rPr>
+                <w:color w:val="FFFFFF" w:themeColor="background1"/>
+                <w:sz w:val="18"/>
+                <w:szCs w:val="18"/>
+                <w:lang w:val="en-US"/>
+              </w:rPr>
+              <w:t xml:space="preserve">private String </w:t>
+            </w:r>
+            <w:proofErr w:type="spellStart"/>
+            <w:proofErr w:type="gramStart"/>
+            <w:r>
+              <w:rPr>
+                <w:color w:val="FFFFFF" w:themeColor="background1"/>
+                <w:sz w:val="18"/>
+                <w:szCs w:val="18"/>
+                <w:lang w:val="en-US"/>
+              </w:rPr>
+              <w:t>formatAnswer</w:t>
+            </w:r>
+            <w:proofErr w:type="spellEnd"/>
+            <w:r>
+              <w:rPr>
+                <w:color w:val="FFFFFF" w:themeColor="background1"/>
+                <w:sz w:val="18"/>
+                <w:szCs w:val="18"/>
+                <w:lang w:val="en-US"/>
+              </w:rPr>
+              <w:t>(</w:t>
+            </w:r>
+            <w:proofErr w:type="gramEnd"/>
+            <w:r>
+              <w:rPr>
+                <w:color w:val="FFFFFF" w:themeColor="background1"/>
+                <w:sz w:val="18"/>
+                <w:szCs w:val="18"/>
+                <w:lang w:val="en-US"/>
+              </w:rPr>
+              <w:t xml:space="preserve">String question, String </w:t>
+            </w:r>
+            <w:proofErr w:type="spellStart"/>
+            <w:r>
+              <w:rPr>
+                <w:color w:val="FFFFFF" w:themeColor="background1"/>
+                <w:sz w:val="18"/>
+                <w:szCs w:val="18"/>
+                <w:lang w:val="en-US"/>
+              </w:rPr>
+              <w:t>hql</w:t>
+            </w:r>
+            <w:proofErr w:type="spellEnd"/>
+            <w:r>
+              <w:rPr>
+                <w:color w:val="FFFFFF" w:themeColor="background1"/>
+                <w:sz w:val="18"/>
+                <w:szCs w:val="18"/>
+                <w:lang w:val="en-US"/>
+              </w:rPr>
+              <w:t>, String result) {</w:t>
+            </w:r>
+            <w:r>
+              <w:rPr>
+                <w:color w:val="FFFFFF" w:themeColor="background1"/>
+                <w:sz w:val="18"/>
+                <w:szCs w:val="18"/>
+                <w:lang w:val="en-US"/>
+              </w:rPr>
+              <w:br/>
+            </w:r>
+            <w:r>
+              <w:rPr>
+                <w:rFonts w:eastAsia="Courier New"/>
+                <w:color w:val="D4D4D4"/>
+                <w:sz w:val="18"/>
+                <w:szCs w:val="18"/>
+                <w:lang w:val="en-US"/>
+              </w:rPr>
+              <w:t xml:space="preserve">      </w:t>
+            </w:r>
+            <w:r>
+              <w:rPr>
+                <w:color w:val="FFFFFF" w:themeColor="background1"/>
+                <w:sz w:val="18"/>
+                <w:szCs w:val="18"/>
+                <w:lang w:val="en-US"/>
+              </w:rPr>
+              <w:t>if (</w:t>
+            </w:r>
+            <w:proofErr w:type="spellStart"/>
+            <w:r>
+              <w:rPr>
+                <w:color w:val="FFFFFF" w:themeColor="background1"/>
+                <w:sz w:val="18"/>
+                <w:szCs w:val="18"/>
+                <w:lang w:val="en-US"/>
+              </w:rPr>
+              <w:t>result.startsWith</w:t>
+            </w:r>
+            <w:proofErr w:type="spellEnd"/>
+            <w:r>
+              <w:rPr>
+                <w:color w:val="FFFFFF" w:themeColor="background1"/>
+                <w:sz w:val="18"/>
+                <w:szCs w:val="18"/>
+                <w:lang w:val="en-US"/>
+              </w:rPr>
+              <w:t xml:space="preserve">("ERROR:") || </w:t>
+            </w:r>
+            <w:proofErr w:type="spellStart"/>
+            <w:r>
+              <w:rPr>
+                <w:color w:val="FFFFFF" w:themeColor="background1"/>
+                <w:sz w:val="18"/>
+                <w:szCs w:val="18"/>
+                <w:lang w:val="en-US"/>
+              </w:rPr>
+              <w:t>result.startsWith</w:t>
+            </w:r>
+            <w:proofErr w:type="spellEnd"/>
+            <w:r>
+              <w:rPr>
+                <w:color w:val="FFFFFF" w:themeColor="background1"/>
+                <w:sz w:val="18"/>
+                <w:szCs w:val="18"/>
+                <w:lang w:val="en-US"/>
+              </w:rPr>
+              <w:t xml:space="preserve">("HQL query error:")) </w:t>
+            </w:r>
+            <w:r>
+              <w:rPr>
+                <w:color w:val="FFFFFF" w:themeColor="background1"/>
+                <w:sz w:val="18"/>
+                <w:szCs w:val="18"/>
+                <w:lang w:val="en-US"/>
+              </w:rPr>
+              <w:t xml:space="preserve">                  </w:t>
+            </w:r>
+          </w:p>
+          <w:p>
+            <w:pPr>
+              <w:pStyle w:val="HTMLpr-formatado"/>
+              <w:shd w:val="clear" w:color="auto" w:fill="1E1F22"/>
+              <w:rPr>
+                <w:color w:val="FFFFFF" w:themeColor="background1"/>
+                <w:sz w:val="18"/>
+                <w:szCs w:val="18"/>
+                <w:lang w:val="en-US"/>
+              </w:rPr>
+            </w:pPr>
+            <w:r>
+              <w:rPr>
+                <w:color w:val="FFFFFF" w:themeColor="background1"/>
+                <w:sz w:val="18"/>
+                <w:szCs w:val="18"/>
+                <w:lang w:val="en-US"/>
+              </w:rPr>
+              <w:t xml:space="preserve">      {</w:t>
+            </w:r>
+            <w:r>
+              <w:rPr>
+                <w:color w:val="FFFFFF" w:themeColor="background1"/>
+                <w:sz w:val="18"/>
+                <w:szCs w:val="18"/>
+                <w:lang w:val="en-US"/>
+              </w:rPr>
+              <w:br/>
+              <w:t xml:space="preserve">       </w:t>
+            </w:r>
+            <w:r>
+              <w:rPr>
+                <w:color w:val="FFFFFF" w:themeColor="background1"/>
+                <w:sz w:val="18"/>
+                <w:szCs w:val="18"/>
+                <w:lang w:val="en-US"/>
+              </w:rPr>
+              <w:t xml:space="preserve"> </w:t>
+            </w:r>
+            <w:r>
+              <w:rPr>
+                <w:color w:val="FFFFFF" w:themeColor="background1"/>
+                <w:sz w:val="18"/>
+                <w:szCs w:val="18"/>
+                <w:lang w:val="en-US"/>
+              </w:rPr>
+              <w:t>return result;</w:t>
+            </w:r>
+            <w:r>
+              <w:rPr>
+                <w:color w:val="FFFFFF" w:themeColor="background1"/>
+                <w:sz w:val="18"/>
+                <w:szCs w:val="18"/>
+                <w:lang w:val="en-US"/>
+              </w:rPr>
+              <w:br/>
+              <w:t xml:space="preserve">  </w:t>
+            </w:r>
+            <w:r>
+              <w:rPr>
+                <w:rFonts w:eastAsia="Courier New"/>
+                <w:color w:val="D4D4D4"/>
+                <w:sz w:val="18"/>
+                <w:szCs w:val="18"/>
+                <w:lang w:val="en-US"/>
+              </w:rPr>
+              <w:t xml:space="preserve">  </w:t>
+            </w:r>
+            <w:proofErr w:type="gramStart"/>
+            <w:r>
+              <w:rPr>
+                <w:rFonts w:eastAsia="Courier New"/>
+                <w:color w:val="D4D4D4"/>
+                <w:sz w:val="18"/>
+                <w:szCs w:val="18"/>
+                <w:lang w:val="en-US"/>
+              </w:rPr>
+              <w:t xml:space="preserve">  </w:t>
+            </w:r>
+            <w:r>
+              <w:rPr>
+                <w:color w:val="FFFFFF" w:themeColor="background1"/>
+                <w:sz w:val="18"/>
+                <w:szCs w:val="18"/>
+                <w:lang w:val="en-US"/>
+              </w:rPr>
+              <w:t>}</w:t>
+            </w:r>
+            <w:proofErr w:type="gramEnd"/>
+            <w:r>
+              <w:rPr>
+                <w:color w:val="FFFFFF" w:themeColor="background1"/>
+                <w:sz w:val="18"/>
+                <w:szCs w:val="18"/>
+                <w:lang w:val="en-US"/>
+              </w:rPr>
+              <w:br/>
+            </w:r>
+            <w:r>
+              <w:rPr>
+                <w:color w:val="FFFFFF" w:themeColor="background1"/>
+                <w:sz w:val="18"/>
+                <w:szCs w:val="18"/>
+                <w:lang w:val="en-US"/>
+              </w:rPr>
+              <w:br/>
+              <w:t xml:space="preserve">      return </w:t>
+            </w:r>
+            <w:proofErr w:type="spellStart"/>
+            <w:r>
+              <w:rPr>
+                <w:color w:val="FFFFFF" w:themeColor="background1"/>
+                <w:sz w:val="18"/>
+                <w:szCs w:val="18"/>
+                <w:lang w:val="en-US"/>
+              </w:rPr>
+              <w:t>answerFormatter.formatAnswer</w:t>
+            </w:r>
+            <w:proofErr w:type="spellEnd"/>
+            <w:r>
+              <w:rPr>
+                <w:color w:val="FFFFFF" w:themeColor="background1"/>
+                <w:sz w:val="18"/>
+                <w:szCs w:val="18"/>
+                <w:lang w:val="en-US"/>
+              </w:rPr>
+              <w:t xml:space="preserve">(question, </w:t>
+            </w:r>
+            <w:proofErr w:type="spellStart"/>
+            <w:r>
+              <w:rPr>
+                <w:color w:val="FFFFFF" w:themeColor="background1"/>
+                <w:sz w:val="18"/>
+                <w:szCs w:val="18"/>
+                <w:lang w:val="en-US"/>
+              </w:rPr>
+              <w:t>hql</w:t>
+            </w:r>
+            <w:proofErr w:type="spellEnd"/>
+            <w:r>
+              <w:rPr>
+                <w:color w:val="FFFFFF" w:themeColor="background1"/>
+                <w:sz w:val="18"/>
+                <w:szCs w:val="18"/>
+                <w:lang w:val="en-US"/>
+              </w:rPr>
+              <w:t>, result);</w:t>
+            </w:r>
+            <w:r>
+              <w:rPr>
+                <w:color w:val="FFFFFF" w:themeColor="background1"/>
+                <w:sz w:val="18"/>
+                <w:szCs w:val="18"/>
+                <w:lang w:val="en-US"/>
+              </w:rPr>
+              <w:br/>
+            </w:r>
+            <w:r>
+              <w:rPr>
+                <w:rFonts w:eastAsia="Courier New"/>
+                <w:color w:val="D4D4D4"/>
+                <w:sz w:val="18"/>
+                <w:szCs w:val="18"/>
+                <w:lang w:val="en-US"/>
+              </w:rPr>
+              <w:t xml:space="preserve">    </w:t>
+            </w:r>
+            <w:r>
+              <w:rPr>
+                <w:color w:val="FFFFFF" w:themeColor="background1"/>
+                <w:sz w:val="18"/>
+                <w:szCs w:val="18"/>
+                <w:lang w:val="en-US"/>
+              </w:rPr>
+              <w:t>}</w:t>
+            </w:r>
+          </w:p>
+          <w:p>
+            <w:pPr>
+              <w:spacing w:before="20" w:after="20"/>
+              <w:rPr>
+                <w:lang w:val="en-US"/>
+              </w:rPr>
+            </w:pPr>
           </w:p>
         </w:tc>
       </w:tr>
@@ -8936,7 +9832,90 @@
           <w:p>
             <w:pPr>
               <w:spacing w:before="20" w:after="20"/>
-            </w:pPr>
+              <w:rPr>
+                <w:lang w:val="en-US"/>
+              </w:rPr>
+            </w:pPr>
+            <w:r>
+              <w:rPr>
+                <w:rFonts w:ascii="Courier New" w:eastAsia="Courier New" w:hAnsi="Courier New" w:cs="Courier New"/>
+                <w:sz w:val="18"/>
+                <w:szCs w:val="18"/>
+                <w:lang w:val="en-US"/>
+              </w:rPr>
+              <w:t xml:space="preserve">    private record </w:t>
+            </w:r>
+            <w:proofErr w:type="spellStart"/>
+            <w:proofErr w:type="gramStart"/>
+            <w:r>
+              <w:rPr>
+                <w:rFonts w:ascii="Courier New" w:eastAsia="Courier New" w:hAnsi="Courier New" w:cs="Courier New"/>
+                <w:sz w:val="18"/>
+                <w:szCs w:val="18"/>
+                <w:lang w:val="en-US"/>
+              </w:rPr>
+              <w:t>QueryPlan</w:t>
+            </w:r>
+            <w:proofErr w:type="spellEnd"/>
+            <w:r>
+              <w:rPr>
+                <w:rFonts w:ascii="Courier New" w:eastAsia="Courier New" w:hAnsi="Courier New" w:cs="Courier New"/>
+                <w:sz w:val="18"/>
+                <w:szCs w:val="18"/>
+                <w:lang w:val="en-US"/>
+              </w:rPr>
+              <w:t>(</w:t>
+            </w:r>
+            <w:proofErr w:type="gramEnd"/>
+            <w:r>
+              <w:rPr>
+                <w:rFonts w:ascii="Courier New" w:eastAsia="Courier New" w:hAnsi="Courier New" w:cs="Courier New"/>
+                <w:sz w:val="18"/>
+                <w:szCs w:val="18"/>
+                <w:lang w:val="en-US"/>
+              </w:rPr>
+              <w:t xml:space="preserve">String </w:t>
+            </w:r>
+            <w:proofErr w:type="spellStart"/>
+            <w:r>
+              <w:rPr>
+                <w:rFonts w:ascii="Courier New" w:eastAsia="Courier New" w:hAnsi="Courier New" w:cs="Courier New"/>
+                <w:sz w:val="18"/>
+                <w:szCs w:val="18"/>
+                <w:lang w:val="en-US"/>
+              </w:rPr>
+              <w:t>hql</w:t>
+            </w:r>
+            <w:proofErr w:type="spellEnd"/>
+            <w:r>
+              <w:rPr>
+                <w:rFonts w:ascii="Courier New" w:eastAsia="Courier New" w:hAnsi="Courier New" w:cs="Courier New"/>
+                <w:sz w:val="18"/>
+                <w:szCs w:val="18"/>
+                <w:lang w:val="en-US"/>
+              </w:rPr>
+              <w:t xml:space="preserve">, int </w:t>
+            </w:r>
+            <w:proofErr w:type="spellStart"/>
+            <w:r>
+              <w:rPr>
+                <w:rFonts w:ascii="Courier New" w:eastAsia="Courier New" w:hAnsi="Courier New" w:cs="Courier New"/>
+                <w:sz w:val="18"/>
+                <w:szCs w:val="18"/>
+                <w:lang w:val="en-US"/>
+              </w:rPr>
+              <w:t>maxResults</w:t>
+            </w:r>
+            <w:proofErr w:type="spellEnd"/>
+            <w:r>
+              <w:rPr>
+                <w:rFonts w:ascii="Courier New" w:eastAsia="Courier New" w:hAnsi="Courier New" w:cs="Courier New"/>
+                <w:sz w:val="18"/>
+                <w:szCs w:val="18"/>
+                <w:lang w:val="en-US"/>
+              </w:rPr>
+              <w:t>) {}</w:t>
+            </w:r>
           </w:p>
         </w:tc>
       </w:tr>
@@ -8961,469 +9940,6 @@
           <w:p>
             <w:pPr>
               <w:spacing w:before="20" w:after="20"/>
-              <w:rPr>
-                <w:lang w:val="en-US"/>
-              </w:rPr>
-            </w:pPr>
-            <w:r>
-              <w:rPr>
-                <w:rFonts w:ascii="Courier New" w:eastAsia="Courier New" w:hAnsi="Courier New" w:cs="Courier New"/>
-                <w:sz w:val="18"/>
-                <w:szCs w:val="18"/>
-                <w:lang w:val="en-US"/>
-              </w:rPr>
-              <w:t xml:space="preserve">    private </w:t>
-            </w:r>
-            <w:proofErr w:type="spellStart"/>
-            <w:r>
-              <w:rPr>
-                <w:rFonts w:ascii="Courier New" w:eastAsia="Courier New" w:hAnsi="Courier New" w:cs="Courier New"/>
-                <w:sz w:val="18"/>
-                <w:szCs w:val="18"/>
-                <w:lang w:val="en-US"/>
-              </w:rPr>
-              <w:t>QueryPlan</w:t>
-            </w:r>
-            <w:proofErr w:type="spellEnd"/>
-            <w:r>
-              <w:rPr>
-                <w:rFonts w:ascii="Courier New" w:eastAsia="Courier New" w:hAnsi="Courier New" w:cs="Courier New"/>
-                <w:sz w:val="18"/>
-                <w:szCs w:val="18"/>
-                <w:lang w:val="en-US"/>
-              </w:rPr>
-              <w:t xml:space="preserve"> </w:t>
-            </w:r>
-            <w:proofErr w:type="spellStart"/>
-            <w:proofErr w:type="gramStart"/>
-            <w:r>
-              <w:rPr>
-                <w:rFonts w:ascii="Courier New" w:eastAsia="Courier New" w:hAnsi="Courier New" w:cs="Courier New"/>
-                <w:sz w:val="18"/>
-                <w:szCs w:val="18"/>
-                <w:lang w:val="en-US"/>
-              </w:rPr>
-              <w:t>buildQueryPlan</w:t>
-            </w:r>
-            <w:proofErr w:type="spellEnd"/>
-            <w:r>
-              <w:rPr>
-                <w:rFonts w:ascii="Courier New" w:eastAsia="Courier New" w:hAnsi="Courier New" w:cs="Courier New"/>
-                <w:sz w:val="18"/>
-                <w:szCs w:val="18"/>
-                <w:lang w:val="en-US"/>
-              </w:rPr>
-              <w:t>(</w:t>
-            </w:r>
-            <w:proofErr w:type="gramEnd"/>
-            <w:r>
-              <w:rPr>
-                <w:rFonts w:ascii="Courier New" w:eastAsia="Courier New" w:hAnsi="Courier New" w:cs="Courier New"/>
-                <w:sz w:val="18"/>
-                <w:szCs w:val="18"/>
-                <w:lang w:val="en-US"/>
-              </w:rPr>
-              <w:t>String question) {</w:t>
-            </w:r>
-          </w:p>
-        </w:tc>
-      </w:tr>
-      <w:tr>
-        <w:tc>
-          <w:tcPr>
-            <w:tcW w:w="9026" w:type="dxa"/>
-            <w:tcBorders>
-              <w:top w:val="none" w:sz="0" w:space="0" w:color="FFFFFF"/>
-              <w:left w:val="none" w:sz="0" w:space="0" w:color="FFFFFF"/>
-              <w:bottom w:val="none" w:sz="0" w:space="0" w:color="FFFFFF"/>
-              <w:right w:val="none" w:sz="0" w:space="0" w:color="FFFFFF"/>
-            </w:tcBorders>
-            <w:shd w:val="clear" w:color="auto" w:fill="1E1E1E"/>
-            <w:tcMar>
-              <w:top w:w="40" w:type="dxa"/>
-              <w:left w:w="200" w:type="dxa"/>
-              <w:bottom w:w="40" w:type="dxa"/>
-              <w:right w:w="180" w:type="dxa"/>
-            </w:tcMar>
-          </w:tcPr>
-          <w:p>
-            <w:pPr>
-              <w:spacing w:before="20" w:after="20"/>
-              <w:rPr>
-                <w:lang w:val="en-US"/>
-              </w:rPr>
-            </w:pPr>
-            <w:r>
-              <w:rPr>
-                <w:rFonts w:ascii="Courier New" w:eastAsia="Courier New" w:hAnsi="Courier New" w:cs="Courier New"/>
-                <w:sz w:val="18"/>
-                <w:szCs w:val="18"/>
-                <w:lang w:val="en-US"/>
-              </w:rPr>
-              <w:t xml:space="preserve">        return new </w:t>
-            </w:r>
-            <w:proofErr w:type="spellStart"/>
-            <w:proofErr w:type="gramStart"/>
-            <w:r>
-              <w:rPr>
-                <w:rFonts w:ascii="Courier New" w:eastAsia="Courier New" w:hAnsi="Courier New" w:cs="Courier New"/>
-                <w:sz w:val="18"/>
-                <w:szCs w:val="18"/>
-                <w:lang w:val="en-US"/>
-              </w:rPr>
-              <w:t>QueryPlan</w:t>
-            </w:r>
-            <w:proofErr w:type="spellEnd"/>
-            <w:r>
-              <w:rPr>
-                <w:rFonts w:ascii="Courier New" w:eastAsia="Courier New" w:hAnsi="Courier New" w:cs="Courier New"/>
-                <w:sz w:val="18"/>
-                <w:szCs w:val="18"/>
-                <w:lang w:val="en-US"/>
-              </w:rPr>
-              <w:t xml:space="preserve">(  </w:t>
-            </w:r>
-            <w:proofErr w:type="gramEnd"/>
-            <w:r>
-              <w:rPr>
-                <w:rFonts w:ascii="Courier New" w:eastAsia="Courier New" w:hAnsi="Courier New" w:cs="Courier New"/>
-                <w:sz w:val="18"/>
-                <w:szCs w:val="18"/>
-                <w:lang w:val="en-US"/>
-              </w:rPr>
-              <w:t xml:space="preserve">                         // </w:t>
-            </w:r>
-            <w:proofErr w:type="spellStart"/>
-            <w:r>
-              <w:rPr>
-                <w:rFonts w:ascii="Courier New" w:eastAsia="Courier New" w:hAnsi="Courier New" w:cs="Courier New"/>
-                <w:sz w:val="18"/>
-                <w:szCs w:val="18"/>
-                <w:lang w:val="en-US"/>
-              </w:rPr>
-              <w:t>QueryPlan</w:t>
-            </w:r>
-            <w:proofErr w:type="spellEnd"/>
-            <w:r>
-              <w:rPr>
-                <w:rFonts w:ascii="Courier New" w:eastAsia="Courier New" w:hAnsi="Courier New" w:cs="Courier New"/>
-                <w:sz w:val="18"/>
-                <w:szCs w:val="18"/>
-                <w:lang w:val="en-US"/>
-              </w:rPr>
-              <w:t xml:space="preserve">: solo </w:t>
-            </w:r>
-            <w:proofErr w:type="spellStart"/>
-            <w:r>
-              <w:rPr>
-                <w:rFonts w:ascii="Courier New" w:eastAsia="Courier New" w:hAnsi="Courier New" w:cs="Courier New"/>
-                <w:sz w:val="18"/>
-                <w:szCs w:val="18"/>
-                <w:lang w:val="en-US"/>
-              </w:rPr>
-              <w:t>hql</w:t>
-            </w:r>
-            <w:proofErr w:type="spellEnd"/>
-            <w:r>
-              <w:rPr>
-                <w:rFonts w:ascii="Courier New" w:eastAsia="Courier New" w:hAnsi="Courier New" w:cs="Courier New"/>
-                <w:sz w:val="18"/>
-                <w:szCs w:val="18"/>
-                <w:lang w:val="en-US"/>
-              </w:rPr>
-              <w:t xml:space="preserve"> + </w:t>
-            </w:r>
-            <w:proofErr w:type="spellStart"/>
-            <w:r>
-              <w:rPr>
-                <w:rFonts w:ascii="Courier New" w:eastAsia="Courier New" w:hAnsi="Courier New" w:cs="Courier New"/>
-                <w:sz w:val="18"/>
-                <w:szCs w:val="18"/>
-                <w:lang w:val="en-US"/>
-              </w:rPr>
-              <w:t>maxResults</w:t>
-            </w:r>
-            <w:proofErr w:type="spellEnd"/>
-          </w:p>
-        </w:tc>
-      </w:tr>
-      <w:tr>
-        <w:tc>
-          <w:tcPr>
-            <w:tcW w:w="9026" w:type="dxa"/>
-            <w:tcBorders>
-              <w:top w:val="none" w:sz="0" w:space="0" w:color="FFFFFF"/>
-              <w:left w:val="none" w:sz="0" w:space="0" w:color="FFFFFF"/>
-              <w:bottom w:val="none" w:sz="0" w:space="0" w:color="FFFFFF"/>
-              <w:right w:val="none" w:sz="0" w:space="0" w:color="FFFFFF"/>
-            </w:tcBorders>
-            <w:shd w:val="clear" w:color="auto" w:fill="1E1E1E"/>
-            <w:tcMar>
-              <w:top w:w="40" w:type="dxa"/>
-              <w:left w:w="200" w:type="dxa"/>
-              <w:bottom w:w="40" w:type="dxa"/>
-              <w:right w:w="180" w:type="dxa"/>
-            </w:tcMar>
-          </w:tcPr>
-          <w:p>
-            <w:pPr>
-              <w:spacing w:before="20" w:after="20"/>
-            </w:pPr>
-            <w:r>
-              <w:rPr>
-                <w:rFonts w:ascii="Courier New" w:eastAsia="Courier New" w:hAnsi="Courier New" w:cs="Courier New"/>
-                <w:sz w:val="18"/>
-                <w:szCs w:val="18"/>
-                <w:lang w:val="en-US"/>
-              </w:rPr>
-              <w:t xml:space="preserve">                </w:t>
-            </w:r>
-            <w:proofErr w:type="spellStart"/>
-            <w:proofErr w:type="gramStart"/>
-            <w:r>
-              <w:rPr>
-                <w:rFonts w:ascii="Courier New" w:eastAsia="Courier New" w:hAnsi="Courier New" w:cs="Courier New"/>
-                <w:sz w:val="18"/>
-                <w:szCs w:val="18"/>
-              </w:rPr>
-              <w:t>sanitizeHql</w:t>
-            </w:r>
-            <w:proofErr w:type="spellEnd"/>
-            <w:r>
-              <w:rPr>
-                <w:rFonts w:ascii="Courier New" w:eastAsia="Courier New" w:hAnsi="Courier New" w:cs="Courier New"/>
-                <w:sz w:val="18"/>
-                <w:szCs w:val="18"/>
-              </w:rPr>
-              <w:t>(</w:t>
-            </w:r>
-            <w:proofErr w:type="spellStart"/>
-            <w:proofErr w:type="gramEnd"/>
-            <w:r>
-              <w:rPr>
-                <w:rFonts w:ascii="Courier New" w:eastAsia="Courier New" w:hAnsi="Courier New" w:cs="Courier New"/>
-                <w:sz w:val="18"/>
-                <w:szCs w:val="18"/>
-              </w:rPr>
-              <w:t>hqlGenerator.generateHql</w:t>
-            </w:r>
-            <w:proofErr w:type="spellEnd"/>
-            <w:r>
-              <w:rPr>
-                <w:rFonts w:ascii="Courier New" w:eastAsia="Courier New" w:hAnsi="Courier New" w:cs="Courier New"/>
-                <w:sz w:val="18"/>
-                <w:szCs w:val="18"/>
-              </w:rPr>
-              <w:t>(</w:t>
-            </w:r>
-            <w:proofErr w:type="spellStart"/>
-            <w:r>
-              <w:rPr>
-                <w:rFonts w:ascii="Courier New" w:eastAsia="Courier New" w:hAnsi="Courier New" w:cs="Courier New"/>
-                <w:sz w:val="18"/>
-                <w:szCs w:val="18"/>
-              </w:rPr>
-              <w:t>question</w:t>
-            </w:r>
-            <w:proofErr w:type="spellEnd"/>
-            <w:r>
-              <w:rPr>
-                <w:rFonts w:ascii="Courier New" w:eastAsia="Courier New" w:hAnsi="Courier New" w:cs="Courier New"/>
-                <w:sz w:val="18"/>
-                <w:szCs w:val="18"/>
-              </w:rPr>
-              <w:t>)), 50);</w:t>
-            </w:r>
-          </w:p>
-        </w:tc>
-      </w:tr>
-      <w:tr>
-        <w:tc>
-          <w:tcPr>
-            <w:tcW w:w="9026" w:type="dxa"/>
-            <w:tcBorders>
-              <w:top w:val="none" w:sz="0" w:space="0" w:color="FFFFFF"/>
-              <w:left w:val="none" w:sz="0" w:space="0" w:color="FFFFFF"/>
-              <w:bottom w:val="none" w:sz="0" w:space="0" w:color="FFFFFF"/>
-              <w:right w:val="none" w:sz="0" w:space="0" w:color="FFFFFF"/>
-            </w:tcBorders>
-            <w:shd w:val="clear" w:color="auto" w:fill="1E1E1E"/>
-            <w:tcMar>
-              <w:top w:w="40" w:type="dxa"/>
-              <w:left w:w="200" w:type="dxa"/>
-              <w:bottom w:w="40" w:type="dxa"/>
-              <w:right w:w="180" w:type="dxa"/>
-            </w:tcMar>
-          </w:tcPr>
-          <w:p>
-            <w:pPr>
-              <w:spacing w:before="20" w:after="20"/>
-            </w:pPr>
-            <w:r>
-              <w:rPr>
-                <w:rFonts w:ascii="Courier New" w:eastAsia="Courier New" w:hAnsi="Courier New" w:cs="Courier New"/>
-                <w:sz w:val="18"/>
-                <w:szCs w:val="18"/>
-              </w:rPr>
-              <w:t xml:space="preserve">    }</w:t>
-            </w:r>
-          </w:p>
-        </w:tc>
-      </w:tr>
-      <w:tr>
-        <w:tc>
-          <w:tcPr>
-            <w:tcW w:w="9026" w:type="dxa"/>
-            <w:tcBorders>
-              <w:top w:val="none" w:sz="0" w:space="0" w:color="FFFFFF"/>
-              <w:left w:val="none" w:sz="0" w:space="0" w:color="FFFFFF"/>
-              <w:bottom w:val="none" w:sz="0" w:space="0" w:color="FFFFFF"/>
-              <w:right w:val="none" w:sz="0" w:space="0" w:color="FFFFFF"/>
-            </w:tcBorders>
-            <w:shd w:val="clear" w:color="auto" w:fill="1E1E1E"/>
-            <w:tcMar>
-              <w:top w:w="40" w:type="dxa"/>
-              <w:left w:w="200" w:type="dxa"/>
-              <w:bottom w:w="40" w:type="dxa"/>
-              <w:right w:w="180" w:type="dxa"/>
-            </w:tcMar>
-          </w:tcPr>
-          <w:p>
-            <w:pPr>
-              <w:spacing w:before="20" w:after="20"/>
-            </w:pPr>
-          </w:p>
-        </w:tc>
-      </w:tr>
-      <w:tr>
-        <w:tc>
-          <w:tcPr>
-            <w:tcW w:w="9026" w:type="dxa"/>
-            <w:tcBorders>
-              <w:top w:val="none" w:sz="0" w:space="0" w:color="FFFFFF"/>
-              <w:left w:val="none" w:sz="0" w:space="0" w:color="FFFFFF"/>
-              <w:bottom w:val="none" w:sz="0" w:space="0" w:color="FFFFFF"/>
-              <w:right w:val="none" w:sz="0" w:space="0" w:color="FFFFFF"/>
-            </w:tcBorders>
-            <w:shd w:val="clear" w:color="auto" w:fill="1E1E1E"/>
-            <w:tcMar>
-              <w:top w:w="40" w:type="dxa"/>
-              <w:left w:w="200" w:type="dxa"/>
-              <w:bottom w:w="40" w:type="dxa"/>
-              <w:right w:w="180" w:type="dxa"/>
-            </w:tcMar>
-          </w:tcPr>
-          <w:p>
-            <w:pPr>
-              <w:spacing w:before="20" w:after="20"/>
-              <w:rPr>
-                <w:lang w:val="en-US"/>
-              </w:rPr>
-            </w:pPr>
-            <w:r>
-              <w:rPr>
-                <w:rFonts w:ascii="Courier New" w:eastAsia="Courier New" w:hAnsi="Courier New" w:cs="Courier New"/>
-                <w:sz w:val="18"/>
-                <w:szCs w:val="18"/>
-                <w:lang w:val="en-US"/>
-              </w:rPr>
-              <w:t xml:space="preserve">    private record </w:t>
-            </w:r>
-            <w:proofErr w:type="spellStart"/>
-            <w:proofErr w:type="gramStart"/>
-            <w:r>
-              <w:rPr>
-                <w:rFonts w:ascii="Courier New" w:eastAsia="Courier New" w:hAnsi="Courier New" w:cs="Courier New"/>
-                <w:sz w:val="18"/>
-                <w:szCs w:val="18"/>
-                <w:lang w:val="en-US"/>
-              </w:rPr>
-              <w:t>QueryPlan</w:t>
-            </w:r>
-            <w:proofErr w:type="spellEnd"/>
-            <w:r>
-              <w:rPr>
-                <w:rFonts w:ascii="Courier New" w:eastAsia="Courier New" w:hAnsi="Courier New" w:cs="Courier New"/>
-                <w:sz w:val="18"/>
-                <w:szCs w:val="18"/>
-                <w:lang w:val="en-US"/>
-              </w:rPr>
-              <w:t>(</w:t>
-            </w:r>
-            <w:proofErr w:type="gramEnd"/>
-            <w:r>
-              <w:rPr>
-                <w:rFonts w:ascii="Courier New" w:eastAsia="Courier New" w:hAnsi="Courier New" w:cs="Courier New"/>
-                <w:sz w:val="18"/>
-                <w:szCs w:val="18"/>
-                <w:lang w:val="en-US"/>
-              </w:rPr>
-              <w:t xml:space="preserve">String </w:t>
-            </w:r>
-            <w:proofErr w:type="spellStart"/>
-            <w:r>
-              <w:rPr>
-                <w:rFonts w:ascii="Courier New" w:eastAsia="Courier New" w:hAnsi="Courier New" w:cs="Courier New"/>
-                <w:sz w:val="18"/>
-                <w:szCs w:val="18"/>
-                <w:lang w:val="en-US"/>
-              </w:rPr>
-              <w:t>hql</w:t>
-            </w:r>
-            <w:proofErr w:type="spellEnd"/>
-            <w:r>
-              <w:rPr>
-                <w:rFonts w:ascii="Courier New" w:eastAsia="Courier New" w:hAnsi="Courier New" w:cs="Courier New"/>
-                <w:sz w:val="18"/>
-                <w:szCs w:val="18"/>
-                <w:lang w:val="en-US"/>
-              </w:rPr>
-              <w:t xml:space="preserve">, int </w:t>
-            </w:r>
-            <w:proofErr w:type="spellStart"/>
-            <w:r>
-              <w:rPr>
-                <w:rFonts w:ascii="Courier New" w:eastAsia="Courier New" w:hAnsi="Courier New" w:cs="Courier New"/>
-                <w:sz w:val="18"/>
-                <w:szCs w:val="18"/>
-                <w:lang w:val="en-US"/>
-              </w:rPr>
-              <w:t>maxResults</w:t>
-            </w:r>
-            <w:proofErr w:type="spellEnd"/>
-            <w:r>
-              <w:rPr>
-                <w:rFonts w:ascii="Courier New" w:eastAsia="Courier New" w:hAnsi="Courier New" w:cs="Courier New"/>
-                <w:sz w:val="18"/>
-                <w:szCs w:val="18"/>
-                <w:lang w:val="en-US"/>
-              </w:rPr>
-              <w:t>) {}</w:t>
-            </w:r>
-          </w:p>
-        </w:tc>
-      </w:tr>
-      <w:tr>
-        <w:tc>
-          <w:tcPr>
-            <w:tcW w:w="9026" w:type="dxa"/>
-            <w:tcBorders>
-              <w:top w:val="none" w:sz="0" w:space="0" w:color="FFFFFF"/>
-              <w:left w:val="none" w:sz="0" w:space="0" w:color="FFFFFF"/>
-              <w:bottom w:val="none" w:sz="0" w:space="0" w:color="FFFFFF"/>
-              <w:right w:val="none" w:sz="0" w:space="0" w:color="FFFFFF"/>
-            </w:tcBorders>
-            <w:shd w:val="clear" w:color="auto" w:fill="1E1E1E"/>
-            <w:tcMar>
-              <w:top w:w="40" w:type="dxa"/>
-              <w:left w:w="200" w:type="dxa"/>
-              <w:bottom w:w="40" w:type="dxa"/>
-              <w:right w:w="180" w:type="dxa"/>
-            </w:tcMar>
-          </w:tcPr>
-          <w:p>
-            <w:pPr>
-              <w:spacing w:before="20" w:after="20"/>
             </w:pPr>
             <w:r>
               <w:rPr>
@@ -9481,6 +9997,15 @@
         </w:rPr>
         <w:t xml:space="preserve"> · LangChain4j) — orquestador del flujo</w:t>
       </w:r>
+    </w:p>
+    <w:p>
+      <w:pPr>
+        <w:rPr>
+          <w:b/>
+          <w:bCs/>
+          <w:lang w:val="es-ES"/>
+        </w:rPr>
+      </w:pPr>
     </w:p>
     <w:p>
       <w:pPr>
@@ -9569,7 +10094,10 @@
             <w:pPr>
               <w:spacing w:before="20" w:after="20"/>
               <w:rPr>
+                <w:rFonts w:ascii="Courier New" w:hAnsi="Courier New" w:cs="Courier New"/>
                 <w:color w:val="FFFFFF" w:themeColor="background1"/>
+                <w:sz w:val="18"/>
+                <w:szCs w:val="18"/>
                 <w:lang w:val="es-ES"/>
               </w:rPr>
             </w:pPr>
@@ -9627,7 +10155,10 @@
             <w:pPr>
               <w:spacing w:before="20" w:after="20"/>
               <w:rPr>
+                <w:rFonts w:ascii="Courier New" w:hAnsi="Courier New" w:cs="Courier New"/>
                 <w:color w:val="FFFFFF" w:themeColor="background1"/>
+                <w:sz w:val="18"/>
+                <w:szCs w:val="18"/>
                 <w:lang w:val="es-ES"/>
               </w:rPr>
             </w:pPr>
@@ -9738,7 +10269,10 @@
             <w:pPr>
               <w:spacing w:before="20" w:after="20"/>
               <w:rPr>
+                <w:rFonts w:ascii="Courier New" w:hAnsi="Courier New" w:cs="Courier New"/>
                 <w:color w:val="FFFFFF" w:themeColor="background1"/>
+                <w:sz w:val="18"/>
+                <w:szCs w:val="18"/>
               </w:rPr>
             </w:pPr>
           </w:p>
@@ -9766,26 +10300,54 @@
             <w:pPr>
               <w:spacing w:before="20" w:after="20"/>
               <w:rPr>
+                <w:rFonts w:ascii="Courier New" w:hAnsi="Courier New" w:cs="Courier New"/>
                 <w:color w:val="FFFFFF" w:themeColor="background1"/>
-              </w:rPr>
-            </w:pPr>
-            <w:r>
+                <w:sz w:val="18"/>
+                <w:szCs w:val="18"/>
+              </w:rPr>
+            </w:pPr>
+            <w:r>
+              <w:rPr>
+                <w:rFonts w:ascii="Courier New" w:hAnsi="Courier New" w:cs="Courier New"/>
+                <w:sz w:val="18"/>
+                <w:szCs w:val="18"/>
+              </w:rPr>
               <w:t xml:space="preserve">// </w:t>
             </w:r>
             <w:proofErr w:type="spellStart"/>
             <w:r>
+              <w:rPr>
+                <w:rFonts w:ascii="Courier New" w:hAnsi="Courier New" w:cs="Courier New"/>
+                <w:sz w:val="18"/>
+                <w:szCs w:val="18"/>
+              </w:rPr>
               <w:t>Responsabilidad</w:t>
             </w:r>
             <w:proofErr w:type="spellEnd"/>
             <w:r>
+              <w:rPr>
+                <w:rFonts w:ascii="Courier New" w:hAnsi="Courier New" w:cs="Courier New"/>
+                <w:sz w:val="18"/>
+                <w:szCs w:val="18"/>
+              </w:rPr>
               <w:t xml:space="preserve"> </w:t>
             </w:r>
             <w:proofErr w:type="spellStart"/>
             <w:r>
+              <w:rPr>
+                <w:rFonts w:ascii="Courier New" w:hAnsi="Courier New" w:cs="Courier New"/>
+                <w:sz w:val="18"/>
+                <w:szCs w:val="18"/>
+              </w:rPr>
               <w:t>común</w:t>
             </w:r>
             <w:proofErr w:type="spellEnd"/>
             <w:r>
+              <w:rPr>
+                <w:rFonts w:ascii="Courier New" w:hAnsi="Courier New" w:cs="Courier New"/>
+                <w:sz w:val="18"/>
+                <w:szCs w:val="18"/>
+              </w:rPr>
               <w:t>:</w:t>
             </w:r>
           </w:p>
@@ -9813,7 +10375,10 @@
             <w:pPr>
               <w:spacing w:before="20" w:after="20"/>
               <w:rPr>
+                <w:rFonts w:ascii="Courier New" w:hAnsi="Courier New" w:cs="Courier New"/>
                 <w:color w:val="FFFFFF" w:themeColor="background1"/>
+                <w:sz w:val="18"/>
+                <w:szCs w:val="18"/>
                 <w:lang w:val="es-ES"/>
               </w:rPr>
             </w:pPr>
@@ -9851,7 +10416,10 @@
             <w:pPr>
               <w:spacing w:before="20" w:after="20"/>
               <w:rPr>
+                <w:rFonts w:ascii="Courier New" w:hAnsi="Courier New" w:cs="Courier New"/>
                 <w:color w:val="FFFFFF" w:themeColor="background1"/>
+                <w:sz w:val="18"/>
+                <w:szCs w:val="18"/>
                 <w:lang w:val="es-ES"/>
               </w:rPr>
             </w:pPr>
@@ -9889,7 +10457,10 @@
             <w:pPr>
               <w:spacing w:before="20" w:after="20"/>
               <w:rPr>
+                <w:rFonts w:ascii="Courier New" w:hAnsi="Courier New" w:cs="Courier New"/>
                 <w:color w:val="FFFFFF" w:themeColor="background1"/>
+                <w:sz w:val="18"/>
+                <w:szCs w:val="18"/>
                 <w:lang w:val="es-ES"/>
               </w:rPr>
             </w:pPr>
@@ -9967,7 +10538,10 @@
             <w:pPr>
               <w:spacing w:before="20" w:after="20"/>
               <w:rPr>
+                <w:rFonts w:ascii="Courier New" w:hAnsi="Courier New" w:cs="Courier New"/>
                 <w:color w:val="FFFFFF" w:themeColor="background1"/>
+                <w:sz w:val="18"/>
+                <w:szCs w:val="18"/>
                 <w:lang w:val="es-ES"/>
               </w:rPr>
             </w:pPr>
@@ -9996,7 +10570,10 @@
             <w:pPr>
               <w:spacing w:before="20" w:after="20"/>
               <w:rPr>
+                <w:rFonts w:ascii="Courier New" w:hAnsi="Courier New" w:cs="Courier New"/>
                 <w:color w:val="FFFFFF" w:themeColor="background1"/>
+                <w:sz w:val="18"/>
+                <w:szCs w:val="18"/>
                 <w:lang w:val="es-ES"/>
               </w:rPr>
             </w:pPr>
@@ -10007,6 +10584,7 @@
                 <w:szCs w:val="18"/>
                 <w:lang w:val="es-ES"/>
               </w:rPr>
+              <w:lastRenderedPageBreak/>
               <w:t>// LangChain4j implementa este método con @AiService.</w:t>
             </w:r>
           </w:p>
@@ -10034,7 +10612,10 @@
             <w:pPr>
               <w:spacing w:before="20" w:after="20"/>
               <w:rPr>
+                <w:rFonts w:ascii="Courier New" w:hAnsi="Courier New" w:cs="Courier New"/>
                 <w:color w:val="FFFFFF" w:themeColor="background1"/>
+                <w:sz w:val="18"/>
+                <w:szCs w:val="18"/>
                 <w:lang w:val="es-ES"/>
               </w:rPr>
             </w:pPr>
@@ -10111,48 +10692,6 @@
         </w:rPr>
         <w:t xml:space="preserve"> HQL</w:t>
       </w:r>
-    </w:p>
-    <w:p>
-      <w:pPr>
-        <w:spacing w:before="40" w:after="160"/>
-        <w:jc w:val="center"/>
-        <w:rPr>
-          <w:i/>
-          <w:iCs/>
-          <w:sz w:val="20"/>
-          <w:szCs w:val="20"/>
-        </w:rPr>
-      </w:pPr>
-    </w:p>
-    <w:p>
-      <w:pPr>
-        <w:spacing w:before="40" w:after="160"/>
-        <w:jc w:val="center"/>
-        <w:rPr>
-          <w:i/>
-          <w:iCs/>
-          <w:sz w:val="20"/>
-          <w:szCs w:val="20"/>
-        </w:rPr>
-      </w:pPr>
-    </w:p>
-    <w:p>
-      <w:pPr>
-        <w:spacing w:before="40" w:after="160"/>
-        <w:jc w:val="center"/>
-        <w:rPr>
-          <w:i/>
-          <w:iCs/>
-          <w:color w:val="595959"/>
-          <w:sz w:val="20"/>
-          <w:szCs w:val="20"/>
-        </w:rPr>
-      </w:pPr>
-    </w:p>
-    <w:p>
-      <w:pPr>
-        <w:spacing w:before="80"/>
-      </w:pPr>
     </w:p>
     <w:tbl>
       <w:tblPr>
@@ -10196,6 +10735,9 @@
             <w:pPr>
               <w:spacing w:before="20" w:after="20"/>
               <w:rPr>
+                <w:rFonts w:ascii="Courier New" w:hAnsi="Courier New" w:cs="Courier New"/>
+                <w:sz w:val="18"/>
+                <w:szCs w:val="18"/>
                 <w:lang w:val="es-ES"/>
               </w:rPr>
             </w:pPr>
@@ -10206,7 +10748,6 @@
                 <w:szCs w:val="18"/>
                 <w:lang w:val="es-ES"/>
               </w:rPr>
-              <w:lastRenderedPageBreak/>
               <w:t xml:space="preserve">// </w:t>
             </w:r>
             <w:proofErr w:type="spellStart"/>
@@ -10254,6 +10795,9 @@
             <w:pPr>
               <w:spacing w:before="20" w:after="20"/>
               <w:rPr>
+                <w:rFonts w:ascii="Courier New" w:hAnsi="Courier New" w:cs="Courier New"/>
+                <w:sz w:val="18"/>
+                <w:szCs w:val="18"/>
                 <w:lang w:val="en-US"/>
               </w:rPr>
             </w:pPr>
@@ -10342,6 +10886,9 @@
             <w:pPr>
               <w:spacing w:before="20" w:after="20"/>
               <w:rPr>
+                <w:rFonts w:ascii="Courier New" w:hAnsi="Courier New" w:cs="Courier New"/>
+                <w:sz w:val="18"/>
+                <w:szCs w:val="18"/>
                 <w:lang w:val="en-US"/>
               </w:rPr>
             </w:pPr>
@@ -10369,24 +10916,54 @@
           <w:p>
             <w:pPr>
               <w:spacing w:before="20" w:after="20"/>
-            </w:pPr>
-            <w:r>
+              <w:rPr>
+                <w:rFonts w:ascii="Courier New" w:hAnsi="Courier New" w:cs="Courier New"/>
+                <w:sz w:val="18"/>
+                <w:szCs w:val="18"/>
+              </w:rPr>
+            </w:pPr>
+            <w:r>
+              <w:rPr>
+                <w:rFonts w:ascii="Courier New" w:hAnsi="Courier New" w:cs="Courier New"/>
+                <w:sz w:val="18"/>
+                <w:szCs w:val="18"/>
+              </w:rPr>
               <w:t xml:space="preserve">// </w:t>
             </w:r>
             <w:proofErr w:type="spellStart"/>
             <w:r>
+              <w:rPr>
+                <w:rFonts w:ascii="Courier New" w:hAnsi="Courier New" w:cs="Courier New"/>
+                <w:sz w:val="18"/>
+                <w:szCs w:val="18"/>
+              </w:rPr>
               <w:t>Responsabilidad</w:t>
             </w:r>
             <w:proofErr w:type="spellEnd"/>
             <w:r>
+              <w:rPr>
+                <w:rFonts w:ascii="Courier New" w:hAnsi="Courier New" w:cs="Courier New"/>
+                <w:sz w:val="18"/>
+                <w:szCs w:val="18"/>
+              </w:rPr>
               <w:t xml:space="preserve"> </w:t>
             </w:r>
             <w:proofErr w:type="spellStart"/>
             <w:r>
+              <w:rPr>
+                <w:rFonts w:ascii="Courier New" w:hAnsi="Courier New" w:cs="Courier New"/>
+                <w:sz w:val="18"/>
+                <w:szCs w:val="18"/>
+              </w:rPr>
               <w:t>común</w:t>
             </w:r>
             <w:proofErr w:type="spellEnd"/>
             <w:r>
+              <w:rPr>
+                <w:rFonts w:ascii="Courier New" w:hAnsi="Courier New" w:cs="Courier New"/>
+                <w:sz w:val="18"/>
+                <w:szCs w:val="18"/>
+              </w:rPr>
               <w:t>:</w:t>
             </w:r>
           </w:p>
@@ -10413,6 +10990,11 @@
           <w:p>
             <w:pPr>
               <w:spacing w:before="20" w:after="20"/>
+              <w:rPr>
+                <w:rFonts w:ascii="Courier New" w:hAnsi="Courier New" w:cs="Courier New"/>
+                <w:sz w:val="18"/>
+                <w:szCs w:val="18"/>
+              </w:rPr>
             </w:pPr>
             <w:r>
               <w:rPr>
@@ -10465,6 +11047,9 @@
             <w:pPr>
               <w:spacing w:before="20" w:after="20"/>
               <w:rPr>
+                <w:rFonts w:ascii="Courier New" w:hAnsi="Courier New" w:cs="Courier New"/>
+                <w:sz w:val="18"/>
+                <w:szCs w:val="18"/>
                 <w:lang w:val="en-US"/>
               </w:rPr>
             </w:pPr>
@@ -10542,6 +11127,9 @@
             <w:pPr>
               <w:spacing w:before="20" w:after="20"/>
               <w:rPr>
+                <w:rFonts w:ascii="Courier New" w:hAnsi="Courier New" w:cs="Courier New"/>
+                <w:sz w:val="18"/>
+                <w:szCs w:val="18"/>
                 <w:lang w:val="es-ES"/>
               </w:rPr>
             </w:pPr>
@@ -10579,6 +11167,9 @@
             <w:pPr>
               <w:spacing w:before="20" w:after="20"/>
               <w:rPr>
+                <w:rFonts w:ascii="Courier New" w:hAnsi="Courier New" w:cs="Courier New"/>
+                <w:sz w:val="18"/>
+                <w:szCs w:val="18"/>
                 <w:lang w:val="es-ES"/>
               </w:rPr>
             </w:pPr>
@@ -10616,6 +11207,9 @@
             <w:pPr>
               <w:spacing w:before="20" w:after="20"/>
               <w:rPr>
+                <w:rFonts w:ascii="Courier New" w:hAnsi="Courier New" w:cs="Courier New"/>
+                <w:sz w:val="18"/>
+                <w:szCs w:val="18"/>
                 <w:lang w:val="es-ES"/>
               </w:rPr>
             </w:pPr>
@@ -10644,6 +11238,9 @@
             <w:pPr>
               <w:spacing w:before="20" w:after="20"/>
               <w:rPr>
+                <w:rFonts w:ascii="Courier New" w:hAnsi="Courier New" w:cs="Courier New"/>
+                <w:sz w:val="18"/>
+                <w:szCs w:val="18"/>
                 <w:lang w:val="es-ES"/>
               </w:rPr>
             </w:pPr>
@@ -10681,6 +11278,9 @@
             <w:pPr>
               <w:spacing w:before="20" w:after="20"/>
               <w:rPr>
+                <w:rFonts w:ascii="Courier New" w:hAnsi="Courier New" w:cs="Courier New"/>
+                <w:sz w:val="18"/>
+                <w:szCs w:val="18"/>
                 <w:lang w:val="es-ES"/>
               </w:rPr>
             </w:pPr>
@@ -11580,10 +12180,19 @@
             <w:r>
               <w:rPr>
                 <w:rFonts w:ascii="Courier New" w:eastAsia="Courier New" w:hAnsi="Courier New" w:cs="Courier New"/>
-                <w:sz w:val="18"/>
-                <w:szCs w:val="18"/>
-              </w:rPr>
-              <w:t>queryTool.executeHqlQuery</w:t>
+                <w:color w:val="000000" w:themeColor="text1"/>
+                <w:sz w:val="18"/>
+                <w:szCs w:val="18"/>
+              </w:rPr>
+              <w:t>queryExecutor</w:t>
+            </w:r>
+            <w:r>
+              <w:rPr>
+                <w:rFonts w:ascii="Courier New" w:eastAsia="Courier New" w:hAnsi="Courier New" w:cs="Courier New"/>
+                <w:sz w:val="18"/>
+                <w:szCs w:val="18"/>
+              </w:rPr>
+              <w:t>.executeHqlQuery</w:t>
             </w:r>
             <w:proofErr w:type="spellEnd"/>
             <w:r>
@@ -12173,23 +12782,32 @@
           <w:lang w:val="es-ES"/>
         </w:rPr>
       </w:pPr>
-      <w:proofErr w:type="gramStart"/>
+      <w:proofErr w:type="spellStart"/>
       <w:r>
         <w:rPr>
           <w:b/>
           <w:bCs/>
           <w:lang w:val="es-ES"/>
         </w:rPr>
-        <w:t>sanitizeHql(</w:t>
-      </w:r>
-      <w:proofErr w:type="gramEnd"/>
+        <w:lastRenderedPageBreak/>
+        <w:t>HqlSanitizer</w:t>
+      </w:r>
+      <w:proofErr w:type="spellEnd"/>
       <w:r>
         <w:rPr>
           <w:b/>
           <w:bCs/>
           <w:lang w:val="es-ES"/>
         </w:rPr>
-        <w:t>) — Limpieza del Output del LLM</w:t>
+        <w:t xml:space="preserve"> </w:t>
+      </w:r>
+      <w:r>
+        <w:rPr>
+          <w:b/>
+          <w:bCs/>
+          <w:lang w:val="es-ES"/>
+        </w:rPr>
+        <w:t>— Limpieza del Output del LLM</w:t>
       </w:r>
     </w:p>
     <w:p>
@@ -12217,14 +12835,7 @@
         <w:rPr>
           <w:lang w:val="es-ES"/>
         </w:rPr>
-        <w:t xml:space="preserve">) </w:t>
-      </w:r>
-      <w:r>
-        <w:rPr>
-          <w:lang w:val="es-ES"/>
-        </w:rPr>
-        <w:lastRenderedPageBreak/>
-        <w:t>normaliza el resultado antes de pasarlo a Hibernate: elimina delimitadores markdown (```), trunca en ';' y hace trim.</w:t>
+        <w:t>) normaliza el resultado antes de pasarlo a Hibernate: elimina delimitadores markdown (```), trunca en ';' y hace trim.</w:t>
       </w:r>
     </w:p>
     <w:tbl>
@@ -13042,16 +13653,24 @@
       <w:proofErr w:type="spellStart"/>
       <w:r>
         <w:rPr>
-          <w:lang w:val="es-ES"/>
-        </w:rPr>
-        <w:t>HibernateQueryTool</w:t>
+          <w:color w:val="000000" w:themeColor="text1"/>
+          <w:lang w:val="es-ES"/>
+        </w:rPr>
+        <w:t>HqlResultFormatter</w:t>
       </w:r>
       <w:proofErr w:type="spellEnd"/>
       <w:r>
         <w:rPr>
-          <w:lang w:val="es-ES"/>
-        </w:rPr>
-        <w:t xml:space="preserve"> recibe una lista de objetos del </w:t>
+          <w:color w:val="000000" w:themeColor="text1"/>
+          <w:lang w:val="es-ES"/>
+        </w:rPr>
+        <w:t xml:space="preserve"> </w:t>
+      </w:r>
+      <w:r>
+        <w:rPr>
+          <w:lang w:val="es-ES"/>
+        </w:rPr>
+        <w:t xml:space="preserve">recibe una lista de objetos del </w:t>
       </w:r>
       <w:proofErr w:type="spellStart"/>
       <w:r>
@@ -13201,6 +13820,7 @@
               </w:rPr>
               <w:t xml:space="preserve">private String </w:t>
             </w:r>
+            <w:proofErr w:type="spellStart"/>
             <w:proofErr w:type="gramStart"/>
             <w:r>
               <w:rPr>
@@ -13210,7 +13830,18 @@
                 <w:szCs w:val="18"/>
                 <w:lang w:val="en-US"/>
               </w:rPr>
-              <w:t>formatResult(</w:t>
+              <w:t>formatResult</w:t>
+            </w:r>
+            <w:proofErr w:type="spellEnd"/>
+            <w:r>
+              <w:rPr>
+                <w:rFonts w:ascii="Courier New" w:eastAsia="Courier New" w:hAnsi="Courier New" w:cs="Courier New"/>
+                <w:color w:val="D4D4D4"/>
+                <w:sz w:val="18"/>
+                <w:szCs w:val="18"/>
+                <w:lang w:val="en-US"/>
+              </w:rPr>
+              <w:t>(</w:t>
             </w:r>
             <w:proofErr w:type="gramEnd"/>
             <w:r>
@@ -13251,6 +13882,48 @@
                 <w:lang w:val="en-US"/>
               </w:rPr>
             </w:pPr>
+            <w:r>
+              <w:rPr>
+                <w:rFonts w:ascii="Courier New" w:eastAsia="Courier New" w:hAnsi="Courier New" w:cs="Courier New"/>
+                <w:color w:val="D4D4D4"/>
+                <w:sz w:val="18"/>
+                <w:szCs w:val="18"/>
+                <w:lang w:val="en-US"/>
+              </w:rPr>
+              <w:t xml:space="preserve">  </w:t>
+            </w:r>
+            <w:r>
+              <w:rPr>
+                <w:rFonts w:ascii="Courier New" w:eastAsia="Courier New" w:hAnsi="Courier New" w:cs="Courier New"/>
+                <w:color w:val="D4D4D4"/>
+                <w:sz w:val="18"/>
+                <w:szCs w:val="18"/>
+                <w:lang w:val="en-US"/>
+              </w:rPr>
+              <w:t xml:space="preserve">if (result </w:t>
+            </w:r>
+            <w:proofErr w:type="spellStart"/>
+            <w:r>
+              <w:rPr>
+                <w:rFonts w:ascii="Courier New" w:eastAsia="Courier New" w:hAnsi="Courier New" w:cs="Courier New"/>
+                <w:color w:val="D4D4D4"/>
+                <w:sz w:val="18"/>
+                <w:szCs w:val="18"/>
+                <w:lang w:val="en-US"/>
+              </w:rPr>
+              <w:t>instanceof</w:t>
+            </w:r>
+            <w:proofErr w:type="spellEnd"/>
+            <w:r>
+              <w:rPr>
+                <w:rFonts w:ascii="Courier New" w:eastAsia="Courier New" w:hAnsi="Courier New" w:cs="Courier New"/>
+                <w:color w:val="D4D4D4"/>
+                <w:sz w:val="18"/>
+                <w:szCs w:val="18"/>
+                <w:lang w:val="en-US"/>
+              </w:rPr>
+              <w:t xml:space="preserve"> Product product) {</w:t>
+            </w:r>
           </w:p>
         </w:tc>
       </w:tr>
@@ -13275,6 +13948,9 @@
           <w:p>
             <w:pPr>
               <w:spacing w:before="20" w:after="20"/>
+              <w:rPr>
+                <w:lang w:val="en-US"/>
+              </w:rPr>
             </w:pPr>
             <w:r>
               <w:rPr>
@@ -13284,7 +13960,31 @@
                 <w:szCs w:val="18"/>
                 <w:lang w:val="en-US"/>
               </w:rPr>
-              <w:t xml:space="preserve">    // Java 21 — sin instanceof + cast manual</w:t>
+              <w:t xml:space="preserve">     String cat = </w:t>
+            </w:r>
+            <w:proofErr w:type="spellStart"/>
+            <w:proofErr w:type="gramStart"/>
+            <w:r>
+              <w:rPr>
+                <w:rFonts w:ascii="Courier New" w:eastAsia="Courier New" w:hAnsi="Courier New" w:cs="Courier New"/>
+                <w:color w:val="D4D4D4"/>
+                <w:sz w:val="18"/>
+                <w:szCs w:val="18"/>
+                <w:lang w:val="en-US"/>
+              </w:rPr>
+              <w:t>product.getCategory</w:t>
+            </w:r>
+            <w:proofErr w:type="spellEnd"/>
+            <w:proofErr w:type="gramEnd"/>
+            <w:r>
+              <w:rPr>
+                <w:rFonts w:ascii="Courier New" w:eastAsia="Courier New" w:hAnsi="Courier New" w:cs="Courier New"/>
+                <w:color w:val="D4D4D4"/>
+                <w:sz w:val="18"/>
+                <w:szCs w:val="18"/>
+                <w:lang w:val="en-US"/>
+              </w:rPr>
+              <w:t>() == null</w:t>
             </w:r>
           </w:p>
         </w:tc>
@@ -13310,9 +14010,6 @@
           <w:p>
             <w:pPr>
               <w:spacing w:before="20" w:after="20"/>
-              <w:rPr>
-                <w:lang w:val="en-US"/>
-              </w:rPr>
             </w:pPr>
             <w:r>
               <w:rPr>
@@ -13322,7 +14019,87 @@
                 <w:szCs w:val="18"/>
                 <w:lang w:val="en-US"/>
               </w:rPr>
-              <w:t xml:space="preserve">    if (result instanceof Product product) {</w:t>
+              <w:t xml:space="preserve">        </w:t>
+            </w:r>
+            <w:r>
+              <w:rPr>
+                <w:rFonts w:ascii="Courier New" w:eastAsia="Courier New" w:hAnsi="Courier New" w:cs="Courier New"/>
+                <w:color w:val="D4D4D4"/>
+                <w:sz w:val="18"/>
+                <w:szCs w:val="18"/>
+              </w:rPr>
+              <w:t xml:space="preserve">? </w:t>
+            </w:r>
+            <w:proofErr w:type="spellStart"/>
+            <w:proofErr w:type="gramStart"/>
+            <w:r>
+              <w:rPr>
+                <w:rFonts w:ascii="Courier New" w:eastAsia="Courier New" w:hAnsi="Courier New" w:cs="Courier New"/>
+                <w:color w:val="D4D4D4"/>
+                <w:sz w:val="18"/>
+                <w:szCs w:val="18"/>
+              </w:rPr>
+              <w:t>null</w:t>
+            </w:r>
+            <w:proofErr w:type="spellEnd"/>
+            <w:r>
+              <w:rPr>
+                <w:rFonts w:ascii="Courier New" w:eastAsia="Courier New" w:hAnsi="Courier New" w:cs="Courier New"/>
+                <w:color w:val="D4D4D4"/>
+                <w:sz w:val="18"/>
+                <w:szCs w:val="18"/>
+              </w:rPr>
+              <w:t xml:space="preserve"> :</w:t>
+            </w:r>
+            <w:proofErr w:type="gramEnd"/>
+            <w:r>
+              <w:rPr>
+                <w:rFonts w:ascii="Courier New" w:eastAsia="Courier New" w:hAnsi="Courier New" w:cs="Courier New"/>
+                <w:color w:val="D4D4D4"/>
+                <w:sz w:val="18"/>
+                <w:szCs w:val="18"/>
+              </w:rPr>
+              <w:t xml:space="preserve"> </w:t>
+            </w:r>
+            <w:proofErr w:type="spellStart"/>
+            <w:r>
+              <w:rPr>
+                <w:rFonts w:ascii="Courier New" w:eastAsia="Courier New" w:hAnsi="Courier New" w:cs="Courier New"/>
+                <w:color w:val="D4D4D4"/>
+                <w:sz w:val="18"/>
+                <w:szCs w:val="18"/>
+              </w:rPr>
+              <w:t>product.getCategory</w:t>
+            </w:r>
+            <w:proofErr w:type="spellEnd"/>
+            <w:r>
+              <w:rPr>
+                <w:rFonts w:ascii="Courier New" w:eastAsia="Courier New" w:hAnsi="Courier New" w:cs="Courier New"/>
+                <w:color w:val="D4D4D4"/>
+                <w:sz w:val="18"/>
+                <w:szCs w:val="18"/>
+              </w:rPr>
+              <w:t>().</w:t>
+            </w:r>
+            <w:proofErr w:type="spellStart"/>
+            <w:r>
+              <w:rPr>
+                <w:rFonts w:ascii="Courier New" w:eastAsia="Courier New" w:hAnsi="Courier New" w:cs="Courier New"/>
+                <w:color w:val="D4D4D4"/>
+                <w:sz w:val="18"/>
+                <w:szCs w:val="18"/>
+              </w:rPr>
+              <w:t>getName</w:t>
+            </w:r>
+            <w:proofErr w:type="spellEnd"/>
+            <w:r>
+              <w:rPr>
+                <w:rFonts w:ascii="Courier New" w:eastAsia="Courier New" w:hAnsi="Courier New" w:cs="Courier New"/>
+                <w:color w:val="D4D4D4"/>
+                <w:sz w:val="18"/>
+                <w:szCs w:val="18"/>
+              </w:rPr>
+              <w:t>();</w:t>
             </w:r>
           </w:p>
         </w:tc>
@@ -13360,7 +14137,7 @@
                 <w:szCs w:val="18"/>
                 <w:lang w:val="en-US"/>
               </w:rPr>
-              <w:t xml:space="preserve">        String cat = </w:t>
+              <w:t xml:space="preserve">     return "</w:t>
             </w:r>
             <w:proofErr w:type="gramStart"/>
             <w:r>
@@ -13371,7 +14148,7 @@
                 <w:szCs w:val="18"/>
                 <w:lang w:val="en-US"/>
               </w:rPr>
-              <w:t>product.getCategory</w:t>
+              <w:t>Product{</w:t>
             </w:r>
             <w:proofErr w:type="gramEnd"/>
             <w:r>
@@ -13382,7 +14159,7 @@
                 <w:szCs w:val="18"/>
                 <w:lang w:val="en-US"/>
               </w:rPr>
-              <w:t>() == null</w:t>
+              <w:t>name='%s', price=%s, stock=%d, category='%s'}"</w:t>
             </w:r>
           </w:p>
         </w:tc>
@@ -13408,6 +14185,9 @@
           <w:p>
             <w:pPr>
               <w:spacing w:before="20" w:after="20"/>
+              <w:rPr>
+                <w:lang w:val="en-US"/>
+              </w:rPr>
             </w:pPr>
             <w:r>
               <w:rPr>
@@ -13417,36 +14197,73 @@
                 <w:szCs w:val="18"/>
                 <w:lang w:val="en-US"/>
               </w:rPr>
-              <w:t xml:space="preserve">                     </w:t>
-            </w:r>
+              <w:t xml:space="preserve">        </w:t>
+            </w:r>
+            <w:proofErr w:type="gramStart"/>
             <w:r>
               <w:rPr>
                 <w:rFonts w:ascii="Courier New" w:eastAsia="Courier New" w:hAnsi="Courier New" w:cs="Courier New"/>
                 <w:color w:val="D4D4D4"/>
                 <w:sz w:val="18"/>
                 <w:szCs w:val="18"/>
-              </w:rPr>
-              <w:t xml:space="preserve">? </w:t>
-            </w:r>
-            <w:proofErr w:type="gramStart"/>
+                <w:lang w:val="en-US"/>
+              </w:rPr>
+              <w:t>.formatted</w:t>
+            </w:r>
+            <w:proofErr w:type="gramEnd"/>
             <w:r>
               <w:rPr>
                 <w:rFonts w:ascii="Courier New" w:eastAsia="Courier New" w:hAnsi="Courier New" w:cs="Courier New"/>
                 <w:color w:val="D4D4D4"/>
                 <w:sz w:val="18"/>
                 <w:szCs w:val="18"/>
-              </w:rPr>
-              <w:t>null :</w:t>
-            </w:r>
-            <w:proofErr w:type="gramEnd"/>
+                <w:lang w:val="en-US"/>
+              </w:rPr>
+              <w:t>(</w:t>
+            </w:r>
+            <w:proofErr w:type="spellStart"/>
             <w:r>
               <w:rPr>
                 <w:rFonts w:ascii="Courier New" w:eastAsia="Courier New" w:hAnsi="Courier New" w:cs="Courier New"/>
                 <w:color w:val="D4D4D4"/>
                 <w:sz w:val="18"/>
                 <w:szCs w:val="18"/>
-              </w:rPr>
-              <w:t xml:space="preserve"> product.getCategory().getName();</w:t>
+                <w:lang w:val="en-US"/>
+              </w:rPr>
+              <w:t>product.getName</w:t>
+            </w:r>
+            <w:proofErr w:type="spellEnd"/>
+            <w:r>
+              <w:rPr>
+                <w:rFonts w:ascii="Courier New" w:eastAsia="Courier New" w:hAnsi="Courier New" w:cs="Courier New"/>
+                <w:color w:val="D4D4D4"/>
+                <w:sz w:val="18"/>
+                <w:szCs w:val="18"/>
+                <w:lang w:val="en-US"/>
+              </w:rPr>
+              <w:t xml:space="preserve">(), </w:t>
+            </w:r>
+            <w:proofErr w:type="spellStart"/>
+            <w:r>
+              <w:rPr>
+                <w:rFonts w:ascii="Courier New" w:eastAsia="Courier New" w:hAnsi="Courier New" w:cs="Courier New"/>
+                <w:color w:val="D4D4D4"/>
+                <w:sz w:val="18"/>
+                <w:szCs w:val="18"/>
+                <w:lang w:val="en-US"/>
+              </w:rPr>
+              <w:t>product.getPrice</w:t>
+            </w:r>
+            <w:proofErr w:type="spellEnd"/>
+            <w:r>
+              <w:rPr>
+                <w:rFonts w:ascii="Courier New" w:eastAsia="Courier New" w:hAnsi="Courier New" w:cs="Courier New"/>
+                <w:color w:val="D4D4D4"/>
+                <w:sz w:val="18"/>
+                <w:szCs w:val="18"/>
+                <w:lang w:val="en-US"/>
+              </w:rPr>
+              <w:t>(),</w:t>
             </w:r>
           </w:p>
         </w:tc>
@@ -13472,9 +14289,6 @@
           <w:p>
             <w:pPr>
               <w:spacing w:before="20" w:after="20"/>
-              <w:rPr>
-                <w:lang w:val="en-US"/>
-              </w:rPr>
             </w:pPr>
             <w:r>
               <w:rPr>
@@ -13484,8 +14298,9 @@
                 <w:szCs w:val="18"/>
                 <w:lang w:val="en-US"/>
               </w:rPr>
-              <w:t xml:space="preserve">        return "</w:t>
-            </w:r>
+              <w:t xml:space="preserve">          </w:t>
+            </w:r>
+            <w:proofErr w:type="spellStart"/>
             <w:proofErr w:type="gramStart"/>
             <w:r>
               <w:rPr>
@@ -13493,10 +14308,10 @@
                 <w:color w:val="D4D4D4"/>
                 <w:sz w:val="18"/>
                 <w:szCs w:val="18"/>
-                <w:lang w:val="en-US"/>
-              </w:rPr>
-              <w:t>Product{</w:t>
-            </w:r>
+              </w:rPr>
+              <w:t>product.getStock</w:t>
+            </w:r>
+            <w:proofErr w:type="spellEnd"/>
             <w:proofErr w:type="gramEnd"/>
             <w:r>
               <w:rPr>
@@ -13504,9 +14319,28 @@
                 <w:color w:val="D4D4D4"/>
                 <w:sz w:val="18"/>
                 <w:szCs w:val="18"/>
-                <w:lang w:val="en-US"/>
-              </w:rPr>
-              <w:t>name='%s', price=%s, stock=%d, category='%s'}"</w:t>
+              </w:rPr>
+              <w:t xml:space="preserve">(), </w:t>
+            </w:r>
+            <w:proofErr w:type="spellStart"/>
+            <w:r>
+              <w:rPr>
+                <w:rFonts w:ascii="Courier New" w:eastAsia="Courier New" w:hAnsi="Courier New" w:cs="Courier New"/>
+                <w:color w:val="D4D4D4"/>
+                <w:sz w:val="18"/>
+                <w:szCs w:val="18"/>
+              </w:rPr>
+              <w:t>cat</w:t>
+            </w:r>
+            <w:proofErr w:type="spellEnd"/>
+            <w:r>
+              <w:rPr>
+                <w:rFonts w:ascii="Courier New" w:eastAsia="Courier New" w:hAnsi="Courier New" w:cs="Courier New"/>
+                <w:color w:val="D4D4D4"/>
+                <w:sz w:val="18"/>
+                <w:szCs w:val="18"/>
+              </w:rPr>
+              <w:t>);</w:t>
             </w:r>
           </w:p>
         </w:tc>
@@ -13532,9 +14366,6 @@
           <w:p>
             <w:pPr>
               <w:spacing w:before="20" w:after="20"/>
-              <w:rPr>
-                <w:lang w:val="en-US"/>
-              </w:rPr>
             </w:pPr>
             <w:r>
               <w:rPr>
@@ -13542,31 +14373,8 @@
                 <w:color w:val="D4D4D4"/>
                 <w:sz w:val="18"/>
                 <w:szCs w:val="18"/>
-                <w:lang w:val="en-US"/>
-              </w:rPr>
-              <w:t xml:space="preserve">               </w:t>
-            </w:r>
-            <w:proofErr w:type="gramStart"/>
-            <w:r>
-              <w:rPr>
-                <w:rFonts w:ascii="Courier New" w:eastAsia="Courier New" w:hAnsi="Courier New" w:cs="Courier New"/>
-                <w:color w:val="D4D4D4"/>
-                <w:sz w:val="18"/>
-                <w:szCs w:val="18"/>
-                <w:lang w:val="en-US"/>
-              </w:rPr>
-              <w:t>.formatted</w:t>
-            </w:r>
-            <w:proofErr w:type="gramEnd"/>
-            <w:r>
-              <w:rPr>
-                <w:rFonts w:ascii="Courier New" w:eastAsia="Courier New" w:hAnsi="Courier New" w:cs="Courier New"/>
-                <w:color w:val="D4D4D4"/>
-                <w:sz w:val="18"/>
-                <w:szCs w:val="18"/>
-                <w:lang w:val="en-US"/>
-              </w:rPr>
-              <w:t>(product.getName(), product.getPrice(),</w:t>
+              </w:rPr>
+              <w:t xml:space="preserve">  }</w:t>
             </w:r>
           </w:p>
         </w:tc>
@@ -13592,6 +14400,9 @@
           <w:p>
             <w:pPr>
               <w:spacing w:before="20" w:after="20"/>
+              <w:rPr>
+                <w:lang w:val="en-US"/>
+              </w:rPr>
             </w:pPr>
             <w:r>
               <w:rPr>
@@ -13601,27 +14412,39 @@
                 <w:szCs w:val="18"/>
                 <w:lang w:val="en-US"/>
               </w:rPr>
-              <w:t xml:space="preserve">                          </w:t>
-            </w:r>
-            <w:proofErr w:type="gramStart"/>
+              <w:t xml:space="preserve">  </w:t>
+            </w:r>
             <w:r>
               <w:rPr>
                 <w:rFonts w:ascii="Courier New" w:eastAsia="Courier New" w:hAnsi="Courier New" w:cs="Courier New"/>
                 <w:color w:val="D4D4D4"/>
                 <w:sz w:val="18"/>
                 <w:szCs w:val="18"/>
-              </w:rPr>
-              <w:t>product.getStock</w:t>
-            </w:r>
-            <w:proofErr w:type="gramEnd"/>
+                <w:lang w:val="en-US"/>
+              </w:rPr>
+              <w:t xml:space="preserve">if (result </w:t>
+            </w:r>
+            <w:proofErr w:type="spellStart"/>
             <w:r>
               <w:rPr>
                 <w:rFonts w:ascii="Courier New" w:eastAsia="Courier New" w:hAnsi="Courier New" w:cs="Courier New"/>
                 <w:color w:val="D4D4D4"/>
                 <w:sz w:val="18"/>
                 <w:szCs w:val="18"/>
-              </w:rPr>
-              <w:t>(), cat);</w:t>
+                <w:lang w:val="en-US"/>
+              </w:rPr>
+              <w:t>instanceof</w:t>
+            </w:r>
+            <w:proofErr w:type="spellEnd"/>
+            <w:r>
+              <w:rPr>
+                <w:rFonts w:ascii="Courier New" w:eastAsia="Courier New" w:hAnsi="Courier New" w:cs="Courier New"/>
+                <w:color w:val="D4D4D4"/>
+                <w:sz w:val="18"/>
+                <w:szCs w:val="18"/>
+                <w:lang w:val="en-US"/>
+              </w:rPr>
+              <w:t xml:space="preserve"> Category category) {</w:t>
             </w:r>
           </w:p>
         </w:tc>
@@ -13647,6 +14470,9 @@
           <w:p>
             <w:pPr>
               <w:spacing w:before="20" w:after="20"/>
+              <w:rPr>
+                <w:lang w:val="en-US"/>
+              </w:rPr>
             </w:pPr>
             <w:r>
               <w:rPr>
@@ -13654,8 +14480,53 @@
                 <w:color w:val="D4D4D4"/>
                 <w:sz w:val="18"/>
                 <w:szCs w:val="18"/>
-              </w:rPr>
-              <w:t xml:space="preserve">    }</w:t>
+                <w:lang w:val="en-US"/>
+              </w:rPr>
+              <w:t xml:space="preserve">     return "Category{name='%s'}</w:t>
+            </w:r>
+            <w:proofErr w:type="gramStart"/>
+            <w:r>
+              <w:rPr>
+                <w:rFonts w:ascii="Courier New" w:eastAsia="Courier New" w:hAnsi="Courier New" w:cs="Courier New"/>
+                <w:color w:val="D4D4D4"/>
+                <w:sz w:val="18"/>
+                <w:szCs w:val="18"/>
+                <w:lang w:val="en-US"/>
+              </w:rPr>
+              <w:t>".formatted</w:t>
+            </w:r>
+            <w:proofErr w:type="gramEnd"/>
+            <w:r>
+              <w:rPr>
+                <w:rFonts w:ascii="Courier New" w:eastAsia="Courier New" w:hAnsi="Courier New" w:cs="Courier New"/>
+                <w:color w:val="D4D4D4"/>
+                <w:sz w:val="18"/>
+                <w:szCs w:val="18"/>
+                <w:lang w:val="en-US"/>
+              </w:rPr>
+              <w:t>(</w:t>
+            </w:r>
+            <w:proofErr w:type="spellStart"/>
+            <w:r>
+              <w:rPr>
+                <w:rFonts w:ascii="Courier New" w:eastAsia="Courier New" w:hAnsi="Courier New" w:cs="Courier New"/>
+                <w:color w:val="D4D4D4"/>
+                <w:sz w:val="18"/>
+                <w:szCs w:val="18"/>
+                <w:lang w:val="en-US"/>
+              </w:rPr>
+              <w:t>category.getName</w:t>
+            </w:r>
+            <w:proofErr w:type="spellEnd"/>
+            <w:r>
+              <w:rPr>
+                <w:rFonts w:ascii="Courier New" w:eastAsia="Courier New" w:hAnsi="Courier New" w:cs="Courier New"/>
+                <w:color w:val="D4D4D4"/>
+                <w:sz w:val="18"/>
+                <w:szCs w:val="18"/>
+                <w:lang w:val="en-US"/>
+              </w:rPr>
+              <w:t>());</w:t>
             </w:r>
           </w:p>
         </w:tc>
@@ -13681,9 +14552,6 @@
           <w:p>
             <w:pPr>
               <w:spacing w:before="20" w:after="20"/>
-              <w:rPr>
-                <w:lang w:val="en-US"/>
-              </w:rPr>
             </w:pPr>
             <w:r>
               <w:rPr>
@@ -13693,7 +14561,16 @@
                 <w:szCs w:val="18"/>
                 <w:lang w:val="en-US"/>
               </w:rPr>
-              <w:t xml:space="preserve">    if (result instanceof Category category) {</w:t>
+              <w:t xml:space="preserve">  </w:t>
+            </w:r>
+            <w:r>
+              <w:rPr>
+                <w:rFonts w:ascii="Courier New" w:eastAsia="Courier New" w:hAnsi="Courier New" w:cs="Courier New"/>
+                <w:color w:val="D4D4D4"/>
+                <w:sz w:val="18"/>
+                <w:szCs w:val="18"/>
+              </w:rPr>
+              <w:t>}</w:t>
             </w:r>
           </w:p>
         </w:tc>
@@ -13731,7 +14608,39 @@
                 <w:szCs w:val="18"/>
                 <w:lang w:val="en-US"/>
               </w:rPr>
-              <w:t xml:space="preserve">        return "Category{name='%s'}</w:t>
+              <w:t xml:space="preserve">  </w:t>
+            </w:r>
+            <w:r>
+              <w:rPr>
+                <w:rFonts w:ascii="Courier New" w:eastAsia="Courier New" w:hAnsi="Courier New" w:cs="Courier New"/>
+                <w:color w:val="D4D4D4"/>
+                <w:sz w:val="18"/>
+                <w:szCs w:val="18"/>
+                <w:lang w:val="en-US"/>
+              </w:rPr>
+              <w:t xml:space="preserve">if (result </w:t>
+            </w:r>
+            <w:proofErr w:type="spellStart"/>
+            <w:r>
+              <w:rPr>
+                <w:rFonts w:ascii="Courier New" w:eastAsia="Courier New" w:hAnsi="Courier New" w:cs="Courier New"/>
+                <w:color w:val="D4D4D4"/>
+                <w:sz w:val="18"/>
+                <w:szCs w:val="18"/>
+                <w:lang w:val="en-US"/>
+              </w:rPr>
+              <w:t>instanceof</w:t>
+            </w:r>
+            <w:proofErr w:type="spellEnd"/>
+            <w:r>
+              <w:rPr>
+                <w:rFonts w:ascii="Courier New" w:eastAsia="Courier New" w:hAnsi="Courier New" w:cs="Courier New"/>
+                <w:color w:val="D4D4D4"/>
+                <w:sz w:val="18"/>
+                <w:szCs w:val="18"/>
+                <w:lang w:val="en-US"/>
+              </w:rPr>
+              <w:t xml:space="preserve"> </w:t>
             </w:r>
             <w:proofErr w:type="gramStart"/>
             <w:r>
@@ -13742,7 +14651,7 @@
                 <w:szCs w:val="18"/>
                 <w:lang w:val="en-US"/>
               </w:rPr>
-              <w:t>".formatted</w:t>
+              <w:t>Object[</w:t>
             </w:r>
             <w:proofErr w:type="gramEnd"/>
             <w:r>
@@ -13753,7 +14662,7 @@
                 <w:szCs w:val="18"/>
                 <w:lang w:val="en-US"/>
               </w:rPr>
-              <w:t>(category.getName());</w:t>
+              <w:t>] row) {</w:t>
             </w:r>
           </w:p>
         </w:tc>
@@ -13788,7 +14697,7 @@
                 <w:szCs w:val="18"/>
                 <w:lang w:val="en-US"/>
               </w:rPr>
-              <w:t xml:space="preserve">    </w:t>
+              <w:t xml:space="preserve">     </w:t>
             </w:r>
             <w:r>
               <w:rPr>
@@ -13797,7 +14706,67 @@
                 <w:sz w:val="18"/>
                 <w:szCs w:val="18"/>
               </w:rPr>
-              <w:t>}</w:t>
+              <w:t xml:space="preserve">// </w:t>
+            </w:r>
+            <w:proofErr w:type="spellStart"/>
+            <w:r>
+              <w:rPr>
+                <w:rFonts w:ascii="Courier New" w:eastAsia="Courier New" w:hAnsi="Courier New" w:cs="Courier New"/>
+                <w:color w:val="D4D4D4"/>
+                <w:sz w:val="18"/>
+                <w:szCs w:val="18"/>
+              </w:rPr>
+              <w:t>Queries</w:t>
+            </w:r>
+            <w:proofErr w:type="spellEnd"/>
+            <w:r>
+              <w:rPr>
+                <w:rFonts w:ascii="Courier New" w:eastAsia="Courier New" w:hAnsi="Courier New" w:cs="Courier New"/>
+                <w:color w:val="D4D4D4"/>
+                <w:sz w:val="18"/>
+                <w:szCs w:val="18"/>
+              </w:rPr>
+              <w:t xml:space="preserve"> de agregação: SELECT </w:t>
+            </w:r>
+            <w:proofErr w:type="gramStart"/>
+            <w:r>
+              <w:rPr>
+                <w:rFonts w:ascii="Courier New" w:eastAsia="Courier New" w:hAnsi="Courier New" w:cs="Courier New"/>
+                <w:color w:val="D4D4D4"/>
+                <w:sz w:val="18"/>
+                <w:szCs w:val="18"/>
+              </w:rPr>
+              <w:t>p.category.name</w:t>
+            </w:r>
+            <w:proofErr w:type="gramEnd"/>
+            <w:r>
+              <w:rPr>
+                <w:rFonts w:ascii="Courier New" w:eastAsia="Courier New" w:hAnsi="Courier New" w:cs="Courier New"/>
+                <w:color w:val="D4D4D4"/>
+                <w:sz w:val="18"/>
+                <w:szCs w:val="18"/>
+              </w:rPr>
+              <w:t>, AVG(</w:t>
+            </w:r>
+            <w:proofErr w:type="spellStart"/>
+            <w:r>
+              <w:rPr>
+                <w:rFonts w:ascii="Courier New" w:eastAsia="Courier New" w:hAnsi="Courier New" w:cs="Courier New"/>
+                <w:color w:val="D4D4D4"/>
+                <w:sz w:val="18"/>
+                <w:szCs w:val="18"/>
+              </w:rPr>
+              <w:t>p.price</w:t>
+            </w:r>
+            <w:proofErr w:type="spellEnd"/>
+            <w:r>
+              <w:rPr>
+                <w:rFonts w:ascii="Courier New" w:eastAsia="Courier New" w:hAnsi="Courier New" w:cs="Courier New"/>
+                <w:color w:val="D4D4D4"/>
+                <w:sz w:val="18"/>
+                <w:szCs w:val="18"/>
+              </w:rPr>
+              <w:t>)</w:t>
             </w:r>
           </w:p>
         </w:tc>
@@ -13833,9 +14802,40 @@
                 <w:color w:val="D4D4D4"/>
                 <w:sz w:val="18"/>
                 <w:szCs w:val="18"/>
-                <w:lang w:val="en-US"/>
-              </w:rPr>
-              <w:t xml:space="preserve">    if (result instanceof </w:t>
+              </w:rPr>
+              <w:t xml:space="preserve">     </w:t>
+            </w:r>
+            <w:r>
+              <w:rPr>
+                <w:rFonts w:ascii="Courier New" w:eastAsia="Courier New" w:hAnsi="Courier New" w:cs="Courier New"/>
+                <w:color w:val="D4D4D4"/>
+                <w:sz w:val="18"/>
+                <w:szCs w:val="18"/>
+                <w:lang w:val="en-US"/>
+              </w:rPr>
+              <w:t xml:space="preserve">return </w:t>
+            </w:r>
+            <w:proofErr w:type="spellStart"/>
+            <w:r>
+              <w:rPr>
+                <w:rFonts w:ascii="Courier New" w:eastAsia="Courier New" w:hAnsi="Courier New" w:cs="Courier New"/>
+                <w:color w:val="D4D4D4"/>
+                <w:sz w:val="18"/>
+                <w:szCs w:val="18"/>
+                <w:lang w:val="en-US"/>
+              </w:rPr>
+              <w:t>Arrays.stream</w:t>
+            </w:r>
+            <w:proofErr w:type="spellEnd"/>
+            <w:r>
+              <w:rPr>
+                <w:rFonts w:ascii="Courier New" w:eastAsia="Courier New" w:hAnsi="Courier New" w:cs="Courier New"/>
+                <w:color w:val="D4D4D4"/>
+                <w:sz w:val="18"/>
+                <w:szCs w:val="18"/>
+                <w:lang w:val="en-US"/>
+              </w:rPr>
+              <w:t>(row</w:t>
             </w:r>
             <w:proofErr w:type="gramStart"/>
             <w:r>
@@ -13846,7 +14846,7 @@
                 <w:szCs w:val="18"/>
                 <w:lang w:val="en-US"/>
               </w:rPr>
-              <w:t>Object[</w:t>
+              <w:t>).map</w:t>
             </w:r>
             <w:proofErr w:type="gramEnd"/>
             <w:r>
@@ -13857,7 +14857,29 @@
                 <w:szCs w:val="18"/>
                 <w:lang w:val="en-US"/>
               </w:rPr>
-              <w:t>] row) {</w:t>
+              <w:t>(String::</w:t>
+            </w:r>
+            <w:proofErr w:type="spellStart"/>
+            <w:r>
+              <w:rPr>
+                <w:rFonts w:ascii="Courier New" w:eastAsia="Courier New" w:hAnsi="Courier New" w:cs="Courier New"/>
+                <w:color w:val="D4D4D4"/>
+                <w:sz w:val="18"/>
+                <w:szCs w:val="18"/>
+                <w:lang w:val="en-US"/>
+              </w:rPr>
+              <w:t>valueOf</w:t>
+            </w:r>
+            <w:proofErr w:type="spellEnd"/>
+            <w:r>
+              <w:rPr>
+                <w:rFonts w:ascii="Courier New" w:eastAsia="Courier New" w:hAnsi="Courier New" w:cs="Courier New"/>
+                <w:color w:val="D4D4D4"/>
+                <w:sz w:val="18"/>
+                <w:szCs w:val="18"/>
+                <w:lang w:val="en-US"/>
+              </w:rPr>
+              <w:t>)</w:t>
             </w:r>
           </w:p>
         </w:tc>
@@ -13892,7 +14914,7 @@
                 <w:szCs w:val="18"/>
                 <w:lang w:val="en-US"/>
               </w:rPr>
-              <w:t xml:space="preserve">        // Queries de agregación: SELECT </w:t>
+              <w:t xml:space="preserve">       </w:t>
             </w:r>
             <w:proofErr w:type="gramStart"/>
             <w:r>
@@ -13901,10 +14923,20 @@
                 <w:color w:val="D4D4D4"/>
                 <w:sz w:val="18"/>
                 <w:szCs w:val="18"/>
-                <w:lang w:val="en-US"/>
-              </w:rPr>
-              <w:t>p.category.name</w:t>
-            </w:r>
+              </w:rPr>
+              <w:t>.</w:t>
+            </w:r>
+            <w:proofErr w:type="spellStart"/>
+            <w:r>
+              <w:rPr>
+                <w:rFonts w:ascii="Courier New" w:eastAsia="Courier New" w:hAnsi="Courier New" w:cs="Courier New"/>
+                <w:color w:val="D4D4D4"/>
+                <w:sz w:val="18"/>
+                <w:szCs w:val="18"/>
+              </w:rPr>
+              <w:t>collect</w:t>
+            </w:r>
+            <w:proofErr w:type="spellEnd"/>
             <w:proofErr w:type="gramEnd"/>
             <w:r>
               <w:rPr>
@@ -13912,9 +14944,28 @@
                 <w:color w:val="D4D4D4"/>
                 <w:sz w:val="18"/>
                 <w:szCs w:val="18"/>
-                <w:lang w:val="en-US"/>
-              </w:rPr>
-              <w:t>, AVG(p.price)</w:t>
+              </w:rPr>
+              <w:t>(</w:t>
+            </w:r>
+            <w:proofErr w:type="spellStart"/>
+            <w:r>
+              <w:rPr>
+                <w:rFonts w:ascii="Courier New" w:eastAsia="Courier New" w:hAnsi="Courier New" w:cs="Courier New"/>
+                <w:color w:val="D4D4D4"/>
+                <w:sz w:val="18"/>
+                <w:szCs w:val="18"/>
+              </w:rPr>
+              <w:t>Collectors.joining</w:t>
+            </w:r>
+            <w:proofErr w:type="spellEnd"/>
+            <w:r>
+              <w:rPr>
+                <w:rFonts w:ascii="Courier New" w:eastAsia="Courier New" w:hAnsi="Courier New" w:cs="Courier New"/>
+                <w:color w:val="D4D4D4"/>
+                <w:sz w:val="18"/>
+                <w:szCs w:val="18"/>
+              </w:rPr>
+              <w:t>(" | "));</w:t>
             </w:r>
           </w:p>
         </w:tc>
@@ -13940,9 +14991,6 @@
           <w:p>
             <w:pPr>
               <w:spacing w:before="20" w:after="20"/>
-              <w:rPr>
-                <w:lang w:val="en-US"/>
-              </w:rPr>
             </w:pPr>
             <w:r>
               <w:rPr>
@@ -13950,31 +14998,8 @@
                 <w:color w:val="D4D4D4"/>
                 <w:sz w:val="18"/>
                 <w:szCs w:val="18"/>
-                <w:lang w:val="en-US"/>
-              </w:rPr>
-              <w:t xml:space="preserve">        return Arrays.stream(row</w:t>
-            </w:r>
-            <w:proofErr w:type="gramStart"/>
-            <w:r>
-              <w:rPr>
-                <w:rFonts w:ascii="Courier New" w:eastAsia="Courier New" w:hAnsi="Courier New" w:cs="Courier New"/>
-                <w:color w:val="D4D4D4"/>
-                <w:sz w:val="18"/>
-                <w:szCs w:val="18"/>
-                <w:lang w:val="en-US"/>
-              </w:rPr>
-              <w:t>).map</w:t>
-            </w:r>
-            <w:proofErr w:type="gramEnd"/>
-            <w:r>
-              <w:rPr>
-                <w:rFonts w:ascii="Courier New" w:eastAsia="Courier New" w:hAnsi="Courier New" w:cs="Courier New"/>
-                <w:color w:val="D4D4D4"/>
-                <w:sz w:val="18"/>
-                <w:szCs w:val="18"/>
-                <w:lang w:val="en-US"/>
-              </w:rPr>
-              <w:t>(String::valueOf)</w:t>
+              </w:rPr>
+              <w:t xml:space="preserve">  }</w:t>
             </w:r>
           </w:p>
         </w:tc>
@@ -14007,11 +15032,10 @@
                 <w:color w:val="D4D4D4"/>
                 <w:sz w:val="18"/>
                 <w:szCs w:val="18"/>
-                <w:lang w:val="en-US"/>
-              </w:rPr>
-              <w:t xml:space="preserve">                     </w:t>
-            </w:r>
-            <w:proofErr w:type="gramStart"/>
+              </w:rPr>
+              <w:t xml:space="preserve">    </w:t>
+            </w:r>
+            <w:proofErr w:type="spellStart"/>
             <w:r>
               <w:rPr>
                 <w:rFonts w:ascii="Courier New" w:eastAsia="Courier New" w:hAnsi="Courier New" w:cs="Courier New"/>
@@ -14019,9 +15043,9 @@
                 <w:sz w:val="18"/>
                 <w:szCs w:val="18"/>
               </w:rPr>
-              <w:t>.collect</w:t>
-            </w:r>
-            <w:proofErr w:type="gramEnd"/>
+              <w:t>return</w:t>
+            </w:r>
+            <w:proofErr w:type="spellEnd"/>
             <w:r>
               <w:rPr>
                 <w:rFonts w:ascii="Courier New" w:eastAsia="Courier New" w:hAnsi="Courier New" w:cs="Courier New"/>
@@ -14029,7 +15053,47 @@
                 <w:sz w:val="18"/>
                 <w:szCs w:val="18"/>
               </w:rPr>
-              <w:t>(Collectors.joining(" | "));</w:t>
+              <w:t xml:space="preserve"> </w:t>
+            </w:r>
+            <w:proofErr w:type="spellStart"/>
+            <w:r>
+              <w:rPr>
+                <w:rFonts w:ascii="Courier New" w:eastAsia="Courier New" w:hAnsi="Courier New" w:cs="Courier New"/>
+                <w:color w:val="D4D4D4"/>
+                <w:sz w:val="18"/>
+                <w:szCs w:val="18"/>
+              </w:rPr>
+              <w:t>String.valueOf</w:t>
+            </w:r>
+            <w:proofErr w:type="spellEnd"/>
+            <w:r>
+              <w:rPr>
+                <w:rFonts w:ascii="Courier New" w:eastAsia="Courier New" w:hAnsi="Courier New" w:cs="Courier New"/>
+                <w:color w:val="D4D4D4"/>
+                <w:sz w:val="18"/>
+                <w:szCs w:val="18"/>
+              </w:rPr>
+              <w:t>(</w:t>
+            </w:r>
+            <w:proofErr w:type="spellStart"/>
+            <w:r>
+              <w:rPr>
+                <w:rFonts w:ascii="Courier New" w:eastAsia="Courier New" w:hAnsi="Courier New" w:cs="Courier New"/>
+                <w:color w:val="D4D4D4"/>
+                <w:sz w:val="18"/>
+                <w:szCs w:val="18"/>
+              </w:rPr>
+              <w:t>result</w:t>
+            </w:r>
+            <w:proofErr w:type="spellEnd"/>
+            <w:r>
+              <w:rPr>
+                <w:rFonts w:ascii="Courier New" w:eastAsia="Courier New" w:hAnsi="Courier New" w:cs="Courier New"/>
+                <w:color w:val="D4D4D4"/>
+                <w:sz w:val="18"/>
+                <w:szCs w:val="18"/>
+              </w:rPr>
+              <w:t>);</w:t>
             </w:r>
           </w:p>
         </w:tc>
@@ -14063,74 +15127,6 @@
                 <w:sz w:val="18"/>
                 <w:szCs w:val="18"/>
               </w:rPr>
-              <w:t xml:space="preserve">    }</w:t>
-            </w:r>
-          </w:p>
-        </w:tc>
-      </w:tr>
-      <w:tr>
-        <w:tc>
-          <w:tcPr>
-            <w:tcW w:w="9026" w:type="dxa"/>
-            <w:tcBorders>
-              <w:top w:val="none" w:sz="0" w:space="0" w:color="FFFFFF"/>
-              <w:left w:val="none" w:sz="0" w:space="0" w:color="FFFFFF"/>
-              <w:bottom w:val="none" w:sz="0" w:space="0" w:color="FFFFFF"/>
-              <w:right w:val="none" w:sz="0" w:space="0" w:color="FFFFFF"/>
-            </w:tcBorders>
-            <w:shd w:val="clear" w:color="auto" w:fill="1E1E1E"/>
-            <w:tcMar>
-              <w:top w:w="40" w:type="dxa"/>
-              <w:left w:w="200" w:type="dxa"/>
-              <w:bottom w:w="40" w:type="dxa"/>
-              <w:right w:w="180" w:type="dxa"/>
-            </w:tcMar>
-          </w:tcPr>
-          <w:p>
-            <w:pPr>
-              <w:spacing w:before="20" w:after="20"/>
-            </w:pPr>
-            <w:r>
-              <w:rPr>
-                <w:rFonts w:ascii="Courier New" w:eastAsia="Courier New" w:hAnsi="Courier New" w:cs="Courier New"/>
-                <w:color w:val="D4D4D4"/>
-                <w:sz w:val="18"/>
-                <w:szCs w:val="18"/>
-              </w:rPr>
-              <w:t xml:space="preserve">    return String.valueOf(result);</w:t>
-            </w:r>
-          </w:p>
-        </w:tc>
-      </w:tr>
-      <w:tr>
-        <w:tc>
-          <w:tcPr>
-            <w:tcW w:w="9026" w:type="dxa"/>
-            <w:tcBorders>
-              <w:top w:val="none" w:sz="0" w:space="0" w:color="FFFFFF"/>
-              <w:left w:val="none" w:sz="0" w:space="0" w:color="FFFFFF"/>
-              <w:bottom w:val="none" w:sz="0" w:space="0" w:color="FFFFFF"/>
-              <w:right w:val="none" w:sz="0" w:space="0" w:color="FFFFFF"/>
-            </w:tcBorders>
-            <w:shd w:val="clear" w:color="auto" w:fill="1E1E1E"/>
-            <w:tcMar>
-              <w:top w:w="40" w:type="dxa"/>
-              <w:left w:w="200" w:type="dxa"/>
-              <w:bottom w:w="40" w:type="dxa"/>
-              <w:right w:w="180" w:type="dxa"/>
-            </w:tcMar>
-          </w:tcPr>
-          <w:p>
-            <w:pPr>
-              <w:spacing w:before="20" w:after="20"/>
-            </w:pPr>
-            <w:r>
-              <w:rPr>
-                <w:rFonts w:ascii="Courier New" w:eastAsia="Courier New" w:hAnsi="Courier New" w:cs="Courier New"/>
-                <w:color w:val="D4D4D4"/>
-                <w:sz w:val="18"/>
-                <w:szCs w:val="18"/>
-              </w:rPr>
               <w:t>}</w:t>
             </w:r>
           </w:p>
@@ -14159,6 +15155,7 @@
           <w:szCs w:val="20"/>
           <w:lang w:val="en-US"/>
         </w:rPr>
+        <w:lastRenderedPageBreak/>
         <w:t xml:space="preserve">Código </w:t>
       </w:r>
       <w:r>
@@ -14233,7 +15230,6 @@
         <w:rPr>
           <w:lang w:val="es-ES"/>
         </w:rPr>
-        <w:lastRenderedPageBreak/>
         <w:t xml:space="preserve">Pipeline Fija vs Enfoque </w:t>
       </w:r>
       <w:proofErr w:type="spellStart"/>
@@ -15150,7 +16146,7 @@
               </wp:anchor>
             </w:drawing>
           </mc:Choice>
-          <mc:Fallback xmlns:ns9="http://schemas.openxmlformats.org/drawingml/2006/picture" xmlns:ns5="http://schemas.openxmlformats.org/drawingml/2006/main" xmlns:ns11="http://schemas.microsoft.com/office/drawing/2010/main">
+          <mc:Fallback xmlns:ns11="http://schemas.microsoft.com/office/drawing/2010/main" xmlns:ns5="http://schemas.openxmlformats.org/drawingml/2006/main" xmlns:ns9="http://schemas.openxmlformats.org/drawingml/2006/picture">
             <w:pict>
               <v:line w14:anchorId="243D5FCB" id="Conexão Reta 3" o:spid="_x0000_s1026" style="position:absolute;z-index:251717632;visibility:visible;mso-wrap-style:square;mso-wrap-distance-left:9pt;mso-wrap-distance-top:0;mso-wrap-distance-right:9pt;mso-wrap-distance-bottom:0;mso-position-horizontal:absolute;mso-position-horizontal-relative:text;mso-position-vertical:absolute;mso-position-vertical-relative:text" from="0,0" to="484.2pt,0" o:gfxdata="UEsDBBQABgAIAAAAIQC2gziS/gAAAOEBAAATAAAAW0NvbnRlbnRfVHlwZXNdLnhtbJSRQU7DMBBF 90jcwfIWJU67QAgl6YK0S0CoHGBkTxKLZGx5TGhvj5O2G0SRWNoz/78nu9wcxkFMGNg6quQqL6RA 0s5Y6ir5vt9lD1JwBDIwOMJKHpHlpr69KfdHjyxSmriSfYz+USnWPY7AufNIadK6MEJMx9ApD/oD OlTrorhX2lFEilmcO2RdNtjC5xDF9pCuTyYBB5bi6bQ4syoJ3g9WQ0ymaiLzg5KdCXlKLjvcW893 SUOqXwnz5DrgnHtJTxOsQfEKIT7DmDSUCaxw7Rqn8787ZsmRM9e2VmPeBN4uqYvTtW7jvijg9N/y JsXecLq0q+WD6m8AAAD//wMAUEsDBBQABgAIAAAAIQA4/SH/1gAAAJQBAAALAAAAX3JlbHMvLnJl bHOkkMFqwzAMhu+DvYPRfXGawxijTi+j0GvpHsDYimMaW0Yy2fr2M4PBMnrbUb/Q94l/f/hMi1qR JVI2sOt6UJgd+ZiDgffL8ekFlFSbvV0oo4EbChzGx4f9GRdb25HMsYhqlCwG5lrLq9biZkxWOiqY 22YiTra2kYMu1l1tQD30/bPm3wwYN0x18gb45AdQl1tp5j/sFB2T0FQ7R0nTNEV3j6o9feQzro1i OWA14Fm+Q8a1a8+Bvu/d/dMb2JY5uiPbhG/ktn4cqGU/er3pcvwCAAD//wMAUEsDBBQABgAIAAAA IQCZ2PQonAEAAJQDAAAOAAAAZHJzL2Uyb0RvYy54bWysU01P3DAQvVfqf7B8Z5MAQm202T2A4FK1 qMAPMM54Y8n2WLbZZP99x97dLGorIRAXxx/z3sx7M1muJ2vYFkLU6DreLGrOwEnstdt0/Onx9uwb ZzEJ1wuDDjq+g8jXq69flqNv4RwHND0ERiQutqPv+JCSb6sqygGsiAv04OhRYbAi0TFsqj6Ikdit qc7r+qoaMfQ+oIQY6fZm/8hXhV8pkOmXUhESMx2n2lJZQ1mf81qtlqLdBOEHLQ9liA9UYYV2lHSm uhFJsJeg/6GyWgaMqNJCoq1QKS2haCA1Tf2XmodBeChayJzoZ5vi59HKn9trdx/IhtHHNvr7kFVM Ktj8pfrYVMzazWbBlJiky6vm8vvFJXkqj2/VCehDTHeAluVNx412WYdoxfZHTJSMQo8hdDilLru0 M5CDjfsNiumekjUFXaYCrk1gW0H9FFKCS03uIfGV6AxT2pgZWL8NPMRnKJSJeQ94RpTM6NIMttph +F/2NB1LVvv4owN73dmCZ+x3pSnFGmp9UXgY0zxbr88FfvqZVn8AAAD//wMAUEsDBBQABgAIAAAA IQBdcTjb3gAAAAcBAAAPAAAAZHJzL2Rvd25yZXYueG1sTI9Ba8JAEIXvBf/DMkJvdVMpYmM2IpZS KxSpLdjjmp0m0exs2F1N/Pcde2kvDx6PefO9bN7bRpzRh9qRgvtRAgKpcKamUsHnx/PdFESImoxu HKGCCwaY54ObTKfGdfSO520sBZdQSLWCKsY2lTIUFVodRq5F4uzbeasjW19K43XH5baR4ySZSKtr 4g+VbnFZYXHcnqyCN79aLRfry4E2X7bbjde7zWv/otTtsH+asSxmICL28e8CrhuYH3IG27sTmSAa Bbwm/ipnj5PpA4j91co8k//58x8AAAD//wMAUEsBAi0AFAAGAAgAAAAhALaDOJL+AAAA4QEAABMA AAAAAAAAAAAAAAAAAAAAAFtDb250ZW50X1R5cGVzXS54bWxQSwECLQAUAAYACAAAACEAOP0h/9YA AACUAQAACwAAAAAAAAAAAAAAAAAvAQAAX3JlbHMvLnJlbHNQSwECLQAUAAYACAAAACEAmdj0KJwB AACUAwAADgAAAAAAAAAAAAAAAAAuAgAAZHJzL2Uyb0RvYy54bWxQSwECLQAUAAYACAAAACEAXXE4 294AAAAHAQAADwAAAAAAAAAAAAAAAAD2AwAAZHJzL2Rvd25yZXYueG1sUEsFBgAAAAAEAAQA8wAA AAEFAAAAAA== " strokecolor="#156082 [3204]" strokeweight=".5pt">
                 <v:stroke joinstyle="miter"/>
@@ -15196,6 +16192,8 @@
       <w:proofErr w:type="spellStart"/>
       <w:r>
         <w:rPr>
+          <w:b/>
+          <w:bCs/>
           <w:lang w:val="en-US"/>
         </w:rPr>
         <w:t>Servicios</w:t>
@@ -15203,9 +16201,17 @@
       <w:proofErr w:type="spellEnd"/>
       <w:r>
         <w:rPr>
+          <w:b/>
+          <w:bCs/>
           <w:lang w:val="en-US"/>
         </w:rPr>
-        <w:t xml:space="preserve"> de LLM: </w:t>
+        <w:t xml:space="preserve"> de LLM:</w:t>
+      </w:r>
+      <w:r>
+        <w:rPr>
+          <w:lang w:val="en-US"/>
+        </w:rPr>
+        <w:t xml:space="preserve"> </w:t>
       </w:r>
       <w:proofErr w:type="spellStart"/>
       <w:r>
@@ -15304,9 +16310,17 @@
       </w:pPr>
       <w:r>
         <w:rPr>
-          <w:lang w:val="es-ES"/>
-        </w:rPr>
-        <w:t>@V (variables): @UserMessage puede tener múltiples variables — {{question}}, {{hql}}, {{result}} — inyectadas por los parámetros del método anotados con @V.</w:t>
+          <w:b/>
+          <w:bCs/>
+          <w:lang w:val="es-ES"/>
+        </w:rPr>
+        <w:t>@V (variables):</w:t>
+      </w:r>
+      <w:r>
+        <w:rPr>
+          <w:lang w:val="es-ES"/>
+        </w:rPr>
+        <w:t xml:space="preserve"> @UserMessage puede tener múltiples variables — {{question}}, {{hql}}, {{result}} — inyectadas por los parámetros del método anotados con @V.</w:t>
       </w:r>
     </w:p>
     <w:p>
@@ -15323,9 +16337,17 @@
       </w:pPr>
       <w:r>
         <w:rPr>
-          <w:lang w:val="es-ES"/>
-        </w:rPr>
-        <w:t xml:space="preserve">Portabilidad del modelo: cambiar de Ollama a OpenAI: añadir langchain4j-open-ai-spring-boot-starter, añadir api-key en </w:t>
+          <w:b/>
+          <w:bCs/>
+          <w:lang w:val="es-ES"/>
+        </w:rPr>
+        <w:t>Portabilidad del modelo:</w:t>
+      </w:r>
+      <w:r>
+        <w:rPr>
+          <w:lang w:val="es-ES"/>
+        </w:rPr>
+        <w:t xml:space="preserve"> cambiar de Ollama a OpenAI: añadir langchain4j-open-ai-spring-boot-starter, añadir api-key en </w:t>
       </w:r>
       <w:proofErr w:type="gramStart"/>
       <w:r>
@@ -15378,9 +16400,17 @@
       </w:pPr>
       <w:r>
         <w:rPr>
-          <w:lang w:val="es-ES"/>
-        </w:rPr>
-        <w:t>No está haciendo function calling — Java llama directamente a queryTool.executeHqlQuery(); el LLM nunca decide cuándo ejecutar la query.</w:t>
+          <w:b/>
+          <w:bCs/>
+          <w:lang w:val="es-ES"/>
+        </w:rPr>
+        <w:t>No está haciendo function calling</w:t>
+      </w:r>
+      <w:r>
+        <w:rPr>
+          <w:lang w:val="es-ES"/>
+        </w:rPr>
+        <w:t xml:space="preserve"> — Java llama directamente a queryTool.executeHqlQuery(); el LLM nunca decide cuándo ejecutar la query.</w:t>
       </w:r>
     </w:p>
     <w:p>
@@ -15397,9 +16427,17 @@
       </w:pPr>
       <w:r>
         <w:rPr>
-          <w:lang w:val="es-ES"/>
-        </w:rPr>
-        <w:t xml:space="preserve">No está gestionando memoria de conversación — cada llamada a </w:t>
+          <w:b/>
+          <w:bCs/>
+          <w:lang w:val="es-ES"/>
+        </w:rPr>
+        <w:t>No está gestionando memoria de conversación</w:t>
+      </w:r>
+      <w:r>
+        <w:rPr>
+          <w:lang w:val="es-ES"/>
+        </w:rPr>
+        <w:t xml:space="preserve"> — cada llamada a </w:t>
       </w:r>
       <w:proofErr w:type="gramStart"/>
       <w:r>
@@ -15430,9 +16468,17 @@
       </w:pPr>
       <w:r>
         <w:rPr>
-          <w:lang w:val="es-ES"/>
-        </w:rPr>
-        <w:t>No está usando agentes autónomos — el flujo de ejecución es determinístico y está controlado por DatabaseAssistant.</w:t>
+          <w:b/>
+          <w:bCs/>
+          <w:lang w:val="es-ES"/>
+        </w:rPr>
+        <w:t>No está usando agentes autónomos</w:t>
+      </w:r>
+      <w:r>
+        <w:rPr>
+          <w:lang w:val="es-ES"/>
+        </w:rPr>
+        <w:t xml:space="preserve"> — el flujo de ejecución es determinístico y está controlado por DatabaseAssistant.</w:t>
       </w:r>
     </w:p>
     <w:tbl>
@@ -15519,7 +16565,17 @@
                 <w:szCs w:val="20"/>
                 <w:lang w:val="es-ES"/>
               </w:rPr>
-              <w:t xml:space="preserve">, comentar el bloque Ollama y descomentar el bloque OpenAI con api-key y model-name=gpt-4o-mini. </w:t>
+              <w:t xml:space="preserve">, comentar el bloque Ollama y </w:t>
+            </w:r>
+            <w:r>
+              <w:rPr>
+                <w:color w:val="333333"/>
+                <w:sz w:val="20"/>
+                <w:szCs w:val="20"/>
+                <w:lang w:val="es-ES"/>
+              </w:rPr>
+              <w:lastRenderedPageBreak/>
+              <w:t xml:space="preserve">descomentar el bloque OpenAI con api-key y model-name=gpt-4o-mini. </w:t>
             </w:r>
             <w:r>
               <w:rPr>
@@ -15613,7 +16669,7 @@
               </wp:anchor>
             </w:drawing>
           </mc:Choice>
-          <mc:Fallback xmlns:ns9="http://schemas.openxmlformats.org/drawingml/2006/picture" xmlns:ns5="http://schemas.openxmlformats.org/drawingml/2006/main" xmlns:ns11="http://schemas.microsoft.com/office/drawing/2010/main">
+          <mc:Fallback xmlns:ns11="http://schemas.microsoft.com/office/drawing/2010/main" xmlns:ns5="http://schemas.openxmlformats.org/drawingml/2006/main" xmlns:ns9="http://schemas.openxmlformats.org/drawingml/2006/picture">
             <w:pict>
               <v:line w14:anchorId="31F2A266" id="Conexão Reta 3" o:spid="_x0000_s1026" style="position:absolute;z-index:251719680;visibility:visible;mso-wrap-style:square;mso-wrap-distance-left:9pt;mso-wrap-distance-top:0;mso-wrap-distance-right:9pt;mso-wrap-distance-bottom:0;mso-position-horizontal:absolute;mso-position-horizontal-relative:text;mso-position-vertical:absolute;mso-position-vertical-relative:text" from="0,-.05pt" to="484.2pt,-.05pt" o:gfxdata="UEsDBBQABgAIAAAAIQC2gziS/gAAAOEBAAATAAAAW0NvbnRlbnRfVHlwZXNdLnhtbJSRQU7DMBBF 90jcwfIWJU67QAgl6YK0S0CoHGBkTxKLZGx5TGhvj5O2G0SRWNoz/78nu9wcxkFMGNg6quQqL6RA 0s5Y6ir5vt9lD1JwBDIwOMJKHpHlpr69KfdHjyxSmriSfYz+USnWPY7AufNIadK6MEJMx9ApD/oD OlTrorhX2lFEilmcO2RdNtjC5xDF9pCuTyYBB5bi6bQ4syoJ3g9WQ0ymaiLzg5KdCXlKLjvcW893 SUOqXwnz5DrgnHtJTxOsQfEKIT7DmDSUCaxw7Rqn8787ZsmRM9e2VmPeBN4uqYvTtW7jvijg9N/y JsXecLq0q+WD6m8AAAD//wMAUEsDBBQABgAIAAAAIQA4/SH/1gAAAJQBAAALAAAAX3JlbHMvLnJl bHOkkMFqwzAMhu+DvYPRfXGawxijTi+j0GvpHsDYimMaW0Yy2fr2M4PBMnrbUb/Q94l/f/hMi1qR JVI2sOt6UJgd+ZiDgffL8ekFlFSbvV0oo4EbChzGx4f9GRdb25HMsYhqlCwG5lrLq9biZkxWOiqY 22YiTra2kYMu1l1tQD30/bPm3wwYN0x18gb45AdQl1tp5j/sFB2T0FQ7R0nTNEV3j6o9feQzro1i OWA14Fm+Q8a1a8+Bvu/d/dMb2JY5uiPbhG/ktn4cqGU/er3pcvwCAAD//wMAUEsDBBQABgAIAAAA IQCZ2PQonAEAAJQDAAAOAAAAZHJzL2Uyb0RvYy54bWysU01P3DAQvVfqf7B8Z5MAQm202T2A4FK1 qMAPMM54Y8n2WLbZZP99x97dLGorIRAXxx/z3sx7M1muJ2vYFkLU6DreLGrOwEnstdt0/Onx9uwb ZzEJ1wuDDjq+g8jXq69flqNv4RwHND0ERiQutqPv+JCSb6sqygGsiAv04OhRYbAi0TFsqj6Ikdit qc7r+qoaMfQ+oIQY6fZm/8hXhV8pkOmXUhESMx2n2lJZQ1mf81qtlqLdBOEHLQ9liA9UYYV2lHSm uhFJsJeg/6GyWgaMqNJCoq1QKS2haCA1Tf2XmodBeChayJzoZ5vi59HKn9trdx/IhtHHNvr7kFVM Ktj8pfrYVMzazWbBlJiky6vm8vvFJXkqj2/VCehDTHeAluVNx412WYdoxfZHTJSMQo8hdDilLru0 M5CDjfsNiumekjUFXaYCrk1gW0H9FFKCS03uIfGV6AxT2pgZWL8NPMRnKJSJeQ94RpTM6NIMttph +F/2NB1LVvv4owN73dmCZ+x3pSnFGmp9UXgY0zxbr88FfvqZVn8AAAD//wMAUEsDBBQABgAIAAAA IQCasyRQ4AAAAAkBAAAPAAAAZHJzL2Rvd25yZXYueG1sTI9Ba8JAEIXvhf6HZQq96UYpYmM2IpZS KxSpFfS4ZqdJ2uxs2F1N/Pcde2kvA4/He/O+bN7bRpzRh9qRgtEwAYFUOFNTqWD38TyYgghRk9GN I1RwwQDz/PYm06lxHb3jeRtLwSUUUq2girFNpQxFhVaHoWuR2Pt03urI0pfSeN1xuW3kOEkm0uqa +EOlW1xWWHxvT1bBm1+tlov15Ys2B9vtx+v95rV/Uer+rn+a8VnMQETs418Crgy8H3IednQnMkE0 CpgmKhiMQLD5OJk+gDj+apln8j9B/gMAAP//AwBQSwECLQAUAAYACAAAACEAtoM4kv4AAADhAQAA EwAAAAAAAAAAAAAAAAAAAAAAW0NvbnRlbnRfVHlwZXNdLnhtbFBLAQItABQABgAIAAAAIQA4/SH/ 1gAAAJQBAAALAAAAAAAAAAAAAAAAAC8BAABfcmVscy8ucmVsc1BLAQItABQABgAIAAAAIQCZ2PQo nAEAAJQDAAAOAAAAAAAAAAAAAAAAAC4CAABkcnMvZTJvRG9jLnhtbFBLAQItABQABgAIAAAAIQCa syRQ4AAAAAkBAAAPAAAAAAAAAAAAAAAAAPYDAABkcnMvZG93bnJldi54bWxQSwUGAAAAAAQABADz AAAAAwUAAAAA " strokecolor="#156082 [3204]" strokeweight=".5pt">
                 <v:stroke joinstyle="miter"/>
@@ -15707,7 +16763,7 @@
               </wp:anchor>
             </w:drawing>
           </mc:Choice>
-          <mc:Fallback xmlns:ns9="http://schemas.openxmlformats.org/drawingml/2006/picture" xmlns:ns5="http://schemas.openxmlformats.org/drawingml/2006/main" xmlns:ns11="http://schemas.microsoft.com/office/drawing/2010/main">
+          <mc:Fallback xmlns:ns11="http://schemas.microsoft.com/office/drawing/2010/main" xmlns:ns5="http://schemas.openxmlformats.org/drawingml/2006/main" xmlns:ns9="http://schemas.openxmlformats.org/drawingml/2006/picture">
             <w:pict>
               <v:line w14:anchorId="7DA9464D" id="Conexão Reta 3" o:spid="_x0000_s1026" style="position:absolute;z-index:251721728;visibility:visible;mso-wrap-style:square;mso-wrap-distance-left:9pt;mso-wrap-distance-top:0;mso-wrap-distance-right:9pt;mso-wrap-distance-bottom:0;mso-position-horizontal:absolute;mso-position-horizontal-relative:text;mso-position-vertical:absolute;mso-position-vertical-relative:text" from="0,-.05pt" to="484.2pt,-.05pt" o:gfxdata="UEsDBBQABgAIAAAAIQC2gziS/gAAAOEBAAATAAAAW0NvbnRlbnRfVHlwZXNdLnhtbJSRQU7DMBBF 90jcwfIWJU67QAgl6YK0S0CoHGBkTxKLZGx5TGhvj5O2G0SRWNoz/78nu9wcxkFMGNg6quQqL6RA 0s5Y6ir5vt9lD1JwBDIwOMJKHpHlpr69KfdHjyxSmriSfYz+USnWPY7AufNIadK6MEJMx9ApD/oD OlTrorhX2lFEilmcO2RdNtjC5xDF9pCuTyYBB5bi6bQ4syoJ3g9WQ0ymaiLzg5KdCXlKLjvcW893 SUOqXwnz5DrgnHtJTxOsQfEKIT7DmDSUCaxw7Rqn8787ZsmRM9e2VmPeBN4uqYvTtW7jvijg9N/y JsXecLq0q+WD6m8AAAD//wMAUEsDBBQABgAIAAAAIQA4/SH/1gAAAJQBAAALAAAAX3JlbHMvLnJl bHOkkMFqwzAMhu+DvYPRfXGawxijTi+j0GvpHsDYimMaW0Yy2fr2M4PBMnrbUb/Q94l/f/hMi1qR JVI2sOt6UJgd+ZiDgffL8ekFlFSbvV0oo4EbChzGx4f9GRdb25HMsYhqlCwG5lrLq9biZkxWOiqY 22YiTra2kYMu1l1tQD30/bPm3wwYN0x18gb45AdQl1tp5j/sFB2T0FQ7R0nTNEV3j6o9feQzro1i OWA14Fm+Q8a1a8+Bvu/d/dMb2JY5uiPbhG/ktn4cqGU/er3pcvwCAAD//wMAUEsDBBQABgAIAAAA IQCZ2PQonAEAAJQDAAAOAAAAZHJzL2Uyb0RvYy54bWysU01P3DAQvVfqf7B8Z5MAQm202T2A4FK1 qMAPMM54Y8n2WLbZZP99x97dLGorIRAXxx/z3sx7M1muJ2vYFkLU6DreLGrOwEnstdt0/Onx9uwb ZzEJ1wuDDjq+g8jXq69flqNv4RwHND0ERiQutqPv+JCSb6sqygGsiAv04OhRYbAi0TFsqj6Ikdit qc7r+qoaMfQ+oIQY6fZm/8hXhV8pkOmXUhESMx2n2lJZQ1mf81qtlqLdBOEHLQ9liA9UYYV2lHSm uhFJsJeg/6GyWgaMqNJCoq1QKS2haCA1Tf2XmodBeChayJzoZ5vi59HKn9trdx/IhtHHNvr7kFVM Ktj8pfrYVMzazWbBlJiky6vm8vvFJXkqj2/VCehDTHeAluVNx412WYdoxfZHTJSMQo8hdDilLru0 M5CDjfsNiumekjUFXaYCrk1gW0H9FFKCS03uIfGV6AxT2pgZWL8NPMRnKJSJeQ94RpTM6NIMttph +F/2NB1LVvv4owN73dmCZ+x3pSnFGmp9UXgY0zxbr88FfvqZVn8AAAD//wMAUEsDBBQABgAIAAAA IQCasyRQ4AAAAAkBAAAPAAAAZHJzL2Rvd25yZXYueG1sTI9Ba8JAEIXvhf6HZQq96UYpYmM2IpZS KxSpFfS4ZqdJ2uxs2F1N/Pcde2kvA4/He/O+bN7bRpzRh9qRgtEwAYFUOFNTqWD38TyYgghRk9GN I1RwwQDz/PYm06lxHb3jeRtLwSUUUq2girFNpQxFhVaHoWuR2Pt03urI0pfSeN1xuW3kOEkm0uqa +EOlW1xWWHxvT1bBm1+tlov15Ys2B9vtx+v95rV/Uer+rn+a8VnMQETs418Crgy8H3IednQnMkE0 CpgmKhiMQLD5OJk+gDj+apln8j9B/gMAAP//AwBQSwECLQAUAAYACAAAACEAtoM4kv4AAADhAQAA EwAAAAAAAAAAAAAAAAAAAAAAW0NvbnRlbnRfVHlwZXNdLnhtbFBLAQItABQABgAIAAAAIQA4/SH/ 1gAAAJQBAAALAAAAAAAAAAAAAAAAAC8BAABfcmVscy8ucmVsc1BLAQItABQABgAIAAAAIQCZ2PQo nAEAAJQDAAAOAAAAAAAAAAAAAAAAAC4CAABkcnMvZTJvRG9jLnhtbFBLAQItABQABgAIAAAAIQCa syRQ4AAAAAkBAAAPAAAAAAAAAAAAAAAAAPYDAABkcnMvZG93bnJldi54bWxQSwUGAAAAAAQABADz AAAAAwUAAAAA " strokecolor="#156082 [3204]" strokeweight=".5pt">
                 <v:stroke joinstyle="miter"/>
@@ -15772,32 +16828,18 @@
           <w:p>
             <w:pPr>
               <w:spacing w:before="20" w:after="20"/>
-            </w:pPr>
-            <w:r>
-              <w:rPr>
-                <w:rFonts w:ascii="Courier New" w:eastAsia="Courier New" w:hAnsi="Courier New" w:cs="Courier New"/>
-                <w:sz w:val="18"/>
-                <w:szCs w:val="18"/>
-              </w:rPr>
-              <w:t xml:space="preserve">// DatabaseAssistant.java — </w:t>
-            </w:r>
-            <w:proofErr w:type="spellStart"/>
-            <w:r>
-              <w:rPr>
-                <w:rFonts w:ascii="Courier New" w:eastAsia="Courier New" w:hAnsi="Courier New" w:cs="Courier New"/>
-                <w:sz w:val="18"/>
-                <w:szCs w:val="18"/>
-              </w:rPr>
-              <w:t>orquestador</w:t>
-            </w:r>
-            <w:proofErr w:type="spellEnd"/>
-            <w:r>
-              <w:rPr>
-                <w:rFonts w:ascii="Courier New" w:eastAsia="Courier New" w:hAnsi="Courier New" w:cs="Courier New"/>
-                <w:sz w:val="18"/>
-                <w:szCs w:val="18"/>
-              </w:rPr>
-              <w:t xml:space="preserve"> Spring AI</w:t>
+              <w:rPr>
+                <w:color w:val="FFFFFF" w:themeColor="background1"/>
+              </w:rPr>
+            </w:pPr>
+            <w:r>
+              <w:rPr>
+                <w:rFonts w:ascii="Courier New" w:eastAsia="Courier New" w:hAnsi="Courier New" w:cs="Courier New"/>
+                <w:color w:val="FFFFFF" w:themeColor="background1"/>
+                <w:sz w:val="18"/>
+                <w:szCs w:val="18"/>
+              </w:rPr>
+              <w:t>// DatabaseAssistant.java — orquestrador Spring AI</w:t>
             </w:r>
           </w:p>
         </w:tc>
@@ -15823,11 +16865,16 @@
           <w:p>
             <w:pPr>
               <w:spacing w:before="20" w:after="20"/>
+              <w:rPr>
+                <w:color w:val="FFFFFF" w:themeColor="background1"/>
+                <w:lang w:val="en-US"/>
+              </w:rPr>
             </w:pPr>
             <w:proofErr w:type="spellStart"/>
             <w:r>
               <w:rPr>
                 <w:rFonts w:ascii="Courier New" w:eastAsia="Courier New" w:hAnsi="Courier New" w:cs="Courier New"/>
+                <w:color w:val="FFFFFF" w:themeColor="background1"/>
                 <w:sz w:val="18"/>
                 <w:szCs w:val="18"/>
               </w:rPr>
@@ -15837,6 +16884,7 @@
             <w:r>
               <w:rPr>
                 <w:rFonts w:ascii="Courier New" w:eastAsia="Courier New" w:hAnsi="Courier New" w:cs="Courier New"/>
+                <w:color w:val="FFFFFF" w:themeColor="background1"/>
                 <w:sz w:val="18"/>
                 <w:szCs w:val="18"/>
               </w:rPr>
@@ -15846,6 +16894,7 @@
             <w:r>
               <w:rPr>
                 <w:rFonts w:ascii="Courier New" w:eastAsia="Courier New" w:hAnsi="Courier New" w:cs="Courier New"/>
+                <w:color w:val="FFFFFF" w:themeColor="background1"/>
                 <w:sz w:val="18"/>
                 <w:szCs w:val="18"/>
               </w:rPr>
@@ -15855,6 +16904,7 @@
             <w:r>
               <w:rPr>
                 <w:rFonts w:ascii="Courier New" w:eastAsia="Courier New" w:hAnsi="Courier New" w:cs="Courier New"/>
+                <w:color w:val="FFFFFF" w:themeColor="background1"/>
                 <w:sz w:val="18"/>
                 <w:szCs w:val="18"/>
               </w:rPr>
@@ -15864,6 +16914,7 @@
             <w:r>
               <w:rPr>
                 <w:rFonts w:ascii="Courier New" w:eastAsia="Courier New" w:hAnsi="Courier New" w:cs="Courier New"/>
+                <w:color w:val="FFFFFF" w:themeColor="background1"/>
                 <w:sz w:val="18"/>
                 <w:szCs w:val="18"/>
               </w:rPr>
@@ -15873,6 +16924,7 @@
             <w:r>
               <w:rPr>
                 <w:rFonts w:ascii="Courier New" w:eastAsia="Courier New" w:hAnsi="Courier New" w:cs="Courier New"/>
+                <w:color w:val="FFFFFF" w:themeColor="background1"/>
                 <w:sz w:val="18"/>
                 <w:szCs w:val="18"/>
               </w:rPr>
@@ -15902,58 +16954,62 @@
           <w:p>
             <w:pPr>
               <w:spacing w:before="20" w:after="20"/>
-            </w:pPr>
+              <w:rPr>
+                <w:color w:val="FFFFFF" w:themeColor="background1"/>
+                <w:lang w:val="en-US"/>
+              </w:rPr>
+            </w:pPr>
+            <w:r>
+              <w:rPr>
+                <w:rFonts w:ascii="Courier New" w:eastAsia="Courier New" w:hAnsi="Courier New" w:cs="Courier New"/>
+                <w:color w:val="FFFFFF" w:themeColor="background1"/>
+                <w:sz w:val="18"/>
+                <w:szCs w:val="18"/>
+                <w:lang w:val="en-US"/>
+              </w:rPr>
+              <w:t xml:space="preserve">private final </w:t>
+            </w:r>
             <w:proofErr w:type="spellStart"/>
             <w:r>
               <w:rPr>
                 <w:rFonts w:ascii="Courier New" w:eastAsia="Courier New" w:hAnsi="Courier New" w:cs="Courier New"/>
-                <w:sz w:val="18"/>
-                <w:szCs w:val="18"/>
-              </w:rPr>
-              <w:t>private</w:t>
+                <w:color w:val="FFFFFF" w:themeColor="background1"/>
+                <w:sz w:val="18"/>
+                <w:szCs w:val="18"/>
+                <w:lang w:val="en-US"/>
+              </w:rPr>
+              <w:t>AnswerFormatter</w:t>
             </w:r>
             <w:proofErr w:type="spellEnd"/>
             <w:r>
               <w:rPr>
                 <w:rFonts w:ascii="Courier New" w:eastAsia="Courier New" w:hAnsi="Courier New" w:cs="Courier New"/>
-                <w:sz w:val="18"/>
-                <w:szCs w:val="18"/>
-              </w:rPr>
-              <w:t xml:space="preserve"> final </w:t>
+                <w:color w:val="FFFFFF" w:themeColor="background1"/>
+                <w:sz w:val="18"/>
+                <w:szCs w:val="18"/>
+                <w:lang w:val="en-US"/>
+              </w:rPr>
+              <w:t xml:space="preserve"> </w:t>
             </w:r>
             <w:proofErr w:type="spellStart"/>
             <w:r>
               <w:rPr>
                 <w:rFonts w:ascii="Courier New" w:eastAsia="Courier New" w:hAnsi="Courier New" w:cs="Courier New"/>
-                <w:sz w:val="18"/>
-                <w:szCs w:val="18"/>
-              </w:rPr>
-              <w:t>AnswerFormatter</w:t>
+                <w:color w:val="FFFFFF" w:themeColor="background1"/>
+                <w:sz w:val="18"/>
+                <w:szCs w:val="18"/>
+                <w:lang w:val="en-US"/>
+              </w:rPr>
+              <w:t>answerFormatter</w:t>
             </w:r>
             <w:proofErr w:type="spellEnd"/>
             <w:r>
               <w:rPr>
                 <w:rFonts w:ascii="Courier New" w:eastAsia="Courier New" w:hAnsi="Courier New" w:cs="Courier New"/>
-                <w:sz w:val="18"/>
-                <w:szCs w:val="18"/>
-              </w:rPr>
-              <w:t xml:space="preserve"> </w:t>
-            </w:r>
-            <w:proofErr w:type="spellStart"/>
-            <w:r>
-              <w:rPr>
-                <w:rFonts w:ascii="Courier New" w:eastAsia="Courier New" w:hAnsi="Courier New" w:cs="Courier New"/>
-                <w:sz w:val="18"/>
-                <w:szCs w:val="18"/>
-              </w:rPr>
-              <w:t>answerFormatter</w:t>
-            </w:r>
-            <w:proofErr w:type="spellEnd"/>
-            <w:r>
-              <w:rPr>
-                <w:rFonts w:ascii="Courier New" w:eastAsia="Courier New" w:hAnsi="Courier New" w:cs="Courier New"/>
-                <w:sz w:val="18"/>
-                <w:szCs w:val="18"/>
+                <w:color w:val="FFFFFF" w:themeColor="background1"/>
+                <w:sz w:val="18"/>
+                <w:szCs w:val="18"/>
+                <w:lang w:val="en-US"/>
               </w:rPr>
               <w:t>;</w:t>
             </w:r>
@@ -15982,62 +17038,129 @@
             <w:pPr>
               <w:spacing w:before="20" w:after="20"/>
               <w:rPr>
-                <w:rFonts w:ascii="Courier New" w:hAnsi="Courier New" w:cs="Courier New"/>
-                <w:sz w:val="18"/>
-                <w:szCs w:val="18"/>
-              </w:rPr>
-            </w:pPr>
+                <w:rFonts w:ascii="Courier New" w:eastAsia="Courier New" w:hAnsi="Courier New" w:cs="Courier New"/>
+                <w:color w:val="FFFFFF" w:themeColor="background1"/>
+                <w:sz w:val="18"/>
+                <w:szCs w:val="18"/>
+                <w:lang w:val="en-US"/>
+              </w:rPr>
+            </w:pPr>
+            <w:r>
+              <w:rPr>
+                <w:rFonts w:ascii="Courier New" w:eastAsia="Courier New" w:hAnsi="Courier New" w:cs="Courier New"/>
+                <w:color w:val="FFFFFF" w:themeColor="background1"/>
+                <w:sz w:val="18"/>
+                <w:szCs w:val="18"/>
+                <w:lang w:val="en-US"/>
+              </w:rPr>
+              <w:t xml:space="preserve">private final </w:t>
+            </w:r>
             <w:proofErr w:type="spellStart"/>
             <w:r>
               <w:rPr>
-                <w:rFonts w:ascii="Courier New" w:hAnsi="Courier New" w:cs="Courier New"/>
-                <w:sz w:val="18"/>
-                <w:szCs w:val="18"/>
-              </w:rPr>
-              <w:t>private</w:t>
+                <w:rFonts w:ascii="Courier New" w:eastAsia="Courier New" w:hAnsi="Courier New" w:cs="Courier New"/>
+                <w:color w:val="FFFFFF" w:themeColor="background1"/>
+                <w:sz w:val="18"/>
+                <w:szCs w:val="18"/>
+                <w:lang w:val="en-US"/>
+              </w:rPr>
+              <w:t>HqlQueryExecutor</w:t>
             </w:r>
             <w:proofErr w:type="spellEnd"/>
             <w:r>
               <w:rPr>
-                <w:rFonts w:ascii="Courier New" w:hAnsi="Courier New" w:cs="Courier New"/>
-                <w:sz w:val="18"/>
-                <w:szCs w:val="18"/>
-              </w:rPr>
-              <w:t xml:space="preserve"> final </w:t>
+                <w:rFonts w:ascii="Courier New" w:eastAsia="Courier New" w:hAnsi="Courier New" w:cs="Courier New"/>
+                <w:color w:val="FFFFFF" w:themeColor="background1"/>
+                <w:sz w:val="18"/>
+                <w:szCs w:val="18"/>
+                <w:lang w:val="en-US"/>
+              </w:rPr>
+              <w:t xml:space="preserve"> </w:t>
             </w:r>
             <w:proofErr w:type="spellStart"/>
-            <w:r>
-              <w:rPr>
-                <w:rFonts w:ascii="Courier New" w:hAnsi="Courier New" w:cs="Courier New"/>
-                <w:sz w:val="18"/>
-                <w:szCs w:val="18"/>
-              </w:rPr>
-              <w:t>HibernateQueryTool</w:t>
+            <w:proofErr w:type="gramStart"/>
+            <w:r>
+              <w:rPr>
+                <w:rFonts w:ascii="Courier New" w:eastAsia="Courier New" w:hAnsi="Courier New" w:cs="Courier New"/>
+                <w:color w:val="FFFFFF" w:themeColor="background1"/>
+                <w:sz w:val="18"/>
+                <w:szCs w:val="18"/>
+                <w:lang w:val="en-US"/>
+              </w:rPr>
+              <w:t>queryExecutor</w:t>
             </w:r>
             <w:proofErr w:type="spellEnd"/>
             <w:r>
               <w:rPr>
-                <w:rFonts w:ascii="Courier New" w:hAnsi="Courier New" w:cs="Courier New"/>
-                <w:sz w:val="18"/>
-                <w:szCs w:val="18"/>
+                <w:rFonts w:ascii="Courier New" w:eastAsia="Courier New" w:hAnsi="Courier New" w:cs="Courier New"/>
+                <w:color w:val="FFFFFF" w:themeColor="background1"/>
+                <w:sz w:val="18"/>
+                <w:szCs w:val="18"/>
+                <w:lang w:val="en-US"/>
+              </w:rPr>
+              <w:t>;</w:t>
+            </w:r>
+            <w:proofErr w:type="gramEnd"/>
+          </w:p>
+          <w:p>
+            <w:pPr>
+              <w:spacing w:before="20" w:after="20"/>
+              <w:rPr>
+                <w:color w:val="FFFFFF" w:themeColor="background1"/>
+                <w:lang w:val="en-US"/>
+              </w:rPr>
+            </w:pPr>
+            <w:r>
+              <w:rPr>
+                <w:rFonts w:ascii="Courier New" w:eastAsia="Courier New" w:hAnsi="Courier New" w:cs="Courier New"/>
+                <w:color w:val="FFFFFF" w:themeColor="background1"/>
+                <w:sz w:val="18"/>
+                <w:szCs w:val="18"/>
+                <w:lang w:val="en-US"/>
+              </w:rPr>
+              <w:t xml:space="preserve">private final </w:t>
+            </w:r>
+            <w:proofErr w:type="spellStart"/>
+            <w:r>
+              <w:rPr>
+                <w:rFonts w:ascii="Courier New" w:eastAsia="Courier New" w:hAnsi="Courier New" w:cs="Courier New"/>
+                <w:color w:val="FFFFFF" w:themeColor="background1"/>
+                <w:sz w:val="18"/>
+                <w:szCs w:val="18"/>
+                <w:lang w:val="en-US"/>
+              </w:rPr>
+              <w:t>HqlQSanitizer</w:t>
+            </w:r>
+            <w:proofErr w:type="spellEnd"/>
+            <w:r>
+              <w:rPr>
+                <w:rFonts w:ascii="Courier New" w:eastAsia="Courier New" w:hAnsi="Courier New" w:cs="Courier New"/>
+                <w:color w:val="FFFFFF" w:themeColor="background1"/>
+                <w:sz w:val="18"/>
+                <w:szCs w:val="18"/>
+                <w:lang w:val="en-US"/>
               </w:rPr>
               <w:t xml:space="preserve"> </w:t>
             </w:r>
             <w:proofErr w:type="spellStart"/>
             <w:r>
               <w:rPr>
-                <w:rFonts w:ascii="Courier New" w:hAnsi="Courier New" w:cs="Courier New"/>
-                <w:sz w:val="18"/>
-                <w:szCs w:val="18"/>
-              </w:rPr>
-              <w:t>queryTool</w:t>
+                <w:rFonts w:ascii="Courier New" w:eastAsia="Courier New" w:hAnsi="Courier New" w:cs="Courier New"/>
+                <w:color w:val="FFFFFF" w:themeColor="background1"/>
+                <w:sz w:val="18"/>
+                <w:szCs w:val="18"/>
+                <w:lang w:val="en-US"/>
+              </w:rPr>
+              <w:t>hqlSanitizer</w:t>
             </w:r>
             <w:proofErr w:type="spellEnd"/>
             <w:r>
               <w:rPr>
-                <w:rFonts w:ascii="Courier New" w:hAnsi="Courier New" w:cs="Courier New"/>
-                <w:sz w:val="18"/>
-                <w:szCs w:val="18"/>
+                <w:rFonts w:ascii="Courier New" w:eastAsia="Courier New" w:hAnsi="Courier New" w:cs="Courier New"/>
+                <w:color w:val="FFFFFF" w:themeColor="background1"/>
+                <w:sz w:val="18"/>
+                <w:szCs w:val="18"/>
+                <w:lang w:val="en-US"/>
               </w:rPr>
               <w:t>;</w:t>
             </w:r>
@@ -16066,7 +17189,8 @@
             <w:pPr>
               <w:spacing w:before="20" w:after="20"/>
               <w:rPr>
-                <w:rFonts w:ascii="Courier New" w:hAnsi="Courier New" w:cs="Courier New"/>
+                <w:color w:val="FFFFFF" w:themeColor="background1"/>
+                <w:lang w:val="en-US"/>
               </w:rPr>
             </w:pPr>
           </w:p>
@@ -16094,13 +17218,14 @@
             <w:pPr>
               <w:spacing w:before="20" w:after="20"/>
               <w:rPr>
-                <w:rFonts w:ascii="Courier New" w:hAnsi="Courier New" w:cs="Courier New"/>
-                <w:lang w:val="en-US"/>
-              </w:rPr>
-            </w:pPr>
-            <w:r>
-              <w:rPr>
-                <w:rFonts w:ascii="Courier New" w:eastAsia="Courier New" w:hAnsi="Courier New" w:cs="Courier New"/>
+                <w:color w:val="FFFFFF" w:themeColor="background1"/>
+                <w:lang w:val="en-US"/>
+              </w:rPr>
+            </w:pPr>
+            <w:r>
+              <w:rPr>
+                <w:rFonts w:ascii="Courier New" w:eastAsia="Courier New" w:hAnsi="Courier New" w:cs="Courier New"/>
+                <w:color w:val="FFFFFF" w:themeColor="background1"/>
                 <w:sz w:val="18"/>
                 <w:szCs w:val="18"/>
                 <w:lang w:val="en-US"/>
@@ -16111,6 +17236,7 @@
             <w:r>
               <w:rPr>
                 <w:rFonts w:ascii="Courier New" w:eastAsia="Courier New" w:hAnsi="Courier New" w:cs="Courier New"/>
+                <w:color w:val="FFFFFF" w:themeColor="background1"/>
                 <w:sz w:val="18"/>
                 <w:szCs w:val="18"/>
                 <w:lang w:val="en-US"/>
@@ -16121,6 +17247,7 @@
             <w:r>
               <w:rPr>
                 <w:rFonts w:ascii="Courier New" w:eastAsia="Courier New" w:hAnsi="Courier New" w:cs="Courier New"/>
+                <w:color w:val="FFFFFF" w:themeColor="background1"/>
                 <w:sz w:val="18"/>
                 <w:szCs w:val="18"/>
                 <w:lang w:val="en-US"/>
@@ -16152,96 +17279,62 @@
             <w:pPr>
               <w:spacing w:before="20" w:after="20"/>
               <w:rPr>
-                <w:rFonts w:ascii="Courier New" w:hAnsi="Courier New" w:cs="Courier New"/>
-                <w:sz w:val="18"/>
-                <w:szCs w:val="18"/>
-              </w:rPr>
-            </w:pPr>
-            <w:r>
-              <w:rPr>
-                <w:rFonts w:ascii="Courier New" w:hAnsi="Courier New" w:cs="Courier New"/>
-                <w:lang w:val="en-US"/>
-              </w:rPr>
-              <w:t xml:space="preserve"> </w:t>
-            </w:r>
-            <w:r>
-              <w:rPr>
-                <w:rFonts w:ascii="Courier New" w:hAnsi="Courier New" w:cs="Courier New"/>
-                <w:lang w:val="en-US"/>
-              </w:rPr>
-              <w:t xml:space="preserve"> </w:t>
+                <w:color w:val="FFFFFF" w:themeColor="background1"/>
+              </w:rPr>
+            </w:pPr>
+            <w:r>
+              <w:rPr>
+                <w:rFonts w:ascii="Courier New" w:eastAsia="Courier New" w:hAnsi="Courier New" w:cs="Courier New"/>
+                <w:color w:val="FFFFFF" w:themeColor="background1"/>
+                <w:sz w:val="18"/>
+                <w:szCs w:val="18"/>
+                <w:lang w:val="en-US"/>
+              </w:rPr>
+              <w:t xml:space="preserve">  </w:t>
             </w:r>
             <w:proofErr w:type="spellStart"/>
             <w:r>
               <w:rPr>
-                <w:rFonts w:ascii="Courier New" w:hAnsi="Courier New" w:cs="Courier New"/>
-                <w:sz w:val="18"/>
-                <w:szCs w:val="18"/>
+                <w:rFonts w:ascii="Courier New" w:eastAsia="Courier New" w:hAnsi="Courier New" w:cs="Courier New"/>
+                <w:color w:val="FFFFFF" w:themeColor="background1"/>
+                <w:sz w:val="18"/>
+                <w:szCs w:val="18"/>
+                <w:lang w:val="en-US"/>
               </w:rPr>
               <w:t>QueryPlan</w:t>
             </w:r>
             <w:proofErr w:type="spellEnd"/>
             <w:r>
               <w:rPr>
-                <w:rFonts w:ascii="Courier New" w:hAnsi="Courier New" w:cs="Courier New"/>
-                <w:sz w:val="18"/>
-                <w:szCs w:val="18"/>
-              </w:rPr>
-              <w:t xml:space="preserve"> </w:t>
+                <w:rFonts w:ascii="Courier New" w:eastAsia="Courier New" w:hAnsi="Courier New" w:cs="Courier New"/>
+                <w:color w:val="FFFFFF" w:themeColor="background1"/>
+                <w:sz w:val="18"/>
+                <w:szCs w:val="18"/>
+                <w:lang w:val="en-US"/>
+              </w:rPr>
+              <w:t xml:space="preserve"> plan = </w:t>
             </w:r>
             <w:proofErr w:type="spellStart"/>
             <w:r>
               <w:rPr>
-                <w:rFonts w:ascii="Courier New" w:hAnsi="Courier New" w:cs="Courier New"/>
-                <w:sz w:val="18"/>
-                <w:szCs w:val="18"/>
-              </w:rPr>
-              <w:t>plan</w:t>
+                <w:rFonts w:ascii="Courier New" w:eastAsia="Courier New" w:hAnsi="Courier New" w:cs="Courier New"/>
+                <w:color w:val="FFFFFF" w:themeColor="background1"/>
+                <w:sz w:val="18"/>
+                <w:szCs w:val="18"/>
+                <w:lang w:val="en-US"/>
+              </w:rPr>
+              <w:t>buildQueryPlan</w:t>
             </w:r>
             <w:proofErr w:type="spellEnd"/>
             <w:r>
               <w:rPr>
-                <w:rFonts w:ascii="Courier New" w:hAnsi="Courier New" w:cs="Courier New"/>
-                <w:sz w:val="18"/>
-                <w:szCs w:val="18"/>
-              </w:rPr>
-              <w:t xml:space="preserve"> = </w:t>
-            </w:r>
-            <w:proofErr w:type="spellStart"/>
-            <w:r>
-              <w:rPr>
-                <w:rFonts w:ascii="Courier New" w:hAnsi="Courier New" w:cs="Courier New"/>
-                <w:sz w:val="18"/>
-                <w:szCs w:val="18"/>
-              </w:rPr>
-              <w:t>buildQueryPlan</w:t>
-            </w:r>
-            <w:proofErr w:type="spellEnd"/>
-            <w:r>
-              <w:rPr>
-                <w:rFonts w:ascii="Courier New" w:hAnsi="Courier New" w:cs="Courier New"/>
-                <w:sz w:val="18"/>
-                <w:szCs w:val="18"/>
-              </w:rPr>
-              <w:t>(</w:t>
-            </w:r>
-            <w:proofErr w:type="spellStart"/>
-            <w:r>
-              <w:rPr>
-                <w:rFonts w:ascii="Courier New" w:hAnsi="Courier New" w:cs="Courier New"/>
-                <w:sz w:val="18"/>
-                <w:szCs w:val="18"/>
-              </w:rPr>
-              <w:t>question</w:t>
-            </w:r>
-            <w:proofErr w:type="spellEnd"/>
-            <w:r>
-              <w:rPr>
-                <w:rFonts w:ascii="Courier New" w:hAnsi="Courier New" w:cs="Courier New"/>
-                <w:sz w:val="18"/>
-                <w:szCs w:val="18"/>
-              </w:rPr>
-              <w:t>);</w:t>
+                <w:rFonts w:ascii="Courier New" w:eastAsia="Courier New" w:hAnsi="Courier New" w:cs="Courier New"/>
+                <w:color w:val="FFFFFF" w:themeColor="background1"/>
+                <w:sz w:val="18"/>
+                <w:szCs w:val="18"/>
+                <w:lang w:val="en-US"/>
+              </w:rPr>
+              <w:t>(question);</w:t>
             </w:r>
           </w:p>
         </w:tc>
@@ -16268,13 +17361,14 @@
             <w:pPr>
               <w:spacing w:before="20" w:after="20"/>
               <w:rPr>
-                <w:rFonts w:ascii="Courier New" w:hAnsi="Courier New" w:cs="Courier New"/>
-                <w:lang w:val="en-US"/>
-              </w:rPr>
-            </w:pPr>
-            <w:r>
-              <w:rPr>
-                <w:rFonts w:ascii="Courier New" w:eastAsia="Courier New" w:hAnsi="Courier New" w:cs="Courier New"/>
+                <w:color w:val="FFFFFF" w:themeColor="background1"/>
+                <w:lang w:val="en-US"/>
+              </w:rPr>
+            </w:pPr>
+            <w:r>
+              <w:rPr>
+                <w:rFonts w:ascii="Courier New" w:eastAsia="Courier New" w:hAnsi="Courier New" w:cs="Courier New"/>
+                <w:color w:val="FFFFFF" w:themeColor="background1"/>
                 <w:sz w:val="18"/>
                 <w:szCs w:val="18"/>
                 <w:lang w:val="en-US"/>
@@ -16285,16 +17379,28 @@
             <w:r>
               <w:rPr>
                 <w:rFonts w:ascii="Courier New" w:eastAsia="Courier New" w:hAnsi="Courier New" w:cs="Courier New"/>
-                <w:sz w:val="18"/>
-                <w:szCs w:val="18"/>
-                <w:lang w:val="en-US"/>
-              </w:rPr>
-              <w:t>queryTool.executeHqlQuery</w:t>
+                <w:color w:val="FFFFFF" w:themeColor="background1"/>
+                <w:sz w:val="18"/>
+                <w:szCs w:val="18"/>
+                <w:lang w:val="en-US"/>
+              </w:rPr>
+              <w:t>queryExecutor</w:t>
+            </w:r>
+            <w:r>
+              <w:rPr>
+                <w:rFonts w:ascii="Courier New" w:eastAsia="Courier New" w:hAnsi="Courier New" w:cs="Courier New"/>
+                <w:color w:val="FFFFFF" w:themeColor="background1"/>
+                <w:sz w:val="18"/>
+                <w:szCs w:val="18"/>
+                <w:lang w:val="en-US"/>
+              </w:rPr>
+              <w:t>.executeHqlQuery</w:t>
             </w:r>
             <w:proofErr w:type="spellEnd"/>
             <w:r>
               <w:rPr>
                 <w:rFonts w:ascii="Courier New" w:eastAsia="Courier New" w:hAnsi="Courier New" w:cs="Courier New"/>
+                <w:color w:val="FFFFFF" w:themeColor="background1"/>
                 <w:sz w:val="18"/>
                 <w:szCs w:val="18"/>
                 <w:lang w:val="en-US"/>
@@ -16306,6 +17412,7 @@
             <w:r>
               <w:rPr>
                 <w:rFonts w:ascii="Courier New" w:eastAsia="Courier New" w:hAnsi="Courier New" w:cs="Courier New"/>
+                <w:color w:val="FFFFFF" w:themeColor="background1"/>
                 <w:sz w:val="18"/>
                 <w:szCs w:val="18"/>
                 <w:lang w:val="en-US"/>
@@ -16316,6 +17423,7 @@
             <w:r>
               <w:rPr>
                 <w:rFonts w:ascii="Courier New" w:eastAsia="Courier New" w:hAnsi="Courier New" w:cs="Courier New"/>
+                <w:color w:val="FFFFFF" w:themeColor="background1"/>
                 <w:sz w:val="18"/>
                 <w:szCs w:val="18"/>
                 <w:lang w:val="en-US"/>
@@ -16326,6 +17434,7 @@
             <w:r>
               <w:rPr>
                 <w:rFonts w:ascii="Courier New" w:eastAsia="Courier New" w:hAnsi="Courier New" w:cs="Courier New"/>
+                <w:color w:val="FFFFFF" w:themeColor="background1"/>
                 <w:sz w:val="18"/>
                 <w:szCs w:val="18"/>
                 <w:lang w:val="en-US"/>
@@ -16336,6 +17445,7 @@
             <w:r>
               <w:rPr>
                 <w:rFonts w:ascii="Courier New" w:eastAsia="Courier New" w:hAnsi="Courier New" w:cs="Courier New"/>
+                <w:color w:val="FFFFFF" w:themeColor="background1"/>
                 <w:sz w:val="18"/>
                 <w:szCs w:val="18"/>
                 <w:lang w:val="en-US"/>
@@ -16346,6 +17456,7 @@
             <w:r>
               <w:rPr>
                 <w:rFonts w:ascii="Courier New" w:eastAsia="Courier New" w:hAnsi="Courier New" w:cs="Courier New"/>
+                <w:color w:val="FFFFFF" w:themeColor="background1"/>
                 <w:sz w:val="18"/>
                 <w:szCs w:val="18"/>
                 <w:lang w:val="en-US"/>
@@ -16377,13 +17488,14 @@
             <w:pPr>
               <w:spacing w:before="20" w:after="20"/>
               <w:rPr>
-                <w:rFonts w:ascii="Courier New" w:hAnsi="Courier New" w:cs="Courier New"/>
-                <w:lang w:val="en-US"/>
-              </w:rPr>
-            </w:pPr>
-            <w:r>
-              <w:rPr>
-                <w:rFonts w:ascii="Courier New" w:eastAsia="Courier New" w:hAnsi="Courier New" w:cs="Courier New"/>
+                <w:color w:val="FFFFFF" w:themeColor="background1"/>
+                <w:lang w:val="en-US"/>
+              </w:rPr>
+            </w:pPr>
+            <w:r>
+              <w:rPr>
+                <w:rFonts w:ascii="Courier New" w:eastAsia="Courier New" w:hAnsi="Courier New" w:cs="Courier New"/>
+                <w:color w:val="FFFFFF" w:themeColor="background1"/>
                 <w:sz w:val="18"/>
                 <w:szCs w:val="18"/>
                 <w:lang w:val="en-US"/>
@@ -16394,6 +17506,7 @@
             <w:r>
               <w:rPr>
                 <w:rFonts w:ascii="Courier New" w:eastAsia="Courier New" w:hAnsi="Courier New" w:cs="Courier New"/>
+                <w:color w:val="FFFFFF" w:themeColor="background1"/>
                 <w:sz w:val="18"/>
                 <w:szCs w:val="18"/>
                 <w:lang w:val="en-US"/>
@@ -16404,6 +17517,7 @@
             <w:r>
               <w:rPr>
                 <w:rFonts w:ascii="Courier New" w:eastAsia="Courier New" w:hAnsi="Courier New" w:cs="Courier New"/>
+                <w:color w:val="FFFFFF" w:themeColor="background1"/>
                 <w:sz w:val="18"/>
                 <w:szCs w:val="18"/>
                 <w:lang w:val="en-US"/>
@@ -16415,6 +17529,7 @@
             <w:r>
               <w:rPr>
                 <w:rFonts w:ascii="Courier New" w:eastAsia="Courier New" w:hAnsi="Courier New" w:cs="Courier New"/>
+                <w:color w:val="FFFFFF" w:themeColor="background1"/>
                 <w:sz w:val="18"/>
                 <w:szCs w:val="18"/>
                 <w:lang w:val="en-US"/>
@@ -16425,6 +17540,7 @@
             <w:r>
               <w:rPr>
                 <w:rFonts w:ascii="Courier New" w:eastAsia="Courier New" w:hAnsi="Courier New" w:cs="Courier New"/>
+                <w:color w:val="FFFFFF" w:themeColor="background1"/>
                 <w:sz w:val="18"/>
                 <w:szCs w:val="18"/>
                 <w:lang w:val="en-US"/>
@@ -16435,6 +17551,7 @@
             <w:r>
               <w:rPr>
                 <w:rFonts w:ascii="Courier New" w:eastAsia="Courier New" w:hAnsi="Courier New" w:cs="Courier New"/>
+                <w:color w:val="FFFFFF" w:themeColor="background1"/>
                 <w:sz w:val="18"/>
                 <w:szCs w:val="18"/>
                 <w:lang w:val="en-US"/>
@@ -16465,10 +17582,15 @@
           <w:p>
             <w:pPr>
               <w:spacing w:before="20" w:after="20"/>
-            </w:pPr>
-            <w:r>
-              <w:rPr>
-                <w:rFonts w:ascii="Courier New" w:eastAsia="Courier New" w:hAnsi="Courier New" w:cs="Courier New"/>
+              <w:rPr>
+                <w:color w:val="FFFFFF" w:themeColor="background1"/>
+                <w:lang w:val="en-US"/>
+              </w:rPr>
+            </w:pPr>
+            <w:r>
+              <w:rPr>
+                <w:rFonts w:ascii="Courier New" w:eastAsia="Courier New" w:hAnsi="Courier New" w:cs="Courier New"/>
+                <w:color w:val="FFFFFF" w:themeColor="background1"/>
                 <w:sz w:val="18"/>
                 <w:szCs w:val="18"/>
                 <w:lang w:val="en-US"/>
@@ -16499,6 +17621,10 @@
           <w:p>
             <w:pPr>
               <w:spacing w:before="20" w:after="20"/>
+              <w:rPr>
+                <w:color w:val="FFFFFF" w:themeColor="background1"/>
+                <w:lang w:val="en-US"/>
+              </w:rPr>
             </w:pPr>
           </w:p>
         </w:tc>
@@ -16525,15 +17651,14 @@
             <w:pPr>
               <w:spacing w:before="20" w:after="20"/>
               <w:rPr>
-                <w:rFonts w:ascii="Courier New" w:hAnsi="Courier New" w:cs="Courier New"/>
-                <w:sz w:val="18"/>
-                <w:szCs w:val="18"/>
-                <w:lang w:val="en-US"/>
-              </w:rPr>
-            </w:pPr>
-            <w:r>
-              <w:rPr>
-                <w:rFonts w:ascii="Courier New" w:hAnsi="Courier New" w:cs="Courier New"/>
+                <w:color w:val="FFFFFF" w:themeColor="background1"/>
+                <w:lang w:val="en-US"/>
+              </w:rPr>
+            </w:pPr>
+            <w:r>
+              <w:rPr>
+                <w:rFonts w:ascii="Courier New" w:eastAsia="Courier New" w:hAnsi="Courier New" w:cs="Courier New"/>
+                <w:color w:val="FFFFFF" w:themeColor="background1"/>
                 <w:sz w:val="18"/>
                 <w:szCs w:val="18"/>
                 <w:lang w:val="en-US"/>
@@ -16543,7 +17668,8 @@
             <w:proofErr w:type="spellStart"/>
             <w:r>
               <w:rPr>
-                <w:rFonts w:ascii="Courier New" w:hAnsi="Courier New" w:cs="Courier New"/>
+                <w:rFonts w:ascii="Courier New" w:eastAsia="Courier New" w:hAnsi="Courier New" w:cs="Courier New"/>
+                <w:color w:val="FFFFFF" w:themeColor="background1"/>
                 <w:sz w:val="18"/>
                 <w:szCs w:val="18"/>
                 <w:lang w:val="en-US"/>
@@ -16553,7 +17679,8 @@
             <w:proofErr w:type="spellEnd"/>
             <w:r>
               <w:rPr>
-                <w:rFonts w:ascii="Courier New" w:hAnsi="Courier New" w:cs="Courier New"/>
+                <w:rFonts w:ascii="Courier New" w:eastAsia="Courier New" w:hAnsi="Courier New" w:cs="Courier New"/>
+                <w:color w:val="FFFFFF" w:themeColor="background1"/>
                 <w:sz w:val="18"/>
                 <w:szCs w:val="18"/>
                 <w:lang w:val="en-US"/>
@@ -16564,7 +17691,8 @@
             <w:proofErr w:type="gramStart"/>
             <w:r>
               <w:rPr>
-                <w:rFonts w:ascii="Courier New" w:hAnsi="Courier New" w:cs="Courier New"/>
+                <w:rFonts w:ascii="Courier New" w:eastAsia="Courier New" w:hAnsi="Courier New" w:cs="Courier New"/>
+                <w:color w:val="FFFFFF" w:themeColor="background1"/>
                 <w:sz w:val="18"/>
                 <w:szCs w:val="18"/>
                 <w:lang w:val="en-US"/>
@@ -16574,7 +17702,8 @@
             <w:proofErr w:type="spellEnd"/>
             <w:r>
               <w:rPr>
-                <w:rFonts w:ascii="Courier New" w:hAnsi="Courier New" w:cs="Courier New"/>
+                <w:rFonts w:ascii="Courier New" w:eastAsia="Courier New" w:hAnsi="Courier New" w:cs="Courier New"/>
+                <w:color w:val="FFFFFF" w:themeColor="background1"/>
                 <w:sz w:val="18"/>
                 <w:szCs w:val="18"/>
                 <w:lang w:val="en-US"/>
@@ -16584,7 +17713,8 @@
             <w:proofErr w:type="gramEnd"/>
             <w:r>
               <w:rPr>
-                <w:rFonts w:ascii="Courier New" w:hAnsi="Courier New" w:cs="Courier New"/>
+                <w:rFonts w:ascii="Courier New" w:eastAsia="Courier New" w:hAnsi="Courier New" w:cs="Courier New"/>
+                <w:color w:val="FFFFFF" w:themeColor="background1"/>
                 <w:sz w:val="18"/>
                 <w:szCs w:val="18"/>
                 <w:lang w:val="en-US"/>
@@ -16616,54 +17746,37 @@
             <w:pPr>
               <w:spacing w:before="20" w:after="20"/>
               <w:rPr>
-                <w:rFonts w:ascii="Courier New" w:hAnsi="Courier New" w:cs="Courier New"/>
-                <w:lang w:val="en-US"/>
-              </w:rPr>
-            </w:pPr>
-            <w:r>
-              <w:rPr>
-                <w:rFonts w:ascii="Courier New" w:eastAsia="Courier New" w:hAnsi="Courier New" w:cs="Courier New"/>
+                <w:color w:val="FFFFFF" w:themeColor="background1"/>
+                <w:lang w:val="en-US"/>
+              </w:rPr>
+            </w:pPr>
+            <w:r>
+              <w:rPr>
+                <w:rFonts w:ascii="Courier New" w:eastAsia="Courier New" w:hAnsi="Courier New" w:cs="Courier New"/>
+                <w:color w:val="FFFFFF" w:themeColor="background1"/>
                 <w:sz w:val="18"/>
                 <w:szCs w:val="18"/>
                 <w:lang w:val="en-US"/>
               </w:rPr>
               <w:t xml:space="preserve">  return new </w:t>
-            </w:r>
-            <w:proofErr w:type="spellStart"/>
-            <w:r>
-              <w:rPr>
-                <w:rFonts w:ascii="Courier New" w:eastAsia="Courier New" w:hAnsi="Courier New" w:cs="Courier New"/>
-                <w:sz w:val="18"/>
-                <w:szCs w:val="18"/>
-                <w:lang w:val="en-US"/>
-              </w:rPr>
-              <w:t>QueryPlan</w:t>
-            </w:r>
-            <w:proofErr w:type="spellEnd"/>
-            <w:r>
-              <w:rPr>
-                <w:rFonts w:ascii="Courier New" w:eastAsia="Courier New" w:hAnsi="Courier New" w:cs="Courier New"/>
-                <w:sz w:val="18"/>
-                <w:szCs w:val="18"/>
-                <w:lang w:val="en-US"/>
-              </w:rPr>
-              <w:t>(</w:t>
             </w:r>
             <w:proofErr w:type="spellStart"/>
             <w:proofErr w:type="gramStart"/>
             <w:r>
               <w:rPr>
                 <w:rFonts w:ascii="Courier New" w:eastAsia="Courier New" w:hAnsi="Courier New" w:cs="Courier New"/>
-                <w:sz w:val="18"/>
-                <w:szCs w:val="18"/>
-                <w:lang w:val="en-US"/>
-              </w:rPr>
-              <w:t>sanitizeHql</w:t>
+                <w:color w:val="FFFFFF" w:themeColor="background1"/>
+                <w:sz w:val="18"/>
+                <w:szCs w:val="18"/>
+                <w:lang w:val="en-US"/>
+              </w:rPr>
+              <w:t>QueryPlan</w:t>
             </w:r>
             <w:proofErr w:type="spellEnd"/>
             <w:r>
               <w:rPr>
                 <w:rFonts w:ascii="Courier New" w:eastAsia="Courier New" w:hAnsi="Courier New" w:cs="Courier New"/>
+                <w:color w:val="FFFFFF" w:themeColor="background1"/>
                 <w:sz w:val="18"/>
                 <w:szCs w:val="18"/>
                 <w:lang w:val="en-US"/>
@@ -16675,6 +17788,61 @@
             <w:r>
               <w:rPr>
                 <w:rFonts w:ascii="Courier New" w:eastAsia="Courier New" w:hAnsi="Courier New" w:cs="Courier New"/>
+                <w:color w:val="FFFFFF" w:themeColor="background1"/>
+                <w:sz w:val="18"/>
+                <w:szCs w:val="18"/>
+                <w:lang w:val="en-US"/>
+              </w:rPr>
+              <w:t>hqlSanitizer</w:t>
+            </w:r>
+            <w:proofErr w:type="spellEnd"/>
+            <w:r>
+              <w:rPr>
+                <w:rFonts w:ascii="Courier New" w:eastAsia="Courier New" w:hAnsi="Courier New" w:cs="Courier New"/>
+                <w:color w:val="FFFFFF" w:themeColor="background1"/>
+                <w:sz w:val="18"/>
+                <w:szCs w:val="18"/>
+                <w:lang w:val="en-US"/>
+              </w:rPr>
+              <w:t xml:space="preserve"> </w:t>
+            </w:r>
+            <w:r>
+              <w:rPr>
+                <w:rFonts w:ascii="Courier New" w:eastAsia="Courier New" w:hAnsi="Courier New" w:cs="Courier New"/>
+                <w:color w:val="FFFFFF" w:themeColor="background1"/>
+                <w:sz w:val="18"/>
+                <w:szCs w:val="18"/>
+                <w:lang w:val="en-US"/>
+              </w:rPr>
+              <w:t>.</w:t>
+            </w:r>
+            <w:proofErr w:type="spellStart"/>
+            <w:r>
+              <w:rPr>
+                <w:rFonts w:ascii="Courier New" w:eastAsia="Courier New" w:hAnsi="Courier New" w:cs="Courier New"/>
+                <w:color w:val="FFFFFF" w:themeColor="background1"/>
+                <w:sz w:val="18"/>
+                <w:szCs w:val="18"/>
+                <w:lang w:val="en-US"/>
+              </w:rPr>
+              <w:t>sanitizeHql</w:t>
+            </w:r>
+            <w:proofErr w:type="spellEnd"/>
+            <w:r>
+              <w:rPr>
+                <w:rFonts w:ascii="Courier New" w:eastAsia="Courier New" w:hAnsi="Courier New" w:cs="Courier New"/>
+                <w:color w:val="FFFFFF" w:themeColor="background1"/>
+                <w:sz w:val="18"/>
+                <w:szCs w:val="18"/>
+                <w:lang w:val="en-US"/>
+              </w:rPr>
+              <w:t>(</w:t>
+            </w:r>
+            <w:proofErr w:type="spellStart"/>
+            <w:r>
+              <w:rPr>
+                <w:rFonts w:ascii="Courier New" w:eastAsia="Courier New" w:hAnsi="Courier New" w:cs="Courier New"/>
+                <w:color w:val="FFFFFF" w:themeColor="background1"/>
                 <w:sz w:val="18"/>
                 <w:szCs w:val="18"/>
                 <w:lang w:val="en-US"/>
@@ -16685,6 +17853,7 @@
             <w:r>
               <w:rPr>
                 <w:rFonts w:ascii="Courier New" w:eastAsia="Courier New" w:hAnsi="Courier New" w:cs="Courier New"/>
+                <w:color w:val="FFFFFF" w:themeColor="background1"/>
                 <w:sz w:val="18"/>
                 <w:szCs w:val="18"/>
                 <w:lang w:val="en-US"/>
@@ -16716,12 +17885,14 @@
             <w:pPr>
               <w:spacing w:before="20" w:after="20"/>
               <w:rPr>
-                <w:rFonts w:ascii="Courier New" w:hAnsi="Courier New" w:cs="Courier New"/>
-              </w:rPr>
-            </w:pPr>
-            <w:r>
-              <w:rPr>
-                <w:rFonts w:ascii="Courier New" w:eastAsia="Courier New" w:hAnsi="Courier New" w:cs="Courier New"/>
+                <w:color w:val="FFFFFF" w:themeColor="background1"/>
+                <w:lang w:val="en-US"/>
+              </w:rPr>
+            </w:pPr>
+            <w:r>
+              <w:rPr>
+                <w:rFonts w:ascii="Courier New" w:eastAsia="Courier New" w:hAnsi="Courier New" w:cs="Courier New"/>
+                <w:color w:val="FFFFFF" w:themeColor="background1"/>
                 <w:sz w:val="18"/>
                 <w:szCs w:val="18"/>
                 <w:lang w:val="en-US"/>
@@ -16752,37 +17923,7 @@
           <w:sz w:val="20"/>
           <w:szCs w:val="20"/>
         </w:rPr>
-        <w:t xml:space="preserve">Código </w:t>
-      </w:r>
-      <w:r>
-        <w:rPr>
-          <w:i/>
-          <w:iCs/>
-          <w:color w:val="595959"/>
-          <w:sz w:val="20"/>
-          <w:szCs w:val="20"/>
-        </w:rPr>
-        <w:t>6</w:t>
-      </w:r>
-      <w:r>
-        <w:rPr>
-          <w:i/>
-          <w:iCs/>
-          <w:color w:val="595959"/>
-          <w:sz w:val="20"/>
-          <w:szCs w:val="20"/>
-        </w:rPr>
-        <w:t xml:space="preserve"> — </w:t>
-      </w:r>
-      <w:r>
-        <w:rPr>
-          <w:i/>
-          <w:iCs/>
-          <w:color w:val="595959"/>
-          <w:sz w:val="20"/>
-          <w:szCs w:val="20"/>
-        </w:rPr>
-        <w:t>DatabaseAssi</w:t>
+        <w:t>Código 6 — DatabaseAssi</w:t>
       </w:r>
       <w:r>
         <w:rPr>
@@ -17985,6 +19126,7 @@
                 <w:szCs w:val="18"/>
                 <w:lang w:val="en-US"/>
               </w:rPr>
+              <w:lastRenderedPageBreak/>
               <w:t xml:space="preserve">    </w:t>
             </w:r>
             <w:proofErr w:type="gramStart"/>
@@ -18277,7 +19419,6 @@
         <w:rPr>
           <w:lang w:val="es-ES"/>
         </w:rPr>
-        <w:lastRenderedPageBreak/>
         <w:t xml:space="preserve">La configuración es análoga pero con un prefijo diferente en </w:t>
       </w:r>
       <w:proofErr w:type="gramStart"/>
@@ -18374,9 +19515,6 @@
           <w:p>
             <w:pPr>
               <w:spacing w:before="20" w:after="20"/>
-              <w:rPr>
-                <w:lang w:val="en-US"/>
-              </w:rPr>
             </w:pPr>
             <w:proofErr w:type="spellStart"/>
             <w:proofErr w:type="gramStart"/>
@@ -18386,7 +19524,6 @@
                 <w:color w:val="D4D4D4"/>
                 <w:sz w:val="18"/>
                 <w:szCs w:val="18"/>
-                <w:lang w:val="en-US"/>
               </w:rPr>
               <w:t>spring.ai.ollama</w:t>
             </w:r>
@@ -18397,7 +19534,6 @@
                 <w:color w:val="D4D4D4"/>
                 <w:sz w:val="18"/>
                 <w:szCs w:val="18"/>
-                <w:lang w:val="en-US"/>
               </w:rPr>
               <w:t>.base-url</w:t>
             </w:r>
@@ -18408,7 +19544,6 @@
                 <w:color w:val="D4D4D4"/>
                 <w:sz w:val="18"/>
                 <w:szCs w:val="18"/>
-                <w:lang w:val="en-US"/>
               </w:rPr>
               <w:t>=http://localhost:11434</w:t>
             </w:r>
@@ -18436,9 +19571,6 @@
           <w:p>
             <w:pPr>
               <w:spacing w:before="20" w:after="20"/>
-              <w:rPr>
-                <w:lang w:val="en-US"/>
-              </w:rPr>
             </w:pPr>
             <w:proofErr w:type="spellStart"/>
             <w:proofErr w:type="gramStart"/>
@@ -18448,7 +19580,6 @@
                 <w:color w:val="D4D4D4"/>
                 <w:sz w:val="18"/>
                 <w:szCs w:val="18"/>
-                <w:lang w:val="en-US"/>
               </w:rPr>
               <w:t>spring.ai.ollama</w:t>
             </w:r>
@@ -18459,7 +19590,6 @@
                 <w:color w:val="D4D4D4"/>
                 <w:sz w:val="18"/>
                 <w:szCs w:val="18"/>
-                <w:lang w:val="en-US"/>
               </w:rPr>
               <w:t>.chat.options.model</w:t>
             </w:r>
@@ -18470,7 +19600,6 @@
                 <w:color w:val="D4D4D4"/>
                 <w:sz w:val="18"/>
                 <w:szCs w:val="18"/>
-                <w:lang w:val="en-US"/>
               </w:rPr>
               <w:t>=qwen2.5:3b</w:t>
             </w:r>
@@ -18882,9 +20011,9 @@
         <w:tblLook w:val="04A0" w:firstRow="1" w:lastRow="0" w:firstColumn="1" w:lastColumn="0" w:noHBand="0" w:noVBand="1"/>
       </w:tblPr>
       <w:tblGrid>
-        <w:gridCol w:w="2243"/>
-        <w:gridCol w:w="3336"/>
-        <w:gridCol w:w="3447"/>
+        <w:gridCol w:w="2077"/>
+        <w:gridCol w:w="3457"/>
+        <w:gridCol w:w="3492"/>
       </w:tblGrid>
       <w:tr>
         <w:tc>
@@ -19579,7 +20708,7 @@
                 <w:sz w:val="20"/>
                 <w:szCs w:val="20"/>
               </w:rPr>
-              <w:t>HibernateQueryTool</w:t>
+              <w:t>HqlQueryExecutor</w:t>
             </w:r>
             <w:proofErr w:type="spellEnd"/>
           </w:p>
@@ -19607,7 +20736,7 @@
                 <w:szCs w:val="20"/>
                 <w:lang w:val="es-ES"/>
               </w:rPr>
-              <w:t>Llamada directa de Java; @Tool/@P para function calling futuro</w:t>
+              <w:t>Llamada directa desde Java; delega la validación al validador de acceso HQL y el formato al formateador de resultados HQL.</w:t>
             </w:r>
           </w:p>
         </w:tc>
@@ -19948,6 +21077,7 @@
           <w:color w:val="595959"/>
           <w:sz w:val="20"/>
           <w:szCs w:val="20"/>
+          <w:lang w:val="es-ES"/>
         </w:rPr>
       </w:pPr>
       <w:r>
@@ -19957,6 +21087,7 @@
           <w:color w:val="595959"/>
           <w:sz w:val="20"/>
           <w:szCs w:val="20"/>
+          <w:lang w:val="es-ES"/>
         </w:rPr>
         <w:t xml:space="preserve">Tabla </w:t>
       </w:r>
@@ -19967,6 +21098,7 @@
           <w:color w:val="595959"/>
           <w:sz w:val="20"/>
           <w:szCs w:val="20"/>
+          <w:lang w:val="es-ES"/>
         </w:rPr>
         <w:t>5</w:t>
       </w:r>
@@ -19977,8 +21109,33 @@
           <w:color w:val="595959"/>
           <w:sz w:val="20"/>
           <w:szCs w:val="20"/>
-        </w:rPr>
-        <w:t xml:space="preserve"> — LangChain4j @AiService vs Spring AI ChatClient: comparación de API</w:t>
+          <w:lang w:val="es-ES"/>
+        </w:rPr>
+        <w:t xml:space="preserve"> — LangChain4j @AiService vs Spring AI </w:t>
+      </w:r>
+      <w:proofErr w:type="spellStart"/>
+      <w:r>
+        <w:rPr>
+          <w:i/>
+          <w:iCs/>
+          <w:color w:val="595959"/>
+          <w:sz w:val="20"/>
+          <w:szCs w:val="20"/>
+          <w:lang w:val="es-ES"/>
+        </w:rPr>
+        <w:t>ChatClient</w:t>
+      </w:r>
+      <w:proofErr w:type="spellEnd"/>
+      <w:r>
+        <w:rPr>
+          <w:i/>
+          <w:iCs/>
+          <w:color w:val="595959"/>
+          <w:sz w:val="20"/>
+          <w:szCs w:val="20"/>
+          <w:lang w:val="es-ES"/>
+        </w:rPr>
+        <w:t>: comparación de API</w:t>
       </w:r>
     </w:p>
     <w:p>
@@ -20008,6 +21165,7 @@
         <w:rPr>
           <w:noProof/>
         </w:rPr>
+        <w:lastRenderedPageBreak/>
         <mc:AlternateContent>
           <mc:Choice Requires="wps">
             <w:drawing>
@@ -20058,7 +21216,7 @@
               </wp:anchor>
             </w:drawing>
           </mc:Choice>
-          <mc:Fallback xmlns:ns9="http://schemas.openxmlformats.org/drawingml/2006/picture" xmlns:ns5="http://schemas.openxmlformats.org/drawingml/2006/main" xmlns:ns11="http://schemas.microsoft.com/office/drawing/2010/main">
+          <mc:Fallback xmlns:ns11="http://schemas.microsoft.com/office/drawing/2010/main" xmlns:ns5="http://schemas.openxmlformats.org/drawingml/2006/main" xmlns:ns9="http://schemas.openxmlformats.org/drawingml/2006/picture">
             <w:pict>
               <v:line w14:anchorId="3C2C36B7" id="Conexão Reta 3" o:spid="_x0000_s1026" style="position:absolute;z-index:251723776;visibility:visible;mso-wrap-style:square;mso-wrap-distance-left:9pt;mso-wrap-distance-top:0;mso-wrap-distance-right:9pt;mso-wrap-distance-bottom:0;mso-position-horizontal:absolute;mso-position-horizontal-relative:text;mso-position-vertical:absolute;mso-position-vertical-relative:text" from="0,0" to="484.2pt,0" o:gfxdata="UEsDBBQABgAIAAAAIQC2gziS/gAAAOEBAAATAAAAW0NvbnRlbnRfVHlwZXNdLnhtbJSRQU7DMBBF 90jcwfIWJU67QAgl6YK0S0CoHGBkTxKLZGx5TGhvj5O2G0SRWNoz/78nu9wcxkFMGNg6quQqL6RA 0s5Y6ir5vt9lD1JwBDIwOMJKHpHlpr69KfdHjyxSmriSfYz+USnWPY7AufNIadK6MEJMx9ApD/oD OlTrorhX2lFEilmcO2RdNtjC5xDF9pCuTyYBB5bi6bQ4syoJ3g9WQ0ymaiLzg5KdCXlKLjvcW893 SUOqXwnz5DrgnHtJTxOsQfEKIT7DmDSUCaxw7Rqn8787ZsmRM9e2VmPeBN4uqYvTtW7jvijg9N/y JsXecLq0q+WD6m8AAAD//wMAUEsDBBQABgAIAAAAIQA4/SH/1gAAAJQBAAALAAAAX3JlbHMvLnJl bHOkkMFqwzAMhu+DvYPRfXGawxijTi+j0GvpHsDYimMaW0Yy2fr2M4PBMnrbUb/Q94l/f/hMi1qR JVI2sOt6UJgd+ZiDgffL8ekFlFSbvV0oo4EbChzGx4f9GRdb25HMsYhqlCwG5lrLq9biZkxWOiqY 22YiTra2kYMu1l1tQD30/bPm3wwYN0x18gb45AdQl1tp5j/sFB2T0FQ7R0nTNEV3j6o9feQzro1i OWA14Fm+Q8a1a8+Bvu/d/dMb2JY5uiPbhG/ktn4cqGU/er3pcvwCAAD//wMAUEsDBBQABgAIAAAA IQCZ2PQonAEAAJQDAAAOAAAAZHJzL2Uyb0RvYy54bWysU01P3DAQvVfqf7B8Z5MAQm202T2A4FK1 qMAPMM54Y8n2WLbZZP99x97dLGorIRAXxx/z3sx7M1muJ2vYFkLU6DreLGrOwEnstdt0/Onx9uwb ZzEJ1wuDDjq+g8jXq69flqNv4RwHND0ERiQutqPv+JCSb6sqygGsiAv04OhRYbAi0TFsqj6Ikdit qc7r+qoaMfQ+oIQY6fZm/8hXhV8pkOmXUhESMx2n2lJZQ1mf81qtlqLdBOEHLQ9liA9UYYV2lHSm uhFJsJeg/6GyWgaMqNJCoq1QKS2haCA1Tf2XmodBeChayJzoZ5vi59HKn9trdx/IhtHHNvr7kFVM Ktj8pfrYVMzazWbBlJiky6vm8vvFJXkqj2/VCehDTHeAluVNx412WYdoxfZHTJSMQo8hdDilLru0 M5CDjfsNiumekjUFXaYCrk1gW0H9FFKCS03uIfGV6AxT2pgZWL8NPMRnKJSJeQ94RpTM6NIMttph +F/2NB1LVvv4owN73dmCZ+x3pSnFGmp9UXgY0zxbr88FfvqZVn8AAAD//wMAUEsDBBQABgAIAAAA IQBdcTjb3gAAAAcBAAAPAAAAZHJzL2Rvd25yZXYueG1sTI9Ba8JAEIXvBf/DMkJvdVMpYmM2IpZS KxSpLdjjmp0m0exs2F1N/Pcde2kvDx6PefO9bN7bRpzRh9qRgvtRAgKpcKamUsHnx/PdFESImoxu HKGCCwaY54ObTKfGdfSO520sBZdQSLWCKsY2lTIUFVodRq5F4uzbeasjW19K43XH5baR4ySZSKtr 4g+VbnFZYXHcnqyCN79aLRfry4E2X7bbjde7zWv/otTtsH+asSxmICL28e8CrhuYH3IG27sTmSAa Bbwm/ipnj5PpA4j91co8k//58x8AAAD//wMAUEsBAi0AFAAGAAgAAAAhALaDOJL+AAAA4QEAABMA AAAAAAAAAAAAAAAAAAAAAFtDb250ZW50X1R5cGVzXS54bWxQSwECLQAUAAYACAAAACEAOP0h/9YA AACUAQAACwAAAAAAAAAAAAAAAAAvAQAAX3JlbHMvLnJlbHNQSwECLQAUAAYACAAAACEAmdj0KJwB AACUAwAADgAAAAAAAAAAAAAAAAAuAgAAZHJzL2Uyb0RvYy54bWxQSwECLQAUAAYACAAAACEAXXE4 294AAAAHAQAADwAAAAAAAAAAAAAAAAD2AwAAZHJzL2Rvd25yZXYueG1sUEsFBgAAAAAEAAQA8wAA AAEFAAAAAA== " strokecolor="#156082 [3204]" strokeweight=".5pt">
                 <v:stroke joinstyle="miter"/>
@@ -20125,7 +21283,6 @@
         <w:rPr>
           <w:lang w:val="es-ES"/>
         </w:rPr>
-        <w:lastRenderedPageBreak/>
         <w:t>SQL generado por el LLM (problemático):</w:t>
       </w:r>
     </w:p>
@@ -21812,6 +22969,7 @@
           <w:szCs w:val="20"/>
           <w:lang w:val="es-ES"/>
         </w:rPr>
+        <w:lastRenderedPageBreak/>
         <w:t xml:space="preserve">Tabla 6 — HQL vía </w:t>
       </w:r>
       <w:proofErr w:type="spellStart"/>
@@ -21940,7 +23098,7 @@
               </wp:anchor>
             </w:drawing>
           </mc:Choice>
-          <mc:Fallback xmlns:ns9="http://schemas.openxmlformats.org/drawingml/2006/picture" xmlns:ns5="http://schemas.openxmlformats.org/drawingml/2006/main" xmlns:ns11="http://schemas.microsoft.com/office/drawing/2010/main">
+          <mc:Fallback xmlns:ns11="http://schemas.microsoft.com/office/drawing/2010/main" xmlns:ns5="http://schemas.openxmlformats.org/drawingml/2006/main" xmlns:ns9="http://schemas.openxmlformats.org/drawingml/2006/picture">
             <w:pict>
               <v:line w14:anchorId="3DAD94D7" id="Conexão Reta 3" o:spid="_x0000_s1026" style="position:absolute;z-index:251725824;visibility:visible;mso-wrap-style:square;mso-wrap-distance-left:9pt;mso-wrap-distance-top:0;mso-wrap-distance-right:9pt;mso-wrap-distance-bottom:0;mso-position-horizontal:absolute;mso-position-horizontal-relative:text;mso-position-vertical:absolute;mso-position-vertical-relative:text" from="0,-.05pt" to="484.2pt,-.05pt" o:gfxdata="UEsDBBQABgAIAAAAIQC2gziS/gAAAOEBAAATAAAAW0NvbnRlbnRfVHlwZXNdLnhtbJSRQU7DMBBF 90jcwfIWJU67QAgl6YK0S0CoHGBkTxKLZGx5TGhvj5O2G0SRWNoz/78nu9wcxkFMGNg6quQqL6RA 0s5Y6ir5vt9lD1JwBDIwOMJKHpHlpr69KfdHjyxSmriSfYz+USnWPY7AufNIadK6MEJMx9ApD/oD OlTrorhX2lFEilmcO2RdNtjC5xDF9pCuTyYBB5bi6bQ4syoJ3g9WQ0ymaiLzg5KdCXlKLjvcW893 SUOqXwnz5DrgnHtJTxOsQfEKIT7DmDSUCaxw7Rqn8787ZsmRM9e2VmPeBN4uqYvTtW7jvijg9N/y JsXecLq0q+WD6m8AAAD//wMAUEsDBBQABgAIAAAAIQA4/SH/1gAAAJQBAAALAAAAX3JlbHMvLnJl bHOkkMFqwzAMhu+DvYPRfXGawxijTi+j0GvpHsDYimMaW0Yy2fr2M4PBMnrbUb/Q94l/f/hMi1qR JVI2sOt6UJgd+ZiDgffL8ekFlFSbvV0oo4EbChzGx4f9GRdb25HMsYhqlCwG5lrLq9biZkxWOiqY 22YiTra2kYMu1l1tQD30/bPm3wwYN0x18gb45AdQl1tp5j/sFB2T0FQ7R0nTNEV3j6o9feQzro1i OWA14Fm+Q8a1a8+Bvu/d/dMb2JY5uiPbhG/ktn4cqGU/er3pcvwCAAD//wMAUEsDBBQABgAIAAAA IQCZ2PQonAEAAJQDAAAOAAAAZHJzL2Uyb0RvYy54bWysU01P3DAQvVfqf7B8Z5MAQm202T2A4FK1 qMAPMM54Y8n2WLbZZP99x97dLGorIRAXxx/z3sx7M1muJ2vYFkLU6DreLGrOwEnstdt0/Onx9uwb ZzEJ1wuDDjq+g8jXq69flqNv4RwHND0ERiQutqPv+JCSb6sqygGsiAv04OhRYbAi0TFsqj6Ikdit qc7r+qoaMfQ+oIQY6fZm/8hXhV8pkOmXUhESMx2n2lJZQ1mf81qtlqLdBOEHLQ9liA9UYYV2lHSm uhFJsJeg/6GyWgaMqNJCoq1QKS2haCA1Tf2XmodBeChayJzoZ5vi59HKn9trdx/IhtHHNvr7kFVM Ktj8pfrYVMzazWbBlJiky6vm8vvFJXkqj2/VCehDTHeAluVNx412WYdoxfZHTJSMQo8hdDilLru0 M5CDjfsNiumekjUFXaYCrk1gW0H9FFKCS03uIfGV6AxT2pgZWL8NPMRnKJSJeQ94RpTM6NIMttph +F/2NB1LVvv4owN73dmCZ+x3pSnFGmp9UXgY0zxbr88FfvqZVn8AAAD//wMAUEsDBBQABgAIAAAA IQCasyRQ4AAAAAkBAAAPAAAAZHJzL2Rvd25yZXYueG1sTI9Ba8JAEIXvhf6HZQq96UYpYmM2IpZS KxSpFfS4ZqdJ2uxs2F1N/Pcde2kvA4/He/O+bN7bRpzRh9qRgtEwAYFUOFNTqWD38TyYgghRk9GN I1RwwQDz/PYm06lxHb3jeRtLwSUUUq2girFNpQxFhVaHoWuR2Pt03urI0pfSeN1xuW3kOEkm0uqa +EOlW1xWWHxvT1bBm1+tlov15Ys2B9vtx+v95rV/Uer+rn+a8VnMQETs418Crgy8H3IednQnMkE0 CpgmKhiMQLD5OJk+gDj+apln8j9B/gMAAP//AwBQSwECLQAUAAYACAAAACEAtoM4kv4AAADhAQAA EwAAAAAAAAAAAAAAAAAAAAAAW0NvbnRlbnRfVHlwZXNdLnhtbFBLAQItABQABgAIAAAAIQA4/SH/ 1gAAAJQBAAALAAAAAAAAAAAAAAAAAC8BAABfcmVscy8ucmVsc1BLAQItABQABgAIAAAAIQCZ2PQo nAEAAJQDAAAOAAAAAAAAAAAAAAAAAC4CAABkcnMvZTJvRG9jLnhtbFBLAQItABQABgAIAAAAIQCa syRQ4AAAAAkBAAAPAAAAAAAAAAAAAAAAAPYDAABkcnMvZG93bnJldi54bWxQSwUGAAAAAAQABADz AAAAAwUAAAAA " strokecolor="#156082 [3204]" strokeweight=".5pt">
                 <v:stroke joinstyle="miter"/>
@@ -21968,7 +23126,6 @@
         <w:rPr>
           <w:lang w:val="es-ES"/>
         </w:rPr>
-        <w:lastRenderedPageBreak/>
         <w:t>RAG (</w:t>
       </w:r>
       <w:proofErr w:type="spellStart"/>
@@ -23126,7 +24283,14 @@
         <w:rPr>
           <w:lang w:val="es-ES"/>
         </w:rPr>
-        <w:t xml:space="preserve"> o color, se rechazan antes de que </w:t>
+        <w:t xml:space="preserve"> o color, se rechazan antes de </w:t>
+      </w:r>
+      <w:r>
+        <w:rPr>
+          <w:lang w:val="es-ES"/>
+        </w:rPr>
+        <w:lastRenderedPageBreak/>
+        <w:t xml:space="preserve">que </w:t>
       </w:r>
       <w:proofErr w:type="spellStart"/>
       <w:r>
@@ -23252,14 +24416,7 @@
         <w:rPr>
           <w:lang w:val="es-ES"/>
         </w:rPr>
-        <w:t xml:space="preserve"> utiliza </w:t>
-      </w:r>
-      <w:r>
-        <w:rPr>
-          <w:lang w:val="es-ES"/>
-        </w:rPr>
-        <w:lastRenderedPageBreak/>
-        <w:t>@</w:t>
+        <w:t xml:space="preserve"> utiliza @</w:t>
       </w:r>
       <w:proofErr w:type="gramStart"/>
       <w:r>
@@ -23363,6 +24520,9 @@
     <w:p>
       <w:pPr>
         <w:spacing w:before="80"/>
+        <w:rPr>
+          <w:lang w:val="es-ES"/>
+        </w:rPr>
       </w:pPr>
     </w:p>
     <w:tbl>
@@ -25147,6 +26307,7 @@
         <w:rPr>
           <w:noProof/>
         </w:rPr>
+        <w:lastRenderedPageBreak/>
         <mc:AlternateContent>
           <mc:Choice Requires="wps">
             <w:drawing>
@@ -25197,7 +26358,7 @@
               </wp:anchor>
             </w:drawing>
           </mc:Choice>
-          <mc:Fallback xmlns:ns9="http://schemas.openxmlformats.org/drawingml/2006/picture" xmlns:ns5="http://schemas.openxmlformats.org/drawingml/2006/main" xmlns:ns11="http://schemas.microsoft.com/office/drawing/2010/main">
+          <mc:Fallback xmlns:ns11="http://schemas.microsoft.com/office/drawing/2010/main" xmlns:ns5="http://schemas.openxmlformats.org/drawingml/2006/main" xmlns:ns9="http://schemas.openxmlformats.org/drawingml/2006/picture">
             <w:pict>
               <v:line w14:anchorId="58938784" id="Conexão Reta 3" o:spid="_x0000_s1026" style="position:absolute;z-index:251727872;visibility:visible;mso-wrap-style:square;mso-wrap-distance-left:9pt;mso-wrap-distance-top:0;mso-wrap-distance-right:9pt;mso-wrap-distance-bottom:0;mso-position-horizontal:absolute;mso-position-horizontal-relative:text;mso-position-vertical:absolute;mso-position-vertical-relative:text" from="0,-.05pt" to="484.2pt,-.05pt" o:gfxdata="UEsDBBQABgAIAAAAIQC2gziS/gAAAOEBAAATAAAAW0NvbnRlbnRfVHlwZXNdLnhtbJSRQU7DMBBF 90jcwfIWJU67QAgl6YK0S0CoHGBkTxKLZGx5TGhvj5O2G0SRWNoz/78nu9wcxkFMGNg6quQqL6RA 0s5Y6ir5vt9lD1JwBDIwOMJKHpHlpr69KfdHjyxSmriSfYz+USnWPY7AufNIadK6MEJMx9ApD/oD OlTrorhX2lFEilmcO2RdNtjC5xDF9pCuTyYBB5bi6bQ4syoJ3g9WQ0ymaiLzg5KdCXlKLjvcW893 SUOqXwnz5DrgnHtJTxOsQfEKIT7DmDSUCaxw7Rqn8787ZsmRM9e2VmPeBN4uqYvTtW7jvijg9N/y JsXecLq0q+WD6m8AAAD//wMAUEsDBBQABgAIAAAAIQA4/SH/1gAAAJQBAAALAAAAX3JlbHMvLnJl bHOkkMFqwzAMhu+DvYPRfXGawxijTi+j0GvpHsDYimMaW0Yy2fr2M4PBMnrbUb/Q94l/f/hMi1qR JVI2sOt6UJgd+ZiDgffL8ekFlFSbvV0oo4EbChzGx4f9GRdb25HMsYhqlCwG5lrLq9biZkxWOiqY 22YiTra2kYMu1l1tQD30/bPm3wwYN0x18gb45AdQl1tp5j/sFB2T0FQ7R0nTNEV3j6o9feQzro1i OWA14Fm+Q8a1a8+Bvu/d/dMb2JY5uiPbhG/ktn4cqGU/er3pcvwCAAD//wMAUEsDBBQABgAIAAAA IQCZ2PQonAEAAJQDAAAOAAAAZHJzL2Uyb0RvYy54bWysU01P3DAQvVfqf7B8Z5MAQm202T2A4FK1 qMAPMM54Y8n2WLbZZP99x97dLGorIRAXxx/z3sx7M1muJ2vYFkLU6DreLGrOwEnstdt0/Onx9uwb ZzEJ1wuDDjq+g8jXq69flqNv4RwHND0ERiQutqPv+JCSb6sqygGsiAv04OhRYbAi0TFsqj6Ikdit qc7r+qoaMfQ+oIQY6fZm/8hXhV8pkOmXUhESMx2n2lJZQ1mf81qtlqLdBOEHLQ9liA9UYYV2lHSm uhFJsJeg/6GyWgaMqNJCoq1QKS2haCA1Tf2XmodBeChayJzoZ5vi59HKn9trdx/IhtHHNvr7kFVM Ktj8pfrYVMzazWbBlJiky6vm8vvFJXkqj2/VCehDTHeAluVNx412WYdoxfZHTJSMQo8hdDilLru0 M5CDjfsNiumekjUFXaYCrk1gW0H9FFKCS03uIfGV6AxT2pgZWL8NPMRnKJSJeQ94RpTM6NIMttph +F/2NB1LVvv4owN73dmCZ+x3pSnFGmp9UXgY0zxbr88FfvqZVn8AAAD//wMAUEsDBBQABgAIAAAA IQCasyRQ4AAAAAkBAAAPAAAAZHJzL2Rvd25yZXYueG1sTI9Ba8JAEIXvhf6HZQq96UYpYmM2IpZS KxSpFfS4ZqdJ2uxs2F1N/Pcde2kvA4/He/O+bN7bRpzRh9qRgtEwAYFUOFNTqWD38TyYgghRk9GN I1RwwQDz/PYm06lxHb3jeRtLwSUUUq2girFNpQxFhVaHoWuR2Pt03urI0pfSeN1xuW3kOEkm0uqa +EOlW1xWWHxvT1bBm1+tlov15Ys2B9vtx+v95rV/Uer+rn+a8VnMQETs418Crgy8H3IednQnMkE0 CpgmKhiMQLD5OJk+gDj+apln8j9B/gMAAP//AwBQSwECLQAUAAYACAAAACEAtoM4kv4AAADhAQAA EwAAAAAAAAAAAAAAAAAAAAAAW0NvbnRlbnRfVHlwZXNdLnhtbFBLAQItABQABgAIAAAAIQA4/SH/ 1gAAAJQBAAALAAAAAAAAAAAAAAAAAC8BAABfcmVscy8ucmVsc1BLAQItABQABgAIAAAAIQCZ2PQo nAEAAJQDAAAOAAAAAAAAAAAAAAAAAC4CAABkcnMvZTJvRG9jLnhtbFBLAQItABQABgAIAAAAIQCa syRQ4AAAAAkBAAAPAAAAAAAAAAAAAAAAAPYDAABkcnMvZG93bnJldi54bWxQSwUGAAAAAAQABADz AAAAAwUAAAAA " strokecolor="#156082 [3204]" strokeweight=".5pt">
                 <v:stroke joinstyle="miter"/>
@@ -25313,7 +26474,6 @@
                 <w:szCs w:val="18"/>
                 <w:lang w:val="es-ES"/>
               </w:rPr>
-              <w:lastRenderedPageBreak/>
               <w:t>// Paso 1 — pom.xml: descomentar la dependencia MCP</w:t>
             </w:r>
           </w:p>
@@ -26472,7 +27632,7 @@
               </wp:anchor>
             </w:drawing>
           </mc:Choice>
-          <mc:Fallback xmlns:ns9="http://schemas.openxmlformats.org/drawingml/2006/picture" xmlns:ns5="http://schemas.openxmlformats.org/drawingml/2006/main" xmlns:ns11="http://schemas.microsoft.com/office/drawing/2010/main">
+          <mc:Fallback xmlns:ns11="http://schemas.microsoft.com/office/drawing/2010/main" xmlns:ns5="http://schemas.openxmlformats.org/drawingml/2006/main" xmlns:ns9="http://schemas.openxmlformats.org/drawingml/2006/picture">
             <w:pict>
               <v:line w14:anchorId="0CC3C2CA" id="Conexão Reta 3" o:spid="_x0000_s1026" style="position:absolute;z-index:251729920;visibility:visible;mso-wrap-style:square;mso-wrap-distance-left:9pt;mso-wrap-distance-top:0;mso-wrap-distance-right:9pt;mso-wrap-distance-bottom:0;mso-position-horizontal:absolute;mso-position-horizontal-relative:text;mso-position-vertical:absolute;mso-position-vertical-relative:text" from="0,-.05pt" to="484.2pt,-.05pt" o:gfxdata="UEsDBBQABgAIAAAAIQC2gziS/gAAAOEBAAATAAAAW0NvbnRlbnRfVHlwZXNdLnhtbJSRQU7DMBBF 90jcwfIWJU67QAgl6YK0S0CoHGBkTxKLZGx5TGhvj5O2G0SRWNoz/78nu9wcxkFMGNg6quQqL6RA 0s5Y6ir5vt9lD1JwBDIwOMJKHpHlpr69KfdHjyxSmriSfYz+USnWPY7AufNIadK6MEJMx9ApD/oD OlTrorhX2lFEilmcO2RdNtjC5xDF9pCuTyYBB5bi6bQ4syoJ3g9WQ0ymaiLzg5KdCXlKLjvcW893 SUOqXwnz5DrgnHtJTxOsQfEKIT7DmDSUCaxw7Rqn8787ZsmRM9e2VmPeBN4uqYvTtW7jvijg9N/y JsXecLq0q+WD6m8AAAD//wMAUEsDBBQABgAIAAAAIQA4/SH/1gAAAJQBAAALAAAAX3JlbHMvLnJl bHOkkMFqwzAMhu+DvYPRfXGawxijTi+j0GvpHsDYimMaW0Yy2fr2M4PBMnrbUb/Q94l/f/hMi1qR JVI2sOt6UJgd+ZiDgffL8ekFlFSbvV0oo4EbChzGx4f9GRdb25HMsYhqlCwG5lrLq9biZkxWOiqY 22YiTra2kYMu1l1tQD30/bPm3wwYN0x18gb45AdQl1tp5j/sFB2T0FQ7R0nTNEV3j6o9feQzro1i OWA14Fm+Q8a1a8+Bvu/d/dMb2JY5uiPbhG/ktn4cqGU/er3pcvwCAAD//wMAUEsDBBQABgAIAAAA IQCZ2PQonAEAAJQDAAAOAAAAZHJzL2Uyb0RvYy54bWysU01P3DAQvVfqf7B8Z5MAQm202T2A4FK1 qMAPMM54Y8n2WLbZZP99x97dLGorIRAXxx/z3sx7M1muJ2vYFkLU6DreLGrOwEnstdt0/Onx9uwb ZzEJ1wuDDjq+g8jXq69flqNv4RwHND0ERiQutqPv+JCSb6sqygGsiAv04OhRYbAi0TFsqj6Ikdit qc7r+qoaMfQ+oIQY6fZm/8hXhV8pkOmXUhESMx2n2lJZQ1mf81qtlqLdBOEHLQ9liA9UYYV2lHSm uhFJsJeg/6GyWgaMqNJCoq1QKS2haCA1Tf2XmodBeChayJzoZ5vi59HKn9trdx/IhtHHNvr7kFVM Ktj8pfrYVMzazWbBlJiky6vm8vvFJXkqj2/VCehDTHeAluVNx412WYdoxfZHTJSMQo8hdDilLru0 M5CDjfsNiumekjUFXaYCrk1gW0H9FFKCS03uIfGV6AxT2pgZWL8NPMRnKJSJeQ94RpTM6NIMttph +F/2NB1LVvv4owN73dmCZ+x3pSnFGmp9UXgY0zxbr88FfvqZVn8AAAD//wMAUEsDBBQABgAIAAAA IQCasyRQ4AAAAAkBAAAPAAAAZHJzL2Rvd25yZXYueG1sTI9Ba8JAEIXvhf6HZQq96UYpYmM2IpZS KxSpFfS4ZqdJ2uxs2F1N/Pcde2kvA4/He/O+bN7bRpzRh9qRgtEwAYFUOFNTqWD38TyYgghRk9GN I1RwwQDz/PYm06lxHb3jeRtLwSUUUq2girFNpQxFhVaHoWuR2Pt03urI0pfSeN1xuW3kOEkm0uqa +EOlW1xWWHxvT1bBm1+tlov15Ys2B9vtx+v95rV/Uer+rn+a8VnMQETs418Crgy8H3IednQnMkE0 CpgmKhiMQLD5OJk+gDj+apln8j9B/gMAAP//AwBQSwECLQAUAAYACAAAACEAtoM4kv4AAADhAQAA EwAAAAAAAAAAAAAAAAAAAAAAW0NvbnRlbnRfVHlwZXNdLnhtbFBLAQItABQABgAIAAAAIQA4/SH/ 1gAAAJQBAAALAAAAAAAAAAAAAAAAAC8BAABfcmVscy8ucmVsc1BLAQItABQABgAIAAAAIQCZ2PQo nAEAAJQDAAAOAAAAAAAAAAAAAAAAAC4CAABkcnMvZTJvRG9jLnhtbFBLAQItABQABgAIAAAAIQCa syRQ4AAAAAkBAAAPAAAAAAAAAAAAAAAAAPYDAABkcnMvZG93bnJldi54bWxQSwUGAAAAAAQABADz AAAAAwUAAAAA " strokecolor="#156082 [3204]" strokeweight=".5pt">
                 <v:stroke joinstyle="miter"/>
@@ -26685,7 +27845,7 @@
               </wp:anchor>
             </w:drawing>
           </mc:Choice>
-          <mc:Fallback xmlns:ns9="http://schemas.openxmlformats.org/drawingml/2006/picture" xmlns:ns5="http://schemas.openxmlformats.org/drawingml/2006/main" xmlns:ns11="http://schemas.microsoft.com/office/drawing/2010/main">
+          <mc:Fallback xmlns:ns11="http://schemas.microsoft.com/office/drawing/2010/main" xmlns:ns5="http://schemas.openxmlformats.org/drawingml/2006/main" xmlns:ns9="http://schemas.openxmlformats.org/drawingml/2006/picture">
             <w:pict>
               <v:line w14:anchorId="0B18E916" id="Conexão Reta 3" o:spid="_x0000_s1026" style="position:absolute;z-index:251731968;visibility:visible;mso-wrap-style:square;mso-wrap-distance-left:9pt;mso-wrap-distance-top:0;mso-wrap-distance-right:9pt;mso-wrap-distance-bottom:0;mso-position-horizontal:absolute;mso-position-horizontal-relative:text;mso-position-vertical:absolute;mso-position-vertical-relative:text" from="0,-.05pt" to="484.2pt,-.05pt" o:gfxdata="UEsDBBQABgAIAAAAIQC2gziS/gAAAOEBAAATAAAAW0NvbnRlbnRfVHlwZXNdLnhtbJSRQU7DMBBF 90jcwfIWJU67QAgl6YK0S0CoHGBkTxKLZGx5TGhvj5O2G0SRWNoz/78nu9wcxkFMGNg6quQqL6RA 0s5Y6ir5vt9lD1JwBDIwOMJKHpHlpr69KfdHjyxSmriSfYz+USnWPY7AufNIadK6MEJMx9ApD/oD OlTrorhX2lFEilmcO2RdNtjC5xDF9pCuTyYBB5bi6bQ4syoJ3g9WQ0ymaiLzg5KdCXlKLjvcW893 SUOqXwnz5DrgnHtJTxOsQfEKIT7DmDSUCaxw7Rqn8787ZsmRM9e2VmPeBN4uqYvTtW7jvijg9N/y JsXecLq0q+WD6m8AAAD//wMAUEsDBBQABgAIAAAAIQA4/SH/1gAAAJQBAAALAAAAX3JlbHMvLnJl bHOkkMFqwzAMhu+DvYPRfXGawxijTi+j0GvpHsDYimMaW0Yy2fr2M4PBMnrbUb/Q94l/f/hMi1qR JVI2sOt6UJgd+ZiDgffL8ekFlFSbvV0oo4EbChzGx4f9GRdb25HMsYhqlCwG5lrLq9biZkxWOiqY 22YiTra2kYMu1l1tQD30/bPm3wwYN0x18gb45AdQl1tp5j/sFB2T0FQ7R0nTNEV3j6o9feQzro1i OWA14Fm+Q8a1a8+Bvu/d/dMb2JY5uiPbhG/ktn4cqGU/er3pcvwCAAD//wMAUEsDBBQABgAIAAAA IQCZ2PQonAEAAJQDAAAOAAAAZHJzL2Uyb0RvYy54bWysU01P3DAQvVfqf7B8Z5MAQm202T2A4FK1 qMAPMM54Y8n2WLbZZP99x97dLGorIRAXxx/z3sx7M1muJ2vYFkLU6DreLGrOwEnstdt0/Onx9uwb ZzEJ1wuDDjq+g8jXq69flqNv4RwHND0ERiQutqPv+JCSb6sqygGsiAv04OhRYbAi0TFsqj6Ikdit qc7r+qoaMfQ+oIQY6fZm/8hXhV8pkOmXUhESMx2n2lJZQ1mf81qtlqLdBOEHLQ9liA9UYYV2lHSm uhFJsJeg/6GyWgaMqNJCoq1QKS2haCA1Tf2XmodBeChayJzoZ5vi59HKn9trdx/IhtHHNvr7kFVM Ktj8pfrYVMzazWbBlJiky6vm8vvFJXkqj2/VCehDTHeAluVNx412WYdoxfZHTJSMQo8hdDilLru0 M5CDjfsNiumekjUFXaYCrk1gW0H9FFKCS03uIfGV6AxT2pgZWL8NPMRnKJSJeQ94RpTM6NIMttph +F/2NB1LVvv4owN73dmCZ+x3pSnFGmp9UXgY0zxbr88FfvqZVn8AAAD//wMAUEsDBBQABgAIAAAA IQCasyRQ4AAAAAkBAAAPAAAAZHJzL2Rvd25yZXYueG1sTI9Ba8JAEIXvhf6HZQq96UYpYmM2IpZS KxSpFfS4ZqdJ2uxs2F1N/Pcde2kvA4/He/O+bN7bRpzRh9qRgtEwAYFUOFNTqWD38TyYgghRk9GN I1RwwQDz/PYm06lxHb3jeRtLwSUUUq2girFNpQxFhVaHoWuR2Pt03urI0pfSeN1xuW3kOEkm0uqa +EOlW1xWWHxvT1bBm1+tlov15Ys2B9vtx+v95rV/Uer+rn+a8VnMQETs418Crgy8H3IednQnMkE0 CpgmKhiMQLD5OJk+gDj+apln8j9B/gMAAP//AwBQSwECLQAUAAYACAAAACEAtoM4kv4AAADhAQAA EwAAAAAAAAAAAAAAAAAAAAAAW0NvbnRlbnRfVHlwZXNdLnhtbFBLAQItABQABgAIAAAAIQA4/SH/ 1gAAAJQBAAALAAAAAAAAAAAAAAAAAC8BAABfcmVscy8ucmVsc1BLAQItABQABgAIAAAAIQCZ2PQo nAEAAJQDAAAOAAAAAAAAAAAAAAAAAC4CAABkcnMvZTJvRG9jLnhtbFBLAQItABQABgAIAAAAIQCa syRQ4AAAAAkBAAAPAAAAAAAAAAAAAAAAAPYDAABkcnMvZG93bnJldi54bWxQSwUGAAAAAAQABADz AAAAAwUAAAAA " strokecolor="#156082 [3204]" strokeweight=".5pt">
                 <v:stroke joinstyle="miter"/>
@@ -26699,27 +27859,27 @@
           <w:noProof/>
           <w:lang w:val="es-ES"/>
         </w:rPr>
-        <w:t>Un conjunto de preguntas probadas y relevantes para la demostración en vivo. Todas las preguntas pasan por LLM para la generación de HQL: qwen2.5:3b genera la consulta, HqlAccessValidator valida las entidades, los campos y el modo de solo lectura, HibernateQueryTool se ejecuta y LLM formatea la respuesta en lenguaje natural. La última pregunta prueba la protección contra escritura implementada en la capa de validación</w:t>
+        <w:t xml:space="preserve">Un conjunto de preguntas probadas y relevantes para la demostración en vivo. Todas las preguntas pasan por LLM para la generación de HQL: qwen2.5:3b genera la consulta, </w:t>
       </w:r>
       <w:r>
         <w:rPr>
           <w:noProof/>
           <w:lang w:val="es-ES"/>
         </w:rPr>
+        <w:lastRenderedPageBreak/>
+        <w:t>HqlAccessValidator valida las entidades, los campos y el modo de solo lectura, HibernateQueryTool se ejecuta y LLM formatea la respuesta en lenguaje natural. La última pregunta prueba la protección contra escritura implementada en la capa de validación</w:t>
+      </w:r>
+      <w:r>
+        <w:rPr>
+          <w:noProof/>
+          <w:lang w:val="es-ES"/>
+        </w:rPr>
         <w:t>.</w:t>
       </w:r>
-    </w:p>
-    <w:p>
-      <w:pPr>
-        <w:spacing w:before="80"/>
-        <w:rPr>
-          <w:lang w:val="es-ES"/>
-        </w:rPr>
-      </w:pPr>
     </w:p>
     <w:tbl>
       <w:tblPr>
-        <w:tblW w:w="9026" w:type="dxa"/>
+        <w:tblW w:w="9638" w:type="dxa"/>
         <w:tblBorders>
           <w:top w:val="single" w:sz="4" w:space="0" w:color="auto"/>
           <w:left w:val="single" w:sz="4" w:space="0" w:color="auto"/>
@@ -26732,78 +27892,109 @@
           <w:left w:w="10" w:type="dxa"/>
           <w:right w:w="10" w:type="dxa"/>
         </w:tblCellMar>
-        <w:tblLook w:val="04A0" w:firstRow="1" w:lastRow="0" w:firstColumn="1" w:lastColumn="0" w:noHBand="0" w:noVBand="1"/>
+        <w:tblLook w:val="0000" w:firstRow="0" w:lastRow="0" w:firstColumn="0" w:lastColumn="0" w:noHBand="0" w:noVBand="0"/>
       </w:tblPr>
       <w:tblGrid>
         <w:gridCol w:w="9638"/>
       </w:tblGrid>
       <w:tr>
+        <w:trPr>
+          <w:trHeight w:val="4633"/>
+        </w:trPr>
         <w:tc>
           <w:tcPr>
-            <w:tcW w:w="9026" w:type="dxa"/>
+            <w:tcW w:w="9638" w:type="dxa"/>
             <w:tcBorders>
               <w:top w:val="none" w:sz="0" w:space="0" w:color="FFFFFF"/>
               <w:left w:val="none" w:sz="0" w:space="0" w:color="FFFFFF"/>
               <w:bottom w:val="none" w:sz="0" w:space="0" w:color="FFFFFF"/>
               <w:right w:val="none" w:sz="0" w:space="0" w:color="FFFFFF"/>
             </w:tcBorders>
-            <w:shd w:val="clear" w:color="auto" w:fill="1E1E1E"/>
+            <w:shd w:val="clear" w:color="auto" w:fill="D5E8F0"/>
             <w:tcMar>
-              <w:top w:w="40" w:type="dxa"/>
-              <w:left w:w="200" w:type="dxa"/>
-              <w:bottom w:w="40" w:type="dxa"/>
+              <w:top w:w="60" w:type="dxa"/>
+              <w:left w:w="180" w:type="dxa"/>
+              <w:bottom w:w="60" w:type="dxa"/>
               <w:right w:w="180" w:type="dxa"/>
             </w:tcMar>
           </w:tcPr>
           <w:p>
             <w:pPr>
-              <w:spacing w:before="20" w:after="20"/>
-              <w:rPr>
-                <w:lang w:val="en-US"/>
-              </w:rPr>
-            </w:pPr>
-            <w:r>
-              <w:rPr>
-                <w:rFonts w:ascii="Courier New" w:eastAsia="Courier New" w:hAnsi="Courier New" w:cs="Courier New"/>
-                <w:color w:val="D4D4D4"/>
-                <w:sz w:val="18"/>
-                <w:szCs w:val="18"/>
-                <w:lang w:val="en-US"/>
-              </w:rPr>
-              <w:t># Conteo simple — LLM genera: SELECT COUNT(p) FROM Product p</w:t>
-            </w:r>
-          </w:p>
-        </w:tc>
-      </w:tr>
-      <w:tr>
-        <w:tc>
-          <w:tcPr>
-            <w:tcW w:w="9026" w:type="dxa"/>
-            <w:tcBorders>
-              <w:top w:val="none" w:sz="0" w:space="0" w:color="FFFFFF"/>
-              <w:left w:val="none" w:sz="0" w:space="0" w:color="FFFFFF"/>
-              <w:bottom w:val="none" w:sz="0" w:space="0" w:color="FFFFFF"/>
-              <w:right w:val="none" w:sz="0" w:space="0" w:color="FFFFFF"/>
-            </w:tcBorders>
-            <w:shd w:val="clear" w:color="auto" w:fill="1E1E1E"/>
-            <w:tcMar>
-              <w:top w:w="40" w:type="dxa"/>
-              <w:left w:w="200" w:type="dxa"/>
-              <w:bottom w:w="40" w:type="dxa"/>
-              <w:right w:w="180" w:type="dxa"/>
-            </w:tcMar>
-          </w:tcPr>
-          <w:p>
-            <w:pPr>
-              <w:spacing w:before="20" w:after="20"/>
-              <w:rPr>
-                <w:lang w:val="en-US"/>
-              </w:rPr>
-            </w:pPr>
-            <w:r>
-              <w:rPr>
-                <w:rFonts w:ascii="Courier New" w:eastAsia="Courier New" w:hAnsi="Courier New" w:cs="Courier New"/>
-                <w:color w:val="D4D4D4"/>
+              <w:autoSpaceDE w:val="0"/>
+              <w:autoSpaceDN w:val="0"/>
+              <w:adjustRightInd w:val="0"/>
+              <w:rPr>
+                <w:rFonts w:ascii="Courier New" w:hAnsi="Courier New" w:cs="Courier New"/>
+                <w:sz w:val="18"/>
+                <w:szCs w:val="18"/>
+                <w:lang w:val="en-US"/>
+              </w:rPr>
+            </w:pPr>
+            <w:r>
+              <w:rPr>
+                <w:rFonts w:ascii="Courier New" w:hAnsi="Courier New" w:cs="Courier New"/>
+                <w:sz w:val="18"/>
+                <w:szCs w:val="18"/>
+                <w:lang w:val="en-US"/>
+              </w:rPr>
+              <w:t xml:space="preserve"># </w:t>
+            </w:r>
+            <w:proofErr w:type="spellStart"/>
+            <w:r>
+              <w:rPr>
+                <w:rFonts w:ascii="Courier New" w:hAnsi="Courier New" w:cs="Courier New"/>
+                <w:sz w:val="18"/>
+                <w:szCs w:val="18"/>
+                <w:lang w:val="en-US"/>
+              </w:rPr>
+              <w:t>Contagem</w:t>
+            </w:r>
+            <w:proofErr w:type="spellEnd"/>
+            <w:r>
+              <w:rPr>
+                <w:rFonts w:ascii="Courier New" w:hAnsi="Courier New" w:cs="Courier New"/>
+                <w:sz w:val="18"/>
+                <w:szCs w:val="18"/>
+                <w:lang w:val="en-US"/>
+              </w:rPr>
+              <w:t xml:space="preserve"> simples — LLM </w:t>
+            </w:r>
+            <w:proofErr w:type="spellStart"/>
+            <w:r>
+              <w:rPr>
+                <w:rFonts w:ascii="Courier New" w:hAnsi="Courier New" w:cs="Courier New"/>
+                <w:sz w:val="18"/>
+                <w:szCs w:val="18"/>
+                <w:lang w:val="en-US"/>
+              </w:rPr>
+              <w:t>gera</w:t>
+            </w:r>
+            <w:proofErr w:type="spellEnd"/>
+            <w:r>
+              <w:rPr>
+                <w:rFonts w:ascii="Courier New" w:hAnsi="Courier New" w:cs="Courier New"/>
+                <w:sz w:val="18"/>
+                <w:szCs w:val="18"/>
+                <w:lang w:val="en-US"/>
+              </w:rPr>
+              <w:t>: SELECT COUNT(p) FROM Product p</w:t>
+            </w:r>
+          </w:p>
+          <w:p>
+            <w:pPr>
+              <w:autoSpaceDE w:val="0"/>
+              <w:autoSpaceDN w:val="0"/>
+              <w:adjustRightInd w:val="0"/>
+              <w:rPr>
+                <w:rFonts w:ascii="Courier New" w:hAnsi="Courier New" w:cs="Courier New"/>
+                <w:sz w:val="18"/>
+                <w:szCs w:val="18"/>
+                <w:lang w:val="en-US"/>
+              </w:rPr>
+            </w:pPr>
+            <w:r>
+              <w:rPr>
+                <w:rFonts w:ascii="Courier New" w:hAnsi="Courier New" w:cs="Courier New"/>
                 <w:sz w:val="18"/>
                 <w:szCs w:val="18"/>
                 <w:lang w:val="en-US"/>
@@ -26811,88 +28002,76 @@
               <w:t>curl "http://localhost:8080/assistant/ask?q=How+many+products+do+we+have?"</w:t>
             </w:r>
           </w:p>
-        </w:tc>
-      </w:tr>
-      <w:tr>
-        <w:tc>
-          <w:tcPr>
-            <w:tcW w:w="9026" w:type="dxa"/>
-            <w:tcBorders>
-              <w:top w:val="none" w:sz="0" w:space="0" w:color="FFFFFF"/>
-              <w:left w:val="none" w:sz="0" w:space="0" w:color="FFFFFF"/>
-              <w:bottom w:val="none" w:sz="0" w:space="0" w:color="FFFFFF"/>
-              <w:right w:val="none" w:sz="0" w:space="0" w:color="FFFFFF"/>
-            </w:tcBorders>
-            <w:shd w:val="clear" w:color="auto" w:fill="1E1E1E"/>
-            <w:tcMar>
-              <w:top w:w="40" w:type="dxa"/>
-              <w:left w:w="200" w:type="dxa"/>
-              <w:bottom w:w="40" w:type="dxa"/>
-              <w:right w:w="180" w:type="dxa"/>
-            </w:tcMar>
-          </w:tcPr>
-          <w:p>
-            <w:pPr>
-              <w:spacing w:before="20" w:after="20"/>
-              <w:rPr>
-                <w:lang w:val="en-US"/>
-              </w:rPr>
-            </w:pPr>
-          </w:p>
-        </w:tc>
-      </w:tr>
-      <w:tr>
-        <w:tc>
-          <w:tcPr>
-            <w:tcW w:w="9026" w:type="dxa"/>
-            <w:tcBorders>
-              <w:top w:val="none" w:sz="0" w:space="0" w:color="FFFFFF"/>
-              <w:left w:val="none" w:sz="0" w:space="0" w:color="FFFFFF"/>
-              <w:bottom w:val="none" w:sz="0" w:space="0" w:color="FFFFFF"/>
-              <w:right w:val="none" w:sz="0" w:space="0" w:color="FFFFFF"/>
-            </w:tcBorders>
-            <w:shd w:val="clear" w:color="auto" w:fill="1E1E1E"/>
-            <w:tcMar>
-              <w:top w:w="40" w:type="dxa"/>
-              <w:left w:w="200" w:type="dxa"/>
-              <w:bottom w:w="40" w:type="dxa"/>
-              <w:right w:w="180" w:type="dxa"/>
-            </w:tcMar>
-          </w:tcPr>
-          <w:p>
-            <w:pPr>
-              <w:spacing w:before="20" w:after="20"/>
-              <w:rPr>
-                <w:lang w:val="en-US"/>
-              </w:rPr>
-            </w:pPr>
-            <w:r>
-              <w:rPr>
-                <w:rFonts w:ascii="Courier New" w:eastAsia="Courier New" w:hAnsi="Courier New" w:cs="Courier New"/>
-                <w:color w:val="D4D4D4"/>
-                <w:sz w:val="18"/>
-                <w:szCs w:val="18"/>
-                <w:lang w:val="en-US"/>
-              </w:rPr>
-              <w:lastRenderedPageBreak/>
-              <w:t xml:space="preserve"># Top N — LLM genera: SELECT p FROM Product p ORDER BY </w:t>
-            </w:r>
+          <w:p>
+            <w:pPr>
+              <w:autoSpaceDE w:val="0"/>
+              <w:autoSpaceDN w:val="0"/>
+              <w:adjustRightInd w:val="0"/>
+              <w:rPr>
+                <w:rFonts w:ascii="Courier New" w:hAnsi="Courier New" w:cs="Courier New"/>
+                <w:sz w:val="18"/>
+                <w:szCs w:val="18"/>
+                <w:lang w:val="en-US"/>
+              </w:rPr>
+            </w:pPr>
+          </w:p>
+          <w:p>
+            <w:pPr>
+              <w:autoSpaceDE w:val="0"/>
+              <w:autoSpaceDN w:val="0"/>
+              <w:adjustRightInd w:val="0"/>
+              <w:rPr>
+                <w:rFonts w:ascii="Courier New" w:hAnsi="Courier New" w:cs="Courier New"/>
+                <w:sz w:val="18"/>
+                <w:szCs w:val="18"/>
+                <w:lang w:val="en-US"/>
+              </w:rPr>
+            </w:pPr>
+            <w:r>
+              <w:rPr>
+                <w:rFonts w:ascii="Courier New" w:hAnsi="Courier New" w:cs="Courier New"/>
+                <w:sz w:val="18"/>
+                <w:szCs w:val="18"/>
+                <w:lang w:val="en-US"/>
+              </w:rPr>
+              <w:t xml:space="preserve"># Top N — LLM </w:t>
+            </w:r>
+            <w:proofErr w:type="spellStart"/>
+            <w:r>
+              <w:rPr>
+                <w:rFonts w:ascii="Courier New" w:hAnsi="Courier New" w:cs="Courier New"/>
+                <w:sz w:val="18"/>
+                <w:szCs w:val="18"/>
+                <w:lang w:val="en-US"/>
+              </w:rPr>
+              <w:t>gera</w:t>
+            </w:r>
+            <w:proofErr w:type="spellEnd"/>
+            <w:r>
+              <w:rPr>
+                <w:rFonts w:ascii="Courier New" w:hAnsi="Courier New" w:cs="Courier New"/>
+                <w:sz w:val="18"/>
+                <w:szCs w:val="18"/>
+                <w:lang w:val="en-US"/>
+              </w:rPr>
+              <w:t xml:space="preserve">: SELECT p FROM Product p ORDER BY </w:t>
+            </w:r>
+            <w:proofErr w:type="spellStart"/>
             <w:proofErr w:type="gramStart"/>
             <w:r>
               <w:rPr>
-                <w:rFonts w:ascii="Courier New" w:eastAsia="Courier New" w:hAnsi="Courier New" w:cs="Courier New"/>
-                <w:color w:val="D4D4D4"/>
+                <w:rFonts w:ascii="Courier New" w:hAnsi="Courier New" w:cs="Courier New"/>
                 <w:sz w:val="18"/>
                 <w:szCs w:val="18"/>
                 <w:lang w:val="en-US"/>
               </w:rPr>
               <w:t>p.price</w:t>
             </w:r>
+            <w:proofErr w:type="spellEnd"/>
             <w:proofErr w:type="gramEnd"/>
             <w:r>
               <w:rPr>
-                <w:rFonts w:ascii="Courier New" w:eastAsia="Courier New" w:hAnsi="Courier New" w:cs="Courier New"/>
-                <w:color w:val="D4D4D4"/>
+                <w:rFonts w:ascii="Courier New" w:hAnsi="Courier New" w:cs="Courier New"/>
                 <w:sz w:val="18"/>
                 <w:szCs w:val="18"/>
                 <w:lang w:val="en-US"/>
@@ -26900,37 +28079,21 @@
               <w:t xml:space="preserve"> DESC</w:t>
             </w:r>
           </w:p>
-        </w:tc>
-      </w:tr>
-      <w:tr>
-        <w:tc>
-          <w:tcPr>
-            <w:tcW w:w="9026" w:type="dxa"/>
-            <w:tcBorders>
-              <w:top w:val="none" w:sz="0" w:space="0" w:color="FFFFFF"/>
-              <w:left w:val="none" w:sz="0" w:space="0" w:color="FFFFFF"/>
-              <w:bottom w:val="none" w:sz="0" w:space="0" w:color="FFFFFF"/>
-              <w:right w:val="none" w:sz="0" w:space="0" w:color="FFFFFF"/>
-            </w:tcBorders>
-            <w:shd w:val="clear" w:color="auto" w:fill="1E1E1E"/>
-            <w:tcMar>
-              <w:top w:w="40" w:type="dxa"/>
-              <w:left w:w="200" w:type="dxa"/>
-              <w:bottom w:w="40" w:type="dxa"/>
-              <w:right w:w="180" w:type="dxa"/>
-            </w:tcMar>
-          </w:tcPr>
-          <w:p>
-            <w:pPr>
-              <w:spacing w:before="20" w:after="20"/>
-              <w:rPr>
-                <w:lang w:val="en-US"/>
-              </w:rPr>
-            </w:pPr>
-            <w:r>
-              <w:rPr>
-                <w:rFonts w:ascii="Courier New" w:eastAsia="Courier New" w:hAnsi="Courier New" w:cs="Courier New"/>
-                <w:color w:val="D4D4D4"/>
+          <w:p>
+            <w:pPr>
+              <w:autoSpaceDE w:val="0"/>
+              <w:autoSpaceDN w:val="0"/>
+              <w:adjustRightInd w:val="0"/>
+              <w:rPr>
+                <w:rFonts w:ascii="Courier New" w:hAnsi="Courier New" w:cs="Courier New"/>
+                <w:sz w:val="18"/>
+                <w:szCs w:val="18"/>
+                <w:lang w:val="en-US"/>
+              </w:rPr>
+            </w:pPr>
+            <w:r>
+              <w:rPr>
+                <w:rFonts w:ascii="Courier New" w:hAnsi="Courier New" w:cs="Courier New"/>
                 <w:sz w:val="18"/>
                 <w:szCs w:val="18"/>
                 <w:lang w:val="en-US"/>
@@ -26938,115 +28101,64 @@
               <w:t>curl "http://localhost:8080/assistant/ask?q=What+are+the+top+5+most+expensive+products?"</w:t>
             </w:r>
           </w:p>
-        </w:tc>
-      </w:tr>
-      <w:tr>
-        <w:tc>
-          <w:tcPr>
-            <w:tcW w:w="9026" w:type="dxa"/>
-            <w:tcBorders>
-              <w:top w:val="none" w:sz="0" w:space="0" w:color="FFFFFF"/>
-              <w:left w:val="none" w:sz="0" w:space="0" w:color="FFFFFF"/>
-              <w:bottom w:val="none" w:sz="0" w:space="0" w:color="FFFFFF"/>
-              <w:right w:val="none" w:sz="0" w:space="0" w:color="FFFFFF"/>
-            </w:tcBorders>
-            <w:shd w:val="clear" w:color="auto" w:fill="1E1E1E"/>
-            <w:tcMar>
-              <w:top w:w="40" w:type="dxa"/>
-              <w:left w:w="200" w:type="dxa"/>
-              <w:bottom w:w="40" w:type="dxa"/>
-              <w:right w:w="180" w:type="dxa"/>
-            </w:tcMar>
-          </w:tcPr>
-          <w:p>
-            <w:pPr>
-              <w:spacing w:before="20" w:after="20"/>
-              <w:rPr>
-                <w:lang w:val="en-US"/>
-              </w:rPr>
-            </w:pPr>
-          </w:p>
-        </w:tc>
-      </w:tr>
-      <w:tr>
-        <w:tc>
-          <w:tcPr>
-            <w:tcW w:w="9026" w:type="dxa"/>
-            <w:tcBorders>
-              <w:top w:val="none" w:sz="0" w:space="0" w:color="FFFFFF"/>
-              <w:left w:val="none" w:sz="0" w:space="0" w:color="FFFFFF"/>
-              <w:bottom w:val="none" w:sz="0" w:space="0" w:color="FFFFFF"/>
-              <w:right w:val="none" w:sz="0" w:space="0" w:color="FFFFFF"/>
-            </w:tcBorders>
-            <w:shd w:val="clear" w:color="auto" w:fill="1E1E1E"/>
-            <w:tcMar>
-              <w:top w:w="40" w:type="dxa"/>
-              <w:left w:w="200" w:type="dxa"/>
-              <w:bottom w:w="40" w:type="dxa"/>
-              <w:right w:w="180" w:type="dxa"/>
-            </w:tcMar>
-          </w:tcPr>
-          <w:p>
-            <w:pPr>
-              <w:spacing w:before="20" w:after="20"/>
-              <w:rPr>
-                <w:lang w:val="es-ES"/>
-              </w:rPr>
-            </w:pPr>
-            <w:r>
-              <w:rPr>
-                <w:rFonts w:ascii="Courier New" w:eastAsia="Courier New" w:hAnsi="Courier New" w:cs="Courier New"/>
-                <w:color w:val="D4D4D4"/>
-                <w:sz w:val="18"/>
-                <w:szCs w:val="18"/>
-                <w:lang w:val="es-ES"/>
-              </w:rPr>
-              <w:t xml:space="preserve"># Filtro por categoría — LLM genera HQL con </w:t>
+          <w:p>
+            <w:pPr>
+              <w:autoSpaceDE w:val="0"/>
+              <w:autoSpaceDN w:val="0"/>
+              <w:adjustRightInd w:val="0"/>
+              <w:rPr>
+                <w:rFonts w:ascii="Courier New" w:hAnsi="Courier New" w:cs="Courier New"/>
+                <w:sz w:val="18"/>
+                <w:szCs w:val="18"/>
+                <w:lang w:val="en-US"/>
+              </w:rPr>
+            </w:pPr>
+          </w:p>
+          <w:p>
+            <w:pPr>
+              <w:autoSpaceDE w:val="0"/>
+              <w:autoSpaceDN w:val="0"/>
+              <w:adjustRightInd w:val="0"/>
+              <w:rPr>
+                <w:rFonts w:ascii="Courier New" w:hAnsi="Courier New" w:cs="Courier New"/>
+                <w:sz w:val="18"/>
+                <w:szCs w:val="18"/>
+              </w:rPr>
+            </w:pPr>
+            <w:r>
+              <w:rPr>
+                <w:rFonts w:ascii="Courier New" w:hAnsi="Courier New" w:cs="Courier New"/>
+                <w:sz w:val="18"/>
+                <w:szCs w:val="18"/>
+              </w:rPr>
+              <w:t xml:space="preserve"># Filtro por categoria — LLM gera HQL com </w:t>
             </w:r>
             <w:proofErr w:type="gramStart"/>
             <w:r>
               <w:rPr>
-                <w:rFonts w:ascii="Courier New" w:eastAsia="Courier New" w:hAnsi="Courier New" w:cs="Courier New"/>
-                <w:color w:val="D4D4D4"/>
-                <w:sz w:val="18"/>
-                <w:szCs w:val="18"/>
-                <w:lang w:val="es-ES"/>
+                <w:rFonts w:ascii="Courier New" w:hAnsi="Courier New" w:cs="Courier New"/>
+                <w:sz w:val="18"/>
+                <w:szCs w:val="18"/>
               </w:rPr>
               <w:t>p.category.name</w:t>
             </w:r>
             <w:proofErr w:type="gramEnd"/>
           </w:p>
-        </w:tc>
-      </w:tr>
-      <w:tr>
-        <w:tc>
-          <w:tcPr>
-            <w:tcW w:w="9026" w:type="dxa"/>
-            <w:tcBorders>
-              <w:top w:val="none" w:sz="0" w:space="0" w:color="FFFFFF"/>
-              <w:left w:val="none" w:sz="0" w:space="0" w:color="FFFFFF"/>
-              <w:bottom w:val="none" w:sz="0" w:space="0" w:color="FFFFFF"/>
-              <w:right w:val="none" w:sz="0" w:space="0" w:color="FFFFFF"/>
-            </w:tcBorders>
-            <w:shd w:val="clear" w:color="auto" w:fill="1E1E1E"/>
-            <w:tcMar>
-              <w:top w:w="40" w:type="dxa"/>
-              <w:left w:w="200" w:type="dxa"/>
-              <w:bottom w:w="40" w:type="dxa"/>
-              <w:right w:w="180" w:type="dxa"/>
-            </w:tcMar>
-          </w:tcPr>
-          <w:p>
-            <w:pPr>
-              <w:spacing w:before="20" w:after="20"/>
-              <w:rPr>
-                <w:lang w:val="en-US"/>
-              </w:rPr>
-            </w:pPr>
-            <w:r>
-              <w:rPr>
-                <w:rFonts w:ascii="Courier New" w:eastAsia="Courier New" w:hAnsi="Courier New" w:cs="Courier New"/>
-                <w:color w:val="D4D4D4"/>
+          <w:p>
+            <w:pPr>
+              <w:autoSpaceDE w:val="0"/>
+              <w:autoSpaceDN w:val="0"/>
+              <w:adjustRightInd w:val="0"/>
+              <w:rPr>
+                <w:rFonts w:ascii="Courier New" w:hAnsi="Courier New" w:cs="Courier New"/>
+                <w:sz w:val="18"/>
+                <w:szCs w:val="18"/>
+                <w:lang w:val="en-US"/>
+              </w:rPr>
+            </w:pPr>
+            <w:r>
+              <w:rPr>
+                <w:rFonts w:ascii="Courier New" w:hAnsi="Courier New" w:cs="Courier New"/>
                 <w:sz w:val="18"/>
                 <w:szCs w:val="18"/>
                 <w:lang w:val="en-US"/>
@@ -27054,76 +28166,84 @@
               <w:t>curl "http://localhost:8080/assistant/ask?q=List+all+products+in+the+Electronics+category"</w:t>
             </w:r>
           </w:p>
-        </w:tc>
-      </w:tr>
-      <w:tr>
-        <w:tc>
-          <w:tcPr>
-            <w:tcW w:w="9026" w:type="dxa"/>
-            <w:tcBorders>
-              <w:top w:val="none" w:sz="0" w:space="0" w:color="FFFFFF"/>
-              <w:left w:val="none" w:sz="0" w:space="0" w:color="FFFFFF"/>
-              <w:bottom w:val="none" w:sz="0" w:space="0" w:color="FFFFFF"/>
-              <w:right w:val="none" w:sz="0" w:space="0" w:color="FFFFFF"/>
-            </w:tcBorders>
-            <w:shd w:val="clear" w:color="auto" w:fill="1E1E1E"/>
-            <w:tcMar>
-              <w:top w:w="40" w:type="dxa"/>
-              <w:left w:w="200" w:type="dxa"/>
-              <w:bottom w:w="40" w:type="dxa"/>
-              <w:right w:w="180" w:type="dxa"/>
-            </w:tcMar>
-          </w:tcPr>
-          <w:p>
-            <w:pPr>
-              <w:spacing w:before="20" w:after="20"/>
-              <w:rPr>
-                <w:lang w:val="en-US"/>
-              </w:rPr>
-            </w:pPr>
-          </w:p>
-        </w:tc>
-      </w:tr>
-      <w:tr>
-        <w:tc>
-          <w:tcPr>
-            <w:tcW w:w="9026" w:type="dxa"/>
-            <w:tcBorders>
-              <w:top w:val="none" w:sz="0" w:space="0" w:color="FFFFFF"/>
-              <w:left w:val="none" w:sz="0" w:space="0" w:color="FFFFFF"/>
-              <w:bottom w:val="none" w:sz="0" w:space="0" w:color="FFFFFF"/>
-              <w:right w:val="none" w:sz="0" w:space="0" w:color="FFFFFF"/>
-            </w:tcBorders>
-            <w:shd w:val="clear" w:color="auto" w:fill="1E1E1E"/>
-            <w:tcMar>
-              <w:top w:w="40" w:type="dxa"/>
-              <w:left w:w="200" w:type="dxa"/>
-              <w:bottom w:w="40" w:type="dxa"/>
-              <w:right w:w="180" w:type="dxa"/>
-            </w:tcMar>
-          </w:tcPr>
-          <w:p>
-            <w:pPr>
-              <w:spacing w:before="20" w:after="20"/>
-              <w:rPr>
-                <w:lang w:val="en-US"/>
-              </w:rPr>
-            </w:pPr>
-            <w:r>
-              <w:rPr>
-                <w:rFonts w:ascii="Courier New" w:eastAsia="Courier New" w:hAnsi="Courier New" w:cs="Courier New"/>
-                <w:color w:val="D4D4D4"/>
-                <w:sz w:val="18"/>
-                <w:szCs w:val="18"/>
-                <w:lang w:val="en-US"/>
-              </w:rPr>
-              <w:t xml:space="preserve"># Agregación — LLM genera: SELECT </w:t>
+          <w:p>
+            <w:pPr>
+              <w:autoSpaceDE w:val="0"/>
+              <w:autoSpaceDN w:val="0"/>
+              <w:adjustRightInd w:val="0"/>
+              <w:rPr>
+                <w:rFonts w:ascii="Courier New" w:hAnsi="Courier New" w:cs="Courier New"/>
+                <w:sz w:val="18"/>
+                <w:szCs w:val="18"/>
+                <w:lang w:val="en-US"/>
+              </w:rPr>
+            </w:pPr>
+          </w:p>
+          <w:p>
+            <w:pPr>
+              <w:autoSpaceDE w:val="0"/>
+              <w:autoSpaceDN w:val="0"/>
+              <w:adjustRightInd w:val="0"/>
+              <w:rPr>
+                <w:rFonts w:ascii="Courier New" w:hAnsi="Courier New" w:cs="Courier New"/>
+                <w:sz w:val="18"/>
+                <w:szCs w:val="18"/>
+                <w:lang w:val="en-US"/>
+              </w:rPr>
+            </w:pPr>
+            <w:r>
+              <w:rPr>
+                <w:rFonts w:ascii="Courier New" w:hAnsi="Courier New" w:cs="Courier New"/>
+                <w:sz w:val="18"/>
+                <w:szCs w:val="18"/>
+                <w:lang w:val="en-US"/>
+              </w:rPr>
+              <w:t xml:space="preserve"># </w:t>
+            </w:r>
+            <w:proofErr w:type="spellStart"/>
+            <w:r>
+              <w:rPr>
+                <w:rFonts w:ascii="Courier New" w:hAnsi="Courier New" w:cs="Courier New"/>
+                <w:sz w:val="18"/>
+                <w:szCs w:val="18"/>
+                <w:lang w:val="en-US"/>
+              </w:rPr>
+              <w:t>Agregação</w:t>
+            </w:r>
+            <w:proofErr w:type="spellEnd"/>
+            <w:r>
+              <w:rPr>
+                <w:rFonts w:ascii="Courier New" w:hAnsi="Courier New" w:cs="Courier New"/>
+                <w:sz w:val="18"/>
+                <w:szCs w:val="18"/>
+                <w:lang w:val="en-US"/>
+              </w:rPr>
+              <w:t xml:space="preserve"> — LLM </w:t>
+            </w:r>
+            <w:proofErr w:type="spellStart"/>
+            <w:r>
+              <w:rPr>
+                <w:rFonts w:ascii="Courier New" w:hAnsi="Courier New" w:cs="Courier New"/>
+                <w:sz w:val="18"/>
+                <w:szCs w:val="18"/>
+                <w:lang w:val="en-US"/>
+              </w:rPr>
+              <w:t>gera</w:t>
+            </w:r>
+            <w:proofErr w:type="spellEnd"/>
+            <w:r>
+              <w:rPr>
+                <w:rFonts w:ascii="Courier New" w:hAnsi="Courier New" w:cs="Courier New"/>
+                <w:sz w:val="18"/>
+                <w:szCs w:val="18"/>
+                <w:lang w:val="en-US"/>
+              </w:rPr>
+              <w:t xml:space="preserve">: SELECT </w:t>
             </w:r>
             <w:proofErr w:type="gramStart"/>
             <w:r>
               <w:rPr>
-                <w:rFonts w:ascii="Courier New" w:eastAsia="Courier New" w:hAnsi="Courier New" w:cs="Courier New"/>
-                <w:color w:val="D4D4D4"/>
+                <w:rFonts w:ascii="Courier New" w:hAnsi="Courier New" w:cs="Courier New"/>
                 <w:sz w:val="18"/>
                 <w:szCs w:val="18"/>
                 <w:lang w:val="en-US"/>
@@ -27133,46 +28253,49 @@
             <w:proofErr w:type="gramEnd"/>
             <w:r>
               <w:rPr>
-                <w:rFonts w:ascii="Courier New" w:eastAsia="Courier New" w:hAnsi="Courier New" w:cs="Courier New"/>
-                <w:color w:val="D4D4D4"/>
-                <w:sz w:val="18"/>
-                <w:szCs w:val="18"/>
-                <w:lang w:val="en-US"/>
-              </w:rPr>
-              <w:t>, AVG(p.price) ... GROUP BY</w:t>
-            </w:r>
-          </w:p>
-        </w:tc>
-      </w:tr>
-      <w:tr>
-        <w:tc>
-          <w:tcPr>
-            <w:tcW w:w="9026" w:type="dxa"/>
-            <w:tcBorders>
-              <w:top w:val="none" w:sz="0" w:space="0" w:color="FFFFFF"/>
-              <w:left w:val="none" w:sz="0" w:space="0" w:color="FFFFFF"/>
-              <w:bottom w:val="none" w:sz="0" w:space="0" w:color="FFFFFF"/>
-              <w:right w:val="none" w:sz="0" w:space="0" w:color="FFFFFF"/>
-            </w:tcBorders>
-            <w:shd w:val="clear" w:color="auto" w:fill="1E1E1E"/>
-            <w:tcMar>
-              <w:top w:w="40" w:type="dxa"/>
-              <w:left w:w="200" w:type="dxa"/>
-              <w:bottom w:w="40" w:type="dxa"/>
-              <w:right w:w="180" w:type="dxa"/>
-            </w:tcMar>
-          </w:tcPr>
-          <w:p>
-            <w:pPr>
-              <w:spacing w:before="20" w:after="20"/>
-              <w:rPr>
-                <w:lang w:val="en-US"/>
-              </w:rPr>
-            </w:pPr>
-            <w:r>
-              <w:rPr>
-                <w:rFonts w:ascii="Courier New" w:eastAsia="Courier New" w:hAnsi="Courier New" w:cs="Courier New"/>
-                <w:color w:val="D4D4D4"/>
+                <w:rFonts w:ascii="Courier New" w:hAnsi="Courier New" w:cs="Courier New"/>
+                <w:sz w:val="18"/>
+                <w:szCs w:val="18"/>
+                <w:lang w:val="en-US"/>
+              </w:rPr>
+              <w:t>, AVG(</w:t>
+            </w:r>
+            <w:proofErr w:type="spellStart"/>
+            <w:r>
+              <w:rPr>
+                <w:rFonts w:ascii="Courier New" w:hAnsi="Courier New" w:cs="Courier New"/>
+                <w:sz w:val="18"/>
+                <w:szCs w:val="18"/>
+                <w:lang w:val="en-US"/>
+              </w:rPr>
+              <w:t>p.price</w:t>
+            </w:r>
+            <w:proofErr w:type="spellEnd"/>
+            <w:r>
+              <w:rPr>
+                <w:rFonts w:ascii="Courier New" w:hAnsi="Courier New" w:cs="Courier New"/>
+                <w:sz w:val="18"/>
+                <w:szCs w:val="18"/>
+                <w:lang w:val="en-US"/>
+              </w:rPr>
+              <w:t>) ... GROUP BY</w:t>
+            </w:r>
+          </w:p>
+          <w:p>
+            <w:pPr>
+              <w:autoSpaceDE w:val="0"/>
+              <w:autoSpaceDN w:val="0"/>
+              <w:adjustRightInd w:val="0"/>
+              <w:rPr>
+                <w:rFonts w:ascii="Courier New" w:hAnsi="Courier New" w:cs="Courier New"/>
+                <w:sz w:val="18"/>
+                <w:szCs w:val="18"/>
+                <w:lang w:val="en-US"/>
+              </w:rPr>
+            </w:pPr>
+            <w:r>
+              <w:rPr>
+                <w:rFonts w:ascii="Courier New" w:hAnsi="Courier New" w:cs="Courier New"/>
                 <w:sz w:val="18"/>
                 <w:szCs w:val="18"/>
                 <w:lang w:val="en-US"/>
@@ -27180,110 +28303,129 @@
               <w:t>curl "http://localhost:8080/assistant/ask?q=What+is+the+average+price+per+category?"</w:t>
             </w:r>
           </w:p>
-        </w:tc>
-      </w:tr>
-      <w:tr>
-        <w:tc>
-          <w:tcPr>
-            <w:tcW w:w="9026" w:type="dxa"/>
-            <w:tcBorders>
-              <w:top w:val="none" w:sz="0" w:space="0" w:color="FFFFFF"/>
-              <w:left w:val="none" w:sz="0" w:space="0" w:color="FFFFFF"/>
-              <w:bottom w:val="none" w:sz="0" w:space="0" w:color="FFFFFF"/>
-              <w:right w:val="none" w:sz="0" w:space="0" w:color="FFFFFF"/>
-            </w:tcBorders>
-            <w:shd w:val="clear" w:color="auto" w:fill="1E1E1E"/>
-            <w:tcMar>
-              <w:top w:w="40" w:type="dxa"/>
-              <w:left w:w="200" w:type="dxa"/>
-              <w:bottom w:w="40" w:type="dxa"/>
-              <w:right w:w="180" w:type="dxa"/>
-            </w:tcMar>
-          </w:tcPr>
-          <w:p>
-            <w:pPr>
-              <w:spacing w:before="20" w:after="20"/>
-              <w:rPr>
-                <w:lang w:val="en-US"/>
-              </w:rPr>
-            </w:pPr>
-          </w:p>
-        </w:tc>
-      </w:tr>
-      <w:tr>
-        <w:tc>
-          <w:tcPr>
-            <w:tcW w:w="9026" w:type="dxa"/>
-            <w:tcBorders>
-              <w:top w:val="none" w:sz="0" w:space="0" w:color="FFFFFF"/>
-              <w:left w:val="none" w:sz="0" w:space="0" w:color="FFFFFF"/>
-              <w:bottom w:val="none" w:sz="0" w:space="0" w:color="FFFFFF"/>
-              <w:right w:val="none" w:sz="0" w:space="0" w:color="FFFFFF"/>
-            </w:tcBorders>
-            <w:shd w:val="clear" w:color="auto" w:fill="1E1E1E"/>
-            <w:tcMar>
-              <w:top w:w="40" w:type="dxa"/>
-              <w:left w:w="200" w:type="dxa"/>
-              <w:bottom w:w="40" w:type="dxa"/>
-              <w:right w:w="180" w:type="dxa"/>
-            </w:tcMar>
-          </w:tcPr>
-          <w:p>
-            <w:pPr>
-              <w:spacing w:before="20" w:after="20"/>
-            </w:pPr>
-            <w:r>
-              <w:rPr>
-                <w:rFonts w:ascii="Courier New" w:eastAsia="Courier New" w:hAnsi="Courier New" w:cs="Courier New"/>
-                <w:color w:val="D4D4D4"/>
-                <w:sz w:val="18"/>
-                <w:szCs w:val="18"/>
-              </w:rPr>
-              <w:t xml:space="preserve"># Stock bajo — LLM genera HQL con filtro </w:t>
-            </w:r>
+          <w:p>
+            <w:pPr>
+              <w:autoSpaceDE w:val="0"/>
+              <w:autoSpaceDN w:val="0"/>
+              <w:adjustRightInd w:val="0"/>
+              <w:rPr>
+                <w:rFonts w:ascii="Courier New" w:hAnsi="Courier New" w:cs="Courier New"/>
+                <w:sz w:val="18"/>
+                <w:szCs w:val="18"/>
+                <w:lang w:val="en-US"/>
+              </w:rPr>
+            </w:pPr>
+          </w:p>
+          <w:p>
+            <w:pPr>
+              <w:autoSpaceDE w:val="0"/>
+              <w:autoSpaceDN w:val="0"/>
+              <w:adjustRightInd w:val="0"/>
+              <w:rPr>
+                <w:rFonts w:ascii="Courier New" w:hAnsi="Courier New" w:cs="Courier New"/>
+                <w:sz w:val="18"/>
+                <w:szCs w:val="18"/>
+                <w:lang w:val="en-US"/>
+              </w:rPr>
+            </w:pPr>
+            <w:r>
+              <w:rPr>
+                <w:rFonts w:ascii="Courier New" w:hAnsi="Courier New" w:cs="Courier New"/>
+                <w:sz w:val="18"/>
+                <w:szCs w:val="18"/>
+                <w:lang w:val="en-US"/>
+              </w:rPr>
+              <w:t xml:space="preserve"># Stock </w:t>
+            </w:r>
+            <w:proofErr w:type="spellStart"/>
+            <w:r>
+              <w:rPr>
+                <w:rFonts w:ascii="Courier New" w:hAnsi="Courier New" w:cs="Courier New"/>
+                <w:sz w:val="18"/>
+                <w:szCs w:val="18"/>
+                <w:lang w:val="en-US"/>
+              </w:rPr>
+              <w:t>baixo</w:t>
+            </w:r>
+            <w:proofErr w:type="spellEnd"/>
+            <w:r>
+              <w:rPr>
+                <w:rFonts w:ascii="Courier New" w:hAnsi="Courier New" w:cs="Courier New"/>
+                <w:sz w:val="18"/>
+                <w:szCs w:val="18"/>
+                <w:lang w:val="en-US"/>
+              </w:rPr>
+              <w:t xml:space="preserve"> — LLM </w:t>
+            </w:r>
+            <w:proofErr w:type="spellStart"/>
+            <w:r>
+              <w:rPr>
+                <w:rFonts w:ascii="Courier New" w:hAnsi="Courier New" w:cs="Courier New"/>
+                <w:sz w:val="18"/>
+                <w:szCs w:val="18"/>
+                <w:lang w:val="en-US"/>
+              </w:rPr>
+              <w:t>gera</w:t>
+            </w:r>
+            <w:proofErr w:type="spellEnd"/>
+            <w:r>
+              <w:rPr>
+                <w:rFonts w:ascii="Courier New" w:hAnsi="Courier New" w:cs="Courier New"/>
+                <w:sz w:val="18"/>
+                <w:szCs w:val="18"/>
+                <w:lang w:val="en-US"/>
+              </w:rPr>
+              <w:t xml:space="preserve"> HQL com </w:t>
+            </w:r>
+            <w:proofErr w:type="spellStart"/>
+            <w:r>
+              <w:rPr>
+                <w:rFonts w:ascii="Courier New" w:hAnsi="Courier New" w:cs="Courier New"/>
+                <w:sz w:val="18"/>
+                <w:szCs w:val="18"/>
+                <w:lang w:val="en-US"/>
+              </w:rPr>
+              <w:t>filtro</w:t>
+            </w:r>
+            <w:proofErr w:type="spellEnd"/>
+            <w:r>
+              <w:rPr>
+                <w:rFonts w:ascii="Courier New" w:hAnsi="Courier New" w:cs="Courier New"/>
+                <w:sz w:val="18"/>
+                <w:szCs w:val="18"/>
+                <w:lang w:val="en-US"/>
+              </w:rPr>
+              <w:t xml:space="preserve"> </w:t>
+            </w:r>
+            <w:proofErr w:type="spellStart"/>
             <w:proofErr w:type="gramStart"/>
             <w:r>
               <w:rPr>
-                <w:rFonts w:ascii="Courier New" w:eastAsia="Courier New" w:hAnsi="Courier New" w:cs="Courier New"/>
-                <w:color w:val="D4D4D4"/>
-                <w:sz w:val="18"/>
-                <w:szCs w:val="18"/>
+                <w:rFonts w:ascii="Courier New" w:hAnsi="Courier New" w:cs="Courier New"/>
+                <w:sz w:val="18"/>
+                <w:szCs w:val="18"/>
+                <w:lang w:val="en-US"/>
               </w:rPr>
               <w:t>p.stock</w:t>
             </w:r>
+            <w:proofErr w:type="spellEnd"/>
             <w:proofErr w:type="gramEnd"/>
           </w:p>
-        </w:tc>
-      </w:tr>
-      <w:tr>
-        <w:tc>
-          <w:tcPr>
-            <w:tcW w:w="9026" w:type="dxa"/>
-            <w:tcBorders>
-              <w:top w:val="none" w:sz="0" w:space="0" w:color="FFFFFF"/>
-              <w:left w:val="none" w:sz="0" w:space="0" w:color="FFFFFF"/>
-              <w:bottom w:val="none" w:sz="0" w:space="0" w:color="FFFFFF"/>
-              <w:right w:val="none" w:sz="0" w:space="0" w:color="FFFFFF"/>
-            </w:tcBorders>
-            <w:shd w:val="clear" w:color="auto" w:fill="1E1E1E"/>
-            <w:tcMar>
-              <w:top w:w="40" w:type="dxa"/>
-              <w:left w:w="200" w:type="dxa"/>
-              <w:bottom w:w="40" w:type="dxa"/>
-              <w:right w:w="180" w:type="dxa"/>
-            </w:tcMar>
-          </w:tcPr>
-          <w:p>
-            <w:pPr>
-              <w:spacing w:before="20" w:after="20"/>
-              <w:rPr>
-                <w:lang w:val="en-US"/>
-              </w:rPr>
-            </w:pPr>
-            <w:r>
-              <w:rPr>
-                <w:rFonts w:ascii="Courier New" w:eastAsia="Courier New" w:hAnsi="Courier New" w:cs="Courier New"/>
-                <w:color w:val="D4D4D4"/>
+          <w:p>
+            <w:pPr>
+              <w:autoSpaceDE w:val="0"/>
+              <w:autoSpaceDN w:val="0"/>
+              <w:adjustRightInd w:val="0"/>
+              <w:rPr>
+                <w:rFonts w:ascii="Courier New" w:hAnsi="Courier New" w:cs="Courier New"/>
+                <w:sz w:val="18"/>
+                <w:szCs w:val="18"/>
+                <w:lang w:val="en-US"/>
+              </w:rPr>
+            </w:pPr>
+            <w:r>
+              <w:rPr>
+                <w:rFonts w:ascii="Courier New" w:hAnsi="Courier New" w:cs="Courier New"/>
                 <w:sz w:val="18"/>
                 <w:szCs w:val="18"/>
                 <w:lang w:val="en-US"/>
@@ -27291,99 +28433,54 @@
               <w:t>curl "http://localhost:8080/assistant/ask?q=Which+products+have+less+than+10+items+in+stock?"</w:t>
             </w:r>
           </w:p>
-        </w:tc>
-      </w:tr>
-      <w:tr>
-        <w:tc>
-          <w:tcPr>
-            <w:tcW w:w="9026" w:type="dxa"/>
-            <w:tcBorders>
-              <w:top w:val="none" w:sz="0" w:space="0" w:color="FFFFFF"/>
-              <w:left w:val="none" w:sz="0" w:space="0" w:color="FFFFFF"/>
-              <w:bottom w:val="none" w:sz="0" w:space="0" w:color="FFFFFF"/>
-              <w:right w:val="none" w:sz="0" w:space="0" w:color="FFFFFF"/>
-            </w:tcBorders>
-            <w:shd w:val="clear" w:color="auto" w:fill="1E1E1E"/>
-            <w:tcMar>
-              <w:top w:w="40" w:type="dxa"/>
-              <w:left w:w="200" w:type="dxa"/>
-              <w:bottom w:w="40" w:type="dxa"/>
-              <w:right w:w="180" w:type="dxa"/>
-            </w:tcMar>
-          </w:tcPr>
-          <w:p>
-            <w:pPr>
-              <w:spacing w:before="20" w:after="20"/>
-              <w:rPr>
-                <w:lang w:val="en-US"/>
-              </w:rPr>
-            </w:pPr>
-          </w:p>
-        </w:tc>
-      </w:tr>
-      <w:tr>
-        <w:tc>
-          <w:tcPr>
-            <w:tcW w:w="9026" w:type="dxa"/>
-            <w:tcBorders>
-              <w:top w:val="none" w:sz="0" w:space="0" w:color="FFFFFF"/>
-              <w:left w:val="none" w:sz="0" w:space="0" w:color="FFFFFF"/>
-              <w:bottom w:val="none" w:sz="0" w:space="0" w:color="FFFFFF"/>
-              <w:right w:val="none" w:sz="0" w:space="0" w:color="FFFFFF"/>
-            </w:tcBorders>
-            <w:shd w:val="clear" w:color="auto" w:fill="1E1E1E"/>
-            <w:tcMar>
-              <w:top w:w="40" w:type="dxa"/>
-              <w:left w:w="200" w:type="dxa"/>
-              <w:bottom w:w="40" w:type="dxa"/>
-              <w:right w:w="180" w:type="dxa"/>
-            </w:tcMar>
-          </w:tcPr>
-          <w:p>
-            <w:pPr>
-              <w:spacing w:before="20" w:after="20"/>
-            </w:pPr>
-            <w:r>
-              <w:rPr>
-                <w:rFonts w:ascii="Courier New" w:eastAsia="Courier New" w:hAnsi="Courier New" w:cs="Courier New"/>
-                <w:color w:val="D4D4D4"/>
-                <w:sz w:val="18"/>
-                <w:szCs w:val="18"/>
-              </w:rPr>
-              <w:t># Pregunta cruzada — LLM genera HQL con GROUP BY + HAVING</w:t>
-            </w:r>
-          </w:p>
-        </w:tc>
-      </w:tr>
-      <w:tr>
-        <w:tc>
-          <w:tcPr>
-            <w:tcW w:w="9026" w:type="dxa"/>
-            <w:tcBorders>
-              <w:top w:val="none" w:sz="0" w:space="0" w:color="FFFFFF"/>
-              <w:left w:val="none" w:sz="0" w:space="0" w:color="FFFFFF"/>
-              <w:bottom w:val="none" w:sz="0" w:space="0" w:color="FFFFFF"/>
-              <w:right w:val="none" w:sz="0" w:space="0" w:color="FFFFFF"/>
-            </w:tcBorders>
-            <w:shd w:val="clear" w:color="auto" w:fill="1E1E1E"/>
-            <w:tcMar>
-              <w:top w:w="40" w:type="dxa"/>
-              <w:left w:w="200" w:type="dxa"/>
-              <w:bottom w:w="40" w:type="dxa"/>
-              <w:right w:w="180" w:type="dxa"/>
-            </w:tcMar>
-          </w:tcPr>
-          <w:p>
-            <w:pPr>
-              <w:spacing w:before="20" w:after="20"/>
-              <w:rPr>
-                <w:lang w:val="en-US"/>
-              </w:rPr>
-            </w:pPr>
-            <w:r>
-              <w:rPr>
-                <w:rFonts w:ascii="Courier New" w:eastAsia="Courier New" w:hAnsi="Courier New" w:cs="Courier New"/>
-                <w:color w:val="D4D4D4"/>
+          <w:p>
+            <w:pPr>
+              <w:autoSpaceDE w:val="0"/>
+              <w:autoSpaceDN w:val="0"/>
+              <w:adjustRightInd w:val="0"/>
+              <w:rPr>
+                <w:rFonts w:ascii="Courier New" w:hAnsi="Courier New" w:cs="Courier New"/>
+                <w:sz w:val="18"/>
+                <w:szCs w:val="18"/>
+                <w:lang w:val="en-US"/>
+              </w:rPr>
+            </w:pPr>
+          </w:p>
+          <w:p>
+            <w:pPr>
+              <w:autoSpaceDE w:val="0"/>
+              <w:autoSpaceDN w:val="0"/>
+              <w:adjustRightInd w:val="0"/>
+              <w:rPr>
+                <w:rFonts w:ascii="Courier New" w:hAnsi="Courier New" w:cs="Courier New"/>
+                <w:sz w:val="18"/>
+                <w:szCs w:val="18"/>
+              </w:rPr>
+            </w:pPr>
+            <w:r>
+              <w:rPr>
+                <w:rFonts w:ascii="Courier New" w:hAnsi="Courier New" w:cs="Courier New"/>
+                <w:sz w:val="18"/>
+                <w:szCs w:val="18"/>
+              </w:rPr>
+              <w:t># Pergunta cruzada — LLM gera HQL com GROUP BY + HAVING</w:t>
+            </w:r>
+          </w:p>
+          <w:p>
+            <w:pPr>
+              <w:autoSpaceDE w:val="0"/>
+              <w:autoSpaceDN w:val="0"/>
+              <w:adjustRightInd w:val="0"/>
+              <w:rPr>
+                <w:rFonts w:ascii="Courier New" w:hAnsi="Courier New" w:cs="Courier New"/>
+                <w:sz w:val="18"/>
+                <w:szCs w:val="18"/>
+                <w:lang w:val="en-US"/>
+              </w:rPr>
+            </w:pPr>
+            <w:r>
+              <w:rPr>
+                <w:rFonts w:ascii="Courier New" w:hAnsi="Courier New" w:cs="Courier New"/>
                 <w:sz w:val="18"/>
                 <w:szCs w:val="18"/>
                 <w:lang w:val="en-US"/>
@@ -27391,146 +28488,113 @@
               <w:t>curl "http://localhost:8080/assistant/ask?q=Which+categories+have+more+than+5+products?"</w:t>
             </w:r>
           </w:p>
-        </w:tc>
-      </w:tr>
-      <w:tr>
-        <w:tc>
-          <w:tcPr>
-            <w:tcW w:w="9026" w:type="dxa"/>
-            <w:tcBorders>
-              <w:top w:val="none" w:sz="0" w:space="0" w:color="FFFFFF"/>
-              <w:left w:val="none" w:sz="0" w:space="0" w:color="FFFFFF"/>
-              <w:bottom w:val="none" w:sz="0" w:space="0" w:color="FFFFFF"/>
-              <w:right w:val="none" w:sz="0" w:space="0" w:color="FFFFFF"/>
-            </w:tcBorders>
-            <w:shd w:val="clear" w:color="auto" w:fill="1E1E1E"/>
-            <w:tcMar>
-              <w:top w:w="40" w:type="dxa"/>
-              <w:left w:w="200" w:type="dxa"/>
-              <w:bottom w:w="40" w:type="dxa"/>
-              <w:right w:w="180" w:type="dxa"/>
-            </w:tcMar>
-          </w:tcPr>
-          <w:p>
-            <w:pPr>
-              <w:spacing w:before="20" w:after="20"/>
-              <w:rPr>
-                <w:lang w:val="en-US"/>
-              </w:rPr>
-            </w:pPr>
-          </w:p>
-        </w:tc>
-      </w:tr>
-      <w:tr>
-        <w:tc>
-          <w:tcPr>
-            <w:tcW w:w="9026" w:type="dxa"/>
-            <w:tcBorders>
-              <w:top w:val="none" w:sz="0" w:space="0" w:color="FFFFFF"/>
-              <w:left w:val="none" w:sz="0" w:space="0" w:color="FFFFFF"/>
-              <w:bottom w:val="none" w:sz="0" w:space="0" w:color="FFFFFF"/>
-              <w:right w:val="none" w:sz="0" w:space="0" w:color="FFFFFF"/>
-            </w:tcBorders>
-            <w:shd w:val="clear" w:color="auto" w:fill="1E1E1E"/>
-            <w:tcMar>
-              <w:top w:w="40" w:type="dxa"/>
-              <w:left w:w="200" w:type="dxa"/>
-              <w:bottom w:w="40" w:type="dxa"/>
-              <w:right w:w="180" w:type="dxa"/>
-            </w:tcMar>
-          </w:tcPr>
-          <w:p>
-            <w:pPr>
-              <w:spacing w:before="20" w:after="20"/>
-              <w:rPr>
-                <w:lang w:val="es-ES"/>
-              </w:rPr>
-            </w:pPr>
-            <w:r>
-              <w:rPr>
-                <w:rFonts w:ascii="Courier New" w:eastAsia="Courier New" w:hAnsi="Courier New" w:cs="Courier New"/>
-                <w:color w:val="D4D4D4"/>
-                <w:sz w:val="18"/>
-                <w:szCs w:val="18"/>
-                <w:lang w:val="es-ES"/>
-              </w:rPr>
-              <w:t># Write attempt — bloqueado por HibernateQueryTool (validación de prefijo)</w:t>
-            </w:r>
-          </w:p>
-        </w:tc>
-      </w:tr>
-      <w:tr>
-        <w:tc>
-          <w:tcPr>
-            <w:tcW w:w="9026" w:type="dxa"/>
-            <w:tcBorders>
-              <w:top w:val="none" w:sz="0" w:space="0" w:color="FFFFFF"/>
-              <w:left w:val="none" w:sz="0" w:space="0" w:color="FFFFFF"/>
-              <w:bottom w:val="none" w:sz="0" w:space="0" w:color="FFFFFF"/>
-              <w:right w:val="none" w:sz="0" w:space="0" w:color="FFFFFF"/>
-            </w:tcBorders>
-            <w:shd w:val="clear" w:color="auto" w:fill="1E1E1E"/>
-            <w:tcMar>
-              <w:top w:w="40" w:type="dxa"/>
-              <w:left w:w="200" w:type="dxa"/>
-              <w:bottom w:w="40" w:type="dxa"/>
-              <w:right w:w="180" w:type="dxa"/>
-            </w:tcMar>
-          </w:tcPr>
-          <w:p>
-            <w:pPr>
-              <w:spacing w:before="20" w:after="20"/>
-              <w:rPr>
-                <w:lang w:val="en-US"/>
-              </w:rPr>
-            </w:pPr>
-            <w:r>
-              <w:rPr>
-                <w:rFonts w:ascii="Courier New" w:eastAsia="Courier New" w:hAnsi="Courier New" w:cs="Courier New"/>
-                <w:color w:val="D4D4D4"/>
+          <w:p>
+            <w:pPr>
+              <w:autoSpaceDE w:val="0"/>
+              <w:autoSpaceDN w:val="0"/>
+              <w:adjustRightInd w:val="0"/>
+              <w:rPr>
+                <w:rFonts w:ascii="Courier New" w:hAnsi="Courier New" w:cs="Courier New"/>
+                <w:sz w:val="18"/>
+                <w:szCs w:val="18"/>
+                <w:lang w:val="en-US"/>
+              </w:rPr>
+            </w:pPr>
+          </w:p>
+          <w:p>
+            <w:pPr>
+              <w:autoSpaceDE w:val="0"/>
+              <w:autoSpaceDN w:val="0"/>
+              <w:adjustRightInd w:val="0"/>
+              <w:rPr>
+                <w:rFonts w:ascii="Courier New" w:hAnsi="Courier New" w:cs="Courier New"/>
+                <w:sz w:val="18"/>
+                <w:szCs w:val="18"/>
+              </w:rPr>
+            </w:pPr>
+            <w:r>
+              <w:rPr>
+                <w:rFonts w:ascii="Courier New" w:hAnsi="Courier New" w:cs="Courier New"/>
+                <w:sz w:val="18"/>
+                <w:szCs w:val="18"/>
+              </w:rPr>
+              <w:t xml:space="preserve"># </w:t>
+            </w:r>
+            <w:proofErr w:type="spellStart"/>
+            <w:r>
+              <w:rPr>
+                <w:rFonts w:ascii="Courier New" w:hAnsi="Courier New" w:cs="Courier New"/>
+                <w:sz w:val="18"/>
+                <w:szCs w:val="18"/>
+              </w:rPr>
+              <w:t>Write</w:t>
+            </w:r>
+            <w:proofErr w:type="spellEnd"/>
+            <w:r>
+              <w:rPr>
+                <w:rFonts w:ascii="Courier New" w:hAnsi="Courier New" w:cs="Courier New"/>
+                <w:sz w:val="18"/>
+                <w:szCs w:val="18"/>
+              </w:rPr>
+              <w:t xml:space="preserve"> </w:t>
+            </w:r>
+            <w:proofErr w:type="spellStart"/>
+            <w:r>
+              <w:rPr>
+                <w:rFonts w:ascii="Courier New" w:hAnsi="Courier New" w:cs="Courier New"/>
+                <w:sz w:val="18"/>
+                <w:szCs w:val="18"/>
+              </w:rPr>
+              <w:t>attempt</w:t>
+            </w:r>
+            <w:proofErr w:type="spellEnd"/>
+            <w:r>
+              <w:rPr>
+                <w:rFonts w:ascii="Courier New" w:hAnsi="Courier New" w:cs="Courier New"/>
+                <w:sz w:val="18"/>
+                <w:szCs w:val="18"/>
+              </w:rPr>
+              <w:t xml:space="preserve"> — bloqueado pelo </w:t>
+            </w:r>
+            <w:proofErr w:type="spellStart"/>
+            <w:r>
+              <w:rPr>
+                <w:rFonts w:ascii="Courier New" w:hAnsi="Courier New" w:cs="Courier New"/>
+                <w:sz w:val="18"/>
+                <w:szCs w:val="18"/>
+              </w:rPr>
+              <w:t>HqlQueryExecutor</w:t>
+            </w:r>
+            <w:proofErr w:type="spellEnd"/>
+            <w:r>
+              <w:rPr>
+                <w:rFonts w:ascii="Courier New" w:hAnsi="Courier New" w:cs="Courier New"/>
+                <w:sz w:val="18"/>
+                <w:szCs w:val="18"/>
+              </w:rPr>
+              <w:t xml:space="preserve"> (validação de prefixo)</w:t>
+            </w:r>
+          </w:p>
+          <w:p>
+            <w:pPr>
+              <w:autoSpaceDE w:val="0"/>
+              <w:autoSpaceDN w:val="0"/>
+              <w:adjustRightInd w:val="0"/>
+              <w:rPr>
+                <w:rFonts w:ascii="Courier New" w:hAnsi="Courier New" w:cs="Courier New"/>
+                <w:sz w:val="18"/>
+                <w:szCs w:val="18"/>
+                <w:lang w:val="en-US"/>
+              </w:rPr>
+            </w:pPr>
+            <w:r>
+              <w:rPr>
+                <w:rFonts w:ascii="Courier New" w:hAnsi="Courier New" w:cs="Courier New"/>
                 <w:sz w:val="18"/>
                 <w:szCs w:val="18"/>
                 <w:lang w:val="en-US"/>
               </w:rPr>
               <w:t>curl "http://localhost:8080/assistant/ask?q=Delete+all+products+cheaper+than+10+euros"</w:t>
-            </w:r>
-          </w:p>
-        </w:tc>
-      </w:tr>
-      <w:tr>
-        <w:tc>
-          <w:tcPr>
-            <w:tcW w:w="9026" w:type="dxa"/>
-            <w:tcBorders>
-              <w:top w:val="none" w:sz="0" w:space="0" w:color="FFFFFF"/>
-              <w:left w:val="none" w:sz="0" w:space="0" w:color="FFFFFF"/>
-              <w:bottom w:val="none" w:sz="0" w:space="0" w:color="FFFFFF"/>
-              <w:right w:val="none" w:sz="0" w:space="0" w:color="FFFFFF"/>
-            </w:tcBorders>
-            <w:shd w:val="clear" w:color="auto" w:fill="1E1E1E"/>
-            <w:tcMar>
-              <w:top w:w="40" w:type="dxa"/>
-              <w:left w:w="200" w:type="dxa"/>
-              <w:bottom w:w="40" w:type="dxa"/>
-              <w:right w:w="180" w:type="dxa"/>
-            </w:tcMar>
-          </w:tcPr>
-          <w:p>
-            <w:pPr>
-              <w:spacing w:before="20" w:after="20"/>
-              <w:rPr>
-                <w:lang w:val="en-US"/>
-              </w:rPr>
-            </w:pPr>
-            <w:r>
-              <w:rPr>
-                <w:rFonts w:ascii="Courier New" w:eastAsia="Courier New" w:hAnsi="Courier New" w:cs="Courier New"/>
-                <w:color w:val="D4D4D4"/>
-                <w:sz w:val="18"/>
-                <w:szCs w:val="18"/>
-                <w:lang w:val="en-US"/>
-              </w:rPr>
-              <w:t># → HQL query error: Only SELECT/FROM queries are allowed.</w:t>
             </w:r>
           </w:p>
         </w:tc>
@@ -27558,9 +28622,8 @@
           <w:szCs w:val="20"/>
           <w:lang w:val="es-ES"/>
         </w:rPr>
-        <w:t xml:space="preserve">Ejemplos de </w:t>
-      </w:r>
-      <w:proofErr w:type="spellStart"/>
+        <w:t xml:space="preserve">Ejemplos </w:t>
+      </w:r>
       <w:r>
         <w:rPr>
           <w:i/>
@@ -27570,9 +28633,9 @@
           <w:szCs w:val="20"/>
           <w:lang w:val="es-ES"/>
         </w:rPr>
-        <w:t>queries</w:t>
-      </w:r>
-      <w:proofErr w:type="spellEnd"/>
+        <w:t xml:space="preserve">de </w:t>
+      </w:r>
+      <w:proofErr w:type="spellStart"/>
       <w:r>
         <w:rPr>
           <w:i/>
@@ -27582,9 +28645,9 @@
           <w:szCs w:val="20"/>
           <w:lang w:val="es-ES"/>
         </w:rPr>
-        <w:t xml:space="preserve"> para la demo en vivo (</w:t>
-      </w:r>
-      <w:proofErr w:type="spellStart"/>
+        <w:t>queries</w:t>
+      </w:r>
+      <w:proofErr w:type="spellEnd"/>
       <w:r>
         <w:rPr>
           <w:i/>
@@ -27594,9 +28657,8 @@
           <w:szCs w:val="20"/>
           <w:lang w:val="es-ES"/>
         </w:rPr>
-        <w:t>curl</w:t>
-      </w:r>
-      <w:proofErr w:type="spellEnd"/>
+        <w:t xml:space="preserve"> para </w:t>
+      </w:r>
       <w:r>
         <w:rPr>
           <w:i/>
@@ -27606,7 +28668,718 @@
           <w:szCs w:val="20"/>
           <w:lang w:val="es-ES"/>
         </w:rPr>
+        <w:t xml:space="preserve">la </w:t>
+      </w:r>
+      <w:r>
+        <w:rPr>
+          <w:i/>
+          <w:iCs/>
+          <w:color w:val="595959"/>
+          <w:sz w:val="20"/>
+          <w:szCs w:val="20"/>
+          <w:lang w:val="es-ES"/>
+        </w:rPr>
+        <w:t>demo (</w:t>
+      </w:r>
+      <w:proofErr w:type="spellStart"/>
+      <w:r>
+        <w:rPr>
+          <w:i/>
+          <w:iCs/>
+          <w:color w:val="595959"/>
+          <w:sz w:val="20"/>
+          <w:szCs w:val="20"/>
+          <w:lang w:val="es-ES"/>
+        </w:rPr>
+        <w:t>curl</w:t>
+      </w:r>
+      <w:proofErr w:type="spellEnd"/>
+      <w:r>
+        <w:rPr>
+          <w:i/>
+          <w:iCs/>
+          <w:color w:val="595959"/>
+          <w:sz w:val="20"/>
+          <w:szCs w:val="20"/>
+          <w:lang w:val="es-ES"/>
+        </w:rPr>
         <w:t>)</w:t>
+      </w:r>
+    </w:p>
+    <w:tbl>
+      <w:tblPr>
+        <w:tblW w:w="9638" w:type="dxa"/>
+        <w:tblBorders>
+          <w:top w:val="single" w:sz="4" w:space="0" w:color="auto"/>
+          <w:left w:val="single" w:sz="4" w:space="0" w:color="auto"/>
+          <w:bottom w:val="single" w:sz="4" w:space="0" w:color="auto"/>
+          <w:right w:val="single" w:sz="4" w:space="0" w:color="auto"/>
+          <w:insideH w:val="single" w:sz="4" w:space="0" w:color="auto"/>
+          <w:insideV w:val="single" w:sz="4" w:space="0" w:color="auto"/>
+        </w:tblBorders>
+        <w:tblCellMar>
+          <w:left w:w="10" w:type="dxa"/>
+          <w:right w:w="10" w:type="dxa"/>
+        </w:tblCellMar>
+        <w:tblLook w:val="0000" w:firstRow="0" w:lastRow="0" w:firstColumn="0" w:lastColumn="0" w:noHBand="0" w:noVBand="0"/>
+      </w:tblPr>
+      <w:tblGrid>
+        <w:gridCol w:w="9638"/>
+      </w:tblGrid>
+      <w:tr>
+        <w:trPr>
+          <w:trHeight w:val="4633"/>
+        </w:trPr>
+        <w:tc>
+          <w:tcPr>
+            <w:tcW w:w="9638" w:type="dxa"/>
+            <w:tcBorders>
+              <w:top w:val="none" w:sz="0" w:space="0" w:color="FFFFFF"/>
+              <w:left w:val="none" w:sz="0" w:space="0" w:color="FFFFFF"/>
+              <w:bottom w:val="none" w:sz="0" w:space="0" w:color="FFFFFF"/>
+              <w:right w:val="none" w:sz="0" w:space="0" w:color="FFFFFF"/>
+            </w:tcBorders>
+            <w:shd w:val="clear" w:color="auto" w:fill="D5E8F0"/>
+            <w:tcMar>
+              <w:top w:w="60" w:type="dxa"/>
+              <w:left w:w="180" w:type="dxa"/>
+              <w:bottom w:w="60" w:type="dxa"/>
+              <w:right w:w="180" w:type="dxa"/>
+            </w:tcMar>
+          </w:tcPr>
+          <w:p>
+            <w:pPr>
+              <w:spacing w:before="30" w:after="30"/>
+              <w:rPr>
+                <w:rFonts w:ascii="Courier New" w:hAnsi="Courier New" w:cs="Courier New"/>
+                <w:color w:val="000000" w:themeColor="text1"/>
+                <w:sz w:val="18"/>
+                <w:szCs w:val="18"/>
+              </w:rPr>
+            </w:pPr>
+            <w:r>
+              <w:rPr>
+                <w:rFonts w:ascii="Courier New" w:hAnsi="Courier New" w:cs="Courier New"/>
+                <w:color w:val="000000" w:themeColor="text1"/>
+                <w:sz w:val="18"/>
+                <w:szCs w:val="18"/>
+              </w:rPr>
+              <w:t># Campos restri</w:t>
+            </w:r>
+            <w:r>
+              <w:rPr>
+                <w:rFonts w:ascii="Courier New" w:hAnsi="Courier New" w:cs="Courier New"/>
+                <w:color w:val="000000" w:themeColor="text1"/>
+                <w:sz w:val="18"/>
+                <w:szCs w:val="18"/>
+              </w:rPr>
+              <w:t>ngidos</w:t>
+            </w:r>
+            <w:r>
+              <w:rPr>
+                <w:rFonts w:ascii="Courier New" w:hAnsi="Courier New" w:cs="Courier New"/>
+                <w:color w:val="000000" w:themeColor="text1"/>
+                <w:sz w:val="18"/>
+                <w:szCs w:val="18"/>
+              </w:rPr>
+              <w:t xml:space="preserve"> — bloqueados </w:t>
+            </w:r>
+            <w:r>
+              <w:rPr>
+                <w:rFonts w:ascii="Courier New" w:hAnsi="Courier New" w:cs="Courier New"/>
+                <w:color w:val="000000" w:themeColor="text1"/>
+                <w:sz w:val="18"/>
+                <w:szCs w:val="18"/>
+              </w:rPr>
+              <w:t>por el</w:t>
+            </w:r>
+            <w:r>
+              <w:rPr>
+                <w:rFonts w:ascii="Courier New" w:hAnsi="Courier New" w:cs="Courier New"/>
+                <w:color w:val="000000" w:themeColor="text1"/>
+                <w:sz w:val="18"/>
+                <w:szCs w:val="18"/>
+              </w:rPr>
+              <w:t xml:space="preserve"> </w:t>
+            </w:r>
+            <w:proofErr w:type="spellStart"/>
+            <w:r>
+              <w:rPr>
+                <w:rFonts w:ascii="Courier New" w:hAnsi="Courier New" w:cs="Courier New"/>
+                <w:color w:val="000000" w:themeColor="text1"/>
+                <w:sz w:val="18"/>
+                <w:szCs w:val="18"/>
+              </w:rPr>
+              <w:t>HqlAccessValidator</w:t>
+            </w:r>
+            <w:proofErr w:type="spellEnd"/>
+          </w:p>
+          <w:p>
+            <w:pPr>
+              <w:spacing w:before="30" w:after="30"/>
+              <w:rPr>
+                <w:rFonts w:ascii="Courier New" w:hAnsi="Courier New" w:cs="Courier New"/>
+                <w:color w:val="000000" w:themeColor="text1"/>
+                <w:sz w:val="18"/>
+                <w:szCs w:val="18"/>
+              </w:rPr>
+            </w:pPr>
+            <w:proofErr w:type="spellStart"/>
+            <w:r>
+              <w:rPr>
+                <w:rFonts w:ascii="Courier New" w:hAnsi="Courier New" w:cs="Courier New"/>
+                <w:color w:val="000000" w:themeColor="text1"/>
+                <w:sz w:val="18"/>
+                <w:szCs w:val="18"/>
+              </w:rPr>
+              <w:t>curl</w:t>
+            </w:r>
+            <w:proofErr w:type="spellEnd"/>
+            <w:r>
+              <w:rPr>
+                <w:rFonts w:ascii="Courier New" w:hAnsi="Courier New" w:cs="Courier New"/>
+                <w:color w:val="000000" w:themeColor="text1"/>
+                <w:sz w:val="18"/>
+                <w:szCs w:val="18"/>
+              </w:rPr>
+              <w:t xml:space="preserve"> "http://localhost:8080/assistant/ask?q=What+is+the+cost+price+of+each+product?"</w:t>
+            </w:r>
+          </w:p>
+          <w:p>
+            <w:pPr>
+              <w:spacing w:before="30" w:after="30"/>
+              <w:rPr>
+                <w:rFonts w:ascii="Courier New" w:hAnsi="Courier New" w:cs="Courier New"/>
+                <w:color w:val="000000" w:themeColor="text1"/>
+                <w:sz w:val="18"/>
+                <w:szCs w:val="18"/>
+              </w:rPr>
+            </w:pPr>
+            <w:proofErr w:type="spellStart"/>
+            <w:r>
+              <w:rPr>
+                <w:rFonts w:ascii="Courier New" w:hAnsi="Courier New" w:cs="Courier New"/>
+                <w:color w:val="000000" w:themeColor="text1"/>
+                <w:sz w:val="18"/>
+                <w:szCs w:val="18"/>
+              </w:rPr>
+              <w:t>curl</w:t>
+            </w:r>
+            <w:proofErr w:type="spellEnd"/>
+            <w:r>
+              <w:rPr>
+                <w:rFonts w:ascii="Courier New" w:hAnsi="Courier New" w:cs="Courier New"/>
+                <w:color w:val="000000" w:themeColor="text1"/>
+                <w:sz w:val="18"/>
+                <w:szCs w:val="18"/>
+              </w:rPr>
+              <w:t xml:space="preserve"> "http://localhost:8080/assistant/ask?q=Which+product+has+the+highest+cost+price?"</w:t>
+            </w:r>
+          </w:p>
+          <w:p>
+            <w:pPr>
+              <w:spacing w:before="30" w:after="30"/>
+              <w:rPr>
+                <w:rFonts w:ascii="Courier New" w:hAnsi="Courier New" w:cs="Courier New"/>
+                <w:color w:val="000000" w:themeColor="text1"/>
+                <w:sz w:val="18"/>
+                <w:szCs w:val="18"/>
+                <w:lang w:val="en-US"/>
+              </w:rPr>
+            </w:pPr>
+            <w:r>
+              <w:rPr>
+                <w:rFonts w:ascii="Courier New" w:hAnsi="Courier New" w:cs="Courier New"/>
+                <w:color w:val="000000" w:themeColor="text1"/>
+                <w:sz w:val="18"/>
+                <w:szCs w:val="18"/>
+                <w:lang w:val="en-US"/>
+              </w:rPr>
+              <w:t>curl "http://localhost:8080/assistant/ask?q=Show+me+the+margin+between+price+and+cost+price"</w:t>
+            </w:r>
+          </w:p>
+          <w:p>
+            <w:pPr>
+              <w:spacing w:before="30" w:after="30"/>
+              <w:rPr>
+                <w:rFonts w:ascii="Courier New" w:hAnsi="Courier New" w:cs="Courier New"/>
+                <w:color w:val="000000" w:themeColor="text1"/>
+                <w:sz w:val="18"/>
+                <w:szCs w:val="18"/>
+                <w:lang w:val="en-US"/>
+              </w:rPr>
+            </w:pPr>
+            <w:r>
+              <w:rPr>
+                <w:rFonts w:ascii="Courier New" w:hAnsi="Courier New" w:cs="Courier New"/>
+                <w:color w:val="000000" w:themeColor="text1"/>
+                <w:sz w:val="18"/>
+                <w:szCs w:val="18"/>
+                <w:lang w:val="en-US"/>
+              </w:rPr>
+              <w:t xml:space="preserve"># </w:t>
+            </w:r>
+            <w:proofErr w:type="spellStart"/>
+            <w:r>
+              <w:rPr>
+                <w:rFonts w:ascii="Courier New" w:hAnsi="Courier New" w:cs="Courier New"/>
+                <w:color w:val="000000" w:themeColor="text1"/>
+                <w:sz w:val="18"/>
+                <w:szCs w:val="18"/>
+                <w:lang w:val="en-US"/>
+              </w:rPr>
+              <w:t>supplierCode</w:t>
+            </w:r>
+            <w:proofErr w:type="spellEnd"/>
+          </w:p>
+          <w:p>
+            <w:pPr>
+              <w:spacing w:before="30" w:after="30"/>
+              <w:rPr>
+                <w:rFonts w:ascii="Courier New" w:hAnsi="Courier New" w:cs="Courier New"/>
+                <w:color w:val="000000" w:themeColor="text1"/>
+                <w:sz w:val="18"/>
+                <w:szCs w:val="18"/>
+                <w:lang w:val="en-US"/>
+              </w:rPr>
+            </w:pPr>
+            <w:r>
+              <w:rPr>
+                <w:rFonts w:ascii="Courier New" w:hAnsi="Courier New" w:cs="Courier New"/>
+                <w:color w:val="000000" w:themeColor="text1"/>
+                <w:sz w:val="18"/>
+                <w:szCs w:val="18"/>
+                <w:lang w:val="en-US"/>
+              </w:rPr>
+              <w:t>curl "http://localhost:8080/assistant/ask?q=Show+me+the+supplier+code+for+all+products"</w:t>
+            </w:r>
+          </w:p>
+          <w:p>
+            <w:pPr>
+              <w:spacing w:before="30" w:after="30"/>
+              <w:rPr>
+                <w:rFonts w:ascii="Courier New" w:hAnsi="Courier New" w:cs="Courier New"/>
+                <w:color w:val="000000" w:themeColor="text1"/>
+                <w:sz w:val="18"/>
+                <w:szCs w:val="18"/>
+                <w:lang w:val="en-US"/>
+              </w:rPr>
+            </w:pPr>
+            <w:r>
+              <w:rPr>
+                <w:rFonts w:ascii="Courier New" w:hAnsi="Courier New" w:cs="Courier New"/>
+                <w:color w:val="000000" w:themeColor="text1"/>
+                <w:sz w:val="18"/>
+                <w:szCs w:val="18"/>
+                <w:lang w:val="en-US"/>
+              </w:rPr>
+              <w:t>curl "http://localhost:8080/assistant/ask?q=List+products+with+their+supplier+codes"</w:t>
+            </w:r>
+          </w:p>
+          <w:p>
+            <w:pPr>
+              <w:spacing w:before="30" w:after="30"/>
+              <w:rPr>
+                <w:rFonts w:ascii="Courier New" w:hAnsi="Courier New" w:cs="Courier New"/>
+                <w:color w:val="000000" w:themeColor="text1"/>
+                <w:sz w:val="18"/>
+                <w:szCs w:val="18"/>
+              </w:rPr>
+            </w:pPr>
+            <w:r>
+              <w:rPr>
+                <w:rFonts w:ascii="Courier New" w:hAnsi="Courier New" w:cs="Courier New"/>
+                <w:color w:val="000000" w:themeColor="text1"/>
+                <w:sz w:val="18"/>
+                <w:szCs w:val="18"/>
+              </w:rPr>
+              <w:t># entidade desconhecida</w:t>
+            </w:r>
+          </w:p>
+          <w:p>
+            <w:pPr>
+              <w:spacing w:before="30" w:after="30"/>
+              <w:rPr>
+                <w:rFonts w:ascii="Courier New" w:hAnsi="Courier New" w:cs="Courier New"/>
+                <w:color w:val="000000" w:themeColor="text1"/>
+                <w:sz w:val="18"/>
+                <w:szCs w:val="18"/>
+              </w:rPr>
+            </w:pPr>
+            <w:proofErr w:type="spellStart"/>
+            <w:r>
+              <w:rPr>
+                <w:rFonts w:ascii="Courier New" w:hAnsi="Courier New" w:cs="Courier New"/>
+                <w:color w:val="000000" w:themeColor="text1"/>
+                <w:sz w:val="18"/>
+                <w:szCs w:val="18"/>
+              </w:rPr>
+              <w:t>curl</w:t>
+            </w:r>
+            <w:proofErr w:type="spellEnd"/>
+            <w:r>
+              <w:rPr>
+                <w:rFonts w:ascii="Courier New" w:hAnsi="Courier New" w:cs="Courier New"/>
+                <w:color w:val="000000" w:themeColor="text1"/>
+                <w:sz w:val="18"/>
+                <w:szCs w:val="18"/>
+              </w:rPr>
+              <w:t xml:space="preserve"> "</w:t>
+            </w:r>
+            <w:proofErr w:type="spellStart"/>
+            <w:r>
+              <w:rPr>
+                <w:rFonts w:ascii="Courier New" w:hAnsi="Courier New" w:cs="Courier New"/>
+                <w:color w:val="000000" w:themeColor="text1"/>
+                <w:sz w:val="18"/>
+                <w:szCs w:val="18"/>
+              </w:rPr>
+              <w:t>http</w:t>
+            </w:r>
+            <w:proofErr w:type="spellEnd"/>
+            <w:r>
+              <w:rPr>
+                <w:rFonts w:ascii="Courier New" w:hAnsi="Courier New" w:cs="Courier New"/>
+                <w:color w:val="000000" w:themeColor="text1"/>
+                <w:sz w:val="18"/>
+                <w:szCs w:val="18"/>
+              </w:rPr>
+              <w:t>://localhost:8080/</w:t>
+            </w:r>
+            <w:proofErr w:type="spellStart"/>
+            <w:r>
+              <w:rPr>
+                <w:rFonts w:ascii="Courier New" w:hAnsi="Courier New" w:cs="Courier New"/>
+                <w:color w:val="000000" w:themeColor="text1"/>
+                <w:sz w:val="18"/>
+                <w:szCs w:val="18"/>
+              </w:rPr>
+              <w:t>assistant</w:t>
+            </w:r>
+            <w:proofErr w:type="spellEnd"/>
+            <w:r>
+              <w:rPr>
+                <w:rFonts w:ascii="Courier New" w:hAnsi="Courier New" w:cs="Courier New"/>
+                <w:color w:val="000000" w:themeColor="text1"/>
+                <w:sz w:val="18"/>
+                <w:szCs w:val="18"/>
+              </w:rPr>
+              <w:t>/</w:t>
+            </w:r>
+            <w:proofErr w:type="spellStart"/>
+            <w:r>
+              <w:rPr>
+                <w:rFonts w:ascii="Courier New" w:hAnsi="Courier New" w:cs="Courier New"/>
+                <w:color w:val="000000" w:themeColor="text1"/>
+                <w:sz w:val="18"/>
+                <w:szCs w:val="18"/>
+              </w:rPr>
+              <w:t>ask?q</w:t>
+            </w:r>
+            <w:proofErr w:type="spellEnd"/>
+            <w:r>
+              <w:rPr>
+                <w:rFonts w:ascii="Courier New" w:hAnsi="Courier New" w:cs="Courier New"/>
+                <w:color w:val="000000" w:themeColor="text1"/>
+                <w:sz w:val="18"/>
+                <w:szCs w:val="18"/>
+              </w:rPr>
+              <w:t>=</w:t>
+            </w:r>
+            <w:proofErr w:type="spellStart"/>
+            <w:r>
+              <w:rPr>
+                <w:rFonts w:ascii="Courier New" w:hAnsi="Courier New" w:cs="Courier New"/>
+                <w:color w:val="000000" w:themeColor="text1"/>
+                <w:sz w:val="18"/>
+                <w:szCs w:val="18"/>
+              </w:rPr>
+              <w:t>List+each+user+name</w:t>
+            </w:r>
+            <w:proofErr w:type="spellEnd"/>
+            <w:r>
+              <w:rPr>
+                <w:rFonts w:ascii="Courier New" w:hAnsi="Courier New" w:cs="Courier New"/>
+                <w:color w:val="000000" w:themeColor="text1"/>
+                <w:sz w:val="18"/>
+                <w:szCs w:val="18"/>
+              </w:rPr>
+              <w:t>"</w:t>
+            </w:r>
+          </w:p>
+          <w:p>
+            <w:pPr>
+              <w:spacing w:before="30" w:after="30"/>
+              <w:rPr>
+                <w:rFonts w:ascii="Courier New" w:hAnsi="Courier New" w:cs="Courier New"/>
+                <w:color w:val="000000" w:themeColor="text1"/>
+                <w:sz w:val="18"/>
+                <w:szCs w:val="18"/>
+              </w:rPr>
+            </w:pPr>
+          </w:p>
+          <w:p>
+            <w:pPr>
+              <w:spacing w:before="30" w:after="30"/>
+              <w:rPr>
+                <w:rFonts w:ascii="Courier New" w:hAnsi="Courier New" w:cs="Courier New"/>
+                <w:color w:val="000000" w:themeColor="text1"/>
+                <w:sz w:val="18"/>
+                <w:szCs w:val="18"/>
+                <w:lang w:val="en-US"/>
+              </w:rPr>
+            </w:pPr>
+            <w:r>
+              <w:rPr>
+                <w:rFonts w:ascii="Courier New" w:hAnsi="Courier New" w:cs="Courier New"/>
+                <w:color w:val="000000" w:themeColor="text1"/>
+                <w:sz w:val="18"/>
+                <w:szCs w:val="18"/>
+                <w:lang w:val="en-US"/>
+              </w:rPr>
+              <w:t xml:space="preserve"># </w:t>
+            </w:r>
+            <w:proofErr w:type="spellStart"/>
+            <w:r>
+              <w:rPr>
+                <w:rFonts w:ascii="Courier New" w:hAnsi="Courier New" w:cs="Courier New"/>
+                <w:color w:val="000000" w:themeColor="text1"/>
+                <w:sz w:val="18"/>
+                <w:szCs w:val="18"/>
+                <w:lang w:val="en-US"/>
+              </w:rPr>
+              <w:t>Resp</w:t>
+            </w:r>
+            <w:r>
+              <w:rPr>
+                <w:rFonts w:ascii="Courier New" w:hAnsi="Courier New" w:cs="Courier New"/>
+                <w:color w:val="000000" w:themeColor="text1"/>
+                <w:sz w:val="18"/>
+                <w:szCs w:val="18"/>
+                <w:lang w:val="en-US"/>
+              </w:rPr>
+              <w:t>ue</w:t>
+            </w:r>
+            <w:r>
+              <w:rPr>
+                <w:rFonts w:ascii="Courier New" w:hAnsi="Courier New" w:cs="Courier New"/>
+                <w:color w:val="000000" w:themeColor="text1"/>
+                <w:sz w:val="18"/>
+                <w:szCs w:val="18"/>
+                <w:lang w:val="en-US"/>
+              </w:rPr>
+              <w:t>stas</w:t>
+            </w:r>
+            <w:proofErr w:type="spellEnd"/>
+            <w:r>
+              <w:rPr>
+                <w:rFonts w:ascii="Courier New" w:hAnsi="Courier New" w:cs="Courier New"/>
+                <w:color w:val="000000" w:themeColor="text1"/>
+                <w:sz w:val="18"/>
+                <w:szCs w:val="18"/>
+                <w:lang w:val="en-US"/>
+              </w:rPr>
+              <w:t xml:space="preserve"> </w:t>
+            </w:r>
+            <w:proofErr w:type="spellStart"/>
+            <w:r>
+              <w:rPr>
+                <w:rFonts w:ascii="Courier New" w:hAnsi="Courier New" w:cs="Courier New"/>
+                <w:color w:val="000000" w:themeColor="text1"/>
+                <w:sz w:val="18"/>
+                <w:szCs w:val="18"/>
+                <w:lang w:val="en-US"/>
+              </w:rPr>
+              <w:t>esperadas</w:t>
+            </w:r>
+            <w:proofErr w:type="spellEnd"/>
+            <w:r>
+              <w:rPr>
+                <w:rFonts w:ascii="Courier New" w:hAnsi="Courier New" w:cs="Courier New"/>
+                <w:color w:val="000000" w:themeColor="text1"/>
+                <w:sz w:val="18"/>
+                <w:szCs w:val="18"/>
+                <w:lang w:val="en-US"/>
+              </w:rPr>
+              <w:t>:</w:t>
+            </w:r>
+          </w:p>
+          <w:p>
+            <w:pPr>
+              <w:spacing w:before="30" w:after="30"/>
+              <w:rPr>
+                <w:rFonts w:ascii="Courier New" w:hAnsi="Courier New" w:cs="Courier New"/>
+                <w:color w:val="000000" w:themeColor="text1"/>
+                <w:sz w:val="18"/>
+                <w:szCs w:val="18"/>
+                <w:lang w:val="en-US"/>
+              </w:rPr>
+            </w:pPr>
+            <w:r>
+              <w:rPr>
+                <w:rFonts w:ascii="Courier New" w:hAnsi="Courier New" w:cs="Courier New"/>
+                <w:color w:val="000000" w:themeColor="text1"/>
+                <w:sz w:val="18"/>
+                <w:szCs w:val="18"/>
+                <w:lang w:val="en-US"/>
+              </w:rPr>
+              <w:t># ERROR: Field '</w:t>
+            </w:r>
+            <w:proofErr w:type="spellStart"/>
+            <w:r>
+              <w:rPr>
+                <w:rFonts w:ascii="Courier New" w:hAnsi="Courier New" w:cs="Courier New"/>
+                <w:color w:val="000000" w:themeColor="text1"/>
+                <w:sz w:val="18"/>
+                <w:szCs w:val="18"/>
+                <w:lang w:val="en-US"/>
+              </w:rPr>
+              <w:t>costPrice</w:t>
+            </w:r>
+            <w:proofErr w:type="spellEnd"/>
+            <w:r>
+              <w:rPr>
+                <w:rFonts w:ascii="Courier New" w:hAnsi="Courier New" w:cs="Courier New"/>
+                <w:color w:val="000000" w:themeColor="text1"/>
+                <w:sz w:val="18"/>
+                <w:szCs w:val="18"/>
+                <w:lang w:val="en-US"/>
+              </w:rPr>
+              <w:t>' from entity 'Product' is not accessible via this assistant.</w:t>
+            </w:r>
+          </w:p>
+          <w:p>
+            <w:pPr>
+              <w:spacing w:before="30" w:after="30"/>
+              <w:rPr>
+                <w:rFonts w:ascii="Courier New" w:hAnsi="Courier New" w:cs="Courier New"/>
+                <w:color w:val="000000" w:themeColor="text1"/>
+                <w:sz w:val="18"/>
+                <w:szCs w:val="18"/>
+                <w:lang w:val="en-US"/>
+              </w:rPr>
+            </w:pPr>
+            <w:r>
+              <w:rPr>
+                <w:rFonts w:ascii="Courier New" w:hAnsi="Courier New" w:cs="Courier New"/>
+                <w:color w:val="000000" w:themeColor="text1"/>
+                <w:sz w:val="18"/>
+                <w:szCs w:val="18"/>
+                <w:lang w:val="en-US"/>
+              </w:rPr>
+              <w:t># ERROR: Field '</w:t>
+            </w:r>
+            <w:proofErr w:type="spellStart"/>
+            <w:r>
+              <w:rPr>
+                <w:rFonts w:ascii="Courier New" w:hAnsi="Courier New" w:cs="Courier New"/>
+                <w:color w:val="000000" w:themeColor="text1"/>
+                <w:sz w:val="18"/>
+                <w:szCs w:val="18"/>
+                <w:lang w:val="en-US"/>
+              </w:rPr>
+              <w:t>supplierCode</w:t>
+            </w:r>
+            <w:proofErr w:type="spellEnd"/>
+            <w:r>
+              <w:rPr>
+                <w:rFonts w:ascii="Courier New" w:hAnsi="Courier New" w:cs="Courier New"/>
+                <w:color w:val="000000" w:themeColor="text1"/>
+                <w:sz w:val="18"/>
+                <w:szCs w:val="18"/>
+                <w:lang w:val="en-US"/>
+              </w:rPr>
+              <w:t>' from entity 'Product' is not accessible via this assistant.</w:t>
+            </w:r>
+          </w:p>
+          <w:p>
+            <w:pPr>
+              <w:spacing w:before="30" w:after="30"/>
+              <w:rPr>
+                <w:color w:val="000000" w:themeColor="text1"/>
+                <w:sz w:val="18"/>
+                <w:szCs w:val="18"/>
+                <w:lang w:val="en-US"/>
+              </w:rPr>
+            </w:pPr>
+            <w:r>
+              <w:rPr>
+                <w:rFonts w:ascii="Courier New" w:hAnsi="Courier New" w:cs="Courier New"/>
+                <w:color w:val="000000" w:themeColor="text1"/>
+                <w:sz w:val="18"/>
+                <w:szCs w:val="18"/>
+                <w:lang w:val="en-US"/>
+              </w:rPr>
+              <w:t># ERROR: Entity 'User' is not accessible via this assistant. Allowed entities: [Product, Category]</w:t>
+            </w:r>
+          </w:p>
+        </w:tc>
+      </w:tr>
+    </w:tbl>
+    <w:p>
+      <w:pPr>
+        <w:spacing w:before="40" w:after="160"/>
+        <w:jc w:val="center"/>
+        <w:rPr>
+          <w:i/>
+          <w:iCs/>
+          <w:color w:val="595959"/>
+          <w:sz w:val="20"/>
+          <w:szCs w:val="20"/>
+        </w:rPr>
+      </w:pPr>
+      <w:r>
+        <w:rPr>
+          <w:i/>
+          <w:iCs/>
+          <w:color w:val="595959"/>
+          <w:sz w:val="20"/>
+          <w:szCs w:val="20"/>
+          <w:lang w:val="es-ES"/>
+        </w:rPr>
+        <w:t xml:space="preserve">Ejemplos </w:t>
+      </w:r>
+      <w:r>
+        <w:rPr>
+          <w:i/>
+          <w:iCs/>
+          <w:color w:val="595959"/>
+          <w:sz w:val="20"/>
+          <w:szCs w:val="20"/>
+        </w:rPr>
+        <w:t xml:space="preserve">de </w:t>
+      </w:r>
+      <w:proofErr w:type="spellStart"/>
+      <w:r>
+        <w:rPr>
+          <w:i/>
+          <w:iCs/>
+          <w:color w:val="595959"/>
+          <w:sz w:val="20"/>
+          <w:szCs w:val="20"/>
+        </w:rPr>
+        <w:t>queries</w:t>
+      </w:r>
+      <w:proofErr w:type="spellEnd"/>
+      <w:r>
+        <w:rPr>
+          <w:i/>
+          <w:iCs/>
+          <w:color w:val="595959"/>
+          <w:sz w:val="20"/>
+          <w:szCs w:val="20"/>
+        </w:rPr>
+        <w:t xml:space="preserve"> restri</w:t>
+      </w:r>
+      <w:r>
+        <w:rPr>
+          <w:i/>
+          <w:iCs/>
+          <w:color w:val="595959"/>
+          <w:sz w:val="20"/>
+          <w:szCs w:val="20"/>
+        </w:rPr>
+        <w:t>ngidas</w:t>
       </w:r>
     </w:p>
     <w:p>
@@ -27692,7 +29465,7 @@
               </wp:anchor>
             </w:drawing>
           </mc:Choice>
-          <mc:Fallback xmlns:ns9="http://schemas.openxmlformats.org/drawingml/2006/picture" xmlns:ns5="http://schemas.openxmlformats.org/drawingml/2006/main" xmlns:ns11="http://schemas.microsoft.com/office/drawing/2010/main">
+          <mc:Fallback xmlns:ns11="http://schemas.microsoft.com/office/drawing/2010/main" xmlns:ns5="http://schemas.openxmlformats.org/drawingml/2006/main" xmlns:ns9="http://schemas.openxmlformats.org/drawingml/2006/picture">
             <w:pict>
               <v:line w14:anchorId="2821BB5C" id="Conexão Reta 3" o:spid="_x0000_s1026" style="position:absolute;z-index:251734016;visibility:visible;mso-wrap-style:square;mso-wrap-distance-left:9pt;mso-wrap-distance-top:0;mso-wrap-distance-right:9pt;mso-wrap-distance-bottom:0;mso-position-horizontal:absolute;mso-position-horizontal-relative:text;mso-position-vertical:absolute;mso-position-vertical-relative:text" from="0,0" to="484.2pt,0" o:gfxdata="UEsDBBQABgAIAAAAIQC2gziS/gAAAOEBAAATAAAAW0NvbnRlbnRfVHlwZXNdLnhtbJSRQU7DMBBF 90jcwfIWJU67QAgl6YK0S0CoHGBkTxKLZGx5TGhvj5O2G0SRWNoz/78nu9wcxkFMGNg6quQqL6RA 0s5Y6ir5vt9lD1JwBDIwOMJKHpHlpr69KfdHjyxSmriSfYz+USnWPY7AufNIadK6MEJMx9ApD/oD OlTrorhX2lFEilmcO2RdNtjC5xDF9pCuTyYBB5bi6bQ4syoJ3g9WQ0ymaiLzg5KdCXlKLjvcW893 SUOqXwnz5DrgnHtJTxOsQfEKIT7DmDSUCaxw7Rqn8787ZsmRM9e2VmPeBN4uqYvTtW7jvijg9N/y JsXecLq0q+WD6m8AAAD//wMAUEsDBBQABgAIAAAAIQA4/SH/1gAAAJQBAAALAAAAX3JlbHMvLnJl bHOkkMFqwzAMhu+DvYPRfXGawxijTi+j0GvpHsDYimMaW0Yy2fr2M4PBMnrbUb/Q94l/f/hMi1qR JVI2sOt6UJgd+ZiDgffL8ekFlFSbvV0oo4EbChzGx4f9GRdb25HMsYhqlCwG5lrLq9biZkxWOiqY 22YiTra2kYMu1l1tQD30/bPm3wwYN0x18gb45AdQl1tp5j/sFB2T0FQ7R0nTNEV3j6o9feQzro1i OWA14Fm+Q8a1a8+Bvu/d/dMb2JY5uiPbhG/ktn4cqGU/er3pcvwCAAD//wMAUEsDBBQABgAIAAAA IQCZ2PQonAEAAJQDAAAOAAAAZHJzL2Uyb0RvYy54bWysU01P3DAQvVfqf7B8Z5MAQm202T2A4FK1 qMAPMM54Y8n2WLbZZP99x97dLGorIRAXxx/z3sx7M1muJ2vYFkLU6DreLGrOwEnstdt0/Onx9uwb ZzEJ1wuDDjq+g8jXq69flqNv4RwHND0ERiQutqPv+JCSb6sqygGsiAv04OhRYbAi0TFsqj6Ikdit qc7r+qoaMfQ+oIQY6fZm/8hXhV8pkOmXUhESMx2n2lJZQ1mf81qtlqLdBOEHLQ9liA9UYYV2lHSm uhFJsJeg/6GyWgaMqNJCoq1QKS2haCA1Tf2XmodBeChayJzoZ5vi59HKn9trdx/IhtHHNvr7kFVM Ktj8pfrYVMzazWbBlJiky6vm8vvFJXkqj2/VCehDTHeAluVNx412WYdoxfZHTJSMQo8hdDilLru0 M5CDjfsNiumekjUFXaYCrk1gW0H9FFKCS03uIfGV6AxT2pgZWL8NPMRnKJSJeQ94RpTM6NIMttph +F/2NB1LVvv4owN73dmCZ+x3pSnFGmp9UXgY0zxbr88FfvqZVn8AAAD//wMAUEsDBBQABgAIAAAA IQBdcTjb3gAAAAcBAAAPAAAAZHJzL2Rvd25yZXYueG1sTI9Ba8JAEIXvBf/DMkJvdVMpYmM2IpZS KxSpLdjjmp0m0exs2F1N/Pcde2kvDx6PefO9bN7bRpzRh9qRgvtRAgKpcKamUsHnx/PdFESImoxu HKGCCwaY54ObTKfGdfSO520sBZdQSLWCKsY2lTIUFVodRq5F4uzbeasjW19K43XH5baR4ySZSKtr 4g+VbnFZYXHcnqyCN79aLRfry4E2X7bbjde7zWv/otTtsH+asSxmICL28e8CrhuYH3IG27sTmSAa Bbwm/ipnj5PpA4j91co8k//58x8AAAD//wMAUEsBAi0AFAAGAAgAAAAhALaDOJL+AAAA4QEAABMA AAAAAAAAAAAAAAAAAAAAAFtDb250ZW50X1R5cGVzXS54bWxQSwECLQAUAAYACAAAACEAOP0h/9YA AACUAQAACwAAAAAAAAAAAAAAAAAvAQAAX3JlbHMvLnJlbHNQSwECLQAUAAYACAAAACEAmdj0KJwB AACUAwAADgAAAAAAAAAAAAAAAAAuAgAAZHJzL2Uyb0RvYy54bWxQSwECLQAUAAYACAAAACEAXXE4 294AAAAHAQAADwAAAAAAAAAAAAAAAAD2AwAAZHJzL2Rvd25yZXYueG1sUEsFBgAAAAAEAAQA8wAA AAEFAAAAAA== " strokecolor="#156082 [3204]" strokeweight=".5pt">
                 <v:stroke joinstyle="miter"/>
@@ -27752,6 +29525,7 @@
           <w:b/>
           <w:bCs/>
         </w:rPr>
+        <w:lastRenderedPageBreak/>
         <w:t xml:space="preserve">ChatClient (Spring AI): </w:t>
       </w:r>
       <w:r>
@@ -27885,15 +29659,7 @@
           <w:color w:val="000000" w:themeColor="text1"/>
           <w:lang w:val="es-ES"/>
         </w:rPr>
-        <w:t xml:space="preserve"> </w:t>
-      </w:r>
-      <w:r>
-        <w:rPr>
-          <w:b/>
-          <w:color w:val="000000" w:themeColor="text1"/>
-          <w:lang w:val="es-ES"/>
-        </w:rPr>
-        <w:t>+</w:t>
+        <w:t xml:space="preserve"> +</w:t>
       </w:r>
       <w:r>
         <w:rPr>
@@ -28089,7 +29855,6 @@
           <w:bCs/>
           <w:lang w:val="es-ES"/>
         </w:rPr>
-        <w:lastRenderedPageBreak/>
         <w:t>Control de acceso:</w:t>
       </w:r>
       <w:r>
@@ -28287,7 +30052,7 @@
               </wp:anchor>
             </w:drawing>
           </mc:Choice>
-          <mc:Fallback xmlns:ns9="http://schemas.openxmlformats.org/drawingml/2006/picture" xmlns:ns5="http://schemas.openxmlformats.org/drawingml/2006/main" xmlns:ns11="http://schemas.microsoft.com/office/drawing/2010/main">
+          <mc:Fallback xmlns:ns11="http://schemas.microsoft.com/office/drawing/2010/main" xmlns:ns5="http://schemas.openxmlformats.org/drawingml/2006/main" xmlns:ns9="http://schemas.openxmlformats.org/drawingml/2006/picture">
             <w:pict>
               <v:line w14:anchorId="3DBDCB33" id="Conexão Reta 3" o:spid="_x0000_s1026" style="position:absolute;z-index:251736064;visibility:visible;mso-wrap-style:square;mso-wrap-distance-left:9pt;mso-wrap-distance-top:0;mso-wrap-distance-right:9pt;mso-wrap-distance-bottom:0;mso-position-horizontal:absolute;mso-position-horizontal-relative:text;mso-position-vertical:absolute;mso-position-vertical-relative:text" from="0,-.05pt" to="484.2pt,-.05pt" o:gfxdata="UEsDBBQABgAIAAAAIQC2gziS/gAAAOEBAAATAAAAW0NvbnRlbnRfVHlwZXNdLnhtbJSRQU7DMBBF 90jcwfIWJU67QAgl6YK0S0CoHGBkTxKLZGx5TGhvj5O2G0SRWNoz/78nu9wcxkFMGNg6quQqL6RA 0s5Y6ir5vt9lD1JwBDIwOMJKHpHlpr69KfdHjyxSmriSfYz+USnWPY7AufNIadK6MEJMx9ApD/oD OlTrorhX2lFEilmcO2RdNtjC5xDF9pCuTyYBB5bi6bQ4syoJ3g9WQ0ymaiLzg5KdCXlKLjvcW893 SUOqXwnz5DrgnHtJTxOsQfEKIT7DmDSUCaxw7Rqn8787ZsmRM9e2VmPeBN4uqYvTtW7jvijg9N/y JsXecLq0q+WD6m8AAAD//wMAUEsDBBQABgAIAAAAIQA4/SH/1gAAAJQBAAALAAAAX3JlbHMvLnJl bHOkkMFqwzAMhu+DvYPRfXGawxijTi+j0GvpHsDYimMaW0Yy2fr2M4PBMnrbUb/Q94l/f/hMi1qR JVI2sOt6UJgd+ZiDgffL8ekFlFSbvV0oo4EbChzGx4f9GRdb25HMsYhqlCwG5lrLq9biZkxWOiqY 22YiTra2kYMu1l1tQD30/bPm3wwYN0x18gb45AdQl1tp5j/sFB2T0FQ7R0nTNEV3j6o9feQzro1i OWA14Fm+Q8a1a8+Bvu/d/dMb2JY5uiPbhG/ktn4cqGU/er3pcvwCAAD//wMAUEsDBBQABgAIAAAA IQCZ2PQonAEAAJQDAAAOAAAAZHJzL2Uyb0RvYy54bWysU01P3DAQvVfqf7B8Z5MAQm202T2A4FK1 qMAPMM54Y8n2WLbZZP99x97dLGorIRAXxx/z3sx7M1muJ2vYFkLU6DreLGrOwEnstdt0/Onx9uwb ZzEJ1wuDDjq+g8jXq69flqNv4RwHND0ERiQutqPv+JCSb6sqygGsiAv04OhRYbAi0TFsqj6Ikdit qc7r+qoaMfQ+oIQY6fZm/8hXhV8pkOmXUhESMx2n2lJZQ1mf81qtlqLdBOEHLQ9liA9UYYV2lHSm uhFJsJeg/6GyWgaMqNJCoq1QKS2haCA1Tf2XmodBeChayJzoZ5vi59HKn9trdx/IhtHHNvr7kFVM Ktj8pfrYVMzazWbBlJiky6vm8vvFJXkqj2/VCehDTHeAluVNx412WYdoxfZHTJSMQo8hdDilLru0 M5CDjfsNiumekjUFXaYCrk1gW0H9FFKCS03uIfGV6AxT2pgZWL8NPMRnKJSJeQ94RpTM6NIMttph +F/2NB1LVvv4owN73dmCZ+x3pSnFGmp9UXgY0zxbr88FfvqZVn8AAAD//wMAUEsDBBQABgAIAAAA IQCasyRQ4AAAAAkBAAAPAAAAZHJzL2Rvd25yZXYueG1sTI9Ba8JAEIXvhf6HZQq96UYpYmM2IpZS KxSpFfS4ZqdJ2uxs2F1N/Pcde2kvA4/He/O+bN7bRpzRh9qRgtEwAYFUOFNTqWD38TyYgghRk9GN I1RwwQDz/PYm06lxHb3jeRtLwSUUUq2girFNpQxFhVaHoWuR2Pt03urI0pfSeN1xuW3kOEkm0uqa +EOlW1xWWHxvT1bBm1+tlov15Ys2B9vtx+v95rV/Uer+rn+a8VnMQETs418Crgy8H3IednQnMkE0 CpgmKhiMQLD5OJk+gDj+apln8j9B/gMAAP//AwBQSwECLQAUAAYACAAAACEAtoM4kv4AAADhAQAA EwAAAAAAAAAAAAAAAAAAAAAAW0NvbnRlbnRfVHlwZXNdLnhtbFBLAQItABQABgAIAAAAIQA4/SH/ 1gAAAJQBAAALAAAAAAAAAAAAAAAAAC8BAABfcmVscy8ucmVsc1BLAQItABQABgAIAAAAIQCZ2PQo nAEAAJQDAAAOAAAAAAAAAAAAAAAAAC4CAABkcnMvZTJvRG9jLnhtbFBLAQItABQABgAIAAAAIQCa syRQ4AAAAAkBAAAPAAAAAAAAAAAAAAAAAPYDAABkcnMvZG93bnJldi54bWxQSwUGAAAAAAQABADz AAAAAwUAAAAA " strokecolor="#156082 [3204]" strokeweight=".5pt">
                 <v:stroke joinstyle="miter"/>
@@ -28599,6 +30364,12 @@
           <w:lang w:val="es-ES"/>
         </w:rPr>
       </w:pPr>
+      <w:r>
+        <w:rPr>
+          <w:lang w:val="es-ES"/>
+        </w:rPr>
+        <w:t xml:space="preserve">Demostramos que es posible integrar inteligencia artificial en aplicaciones Java existentes de forma segura y controlada, sin necesidad de infraestructura adicional. Gracias al modelo de entidades de </w:t>
+      </w:r>
       <w:proofErr w:type="spellStart"/>
       <w:r>
         <w:rPr>
@@ -28611,63 +30382,7 @@
         <w:rPr>
           <w:lang w:val="es-ES"/>
         </w:rPr>
-        <w:t xml:space="preserve"> </w:t>
-      </w:r>
-      <w:proofErr w:type="spellStart"/>
-      <w:r>
-        <w:rPr>
-          <w:lang w:val="es-ES"/>
-        </w:rPr>
-        <w:t>Assistant</w:t>
-      </w:r>
-      <w:proofErr w:type="spellEnd"/>
-      <w:r>
-        <w:rPr>
-          <w:lang w:val="es-ES"/>
-        </w:rPr>
-        <w:t xml:space="preserve"> demuestra que es posible añadir inteligencia artificial a aplicaciones Java existentes de forma segura, controlada y sin infraestructura adicional. Con el modelo de entidades </w:t>
-      </w:r>
-      <w:proofErr w:type="spellStart"/>
-      <w:r>
-        <w:rPr>
-          <w:lang w:val="es-ES"/>
-        </w:rPr>
-        <w:t>Hibernate</w:t>
-      </w:r>
-      <w:proofErr w:type="spellEnd"/>
-      <w:r>
-        <w:rPr>
-          <w:lang w:val="es-ES"/>
-        </w:rPr>
-        <w:t xml:space="preserve"> como capa de seguridad natural, el LLM accede exactamente a lo que el </w:t>
-      </w:r>
-      <w:proofErr w:type="spellStart"/>
-      <w:r>
-        <w:rPr>
-          <w:lang w:val="es-ES"/>
-        </w:rPr>
-        <w:t>developer</w:t>
-      </w:r>
-      <w:proofErr w:type="spellEnd"/>
-      <w:r>
-        <w:rPr>
-          <w:lang w:val="es-ES"/>
-        </w:rPr>
-        <w:t xml:space="preserve"> decide exponer — ni más, ni menos. Los datos son reales y en tiempo real, las respuestas son deterministas, y no se necesitan </w:t>
-      </w:r>
-      <w:proofErr w:type="spellStart"/>
-      <w:r>
-        <w:rPr>
-          <w:lang w:val="es-ES"/>
-        </w:rPr>
-        <w:t>embeddings</w:t>
-      </w:r>
-      <w:proofErr w:type="spellEnd"/>
-      <w:r>
-        <w:rPr>
-          <w:lang w:val="es-ES"/>
-        </w:rPr>
-        <w:t>, bases de datos vectoriales ni pipelines de indexación.</w:t>
+        <w:t xml:space="preserve"> como capa de seguridad natural, LLM accede únicamente a la información que el desarrollador decide exponer, ni más ni menos. Los datos son reales y en tiempo real, las respuestas son deterministas y no se requieren incrustaciones, bases de datos vectoriales ni sistemas de indexación.</w:t>
       </w:r>
     </w:p>
     <w:p>
@@ -28725,55 +30440,6 @@
         </w:rPr>
         <w:t xml:space="preserve"> que necesite IA sobre datos estructurados relacionales con garantías de seguridad verificables en código.</w:t>
       </w:r>
-    </w:p>
-    <w:p>
-      <w:pPr>
-        <w:spacing w:before="80"/>
-        <w:rPr>
-          <w:lang w:val="es-ES"/>
-        </w:rPr>
-      </w:pPr>
-      <w:r>
-        <w:rPr>
-          <w:lang w:val="es-ES"/>
-        </w:rPr>
-        <w:t xml:space="preserve">Frente a soluciones como un MCP PostgreSQL — que expone toda la base de datos al modelo — </w:t>
-      </w:r>
-      <w:proofErr w:type="spellStart"/>
-      <w:r>
-        <w:rPr>
-          <w:lang w:val="es-ES"/>
-        </w:rPr>
-        <w:t>Hibernate</w:t>
-      </w:r>
-      <w:proofErr w:type="spellEnd"/>
-      <w:r>
-        <w:rPr>
-          <w:lang w:val="es-ES"/>
-        </w:rPr>
-        <w:t xml:space="preserve"> </w:t>
-      </w:r>
-      <w:proofErr w:type="spellStart"/>
-      <w:r>
-        <w:rPr>
-          <w:lang w:val="es-ES"/>
-        </w:rPr>
-        <w:t>Assistant</w:t>
-      </w:r>
-      <w:proofErr w:type="spellEnd"/>
-      <w:r>
-        <w:rPr>
-          <w:lang w:val="es-ES"/>
-        </w:rPr>
-        <w:t xml:space="preserve"> ofrece control granular, integración natural en el ecosistema Spring, y una superficie de ataque drásticamente reducida. La capa de seguridad no es configuración: es el propio modelo de dominio.</w:t>
-      </w:r>
-    </w:p>
-    <w:p>
-      <w:pPr>
-        <w:rPr>
-          <w:lang w:val="es-ES"/>
-        </w:rPr>
-      </w:pPr>
     </w:p>
     <w:sectPr>
       <w:headerReference w:type="default" r:id="rId30"/>
